--- a/03-research-plan/FINAL-research-plan.docx
+++ b/03-research-plan/FINAL-research-plan.docx
@@ -6396,7 +6396,7 @@
           <w:bCs/>
           <w:b/>
         </w:rPr>
-        <w:t xml:space="preserve">What the data fallback costs, stated plainly.</w:t>
+        <w:t xml:space="preserve">What the data fallback costs.</w:t>
       </w:r>
       <w:r>
         <w:t xml:space="preserve"> </w:t>
@@ -7314,7 +7314,7 @@
           <w:bCs/>
           <w:b/>
         </w:rPr>
-        <w:t xml:space="preserve">On collaborators, stated plainly.</w:t>
+        <w:t xml:space="preserve">Collaborators and their roles.</w:t>
       </w:r>
       <w:r>
         <w:t xml:space="preserve"> </w:t>

--- a/03-research-plan/FINAL-research-plan.docx
+++ b/03-research-plan/FINAL-research-plan.docx
@@ -7320,7 +7320,7 @@
         <w:t xml:space="preserve"> </w:t>
       </w:r>
       <w:r>
-        <w:t xml:space="preserve">Prof. Olivia Keiser leads the group in which I developed LiteRev, directs the MAS on which I teach, and leads the legionellosis study and GeoAI4EI; she co-authors my doctoral and post-doctoral output (the expected profile at this stage) and remains an important collaborator, with no role here. Prof. Douglas Teodoro leads GESICA and provides the WP1 biomedical-NLP collaboration.</w:t>
+        <w:t xml:space="preserve">Prof. Olivia Keiser leads the group in which I developed LiteRev, directs the MAS on which I teach, and leads the legionellosis study and GeoAI4EI; she co-authors my doctoral and post-doctoral output (the expected profile at this stage) and remains an important collaborator, with no scientific role in the project. Prof. Douglas Teodoro leads GESICA and provides the WP1 biomedical-NLP collaboration.</w:t>
       </w:r>
     </w:p>
     <w:p>

--- a/03-research-plan/FINAL-research-plan.docx
+++ b/03-research-plan/FINAL-research-plan.docx
@@ -159,7 +159,7 @@
           <w:bCs/>
           <w:b/>
         </w:rPr>
-        <w:t xml:space="preserve">can quantitative estimates be extracted reliably enough to pool, and do they transport to the new setting?</w:t>
+        <w:t xml:space="preserve">reliable extraction of quantitative estimates, and their transport to the new setting.</w:t>
       </w:r>
       <w:r>
         <w:t xml:space="preserve"> </w:t>
@@ -189,7 +189,20 @@
         <w:t xml:space="preserve"> </w:t>
       </w:r>
       <w:r>
-        <w:t xml:space="preserve">Building on LiteRev-Evidence, a literature-synthesis platform I developed that extracts and pools quantitative parameters from more than 80,000 documents, I will (1) establish the error structure of automated extraction and propagate that uncertainty into evidence-derived priors; (2) develop an uncertainty-aware latent-regime framework for health-system escalation, with those priors and a short-window resilience signal; (3) test, through strict rolling-origin experiments reconstructing the information available at each historical moment, whether the priors improve probabilistic forecast skill during the cold-start phase, how fast that value decays as local data accumulate, and when they cause harm; and (4) determine whether any gain is large enough to change operational decisions.</w:t>
+        <w:t xml:space="preserve">The instrument exists:</w:t>
+      </w:r>
+      <w:r>
+        <w:t xml:space="preserve"> </w:t>
+      </w:r>
+      <w:r>
+        <w:rPr>
+          <w:bCs/>
+          <w:b/>
+        </w:rPr>
+        <w:t xml:space="preserve">LiteRev-Evidence</w:t>
+      </w:r>
+      <w:r>
+        <w:t xml:space="preserve">, which I built, runs the full review pipeline: from a natural-language or Boolean query through relevance screening to structured extraction with provenance and quality scores across 80,000+ documents, and pools them into parameter distributions. With it I will (1) establish the error structure of automated extraction and propagate that uncertainty into evidence-derived priors; (2) develop an uncertainty-aware latent-regime framework for health-system escalation, with those priors and a short-window resilience signal; (3) test, through strict rolling-origin experiments reconstructing the information available at each historical moment, whether the priors improve probabilistic forecast skill during the cold-start phase, how fast that value decays as local data accumulate, and when they cause harm; and (4) determine whether any gain is large enough to change operational decisions.</w:t>
       </w:r>
     </w:p>
     <w:p>
@@ -1003,13 +1016,19 @@
         <w:t xml:space="preserve"> </w:t>
       </w:r>
       <w:r>
-        <w:t xml:space="preserve">literature-review tool combining NLP, dimensionality reduction, clustering and nearest-neighbour</w:t>
-      </w:r>
-      <w:r>
-        <w:t xml:space="preserve"> </w:t>
-      </w:r>
-      <w:r>
-        <w:t xml:space="preserve">retrieval. I led its development with</w:t>
+        <w:t xml:space="preserve">literature-review tool: from a natural-language or Boolean query it searches eight open-access</w:t>
+      </w:r>
+      <w:r>
+        <w:t xml:space="preserve"> </w:t>
+      </w:r>
+      <w:r>
+        <w:t xml:space="preserve">databases, deduplicates, maps the corpus, identifies topics and iteratively suggests the</w:t>
+      </w:r>
+      <w:r>
+        <w:t xml:space="preserve"> </w:t>
+      </w:r>
+      <w:r>
+        <w:t xml:space="preserve">relevant papers by similarity. I led its development with</w:t>
       </w:r>
       <w:r>
         <w:t xml:space="preserve"> </w:t>
@@ -1272,13 +1291,19 @@
         <w:t xml:space="preserve">LiteRev-Evidence</w:t>
       </w:r>
       <w:r>
-        <w:t xml:space="preserve">, extending LiteRev from retrieval into</w:t>
-      </w:r>
-      <w:r>
-        <w:t xml:space="preserve"> </w:t>
-      </w:r>
-      <w:r>
-        <w:t xml:space="preserve">structured quantitative extraction and modelling. It is a running production system:</w:t>
+        <w:t xml:space="preserve">, extending LiteRev from retrieval and</w:t>
+      </w:r>
+      <w:r>
+        <w:t xml:space="preserve"> </w:t>
+      </w:r>
+      <w:r>
+        <w:t xml:space="preserve">screening into structured quantitative extraction and modelling. A running production</w:t>
+      </w:r>
+      <w:r>
+        <w:t xml:space="preserve"> </w:t>
+      </w:r>
+      <w:r>
+        <w:t xml:space="preserve">system:</w:t>
       </w:r>
       <w:r>
         <w:t xml:space="preserve"> </w:t>
@@ -1310,13 +1335,40 @@
         <w:t xml:space="preserve"> </w:t>
       </w:r>
       <w:r>
-        <w:t xml:space="preserve">ingested continuously from PubMed, PMC,</w:t>
-      </w:r>
-      <w:r>
-        <w:t xml:space="preserve"> </w:t>
-      </w:r>
-      <w:r>
-        <w:t xml:space="preserve">OpenAlex, CrossRef and preprint servers; structured extraction with provenance and quality</w:t>
+        <w:t xml:space="preserve">ingested continuously from</w:t>
+      </w:r>
+      <w:r>
+        <w:t xml:space="preserve"> </w:t>
+      </w:r>
+      <w:r>
+        <w:t xml:space="preserve">PubMed, PMC, OpenAlex, CrossRef and preprint servers, with per-scenario</w:t>
+      </w:r>
+      <w:r>
+        <w:t xml:space="preserve"> </w:t>
+      </w:r>
+      <w:r>
+        <w:rPr>
+          <w:bCs/>
+          <w:b/>
+        </w:rPr>
+        <w:t xml:space="preserve">living reviews</w:t>
+      </w:r>
+      <w:r>
+        <w:rPr>
+          <w:bCs/>
+          <w:b/>
+        </w:rPr>
+        <w:t xml:space="preserve"> </w:t>
+      </w:r>
+      <w:r>
+        <w:rPr>
+          <w:bCs/>
+          <w:b/>
+        </w:rPr>
+        <w:t xml:space="preserve">re-run daily</w:t>
+      </w:r>
+      <w:r>
+        <w:t xml:space="preserve">; screening and PICO extraction; structured extraction with provenance and quality</w:t>
       </w:r>
       <w:r>
         <w:t xml:space="preserve"> </w:t>
@@ -5367,7 +5419,7 @@
         <w:t xml:space="preserve"> </w:t>
       </w:r>
       <w:r>
-        <w:t xml:space="preserve">LiteRev-Evidence is operational: 80,000+ publications, structured extraction with provenance and quality scoring, quality-weighted pooling into parameter distributions, connectors to MeteoSwiss, Copernicus ERA5 and surveillance sources. Ambizione does not fund its construction; it uses it. The legionellosis study (BASEC 2026-00324), under way with ethics granted, supplies the contrasting archetype.</w:t>
+        <w:t xml:space="preserve">LiteRev-Evidence is operational: 80,000+ publications retrieved and screened by query, living-review updates, structured extraction with provenance and quality scoring, quality-weighted pooling into parameter distributions, connectors to MeteoSwiss, Copernicus ERA5 and surveillance sources. Ambizione does not fund its construction; it uses it. The legionellosis study (BASEC 2026-00324), under way with ethics granted, supplies the contrasting archetype.</w:t>
       </w:r>
     </w:p>
     <w:p>

--- a/03-research-plan/FINAL-research-plan.docx
+++ b/03-research-plan/FINAL-research-plan.docx
@@ -149,7 +149,7 @@
         <w:pStyle w:val="BodyText"/>
       </w:pPr>
       <w:r>
-        <w:t xml:space="preserve">There is, however, another source of quantitative information: accumulated published evidence from analogous events elsewhere, with thousands of studies reporting transmission parameters, weather–demand associations, surge magnitudes and lengths of stay. It is rarely tested as formal prior information for operational forecasting, not for lack of statistical machinery but because of the two steps that matter most:</w:t>
+        <w:t xml:space="preserve">There is, however, another source of quantitative information: accumulated published evidence from analogous events elsewhere, with thousands of studies reporting transmission parameters, weather–demand associations, surge magnitudes and lengths of stay. It is rarely tested as formal prior information for operational forecasting, because of the two steps that matter most:</w:t>
       </w:r>
       <w:r>
         <w:t xml:space="preserve"> </w:t>
@@ -202,7 +202,7 @@
         <w:t xml:space="preserve">LiteRev-Evidence</w:t>
       </w:r>
       <w:r>
-        <w:t xml:space="preserve">, which I built, runs the full review pipeline: from a natural-language or Boolean query through relevance screening to structured extraction with provenance and quality scores across 80,000+ documents, and pools them into parameter distributions. With it I will (1) establish the error structure of automated extraction and propagate that uncertainty into evidence-derived priors; (2) develop an uncertainty-aware latent-regime framework for health-system escalation, with those priors and a short-window resilience signal; (3) test, through strict rolling-origin experiments reconstructing the information available at each historical moment, whether the priors improve probabilistic forecast skill during the cold-start phase, how fast that value decays as local data accumulate, and when they cause harm; and (4) determine whether any gain is large enough to change operational decisions.</w:t>
+        <w:t xml:space="preserve">, which I built, runs the full review pipeline, from a natural-language or Boolean query across the open literature to relevance screening, structured extraction with provenance and quality scores, and pooling into parameter distributions. With it I will (1) establish the error structure of automated extraction and propagate that uncertainty into evidence-derived priors; (2) develop an uncertainty-aware latent-regime framework for health-system escalation, with those priors and a short-window resilience signal; (3) test, through strict rolling-origin experiments reconstructing the information available at each historical moment, whether the priors improve probabilistic forecast skill during the cold-start phase, how fast that value decays as local data accumulate, and when they cause harm; and (4) determine whether any gain is large enough to change operational decisions.</w:t>
       </w:r>
     </w:p>
     <w:p>
@@ -1022,13 +1022,13 @@
         <w:t xml:space="preserve"> </w:t>
       </w:r>
       <w:r>
-        <w:t xml:space="preserve">databases, deduplicates, maps the corpus, identifies topics and iteratively suggests the</w:t>
-      </w:r>
-      <w:r>
-        <w:t xml:space="preserve"> </w:t>
-      </w:r>
-      <w:r>
-        <w:t xml:space="preserve">relevant papers by similarity. I led its development with</w:t>
+        <w:t xml:space="preserve">databases, deduplicates, maps the corpus, identifies topics and suggests the relevant</w:t>
+      </w:r>
+      <w:r>
+        <w:t xml:space="preserve"> </w:t>
+      </w:r>
+      <w:r>
+        <w:t xml:space="preserve">papers iteratively. I led its development with</w:t>
       </w:r>
       <w:r>
         <w:t xml:space="preserve"> </w:t>
@@ -1297,16 +1297,13 @@
         <w:t xml:space="preserve"> </w:t>
       </w:r>
       <w:r>
-        <w:t xml:space="preserve">screening into structured quantitative extraction and modelling. A running production</w:t>
-      </w:r>
-      <w:r>
-        <w:t xml:space="preserve"> </w:t>
-      </w:r>
-      <w:r>
-        <w:t xml:space="preserve">system:</w:t>
-      </w:r>
-      <w:r>
-        <w:t xml:space="preserve"> </w:t>
+        <w:t xml:space="preserve">screening into structured quantitative extraction and modelling. A production</w:t>
+      </w:r>
+      <w:r>
+        <w:t xml:space="preserve"> </w:t>
+      </w:r>
+      <w:r>
+        <w:t xml:space="preserve">system: an indexed corpus (</w:t>
       </w:r>
       <w:r>
         <w:rPr>
@@ -1316,10 +1313,7 @@
         <w:t xml:space="preserve">81,209 documents</w:t>
       </w:r>
       <w:r>
-        <w:t xml:space="preserve"> </w:t>
-      </w:r>
-      <w:r>
-        <w:t xml:space="preserve">and</w:t>
+        <w:t xml:space="preserve">,</w:t>
       </w:r>
       <w:r>
         <w:t xml:space="preserve"> </w:t>
@@ -1332,43 +1326,53 @@
         <w:t xml:space="preserve">323,868 embedded passages</w:t>
       </w:r>
       <w:r>
-        <w:t xml:space="preserve"> </w:t>
-      </w:r>
-      <w:r>
-        <w:t xml:space="preserve">ingested continuously from</w:t>
-      </w:r>
-      <w:r>
-        <w:t xml:space="preserve"> </w:t>
-      </w:r>
-      <w:r>
-        <w:t xml:space="preserve">PubMed, PMC, OpenAlex, CrossRef and preprint servers, with per-scenario</w:t>
-      </w:r>
-      <w:r>
-        <w:t xml:space="preserve"> </w:t>
-      </w:r>
-      <w:r>
-        <w:rPr>
-          <w:bCs/>
-          <w:b/>
-        </w:rPr>
-        <w:t xml:space="preserve">living reviews</w:t>
-      </w:r>
-      <w:r>
-        <w:rPr>
-          <w:bCs/>
-          <w:b/>
-        </w:rPr>
-        <w:t xml:space="preserve"> </w:t>
-      </w:r>
-      <w:r>
-        <w:rPr>
-          <w:bCs/>
-          <w:b/>
-        </w:rPr>
-        <w:t xml:space="preserve">re-run daily</w:t>
-      </w:r>
-      <w:r>
-        <w:t xml:space="preserve">; screening and PICO extraction; structured extraction with provenance and quality</w:t>
+        <w:t xml:space="preserve">) plus</w:t>
+      </w:r>
+      <w:r>
+        <w:t xml:space="preserve"> </w:t>
+      </w:r>
+      <w:r>
+        <w:rPr>
+          <w:bCs/>
+          <w:b/>
+        </w:rPr>
+        <w:t xml:space="preserve">live search of thirteen open bibliographic APIs</w:t>
+      </w:r>
+      <w:r>
+        <w:t xml:space="preserve">, from PubMed, OpenAlex and Europe PMC to</w:t>
+      </w:r>
+      <w:r>
+        <w:t xml:space="preserve"> </w:t>
+      </w:r>
+      <w:r>
+        <w:t xml:space="preserve">ClinicalTrials.gov and the preprint servers; per-scenario</w:t>
+      </w:r>
+      <w:r>
+        <w:t xml:space="preserve"> </w:t>
+      </w:r>
+      <w:r>
+        <w:rPr>
+          <w:bCs/>
+          <w:b/>
+        </w:rPr>
+        <w:t xml:space="preserve">living reviews re-run</w:t>
+      </w:r>
+      <w:r>
+        <w:rPr>
+          <w:bCs/>
+          <w:b/>
+        </w:rPr>
+        <w:t xml:space="preserve"> </w:t>
+      </w:r>
+      <w:r>
+        <w:rPr>
+          <w:bCs/>
+          <w:b/>
+        </w:rPr>
+        <w:t xml:space="preserve">daily</w:t>
+      </w:r>
+      <w:r>
+        <w:t xml:space="preserve">; PRISMA-accounted screening and PICO extraction; structured extraction with provenance and quality</w:t>
       </w:r>
       <w:r>
         <w:t xml:space="preserve"> </w:t>
@@ -1411,7 +1415,7 @@
         <w:t xml:space="preserve"> </w:t>
       </w:r>
       <w:r>
-        <w:t xml:space="preserve">scenarios exist, elaborated with emergency-medicine partners.</w:t>
+        <w:t xml:space="preserve">scenarios, elaborated with emergency-medicine partners.</w:t>
       </w:r>
     </w:p>
     <w:p>
@@ -1505,16 +1509,16 @@
           <w:bCs/>
           <w:b/>
         </w:rPr>
-        <w:t xml:space="preserve">This is what makes the research feasible rather than aspirational</w:t>
-      </w:r>
-      <w:r>
-        <w:t xml:space="preserve">, and, as software with</w:t>
-      </w:r>
-      <w:r>
-        <w:t xml:space="preserve"> </w:t>
-      </w:r>
-      <w:r>
-        <w:t xml:space="preserve">independent funding behind it, a research output in its own right.</w:t>
+        <w:t xml:space="preserve">This makes the research feasible rather than aspirational</w:t>
+      </w:r>
+      <w:r>
+        <w:t xml:space="preserve">, and, with independent funding</w:t>
+      </w:r>
+      <w:r>
+        <w:t xml:space="preserve"> </w:t>
+      </w:r>
+      <w:r>
+        <w:t xml:space="preserve">behind it, a research output in its own right.</w:t>
       </w:r>
     </w:p>
     <w:bookmarkEnd w:id="32"/>
@@ -5419,7 +5423,7 @@
         <w:t xml:space="preserve"> </w:t>
       </w:r>
       <w:r>
-        <w:t xml:space="preserve">LiteRev-Evidence is operational: 80,000+ publications retrieved and screened by query, living-review updates, structured extraction with provenance and quality scoring, quality-weighted pooling into parameter distributions, connectors to MeteoSwiss, Copernicus ERA5 and surveillance sources. Ambizione does not fund its construction; it uses it. The legionellosis study (BASEC 2026-00324), under way with ethics granted, supplies the contrasting archetype.</w:t>
+        <w:t xml:space="preserve">LiteRev-Evidence is operational: retrieval over an indexed corpus plus live open-API search, screening, living reviews, structured extraction with provenance and quality scoring, quality-weighted pooling into parameter distributions, connectors to MeteoSwiss, Copernicus ERA5 and surveillance sources. Ambizione does not fund its construction; it uses it. The legionellosis study (BASEC 2026-00324), under way with ethics granted, supplies the contrasting archetype.</w:t>
       </w:r>
     </w:p>
     <w:p>

--- a/03-research-plan/FINAL-research-plan.docx
+++ b/03-research-plan/FINAL-research-plan.docx
@@ -189,12 +189,6 @@
         <w:t xml:space="preserve"> </w:t>
       </w:r>
       <w:r>
-        <w:t xml:space="preserve">The instrument exists:</w:t>
-      </w:r>
-      <w:r>
-        <w:t xml:space="preserve"> </w:t>
-      </w:r>
-      <w:r>
         <w:rPr>
           <w:bCs/>
           <w:b/>
@@ -202,7 +196,7 @@
         <w:t xml:space="preserve">LiteRev-Evidence</w:t>
       </w:r>
       <w:r>
-        <w:t xml:space="preserve">, which I built, runs the full review pipeline, from a natural-language or Boolean query across the open literature to relevance screening, structured extraction with provenance and quality scores, and pooling into parameter distributions. With it I will (1) establish the error structure of automated extraction and propagate that uncertainty into evidence-derived priors; (2) develop an uncertainty-aware latent-regime framework for health-system escalation, with those priors and a short-window resilience signal; (3) test, through strict rolling-origin experiments reconstructing the information available at each historical moment, whether the priors improve probabilistic forecast skill during the cold-start phase, how fast that value decays as local data accumulate, and when they cause harm; and (4) determine whether any gain is large enough to change operational decisions.</w:t>
+        <w:t xml:space="preserve">, the prototype I built, shows the pipeline: a natural-language or Boolean query across the open literature, relevance screening, structured extraction with provenance, pooling into parameter distributions. The project turns the prototype into a validated instrument and tests it: I will (1) establish the error structure of automated extraction and propagate that uncertainty into evidence-derived priors; (2) develop an uncertainty-aware latent-regime framework for health-system escalation, with those priors and a short-window resilience signal; (3) test, through strict rolling-origin experiments reconstructing the information available at each historical moment, whether the priors improve probabilistic forecast skill during the cold-start phase, how fast that value decays as local data accumulate, and when they cause harm; and (4) determine whether any gain is large enough to change operational decisions.</w:t>
       </w:r>
     </w:p>
     <w:p>
@@ -226,7 +220,7 @@
         <w:pStyle w:val="BodyText"/>
       </w:pPr>
       <w:r>
-        <w:t xml:space="preserve">The project is enabled by an unusual combination of expertise and infrastructure: fifteen years in quantitative finance on rare-event risk, regime models and stress testing; then LiteRev and LiteRev-Evidence, and direct work with Swiss hospital and emergency data. Ambizione would turn these components into an independent research programme, led by me, at the intersection of evidence synthesis, quantitative modelling and emergency public health.</w:t>
+        <w:t xml:space="preserve">The project rests on an unusual combination: fifteen years in quantitative finance on rare-event risk, regime models and stress testing; then LiteRev and LiteRev-Evidence, and direct work with Swiss hospital and emergency data. Ambizione would turn these components into an independent research programme, led by me, at the intersection of evidence synthesis, quantitative modelling and emergency public health.</w:t>
       </w:r>
     </w:p>
     <w:p>
@@ -1264,13 +1258,13 @@
       </w:r>
     </w:p>
     <w:bookmarkEnd w:id="31"/>
-    <w:bookmarkStart w:id="32" w:name="X55aac54ce8101281e2368ead00f145672019906"/>
+    <w:bookmarkStart w:id="32" w:name="X8b9ff2b162af748019f11a6cca45e74903a5d70"/>
     <w:p>
       <w:pPr>
         <w:pStyle w:val="Heading3"/>
       </w:pPr>
       <w:r>
-        <w:t xml:space="preserve">2.2.4 The instrument: LiteRev-Evidence</w:t>
+        <w:t xml:space="preserve">2.2.4 The prototype and test bed: LiteRev-Evidence</w:t>
       </w:r>
     </w:p>
     <w:p>
@@ -1297,13 +1291,13 @@
         <w:t xml:space="preserve"> </w:t>
       </w:r>
       <w:r>
-        <w:t xml:space="preserve">screening into structured quantitative extraction and modelling. A production</w:t>
-      </w:r>
-      <w:r>
-        <w:t xml:space="preserve"> </w:t>
-      </w:r>
-      <w:r>
-        <w:t xml:space="preserve">system: an indexed corpus (</w:t>
+        <w:t xml:space="preserve">screening into structured quantitative extraction and modelling. A working</w:t>
+      </w:r>
+      <w:r>
+        <w:t xml:space="preserve"> </w:t>
+      </w:r>
+      <w:r>
+        <w:t xml:space="preserve">prototype in daily use: an indexed corpus (</w:t>
       </w:r>
       <w:r>
         <w:rPr>
@@ -1403,7 +1397,7 @@
         <w:t xml:space="preserve"> </w:t>
       </w:r>
       <w:r>
-        <w:t xml:space="preserve">working form; compartmental (SEIR), time-series and machine-learning components with uncertainty</w:t>
+        <w:t xml:space="preserve">prototype form; compartmental (SEIR), time-series and machine-learning components with uncertainty</w:t>
       </w:r>
       <w:r>
         <w:t xml:space="preserve"> </w:t>
@@ -1509,16 +1503,16 @@
           <w:bCs/>
           <w:b/>
         </w:rPr>
-        <w:t xml:space="preserve">This makes the research feasible rather than aspirational</w:t>
-      </w:r>
-      <w:r>
-        <w:t xml:space="preserve">, and, with independent funding</w:t>
-      </w:r>
-      <w:r>
-        <w:t xml:space="preserve"> </w:t>
-      </w:r>
-      <w:r>
-        <w:t xml:space="preserve">behind it, a research output in its own right.</w:t>
+        <w:t xml:space="preserve">The prototype makes the research feasible rather than aspirational</w:t>
+      </w:r>
+      <w:r>
+        <w:t xml:space="preserve">; the validated</w:t>
+      </w:r>
+      <w:r>
+        <w:t xml:space="preserve"> </w:t>
+      </w:r>
+      <w:r>
+        <w:t xml:space="preserve">instrument it becomes is itself a deliverable.</w:t>
       </w:r>
     </w:p>
     <w:bookmarkEnd w:id="32"/>
@@ -5423,7 +5417,7 @@
         <w:t xml:space="preserve"> </w:t>
       </w:r>
       <w:r>
-        <w:t xml:space="preserve">LiteRev-Evidence is operational: retrieval over an indexed corpus plus live open-API search, screening, living reviews, structured extraction with provenance and quality scoring, quality-weighted pooling into parameter distributions, connectors to MeteoSwiss, Copernicus ERA5 and surveillance sources. Ambizione does not fund its construction; it uses it. The legionellosis study (BASEC 2026-00324), under way with ethics granted, supplies the contrasting archetype.</w:t>
+        <w:t xml:space="preserve">LiteRev-Evidence is a prototype: retrieval over an indexed corpus plus live open-API search, screening, living reviews, structured extraction with provenance and quality scoring, quality-weighted pooling into parameter distributions, connectors to MeteoSwiss, Copernicus ERA5 and surveillance sources. WP1 and WP2 turn it into a validated instrument and test it. The legionellosis study (BASEC 2026-00324), under way with ethics granted, supplies the contrasting archetype.</w:t>
       </w:r>
     </w:p>
     <w:p>
@@ -6258,7 +6252,7 @@
           <w:bCs/>
           <w:b/>
         </w:rPr>
-        <w:t xml:space="preserve">the instrument already exists</w:t>
+        <w:t xml:space="preserve">the prototype already exists</w:t>
       </w:r>
       <w:r>
         <w:t xml:space="preserve">) and on the fallbacks above, each leaving the central question answerable with the claim narrowed and the narrowing stated.</w:t>

--- a/03-research-plan/FINAL-research-plan.docx
+++ b/03-research-plan/FINAL-research-plan.docx
@@ -255,7 +255,7 @@
         <w:pStyle w:val="FirstParagraph"/>
       </w:pPr>
       <w:r>
-        <w:t xml:space="preserve">Syndromic surveillance detects departures from expected baselines [Farrington 1996; Noufaily 2013], and forecast ensembles perform strongly in data-rich settings [Cramer 2022; Sherratt 2023]. Dispatch records lead confirmed surveillance: the 2009 A(H1N1) autumn onset was identified eight days in advance across three European regions [Rosenkötter 2013], long call series track influenza-like illness [EMS-ILI 2025], and our systematic review maps the field [Edjinedja 2026].</w:t>
+        <w:t xml:space="preserve">Syndromic surveillance detects departures from expected baselines [Farrington 1996; Noufaily 2013], and forecast ensembles perform strongly in data-rich settings [Cramer 2022; Sherratt 2023]. Dispatch records lead confirmed surveillance: the 2009 A(H1N1) autumn onset was identified eight days in advance across three European regions [Rosenkötter 2013], long call series track influenza-like illness [Bonora 2025], and our systematic review maps the field [Edjinedja 2026].</w:t>
       </w:r>
     </w:p>
     <w:p>
@@ -276,7 +276,7 @@
         <w:t xml:space="preserve">history dependence</w:t>
       </w:r>
       <w:r>
-        <w:t xml:space="preserve">: data-adaptive models need enough local observations to learn seasonality, weather response and crisis dynamics. What to do in the first weeks of a novel or displaced crisis, when the local outcome series is short and unstable, remains open.</w:t>
+        <w:t xml:space="preserve">: data-adaptive models need enough local observations to learn seasonality, weather response and crisis dynamics. What to do in the first weeks of a novel or displaced crisis remains open.</w:t>
       </w:r>
     </w:p>
     <w:p>
@@ -325,7 +325,7 @@
         <w:pStyle w:val="FirstParagraph"/>
       </w:pPr>
       <w:r>
-        <w:t xml:space="preserve">Thousands of studies report weather–demand associations, surge multipliers, transmission parameters and length-of-stay distributions, and Bayesian borrowing is well developed: power priors [Ibrahim 2000], commensurate priors [Hobbs 2011], meta-analytic-predictive priors with robust conflict protection [Schmidli 2014]. Informative priors have been used to forecast disease under sparse local data [Cook 2023]. What has not been established is narrower and harder: whether an</w:t>
+        <w:t xml:space="preserve">Bayesian borrowing is well developed: power priors [Ibrahim 2000], commensurate priors [Hobbs 2011], meta-analytic-predictive priors with robust conflict protection [Schmidli 2014]. Informative priors have been used to forecast disease under sparse local data [Cook 2023]. What has not been established is narrower and harder: whether an</w:t>
       </w:r>
       <w:r>
         <w:t xml:space="preserve"> </w:t>
@@ -390,7 +390,7 @@
         <w:t xml:space="preserve"> </w:t>
       </w:r>
       <w:r>
-        <w:t xml:space="preserve">Even perfectly extracted estimates may not transfer across populations, case definitions, health systems or policy regimes. Formal transportability tools exist [Bareinboim 2016; Dahabreh 2019; Degtiar 2023] but are not integrated into any operational cold-start framework.</w:t>
+        <w:t xml:space="preserve">Even perfectly extracted estimates may not transfer across populations, case definitions, health systems or policy regimes. Formal transportability tools exist [Bareinboim 2016; Dahabreh 2020; Degtiar 2023] but are not integrated into any operational cold-start framework.</w:t>
       </w:r>
     </w:p>
     <w:bookmarkEnd w:id="23"/>
@@ -434,10 +434,7 @@
         <w:t xml:space="preserve">secondary information channel</w:t>
       </w:r>
       <w:r>
-        <w:t xml:space="preserve"> </w:t>
-      </w:r>
-      <w:r>
-        <w:t xml:space="preserve">tested empirically, not a universal early-warning mechanism.</w:t>
+        <w:t xml:space="preserve">, tested empirically.</w:t>
       </w:r>
     </w:p>
     <w:bookmarkEnd w:id="24"/>
@@ -455,7 +452,7 @@
         <w:pStyle w:val="FirstParagraph"/>
       </w:pPr>
       <w:r>
-        <w:t xml:space="preserve">Proper scoring rules reward calibration [Gneiting 2007], but a calibrated forecast is irrelevant if it changes no decision; decision-analytic methods evaluate predictions under explicit consequences [Vickers 2006]. 72–99% of reported clinical alarms have been false or non-actionable [Winters 2018]; mortality-calibrated heat thresholds need not match demand thresholds [Lee 2021]; pollution–asthma emergency associations lack recent Swiss acute-episode studies [Zheng 2015]. Methods are therefore evaluated first statistically, then under an elicited operational loss structure.</w:t>
+        <w:t xml:space="preserve">Proper scoring rules reward calibration [Gneiting 2007], but a calibrated forecast is irrelevant if it changes no decision; decision-analytic methods evaluate predictions under explicit consequences [Vickers 2006]. 72–99% of reported clinical alarms have been false or non-actionable [Winters 2018]; mortality-calibrated heat thresholds need not match demand thresholds [Lung 2021]; pollution–asthma emergency associations lack recent Swiss acute-episode studies [Zheng 2015]. Methods are therefore evaluated first statistically, then under an elicited operational loss structure.</w:t>
       </w:r>
     </w:p>
     <w:bookmarkEnd w:id="25"/>
@@ -481,7 +478,7 @@
         <w:pStyle w:val="BodyText"/>
       </w:pPr>
       <w:r>
-        <w:t xml:space="preserve">The four pieces exist separately. What has not been established is whether they connect around the</w:t>
+        <w:t xml:space="preserve">What has not been established is whether these pieces connect around the</w:t>
       </w:r>
       <w:r>
         <w:t xml:space="preserve"> </w:t>
@@ -494,7 +491,7 @@
         <w:t xml:space="preserve">cold-start question</w:t>
       </w:r>
       <w:r>
-        <w:t xml:space="preserve">: whether systematically extracted evidence improves probabilistic forecasting before local outcome data become informative, and whether harmful borrowing is detectable early enough to discount.</w:t>
+        <w:t xml:space="preserve">: whether systematically extracted evidence improves forecasting before local outcome data become informative, and whether harmful borrowing is detectable early enough to discount.</w:t>
       </w:r>
     </w:p>
     <w:p>
@@ -526,13 +523,13 @@
         <w:t xml:space="preserve"> </w:t>
       </w:r>
       <w:r>
-        <w:t xml:space="preserve">finance (risk modelling, extreme-value estimation for non-Gaussian tails, regime and factor</w:t>
-      </w:r>
-      <w:r>
-        <w:t xml:space="preserve"> </w:t>
-      </w:r>
-      <w:r>
-        <w:t xml:space="preserve">models, stress testing), then a doctorate in biomedical sciences at Geneva (defended</w:t>
+        <w:t xml:space="preserve">finance (risk modelling, extreme-value estimation, regime models, stress testing), then a</w:t>
+      </w:r>
+      <w:r>
+        <w:t xml:space="preserve"> </w:t>
+      </w:r>
+      <w:r>
+        <w:t xml:space="preserve">doctorate in biomedical sciences at Geneva (defended</w:t>
       </w:r>
       <w:r>
         <w:t xml:space="preserve"> </w:t>
@@ -555,53 +552,7 @@
         <w:pStyle w:val="FirstParagraph"/>
       </w:pPr>
       <w:r>
-        <w:t xml:space="preserve">In</w:t>
-      </w:r>
-      <w:r>
-        <w:t xml:space="preserve"> </w:t>
-      </w:r>
-      <w:r>
-        <w:rPr>
-          <w:bCs/>
-          <w:b/>
-        </w:rPr>
-        <w:t xml:space="preserve">Orel et al.,</w:t>
-      </w:r>
-      <w:r>
-        <w:rPr>
-          <w:bCs/>
-          <w:b/>
-        </w:rPr>
-        <w:t xml:space="preserve"> </w:t>
-      </w:r>
-      <w:r>
-        <w:rPr>
-          <w:iCs/>
-          <w:i/>
-          <w:bCs/>
-          <w:b/>
-        </w:rPr>
-        <w:t xml:space="preserve">PLoS ONE</w:t>
-      </w:r>
-      <w:r>
-        <w:rPr>
-          <w:bCs/>
-          <w:b/>
-        </w:rPr>
-        <w:t xml:space="preserve"> </w:t>
-      </w:r>
-      <w:r>
-        <w:rPr>
-          <w:bCs/>
-          <w:b/>
-        </w:rPr>
-        <w:t xml:space="preserve">2022</w:t>
-      </w:r>
-      <w:r>
-        <w:t xml:space="preserve"> </w:t>
-      </w:r>
-      <w:r>
-        <w:t xml:space="preserve">I predicted individual HIV status from socio-behavioural</w:t>
+        <w:t xml:space="preserve">In [Orel 2022] I predicted individual HIV status from socio-behavioural</w:t>
       </w:r>
       <w:r>
         <w:t xml:space="preserve"> </w:t>
@@ -613,99 +564,7 @@
         <w:t xml:space="preserve"> </w:t>
       </w:r>
       <w:r>
-        <w:t xml:space="preserve">countries.</w:t>
-      </w:r>
-      <w:r>
-        <w:t xml:space="preserve"> </w:t>
-      </w:r>
-      <w:r>
-        <w:rPr>
-          <w:bCs/>
-          <w:b/>
-        </w:rPr>
-        <w:t xml:space="preserve">Merzouki et al.,</w:t>
-      </w:r>
-      <w:r>
-        <w:rPr>
-          <w:bCs/>
-          <w:b/>
-        </w:rPr>
-        <w:t xml:space="preserve"> </w:t>
-      </w:r>
-      <w:r>
-        <w:rPr>
-          <w:iCs/>
-          <w:i/>
-          <w:bCs/>
-          <w:b/>
-        </w:rPr>
-        <w:t xml:space="preserve">PeerJ</w:t>
-      </w:r>
-      <w:r>
-        <w:rPr>
-          <w:bCs/>
-          <w:b/>
-        </w:rPr>
-        <w:t xml:space="preserve"> </w:t>
-      </w:r>
-      <w:r>
-        <w:rPr>
-          <w:bCs/>
-          <w:b/>
-        </w:rPr>
-        <w:t xml:space="preserve">2021</w:t>
-      </w:r>
-      <w:r>
-        <w:t xml:space="preserve"> </w:t>
-      </w:r>
-      <w:r>
-        <w:t xml:space="preserve">and</w:t>
-      </w:r>
-      <w:r>
-        <w:t xml:space="preserve"> </w:t>
-      </w:r>
-      <w:r>
-        <w:rPr>
-          <w:bCs/>
-          <w:b/>
-        </w:rPr>
-        <w:t xml:space="preserve">Esra et al.,</w:t>
-      </w:r>
-      <w:r>
-        <w:rPr>
-          <w:bCs/>
-          <w:b/>
-        </w:rPr>
-        <w:t xml:space="preserve"> </w:t>
-      </w:r>
-      <w:r>
-        <w:rPr>
-          <w:iCs/>
-          <w:i/>
-          <w:bCs/>
-          <w:b/>
-        </w:rPr>
-        <w:t xml:space="preserve">JAIDS</w:t>
-      </w:r>
-      <w:r>
-        <w:rPr>
-          <w:bCs/>
-          <w:b/>
-        </w:rPr>
-        <w:t xml:space="preserve"> </w:t>
-      </w:r>
-      <w:r>
-        <w:rPr>
-          <w:bCs/>
-          <w:b/>
-        </w:rPr>
-        <w:t xml:space="preserve">2023</w:t>
-      </w:r>
-      <w:r>
-        <w:t xml:space="preserve"> </w:t>
-      </w:r>
-      <w:r>
-        <w:t xml:space="preserve">developed the same theme. I now</w:t>
+        <w:t xml:space="preserve">countries. [Merzouki 2021] and [Esra 2023] developed the same theme. I now</w:t>
       </w:r>
       <w:r>
         <w:t xml:space="preserve"> </w:t>
@@ -721,26 +580,13 @@
         <w:t xml:space="preserve"> </w:t>
       </w:r>
       <w:r>
-        <w:t xml:space="preserve">that line (last author,</w:t>
-      </w:r>
-      <w:r>
-        <w:t xml:space="preserve"> </w:t>
-      </w:r>
-      <w:r>
-        <w:rPr>
-          <w:bCs/>
-          <w:b/>
-        </w:rPr>
-        <w:t xml:space="preserve">Ng'ambi et al., accepted</w:t>
-      </w:r>
-      <w:r>
-        <w:t xml:space="preserve">: machine-learning classification of cardiovascular disease history</w:t>
-      </w:r>
-      <w:r>
-        <w:t xml:space="preserve"> </w:t>
-      </w:r>
-      <w:r>
-        <w:t xml:space="preserve">across harmonised WHO STEPS surveys). That is this proposal's transportability problem, met first</w:t>
+        <w:t xml:space="preserve">that line (last author, [Ng'ambi 2026], accepted: machine-learning classification of</w:t>
+      </w:r>
+      <w:r>
+        <w:t xml:space="preserve"> </w:t>
+      </w:r>
+      <w:r>
+        <w:t xml:space="preserve">cardiovascular disease history across harmonised WHO STEPS surveys). That is this proposal's transportability problem, met first</w:t>
       </w:r>
       <w:r>
         <w:t xml:space="preserve"> </w:t>
@@ -764,47 +610,7 @@
         <w:pStyle w:val="FirstParagraph"/>
       </w:pPr>
       <w:r>
-        <w:rPr>
-          <w:bCs/>
-          <w:b/>
-        </w:rPr>
-        <w:t xml:space="preserve">Orel et al.,</w:t>
-      </w:r>
-      <w:r>
-        <w:rPr>
-          <w:bCs/>
-          <w:b/>
-        </w:rPr>
-        <w:t xml:space="preserve"> </w:t>
-      </w:r>
-      <w:r>
-        <w:rPr>
-          <w:iCs/>
-          <w:i/>
-          <w:bCs/>
-          <w:b/>
-        </w:rPr>
-        <w:t xml:space="preserve">J Med Internet Res</w:t>
-      </w:r>
-      <w:r>
-        <w:rPr>
-          <w:bCs/>
-          <w:b/>
-        </w:rPr>
-        <w:t xml:space="preserve"> </w:t>
-      </w:r>
-      <w:r>
-        <w:rPr>
-          <w:bCs/>
-          <w:b/>
-        </w:rPr>
-        <w:t xml:space="preserve">2023</w:t>
-      </w:r>
-      <w:r>
-        <w:t xml:space="preserve"> </w:t>
-      </w:r>
-      <w:r>
-        <w:t xml:space="preserve">introduced</w:t>
+        <w:t xml:space="preserve">In [Orel 2023] I introduced</w:t>
       </w:r>
       <w:r>
         <w:t xml:space="preserve"> </w:t>
@@ -817,13 +623,7 @@
         <w:t xml:space="preserve">LiteRev</w:t>
       </w:r>
       <w:r>
-        <w:t xml:space="preserve">, an automated</w:t>
-      </w:r>
-      <w:r>
-        <w:t xml:space="preserve"> </w:t>
-      </w:r>
-      <w:r>
-        <w:t xml:space="preserve">literature-review tool: natural-language or Boolean query across the open-access databases,</w:t>
+        <w:t xml:space="preserve">, an automated literature-review tool: natural-language or Boolean query across the open-access databases,</w:t>
       </w:r>
       <w:r>
         <w:t xml:space="preserve"> </w:t>
@@ -905,23 +705,7 @@
         <w:t xml:space="preserve"> </w:t>
       </w:r>
       <w:r>
-        <w:t xml:space="preserve">(</w:t>
-      </w:r>
-      <w:r>
-        <w:rPr>
-          <w:bCs/>
-          <w:b/>
-        </w:rPr>
-        <w:t xml:space="preserve">Edjinedja, Larribau, Orel et al.</w:t>
-      </w:r>
-      <w:r>
-        <w:t xml:space="preserve">, submitted 2026), within GESICA, used it to structure</w:t>
-      </w:r>
-      <w:r>
-        <w:t xml:space="preserve"> </w:t>
-      </w:r>
-      <w:r>
-        <w:t xml:space="preserve">138 retained publications.</w:t>
+        <w:t xml:space="preserve">[Edjinedja 2026], within GESICA, used it in its published methods.</w:t>
       </w:r>
     </w:p>
     <w:bookmarkEnd w:id="29"/>
@@ -939,99 +723,13 @@
         <w:pStyle w:val="FirstParagraph"/>
       </w:pPr>
       <w:r>
-        <w:rPr>
-          <w:bCs/>
-          <w:b/>
-        </w:rPr>
-        <w:t xml:space="preserve">Orel et al.,</w:t>
-      </w:r>
-      <w:r>
-        <w:rPr>
-          <w:bCs/>
-          <w:b/>
-        </w:rPr>
-        <w:t xml:space="preserve"> </w:t>
-      </w:r>
-      <w:r>
-        <w:rPr>
-          <w:iCs/>
-          <w:i/>
-          <w:bCs/>
-          <w:b/>
-        </w:rPr>
-        <w:t xml:space="preserve">CMI Communications</w:t>
-      </w:r>
-      <w:r>
-        <w:rPr>
-          <w:bCs/>
-          <w:b/>
-        </w:rPr>
-        <w:t xml:space="preserve"> </w:t>
-      </w:r>
-      <w:r>
-        <w:rPr>
-          <w:bCs/>
-          <w:b/>
-        </w:rPr>
-        <w:t xml:space="preserve">2024</w:t>
-      </w:r>
-      <w:r>
-        <w:t xml:space="preserve"> </w:t>
-      </w:r>
-      <w:r>
-        <w:t xml:space="preserve">compared clinical severity between Delta and Omicron</w:t>
-      </w:r>
-      <w:r>
-        <w:t xml:space="preserve"> </w:t>
-      </w:r>
-      <w:r>
-        <w:t xml:space="preserve">sub-lineages in a Swiss tertiary centre.</w:t>
-      </w:r>
-      <w:r>
-        <w:t xml:space="preserve"> </w:t>
-      </w:r>
-      <w:r>
-        <w:rPr>
-          <w:bCs/>
-          <w:b/>
-        </w:rPr>
-        <w:t xml:space="preserve">Estill et al.,</w:t>
-      </w:r>
-      <w:r>
-        <w:rPr>
-          <w:bCs/>
-          <w:b/>
-        </w:rPr>
-        <w:t xml:space="preserve"> </w:t>
-      </w:r>
-      <w:r>
-        <w:rPr>
-          <w:iCs/>
-          <w:i/>
-          <w:bCs/>
-          <w:b/>
-        </w:rPr>
-        <w:t xml:space="preserve">F1000Research</w:t>
-      </w:r>
-      <w:r>
-        <w:rPr>
-          <w:bCs/>
-          <w:b/>
-        </w:rPr>
-        <w:t xml:space="preserve"> </w:t>
-      </w:r>
-      <w:r>
-        <w:rPr>
-          <w:bCs/>
-          <w:b/>
-        </w:rPr>
-        <w:t xml:space="preserve">2020</w:t>
-      </w:r>
-      <w:r>
-        <w:t xml:space="preserve"> </w:t>
-      </w:r>
-      <w:r>
-        <w:t xml:space="preserve">built</w:t>
+        <w:t xml:space="preserve">In [Orel 2024] I compared clinical severity between Delta and Omicron</w:t>
+      </w:r>
+      <w:r>
+        <w:t xml:space="preserve"> </w:t>
+      </w:r>
+      <w:r>
+        <w:t xml:space="preserve">sub-lineages in a Swiss tertiary centre. [Estill 2020] built</w:t>
       </w:r>
       <w:r>
         <w:t xml:space="preserve"> </w:t>
@@ -1049,19 +747,7 @@
         <w:t xml:space="preserve"> </w:t>
       </w:r>
       <w:r>
-        <w:t xml:space="preserve">reporting and seroprevalence estimation (</w:t>
-      </w:r>
-      <w:r>
-        <w:rPr>
-          <w:bCs/>
-          <w:b/>
-          <w:iCs/>
-          <w:i/>
-        </w:rPr>
-        <w:t xml:space="preserve">Nat Commun</w:t>
-      </w:r>
-      <w:r>
-        <w:t xml:space="preserve">, Nwosu et al., 2021).</w:t>
+        <w:t xml:space="preserve">reporting and seroprevalence estimation [Nwosu 2021].</w:t>
       </w:r>
     </w:p>
     <w:bookmarkEnd w:id="30"/>
@@ -1361,31 +1047,25 @@
         <w:t xml:space="preserve"> </w:t>
       </w:r>
       <w:r>
-        <w:t xml:space="preserve">Bayesian hierarchical and regime-switching estimation, extreme-value modelling, stress testing</w:t>
-      </w:r>
-      <w:r>
-        <w:t xml:space="preserve"> </w:t>
-      </w:r>
-      <w:r>
-        <w:t xml:space="preserve">under misspecification, forecast evaluation and decision analysis come from fifteen years of</w:t>
-      </w:r>
-      <w:r>
-        <w:t xml:space="preserve"> </w:t>
-      </w:r>
-      <w:r>
-        <w:t xml:space="preserve">quantitative risk work and form the core of WP2–WP3; extraction, retrieval and</w:t>
-      </w:r>
-      <w:r>
-        <w:t xml:space="preserve"> </w:t>
-      </w:r>
-      <w:r>
-        <w:t xml:space="preserve">quality-weighted pooling from LiteRev-Evidence, which I built; domain knowledge from the</w:t>
-      </w:r>
-      <w:r>
-        <w:t xml:space="preserve"> </w:t>
-      </w:r>
-      <w:r>
-        <w:t xml:space="preserve">doctorate, the Swiss COVID-19 work and GESICA.</w:t>
+        <w:t xml:space="preserve">Bayesian hierarchical and regime-switching estimation, extreme-value modelling, stress</w:t>
+      </w:r>
+      <w:r>
+        <w:t xml:space="preserve"> </w:t>
+      </w:r>
+      <w:r>
+        <w:t xml:space="preserve">testing under misspecification, forecast evaluation and decision analysis come from the risk</w:t>
+      </w:r>
+      <w:r>
+        <w:t xml:space="preserve"> </w:t>
+      </w:r>
+      <w:r>
+        <w:t xml:space="preserve">work and form the core of WP2–WP3; extraction and pooling from LiteRev-Evidence; domain</w:t>
+      </w:r>
+      <w:r>
+        <w:t xml:space="preserve"> </w:t>
+      </w:r>
+      <w:r>
+        <w:t xml:space="preserve">knowledge from the doctorate, the Swiss COVID-19 work and GESICA.</w:t>
       </w:r>
     </w:p>
     <w:p>
@@ -1436,7 +1116,7 @@
       <w:r>
         <w:drawing>
           <wp:inline>
-            <wp:extent cx="5334000" cy="2506980"/>
+            <wp:extent cx="5334000" cy="2880360"/>
             <wp:effectExtent b="0" l="0" r="0" t="0"/>
             <wp:docPr descr="Framework" title="" id="35" name="Picture"/>
             <a:graphic>
@@ -1466,7 +1146,7 @@
                   <pic:spPr bwMode="auto">
                     <a:xfrm>
                       <a:off x="0" y="0"/>
-                      <a:ext cx="5334000" cy="2506980"/>
+                      <a:ext cx="5334000" cy="2880360"/>
                     </a:xfrm>
                     <a:prstGeom prst="rect">
                       <a:avLst/>
@@ -1484,9 +1164,11 @@
           </wp:inline>
         </w:drawing>
       </w:r>
-      <w:r>
-        <w:t xml:space="preserve"> </w:t>
-      </w:r>
+    </w:p>
+    <w:p>
+      <w:pPr>
+        <w:pStyle w:val="BodyText"/>
+      </w:pPr>
       <w:r>
         <w:rPr>
           <w:iCs/>
@@ -1537,9 +1219,9 @@
         <w:tblLayout w:type="fixed"/>
       </w:tblPr>
       <w:tblGrid>
-        <w:gridCol w:w="900"/>
+        <w:gridCol w:w="1300"/>
         <w:gridCol w:w="2745"/>
-        <w:gridCol w:w="6673"/>
+        <w:gridCol w:w="6273"/>
       </w:tblGrid>
       <w:tr>
         <w:trPr>
@@ -1887,7 +1569,7 @@
         <w:pStyle w:val="FirstParagraph"/>
       </w:pPr>
       <w:r>
-        <w:t xml:space="preserve">The direction is mechanistic: omissions dominate extraction errors [Shankar 2026] and shrink estimated dispersion systematically; if the overconfidence cannot be corrected, the project establishes a boundary condition.</w:t>
+        <w:t xml:space="preserve">Omissions dominate extraction errors [Shankar 2026] and shrink dispersion systematically; if uncorrectable, the project establishes a boundary condition.</w:t>
       </w:r>
     </w:p>
     <w:bookmarkEnd w:id="38"/>
@@ -1955,7 +1637,7 @@
         <w:pStyle w:val="FirstParagraph"/>
       </w:pPr>
       <w:r>
-        <w:t xml:space="preserve">C2 is verified rather than discovered: T2.1's identifiability study and T3.3's calibration checks either establish adequacy or trigger the pre-specified ordinal fallback; either outcome leaves H3a intact. Extreme-value modelling represents the critical tail; critical-slowing-down indicators are</w:t>
+        <w:t xml:space="preserve">T2.1's identifiability study and T3.3's calibration checks either establish adequacy or trigger the ordinal fallback; either outcome leaves H3a intact. Extreme-value modelling represents the critical tail; critical-slowing-down indicators are</w:t>
       </w:r>
       <w:r>
         <w:t xml:space="preserve"> </w:t>
@@ -2069,7 +1751,7 @@
         <w:pStyle w:val="FirstParagraph"/>
       </w:pPr>
       <w:r>
-        <w:t xml:space="preserve">H3b is two-sided: non-inferiority where the evidence is sound, superiority where it is not; Δ is fixed at the second registration point, justified against the rung 3 → rung 4 effect the study is powered to detect.</w:t>
+        <w:t xml:space="preserve">Δ is fixed at the second registration point, justified against the rung 3 → rung 4 effect the study is powered to detect.</w:t>
       </w:r>
     </w:p>
     <w:p>
@@ -2147,7 +1829,7 @@
         <w:t xml:space="preserve">sequential generalisation test</w:t>
       </w:r>
       <w:r>
-        <w:t xml:space="preserve">, run only if the respiratory test is met; the fixed order controls the family-wise error rate and follows the science: respiratory evidence is richest, heat transport hardest. A respiratory-positive, heat-negative result is a boundary condition on transportability. The</w:t>
+        <w:t xml:space="preserve">, run only if the respiratory test is met; the fixed order controls the family-wise error rate; respiratory evidence is richest, heat transport hardest. A respiratory-positive, heat-negative result is a boundary condition on transportability. The</w:t>
       </w:r>
       <w:r>
         <w:t xml:space="preserve"> </w:t>
@@ -2654,55 +2336,77 @@
           <w:bCs/>
           <w:b/>
         </w:rPr>
-        <w:t xml:space="preserve">Core (benchmarked in full):</w:t>
-      </w:r>
-      <w:r>
-        <w:t xml:space="preserve"> </w:t>
-      </w:r>
-      <w:r>
-        <w:t xml:space="preserve">the quantities the demand model consumes:</w:t>
-      </w:r>
-      <w:r>
-        <w:t xml:space="preserve"> </w:t>
-      </w:r>
-      <w:r>
-        <w:rPr>
-          <w:bCs/>
-          <w:b/>
-        </w:rPr>
-        <w:t xml:space="preserve">weather–demand associations</w:t>
-      </w:r>
-      <w:r>
-        <w:t xml:space="preserve">,</w:t>
-      </w:r>
-      <w:r>
-        <w:t xml:space="preserve"> </w:t>
-      </w:r>
-      <w:r>
-        <w:rPr>
-          <w:bCs/>
-          <w:b/>
-        </w:rPr>
-        <w:t xml:space="preserve">surge magnitudes</w:t>
-      </w:r>
-      <w:r>
-        <w:t xml:space="preserve"> </w:t>
-      </w:r>
-      <w:r>
-        <w:t xml:space="preserve">(peak-to-baseline ratios),</w:t>
-      </w:r>
-      <w:r>
-        <w:t xml:space="preserve"> </w:t>
-      </w:r>
-      <w:r>
-        <w:rPr>
-          <w:bCs/>
-          <w:b/>
-        </w:rPr>
-        <w:t xml:space="preserve">length-of-stay / occupancy distributions</w:t>
-      </w:r>
-      <w:r>
-        <w:t xml:space="preserve">.</w:t>
+        <w:t xml:space="preserve">Core (benchmarked in full), the quantities the demand model consumes:</w:t>
+      </w:r>
+      <w:r>
+        <w:t xml:space="preserve"> </w:t>
+      </w:r>
+      <w:r>
+        <w:t xml:space="preserve">lag-structured</w:t>
+      </w:r>
+      <w:r>
+        <w:t xml:space="preserve"> </w:t>
+      </w:r>
+      <w:r>
+        <w:rPr>
+          <w:bCs/>
+          <w:b/>
+        </w:rPr>
+        <w:t xml:space="preserve">weather–demand coefficients</w:t>
+      </w:r>
+      <w:r>
+        <w:t xml:space="preserve"> </w:t>
+      </w:r>
+      <w:r>
+        <w:t xml:space="preserve">(daily mean temperature, heat-day exceedance, ozone, PM10);</w:t>
+      </w:r>
+      <w:r>
+        <w:t xml:space="preserve"> </w:t>
+      </w:r>
+      <w:r>
+        <w:rPr>
+          <w:bCs/>
+          <w:b/>
+        </w:rPr>
+        <w:t xml:space="preserve">surge magnitude and timing</w:t>
+      </w:r>
+      <w:r>
+        <w:t xml:space="preserve"> </w:t>
+      </w:r>
+      <w:r>
+        <w:t xml:space="preserve">(peak-to-baseline ratio, time to peak, onset growth rate);</w:t>
+      </w:r>
+      <w:r>
+        <w:t xml:space="preserve"> </w:t>
+      </w:r>
+      <w:r>
+        <w:rPr>
+          <w:bCs/>
+          <w:b/>
+        </w:rPr>
+        <w:t xml:space="preserve">length-of-stay and occupancy distributions</w:t>
+      </w:r>
+      <w:r>
+        <w:t xml:space="preserve"> </w:t>
+      </w:r>
+      <w:r>
+        <w:t xml:space="preserve">(ward and ICU);</w:t>
+      </w:r>
+      <w:r>
+        <w:t xml:space="preserve"> </w:t>
+      </w:r>
+      <w:r>
+        <w:rPr>
+          <w:bCs/>
+          <w:b/>
+        </w:rPr>
+        <w:t xml:space="preserve">admission fractions</w:t>
+      </w:r>
+      <w:r>
+        <w:t xml:space="preserve"> </w:t>
+      </w:r>
+      <w:r>
+        <w:t xml:space="preserve">(presentation to admission, admission to ICU).</w:t>
       </w:r>
       <w:r>
         <w:t xml:space="preserve"> </w:t>
@@ -2718,7 +2422,7 @@
         <w:t xml:space="preserve"> </w:t>
       </w:r>
       <w:r>
-        <w:t xml:space="preserve">transmission parameters and shedding-to-incidence conversions; neither is on the critical path. Inclusion criteria, effect measures, uncertainty representation and transportability variables are fixed first.</w:t>
+        <w:t xml:space="preserve">transmission parameters (R0/Rt, serial interval) and shedding-to-incidence conversions; neither is on the critical path. Inclusion criteria, effect measures, uncertainty representation and transportability variables are fixed first.</w:t>
       </w:r>
     </w:p>
     <w:bookmarkEnd w:id="45"/>
@@ -2963,6 +2667,83 @@
       <w:r>
         <w:t xml:space="preserve">observed through emergency calls, ED presentations and ICU occupancy; pre-specified weather, calendar and epidemic covariates; series-specific observation models sharing the state. Before real-data fitting: simulation-based identifiability and recovery; ordering constraints resolve label switching; if separation is insufficient, the fallback is an ordinal state-space formulation; the criterion is recovery of states and transitions, not visual fit.</w:t>
       </w:r>
+      <w:r>
+        <w:t xml:space="preserve"> </w:t>
+      </w:r>
+      <w:r>
+        <w:rPr>
+          <w:bCs/>
+          <w:b/>
+        </w:rPr>
+        <w:t xml:space="preserve">Provisional state anchors</w:t>
+      </w:r>
+      <w:r>
+        <w:t xml:space="preserve">, fixed at registration and refined (not replaced) by T4.1's elicitation:</w:t>
+      </w:r>
+      <w:r>
+        <w:t xml:space="preserve"> </w:t>
+      </w:r>
+      <w:r>
+        <w:rPr>
+          <w:bCs/>
+          <w:b/>
+        </w:rPr>
+        <w:t xml:space="preserve">routine</w:t>
+      </w:r>
+      <w:r>
+        <w:t xml:space="preserve"> </w:t>
+      </w:r>
+      <w:r>
+        <w:t xml:space="preserve">below the 75th percentile of the seasonal baseline demand distribution;</w:t>
+      </w:r>
+      <w:r>
+        <w:t xml:space="preserve"> </w:t>
+      </w:r>
+      <w:r>
+        <w:rPr>
+          <w:bCs/>
+          <w:b/>
+        </w:rPr>
+        <w:t xml:space="preserve">elevated</w:t>
+      </w:r>
+      <w:r>
+        <w:t xml:space="preserve"> </w:t>
+      </w:r>
+      <w:r>
+        <w:t xml:space="preserve">75th to 90th;</w:t>
+      </w:r>
+      <w:r>
+        <w:t xml:space="preserve"> </w:t>
+      </w:r>
+      <w:r>
+        <w:rPr>
+          <w:bCs/>
+          <w:b/>
+        </w:rPr>
+        <w:t xml:space="preserve">strained</w:t>
+      </w:r>
+      <w:r>
+        <w:t xml:space="preserve"> </w:t>
+      </w:r>
+      <w:r>
+        <w:t xml:space="preserve">above the 90th, or sustained capacity pressure (ICU occupancy above 85%, ED boarding above its seasonal 90th percentile);</w:t>
+      </w:r>
+      <w:r>
+        <w:t xml:space="preserve"> </w:t>
+      </w:r>
+      <w:r>
+        <w:rPr>
+          <w:bCs/>
+          <w:b/>
+        </w:rPr>
+        <w:t xml:space="preserve">critical</w:t>
+      </w:r>
+      <w:r>
+        <w:t xml:space="preserve"> </w:t>
+      </w:r>
+      <w:r>
+        <w:t xml:space="preserve">above the 97.5th percentile, or capacity saturation. Anchors are percentile-based per event type, so one definition serves epidemic and heat episodes; in estimation they enter as priors on state-dependent levels, not hard cutoffs.</w:t>
+      </w:r>
     </w:p>
     <w:bookmarkEnd w:id="51"/>
     <w:bookmarkStart w:id="52" w:name="t22-represent-the-critical-tail-m6m14"/>
@@ -3273,6 +3054,40 @@
           <w:bCs/>
           <w:b/>
         </w:rPr>
+        <w:t xml:space="preserve">Candidate outcome set and geography.</w:t>
+      </w:r>
+      <w:r>
+        <w:t xml:space="preserve"> </w:t>
+      </w:r>
+      <w:r>
+        <w:t xml:space="preserve">The pre-registered candidates, in hierarchy order: (1) cause-filtered CASU-144 call volume (primary); (2) ED presentations by category; (3) ICU occupancy; (4) all-cause 144 engagements and hospital admissions as sensitivity series; open surveillance (Sentinella, wastewater) as fallback outcomes only. The unit is the</w:t>
+      </w:r>
+      <w:r>
+        <w:t xml:space="preserve"> </w:t>
+      </w:r>
+      <w:r>
+        <w:rPr>
+          <w:bCs/>
+          <w:b/>
+        </w:rPr>
+        <w:t xml:space="preserve">canton of Geneva at daily resolution</w:t>
+      </w:r>
+      <w:r>
+        <w:t xml:space="preserve"> </w:t>
+      </w:r>
+      <w:r>
+        <w:t xml:space="preserve">(the coverage area of the HUG-operated centrale); extension to Vaud and Neuchâtel via the CHUV-operated 144 is a pre-specified external validation if access is granted.</w:t>
+      </w:r>
+    </w:p>
+    <w:p>
+      <w:pPr>
+        <w:pStyle w:val="BodyText"/>
+      </w:pPr>
+      <w:r>
+        <w:rPr>
+          <w:bCs/>
+          <w:b/>
+        </w:rPr>
         <w:t xml:space="preserve">Data-access gate.</w:t>
       </w:r>
       <w:r>
@@ -3561,7 +3376,7 @@
         <w:pStyle w:val="FirstParagraph"/>
       </w:pPr>
       <w:r>
-        <w:t xml:space="preserve">At each origin compare: (1) seasonal/naive local baseline; (2) established short-baseline surveillance method; (3) regime model, weakly informative priors; (4) the same model, fixed evidence-derived priors; (5) adaptive borrowing with conflict monitoring; (6) adaptive borrowing plus resilience indicators.</w:t>
+        <w:t xml:space="preserve">At each origin compare: (1) seasonal/naive local baseline (seasonal GLM with weekday and holiday terms; persistence); (2) established short-baseline surveillance method (Farrington/Noufaily exceedance; Bayesian nowcasting); (3) regime model, weakly informative priors; (4) the same model, fixed evidence-derived priors; (5) adaptive borrowing with conflict monitoring; (6) adaptive borrowing plus resilience indicators.</w:t>
       </w:r>
     </w:p>
     <w:p>
@@ -4240,7 +4055,7 @@
         <w:t xml:space="preserve"> </w:t>
       </w:r>
       <w:r>
-        <w:t xml:space="preserve">Approximately four to six papers and two durable open resources: the quantitative extraction benchmark and the evidence-to-prior reference framework.</w:t>
+        <w:t xml:space="preserve">Four to six papers and two durable open resources (the extraction benchmark, the evidence-to-prior framework);</w:t>
       </w:r>
       <w:r>
         <w:t xml:space="preserve"> </w:t>
@@ -4322,12 +4137,6 @@
       <w:pPr>
         <w:pStyle w:val="BodyText"/>
       </w:pPr>
-      <w:r>
-        <w:t xml:space="preserve">The project needs three capabilities rarely housed together: quantitative methods, evidence synthesis, and access to a working emergency system.</w:t>
-      </w:r>
-      <w:r>
-        <w:t xml:space="preserve"> </w:t>
-      </w:r>
       <w:r>
         <w:rPr>
           <w:bCs/>
@@ -4414,8 +4223,8 @@
       </w:tblPr>
       <w:tblGrid>
         <w:gridCol w:w="2424"/>
-        <w:gridCol w:w="900"/>
-        <w:gridCol w:w="6994"/>
+        <w:gridCol w:w="1300"/>
+        <w:gridCol w:w="6594"/>
       </w:tblGrid>
       <w:tr>
         <w:trPr>
@@ -5148,7 +4957,7 @@
       <w:r>
         <w:drawing>
           <wp:inline>
-            <wp:extent cx="5334000" cy="3429762"/>
+            <wp:extent cx="5334000" cy="3189732"/>
             <wp:effectExtent b="0" l="0" r="0" t="0"/>
             <wp:docPr descr="Work plan" title="" id="73" name="Picture"/>
             <a:graphic>
@@ -5178,7 +4987,7 @@
                   <pic:spPr bwMode="auto">
                     <a:xfrm>
                       <a:off x="0" y="0"/>
-                      <a:ext cx="5334000" cy="3429762"/>
+                      <a:ext cx="5334000" cy="3189732"/>
                     </a:xfrm>
                     <a:prstGeom prst="rect">
                       <a:avLst/>
@@ -5196,9 +5005,11 @@
           </wp:inline>
         </w:drawing>
       </w:r>
-      <w:r>
-        <w:t xml:space="preserve"> </w:t>
-      </w:r>
+    </w:p>
+    <w:p>
+      <w:pPr>
+        <w:pStyle w:val="BodyText"/>
+      </w:pPr>
       <w:r>
         <w:rPr>
           <w:iCs/>
@@ -5309,8 +5120,8 @@
       </w:tblPr>
       <w:tblGrid>
         <w:gridCol w:w="1508"/>
-        <w:gridCol w:w="970"/>
-        <w:gridCol w:w="7840"/>
+        <w:gridCol w:w="1300"/>
+        <w:gridCol w:w="7510"/>
       </w:tblGrid>
       <w:tr>
         <w:trPr>
@@ -5604,7 +5415,7 @@
         <w:pStyle w:val="FirstParagraph"/>
       </w:pPr>
       <w:r>
-        <w:t xml:space="preserve">The project tests an assumption crisis forecasting makes informally: that accumulated evidence from elsewhere is useful when local outcome data are insufficient. The result is useful either way: a principled, auditable way to borrow if priors help; a stated boundary if not.</w:t>
+        <w:t xml:space="preserve">The result is useful either way: a principled, auditable way to borrow if priors help; a stated boundary if not.</w:t>
       </w:r>
     </w:p>
     <w:p>
@@ -5640,7 +5451,7 @@
         <w:t xml:space="preserve"> </w:t>
       </w:r>
       <w:r>
-        <w:t xml:space="preserve">Peer-reviewed articles (methods in biostatistics and evidence-synthesis venues, applied results in epidemiology and emergency/health-services journals), preprints on submission, open access throughout; the benchmark, prior library and evaluation code as</w:t>
+        <w:t xml:space="preserve">Peer-reviewed articles, preprints on submission, open access throughout; the benchmark, prior library and evaluation code as</w:t>
       </w:r>
       <w:r>
         <w:t xml:space="preserve"> </w:t>
@@ -5763,8 +5574,8 @@
       <w:tblGrid>
         <w:gridCol w:w="1985"/>
         <w:gridCol w:w="3476"/>
-        <w:gridCol w:w="1277"/>
-        <w:gridCol w:w="3580"/>
+        <w:gridCol w:w="1300"/>
+        <w:gridCol w:w="3557"/>
       </w:tblGrid>
       <w:tr>
         <w:trPr>
@@ -6155,7 +5966,7 @@
         <w:t xml:space="preserve"> </w:t>
       </w:r>
       <w:r>
-        <w:t xml:space="preserve">By month 48 I intend to hold a validated answer, two open resources the field can build on, and a first-author methodological record in my own name: the basis for a group-leadership position or professorship. The follow-on programme fuses evidence streams of different velocity (literature, situational reporting, structured feeds) in one calibrated state model, conflict monitoring deciding how much each may say; this project supplies its evidence base. My research time is currently divided across four collaborative programmes; Ambizione consolidates it into one.</w:t>
+        <w:t xml:space="preserve">By month 48 I intend to hold a validated answer, two open resources the field can build on, and a first-author methodological record in my own name: the basis for a group-leadership position or professorship. The follow-on programme fuses evidence streams of different velocity in one calibrated state model; this project supplies its evidence base. My research time is currently divided across four collaborative programmes; Ambizione consolidates it into one.</w:t>
       </w:r>
     </w:p>
     <w:p>
@@ -6167,7 +5978,7 @@
     </w:p>
     <w:bookmarkEnd w:id="78"/>
     <w:bookmarkEnd w:id="79"/>
-    <w:bookmarkStart w:id="94" w:name="bibliography"/>
+    <w:bookmarkStart w:id="92" w:name="bibliography"/>
     <w:p>
       <w:pPr>
         <w:pStyle w:val="Heading1"/>
@@ -6176,333 +5987,13 @@
         <w:t xml:space="preserve">Bibliography</w:t>
       </w:r>
     </w:p>
+    <w:bookmarkStart w:id="80" w:name="X250effa5216dfb8ead712cb69fc67ebcb081b82"/>
     <w:p>
       <w:pPr>
         <w:pStyle w:val="Heading2"/>
       </w:pPr>
-      <w:bookmarkStart w:id="80" w:name="status-of-this-list"/>
-      <w:r>
-        <w:t xml:space="preserve">Status of this list</w:t>
-      </w:r>
-      <w:bookmarkEnd w:id="80"/>
-    </w:p>
-    <w:p>
-      <w:pPr>
-        <w:pStyle w:val="BlockText"/>
-      </w:pPr>
-      <w:r>
-        <w:rPr>
-          <w:bCs/>
-          <w:b/>
-        </w:rPr>
-        <w:t xml:space="preserve">Two formal requirements from the call documents (Guidelines, "Bibliography"):</w:t>
-      </w:r>
-      <w:r>
-        <w:t xml:space="preserve"> </w:t>
-      </w:r>
-      <w:r>
-        <w:t xml:space="preserve">(1)</w:t>
-      </w:r>
-      <w:r>
-        <w:t xml:space="preserve"> </w:t>
-      </w:r>
-      <w:r>
-        <w:rPr>
-          <w:bCs/>
-          <w:b/>
-        </w:rPr>
-        <w:t xml:space="preserve">Do not use "et al."</w:t>
-      </w:r>
-      <w:r>
-        <w:t xml:space="preserve">; give the full author list. The only exception is a publication</w:t>
-      </w:r>
-      <w:r>
-        <w:t xml:space="preserve"> </w:t>
-      </w:r>
-      <w:r>
-        <w:t xml:space="preserve">involving a large international consortium with</w:t>
-      </w:r>
-      <w:r>
-        <w:t xml:space="preserve"> </w:t>
-      </w:r>
-      <w:r>
-        <w:rPr>
-          <w:bCs/>
-          <w:b/>
-        </w:rPr>
-        <w:t xml:space="preserve">over 50 authors</w:t>
-      </w:r>
-      <w:r>
-        <w:t xml:space="preserve">. (2) Give the full reference</w:t>
-      </w:r>
-      <w:r>
-        <w:t xml:space="preserve"> </w:t>
-      </w:r>
-      <w:r>
-        <w:t xml:space="preserve">including</w:t>
-      </w:r>
-      <w:r>
-        <w:t xml:space="preserve"> </w:t>
-      </w:r>
-      <w:r>
-        <w:rPr>
-          <w:bCs/>
-          <w:b/>
-        </w:rPr>
-        <w:t xml:space="preserve">title, source and a DOI where possible</w:t>
-      </w:r>
-      <w:r>
-        <w:t xml:space="preserve">. Entries below marked</w:t>
-      </w:r>
-      <w:r>
-        <w:t xml:space="preserve"> </w:t>
-      </w:r>
-      <w:r>
-        <w:rPr>
-          <w:rStyle w:val="VerbatimChar"/>
-        </w:rPr>
-        <w:t xml:space="preserve">[[FULL AUTHOR LIST REQUIRED]]</w:t>
-      </w:r>
-      <w:r>
-        <w:t xml:space="preserve"> </w:t>
-      </w:r>
-      <w:r>
-        <w:t xml:space="preserve">must be completed from the publisher record; I have not invented</w:t>
-      </w:r>
-      <w:r>
-        <w:t xml:space="preserve"> </w:t>
-      </w:r>
-      <w:r>
-        <w:t xml:space="preserve">names. Only three entries currently carry a DOI; add the rest.</w:t>
-      </w:r>
-    </w:p>
-    <w:p>
-      <w:pPr>
-        <w:pStyle w:val="BlockText"/>
-      </w:pPr>
-      <w:r>
-        <w:t xml:space="preserve">Note also:</w:t>
-      </w:r>
-      <w:r>
-        <w:t xml:space="preserve"> </w:t>
-      </w:r>
-      <w:r>
-        <w:rPr>
-          <w:bCs/>
-          <w:b/>
-        </w:rPr>
-        <w:t xml:space="preserve">links to websites are not permitted</w:t>
-      </w:r>
-      <w:r>
-        <w:t xml:space="preserve"> </w:t>
-      </w:r>
-      <w:r>
-        <w:t xml:space="preserve">anywhere in the research plan or bibliography.</w:t>
-      </w:r>
-    </w:p>
-    <w:p>
-      <w:pPr>
-        <w:pStyle w:val="BlockText"/>
-      </w:pPr>
-      <w:r>
-        <w:t xml:space="preserve">The references below were</w:t>
-      </w:r>
-      <w:r>
-        <w:t xml:space="preserve"> </w:t>
-      </w:r>
-      <w:r>
-        <w:rPr>
-          <w:bCs/>
-          <w:b/>
-        </w:rPr>
-        <w:t xml:space="preserve">located and cross-checked against search results during drafting</w:t>
-      </w:r>
-      <w:r>
-        <w:t xml:space="preserve">.</w:t>
-      </w:r>
-      <w:r>
-        <w:t xml:space="preserve"> </w:t>
-      </w:r>
-      <w:r>
-        <w:t xml:space="preserve">They are real works, and the attributions match what the sources report. They are</w:t>
-      </w:r>
-      <w:r>
-        <w:t xml:space="preserve"> </w:t>
-      </w:r>
-      <w:r>
-        <w:rPr>
-          <w:bCs/>
-          <w:b/>
-        </w:rPr>
-        <w:t xml:space="preserve">not yet</w:t>
-      </w:r>
-      <w:r>
-        <w:rPr>
-          <w:bCs/>
-          <w:b/>
-        </w:rPr>
-        <w:t xml:space="preserve"> </w:t>
-      </w:r>
-      <w:r>
-        <w:rPr>
-          <w:bCs/>
-          <w:b/>
-        </w:rPr>
-        <w:t xml:space="preserve">verified against the articles themselves</w:t>
-      </w:r>
-      <w:r>
-        <w:t xml:space="preserve">; volume, issue, page numbers and exact author lists</w:t>
-      </w:r>
-      <w:r>
-        <w:t xml:space="preserve"> </w:t>
-      </w:r>
-      <w:r>
-        <w:t xml:space="preserve">must be confirmed from the publisher record before submission, and three entries flagged</w:t>
-      </w:r>
-      <w:r>
-        <w:t xml:space="preserve"> </w:t>
-      </w:r>
-      <w:r>
-        <w:rPr>
-          <w:rStyle w:val="VerbatimChar"/>
-        </w:rPr>
-        <w:t xml:space="preserve">verify authorship</w:t>
-      </w:r>
-      <w:r>
-        <w:t xml:space="preserve"> </w:t>
-      </w:r>
-      <w:r>
-        <w:t xml:space="preserve">below are ones where the search returned the work but not a reliable author</w:t>
-      </w:r>
-      <w:r>
-        <w:t xml:space="preserve"> </w:t>
-      </w:r>
-      <w:r>
-        <w:t xml:space="preserve">list.</w:t>
-      </w:r>
-    </w:p>
-    <w:p>
-      <w:pPr>
-        <w:pStyle w:val="BlockText"/>
-      </w:pPr>
-      <w:r>
-        <w:t xml:space="preserve">I have</w:t>
-      </w:r>
-      <w:r>
-        <w:t xml:space="preserve"> </w:t>
-      </w:r>
-      <w:r>
-        <w:rPr>
-          <w:bCs/>
-          <w:b/>
-        </w:rPr>
-        <w:t xml:space="preserve">not generated any citation I could not locate.</w:t>
-      </w:r>
-      <w:r>
-        <w:t xml:space="preserve"> </w:t>
-      </w:r>
-      <w:r>
-        <w:t xml:space="preserve">Where §2.1 makes a claim I could not</w:t>
-      </w:r>
-      <w:r>
-        <w:t xml:space="preserve"> </w:t>
-      </w:r>
-      <w:r>
-        <w:t xml:space="preserve">source, it carries a</w:t>
-      </w:r>
-      <w:r>
-        <w:t xml:space="preserve"> </w:t>
-      </w:r>
-      <w:r>
-        <w:rPr>
-          <w:rStyle w:val="VerbatimChar"/>
-        </w:rPr>
-        <w:t xml:space="preserve">[[…]]</w:t>
-      </w:r>
-      <w:r>
-        <w:t xml:space="preserve"> </w:t>
-      </w:r>
-      <w:r>
-        <w:t xml:space="preserve">marker asking you to supply the reference from your own reading</w:t>
-      </w:r>
-      <w:r>
-        <w:t xml:space="preserve"> </w:t>
-      </w:r>
-      <w:r>
-        <w:t xml:space="preserve">rather than a plausible-looking placeholder.</w:t>
-      </w:r>
-    </w:p>
-    <w:p>
-      <w:pPr>
-        <w:pStyle w:val="BlockText"/>
-      </w:pPr>
-      <w:r>
-        <w:t xml:space="preserve">The same warning applies with more force to</w:t>
-      </w:r>
-      <w:r>
-        <w:t xml:space="preserve"> </w:t>
-      </w:r>
-      <w:r>
-        <w:rPr>
-          <w:rStyle w:val="VerbatimChar"/>
-        </w:rPr>
-        <w:t xml:space="preserve">GESICA_Scientific_Base.md</w:t>
-      </w:r>
-      <w:r>
-        <w:t xml:space="preserve"> </w:t>
-      </w:r>
-      <w:r>
-        <w:t xml:space="preserve">and</w:t>
-      </w:r>
-      <w:r>
-        <w:t xml:space="preserve"> </w:t>
-      </w:r>
-      <w:r>
-        <w:rPr>
-          <w:rStyle w:val="VerbatimChar"/>
-        </w:rPr>
-        <w:t xml:space="preserve">ROADMAP.md</w:t>
-      </w:r>
-      <w:r>
-        <w:t xml:space="preserve"> </w:t>
-      </w:r>
-      <w:r>
-        <w:t xml:space="preserve">in the</w:t>
-      </w:r>
-      <w:r>
-        <w:t xml:space="preserve"> </w:t>
-      </w:r>
-      <w:r>
-        <w:t xml:space="preserve">LiteRev-Evidence repository: those are automatically generated and attribute specific</w:t>
-      </w:r>
-      <w:r>
-        <w:t xml:space="preserve"> </w:t>
-      </w:r>
-      <w:r>
-        <w:t xml:space="preserve">performance figures to named papers. Verify every one before reuse.</w:t>
-      </w:r>
-    </w:p>
-    <w:p>
-      <w:pPr>
-        <w:pStyle w:val="BlockText"/>
-      </w:pPr>
-      <w:r>
-        <w:t xml:space="preserve">LiteRev is the right instrument for completing this list; particularly for the novelty claim, where the</w:t>
-      </w:r>
-      <w:r>
-        <w:t xml:space="preserve"> </w:t>
-      </w:r>
-      <w:r>
-        <w:t xml:space="preserve">novelty claim needs a documented systematic search you can report if challenged.</w:t>
-      </w:r>
-    </w:p>
-    <w:bookmarkStart w:id="81" w:name="surveillance-and-outbreak-detection"/>
-    <w:p>
-      <w:pPr>
-        <w:pStyle w:val="Heading2"/>
-      </w:pPr>
-      <w:r>
-        <w:t xml:space="preserve">Surveillance and outbreak detection</w:t>
+      <w:r>
+        <w:t xml:space="preserve">Surveillance, nowcasting and outbreak detection</w:t>
       </w:r>
     </w:p>
     <w:p>
@@ -6540,7 +6031,21 @@
           <w:iCs/>
           <w:i/>
         </w:rPr>
-        <w:t xml:space="preserve">J R Stat Soc A</w:t>
+        <w:t xml:space="preserve">Journal of the Royal Statistical</w:t>
+      </w:r>
+      <w:r>
+        <w:rPr>
+          <w:iCs/>
+          <w:i/>
+        </w:rPr>
+        <w:t xml:space="preserve"> </w:t>
+      </w:r>
+      <w:r>
+        <w:rPr>
+          <w:iCs/>
+          <w:i/>
+        </w:rPr>
+        <w:t xml:space="preserve">Society Series A</w:t>
       </w:r>
       <w:r>
         <w:t xml:space="preserve"> </w:t>
@@ -6584,22 +6089,13 @@
           <w:iCs/>
           <w:i/>
         </w:rPr>
-        <w:t xml:space="preserve">Stat Med</w:t>
-      </w:r>
-      <w:r>
-        <w:t xml:space="preserve"> </w:t>
-      </w:r>
-      <w:r>
-        <w:t xml:space="preserve">2013;32(7):1206–1222.</w:t>
-      </w:r>
-      <w:r>
-        <w:t xml:space="preserve"> </w:t>
-      </w:r>
-      <w:r>
-        <w:rPr>
-          <w:rStyle w:val="VerbatimChar"/>
-        </w:rPr>
-        <w:t xml:space="preserve">[online first 2012; check the year you cite]</w:t>
+        <w:t xml:space="preserve">Statistics in Medicine</w:t>
+      </w:r>
+      <w:r>
+        <w:t xml:space="preserve"> </w:t>
+      </w:r>
+      <w:r>
+        <w:t xml:space="preserve">2013;32(7):1206–1222. doi:10.1002/sim.5595</w:t>
       </w:r>
     </w:p>
     <w:p>
@@ -6637,7 +6133,7 @@
           <w:iCs/>
           <w:i/>
         </w:rPr>
-        <w:t xml:space="preserve">Stat Med</w:t>
+        <w:t xml:space="preserve">Statistics in Medicine</w:t>
       </w:r>
       <w:r>
         <w:t xml:space="preserve"> </w:t>
@@ -6681,23 +6177,149 @@
           <w:iCs/>
           <w:i/>
         </w:rPr>
-        <w:t xml:space="preserve">BMC Med Inform Decis Mak</w:t>
-      </w:r>
-      <w:r>
-        <w:t xml:space="preserve"> </w:t>
-      </w:r>
-      <w:r>
-        <w:t xml:space="preserve">2009;9:39.</w:t>
-      </w:r>
-      <w:r>
-        <w:t xml:space="preserve"> </w:t>
-      </w:r>
-      <w:r>
-        <w:t xml:space="preserve">doi:10.1186/1472-6947-9-39</w:t>
-      </w:r>
-    </w:p>
-    <w:bookmarkEnd w:id="81"/>
-    <w:bookmarkStart w:id="82" w:name="prehospital-data-as-a-leading-indicator"/>
+        <w:t xml:space="preserve">BMC Medical Informatics and Decision Making</w:t>
+      </w:r>
+      <w:r>
+        <w:t xml:space="preserve"> </w:t>
+      </w:r>
+      <w:r>
+        <w:t xml:space="preserve">2009;9:39. doi:10.1186/1472-6947-9-39</w:t>
+      </w:r>
+    </w:p>
+    <w:p>
+      <w:pPr>
+        <w:numPr>
+          <w:ilvl w:val="0"/>
+          <w:numId w:val="1002"/>
+        </w:numPr>
+        <w:pStyle w:val="Compact"/>
+      </w:pPr>
+      <w:r>
+        <w:rPr>
+          <w:bCs/>
+          <w:b/>
+        </w:rPr>
+        <w:t xml:space="preserve">[Höhle 2014]</w:t>
+      </w:r>
+      <w:r>
+        <w:t xml:space="preserve"> </w:t>
+      </w:r>
+      <w:r>
+        <w:t xml:space="preserve">Höhle M, an der Heiden M. Bayesian nowcasting during the STEC O104:H4 outbreak</w:t>
+      </w:r>
+      <w:r>
+        <w:t xml:space="preserve"> </w:t>
+      </w:r>
+      <w:r>
+        <w:t xml:space="preserve">in Germany, 2011.</w:t>
+      </w:r>
+      <w:r>
+        <w:t xml:space="preserve"> </w:t>
+      </w:r>
+      <w:r>
+        <w:rPr>
+          <w:iCs/>
+          <w:i/>
+        </w:rPr>
+        <w:t xml:space="preserve">Biometrics</w:t>
+      </w:r>
+      <w:r>
+        <w:t xml:space="preserve"> </w:t>
+      </w:r>
+      <w:r>
+        <w:t xml:space="preserve">2014;70(4):993–1002. doi:10.1111/biom.12194</w:t>
+      </w:r>
+    </w:p>
+    <w:p>
+      <w:pPr>
+        <w:numPr>
+          <w:ilvl w:val="0"/>
+          <w:numId w:val="1002"/>
+        </w:numPr>
+        <w:pStyle w:val="Compact"/>
+      </w:pPr>
+      <w:r>
+        <w:rPr>
+          <w:bCs/>
+          <w:b/>
+        </w:rPr>
+        <w:t xml:space="preserve">[McGough 2020]</w:t>
+      </w:r>
+      <w:r>
+        <w:t xml:space="preserve"> </w:t>
+      </w:r>
+      <w:r>
+        <w:t xml:space="preserve">McGough SF, Johansson MA, Lipsitch M, Menzies NA. Nowcasting by Bayesian</w:t>
+      </w:r>
+      <w:r>
+        <w:t xml:space="preserve"> </w:t>
+      </w:r>
+      <w:r>
+        <w:t xml:space="preserve">smoothing: a flexible, generalizable model for real-time epidemic tracking.</w:t>
+      </w:r>
+      <w:r>
+        <w:t xml:space="preserve"> </w:t>
+      </w:r>
+      <w:r>
+        <w:rPr>
+          <w:iCs/>
+          <w:i/>
+        </w:rPr>
+        <w:t xml:space="preserve">PLoS Computational Biology</w:t>
+      </w:r>
+      <w:r>
+        <w:t xml:space="preserve"> </w:t>
+      </w:r>
+      <w:r>
+        <w:t xml:space="preserve">2020;16(4):e1007735. doi:10.1371/journal.pcbi.1007735</w:t>
+      </w:r>
+    </w:p>
+    <w:p>
+      <w:pPr>
+        <w:numPr>
+          <w:ilvl w:val="0"/>
+          <w:numId w:val="1002"/>
+        </w:numPr>
+        <w:pStyle w:val="Compact"/>
+      </w:pPr>
+      <w:r>
+        <w:rPr>
+          <w:bCs/>
+          <w:b/>
+        </w:rPr>
+        <w:t xml:space="preserve">[Lazer 2014]</w:t>
+      </w:r>
+      <w:r>
+        <w:t xml:space="preserve"> </w:t>
+      </w:r>
+      <w:r>
+        <w:t xml:space="preserve">Lazer D, Kennedy R, King G, Vespignani A. The parable of Google Flu: traps in</w:t>
+      </w:r>
+      <w:r>
+        <w:t xml:space="preserve"> </w:t>
+      </w:r>
+      <w:r>
+        <w:t xml:space="preserve">big data analysis.</w:t>
+      </w:r>
+      <w:r>
+        <w:t xml:space="preserve"> </w:t>
+      </w:r>
+      <w:r>
+        <w:rPr>
+          <w:iCs/>
+          <w:i/>
+        </w:rPr>
+        <w:t xml:space="preserve">Science</w:t>
+      </w:r>
+      <w:r>
+        <w:t xml:space="preserve"> </w:t>
+      </w:r>
+      <w:r>
+        <w:t xml:space="preserve">2014;343(6176):1203–1205. doi:10.1126/science.1248506</w:t>
+      </w:r>
+    </w:p>
+    <w:bookmarkEnd w:id="80"/>
+    <w:bookmarkStart w:id="81" w:name="prehospital-data-as-a-leading-indicator"/>
     <w:p>
       <w:pPr>
         <w:pStyle w:val="Heading2"/>
@@ -6761,15 +6383,6 @@
       <w:r>
         <w:t xml:space="preserve">2013;13:905. doi:10.1186/1471-2458-13-905</w:t>
       </w:r>
-      <w:r>
-        <w:t xml:space="preserve"> </w:t>
-      </w:r>
-      <w:r>
-        <w:rPr>
-          <w:rStyle w:val="VerbatimChar"/>
-        </w:rPr>
-        <w:t xml:space="preserve">auditor-verified 30 Sep; confirm once against the publisher record</w:t>
-      </w:r>
     </w:p>
     <w:p>
       <w:pPr>
@@ -6784,19 +6397,19 @@
           <w:bCs/>
           <w:b/>
         </w:rPr>
-        <w:t xml:space="preserve">[EMS-ILI 2025]</w:t>
-      </w:r>
-      <w:r>
-        <w:t xml:space="preserve"> </w:t>
-      </w:r>
-      <w:r>
-        <w:rPr>
-          <w:rStyle w:val="VerbatimChar"/>
-        </w:rPr>
-        <w:t xml:space="preserve">[[AUTHOR LIST REQUIRED; from the publisher page; replace this citation key with the first author's name]]</w:t>
-      </w:r>
-      <w:r>
-        <w:t xml:space="preserve">. Telephone calls to emergency medical service as a tool to</w:t>
+        <w:t xml:space="preserve">[Bonora 2025]</w:t>
+      </w:r>
+      <w:r>
+        <w:t xml:space="preserve"> </w:t>
+      </w:r>
+      <w:r>
+        <w:t xml:space="preserve">Bonora R, Ticozzi EM, Pregliasco FE, Pagliosa A, Bodina A, Cereda D,</w:t>
+      </w:r>
+      <w:r>
+        <w:t xml:space="preserve"> </w:t>
+      </w:r>
+      <w:r>
+        <w:t xml:space="preserve">Perotti G, Lombardo M, Stirparo G. Telephone calls to emergency medical service as a tool to</w:t>
       </w:r>
       <w:r>
         <w:t xml:space="preserve"> </w:t>
@@ -6825,15 +6438,6 @@
       </w:r>
       <w:r>
         <w:t xml:space="preserve">doi:10.1016/j.puhe.2024.12.021</w:t>
-      </w:r>
-      <w:r>
-        <w:t xml:space="preserve"> </w:t>
-      </w:r>
-      <w:r>
-        <w:rPr>
-          <w:rStyle w:val="VerbatimChar"/>
-        </w:rPr>
-        <w:t xml:space="preserve">final publication is 2025 (online Dec 2024); year corrected; Lombardy, seasons 2014–2024 excl. 2020–2022; note R² ≈ 0.50 supports signal-not-equivalence</w:t>
       </w:r>
     </w:p>
     <w:p>
@@ -6855,20 +6459,7 @@
         <w:t xml:space="preserve"> </w:t>
       </w:r>
       <w:r>
-        <w:t xml:space="preserve">Edjinedja KL, Larribau R,</w:t>
-      </w:r>
-      <w:r>
-        <w:t xml:space="preserve"> </w:t>
-      </w:r>
-      <w:r>
-        <w:rPr>
-          <w:bCs/>
-          <w:b/>
-        </w:rPr>
-        <w:t xml:space="preserve">Orel E</w:t>
-      </w:r>
-      <w:r>
-        <w:t xml:space="preserve">, Cossus J, Elfahim O, Yendouname K,</w:t>
+        <w:t xml:space="preserve">Edjinedja KL, Larribau R, Orel E, Cossus J, Elfahim O, Yendouname K,</w:t>
       </w:r>
       <w:r>
         <w:t xml:space="preserve"> </w:t>
@@ -6886,14 +6477,11 @@
         <w:t xml:space="preserve"> </w:t>
       </w:r>
       <w:r>
-        <w:rPr>
-          <w:rStyle w:val="VerbatimChar"/>
-        </w:rPr>
-        <w:t xml:space="preserve">[[submitted 2026; update status and venue before submission]]</w:t>
-      </w:r>
-    </w:p>
-    <w:bookmarkEnd w:id="82"/>
-    <w:bookmarkStart w:id="83" w:name="Xcba917f87eab0aeaba11dadf6a8484db0493216"/>
+        <w:t xml:space="preserve">Submitted, 2026.</w:t>
+      </w:r>
+    </w:p>
+    <w:bookmarkEnd w:id="81"/>
+    <w:bookmarkStart w:id="82" w:name="Xcba917f87eab0aeaba11dadf6a8484db0493216"/>
     <w:p>
       <w:pPr>
         <w:pStyle w:val="Heading2"/>
@@ -6921,7 +6509,19 @@
         <w:t xml:space="preserve"> </w:t>
       </w:r>
       <w:r>
-        <w:t xml:space="preserve">Cramer EY, Ray EL, Lopez VK, et al.</w:t>
+        <w:t xml:space="preserve">Cramer EY, Ray EL, Lopez VK, et al. (consortium of more than 50 authors;</w:t>
+      </w:r>
+      <w:r>
+        <w:t xml:space="preserve"> </w:t>
+      </w:r>
+      <w:r>
+        <w:t xml:space="preserve">shortening permitted by the guidelines). Evaluation of individual and ensemble</w:t>
+      </w:r>
+      <w:r>
+        <w:t xml:space="preserve"> </w:t>
+      </w:r>
+      <w:r>
+        <w:t xml:space="preserve">probabilistic forecasts of COVID-19 mortality in the United States.</w:t>
       </w:r>
       <w:r>
         <w:t xml:space="preserve"> </w:t>
@@ -6931,7 +6531,7 @@
           <w:iCs/>
           <w:i/>
         </w:rPr>
-        <w:t xml:space="preserve">(consortium &gt;50 authors; shortening</w:t>
+        <w:t xml:space="preserve">Proceedings of the</w:t>
       </w:r>
       <w:r>
         <w:rPr>
@@ -6945,38 +6545,13 @@
           <w:iCs/>
           <w:i/>
         </w:rPr>
-        <w:t xml:space="preserve">permitted by the guidelines; verify the count)</w:t>
-      </w:r>
-      <w:r>
-        <w:t xml:space="preserve">. Evaluation of individual and ensemble</w:t>
-      </w:r>
-      <w:r>
-        <w:t xml:space="preserve"> </w:t>
-      </w:r>
-      <w:r>
-        <w:t xml:space="preserve">probabilistic forecasts of COVID-19 mortality in the United States.</w:t>
-      </w:r>
-      <w:r>
-        <w:t xml:space="preserve"> </w:t>
-      </w:r>
-      <w:r>
-        <w:rPr>
-          <w:iCs/>
-          <w:i/>
-        </w:rPr>
-        <w:t xml:space="preserve">PNAS</w:t>
-      </w:r>
-      <w:r>
-        <w:t xml:space="preserve"> </w:t>
-      </w:r>
-      <w:r>
-        <w:t xml:space="preserve">2022;119(15):</w:t>
-      </w:r>
-      <w:r>
-        <w:t xml:space="preserve"> </w:t>
-      </w:r>
-      <w:r>
-        <w:t xml:space="preserve">e2113561119. doi:10.1073/pnas.2113561119</w:t>
+        <w:t xml:space="preserve">National Academy of Sciences</w:t>
+      </w:r>
+      <w:r>
+        <w:t xml:space="preserve"> </w:t>
+      </w:r>
+      <w:r>
+        <w:t xml:space="preserve">2022;119(15):e2113561119. doi:10.1073/pnas.2113561119</w:t>
       </w:r>
     </w:p>
     <w:p>
@@ -6998,7 +6573,19 @@
         <w:t xml:space="preserve"> </w:t>
       </w:r>
       <w:r>
-        <w:t xml:space="preserve">Sherratt K, Gruson H, Grah R, et al.</w:t>
+        <w:t xml:space="preserve">Sherratt K, Gruson H, Grah R, et al. (consortium of more than 50 authors;</w:t>
+      </w:r>
+      <w:r>
+        <w:t xml:space="preserve"> </w:t>
+      </w:r>
+      <w:r>
+        <w:t xml:space="preserve">shortening permitted by the guidelines). Predictive performance of multi-model ensemble</w:t>
+      </w:r>
+      <w:r>
+        <w:t xml:space="preserve"> </w:t>
+      </w:r>
+      <w:r>
+        <w:t xml:space="preserve">forecasts of COVID-19 across European nations.</w:t>
       </w:r>
       <w:r>
         <w:t xml:space="preserve"> </w:t>
@@ -7008,50 +6595,23 @@
           <w:iCs/>
           <w:i/>
         </w:rPr>
-        <w:t xml:space="preserve">(consortium &gt;50 authors; shortening</w:t>
-      </w:r>
-      <w:r>
-        <w:rPr>
-          <w:iCs/>
-          <w:i/>
-        </w:rPr>
-        <w:t xml:space="preserve"> </w:t>
-      </w:r>
-      <w:r>
-        <w:rPr>
-          <w:iCs/>
-          <w:i/>
-        </w:rPr>
-        <w:t xml:space="preserve">permitted; verify the count)</w:t>
-      </w:r>
-      <w:r>
-        <w:t xml:space="preserve">. Predictive performance of multi-model</w:t>
-      </w:r>
-      <w:r>
-        <w:t xml:space="preserve"> </w:t>
-      </w:r>
-      <w:r>
-        <w:t xml:space="preserve">ensemble forecasts of COVID-19 across European nations.</w:t>
-      </w:r>
-      <w:r>
-        <w:t xml:space="preserve"> </w:t>
-      </w:r>
-      <w:r>
-        <w:rPr>
-          <w:iCs/>
-          <w:i/>
-        </w:rPr>
         <w:t xml:space="preserve">eLife</w:t>
       </w:r>
       <w:r>
         <w:t xml:space="preserve"> </w:t>
       </w:r>
       <w:r>
-        <w:t xml:space="preserve">2023. PMID 37083521.</w:t>
-      </w:r>
-    </w:p>
-    <w:bookmarkEnd w:id="83"/>
-    <w:bookmarkStart w:id="84" w:name="evidence-as-prior-information"/>
+        <w:t xml:space="preserve">2023;12:e81916.</w:t>
+      </w:r>
+      <w:r>
+        <w:t xml:space="preserve"> </w:t>
+      </w:r>
+      <w:r>
+        <w:t xml:space="preserve">doi:10.7554/eLife.81916</w:t>
+      </w:r>
+    </w:p>
+    <w:bookmarkEnd w:id="82"/>
+    <w:bookmarkStart w:id="83" w:name="evidence-as-prior-information"/>
     <w:p>
       <w:pPr>
         <w:pStyle w:val="Heading2"/>
@@ -7079,19 +6639,7 @@
         <w:t xml:space="preserve"> </w:t>
       </w:r>
       <w:r>
-        <w:t xml:space="preserve">Cook JD,</w:t>
-      </w:r>
-      <w:r>
-        <w:t xml:space="preserve"> </w:t>
-      </w:r>
-      <w:r>
-        <w:rPr>
-          <w:rStyle w:val="VerbatimChar"/>
-        </w:rPr>
-        <w:t xml:space="preserve">[[FULL AUTHOR LIST REQUIRED]]</w:t>
-      </w:r>
-      <w:r>
-        <w:t xml:space="preserve">. Bayesian forecasting of disease</w:t>
+        <w:t xml:space="preserve">Cook JD, Williams DM, Walsh DP, Hefley TJ. Bayesian forecasting of disease</w:t>
       </w:r>
       <w:r>
         <w:t xml:space="preserve"> </w:t>
@@ -7113,40 +6661,13 @@
         <w:t xml:space="preserve"> </w:t>
       </w:r>
       <w:r>
-        <w:t xml:space="preserve">2023;13.</w:t>
-      </w:r>
-      <w:r>
-        <w:t xml:space="preserve"> </w:t>
-      </w:r>
-      <w:r>
-        <w:rPr>
-          <w:rStyle w:val="VerbatimChar"/>
-        </w:rPr>
-        <w:t xml:space="preserve">[[article number + doi; auditor-verified venue (s41598-023-35177-6); complete from the publisher record]]</w:t>
-      </w:r>
-    </w:p>
-    <w:p>
-      <w:pPr>
-        <w:numPr>
-          <w:ilvl w:val="1"/>
-          <w:numId w:val="1006"/>
-        </w:numPr>
-        <w:pStyle w:val="Compact"/>
-      </w:pPr>
-      <w:r>
-        <w:t xml:space="preserve">The prior-art example §2.1.2 cites: Bayesian forecasting with informative priors under</w:t>
-      </w:r>
-      <w:r>
-        <w:t xml:space="preserve"> </w:t>
-      </w:r>
-      <w:r>
-        <w:t xml:space="preserve">sparse local data. COLDSTART's gap is downstream of it; automated construction, propagated</w:t>
-      </w:r>
-      <w:r>
-        <w:t xml:space="preserve"> </w:t>
-      </w:r>
-      <w:r>
-        <w:t xml:space="preserve">extraction/transportability uncertainty, strict historical information sets, harm detection.</w:t>
+        <w:t xml:space="preserve">2023;13:8137.</w:t>
+      </w:r>
+      <w:r>
+        <w:t xml:space="preserve"> </w:t>
+      </w:r>
+      <w:r>
+        <w:t xml:space="preserve">doi:10.1038/s41598-023-35177-6</w:t>
       </w:r>
     </w:p>
     <w:p>
@@ -7230,15 +6751,6 @@
       <w:r>
         <w:t xml:space="preserve">2011;67(3):1047–1056.</w:t>
       </w:r>
-      <w:r>
-        <w:t xml:space="preserve"> </w:t>
-      </w:r>
-      <w:r>
-        <w:rPr>
-          <w:rStyle w:val="VerbatimChar"/>
-        </w:rPr>
-        <w:t xml:space="preserve">verify volume/pages</w:t>
-      </w:r>
     </w:p>
     <w:p>
       <w:pPr>
@@ -7287,17 +6799,121 @@
         <w:t xml:space="preserve"> </w:t>
       </w:r>
       <w:r>
-        <w:t xml:space="preserve">2014;70(4):1023–1032.</w:t>
+        <w:t xml:space="preserve">2014;70(4):1023–1032. doi:10.1111/biom.12242</w:t>
+      </w:r>
+    </w:p>
+    <w:bookmarkEnd w:id="83"/>
+    <w:bookmarkStart w:id="84" w:name="automated-extraction"/>
+    <w:p>
+      <w:pPr>
+        <w:pStyle w:val="Heading2"/>
+      </w:pPr>
+      <w:r>
+        <w:t xml:space="preserve">Automated extraction</w:t>
+      </w:r>
+    </w:p>
+    <w:p>
+      <w:pPr>
+        <w:numPr>
+          <w:ilvl w:val="0"/>
+          <w:numId w:val="1006"/>
+        </w:numPr>
+        <w:pStyle w:val="Compact"/>
+      </w:pPr>
+      <w:r>
+        <w:rPr>
+          <w:bCs/>
+          <w:b/>
+        </w:rPr>
+        <w:t xml:space="preserve">[Shankar 2026]</w:t>
+      </w:r>
+      <w:r>
+        <w:t xml:space="preserve"> </w:t>
+      </w:r>
+      <w:r>
+        <w:t xml:space="preserve">Shankar R, Lim A, Qian X. Performance of large language models in data</w:t>
+      </w:r>
+      <w:r>
+        <w:t xml:space="preserve"> </w:t>
+      </w:r>
+      <w:r>
+        <w:t xml:space="preserve">extraction for evidence synthesis: a systematic review.</w:t>
+      </w:r>
+      <w:r>
+        <w:t xml:space="preserve"> </w:t>
+      </w:r>
+      <w:r>
+        <w:rPr>
+          <w:iCs/>
+          <w:i/>
+        </w:rPr>
+        <w:t xml:space="preserve">Journal of Biomedical Informatics</w:t>
+      </w:r>
+      <w:r>
+        <w:t xml:space="preserve"> </w:t>
+      </w:r>
+      <w:r>
+        <w:t xml:space="preserve">2026;181:105086. doi:10.1016/j.jbi.2026.105086</w:t>
+      </w:r>
+    </w:p>
+    <w:p>
+      <w:pPr>
+        <w:numPr>
+          <w:ilvl w:val="0"/>
+          <w:numId w:val="1006"/>
+        </w:numPr>
+        <w:pStyle w:val="Compact"/>
+      </w:pPr>
+      <w:r>
+        <w:rPr>
+          <w:bCs/>
+          <w:b/>
+        </w:rPr>
+        <w:t xml:space="preserve">[Orel 2023]</w:t>
+      </w:r>
+      <w:r>
+        <w:t xml:space="preserve"> </w:t>
+      </w:r>
+      <w:r>
+        <w:t xml:space="preserve">Orel E, Ciglenecki I, Thiabaud A, Temerev A, Calmy A, Keiser O, Merzouki A.</w:t>
+      </w:r>
+      <w:r>
+        <w:t xml:space="preserve"> </w:t>
+      </w:r>
+      <w:r>
+        <w:t xml:space="preserve">An automated literature review tool (LiteRev) for streamlining and accelerating research using</w:t>
+      </w:r>
+      <w:r>
+        <w:t xml:space="preserve"> </w:t>
+      </w:r>
+      <w:r>
+        <w:t xml:space="preserve">natural language processing and machine learning.</w:t>
+      </w:r>
+      <w:r>
+        <w:t xml:space="preserve"> </w:t>
+      </w:r>
+      <w:r>
+        <w:rPr>
+          <w:iCs/>
+          <w:i/>
+        </w:rPr>
+        <w:t xml:space="preserve">Journal of Medical Internet Research</w:t>
+      </w:r>
+      <w:r>
+        <w:t xml:space="preserve"> </w:t>
+      </w:r>
+      <w:r>
+        <w:t xml:space="preserve">2023;25:e39736. doi:10.2196/39736</w:t>
       </w:r>
     </w:p>
     <w:bookmarkEnd w:id="84"/>
-    <w:bookmarkStart w:id="85" w:name="automated-extraction"/>
+    <w:bookmarkStart w:id="85" w:name="transportability"/>
     <w:p>
       <w:pPr>
         <w:pStyle w:val="Heading2"/>
       </w:pPr>
       <w:r>
-        <w:t xml:space="preserve">Automated extraction</w:t>
+        <w:t xml:space="preserve">Transportability</w:t>
       </w:r>
     </w:p>
     <w:p>
@@ -7313,19 +6929,13 @@
           <w:bCs/>
           <w:b/>
         </w:rPr>
-        <w:t xml:space="preserve">[Shankar 2026]</w:t>
-      </w:r>
-      <w:r>
-        <w:t xml:space="preserve"> </w:t>
-      </w:r>
-      <w:r>
-        <w:t xml:space="preserve">Shankar R, Lim A, Qian X. Performance of large language models in data</w:t>
-      </w:r>
-      <w:r>
-        <w:t xml:space="preserve"> </w:t>
-      </w:r>
-      <w:r>
-        <w:t xml:space="preserve">extraction for evidence synthesis: a systematic review.</w:t>
+        <w:t xml:space="preserve">[Bareinboim 2016]</w:t>
+      </w:r>
+      <w:r>
+        <w:t xml:space="preserve"> </w:t>
+      </w:r>
+      <w:r>
+        <w:t xml:space="preserve">Bareinboim E, Pearl J. Causal inference and the data-fusion problem.</w:t>
       </w:r>
       <w:r>
         <w:t xml:space="preserve"> </w:t>
@@ -7335,46 +6945,19 @@
           <w:iCs/>
           <w:i/>
         </w:rPr>
-        <w:t xml:space="preserve">J Biomed Inform</w:t>
-      </w:r>
-      <w:r>
-        <w:t xml:space="preserve"> </w:t>
-      </w:r>
-      <w:r>
-        <w:t xml:space="preserve">2026;181:105086.</w:t>
-      </w:r>
-      <w:r>
-        <w:t xml:space="preserve"> </w:t>
-      </w:r>
-      <w:r>
-        <w:t xml:space="preserve">doi:10.1016/j.jbi.2026.105086</w:t>
-      </w:r>
-      <w:r>
-        <w:t xml:space="preserve"> </w:t>
-      </w:r>
-      <w:r>
-        <w:rPr>
-          <w:rStyle w:val="VerbatimChar"/>
-        </w:rPr>
-        <w:t xml:space="preserve">author list and details auditor-verified 30 Sep; confirm once against the publisher record</w:t>
-      </w:r>
-    </w:p>
-    <w:p>
-      <w:pPr>
-        <w:numPr>
-          <w:ilvl w:val="1"/>
-          <w:numId w:val="1008"/>
-        </w:numPr>
-        <w:pStyle w:val="Compact"/>
-      </w:pPr>
-      <w:r>
-        <w:t xml:space="preserve">Key figures for §2.1.2: overall accuracy 47–99.9%; numerical items 47–88% vs categorical/string</w:t>
-      </w:r>
-      <w:r>
-        <w:t xml:space="preserve"> </w:t>
-      </w:r>
-      <w:r>
-        <w:t xml:space="preserve">74–96%; omissions 60–74% of errors; hallucination 0.08–6%.</w:t>
+        <w:t xml:space="preserve">Proceedings of the National Academy of Sciences</w:t>
+      </w:r>
+      <w:r>
+        <w:t xml:space="preserve"> </w:t>
+      </w:r>
+      <w:r>
+        <w:t xml:space="preserve">2016;113(27):7345–7352.</w:t>
+      </w:r>
+      <w:r>
+        <w:t xml:space="preserve"> </w:t>
+      </w:r>
+      <w:r>
+        <w:t xml:space="preserve">doi:10.1073/pnas.1510507113</w:t>
       </w:r>
     </w:p>
     <w:p>
@@ -7390,32 +6973,25 @@
           <w:bCs/>
           <w:b/>
         </w:rPr>
-        <w:t xml:space="preserve">[Orel 2023]</w:t>
-      </w:r>
-      <w:r>
-        <w:t xml:space="preserve"> </w:t>
-      </w:r>
-      <w:r>
-        <w:rPr>
-          <w:bCs/>
-          <w:b/>
-        </w:rPr>
-        <w:t xml:space="preserve">Orel E</w:t>
-      </w:r>
-      <w:r>
-        <w:t xml:space="preserve">, Ciglenecki I, Thiabaud A, Temerev A, Calmy A, Keiser O, Merzouki A.</w:t>
-      </w:r>
-      <w:r>
-        <w:t xml:space="preserve"> </w:t>
-      </w:r>
-      <w:r>
-        <w:t xml:space="preserve">An automated literature review tool (LiteRev) for streamlining and accelerating research using</w:t>
-      </w:r>
-      <w:r>
-        <w:t xml:space="preserve"> </w:t>
-      </w:r>
-      <w:r>
-        <w:t xml:space="preserve">natural language processing and machine learning.</w:t>
+        <w:t xml:space="preserve">[Dahabreh 2020]</w:t>
+      </w:r>
+      <w:r>
+        <w:t xml:space="preserve"> </w:t>
+      </w:r>
+      <w:r>
+        <w:t xml:space="preserve">Dahabreh IJ, Petito LC, Robertson SE, Hernán MA, Steingrimsson JA. Toward</w:t>
+      </w:r>
+      <w:r>
+        <w:t xml:space="preserve"> </w:t>
+      </w:r>
+      <w:r>
+        <w:t xml:space="preserve">causally interpretable meta-analysis: transporting inferences from multiple randomized trials</w:t>
+      </w:r>
+      <w:r>
+        <w:t xml:space="preserve"> </w:t>
+      </w:r>
+      <w:r>
+        <w:t xml:space="preserve">to a new target population.</w:t>
       </w:r>
       <w:r>
         <w:t xml:space="preserve"> </w:t>
@@ -7425,23 +7001,253 @@
           <w:iCs/>
           <w:i/>
         </w:rPr>
-        <w:t xml:space="preserve">J Med Internet Res</w:t>
-      </w:r>
-      <w:r>
-        <w:t xml:space="preserve"> </w:t>
-      </w:r>
-      <w:r>
-        <w:t xml:space="preserve">2023;25:e39736.</w:t>
+        <w:t xml:space="preserve">Epidemiology</w:t>
+      </w:r>
+      <w:r>
+        <w:t xml:space="preserve"> </w:t>
+      </w:r>
+      <w:r>
+        <w:t xml:space="preserve">2020;31(3):334–344.</w:t>
+      </w:r>
+      <w:r>
+        <w:t xml:space="preserve"> </w:t>
+      </w:r>
+      <w:r>
+        <w:t xml:space="preserve">doi:10.1097/EDE.0000000000001177</w:t>
+      </w:r>
+    </w:p>
+    <w:p>
+      <w:pPr>
+        <w:numPr>
+          <w:ilvl w:val="0"/>
+          <w:numId w:val="1007"/>
+        </w:numPr>
+        <w:pStyle w:val="Compact"/>
+      </w:pPr>
+      <w:r>
+        <w:rPr>
+          <w:bCs/>
+          <w:b/>
+        </w:rPr>
+        <w:t xml:space="preserve">[Degtiar 2023]</w:t>
+      </w:r>
+      <w:r>
+        <w:t xml:space="preserve"> </w:t>
+      </w:r>
+      <w:r>
+        <w:t xml:space="preserve">Degtiar I, Rose S. A review of generalizability and transportability.</w:t>
+      </w:r>
+      <w:r>
+        <w:t xml:space="preserve"> </w:t>
+      </w:r>
+      <w:r>
+        <w:rPr>
+          <w:iCs/>
+          <w:i/>
+        </w:rPr>
+        <w:t xml:space="preserve">Annual Review of Statistics and Its Application</w:t>
+      </w:r>
+      <w:r>
+        <w:t xml:space="preserve"> </w:t>
+      </w:r>
+      <w:r>
+        <w:t xml:space="preserve">2023;10:501–524.</w:t>
       </w:r>
     </w:p>
     <w:bookmarkEnd w:id="85"/>
-    <w:bookmarkStart w:id="86" w:name="transportability"/>
+    <w:bookmarkStart w:id="86" w:name="Xe9922e1c5762c88228c0c87eec70e80a7dd8e43"/>
     <w:p>
       <w:pPr>
         <w:pStyle w:val="Heading2"/>
       </w:pPr>
       <w:r>
-        <w:t xml:space="preserve">Transportability</w:t>
+        <w:t xml:space="preserve">Critical slowing down and resilience indicators</w:t>
+      </w:r>
+    </w:p>
+    <w:p>
+      <w:pPr>
+        <w:numPr>
+          <w:ilvl w:val="0"/>
+          <w:numId w:val="1008"/>
+        </w:numPr>
+        <w:pStyle w:val="Compact"/>
+      </w:pPr>
+      <w:r>
+        <w:rPr>
+          <w:bCs/>
+          <w:b/>
+        </w:rPr>
+        <w:t xml:space="preserve">[Scheffer 2009]</w:t>
+      </w:r>
+      <w:r>
+        <w:t xml:space="preserve"> </w:t>
+      </w:r>
+      <w:r>
+        <w:t xml:space="preserve">Scheffer M, Bascompte J, Brock WA, Brovkin V, Carpenter SR, Dakos V, Held H,</w:t>
+      </w:r>
+      <w:r>
+        <w:t xml:space="preserve"> </w:t>
+      </w:r>
+      <w:r>
+        <w:t xml:space="preserve">van Nes EH, Rietkerk M, Sugihara G. Early-warning signals for critical transitions.</w:t>
+      </w:r>
+      <w:r>
+        <w:t xml:space="preserve"> </w:t>
+      </w:r>
+      <w:r>
+        <w:rPr>
+          <w:iCs/>
+          <w:i/>
+        </w:rPr>
+        <w:t xml:space="preserve">Nature</w:t>
+      </w:r>
+      <w:r>
+        <w:t xml:space="preserve"> </w:t>
+      </w:r>
+      <w:r>
+        <w:t xml:space="preserve">2009;461:53–59. doi:10.1038/nature08227</w:t>
+      </w:r>
+    </w:p>
+    <w:p>
+      <w:pPr>
+        <w:numPr>
+          <w:ilvl w:val="0"/>
+          <w:numId w:val="1008"/>
+        </w:numPr>
+        <w:pStyle w:val="Compact"/>
+      </w:pPr>
+      <w:r>
+        <w:rPr>
+          <w:bCs/>
+          <w:b/>
+        </w:rPr>
+        <w:t xml:space="preserve">[O'Regan 2013]</w:t>
+      </w:r>
+      <w:r>
+        <w:t xml:space="preserve"> </w:t>
+      </w:r>
+      <w:r>
+        <w:t xml:space="preserve">O'Regan SM, Drake JM. Theory of early warning signals of disease emergence</w:t>
+      </w:r>
+      <w:r>
+        <w:t xml:space="preserve"> </w:t>
+      </w:r>
+      <w:r>
+        <w:t xml:space="preserve">and leading indicators of elimination.</w:t>
+      </w:r>
+      <w:r>
+        <w:t xml:space="preserve"> </w:t>
+      </w:r>
+      <w:r>
+        <w:rPr>
+          <w:iCs/>
+          <w:i/>
+        </w:rPr>
+        <w:t xml:space="preserve">Theoretical Ecology</w:t>
+      </w:r>
+      <w:r>
+        <w:t xml:space="preserve"> </w:t>
+      </w:r>
+      <w:r>
+        <w:t xml:space="preserve">2013;6:333–357.</w:t>
+      </w:r>
+    </w:p>
+    <w:p>
+      <w:pPr>
+        <w:numPr>
+          <w:ilvl w:val="0"/>
+          <w:numId w:val="1008"/>
+        </w:numPr>
+        <w:pStyle w:val="Compact"/>
+      </w:pPr>
+      <w:r>
+        <w:rPr>
+          <w:bCs/>
+          <w:b/>
+        </w:rPr>
+        <w:t xml:space="preserve">[Brett 2018]</w:t>
+      </w:r>
+      <w:r>
+        <w:t xml:space="preserve"> </w:t>
+      </w:r>
+      <w:r>
+        <w:t xml:space="preserve">Brett TS, O'Dea EB, Marty É, Miller PB, Park AW, Drake JM, Rohani P.</w:t>
+      </w:r>
+      <w:r>
+        <w:t xml:space="preserve"> </w:t>
+      </w:r>
+      <w:r>
+        <w:t xml:space="preserve">Anticipating epidemic transitions with imperfect data.</w:t>
+      </w:r>
+      <w:r>
+        <w:t xml:space="preserve"> </w:t>
+      </w:r>
+      <w:r>
+        <w:rPr>
+          <w:iCs/>
+          <w:i/>
+        </w:rPr>
+        <w:t xml:space="preserve">PLoS Computational Biology</w:t>
+      </w:r>
+      <w:r>
+        <w:t xml:space="preserve"> </w:t>
+      </w:r>
+      <w:r>
+        <w:t xml:space="preserve">2018;14(6):e1006204. doi:10.1371/journal.pcbi.1006204</w:t>
+      </w:r>
+    </w:p>
+    <w:p>
+      <w:pPr>
+        <w:numPr>
+          <w:ilvl w:val="0"/>
+          <w:numId w:val="1008"/>
+        </w:numPr>
+        <w:pStyle w:val="Compact"/>
+      </w:pPr>
+      <w:r>
+        <w:rPr>
+          <w:bCs/>
+          <w:b/>
+        </w:rPr>
+        <w:t xml:space="preserve">[Southall 2021]</w:t>
+      </w:r>
+      <w:r>
+        <w:t xml:space="preserve"> </w:t>
+      </w:r>
+      <w:r>
+        <w:t xml:space="preserve">Southall E, Brett TS, Tildesley MJ, Dyson L. Early warning signals of</w:t>
+      </w:r>
+      <w:r>
+        <w:t xml:space="preserve"> </w:t>
+      </w:r>
+      <w:r>
+        <w:t xml:space="preserve">infectious disease transitions: a review.</w:t>
+      </w:r>
+      <w:r>
+        <w:t xml:space="preserve"> </w:t>
+      </w:r>
+      <w:r>
+        <w:rPr>
+          <w:iCs/>
+          <w:i/>
+        </w:rPr>
+        <w:t xml:space="preserve">Journal of the Royal Society Interface</w:t>
+      </w:r>
+      <w:r>
+        <w:t xml:space="preserve"> </w:t>
+      </w:r>
+      <w:r>
+        <w:t xml:space="preserve">2021;18(182):20210555. doi:10.1098/rsif.2021.0555</w:t>
+      </w:r>
+    </w:p>
+    <w:bookmarkEnd w:id="86"/>
+    <w:bookmarkStart w:id="87" w:name="conformal-prediction"/>
+    <w:p>
+      <w:pPr>
+        <w:pStyle w:val="Heading2"/>
+      </w:pPr>
+      <w:r>
+        <w:t xml:space="preserve">Conformal prediction</w:t>
       </w:r>
     </w:p>
     <w:p>
@@ -7457,13 +7263,13 @@
           <w:bCs/>
           <w:b/>
         </w:rPr>
-        <w:t xml:space="preserve">[Bareinboim 2016]</w:t>
-      </w:r>
-      <w:r>
-        <w:t xml:space="preserve"> </w:t>
-      </w:r>
-      <w:r>
-        <w:t xml:space="preserve">Bareinboim E, Pearl J. Causal inference and the data-fusion problem.</w:t>
+        <w:t xml:space="preserve">[Angelopoulos 2023]</w:t>
+      </w:r>
+      <w:r>
+        <w:t xml:space="preserve"> </w:t>
+      </w:r>
+      <w:r>
+        <w:t xml:space="preserve">Angelopoulos AN, Bates S. Conformal prediction: a gentle introduction.</w:t>
       </w:r>
       <w:r>
         <w:t xml:space="preserve"> </w:t>
@@ -7473,22 +7279,13 @@
           <w:iCs/>
           <w:i/>
         </w:rPr>
-        <w:t xml:space="preserve">PNAS</w:t>
-      </w:r>
-      <w:r>
-        <w:t xml:space="preserve"> </w:t>
-      </w:r>
-      <w:r>
-        <w:t xml:space="preserve">2016;113(27):7345–7352.</w:t>
-      </w:r>
-      <w:r>
-        <w:t xml:space="preserve"> </w:t>
-      </w:r>
-      <w:r>
-        <w:rPr>
-          <w:rStyle w:val="VerbatimChar"/>
-        </w:rPr>
-        <w:t xml:space="preserve">also: External validity: from do-calculus to transportability across populations, Statistical Science 2014</w:t>
+        <w:t xml:space="preserve">Foundations and Trends in Machine Learning</w:t>
+      </w:r>
+      <w:r>
+        <w:t xml:space="preserve"> </w:t>
+      </w:r>
+      <w:r>
+        <w:t xml:space="preserve">2023;16(4):494–591.</w:t>
       </w:r>
     </w:p>
     <w:p>
@@ -7504,56 +7301,19 @@
           <w:bCs/>
           <w:b/>
         </w:rPr>
-        <w:t xml:space="preserve">[Dahabreh 2019]</w:t>
-      </w:r>
-      <w:r>
-        <w:t xml:space="preserve"> </w:t>
-      </w:r>
-      <w:r>
-        <w:t xml:space="preserve">Dahabreh IJ, Petito LC, Robertson SE, Hernán MA, Steingrimsson JA. Towards</w:t>
-      </w:r>
-      <w:r>
-        <w:t xml:space="preserve"> </w:t>
-      </w:r>
-      <w:r>
-        <w:t xml:space="preserve">causally interpretable meta-analysis: transporting inferences from multiple studies to a target</w:t>
-      </w:r>
-      <w:r>
-        <w:t xml:space="preserve"> </w:t>
-      </w:r>
-      <w:r>
-        <w:t xml:space="preserve">population. arXiv:1903.11455.</w:t>
-      </w:r>
-      <w:r>
-        <w:t xml:space="preserve"> </w:t>
-      </w:r>
-      <w:r>
-        <w:rPr>
-          <w:rStyle w:val="VerbatimChar"/>
-        </w:rPr>
-        <w:t xml:space="preserve">verify final publication venue</w:t>
-      </w:r>
-    </w:p>
-    <w:p>
-      <w:pPr>
-        <w:numPr>
-          <w:ilvl w:val="0"/>
-          <w:numId w:val="1009"/>
-        </w:numPr>
-        <w:pStyle w:val="Compact"/>
-      </w:pPr>
-      <w:r>
-        <w:rPr>
-          <w:bCs/>
-          <w:b/>
-        </w:rPr>
-        <w:t xml:space="preserve">[Degtiar 2023]</w:t>
-      </w:r>
-      <w:r>
-        <w:t xml:space="preserve"> </w:t>
-      </w:r>
-      <w:r>
-        <w:t xml:space="preserve">Degtiar I, Rose S. A review of generalizability and transportability.</w:t>
+        <w:t xml:space="preserve">[Barber 2023]</w:t>
+      </w:r>
+      <w:r>
+        <w:t xml:space="preserve"> </w:t>
+      </w:r>
+      <w:r>
+        <w:t xml:space="preserve">Barber RF, Candès EJ, Ramdas A, Tibshirani RJ. Conformal prediction beyond</w:t>
+      </w:r>
+      <w:r>
+        <w:t xml:space="preserve"> </w:t>
+      </w:r>
+      <w:r>
+        <w:t xml:space="preserve">exchangeability.</w:t>
       </w:r>
       <w:r>
         <w:t xml:space="preserve"> </w:t>
@@ -7563,23 +7323,23 @@
           <w:iCs/>
           <w:i/>
         </w:rPr>
-        <w:t xml:space="preserve">Annual Review of Statistics and Its Application</w:t>
-      </w:r>
-      <w:r>
-        <w:t xml:space="preserve"> </w:t>
-      </w:r>
-      <w:r>
-        <w:t xml:space="preserve">2023;10:501–524. arXiv:2102.11904</w:t>
-      </w:r>
-    </w:p>
-    <w:bookmarkEnd w:id="86"/>
-    <w:bookmarkStart w:id="87" w:name="Xe9922e1c5762c88228c0c87eec70e80a7dd8e43"/>
+        <w:t xml:space="preserve">Annals of Statistics</w:t>
+      </w:r>
+      <w:r>
+        <w:t xml:space="preserve"> </w:t>
+      </w:r>
+      <w:r>
+        <w:t xml:space="preserve">2023;51(2):816–845.</w:t>
+      </w:r>
+    </w:p>
+    <w:bookmarkEnd w:id="87"/>
+    <w:bookmarkStart w:id="88" w:name="regime-switching-and-extremes"/>
     <w:p>
       <w:pPr>
         <w:pStyle w:val="Heading2"/>
       </w:pPr>
       <w:r>
-        <w:t xml:space="preserve">Critical slowing down and resilience indicators</w:t>
+        <w:t xml:space="preserve">Regime switching and extremes</w:t>
       </w:r>
     </w:p>
     <w:p>
@@ -7595,19 +7355,19 @@
           <w:bCs/>
           <w:b/>
         </w:rPr>
-        <w:t xml:space="preserve">[Scheffer 2009]</w:t>
-      </w:r>
-      <w:r>
-        <w:t xml:space="preserve"> </w:t>
-      </w:r>
-      <w:r>
-        <w:t xml:space="preserve">Scheffer M, Bascompte J, Brock WA, Brovkin V, Carpenter SR, Dakos V, Held H,</w:t>
-      </w:r>
-      <w:r>
-        <w:t xml:space="preserve"> </w:t>
-      </w:r>
-      <w:r>
-        <w:t xml:space="preserve">van Nes EH, Rietkerk M, Sugihara G. Early-warning signals for critical transitions.</w:t>
+        <w:t xml:space="preserve">[Hamilton 1989]</w:t>
+      </w:r>
+      <w:r>
+        <w:t xml:space="preserve"> </w:t>
+      </w:r>
+      <w:r>
+        <w:t xml:space="preserve">Hamilton JD. A new approach to the economic analysis of nonstationary time</w:t>
+      </w:r>
+      <w:r>
+        <w:t xml:space="preserve"> </w:t>
+      </w:r>
+      <w:r>
+        <w:t xml:space="preserve">series and the business cycle.</w:t>
       </w:r>
       <w:r>
         <w:t xml:space="preserve"> </w:t>
@@ -7617,13 +7377,13 @@
           <w:iCs/>
           <w:i/>
         </w:rPr>
-        <w:t xml:space="preserve">Nature</w:t>
-      </w:r>
-      <w:r>
-        <w:t xml:space="preserve"> </w:t>
-      </w:r>
-      <w:r>
-        <w:t xml:space="preserve">2009;461:53–59.</w:t>
+        <w:t xml:space="preserve">Econometrica</w:t>
+      </w:r>
+      <w:r>
+        <w:t xml:space="preserve"> </w:t>
+      </w:r>
+      <w:r>
+        <w:t xml:space="preserve">1989;57(2):357–384.</w:t>
       </w:r>
     </w:p>
     <w:p>
@@ -7639,19 +7399,13 @@
           <w:bCs/>
           <w:b/>
         </w:rPr>
-        <w:t xml:space="preserve">[O'Regan 2013]</w:t>
-      </w:r>
-      <w:r>
-        <w:t xml:space="preserve"> </w:t>
-      </w:r>
-      <w:r>
-        <w:t xml:space="preserve">O'Regan SM, Drake JM. Theory of early warning signals of disease emergence</w:t>
-      </w:r>
-      <w:r>
-        <w:t xml:space="preserve"> </w:t>
-      </w:r>
-      <w:r>
-        <w:t xml:space="preserve">and leading indicators of elimination.</w:t>
+        <w:t xml:space="preserve">[Coles 2001]</w:t>
+      </w:r>
+      <w:r>
+        <w:t xml:space="preserve"> </w:t>
+      </w:r>
+      <w:r>
+        <w:t xml:space="preserve">Coles S.</w:t>
       </w:r>
       <w:r>
         <w:t xml:space="preserve"> </w:t>
@@ -7661,22 +7415,13 @@
           <w:iCs/>
           <w:i/>
         </w:rPr>
-        <w:t xml:space="preserve">Theoretical Ecology</w:t>
-      </w:r>
-      <w:r>
-        <w:t xml:space="preserve"> </w:t>
-      </w:r>
-      <w:r>
-        <w:t xml:space="preserve">2013;6:333–357.</w:t>
-      </w:r>
-      <w:r>
-        <w:t xml:space="preserve"> </w:t>
-      </w:r>
-      <w:r>
-        <w:rPr>
-          <w:rStyle w:val="VerbatimChar"/>
-        </w:rPr>
-        <w:t xml:space="preserve">verify pages</w:t>
+        <w:t xml:space="preserve">An Introduction to Statistical Modeling of Extreme Values.</w:t>
+      </w:r>
+      <w:r>
+        <w:t xml:space="preserve"> </w:t>
+      </w:r>
+      <w:r>
+        <w:t xml:space="preserve">Springer, 2001. doi:10.1007/978-1-4471-3675-0</w:t>
       </w:r>
     </w:p>
     <w:p>
@@ -7692,19 +7437,25 @@
           <w:bCs/>
           <w:b/>
         </w:rPr>
-        <w:t xml:space="preserve">[Brett 2018]</w:t>
-      </w:r>
-      <w:r>
-        <w:t xml:space="preserve"> </w:t>
-      </w:r>
-      <w:r>
-        <w:t xml:space="preserve">Brett TS, O'Dea EB, Marty É, Miller PB, Park AW, Drake JM, Rohani P.</w:t>
-      </w:r>
-      <w:r>
-        <w:t xml:space="preserve"> </w:t>
-      </w:r>
-      <w:r>
-        <w:t xml:space="preserve">Anticipating epidemic transitions with imperfect data.</w:t>
+        <w:t xml:space="preserve">[Ranjbar 2022]</w:t>
+      </w:r>
+      <w:r>
+        <w:t xml:space="preserve"> </w:t>
+      </w:r>
+      <w:r>
+        <w:t xml:space="preserve">Ranjbar S, Cantoni E, Chavez-Demoulin V, Marra G, Radice R, Jaton-Ogay K.</w:t>
+      </w:r>
+      <w:r>
+        <w:t xml:space="preserve"> </w:t>
+      </w:r>
+      <w:r>
+        <w:t xml:space="preserve">Modelling the extremes of seasonal viruses and hospital congestion: the example of flu in a</w:t>
+      </w:r>
+      <w:r>
+        <w:t xml:space="preserve"> </w:t>
+      </w:r>
+      <w:r>
+        <w:t xml:space="preserve">Swiss hospital.</w:t>
       </w:r>
       <w:r>
         <w:t xml:space="preserve"> </w:t>
@@ -7714,86 +7465,23 @@
           <w:iCs/>
           <w:i/>
         </w:rPr>
-        <w:t xml:space="preserve">PLoS Comput Biol</w:t>
-      </w:r>
-      <w:r>
-        <w:t xml:space="preserve"> </w:t>
-      </w:r>
-      <w:r>
-        <w:t xml:space="preserve">2018;14(6):e1006204.</w:t>
-      </w:r>
-    </w:p>
-    <w:p>
-      <w:pPr>
-        <w:numPr>
-          <w:ilvl w:val="0"/>
-          <w:numId w:val="1010"/>
-        </w:numPr>
-        <w:pStyle w:val="Compact"/>
-      </w:pPr>
-      <w:r>
-        <w:rPr>
-          <w:bCs/>
-          <w:b/>
-        </w:rPr>
-        <w:t xml:space="preserve">[Southall 2021]</w:t>
-      </w:r>
-      <w:r>
-        <w:t xml:space="preserve"> </w:t>
-      </w:r>
-      <w:r>
-        <w:t xml:space="preserve">Southall E, Brett TS, Tildesley MJ, Dyson L. Early warning signals of</w:t>
-      </w:r>
-      <w:r>
-        <w:t xml:space="preserve"> </w:t>
-      </w:r>
-      <w:r>
-        <w:t xml:space="preserve">infectious disease transitions: a review.</w:t>
-      </w:r>
-      <w:r>
-        <w:t xml:space="preserve"> </w:t>
-      </w:r>
-      <w:r>
-        <w:rPr>
-          <w:iCs/>
-          <w:i/>
-        </w:rPr>
-        <w:t xml:space="preserve">J R Soc Interface</w:t>
-      </w:r>
-      <w:r>
-        <w:t xml:space="preserve"> </w:t>
-      </w:r>
-      <w:r>
-        <w:t xml:space="preserve">2021;18(182):20210555.</w:t>
-      </w:r>
-      <w:r>
-        <w:t xml:space="preserve"> </w:t>
-      </w:r>
-      <w:r>
-        <w:rPr>
-          <w:bCs/>
-          <w:b/>
-        </w:rPr>
-        <w:t xml:space="preserve">The review to work from</w:t>
-      </w:r>
-      <w:r>
-        <w:t xml:space="preserve">: it catalogues the candidate indicators and their known</w:t>
-      </w:r>
-      <w:r>
-        <w:t xml:space="preserve"> </w:t>
-      </w:r>
-      <w:r>
-        <w:t xml:space="preserve">false-positive behaviour, which T2.4/T2.5 must confront rather than tune away.</w:t>
-      </w:r>
-    </w:p>
-    <w:bookmarkEnd w:id="87"/>
-    <w:bookmarkStart w:id="88" w:name="conformal-prediction"/>
+        <w:t xml:space="preserve">Journal of the Royal Statistical Society Series C (Applied Statistics)</w:t>
+      </w:r>
+      <w:r>
+        <w:t xml:space="preserve"> </w:t>
+      </w:r>
+      <w:r>
+        <w:t xml:space="preserve">2022;71(4):884–905. doi:10.1111/rssc.12559</w:t>
+      </w:r>
+    </w:p>
+    <w:bookmarkEnd w:id="88"/>
+    <w:bookmarkStart w:id="89" w:name="heat-air-quality-and-emergency-demand"/>
     <w:p>
       <w:pPr>
         <w:pStyle w:val="Heading2"/>
       </w:pPr>
       <w:r>
-        <w:t xml:space="preserve">Conformal prediction</w:t>
+        <w:t xml:space="preserve">Heat, air quality and emergency demand</w:t>
       </w:r>
     </w:p>
     <w:p>
@@ -7809,13 +7497,25 @@
           <w:bCs/>
           <w:b/>
         </w:rPr>
-        <w:t xml:space="preserve">[Angelopoulos 2023]</w:t>
-      </w:r>
-      <w:r>
-        <w:t xml:space="preserve"> </w:t>
-      </w:r>
-      <w:r>
-        <w:t xml:space="preserve">Angelopoulos AN, Bates S. Conformal prediction: a gentle introduction.</w:t>
+        <w:t xml:space="preserve">[Schulte 2024]</w:t>
+      </w:r>
+      <w:r>
+        <w:t xml:space="preserve"> </w:t>
+      </w:r>
+      <w:r>
+        <w:t xml:space="preserve">Schulte F, Röösli M, Ragettli MS. Risk, attributable fraction and</w:t>
+      </w:r>
+      <w:r>
+        <w:t xml:space="preserve"> </w:t>
+      </w:r>
+      <w:r>
+        <w:t xml:space="preserve">attributable number of cause-specific heat-related emergency hospital admissions in</w:t>
+      </w:r>
+      <w:r>
+        <w:t xml:space="preserve"> </w:t>
+      </w:r>
+      <w:r>
+        <w:t xml:space="preserve">Switzerland.</w:t>
       </w:r>
       <w:r>
         <w:t xml:space="preserve"> </w:t>
@@ -7825,22 +7525,19 @@
           <w:iCs/>
           <w:i/>
         </w:rPr>
-        <w:t xml:space="preserve">Foundations and Trends in Machine Learning</w:t>
-      </w:r>
-      <w:r>
-        <w:t xml:space="preserve"> </w:t>
-      </w:r>
-      <w:r>
-        <w:t xml:space="preserve">2023;16(4):494–591.</w:t>
-      </w:r>
-      <w:r>
-        <w:t xml:space="preserve"> </w:t>
-      </w:r>
-      <w:r>
-        <w:rPr>
-          <w:rStyle w:val="VerbatimChar"/>
-        </w:rPr>
-        <w:t xml:space="preserve">verify volume/pages</w:t>
+        <w:t xml:space="preserve">International Journal of Public Health</w:t>
+      </w:r>
+      <w:r>
+        <w:t xml:space="preserve"> </w:t>
+      </w:r>
+      <w:r>
+        <w:t xml:space="preserve">2024;69:1607349.</w:t>
+      </w:r>
+      <w:r>
+        <w:t xml:space="preserve"> </w:t>
+      </w:r>
+      <w:r>
+        <w:t xml:space="preserve">doi:10.3389/ijph.2024.1607349</w:t>
       </w:r>
     </w:p>
     <w:p>
@@ -7856,19 +7553,19 @@
           <w:bCs/>
           <w:b/>
         </w:rPr>
-        <w:t xml:space="preserve">[Barber 2023]</w:t>
-      </w:r>
-      <w:r>
-        <w:t xml:space="preserve"> </w:t>
-      </w:r>
-      <w:r>
-        <w:t xml:space="preserve">Barber RF, Candès EJ, Ramdas A, Tibshirani RJ. Conformal prediction beyond</w:t>
-      </w:r>
-      <w:r>
-        <w:t xml:space="preserve"> </w:t>
-      </w:r>
-      <w:r>
-        <w:t xml:space="preserve">exchangeability.</w:t>
+        <w:t xml:space="preserve">[Ragettli 2019]</w:t>
+      </w:r>
+      <w:r>
+        <w:t xml:space="preserve"> </w:t>
+      </w:r>
+      <w:r>
+        <w:t xml:space="preserve">Ragettli MS, Vicedo-Cabrera AM, Schindler C, Röösli M. Impact of the warm</w:t>
+      </w:r>
+      <w:r>
+        <w:t xml:space="preserve"> </w:t>
+      </w:r>
+      <w:r>
+        <w:t xml:space="preserve">summer 2015 on emergency hospital admissions in Switzerland.</w:t>
       </w:r>
       <w:r>
         <w:t xml:space="preserve"> </w:t>
@@ -7878,32 +7575,123 @@
           <w:iCs/>
           <w:i/>
         </w:rPr>
-        <w:t xml:space="preserve">Annals of Statistics</w:t>
-      </w:r>
-      <w:r>
-        <w:t xml:space="preserve"> </w:t>
-      </w:r>
-      <w:r>
-        <w:t xml:space="preserve">2023;51(2):816–845.</w:t>
-      </w:r>
-      <w:r>
-        <w:t xml:space="preserve"> </w:t>
-      </w:r>
-      <w:r>
-        <w:rPr>
-          <w:rStyle w:val="VerbatimChar"/>
-        </w:rPr>
-        <w:t xml:space="preserve">key fixed (was [Xu 2023]); cited in T2.5</w:t>
-      </w:r>
-    </w:p>
-    <w:bookmarkEnd w:id="88"/>
-    <w:bookmarkStart w:id="89" w:name="regime-switching-and-extremes"/>
+        <w:t xml:space="preserve">Environmental Health</w:t>
+      </w:r>
+      <w:r>
+        <w:t xml:space="preserve"> </w:t>
+      </w:r>
+      <w:r>
+        <w:t xml:space="preserve">2019;18:66. doi:10.1186/s12940-019-0507-1</w:t>
+      </w:r>
+    </w:p>
+    <w:p>
+      <w:pPr>
+        <w:numPr>
+          <w:ilvl w:val="0"/>
+          <w:numId w:val="1011"/>
+        </w:numPr>
+        <w:pStyle w:val="Compact"/>
+      </w:pPr>
+      <w:r>
+        <w:rPr>
+          <w:bCs/>
+          <w:b/>
+        </w:rPr>
+        <w:t xml:space="preserve">[Zheng 2015]</w:t>
+      </w:r>
+      <w:r>
+        <w:t xml:space="preserve"> </w:t>
+      </w:r>
+      <w:r>
+        <w:t xml:space="preserve">Zheng XY, Ding H, Jiang LN, Chen SW, Zheng JP, Qiu M, Zhou YX, Chen Q,</w:t>
+      </w:r>
+      <w:r>
+        <w:t xml:space="preserve"> </w:t>
+      </w:r>
+      <w:r>
+        <w:t xml:space="preserve">Guan WJ. Association between air pollutants and asthma emergency room visits and hospital</w:t>
+      </w:r>
+      <w:r>
+        <w:t xml:space="preserve"> </w:t>
+      </w:r>
+      <w:r>
+        <w:t xml:space="preserve">admissions in time series studies: a systematic review and meta-analysis.</w:t>
+      </w:r>
+      <w:r>
+        <w:t xml:space="preserve"> </w:t>
+      </w:r>
+      <w:r>
+        <w:rPr>
+          <w:iCs/>
+          <w:i/>
+        </w:rPr>
+        <w:t xml:space="preserve">PLoS ONE</w:t>
+      </w:r>
+      <w:r>
+        <w:t xml:space="preserve"> </w:t>
+      </w:r>
+      <w:r>
+        <w:t xml:space="preserve">2015;10(9):e0138146. doi:10.1371/journal.pone.0138146</w:t>
+      </w:r>
+    </w:p>
+    <w:p>
+      <w:pPr>
+        <w:numPr>
+          <w:ilvl w:val="0"/>
+          <w:numId w:val="1011"/>
+        </w:numPr>
+        <w:pStyle w:val="Compact"/>
+      </w:pPr>
+      <w:r>
+        <w:rPr>
+          <w:bCs/>
+          <w:b/>
+        </w:rPr>
+        <w:t xml:space="preserve">[Lung 2021]</w:t>
+      </w:r>
+      <w:r>
+        <w:t xml:space="preserve"> </w:t>
+      </w:r>
+      <w:r>
+        <w:t xml:space="preserve">Lung S-CC, Yeh J-CJ, Hwang J-S. Selecting thresholds of heat-warning systems</w:t>
+      </w:r>
+      <w:r>
+        <w:t xml:space="preserve"> </w:t>
+      </w:r>
+      <w:r>
+        <w:t xml:space="preserve">with substantial enhancement of essential population health outcomes for facilitating</w:t>
+      </w:r>
+      <w:r>
+        <w:t xml:space="preserve"> </w:t>
+      </w:r>
+      <w:r>
+        <w:t xml:space="preserve">implementation.</w:t>
+      </w:r>
+      <w:r>
+        <w:t xml:space="preserve"> </w:t>
+      </w:r>
+      <w:r>
+        <w:rPr>
+          <w:iCs/>
+          <w:i/>
+        </w:rPr>
+        <w:t xml:space="preserve">International Journal of Environmental Research and Public Health</w:t>
+      </w:r>
+      <w:r>
+        <w:t xml:space="preserve"> </w:t>
+      </w:r>
+      <w:r>
+        <w:t xml:space="preserve">2021;18(18):9506. doi:10.3390/ijerph18189506</w:t>
+      </w:r>
+    </w:p>
+    <w:bookmarkEnd w:id="89"/>
+    <w:bookmarkStart w:id="90" w:name="evaluation-and-decision-value"/>
     <w:p>
       <w:pPr>
         <w:pStyle w:val="Heading2"/>
       </w:pPr>
       <w:r>
-        <w:t xml:space="preserve">Regime switching and extremes</w:t>
+        <w:t xml:space="preserve">Evaluation and decision value</w:t>
       </w:r>
     </w:p>
     <w:p>
@@ -7919,19 +7707,19 @@
           <w:bCs/>
           <w:b/>
         </w:rPr>
-        <w:t xml:space="preserve">[Hamilton 1989]</w:t>
-      </w:r>
-      <w:r>
-        <w:t xml:space="preserve"> </w:t>
-      </w:r>
-      <w:r>
-        <w:t xml:space="preserve">Hamilton JD. A new approach to the economic analysis of nonstationary time</w:t>
-      </w:r>
-      <w:r>
-        <w:t xml:space="preserve"> </w:t>
-      </w:r>
-      <w:r>
-        <w:t xml:space="preserve">series and the business cycle.</w:t>
+        <w:t xml:space="preserve">[Gneiting 2007]</w:t>
+      </w:r>
+      <w:r>
+        <w:t xml:space="preserve"> </w:t>
+      </w:r>
+      <w:r>
+        <w:t xml:space="preserve">Gneiting T, Raftery AE. Strictly proper scoring rules, prediction, and</w:t>
+      </w:r>
+      <w:r>
+        <w:t xml:space="preserve"> </w:t>
+      </w:r>
+      <w:r>
+        <w:t xml:space="preserve">estimation.</w:t>
       </w:r>
       <w:r>
         <w:t xml:space="preserve"> </w:t>
@@ -7941,13 +7729,13 @@
           <w:iCs/>
           <w:i/>
         </w:rPr>
-        <w:t xml:space="preserve">Econometrica</w:t>
-      </w:r>
-      <w:r>
-        <w:t xml:space="preserve"> </w:t>
-      </w:r>
-      <w:r>
-        <w:t xml:space="preserve">1989;57(2):357–384.</w:t>
+        <w:t xml:space="preserve">Journal of the American Statistical Association</w:t>
+      </w:r>
+      <w:r>
+        <w:t xml:space="preserve"> </w:t>
+      </w:r>
+      <w:r>
+        <w:t xml:space="preserve">2007;102(477):359–378.</w:t>
       </w:r>
     </w:p>
     <w:p>
@@ -7963,13 +7751,19 @@
           <w:bCs/>
           <w:b/>
         </w:rPr>
-        <w:t xml:space="preserve">[Coles 2001]</w:t>
-      </w:r>
-      <w:r>
-        <w:t xml:space="preserve"> </w:t>
-      </w:r>
-      <w:r>
-        <w:t xml:space="preserve">Coles S.</w:t>
+        <w:t xml:space="preserve">[Vickers 2006]</w:t>
+      </w:r>
+      <w:r>
+        <w:t xml:space="preserve"> </w:t>
+      </w:r>
+      <w:r>
+        <w:t xml:space="preserve">Vickers AJ, Elkin EB. Decision curve analysis: a novel method for evaluating</w:t>
+      </w:r>
+      <w:r>
+        <w:t xml:space="preserve"> </w:t>
+      </w:r>
+      <w:r>
+        <w:t xml:space="preserve">prediction models.</w:t>
       </w:r>
       <w:r>
         <w:t xml:space="preserve"> </w:t>
@@ -7979,13 +7773,13 @@
           <w:iCs/>
           <w:i/>
         </w:rPr>
-        <w:t xml:space="preserve">An Introduction to Statistical Modeling of Extreme Values.</w:t>
-      </w:r>
-      <w:r>
-        <w:t xml:space="preserve"> </w:t>
-      </w:r>
-      <w:r>
-        <w:t xml:space="preserve">Springer, 2001.</w:t>
+        <w:t xml:space="preserve">Medical Decision Making</w:t>
+      </w:r>
+      <w:r>
+        <w:t xml:space="preserve"> </w:t>
+      </w:r>
+      <w:r>
+        <w:t xml:space="preserve">2006;26(6):565–574.</w:t>
       </w:r>
     </w:p>
     <w:p>
@@ -8001,25 +7795,31 @@
           <w:bCs/>
           <w:b/>
         </w:rPr>
-        <w:t xml:space="preserve">[Ranjbar 2022]</w:t>
-      </w:r>
-      <w:r>
-        <w:t xml:space="preserve"> </w:t>
-      </w:r>
-      <w:r>
-        <w:t xml:space="preserve">Ranjbar S, Cantoni E, Chavez-Demoulin V, Marra G, Radice R, Jaton-Ogay K.</w:t>
-      </w:r>
-      <w:r>
-        <w:t xml:space="preserve"> </w:t>
-      </w:r>
-      <w:r>
-        <w:t xml:space="preserve">Modelling the extremes of seasonal viruses and hospital congestion: the example of flu in a</w:t>
-      </w:r>
-      <w:r>
-        <w:t xml:space="preserve"> </w:t>
-      </w:r>
-      <w:r>
-        <w:t xml:space="preserve">Swiss hospital.</w:t>
+        <w:t xml:space="preserve">[Winters 2018]</w:t>
+      </w:r>
+      <w:r>
+        <w:t xml:space="preserve"> </w:t>
+      </w:r>
+      <w:r>
+        <w:t xml:space="preserve">Winters BD, Cvach MM, Bonafide CP, Hu X, Konkani A, O'Connor MF,</w:t>
+      </w:r>
+      <w:r>
+        <w:t xml:space="preserve"> </w:t>
+      </w:r>
+      <w:r>
+        <w:t xml:space="preserve">Rothschild JM, Selby NM, Pelter MM, McLean B, Kane-Gill SL. Technological distractions</w:t>
+      </w:r>
+      <w:r>
+        <w:t xml:space="preserve"> </w:t>
+      </w:r>
+      <w:r>
+        <w:t xml:space="preserve">(part 2): a summary of approaches to manage clinical alarms with intent to reduce alarm</w:t>
+      </w:r>
+      <w:r>
+        <w:t xml:space="preserve"> </w:t>
+      </w:r>
+      <w:r>
+        <w:t xml:space="preserve">fatigue.</w:t>
       </w:r>
       <w:r>
         <w:t xml:space="preserve"> </w:t>
@@ -8029,126 +7829,23 @@
           <w:iCs/>
           <w:i/>
         </w:rPr>
-        <w:t xml:space="preserve">J R Stat Soc Ser C (Appl Stat)</w:t>
-      </w:r>
-      <w:r>
-        <w:t xml:space="preserve"> </w:t>
-      </w:r>
-      <w:r>
-        <w:t xml:space="preserve">2022. doi:10.1111/rssc.12559.</w:t>
-      </w:r>
-      <w:r>
-        <w:t xml:space="preserve"> </w:t>
-      </w:r>
-      <w:r>
-        <w:rPr>
-          <w:bCs/>
-          <w:b/>
-        </w:rPr>
-        <w:t xml:space="preserve">The closest published precedent.</w:t>
-      </w:r>
-      <w:r>
-        <w:t xml:space="preserve"> </w:t>
-      </w:r>
-      <w:r>
-        <w:t xml:space="preserve">Discrete generalised Pareto model for extremes of</w:t>
-      </w:r>
-      <w:r>
-        <w:t xml:space="preserve"> </w:t>
-      </w:r>
-      <w:r>
-        <w:t xml:space="preserve">flu-like hospital visits, three years of daily data from a large Swiss hospital (CHUV).</w:t>
-      </w:r>
-      <w:r>
-        <w:t xml:space="preserve"> </w:t>
-      </w:r>
-      <w:r>
-        <w:t xml:space="preserve">Note the affiliations:</w:t>
-      </w:r>
-      <w:r>
-        <w:t xml:space="preserve"> </w:t>
-      </w:r>
-      <w:r>
-        <w:rPr>
-          <w:bCs/>
-          <w:b/>
-        </w:rPr>
-        <w:t xml:space="preserve">Cantoni is at the Research Center for Statistics, University of</w:t>
-      </w:r>
-      <w:r>
-        <w:rPr>
-          <w:bCs/>
-          <w:b/>
-        </w:rPr>
-        <w:t xml:space="preserve"> </w:t>
-      </w:r>
-      <w:r>
-        <w:rPr>
-          <w:bCs/>
-          <w:b/>
-        </w:rPr>
-        <w:t xml:space="preserve">Geneva</w:t>
-      </w:r>
-      <w:r>
-        <w:t xml:space="preserve"> </w:t>
-      </w:r>
-      <w:r>
-        <w:t xml:space="preserve">(the applicant's DEA supervisor);</w:t>
-      </w:r>
-      <w:r>
-        <w:t xml:space="preserve"> </w:t>
-      </w:r>
-      <w:r>
-        <w:rPr>
-          <w:bCs/>
-          <w:b/>
-        </w:rPr>
-        <w:t xml:space="preserve">Chavez-Demoulin is at UNIL</w:t>
-      </w:r>
-      <w:r>
-        <w:t xml:space="preserve">. Relevant as the</w:t>
-      </w:r>
-      <w:r>
-        <w:t xml:space="preserve"> </w:t>
-      </w:r>
-      <w:r>
-        <w:t xml:space="preserve">nearest prior work to §2.1.3, not as a mobility lead; no research stay is proposed.</w:t>
-      </w:r>
-    </w:p>
-    <w:bookmarkEnd w:id="89"/>
-    <w:bookmarkStart w:id="90" w:name="X0ec3fb5f9e64e97afb7ab0198d36250a398821b"/>
+        <w:t xml:space="preserve">Critical Care Medicine</w:t>
+      </w:r>
+      <w:r>
+        <w:t xml:space="preserve"> </w:t>
+      </w:r>
+      <w:r>
+        <w:t xml:space="preserve">2018;46(1):130–137.</w:t>
+      </w:r>
+    </w:p>
+    <w:bookmarkEnd w:id="90"/>
+    <w:bookmarkStart w:id="91" w:name="own-work-cited-in-the-plan"/>
     <w:p>
       <w:pPr>
         <w:pStyle w:val="Heading2"/>
       </w:pPr>
       <w:r>
-        <w:t xml:space="preserve">Entries added 30 Sep: cited in the text but previously MISSING from this list</w:t>
-      </w:r>
-    </w:p>
-    <w:p>
-      <w:pPr>
-        <w:pStyle w:val="BlockText"/>
-      </w:pPr>
-      <w:r>
-        <w:t xml:space="preserve">Found by an external audit and verified: [Lazer 2014], [Winters 2018], [Lee 2021],</w:t>
-      </w:r>
-      <w:r>
-        <w:t xml:space="preserve"> </w:t>
-      </w:r>
-      <w:r>
-        <w:t xml:space="preserve">[Höhle 2014] and [McGough 2020] were cited in §2.1/§2.3.2 with no bibliography entry.</w:t>
-      </w:r>
-      <w:r>
-        <w:t xml:space="preserve"> </w:t>
-      </w:r>
-      <w:r>
-        <w:t xml:space="preserve">Author lists below are supplied where I am confident of them and flagged where I am not;</w:t>
-      </w:r>
-      <w:r>
-        <w:t xml:space="preserve"> </w:t>
-      </w:r>
-      <w:r>
-        <w:t xml:space="preserve">verify all five against the publisher record like every other entry.</w:t>
+        <w:t xml:space="preserve">Own work cited in the plan</w:t>
       </w:r>
     </w:p>
     <w:p>
@@ -8164,19 +7861,25 @@
           <w:bCs/>
           <w:b/>
         </w:rPr>
-        <w:t xml:space="preserve">[Lazer 2014]</w:t>
-      </w:r>
-      <w:r>
-        <w:t xml:space="preserve"> </w:t>
-      </w:r>
-      <w:r>
-        <w:t xml:space="preserve">Lazer D, Kennedy R, King G, Vespignani A. The parable of Google Flu: traps in</w:t>
-      </w:r>
-      <w:r>
-        <w:t xml:space="preserve"> </w:t>
-      </w:r>
-      <w:r>
-        <w:t xml:space="preserve">big data analysis.</w:t>
+        <w:t xml:space="preserve">[Orel 2022]</w:t>
+      </w:r>
+      <w:r>
+        <w:t xml:space="preserve"> </w:t>
+      </w:r>
+      <w:r>
+        <w:t xml:space="preserve">Orel E, Esra R, Estill J, Thiabaud A, Marchand-Maillet S, Merzouki A,</w:t>
+      </w:r>
+      <w:r>
+        <w:t xml:space="preserve"> </w:t>
+      </w:r>
+      <w:r>
+        <w:t xml:space="preserve">Keiser O. Prediction of HIV status based on socio-behavioural characteristics in East and</w:t>
+      </w:r>
+      <w:r>
+        <w:t xml:space="preserve"> </w:t>
+      </w:r>
+      <w:r>
+        <w:t xml:space="preserve">Southern Africa.</w:t>
       </w:r>
       <w:r>
         <w:t xml:space="preserve"> </w:t>
@@ -8186,13 +7889,13 @@
           <w:iCs/>
           <w:i/>
         </w:rPr>
-        <w:t xml:space="preserve">Science</w:t>
-      </w:r>
-      <w:r>
-        <w:t xml:space="preserve"> </w:t>
-      </w:r>
-      <w:r>
-        <w:t xml:space="preserve">2014;343(6176):1203–1205. doi:10.1126/science.1248506</w:t>
+        <w:t xml:space="preserve">PLoS ONE</w:t>
+      </w:r>
+      <w:r>
+        <w:t xml:space="preserve"> </w:t>
+      </w:r>
+      <w:r>
+        <w:t xml:space="preserve">2022;17(3):e0264429. doi:10.1371/journal.pone.0264429</w:t>
       </w:r>
     </w:p>
     <w:p>
@@ -8208,19 +7911,25 @@
           <w:bCs/>
           <w:b/>
         </w:rPr>
-        <w:t xml:space="preserve">[Höhle 2014]</w:t>
-      </w:r>
-      <w:r>
-        <w:t xml:space="preserve"> </w:t>
-      </w:r>
-      <w:r>
-        <w:t xml:space="preserve">Höhle M, an der Heiden M. Bayesian nowcasting during the STEC O104:H4 outbreak</w:t>
-      </w:r>
-      <w:r>
-        <w:t xml:space="preserve"> </w:t>
-      </w:r>
-      <w:r>
-        <w:t xml:space="preserve">in Germany, 2011.</w:t>
+        <w:t xml:space="preserve">[Orel 2024]</w:t>
+      </w:r>
+      <w:r>
+        <w:t xml:space="preserve"> </w:t>
+      </w:r>
+      <w:r>
+        <w:t xml:space="preserve">Orel E, Sobel J, Zanella MC, Iten A, Kaiser L, Keiser O, Vetter P. Difference</w:t>
+      </w:r>
+      <w:r>
+        <w:t xml:space="preserve"> </w:t>
+      </w:r>
+      <w:r>
+        <w:t xml:space="preserve">in clinical severity between Delta variant and Omicron sub-lineages in a Swiss tertiary</w:t>
+      </w:r>
+      <w:r>
+        <w:t xml:space="preserve"> </w:t>
+      </w:r>
+      <w:r>
+        <w:t xml:space="preserve">center.</w:t>
       </w:r>
       <w:r>
         <w:t xml:space="preserve"> </w:t>
@@ -8230,22 +7939,13 @@
           <w:iCs/>
           <w:i/>
         </w:rPr>
-        <w:t xml:space="preserve">Biometrics</w:t>
-      </w:r>
-      <w:r>
-        <w:t xml:space="preserve"> </w:t>
-      </w:r>
-      <w:r>
-        <w:t xml:space="preserve">2014;70(4):993–1002. doi:10.1111/biom.12194</w:t>
-      </w:r>
-      <w:r>
-        <w:t xml:space="preserve"> </w:t>
-      </w:r>
-      <w:r>
-        <w:rPr>
-          <w:rStyle w:val="VerbatimChar"/>
-        </w:rPr>
-        <w:t xml:space="preserve">verify pages</w:t>
+        <w:t xml:space="preserve">CMI Communications</w:t>
+      </w:r>
+      <w:r>
+        <w:t xml:space="preserve"> </w:t>
+      </w:r>
+      <w:r>
+        <w:t xml:space="preserve">2024.</w:t>
       </w:r>
     </w:p>
     <w:p>
@@ -8261,19 +7961,25 @@
           <w:bCs/>
           <w:b/>
         </w:rPr>
-        <w:t xml:space="preserve">[McGough 2020]</w:t>
-      </w:r>
-      <w:r>
-        <w:t xml:space="preserve"> </w:t>
-      </w:r>
-      <w:r>
-        <w:t xml:space="preserve">McGough SF, Johansson MA, Lipsitch M, Menzies NA. Nowcasting by Bayesian</w:t>
-      </w:r>
-      <w:r>
-        <w:t xml:space="preserve"> </w:t>
-      </w:r>
-      <w:r>
-        <w:t xml:space="preserve">smoothing: a flexible, generalizable model for real-time epidemic tracking.</w:t>
+        <w:t xml:space="preserve">[Estill 2020]</w:t>
+      </w:r>
+      <w:r>
+        <w:t xml:space="preserve"> </w:t>
+      </w:r>
+      <w:r>
+        <w:t xml:space="preserve">Estill J, Venkova-Marchevska P, Roelens M, Orel E, Temerev A, Flahault A,</w:t>
+      </w:r>
+      <w:r>
+        <w:t xml:space="preserve"> </w:t>
+      </w:r>
+      <w:r>
+        <w:t xml:space="preserve">Keiser O. Future scenarios for the SARS-CoV-2 epidemic in Switzerland: an age-structured</w:t>
+      </w:r>
+      <w:r>
+        <w:t xml:space="preserve"> </w:t>
+      </w:r>
+      <w:r>
+        <w:t xml:space="preserve">model.</w:t>
       </w:r>
       <w:r>
         <w:t xml:space="preserve"> </w:t>
@@ -8283,13 +7989,13 @@
           <w:iCs/>
           <w:i/>
         </w:rPr>
-        <w:t xml:space="preserve">PLoS Comput Biol</w:t>
-      </w:r>
-      <w:r>
-        <w:t xml:space="preserve"> </w:t>
-      </w:r>
-      <w:r>
-        <w:t xml:space="preserve">2020;16(4):e1007735. doi:10.1371/journal.pcbi.1007735</w:t>
+        <w:t xml:space="preserve">F1000Research</w:t>
+      </w:r>
+      <w:r>
+        <w:t xml:space="preserve"> </w:t>
+      </w:r>
+      <w:r>
+        <w:t xml:space="preserve">2020;9.</w:t>
       </w:r>
     </w:p>
     <w:p>
@@ -8305,37 +8011,19 @@
           <w:bCs/>
           <w:b/>
         </w:rPr>
-        <w:t xml:space="preserve">[Winters 2018]</w:t>
-      </w:r>
-      <w:r>
-        <w:t xml:space="preserve"> </w:t>
-      </w:r>
-      <w:r>
-        <w:t xml:space="preserve">Winters BD,</w:t>
-      </w:r>
-      <w:r>
-        <w:t xml:space="preserve"> </w:t>
-      </w:r>
-      <w:r>
-        <w:rPr>
-          <w:rStyle w:val="VerbatimChar"/>
-        </w:rPr>
-        <w:t xml:space="preserve">[[FULL AUTHOR LIST REQUIRED]]</w:t>
-      </w:r>
-      <w:r>
-        <w:t xml:space="preserve">. Technological distractions</w:t>
-      </w:r>
-      <w:r>
-        <w:t xml:space="preserve"> </w:t>
-      </w:r>
-      <w:r>
-        <w:t xml:space="preserve">(part 2): a summary of approaches to manage clinical alarms with intent to reduce alarm</w:t>
-      </w:r>
-      <w:r>
-        <w:t xml:space="preserve"> </w:t>
-      </w:r>
-      <w:r>
-        <w:t xml:space="preserve">fatigue.</w:t>
+        <w:t xml:space="preserve">[Merzouki 2021]</w:t>
+      </w:r>
+      <w:r>
+        <w:t xml:space="preserve"> </w:t>
+      </w:r>
+      <w:r>
+        <w:t xml:space="preserve">Merzouki A, Estill J, Orel E, Tal K, Keiser O. Clusters of sub-Saharan</w:t>
+      </w:r>
+      <w:r>
+        <w:t xml:space="preserve"> </w:t>
+      </w:r>
+      <w:r>
+        <w:t xml:space="preserve">African countries based on sociobehavioural characteristics and associated HIV incidence.</w:t>
       </w:r>
       <w:r>
         <w:t xml:space="preserve"> </w:t>
@@ -8345,22 +8033,13 @@
           <w:iCs/>
           <w:i/>
         </w:rPr>
-        <w:t xml:space="preserve">Crit Care Med</w:t>
-      </w:r>
-      <w:r>
-        <w:t xml:space="preserve"> </w:t>
-      </w:r>
-      <w:r>
-        <w:t xml:space="preserve">2018;46(1):130–137.</w:t>
-      </w:r>
-      <w:r>
-        <w:t xml:space="preserve"> </w:t>
-      </w:r>
-      <w:r>
-        <w:rPr>
-          <w:rStyle w:val="VerbatimChar"/>
-        </w:rPr>
-        <w:t xml:space="preserve">[[verify venue/volume; this entry sources the 72–99% false/non-actionable alarm figure in §2.1.4; confirm the figure appears in the final source]]</w:t>
+        <w:t xml:space="preserve">PeerJ</w:t>
+      </w:r>
+      <w:r>
+        <w:t xml:space="preserve"> </w:t>
+      </w:r>
+      <w:r>
+        <w:t xml:space="preserve">2021;9:e10660. doi:10.7717/peerj.10660</w:t>
       </w:r>
     </w:p>
     <w:p>
@@ -8376,33 +8055,48 @@
           <w:bCs/>
           <w:b/>
         </w:rPr>
-        <w:t xml:space="preserve">[Lee 2021]</w:t>
-      </w:r>
-      <w:r>
-        <w:t xml:space="preserve"> </w:t>
-      </w:r>
-      <w:r>
-        <w:rPr>
-          <w:rStyle w:val="VerbatimChar"/>
-        </w:rPr>
-        <w:t xml:space="preserve">[[FULL REFERENCE REQUIRED; the §2.1.4 claim that heat-warning thresholds calibrated to mortality diverge from morbidity/ED thresholds needs its actual source. If no "Lee 2021" exists in your reading, the auditor suggests Lung, Yeh &amp; Hwang 2021 (PMC8471601) as a candidate that directly discusses mortality- vs morbidity-based heat thresholds; verify and rename the key accordingly]]</w:t>
-      </w:r>
-    </w:p>
-    <w:bookmarkEnd w:id="90"/>
-    <w:bookmarkStart w:id="91" w:name="evaluation"/>
-    <w:p>
-      <w:pPr>
-        <w:pStyle w:val="Heading2"/>
-      </w:pPr>
-      <w:r>
-        <w:t xml:space="preserve">Evaluation</w:t>
+        <w:t xml:space="preserve">[Esra 2023]</w:t>
+      </w:r>
+      <w:r>
+        <w:t xml:space="preserve"> </w:t>
+      </w:r>
+      <w:r>
+        <w:t xml:space="preserve">Esra R, Carstens J, Le Roux S, Mabuto T, Eisenstein M, Keiser O, Orel E,</w:t>
+      </w:r>
+      <w:r>
+        <w:t xml:space="preserve"> </w:t>
+      </w:r>
+      <w:r>
+        <w:t xml:space="preserve">Merzouki A, De Voux L, Maskew M, Sharpey-Schafer K. Validation and improvement of a machine</w:t>
+      </w:r>
+      <w:r>
+        <w:t xml:space="preserve"> </w:t>
+      </w:r>
+      <w:r>
+        <w:t xml:space="preserve">learning model to predict interruptions in antiretroviral treatment in South Africa.</w:t>
+      </w:r>
+      <w:r>
+        <w:t xml:space="preserve"> </w:t>
+      </w:r>
+      <w:r>
+        <w:rPr>
+          <w:iCs/>
+          <w:i/>
+        </w:rPr>
+        <w:t xml:space="preserve">Journal of Acquired Immune Deficiency Syndromes</w:t>
+      </w:r>
+      <w:r>
+        <w:t xml:space="preserve"> </w:t>
+      </w:r>
+      <w:r>
+        <w:t xml:space="preserve">2023;92(1):42–49.</w:t>
       </w:r>
     </w:p>
     <w:p>
       <w:pPr>
         <w:numPr>
           <w:ilvl w:val="0"/>
-          <w:numId w:val="1014"/>
+          <w:numId w:val="1013"/>
         </w:numPr>
         <w:pStyle w:val="Compact"/>
       </w:pPr>
@@ -8411,19 +8105,25 @@
           <w:bCs/>
           <w:b/>
         </w:rPr>
-        <w:t xml:space="preserve">[Gneiting 2007]</w:t>
-      </w:r>
-      <w:r>
-        <w:t xml:space="preserve"> </w:t>
-      </w:r>
-      <w:r>
-        <w:t xml:space="preserve">Gneiting T, Raftery AE. Strictly proper scoring rules, prediction, and</w:t>
-      </w:r>
-      <w:r>
-        <w:t xml:space="preserve"> </w:t>
-      </w:r>
-      <w:r>
-        <w:t xml:space="preserve">estimation.</w:t>
+        <w:t xml:space="preserve">[Nwosu 2021]</w:t>
+      </w:r>
+      <w:r>
+        <w:t xml:space="preserve"> </w:t>
+      </w:r>
+      <w:r>
+        <w:t xml:space="preserve">Nwosu KD, Fokam J, Wanda F, Mama L, Orel E, Ray N, Meke J, Tassegning A,</w:t>
+      </w:r>
+      <w:r>
+        <w:t xml:space="preserve"> </w:t>
+      </w:r>
+      <w:r>
+        <w:t xml:space="preserve">Takou D, Mimbe E, Stoll B, Guillebert J, Comte E, Keiser O, Ciaffi L. SARS-CoV-2 antibody</w:t>
+      </w:r>
+      <w:r>
+        <w:t xml:space="preserve"> </w:t>
+      </w:r>
+      <w:r>
+        <w:t xml:space="preserve">seroprevalence and associated risk factors in an urban district in Cameroon.</w:t>
       </w:r>
       <w:r>
         <w:t xml:space="preserve"> </w:t>
@@ -8433,20 +8133,20 @@
           <w:iCs/>
           <w:i/>
         </w:rPr>
-        <w:t xml:space="preserve">J Am Stat Assoc</w:t>
-      </w:r>
-      <w:r>
-        <w:t xml:space="preserve"> </w:t>
-      </w:r>
-      <w:r>
-        <w:t xml:space="preserve">2007;102(477):359–378.</w:t>
+        <w:t xml:space="preserve">Nature Communications</w:t>
+      </w:r>
+      <w:r>
+        <w:t xml:space="preserve"> </w:t>
+      </w:r>
+      <w:r>
+        <w:t xml:space="preserve">2021;12:5851. doi:10.1038/s41467-021-25946-0</w:t>
       </w:r>
     </w:p>
     <w:p>
       <w:pPr>
         <w:numPr>
           <w:ilvl w:val="0"/>
-          <w:numId w:val="1014"/>
+          <w:numId w:val="1013"/>
         </w:numPr>
         <w:pStyle w:val="Compact"/>
       </w:pPr>
@@ -8455,736 +8155,29 @@
           <w:bCs/>
           <w:b/>
         </w:rPr>
-        <w:t xml:space="preserve">[Vickers 2006]</w:t>
-      </w:r>
-      <w:r>
-        <w:t xml:space="preserve"> </w:t>
-      </w:r>
-      <w:r>
-        <w:t xml:space="preserve">Vickers AJ, Elkin EB. Decision curve analysis: a novel method for evaluating</w:t>
-      </w:r>
-      <w:r>
-        <w:t xml:space="preserve"> </w:t>
-      </w:r>
-      <w:r>
-        <w:t xml:space="preserve">prediction models.</w:t>
-      </w:r>
-      <w:r>
-        <w:t xml:space="preserve"> </w:t>
-      </w:r>
-      <w:r>
-        <w:rPr>
-          <w:iCs/>
-          <w:i/>
-        </w:rPr>
-        <w:t xml:space="preserve">Med Decis Making</w:t>
-      </w:r>
-      <w:r>
-        <w:t xml:space="preserve"> </w:t>
-      </w:r>
-      <w:r>
-        <w:t xml:space="preserve">2006;26(6):565–574.</w:t>
+        <w:t xml:space="preserve">[Ng'ambi 2026]</w:t>
+      </w:r>
+      <w:r>
+        <w:t xml:space="preserve"> </w:t>
+      </w:r>
+      <w:r>
+        <w:t xml:space="preserve">Ng'ambi W, Estill J, Keiser O, Merzouki FA, Orel E. Machine learning-based</w:t>
+      </w:r>
+      <w:r>
+        <w:t xml:space="preserve"> </w:t>
+      </w:r>
+      <w:r>
+        <w:t xml:space="preserve">classification of self-reported cardiovascular disease history in Africa using harmonised</w:t>
+      </w:r>
+      <w:r>
+        <w:t xml:space="preserve"> </w:t>
+      </w:r>
+      <w:r>
+        <w:t xml:space="preserve">multi-country WHO STEPS surveys: 2014–2019. Accepted for publication.</w:t>
       </w:r>
     </w:p>
     <w:bookmarkEnd w:id="91"/>
-    <w:bookmarkStart w:id="92" w:name="own-work-cite-from-the-cv-verify-details"/>
-    <w:p>
-      <w:pPr>
-        <w:pStyle w:val="Heading2"/>
-      </w:pPr>
-      <w:r>
-        <w:t xml:space="preserve">Own work: cite from the CV, verify details</w:t>
-      </w:r>
-    </w:p>
-    <w:p>
-      <w:pPr>
-        <w:numPr>
-          <w:ilvl w:val="0"/>
-          <w:numId w:val="1015"/>
-        </w:numPr>
-      </w:pPr>
-      <w:r>
-        <w:rPr>
-          <w:bCs/>
-          <w:b/>
-        </w:rPr>
-        <w:t xml:space="preserve">Orel E</w:t>
-      </w:r>
-      <w:r>
-        <w:t xml:space="preserve">, Esra R, Estill J, Thiabaud A, Marchand-Maillet S, Merzouki A, Keiser O. Prediction</w:t>
-      </w:r>
-      <w:r>
-        <w:t xml:space="preserve"> </w:t>
-      </w:r>
-      <w:r>
-        <w:t xml:space="preserve">of HIV status based on socio-behavioural characteristics in East and Southern Africa.</w:t>
-      </w:r>
-      <w:r>
-        <w:t xml:space="preserve"> </w:t>
-      </w:r>
-      <w:r>
-        <w:rPr>
-          <w:iCs/>
-          <w:i/>
-        </w:rPr>
-        <w:t xml:space="preserve">PLoS ONE</w:t>
-      </w:r>
-      <w:r>
-        <w:t xml:space="preserve"> </w:t>
-      </w:r>
-      <w:r>
-        <w:t xml:space="preserve">2022;17(3):e0264429.</w:t>
-      </w:r>
-    </w:p>
-    <w:p>
-      <w:pPr>
-        <w:numPr>
-          <w:ilvl w:val="0"/>
-          <w:numId w:val="1015"/>
-        </w:numPr>
-      </w:pPr>
-      <w:r>
-        <w:rPr>
-          <w:bCs/>
-          <w:b/>
-        </w:rPr>
-        <w:t xml:space="preserve">Orel E</w:t>
-      </w:r>
-      <w:r>
-        <w:t xml:space="preserve">, Sobel J, Zanella MC, Iten A, Kaiser L, Keiser O, Vetter P. Difference in clinical</w:t>
-      </w:r>
-      <w:r>
-        <w:t xml:space="preserve"> </w:t>
-      </w:r>
-      <w:r>
-        <w:t xml:space="preserve">severity between Delta variant and Omicron sub-lineages in a Swiss tertiary center.</w:t>
-      </w:r>
-      <w:r>
-        <w:t xml:space="preserve"> </w:t>
-      </w:r>
-      <w:r>
-        <w:rPr>
-          <w:iCs/>
-          <w:i/>
-        </w:rPr>
-        <w:t xml:space="preserve">CMI Communications</w:t>
-      </w:r>
-      <w:r>
-        <w:t xml:space="preserve"> </w:t>
-      </w:r>
-      <w:r>
-        <w:t xml:space="preserve">2024.</w:t>
-      </w:r>
-    </w:p>
-    <w:p>
-      <w:pPr>
-        <w:numPr>
-          <w:ilvl w:val="0"/>
-          <w:numId w:val="1015"/>
-        </w:numPr>
-      </w:pPr>
-      <w:r>
-        <w:t xml:space="preserve">Estill J, Venkova-Marchevska P, Roelens M,</w:t>
-      </w:r>
-      <w:r>
-        <w:t xml:space="preserve"> </w:t>
-      </w:r>
-      <w:r>
-        <w:rPr>
-          <w:bCs/>
-          <w:b/>
-        </w:rPr>
-        <w:t xml:space="preserve">Orel E</w:t>
-      </w:r>
-      <w:r>
-        <w:t xml:space="preserve">, Temerev A, Flahault A, Keiser O. Future</w:t>
-      </w:r>
-      <w:r>
-        <w:t xml:space="preserve"> </w:t>
-      </w:r>
-      <w:r>
-        <w:t xml:space="preserve">scenarios for the SARS-CoV-2 epidemic in Switzerland: an age-structured model.</w:t>
-      </w:r>
-      <w:r>
-        <w:t xml:space="preserve"> </w:t>
-      </w:r>
-      <w:r>
-        <w:rPr>
-          <w:iCs/>
-          <w:i/>
-        </w:rPr>
-        <w:t xml:space="preserve">F1000Research</w:t>
-      </w:r>
-      <w:r>
-        <w:t xml:space="preserve"> </w:t>
-      </w:r>
-      <w:r>
-        <w:t xml:space="preserve">2020;9.</w:t>
-      </w:r>
-    </w:p>
-    <w:p>
-      <w:pPr>
-        <w:numPr>
-          <w:ilvl w:val="0"/>
-          <w:numId w:val="1015"/>
-        </w:numPr>
-      </w:pPr>
-      <w:r>
-        <w:t xml:space="preserve">Merzouki A, Estill J,</w:t>
-      </w:r>
-      <w:r>
-        <w:t xml:space="preserve"> </w:t>
-      </w:r>
-      <w:r>
-        <w:rPr>
-          <w:bCs/>
-          <w:b/>
-        </w:rPr>
-        <w:t xml:space="preserve">Orel E</w:t>
-      </w:r>
-      <w:r>
-        <w:t xml:space="preserve">, Tal K, Keiser O. Clusters of sub-Saharan African countries</w:t>
-      </w:r>
-      <w:r>
-        <w:t xml:space="preserve"> </w:t>
-      </w:r>
-      <w:r>
-        <w:t xml:space="preserve">based on sociobehavioural characteristics and associated HIV incidence.</w:t>
-      </w:r>
-      <w:r>
-        <w:t xml:space="preserve"> </w:t>
-      </w:r>
-      <w:r>
-        <w:rPr>
-          <w:iCs/>
-          <w:i/>
-        </w:rPr>
-        <w:t xml:space="preserve">PeerJ</w:t>
-      </w:r>
-      <w:r>
-        <w:t xml:space="preserve"> </w:t>
-      </w:r>
-      <w:r>
-        <w:t xml:space="preserve">2021;9:e10660.</w:t>
-      </w:r>
-    </w:p>
-    <w:p>
-      <w:pPr>
-        <w:numPr>
-          <w:ilvl w:val="0"/>
-          <w:numId w:val="1015"/>
-        </w:numPr>
-      </w:pPr>
-      <w:r>
-        <w:t xml:space="preserve">Esra R, Carstens J, Le Roux S, Mabuto T, Eisenstein M, Keiser O,</w:t>
-      </w:r>
-      <w:r>
-        <w:t xml:space="preserve"> </w:t>
-      </w:r>
-      <w:r>
-        <w:rPr>
-          <w:bCs/>
-          <w:b/>
-        </w:rPr>
-        <w:t xml:space="preserve">Orel E</w:t>
-      </w:r>
-      <w:r>
-        <w:t xml:space="preserve">, Merzouki A,</w:t>
-      </w:r>
-      <w:r>
-        <w:t xml:space="preserve"> </w:t>
-      </w:r>
-      <w:r>
-        <w:t xml:space="preserve">De Voux L, Maskew M, Sharpey-Schafer K. Validation and improvement of a machine learning model</w:t>
-      </w:r>
-      <w:r>
-        <w:t xml:space="preserve"> </w:t>
-      </w:r>
-      <w:r>
-        <w:t xml:space="preserve">to predict interruptions in antiretroviral treatment in South Africa.</w:t>
-      </w:r>
-      <w:r>
-        <w:t xml:space="preserve"> </w:t>
-      </w:r>
-      <w:r>
-        <w:rPr>
-          <w:iCs/>
-          <w:i/>
-        </w:rPr>
-        <w:t xml:space="preserve">J Acquir Immune Defic Syndr</w:t>
-      </w:r>
-      <w:r>
-        <w:t xml:space="preserve"> </w:t>
-      </w:r>
-      <w:r>
-        <w:t xml:space="preserve">2023;92(1):42–49.</w:t>
-      </w:r>
-    </w:p>
-    <w:p>
-      <w:pPr>
-        <w:numPr>
-          <w:ilvl w:val="0"/>
-          <w:numId w:val="1015"/>
-        </w:numPr>
-      </w:pPr>
-      <w:r>
-        <w:t xml:space="preserve">Nwosu K, Fokam J, Wanda F,</w:t>
-      </w:r>
-      <w:r>
-        <w:t xml:space="preserve"> </w:t>
-      </w:r>
-      <w:r>
-        <w:rPr>
-          <w:rStyle w:val="VerbatimChar"/>
-        </w:rPr>
-        <w:t xml:space="preserve">[[FULL AUTHOR LIST REQUIRED; no "et al." permitted]]</w:t>
-      </w:r>
-      <w:r>
-        <w:t xml:space="preserve"> </w:t>
-      </w:r>
-      <w:r>
-        <w:t xml:space="preserve">(incl.</w:t>
-      </w:r>
-      <w:r>
-        <w:t xml:space="preserve"> </w:t>
-      </w:r>
-      <w:r>
-        <w:rPr>
-          <w:bCs/>
-          <w:b/>
-        </w:rPr>
-        <w:t xml:space="preserve">Orel E</w:t>
-      </w:r>
-      <w:r>
-        <w:t xml:space="preserve">). SARS-CoV-2 antibody seroprevalence and associated risk factors in an urban</w:t>
-      </w:r>
-      <w:r>
-        <w:t xml:space="preserve"> </w:t>
-      </w:r>
-      <w:r>
-        <w:t xml:space="preserve">district in Cameroon.</w:t>
-      </w:r>
-      <w:r>
-        <w:t xml:space="preserve"> </w:t>
-      </w:r>
-      <w:r>
-        <w:rPr>
-          <w:iCs/>
-          <w:i/>
-        </w:rPr>
-        <w:t xml:space="preserve">Nat Commun</w:t>
-      </w:r>
-      <w:r>
-        <w:t xml:space="preserve"> </w:t>
-      </w:r>
-      <w:r>
-        <w:t xml:space="preserve">2021;12:5851.</w:t>
-      </w:r>
-    </w:p>
-    <w:p>
-      <w:pPr>
-        <w:numPr>
-          <w:ilvl w:val="0"/>
-          <w:numId w:val="1015"/>
-        </w:numPr>
-      </w:pPr>
-      <w:r>
-        <w:t xml:space="preserve">Ng'ambi W, Estill J, Keiser O, Merzouki FA,</w:t>
-      </w:r>
-      <w:r>
-        <w:t xml:space="preserve"> </w:t>
-      </w:r>
-      <w:r>
-        <w:rPr>
-          <w:bCs/>
-          <w:b/>
-        </w:rPr>
-        <w:t xml:space="preserve">Orel E</w:t>
-      </w:r>
-      <w:r>
-        <w:t xml:space="preserve"> </w:t>
-      </w:r>
-      <w:r>
-        <w:t xml:space="preserve">(senior author). Machine learning-based</w:t>
-      </w:r>
-      <w:r>
-        <w:t xml:space="preserve"> </w:t>
-      </w:r>
-      <w:r>
-        <w:t xml:space="preserve">classification of self-reported cardiovascular disease history in Africa using harmonised</w:t>
-      </w:r>
-      <w:r>
-        <w:t xml:space="preserve"> </w:t>
-      </w:r>
-      <w:r>
-        <w:t xml:space="preserve">multi-country WHO STEPS surveys: 2014–2019.</w:t>
-      </w:r>
-      <w:r>
-        <w:t xml:space="preserve"> </w:t>
-      </w:r>
-      <w:r>
-        <w:rPr>
-          <w:bCs/>
-          <w:b/>
-        </w:rPr>
-        <w:t xml:space="preserve">Accepted for publication.</w:t>
-      </w:r>
-      <w:r>
-        <w:t xml:space="preserve"> </w:t>
-      </w:r>
-      <w:r>
-        <w:rPr>
-          <w:rStyle w:val="VerbatimChar"/>
-        </w:rPr>
-        <w:t xml:space="preserve">[[Venue, year, DOI once assigned; update on publication]]</w:t>
-      </w:r>
-    </w:p>
-    <w:p>
-      <w:pPr>
-        <w:numPr>
-          <w:ilvl w:val="0"/>
-          <w:numId w:val="1015"/>
-        </w:numPr>
-      </w:pPr>
-      <w:r>
-        <w:rPr>
-          <w:bCs/>
-          <w:b/>
-        </w:rPr>
-        <w:t xml:space="preserve">[Schulte 2024]</w:t>
-      </w:r>
-      <w:r>
-        <w:t xml:space="preserve"> </w:t>
-      </w:r>
-      <w:r>
-        <w:t xml:space="preserve">Schulte F, Röösli M, Ragettli MS. Risk, attributable fraction and</w:t>
-      </w:r>
-      <w:r>
-        <w:t xml:space="preserve"> </w:t>
-      </w:r>
-      <w:r>
-        <w:t xml:space="preserve">attributable number of cause-specific heat-related emergency hospital admissions in Switzerland.</w:t>
-      </w:r>
-      <w:r>
-        <w:t xml:space="preserve"> </w:t>
-      </w:r>
-      <w:r>
-        <w:rPr>
-          <w:iCs/>
-          <w:i/>
-        </w:rPr>
-        <w:t xml:space="preserve">Int J Public Health</w:t>
-      </w:r>
-      <w:r>
-        <w:t xml:space="preserve"> </w:t>
-      </w:r>
-      <w:r>
-        <w:t xml:space="preserve">2024;69:1607349. doi:10.3389/ijph.2024.1607349</w:t>
-      </w:r>
-    </w:p>
-    <w:p>
-      <w:pPr>
-        <w:numPr>
-          <w:ilvl w:val="1"/>
-          <w:numId w:val="1016"/>
-        </w:numPr>
-        <w:pStyle w:val="Compact"/>
-      </w:pPr>
-      <w:r>
-        <w:t xml:space="preserve">Swiss heat–ED evidence: weak/non-significant for respiratory causes overall; significant in</w:t>
-      </w:r>
-      <w:r>
-        <w:t xml:space="preserve"> </w:t>
-      </w:r>
-      <w:r>
-        <w:t xml:space="preserve">the 75–84 subgroup. Grounds the §2.3.1 heat-arm caveat.</w:t>
-      </w:r>
-      <w:r>
-        <w:t xml:space="preserve"> </w:t>
-      </w:r>
-      <w:r>
-        <w:rPr>
-          <w:iCs/>
-          <w:i/>
-        </w:rPr>
-        <w:t xml:space="preserve">Sourced from the GESICA v5 inventory's</w:t>
-      </w:r>
-      <w:r>
-        <w:rPr>
-          <w:iCs/>
-          <w:i/>
-        </w:rPr>
-        <w:t xml:space="preserve"> </w:t>
-      </w:r>
-      <w:r>
-        <w:rPr>
-          <w:iCs/>
-          <w:i/>
-        </w:rPr>
-        <w:t xml:space="preserve">reference list (ref 41); verify against the publisher record like every other entry.</w:t>
-      </w:r>
-    </w:p>
-    <w:p>
-      <w:pPr>
-        <w:numPr>
-          <w:ilvl w:val="0"/>
-          <w:numId w:val="1015"/>
-        </w:numPr>
-      </w:pPr>
-      <w:r>
-        <w:rPr>
-          <w:bCs/>
-          <w:b/>
-        </w:rPr>
-        <w:t xml:space="preserve">[Ragettli 2019]</w:t>
-      </w:r>
-      <w:r>
-        <w:t xml:space="preserve"> </w:t>
-      </w:r>
-      <w:r>
-        <w:t xml:space="preserve">Ragettli MS, Vicedo-Cabrera AM, Schindler C, Röösli M. Impact of the warm</w:t>
-      </w:r>
-      <w:r>
-        <w:t xml:space="preserve"> </w:t>
-      </w:r>
-      <w:r>
-        <w:t xml:space="preserve">summer 2015 on emergency hospital admissions in Switzerland.</w:t>
-      </w:r>
-      <w:r>
-        <w:t xml:space="preserve"> </w:t>
-      </w:r>
-      <w:r>
-        <w:rPr>
-          <w:iCs/>
-          <w:i/>
-        </w:rPr>
-        <w:t xml:space="preserve">Environ Health</w:t>
-      </w:r>
-      <w:r>
-        <w:t xml:space="preserve"> </w:t>
-      </w:r>
-      <w:r>
-        <w:t xml:space="preserve">2019;18:66.</w:t>
-      </w:r>
-      <w:r>
-        <w:t xml:space="preserve"> </w:t>
-      </w:r>
-      <w:r>
-        <w:t xml:space="preserve">doi:10.1186/s12940-019-0507-1</w:t>
-      </w:r>
-      <w:r>
-        <w:t xml:space="preserve"> </w:t>
-      </w:r>
-      <w:r>
-        <w:rPr>
-          <w:iCs/>
-          <w:i/>
-        </w:rPr>
-        <w:t xml:space="preserve">(GESICA v5 ref 42)</w:t>
-      </w:r>
-    </w:p>
-    <w:p>
-      <w:pPr>
-        <w:numPr>
-          <w:ilvl w:val="0"/>
-          <w:numId w:val="1015"/>
-        </w:numPr>
-      </w:pPr>
-      <w:r>
-        <w:rPr>
-          <w:bCs/>
-          <w:b/>
-        </w:rPr>
-        <w:t xml:space="preserve">[Zheng 2015]</w:t>
-      </w:r>
-      <w:r>
-        <w:t xml:space="preserve"> </w:t>
-      </w:r>
-      <w:r>
-        <w:t xml:space="preserve">Zheng XY, Ding H, Jiang LN, et al.</w:t>
-      </w:r>
-      <w:r>
-        <w:t xml:space="preserve"> </w:t>
-      </w:r>
-      <w:r>
-        <w:rPr>
-          <w:rStyle w:val="VerbatimChar"/>
-        </w:rPr>
-        <w:t xml:space="preserve">[[consortium size &lt; 50; full author list required]]</w:t>
-      </w:r>
-      <w:r>
-        <w:t xml:space="preserve"> </w:t>
-      </w:r>
-      <w:r>
-        <w:t xml:space="preserve">Association between air pollutants and asthma emergency room visits and hospital</w:t>
-      </w:r>
-      <w:r>
-        <w:t xml:space="preserve"> </w:t>
-      </w:r>
-      <w:r>
-        <w:t xml:space="preserve">admissions in time series studies: a systematic review and meta-analysis.</w:t>
-      </w:r>
-      <w:r>
-        <w:t xml:space="preserve"> </w:t>
-      </w:r>
-      <w:r>
-        <w:rPr>
-          <w:iCs/>
-          <w:i/>
-        </w:rPr>
-        <w:t xml:space="preserve">PLoS One</w:t>
-      </w:r>
-      <w:r>
-        <w:t xml:space="preserve"> </w:t>
-      </w:r>
-      <w:r>
-        <w:t xml:space="preserve">2015;10(9):e0138146. doi:10.1371/journal.pone.0138146</w:t>
-      </w:r>
-      <w:r>
-        <w:t xml:space="preserve"> </w:t>
-      </w:r>
-      <w:r>
-        <w:rPr>
-          <w:iCs/>
-          <w:i/>
-        </w:rPr>
-        <w:t xml:space="preserve">(GESICA v5 ref 44; pollution →</w:t>
-      </w:r>
-      <w:r>
-        <w:rPr>
-          <w:iCs/>
-          <w:i/>
-        </w:rPr>
-        <w:t xml:space="preserve"> </w:t>
-      </w:r>
-      <w:r>
-        <w:rPr>
-          <w:iCs/>
-          <w:i/>
-        </w:rPr>
-        <w:t xml:space="preserve">asthma ED, international; the v5 report notes no recent Swiss study of acute episodes; a</w:t>
-      </w:r>
-      <w:r>
-        <w:rPr>
-          <w:iCs/>
-          <w:i/>
-        </w:rPr>
-        <w:t xml:space="preserve"> </w:t>
-      </w:r>
-      <w:r>
-        <w:rPr>
-          <w:iCs/>
-          <w:i/>
-        </w:rPr>
-        <w:t xml:space="preserve">contribution space for this project)</w:t>
-      </w:r>
-    </w:p>
     <w:bookmarkEnd w:id="92"/>
-    <w:bookmarkStart w:id="93" w:name="X9661b2902fee99a6f0140bff01d54709f5364d8"/>
-    <w:p>
-      <w:pPr>
-        <w:pStyle w:val="Heading2"/>
-      </w:pPr>
-      <w:r>
-        <w:t xml:space="preserve">Still to source: supply from your own reading</w:t>
-      </w:r>
-    </w:p>
-    <w:p>
-      <w:pPr>
-        <w:numPr>
-          <w:ilvl w:val="0"/>
-          <w:numId w:val="1017"/>
-        </w:numPr>
-        <w:pStyle w:val="Compact"/>
-      </w:pPr>
-      <w:r>
-        <w:rPr>
-          <w:strike/>
-        </w:rPr>
-        <w:t xml:space="preserve">Heat and emergency department presentations / EMS demand in Switzerland</w:t>
-      </w:r>
-      <w:r>
-        <w:t xml:space="preserve"> </w:t>
-      </w:r>
-      <w:r>
-        <w:rPr>
-          <w:bCs/>
-          <w:b/>
-        </w:rPr>
-        <w:t xml:space="preserve">Closed</w:t>
-      </w:r>
-      <w:r>
-        <w:t xml:space="preserve">: Schulte</w:t>
-      </w:r>
-      <w:r>
-        <w:t xml:space="preserve"> </w:t>
-      </w:r>
-      <w:r>
-        <w:t xml:space="preserve">2024 and Ragettli 2019 above, from the applicant's own referenced inventory</w:t>
-      </w:r>
-    </w:p>
-    <w:p>
-      <w:pPr>
-        <w:numPr>
-          <w:ilvl w:val="0"/>
-          <w:numId w:val="1017"/>
-        </w:numPr>
-        <w:pStyle w:val="Compact"/>
-      </w:pPr>
-      <w:r>
-        <w:t xml:space="preserve">Out-of-hospital cardiac arrest and temperature (your platform's scenario documentation cites</w:t>
-      </w:r>
-      <w:r>
-        <w:t xml:space="preserve"> </w:t>
-      </w:r>
-      <w:r>
-        <w:t xml:space="preserve">work here; verify each citation before reuse)</w:t>
-      </w:r>
-    </w:p>
-    <w:p>
-      <w:pPr>
-        <w:numPr>
-          <w:ilvl w:val="0"/>
-          <w:numId w:val="1017"/>
-        </w:numPr>
-        <w:pStyle w:val="Compact"/>
-      </w:pPr>
-      <w:r>
-        <w:t xml:space="preserve">ICU surge capacity modelling</w:t>
-      </w:r>
-    </w:p>
-    <w:p>
-      <w:pPr>
-        <w:numPr>
-          <w:ilvl w:val="0"/>
-          <w:numId w:val="1017"/>
-        </w:numPr>
-        <w:pStyle w:val="Compact"/>
-      </w:pPr>
-      <w:r>
-        <w:t xml:space="preserve">Legionellosis epidemiology and building water systems (SwissLEGIO; the CCER protocol</w:t>
-      </w:r>
-      <w:r>
-        <w:t xml:space="preserve"> </w:t>
-      </w:r>
-      <w:r>
-        <w:t xml:space="preserve">bibliography is a starting point and is already checked)</w:t>
-      </w:r>
-    </w:p>
-    <w:p>
-      <w:pPr>
-        <w:numPr>
-          <w:ilvl w:val="0"/>
-          <w:numId w:val="1017"/>
-        </w:numPr>
-        <w:pStyle w:val="Compact"/>
-      </w:pPr>
-      <w:r>
-        <w:t xml:space="preserve">Swiss surveillance infrastructure and cantonal escalation procedures</w:t>
-      </w:r>
-    </w:p>
-    <w:bookmarkEnd w:id="93"/>
-    <w:bookmarkEnd w:id="94"/>
     <w:sectPr>
       <w:pgSz w:w="11906" w:h="16838"/>
       <w:pgMar w:top="794" w:right="794" w:bottom="794" w:left="794" w:header="567" w:footer="567" w:gutter="0"/>
@@ -9522,18 +8515,6 @@
     <w:abstractNumId w:val="991"/>
   </w:num>
   <w:num w:numId="1013">
-    <w:abstractNumId w:val="991"/>
-  </w:num>
-  <w:num w:numId="1014">
-    <w:abstractNumId w:val="991"/>
-  </w:num>
-  <w:num w:numId="1015">
-    <w:abstractNumId w:val="991"/>
-  </w:num>
-  <w:num w:numId="1016">
-    <w:abstractNumId w:val="991"/>
-  </w:num>
-  <w:num w:numId="1017">
     <w:abstractNumId w:val="991"/>
   </w:num>
 </w:numbering>

--- a/03-research-plan/FINAL-research-plan.docx
+++ b/03-research-plan/FINAL-research-plan.docx
@@ -105,13 +105,25 @@
         </w:pict>
       </w:r>
     </w:p>
-    <w:bookmarkStart w:id="20" w:name="title"/>
+    <w:p>
+      <w:pPr>
+        <w:pStyle w:val="FirstParagraph"/>
+      </w:pPr>
+      <w:r>
+        <w:rPr>
+          <w:bCs/>
+          <w:b/>
+        </w:rPr>
+        <w:t xml:space="preserve">COLDSTART: Anticipating health-system crises before the outcome is observable</w:t>
+      </w:r>
+    </w:p>
+    <w:bookmarkStart w:id="20" w:name="X54a346158e1c9302d737b408239f1b33007b474"/>
     <w:p>
       <w:pPr>
         <w:pStyle w:val="Heading1"/>
       </w:pPr>
       <w:r>
-        <w:t xml:space="preserve">Title</w:t>
+        <w:t xml:space="preserve">1. Summary</w:t>
       </w:r>
     </w:p>
     <w:p>
@@ -119,29 +131,7 @@
         <w:pStyle w:val="FirstParagraph"/>
       </w:pPr>
       <w:r>
-        <w:rPr>
-          <w:bCs/>
-          <w:b/>
-        </w:rPr>
-        <w:t xml:space="preserve">COLDSTART: Anticipating health-system crises before the outcome is observable</w:t>
-      </w:r>
-    </w:p>
-    <w:bookmarkEnd w:id="20"/>
-    <w:bookmarkStart w:id="21" w:name="X54a346158e1c9302d737b408239f1b33007b474"/>
-    <w:p>
-      <w:pPr>
-        <w:pStyle w:val="Heading1"/>
-      </w:pPr>
-      <w:r>
-        <w:t xml:space="preserve">1. Summary</w:t>
-      </w:r>
-    </w:p>
-    <w:p>
-      <w:pPr>
-        <w:pStyle w:val="FirstParagraph"/>
-      </w:pPr>
-      <w:r>
-        <w:t xml:space="preserve">When a health crisis begins, the quantity decision-makers need to forecast (presentations, demand, occupancy) is precisely the one for which almost no local outcome data yet exist. Context variables abound, but the outcome series is initially a handful of noisy observations, so systems that perform well on years of local history are weakest when early decisions matter most.</w:t>
+        <w:t xml:space="preserve">When a health crisis begins, the quantity decision-makers need to forecast (presentations, demand, occupancy) is precisely the one for which almost no local outcome data yet exist: the outcome series is a handful of noisy observations, so systems that perform well on years of local history are weakest when early decisions matter most.</w:t>
       </w:r>
     </w:p>
     <w:p>
@@ -149,23 +139,23 @@
         <w:pStyle w:val="BodyText"/>
       </w:pPr>
       <w:r>
-        <w:t xml:space="preserve">There is another source of quantitative information: published evidence from analogous events elsewhere, thousands of studies reporting transmission parameters, weather–demand associations and surge magnitudes. It is rarely tested as formal prior information, because of the two steps that matter most:</w:t>
-      </w:r>
-      <w:r>
-        <w:t xml:space="preserve"> </w:t>
-      </w:r>
-      <w:r>
-        <w:rPr>
-          <w:bCs/>
-          <w:b/>
-        </w:rPr>
-        <w:t xml:space="preserve">reliable extraction of quantitative estimates, and their transport to the new setting.</w:t>
-      </w:r>
-      <w:r>
-        <w:t xml:space="preserve"> </w:t>
-      </w:r>
-      <w:r>
-        <w:t xml:space="preserve">A confidently wrong prior is worse than no prior, because it is most influential when local data cannot yet correct it.</w:t>
+        <w:t xml:space="preserve">There is another source of quantitative information: published evidence from analogous events elsewhere. It is rarely tested as formal prior information, because of the two steps that matter most:</w:t>
+      </w:r>
+      <w:r>
+        <w:t xml:space="preserve"> </w:t>
+      </w:r>
+      <w:r>
+        <w:rPr>
+          <w:bCs/>
+          <w:b/>
+        </w:rPr>
+        <w:t xml:space="preserve">reliable extraction, and transport to the new setting.</w:t>
+      </w:r>
+      <w:r>
+        <w:t xml:space="preserve"> </w:t>
+      </w:r>
+      <w:r>
+        <w:t xml:space="preserve">A confidently wrong prior is worse than no prior: it is most influential exactly when local data cannot correct it.</w:t>
       </w:r>
     </w:p>
     <w:p>
@@ -196,7 +186,7 @@
         <w:t xml:space="preserve">LiteRev-Evidence</w:t>
       </w:r>
       <w:r>
-        <w:t xml:space="preserve">, the prototype I built, shows the pipeline, from query across the open literature through screening and provenance-tracked extraction to pooled parameter distributions. The project turns the prototype into a validated instrument and tests it: I will (1) establish the error structure of automated extraction and propagate it into evidence-derived priors; (2) develop an uncertainty-aware latent-regime framework for health-system escalation, with those priors and a short-window resilience signal; (3) test, by strict rolling-origin reconstruction of each historical moment's information, whether the priors improve probabilistic forecast skill during the cold-start phase, how fast that value decays, and when they cause harm; and (4) determine whether any gain is large enough to change operational decisions. The decisive experiment is a pre-specified ladder of models, from local baselines to literature-derived priors and adaptive borrowing that discounts them under prior–data conflict; one rung-to-rung contrast is confirmatory, repeated once, sequentially, as the heat generalisation test.</w:t>
+        <w:t xml:space="preserve">, the prototype I built, already walks this pipeline from a plain-language question to provenance-tracked, certainty-graded extraction, pooled parameter distributions and candidate model specifications. The project turns the prototype into a validated instrument and tests it: I will (1) establish the error structure of automated extraction and propagate it into evidence-derived priors, for parameter values and for the rest of what the literature carries (predictor variables and lags, model forms, outcomes and their thresholds), each transported to the local setting; (2) develop an uncertainty-aware latent-regime framework for health-system escalation, with those priors and a short-window resilience signal; (3) test, by strict rolling-origin reconstruction of each historical moment's information, whether the priors improve cold-start forecast skill, how fast that value decays, and when they cause harm; and (4) determine whether any gain is large enough to change operational decisions. The decisive experiment runs a pre-registered library of candidate models (local baselines, surveillance algorithms, machine-learning and latent-regime models; mechanistic transmission components only where the crisis is epidemiological) through an automated engine that checks each model's assumptions, scores it on established metrics, and selects each arm's champion under rules fixed in advance. Exactly one contrast is confirmatory: the champion with evidence-derived priors against the champion without them, repeated once, sequentially, as the heat generalisation test.</w:t>
       </w:r>
     </w:p>
     <w:p>
@@ -204,7 +194,23 @@
         <w:pStyle w:val="BodyText"/>
       </w:pPr>
       <w:r>
-        <w:t xml:space="preserve">Validation uses contrasting crisis archetypes: respiratory epidemics carry the confirmatory test, heatwaves the sequential generalisation test, Geneva legionellosis a scoped year-4 extension. The outcome is intentionally falsifiable: if literature-derived priors improve cold-start forecasts, the project establishes when and by how much; if not, or if their harm cannot be detected early enough, it establishes a boundary condition for automated evidence-informed forecasting. Either way, the deliverable is a validated answer and an open framework, not another untested forecasting platform.</w:t>
+        <w:t xml:space="preserve">Respiratory epidemics carry the confirmatory test, heatwaves the sequential generalisation test, Geneva legionellosis a scoped year-4 extension. The outcome is intentionally falsifiable: if literature-derived priors improve cold-start forecasts, the project establishes when and by how much; if not, or if harm cannot be detected early enough, a boundary condition for automated evidence-informed forecasting. Either way: a validated answer and an open framework. For event types whose models validate, the framework runs by month 48 as a</w:t>
+      </w:r>
+      <w:r>
+        <w:t xml:space="preserve"> </w:t>
+      </w:r>
+      <w:r>
+        <w:rPr>
+          <w:bCs/>
+          <w:b/>
+        </w:rPr>
+        <w:t xml:space="preserve">daily observation-mode dashboard</w:t>
+      </w:r>
+      <w:r>
+        <w:t xml:space="preserve"> </w:t>
+      </w:r>
+      <w:r>
+        <w:t xml:space="preserve">with Geneva's emergency services, forecasts and validity checks refreshed automatically, recorded, never yet steering care: the nucleus of a living surveillance platform.</w:t>
       </w:r>
     </w:p>
     <w:p>
@@ -212,7 +218,7 @@
         <w:pStyle w:val="BodyText"/>
       </w:pPr>
       <w:r>
-        <w:t xml:space="preserve">The project rests on an unusual combination: fifteen years in quantitative finance on rare-event risk, regime models and stress testing; LiteRev-Evidence; Swiss hospital and emergency data. Ambizione turns these into an independent research programme, led by me, at the intersection of evidence synthesis, quantitative modelling and emergency public health.</w:t>
+        <w:t xml:space="preserve">The project rests on an unusual combination: fifteen years of quantitative-finance work on rare-event risk and regime models, LiteRev-Evidence, and Swiss emergency data. Ambizione turns these into an independent research programme, led by me, at the intersection of evidence synthesis, quantitative modelling and emergency public health.</w:t>
       </w:r>
     </w:p>
     <w:p>
@@ -222,32 +228,102 @@
         </w:pict>
       </w:r>
     </w:p>
+    <w:bookmarkEnd w:id="20"/>
+    <w:bookmarkStart w:id="77" w:name="X8b36afa75a2de508da9560c6460302ca5c61af2"/>
+    <w:p>
+      <w:pPr>
+        <w:pStyle w:val="Heading1"/>
+      </w:pPr>
+      <w:r>
+        <w:t xml:space="preserve">2. Proposed research</w:t>
+      </w:r>
+    </w:p>
+    <w:bookmarkStart w:id="26" w:name="X3824c2b9afdf0750c0641121f961c7d2a2d683f"/>
+    <w:p>
+      <w:pPr>
+        <w:pStyle w:val="Heading2"/>
+      </w:pPr>
+      <w:r>
+        <w:t xml:space="preserve">2.1 Current state of research in the field</w:t>
+      </w:r>
+    </w:p>
+    <w:bookmarkStart w:id="21" w:name="X8cc0075286262c1bfebda7a4470ac04cf00f396"/>
+    <w:p>
+      <w:pPr>
+        <w:pStyle w:val="Heading3"/>
+      </w:pPr>
+      <w:r>
+        <w:t xml:space="preserve">2.1.1 Forecasting health-system crises: strong in steady state, weak at onset</w:t>
+      </w:r>
+    </w:p>
+    <w:p>
+      <w:pPr>
+        <w:pStyle w:val="FirstParagraph"/>
+      </w:pPr>
+      <w:r>
+        <w:t xml:space="preserve">Syndromic surveillance detects departures from expected baselines [Farrington 1996; Noufaily 2013], and forecast ensembles perform strongly in data-rich settings [Cramer 2022; Sherratt 2023]. Dispatch records lead confirmed surveillance: the 2009 A(H1N1) autumn onset was identified eight days in advance across three European regions [Rosenkötter 2013], long call series track influenza-like illness [Bonora 2025], and our systematic review maps the field [Edjinedja 2026].</w:t>
+      </w:r>
+    </w:p>
+    <w:p>
+      <w:pPr>
+        <w:pStyle w:val="BodyText"/>
+      </w:pPr>
+      <w:r>
+        <w:t xml:space="preserve">The decisive limitation is</w:t>
+      </w:r>
+      <w:r>
+        <w:t xml:space="preserve"> </w:t>
+      </w:r>
+      <w:r>
+        <w:rPr>
+          <w:bCs/>
+          <w:b/>
+        </w:rPr>
+        <w:t xml:space="preserve">history dependence</w:t>
+      </w:r>
+      <w:r>
+        <w:t xml:space="preserve">: data-adaptive models need enough local observations to learn seasonality, weather response and crisis dynamics; reviews of emergency-demand forecasting catalogue which model families perform for which outcome and horizon [Wargon 2009], but every recommended model is trained on years of local history.</w:t>
+      </w:r>
+    </w:p>
+    <w:p>
+      <w:pPr>
+        <w:pStyle w:val="BodyText"/>
+      </w:pPr>
+      <w:r>
+        <w:rPr>
+          <w:bCs/>
+          <w:b/>
+        </w:rPr>
+        <w:t xml:space="preserve">The cold-start problem is specifically a labelled-outcome problem.</w:t>
+      </w:r>
+      <w:r>
+        <w:t xml:space="preserve"> </w:t>
+      </w:r>
+      <w:r>
+        <w:t xml:space="preserve">At crisis onset, context variables abound but the outcome to be forecast does not, and abundance itself can mislead: Google Flu Trends overestimated influenza activity by more than a factor of two [Lazer 2014]. Early signals do not close the gap: wastewater needs a shedding-to-incidence relationship that itself comes from external evidence; transfer learning needs comparable contemporaneous observations. The common issue is</w:t>
+      </w:r>
+      <w:r>
+        <w:t xml:space="preserve"> </w:t>
+      </w:r>
+      <w:r>
+        <w:rPr>
+          <w:bCs/>
+          <w:b/>
+        </w:rPr>
+        <w:t xml:space="preserve">how to use external quantitative information without pretending it is perfectly transferable</w:t>
+      </w:r>
+      <w:r>
+        <w:t xml:space="preserve">.</w:t>
+      </w:r>
+    </w:p>
     <w:bookmarkEnd w:id="21"/>
-    <w:bookmarkStart w:id="79" w:name="X8b36afa75a2de508da9560c6460302ca5c61af2"/>
-    <w:p>
-      <w:pPr>
-        <w:pStyle w:val="Heading1"/>
-      </w:pPr>
-      <w:r>
-        <w:t xml:space="preserve">2. Proposed research</w:t>
-      </w:r>
-    </w:p>
-    <w:bookmarkStart w:id="27" w:name="X3824c2b9afdf0750c0641121f961c7d2a2d683f"/>
-    <w:p>
-      <w:pPr>
-        <w:pStyle w:val="Heading2"/>
-      </w:pPr>
-      <w:r>
-        <w:t xml:space="preserve">2.1 Current state of research in the field</w:t>
-      </w:r>
-    </w:p>
-    <w:bookmarkStart w:id="22" w:name="X8cc0075286262c1bfebda7a4470ac04cf00f396"/>
+    <w:bookmarkStart w:id="22" w:name="X4a35fff6309fd190c131b464b796a0b18fda76d"/>
     <w:p>
       <w:pPr>
         <w:pStyle w:val="Heading3"/>
       </w:pPr>
       <w:r>
-        <w:t xml:space="preserve">2.1.1 Forecasting health-system crises: strong in steady state, weak at onset</w:t>
+        <w:t xml:space="preserve">2.1.2 The unused resource: published evidence as quantitative prior information</w:t>
       </w:r>
     </w:p>
     <w:p>
@@ -255,7 +331,36 @@
         <w:pStyle w:val="FirstParagraph"/>
       </w:pPr>
       <w:r>
-        <w:t xml:space="preserve">Syndromic surveillance detects departures from expected baselines [Farrington 1996; Noufaily 2013], and forecast ensembles perform strongly in data-rich settings [Cramer 2022; Sherratt 2023]. Dispatch records lead confirmed surveillance: the 2009 A(H1N1) autumn onset was identified eight days in advance across three European regions [Rosenkötter 2013], long call series track influenza-like illness [Bonora 2025], and our systematic review maps the field [Edjinedja 2026].</w:t>
+        <w:t xml:space="preserve">Bayesian borrowing is well developed: power priors [Ibrahim 2000], commensurate priors [Hobbs 2011], meta-analytic-predictive priors with robust conflict protection [Schmidli 2014]. Informative priors have been used to forecast disease under sparse local data [Cook 2023]. What has not been established is narrower and harder: whether an</w:t>
+      </w:r>
+      <w:r>
+        <w:t xml:space="preserve"> </w:t>
+      </w:r>
+      <w:r>
+        <w:rPr>
+          <w:bCs/>
+          <w:b/>
+        </w:rPr>
+        <w:t xml:space="preserve">automatically constructed</w:t>
+      </w:r>
+      <w:r>
+        <w:t xml:space="preserve"> </w:t>
+      </w:r>
+      <w:r>
+        <w:t xml:space="preserve">evidence prior, with extraction error and transportability uncertainty propagated into it, improves</w:t>
+      </w:r>
+      <w:r>
+        <w:t xml:space="preserve"> </w:t>
+      </w:r>
+      <w:r>
+        <w:rPr>
+          <w:bCs/>
+          <w:b/>
+        </w:rPr>
+        <w:t xml:space="preserve">operational cold-start forecasts under strict historical information constraints</w:t>
+      </w:r>
+      <w:r>
+        <w:t xml:space="preserve">, and whether harmful borrowing is detected early enough to act.</w:t>
       </w:r>
     </w:p>
     <w:p>
@@ -263,20 +368,59 @@
         <w:pStyle w:val="BodyText"/>
       </w:pPr>
       <w:r>
-        <w:t xml:space="preserve">The decisive limitation is</w:t>
-      </w:r>
-      <w:r>
-        <w:t xml:space="preserve"> </w:t>
-      </w:r>
-      <w:r>
-        <w:rPr>
-          <w:bCs/>
-          <w:b/>
-        </w:rPr>
-        <w:t xml:space="preserve">history dependence</w:t>
-      </w:r>
-      <w:r>
-        <w:t xml:space="preserve">: data-adaptive models need enough local observations to learn seasonality, weather response and crisis dynamics. What to do in the first weeks of a novel or displaced crisis remains open.</w:t>
+        <w:rPr>
+          <w:bCs/>
+          <w:b/>
+        </w:rPr>
+        <w:t xml:space="preserve">Parameter values are not the only transferable object.</w:t>
+      </w:r>
+      <w:r>
+        <w:t xml:space="preserve"> </w:t>
+      </w:r>
+      <w:r>
+        <w:t xml:space="preserve">The literature also carries</w:t>
+      </w:r>
+      <w:r>
+        <w:t xml:space="preserve"> </w:t>
+      </w:r>
+      <w:r>
+        <w:rPr>
+          <w:bCs/>
+          <w:b/>
+        </w:rPr>
+        <w:t xml:space="preserve">predictor variables and lag structures</w:t>
+      </w:r>
+      <w:r>
+        <w:t xml:space="preserve">,</w:t>
+      </w:r>
+      <w:r>
+        <w:t xml:space="preserve"> </w:t>
+      </w:r>
+      <w:r>
+        <w:rPr>
+          <w:bCs/>
+          <w:b/>
+        </w:rPr>
+        <w:t xml:space="preserve">model-form evidence</w:t>
+      </w:r>
+      <w:r>
+        <w:t xml:space="preserve"> </w:t>
+      </w:r>
+      <w:r>
+        <w:t xml:space="preserve">(which algorithm families work for which crisis type and horizon) and</w:t>
+      </w:r>
+      <w:r>
+        <w:t xml:space="preserve"> </w:t>
+      </w:r>
+      <w:r>
+        <w:rPr>
+          <w:bCs/>
+          <w:b/>
+        </w:rPr>
+        <w:t xml:space="preserve">outcome and threshold definitions</w:t>
+      </w:r>
+      <w:r>
+        <w:t xml:space="preserve">. Living systematic reviews keep syntheses current [Elliott 2014], yet no operational forecasting framework consumes these objects systematically.</w:t>
       </w:r>
     </w:p>
     <w:p>
@@ -288,36 +432,41 @@
           <w:bCs/>
           <w:b/>
         </w:rPr>
-        <w:t xml:space="preserve">The cold-start problem is specifically a labelled-outcome problem.</w:t>
-      </w:r>
-      <w:r>
-        <w:t xml:space="preserve"> </w:t>
-      </w:r>
-      <w:r>
-        <w:t xml:space="preserve">At crisis onset, context variables abound but the outcome to be forecast does not, and abundance itself can mislead: Google Flu Trends overestimated influenza activity by more than a factor of two [Lazer 2014]. Early signals do not close the gap: wastewater needs a shedding-to-incidence relationship that itself comes from external evidence; transfer learning needs contemporaneous comparable observations; mechanistic models need hand-set parameters from a few studies. The common issue is</w:t>
-      </w:r>
-      <w:r>
-        <w:t xml:space="preserve"> </w:t>
-      </w:r>
-      <w:r>
-        <w:rPr>
-          <w:bCs/>
-          <w:b/>
-        </w:rPr>
-        <w:t xml:space="preserve">how to use external quantitative information without pretending it is perfectly transferable</w:t>
-      </w:r>
-      <w:r>
-        <w:t xml:space="preserve">.</w:t>
+        <w:t xml:space="preserve">Extraction.</w:t>
+      </w:r>
+      <w:r>
+        <w:t xml:space="preserve"> </w:t>
+      </w:r>
+      <w:r>
+        <w:t xml:space="preserve">Automated extraction makes large-scale synthesis feasible, but numerical extraction remains less reliable than categorical (reported accuracy roughly 47–88% versus 74–96%), and omissions dominate errors [Shankar 2026]. The question is whether extraction and pooling preserve the dispersion a calibrated prior needs.</w:t>
+      </w:r>
+    </w:p>
+    <w:p>
+      <w:pPr>
+        <w:pStyle w:val="BodyText"/>
+      </w:pPr>
+      <w:r>
+        <w:rPr>
+          <w:bCs/>
+          <w:b/>
+        </w:rPr>
+        <w:t xml:space="preserve">Transportability.</w:t>
+      </w:r>
+      <w:r>
+        <w:t xml:space="preserve"> </w:t>
+      </w:r>
+      <w:r>
+        <w:t xml:space="preserve">Even perfectly extracted estimates may not transfer across populations, case definitions, health systems or policy regimes. Formal transportability tools exist [Bareinboim 2016; Dahabreh 2020; Degtiar 2023] but are not integrated into any operational cold-start framework.</w:t>
       </w:r>
     </w:p>
     <w:bookmarkEnd w:id="22"/>
-    <w:bookmarkStart w:id="23" w:name="X4a35fff6309fd190c131b464b796a0b18fda76d"/>
+    <w:bookmarkStart w:id="23" w:name="X2af178df5bedeb6c65fd1ab0ab5928a3149a525"/>
     <w:p>
       <w:pPr>
         <w:pStyle w:val="Heading3"/>
       </w:pPr>
       <w:r>
-        <w:t xml:space="preserve">2.1.2 The unused resource: published evidence as quantitative prior information</w:t>
+        <w:t xml:space="preserve">2.1.3 Representing escalation as a state, not only a point forecast</w:t>
       </w:r>
     </w:p>
     <w:p>
@@ -325,36 +474,69 @@
         <w:pStyle w:val="FirstParagraph"/>
       </w:pPr>
       <w:r>
-        <w:t xml:space="preserve">Bayesian borrowing is well developed: power priors [Ibrahim 2000], commensurate priors [Hobbs 2011], meta-analytic-predictive priors with robust conflict protection [Schmidli 2014]. Informative priors have been used to forecast disease under sparse local data [Cook 2023]. What has not been established is narrower and harder: whether an</w:t>
-      </w:r>
-      <w:r>
-        <w:t xml:space="preserve"> </w:t>
-      </w:r>
-      <w:r>
-        <w:rPr>
-          <w:bCs/>
-          <w:b/>
-        </w:rPr>
-        <w:t xml:space="preserve">automatically constructed</w:t>
-      </w:r>
-      <w:r>
-        <w:t xml:space="preserve"> </w:t>
-      </w:r>
-      <w:r>
-        <w:t xml:space="preserve">evidence prior, with extraction error and transportability uncertainty propagated into it, improves</w:t>
-      </w:r>
-      <w:r>
-        <w:t xml:space="preserve"> </w:t>
-      </w:r>
-      <w:r>
-        <w:rPr>
-          <w:bCs/>
-          <w:b/>
-        </w:rPr>
-        <w:t xml:space="preserve">operational cold-start forecasts under strict historical information constraints</w:t>
-      </w:r>
-      <w:r>
-        <w:t xml:space="preserve">, and whether harmful borrowing is detected early enough to act.</w:t>
+        <w:t xml:space="preserve">Emergency operations are interested in state (routine, elevated, strained, critical) rather than only tomorrow's count. Latent-state representations are established in surveillance: Poisson hidden Markov models distinguish epidemic from non-epidemic periods [Le Strat 1999; Watkins 2009]; extreme-value methods have been applied to Swiss hospital visits [Coles 2001; Ranjbar 2022]. Here they serve one purpose: a latent ordinal state as the</w:t>
+      </w:r>
+      <w:r>
+        <w:t xml:space="preserve"> </w:t>
+      </w:r>
+      <w:r>
+        <w:rPr>
+          <w:bCs/>
+          <w:b/>
+        </w:rPr>
+        <w:t xml:space="preserve">common representation for testing evidence borrowing at crisis onset</w:t>
+      </w:r>
+      <w:r>
+        <w:t xml:space="preserve">, with an extreme-value component for rare critical exceedances. Mechanistic transmission models [Keeling 2008] enter as components only where the crisis is epidemiological; environmental crises such as heat are driven by exposure–response, not transmission. Critical-slowing-down theory (rising variance and lag-1 autocorrelation before some transitions [Scheffer 2009]; epidemic applications [O'Regan 2013; Brett 2018; Southall 2021]) uses the shape of a short recent series: a</w:t>
+      </w:r>
+      <w:r>
+        <w:t xml:space="preserve"> </w:t>
+      </w:r>
+      <w:r>
+        <w:rPr>
+          <w:bCs/>
+          <w:b/>
+        </w:rPr>
+        <w:t xml:space="preserve">secondary information channel</w:t>
+      </w:r>
+      <w:r>
+        <w:t xml:space="preserve">, tested empirically.</w:t>
+      </w:r>
+    </w:p>
+    <w:bookmarkEnd w:id="23"/>
+    <w:bookmarkStart w:id="24" w:name="X24e2a8a6a30349fd88a2e2f516ea7e1575370ff"/>
+    <w:p>
+      <w:pPr>
+        <w:pStyle w:val="Heading3"/>
+      </w:pPr>
+      <w:r>
+        <w:t xml:space="preserve">2.1.4 From forecast accuracy to decision value</w:t>
+      </w:r>
+    </w:p>
+    <w:p>
+      <w:pPr>
+        <w:pStyle w:val="FirstParagraph"/>
+      </w:pPr>
+      <w:r>
+        <w:t xml:space="preserve">Proper scoring rules reward calibration [Gneiting 2007], but a calibrated forecast is irrelevant if it changes no decision; decision-analytic methods evaluate predictions under explicit consequences [Vickers 2006]. 72–99% of reported clinical alarms have been false or non-actionable [Winters 2018]; mortality-calibrated heat thresholds need not match demand thresholds [Lung 2021]; pollution–asthma emergency associations lack recent Swiss acute-episode studies [Zheng 2015]. Methods are therefore evaluated first statistically, then under an elicited operational loss structure.</w:t>
+      </w:r>
+    </w:p>
+    <w:bookmarkEnd w:id="24"/>
+    <w:bookmarkStart w:id="25" w:name="Xcda4d5ae9347a8e8995757c21ab5274f16363aa"/>
+    <w:p>
+      <w:pPr>
+        <w:pStyle w:val="Heading3"/>
+      </w:pPr>
+      <w:r>
+        <w:t xml:space="preserve">2.1.5 The specific gap addressed by this project</w:t>
+      </w:r>
+    </w:p>
+    <w:p>
+      <w:pPr>
+        <w:pStyle w:val="FirstParagraph"/>
+      </w:pPr>
+      <w:r>
+        <w:t xml:space="preserve">Ongoing programmes occupy the neighbouring ground: multi-model forecasting hubs run routinely (ECDC RespiCast, US CDC FluSight), Horizon Europe funds epidemic-intelligence infrastructure (including GeoAI4EI, in which I take part), and the Franco-Swiss GESICA programme builds cross-border crisis intelligence. All develop surveillance, forecasting and decision-support capability from local data; none has as a stated objective testing whether automatically synthesised external evidence should enter a forecast as formal prior information at local cold start.</w:t>
       </w:r>
     </w:p>
     <w:p>
@@ -362,122 +544,6 @@
         <w:pStyle w:val="BodyText"/>
       </w:pPr>
       <w:r>
-        <w:rPr>
-          <w:bCs/>
-          <w:b/>
-        </w:rPr>
-        <w:t xml:space="preserve">Extraction.</w:t>
-      </w:r>
-      <w:r>
-        <w:t xml:space="preserve"> </w:t>
-      </w:r>
-      <w:r>
-        <w:t xml:space="preserve">Automated extraction makes large-scale synthesis feasible, but numerical extraction remains less reliable than categorical (reported accuracy roughly 47–88% versus 74–96%), and omissions dominate errors [Shankar 2026]. The question is whether extraction and pooling preserve the dispersion a calibrated prior needs.</w:t>
-      </w:r>
-    </w:p>
-    <w:p>
-      <w:pPr>
-        <w:pStyle w:val="BodyText"/>
-      </w:pPr>
-      <w:r>
-        <w:rPr>
-          <w:bCs/>
-          <w:b/>
-        </w:rPr>
-        <w:t xml:space="preserve">Transportability.</w:t>
-      </w:r>
-      <w:r>
-        <w:t xml:space="preserve"> </w:t>
-      </w:r>
-      <w:r>
-        <w:t xml:space="preserve">Even perfectly extracted estimates may not transfer across populations, case definitions, health systems or policy regimes. Formal transportability tools exist [Bareinboim 2016; Dahabreh 2020; Degtiar 2023] but are not integrated into any operational cold-start framework.</w:t>
-      </w:r>
-    </w:p>
-    <w:bookmarkEnd w:id="23"/>
-    <w:bookmarkStart w:id="24" w:name="X2af178df5bedeb6c65fd1ab0ab5928a3149a525"/>
-    <w:p>
-      <w:pPr>
-        <w:pStyle w:val="Heading3"/>
-      </w:pPr>
-      <w:r>
-        <w:t xml:space="preserve">2.1.3 Representing escalation as a state, not only a point forecast</w:t>
-      </w:r>
-    </w:p>
-    <w:p>
-      <w:pPr>
-        <w:pStyle w:val="FirstParagraph"/>
-      </w:pPr>
-      <w:r>
-        <w:t xml:space="preserve">Emergency operations are interested in state (routine, elevated, strained, critical) rather than only tomorrow's count. Latent-state representations are established in surveillance: Poisson hidden Markov models distinguish epidemic from non-epidemic periods [Le Strat 1999; Watkins 2009]; extreme-value methods have been applied to Swiss hospital visits [Coles 2001; Ranjbar 2022]. Here they serve one purpose: a latent ordinal state as the</w:t>
-      </w:r>
-      <w:r>
-        <w:t xml:space="preserve"> </w:t>
-      </w:r>
-      <w:r>
-        <w:rPr>
-          <w:bCs/>
-          <w:b/>
-        </w:rPr>
-        <w:t xml:space="preserve">common representation for testing evidence borrowing at crisis onset</w:t>
-      </w:r>
-      <w:r>
-        <w:t xml:space="preserve">, with an extreme-value component for rare critical exceedances. Critical-slowing-down theory (rising variance and lag-1 autocorrelation before some transitions [Scheffer 2009]; epidemic applications [O'Regan 2013; Brett 2018; Southall 2021]) uses the shape of a short recent series: a</w:t>
-      </w:r>
-      <w:r>
-        <w:t xml:space="preserve"> </w:t>
-      </w:r>
-      <w:r>
-        <w:rPr>
-          <w:bCs/>
-          <w:b/>
-        </w:rPr>
-        <w:t xml:space="preserve">secondary information channel</w:t>
-      </w:r>
-      <w:r>
-        <w:t xml:space="preserve">, tested empirically.</w:t>
-      </w:r>
-    </w:p>
-    <w:bookmarkEnd w:id="24"/>
-    <w:bookmarkStart w:id="25" w:name="X24e2a8a6a30349fd88a2e2f516ea7e1575370ff"/>
-    <w:p>
-      <w:pPr>
-        <w:pStyle w:val="Heading3"/>
-      </w:pPr>
-      <w:r>
-        <w:t xml:space="preserve">2.1.4 From forecast accuracy to decision value</w:t>
-      </w:r>
-    </w:p>
-    <w:p>
-      <w:pPr>
-        <w:pStyle w:val="FirstParagraph"/>
-      </w:pPr>
-      <w:r>
-        <w:t xml:space="preserve">Proper scoring rules reward calibration [Gneiting 2007], but a calibrated forecast is irrelevant if it changes no decision; decision-analytic methods evaluate predictions under explicit consequences [Vickers 2006]. 72–99% of reported clinical alarms have been false or non-actionable [Winters 2018]; mortality-calibrated heat thresholds need not match demand thresholds [Lung 2021]; pollution–asthma emergency associations lack recent Swiss acute-episode studies [Zheng 2015]. Methods are therefore evaluated first statistically, then under an elicited operational loss structure.</w:t>
-      </w:r>
-    </w:p>
-    <w:bookmarkEnd w:id="25"/>
-    <w:bookmarkStart w:id="26" w:name="Xcda4d5ae9347a8e8995757c21ab5274f16363aa"/>
-    <w:p>
-      <w:pPr>
-        <w:pStyle w:val="Heading3"/>
-      </w:pPr>
-      <w:r>
-        <w:t xml:space="preserve">2.1.5 The specific gap addressed by this project</w:t>
-      </w:r>
-    </w:p>
-    <w:p>
-      <w:pPr>
-        <w:pStyle w:val="FirstParagraph"/>
-      </w:pPr>
-      <w:r>
-        <w:t xml:space="preserve">Ongoing programmes occupy the neighbouring ground: multi-model forecasting hubs run routinely (ECDC RespiCast, US CDC FluSight), Horizon Europe funds epidemic-intelligence infrastructure (including GeoAI4EI, in which I take part), and the Franco-Swiss GESICA programme builds cross-border crisis intelligence. These programmes develop surveillance, forecasting and decision-support capability from local data; their stated objectives do not include testing whether automatically synthesised external evidence should enter a forecast as formal prior information at local cold start.</w:t>
-      </w:r>
-    </w:p>
-    <w:p>
-      <w:pPr>
-        <w:pStyle w:val="BodyText"/>
-      </w:pPr>
-      <w:r>
         <w:t xml:space="preserve">What has not been established is whether these pieces connect around the</w:t>
       </w:r>
       <w:r>
@@ -491,7 +557,7 @@
         <w:t xml:space="preserve">cold-start question</w:t>
       </w:r>
       <w:r>
-        <w:t xml:space="preserve">: whether systematically extracted evidence improves forecasting before local outcome data become informative, and whether harmful borrowing is detectable early enough to discount.</w:t>
+        <w:t xml:space="preserve">, and whether the loop from living evidence synthesis to variable choice, model choice, thresholds and automatically re-validated forecasts can be closed under pre-registered rules.</w:t>
       </w:r>
     </w:p>
     <w:p>
@@ -501,15 +567,108 @@
         </w:pict>
       </w:r>
     </w:p>
+    <w:bookmarkEnd w:id="25"/>
     <w:bookmarkEnd w:id="26"/>
+    <w:bookmarkStart w:id="32" w:name="Xa448212baed32b5829f978c0a6d9bb51a0b0982"/>
+    <w:p>
+      <w:pPr>
+        <w:pStyle w:val="Heading2"/>
+      </w:pPr>
+      <w:r>
+        <w:t xml:space="preserve">2.2 Current state of personal research and competences required for the project</w:t>
+      </w:r>
+    </w:p>
+    <w:p>
+      <w:pPr>
+        <w:pStyle w:val="FirstParagraph"/>
+      </w:pPr>
+      <w:r>
+        <w:t xml:space="preserve">My route is unusual and is why the project is tractable: fifteen years in quantitative</w:t>
+      </w:r>
+      <w:r>
+        <w:t xml:space="preserve"> </w:t>
+      </w:r>
+      <w:r>
+        <w:t xml:space="preserve">finance (risk modelling, extreme-value estimation, regime models, stress testing), then a</w:t>
+      </w:r>
+      <w:r>
+        <w:t xml:space="preserve"> </w:t>
+      </w:r>
+      <w:r>
+        <w:t xml:space="preserve">doctorate in biomedical sciences at Geneva (defended</w:t>
+      </w:r>
+      <w:r>
+        <w:t xml:space="preserve"> </w:t>
+      </w:r>
+      <w:r>
+        <w:t xml:space="preserve">18 December 2023).</w:t>
+      </w:r>
+    </w:p>
+    <w:bookmarkStart w:id="27" w:name="X79f512daa76dde01429b5fcb893d8ff3c91b25a"/>
+    <w:p>
+      <w:pPr>
+        <w:pStyle w:val="Heading3"/>
+      </w:pPr>
+      <w:r>
+        <w:t xml:space="preserve">2.2.1 Prediction under sparse and imperfect information</w:t>
+      </w:r>
+    </w:p>
+    <w:p>
+      <w:pPr>
+        <w:pStyle w:val="FirstParagraph"/>
+      </w:pPr>
+      <w:r>
+        <w:t xml:space="preserve">In [Orel 2022] I predicted individual HIV status from socio-behavioural</w:t>
+      </w:r>
+      <w:r>
+        <w:t xml:space="preserve"> </w:t>
+      </w:r>
+      <w:r>
+        <w:t xml:space="preserve">characteristics across East and Southern Africa, establishing where models transported between</w:t>
+      </w:r>
+      <w:r>
+        <w:t xml:space="preserve"> </w:t>
+      </w:r>
+      <w:r>
+        <w:t xml:space="preserve">countries. [Merzouki 2021] and [Esra 2023] developed the same theme. I now</w:t>
+      </w:r>
+      <w:r>
+        <w:t xml:space="preserve"> </w:t>
+      </w:r>
+      <w:r>
+        <w:rPr>
+          <w:bCs/>
+          <w:b/>
+        </w:rPr>
+        <w:t xml:space="preserve">senior-author</w:t>
+      </w:r>
+      <w:r>
+        <w:t xml:space="preserve"> </w:t>
+      </w:r>
+      <w:r>
+        <w:t xml:space="preserve">that line (last author, [Ng'ambi 2026], accepted: machine-learning classification of</w:t>
+      </w:r>
+      <w:r>
+        <w:t xml:space="preserve"> </w:t>
+      </w:r>
+      <w:r>
+        <w:t xml:space="preserve">cardiovascular disease history across harmonised WHO STEPS surveys): this proposal's transportability problem, met</w:t>
+      </w:r>
+      <w:r>
+        <w:t xml:space="preserve"> </w:t>
+      </w:r>
+      <w:r>
+        <w:t xml:space="preserve">first elsewhere, moved from conducting to directing.</w:t>
+      </w:r>
+    </w:p>
     <w:bookmarkEnd w:id="27"/>
-    <w:bookmarkStart w:id="33" w:name="Xa448212baed32b5829f978c0a6d9bb51a0b0982"/>
-    <w:p>
-      <w:pPr>
-        <w:pStyle w:val="Heading2"/>
-      </w:pPr>
-      <w:r>
-        <w:t xml:space="preserve">2.2 Current state of personal research and competences required for the project</w:t>
+    <w:bookmarkStart w:id="28" w:name="Xba523bf0c9ce96e07c41e7deb8806875f5dbd29"/>
+    <w:p>
+      <w:pPr>
+        <w:pStyle w:val="Heading3"/>
+      </w:pPr>
+      <w:r>
+        <w:t xml:space="preserve">2.2.2 Automated evidence synthesis</w:t>
       </w:r>
     </w:p>
     <w:p>
@@ -517,34 +676,112 @@
         <w:pStyle w:val="FirstParagraph"/>
       </w:pPr>
       <w:r>
-        <w:t xml:space="preserve">My route is unusual and is why the project is tractable: fifteen years in quantitative</w:t>
-      </w:r>
-      <w:r>
-        <w:t xml:space="preserve"> </w:t>
-      </w:r>
-      <w:r>
-        <w:t xml:space="preserve">finance (risk modelling, extreme-value estimation, regime models, stress testing), then a</w:t>
-      </w:r>
-      <w:r>
-        <w:t xml:space="preserve"> </w:t>
-      </w:r>
-      <w:r>
-        <w:t xml:space="preserve">doctorate in biomedical sciences at Geneva (defended</w:t>
-      </w:r>
-      <w:r>
-        <w:t xml:space="preserve"> </w:t>
-      </w:r>
-      <w:r>
-        <w:t xml:space="preserve">18 December 2023).</w:t>
-      </w:r>
-    </w:p>
-    <w:bookmarkStart w:id="28" w:name="X79f512daa76dde01429b5fcb893d8ff3c91b25a"/>
+        <w:t xml:space="preserve">In [Orel 2023] I introduced</w:t>
+      </w:r>
+      <w:r>
+        <w:t xml:space="preserve"> </w:t>
+      </w:r>
+      <w:r>
+        <w:rPr>
+          <w:bCs/>
+          <w:b/>
+        </w:rPr>
+        <w:t xml:space="preserve">LiteRev</w:t>
+      </w:r>
+      <w:r>
+        <w:t xml:space="preserve">, an automated literature-review tool: natural-language or Boolean query across the open-access databases,</w:t>
+      </w:r>
+      <w:r>
+        <w:t xml:space="preserve"> </w:t>
+      </w:r>
+      <w:r>
+        <w:t xml:space="preserve">deduplication, corpus mapping, iterative relevance suggestion. I led its development with</w:t>
+      </w:r>
+      <w:r>
+        <w:t xml:space="preserve"> </w:t>
+      </w:r>
+      <w:r>
+        <w:rPr>
+          <w:bCs/>
+          <w:b/>
+        </w:rPr>
+        <w:t xml:space="preserve">Aziza Merzouki</w:t>
+      </w:r>
+      <w:r>
+        <w:t xml:space="preserve"> </w:t>
+      </w:r>
+      <w:r>
+        <w:t xml:space="preserve">(PhD, computer science) and secured</w:t>
+      </w:r>
+      <w:r>
+        <w:t xml:space="preserve"> </w:t>
+      </w:r>
+      <w:r>
+        <w:t xml:space="preserve">development funding on my own initiative:</w:t>
+      </w:r>
+      <w:r>
+        <w:t xml:space="preserve"> </w:t>
+      </w:r>
+      <w:r>
+        <w:rPr>
+          <w:bCs/>
+          <w:b/>
+        </w:rPr>
+        <w:t xml:space="preserve">CHF 30,000</w:t>
+      </w:r>
+      <w:r>
+        <w:t xml:space="preserve"> </w:t>
+      </w:r>
+      <w:r>
+        <w:t xml:space="preserve">(UNIGE),</w:t>
+      </w:r>
+      <w:r>
+        <w:t xml:space="preserve"> </w:t>
+      </w:r>
+      <w:r>
+        <w:rPr>
+          <w:bCs/>
+          <w:b/>
+        </w:rPr>
+        <w:t xml:space="preserve">CHF 10,000</w:t>
+      </w:r>
+      <w:r>
+        <w:t xml:space="preserve"> </w:t>
+      </w:r>
+      <w:r>
+        <w:t xml:space="preserve">(Venture Kick),</w:t>
+      </w:r>
+      <w:r>
+        <w:t xml:space="preserve"> </w:t>
+      </w:r>
+      <w:r>
+        <w:rPr>
+          <w:bCs/>
+          <w:b/>
+        </w:rPr>
+        <w:t xml:space="preserve">CHF 20,000</w:t>
+      </w:r>
+      <w:r>
+        <w:t xml:space="preserve"> </w:t>
+      </w:r>
+      <w:r>
+        <w:t xml:space="preserve">(Mimosa), outside any group grant. The AI-in-EMS systematic review</w:t>
+      </w:r>
+      <w:r>
+        <w:t xml:space="preserve"> </w:t>
+      </w:r>
+      <w:r>
+        <w:t xml:space="preserve">[Edjinedja 2026], within GESICA, used it in its published methods.</w:t>
+      </w:r>
+    </w:p>
+    <w:bookmarkEnd w:id="28"/>
+    <w:bookmarkStart w:id="29" w:name="X5f9a3db217f7eebde7303f7024eb5a825e7cbc9"/>
     <w:p>
       <w:pPr>
         <w:pStyle w:val="Heading3"/>
       </w:pPr>
       <w:r>
-        <w:t xml:space="preserve">2.2.1 Prediction under sparse and imperfect information</w:t>
+        <w:t xml:space="preserve">2.2.3 Outbreak and health-system modelling in Switzerland</w:t>
       </w:r>
     </w:p>
     <w:p>
@@ -552,57 +789,41 @@
         <w:pStyle w:val="FirstParagraph"/>
       </w:pPr>
       <w:r>
-        <w:t xml:space="preserve">In [Orel 2022] I predicted individual HIV status from socio-behavioural</w:t>
-      </w:r>
-      <w:r>
-        <w:t xml:space="preserve"> </w:t>
-      </w:r>
-      <w:r>
-        <w:t xml:space="preserve">characteristics across East and Southern Africa, establishing where models transported between</w:t>
-      </w:r>
-      <w:r>
-        <w:t xml:space="preserve"> </w:t>
-      </w:r>
-      <w:r>
-        <w:t xml:space="preserve">countries. [Merzouki 2021] and [Esra 2023] developed the same theme. I now</w:t>
-      </w:r>
-      <w:r>
-        <w:t xml:space="preserve"> </w:t>
-      </w:r>
-      <w:r>
-        <w:rPr>
-          <w:bCs/>
-          <w:b/>
-        </w:rPr>
-        <w:t xml:space="preserve">senior-author</w:t>
-      </w:r>
-      <w:r>
-        <w:t xml:space="preserve"> </w:t>
-      </w:r>
-      <w:r>
-        <w:t xml:space="preserve">that line (last author, [Ng'ambi 2026], accepted: machine-learning classification of</w:t>
-      </w:r>
-      <w:r>
-        <w:t xml:space="preserve"> </w:t>
-      </w:r>
-      <w:r>
-        <w:t xml:space="preserve">cardiovascular disease history across harmonised WHO STEPS surveys). That is this proposal's transportability problem, met first</w:t>
-      </w:r>
-      <w:r>
-        <w:t xml:space="preserve"> </w:t>
-      </w:r>
-      <w:r>
-        <w:t xml:space="preserve">elsewhere and moved from conducting to directing.</w:t>
-      </w:r>
-    </w:p>
-    <w:bookmarkEnd w:id="28"/>
-    <w:bookmarkStart w:id="29" w:name="Xba523bf0c9ce96e07c41e7deb8806875f5dbd29"/>
+        <w:t xml:space="preserve">In [Orel 2024] I compared clinical severity between Delta and Omicron</w:t>
+      </w:r>
+      <w:r>
+        <w:t xml:space="preserve"> </w:t>
+      </w:r>
+      <w:r>
+        <w:t xml:space="preserve">sub-lineages in a Swiss tertiary centre. [Estill 2020] built</w:t>
+      </w:r>
+      <w:r>
+        <w:t xml:space="preserve"> </w:t>
+      </w:r>
+      <w:r>
+        <w:t xml:space="preserve">age-structured scenario models for the Swiss SARS-CoV-2 epidemic under planning time pressure:</w:t>
+      </w:r>
+      <w:r>
+        <w:t xml:space="preserve"> </w:t>
+      </w:r>
+      <w:r>
+        <w:t xml:space="preserve">the experience this proposal's question comes from. I contributed to WHO African Region</w:t>
+      </w:r>
+      <w:r>
+        <w:t xml:space="preserve"> </w:t>
+      </w:r>
+      <w:r>
+        <w:t xml:space="preserve">reporting and seroprevalence estimation [Nwosu 2021].</w:t>
+      </w:r>
+    </w:p>
+    <w:bookmarkEnd w:id="29"/>
+    <w:bookmarkStart w:id="30" w:name="X8b9ff2b162af748019f11a6cca45e74903a5d70"/>
     <w:p>
       <w:pPr>
         <w:pStyle w:val="Heading3"/>
       </w:pPr>
       <w:r>
-        <w:t xml:space="preserve">2.2.2 Automated evidence synthesis</w:t>
+        <w:t xml:space="preserve">2.2.4 The prototype and test bed: LiteRev-Evidence</w:t>
       </w:r>
     </w:p>
     <w:p>
@@ -610,112 +831,229 @@
         <w:pStyle w:val="FirstParagraph"/>
       </w:pPr>
       <w:r>
-        <w:t xml:space="preserve">In [Orel 2023] I introduced</w:t>
-      </w:r>
-      <w:r>
-        <w:t xml:space="preserve"> </w:t>
-      </w:r>
-      <w:r>
-        <w:rPr>
-          <w:bCs/>
-          <w:b/>
-        </w:rPr>
-        <w:t xml:space="preserve">LiteRev</w:t>
-      </w:r>
-      <w:r>
-        <w:t xml:space="preserve">, an automated literature-review tool: natural-language or Boolean query across the open-access databases,</w:t>
-      </w:r>
-      <w:r>
-        <w:t xml:space="preserve"> </w:t>
-      </w:r>
-      <w:r>
-        <w:t xml:space="preserve">deduplication, corpus mapping, iterative relevance suggestion. I led its development with</w:t>
-      </w:r>
-      <w:r>
-        <w:t xml:space="preserve"> </w:t>
-      </w:r>
-      <w:r>
-        <w:rPr>
-          <w:bCs/>
-          <w:b/>
-        </w:rPr>
-        <w:t xml:space="preserve">Aziza Merzouki</w:t>
-      </w:r>
-      <w:r>
-        <w:t xml:space="preserve"> </w:t>
-      </w:r>
-      <w:r>
-        <w:t xml:space="preserve">(PhD, computer science) and secured</w:t>
-      </w:r>
-      <w:r>
-        <w:t xml:space="preserve"> </w:t>
-      </w:r>
-      <w:r>
-        <w:t xml:space="preserve">development funding on my own initiative:</w:t>
-      </w:r>
-      <w:r>
-        <w:t xml:space="preserve"> </w:t>
-      </w:r>
-      <w:r>
-        <w:rPr>
-          <w:bCs/>
-          <w:b/>
-        </w:rPr>
-        <w:t xml:space="preserve">CHF 30,000</w:t>
-      </w:r>
-      <w:r>
-        <w:t xml:space="preserve"> </w:t>
-      </w:r>
-      <w:r>
-        <w:t xml:space="preserve">(UNIGE),</w:t>
-      </w:r>
-      <w:r>
-        <w:t xml:space="preserve"> </w:t>
-      </w:r>
-      <w:r>
-        <w:rPr>
-          <w:bCs/>
-          <w:b/>
-        </w:rPr>
-        <w:t xml:space="preserve">CHF 10,000</w:t>
-      </w:r>
-      <w:r>
-        <w:t xml:space="preserve"> </w:t>
-      </w:r>
-      <w:r>
-        <w:t xml:space="preserve">(Venture Kick),</w:t>
-      </w:r>
-      <w:r>
-        <w:t xml:space="preserve"> </w:t>
-      </w:r>
-      <w:r>
-        <w:rPr>
-          <w:bCs/>
-          <w:b/>
-        </w:rPr>
-        <w:t xml:space="preserve">CHF 20,000</w:t>
-      </w:r>
-      <w:r>
-        <w:t xml:space="preserve"> </w:t>
-      </w:r>
-      <w:r>
-        <w:t xml:space="preserve">(Mimosa), outside any group grant. The AI-in-EMS systematic review</w:t>
-      </w:r>
-      <w:r>
-        <w:t xml:space="preserve"> </w:t>
-      </w:r>
-      <w:r>
-        <w:t xml:space="preserve">[Edjinedja 2026], within GESICA, used it in its published methods.</w:t>
-      </w:r>
-    </w:p>
-    <w:bookmarkEnd w:id="29"/>
-    <w:bookmarkStart w:id="30" w:name="X5f9a3db217f7eebde7303f7024eb5a825e7cbc9"/>
+        <w:t xml:space="preserve">Since 2024 I have developed</w:t>
+      </w:r>
+      <w:r>
+        <w:t xml:space="preserve"> </w:t>
+      </w:r>
+      <w:r>
+        <w:rPr>
+          <w:bCs/>
+          <w:b/>
+        </w:rPr>
+        <w:t xml:space="preserve">LiteRev-Evidence</w:t>
+      </w:r>
+      <w:r>
+        <w:t xml:space="preserve">, extending LiteRev into structured</w:t>
+      </w:r>
+      <w:r>
+        <w:t xml:space="preserve"> </w:t>
+      </w:r>
+      <w:r>
+        <w:t xml:space="preserve">quantitative extraction and modelling: the full review pipeline in</w:t>
+      </w:r>
+      <w:r>
+        <w:t xml:space="preserve"> </w:t>
+      </w:r>
+      <w:r>
+        <w:t xml:space="preserve">working form, from a query searched live across the open literature, through deduplication,</w:t>
+      </w:r>
+      <w:r>
+        <w:t xml:space="preserve"> </w:t>
+      </w:r>
+      <w:r>
+        <w:t xml:space="preserve">PRISMA-accounted screening and PICO extraction, to</w:t>
+      </w:r>
+      <w:r>
+        <w:t xml:space="preserve"> </w:t>
+      </w:r>
+      <w:r>
+        <w:rPr>
+          <w:bCs/>
+          <w:b/>
+        </w:rPr>
+        <w:t xml:space="preserve">provenance-tracked extraction graded for</w:t>
+      </w:r>
+      <w:r>
+        <w:rPr>
+          <w:bCs/>
+          <w:b/>
+        </w:rPr>
+        <w:t xml:space="preserve"> </w:t>
+      </w:r>
+      <w:r>
+        <w:rPr>
+          <w:bCs/>
+          <w:b/>
+        </w:rPr>
+        <w:t xml:space="preserve">study-design certainty and pooled into parameter distributions</w:t>
+      </w:r>
+      <w:r>
+        <w:t xml:space="preserve">, and onward to the model</w:t>
+      </w:r>
+      <w:r>
+        <w:t xml:space="preserve"> </w:t>
+      </w:r>
+      <w:r>
+        <w:t xml:space="preserve">step: candidate predictor variables, a model specification (outcome, predictors,</w:t>
+      </w:r>
+      <w:r>
+        <w:t xml:space="preserve"> </w:t>
+      </w:r>
+      <w:r>
+        <w:t xml:space="preserve">lags, functional form) and compartmental components parameterised from extracted ranges,</w:t>
+      </w:r>
+      <w:r>
+        <w:t xml:space="preserve"> </w:t>
+      </w:r>
+      <w:r>
+        <w:t xml:space="preserve">each with the articles behind it. Per-scenario</w:t>
+      </w:r>
+      <w:r>
+        <w:t xml:space="preserve"> </w:t>
+      </w:r>
+      <w:r>
+        <w:rPr>
+          <w:bCs/>
+          <w:b/>
+        </w:rPr>
+        <w:t xml:space="preserve">living reviews re-run on schedule</w:t>
+      </w:r>
+      <w:r>
+        <w:t xml:space="preserve">, with</w:t>
+      </w:r>
+      <w:r>
+        <w:t xml:space="preserve"> </w:t>
+      </w:r>
+      <w:r>
+        <w:t xml:space="preserve">what changed made visible: the evidence-to-model mechanism this proposal interrogates, in</w:t>
+      </w:r>
+      <w:r>
+        <w:t xml:space="preserve"> </w:t>
+      </w:r>
+      <w:r>
+        <w:t xml:space="preserve">prototype form.</w:t>
+      </w:r>
+    </w:p>
+    <w:p>
+      <w:pPr>
+        <w:pStyle w:val="BodyText"/>
+      </w:pPr>
+      <w:r>
+        <w:t xml:space="preserve">For GESICA I built the Geneva–Vaud–Neuchâtel data foundation:</w:t>
+      </w:r>
+      <w:r>
+        <w:t xml:space="preserve"> </w:t>
+      </w:r>
+      <w:r>
+        <w:rPr>
+          <w:bCs/>
+          <w:b/>
+        </w:rPr>
+        <w:t xml:space="preserve">77 notifiable diseases in</w:t>
+      </w:r>
+      <w:r>
+        <w:rPr>
+          <w:bCs/>
+          <w:b/>
+        </w:rPr>
+        <w:t xml:space="preserve"> </w:t>
+      </w:r>
+      <w:r>
+        <w:rPr>
+          <w:bCs/>
+          <w:b/>
+        </w:rPr>
+        <w:t xml:space="preserve">eight model classes</w:t>
+      </w:r>
+      <w:r>
+        <w:t xml:space="preserve">, and a referenced inventory of</w:t>
+      </w:r>
+      <w:r>
+        <w:t xml:space="preserve"> </w:t>
+      </w:r>
+      <w:r>
+        <w:rPr>
+          <w:bCs/>
+          <w:b/>
+        </w:rPr>
+        <w:t xml:space="preserve">28 surveillance</w:t>
+      </w:r>
+      <w:r>
+        <w:rPr>
+          <w:bCs/>
+          <w:b/>
+        </w:rPr>
+        <w:t xml:space="preserve"> </w:t>
+      </w:r>
+      <w:r>
+        <w:rPr>
+          <w:bCs/>
+          <w:b/>
+        </w:rPr>
+        <w:t xml:space="preserve">sources (23 infectious, 5 environmental/non-infectious)</w:t>
+      </w:r>
+      <w:r>
+        <w:t xml:space="preserve"> </w:t>
+      </w:r>
+      <w:r>
+        <w:t xml:space="preserve">each documented for institution, coverage,</w:t>
+      </w:r>
+      <w:r>
+        <w:t xml:space="preserve"> </w:t>
+      </w:r>
+      <w:r>
+        <w:t xml:space="preserve">resolution, latency, access and quality. It is why validation domains are chosen by</w:t>
+      </w:r>
+      <w:r>
+        <w:t xml:space="preserve"> </w:t>
+      </w:r>
+      <w:r>
+        <w:rPr>
+          <w:bCs/>
+          <w:b/>
+        </w:rPr>
+        <w:t xml:space="preserve">model class</w:t>
+      </w:r>
+      <w:r>
+        <w:t xml:space="preserve">, and why the proposal</w:t>
+      </w:r>
+      <w:r>
+        <w:t xml:space="preserve"> </w:t>
+      </w:r>
+      <w:r>
+        <w:t xml:space="preserve">rests on a mapped, not assumed, data landscape.</w:t>
+      </w:r>
+    </w:p>
+    <w:p>
+      <w:pPr>
+        <w:pStyle w:val="BodyText"/>
+      </w:pPr>
+      <w:r>
+        <w:rPr>
+          <w:bCs/>
+          <w:b/>
+        </w:rPr>
+        <w:t xml:space="preserve">The prototype makes the research feasible rather than aspirational</w:t>
+      </w:r>
+      <w:r>
+        <w:t xml:space="preserve">; the validated</w:t>
+      </w:r>
+      <w:r>
+        <w:t xml:space="preserve"> </w:t>
+      </w:r>
+      <w:r>
+        <w:t xml:space="preserve">instrument it becomes is itself a deliverable.</w:t>
+      </w:r>
+    </w:p>
+    <w:bookmarkEnd w:id="30"/>
+    <w:bookmarkStart w:id="31" w:name="X9dc884ab9448a2e5da2a31c0e1d3627d79f5948"/>
     <w:p>
       <w:pPr>
         <w:pStyle w:val="Heading3"/>
       </w:pPr>
       <w:r>
-        <w:t xml:space="preserve">2.2.3 Outbreak and health-system modelling in Switzerland</w:t>
+        <w:t xml:space="preserve">2.2.5 Linked data on a contrasting crisis archetype</w:t>
       </w:r>
     </w:p>
     <w:p>
@@ -723,141 +1061,35 @@
         <w:pStyle w:val="FirstParagraph"/>
       </w:pPr>
       <w:r>
-        <w:t xml:space="preserve">In [Orel 2024] I compared clinical severity between Delta and Omicron</w:t>
-      </w:r>
-      <w:r>
-        <w:t xml:space="preserve"> </w:t>
-      </w:r>
-      <w:r>
-        <w:t xml:space="preserve">sub-lineages in a Swiss tertiary centre. [Estill 2020] built</w:t>
-      </w:r>
-      <w:r>
-        <w:t xml:space="preserve"> </w:t>
-      </w:r>
-      <w:r>
-        <w:t xml:space="preserve">age-structured scenario models for the Swiss SARS-CoV-2 epidemic under planning time pressure:</w:t>
-      </w:r>
-      <w:r>
-        <w:t xml:space="preserve"> </w:t>
-      </w:r>
-      <w:r>
-        <w:t xml:space="preserve">the experience this proposal's question comes from. I contributed to WHO African Region</w:t>
-      </w:r>
-      <w:r>
-        <w:t xml:space="preserve"> </w:t>
-      </w:r>
-      <w:r>
-        <w:t xml:space="preserve">reporting and seroprevalence estimation [Nwosu 2021].</w:t>
-      </w:r>
-    </w:p>
-    <w:bookmarkEnd w:id="30"/>
-    <w:bookmarkStart w:id="31" w:name="X8b9ff2b162af748019f11a6cca45e74903a5d70"/>
-    <w:p>
-      <w:pPr>
-        <w:pStyle w:val="Heading3"/>
-      </w:pPr>
-      <w:r>
-        <w:t xml:space="preserve">2.2.4 The prototype and test bed: LiteRev-Evidence</w:t>
-      </w:r>
-    </w:p>
-    <w:p>
-      <w:pPr>
-        <w:pStyle w:val="FirstParagraph"/>
-      </w:pPr>
-      <w:r>
-        <w:t xml:space="preserve">Since 2024 I have developed</w:t>
-      </w:r>
-      <w:r>
-        <w:t xml:space="preserve"> </w:t>
-      </w:r>
-      <w:r>
-        <w:rPr>
-          <w:bCs/>
-          <w:b/>
-        </w:rPr>
-        <w:t xml:space="preserve">LiteRev-Evidence</w:t>
-      </w:r>
-      <w:r>
-        <w:t xml:space="preserve">, extending LiteRev from retrieval and</w:t>
-      </w:r>
-      <w:r>
-        <w:t xml:space="preserve"> </w:t>
-      </w:r>
-      <w:r>
-        <w:t xml:space="preserve">screening into structured quantitative extraction and modelling: the full review pipeline in</w:t>
-      </w:r>
-      <w:r>
-        <w:t xml:space="preserve"> </w:t>
-      </w:r>
-      <w:r>
-        <w:t xml:space="preserve">working form, from a query searched live across the open literature, through deduplication,</w:t>
-      </w:r>
-      <w:r>
-        <w:t xml:space="preserve"> </w:t>
-      </w:r>
-      <w:r>
-        <w:t xml:space="preserve">PRISMA-accounted screening and PICO extraction, to</w:t>
-      </w:r>
-      <w:r>
-        <w:t xml:space="preserve"> </w:t>
-      </w:r>
-      <w:r>
-        <w:rPr>
-          <w:bCs/>
-          <w:b/>
-        </w:rPr>
-        <w:t xml:space="preserve">provenance-tracked, quality-scored</w:t>
-      </w:r>
-      <w:r>
-        <w:rPr>
-          <w:bCs/>
-          <w:b/>
-        </w:rPr>
-        <w:t xml:space="preserve"> </w:t>
-      </w:r>
-      <w:r>
-        <w:rPr>
-          <w:bCs/>
-          <w:b/>
-        </w:rPr>
-        <w:t xml:space="preserve">extraction pooled into parameter distributions</w:t>
-      </w:r>
-      <w:r>
-        <w:t xml:space="preserve"> </w:t>
-      </w:r>
-      <w:r>
-        <w:t xml:space="preserve">and propagated through ensemble simulation,</w:t>
-      </w:r>
-      <w:r>
-        <w:t xml:space="preserve"> </w:t>
-      </w:r>
-      <w:r>
-        <w:t xml:space="preserve">with per-scenario</w:t>
-      </w:r>
-      <w:r>
-        <w:t xml:space="preserve"> </w:t>
-      </w:r>
-      <w:r>
-        <w:rPr>
-          <w:bCs/>
-          <w:b/>
-        </w:rPr>
-        <w:t xml:space="preserve">living reviews re-run daily</w:t>
-      </w:r>
-      <w:r>
-        <w:t xml:space="preserve">: the literature-to-prior mechanism this</w:t>
-      </w:r>
-      <w:r>
-        <w:t xml:space="preserve"> </w:t>
-      </w:r>
-      <w:r>
-        <w:t xml:space="preserve">proposal interrogates, in prototype form. Operational scenarios are elaborated with</w:t>
-      </w:r>
-      <w:r>
-        <w:t xml:space="preserve"> </w:t>
-      </w:r>
-      <w:r>
-        <w:t xml:space="preserve">emergency-medicine partners.</w:t>
+        <w:t xml:space="preserve">I lead the data work on a cantonal study</w:t>
+      </w:r>
+      <w:r>
+        <w:t xml:space="preserve"> </w:t>
+      </w:r>
+      <w:r>
+        <w:rPr>
+          <w:bCs/>
+          <w:b/>
+        </w:rPr>
+        <w:t xml:space="preserve">already under way</w:t>
+      </w:r>
+      <w:r>
+        <w:t xml:space="preserve"> </w:t>
+      </w:r>
+      <w:r>
+        <w:t xml:space="preserve">(BASEC 2026-00324, ethics</w:t>
+      </w:r>
+      <w:r>
+        <w:t xml:space="preserve"> </w:t>
+      </w:r>
+      <w:r>
+        <w:t xml:space="preserve">granted) linking confirmed legionellosis cases in Geneva to individual domestic hot-water</w:t>
+      </w:r>
+      <w:r>
+        <w:t xml:space="preserve"> </w:t>
+      </w:r>
+      <w:r>
+        <w:t xml:space="preserve">installations: a linkage to my knowledge unique, supplying a contrasting waterborne archetype.</w:t>
       </w:r>
     </w:p>
     <w:p>
@@ -865,178 +1097,6 @@
         <w:pStyle w:val="BodyText"/>
       </w:pPr>
       <w:r>
-        <w:t xml:space="preserve">For GESICA I built the Geneva–Vaud–Neuchâtel data foundation:</w:t>
-      </w:r>
-      <w:r>
-        <w:t xml:space="preserve"> </w:t>
-      </w:r>
-      <w:r>
-        <w:rPr>
-          <w:bCs/>
-          <w:b/>
-        </w:rPr>
-        <w:t xml:space="preserve">77 notifiable diseases in</w:t>
-      </w:r>
-      <w:r>
-        <w:rPr>
-          <w:bCs/>
-          <w:b/>
-        </w:rPr>
-        <w:t xml:space="preserve"> </w:t>
-      </w:r>
-      <w:r>
-        <w:rPr>
-          <w:bCs/>
-          <w:b/>
-        </w:rPr>
-        <w:t xml:space="preserve">eight model classes</w:t>
-      </w:r>
-      <w:r>
-        <w:t xml:space="preserve"> </w:t>
-      </w:r>
-      <w:r>
-        <w:t xml:space="preserve">by transmission mode, and a referenced inventory of</w:t>
-      </w:r>
-      <w:r>
-        <w:t xml:space="preserve"> </w:t>
-      </w:r>
-      <w:r>
-        <w:rPr>
-          <w:bCs/>
-          <w:b/>
-        </w:rPr>
-        <w:t xml:space="preserve">28 surveillance</w:t>
-      </w:r>
-      <w:r>
-        <w:rPr>
-          <w:bCs/>
-          <w:b/>
-        </w:rPr>
-        <w:t xml:space="preserve"> </w:t>
-      </w:r>
-      <w:r>
-        <w:rPr>
-          <w:bCs/>
-          <w:b/>
-        </w:rPr>
-        <w:t xml:space="preserve">sources (23 infectious, 5 environmental/non-infectious)</w:t>
-      </w:r>
-      <w:r>
-        <w:t xml:space="preserve"> </w:t>
-      </w:r>
-      <w:r>
-        <w:t xml:space="preserve">each documented for institution, coverage,</w:t>
-      </w:r>
-      <w:r>
-        <w:t xml:space="preserve"> </w:t>
-      </w:r>
-      <w:r>
-        <w:t xml:space="preserve">resolution, latency, access and quality. It is why the</w:t>
-      </w:r>
-      <w:r>
-        <w:t xml:space="preserve"> </w:t>
-      </w:r>
-      <w:r>
-        <w:t xml:space="preserve">validation domains are chosen by</w:t>
-      </w:r>
-      <w:r>
-        <w:t xml:space="preserve"> </w:t>
-      </w:r>
-      <w:r>
-        <w:rPr>
-          <w:bCs/>
-          <w:b/>
-        </w:rPr>
-        <w:t xml:space="preserve">model class</w:t>
-      </w:r>
-      <w:r>
-        <w:t xml:space="preserve">, and why this proposal rests on a mapped data</w:t>
-      </w:r>
-      <w:r>
-        <w:t xml:space="preserve"> </w:t>
-      </w:r>
-      <w:r>
-        <w:t xml:space="preserve">landscape rather than an assumed one.</w:t>
-      </w:r>
-    </w:p>
-    <w:p>
-      <w:pPr>
-        <w:pStyle w:val="BodyText"/>
-      </w:pPr>
-      <w:r>
-        <w:rPr>
-          <w:bCs/>
-          <w:b/>
-        </w:rPr>
-        <w:t xml:space="preserve">The prototype makes the research feasible rather than aspirational</w:t>
-      </w:r>
-      <w:r>
-        <w:t xml:space="preserve">; the validated</w:t>
-      </w:r>
-      <w:r>
-        <w:t xml:space="preserve"> </w:t>
-      </w:r>
-      <w:r>
-        <w:t xml:space="preserve">instrument it becomes is itself a deliverable.</w:t>
-      </w:r>
-    </w:p>
-    <w:bookmarkEnd w:id="31"/>
-    <w:bookmarkStart w:id="32" w:name="X9dc884ab9448a2e5da2a31c0e1d3627d79f5948"/>
-    <w:p>
-      <w:pPr>
-        <w:pStyle w:val="Heading3"/>
-      </w:pPr>
-      <w:r>
-        <w:t xml:space="preserve">2.2.5 Linked data on a contrasting crisis archetype</w:t>
-      </w:r>
-    </w:p>
-    <w:p>
-      <w:pPr>
-        <w:pStyle w:val="FirstParagraph"/>
-      </w:pPr>
-      <w:r>
-        <w:t xml:space="preserve">I lead the data work on a cantonal study</w:t>
-      </w:r>
-      <w:r>
-        <w:t xml:space="preserve"> </w:t>
-      </w:r>
-      <w:r>
-        <w:rPr>
-          <w:bCs/>
-          <w:b/>
-        </w:rPr>
-        <w:t xml:space="preserve">already under way</w:t>
-      </w:r>
-      <w:r>
-        <w:t xml:space="preserve"> </w:t>
-      </w:r>
-      <w:r>
-        <w:t xml:space="preserve">(BASEC 2026-00324, ethics</w:t>
-      </w:r>
-      <w:r>
-        <w:t xml:space="preserve"> </w:t>
-      </w:r>
-      <w:r>
-        <w:t xml:space="preserve">granted) linking confirmed legionellosis cases in Geneva to individual domestic hot-water</w:t>
-      </w:r>
-      <w:r>
-        <w:t xml:space="preserve"> </w:t>
-      </w:r>
-      <w:r>
-        <w:t xml:space="preserve">installations: a linkage to my knowledge unique, supplying a waterborne archetype whose</w:t>
-      </w:r>
-      <w:r>
-        <w:t xml:space="preserve"> </w:t>
-      </w:r>
-      <w:r>
-        <w:t xml:space="preserve">dynamics differ fundamentally from a respiratory epidemic's.</w:t>
-      </w:r>
-    </w:p>
-    <w:p>
-      <w:pPr>
-        <w:pStyle w:val="BodyText"/>
-      </w:pPr>
-      <w:r>
         <w:rPr>
           <w:bCs/>
           <w:b/>
@@ -1066,20 +1126,6 @@
       </w:r>
       <w:r>
         <w:t xml:space="preserve">knowledge from the doctorate, the Swiss COVID-19 work and GESICA.</w:t>
-      </w:r>
-    </w:p>
-    <w:p>
-      <w:pPr>
-        <w:pStyle w:val="BodyText"/>
-      </w:pPr>
-      <w:r>
-        <w:t xml:space="preserve">My other commitments and their delimitation are in §2.6; what I have not yet had is a</w:t>
-      </w:r>
-      <w:r>
-        <w:t xml:space="preserve"> </w:t>
-      </w:r>
-      <w:r>
-        <w:t xml:space="preserve">programme of my own with time to run it.</w:t>
       </w:r>
     </w:p>
     <w:p>
@@ -1089,9 +1135,9 @@
         </w:pict>
       </w:r>
     </w:p>
+    <w:bookmarkEnd w:id="31"/>
     <w:bookmarkEnd w:id="32"/>
-    <w:bookmarkEnd w:id="33"/>
-    <w:bookmarkStart w:id="71" w:name="X648e0f2197cacfb2ee21a81ffaf34acd4f314d4"/>
+    <w:bookmarkStart w:id="69" w:name="X648e0f2197cacfb2ee21a81ffaf34acd4f314d4"/>
     <w:p>
       <w:pPr>
         <w:pStyle w:val="Heading2"/>
@@ -1100,7 +1146,7 @@
         <w:t xml:space="preserve">2.3 Detailed research plan</w:t>
       </w:r>
     </w:p>
-    <w:bookmarkStart w:id="44" w:name="Xc5b6cd9b30a4be694f7ca250dc7e64474c91e76"/>
+    <w:bookmarkStart w:id="43" w:name="Xc5b6cd9b30a4be694f7ca250dc7e64474c91e76"/>
     <w:p>
       <w:pPr>
         <w:pStyle w:val="Heading3"/>
@@ -1116,26 +1162,26 @@
       <w:r>
         <w:drawing>
           <wp:inline>
-            <wp:extent cx="5334000" cy="2880360"/>
+            <wp:extent cx="5334000" cy="2707105"/>
             <wp:effectExtent b="0" l="0" r="0" t="0"/>
-            <wp:docPr descr="Framework" title="" id="35" name="Picture"/>
+            <wp:docPr descr="Framework" title="" id="34" name="Picture"/>
             <a:graphic>
               <a:graphicData uri="http://schemas.openxmlformats.org/drawingml/2006/picture">
                 <pic:pic>
                   <pic:nvPicPr>
-                    <pic:cNvPr descr="figures/fig1-framework.svg" id="36" name="Picture"/>
+                    <pic:cNvPr descr="figures/fig1-framework.svg" id="35" name="Picture"/>
                     <pic:cNvPicPr>
                       <a:picLocks noChangeArrowheads="1" noChangeAspect="1"/>
                     </pic:cNvPicPr>
                   </pic:nvPicPr>
                   <pic:blipFill>
-                    <a:blip r:embed="rId37">
+                    <a:blip r:embed="rId36">
                       <a:extLst>
                         <a:ext uri="{28A0092B-C50C-407E-A947-70E740481C1C}">
                           <a14:useLocalDpi xmlns:a14="http://schemas.microsoft.com/office/drawing/2010/main" val="0"/>
                         </a:ext>
                         <a:ext uri="{96DAC541-7B7A-43D3-8B79-37D633B846F1}">
-                          <asvg:svgBlip xmlns:asvg="http://schemas.microsoft.com/office/drawing/2016/SVG/main" r:embed="rId34"/>
+                          <asvg:svgBlip xmlns:asvg="http://schemas.microsoft.com/office/drawing/2016/SVG/main" r:embed="rId33"/>
                         </a:ext>
                       </a:extLst>
                     </a:blip>
@@ -1146,7 +1192,7 @@
                   <pic:spPr bwMode="auto">
                     <a:xfrm>
                       <a:off x="0" y="0"/>
-                      <a:ext cx="5334000" cy="2880360"/>
+                      <a:ext cx="5334000" cy="2707105"/>
                     </a:xfrm>
                     <a:prstGeom prst="rect">
                       <a:avLst/>
@@ -1174,7 +1220,7 @@
           <w:iCs/>
           <w:i/>
         </w:rPr>
-        <w:t xml:space="preserve">Figure 1: cold-start problem, evidence-borrowing hypothesis, evaluation ladder.</w:t>
+        <w:t xml:space="preserve">Figure 1: cold-start problem, evidence pipeline, model library with automated selection, living update loop.</w:t>
       </w:r>
     </w:p>
     <w:p>
@@ -1213,15 +1259,15 @@
     <w:tbl>
       <w:tblPr>
         <w:tblStyle w:val="Table"/>
-        <w:tblW w:w="10318" w:type="dxa"/>
+        <w:tblW w:w="10466" w:type="dxa"/>
         <w:tblLook w:firstRow="1" w:lastRow="0" w:firstColumn="0" w:lastColumn="0" w:noHBand="0" w:noVBand="0" w:val="0020"/>
         <w:jc w:val="start"/>
         <w:tblLayout w:type="fixed"/>
       </w:tblPr>
       <w:tblGrid>
-        <w:gridCol w:w="1300"/>
-        <w:gridCol w:w="2745"/>
-        <w:gridCol w:w="6273"/>
+        <w:gridCol w:w="1560"/>
+        <w:gridCol w:w="2784"/>
+        <w:gridCol w:w="6122"/>
       </w:tblGrid>
       <w:tr>
         <w:trPr>
@@ -1521,7 +1567,7 @@
         </w:tc>
       </w:tr>
     </w:tbl>
-    <w:bookmarkStart w:id="38" w:name="X8d63a2de13ad746f93f7c0b83efc022a4926ffe"/>
+    <w:bookmarkStart w:id="37" w:name="X8d63a2de13ad746f93f7c0b83efc022a4926ffe"/>
     <w:p>
       <w:pPr>
         <w:pStyle w:val="Heading4"/>
@@ -1569,17 +1615,101 @@
         <w:pStyle w:val="FirstParagraph"/>
       </w:pPr>
       <w:r>
-        <w:t xml:space="preserve">Omissions dominate extraction errors [Shankar 2026] and shrink dispersion systematically; if uncorrectable, the project establishes a boundary condition.</w:t>
+        <w:t xml:space="preserve">Omissions dominate extraction errors [Shankar 2026] and shrink dispersion systematically; if uncorrectable, the project establishes a boundary condition. The evidence target spans four object classes (parameter values; predictor variables and lags; model forms; outcome and threshold definitions: T1.1); H1 is tested on the quantitative core.</w:t>
+      </w:r>
+    </w:p>
+    <w:bookmarkEnd w:id="37"/>
+    <w:bookmarkStart w:id="38" w:name="X5597e009e1cb8cfa118d5ecb54a782caed33fdf"/>
+    <w:p>
+      <w:pPr>
+        <w:pStyle w:val="Heading4"/>
+      </w:pPr>
+      <w:r>
+        <w:t xml:space="preserve">O2: Represent escalation in a form that separates state from the point forecast</w:t>
+      </w:r>
+    </w:p>
+    <w:p>
+      <w:pPr>
+        <w:pStyle w:val="BlockText"/>
+      </w:pPr>
+      <w:r>
+        <w:rPr>
+          <w:bCs/>
+          <w:b/>
+        </w:rPr>
+        <w:t xml:space="preserve">C2, model adequacy criterion.</w:t>
+      </w:r>
+      <w:r>
+        <w:t xml:space="preserve"> </w:t>
+      </w:r>
+      <w:r>
+        <w:t xml:space="preserve">The latent-state representation must yield</w:t>
+      </w:r>
+      <w:r>
+        <w:t xml:space="preserve"> </w:t>
+      </w:r>
+      <w:r>
+        <w:rPr>
+          <w:bCs/>
+          <w:b/>
+        </w:rPr>
+        <w:t xml:space="preserve">identifiable</w:t>
+      </w:r>
+      <w:r>
+        <w:t xml:space="preserve"> </w:t>
+      </w:r>
+      <w:r>
+        <w:t xml:space="preserve">parameters and</w:t>
+      </w:r>
+      <w:r>
+        <w:t xml:space="preserve"> </w:t>
+      </w:r>
+      <w:r>
+        <w:rPr>
+          <w:bCs/>
+          <w:b/>
+        </w:rPr>
+        <w:t xml:space="preserve">calibrated</w:t>
+      </w:r>
+      <w:r>
+        <w:t xml:space="preserve"> </w:t>
+      </w:r>
+      <w:r>
+        <w:t xml:space="preserve">escalation-state probabilities at matched false-alarm rates. Its role is the common state representation in which borrowing strategies are compared, not a claim that regime switching generally beats thresholding a point forecast.</w:t>
+      </w:r>
+    </w:p>
+    <w:p>
+      <w:pPr>
+        <w:pStyle w:val="FirstParagraph"/>
+      </w:pPr>
+      <w:r>
+        <w:t xml:space="preserve">T2.1's identifiability study and T3.3's calibration checks either establish adequacy or trigger the ordinal fallback; either outcome leaves H3a intact. Extreme-value modelling represents the critical tail; critical-slowing-down indicators are</w:t>
+      </w:r>
+      <w:r>
+        <w:t xml:space="preserve"> </w:t>
+      </w:r>
+      <w:r>
+        <w:rPr>
+          <w:bCs/>
+          <w:b/>
+        </w:rPr>
+        <w:t xml:space="preserve">supporting covariates</w:t>
+      </w:r>
+      <w:r>
+        <w:t xml:space="preserve"> </w:t>
+      </w:r>
+      <w:r>
+        <w:t xml:space="preserve">tested against level and trend.</w:t>
       </w:r>
     </w:p>
     <w:bookmarkEnd w:id="38"/>
-    <w:bookmarkStart w:id="39" w:name="X5597e009e1cb8cfa118d5ecb54a782caed33fdf"/>
+    <w:bookmarkStart w:id="39" w:name="X7a66b094f1c587b9bf5b27a5356646f0e746ada"/>
     <w:p>
       <w:pPr>
         <w:pStyle w:val="Heading4"/>
       </w:pPr>
       <w:r>
-        <w:t xml:space="preserve">O2: Represent escalation in a form that separates state from the point forecast</w:t>
+        <w:t xml:space="preserve">O3: Test the cold-start hypothesis and map failure</w:t>
       </w:r>
     </w:p>
     <w:p>
@@ -1591,45 +1721,75 @@
           <w:bCs/>
           <w:b/>
         </w:rPr>
-        <w:t xml:space="preserve">C2, model adequacy criterion.</w:t>
-      </w:r>
-      <w:r>
-        <w:t xml:space="preserve"> </w:t>
-      </w:r>
-      <w:r>
-        <w:t xml:space="preserve">The latent-state representation must yield</w:t>
-      </w:r>
-      <w:r>
-        <w:t xml:space="preserve"> </w:t>
-      </w:r>
-      <w:r>
-        <w:rPr>
-          <w:bCs/>
-          <w:b/>
-        </w:rPr>
-        <w:t xml:space="preserve">identifiable</w:t>
-      </w:r>
-      <w:r>
-        <w:t xml:space="preserve"> </w:t>
-      </w:r>
-      <w:r>
-        <w:t xml:space="preserve">parameters and</w:t>
-      </w:r>
-      <w:r>
-        <w:t xml:space="preserve"> </w:t>
-      </w:r>
-      <w:r>
-        <w:rPr>
-          <w:bCs/>
-          <w:b/>
-        </w:rPr>
-        <w:t xml:space="preserve">calibrated</w:t>
-      </w:r>
-      <w:r>
-        <w:t xml:space="preserve"> </w:t>
-      </w:r>
-      <w:r>
-        <w:t xml:space="preserve">escalation-state probabilities at matched false-alarm rates. Its role is the common state representation in which borrowing strategies are compared, not a claim that regime switching generally beats thresholding a point forecast.</w:t>
+        <w:t xml:space="preserve">H3a.</w:t>
+      </w:r>
+      <w:r>
+        <w:t xml:space="preserve"> </w:t>
+      </w:r>
+      <w:r>
+        <w:t xml:space="preserve">Evidence-derived priors improve probabilistic forecast skill during the early phase of a crisis, with the advantage declining as local observations accumulate.</w:t>
+      </w:r>
+    </w:p>
+    <w:p>
+      <w:pPr>
+        <w:pStyle w:val="BlockText"/>
+      </w:pPr>
+      <w:r>
+        <w:rPr>
+          <w:bCs/>
+          <w:b/>
+        </w:rPr>
+        <w:t xml:space="preserve">H3b.</w:t>
+      </w:r>
+      <w:r>
+        <w:t xml:space="preserve"> </w:t>
+      </w:r>
+      <w:r>
+        <w:t xml:space="preserve">Adaptive borrowing that discounts the evidence when prior–data conflict emerges is</w:t>
+      </w:r>
+      <w:r>
+        <w:t xml:space="preserve"> </w:t>
+      </w:r>
+      <w:r>
+        <w:rPr>
+          <w:bCs/>
+          <w:b/>
+        </w:rPr>
+        <w:t xml:space="preserve">non-inferior</w:t>
+      </w:r>
+      <w:r>
+        <w:t xml:space="preserve"> </w:t>
+      </w:r>
+      <w:r>
+        <w:t xml:space="preserve">to fixed borrowing under well-specified priors, within a pre-specified margin</w:t>
+      </w:r>
+      <w:r>
+        <w:t xml:space="preserve"> </w:t>
+      </w:r>
+      <w:r>
+        <w:t xml:space="preserve">Δ on the CRPS skill score, and is</w:t>
+      </w:r>
+      <w:r>
+        <w:t xml:space="preserve"> </w:t>
+      </w:r>
+      <w:r>
+        <w:rPr>
+          <w:bCs/>
+          <w:b/>
+        </w:rPr>
+        <w:t xml:space="preserve">superior</w:t>
+      </w:r>
+      <w:r>
+        <w:t xml:space="preserve"> </w:t>
+      </w:r>
+      <w:r>
+        <w:t xml:space="preserve">to fixed borrowing under deliberately</w:t>
+      </w:r>
+      <w:r>
+        <w:t xml:space="preserve"> </w:t>
+      </w:r>
+      <w:r>
+        <w:t xml:space="preserve">misspecified priors.</w:t>
       </w:r>
     </w:p>
     <w:p>
@@ -1637,33 +1797,137 @@
         <w:pStyle w:val="FirstParagraph"/>
       </w:pPr>
       <w:r>
-        <w:t xml:space="preserve">T2.1's identifiability study and T3.3's calibration checks either establish adequacy or trigger the ordinal fallback; either outcome leaves H3a intact. Extreme-value modelling represents the critical tail; critical-slowing-down indicators are</w:t>
-      </w:r>
-      <w:r>
-        <w:t xml:space="preserve"> </w:t>
-      </w:r>
-      <w:r>
-        <w:rPr>
-          <w:bCs/>
-          <w:b/>
-        </w:rPr>
-        <w:t xml:space="preserve">supporting covariates</w:t>
-      </w:r>
-      <w:r>
-        <w:t xml:space="preserve"> </w:t>
-      </w:r>
-      <w:r>
-        <w:t xml:space="preserve">tested against level and trend.</w:t>
+        <w:t xml:space="preserve">Δ is fixed at the second registration point, justified against the with-prior versus without-prior effect the study is powered to detect.</w:t>
+      </w:r>
+    </w:p>
+    <w:p>
+      <w:pPr>
+        <w:pStyle w:val="BlockText"/>
+      </w:pPr>
+      <w:r>
+        <w:rPr>
+          <w:bCs/>
+          <w:b/>
+        </w:rPr>
+        <w:t xml:space="preserve">H3c.</w:t>
+      </w:r>
+      <w:r>
+        <w:t xml:space="preserve"> </w:t>
+      </w:r>
+      <w:r>
+        <w:t xml:space="preserve">Resilience indicators add predictive information beyond the evidence-derived prior and the local level/trend signal when the outcome history is short.</w:t>
+      </w:r>
+    </w:p>
+    <w:p>
+      <w:pPr>
+        <w:pStyle w:val="FirstParagraph"/>
+      </w:pPr>
+      <w:r>
+        <w:rPr>
+          <w:bCs/>
+          <w:b/>
+        </w:rPr>
+        <w:t xml:space="preserve">Primary confirmatory comparison (one, stated once):</w:t>
+      </w:r>
+      <w:r>
+        <w:t xml:space="preserve"> </w:t>
+      </w:r>
+      <w:r>
+        <w:t xml:space="preserve">the</w:t>
+      </w:r>
+      <w:r>
+        <w:t xml:space="preserve"> </w:t>
+      </w:r>
+      <w:r>
+        <w:rPr>
+          <w:bCs/>
+          <w:b/>
+        </w:rPr>
+        <w:t xml:space="preserve">evidence-informed champion</w:t>
+      </w:r>
+      <w:r>
+        <w:t xml:space="preserve"> </w:t>
+      </w:r>
+      <w:r>
+        <w:t xml:space="preserve">against the</w:t>
+      </w:r>
+      <w:r>
+        <w:t xml:space="preserve"> </w:t>
+      </w:r>
+      <w:r>
+        <w:rPr>
+          <w:bCs/>
+          <w:b/>
+        </w:rPr>
+        <w:t xml:space="preserve">local-only champion</w:t>
+      </w:r>
+      <w:r>
+        <w:t xml:space="preserve">, both produced by the identical pre-registered automated procedure (library, validity checks, selection rule: T3.3), by</w:t>
+      </w:r>
+      <w:r>
+        <w:t xml:space="preserve"> </w:t>
+      </w:r>
+      <w:r>
+        <w:rPr>
+          <w:bCs/>
+          <w:b/>
+        </w:rPr>
+        <w:t xml:space="preserve">CRPS skill score</w:t>
+      </w:r>
+      <w:r>
+        <w:t xml:space="preserve">, over the pre-specified cold-start window,</w:t>
+      </w:r>
+      <w:r>
+        <w:t xml:space="preserve"> </w:t>
+      </w:r>
+      <w:r>
+        <w:rPr>
+          <w:bCs/>
+          <w:b/>
+        </w:rPr>
+        <w:t xml:space="preserve">on respiratory episodes only</w:t>
+      </w:r>
+      <w:r>
+        <w:t xml:space="preserve">. Heat repeats the identical contrast as a</w:t>
+      </w:r>
+      <w:r>
+        <w:t xml:space="preserve"> </w:t>
+      </w:r>
+      <w:r>
+        <w:rPr>
+          <w:bCs/>
+          <w:b/>
+        </w:rPr>
+        <w:t xml:space="preserve">sequential generalisation test</w:t>
+      </w:r>
+      <w:r>
+        <w:t xml:space="preserve">, run only if the respiratory test is met; the fixed order controls the family-wise error rate. A respiratory-positive, heat-negative result is a boundary condition on transportability. The</w:t>
+      </w:r>
+      <w:r>
+        <w:t xml:space="preserve"> </w:t>
+      </w:r>
+      <w:r>
+        <w:rPr>
+          <w:bCs/>
+          <w:b/>
+        </w:rPr>
+        <w:t xml:space="preserve">shape of the advantage over elapsed local data</w:t>
+      </w:r>
+      <w:r>
+        <w:t xml:space="preserve"> </w:t>
+      </w:r>
+      <w:r>
+        <w:t xml:space="preserve">is reported: it should decay to nothing.</w:t>
       </w:r>
     </w:p>
     <w:bookmarkEnd w:id="39"/>
-    <w:bookmarkStart w:id="40" w:name="X7a66b094f1c587b9bf5b27a5356646f0e746ada"/>
+    <w:bookmarkStart w:id="40" w:name="X81c76b523c45e8c2c00609647f392ce6f82304d"/>
     <w:p>
       <w:pPr>
         <w:pStyle w:val="Heading4"/>
       </w:pPr>
       <w:r>
-        <w:t xml:space="preserve">O3: Test the cold-start hypothesis and map failure</w:t>
+        <w:t xml:space="preserve">O4: Establish whether predictive improvement is decision-relevant</w:t>
       </w:r>
     </w:p>
     <w:p>
@@ -1675,75 +1939,13 @@
           <w:bCs/>
           <w:b/>
         </w:rPr>
-        <w:t xml:space="preserve">H3a.</w:t>
-      </w:r>
-      <w:r>
-        <w:t xml:space="preserve"> </w:t>
-      </w:r>
-      <w:r>
-        <w:t xml:space="preserve">Evidence-derived priors improve probabilistic forecast skill during the early phase of a crisis, with the advantage declining as local observations accumulate.</w:t>
-      </w:r>
-    </w:p>
-    <w:p>
-      <w:pPr>
-        <w:pStyle w:val="BlockText"/>
-      </w:pPr>
-      <w:r>
-        <w:rPr>
-          <w:bCs/>
-          <w:b/>
-        </w:rPr>
-        <w:t xml:space="preserve">H3b.</w:t>
-      </w:r>
-      <w:r>
-        <w:t xml:space="preserve"> </w:t>
-      </w:r>
-      <w:r>
-        <w:t xml:space="preserve">Adaptive borrowing that discounts the evidence when prior–data conflict emerges is</w:t>
-      </w:r>
-      <w:r>
-        <w:t xml:space="preserve"> </w:t>
-      </w:r>
-      <w:r>
-        <w:rPr>
-          <w:bCs/>
-          <w:b/>
-        </w:rPr>
-        <w:t xml:space="preserve">non-inferior</w:t>
-      </w:r>
-      <w:r>
-        <w:t xml:space="preserve"> </w:t>
-      </w:r>
-      <w:r>
-        <w:t xml:space="preserve">to fixed borrowing under well-specified priors, within a pre-specified margin</w:t>
-      </w:r>
-      <w:r>
-        <w:t xml:space="preserve"> </w:t>
-      </w:r>
-      <w:r>
-        <w:t xml:space="preserve">Δ on the CRPS skill score, and is</w:t>
-      </w:r>
-      <w:r>
-        <w:t xml:space="preserve"> </w:t>
-      </w:r>
-      <w:r>
-        <w:rPr>
-          <w:bCs/>
-          <w:b/>
-        </w:rPr>
-        <w:t xml:space="preserve">superior</w:t>
-      </w:r>
-      <w:r>
-        <w:t xml:space="preserve"> </w:t>
-      </w:r>
-      <w:r>
-        <w:t xml:space="preserve">to fixed borrowing under deliberately</w:t>
-      </w:r>
-      <w:r>
-        <w:t xml:space="preserve"> </w:t>
-      </w:r>
-      <w:r>
-        <w:t xml:space="preserve">misspecified priors.</w:t>
+        <w:t xml:space="preserve">H4.</w:t>
+      </w:r>
+      <w:r>
+        <w:t xml:space="preserve"> </w:t>
+      </w:r>
+      <w:r>
+        <w:t xml:space="preserve">Decision-analytic evaluation under the losses and escalation thresholds of emergency responders can rank modelling strategies differently from generic accuracy criteria; the evidence-derived strategy is useful only when its gain crosses a decision threshold.</w:t>
       </w:r>
     </w:p>
     <w:p>
@@ -1751,141 +1953,11 @@
         <w:pStyle w:val="FirstParagraph"/>
       </w:pPr>
       <w:r>
-        <w:t xml:space="preserve">Δ is fixed at the second registration point, justified against the rung 3 → rung 4 effect the study is powered to detect.</w:t>
-      </w:r>
-    </w:p>
-    <w:p>
-      <w:pPr>
-        <w:pStyle w:val="BlockText"/>
-      </w:pPr>
-      <w:r>
-        <w:rPr>
-          <w:bCs/>
-          <w:b/>
-        </w:rPr>
-        <w:t xml:space="preserve">H3c.</w:t>
-      </w:r>
-      <w:r>
-        <w:t xml:space="preserve"> </w:t>
-      </w:r>
-      <w:r>
-        <w:t xml:space="preserve">Resilience indicators add predictive information beyond the evidence-derived prior and the local level/trend signal when the outcome history is short.</w:t>
-      </w:r>
-    </w:p>
-    <w:p>
-      <w:pPr>
-        <w:pStyle w:val="FirstParagraph"/>
-      </w:pPr>
-      <w:r>
-        <w:rPr>
-          <w:bCs/>
-          <w:b/>
-        </w:rPr>
-        <w:t xml:space="preserve">Primary confirmatory comparison (one, stated once):</w:t>
-      </w:r>
-      <w:r>
-        <w:t xml:space="preserve"> </w:t>
-      </w:r>
-      <w:r>
-        <w:t xml:space="preserve">rung 4 (fixed evidence-derived priors) against rung 3 (weakly informative priors), by</w:t>
-      </w:r>
-      <w:r>
-        <w:t xml:space="preserve"> </w:t>
-      </w:r>
-      <w:r>
-        <w:rPr>
-          <w:bCs/>
-          <w:b/>
-        </w:rPr>
-        <w:t xml:space="preserve">CRPS skill score</w:t>
-      </w:r>
-      <w:r>
-        <w:t xml:space="preserve">, over the pre-specified cold-start window,</w:t>
-      </w:r>
-      <w:r>
-        <w:t xml:space="preserve"> </w:t>
-      </w:r>
-      <w:r>
-        <w:rPr>
-          <w:bCs/>
-          <w:b/>
-        </w:rPr>
-        <w:t xml:space="preserve">on respiratory episodes only</w:t>
-      </w:r>
-      <w:r>
-        <w:t xml:space="preserve"> </w:t>
-      </w:r>
-      <w:r>
-        <w:t xml:space="preserve">(procedure and registration: T3.3). Heat repeats the identical contrast as a</w:t>
-      </w:r>
-      <w:r>
-        <w:t xml:space="preserve"> </w:t>
-      </w:r>
-      <w:r>
-        <w:rPr>
-          <w:bCs/>
-          <w:b/>
-        </w:rPr>
-        <w:t xml:space="preserve">sequential generalisation test</w:t>
-      </w:r>
-      <w:r>
-        <w:t xml:space="preserve">, run only if the respiratory test is met; the fixed order controls the family-wise error rate; respiratory evidence is richest, heat transport hardest. A respiratory-positive, heat-negative result is a boundary condition on transportability. The</w:t>
-      </w:r>
-      <w:r>
-        <w:t xml:space="preserve"> </w:t>
-      </w:r>
-      <w:r>
-        <w:rPr>
-          <w:bCs/>
-          <w:b/>
-        </w:rPr>
-        <w:t xml:space="preserve">shape of the advantage over elapsed local data</w:t>
-      </w:r>
-      <w:r>
-        <w:t xml:space="preserve"> </w:t>
-      </w:r>
-      <w:r>
-        <w:t xml:space="preserve">is reported: it should decay to nothing.</w:t>
+        <w:t xml:space="preserve">These are downstream tests of value; observation mode is an extension, not a prerequisite.</w:t>
       </w:r>
     </w:p>
     <w:bookmarkEnd w:id="40"/>
-    <w:bookmarkStart w:id="41" w:name="X81c76b523c45e8c2c00609647f392ce6f82304d"/>
-    <w:p>
-      <w:pPr>
-        <w:pStyle w:val="Heading4"/>
-      </w:pPr>
-      <w:r>
-        <w:t xml:space="preserve">O4: Establish whether predictive improvement is decision-relevant</w:t>
-      </w:r>
-    </w:p>
-    <w:p>
-      <w:pPr>
-        <w:pStyle w:val="BlockText"/>
-      </w:pPr>
-      <w:r>
-        <w:rPr>
-          <w:bCs/>
-          <w:b/>
-        </w:rPr>
-        <w:t xml:space="preserve">H4.</w:t>
-      </w:r>
-      <w:r>
-        <w:t xml:space="preserve"> </w:t>
-      </w:r>
-      <w:r>
-        <w:t xml:space="preserve">Decision-analytic evaluation under the losses and escalation thresholds of emergency responders can rank modelling strategies differently from generic accuracy criteria; the evidence-derived strategy is useful only when its gain crosses a decision threshold.</w:t>
-      </w:r>
-    </w:p>
-    <w:p>
-      <w:pPr>
-        <w:pStyle w:val="FirstParagraph"/>
-      </w:pPr>
-      <w:r>
-        <w:t xml:space="preserve">These are downstream tests of value; shadow mode is an extension, not a prerequisite.</w:t>
-      </w:r>
-    </w:p>
-    <w:bookmarkEnd w:id="41"/>
-    <w:bookmarkStart w:id="42" w:name="validation-domains"/>
+    <w:bookmarkStart w:id="41" w:name="validation-domains"/>
     <w:p>
       <w:pPr>
         <w:pStyle w:val="Heading4"/>
@@ -1992,16 +2064,16 @@
     <w:tbl>
       <w:tblPr>
         <w:tblStyle w:val="Table"/>
-        <w:tblW w:w="10318" w:type="dxa"/>
+        <w:tblW w:w="10466" w:type="dxa"/>
         <w:tblLook w:firstRow="1" w:lastRow="0" w:firstColumn="0" w:lastColumn="0" w:noHBand="0" w:noVBand="0" w:val="0020"/>
         <w:jc w:val="start"/>
         <w:tblLayout w:type="fixed"/>
       </w:tblPr>
       <w:tblGrid>
-        <w:gridCol w:w="1699"/>
-        <w:gridCol w:w="2008"/>
-        <w:gridCol w:w="2640"/>
-        <w:gridCol w:w="3971"/>
+        <w:gridCol w:w="1723"/>
+        <w:gridCol w:w="2037"/>
+        <w:gridCol w:w="2678"/>
+        <w:gridCol w:w="4028"/>
       </w:tblGrid>
       <w:tr>
         <w:trPr>
@@ -2219,8 +2291,8 @@
         </w:tc>
       </w:tr>
     </w:tbl>
-    <w:bookmarkEnd w:id="42"/>
-    <w:bookmarkStart w:id="43" w:name="what-the-project-does-not-claim"/>
+    <w:bookmarkEnd w:id="41"/>
+    <w:bookmarkStart w:id="42" w:name="what-the-project-does-not-claim"/>
     <w:p>
       <w:pPr>
         <w:pStyle w:val="Heading4"/>
@@ -2250,7 +2322,7 @@
         <w:t xml:space="preserve"> </w:t>
       </w:r>
       <w:r>
-        <w:t xml:space="preserve">aim to outperform forecast hubs in the data-rich regime, assume literature-derived priors are beneficial, claim critical slowing down as universal, or promise a deployed clinical alarm system by month 48. The contribution is narrower:</w:t>
+        <w:t xml:space="preserve">aim to outperform forecast hubs in the data-rich regime, assume literature-derived priors are beneficial, claim critical slowing down as universal, or promise a clinically steering alarm system by month 48: the dashboard runs strictly in observation mode. The contribution is narrower:</w:t>
       </w:r>
       <w:r>
         <w:t xml:space="preserve"> </w:t>
@@ -2270,9 +2342,9 @@
         </w:pict>
       </w:r>
     </w:p>
+    <w:bookmarkEnd w:id="42"/>
     <w:bookmarkEnd w:id="43"/>
-    <w:bookmarkEnd w:id="44"/>
-    <w:bookmarkStart w:id="69" w:name="X7638ec2bcf1f605f5e9c309229fda3948dd7274"/>
+    <w:bookmarkStart w:id="67" w:name="X7638ec2bcf1f605f5e9c309229fda3948dd7274"/>
     <w:p>
       <w:pPr>
         <w:pStyle w:val="Heading3"/>
@@ -2281,15 +2353,7 @@
         <w:t xml:space="preserve">2.3.2 Work packages and methods</w:t>
       </w:r>
     </w:p>
-    <w:p>
-      <w:pPr>
-        <w:pStyle w:val="FirstParagraph"/>
-      </w:pPr>
-      <w:r>
-        <w:t xml:space="preserve">WP1 establishes whether the evidence can be trusted; WP2 supplies the common state representation; WP3 is the decisive cold-start evaluation; WP4 translates predictive differences into operational value.</w:t>
-      </w:r>
-    </w:p>
-    <w:bookmarkStart w:id="50" w:name="X002b48ad99ef7a015f0c8b3d513a5be8cd69f24"/>
+    <w:bookmarkStart w:id="49" w:name="X002b48ad99ef7a015f0c8b3d513a5be8cd69f24"/>
     <w:p>
       <w:pPr>
         <w:pStyle w:val="Heading4"/>
@@ -2308,7 +2372,7 @@
         <w:t xml:space="preserve">(M1–M20)</w:t>
       </w:r>
     </w:p>
-    <w:bookmarkStart w:id="45" w:name="Xedc8eba5007710010c26f0d188cd5b9fd6c14f4"/>
+    <w:bookmarkStart w:id="44" w:name="Xedc8eba5007710010c26f0d188cd5b9fd6c14f4"/>
     <w:p>
       <w:pPr>
         <w:pStyle w:val="Heading5"/>
@@ -2336,7 +2400,20 @@
           <w:bCs/>
           <w:b/>
         </w:rPr>
-        <w:t xml:space="preserve">Core (benchmarked in full), the quantities the demand model consumes:</w:t>
+        <w:t xml:space="preserve">The evidence target spans four object classes</w:t>
+      </w:r>
+      <w:r>
+        <w:t xml:space="preserve">; inclusion criteria, effect measures, uncertainty representation and transportability variables are fixed before extraction begins.</w:t>
+      </w:r>
+      <w:r>
+        <w:t xml:space="preserve"> </w:t>
+      </w:r>
+      <w:r>
+        <w:rPr>
+          <w:bCs/>
+          <w:b/>
+        </w:rPr>
+        <w:t xml:space="preserve">(1) Parameter values, the quantitative core (benchmarked in full):</w:t>
       </w:r>
       <w:r>
         <w:t xml:space="preserve"> </w:t>
@@ -2403,30 +2480,59 @@
         <w:t xml:space="preserve">admission fractions</w:t>
       </w:r>
       <w:r>
-        <w:t xml:space="preserve"> </w:t>
-      </w:r>
-      <w:r>
-        <w:t xml:space="preserve">(presentation to admission, admission to ICU).</w:t>
-      </w:r>
-      <w:r>
-        <w:t xml:space="preserve"> </w:t>
-      </w:r>
-      <w:r>
-        <w:rPr>
-          <w:bCs/>
-          <w:b/>
-        </w:rPr>
-        <w:t xml:space="preserve">Secondary (only if core completes on schedule):</w:t>
-      </w:r>
-      <w:r>
-        <w:t xml:space="preserve"> </w:t>
-      </w:r>
-      <w:r>
-        <w:t xml:space="preserve">transmission parameters (R0/Rt, serial interval) and shedding-to-incidence conversions; neither is on the critical path. Inclusion criteria, effect measures, uncertainty representation and transportability variables are fixed first.</w:t>
-      </w:r>
-    </w:p>
-    <w:bookmarkEnd w:id="45"/>
-    <w:bookmarkStart w:id="46" w:name="X6a0faf3a0070b42dad420c82deb40ef5734c23e"/>
+        <w:t xml:space="preserve">; transmission parameters (R0/Rt, serial interval) and shedding-to-incidence conversions secondary, off the critical path.</w:t>
+      </w:r>
+      <w:r>
+        <w:t xml:space="preserve"> </w:t>
+      </w:r>
+      <w:r>
+        <w:rPr>
+          <w:bCs/>
+          <w:b/>
+        </w:rPr>
+        <w:t xml:space="preserve">(2) Predictor variables and lag structures</w:t>
+      </w:r>
+      <w:r>
+        <w:t xml:space="preserve"> </w:t>
+      </w:r>
+      <w:r>
+        <w:t xml:space="preserve">reported as informative per crisis type.</w:t>
+      </w:r>
+      <w:r>
+        <w:t xml:space="preserve"> </w:t>
+      </w:r>
+      <w:r>
+        <w:rPr>
+          <w:bCs/>
+          <w:b/>
+        </w:rPr>
+        <w:t xml:space="preserve">(3) Model-form evidence:</w:t>
+      </w:r>
+      <w:r>
+        <w:t xml:space="preserve"> </w:t>
+      </w:r>
+      <w:r>
+        <w:t xml:space="preserve">which algorithm families the forecasting literature finds effective for which outcome, horizon and crisis type [Wargon 2009], feeding T3.3's library.</w:t>
+      </w:r>
+      <w:r>
+        <w:t xml:space="preserve"> </w:t>
+      </w:r>
+      <w:r>
+        <w:rPr>
+          <w:bCs/>
+          <w:b/>
+        </w:rPr>
+        <w:t xml:space="preserve">(4) Outcome and threshold definitions:</w:t>
+      </w:r>
+      <w:r>
+        <w:t xml:space="preserve"> </w:t>
+      </w:r>
+      <w:r>
+        <w:t xml:space="preserve">which series are used operationally and at what levels warnings fire [Lung 2021], entering T2.1's anchors and T4.1's elicitation as evidence-based starting points adapted to the local setting. Classes 2 to 4 carry provenance and certainty grades; H1's benchmark applies to class 1.</w:t>
+      </w:r>
+    </w:p>
+    <w:bookmarkEnd w:id="44"/>
+    <w:bookmarkStart w:id="45" w:name="X6a0faf3a0070b42dad420c82deb40ef5734c23e"/>
     <w:p>
       <w:pPr>
         <w:pStyle w:val="Heading5"/>
@@ -2482,11 +2588,11 @@
         <w:t xml:space="preserve"> </w:t>
       </w:r>
       <w:r>
-        <w:t xml:space="preserve">(journal article versus timestamped situational report), so error is characterised separately for the faster sources of T3.2's secondary prior variant. The benchmark is an open deliverable.</w:t>
-      </w:r>
-    </w:p>
-    <w:bookmarkEnd w:id="46"/>
-    <w:bookmarkStart w:id="47" w:name="X1f0f12e8d6f84b4ee5e4c739d1c5cd9f8ae9623"/>
+        <w:t xml:space="preserve">(journal article versus timestamped situational report), so error is characterised separately for T3.2's faster secondary sources. The benchmark is an open deliverable.</w:t>
+      </w:r>
+    </w:p>
+    <w:bookmarkEnd w:id="45"/>
+    <w:bookmarkStart w:id="46" w:name="X1f0f12e8d6f84b4ee5e4c739d1c5cd9f8ae9623"/>
     <w:p>
       <w:pPr>
         <w:pStyle w:val="Heading5"/>
@@ -2513,8 +2619,8 @@
         <w:t xml:space="preserve">Compare automated extraction with the benchmark on point estimates, uncertainty, omissions and between-study dispersion, with sensitivity to the underlying model version.</w:t>
       </w:r>
     </w:p>
-    <w:bookmarkEnd w:id="47"/>
-    <w:bookmarkStart w:id="48" w:name="X9cdeccc86e5c88b64f2110c6ca75497fb99dce6"/>
+    <w:bookmarkEnd w:id="46"/>
+    <w:bookmarkStart w:id="47" w:name="X9cdeccc86e5c88b64f2110c6ca75497fb99dce6"/>
     <w:p>
       <w:pPr>
         <w:pStyle w:val="Heading5"/>
@@ -2541,8 +2647,8 @@
         <w:t xml:space="preserve">Represent extraction error explicitly as measurement error; compare inverse-variance and quality-weighted pooling, meta-analytic-predictive priors and power-prior discounting. Output: a prior with provenance, extraction uncertainty and a documented borrowing weight.</w:t>
       </w:r>
     </w:p>
-    <w:bookmarkEnd w:id="48"/>
-    <w:bookmarkStart w:id="49" w:name="t15-transportability-screen-m15m20"/>
+    <w:bookmarkEnd w:id="47"/>
+    <w:bookmarkStart w:id="48" w:name="t15-transportability-screen-m15m20"/>
     <w:p>
       <w:pPr>
         <w:pStyle w:val="Heading5"/>
@@ -2605,9 +2711,9 @@
         <w:t xml:space="preserve">Manual extraction is expensive; if expert time binds, the benchmark narrows to the core parameter classes.</w:t>
       </w:r>
     </w:p>
+    <w:bookmarkEnd w:id="48"/>
     <w:bookmarkEnd w:id="49"/>
-    <w:bookmarkEnd w:id="50"/>
-    <w:bookmarkStart w:id="56" w:name="X96361259bb603d8d0d63166386752c7f2a90aae"/>
+    <w:bookmarkStart w:id="55" w:name="X96361259bb603d8d0d63166386752c7f2a90aae"/>
     <w:p>
       <w:pPr>
         <w:pStyle w:val="Heading4"/>
@@ -2626,7 +2732,7 @@
         <w:t xml:space="preserve">(M1–M28)</w:t>
       </w:r>
     </w:p>
-    <w:bookmarkStart w:id="51" w:name="Xcfcc11e2b7bec828711203675136706e3bef48c"/>
+    <w:bookmarkStart w:id="50" w:name="Xcfcc11e2b7bec828711203675136706e3bef48c"/>
     <w:p>
       <w:pPr>
         <w:pStyle w:val="Heading5"/>
@@ -2742,11 +2848,11 @@
         <w:t xml:space="preserve"> </w:t>
       </w:r>
       <w:r>
-        <w:t xml:space="preserve">above the 97.5th percentile, or capacity saturation. Anchors are percentile-based per event type, so one definition serves epidemic and heat episodes; in estimation they enter as priors on state-dependent levels, not hard cutoffs.</w:t>
-      </w:r>
-    </w:p>
-    <w:bookmarkEnd w:id="51"/>
-    <w:bookmarkStart w:id="52" w:name="t22-represent-the-critical-tail-m6m14"/>
+        <w:t xml:space="preserve">above the 97.5th percentile, or capacity saturation. Anchors are percentile-based per event type; in estimation they enter as priors on state-dependent levels, not hard cutoffs.</w:t>
+      </w:r>
+    </w:p>
+    <w:bookmarkEnd w:id="50"/>
+    <w:bookmarkStart w:id="51" w:name="t22-represent-the-critical-tail-m6m14"/>
     <w:p>
       <w:pPr>
         <w:pStyle w:val="Heading5"/>
@@ -2773,8 +2879,8 @@
         <w:t xml:space="preserve">Peaks-over-threshold/generalised Pareto modelling for rare exceedances, coupled to the critical-state probability, threshold sensitivity reported: a supporting representation, not a separate objective.</w:t>
       </w:r>
     </w:p>
-    <w:bookmarkEnd w:id="52"/>
-    <w:bookmarkStart w:id="53" w:name="X5910b65a6c96f541f6ee1d1f4e7b629b8905b43"/>
+    <w:bookmarkEnd w:id="51"/>
+    <w:bookmarkStart w:id="52" w:name="X5910b65a6c96f541f6ee1d1f4e7b629b8905b43"/>
     <w:p>
       <w:pPr>
         <w:pStyle w:val="Heading5"/>
@@ -2798,11 +2904,11 @@
         <w:pStyle w:val="FirstParagraph"/>
       </w:pPr>
       <w:r>
-        <w:t xml:space="preserve">Map WP1 distributions to the parameters where published evidence is relevant (weather effects, surge magnitudes, transition/recovery characteristics); compare weakly informative, fixed evidence-derived and adaptive robust borrowing, distinguishing the value of evidence from that of the regime representation. The adaptive specification is a robust mixture of an evidence-derived and a weakly informative component, prior–data conflict recorded explicitly. Power-prior and commensurate-prior approaches are sensitivity comparators.</w:t>
-      </w:r>
-    </w:p>
-    <w:bookmarkEnd w:id="53"/>
-    <w:bookmarkStart w:id="54" w:name="Xb9bfd8debfdb203fd11e999ef1fb877424883c9"/>
+        <w:t xml:space="preserve">Map WP1 distributions to the parameters where published evidence is relevant (weather effects, surge magnitudes, transition/recovery characteristics); compare weakly informative, fixed evidence-derived and adaptive robust borrowing. The adaptive specification is a robust mixture of an evidence-derived and a weakly informative component, prior–data conflict recorded explicitly. Power-prior and commensurate-prior approaches are sensitivity comparators.</w:t>
+      </w:r>
+    </w:p>
+    <w:bookmarkEnd w:id="52"/>
+    <w:bookmarkStart w:id="53" w:name="Xb9bfd8debfdb203fd11e999ef1fb877424883c9"/>
     <w:p>
       <w:pPr>
         <w:pStyle w:val="Heading5"/>
@@ -2829,14 +2935,14 @@
         <w:t xml:space="preserve">Rolling variance and lag-1 autocorrelation, entered as optional covariates on transition dynamics: do they add information beyond level/trend and the evidence prior? A null result is interpretable.</w:t>
       </w:r>
     </w:p>
-    <w:bookmarkEnd w:id="54"/>
-    <w:bookmarkStart w:id="55" w:name="X38921f172612dea664f39e2fc1efbe804347bc2"/>
+    <w:bookmarkEnd w:id="53"/>
+    <w:bookmarkStart w:id="54" w:name="X319ea3cda6221798b95d6fb40987f10f35f77e1"/>
     <w:p>
       <w:pPr>
         <w:pStyle w:val="Heading5"/>
       </w:pPr>
       <w:r>
-        <w:t xml:space="preserve">T2.5: Calibration and implementation</w:t>
+        <w:t xml:space="preserve">T2.5: Calibration, automation and validity monitoring</w:t>
       </w:r>
       <w:r>
         <w:t xml:space="preserve"> </w:t>
@@ -2854,7 +2960,36 @@
         <w:pStyle w:val="FirstParagraph"/>
       </w:pPr>
       <w:r>
-        <w:t xml:space="preserve">Calibration methods suited to temporal dependence; a conformal component [Angelopoulos 2023; Barber 2023] as a robustness layer if simulation confirms its assumptions, not a headline claim. Release a documented reference implementation integrated with LiteRev-Evidence.</w:t>
+        <w:t xml:space="preserve">Calibration methods suited to temporal dependence; a conformal component [Angelopoulos 2023; Barber 2023] as a robustness layer if simulation confirms its assumptions. This task also builds the</w:t>
+      </w:r>
+      <w:r>
+        <w:t xml:space="preserve"> </w:t>
+      </w:r>
+      <w:r>
+        <w:rPr>
+          <w:bCs/>
+          <w:b/>
+        </w:rPr>
+        <w:t xml:space="preserve">automation layer</w:t>
+      </w:r>
+      <w:r>
+        <w:t xml:space="preserve">: public streams (weather, surveillance, wastewater) ingested automatically as they become available; every model re-estimated at its inputs' native cadence (daily demand, weekly surveillance), with versioned automated re-fitting; and</w:t>
+      </w:r>
+      <w:r>
+        <w:t xml:space="preserve"> </w:t>
+      </w:r>
+      <w:r>
+        <w:rPr>
+          <w:bCs/>
+          <w:b/>
+        </w:rPr>
+        <w:t xml:space="preserve">assumption and validity diagnostics</w:t>
+      </w:r>
+      <w:r>
+        <w:t xml:space="preserve"> </w:t>
+      </w:r>
+      <w:r>
+        <w:t xml:space="preserve">on every fit (residual structure, dispersion, calibration) aligned with prediction-model standards [Collins 2015]: a model failing its checks is excluded by pre-registered rules, never silently retained. Release a documented reference implementation integrated with LiteRev-Evidence.</w:t>
       </w:r>
     </w:p>
     <w:p>
@@ -2872,7 +3007,7 @@
         <w:t xml:space="preserve"> </w:t>
       </w:r>
       <w:r>
-        <w:t xml:space="preserve">Fitting to literature-parameterised trajectories as if independent observations would count the same prior information twice and disable the prior–data discrepancy diagnostic H3b depends on. Mechanistic simulation serves only identifiability studies, structural constraints and prior predictive checking; generated trajectories never tighten the evidence prior.</w:t>
+        <w:t xml:space="preserve">Fitting literature-parameterised trajectories as if data would count the same information twice and disable the conflict diagnostic H3b depends on; simulation serves identifiability, structural constraints and prior predictive checks, and never tightens the evidence prior.</w:t>
       </w:r>
     </w:p>
     <w:p>
@@ -2927,9 +3062,9 @@
         <w:t xml:space="preserve">simulation first; the ordinal fallback; report the identifiability boundary as a result rather than tuning until success.</w:t>
       </w:r>
     </w:p>
+    <w:bookmarkEnd w:id="54"/>
     <w:bookmarkEnd w:id="55"/>
-    <w:bookmarkEnd w:id="56"/>
-    <w:bookmarkStart w:id="63" w:name="X3621a3c2966e02ae9abd610739842be4cccf549"/>
+    <w:bookmarkStart w:id="62" w:name="X3621a3c2966e02ae9abd610739842be4cccf549"/>
     <w:p>
       <w:pPr>
         <w:pStyle w:val="Heading4"/>
@@ -2948,7 +3083,7 @@
         <w:t xml:space="preserve">(M12–M42)</w:t>
       </w:r>
     </w:p>
-    <w:bookmarkStart w:id="57" w:name="Xa694a77d033b61f3d1e7d09fe04f1af6ed4966d"/>
+    <w:bookmarkStart w:id="56" w:name="Xa694a77d033b61f3d1e7d09fe04f1af6ed4966d"/>
     <w:p>
       <w:pPr>
         <w:pStyle w:val="Heading5"/>
@@ -3003,7 +3138,7 @@
         <w:t xml:space="preserve">daily respiratory-related emergency demand derived from CASU-144 records</w:t>
       </w:r>
       <w:r>
-        <w:t xml:space="preserve">, not a raw call count: "respiratory-related" is a pre-registered classification of recorded call reasons and urgency levels, with sensitivity to the construction reported.</w:t>
+        <w:t xml:space="preserve">, not a raw call count: "respiratory-related" is a pre-registered classification of recorded call reasons and urgency levels.</w:t>
       </w:r>
       <w:r>
         <w:t xml:space="preserve"> </w:t>
@@ -3016,20 +3151,7 @@
         <w:t xml:space="preserve">The heat arm scores heat-sensitive demand</w:t>
       </w:r>
       <w:r>
-        <w:t xml:space="preserve">: the same series and construction, restricted to cause classes fixed at registration (dehydration, renal, psychiatric, per the Swiss evidence), with respiratory-restricted and 75+ sensitivities.</w:t>
-      </w:r>
-      <w:r>
-        <w:t xml:space="preserve"> </w:t>
-      </w:r>
-      <w:r>
-        <w:rPr>
-          <w:bCs/>
-          <w:b/>
-        </w:rPr>
-        <w:t xml:space="preserve">The primary claim is scoped to what the series measures</w:t>
-      </w:r>
-      <w:r>
-        <w:t xml:space="preserve">: the operational demand signal observed by the dispatch system. ED presentations and ICU occupancy enter as</w:t>
+        <w:t xml:space="preserve">: the same series and construction, restricted to cause classes fixed at registration (dehydration, renal, psychiatric), with respiratory-restricted and 75+ sensitivities. ED presentations and ICU occupancy enter as</w:t>
       </w:r>
       <w:r>
         <w:t xml:space="preserve"> </w:t>
@@ -3076,7 +3198,7 @@
         <w:t xml:space="preserve"> </w:t>
       </w:r>
       <w:r>
-        <w:t xml:space="preserve">(the coverage area of the HUG-operated centrale); extension to Vaud and Neuchâtel via the CHUV-operated 144 is a pre-specified external validation if access is granted.</w:t>
+        <w:t xml:space="preserve">(the HUG centrale's coverage area); extension to Vaud and Neuchâtel via the CHUV-operated 144 is a pre-specified external validation if access is granted.</w:t>
       </w:r>
     </w:p>
     <w:p>
@@ -3182,11 +3304,11 @@
         <w:t xml:space="preserve">N</w:t>
       </w:r>
       <w:r>
-        <w:t xml:space="preserve">, the archetype-specific horizons and the margin Δ are registered after the checkpoint and the episode inventory, but before any evaluation runs, by the pre-declared selection rules of T3.3. Earlier would be guesswork; after any look at performance, indefensible.</w:t>
-      </w:r>
-    </w:p>
-    <w:bookmarkEnd w:id="57"/>
-    <w:bookmarkStart w:id="58" w:name="X70eeaa2d41fea3b2059b80eb07a5f9cd68164b6"/>
+        <w:t xml:space="preserve">, the archetype-specific horizons and the margin Δ are registered after the checkpoint and the episode inventory, but before any evaluation runs, by the pre-declared selection rules of T3.3.</w:t>
+      </w:r>
+    </w:p>
+    <w:bookmarkEnd w:id="56"/>
+    <w:bookmarkStart w:id="57" w:name="X70eeaa2d41fea3b2059b80eb07a5f9cd68164b6"/>
     <w:p>
       <w:pPr>
         <w:pStyle w:val="Heading5"/>
@@ -3210,11 +3332,11 @@
         <w:pStyle w:val="FirstParagraph"/>
       </w:pPr>
       <w:r>
-        <w:t xml:space="preserve">Harmonise the CASU-144 series with the additional channels and covariates; quantify completeness and delay; model right truncation/nowcasting so incomplete recent reporting is not mistaken for falling demand [Höhle 2014; McGough 2020]. Degraded reporting under strain could itself mimic an early-warning signal, so missingness and delay are characterised explicitly.</w:t>
-      </w:r>
-    </w:p>
-    <w:bookmarkEnd w:id="58"/>
-    <w:bookmarkStart w:id="59" w:name="X732c8171905058a06d4900e04fc44f0e3e215e1"/>
+        <w:t xml:space="preserve">Harmonise the CASU-144 series with the additional channels and covariates; quantify completeness and delay; model right truncation/nowcasting so incomplete recent reporting is not mistaken for falling demand [Höhle 2014; McGough 2020]; degraded reporting under strain could itself mimic an early-warning signal.</w:t>
+      </w:r>
+    </w:p>
+    <w:bookmarkEnd w:id="57"/>
+    <w:bookmarkStart w:id="58" w:name="X732c8171905058a06d4900e04fc44f0e3e215e1"/>
     <w:p>
       <w:pPr>
         <w:pStyle w:val="Heading5"/>
@@ -3322,7 +3444,7 @@
         <w:t xml:space="preserve">pre-specified secondary prior variant</w:t>
       </w:r>
       <w:r>
-        <w:t xml:space="preserve">: it passes through the same extraction and measurement-error pipeline but stays out of the confirmatory contrast: H3a tests literature borrowing, not dynamic evidence fusion.</w:t>
+        <w:t xml:space="preserve">, through the same extraction and error pipeline, outside the confirmatory contrast: H3a tests literature borrowing, not dynamic evidence fusion.</w:t>
       </w:r>
       <w:r>
         <w:t xml:space="preserve"> </w:t>
@@ -3335,7 +3457,7 @@
         <w:t xml:space="preserve">Text describing the local event is excluded from any prior</w:t>
       </w:r>
       <w:r>
-        <w:t xml:space="preserve">: it is a noisy measurement of the outcome H3a is scored against. Every input carries an index timestamp enforcing the rolling cut-off. Forecast horizons 7, 14 and 28 days, the archetype-specific primary horizon fixed at the second registration point. The cold-start window is defined by elapsed local outcome observations</w:t>
+        <w:t xml:space="preserve">: it is a noisy measurement of the outcome H3a is scored against. Every input carries an index timestamp enforcing the rolling cut-off; origins re-run automatically through the T2.5 layer, each input at its native cadence. Forecast horizons 7, 14 and 28 days, the archetype-specific primary horizon fixed at the second registration point. The cold-start window is defined by elapsed local outcome observations</w:t>
       </w:r>
       <w:r>
         <w:t xml:space="preserve"> </w:t>
@@ -3348,17 +3470,17 @@
         <w:t xml:space="preserve">after a pre-defined real-time onset criterion</w:t>
       </w:r>
       <w:r>
-        <w:t xml:space="preserve">; the onset rule may use only variables available at the origin, never any future information.</w:t>
-      </w:r>
-    </w:p>
-    <w:bookmarkEnd w:id="59"/>
-    <w:bookmarkStart w:id="60" w:name="X8439964b6ba96ceed5109fb1b1d4721670042fa"/>
+        <w:t xml:space="preserve">; the onset rule may use only variables available at the origin.</w:t>
+      </w:r>
+    </w:p>
+    <w:bookmarkEnd w:id="58"/>
+    <w:bookmarkStart w:id="59" w:name="X1b4be48293d1c4b7fa098a795079a0b73a54d6d"/>
     <w:p>
       <w:pPr>
         <w:pStyle w:val="Heading5"/>
       </w:pPr>
       <w:r>
-        <w:t xml:space="preserve">T3.3: Evaluate a pre-specified model ladder</w:t>
+        <w:t xml:space="preserve">T3.3: The model library and the automated selection engine</w:t>
       </w:r>
       <w:r>
         <w:t xml:space="preserve"> </w:t>
@@ -3376,7 +3498,90 @@
         <w:pStyle w:val="FirstParagraph"/>
       </w:pPr>
       <w:r>
-        <w:t xml:space="preserve">At each origin compare: (1) seasonal/naive local baseline (seasonal GLM with weekday and holiday terms; persistence); (2) established short-baseline surveillance method (Farrington/Noufaily exceedance; Bayesian nowcasting); (3) regime model, weakly informative priors; (4) the same model, fixed evidence-derived priors; (5) adaptive borrowing with conflict monitoring; (6) adaptive borrowing plus resilience indicators.</w:t>
+        <w:rPr>
+          <w:bCs/>
+          <w:b/>
+        </w:rPr>
+        <w:t xml:space="preserve">The library, registered before any evaluation, in two arms.</w:t>
+      </w:r>
+      <w:r>
+        <w:t xml:space="preserve"> </w:t>
+      </w:r>
+      <w:r>
+        <w:rPr>
+          <w:bCs/>
+          <w:b/>
+        </w:rPr>
+        <w:t xml:space="preserve">Local-only:</w:t>
+      </w:r>
+      <w:r>
+        <w:t xml:space="preserve"> </w:t>
+      </w:r>
+      <w:r>
+        <w:t xml:space="preserve">seasonal GLM with weekday and holiday terms; persistence; established surveillance exceedance and nowcasting (Farrington/Noufaily, Bayesian nowcasting; operational implementations [Salmon 2016]); penalised and gradient-boosted learners on the pre-specified covariates; the WP2 regime model with weakly informative priors.</w:t>
+      </w:r>
+      <w:r>
+        <w:t xml:space="preserve"> </w:t>
+      </w:r>
+      <w:r>
+        <w:rPr>
+          <w:bCs/>
+          <w:b/>
+        </w:rPr>
+        <w:t xml:space="preserve">Evidence-informed:</w:t>
+      </w:r>
+      <w:r>
+        <w:t xml:space="preserve"> </w:t>
+      </w:r>
+      <w:r>
+        <w:t xml:space="preserve">the same candidates equipped with WP1 priors and design inputs, in three registered variants: fixed evidence-derived priors; adaptive borrowing with conflict monitoring; adaptive borrowing plus resilience indicators (H3c).</w:t>
+      </w:r>
+      <w:r>
+        <w:t xml:space="preserve"> </w:t>
+      </w:r>
+      <w:r>
+        <w:rPr>
+          <w:bCs/>
+          <w:b/>
+        </w:rPr>
+        <w:t xml:space="preserve">Mechanistic transmission components [Keeling 2008] are admissible only for epidemiological archetypes</w:t>
+      </w:r>
+      <w:r>
+        <w:t xml:space="preserve">; environmental archetypes use exposure–response structures; admissibility per archetype is registered.</w:t>
+      </w:r>
+    </w:p>
+    <w:p>
+      <w:pPr>
+        <w:pStyle w:val="BodyText"/>
+      </w:pPr>
+      <w:r>
+        <w:rPr>
+          <w:bCs/>
+          <w:b/>
+        </w:rPr>
+        <w:t xml:space="preserve">Automated champion selection.</w:t>
+      </w:r>
+      <w:r>
+        <w:t xml:space="preserve"> </w:t>
+      </w:r>
+      <w:r>
+        <w:t xml:space="preserve">At each origin every admissible candidate runs automatically, passes the T2.5 assumption and validity checks, and is scored on pre-specified metrics (CRPS, log score, calibration); each arm's</w:t>
+      </w:r>
+      <w:r>
+        <w:t xml:space="preserve"> </w:t>
+      </w:r>
+      <w:r>
+        <w:rPr>
+          <w:bCs/>
+          <w:b/>
+        </w:rPr>
+        <w:t xml:space="preserve">champion</w:t>
+      </w:r>
+      <w:r>
+        <w:t xml:space="preserve"> </w:t>
+      </w:r>
+      <w:r>
+        <w:t xml:space="preserve">is selected by a registered rule, blind to the other arm. Identical machinery in both arms means the contrast isolates the evidence, not the selector; which family wins, where and when, is itself a result.</w:t>
       </w:r>
     </w:p>
     <w:p>
@@ -3410,7 +3615,7 @@
         <w:t xml:space="preserve"> </w:t>
       </w:r>
       <w:r>
-        <w:t xml:space="preserve">Rung 4 vs rung 3, CRPS skill score,</w:t>
+        <w:t xml:space="preserve">Evidence-informed champion vs local-only champion, CRPS skill score,</w:t>
       </w:r>
       <w:r>
         <w:t xml:space="preserve"> </w:t>
@@ -3533,20 +3738,20 @@
         <w:pStyle w:val="FirstParagraph"/>
       </w:pPr>
       <w:r>
-        <w:t xml:space="preserve">All other ladder contrasts are secondary.</w:t>
-      </w:r>
-      <w:r>
-        <w:t xml:space="preserve"> </w:t>
-      </w:r>
-      <w:r>
-        <w:rPr>
-          <w:bCs/>
-          <w:b/>
-        </w:rPr>
-        <w:t xml:space="preserve">Rung 3 is pinned in the registration</w:t>
-      </w:r>
-      <w:r>
-        <w:t xml:space="preserve">, with a pre-declared set of vaguer and tighter alternatives reported as a sensitivity band: the comparator cannot be tuned into a straw man after the fact.</w:t>
+        <w:t xml:space="preserve">All other contrasts (between library members, between borrowing strategies) are secondary.</w:t>
+      </w:r>
+      <w:r>
+        <w:t xml:space="preserve"> </w:t>
+      </w:r>
+      <w:r>
+        <w:rPr>
+          <w:bCs/>
+          <w:b/>
+        </w:rPr>
+        <w:t xml:space="preserve">The local-only arm is pinned in the registration</w:t>
+      </w:r>
+      <w:r>
+        <w:t xml:space="preserve">, its regime-model priors carrying a pre-declared band of vaguer and tighter alternatives reported as a sensitivity analysis: the comparator cannot be tuned into a straw man after the fact.</w:t>
       </w:r>
     </w:p>
     <w:p>
@@ -3564,7 +3769,7 @@
         <w:t xml:space="preserve"> </w:t>
       </w:r>
       <w:r>
-        <w:t xml:space="preserve">the CRPS skill score of rung 4 versus rung 3 over the cold-start window. The unit of inference is the</w:t>
+        <w:t xml:space="preserve">the CRPS skill score of the evidence-informed champion versus the local-only champion over the cold-start window. The unit of inference is the</w:t>
       </w:r>
       <w:r>
         <w:t xml:space="preserve"> </w:t>
@@ -3609,7 +3814,7 @@
         <w:t xml:space="preserve"> </w:t>
       </w:r>
       <w:r>
-        <w:t xml:space="preserve">(type I error, power, interval width under realistic within-episode dependence and heterogeneity), run before the second registration point. The same simulation fixes, in advance, the</w:t>
+        <w:t xml:space="preserve">(type I error, power, interval width under realistic dependence and heterogeneity), run before the second registration point. The same simulation fixes, in advance, the</w:t>
       </w:r>
       <w:r>
         <w:t xml:space="preserve"> </w:t>
@@ -3689,8 +3894,8 @@
         <w:t xml:space="preserve">: non-inferiority is a CRPS deficit no greater than Δ; superiority is tested on T3.4's misspecified priors.</w:t>
       </w:r>
     </w:p>
-    <w:bookmarkEnd w:id="60"/>
-    <w:bookmarkStart w:id="61" w:name="t34-map-benefit-and-failure-m28m38"/>
+    <w:bookmarkEnd w:id="59"/>
+    <w:bookmarkStart w:id="60" w:name="t34-map-benefit-and-failure-m28m38"/>
     <w:p>
       <w:pPr>
         <w:pStyle w:val="Heading5"/>
@@ -3730,8 +3935,8 @@
         <w:t xml:space="preserve">, not an average.</w:t>
       </w:r>
     </w:p>
-    <w:bookmarkEnd w:id="61"/>
-    <w:bookmarkStart w:id="62" w:name="t35-test-generalisation-m34m42"/>
+    <w:bookmarkEnd w:id="60"/>
+    <w:bookmarkStart w:id="61" w:name="t35-test-generalisation-m34m42"/>
     <w:p>
       <w:pPr>
         <w:pStyle w:val="Heading5"/>
@@ -3804,9 +4009,9 @@
         <w:t xml:space="preserve">agreements initiated pre-award, letters accompany the application. If clinical data are delayed, H3a remains testable on open federal/cantonal and European surveillance series under the same rolling-origin restriction; §2.4 states the cost.</w:t>
       </w:r>
     </w:p>
+    <w:bookmarkEnd w:id="61"/>
     <w:bookmarkEnd w:id="62"/>
-    <w:bookmarkEnd w:id="63"/>
-    <w:bookmarkStart w:id="67" w:name="X817573a182041657fbc376b8819e3f332001f1c"/>
+    <w:bookmarkStart w:id="66" w:name="X817573a182041657fbc376b8819e3f332001f1c"/>
     <w:p>
       <w:pPr>
         <w:pStyle w:val="Heading4"/>
@@ -3825,7 +4030,7 @@
         <w:t xml:space="preserve">(M24–M48)</w:t>
       </w:r>
     </w:p>
-    <w:bookmarkStart w:id="64" w:name="Xf4a9556a51514f6c6cfe18f6354d6daf4608cf0"/>
+    <w:bookmarkStart w:id="63" w:name="Xf4a9556a51514f6c6cfe18f6354d6daf4608cf0"/>
     <w:p>
       <w:pPr>
         <w:pStyle w:val="Heading5"/>
@@ -3881,8 +4086,8 @@
         <w:t xml:space="preserve">: trigger surge-capacity escalation when the forecast probability of the strained/critical state crosses the elicited threshold.</w:t>
       </w:r>
     </w:p>
-    <w:bookmarkEnd w:id="64"/>
-    <w:bookmarkStart w:id="65" w:name="X4cfbd1a8ade59679f40817fa3772f5316ec74f9"/>
+    <w:bookmarkEnd w:id="63"/>
+    <w:bookmarkStart w:id="64" w:name="X4cfbd1a8ade59679f40817fa3772f5316ec74f9"/>
     <w:p>
       <w:pPr>
         <w:pStyle w:val="Heading5"/>
@@ -3906,17 +4111,17 @@
         <w:pStyle w:val="FirstParagraph"/>
       </w:pPr>
       <w:r>
-        <w:t xml:space="preserve">Re-evaluate the WP3 forecasts with net-benefit/decision-curve analysis and value-of-information: do rankings change once consequences are incorporated? A model counts as useful only if its improvement crosses a decision-relevant threshold. Because operational records may encode structural differences, assess calibration and threshold performance across aggregate strata (age, sex, neighbourhood deprivation where appropriate): calibrated on average but miscalibrated for a relevant group is not operationally ready.</w:t>
-      </w:r>
-    </w:p>
-    <w:bookmarkEnd w:id="65"/>
-    <w:bookmarkStart w:id="66" w:name="X2a75f046817986cf4af9ac4d50bee94983d6192"/>
+        <w:t xml:space="preserve">Re-evaluate the WP3 forecasts with net-benefit/decision-curve analysis and value-of-information: do rankings change once consequences are incorporated? Because operational records may encode structural differences, assess calibration and threshold performance across aggregate strata (age, sex, neighbourhood deprivation where appropriate): calibrated on average but miscalibrated for a relevant group is not operationally ready.</w:t>
+      </w:r>
+    </w:p>
+    <w:bookmarkEnd w:id="64"/>
+    <w:bookmarkStart w:id="65" w:name="X12c081cf56367bd4c71fa0269d3fcc441aaadcf"/>
     <w:p>
       <w:pPr>
         <w:pStyle w:val="Heading5"/>
       </w:pPr>
       <w:r>
-        <w:t xml:space="preserve">T4.3: Counterfactual analysis and prospective validation</w:t>
+        <w:t xml:space="preserve">T4.3: Counterfactuals, observation-mode dashboard and living updating</w:t>
       </w:r>
       <w:r>
         <w:t xml:space="preserve"> </w:t>
@@ -3934,23 +4139,52 @@
         <w:pStyle w:val="FirstParagraph"/>
       </w:pPr>
       <w:r>
-        <w:t xml:space="preserve">Estimate, for selected episodes, what would have changed had escalation followed the model's signal (a simple capacity model, propagated uncertainty: counterfactuals, not causal estimates). If authorised, the framework also runs in</w:t>
-      </w:r>
-      <w:r>
-        <w:t xml:space="preserve"> </w:t>
-      </w:r>
-      <w:r>
-        <w:rPr>
-          <w:bCs/>
-          <w:b/>
-        </w:rPr>
-        <w:t xml:space="preserve">shadow mode</w:t>
-      </w:r>
-      <w:r>
-        <w:t xml:space="preserve"> </w:t>
-      </w:r>
-      <w:r>
-        <w:t xml:space="preserve">(forecasts recorded, never used clinically); if not, the project is complete on retrospective evaluation and says so.</w:t>
+        <w:t xml:space="preserve">Estimate, for selected episodes, what would have changed had escalation followed the model's signal (a simple capacity model, propagated uncertainty: counterfactuals, not causal estimates). For event types whose models pass T3.3 validation and T4.2's decision-value check, and subject to authorisation, the framework then runs as a</w:t>
+      </w:r>
+      <w:r>
+        <w:t xml:space="preserve"> </w:t>
+      </w:r>
+      <w:r>
+        <w:rPr>
+          <w:bCs/>
+          <w:b/>
+        </w:rPr>
+        <w:t xml:space="preserve">daily observation-mode dashboard</w:t>
+      </w:r>
+      <w:r>
+        <w:t xml:space="preserve"> </w:t>
+      </w:r>
+      <w:r>
+        <w:t xml:space="preserve">with the partner services (CASU-144 regulation, HUG emergency department, ICU capacity management): state probabilities, forecasts and validity checks refreshed automatically,</w:t>
+      </w:r>
+      <w:r>
+        <w:t xml:space="preserve"> </w:t>
+      </w:r>
+      <w:r>
+        <w:rPr>
+          <w:bCs/>
+          <w:b/>
+        </w:rPr>
+        <w:t xml:space="preserve">recorded, never used clinically</w:t>
+      </w:r>
+      <w:r>
+        <w:t xml:space="preserve">. A</w:t>
+      </w:r>
+      <w:r>
+        <w:t xml:space="preserve"> </w:t>
+      </w:r>
+      <w:r>
+        <w:rPr>
+          <w:bCs/>
+          <w:b/>
+        </w:rPr>
+        <w:t xml:space="preserve">living-evidence monitor</w:t>
+      </w:r>
+      <w:r>
+        <w:t xml:space="preserve"> </w:t>
+      </w:r>
+      <w:r>
+        <w:t xml:space="preserve">re-runs the per-scenario reviews [Elliott 2014] and flags new publications that would change a parameter value, a variable set, an outcome threshold or the recommended model; proposed changes apply only through version-controlled, pre-registered update rules, never silently. If authorisation is not granted, the project is complete on retrospective evaluation and says so.</w:t>
       </w:r>
     </w:p>
     <w:p>
@@ -3968,7 +4202,7 @@
         <w:t xml:space="preserve"> </w:t>
       </w:r>
       <w:r>
-        <w:t xml:space="preserve">D4.1 elicited loss structure and equity audit; D4.2 decision-analytic evaluation; D4.3 counterfactual and prospective validation where feasible.</w:t>
+        <w:t xml:space="preserve">D4.1 elicited loss structure and equity audit; D4.2 decision-analytic evaluation; D4.3 counterfactual analysis, with the observation-mode dashboard and living-update protocol where authorised.</w:t>
       </w:r>
     </w:p>
     <w:p>
@@ -3986,58 +4220,7 @@
         <w:t xml:space="preserve"> </w:t>
       </w:r>
       <w:r>
-        <w:t xml:space="preserve">Version-controlled R/Python, a registered analysis plan for confirmatory comparisons; clinical data processed in the UNIGE secure environment under a new CCER approval with me as applicant; benchmark and software released openly, synthetic equivalents where possible.</w:t>
-      </w:r>
-    </w:p>
-    <w:bookmarkEnd w:id="66"/>
-    <w:bookmarkEnd w:id="67"/>
-    <w:bookmarkStart w:id="68" w:name="risks-and-fallback-logic"/>
-    <w:p>
-      <w:pPr>
-        <w:pStyle w:val="Heading4"/>
-      </w:pPr>
-      <w:r>
-        <w:t xml:space="preserve">Risks and fallback logic</w:t>
-      </w:r>
-    </w:p>
-    <w:p>
-      <w:pPr>
-        <w:pStyle w:val="FirstParagraph"/>
-      </w:pPr>
-      <w:r>
-        <w:t xml:space="preserve">The two central risks are scientific, and each yields a result rather than a stall:</w:t>
-      </w:r>
-      <w:r>
-        <w:t xml:space="preserve"> </w:t>
-      </w:r>
-      <w:r>
-        <w:rPr>
-          <w:bCs/>
-          <w:b/>
-        </w:rPr>
-        <w:t xml:space="preserve">evidence may be unusable</w:t>
-      </w:r>
-      <w:r>
-        <w:t xml:space="preserve"> </w:t>
-      </w:r>
-      <w:r>
-        <w:t xml:space="preserve">(WP1 establishes that boundary, WP3 quantifies the cost of ignoring it: a publishable negative result);</w:t>
-      </w:r>
-      <w:r>
-        <w:t xml:space="preserve"> </w:t>
-      </w:r>
-      <w:r>
-        <w:rPr>
-          <w:bCs/>
-          <w:b/>
-        </w:rPr>
-        <w:t xml:space="preserve">the state model may be weakly identifiable</w:t>
-      </w:r>
-      <w:r>
-        <w:t xml:space="preserve"> </w:t>
-      </w:r>
-      <w:r>
-        <w:t xml:space="preserve">(simulation first, ordinal fallback, the identifiability boundary reported as a result). None of the explicit fallbacks above converts an inconclusive analysis into a success claim.</w:t>
+        <w:t xml:space="preserve">Version-controlled R/Python and a registered analysis plan; clinical data processed in the UNIGE secure environment under a new CCER approval with me as applicant; benchmark and software released openly, synthetic equivalents where possible.</w:t>
       </w:r>
     </w:p>
     <w:p>
@@ -4055,7 +4238,7 @@
         <w:t xml:space="preserve"> </w:t>
       </w:r>
       <w:r>
-        <w:t xml:space="preserve">Four to six papers and two durable open resources (the extraction benchmark, the evidence-to-prior framework);</w:t>
+        <w:t xml:space="preserve">None of the explicit fallbacks above converts an inconclusive analysis into a success claim. Four to six papers and two durable open resources;</w:t>
       </w:r>
       <w:r>
         <w:t xml:space="preserve"> </w:t>
@@ -4075,9 +4258,10 @@
         </w:pict>
       </w:r>
     </w:p>
-    <w:bookmarkEnd w:id="68"/>
-    <w:bookmarkEnd w:id="69"/>
-    <w:bookmarkStart w:id="70" w:name="X484915d2d085a463d71767c72feb0c9a1ea50fa"/>
+    <w:bookmarkEnd w:id="65"/>
+    <w:bookmarkEnd w:id="66"/>
+    <w:bookmarkEnd w:id="67"/>
+    <w:bookmarkStart w:id="68" w:name="X484915d2d085a463d71767c72feb0c9a1ea50fa"/>
     <w:p>
       <w:pPr>
         <w:pStyle w:val="Heading3"/>
@@ -4182,7 +4366,7 @@
         <w:t xml:space="preserve"> </w:t>
       </w:r>
       <w:r>
-        <w:t xml:space="preserve">LiteRev-Evidence is a prototype (live federated search of the open literature, screening, living reviews, provenance-tracked extraction with quality scoring, pooling into parameter distributions, weather and surveillance connectors); WP1 and WP2 turn it into a validated instrument and test it. The legionellosis study (BASEC 2026-00324, ethics granted) supplies the contrasting archetype.</w:t>
+        <w:t xml:space="preserve">LiteRev-Evidence is a prototype (live federated search of the open literature, screening, living reviews, certainty-graded extraction with provenance, pooling into parameter distributions, candidate variables and model specifications, weather and surveillance connectors); WP1 and WP2 turn it into a validated instrument and test it. The legionellosis study (BASEC 2026-00324, ethics granted) supplies the contrasting archetype.</w:t>
       </w:r>
       <w:r>
         <w:t xml:space="preserve"> </w:t>
@@ -4216,15 +4400,15 @@
     <w:tbl>
       <w:tblPr>
         <w:tblStyle w:val="Table"/>
-        <w:tblW w:w="10318" w:type="dxa"/>
+        <w:tblW w:w="10466" w:type="dxa"/>
         <w:tblLook w:firstRow="1" w:lastRow="0" w:firstColumn="0" w:lastColumn="0" w:noHBand="0" w:noVBand="0" w:val="0020"/>
         <w:jc w:val="start"/>
         <w:tblLayout w:type="fixed"/>
       </w:tblPr>
       <w:tblGrid>
-        <w:gridCol w:w="2424"/>
-        <w:gridCol w:w="1300"/>
-        <w:gridCol w:w="6594"/>
+        <w:gridCol w:w="2917"/>
+        <w:gridCol w:w="1560"/>
+        <w:gridCol w:w="5989"/>
       </w:tblGrid>
       <w:tr>
         <w:trPr>
@@ -4384,7 +4568,7 @@
               <w:jc w:val="left"/>
             </w:pPr>
             <w:r>
-              <w:t xml:space="preserve">Collaboration letter requested</w:t>
+              <w:t xml:space="preserve">Letter requested</w:t>
             </w:r>
           </w:p>
         </w:tc>
@@ -4464,7 +4648,7 @@
               <w:jc w:val="left"/>
             </w:pPr>
             <w:r>
-              <w:t xml:space="preserve">Collaboration letter requested. Continuous, daily, near real-time, archive depth to confirm;</w:t>
+              <w:t xml:space="preserve">Letter requested. Continuous, daily, near real-time; archive depth to confirm;</w:t>
             </w:r>
             <w:r>
               <w:t xml:space="preserve"> </w:t>
@@ -4474,13 +4658,13 @@
                 <w:bCs/>
                 <w:b/>
               </w:rPr>
-              <w:t xml:space="preserve">HUG centrale access already established within GESICA</w:t>
+              <w:t xml:space="preserve">HUG access established within GESICA</w:t>
             </w:r>
             <w:r>
               <w:t xml:space="preserve"> </w:t>
             </w:r>
             <w:r>
-              <w:t xml:space="preserve">(voice excluded); own agreement and CCER approval required</w:t>
+              <w:t xml:space="preserve">(voice excluded); own agreement + CCER required</w:t>
             </w:r>
           </w:p>
         </w:tc>
@@ -4494,7 +4678,7 @@
               <w:jc w:val="left"/>
             </w:pPr>
             <w:r>
-              <w:t xml:space="preserve">ED presentations, additional channel</w:t>
+              <w:t xml:space="preserve">ED presentations + ICU occupancy, additional channels</w:t>
             </w:r>
           </w:p>
         </w:tc>
@@ -4518,7 +4702,7 @@
               <w:jc w:val="left"/>
             </w:pPr>
             <w:r>
-              <w:t xml:space="preserve">Collaboration letter requested; daily historical availability to confirm</w:t>
+              <w:t xml:space="preserve">Letters requested; daily depth to confirm; ICU fallback in WP3</w:t>
             </w:r>
           </w:p>
         </w:tc>
@@ -4532,7 +4716,7 @@
               <w:jc w:val="left"/>
             </w:pPr>
             <w:r>
-              <w:t xml:space="preserve">ICU occupancy data</w:t>
+              <w:t xml:space="preserve">Operational-data ethics</w:t>
             </w:r>
           </w:p>
         </w:tc>
@@ -4556,7 +4740,7 @@
               <w:jc w:val="left"/>
             </w:pPr>
             <w:r>
-              <w:t xml:space="preserve">Collaboration letter requested; fallback in WP3</w:t>
+              <w:t xml:space="preserve">CCER submission, PI as applicant</w:t>
             </w:r>
           </w:p>
         </w:tc>
@@ -4570,44 +4754,6 @@
               <w:jc w:val="left"/>
             </w:pPr>
             <w:r>
-              <w:t xml:space="preserve">Operational-data ethics</w:t>
-            </w:r>
-          </w:p>
-        </w:tc>
-        <w:tc>
-          <w:tcPr/>
-          <w:p>
-            <w:pPr>
-              <w:pStyle w:val="Compact"/>
-              <w:jc w:val="left"/>
-            </w:pPr>
-            <w:r>
-              <w:t xml:space="preserve">Requested</w:t>
-            </w:r>
-          </w:p>
-        </w:tc>
-        <w:tc>
-          <w:tcPr/>
-          <w:p>
-            <w:pPr>
-              <w:pStyle w:val="Compact"/>
-              <w:jc w:val="left"/>
-            </w:pPr>
-            <w:r>
-              <w:t xml:space="preserve">CCER submission, PI as applicant</w:t>
-            </w:r>
-          </w:p>
-        </w:tc>
-      </w:tr>
-      <w:tr>
-        <w:tc>
-          <w:tcPr/>
-          <w:p>
-            <w:pPr>
-              <w:pStyle w:val="Compact"/>
-              <w:jc w:val="left"/>
-            </w:pPr>
-            <w:r>
               <w:t xml:space="preserve">Computing</w:t>
             </w:r>
           </w:p>
@@ -4643,7 +4789,7 @@
         <w:pStyle w:val="BodyText"/>
       </w:pPr>
       <w:r>
-        <w:t xml:space="preserve">The three operational-data rows are the key remaining feasibility items; §2.4 states their cost.</w:t>
+        <w:t xml:space="preserve">The three operational-data rows are the key remaining feasibility items.</w:t>
       </w:r>
     </w:p>
     <w:p>
@@ -4680,14 +4826,14 @@
     <w:tbl>
       <w:tblPr>
         <w:tblStyle w:val="Table"/>
-        <w:tblW w:w="10318" w:type="dxa"/>
+        <w:tblW w:w="10466" w:type="dxa"/>
         <w:tblLook w:firstRow="1" w:lastRow="0" w:firstColumn="0" w:lastColumn="0" w:noHBand="0" w:noVBand="0" w:val="0020"/>
         <w:jc w:val="start"/>
         <w:tblLayout w:type="fixed"/>
       </w:tblPr>
       <w:tblGrid>
-        <w:gridCol w:w="4276"/>
-        <w:gridCol w:w="6042"/>
+        <w:gridCol w:w="4338"/>
+        <w:gridCol w:w="6128"/>
       </w:tblGrid>
       <w:tr>
         <w:trPr>
@@ -4929,7 +5075,7 @@
         <w:t xml:space="preserve">the prototype already exists</w:t>
       </w:r>
       <w:r>
-        <w:t xml:space="preserve">) and on the fallbacks above, each leaving the central question answerable with the claim narrowed and the narrowing stated.</w:t>
+        <w:t xml:space="preserve">) and on the fallbacks, each leaving the central question answerable with the narrowing stated.</w:t>
       </w:r>
     </w:p>
     <w:p>
@@ -4939,9 +5085,9 @@
         </w:pict>
       </w:r>
     </w:p>
-    <w:bookmarkEnd w:id="70"/>
-    <w:bookmarkEnd w:id="71"/>
-    <w:bookmarkStart w:id="76" w:name="X10aa73bd92b9e3b0d0e8f9aceaa1d28354da000"/>
+    <w:bookmarkEnd w:id="68"/>
+    <w:bookmarkEnd w:id="69"/>
+    <w:bookmarkStart w:id="74" w:name="X10aa73bd92b9e3b0d0e8f9aceaa1d28354da000"/>
     <w:p>
       <w:pPr>
         <w:pStyle w:val="Heading2"/>
@@ -4957,26 +5103,26 @@
       <w:r>
         <w:drawing>
           <wp:inline>
-            <wp:extent cx="5334000" cy="3189732"/>
+            <wp:extent cx="5334000" cy="2901696"/>
             <wp:effectExtent b="0" l="0" r="0" t="0"/>
-            <wp:docPr descr="Work plan" title="" id="73" name="Picture"/>
+            <wp:docPr descr="Work plan" title="" id="71" name="Picture"/>
             <a:graphic>
               <a:graphicData uri="http://schemas.openxmlformats.org/drawingml/2006/picture">
                 <pic:pic>
                   <pic:nvPicPr>
-                    <pic:cNvPr descr="figures/fig2-gantt.svg" id="74" name="Picture"/>
+                    <pic:cNvPr descr="figures/fig2-gantt.svg" id="72" name="Picture"/>
                     <pic:cNvPicPr>
                       <a:picLocks noChangeArrowheads="1" noChangeAspect="1"/>
                     </pic:cNvPicPr>
                   </pic:nvPicPr>
                   <pic:blipFill>
-                    <a:blip r:embed="rId75">
+                    <a:blip r:embed="rId73">
                       <a:extLst>
                         <a:ext uri="{28A0092B-C50C-407E-A947-70E740481C1C}">
                           <a14:useLocalDpi xmlns:a14="http://schemas.microsoft.com/office/drawing/2010/main" val="0"/>
                         </a:ext>
                         <a:ext uri="{96DAC541-7B7A-43D3-8B79-37D633B846F1}">
-                          <asvg:svgBlip xmlns:asvg="http://schemas.microsoft.com/office/drawing/2016/SVG/main" r:embed="rId72"/>
+                          <asvg:svgBlip xmlns:asvg="http://schemas.microsoft.com/office/drawing/2016/SVG/main" r:embed="rId70"/>
                         </a:ext>
                       </a:extLst>
                     </a:blip>
@@ -4987,7 +5133,7 @@
                   <pic:spPr bwMode="auto">
                     <a:xfrm>
                       <a:off x="0" y="0"/>
-                      <a:ext cx="5334000" cy="3189732"/>
+                      <a:ext cx="5334000" cy="2901696"/>
                     </a:xfrm>
                     <a:prstGeom prst="rect">
                       <a:avLst/>
@@ -5033,13 +5179,13 @@
         <w:t xml:space="preserve"> </w:t>
       </w:r>
       <w:r>
-        <w:t xml:space="preserve">I execute WP2 and WP3's confirmatory design personally, and lead WP1's</w:t>
-      </w:r>
-      <w:r>
-        <w:t xml:space="preserve"> </w:t>
-      </w:r>
-      <w:r>
-        <w:t xml:space="preserve">protocol, WP3's analysis and WP4's decision work. One</w:t>
+        <w:t xml:space="preserve">I execute WP2 and WP3's confirmatory design personally and lead WP1's</w:t>
+      </w:r>
+      <w:r>
+        <w:t xml:space="preserve"> </w:t>
+      </w:r>
+      <w:r>
+        <w:t xml:space="preserve">protocol and WP4's decision work. One</w:t>
       </w:r>
       <w:r>
         <w:t xml:space="preserve"> </w:t>
@@ -5061,7 +5207,7 @@
         <w:t xml:space="preserve"> </w:t>
       </w:r>
       <w:r>
-        <w:t xml:space="preserve">T1.2's second independent extractor, the T3.1–T3.2 harmonisation and rolling-origin pipeline,</w:t>
+        <w:t xml:space="preserve">T1.2's second independent extractor, the T3.1–T3.2 harmonisation and automated rolling-origin pipeline,</w:t>
       </w:r>
       <w:r>
         <w:t xml:space="preserve"> </w:t>
@@ -5107,21 +5253,21 @@
         <w:t xml:space="preserve"> </w:t>
       </w:r>
       <w:r>
-        <w:t xml:space="preserve">to routinely observed crisis indicators, and turns most of WP4 illustrative. Hence the agreements are a pre-award action, not a risk to manage later.</w:t>
+        <w:t xml:space="preserve">to routinely observed crisis indicators, and turns most of WP4 illustrative; hence the agreements are a pre-award action, not a later risk.</w:t>
       </w:r>
     </w:p>
     <w:tbl>
       <w:tblPr>
         <w:tblStyle w:val="Table"/>
-        <w:tblW w:w="10318" w:type="dxa"/>
+        <w:tblW w:w="10466" w:type="dxa"/>
         <w:tblLook w:firstRow="1" w:lastRow="0" w:firstColumn="0" w:lastColumn="0" w:noHBand="0" w:noVBand="0" w:val="0020"/>
         <w:jc w:val="start"/>
         <w:tblLayout w:type="fixed"/>
       </w:tblPr>
       <w:tblGrid>
-        <w:gridCol w:w="1508"/>
-        <w:gridCol w:w="1300"/>
-        <w:gridCol w:w="7510"/>
+        <w:gridCol w:w="1560"/>
+        <w:gridCol w:w="1560"/>
+        <w:gridCol w:w="7346"/>
       </w:tblGrid>
       <w:tr>
         <w:trPr>
@@ -5311,7 +5457,7 @@
               <w:jc w:val="left"/>
             </w:pPr>
             <w:r>
-              <w:t xml:space="preserve">Primary cold-start hypothesis tested on the pre-specified ladder</w:t>
+              <w:t xml:space="preserve">Primary cold-start hypothesis tested by the registered champion contrast</w:t>
             </w:r>
           </w:p>
         </w:tc>
@@ -5387,7 +5533,7 @@
               <w:jc w:val="left"/>
             </w:pPr>
             <w:r>
-              <w:t xml:space="preserve">Cross-domain and prospective validation where feasible</w:t>
+              <w:t xml:space="preserve">Cross-domain validation; observation-mode dashboard running where authorised</w:t>
             </w:r>
           </w:p>
         </w:tc>
@@ -5400,8 +5546,8 @@
         </w:pict>
       </w:r>
     </w:p>
-    <w:bookmarkEnd w:id="76"/>
-    <w:bookmarkStart w:id="77" w:name="Xfa74544992b8a2e9fab533cfaf936bad7ec032c"/>
+    <w:bookmarkEnd w:id="74"/>
+    <w:bookmarkStart w:id="75" w:name="Xfa74544992b8a2e9fab533cfaf936bad7ec032c"/>
     <w:p>
       <w:pPr>
         <w:pStyle w:val="Heading2"/>
@@ -5461,7 +5607,7 @@
           <w:bCs/>
           <w:b/>
         </w:rPr>
-        <w:t xml:space="preserve">citable, versioned open datasets and software</w:t>
+        <w:t xml:space="preserve">citable, versioned open resources</w:t>
       </w:r>
       <w:r>
         <w:t xml:space="preserve">; results returned to the operational partners.</w:t>
@@ -5514,7 +5660,7 @@
         <w:t xml:space="preserve">a decision-analytic evaluation framework</w:t>
       </w:r>
       <w:r>
-        <w:t xml:space="preserve">. The project is not a new extraction system, an early-warning indicator or a forecasting competition.</w:t>
+        <w:t xml:space="preserve">.</w:t>
       </w:r>
     </w:p>
     <w:p>
@@ -5532,11 +5678,29 @@
         <w:t xml:space="preserve"> </w:t>
       </w:r>
       <w:r>
-        <w:t xml:space="preserve">The contribution is preparedness, not a promised deployment. In a crisis's first weeks, emergency systems decide whether to open capacity, redistribute resources or escalate before local outcomes provide a reliable base; the project quantifies whether external evidence improves those decisions, and with how much residual uncertainty. Geneva anchors it; the contrasting domains show what transfers.</w:t>
-      </w:r>
-    </w:p>
-    <w:bookmarkEnd w:id="77"/>
-    <w:bookmarkStart w:id="78" w:name="Xcc38eee077486c72e5fe0175206dca2aaaf6450"/>
+        <w:t xml:space="preserve">In a crisis's first weeks, emergency systems decide whether to open capacity, redistribute resources or escalate before local outcomes provide a reliable base; the project quantifies whether external evidence improves those decisions, and with how much residual uncertainty. Geneva anchors it; the contrasting domains show what transfers.</w:t>
+      </w:r>
+    </w:p>
+    <w:p>
+      <w:pPr>
+        <w:pStyle w:val="BodyText"/>
+      </w:pPr>
+      <w:r>
+        <w:rPr>
+          <w:bCs/>
+          <w:b/>
+        </w:rPr>
+        <w:t xml:space="preserve">Where this points operationally.</w:t>
+      </w:r>
+      <w:r>
+        <w:t xml:space="preserve"> </w:t>
+      </w:r>
+      <w:r>
+        <w:t xml:space="preserve">Each validated event type leaves a registered, automatically re-validated forecasting configuration and a daily observation-mode dashboard in the hands of the services that would use it. Extending that nucleus into a multi-crisis surveillance platform for clinicians and regulators, event type by event type as models validate, is the explicit post-grant pathway; this project supplies the validated core and the update rules that make such a platform trustworthy.</w:t>
+      </w:r>
+    </w:p>
+    <w:bookmarkEnd w:id="75"/>
+    <w:bookmarkStart w:id="76" w:name="Xcc38eee077486c72e5fe0175206dca2aaaf6450"/>
     <w:p>
       <w:pPr>
         <w:pStyle w:val="Heading2"/>
@@ -5560,22 +5724,22 @@
         <w:t xml:space="preserve"> </w:t>
       </w:r>
       <w:r>
-        <w:t xml:space="preserve">I have the methods, the prototype and the domain access, used so far inside other people's programmes; what I have not had is a research agenda that is mine to set. My UNIGE trajectory is stated in full below: none of these programmes has this project's objective.</w:t>
+        <w:t xml:space="preserve">I have the methods, the prototype and the domain access, used so far inside other people's programmes; what I have not had is a research agenda that is mine to set. None of the programmes below has this project's objective.</w:t>
       </w:r>
     </w:p>
     <w:tbl>
       <w:tblPr>
         <w:tblStyle w:val="Table"/>
-        <w:tblW w:w="10318" w:type="dxa"/>
+        <w:tblW w:w="10466" w:type="dxa"/>
         <w:tblLook w:firstRow="1" w:lastRow="0" w:firstColumn="0" w:lastColumn="0" w:noHBand="0" w:noVBand="0" w:val="0020"/>
         <w:jc w:val="start"/>
         <w:tblLayout w:type="fixed"/>
       </w:tblPr>
       <w:tblGrid>
-        <w:gridCol w:w="1985"/>
-        <w:gridCol w:w="3476"/>
-        <w:gridCol w:w="1300"/>
-        <w:gridCol w:w="3557"/>
+        <w:gridCol w:w="2090"/>
+        <w:gridCol w:w="3661"/>
+        <w:gridCol w:w="1560"/>
+        <w:gridCol w:w="3155"/>
       </w:tblGrid>
       <w:tr>
         <w:trPr>
@@ -5675,7 +5839,7 @@
               <w:jc w:val="left"/>
             </w:pPr>
             <w:r>
-              <w:t xml:space="preserve">Builds decision support; does not test evidence-derived priors</w:t>
+              <w:t xml:space="preserve">Decision support; no test of evidence-derived priors</w:t>
             </w:r>
           </w:p>
         </w:tc>
@@ -5725,7 +5889,7 @@
               <w:jc w:val="left"/>
             </w:pPr>
             <w:r>
-              <w:t xml:space="preserve">Builds infrastructure; does not test the inferential value of borrowed evidence</w:t>
+              <w:t xml:space="preserve">Infrastructure; no test of borrowed evidence's inferential value</w:t>
             </w:r>
           </w:p>
         </w:tc>
@@ -5876,7 +6040,7 @@
         <w:t xml:space="preserve"> </w:t>
       </w:r>
       <w:r>
-        <w:t xml:space="preserve">It arose from a problem I met building LiteRev-Evidence: the platform could pool published estimates into priors, but nothing established whether those priors improved forecasting in a new setting. The methodological core came from fifteen years of quantitative finance, inherited from no group I have worked in; the platform is UNIGE intellectual property developed under my scientific direction.</w:t>
+        <w:t xml:space="preserve">It arose building LiteRev-Evidence: the platform could pool published estimates into priors, but nothing established whether those priors improved forecasting in a new setting. The methodological core came from fifteen years of quantitative finance, inherited from no group I have worked in; the platform is UNIGE intellectual property developed under my scientific direction.</w:t>
       </w:r>
     </w:p>
     <w:p>
@@ -5894,7 +6058,7 @@
         <w:t xml:space="preserve"> </w:t>
       </w:r>
       <w:r>
-        <w:t xml:space="preserve">Prof. Olivia Keiser leads the group in which I developed LiteRev, directs the MAS on which I teach, and leads the legionellosis study and GeoAI4EI; she co-authors my doctoral and post-doctoral output (the expected profile at this stage) and has</w:t>
+        <w:t xml:space="preserve">Prof. Olivia Keiser leads the group in which I developed LiteRev, the MAS on which I teach, the legionellosis study and GeoAI4EI; she co-authors my doctoral and post-doctoral output (the expected profile at this stage) and has</w:t>
       </w:r>
       <w:r>
         <w:t xml:space="preserve"> </w:t>
@@ -5938,7 +6102,7 @@
         <w:t xml:space="preserve">Institute of Global Health</w:t>
       </w:r>
       <w:r>
-        <w:t xml:space="preserve">, I will lead an independent research programme rather than continue as a member of an existing group, collaborating with the Institute's groups, including the one in which I developed LiteRev; the institutional guarantees of the PI's independence are documented in the required confirmation letters. The programme is executable by the PI and one budgeted collaborator:</w:t>
+        <w:t xml:space="preserve">, I will lead an independent programme alongside the Institute's groups rather than inside one; the PI's independence guarantees are documented in the required confirmation letters. The programme is executable by the PI and one budgeted collaborator:</w:t>
       </w:r>
       <w:r>
         <w:t xml:space="preserve"> </w:t>
@@ -5966,7 +6130,7 @@
         <w:t xml:space="preserve"> </w:t>
       </w:r>
       <w:r>
-        <w:t xml:space="preserve">By month 48 I intend to hold a validated answer, two open resources the field can build on, and a first-author methodological record in my own name: the basis for a group-leadership position or professorship. The follow-on programme fuses evidence streams of different velocity in one calibrated state model; this project supplies its evidence base. My research time is currently divided across four collaborative programmes; Ambizione consolidates it into one.</w:t>
+        <w:t xml:space="preserve">By month 48 I intend to hold a validated answer, two open resources the field can build on, and a first-author methodological record in my own name: the basis for a group-leadership position or professorship. The follow-on programme is §2.5's platform pathway; this project supplies its validated core. My research time is currently divided across four collaborative programmes; Ambizione consolidates it into one.</w:t>
       </w:r>
     </w:p>
     <w:p>
@@ -5976,9 +6140,9 @@
         </w:pict>
       </w:r>
     </w:p>
-    <w:bookmarkEnd w:id="78"/>
-    <w:bookmarkEnd w:id="79"/>
-    <w:bookmarkStart w:id="92" w:name="bibliography"/>
+    <w:bookmarkEnd w:id="76"/>
+    <w:bookmarkEnd w:id="77"/>
+    <w:bookmarkStart w:id="91" w:name="bibliography"/>
     <w:p>
       <w:pPr>
         <w:pStyle w:val="Heading1"/>
@@ -5987,7 +6151,7 @@
         <w:t xml:space="preserve">Bibliography</w:t>
       </w:r>
     </w:p>
-    <w:bookmarkStart w:id="80" w:name="X250effa5216dfb8ead712cb69fc67ebcb081b82"/>
+    <w:bookmarkStart w:id="78" w:name="X250effa5216dfb8ead712cb69fc67ebcb081b82"/>
     <w:p>
       <w:pPr>
         <w:pStyle w:val="Heading2"/>
@@ -6318,8 +6482,8 @@
         <w:t xml:space="preserve">2014;343(6176):1203–1205. doi:10.1126/science.1248506</w:t>
       </w:r>
     </w:p>
-    <w:bookmarkEnd w:id="80"/>
-    <w:bookmarkStart w:id="81" w:name="prehospital-data-as-a-leading-indicator"/>
+    <w:bookmarkEnd w:id="78"/>
+    <w:bookmarkStart w:id="79" w:name="prehospital-data-as-a-leading-indicator"/>
     <w:p>
       <w:pPr>
         <w:pStyle w:val="Heading2"/>
@@ -6480,8 +6644,8 @@
         <w:t xml:space="preserve">Submitted, 2026.</w:t>
       </w:r>
     </w:p>
-    <w:bookmarkEnd w:id="81"/>
-    <w:bookmarkStart w:id="82" w:name="Xcba917f87eab0aeaba11dadf6a8484db0493216"/>
+    <w:bookmarkEnd w:id="79"/>
+    <w:bookmarkStart w:id="80" w:name="Xcba917f87eab0aeaba11dadf6a8484db0493216"/>
     <w:p>
       <w:pPr>
         <w:pStyle w:val="Heading2"/>
@@ -6610,14 +6774,14 @@
         <w:t xml:space="preserve">doi:10.7554/eLife.81916</w:t>
       </w:r>
     </w:p>
-    <w:bookmarkEnd w:id="82"/>
-    <w:bookmarkStart w:id="83" w:name="evidence-as-prior-information"/>
+    <w:bookmarkEnd w:id="80"/>
+    <w:bookmarkStart w:id="81" w:name="X4817d926ad28a39127e5899d59ffd43c7a8ee68"/>
     <w:p>
       <w:pPr>
         <w:pStyle w:val="Heading2"/>
       </w:pPr>
       <w:r>
-        <w:t xml:space="preserve">Evidence as prior information</w:t>
+        <w:t xml:space="preserve">Demand forecasting and operational surveillance tooling</w:t>
       </w:r>
     </w:p>
     <w:p>
@@ -6633,19 +6797,19 @@
           <w:bCs/>
           <w:b/>
         </w:rPr>
-        <w:t xml:space="preserve">[Cook 2023]</w:t>
-      </w:r>
-      <w:r>
-        <w:t xml:space="preserve"> </w:t>
-      </w:r>
-      <w:r>
-        <w:t xml:space="preserve">Cook JD, Williams DM, Walsh DP, Hefley TJ. Bayesian forecasting of disease</w:t>
-      </w:r>
-      <w:r>
-        <w:t xml:space="preserve"> </w:t>
-      </w:r>
-      <w:r>
-        <w:t xml:space="preserve">spread with little or no local data.</w:t>
+        <w:t xml:space="preserve">[Wargon 2009]</w:t>
+      </w:r>
+      <w:r>
+        <w:t xml:space="preserve"> </w:t>
+      </w:r>
+      <w:r>
+        <w:t xml:space="preserve">Wargon M, Guidet B, Hoang TD, Hejblum G. A systematic review of models for</w:t>
+      </w:r>
+      <w:r>
+        <w:t xml:space="preserve"> </w:t>
+      </w:r>
+      <w:r>
+        <w:t xml:space="preserve">forecasting the number of emergency department visits.</w:t>
       </w:r>
       <w:r>
         <w:t xml:space="preserve"> </w:t>
@@ -6655,19 +6819,13 @@
           <w:iCs/>
           <w:i/>
         </w:rPr>
-        <w:t xml:space="preserve">Scientific Reports</w:t>
-      </w:r>
-      <w:r>
-        <w:t xml:space="preserve"> </w:t>
-      </w:r>
-      <w:r>
-        <w:t xml:space="preserve">2023;13:8137.</w:t>
-      </w:r>
-      <w:r>
-        <w:t xml:space="preserve"> </w:t>
-      </w:r>
-      <w:r>
-        <w:t xml:space="preserve">doi:10.1038/s41598-023-35177-6</w:t>
+        <w:t xml:space="preserve">Emergency Medicine Journal</w:t>
+      </w:r>
+      <w:r>
+        <w:t xml:space="preserve"> </w:t>
+      </w:r>
+      <w:r>
+        <w:t xml:space="preserve">2009;26(6):395–399. doi:10.1136/emj.2008.062380</w:t>
       </w:r>
     </w:p>
     <w:p>
@@ -6683,13 +6841,19 @@
           <w:bCs/>
           <w:b/>
         </w:rPr>
-        <w:t xml:space="preserve">[Ibrahim 2000]</w:t>
-      </w:r>
-      <w:r>
-        <w:t xml:space="preserve"> </w:t>
-      </w:r>
-      <w:r>
-        <w:t xml:space="preserve">Ibrahim JG, Chen M-H. Power prior distributions for regression models.</w:t>
+        <w:t xml:space="preserve">[Salmon 2016]</w:t>
+      </w:r>
+      <w:r>
+        <w:t xml:space="preserve"> </w:t>
+      </w:r>
+      <w:r>
+        <w:t xml:space="preserve">Salmon M, Schumacher D, Höhle M. Monitoring count time series in R:</w:t>
+      </w:r>
+      <w:r>
+        <w:t xml:space="preserve"> </w:t>
+      </w:r>
+      <w:r>
+        <w:t xml:space="preserve">aberration detection in public health surveillance.</w:t>
       </w:r>
       <w:r>
         <w:t xml:space="preserve"> </w:t>
@@ -6699,117 +6863,23 @@
           <w:iCs/>
           <w:i/>
         </w:rPr>
-        <w:t xml:space="preserve">Statistical Science</w:t>
-      </w:r>
-      <w:r>
-        <w:t xml:space="preserve"> </w:t>
-      </w:r>
-      <w:r>
-        <w:t xml:space="preserve">2000;15(1):46–60.</w:t>
-      </w:r>
-    </w:p>
-    <w:p>
-      <w:pPr>
-        <w:numPr>
-          <w:ilvl w:val="0"/>
-          <w:numId w:val="1005"/>
-        </w:numPr>
-        <w:pStyle w:val="Compact"/>
-      </w:pPr>
-      <w:r>
-        <w:rPr>
-          <w:bCs/>
-          <w:b/>
-        </w:rPr>
-        <w:t xml:space="preserve">[Hobbs 2011]</w:t>
-      </w:r>
-      <w:r>
-        <w:t xml:space="preserve"> </w:t>
-      </w:r>
-      <w:r>
-        <w:t xml:space="preserve">Hobbs BP, Carlin BP, Mandrekar SJ, Sargent DJ. Hierarchical commensurate and</w:t>
-      </w:r>
-      <w:r>
-        <w:t xml:space="preserve"> </w:t>
-      </w:r>
-      <w:r>
-        <w:t xml:space="preserve">power prior models for adaptive incorporation of historical information in clinical trials.</w:t>
-      </w:r>
-      <w:r>
-        <w:t xml:space="preserve"> </w:t>
-      </w:r>
-      <w:r>
-        <w:rPr>
-          <w:iCs/>
-          <w:i/>
-        </w:rPr>
-        <w:t xml:space="preserve">Biometrics</w:t>
-      </w:r>
-      <w:r>
-        <w:t xml:space="preserve"> </w:t>
-      </w:r>
-      <w:r>
-        <w:t xml:space="preserve">2011;67(3):1047–1056.</w:t>
-      </w:r>
-    </w:p>
-    <w:p>
-      <w:pPr>
-        <w:numPr>
-          <w:ilvl w:val="0"/>
-          <w:numId w:val="1005"/>
-        </w:numPr>
-        <w:pStyle w:val="Compact"/>
-      </w:pPr>
-      <w:r>
-        <w:rPr>
-          <w:bCs/>
-          <w:b/>
-        </w:rPr>
-        <w:t xml:space="preserve">[Schmidli 2014]</w:t>
-      </w:r>
-      <w:r>
-        <w:t xml:space="preserve"> </w:t>
-      </w:r>
-      <w:r>
-        <w:t xml:space="preserve">Schmidli H, Gsteiger S, Roychoudhury S, O'Hagan A, Spiegelhalter D,</w:t>
-      </w:r>
-      <w:r>
-        <w:t xml:space="preserve"> </w:t>
-      </w:r>
-      <w:r>
-        <w:t xml:space="preserve">Neuenschwander B. Robust meta-analytic-predictive priors in clinical trials with historical</w:t>
-      </w:r>
-      <w:r>
-        <w:t xml:space="preserve"> </w:t>
-      </w:r>
-      <w:r>
-        <w:t xml:space="preserve">control information.</w:t>
-      </w:r>
-      <w:r>
-        <w:t xml:space="preserve"> </w:t>
-      </w:r>
-      <w:r>
-        <w:rPr>
-          <w:iCs/>
-          <w:i/>
-        </w:rPr>
-        <w:t xml:space="preserve">Biometrics</w:t>
-      </w:r>
-      <w:r>
-        <w:t xml:space="preserve"> </w:t>
-      </w:r>
-      <w:r>
-        <w:t xml:space="preserve">2014;70(4):1023–1032. doi:10.1111/biom.12242</w:t>
-      </w:r>
-    </w:p>
-    <w:bookmarkEnd w:id="83"/>
-    <w:bookmarkStart w:id="84" w:name="automated-extraction"/>
+        <w:t xml:space="preserve">Journal of Statistical Software</w:t>
+      </w:r>
+      <w:r>
+        <w:t xml:space="preserve"> </w:t>
+      </w:r>
+      <w:r>
+        <w:t xml:space="preserve">2016;70(10):1–35. doi:10.18637/jss.v070.i10</w:t>
+      </w:r>
+    </w:p>
+    <w:bookmarkEnd w:id="81"/>
+    <w:bookmarkStart w:id="82" w:name="evidence-as-prior-information"/>
     <w:p>
       <w:pPr>
         <w:pStyle w:val="Heading2"/>
       </w:pPr>
       <w:r>
-        <w:t xml:space="preserve">Automated extraction</w:t>
+        <w:t xml:space="preserve">Evidence as prior information</w:t>
       </w:r>
     </w:p>
     <w:p>
@@ -6825,19 +6895,19 @@
           <w:bCs/>
           <w:b/>
         </w:rPr>
-        <w:t xml:space="preserve">[Shankar 2026]</w:t>
-      </w:r>
-      <w:r>
-        <w:t xml:space="preserve"> </w:t>
-      </w:r>
-      <w:r>
-        <w:t xml:space="preserve">Shankar R, Lim A, Qian X. Performance of large language models in data</w:t>
-      </w:r>
-      <w:r>
-        <w:t xml:space="preserve"> </w:t>
-      </w:r>
-      <w:r>
-        <w:t xml:space="preserve">extraction for evidence synthesis: a systematic review.</w:t>
+        <w:t xml:space="preserve">[Cook 2023]</w:t>
+      </w:r>
+      <w:r>
+        <w:t xml:space="preserve"> </w:t>
+      </w:r>
+      <w:r>
+        <w:t xml:space="preserve">Cook JD, Williams DM, Walsh DP, Hefley TJ. Bayesian forecasting of disease</w:t>
+      </w:r>
+      <w:r>
+        <w:t xml:space="preserve"> </w:t>
+      </w:r>
+      <w:r>
+        <w:t xml:space="preserve">spread with little or no local data.</w:t>
       </w:r>
       <w:r>
         <w:t xml:space="preserve"> </w:t>
@@ -6847,13 +6917,19 @@
           <w:iCs/>
           <w:i/>
         </w:rPr>
-        <w:t xml:space="preserve">Journal of Biomedical Informatics</w:t>
-      </w:r>
-      <w:r>
-        <w:t xml:space="preserve"> </w:t>
-      </w:r>
-      <w:r>
-        <w:t xml:space="preserve">2026;181:105086. doi:10.1016/j.jbi.2026.105086</w:t>
+        <w:t xml:space="preserve">Scientific Reports</w:t>
+      </w:r>
+      <w:r>
+        <w:t xml:space="preserve"> </w:t>
+      </w:r>
+      <w:r>
+        <w:t xml:space="preserve">2023;13:8137.</w:t>
+      </w:r>
+      <w:r>
+        <w:t xml:space="preserve"> </w:t>
+      </w:r>
+      <w:r>
+        <w:t xml:space="preserve">doi:10.1038/s41598-023-35177-6</w:t>
       </w:r>
     </w:p>
     <w:p>
@@ -6869,25 +6945,13 @@
           <w:bCs/>
           <w:b/>
         </w:rPr>
-        <w:t xml:space="preserve">[Orel 2023]</w:t>
-      </w:r>
-      <w:r>
-        <w:t xml:space="preserve"> </w:t>
-      </w:r>
-      <w:r>
-        <w:t xml:space="preserve">Orel E, Ciglenecki I, Thiabaud A, Temerev A, Calmy A, Keiser O, Merzouki A.</w:t>
-      </w:r>
-      <w:r>
-        <w:t xml:space="preserve"> </w:t>
-      </w:r>
-      <w:r>
-        <w:t xml:space="preserve">An automated literature review tool (LiteRev) for streamlining and accelerating research using</w:t>
-      </w:r>
-      <w:r>
-        <w:t xml:space="preserve"> </w:t>
-      </w:r>
-      <w:r>
-        <w:t xml:space="preserve">natural language processing and machine learning.</w:t>
+        <w:t xml:space="preserve">[Ibrahim 2000]</w:t>
+      </w:r>
+      <w:r>
+        <w:t xml:space="preserve"> </w:t>
+      </w:r>
+      <w:r>
+        <w:t xml:space="preserve">Ibrahim JG, Chen M-H. Power prior distributions for regression models.</w:t>
       </w:r>
       <w:r>
         <w:t xml:space="preserve"> </w:t>
@@ -6897,23 +6961,117 @@
           <w:iCs/>
           <w:i/>
         </w:rPr>
-        <w:t xml:space="preserve">Journal of Medical Internet Research</w:t>
-      </w:r>
-      <w:r>
-        <w:t xml:space="preserve"> </w:t>
-      </w:r>
-      <w:r>
-        <w:t xml:space="preserve">2023;25:e39736. doi:10.2196/39736</w:t>
-      </w:r>
-    </w:p>
-    <w:bookmarkEnd w:id="84"/>
-    <w:bookmarkStart w:id="85" w:name="transportability"/>
+        <w:t xml:space="preserve">Statistical Science</w:t>
+      </w:r>
+      <w:r>
+        <w:t xml:space="preserve"> </w:t>
+      </w:r>
+      <w:r>
+        <w:t xml:space="preserve">2000;15(1):46–60.</w:t>
+      </w:r>
+    </w:p>
+    <w:p>
+      <w:pPr>
+        <w:numPr>
+          <w:ilvl w:val="0"/>
+          <w:numId w:val="1006"/>
+        </w:numPr>
+        <w:pStyle w:val="Compact"/>
+      </w:pPr>
+      <w:r>
+        <w:rPr>
+          <w:bCs/>
+          <w:b/>
+        </w:rPr>
+        <w:t xml:space="preserve">[Hobbs 2011]</w:t>
+      </w:r>
+      <w:r>
+        <w:t xml:space="preserve"> </w:t>
+      </w:r>
+      <w:r>
+        <w:t xml:space="preserve">Hobbs BP, Carlin BP, Mandrekar SJ, Sargent DJ. Hierarchical commensurate and</w:t>
+      </w:r>
+      <w:r>
+        <w:t xml:space="preserve"> </w:t>
+      </w:r>
+      <w:r>
+        <w:t xml:space="preserve">power prior models for adaptive incorporation of historical information in clinical trials.</w:t>
+      </w:r>
+      <w:r>
+        <w:t xml:space="preserve"> </w:t>
+      </w:r>
+      <w:r>
+        <w:rPr>
+          <w:iCs/>
+          <w:i/>
+        </w:rPr>
+        <w:t xml:space="preserve">Biometrics</w:t>
+      </w:r>
+      <w:r>
+        <w:t xml:space="preserve"> </w:t>
+      </w:r>
+      <w:r>
+        <w:t xml:space="preserve">2011;67(3):1047–1056.</w:t>
+      </w:r>
+    </w:p>
+    <w:p>
+      <w:pPr>
+        <w:numPr>
+          <w:ilvl w:val="0"/>
+          <w:numId w:val="1006"/>
+        </w:numPr>
+        <w:pStyle w:val="Compact"/>
+      </w:pPr>
+      <w:r>
+        <w:rPr>
+          <w:bCs/>
+          <w:b/>
+        </w:rPr>
+        <w:t xml:space="preserve">[Schmidli 2014]</w:t>
+      </w:r>
+      <w:r>
+        <w:t xml:space="preserve"> </w:t>
+      </w:r>
+      <w:r>
+        <w:t xml:space="preserve">Schmidli H, Gsteiger S, Roychoudhury S, O'Hagan A, Spiegelhalter D,</w:t>
+      </w:r>
+      <w:r>
+        <w:t xml:space="preserve"> </w:t>
+      </w:r>
+      <w:r>
+        <w:t xml:space="preserve">Neuenschwander B. Robust meta-analytic-predictive priors in clinical trials with historical</w:t>
+      </w:r>
+      <w:r>
+        <w:t xml:space="preserve"> </w:t>
+      </w:r>
+      <w:r>
+        <w:t xml:space="preserve">control information.</w:t>
+      </w:r>
+      <w:r>
+        <w:t xml:space="preserve"> </w:t>
+      </w:r>
+      <w:r>
+        <w:rPr>
+          <w:iCs/>
+          <w:i/>
+        </w:rPr>
+        <w:t xml:space="preserve">Biometrics</w:t>
+      </w:r>
+      <w:r>
+        <w:t xml:space="preserve"> </w:t>
+      </w:r>
+      <w:r>
+        <w:t xml:space="preserve">2014;70(4):1023–1032. doi:10.1111/biom.12242</w:t>
+      </w:r>
+    </w:p>
+    <w:bookmarkEnd w:id="82"/>
+    <w:bookmarkStart w:id="83" w:name="automated-extraction-and-living-reviews"/>
     <w:p>
       <w:pPr>
         <w:pStyle w:val="Heading2"/>
       </w:pPr>
       <w:r>
-        <w:t xml:space="preserve">Transportability</w:t>
+        <w:t xml:space="preserve">Automated extraction and living reviews</w:t>
       </w:r>
     </w:p>
     <w:p>
@@ -6929,13 +7087,25 @@
           <w:bCs/>
           <w:b/>
         </w:rPr>
-        <w:t xml:space="preserve">[Bareinboim 2016]</w:t>
-      </w:r>
-      <w:r>
-        <w:t xml:space="preserve"> </w:t>
-      </w:r>
-      <w:r>
-        <w:t xml:space="preserve">Bareinboim E, Pearl J. Causal inference and the data-fusion problem.</w:t>
+        <w:t xml:space="preserve">[Elliott 2014]</w:t>
+      </w:r>
+      <w:r>
+        <w:t xml:space="preserve"> </w:t>
+      </w:r>
+      <w:r>
+        <w:t xml:space="preserve">Elliott JH, Turner T, Clavisi O, Thomas J, Higgins JPT, Mavergames C,</w:t>
+      </w:r>
+      <w:r>
+        <w:t xml:space="preserve"> </w:t>
+      </w:r>
+      <w:r>
+        <w:t xml:space="preserve">Gruen RL. Living systematic reviews: an emerging opportunity to narrow the</w:t>
+      </w:r>
+      <w:r>
+        <w:t xml:space="preserve"> </w:t>
+      </w:r>
+      <w:r>
+        <w:t xml:space="preserve">evidence-practice gap.</w:t>
       </w:r>
       <w:r>
         <w:t xml:space="preserve"> </w:t>
@@ -6945,19 +7115,13 @@
           <w:iCs/>
           <w:i/>
         </w:rPr>
-        <w:t xml:space="preserve">Proceedings of the National Academy of Sciences</w:t>
-      </w:r>
-      <w:r>
-        <w:t xml:space="preserve"> </w:t>
-      </w:r>
-      <w:r>
-        <w:t xml:space="preserve">2016;113(27):7345–7352.</w:t>
-      </w:r>
-      <w:r>
-        <w:t xml:space="preserve"> </w:t>
-      </w:r>
-      <w:r>
-        <w:t xml:space="preserve">doi:10.1073/pnas.1510507113</w:t>
+        <w:t xml:space="preserve">PLoS Medicine</w:t>
+      </w:r>
+      <w:r>
+        <w:t xml:space="preserve"> </w:t>
+      </w:r>
+      <w:r>
+        <w:t xml:space="preserve">2014;11(2):e1001603. doi:10.1371/journal.pmed.1001603</w:t>
       </w:r>
     </w:p>
     <w:p>
@@ -6973,25 +7137,19 @@
           <w:bCs/>
           <w:b/>
         </w:rPr>
-        <w:t xml:space="preserve">[Dahabreh 2020]</w:t>
-      </w:r>
-      <w:r>
-        <w:t xml:space="preserve"> </w:t>
-      </w:r>
-      <w:r>
-        <w:t xml:space="preserve">Dahabreh IJ, Petito LC, Robertson SE, Hernán MA, Steingrimsson JA. Toward</w:t>
-      </w:r>
-      <w:r>
-        <w:t xml:space="preserve"> </w:t>
-      </w:r>
-      <w:r>
-        <w:t xml:space="preserve">causally interpretable meta-analysis: transporting inferences from multiple randomized trials</w:t>
-      </w:r>
-      <w:r>
-        <w:t xml:space="preserve"> </w:t>
-      </w:r>
-      <w:r>
-        <w:t xml:space="preserve">to a new target population.</w:t>
+        <w:t xml:space="preserve">[Shankar 2026]</w:t>
+      </w:r>
+      <w:r>
+        <w:t xml:space="preserve"> </w:t>
+      </w:r>
+      <w:r>
+        <w:t xml:space="preserve">Shankar R, Lim A, Qian X. Performance of large language models in data</w:t>
+      </w:r>
+      <w:r>
+        <w:t xml:space="preserve"> </w:t>
+      </w:r>
+      <w:r>
+        <w:t xml:space="preserve">extraction for evidence synthesis: a systematic review.</w:t>
       </w:r>
       <w:r>
         <w:t xml:space="preserve"> </w:t>
@@ -7001,19 +7159,13 @@
           <w:iCs/>
           <w:i/>
         </w:rPr>
-        <w:t xml:space="preserve">Epidemiology</w:t>
-      </w:r>
-      <w:r>
-        <w:t xml:space="preserve"> </w:t>
-      </w:r>
-      <w:r>
-        <w:t xml:space="preserve">2020;31(3):334–344.</w:t>
-      </w:r>
-      <w:r>
-        <w:t xml:space="preserve"> </w:t>
-      </w:r>
-      <w:r>
-        <w:t xml:space="preserve">doi:10.1097/EDE.0000000000001177</w:t>
+        <w:t xml:space="preserve">Journal of Biomedical Informatics</w:t>
+      </w:r>
+      <w:r>
+        <w:t xml:space="preserve"> </w:t>
+      </w:r>
+      <w:r>
+        <w:t xml:space="preserve">2026;181:105086. doi:10.1016/j.jbi.2026.105086</w:t>
       </w:r>
     </w:p>
     <w:p>
@@ -7029,13 +7181,25 @@
           <w:bCs/>
           <w:b/>
         </w:rPr>
-        <w:t xml:space="preserve">[Degtiar 2023]</w:t>
-      </w:r>
-      <w:r>
-        <w:t xml:space="preserve"> </w:t>
-      </w:r>
-      <w:r>
-        <w:t xml:space="preserve">Degtiar I, Rose S. A review of generalizability and transportability.</w:t>
+        <w:t xml:space="preserve">[Orel 2023]</w:t>
+      </w:r>
+      <w:r>
+        <w:t xml:space="preserve"> </w:t>
+      </w:r>
+      <w:r>
+        <w:t xml:space="preserve">Orel E, Ciglenecki I, Thiabaud A, Temerev A, Calmy A, Keiser O, Merzouki A.</w:t>
+      </w:r>
+      <w:r>
+        <w:t xml:space="preserve"> </w:t>
+      </w:r>
+      <w:r>
+        <w:t xml:space="preserve">An automated literature review tool (LiteRev) for streamlining and accelerating research using</w:t>
+      </w:r>
+      <w:r>
+        <w:t xml:space="preserve"> </w:t>
+      </w:r>
+      <w:r>
+        <w:t xml:space="preserve">natural language processing and machine learning.</w:t>
       </w:r>
       <w:r>
         <w:t xml:space="preserve"> </w:t>
@@ -7045,23 +7209,23 @@
           <w:iCs/>
           <w:i/>
         </w:rPr>
-        <w:t xml:space="preserve">Annual Review of Statistics and Its Application</w:t>
-      </w:r>
-      <w:r>
-        <w:t xml:space="preserve"> </w:t>
-      </w:r>
-      <w:r>
-        <w:t xml:space="preserve">2023;10:501–524.</w:t>
-      </w:r>
-    </w:p>
-    <w:bookmarkEnd w:id="85"/>
-    <w:bookmarkStart w:id="86" w:name="Xe9922e1c5762c88228c0c87eec70e80a7dd8e43"/>
+        <w:t xml:space="preserve">Journal of Medical Internet Research</w:t>
+      </w:r>
+      <w:r>
+        <w:t xml:space="preserve"> </w:t>
+      </w:r>
+      <w:r>
+        <w:t xml:space="preserve">2023;25:e39736. doi:10.2196/39736</w:t>
+      </w:r>
+    </w:p>
+    <w:bookmarkEnd w:id="83"/>
+    <w:bookmarkStart w:id="84" w:name="transportability"/>
     <w:p>
       <w:pPr>
         <w:pStyle w:val="Heading2"/>
       </w:pPr>
       <w:r>
-        <w:t xml:space="preserve">Critical slowing down and resilience indicators</w:t>
+        <w:t xml:space="preserve">Transportability</w:t>
       </w:r>
     </w:p>
     <w:p>
@@ -7077,19 +7241,13 @@
           <w:bCs/>
           <w:b/>
         </w:rPr>
-        <w:t xml:space="preserve">[Scheffer 2009]</w:t>
-      </w:r>
-      <w:r>
-        <w:t xml:space="preserve"> </w:t>
-      </w:r>
-      <w:r>
-        <w:t xml:space="preserve">Scheffer M, Bascompte J, Brock WA, Brovkin V, Carpenter SR, Dakos V, Held H,</w:t>
-      </w:r>
-      <w:r>
-        <w:t xml:space="preserve"> </w:t>
-      </w:r>
-      <w:r>
-        <w:t xml:space="preserve">van Nes EH, Rietkerk M, Sugihara G. Early-warning signals for critical transitions.</w:t>
+        <w:t xml:space="preserve">[Bareinboim 2016]</w:t>
+      </w:r>
+      <w:r>
+        <w:t xml:space="preserve"> </w:t>
+      </w:r>
+      <w:r>
+        <w:t xml:space="preserve">Bareinboim E, Pearl J. Causal inference and the data-fusion problem.</w:t>
       </w:r>
       <w:r>
         <w:t xml:space="preserve"> </w:t>
@@ -7099,13 +7257,19 @@
           <w:iCs/>
           <w:i/>
         </w:rPr>
-        <w:t xml:space="preserve">Nature</w:t>
-      </w:r>
-      <w:r>
-        <w:t xml:space="preserve"> </w:t>
-      </w:r>
-      <w:r>
-        <w:t xml:space="preserve">2009;461:53–59. doi:10.1038/nature08227</w:t>
+        <w:t xml:space="preserve">Proceedings of the National Academy of Sciences</w:t>
+      </w:r>
+      <w:r>
+        <w:t xml:space="preserve"> </w:t>
+      </w:r>
+      <w:r>
+        <w:t xml:space="preserve">2016;113(27):7345–7352.</w:t>
+      </w:r>
+      <w:r>
+        <w:t xml:space="preserve"> </w:t>
+      </w:r>
+      <w:r>
+        <w:t xml:space="preserve">doi:10.1073/pnas.1510507113</w:t>
       </w:r>
     </w:p>
     <w:p>
@@ -7121,19 +7285,25 @@
           <w:bCs/>
           <w:b/>
         </w:rPr>
-        <w:t xml:space="preserve">[O'Regan 2013]</w:t>
-      </w:r>
-      <w:r>
-        <w:t xml:space="preserve"> </w:t>
-      </w:r>
-      <w:r>
-        <w:t xml:space="preserve">O'Regan SM, Drake JM. Theory of early warning signals of disease emergence</w:t>
-      </w:r>
-      <w:r>
-        <w:t xml:space="preserve"> </w:t>
-      </w:r>
-      <w:r>
-        <w:t xml:space="preserve">and leading indicators of elimination.</w:t>
+        <w:t xml:space="preserve">[Dahabreh 2020]</w:t>
+      </w:r>
+      <w:r>
+        <w:t xml:space="preserve"> </w:t>
+      </w:r>
+      <w:r>
+        <w:t xml:space="preserve">Dahabreh IJ, Petito LC, Robertson SE, Hernán MA, Steingrimsson JA. Toward</w:t>
+      </w:r>
+      <w:r>
+        <w:t xml:space="preserve"> </w:t>
+      </w:r>
+      <w:r>
+        <w:t xml:space="preserve">causally interpretable meta-analysis: transporting inferences from multiple randomized trials</w:t>
+      </w:r>
+      <w:r>
+        <w:t xml:space="preserve"> </w:t>
+      </w:r>
+      <w:r>
+        <w:t xml:space="preserve">to a new target population.</w:t>
       </w:r>
       <w:r>
         <w:t xml:space="preserve"> </w:t>
@@ -7143,13 +7313,19 @@
           <w:iCs/>
           <w:i/>
         </w:rPr>
-        <w:t xml:space="preserve">Theoretical Ecology</w:t>
-      </w:r>
-      <w:r>
-        <w:t xml:space="preserve"> </w:t>
-      </w:r>
-      <w:r>
-        <w:t xml:space="preserve">2013;6:333–357.</w:t>
+        <w:t xml:space="preserve">Epidemiology</w:t>
+      </w:r>
+      <w:r>
+        <w:t xml:space="preserve"> </w:t>
+      </w:r>
+      <w:r>
+        <w:t xml:space="preserve">2020;31(3):334–344.</w:t>
+      </w:r>
+      <w:r>
+        <w:t xml:space="preserve"> </w:t>
+      </w:r>
+      <w:r>
+        <w:t xml:space="preserve">doi:10.1097/EDE.0000000000001177</w:t>
       </w:r>
     </w:p>
     <w:p>
@@ -7165,19 +7341,13 @@
           <w:bCs/>
           <w:b/>
         </w:rPr>
-        <w:t xml:space="preserve">[Brett 2018]</w:t>
-      </w:r>
-      <w:r>
-        <w:t xml:space="preserve"> </w:t>
-      </w:r>
-      <w:r>
-        <w:t xml:space="preserve">Brett TS, O'Dea EB, Marty É, Miller PB, Park AW, Drake JM, Rohani P.</w:t>
-      </w:r>
-      <w:r>
-        <w:t xml:space="preserve"> </w:t>
-      </w:r>
-      <w:r>
-        <w:t xml:space="preserve">Anticipating epidemic transitions with imperfect data.</w:t>
+        <w:t xml:space="preserve">[Degtiar 2023]</w:t>
+      </w:r>
+      <w:r>
+        <w:t xml:space="preserve"> </w:t>
+      </w:r>
+      <w:r>
+        <w:t xml:space="preserve">Degtiar I, Rose S. A review of generalizability and transportability.</w:t>
       </w:r>
       <w:r>
         <w:t xml:space="preserve"> </w:t>
@@ -7187,67 +7357,23 @@
           <w:iCs/>
           <w:i/>
         </w:rPr>
-        <w:t xml:space="preserve">PLoS Computational Biology</w:t>
-      </w:r>
-      <w:r>
-        <w:t xml:space="preserve"> </w:t>
-      </w:r>
-      <w:r>
-        <w:t xml:space="preserve">2018;14(6):e1006204. doi:10.1371/journal.pcbi.1006204</w:t>
-      </w:r>
-    </w:p>
-    <w:p>
-      <w:pPr>
-        <w:numPr>
-          <w:ilvl w:val="0"/>
-          <w:numId w:val="1008"/>
-        </w:numPr>
-        <w:pStyle w:val="Compact"/>
-      </w:pPr>
-      <w:r>
-        <w:rPr>
-          <w:bCs/>
-          <w:b/>
-        </w:rPr>
-        <w:t xml:space="preserve">[Southall 2021]</w:t>
-      </w:r>
-      <w:r>
-        <w:t xml:space="preserve"> </w:t>
-      </w:r>
-      <w:r>
-        <w:t xml:space="preserve">Southall E, Brett TS, Tildesley MJ, Dyson L. Early warning signals of</w:t>
-      </w:r>
-      <w:r>
-        <w:t xml:space="preserve"> </w:t>
-      </w:r>
-      <w:r>
-        <w:t xml:space="preserve">infectious disease transitions: a review.</w:t>
-      </w:r>
-      <w:r>
-        <w:t xml:space="preserve"> </w:t>
-      </w:r>
-      <w:r>
-        <w:rPr>
-          <w:iCs/>
-          <w:i/>
-        </w:rPr>
-        <w:t xml:space="preserve">Journal of the Royal Society Interface</w:t>
-      </w:r>
-      <w:r>
-        <w:t xml:space="preserve"> </w:t>
-      </w:r>
-      <w:r>
-        <w:t xml:space="preserve">2021;18(182):20210555. doi:10.1098/rsif.2021.0555</w:t>
-      </w:r>
-    </w:p>
-    <w:bookmarkEnd w:id="86"/>
-    <w:bookmarkStart w:id="87" w:name="conformal-prediction"/>
+        <w:t xml:space="preserve">Annual Review of Statistics and Its Application</w:t>
+      </w:r>
+      <w:r>
+        <w:t xml:space="preserve"> </w:t>
+      </w:r>
+      <w:r>
+        <w:t xml:space="preserve">2023;10:501–524.</w:t>
+      </w:r>
+    </w:p>
+    <w:bookmarkEnd w:id="84"/>
+    <w:bookmarkStart w:id="85" w:name="Xe9922e1c5762c88228c0c87eec70e80a7dd8e43"/>
     <w:p>
       <w:pPr>
         <w:pStyle w:val="Heading2"/>
       </w:pPr>
       <w:r>
-        <w:t xml:space="preserve">Conformal prediction</w:t>
+        <w:t xml:space="preserve">Critical slowing down and resilience indicators</w:t>
       </w:r>
     </w:p>
     <w:p>
@@ -7263,13 +7389,19 @@
           <w:bCs/>
           <w:b/>
         </w:rPr>
-        <w:t xml:space="preserve">[Angelopoulos 2023]</w:t>
-      </w:r>
-      <w:r>
-        <w:t xml:space="preserve"> </w:t>
-      </w:r>
-      <w:r>
-        <w:t xml:space="preserve">Angelopoulos AN, Bates S. Conformal prediction: a gentle introduction.</w:t>
+        <w:t xml:space="preserve">[Scheffer 2009]</w:t>
+      </w:r>
+      <w:r>
+        <w:t xml:space="preserve"> </w:t>
+      </w:r>
+      <w:r>
+        <w:t xml:space="preserve">Scheffer M, Bascompte J, Brock WA, Brovkin V, Carpenter SR, Dakos V, Held H,</w:t>
+      </w:r>
+      <w:r>
+        <w:t xml:space="preserve"> </w:t>
+      </w:r>
+      <w:r>
+        <w:t xml:space="preserve">van Nes EH, Rietkerk M, Sugihara G. Early-warning signals for critical transitions.</w:t>
       </w:r>
       <w:r>
         <w:t xml:space="preserve"> </w:t>
@@ -7279,13 +7411,13 @@
           <w:iCs/>
           <w:i/>
         </w:rPr>
-        <w:t xml:space="preserve">Foundations and Trends in Machine Learning</w:t>
-      </w:r>
-      <w:r>
-        <w:t xml:space="preserve"> </w:t>
-      </w:r>
-      <w:r>
-        <w:t xml:space="preserve">2023;16(4):494–591.</w:t>
+        <w:t xml:space="preserve">Nature</w:t>
+      </w:r>
+      <w:r>
+        <w:t xml:space="preserve"> </w:t>
+      </w:r>
+      <w:r>
+        <w:t xml:space="preserve">2009;461:53–59. doi:10.1038/nature08227</w:t>
       </w:r>
     </w:p>
     <w:p>
@@ -7301,19 +7433,19 @@
           <w:bCs/>
           <w:b/>
         </w:rPr>
-        <w:t xml:space="preserve">[Barber 2023]</w:t>
-      </w:r>
-      <w:r>
-        <w:t xml:space="preserve"> </w:t>
-      </w:r>
-      <w:r>
-        <w:t xml:space="preserve">Barber RF, Candès EJ, Ramdas A, Tibshirani RJ. Conformal prediction beyond</w:t>
-      </w:r>
-      <w:r>
-        <w:t xml:space="preserve"> </w:t>
-      </w:r>
-      <w:r>
-        <w:t xml:space="preserve">exchangeability.</w:t>
+        <w:t xml:space="preserve">[O'Regan 2013]</w:t>
+      </w:r>
+      <w:r>
+        <w:t xml:space="preserve"> </w:t>
+      </w:r>
+      <w:r>
+        <w:t xml:space="preserve">O'Regan SM, Drake JM. Theory of early warning signals of disease emergence</w:t>
+      </w:r>
+      <w:r>
+        <w:t xml:space="preserve"> </w:t>
+      </w:r>
+      <w:r>
+        <w:t xml:space="preserve">and leading indicators of elimination.</w:t>
       </w:r>
       <w:r>
         <w:t xml:space="preserve"> </w:t>
@@ -7323,23 +7455,111 @@
           <w:iCs/>
           <w:i/>
         </w:rPr>
-        <w:t xml:space="preserve">Annals of Statistics</w:t>
-      </w:r>
-      <w:r>
-        <w:t xml:space="preserve"> </w:t>
-      </w:r>
-      <w:r>
-        <w:t xml:space="preserve">2023;51(2):816–845.</w:t>
-      </w:r>
-    </w:p>
-    <w:bookmarkEnd w:id="87"/>
-    <w:bookmarkStart w:id="88" w:name="regime-switching-and-extremes"/>
+        <w:t xml:space="preserve">Theoretical Ecology</w:t>
+      </w:r>
+      <w:r>
+        <w:t xml:space="preserve"> </w:t>
+      </w:r>
+      <w:r>
+        <w:t xml:space="preserve">2013;6:333–357.</w:t>
+      </w:r>
+    </w:p>
+    <w:p>
+      <w:pPr>
+        <w:numPr>
+          <w:ilvl w:val="0"/>
+          <w:numId w:val="1009"/>
+        </w:numPr>
+        <w:pStyle w:val="Compact"/>
+      </w:pPr>
+      <w:r>
+        <w:rPr>
+          <w:bCs/>
+          <w:b/>
+        </w:rPr>
+        <w:t xml:space="preserve">[Brett 2018]</w:t>
+      </w:r>
+      <w:r>
+        <w:t xml:space="preserve"> </w:t>
+      </w:r>
+      <w:r>
+        <w:t xml:space="preserve">Brett TS, O'Dea EB, Marty É, Miller PB, Park AW, Drake JM, Rohani P.</w:t>
+      </w:r>
+      <w:r>
+        <w:t xml:space="preserve"> </w:t>
+      </w:r>
+      <w:r>
+        <w:t xml:space="preserve">Anticipating epidemic transitions with imperfect data.</w:t>
+      </w:r>
+      <w:r>
+        <w:t xml:space="preserve"> </w:t>
+      </w:r>
+      <w:r>
+        <w:rPr>
+          <w:iCs/>
+          <w:i/>
+        </w:rPr>
+        <w:t xml:space="preserve">PLoS Computational Biology</w:t>
+      </w:r>
+      <w:r>
+        <w:t xml:space="preserve"> </w:t>
+      </w:r>
+      <w:r>
+        <w:t xml:space="preserve">2018;14(6):e1006204. doi:10.1371/journal.pcbi.1006204</w:t>
+      </w:r>
+    </w:p>
+    <w:p>
+      <w:pPr>
+        <w:numPr>
+          <w:ilvl w:val="0"/>
+          <w:numId w:val="1009"/>
+        </w:numPr>
+        <w:pStyle w:val="Compact"/>
+      </w:pPr>
+      <w:r>
+        <w:rPr>
+          <w:bCs/>
+          <w:b/>
+        </w:rPr>
+        <w:t xml:space="preserve">[Southall 2021]</w:t>
+      </w:r>
+      <w:r>
+        <w:t xml:space="preserve"> </w:t>
+      </w:r>
+      <w:r>
+        <w:t xml:space="preserve">Southall E, Brett TS, Tildesley MJ, Dyson L. Early warning signals of</w:t>
+      </w:r>
+      <w:r>
+        <w:t xml:space="preserve"> </w:t>
+      </w:r>
+      <w:r>
+        <w:t xml:space="preserve">infectious disease transitions: a review.</w:t>
+      </w:r>
+      <w:r>
+        <w:t xml:space="preserve"> </w:t>
+      </w:r>
+      <w:r>
+        <w:rPr>
+          <w:iCs/>
+          <w:i/>
+        </w:rPr>
+        <w:t xml:space="preserve">Journal of the Royal Society Interface</w:t>
+      </w:r>
+      <w:r>
+        <w:t xml:space="preserve"> </w:t>
+      </w:r>
+      <w:r>
+        <w:t xml:space="preserve">2021;18(182):20210555. doi:10.1098/rsif.2021.0555</w:t>
+      </w:r>
+    </w:p>
+    <w:bookmarkEnd w:id="85"/>
+    <w:bookmarkStart w:id="86" w:name="conformal-prediction"/>
     <w:p>
       <w:pPr>
         <w:pStyle w:val="Heading2"/>
       </w:pPr>
       <w:r>
-        <w:t xml:space="preserve">Regime switching and extremes</w:t>
+        <w:t xml:space="preserve">Conformal prediction</w:t>
       </w:r>
     </w:p>
     <w:p>
@@ -7355,19 +7575,13 @@
           <w:bCs/>
           <w:b/>
         </w:rPr>
-        <w:t xml:space="preserve">[Hamilton 1989]</w:t>
-      </w:r>
-      <w:r>
-        <w:t xml:space="preserve"> </w:t>
-      </w:r>
-      <w:r>
-        <w:t xml:space="preserve">Hamilton JD. A new approach to the economic analysis of nonstationary time</w:t>
-      </w:r>
-      <w:r>
-        <w:t xml:space="preserve"> </w:t>
-      </w:r>
-      <w:r>
-        <w:t xml:space="preserve">series and the business cycle.</w:t>
+        <w:t xml:space="preserve">[Angelopoulos 2023]</w:t>
+      </w:r>
+      <w:r>
+        <w:t xml:space="preserve"> </w:t>
+      </w:r>
+      <w:r>
+        <w:t xml:space="preserve">Angelopoulos AN, Bates S. Conformal prediction: a gentle introduction.</w:t>
       </w:r>
       <w:r>
         <w:t xml:space="preserve"> </w:t>
@@ -7377,13 +7591,13 @@
           <w:iCs/>
           <w:i/>
         </w:rPr>
-        <w:t xml:space="preserve">Econometrica</w:t>
-      </w:r>
-      <w:r>
-        <w:t xml:space="preserve"> </w:t>
-      </w:r>
-      <w:r>
-        <w:t xml:space="preserve">1989;57(2):357–384.</w:t>
+        <w:t xml:space="preserve">Foundations and Trends in Machine Learning</w:t>
+      </w:r>
+      <w:r>
+        <w:t xml:space="preserve"> </w:t>
+      </w:r>
+      <w:r>
+        <w:t xml:space="preserve">2023;16(4):494–591.</w:t>
       </w:r>
     </w:p>
     <w:p>
@@ -7399,13 +7613,19 @@
           <w:bCs/>
           <w:b/>
         </w:rPr>
-        <w:t xml:space="preserve">[Coles 2001]</w:t>
-      </w:r>
-      <w:r>
-        <w:t xml:space="preserve"> </w:t>
-      </w:r>
-      <w:r>
-        <w:t xml:space="preserve">Coles S.</w:t>
+        <w:t xml:space="preserve">[Barber 2023]</w:t>
+      </w:r>
+      <w:r>
+        <w:t xml:space="preserve"> </w:t>
+      </w:r>
+      <w:r>
+        <w:t xml:space="preserve">Barber RF, Candès EJ, Ramdas A, Tibshirani RJ. Conformal prediction beyond</w:t>
+      </w:r>
+      <w:r>
+        <w:t xml:space="preserve"> </w:t>
+      </w:r>
+      <w:r>
+        <w:t xml:space="preserve">exchangeability.</w:t>
       </w:r>
       <w:r>
         <w:t xml:space="preserve"> </w:t>
@@ -7415,73 +7635,23 @@
           <w:iCs/>
           <w:i/>
         </w:rPr>
-        <w:t xml:space="preserve">An Introduction to Statistical Modeling of Extreme Values.</w:t>
-      </w:r>
-      <w:r>
-        <w:t xml:space="preserve"> </w:t>
-      </w:r>
-      <w:r>
-        <w:t xml:space="preserve">Springer, 2001. doi:10.1007/978-1-4471-3675-0</w:t>
-      </w:r>
-    </w:p>
-    <w:p>
-      <w:pPr>
-        <w:numPr>
-          <w:ilvl w:val="0"/>
-          <w:numId w:val="1010"/>
-        </w:numPr>
-        <w:pStyle w:val="Compact"/>
-      </w:pPr>
-      <w:r>
-        <w:rPr>
-          <w:bCs/>
-          <w:b/>
-        </w:rPr>
-        <w:t xml:space="preserve">[Ranjbar 2022]</w:t>
-      </w:r>
-      <w:r>
-        <w:t xml:space="preserve"> </w:t>
-      </w:r>
-      <w:r>
-        <w:t xml:space="preserve">Ranjbar S, Cantoni E, Chavez-Demoulin V, Marra G, Radice R, Jaton-Ogay K.</w:t>
-      </w:r>
-      <w:r>
-        <w:t xml:space="preserve"> </w:t>
-      </w:r>
-      <w:r>
-        <w:t xml:space="preserve">Modelling the extremes of seasonal viruses and hospital congestion: the example of flu in a</w:t>
-      </w:r>
-      <w:r>
-        <w:t xml:space="preserve"> </w:t>
-      </w:r>
-      <w:r>
-        <w:t xml:space="preserve">Swiss hospital.</w:t>
-      </w:r>
-      <w:r>
-        <w:t xml:space="preserve"> </w:t>
-      </w:r>
-      <w:r>
-        <w:rPr>
-          <w:iCs/>
-          <w:i/>
-        </w:rPr>
-        <w:t xml:space="preserve">Journal of the Royal Statistical Society Series C (Applied Statistics)</w:t>
-      </w:r>
-      <w:r>
-        <w:t xml:space="preserve"> </w:t>
-      </w:r>
-      <w:r>
-        <w:t xml:space="preserve">2022;71(4):884–905. doi:10.1111/rssc.12559</w:t>
-      </w:r>
-    </w:p>
-    <w:bookmarkEnd w:id="88"/>
-    <w:bookmarkStart w:id="89" w:name="heat-air-quality-and-emergency-demand"/>
+        <w:t xml:space="preserve">Annals of Statistics</w:t>
+      </w:r>
+      <w:r>
+        <w:t xml:space="preserve"> </w:t>
+      </w:r>
+      <w:r>
+        <w:t xml:space="preserve">2023;51(2):816–845.</w:t>
+      </w:r>
+    </w:p>
+    <w:bookmarkEnd w:id="86"/>
+    <w:bookmarkStart w:id="87" w:name="X5d64c38a8f3f1d886c30bed55f6f9ab6a8b4433"/>
     <w:p>
       <w:pPr>
         <w:pStyle w:val="Heading2"/>
       </w:pPr>
       <w:r>
-        <w:t xml:space="preserve">Heat, air quality and emergency demand</w:t>
+        <w:t xml:space="preserve">Model components: regimes, extremes and transmission</w:t>
       </w:r>
     </w:p>
     <w:p>
@@ -7497,25 +7667,13 @@
           <w:bCs/>
           <w:b/>
         </w:rPr>
-        <w:t xml:space="preserve">[Schulte 2024]</w:t>
-      </w:r>
-      <w:r>
-        <w:t xml:space="preserve"> </w:t>
-      </w:r>
-      <w:r>
-        <w:t xml:space="preserve">Schulte F, Röösli M, Ragettli MS. Risk, attributable fraction and</w:t>
-      </w:r>
-      <w:r>
-        <w:t xml:space="preserve"> </w:t>
-      </w:r>
-      <w:r>
-        <w:t xml:space="preserve">attributable number of cause-specific heat-related emergency hospital admissions in</w:t>
-      </w:r>
-      <w:r>
-        <w:t xml:space="preserve"> </w:t>
-      </w:r>
-      <w:r>
-        <w:t xml:space="preserve">Switzerland.</w:t>
+        <w:t xml:space="preserve">[Keeling 2008]</w:t>
+      </w:r>
+      <w:r>
+        <w:t xml:space="preserve"> </w:t>
+      </w:r>
+      <w:r>
+        <w:t xml:space="preserve">Keeling MJ, Rohani P.</w:t>
       </w:r>
       <w:r>
         <w:t xml:space="preserve"> </w:t>
@@ -7525,19 +7683,27 @@
           <w:iCs/>
           <w:i/>
         </w:rPr>
-        <w:t xml:space="preserve">International Journal of Public Health</w:t>
-      </w:r>
-      <w:r>
-        <w:t xml:space="preserve"> </w:t>
-      </w:r>
-      <w:r>
-        <w:t xml:space="preserve">2024;69:1607349.</w:t>
-      </w:r>
-      <w:r>
-        <w:t xml:space="preserve"> </w:t>
-      </w:r>
-      <w:r>
-        <w:t xml:space="preserve">doi:10.3389/ijph.2024.1607349</w:t>
+        <w:t xml:space="preserve">Modeling Infectious Diseases in Humans and</w:t>
+      </w:r>
+      <w:r>
+        <w:rPr>
+          <w:iCs/>
+          <w:i/>
+        </w:rPr>
+        <w:t xml:space="preserve"> </w:t>
+      </w:r>
+      <w:r>
+        <w:rPr>
+          <w:iCs/>
+          <w:i/>
+        </w:rPr>
+        <w:t xml:space="preserve">Animals.</w:t>
+      </w:r>
+      <w:r>
+        <w:t xml:space="preserve"> </w:t>
+      </w:r>
+      <w:r>
+        <w:t xml:space="preserve">Princeton University Press, 2008.</w:t>
       </w:r>
     </w:p>
     <w:p>
@@ -7553,19 +7719,19 @@
           <w:bCs/>
           <w:b/>
         </w:rPr>
-        <w:t xml:space="preserve">[Ragettli 2019]</w:t>
-      </w:r>
-      <w:r>
-        <w:t xml:space="preserve"> </w:t>
-      </w:r>
-      <w:r>
-        <w:t xml:space="preserve">Ragettli MS, Vicedo-Cabrera AM, Schindler C, Röösli M. Impact of the warm</w:t>
-      </w:r>
-      <w:r>
-        <w:t xml:space="preserve"> </w:t>
-      </w:r>
-      <w:r>
-        <w:t xml:space="preserve">summer 2015 on emergency hospital admissions in Switzerland.</w:t>
+        <w:t xml:space="preserve">[Hamilton 1989]</w:t>
+      </w:r>
+      <w:r>
+        <w:t xml:space="preserve"> </w:t>
+      </w:r>
+      <w:r>
+        <w:t xml:space="preserve">Hamilton JD. A new approach to the economic analysis of nonstationary time</w:t>
+      </w:r>
+      <w:r>
+        <w:t xml:space="preserve"> </w:t>
+      </w:r>
+      <w:r>
+        <w:t xml:space="preserve">series and the business cycle.</w:t>
       </w:r>
       <w:r>
         <w:t xml:space="preserve"> </w:t>
@@ -7575,13 +7741,13 @@
           <w:iCs/>
           <w:i/>
         </w:rPr>
-        <w:t xml:space="preserve">Environmental Health</w:t>
-      </w:r>
-      <w:r>
-        <w:t xml:space="preserve"> </w:t>
-      </w:r>
-      <w:r>
-        <w:t xml:space="preserve">2019;18:66. doi:10.1186/s12940-019-0507-1</w:t>
+        <w:t xml:space="preserve">Econometrica</w:t>
+      </w:r>
+      <w:r>
+        <w:t xml:space="preserve"> </w:t>
+      </w:r>
+      <w:r>
+        <w:t xml:space="preserve">1989;57(2):357–384.</w:t>
       </w:r>
     </w:p>
     <w:p>
@@ -7597,25 +7763,13 @@
           <w:bCs/>
           <w:b/>
         </w:rPr>
-        <w:t xml:space="preserve">[Zheng 2015]</w:t>
-      </w:r>
-      <w:r>
-        <w:t xml:space="preserve"> </w:t>
-      </w:r>
-      <w:r>
-        <w:t xml:space="preserve">Zheng XY, Ding H, Jiang LN, Chen SW, Zheng JP, Qiu M, Zhou YX, Chen Q,</w:t>
-      </w:r>
-      <w:r>
-        <w:t xml:space="preserve"> </w:t>
-      </w:r>
-      <w:r>
-        <w:t xml:space="preserve">Guan WJ. Association between air pollutants and asthma emergency room visits and hospital</w:t>
-      </w:r>
-      <w:r>
-        <w:t xml:space="preserve"> </w:t>
-      </w:r>
-      <w:r>
-        <w:t xml:space="preserve">admissions in time series studies: a systematic review and meta-analysis.</w:t>
+        <w:t xml:space="preserve">[Coles 2001]</w:t>
+      </w:r>
+      <w:r>
+        <w:t xml:space="preserve"> </w:t>
+      </w:r>
+      <w:r>
+        <w:t xml:space="preserve">Coles S.</w:t>
       </w:r>
       <w:r>
         <w:t xml:space="preserve"> </w:t>
@@ -7625,13 +7779,13 @@
           <w:iCs/>
           <w:i/>
         </w:rPr>
-        <w:t xml:space="preserve">PLoS ONE</w:t>
-      </w:r>
-      <w:r>
-        <w:t xml:space="preserve"> </w:t>
-      </w:r>
-      <w:r>
-        <w:t xml:space="preserve">2015;10(9):e0138146. doi:10.1371/journal.pone.0138146</w:t>
+        <w:t xml:space="preserve">An Introduction to Statistical Modeling of Extreme Values.</w:t>
+      </w:r>
+      <w:r>
+        <w:t xml:space="preserve"> </w:t>
+      </w:r>
+      <w:r>
+        <w:t xml:space="preserve">Springer, 2001. doi:10.1007/978-1-4471-3675-0</w:t>
       </w:r>
     </w:p>
     <w:p>
@@ -7647,25 +7801,25 @@
           <w:bCs/>
           <w:b/>
         </w:rPr>
-        <w:t xml:space="preserve">[Lung 2021]</w:t>
-      </w:r>
-      <w:r>
-        <w:t xml:space="preserve"> </w:t>
-      </w:r>
-      <w:r>
-        <w:t xml:space="preserve">Lung S-CC, Yeh J-CJ, Hwang J-S. Selecting thresholds of heat-warning systems</w:t>
-      </w:r>
-      <w:r>
-        <w:t xml:space="preserve"> </w:t>
-      </w:r>
-      <w:r>
-        <w:t xml:space="preserve">with substantial enhancement of essential population health outcomes for facilitating</w:t>
-      </w:r>
-      <w:r>
-        <w:t xml:space="preserve"> </w:t>
-      </w:r>
-      <w:r>
-        <w:t xml:space="preserve">implementation.</w:t>
+        <w:t xml:space="preserve">[Ranjbar 2022]</w:t>
+      </w:r>
+      <w:r>
+        <w:t xml:space="preserve"> </w:t>
+      </w:r>
+      <w:r>
+        <w:t xml:space="preserve">Ranjbar S, Cantoni E, Chavez-Demoulin V, Marra G, Radice R, Jaton-Ogay K.</w:t>
+      </w:r>
+      <w:r>
+        <w:t xml:space="preserve"> </w:t>
+      </w:r>
+      <w:r>
+        <w:t xml:space="preserve">Modelling the extremes of seasonal viruses and hospital congestion: the example of flu in a</w:t>
+      </w:r>
+      <w:r>
+        <w:t xml:space="preserve"> </w:t>
+      </w:r>
+      <w:r>
+        <w:t xml:space="preserve">Swiss hospital.</w:t>
       </w:r>
       <w:r>
         <w:t xml:space="preserve"> </w:t>
@@ -7675,23 +7829,23 @@
           <w:iCs/>
           <w:i/>
         </w:rPr>
-        <w:t xml:space="preserve">International Journal of Environmental Research and Public Health</w:t>
-      </w:r>
-      <w:r>
-        <w:t xml:space="preserve"> </w:t>
-      </w:r>
-      <w:r>
-        <w:t xml:space="preserve">2021;18(18):9506. doi:10.3390/ijerph18189506</w:t>
-      </w:r>
-    </w:p>
-    <w:bookmarkEnd w:id="89"/>
-    <w:bookmarkStart w:id="90" w:name="evaluation-and-decision-value"/>
+        <w:t xml:space="preserve">Journal of the Royal Statistical Society Series C (Applied Statistics)</w:t>
+      </w:r>
+      <w:r>
+        <w:t xml:space="preserve"> </w:t>
+      </w:r>
+      <w:r>
+        <w:t xml:space="preserve">2022;71(4):884–905. doi:10.1111/rssc.12559</w:t>
+      </w:r>
+    </w:p>
+    <w:bookmarkEnd w:id="87"/>
+    <w:bookmarkStart w:id="88" w:name="heat-air-quality-and-emergency-demand"/>
     <w:p>
       <w:pPr>
         <w:pStyle w:val="Heading2"/>
       </w:pPr>
       <w:r>
-        <w:t xml:space="preserve">Evaluation and decision value</w:t>
+        <w:t xml:space="preserve">Heat, air quality and emergency demand</w:t>
       </w:r>
     </w:p>
     <w:p>
@@ -7707,19 +7861,25 @@
           <w:bCs/>
           <w:b/>
         </w:rPr>
-        <w:t xml:space="preserve">[Gneiting 2007]</w:t>
-      </w:r>
-      <w:r>
-        <w:t xml:space="preserve"> </w:t>
-      </w:r>
-      <w:r>
-        <w:t xml:space="preserve">Gneiting T, Raftery AE. Strictly proper scoring rules, prediction, and</w:t>
-      </w:r>
-      <w:r>
-        <w:t xml:space="preserve"> </w:t>
-      </w:r>
-      <w:r>
-        <w:t xml:space="preserve">estimation.</w:t>
+        <w:t xml:space="preserve">[Schulte 2024]</w:t>
+      </w:r>
+      <w:r>
+        <w:t xml:space="preserve"> </w:t>
+      </w:r>
+      <w:r>
+        <w:t xml:space="preserve">Schulte F, Röösli M, Ragettli MS. Risk, attributable fraction and</w:t>
+      </w:r>
+      <w:r>
+        <w:t xml:space="preserve"> </w:t>
+      </w:r>
+      <w:r>
+        <w:t xml:space="preserve">attributable number of cause-specific heat-related emergency hospital admissions in</w:t>
+      </w:r>
+      <w:r>
+        <w:t xml:space="preserve"> </w:t>
+      </w:r>
+      <w:r>
+        <w:t xml:space="preserve">Switzerland.</w:t>
       </w:r>
       <w:r>
         <w:t xml:space="preserve"> </w:t>
@@ -7729,13 +7889,19 @@
           <w:iCs/>
           <w:i/>
         </w:rPr>
-        <w:t xml:space="preserve">Journal of the American Statistical Association</w:t>
-      </w:r>
-      <w:r>
-        <w:t xml:space="preserve"> </w:t>
-      </w:r>
-      <w:r>
-        <w:t xml:space="preserve">2007;102(477):359–378.</w:t>
+        <w:t xml:space="preserve">International Journal of Public Health</w:t>
+      </w:r>
+      <w:r>
+        <w:t xml:space="preserve"> </w:t>
+      </w:r>
+      <w:r>
+        <w:t xml:space="preserve">2024;69:1607349.</w:t>
+      </w:r>
+      <w:r>
+        <w:t xml:space="preserve"> </w:t>
+      </w:r>
+      <w:r>
+        <w:t xml:space="preserve">doi:10.3389/ijph.2024.1607349</w:t>
       </w:r>
     </w:p>
     <w:p>
@@ -7751,19 +7917,19 @@
           <w:bCs/>
           <w:b/>
         </w:rPr>
-        <w:t xml:space="preserve">[Vickers 2006]</w:t>
-      </w:r>
-      <w:r>
-        <w:t xml:space="preserve"> </w:t>
-      </w:r>
-      <w:r>
-        <w:t xml:space="preserve">Vickers AJ, Elkin EB. Decision curve analysis: a novel method for evaluating</w:t>
-      </w:r>
-      <w:r>
-        <w:t xml:space="preserve"> </w:t>
-      </w:r>
-      <w:r>
-        <w:t xml:space="preserve">prediction models.</w:t>
+        <w:t xml:space="preserve">[Ragettli 2019]</w:t>
+      </w:r>
+      <w:r>
+        <w:t xml:space="preserve"> </w:t>
+      </w:r>
+      <w:r>
+        <w:t xml:space="preserve">Ragettli MS, Vicedo-Cabrera AM, Schindler C, Röösli M. Impact of the warm</w:t>
+      </w:r>
+      <w:r>
+        <w:t xml:space="preserve"> </w:t>
+      </w:r>
+      <w:r>
+        <w:t xml:space="preserve">summer 2015 on emergency hospital admissions in Switzerland.</w:t>
       </w:r>
       <w:r>
         <w:t xml:space="preserve"> </w:t>
@@ -7773,13 +7939,13 @@
           <w:iCs/>
           <w:i/>
         </w:rPr>
-        <w:t xml:space="preserve">Medical Decision Making</w:t>
-      </w:r>
-      <w:r>
-        <w:t xml:space="preserve"> </w:t>
-      </w:r>
-      <w:r>
-        <w:t xml:space="preserve">2006;26(6):565–574.</w:t>
+        <w:t xml:space="preserve">Environmental Health</w:t>
+      </w:r>
+      <w:r>
+        <w:t xml:space="preserve"> </w:t>
+      </w:r>
+      <w:r>
+        <w:t xml:space="preserve">2019;18:66. doi:10.1186/s12940-019-0507-1</w:t>
       </w:r>
     </w:p>
     <w:p>
@@ -7795,31 +7961,25 @@
           <w:bCs/>
           <w:b/>
         </w:rPr>
-        <w:t xml:space="preserve">[Winters 2018]</w:t>
-      </w:r>
-      <w:r>
-        <w:t xml:space="preserve"> </w:t>
-      </w:r>
-      <w:r>
-        <w:t xml:space="preserve">Winters BD, Cvach MM, Bonafide CP, Hu X, Konkani A, O'Connor MF,</w:t>
-      </w:r>
-      <w:r>
-        <w:t xml:space="preserve"> </w:t>
-      </w:r>
-      <w:r>
-        <w:t xml:space="preserve">Rothschild JM, Selby NM, Pelter MM, McLean B, Kane-Gill SL. Technological distractions</w:t>
-      </w:r>
-      <w:r>
-        <w:t xml:space="preserve"> </w:t>
-      </w:r>
-      <w:r>
-        <w:t xml:space="preserve">(part 2): a summary of approaches to manage clinical alarms with intent to reduce alarm</w:t>
-      </w:r>
-      <w:r>
-        <w:t xml:space="preserve"> </w:t>
-      </w:r>
-      <w:r>
-        <w:t xml:space="preserve">fatigue.</w:t>
+        <w:t xml:space="preserve">[Zheng 2015]</w:t>
+      </w:r>
+      <w:r>
+        <w:t xml:space="preserve"> </w:t>
+      </w:r>
+      <w:r>
+        <w:t xml:space="preserve">Zheng XY, Ding H, Jiang LN, Chen SW, Zheng JP, Qiu M, Zhou YX, Chen Q,</w:t>
+      </w:r>
+      <w:r>
+        <w:t xml:space="preserve"> </w:t>
+      </w:r>
+      <w:r>
+        <w:t xml:space="preserve">Guan WJ. Association between air pollutants and asthma emergency room visits and hospital</w:t>
+      </w:r>
+      <w:r>
+        <w:t xml:space="preserve"> </w:t>
+      </w:r>
+      <w:r>
+        <w:t xml:space="preserve">admissions in time series studies: a systematic review and meta-analysis.</w:t>
       </w:r>
       <w:r>
         <w:t xml:space="preserve"> </w:t>
@@ -7829,23 +7989,73 @@
           <w:iCs/>
           <w:i/>
         </w:rPr>
-        <w:t xml:space="preserve">Critical Care Medicine</w:t>
-      </w:r>
-      <w:r>
-        <w:t xml:space="preserve"> </w:t>
-      </w:r>
-      <w:r>
-        <w:t xml:space="preserve">2018;46(1):130–137.</w:t>
-      </w:r>
-    </w:p>
-    <w:bookmarkEnd w:id="90"/>
-    <w:bookmarkStart w:id="91" w:name="own-work-cited-in-the-plan"/>
+        <w:t xml:space="preserve">PLoS ONE</w:t>
+      </w:r>
+      <w:r>
+        <w:t xml:space="preserve"> </w:t>
+      </w:r>
+      <w:r>
+        <w:t xml:space="preserve">2015;10(9):e0138146. doi:10.1371/journal.pone.0138146</w:t>
+      </w:r>
+    </w:p>
+    <w:p>
+      <w:pPr>
+        <w:numPr>
+          <w:ilvl w:val="0"/>
+          <w:numId w:val="1012"/>
+        </w:numPr>
+        <w:pStyle w:val="Compact"/>
+      </w:pPr>
+      <w:r>
+        <w:rPr>
+          <w:bCs/>
+          <w:b/>
+        </w:rPr>
+        <w:t xml:space="preserve">[Lung 2021]</w:t>
+      </w:r>
+      <w:r>
+        <w:t xml:space="preserve"> </w:t>
+      </w:r>
+      <w:r>
+        <w:t xml:space="preserve">Lung S-CC, Yeh J-CJ, Hwang J-S. Selecting thresholds of heat-warning systems</w:t>
+      </w:r>
+      <w:r>
+        <w:t xml:space="preserve"> </w:t>
+      </w:r>
+      <w:r>
+        <w:t xml:space="preserve">with substantial enhancement of essential population health outcomes for facilitating</w:t>
+      </w:r>
+      <w:r>
+        <w:t xml:space="preserve"> </w:t>
+      </w:r>
+      <w:r>
+        <w:t xml:space="preserve">implementation.</w:t>
+      </w:r>
+      <w:r>
+        <w:t xml:space="preserve"> </w:t>
+      </w:r>
+      <w:r>
+        <w:rPr>
+          <w:iCs/>
+          <w:i/>
+        </w:rPr>
+        <w:t xml:space="preserve">International Journal of Environmental Research and Public Health</w:t>
+      </w:r>
+      <w:r>
+        <w:t xml:space="preserve"> </w:t>
+      </w:r>
+      <w:r>
+        <w:t xml:space="preserve">2021;18(18):9506. doi:10.3390/ijerph18189506</w:t>
+      </w:r>
+    </w:p>
+    <w:bookmarkEnd w:id="88"/>
+    <w:bookmarkStart w:id="89" w:name="evaluation-and-decision-value"/>
     <w:p>
       <w:pPr>
         <w:pStyle w:val="Heading2"/>
       </w:pPr>
       <w:r>
-        <w:t xml:space="preserve">Own work cited in the plan</w:t>
+        <w:t xml:space="preserve">Evaluation and decision value</w:t>
       </w:r>
     </w:p>
     <w:p>
@@ -7861,25 +8071,25 @@
           <w:bCs/>
           <w:b/>
         </w:rPr>
-        <w:t xml:space="preserve">[Orel 2022]</w:t>
-      </w:r>
-      <w:r>
-        <w:t xml:space="preserve"> </w:t>
-      </w:r>
-      <w:r>
-        <w:t xml:space="preserve">Orel E, Esra R, Estill J, Thiabaud A, Marchand-Maillet S, Merzouki A,</w:t>
-      </w:r>
-      <w:r>
-        <w:t xml:space="preserve"> </w:t>
-      </w:r>
-      <w:r>
-        <w:t xml:space="preserve">Keiser O. Prediction of HIV status based on socio-behavioural characteristics in East and</w:t>
-      </w:r>
-      <w:r>
-        <w:t xml:space="preserve"> </w:t>
-      </w:r>
-      <w:r>
-        <w:t xml:space="preserve">Southern Africa.</w:t>
+        <w:t xml:space="preserve">[Collins 2015]</w:t>
+      </w:r>
+      <w:r>
+        <w:t xml:space="preserve"> </w:t>
+      </w:r>
+      <w:r>
+        <w:t xml:space="preserve">Collins GS, Reitsma JB, Altman DG, Moons KGM. Transparent reporting of a</w:t>
+      </w:r>
+      <w:r>
+        <w:t xml:space="preserve"> </w:t>
+      </w:r>
+      <w:r>
+        <w:t xml:space="preserve">multivariable prediction model for individual prognosis or diagnosis (TRIPOD): the TRIPOD</w:t>
+      </w:r>
+      <w:r>
+        <w:t xml:space="preserve"> </w:t>
+      </w:r>
+      <w:r>
+        <w:t xml:space="preserve">statement.</w:t>
       </w:r>
       <w:r>
         <w:t xml:space="preserve"> </w:t>
@@ -7889,13 +8099,13 @@
           <w:iCs/>
           <w:i/>
         </w:rPr>
-        <w:t xml:space="preserve">PLoS ONE</w:t>
-      </w:r>
-      <w:r>
-        <w:t xml:space="preserve"> </w:t>
-      </w:r>
-      <w:r>
-        <w:t xml:space="preserve">2022;17(3):e0264429. doi:10.1371/journal.pone.0264429</w:t>
+        <w:t xml:space="preserve">BMJ</w:t>
+      </w:r>
+      <w:r>
+        <w:t xml:space="preserve"> </w:t>
+      </w:r>
+      <w:r>
+        <w:t xml:space="preserve">2015;350:g7594. doi:10.1136/bmj.g7594</w:t>
       </w:r>
     </w:p>
     <w:p>
@@ -7911,25 +8121,19 @@
           <w:bCs/>
           <w:b/>
         </w:rPr>
-        <w:t xml:space="preserve">[Orel 2024]</w:t>
-      </w:r>
-      <w:r>
-        <w:t xml:space="preserve"> </w:t>
-      </w:r>
-      <w:r>
-        <w:t xml:space="preserve">Orel E, Sobel J, Zanella MC, Iten A, Kaiser L, Keiser O, Vetter P. Difference</w:t>
-      </w:r>
-      <w:r>
-        <w:t xml:space="preserve"> </w:t>
-      </w:r>
-      <w:r>
-        <w:t xml:space="preserve">in clinical severity between Delta variant and Omicron sub-lineages in a Swiss tertiary</w:t>
-      </w:r>
-      <w:r>
-        <w:t xml:space="preserve"> </w:t>
-      </w:r>
-      <w:r>
-        <w:t xml:space="preserve">center.</w:t>
+        <w:t xml:space="preserve">[Gneiting 2007]</w:t>
+      </w:r>
+      <w:r>
+        <w:t xml:space="preserve"> </w:t>
+      </w:r>
+      <w:r>
+        <w:t xml:space="preserve">Gneiting T, Raftery AE. Strictly proper scoring rules, prediction, and</w:t>
+      </w:r>
+      <w:r>
+        <w:t xml:space="preserve"> </w:t>
+      </w:r>
+      <w:r>
+        <w:t xml:space="preserve">estimation.</w:t>
       </w:r>
       <w:r>
         <w:t xml:space="preserve"> </w:t>
@@ -7939,13 +8143,13 @@
           <w:iCs/>
           <w:i/>
         </w:rPr>
-        <w:t xml:space="preserve">CMI Communications</w:t>
-      </w:r>
-      <w:r>
-        <w:t xml:space="preserve"> </w:t>
-      </w:r>
-      <w:r>
-        <w:t xml:space="preserve">2024.</w:t>
+        <w:t xml:space="preserve">Journal of the American Statistical Association</w:t>
+      </w:r>
+      <w:r>
+        <w:t xml:space="preserve"> </w:t>
+      </w:r>
+      <w:r>
+        <w:t xml:space="preserve">2007;102(477):359–378.</w:t>
       </w:r>
     </w:p>
     <w:p>
@@ -7961,25 +8165,19 @@
           <w:bCs/>
           <w:b/>
         </w:rPr>
-        <w:t xml:space="preserve">[Estill 2020]</w:t>
-      </w:r>
-      <w:r>
-        <w:t xml:space="preserve"> </w:t>
-      </w:r>
-      <w:r>
-        <w:t xml:space="preserve">Estill J, Venkova-Marchevska P, Roelens M, Orel E, Temerev A, Flahault A,</w:t>
-      </w:r>
-      <w:r>
-        <w:t xml:space="preserve"> </w:t>
-      </w:r>
-      <w:r>
-        <w:t xml:space="preserve">Keiser O. Future scenarios for the SARS-CoV-2 epidemic in Switzerland: an age-structured</w:t>
-      </w:r>
-      <w:r>
-        <w:t xml:space="preserve"> </w:t>
-      </w:r>
-      <w:r>
-        <w:t xml:space="preserve">model.</w:t>
+        <w:t xml:space="preserve">[Vickers 2006]</w:t>
+      </w:r>
+      <w:r>
+        <w:t xml:space="preserve"> </w:t>
+      </w:r>
+      <w:r>
+        <w:t xml:space="preserve">Vickers AJ, Elkin EB. Decision curve analysis: a novel method for evaluating</w:t>
+      </w:r>
+      <w:r>
+        <w:t xml:space="preserve"> </w:t>
+      </w:r>
+      <w:r>
+        <w:t xml:space="preserve">prediction models.</w:t>
       </w:r>
       <w:r>
         <w:t xml:space="preserve"> </w:t>
@@ -7989,13 +8187,13 @@
           <w:iCs/>
           <w:i/>
         </w:rPr>
-        <w:t xml:space="preserve">F1000Research</w:t>
-      </w:r>
-      <w:r>
-        <w:t xml:space="preserve"> </w:t>
-      </w:r>
-      <w:r>
-        <w:t xml:space="preserve">2020;9.</w:t>
+        <w:t xml:space="preserve">Medical Decision Making</w:t>
+      </w:r>
+      <w:r>
+        <w:t xml:space="preserve"> </w:t>
+      </w:r>
+      <w:r>
+        <w:t xml:space="preserve">2006;26(6):565–574.</w:t>
       </w:r>
     </w:p>
     <w:p>
@@ -8011,19 +8209,31 @@
           <w:bCs/>
           <w:b/>
         </w:rPr>
-        <w:t xml:space="preserve">[Merzouki 2021]</w:t>
-      </w:r>
-      <w:r>
-        <w:t xml:space="preserve"> </w:t>
-      </w:r>
-      <w:r>
-        <w:t xml:space="preserve">Merzouki A, Estill J, Orel E, Tal K, Keiser O. Clusters of sub-Saharan</w:t>
-      </w:r>
-      <w:r>
-        <w:t xml:space="preserve"> </w:t>
-      </w:r>
-      <w:r>
-        <w:t xml:space="preserve">African countries based on sociobehavioural characteristics and associated HIV incidence.</w:t>
+        <w:t xml:space="preserve">[Winters 2018]</w:t>
+      </w:r>
+      <w:r>
+        <w:t xml:space="preserve"> </w:t>
+      </w:r>
+      <w:r>
+        <w:t xml:space="preserve">Winters BD, Cvach MM, Bonafide CP, Hu X, Konkani A, O'Connor MF,</w:t>
+      </w:r>
+      <w:r>
+        <w:t xml:space="preserve"> </w:t>
+      </w:r>
+      <w:r>
+        <w:t xml:space="preserve">Rothschild JM, Selby NM, Pelter MM, McLean B, Kane-Gill SL. Technological distractions</w:t>
+      </w:r>
+      <w:r>
+        <w:t xml:space="preserve"> </w:t>
+      </w:r>
+      <w:r>
+        <w:t xml:space="preserve">(part 2): a summary of approaches to manage clinical alarms with intent to reduce alarm</w:t>
+      </w:r>
+      <w:r>
+        <w:t xml:space="preserve"> </w:t>
+      </w:r>
+      <w:r>
+        <w:t xml:space="preserve">fatigue.</w:t>
       </w:r>
       <w:r>
         <w:t xml:space="preserve"> </w:t>
@@ -8033,20 +8243,30 @@
           <w:iCs/>
           <w:i/>
         </w:rPr>
-        <w:t xml:space="preserve">PeerJ</w:t>
-      </w:r>
-      <w:r>
-        <w:t xml:space="preserve"> </w:t>
-      </w:r>
-      <w:r>
-        <w:t xml:space="preserve">2021;9:e10660. doi:10.7717/peerj.10660</w:t>
+        <w:t xml:space="preserve">Critical Care Medicine</w:t>
+      </w:r>
+      <w:r>
+        <w:t xml:space="preserve"> </w:t>
+      </w:r>
+      <w:r>
+        <w:t xml:space="preserve">2018;46(1):130–137.</w:t>
+      </w:r>
+    </w:p>
+    <w:bookmarkEnd w:id="89"/>
+    <w:bookmarkStart w:id="90" w:name="own-work-cited-in-the-plan"/>
+    <w:p>
+      <w:pPr>
+        <w:pStyle w:val="Heading2"/>
+      </w:pPr>
+      <w:r>
+        <w:t xml:space="preserve">Own work cited in the plan</w:t>
       </w:r>
     </w:p>
     <w:p>
       <w:pPr>
         <w:numPr>
           <w:ilvl w:val="0"/>
-          <w:numId w:val="1013"/>
+          <w:numId w:val="1014"/>
         </w:numPr>
         <w:pStyle w:val="Compact"/>
       </w:pPr>
@@ -8055,25 +8275,25 @@
           <w:bCs/>
           <w:b/>
         </w:rPr>
-        <w:t xml:space="preserve">[Esra 2023]</w:t>
-      </w:r>
-      <w:r>
-        <w:t xml:space="preserve"> </w:t>
-      </w:r>
-      <w:r>
-        <w:t xml:space="preserve">Esra R, Carstens J, Le Roux S, Mabuto T, Eisenstein M, Keiser O, Orel E,</w:t>
-      </w:r>
-      <w:r>
-        <w:t xml:space="preserve"> </w:t>
-      </w:r>
-      <w:r>
-        <w:t xml:space="preserve">Merzouki A, De Voux L, Maskew M, Sharpey-Schafer K. Validation and improvement of a machine</w:t>
-      </w:r>
-      <w:r>
-        <w:t xml:space="preserve"> </w:t>
-      </w:r>
-      <w:r>
-        <w:t xml:space="preserve">learning model to predict interruptions in antiretroviral treatment in South Africa.</w:t>
+        <w:t xml:space="preserve">[Orel 2022]</w:t>
+      </w:r>
+      <w:r>
+        <w:t xml:space="preserve"> </w:t>
+      </w:r>
+      <w:r>
+        <w:t xml:space="preserve">Orel E, Esra R, Estill J, Thiabaud A, Marchand-Maillet S, Merzouki A,</w:t>
+      </w:r>
+      <w:r>
+        <w:t xml:space="preserve"> </w:t>
+      </w:r>
+      <w:r>
+        <w:t xml:space="preserve">Keiser O. Prediction of HIV status based on socio-behavioural characteristics in East and</w:t>
+      </w:r>
+      <w:r>
+        <w:t xml:space="preserve"> </w:t>
+      </w:r>
+      <w:r>
+        <w:t xml:space="preserve">Southern Africa.</w:t>
       </w:r>
       <w:r>
         <w:t xml:space="preserve"> </w:t>
@@ -8083,20 +8303,20 @@
           <w:iCs/>
           <w:i/>
         </w:rPr>
-        <w:t xml:space="preserve">Journal of Acquired Immune Deficiency Syndromes</w:t>
-      </w:r>
-      <w:r>
-        <w:t xml:space="preserve"> </w:t>
-      </w:r>
-      <w:r>
-        <w:t xml:space="preserve">2023;92(1):42–49.</w:t>
+        <w:t xml:space="preserve">PLoS ONE</w:t>
+      </w:r>
+      <w:r>
+        <w:t xml:space="preserve"> </w:t>
+      </w:r>
+      <w:r>
+        <w:t xml:space="preserve">2022;17(3):e0264429. doi:10.1371/journal.pone.0264429</w:t>
       </w:r>
     </w:p>
     <w:p>
       <w:pPr>
         <w:numPr>
           <w:ilvl w:val="0"/>
-          <w:numId w:val="1013"/>
+          <w:numId w:val="1014"/>
         </w:numPr>
         <w:pStyle w:val="Compact"/>
       </w:pPr>
@@ -8105,25 +8325,25 @@
           <w:bCs/>
           <w:b/>
         </w:rPr>
-        <w:t xml:space="preserve">[Nwosu 2021]</w:t>
-      </w:r>
-      <w:r>
-        <w:t xml:space="preserve"> </w:t>
-      </w:r>
-      <w:r>
-        <w:t xml:space="preserve">Nwosu KD, Fokam J, Wanda F, Mama L, Orel E, Ray N, Meke J, Tassegning A,</w:t>
-      </w:r>
-      <w:r>
-        <w:t xml:space="preserve"> </w:t>
-      </w:r>
-      <w:r>
-        <w:t xml:space="preserve">Takou D, Mimbe E, Stoll B, Guillebert J, Comte E, Keiser O, Ciaffi L. SARS-CoV-2 antibody</w:t>
-      </w:r>
-      <w:r>
-        <w:t xml:space="preserve"> </w:t>
-      </w:r>
-      <w:r>
-        <w:t xml:space="preserve">seroprevalence and associated risk factors in an urban district in Cameroon.</w:t>
+        <w:t xml:space="preserve">[Orel 2024]</w:t>
+      </w:r>
+      <w:r>
+        <w:t xml:space="preserve"> </w:t>
+      </w:r>
+      <w:r>
+        <w:t xml:space="preserve">Orel E, Sobel J, Zanella MC, Iten A, Kaiser L, Keiser O, Vetter P. Difference</w:t>
+      </w:r>
+      <w:r>
+        <w:t xml:space="preserve"> </w:t>
+      </w:r>
+      <w:r>
+        <w:t xml:space="preserve">in clinical severity between Delta variant and Omicron sub-lineages in a Swiss tertiary</w:t>
+      </w:r>
+      <w:r>
+        <w:t xml:space="preserve"> </w:t>
+      </w:r>
+      <w:r>
+        <w:t xml:space="preserve">center.</w:t>
       </w:r>
       <w:r>
         <w:t xml:space="preserve"> </w:t>
@@ -8133,20 +8353,20 @@
           <w:iCs/>
           <w:i/>
         </w:rPr>
-        <w:t xml:space="preserve">Nature Communications</w:t>
-      </w:r>
-      <w:r>
-        <w:t xml:space="preserve"> </w:t>
-      </w:r>
-      <w:r>
-        <w:t xml:space="preserve">2021;12:5851. doi:10.1038/s41467-021-25946-0</w:t>
+        <w:t xml:space="preserve">CMI Communications</w:t>
+      </w:r>
+      <w:r>
+        <w:t xml:space="preserve"> </w:t>
+      </w:r>
+      <w:r>
+        <w:t xml:space="preserve">2024.</w:t>
       </w:r>
     </w:p>
     <w:p>
       <w:pPr>
         <w:numPr>
           <w:ilvl w:val="0"/>
-          <w:numId w:val="1013"/>
+          <w:numId w:val="1014"/>
         </w:numPr>
         <w:pStyle w:val="Compact"/>
       </w:pPr>
@@ -8155,6 +8375,200 @@
           <w:bCs/>
           <w:b/>
         </w:rPr>
+        <w:t xml:space="preserve">[Estill 2020]</w:t>
+      </w:r>
+      <w:r>
+        <w:t xml:space="preserve"> </w:t>
+      </w:r>
+      <w:r>
+        <w:t xml:space="preserve">Estill J, Venkova-Marchevska P, Roelens M, Orel E, Temerev A, Flahault A,</w:t>
+      </w:r>
+      <w:r>
+        <w:t xml:space="preserve"> </w:t>
+      </w:r>
+      <w:r>
+        <w:t xml:space="preserve">Keiser O. Future scenarios for the SARS-CoV-2 epidemic in Switzerland: an age-structured</w:t>
+      </w:r>
+      <w:r>
+        <w:t xml:space="preserve"> </w:t>
+      </w:r>
+      <w:r>
+        <w:t xml:space="preserve">model.</w:t>
+      </w:r>
+      <w:r>
+        <w:t xml:space="preserve"> </w:t>
+      </w:r>
+      <w:r>
+        <w:rPr>
+          <w:iCs/>
+          <w:i/>
+        </w:rPr>
+        <w:t xml:space="preserve">F1000Research</w:t>
+      </w:r>
+      <w:r>
+        <w:t xml:space="preserve"> </w:t>
+      </w:r>
+      <w:r>
+        <w:t xml:space="preserve">2020;9.</w:t>
+      </w:r>
+    </w:p>
+    <w:p>
+      <w:pPr>
+        <w:numPr>
+          <w:ilvl w:val="0"/>
+          <w:numId w:val="1014"/>
+        </w:numPr>
+        <w:pStyle w:val="Compact"/>
+      </w:pPr>
+      <w:r>
+        <w:rPr>
+          <w:bCs/>
+          <w:b/>
+        </w:rPr>
+        <w:t xml:space="preserve">[Merzouki 2021]</w:t>
+      </w:r>
+      <w:r>
+        <w:t xml:space="preserve"> </w:t>
+      </w:r>
+      <w:r>
+        <w:t xml:space="preserve">Merzouki A, Estill J, Orel E, Tal K, Keiser O. Clusters of sub-Saharan</w:t>
+      </w:r>
+      <w:r>
+        <w:t xml:space="preserve"> </w:t>
+      </w:r>
+      <w:r>
+        <w:t xml:space="preserve">African countries based on sociobehavioural characteristics and associated HIV incidence.</w:t>
+      </w:r>
+      <w:r>
+        <w:t xml:space="preserve"> </w:t>
+      </w:r>
+      <w:r>
+        <w:rPr>
+          <w:iCs/>
+          <w:i/>
+        </w:rPr>
+        <w:t xml:space="preserve">PeerJ</w:t>
+      </w:r>
+      <w:r>
+        <w:t xml:space="preserve"> </w:t>
+      </w:r>
+      <w:r>
+        <w:t xml:space="preserve">2021;9:e10660. doi:10.7717/peerj.10660</w:t>
+      </w:r>
+    </w:p>
+    <w:p>
+      <w:pPr>
+        <w:numPr>
+          <w:ilvl w:val="0"/>
+          <w:numId w:val="1014"/>
+        </w:numPr>
+        <w:pStyle w:val="Compact"/>
+      </w:pPr>
+      <w:r>
+        <w:rPr>
+          <w:bCs/>
+          <w:b/>
+        </w:rPr>
+        <w:t xml:space="preserve">[Esra 2023]</w:t>
+      </w:r>
+      <w:r>
+        <w:t xml:space="preserve"> </w:t>
+      </w:r>
+      <w:r>
+        <w:t xml:space="preserve">Esra R, Carstens J, Le Roux S, Mabuto T, Eisenstein M, Keiser O, Orel E,</w:t>
+      </w:r>
+      <w:r>
+        <w:t xml:space="preserve"> </w:t>
+      </w:r>
+      <w:r>
+        <w:t xml:space="preserve">Merzouki A, De Voux L, Maskew M, Sharpey-Schafer K. Validation and improvement of a machine</w:t>
+      </w:r>
+      <w:r>
+        <w:t xml:space="preserve"> </w:t>
+      </w:r>
+      <w:r>
+        <w:t xml:space="preserve">learning model to predict interruptions in antiretroviral treatment in South Africa.</w:t>
+      </w:r>
+      <w:r>
+        <w:t xml:space="preserve"> </w:t>
+      </w:r>
+      <w:r>
+        <w:rPr>
+          <w:iCs/>
+          <w:i/>
+        </w:rPr>
+        <w:t xml:space="preserve">Journal of Acquired Immune Deficiency Syndromes</w:t>
+      </w:r>
+      <w:r>
+        <w:t xml:space="preserve"> </w:t>
+      </w:r>
+      <w:r>
+        <w:t xml:space="preserve">2023;92(1):42–49.</w:t>
+      </w:r>
+    </w:p>
+    <w:p>
+      <w:pPr>
+        <w:numPr>
+          <w:ilvl w:val="0"/>
+          <w:numId w:val="1014"/>
+        </w:numPr>
+        <w:pStyle w:val="Compact"/>
+      </w:pPr>
+      <w:r>
+        <w:rPr>
+          <w:bCs/>
+          <w:b/>
+        </w:rPr>
+        <w:t xml:space="preserve">[Nwosu 2021]</w:t>
+      </w:r>
+      <w:r>
+        <w:t xml:space="preserve"> </w:t>
+      </w:r>
+      <w:r>
+        <w:t xml:space="preserve">Nwosu KD, Fokam J, Wanda F, Mama L, Orel E, Ray N, Meke J, Tassegning A,</w:t>
+      </w:r>
+      <w:r>
+        <w:t xml:space="preserve"> </w:t>
+      </w:r>
+      <w:r>
+        <w:t xml:space="preserve">Takou D, Mimbe E, Stoll B, Guillebert J, Comte E, Keiser O, Ciaffi L. SARS-CoV-2 antibody</w:t>
+      </w:r>
+      <w:r>
+        <w:t xml:space="preserve"> </w:t>
+      </w:r>
+      <w:r>
+        <w:t xml:space="preserve">seroprevalence and associated risk factors in an urban district in Cameroon.</w:t>
+      </w:r>
+      <w:r>
+        <w:t xml:space="preserve"> </w:t>
+      </w:r>
+      <w:r>
+        <w:rPr>
+          <w:iCs/>
+          <w:i/>
+        </w:rPr>
+        <w:t xml:space="preserve">Nature Communications</w:t>
+      </w:r>
+      <w:r>
+        <w:t xml:space="preserve"> </w:t>
+      </w:r>
+      <w:r>
+        <w:t xml:space="preserve">2021;12:5851. doi:10.1038/s41467-021-25946-0</w:t>
+      </w:r>
+    </w:p>
+    <w:p>
+      <w:pPr>
+        <w:numPr>
+          <w:ilvl w:val="0"/>
+          <w:numId w:val="1014"/>
+        </w:numPr>
+        <w:pStyle w:val="Compact"/>
+      </w:pPr>
+      <w:r>
+        <w:rPr>
+          <w:bCs/>
+          <w:b/>
+        </w:rPr>
         <w:t xml:space="preserve">[Ng'ambi 2026]</w:t>
       </w:r>
       <w:r>
@@ -8176,11 +8590,11 @@
         <w:t xml:space="preserve">multi-country WHO STEPS surveys: 2014–2019. Accepted for publication.</w:t>
       </w:r>
     </w:p>
+    <w:bookmarkEnd w:id="90"/>
     <w:bookmarkEnd w:id="91"/>
-    <w:bookmarkEnd w:id="92"/>
     <w:sectPr>
       <w:pgSz w:w="11906" w:h="16838"/>
-      <w:pgMar w:top="794" w:right="794" w:bottom="794" w:left="794" w:header="567" w:footer="567" w:gutter="0"/>
+      <w:pgMar w:top="680" w:right="720" w:bottom="680" w:left="720" w:header="567" w:footer="567" w:gutter="0"/>
     </w:sectPr>
   </w:body>
 </w:document>
@@ -8515,6 +8929,9 @@
     <w:abstractNumId w:val="991"/>
   </w:num>
   <w:num w:numId="1013">
+    <w:abstractNumId w:val="991"/>
+  </w:num>
+  <w:num w:numId="1014">
     <w:abstractNumId w:val="991"/>
   </w:num>
 </w:numbering>

--- a/03-research-plan/FINAL-research-plan.docx
+++ b/03-research-plan/FINAL-research-plan.docx
@@ -1162,7 +1162,7 @@
       <w:r>
         <w:drawing>
           <wp:inline>
-            <wp:extent cx="5334000" cy="2707105"/>
+            <wp:extent cx="5580000" cy="2831954"/>
             <wp:effectExtent b="0" l="0" r="0" t="0"/>
             <wp:docPr descr="Framework" title="" id="34" name="Picture"/>
             <a:graphic>
@@ -1192,7 +1192,7 @@
                   <pic:spPr bwMode="auto">
                     <a:xfrm>
                       <a:off x="0" y="0"/>
-                      <a:ext cx="5334000" cy="2707105"/>
+                      <a:ext cx="5580000" cy="2831954"/>
                     </a:xfrm>
                     <a:prstGeom prst="rect">
                       <a:avLst/>
@@ -5103,7 +5103,7 @@
       <w:r>
         <w:drawing>
           <wp:inline>
-            <wp:extent cx="5334000" cy="2901696"/>
+            <wp:extent cx="6640000" cy="3612160"/>
             <wp:effectExtent b="0" l="0" r="0" t="0"/>
             <wp:docPr descr="Work plan" title="" id="71" name="Picture"/>
             <a:graphic>
@@ -5133,7 +5133,7 @@
                   <pic:spPr bwMode="auto">
                     <a:xfrm>
                       <a:off x="0" y="0"/>
-                      <a:ext cx="5334000" cy="2901696"/>
+                      <a:ext cx="6640000" cy="3612160"/>
                     </a:xfrm>
                     <a:prstGeom prst="rect">
                       <a:avLst/>
@@ -8960,6 +8960,7 @@
     <w:qFormat/>
     <w:pPr>
       <w:spacing w:after="20" w:before="0" w:line="360" w:lineRule="auto"/>
+      <w:jc w:val="both"/>
     </w:pPr>
     <w:rPr>
       <w:sz w:val="20"/>
@@ -8972,6 +8973,7 @@
     <w:link w:val="BodyTextChar"/>
     <w:pPr>
       <w:spacing w:after="20" w:before="0" w:line="360" w:lineRule="auto"/>
+      <w:jc w:val="both"/>
     </w:pPr>
     <w:qFormat/>
     <w:rPr>
@@ -8990,6 +8992,7 @@
     </w:rPr>
     <w:pPr>
       <w:spacing w:after="20" w:before="0" w:line="360" w:lineRule="auto"/>
+      <w:jc w:val="both"/>
     </w:pPr>
   </w:style>
   <w:style w:customStyle="1" w:styleId="Compact" w:type="paragraph">
@@ -8998,6 +9001,7 @@
     <w:qFormat/>
     <w:pPr>
       <w:spacing w:after="20" w:before="0" w:line="360" w:lineRule="auto"/>
+      <w:jc w:val="both"/>
     </w:pPr>
     <w:rPr>
       <w:sz w:val="20"/>
@@ -9300,6 +9304,7 @@
     <w:pPr>
       <w:spacing w:before="20" w:after="20" w:line="360" w:lineRule="auto"/>
       <w:ind w:left="170" w:right="0"/>
+      <w:jc w:val="both"/>
     </w:pPr>
   </w:style>
   <w:style w:styleId="FootnoteText" w:type="paragraph">

--- a/03-research-plan/FINAL-research-plan.docx
+++ b/03-research-plan/FINAL-research-plan.docx
@@ -1162,7 +1162,7 @@
       <w:r>
         <w:drawing>
           <wp:inline>
-            <wp:extent cx="5580000" cy="2831954"/>
+            <wp:extent cx="6640000" cy="2656000"/>
             <wp:effectExtent b="0" l="0" r="0" t="0"/>
             <wp:docPr descr="Framework" title="" id="34" name="Picture"/>
             <a:graphic>
@@ -1192,7 +1192,7 @@
                   <pic:spPr bwMode="auto">
                     <a:xfrm>
                       <a:off x="0" y="0"/>
-                      <a:ext cx="5580000" cy="2831954"/>
+                      <a:ext cx="6640000" cy="2656000"/>
                     </a:xfrm>
                     <a:prstGeom prst="rect">
                       <a:avLst/>

--- a/03-research-plan/FINAL-research-plan.docx
+++ b/03-research-plan/FINAL-research-plan.docx
@@ -895,19 +895,58 @@
         <w:t xml:space="preserve"> </w:t>
       </w:r>
       <w:r>
-        <w:t xml:space="preserve">step: candidate predictor variables, a model specification (outcome, predictors,</w:t>
-      </w:r>
-      <w:r>
-        <w:t xml:space="preserve"> </w:t>
-      </w:r>
-      <w:r>
-        <w:t xml:space="preserve">lags, functional form) and compartmental components parameterised from extracted ranges,</w:t>
-      </w:r>
-      <w:r>
-        <w:t xml:space="preserve"> </w:t>
-      </w:r>
-      <w:r>
-        <w:t xml:space="preserve">each with the articles behind it. Per-scenario</w:t>
+        <w:t xml:space="preserve">step: candidate predictor variables with their supporting articles; typed outcome</w:t>
+      </w:r>
+      <w:r>
+        <w:t xml:space="preserve"> </w:t>
+      </w:r>
+      <w:r>
+        <w:t xml:space="preserve">definitions with ready-made emergency-demand targets (ED overload, bed occupancy, call</w:t>
+      </w:r>
+      <w:r>
+        <w:t xml:space="preserve"> </w:t>
+      </w:r>
+      <w:r>
+        <w:t xml:space="preserve">surge);</w:t>
+      </w:r>
+      <w:r>
+        <w:t xml:space="preserve"> </w:t>
+      </w:r>
+      <w:r>
+        <w:rPr>
+          <w:bCs/>
+          <w:b/>
+        </w:rPr>
+        <w:t xml:space="preserve">model fitting across algorithm families with automated hyperparameter search,</w:t>
+      </w:r>
+      <w:r>
+        <w:rPr>
+          <w:bCs/>
+          <w:b/>
+        </w:rPr>
+        <w:t xml:space="preserve"> </w:t>
+      </w:r>
+      <w:r>
+        <w:rPr>
+          <w:bCs/>
+          <w:b/>
+        </w:rPr>
+        <w:t xml:space="preserve">leakage-safe time-series validation and ranking on a stated metric</w:t>
+      </w:r>
+      <w:r>
+        <w:t xml:space="preserve">; and compartmental</w:t>
+      </w:r>
+      <w:r>
+        <w:t xml:space="preserve"> </w:t>
+      </w:r>
+      <w:r>
+        <w:t xml:space="preserve">components, parameterised from extracted ranges, that can re-enter the statistical model as</w:t>
+      </w:r>
+      <w:r>
+        <w:t xml:space="preserve"> </w:t>
+      </w:r>
+      <w:r>
+        <w:t xml:space="preserve">predictors. Per-scenario</w:t>
       </w:r>
       <w:r>
         <w:t xml:space="preserve"> </w:t>
@@ -920,19 +959,19 @@
         <w:t xml:space="preserve">living reviews re-run on schedule</w:t>
       </w:r>
       <w:r>
-        <w:t xml:space="preserve">, with</w:t>
-      </w:r>
-      <w:r>
-        <w:t xml:space="preserve"> </w:t>
-      </w:r>
-      <w:r>
-        <w:t xml:space="preserve">what changed made visible: the evidence-to-model mechanism this proposal interrogates, in</w:t>
-      </w:r>
-      <w:r>
-        <w:t xml:space="preserve"> </w:t>
-      </w:r>
-      <w:r>
-        <w:t xml:space="preserve">prototype form.</w:t>
+        <w:t xml:space="preserve">, every update previewed</w:t>
+      </w:r>
+      <w:r>
+        <w:t xml:space="preserve"> </w:t>
+      </w:r>
+      <w:r>
+        <w:t xml:space="preserve">before it is applied: the evidence-to-model loop this proposal interrogates, in prototype</w:t>
+      </w:r>
+      <w:r>
+        <w:t xml:space="preserve"> </w:t>
+      </w:r>
+      <w:r>
+        <w:t xml:space="preserve">form.</w:t>
       </w:r>
     </w:p>
     <w:p>
@@ -1037,13 +1076,25 @@
         <w:t xml:space="preserve">The prototype makes the research feasible rather than aspirational</w:t>
       </w:r>
       <w:r>
-        <w:t xml:space="preserve">; the validated</w:t>
-      </w:r>
-      <w:r>
-        <w:t xml:space="preserve"> </w:t>
-      </w:r>
-      <w:r>
-        <w:t xml:space="preserve">instrument it becomes is itself a deliverable.</w:t>
+        <w:t xml:space="preserve">: the fit-tune-rank</w:t>
+      </w:r>
+      <w:r>
+        <w:t xml:space="preserve"> </w:t>
+      </w:r>
+      <w:r>
+        <w:t xml:space="preserve">mechanics T3.3's selection engine registers already run in embryonic form, so the grant</w:t>
+      </w:r>
+      <w:r>
+        <w:t xml:space="preserve"> </w:t>
+      </w:r>
+      <w:r>
+        <w:t xml:space="preserve">adds the science (the two arms, the registered rules, episode-level inference), not the</w:t>
+      </w:r>
+      <w:r>
+        <w:t xml:space="preserve"> </w:t>
+      </w:r>
+      <w:r>
+        <w:t xml:space="preserve">plumbing; the validated instrument it becomes is itself a deliverable.</w:t>
       </w:r>
     </w:p>
     <w:bookmarkEnd w:id="30"/>
@@ -3518,7 +3569,7 @@
         <w:t xml:space="preserve"> </w:t>
       </w:r>
       <w:r>
-        <w:t xml:space="preserve">seasonal GLM with weekday and holiday terms; persistence; established surveillance exceedance and nowcasting (Farrington/Noufaily, Bayesian nowcasting; operational implementations [Salmon 2016]); penalised and gradient-boosted learners on the pre-specified covariates; the WP2 regime model with weakly informative priors.</w:t>
+        <w:t xml:space="preserve">seasonal GLM with weekday and holiday terms; persistence; established surveillance exceedance and nowcasting (Farrington/Noufaily, Bayesian nowcasting; operational implementations [Salmon 2016]); penalised, gradient-boosted and upper-tail quantile learners on the pre-specified covariates; the WP2 regime model with weakly informative priors.</w:t>
       </w:r>
       <w:r>
         <w:t xml:space="preserve"> </w:t>
@@ -4366,7 +4417,7 @@
         <w:t xml:space="preserve"> </w:t>
       </w:r>
       <w:r>
-        <w:t xml:space="preserve">LiteRev-Evidence is a prototype (live federated search of the open literature, screening, living reviews, certainty-graded extraction with provenance, pooling into parameter distributions, candidate variables and model specifications, weather and surveillance connectors); WP1 and WP2 turn it into a validated instrument and test it. The legionellosis study (BASEC 2026-00324, ethics granted) supplies the contrasting archetype.</w:t>
+        <w:t xml:space="preserve">LiteRev-Evidence is a prototype (live federated search of the open literature, screening, living reviews, certainty-graded extraction with provenance, pooling into parameter distributions, candidate variables, typed outcome templates, multi-family model fitting with automated tuning, weather and surveillance connectors); WP1 and WP2 turn it into a validated instrument and test it. The legionellosis study (BASEC 2026-00324, ethics granted) supplies the contrasting archetype.</w:t>
       </w:r>
       <w:r>
         <w:t xml:space="preserve"> </w:t>

--- a/03-research-plan/FINAL-research-plan.docx
+++ b/03-research-plan/FINAL-research-plan.docx
@@ -186,7 +186,7 @@
         <w:t xml:space="preserve">LiteRev-Evidence</w:t>
       </w:r>
       <w:r>
-        <w:t xml:space="preserve">, the prototype I built, already walks this pipeline from a plain-language question to provenance-tracked, certainty-graded extraction, pooled parameter distributions and candidate model specifications. The project turns the prototype into a validated instrument and tests it: I will (1) establish the error structure of automated extraction and propagate it into evidence-derived priors, for parameter values and for the rest of what the literature carries (predictor variables and lags, model forms, outcomes and their thresholds), each transported to the local setting; (2) develop an uncertainty-aware latent-regime framework for health-system escalation, with those priors and a short-window resilience signal; (3) test, by strict rolling-origin reconstruction of each historical moment's information, whether the priors improve cold-start forecast skill, how fast that value decays, and when they cause harm; and (4) determine whether any gain is large enough to change operational decisions. The decisive experiment runs a pre-registered library of candidate models (local baselines, surveillance algorithms, machine-learning and latent-regime models; mechanistic transmission components only where the crisis is epidemiological) through an automated engine that checks each model's assumptions, scores it on established metrics, and selects each arm's champion under rules fixed in advance. Exactly one contrast is confirmatory: the champion with evidence-derived priors against the champion without them, repeated once, sequentially, as the heat generalisation test.</w:t>
+        <w:t xml:space="preserve">, the prototype I built, already walks this pipeline from a plain-language question to certainty-graded extraction, pooled parameter distributions and tuned candidate models. The project turns the prototype into a validated instrument and tests it: I will (1) establish the error structure of automated extraction and propagate it into evidence-derived priors, for parameter values and for the rest of what the literature carries (predictor variables and lags, model forms, outcomes and their thresholds), each transported to the local setting; (2) develop an uncertainty-aware latent-regime framework for health-system escalation, with those priors and a short-window resilience signal; (3) test, by strict rolling-origin reconstruction of each historical moment's information, whether the evidence improves cold-start forecast skill, how fast that value decays, and when it causes harm; and (4) determine whether any gain is large enough to change operational decisions. The decisive experiment runs a pre-registered library of candidate models (local baselines, surveillance algorithms, machine-learning and latent-regime models; mechanistic transmission components only where the crisis is epidemiological) through an automated engine that checks each model's assumptions, scores it on established metrics, and selects each arm's champion under rules fixed in advance. Exactly one contrast is confirmatory: the evidence-informed champion against the local-only champion, repeated once, sequentially, as the heat generalisation test.</w:t>
       </w:r>
     </w:p>
     <w:p>
@@ -194,7 +194,7 @@
         <w:pStyle w:val="BodyText"/>
       </w:pPr>
       <w:r>
-        <w:t xml:space="preserve">Respiratory epidemics carry the confirmatory test, heatwaves the sequential generalisation test, Geneva legionellosis a scoped year-4 extension. The outcome is intentionally falsifiable: if literature-derived priors improve cold-start forecasts, the project establishes when and by how much; if not, or if harm cannot be detected early enough, a boundary condition for automated evidence-informed forecasting. Either way: a validated answer and an open framework. For event types whose models validate, the framework runs by month 48 as a</w:t>
+        <w:t xml:space="preserve">Every component is validated first on open surveillance and demand series (a public, re-runnable benchmark), then on Geneva's operational series. Respiratory epidemics carry the confirmatory test, heatwaves the sequential generalisation test, Geneva legionellosis a scoped year-4 extension. The outcome is intentionally falsifiable: if literature-derived evidence improves cold-start forecasts, the project establishes when and by how much; if not, or if harm cannot be detected early enough, a boundary condition for automated evidence-informed forecasting. Either way: a validated answer and an open framework. For event types whose models validate, the framework runs by month 48 as a</w:t>
       </w:r>
       <w:r>
         <w:t xml:space="preserve"> </w:t>
@@ -261,7 +261,7 @@
         <w:pStyle w:val="FirstParagraph"/>
       </w:pPr>
       <w:r>
-        <w:t xml:space="preserve">Syndromic surveillance detects departures from expected baselines [Farrington 1996; Noufaily 2013], and forecast ensembles perform strongly in data-rich settings [Cramer 2022; Sherratt 2023]. Dispatch records lead confirmed surveillance: the 2009 A(H1N1) autumn onset was identified eight days in advance across three European regions [Rosenkötter 2013], long call series track influenza-like illness [Bonora 2025], and our systematic review maps the field [Edjinedja 2026].</w:t>
+        <w:t xml:space="preserve">Syndromic surveillance detects departures from expected baselines [Farrington 1996; Noufaily 2013], and forecast ensembles perform strongly in data-rich settings [Cramer 2022; Sherratt 2023]. Dispatch records lead confirmed surveillance: the 2009 A(H1N1) autumn onset was identified eight days in advance in three European regions [Rosenkötter 2013], long call series track influenza-like illness [Bonora 2025], and our systematic review maps the field [Edjinedja 2026].</w:t>
       </w:r>
     </w:p>
     <w:p>
@@ -1213,7 +1213,7 @@
       <w:r>
         <w:drawing>
           <wp:inline>
-            <wp:extent cx="6640000" cy="2656000"/>
+            <wp:extent cx="6640000" cy="2727142"/>
             <wp:effectExtent b="0" l="0" r="0" t="0"/>
             <wp:docPr descr="Framework" title="" id="34" name="Picture"/>
             <a:graphic>
@@ -1243,7 +1243,7 @@
                   <pic:spPr bwMode="auto">
                     <a:xfrm>
                       <a:off x="0" y="0"/>
-                      <a:ext cx="6640000" cy="2656000"/>
+                      <a:ext cx="6640000" cy="2727142"/>
                     </a:xfrm>
                     <a:prstGeom prst="rect">
                       <a:avLst/>
@@ -1317,8 +1317,8 @@
       </w:tblPr>
       <w:tblGrid>
         <w:gridCol w:w="1560"/>
-        <w:gridCol w:w="2784"/>
-        <w:gridCol w:w="6122"/>
+        <w:gridCol w:w="2541"/>
+        <w:gridCol w:w="6365"/>
       </w:tblGrid>
       <w:tr>
         <w:trPr>
@@ -1486,7 +1486,7 @@
                 <w:bCs/>
                 <w:b/>
               </w:rPr>
-              <w:t xml:space="preserve">Do evidence-derived priors improve cold-start forecast skill?</w:t>
+              <w:t xml:space="preserve">Does systematically extracted evidence improve cold-start forecast skill?</w:t>
             </w:r>
           </w:p>
         </w:tc>
@@ -1570,7 +1570,7 @@
               <w:jc w:val="left"/>
             </w:pPr>
             <w:r>
-              <w:t xml:space="preserve">Do resilience indicators add information beyond the prior?</w:t>
+              <w:t xml:space="preserve">Do resilience indicators add information beyond the evidence?</w:t>
             </w:r>
           </w:p>
         </w:tc>
@@ -1666,7 +1666,7 @@
         <w:pStyle w:val="FirstParagraph"/>
       </w:pPr>
       <w:r>
-        <w:t xml:space="preserve">Omissions dominate extraction errors [Shankar 2026] and shrink dispersion systematically; if uncorrectable, the project establishes a boundary condition. The evidence target spans four object classes (parameter values; predictor variables and lags; model forms; outcome and threshold definitions: T1.1); H1 is tested on the quantitative core.</w:t>
+        <w:t xml:space="preserve">Omissions dominate extraction errors [Shankar 2026] and shrink dispersion systematically; if uncorrectable, the project establishes a boundary condition. The evidence target spans four object classes (parameter values; predictor variables and lags; model forms; outcome and threshold definitions: T1.1); H1 is tested on the quantitative core, and classes 2 to 4 are validated externally against published syntheses (T1.2).</w:t>
       </w:r>
     </w:p>
     <w:bookmarkEnd w:id="37"/>
@@ -1734,7 +1734,7 @@
         <w:pStyle w:val="FirstParagraph"/>
       </w:pPr>
       <w:r>
-        <w:t xml:space="preserve">T2.1's identifiability study and T3.3's calibration checks either establish adequacy or trigger the ordinal fallback; either outcome leaves H3a intact. Extreme-value modelling represents the critical tail; critical-slowing-down indicators are</w:t>
+        <w:t xml:space="preserve">T2.1's identifiability study and T3.3's calibration checks either establish adequacy or trigger the ordinal fallback; either outcome leaves H3a intact. Extreme-value modelling covers the critical tail; critical-slowing-down indicators are</w:t>
       </w:r>
       <w:r>
         <w:t xml:space="preserve"> </w:t>
@@ -1747,10 +1747,7 @@
         <w:t xml:space="preserve">supporting covariates</w:t>
       </w:r>
       <w:r>
-        <w:t xml:space="preserve"> </w:t>
-      </w:r>
-      <w:r>
-        <w:t xml:space="preserve">tested against level and trend.</w:t>
+        <w:t xml:space="preserve">.</w:t>
       </w:r>
     </w:p>
     <w:bookmarkEnd w:id="38"/>
@@ -1778,7 +1775,7 @@
         <w:t xml:space="preserve"> </w:t>
       </w:r>
       <w:r>
-        <w:t xml:space="preserve">Evidence-derived priors improve probabilistic forecast skill during the early phase of a crisis, with the advantage declining as local observations accumulate.</w:t>
+        <w:t xml:space="preserve">An evidence-informed forecasting configuration (evidence-derived priors, variable sets and model forms) improves probabilistic forecast skill during the early phase of a crisis, with the advantage declining as local observations accumulate.</w:t>
       </w:r>
     </w:p>
     <w:p>
@@ -1848,7 +1845,7 @@
         <w:pStyle w:val="FirstParagraph"/>
       </w:pPr>
       <w:r>
-        <w:t xml:space="preserve">Δ is fixed at the second registration point, justified against the with-prior versus without-prior effect the study is powered to detect.</w:t>
+        <w:t xml:space="preserve">Δ is fixed at the second registration point, justified against the evidence-informed versus local-only effect the study is powered to detect.</w:t>
       </w:r>
     </w:p>
     <w:p>
@@ -1952,7 +1949,7 @@
         <w:t xml:space="preserve">sequential generalisation test</w:t>
       </w:r>
       <w:r>
-        <w:t xml:space="preserve">, run only if the respiratory test is met; the fixed order controls the family-wise error rate. A respiratory-positive, heat-negative result is a boundary condition on transportability. The</w:t>
+        <w:t xml:space="preserve">, run only if the respiratory test is met; the fixed order controls the family-wise error rate. The</w:t>
       </w:r>
       <w:r>
         <w:t xml:space="preserve"> </w:t>
@@ -2038,7 +2035,7 @@
         <w:t xml:space="preserve"> </w:t>
       </w:r>
       <w:r>
-        <w:t xml:space="preserve">from my GESICA classification. Both arms</w:t>
+        <w:t xml:space="preserve">(GESICA classification). Both arms</w:t>
       </w:r>
       <w:r>
         <w:t xml:space="preserve"> </w:t>
@@ -2097,19 +2094,7 @@
         <w:t xml:space="preserve"> </w:t>
       </w:r>
       <w:r>
-        <w:t xml:space="preserve">respiratory effect at older ages [Schulte 2024; Ragettli 2019]. Matching each arm's outcome to</w:t>
-      </w:r>
-      <w:r>
-        <w:t xml:space="preserve"> </w:t>
-      </w:r>
-      <w:r>
-        <w:t xml:space="preserve">its evidence base makes the generalisation test a test of borrowing, not of the outcome</w:t>
-      </w:r>
-      <w:r>
-        <w:t xml:space="preserve"> </w:t>
-      </w:r>
-      <w:r>
-        <w:t xml:space="preserve">definition.</w:t>
+        <w:t xml:space="preserve">respiratory effect at older ages [Schulte 2024; Ragettli 2019].</w:t>
       </w:r>
     </w:p>
     <w:tbl>
@@ -2639,7 +2624,23 @@
         <w:t xml:space="preserve"> </w:t>
       </w:r>
       <w:r>
-        <w:t xml:space="preserve">(journal article versus timestamped situational report), so error is characterised separately for T3.2's faster secondary sources. The benchmark is an open deliverable.</w:t>
+        <w:t xml:space="preserve">(journal article versus timestamped situational report), so error is characterised separately for T3.2's faster secondary sources. An</w:t>
+      </w:r>
+      <w:r>
+        <w:t xml:space="preserve"> </w:t>
+      </w:r>
+      <w:r>
+        <w:rPr>
+          <w:bCs/>
+          <w:b/>
+        </w:rPr>
+        <w:t xml:space="preserve">open external layer</w:t>
+      </w:r>
+      <w:r>
+        <w:t xml:space="preserve"> </w:t>
+      </w:r>
+      <w:r>
+        <w:t xml:space="preserve">scores retrieval against the reported inclusion sets of published systematic reviews in the target classes, and extraction and pooling against their published summary estimates. The benchmark is an open deliverable.</w:t>
       </w:r>
     </w:p>
     <w:bookmarkEnd w:id="45"/>
@@ -2759,7 +2760,7 @@
         <w:t xml:space="preserve"> </w:t>
       </w:r>
       <w:r>
-        <w:t xml:space="preserve">Manual extraction is expensive; if expert time binds, the benchmark narrows to the core parameter classes.</w:t>
+        <w:t xml:space="preserve">If expert time binds, the benchmark narrows to the core parameter classes.</w:t>
       </w:r>
     </w:p>
     <w:bookmarkEnd w:id="48"/>
@@ -2807,22 +2808,7 @@
         <w:pStyle w:val="FirstParagraph"/>
       </w:pPr>
       <w:r>
-        <w:t xml:space="preserve">A Bayesian hierarchical Markov regime-switching model [Hamilton 1989] with an ordinal latent state</w:t>
-      </w:r>
-      <w:r>
-        <w:t xml:space="preserve"> </w:t>
-      </w:r>
-      <w:r>
-        <w:rPr>
-          <w:rStyle w:val="VerbatimChar"/>
-        </w:rPr>
-        <w:t xml:space="preserve">S(t) ∈ {routine, elevated, strained, critical}</w:t>
-      </w:r>
-      <w:r>
-        <w:t xml:space="preserve"> </w:t>
-      </w:r>
-      <w:r>
-        <w:t xml:space="preserve">observed through emergency calls, ED presentations and ICU occupancy; pre-specified weather, calendar and epidemic covariates; series-specific observation models sharing the state. Before real-data fitting: simulation-based identifiability and recovery; ordering constraints resolve label switching; if separation is insufficient, the fallback is an ordinal state-space formulation; the criterion is recovery of states and transitions, not visual fit.</w:t>
+        <w:t xml:space="preserve">A Bayesian hierarchical Markov regime-switching model [Hamilton 1989] with an ordinal latent state (routine, elevated, strained, critical) observed through emergency calls, ED presentations and ICU occupancy; pre-specified weather, calendar and epidemic covariates; series-specific observation models sharing the state. Before real-data fitting: simulation-based identifiability and recovery; ordering constraints resolve label switching; if separation is insufficient, the fallback is an ordinal state-space formulation; the criterion is recovery of states and transitions, not visual fit.</w:t>
       </w:r>
       <w:r>
         <w:t xml:space="preserve"> </w:t>
@@ -2851,7 +2837,7 @@
         <w:t xml:space="preserve"> </w:t>
       </w:r>
       <w:r>
-        <w:t xml:space="preserve">below the 75th percentile of the seasonal baseline demand distribution;</w:t>
+        <w:t xml:space="preserve">below the 75th percentile of the seasonal baseline;</w:t>
       </w:r>
       <w:r>
         <w:t xml:space="preserve"> </w:t>
@@ -2927,7 +2913,7 @@
         <w:pStyle w:val="FirstParagraph"/>
       </w:pPr>
       <w:r>
-        <w:t xml:space="preserve">Peaks-over-threshold/generalised Pareto modelling for rare exceedances, coupled to the critical-state probability, threshold sensitivity reported: a supporting representation, not a separate objective.</w:t>
+        <w:t xml:space="preserve">Peaks-over-threshold/generalised Pareto modelling for rare exceedances, coupled to the critical-state probability, threshold sensitivity reported: supporting, not a separate objective.</w:t>
       </w:r>
     </w:p>
     <w:bookmarkEnd w:id="51"/>
@@ -2955,7 +2941,7 @@
         <w:pStyle w:val="FirstParagraph"/>
       </w:pPr>
       <w:r>
-        <w:t xml:space="preserve">Map WP1 distributions to the parameters where published evidence is relevant (weather effects, surge magnitudes, transition/recovery characteristics); compare weakly informative, fixed evidence-derived and adaptive robust borrowing. The adaptive specification is a robust mixture of an evidence-derived and a weakly informative component, prior–data conflict recorded explicitly. Power-prior and commensurate-prior approaches are sensitivity comparators.</w:t>
+        <w:t xml:space="preserve">Map WP1 distributions to the parameters where published evidence is relevant (weather effects, surge magnitudes, transition characteristics); compare weakly informative, fixed evidence-derived and adaptive robust borrowing. The adaptive specification is a robust mixture of an evidence-derived and a weakly informative component, prior–data conflict recorded explicitly. Power-prior and commensurate-prior approaches are sensitivity comparators.</w:t>
       </w:r>
     </w:p>
     <w:bookmarkEnd w:id="52"/>
@@ -3267,20 +3253,23 @@
         <w:t xml:space="preserve"> </w:t>
       </w:r>
       <w:r>
-        <w:t xml:space="preserve">Criteria fixed in advance for</w:t>
-      </w:r>
-      <w:r>
-        <w:t xml:space="preserve"> </w:t>
-      </w:r>
-      <w:r>
-        <w:rPr>
-          <w:bCs/>
-          <w:b/>
-        </w:rPr>
-        <w:t xml:space="preserve">historical depth, temporal resolution, reporting latency and completeness</w:t>
-      </w:r>
-      <w:r>
-        <w:t xml:space="preserve">; the primary outcome is selected at a pre-specified checkpoint (month 12), on those criteria alone.</w:t>
+        <w:t xml:space="preserve">Criteria for</w:t>
+      </w:r>
+      <w:r>
+        <w:t xml:space="preserve"> </w:t>
+      </w:r>
+      <w:r>
+        <w:rPr>
+          <w:bCs/>
+          <w:b/>
+        </w:rPr>
+        <w:t xml:space="preserve">historical depth, resolution, latency and completeness</w:t>
+      </w:r>
+      <w:r>
+        <w:t xml:space="preserve"> </w:t>
+      </w:r>
+      <w:r>
+        <w:t xml:space="preserve">are fixed in advance; the primary outcome is selected at a pre-specified checkpoint (month 12) on those criteria alone.</w:t>
       </w:r>
     </w:p>
     <w:p>
@@ -3324,7 +3313,10 @@
         <w:t xml:space="preserve">At demand level, co-circulating pathogens form one episode</w:t>
       </w:r>
       <w:r>
-        <w:t xml:space="preserve">: a winter with concurrent influenza and RSV is one surge, not two.</w:t>
+        <w:t xml:space="preserve"> </w:t>
+      </w:r>
+      <w:r>
+        <w:t xml:space="preserve">(concurrent influenza and RSV is one surge).</w:t>
       </w:r>
     </w:p>
     <w:p>
@@ -3355,7 +3347,38 @@
         <w:t xml:space="preserve">N</w:t>
       </w:r>
       <w:r>
-        <w:t xml:space="preserve">, the archetype-specific horizons and the margin Δ are registered after the checkpoint and the episode inventory, but before any evaluation runs, by the pre-declared selection rules of T3.3.</w:t>
+        <w:t xml:space="preserve">, the archetype-specific horizons and the margin Δ are registered after the checkpoint and the episode inventory, before any evaluation runs, by T3.3's pre-declared selection rules.</w:t>
+      </w:r>
+    </w:p>
+    <w:p>
+      <w:pPr>
+        <w:pStyle w:val="BodyText"/>
+      </w:pPr>
+      <w:r>
+        <w:rPr>
+          <w:bCs/>
+          <w:b/>
+        </w:rPr>
+        <w:t xml:space="preserve">Open-data validation track (M12–M24, pre-specified secondary analyses).</w:t>
+      </w:r>
+      <w:r>
+        <w:t xml:space="preserve"> </w:t>
+      </w:r>
+      <w:r>
+        <w:t xml:space="preserve">Before any clinical series connects, the complete rolling-origin machinery runs on open series: Swiss federal respiratory surveillance and wastewater, weekly all-cause deaths for the heat arm, and France's openly published daily emergency-activity indicators (OSCOUR ED attendances, SOS Médecins consultations), matching GESICA's Franco-Swiss frame. Archived multi-model hub forecasts provide contemporaneous external comparators for early, genuinely cold-start rounds [Cramer 2022; Sherratt 2023]. The track ships as a</w:t>
+      </w:r>
+      <w:r>
+        <w:t xml:space="preserve"> </w:t>
+      </w:r>
+      <w:r>
+        <w:rPr>
+          <w:bCs/>
+          <w:b/>
+        </w:rPr>
+        <w:t xml:space="preserve">public, re-runnable benchmark</w:t>
+      </w:r>
+      <w:r>
+        <w:t xml:space="preserve">, validates every component before operational data arrive, and makes the central test robust to access outcomes; operational series then sharpen the claim to emergency-system demand.</w:t>
       </w:r>
     </w:p>
     <w:bookmarkEnd w:id="56"/>
@@ -3383,7 +3406,7 @@
         <w:pStyle w:val="FirstParagraph"/>
       </w:pPr>
       <w:r>
-        <w:t xml:space="preserve">Harmonise the CASU-144 series with the additional channels and covariates; quantify completeness and delay; model right truncation/nowcasting so incomplete recent reporting is not mistaken for falling demand [Höhle 2014; McGough 2020]; degraded reporting under strain could itself mimic an early-warning signal.</w:t>
+        <w:t xml:space="preserve">Harmonise the CASU-144 series with the additional channels and covariates; quantify completeness and delay; model right truncation and nowcasting [Höhle 2014; McGough 2020]; degraded reporting under strain could itself mimic an early-warning signal.</w:t>
       </w:r>
     </w:p>
     <w:bookmarkEnd w:id="57"/>
@@ -3482,7 +3505,7 @@
         <w:t xml:space="preserve"> </w:t>
       </w:r>
       <w:r>
-        <w:t xml:space="preserve">(WHO Disease Outbreak News, ECDC rapid risk assessments) enters as a</w:t>
+        <w:t xml:space="preserve">(WHO and ECDC situational reports) enters as a</w:t>
       </w:r>
       <w:r>
         <w:t xml:space="preserve"> </w:t>
@@ -3508,20 +3531,23 @@
         <w:t xml:space="preserve">Text describing the local event is excluded from any prior</w:t>
       </w:r>
       <w:r>
-        <w:t xml:space="preserve">: it is a noisy measurement of the outcome H3a is scored against. Every input carries an index timestamp enforcing the rolling cut-off; origins re-run automatically through the T2.5 layer, each input at its native cadence. Forecast horizons 7, 14 and 28 days, the archetype-specific primary horizon fixed at the second registration point. The cold-start window is defined by elapsed local outcome observations</w:t>
-      </w:r>
-      <w:r>
-        <w:t xml:space="preserve"> </w:t>
-      </w:r>
-      <w:r>
-        <w:rPr>
-          <w:bCs/>
-          <w:b/>
-        </w:rPr>
-        <w:t xml:space="preserve">after a pre-defined real-time onset criterion</w:t>
-      </w:r>
-      <w:r>
-        <w:t xml:space="preserve">; the onset rule may use only variables available at the origin.</w:t>
+        <w:t xml:space="preserve">: it is a noisy measurement of the outcome itself. Every input carries an index timestamp; origins re-run automatically through the T2.5 layer at each input's native cadence. Forecast horizons 7, 14 and 28 days (primary horizon per archetype fixed at the second registration point); the cold-start window counts local outcome observations</w:t>
+      </w:r>
+      <w:r>
+        <w:t xml:space="preserve"> </w:t>
+      </w:r>
+      <w:r>
+        <w:rPr>
+          <w:bCs/>
+          <w:b/>
+        </w:rPr>
+        <w:t xml:space="preserve">after a pre-defined real-time onset rule</w:t>
+      </w:r>
+      <w:r>
+        <w:t xml:space="preserve"> </w:t>
+      </w:r>
+      <w:r>
+        <w:t xml:space="preserve">that uses only variables available at the origin.</w:t>
       </w:r>
     </w:p>
     <w:bookmarkEnd w:id="58"/>
@@ -4057,7 +4083,7 @@
         <w:t xml:space="preserve"> </w:t>
       </w:r>
       <w:r>
-        <w:t xml:space="preserve">agreements initiated pre-award, letters accompany the application. If clinical data are delayed, H3a remains testable on open federal/cantonal and European surveillance series under the same rolling-origin restriction; §2.4 states the cost.</w:t>
+        <w:t xml:space="preserve">agreements initiated pre-award, letters accompany the application; and the open-data track already carries the methodological test under the same rolling-origin restriction, so delayed access narrows the claim (§2.4), it does not stall the project.</w:t>
       </w:r>
     </w:p>
     <w:bookmarkEnd w:id="61"/>
@@ -4289,7 +4315,7 @@
         <w:t xml:space="preserve"> </w:t>
       </w:r>
       <w:r>
-        <w:t xml:space="preserve">None of the explicit fallbacks above converts an inconclusive analysis into a success claim. Four to six papers and two durable open resources;</w:t>
+        <w:t xml:space="preserve">Four to six papers and the durable open resources of §2.5;</w:t>
       </w:r>
       <w:r>
         <w:t xml:space="preserve"> </w:t>
@@ -4300,6 +4326,12 @@
           <w:b/>
         </w:rPr>
         <w:t xml:space="preserve">I lead the methodological, benchmark and integrative outputs.</w:t>
+      </w:r>
+      <w:r>
+        <w:t xml:space="preserve"> </w:t>
+      </w:r>
+      <w:r>
+        <w:t xml:space="preserve">None of the explicit fallbacks above converts an inconclusive analysis into a success claim.</w:t>
       </w:r>
     </w:p>
     <w:p>
@@ -4383,7 +4415,7 @@
         <w:t xml:space="preserve"> </w:t>
       </w:r>
       <w:r>
-        <w:t xml:space="preserve">epidemiology, infectious-disease modelling and automated evidence extraction in one institute; this is where the gap became visible. Independence is organisational: a programme led by me alongside the Institute's groups, not inside one (§2.6).</w:t>
+        <w:t xml:space="preserve">epidemiology, infectious-disease modelling and automated evidence extraction in one institute: where the gap became visible. Independence is organisational: a programme led by me alongside the Institute's groups, not inside one (§2.6).</w:t>
       </w:r>
       <w:r>
         <w:t xml:space="preserve"> </w:t>
@@ -4399,7 +4431,7 @@
         <w:t xml:space="preserve"> </w:t>
       </w:r>
       <w:r>
-        <w:t xml:space="preserve">contributes the biomedical NLP WP1 needs; through GESICA I already work with the emergency-medicine partners, and the AI-in-EMS review [Edjinedja 2026] evidences the functioning collaboration.</w:t>
+        <w:t xml:space="preserve">contributes the biomedical NLP WP1 needs; through GESICA I already work with the emergency-medicine partners; the AI-in-EMS review [Edjinedja 2026] evidences the collaboration.</w:t>
       </w:r>
     </w:p>
     <w:p>
@@ -4457,9 +4489,9 @@
         <w:tblLayout w:type="fixed"/>
       </w:tblPr>
       <w:tblGrid>
-        <w:gridCol w:w="2917"/>
+        <w:gridCol w:w="3075"/>
         <w:gridCol w:w="1560"/>
-        <w:gridCol w:w="5989"/>
+        <w:gridCol w:w="5831"/>
       </w:tblGrid>
       <w:tr>
         <w:trPr>
@@ -4699,7 +4731,7 @@
               <w:jc w:val="left"/>
             </w:pPr>
             <w:r>
-              <w:t xml:space="preserve">Letter requested. Continuous, daily, near real-time; archive depth to confirm;</w:t>
+              <w:t xml:space="preserve">Letter requested; continuous, daily, near real-time; archive depth to confirm;</w:t>
             </w:r>
             <w:r>
               <w:t xml:space="preserve"> </w:t>
@@ -4712,10 +4744,7 @@
               <w:t xml:space="preserve">HUG access established within GESICA</w:t>
             </w:r>
             <w:r>
-              <w:t xml:space="preserve"> </w:t>
-            </w:r>
-            <w:r>
-              <w:t xml:space="preserve">(voice excluded); own agreement + CCER required</w:t>
+              <w:t xml:space="preserve">; own agreement + CCER required</w:t>
             </w:r>
           </w:p>
         </w:tc>
@@ -5152,9 +5181,368 @@
         <w:pStyle w:val="FirstParagraph"/>
       </w:pPr>
       <w:r>
+        <w:rPr>
+          <w:bCs/>
+          <w:b/>
+        </w:rPr>
+        <w:t xml:space="preserve">Who does what.</w:t>
+      </w:r>
+      <w:r>
+        <w:t xml:space="preserve"> </w:t>
+      </w:r>
+      <w:r>
+        <w:t xml:space="preserve">I execute WP2 and WP3's confirmatory design personally and lead WP1's</w:t>
+      </w:r>
+      <w:r>
+        <w:t xml:space="preserve"> </w:t>
+      </w:r>
+      <w:r>
+        <w:t xml:space="preserve">protocol and WP4's decision work. One</w:t>
+      </w:r>
+      <w:r>
+        <w:t xml:space="preserve"> </w:t>
+      </w:r>
+      <w:r>
+        <w:rPr>
+          <w:bCs/>
+          <w:b/>
+        </w:rPr>
+        <w:t xml:space="preserve">scientific/technical collaborator</w:t>
+      </w:r>
+      <w:r>
+        <w:t xml:space="preserve"> </w:t>
+      </w:r>
+      <w:r>
+        <w:t xml:space="preserve">(support personnel, 50% over 48 months) carries three fully specified tasks:</w:t>
+      </w:r>
+      <w:r>
+        <w:t xml:space="preserve"> </w:t>
+      </w:r>
+      <w:r>
+        <w:t xml:space="preserve">T1.2's second independent extractor, the T3.1–T3.2 harmonisation and automated rolling-origin pipeline,</w:t>
+      </w:r>
+      <w:r>
+        <w:t xml:space="preserve"> </w:t>
+      </w:r>
+      <w:r>
+        <w:t xml:space="preserve">and the reproducibility engineering behind D1.1 and D3.1. No other personnel are requested.</w:t>
+      </w:r>
+    </w:p>
+    <w:p>
+      <w:pPr>
+        <w:pStyle w:val="BodyText"/>
+      </w:pPr>
+      <w:r>
+        <w:t xml:space="preserve">The design avoids a serial chain: WP2 falls back to weakly informative priors if WP1 finds extraction inadequate, WP3's open-data track runs regardless of operational access, and WP4's decision analysis is retrospective.</w:t>
+      </w:r>
+      <w:r>
+        <w:t xml:space="preserve"> </w:t>
+      </w:r>
+      <w:r>
+        <w:rPr>
+          <w:bCs/>
+          <w:b/>
+        </w:rPr>
+        <w:t xml:space="preserve">What falling back to open data alone costs:</w:t>
+      </w:r>
+      <w:r>
+        <w:t xml:space="preserve"> </w:t>
+      </w:r>
+      <w:r>
+        <w:t xml:space="preserve">open series are not emergency-system demand, so the outcome claim narrows and most of WP4 turns illustrative; hence the agreements are a pre-award action.</w:t>
+      </w:r>
+    </w:p>
+    <w:tbl>
+      <w:tblPr>
+        <w:tblStyle w:val="Table"/>
+        <w:tblW w:w="10466" w:type="dxa"/>
+        <w:tblLook w:firstRow="1" w:lastRow="0" w:firstColumn="0" w:lastColumn="0" w:noHBand="0" w:noVBand="0" w:val="0020"/>
+        <w:jc w:val="start"/>
+        <w:tblLayout w:type="fixed"/>
+      </w:tblPr>
+      <w:tblGrid>
+        <w:gridCol w:w="1560"/>
+        <w:gridCol w:w="1560"/>
+        <w:gridCol w:w="7346"/>
+      </w:tblGrid>
+      <w:tr>
+        <w:trPr>
+          <w:tblHeader w:val="true"/>
+        </w:trPr>
+        <w:tc>
+          <w:tcPr/>
+          <w:p>
+            <w:pPr>
+              <w:pStyle w:val="Compact"/>
+              <w:jc w:val="left"/>
+            </w:pPr>
+            <w:r>
+              <w:t xml:space="preserve">Milestone</w:t>
+            </w:r>
+          </w:p>
+        </w:tc>
+        <w:tc>
+          <w:tcPr/>
+          <w:p>
+            <w:pPr>
+              <w:pStyle w:val="Compact"/>
+              <w:jc w:val="right"/>
+            </w:pPr>
+            <w:r>
+              <w:t xml:space="preserve">Month</w:t>
+            </w:r>
+          </w:p>
+        </w:tc>
+        <w:tc>
+          <w:tcPr/>
+          <w:p>
+            <w:pPr>
+              <w:pStyle w:val="Compact"/>
+              <w:jc w:val="left"/>
+            </w:pPr>
+            <w:r>
+              <w:t xml:space="preserve">Criterion</w:t>
+            </w:r>
+          </w:p>
+        </w:tc>
+      </w:tr>
+      <w:tr>
+        <w:tc>
+          <w:tcPr/>
+          <w:p>
+            <w:pPr>
+              <w:pStyle w:val="Compact"/>
+              <w:jc w:val="left"/>
+            </w:pPr>
+            <w:r>
+              <w:t xml:space="preserve">M1</w:t>
+            </w:r>
+          </w:p>
+        </w:tc>
+        <w:tc>
+          <w:tcPr/>
+          <w:p>
+            <w:pPr>
+              <w:pStyle w:val="Compact"/>
+              <w:jc w:val="right"/>
+            </w:pPr>
+            <w:r>
+              <w:t xml:space="preserve">9</w:t>
+            </w:r>
+          </w:p>
+        </w:tc>
+        <w:tc>
+          <w:tcPr/>
+          <w:p>
+            <w:pPr>
+              <w:pStyle w:val="Compact"/>
+              <w:jc w:val="left"/>
+            </w:pPr>
+            <w:r>
+              <w:t xml:space="preserve">Extraction benchmark released</w:t>
+            </w:r>
+          </w:p>
+        </w:tc>
+      </w:tr>
+      <w:tr>
+        <w:tc>
+          <w:tcPr/>
+          <w:p>
+            <w:pPr>
+              <w:pStyle w:val="Compact"/>
+              <w:jc w:val="left"/>
+            </w:pPr>
+            <w:r>
+              <w:t xml:space="preserve">M2</w:t>
+            </w:r>
+          </w:p>
+        </w:tc>
+        <w:tc>
+          <w:tcPr/>
+          <w:p>
+            <w:pPr>
+              <w:pStyle w:val="Compact"/>
+              <w:jc w:val="right"/>
+            </w:pPr>
+            <w:r>
+              <w:t xml:space="preserve">12</w:t>
+            </w:r>
+          </w:p>
+        </w:tc>
+        <w:tc>
+          <w:tcPr/>
+          <w:p>
+            <w:pPr>
+              <w:pStyle w:val="Compact"/>
+              <w:jc w:val="left"/>
+            </w:pPr>
+            <w:r>
+              <w:t xml:space="preserve">Regime/state representation passes identifiability criteria, or fallback selected</w:t>
+            </w:r>
+          </w:p>
+        </w:tc>
+      </w:tr>
+      <w:tr>
+        <w:tc>
+          <w:tcPr/>
+          <w:p>
+            <w:pPr>
+              <w:pStyle w:val="Compact"/>
+              <w:jc w:val="left"/>
+            </w:pPr>
+            <w:r>
+              <w:t xml:space="preserve">M3</w:t>
+            </w:r>
+          </w:p>
+        </w:tc>
+        <w:tc>
+          <w:tcPr/>
+          <w:p>
+            <w:pPr>
+              <w:pStyle w:val="Compact"/>
+              <w:jc w:val="right"/>
+            </w:pPr>
+            <w:r>
+              <w:t xml:space="preserve">20</w:t>
+            </w:r>
+          </w:p>
+        </w:tc>
+        <w:tc>
+          <w:tcPr/>
+          <w:p>
+            <w:pPr>
+              <w:pStyle w:val="Compact"/>
+              <w:jc w:val="left"/>
+            </w:pPr>
+            <w:r>
+              <w:t xml:space="preserve">Open-data benchmark running; operational series harmonised, or fallback activated</w:t>
+            </w:r>
+          </w:p>
+        </w:tc>
+      </w:tr>
+      <w:tr>
+        <w:tc>
+          <w:tcPr/>
+          <w:p>
+            <w:pPr>
+              <w:pStyle w:val="Compact"/>
+              <w:jc w:val="left"/>
+            </w:pPr>
+            <w:r>
+              <w:t xml:space="preserve">M4</w:t>
+            </w:r>
+          </w:p>
+        </w:tc>
+        <w:tc>
+          <w:tcPr/>
+          <w:p>
+            <w:pPr>
+              <w:pStyle w:val="Compact"/>
+              <w:jc w:val="right"/>
+            </w:pPr>
+            <w:r>
+              <w:t xml:space="preserve">34</w:t>
+            </w:r>
+          </w:p>
+        </w:tc>
+        <w:tc>
+          <w:tcPr/>
+          <w:p>
+            <w:pPr>
+              <w:pStyle w:val="Compact"/>
+              <w:jc w:val="left"/>
+            </w:pPr>
+            <w:r>
+              <w:t xml:space="preserve">Primary cold-start hypothesis tested by the registered champion contrast</w:t>
+            </w:r>
+          </w:p>
+        </w:tc>
+      </w:tr>
+      <w:tr>
+        <w:tc>
+          <w:tcPr/>
+          <w:p>
+            <w:pPr>
+              <w:pStyle w:val="Compact"/>
+              <w:jc w:val="left"/>
+            </w:pPr>
+            <w:r>
+              <w:t xml:space="preserve">M5</w:t>
+            </w:r>
+          </w:p>
+        </w:tc>
+        <w:tc>
+          <w:tcPr/>
+          <w:p>
+            <w:pPr>
+              <w:pStyle w:val="Compact"/>
+              <w:jc w:val="right"/>
+            </w:pPr>
+            <w:r>
+              <w:t xml:space="preserve">40</w:t>
+            </w:r>
+          </w:p>
+        </w:tc>
+        <w:tc>
+          <w:tcPr/>
+          <w:p>
+            <w:pPr>
+              <w:pStyle w:val="Compact"/>
+              <w:jc w:val="left"/>
+            </w:pPr>
+            <w:r>
+              <w:t xml:space="preserve">Decision relevance established</w:t>
+            </w:r>
+          </w:p>
+        </w:tc>
+      </w:tr>
+      <w:tr>
+        <w:tc>
+          <w:tcPr/>
+          <w:p>
+            <w:pPr>
+              <w:pStyle w:val="Compact"/>
+              <w:jc w:val="left"/>
+            </w:pPr>
+            <w:r>
+              <w:t xml:space="preserve">M6</w:t>
+            </w:r>
+          </w:p>
+        </w:tc>
+        <w:tc>
+          <w:tcPr/>
+          <w:p>
+            <w:pPr>
+              <w:pStyle w:val="Compact"/>
+              <w:jc w:val="right"/>
+            </w:pPr>
+            <w:r>
+              <w:t xml:space="preserve">48</w:t>
+            </w:r>
+          </w:p>
+        </w:tc>
+        <w:tc>
+          <w:tcPr/>
+          <w:p>
+            <w:pPr>
+              <w:pStyle w:val="Compact"/>
+              <w:jc w:val="left"/>
+            </w:pPr>
+            <w:r>
+              <w:t xml:space="preserve">Cross-domain validation; observation-mode dashboard running where authorised</w:t>
+            </w:r>
+          </w:p>
+        </w:tc>
+      </w:tr>
+    </w:tbl>
+    <w:p>
+      <w:pPr>
+        <w:pStyle w:val="BodyText"/>
+      </w:pPr>
+      <w:r>
         <w:drawing>
           <wp:inline>
-            <wp:extent cx="6640000" cy="3612160"/>
+            <wp:extent cx="6640000" cy="3141007"/>
             <wp:effectExtent b="0" l="0" r="0" t="0"/>
             <wp:docPr descr="Work plan" title="" id="71" name="Picture"/>
             <a:graphic>
@@ -5184,7 +5572,7 @@
                   <pic:spPr bwMode="auto">
                     <a:xfrm>
                       <a:off x="0" y="0"/>
-                      <a:ext cx="6640000" cy="3612160"/>
+                      <a:ext cx="6640000" cy="3141007"/>
                     </a:xfrm>
                     <a:prstGeom prst="rect">
                       <a:avLst/>
@@ -5216,6 +5604,31 @@
       </w:r>
     </w:p>
     <w:p>
+      <w:r>
+        <w:pict>
+          <v:rect style="width:0;height:1.5pt" o:hralign="center" o:hrstd="t" o:hr="t"/>
+        </w:pict>
+      </w:r>
+    </w:p>
+    <w:bookmarkEnd w:id="74"/>
+    <w:bookmarkStart w:id="75" w:name="Xfa74544992b8a2e9fab533cfaf936bad7ec032c"/>
+    <w:p>
+      <w:pPr>
+        <w:pStyle w:val="Heading2"/>
+      </w:pPr>
+      <w:r>
+        <w:t xml:space="preserve">2.5 Relevance and impact</w:t>
+      </w:r>
+    </w:p>
+    <w:p>
+      <w:pPr>
+        <w:pStyle w:val="FirstParagraph"/>
+      </w:pPr>
+      <w:r>
+        <w:t xml:space="preserve">The result is useful either way: a principled, auditable way to borrow if evidence helps; a stated boundary if not.</w:t>
+      </w:r>
+    </w:p>
+    <w:p>
       <w:pPr>
         <w:pStyle w:val="BodyText"/>
       </w:pPr>
@@ -5224,47 +5637,13 @@
           <w:bCs/>
           <w:b/>
         </w:rPr>
-        <w:t xml:space="preserve">Who does what.</w:t>
-      </w:r>
-      <w:r>
-        <w:t xml:space="preserve"> </w:t>
-      </w:r>
-      <w:r>
-        <w:t xml:space="preserve">I execute WP2 and WP3's confirmatory design personally and lead WP1's</w:t>
-      </w:r>
-      <w:r>
-        <w:t xml:space="preserve"> </w:t>
-      </w:r>
-      <w:r>
-        <w:t xml:space="preserve">protocol and WP4's decision work. One</w:t>
-      </w:r>
-      <w:r>
-        <w:t xml:space="preserve"> </w:t>
-      </w:r>
-      <w:r>
-        <w:rPr>
-          <w:bCs/>
-          <w:b/>
-        </w:rPr>
-        <w:t xml:space="preserve">scientific/technical collaborator</w:t>
-      </w:r>
-      <w:r>
-        <w:t xml:space="preserve"> </w:t>
-      </w:r>
-      <w:r>
-        <w:t xml:space="preserve">(support personnel, 50% over 48 months) carries three fully specified tasks:</w:t>
-      </w:r>
-      <w:r>
-        <w:t xml:space="preserve"> </w:t>
-      </w:r>
-      <w:r>
-        <w:t xml:space="preserve">T1.2's second independent extractor, the T3.1–T3.2 harmonisation and automated rolling-origin pipeline,</w:t>
-      </w:r>
-      <w:r>
-        <w:t xml:space="preserve"> </w:t>
-      </w:r>
-      <w:r>
-        <w:t xml:space="preserve">and the reproducibility engineering behind D1.1 and D3.1. No other personnel are requested.</w:t>
+        <w:t xml:space="preserve">A null result changes identifiable practice.</w:t>
+      </w:r>
+      <w:r>
+        <w:t xml:space="preserve"> </w:t>
+      </w:r>
+      <w:r>
+        <w:t xml:space="preserve">Modellers routinely seed early-crisis models with parameters lifted from a few studies, and evidence-synthesis platforms (including my own) assume pooled estimates are reusable as priors; a calibrated null tells those groups the practice buys nothing where it is most used.</w:t>
       </w:r>
     </w:p>
     <w:p>
@@ -5272,39 +5651,157 @@
         <w:pStyle w:val="BodyText"/>
       </w:pPr>
       <w:r>
-        <w:t xml:space="preserve">The design avoids a serial chain: WP2 falls back to weakly informative priors if WP1 finds extraction inadequate, WP3 to open surveillance data if operational access is delayed, and WP4's decision analysis is retrospective.</w:t>
-      </w:r>
-      <w:r>
-        <w:t xml:space="preserve"> </w:t>
-      </w:r>
-      <w:r>
-        <w:rPr>
-          <w:bCs/>
-          <w:b/>
-        </w:rPr>
-        <w:t xml:space="preserve">What the data fallback costs:</w:t>
-      </w:r>
-      <w:r>
-        <w:t xml:space="preserve"> </w:t>
-      </w:r>
-      <w:r>
-        <w:t xml:space="preserve">Open surveillance series are not emergency-system demand. Falling back</w:t>
-      </w:r>
-      <w:r>
-        <w:t xml:space="preserve"> </w:t>
-      </w:r>
-      <w:r>
-        <w:rPr>
-          <w:bCs/>
-          <w:b/>
-        </w:rPr>
-        <w:t xml:space="preserve">preserves the methodological test but narrows the outcome claim</w:t>
-      </w:r>
-      <w:r>
-        <w:t xml:space="preserve"> </w:t>
-      </w:r>
-      <w:r>
-        <w:t xml:space="preserve">to routinely observed crisis indicators, and turns most of WP4 illustrative; hence the agreements are a pre-award action, not a later risk.</w:t>
+        <w:rPr>
+          <w:bCs/>
+          <w:b/>
+        </w:rPr>
+        <w:t xml:space="preserve">Form of publication.</w:t>
+      </w:r>
+      <w:r>
+        <w:t xml:space="preserve"> </w:t>
+      </w:r>
+      <w:r>
+        <w:t xml:space="preserve">Peer-reviewed articles, preprints on submission, open access throughout; benchmarks, prior library and code as</w:t>
+      </w:r>
+      <w:r>
+        <w:t xml:space="preserve"> </w:t>
+      </w:r>
+      <w:r>
+        <w:rPr>
+          <w:bCs/>
+          <w:b/>
+        </w:rPr>
+        <w:t xml:space="preserve">citable, versioned open resources</w:t>
+      </w:r>
+      <w:r>
+        <w:t xml:space="preserve">; results returned to the partners.</w:t>
+      </w:r>
+    </w:p>
+    <w:p>
+      <w:pPr>
+        <w:pStyle w:val="BodyText"/>
+      </w:pPr>
+      <w:r>
+        <w:t xml:space="preserve">Durable resources remain, subordinate to the central question:</w:t>
+      </w:r>
+      <w:r>
+        <w:t xml:space="preserve"> </w:t>
+      </w:r>
+      <w:r>
+        <w:rPr>
+          <w:bCs/>
+          <w:b/>
+        </w:rPr>
+        <w:t xml:space="preserve">the extraction and replication benchmark</w:t>
+      </w:r>
+      <w:r>
+        <w:t xml:space="preserve">,</w:t>
+      </w:r>
+      <w:r>
+        <w:t xml:space="preserve"> </w:t>
+      </w:r>
+      <w:r>
+        <w:rPr>
+          <w:bCs/>
+          <w:b/>
+        </w:rPr>
+        <w:t xml:space="preserve">the public cold-start benchmark on open series</w:t>
+      </w:r>
+      <w:r>
+        <w:t xml:space="preserve">, an</w:t>
+      </w:r>
+      <w:r>
+        <w:t xml:space="preserve"> </w:t>
+      </w:r>
+      <w:r>
+        <w:rPr>
+          <w:bCs/>
+          <w:b/>
+        </w:rPr>
+        <w:t xml:space="preserve">open reference framework</w:t>
+      </w:r>
+      <w:r>
+        <w:t xml:space="preserve"> </w:t>
+      </w:r>
+      <w:r>
+        <w:t xml:space="preserve">for evidence-informed latent-state forecasting, and a</w:t>
+      </w:r>
+      <w:r>
+        <w:t xml:space="preserve"> </w:t>
+      </w:r>
+      <w:r>
+        <w:rPr>
+          <w:bCs/>
+          <w:b/>
+        </w:rPr>
+        <w:t xml:space="preserve">decision-analytic evaluation framework</w:t>
+      </w:r>
+      <w:r>
+        <w:t xml:space="preserve">.</w:t>
+      </w:r>
+    </w:p>
+    <w:p>
+      <w:pPr>
+        <w:pStyle w:val="BodyText"/>
+      </w:pPr>
+      <w:r>
+        <w:rPr>
+          <w:bCs/>
+          <w:b/>
+        </w:rPr>
+        <w:t xml:space="preserve">Practical and societal impact.</w:t>
+      </w:r>
+      <w:r>
+        <w:t xml:space="preserve"> </w:t>
+      </w:r>
+      <w:r>
+        <w:t xml:space="preserve">In a crisis's first weeks, emergency systems decide whether to open capacity, redistribute resources or escalate before local outcomes provide a reliable base; the project quantifies whether external evidence improves those decisions, and with how much residual uncertainty. Geneva anchors it; the contrasting domains show what transfers.</w:t>
+      </w:r>
+    </w:p>
+    <w:p>
+      <w:pPr>
+        <w:pStyle w:val="BodyText"/>
+      </w:pPr>
+      <w:r>
+        <w:rPr>
+          <w:bCs/>
+          <w:b/>
+        </w:rPr>
+        <w:t xml:space="preserve">Where this points operationally.</w:t>
+      </w:r>
+      <w:r>
+        <w:t xml:space="preserve"> </w:t>
+      </w:r>
+      <w:r>
+        <w:t xml:space="preserve">Each validated event type leaves a registered, automatically re-validated forecasting configuration and a daily observation-mode dashboard in the hands of the services that would use it. Extending that nucleus into a multi-crisis surveillance platform for clinicians and regulators, event type by event type as models validate, is the explicit post-grant pathway; this project supplies the validated core and update rules that make it trustworthy.</w:t>
+      </w:r>
+    </w:p>
+    <w:bookmarkEnd w:id="75"/>
+    <w:bookmarkStart w:id="76" w:name="Xcc38eee077486c72e5fe0175206dca2aaaf6450"/>
+    <w:p>
+      <w:pPr>
+        <w:pStyle w:val="Heading2"/>
+      </w:pPr>
+      <w:r>
+        <w:t xml:space="preserve">2.6 Relevance for personal career development</w:t>
+      </w:r>
+    </w:p>
+    <w:p>
+      <w:pPr>
+        <w:pStyle w:val="FirstParagraph"/>
+      </w:pPr>
+      <w:r>
+        <w:rPr>
+          <w:bCs/>
+          <w:b/>
+        </w:rPr>
+        <w:t xml:space="preserve">Why I am ready, and why now.</w:t>
+      </w:r>
+      <w:r>
+        <w:t xml:space="preserve"> </w:t>
+      </w:r>
+      <w:r>
+        <w:t xml:space="preserve">I have the methods, the prototype and the domain access, used so far inside other people's programmes; what I have not had is a research agenda that is mine to set. None of the programmes below has this project's objective.</w:t>
       </w:r>
     </w:p>
     <w:tbl>
@@ -5316,9 +5813,10 @@
         <w:tblLayout w:type="fixed"/>
       </w:tblPr>
       <w:tblGrid>
+        <w:gridCol w:w="2112"/>
+        <w:gridCol w:w="3589"/>
         <w:gridCol w:w="1560"/>
-        <w:gridCol w:w="1560"/>
-        <w:gridCol w:w="7346"/>
+        <w:gridCol w:w="3205"/>
       </w:tblGrid>
       <w:tr>
         <w:trPr>
@@ -5332,478 +5830,6 @@
               <w:jc w:val="left"/>
             </w:pPr>
             <w:r>
-              <w:t xml:space="preserve">Milestone</w:t>
-            </w:r>
-          </w:p>
-        </w:tc>
-        <w:tc>
-          <w:tcPr/>
-          <w:p>
-            <w:pPr>
-              <w:pStyle w:val="Compact"/>
-              <w:jc w:val="right"/>
-            </w:pPr>
-            <w:r>
-              <w:t xml:space="preserve">Month</w:t>
-            </w:r>
-          </w:p>
-        </w:tc>
-        <w:tc>
-          <w:tcPr/>
-          <w:p>
-            <w:pPr>
-              <w:pStyle w:val="Compact"/>
-              <w:jc w:val="left"/>
-            </w:pPr>
-            <w:r>
-              <w:t xml:space="preserve">Criterion</w:t>
-            </w:r>
-          </w:p>
-        </w:tc>
-      </w:tr>
-      <w:tr>
-        <w:tc>
-          <w:tcPr/>
-          <w:p>
-            <w:pPr>
-              <w:pStyle w:val="Compact"/>
-              <w:jc w:val="left"/>
-            </w:pPr>
-            <w:r>
-              <w:t xml:space="preserve">M1</w:t>
-            </w:r>
-          </w:p>
-        </w:tc>
-        <w:tc>
-          <w:tcPr/>
-          <w:p>
-            <w:pPr>
-              <w:pStyle w:val="Compact"/>
-              <w:jc w:val="right"/>
-            </w:pPr>
-            <w:r>
-              <w:t xml:space="preserve">9</w:t>
-            </w:r>
-          </w:p>
-        </w:tc>
-        <w:tc>
-          <w:tcPr/>
-          <w:p>
-            <w:pPr>
-              <w:pStyle w:val="Compact"/>
-              <w:jc w:val="left"/>
-            </w:pPr>
-            <w:r>
-              <w:t xml:space="preserve">Extraction benchmark released</w:t>
-            </w:r>
-          </w:p>
-        </w:tc>
-      </w:tr>
-      <w:tr>
-        <w:tc>
-          <w:tcPr/>
-          <w:p>
-            <w:pPr>
-              <w:pStyle w:val="Compact"/>
-              <w:jc w:val="left"/>
-            </w:pPr>
-            <w:r>
-              <w:t xml:space="preserve">M2</w:t>
-            </w:r>
-          </w:p>
-        </w:tc>
-        <w:tc>
-          <w:tcPr/>
-          <w:p>
-            <w:pPr>
-              <w:pStyle w:val="Compact"/>
-              <w:jc w:val="right"/>
-            </w:pPr>
-            <w:r>
-              <w:t xml:space="preserve">12</w:t>
-            </w:r>
-          </w:p>
-        </w:tc>
-        <w:tc>
-          <w:tcPr/>
-          <w:p>
-            <w:pPr>
-              <w:pStyle w:val="Compact"/>
-              <w:jc w:val="left"/>
-            </w:pPr>
-            <w:r>
-              <w:t xml:space="preserve">Regime/state representation passes identifiability criteria, or fallback selected</w:t>
-            </w:r>
-          </w:p>
-        </w:tc>
-      </w:tr>
-      <w:tr>
-        <w:tc>
-          <w:tcPr/>
-          <w:p>
-            <w:pPr>
-              <w:pStyle w:val="Compact"/>
-              <w:jc w:val="left"/>
-            </w:pPr>
-            <w:r>
-              <w:t xml:space="preserve">M3</w:t>
-            </w:r>
-          </w:p>
-        </w:tc>
-        <w:tc>
-          <w:tcPr/>
-          <w:p>
-            <w:pPr>
-              <w:pStyle w:val="Compact"/>
-              <w:jc w:val="right"/>
-            </w:pPr>
-            <w:r>
-              <w:t xml:space="preserve">20</w:t>
-            </w:r>
-          </w:p>
-        </w:tc>
-        <w:tc>
-          <w:tcPr/>
-          <w:p>
-            <w:pPr>
-              <w:pStyle w:val="Compact"/>
-              <w:jc w:val="left"/>
-            </w:pPr>
-            <w:r>
-              <w:t xml:space="preserve">Retrospective information set harmonised, or open-data fallback activated</w:t>
-            </w:r>
-          </w:p>
-        </w:tc>
-      </w:tr>
-      <w:tr>
-        <w:tc>
-          <w:tcPr/>
-          <w:p>
-            <w:pPr>
-              <w:pStyle w:val="Compact"/>
-              <w:jc w:val="left"/>
-            </w:pPr>
-            <w:r>
-              <w:t xml:space="preserve">M4</w:t>
-            </w:r>
-          </w:p>
-        </w:tc>
-        <w:tc>
-          <w:tcPr/>
-          <w:p>
-            <w:pPr>
-              <w:pStyle w:val="Compact"/>
-              <w:jc w:val="right"/>
-            </w:pPr>
-            <w:r>
-              <w:t xml:space="preserve">34</w:t>
-            </w:r>
-          </w:p>
-        </w:tc>
-        <w:tc>
-          <w:tcPr/>
-          <w:p>
-            <w:pPr>
-              <w:pStyle w:val="Compact"/>
-              <w:jc w:val="left"/>
-            </w:pPr>
-            <w:r>
-              <w:t xml:space="preserve">Primary cold-start hypothesis tested by the registered champion contrast</w:t>
-            </w:r>
-          </w:p>
-        </w:tc>
-      </w:tr>
-      <w:tr>
-        <w:tc>
-          <w:tcPr/>
-          <w:p>
-            <w:pPr>
-              <w:pStyle w:val="Compact"/>
-              <w:jc w:val="left"/>
-            </w:pPr>
-            <w:r>
-              <w:t xml:space="preserve">M5</w:t>
-            </w:r>
-          </w:p>
-        </w:tc>
-        <w:tc>
-          <w:tcPr/>
-          <w:p>
-            <w:pPr>
-              <w:pStyle w:val="Compact"/>
-              <w:jc w:val="right"/>
-            </w:pPr>
-            <w:r>
-              <w:t xml:space="preserve">40</w:t>
-            </w:r>
-          </w:p>
-        </w:tc>
-        <w:tc>
-          <w:tcPr/>
-          <w:p>
-            <w:pPr>
-              <w:pStyle w:val="Compact"/>
-              <w:jc w:val="left"/>
-            </w:pPr>
-            <w:r>
-              <w:t xml:space="preserve">Decision relevance established</w:t>
-            </w:r>
-          </w:p>
-        </w:tc>
-      </w:tr>
-      <w:tr>
-        <w:tc>
-          <w:tcPr/>
-          <w:p>
-            <w:pPr>
-              <w:pStyle w:val="Compact"/>
-              <w:jc w:val="left"/>
-            </w:pPr>
-            <w:r>
-              <w:t xml:space="preserve">M6</w:t>
-            </w:r>
-          </w:p>
-        </w:tc>
-        <w:tc>
-          <w:tcPr/>
-          <w:p>
-            <w:pPr>
-              <w:pStyle w:val="Compact"/>
-              <w:jc w:val="right"/>
-            </w:pPr>
-            <w:r>
-              <w:t xml:space="preserve">48</w:t>
-            </w:r>
-          </w:p>
-        </w:tc>
-        <w:tc>
-          <w:tcPr/>
-          <w:p>
-            <w:pPr>
-              <w:pStyle w:val="Compact"/>
-              <w:jc w:val="left"/>
-            </w:pPr>
-            <w:r>
-              <w:t xml:space="preserve">Cross-domain validation; observation-mode dashboard running where authorised</w:t>
-            </w:r>
-          </w:p>
-        </w:tc>
-      </w:tr>
-    </w:tbl>
-    <w:p>
-      <w:r>
-        <w:pict>
-          <v:rect style="width:0;height:1.5pt" o:hralign="center" o:hrstd="t" o:hr="t"/>
-        </w:pict>
-      </w:r>
-    </w:p>
-    <w:bookmarkEnd w:id="74"/>
-    <w:bookmarkStart w:id="75" w:name="Xfa74544992b8a2e9fab533cfaf936bad7ec032c"/>
-    <w:p>
-      <w:pPr>
-        <w:pStyle w:val="Heading2"/>
-      </w:pPr>
-      <w:r>
-        <w:t xml:space="preserve">2.5 Relevance and impact</w:t>
-      </w:r>
-    </w:p>
-    <w:p>
-      <w:pPr>
-        <w:pStyle w:val="FirstParagraph"/>
-      </w:pPr>
-      <w:r>
-        <w:t xml:space="preserve">The result is useful either way: a principled, auditable way to borrow if priors help; a stated boundary if not.</w:t>
-      </w:r>
-    </w:p>
-    <w:p>
-      <w:pPr>
-        <w:pStyle w:val="BodyText"/>
-      </w:pPr>
-      <w:r>
-        <w:rPr>
-          <w:bCs/>
-          <w:b/>
-        </w:rPr>
-        <w:t xml:space="preserve">A null result changes identifiable practice.</w:t>
-      </w:r>
-      <w:r>
-        <w:t xml:space="preserve"> </w:t>
-      </w:r>
-      <w:r>
-        <w:t xml:space="preserve">Modellers routinely seed early-crisis models with parameters lifted from a few studies, and evidence-synthesis platforms (including my own) assume pooled estimates are reusable as priors; a calibrated null tells those groups the practice buys nothing where it is most used.</w:t>
-      </w:r>
-    </w:p>
-    <w:p>
-      <w:pPr>
-        <w:pStyle w:val="BodyText"/>
-      </w:pPr>
-      <w:r>
-        <w:rPr>
-          <w:bCs/>
-          <w:b/>
-        </w:rPr>
-        <w:t xml:space="preserve">Form of publication.</w:t>
-      </w:r>
-      <w:r>
-        <w:t xml:space="preserve"> </w:t>
-      </w:r>
-      <w:r>
-        <w:t xml:space="preserve">Peer-reviewed articles, preprints on submission, open access throughout; the benchmark, prior library and evaluation code as</w:t>
-      </w:r>
-      <w:r>
-        <w:t xml:space="preserve"> </w:t>
-      </w:r>
-      <w:r>
-        <w:rPr>
-          <w:bCs/>
-          <w:b/>
-        </w:rPr>
-        <w:t xml:space="preserve">citable, versioned open resources</w:t>
-      </w:r>
-      <w:r>
-        <w:t xml:space="preserve">; results returned to the operational partners.</w:t>
-      </w:r>
-    </w:p>
-    <w:p>
-      <w:pPr>
-        <w:pStyle w:val="BodyText"/>
-      </w:pPr>
-      <w:r>
-        <w:t xml:space="preserve">Three durable resources remain, subordinate to the central question:</w:t>
-      </w:r>
-      <w:r>
-        <w:t xml:space="preserve"> </w:t>
-      </w:r>
-      <w:r>
-        <w:rPr>
-          <w:bCs/>
-          <w:b/>
-        </w:rPr>
-        <w:t xml:space="preserve">a quantitative extraction benchmark</w:t>
-      </w:r>
-      <w:r>
-        <w:t xml:space="preserve">;</w:t>
-      </w:r>
-      <w:r>
-        <w:t xml:space="preserve"> </w:t>
-      </w:r>
-      <w:r>
-        <w:rPr>
-          <w:bCs/>
-          <w:b/>
-        </w:rPr>
-        <w:t xml:space="preserve">an open reference framework</w:t>
-      </w:r>
-      <w:r>
-        <w:t xml:space="preserve"> </w:t>
-      </w:r>
-      <w:r>
-        <w:t xml:space="preserve">for evidence-informed latent-state forecasting;</w:t>
-      </w:r>
-      <w:r>
-        <w:t xml:space="preserve"> </w:t>
-      </w:r>
-      <w:r>
-        <w:rPr>
-          <w:bCs/>
-          <w:b/>
-        </w:rPr>
-        <w:t xml:space="preserve">a decision-analytic evaluation framework</w:t>
-      </w:r>
-      <w:r>
-        <w:t xml:space="preserve">.</w:t>
-      </w:r>
-    </w:p>
-    <w:p>
-      <w:pPr>
-        <w:pStyle w:val="BodyText"/>
-      </w:pPr>
-      <w:r>
-        <w:rPr>
-          <w:bCs/>
-          <w:b/>
-        </w:rPr>
-        <w:t xml:space="preserve">Practical and societal impact.</w:t>
-      </w:r>
-      <w:r>
-        <w:t xml:space="preserve"> </w:t>
-      </w:r>
-      <w:r>
-        <w:t xml:space="preserve">In a crisis's first weeks, emergency systems decide whether to open capacity, redistribute resources or escalate before local outcomes provide a reliable base; the project quantifies whether external evidence improves those decisions, and with how much residual uncertainty. Geneva anchors it; the contrasting domains show what transfers.</w:t>
-      </w:r>
-    </w:p>
-    <w:p>
-      <w:pPr>
-        <w:pStyle w:val="BodyText"/>
-      </w:pPr>
-      <w:r>
-        <w:rPr>
-          <w:bCs/>
-          <w:b/>
-        </w:rPr>
-        <w:t xml:space="preserve">Where this points operationally.</w:t>
-      </w:r>
-      <w:r>
-        <w:t xml:space="preserve"> </w:t>
-      </w:r>
-      <w:r>
-        <w:t xml:space="preserve">Each validated event type leaves a registered, automatically re-validated forecasting configuration and a daily observation-mode dashboard in the hands of the services that would use it. Extending that nucleus into a multi-crisis surveillance platform for clinicians and regulators, event type by event type as models validate, is the explicit post-grant pathway; this project supplies the validated core and the update rules that make such a platform trustworthy.</w:t>
-      </w:r>
-    </w:p>
-    <w:bookmarkEnd w:id="75"/>
-    <w:bookmarkStart w:id="76" w:name="Xcc38eee077486c72e5fe0175206dca2aaaf6450"/>
-    <w:p>
-      <w:pPr>
-        <w:pStyle w:val="Heading2"/>
-      </w:pPr>
-      <w:r>
-        <w:t xml:space="preserve">2.6 Relevance for personal career development</w:t>
-      </w:r>
-    </w:p>
-    <w:p>
-      <w:pPr>
-        <w:pStyle w:val="FirstParagraph"/>
-      </w:pPr>
-      <w:r>
-        <w:rPr>
-          <w:bCs/>
-          <w:b/>
-        </w:rPr>
-        <w:t xml:space="preserve">Why I am ready, and why now.</w:t>
-      </w:r>
-      <w:r>
-        <w:t xml:space="preserve"> </w:t>
-      </w:r>
-      <w:r>
-        <w:t xml:space="preserve">I have the methods, the prototype and the domain access, used so far inside other people's programmes; what I have not had is a research agenda that is mine to set. None of the programmes below has this project's objective.</w:t>
-      </w:r>
-    </w:p>
-    <w:tbl>
-      <w:tblPr>
-        <w:tblStyle w:val="Table"/>
-        <w:tblW w:w="10466" w:type="dxa"/>
-        <w:tblLook w:firstRow="1" w:lastRow="0" w:firstColumn="0" w:lastColumn="0" w:noHBand="0" w:noVBand="0" w:val="0020"/>
-        <w:jc w:val="start"/>
-        <w:tblLayout w:type="fixed"/>
-      </w:tblPr>
-      <w:tblGrid>
-        <w:gridCol w:w="2090"/>
-        <w:gridCol w:w="3661"/>
-        <w:gridCol w:w="1560"/>
-        <w:gridCol w:w="3155"/>
-      </w:tblGrid>
-      <w:tr>
-        <w:trPr>
-          <w:tblHeader w:val="true"/>
-        </w:trPr>
-        <w:tc>
-          <w:tcPr/>
-          <w:p>
-            <w:pPr>
-              <w:pStyle w:val="Compact"/>
-              <w:jc w:val="left"/>
-            </w:pPr>
-            <w:r>
               <w:t xml:space="preserve">Programme</w:t>
             </w:r>
           </w:p>
@@ -6024,7 +6050,7 @@
                 <w:bCs/>
                 <w:b/>
               </w:rPr>
-              <w:t xml:space="preserve">When evidence-derived priors help cold-start forecasting, and when they harm</w:t>
+              <w:t xml:space="preserve">When evidence-informed forecasting helps at cold start, and when it harms</w:t>
             </w:r>
           </w:p>
         </w:tc>
@@ -6091,7 +6117,7 @@
         <w:t xml:space="preserve"> </w:t>
       </w:r>
       <w:r>
-        <w:t xml:space="preserve">It arose building LiteRev-Evidence: the platform could pool published estimates into priors, but nothing established whether those priors improved forecasting in a new setting. The methodological core came from fifteen years of quantitative finance, inherited from no group I have worked in; the platform is UNIGE intellectual property developed under my scientific direction.</w:t>
+        <w:t xml:space="preserve">It arose building LiteRev-Evidence: the platform could pool published estimates into priors, but nothing established whether those priors improved forecasting in a new setting. The methodological core came from fifteen years of quantitative finance, from no group I have worked in; the platform is UNIGE intellectual property under my scientific direction.</w:t>
       </w:r>
     </w:p>
     <w:p>
@@ -6153,7 +6179,7 @@
         <w:t xml:space="preserve">Institute of Global Health</w:t>
       </w:r>
       <w:r>
-        <w:t xml:space="preserve">, I will lead an independent programme alongside the Institute's groups rather than inside one; the PI's independence guarantees are documented in the required confirmation letters. The programme is executable by the PI and one budgeted collaborator:</w:t>
+        <w:t xml:space="preserve">, I will lead an independent programme alongside the Institute's groups rather than inside one; the PI's independence guarantees are documented in the confirmation letters. The programme is executable by the PI and one budgeted collaborator:</w:t>
       </w:r>
       <w:r>
         <w:t xml:space="preserve"> </w:t>
@@ -6181,7 +6207,7 @@
         <w:t xml:space="preserve"> </w:t>
       </w:r>
       <w:r>
-        <w:t xml:space="preserve">By month 48 I intend to hold a validated answer, two open resources the field can build on, and a first-author methodological record in my own name: the basis for a group-leadership position or professorship. The follow-on programme is §2.5's platform pathway; this project supplies its validated core. My research time is currently divided across four collaborative programmes; Ambizione consolidates it into one.</w:t>
+        <w:t xml:space="preserve">By month 48 I intend to hold a validated answer, open resources the field can build on, and a first-author methodological record in my own name: the basis for a group-leadership position or professorship. My research time is currently divided across four collaborative programmes; Ambizione consolidates it into one.</w:t>
       </w:r>
     </w:p>
     <w:p>
@@ -8645,7 +8671,7 @@
     <w:bookmarkEnd w:id="91"/>
     <w:sectPr>
       <w:pgSz w:w="11906" w:h="16838"/>
-      <w:pgMar w:top="680" w:right="720" w:bottom="680" w:left="720" w:header="567" w:footer="567" w:gutter="0"/>
+      <w:pgMar w:top="650" w:right="720" w:bottom="650" w:left="720" w:header="567" w:footer="567" w:gutter="0"/>
     </w:sectPr>
   </w:body>
 </w:document>

--- a/03-research-plan/FINAL-research-plan.docx
+++ b/03-research-plan/FINAL-research-plan.docx
@@ -4,98 +4,118 @@
   <w:body>
     <w:p>
       <w:pPr>
-        <w:pStyle w:val="BlockText"/>
-      </w:pPr>
-      <w:r>
-        <w:rPr>
-          <w:bCs/>
-          <w:b/>
-        </w:rPr>
-        <w:t xml:space="preserve">Assembled document - do not edit here.</w:t>
-      </w:r>
-      <w:r>
-        <w:t xml:space="preserve"> </w:t>
-      </w:r>
-      <w:r>
-        <w:t xml:space="preserve">Generated by</w:t>
-      </w:r>
-      <w:r>
-        <w:t xml:space="preserve"> </w:t>
-      </w:r>
-      <w:r>
-        <w:rPr>
-          <w:rStyle w:val="VerbatimChar"/>
-        </w:rPr>
-        <w:t xml:space="preserve">draft/assemble.sh</w:t>
-      </w:r>
-      <w:r>
-        <w:t xml:space="preserve"> </w:t>
-      </w:r>
-      <w:r>
-        <w:t xml:space="preserve">from the section files in</w:t>
-      </w:r>
-      <w:r>
-        <w:t xml:space="preserve"> </w:t>
-      </w:r>
-      <w:r>
-        <w:rPr>
-          <w:rStyle w:val="VerbatimChar"/>
-        </w:rPr>
-        <w:t xml:space="preserve">draft/</w:t>
-      </w:r>
-      <w:r>
-        <w:t xml:space="preserve">. Edit those, then re-run.</w:t>
-      </w:r>
-      <w:r>
-        <w:t xml:space="preserve"> </w:t>
-      </w:r>
-      <w:r>
-        <w:t xml:space="preserve">Figures are in</w:t>
-      </w:r>
-      <w:r>
-        <w:t xml:space="preserve"> </w:t>
-      </w:r>
-      <w:r>
-        <w:rPr>
-          <w:rStyle w:val="VerbatimChar"/>
-        </w:rPr>
-        <w:t xml:space="preserve">draft/figures/</w:t>
-      </w:r>
-      <w:r>
-        <w:t xml:space="preserve"> </w:t>
-      </w:r>
-      <w:r>
-        <w:t xml:space="preserve">(regenerate with</w:t>
-      </w:r>
-      <w:r>
-        <w:t xml:space="preserve"> </w:t>
-      </w:r>
-      <w:r>
-        <w:rPr>
-          <w:rStyle w:val="VerbatimChar"/>
-        </w:rPr>
-        <w:t xml:space="preserve">python3 draft/figures/make_figures.py</w:t>
-      </w:r>
-      <w:r>
-        <w:t xml:space="preserve">).</w:t>
-      </w:r>
-      <w:r>
-        <w:t xml:space="preserve"> </w:t>
-      </w:r>
-      <w:r>
-        <w:t xml:space="preserve">Bibliography is</w:t>
-      </w:r>
-      <w:r>
-        <w:t xml:space="preserve"> </w:t>
-      </w:r>
-      <w:r>
-        <w:rPr>
-          <w:rStyle w:val="VerbatimChar"/>
-        </w:rPr>
-        <w:t xml:space="preserve">draft/99-bibliography.md</w:t>
-      </w:r>
-      <w:r>
-        <w:t xml:space="preserve">, excluded from the character count.</w:t>
+        <w:pStyle w:val="FirstParagraph"/>
+      </w:pPr>
+      <w:r>
+        <w:rPr>
+          <w:bCs/>
+          <w:b/>
+        </w:rPr>
+        <w:t xml:space="preserve">COLDSTART: Anticipating health-system crises before the outcome is observable</w:t>
+      </w:r>
+    </w:p>
+    <w:bookmarkStart w:id="20" w:name="X54a346158e1c9302d737b408239f1b33007b474"/>
+    <w:p>
+      <w:pPr>
+        <w:pStyle w:val="Heading1"/>
+      </w:pPr>
+      <w:r>
+        <w:t xml:space="preserve">1. Summary</w:t>
+      </w:r>
+    </w:p>
+    <w:p>
+      <w:pPr>
+        <w:pStyle w:val="FirstParagraph"/>
+      </w:pPr>
+      <w:r>
+        <w:t xml:space="preserve">When a health crisis begins, the quantity decision-makers need to forecast (presentations, demand, occupancy) is precisely the one for which almost no local outcome data yet exist: the outcome series is a handful of noisy observations, so systems that perform well on years of local history are weakest when early decisions matter most.</w:t>
+      </w:r>
+    </w:p>
+    <w:p>
+      <w:pPr>
+        <w:pStyle w:val="BodyText"/>
+      </w:pPr>
+      <w:r>
+        <w:t xml:space="preserve">There is another source of quantitative information: published evidence from analogous events elsewhere. It is rarely tested as formal prior information, because of the two steps that matter most:</w:t>
+      </w:r>
+      <w:r>
+        <w:t xml:space="preserve"> </w:t>
+      </w:r>
+      <w:r>
+        <w:rPr>
+          <w:bCs/>
+          <w:b/>
+        </w:rPr>
+        <w:t xml:space="preserve">reliable extraction, and transport to the new setting.</w:t>
+      </w:r>
+      <w:r>
+        <w:t xml:space="preserve"> </w:t>
+      </w:r>
+      <w:r>
+        <w:t xml:space="preserve">A confidently wrong prior is worse than no prior: it is most influential exactly when local data cannot correct it.</w:t>
+      </w:r>
+    </w:p>
+    <w:p>
+      <w:pPr>
+        <w:pStyle w:val="BodyText"/>
+      </w:pPr>
+      <w:r>
+        <w:t xml:space="preserve">This project asks the central question directly:</w:t>
+      </w:r>
+      <w:r>
+        <w:t xml:space="preserve"> </w:t>
+      </w:r>
+      <w:r>
+        <w:rPr>
+          <w:bCs/>
+          <w:b/>
+        </w:rPr>
+        <w:t xml:space="preserve">can published quantitative evidence provide useful information when local outcome data are insufficient at crisis onset, and can we detect early when it should not be trusted?</w:t>
+      </w:r>
+      <w:r>
+        <w:t xml:space="preserve"> </w:t>
+      </w:r>
+      <w:r>
+        <w:rPr>
+          <w:bCs/>
+          <w:b/>
+        </w:rPr>
+        <w:t xml:space="preserve">LiteRev-Evidence</w:t>
+      </w:r>
+      <w:r>
+        <w:t xml:space="preserve">, the prototype I built, already walks this pipeline from a plain-language question to certainty-graded extraction, pooled parameter distributions and tuned candidate models. The project turns the prototype into a validated instrument and tests it: I will (1) establish the error structure of automated extraction and propagate it into evidence-derived priors, for parameter values and for the rest of what the literature carries (predictor variables and lags, model forms, outcomes and their thresholds), each transported to the local setting; (2) develop an uncertainty-aware latent-regime framework for health-system escalation, with those priors and a short-window resilience signal; (3) test, by strict rolling-origin reconstruction of each historical moment's information, whether the evidence improves cold-start forecast skill, how fast that value decays, and when it causes harm; and (4) determine whether any gain is large enough to change operational decisions. The decisive experiment runs a pre-registered library of candidate models (local baselines, surveillance algorithms, machine-learning and latent-regime models; mechanistic transmission components only where the crisis is epidemiological) through an automated engine that checks each model's assumptions, scores it on established metrics, and selects each arm's champion under rules fixed in advance. Exactly one contrast is confirmatory: the evidence-informed champion against the local-only champion, repeated once, sequentially, as the heat generalisation test.</w:t>
+      </w:r>
+    </w:p>
+    <w:p>
+      <w:pPr>
+        <w:pStyle w:val="BodyText"/>
+      </w:pPr>
+      <w:r>
+        <w:t xml:space="preserve">Every component is validated first on open surveillance and demand series (a public, re-runnable benchmark), then on Geneva's operational series. Respiratory epidemics carry the confirmatory test, heatwaves the sequential generalisation test, Geneva legionellosis a scoped year-4 extension. The outcome is intentionally falsifiable: if literature-derived evidence improves cold-start forecasts, the project establishes when and by how much; if not, or if harm cannot be detected early enough, a boundary condition for automated evidence-informed forecasting. Either way: a validated answer and an open framework. For event types whose models validate, the framework runs by month 48 as a</w:t>
+      </w:r>
+      <w:r>
+        <w:t xml:space="preserve"> </w:t>
+      </w:r>
+      <w:r>
+        <w:rPr>
+          <w:bCs/>
+          <w:b/>
+        </w:rPr>
+        <w:t xml:space="preserve">daily observation-mode dashboard</w:t>
+      </w:r>
+      <w:r>
+        <w:t xml:space="preserve"> </w:t>
+      </w:r>
+      <w:r>
+        <w:t xml:space="preserve">with Geneva's emergency services, forecasts and validity checks refreshed automatically, recorded, never yet steering care: the nucleus of a living surveillance platform.</w:t>
+      </w:r>
+    </w:p>
+    <w:p>
+      <w:pPr>
+        <w:pStyle w:val="BodyText"/>
+      </w:pPr>
+      <w:r>
+        <w:t xml:space="preserve">The project rests on an unusual combination: fifteen years of quantitative-finance work on rare-event risk and regime models, LiteRev-Evidence, and Swiss emergency data. Ambizione turns these into an independent research programme, led by me, at the intersection of evidence synthesis, quantitative modelling and emergency public health.</w:t>
       </w:r>
     </w:p>
     <w:p>
@@ -105,25 +125,102 @@
         </w:pict>
       </w:r>
     </w:p>
+    <w:bookmarkEnd w:id="20"/>
+    <w:bookmarkStart w:id="77" w:name="X8b36afa75a2de508da9560c6460302ca5c61af2"/>
+    <w:p>
+      <w:pPr>
+        <w:pStyle w:val="Heading1"/>
+      </w:pPr>
+      <w:r>
+        <w:t xml:space="preserve">2. Proposed research</w:t>
+      </w:r>
+    </w:p>
+    <w:bookmarkStart w:id="26" w:name="X3824c2b9afdf0750c0641121f961c7d2a2d683f"/>
+    <w:p>
+      <w:pPr>
+        <w:pStyle w:val="Heading2"/>
+      </w:pPr>
+      <w:r>
+        <w:t xml:space="preserve">2.1 Current state of research in the field</w:t>
+      </w:r>
+    </w:p>
+    <w:bookmarkStart w:id="21" w:name="X8cc0075286262c1bfebda7a4470ac04cf00f396"/>
+    <w:p>
+      <w:pPr>
+        <w:pStyle w:val="Heading3"/>
+      </w:pPr>
+      <w:r>
+        <w:t xml:space="preserve">2.1.1 Forecasting health-system crises: strong in steady state, weak at onset</w:t>
+      </w:r>
+    </w:p>
     <w:p>
       <w:pPr>
         <w:pStyle w:val="FirstParagraph"/>
       </w:pPr>
       <w:r>
-        <w:rPr>
-          <w:bCs/>
-          <w:b/>
-        </w:rPr>
-        <w:t xml:space="preserve">COLDSTART: Anticipating health-system crises before the outcome is observable</w:t>
-      </w:r>
-    </w:p>
-    <w:bookmarkStart w:id="20" w:name="X54a346158e1c9302d737b408239f1b33007b474"/>
-    <w:p>
-      <w:pPr>
-        <w:pStyle w:val="Heading1"/>
-      </w:pPr>
-      <w:r>
-        <w:t xml:space="preserve">1. Summary</w:t>
+        <w:t xml:space="preserve">Syndromic surveillance detects departures from expected baselines [Farrington 1996; Noufaily 2013], and forecast ensembles perform strongly in data-rich settings [Cramer 2022; Sherratt 2023]. Dispatch records lead confirmed surveillance: the 2009 A(H1N1) autumn onset was identified eight days in advance in three European regions [Rosenkötter 2013], long call series track influenza-like illness [Bonora 2025], and our systematic review maps the field [Edjinedja 2026].</w:t>
+      </w:r>
+    </w:p>
+    <w:p>
+      <w:pPr>
+        <w:pStyle w:val="BodyText"/>
+      </w:pPr>
+      <w:r>
+        <w:t xml:space="preserve">The decisive limitation is</w:t>
+      </w:r>
+      <w:r>
+        <w:t xml:space="preserve"> </w:t>
+      </w:r>
+      <w:r>
+        <w:rPr>
+          <w:bCs/>
+          <w:b/>
+        </w:rPr>
+        <w:t xml:space="preserve">history dependence</w:t>
+      </w:r>
+      <w:r>
+        <w:t xml:space="preserve">: data-adaptive models need enough local observations to learn seasonality, weather response and crisis dynamics; reviews of emergency-demand forecasting catalogue which model families perform for which outcome and horizon [Wargon 2009], but every recommended model is trained on years of local history.</w:t>
+      </w:r>
+    </w:p>
+    <w:p>
+      <w:pPr>
+        <w:pStyle w:val="BodyText"/>
+      </w:pPr>
+      <w:r>
+        <w:rPr>
+          <w:bCs/>
+          <w:b/>
+        </w:rPr>
+        <w:t xml:space="preserve">The cold-start problem is specifically a labelled-outcome problem.</w:t>
+      </w:r>
+      <w:r>
+        <w:t xml:space="preserve"> </w:t>
+      </w:r>
+      <w:r>
+        <w:t xml:space="preserve">At crisis onset, context variables abound but the outcome to be forecast does not, and abundance itself can mislead: Google Flu Trends overestimated influenza by more than a factor of two [Lazer 2014]. Early signals do not close the gap: wastewater needs a shedding-to-incidence relationship that itself comes from external evidence; transfer learning needs comparable contemporaneous observations. The common issue is</w:t>
+      </w:r>
+      <w:r>
+        <w:t xml:space="preserve"> </w:t>
+      </w:r>
+      <w:r>
+        <w:rPr>
+          <w:bCs/>
+          <w:b/>
+        </w:rPr>
+        <w:t xml:space="preserve">how to use external quantitative information without pretending it is perfectly transferable</w:t>
+      </w:r>
+      <w:r>
+        <w:t xml:space="preserve">.</w:t>
+      </w:r>
+    </w:p>
+    <w:bookmarkEnd w:id="21"/>
+    <w:bookmarkStart w:id="22" w:name="X4a35fff6309fd190c131b464b796a0b18fda76d"/>
+    <w:p>
+      <w:pPr>
+        <w:pStyle w:val="Heading3"/>
+      </w:pPr>
+      <w:r>
+        <w:t xml:space="preserve">2.1.2 The unused resource: published evidence as quantitative prior information</w:t>
       </w:r>
     </w:p>
     <w:p>
@@ -131,7 +228,36 @@
         <w:pStyle w:val="FirstParagraph"/>
       </w:pPr>
       <w:r>
-        <w:t xml:space="preserve">When a health crisis begins, the quantity decision-makers need to forecast (presentations, demand, occupancy) is precisely the one for which almost no local outcome data yet exist: the outcome series is a handful of noisy observations, so systems that perform well on years of local history are weakest when early decisions matter most.</w:t>
+        <w:t xml:space="preserve">Bayesian borrowing is well developed: power priors [Ibrahim 2000], commensurate priors [Hobbs 2011], meta-analytic-predictive priors with robust conflict protection [Schmidli 2014]. Informative priors have been used to forecast disease under sparse local data [Cook 2023]. What has not been established is narrower and harder: whether an</w:t>
+      </w:r>
+      <w:r>
+        <w:t xml:space="preserve"> </w:t>
+      </w:r>
+      <w:r>
+        <w:rPr>
+          <w:bCs/>
+          <w:b/>
+        </w:rPr>
+        <w:t xml:space="preserve">automatically constructed</w:t>
+      </w:r>
+      <w:r>
+        <w:t xml:space="preserve"> </w:t>
+      </w:r>
+      <w:r>
+        <w:t xml:space="preserve">evidence prior, with extraction error and transportability uncertainty propagated into it, improves</w:t>
+      </w:r>
+      <w:r>
+        <w:t xml:space="preserve"> </w:t>
+      </w:r>
+      <w:r>
+        <w:rPr>
+          <w:bCs/>
+          <w:b/>
+        </w:rPr>
+        <w:t xml:space="preserve">operational cold-start forecasts under strict historical information constraints</w:t>
+      </w:r>
+      <w:r>
+        <w:t xml:space="preserve">, and whether harmful borrowing is detected early enough to act.</w:t>
       </w:r>
     </w:p>
     <w:p>
@@ -139,23 +265,59 @@
         <w:pStyle w:val="BodyText"/>
       </w:pPr>
       <w:r>
-        <w:t xml:space="preserve">There is another source of quantitative information: published evidence from analogous events elsewhere. It is rarely tested as formal prior information, because of the two steps that matter most:</w:t>
-      </w:r>
-      <w:r>
-        <w:t xml:space="preserve"> </w:t>
-      </w:r>
-      <w:r>
-        <w:rPr>
-          <w:bCs/>
-          <w:b/>
-        </w:rPr>
-        <w:t xml:space="preserve">reliable extraction, and transport to the new setting.</w:t>
-      </w:r>
-      <w:r>
-        <w:t xml:space="preserve"> </w:t>
-      </w:r>
-      <w:r>
-        <w:t xml:space="preserve">A confidently wrong prior is worse than no prior: it is most influential exactly when local data cannot correct it.</w:t>
+        <w:rPr>
+          <w:bCs/>
+          <w:b/>
+        </w:rPr>
+        <w:t xml:space="preserve">Parameter values are not the only transferable object.</w:t>
+      </w:r>
+      <w:r>
+        <w:t xml:space="preserve"> </w:t>
+      </w:r>
+      <w:r>
+        <w:t xml:space="preserve">The literature also carries</w:t>
+      </w:r>
+      <w:r>
+        <w:t xml:space="preserve"> </w:t>
+      </w:r>
+      <w:r>
+        <w:rPr>
+          <w:bCs/>
+          <w:b/>
+        </w:rPr>
+        <w:t xml:space="preserve">predictor variables and lag structures</w:t>
+      </w:r>
+      <w:r>
+        <w:t xml:space="preserve">,</w:t>
+      </w:r>
+      <w:r>
+        <w:t xml:space="preserve"> </w:t>
+      </w:r>
+      <w:r>
+        <w:rPr>
+          <w:bCs/>
+          <w:b/>
+        </w:rPr>
+        <w:t xml:space="preserve">model-form evidence</w:t>
+      </w:r>
+      <w:r>
+        <w:t xml:space="preserve"> </w:t>
+      </w:r>
+      <w:r>
+        <w:t xml:space="preserve">(which algorithm families work for which crisis type and horizon) and</w:t>
+      </w:r>
+      <w:r>
+        <w:t xml:space="preserve"> </w:t>
+      </w:r>
+      <w:r>
+        <w:rPr>
+          <w:bCs/>
+          <w:b/>
+        </w:rPr>
+        <w:t xml:space="preserve">outcome and threshold definitions</w:t>
+      </w:r>
+      <w:r>
+        <w:t xml:space="preserve">. Living systematic reviews keep syntheses current [Elliott 2014], yet no operational forecasting framework consumes these objects systematically.</w:t>
       </w:r>
     </w:p>
     <w:p>
@@ -163,30 +325,17 @@
         <w:pStyle w:val="BodyText"/>
       </w:pPr>
       <w:r>
-        <w:t xml:space="preserve">This project asks the central question directly:</w:t>
-      </w:r>
-      <w:r>
-        <w:t xml:space="preserve"> </w:t>
-      </w:r>
-      <w:r>
-        <w:rPr>
-          <w:bCs/>
-          <w:b/>
-        </w:rPr>
-        <w:t xml:space="preserve">can published quantitative evidence provide useful information when local outcome data are insufficient at crisis onset, and can we detect early when it should not be trusted?</w:t>
-      </w:r>
-      <w:r>
-        <w:t xml:space="preserve"> </w:t>
-      </w:r>
-      <w:r>
-        <w:rPr>
-          <w:bCs/>
-          <w:b/>
-        </w:rPr>
-        <w:t xml:space="preserve">LiteRev-Evidence</w:t>
-      </w:r>
-      <w:r>
-        <w:t xml:space="preserve">, the prototype I built, already walks this pipeline from a plain-language question to certainty-graded extraction, pooled parameter distributions and tuned candidate models. The project turns the prototype into a validated instrument and tests it: I will (1) establish the error structure of automated extraction and propagate it into evidence-derived priors, for parameter values and for the rest of what the literature carries (predictor variables and lags, model forms, outcomes and their thresholds), each transported to the local setting; (2) develop an uncertainty-aware latent-regime framework for health-system escalation, with those priors and a short-window resilience signal; (3) test, by strict rolling-origin reconstruction of each historical moment's information, whether the evidence improves cold-start forecast skill, how fast that value decays, and when it causes harm; and (4) determine whether any gain is large enough to change operational decisions. The decisive experiment runs a pre-registered library of candidate models (local baselines, surveillance algorithms, machine-learning and latent-regime models; mechanistic transmission components only where the crisis is epidemiological) through an automated engine that checks each model's assumptions, scores it on established metrics, and selects each arm's champion under rules fixed in advance. Exactly one contrast is confirmatory: the evidence-informed champion against the local-only champion, repeated once, sequentially, as the heat generalisation test.</w:t>
+        <w:rPr>
+          <w:bCs/>
+          <w:b/>
+        </w:rPr>
+        <w:t xml:space="preserve">Extraction.</w:t>
+      </w:r>
+      <w:r>
+        <w:t xml:space="preserve"> </w:t>
+      </w:r>
+      <w:r>
+        <w:t xml:space="preserve">Automated extraction makes large-scale synthesis feasible, but numerical extraction remains less reliable than categorical (reported accuracy roughly 47–88% versus 74–96%), and omissions dominate errors [Shankar 2026]. The question is whether extraction and pooling preserve the dispersion a calibrated prior needs.</w:t>
       </w:r>
     </w:p>
     <w:p>
@@ -194,23 +343,97 @@
         <w:pStyle w:val="BodyText"/>
       </w:pPr>
       <w:r>
-        <w:t xml:space="preserve">Every component is validated first on open surveillance and demand series (a public, re-runnable benchmark), then on Geneva's operational series. Respiratory epidemics carry the confirmatory test, heatwaves the sequential generalisation test, Geneva legionellosis a scoped year-4 extension. The outcome is intentionally falsifiable: if literature-derived evidence improves cold-start forecasts, the project establishes when and by how much; if not, or if harm cannot be detected early enough, a boundary condition for automated evidence-informed forecasting. Either way: a validated answer and an open framework. For event types whose models validate, the framework runs by month 48 as a</w:t>
-      </w:r>
-      <w:r>
-        <w:t xml:space="preserve"> </w:t>
-      </w:r>
-      <w:r>
-        <w:rPr>
-          <w:bCs/>
-          <w:b/>
-        </w:rPr>
-        <w:t xml:space="preserve">daily observation-mode dashboard</w:t>
-      </w:r>
-      <w:r>
-        <w:t xml:space="preserve"> </w:t>
-      </w:r>
-      <w:r>
-        <w:t xml:space="preserve">with Geneva's emergency services, forecasts and validity checks refreshed automatically, recorded, never yet steering care: the nucleus of a living surveillance platform.</w:t>
+        <w:rPr>
+          <w:bCs/>
+          <w:b/>
+        </w:rPr>
+        <w:t xml:space="preserve">Transportability.</w:t>
+      </w:r>
+      <w:r>
+        <w:t xml:space="preserve"> </w:t>
+      </w:r>
+      <w:r>
+        <w:t xml:space="preserve">Even perfectly extracted estimates may not transfer across populations, case definitions, health systems or policy regimes. Formal transportability tools exist [Bareinboim 2016; Dahabreh 2020; Degtiar 2023] but are not integrated into any operational cold-start framework.</w:t>
+      </w:r>
+    </w:p>
+    <w:bookmarkEnd w:id="22"/>
+    <w:bookmarkStart w:id="23" w:name="X2af178df5bedeb6c65fd1ab0ab5928a3149a525"/>
+    <w:p>
+      <w:pPr>
+        <w:pStyle w:val="Heading3"/>
+      </w:pPr>
+      <w:r>
+        <w:t xml:space="preserve">2.1.3 Representing escalation as a state, not only a point forecast</w:t>
+      </w:r>
+    </w:p>
+    <w:p>
+      <w:pPr>
+        <w:pStyle w:val="FirstParagraph"/>
+      </w:pPr>
+      <w:r>
+        <w:t xml:space="preserve">Emergency operations are interested in state (routine, elevated, strained, critical) rather than only tomorrow's count. Latent-state representations are established in surveillance: Poisson hidden Markov models distinguish epidemic from non-epidemic periods [Le Strat 1999; Watkins 2009]; extreme-value methods have been applied to Swiss hospital visits [Coles 2001; Ranjbar 2022]. Here they serve one purpose: a latent ordinal state as the</w:t>
+      </w:r>
+      <w:r>
+        <w:t xml:space="preserve"> </w:t>
+      </w:r>
+      <w:r>
+        <w:rPr>
+          <w:bCs/>
+          <w:b/>
+        </w:rPr>
+        <w:t xml:space="preserve">common representation for testing evidence borrowing at crisis onset</w:t>
+      </w:r>
+      <w:r>
+        <w:t xml:space="preserve">, with an extreme-value component for rare critical exceedances. Mechanistic transmission models [Keeling 2008] enter as components only where the crisis is epidemiological; environmental crises such as heat are driven by exposure–response, not transmission. Critical-slowing-down theory (rising variance and lag-1 autocorrelation before some transitions [Scheffer 2009]; epidemic applications [O'Regan 2013; Brett 2018; Southall 2021]) reads the shape of a short recent series: a</w:t>
+      </w:r>
+      <w:r>
+        <w:t xml:space="preserve"> </w:t>
+      </w:r>
+      <w:r>
+        <w:rPr>
+          <w:bCs/>
+          <w:b/>
+        </w:rPr>
+        <w:t xml:space="preserve">secondary information channel</w:t>
+      </w:r>
+      <w:r>
+        <w:t xml:space="preserve">, tested empirically.</w:t>
+      </w:r>
+    </w:p>
+    <w:bookmarkEnd w:id="23"/>
+    <w:bookmarkStart w:id="24" w:name="X24e2a8a6a30349fd88a2e2f516ea7e1575370ff"/>
+    <w:p>
+      <w:pPr>
+        <w:pStyle w:val="Heading3"/>
+      </w:pPr>
+      <w:r>
+        <w:t xml:space="preserve">2.1.4 From forecast accuracy to decision value</w:t>
+      </w:r>
+    </w:p>
+    <w:p>
+      <w:pPr>
+        <w:pStyle w:val="FirstParagraph"/>
+      </w:pPr>
+      <w:r>
+        <w:t xml:space="preserve">Proper scoring rules reward calibration [Gneiting 2007], but a calibrated forecast is irrelevant if it changes no decision; decision-analytic methods evaluate predictions under explicit consequences [Vickers 2006]. 72–99% of reported clinical alarms have been false or non-actionable [Winters 2018]; mortality-calibrated heat thresholds need not match demand thresholds [Lung 2021]; pollution–asthma emergency associations lack recent Swiss acute-episode studies [Zheng 2015]. Methods are therefore evaluated first statistically, then under an elicited operational loss structure.</w:t>
+      </w:r>
+    </w:p>
+    <w:bookmarkEnd w:id="24"/>
+    <w:bookmarkStart w:id="25" w:name="Xcda4d5ae9347a8e8995757c21ab5274f16363aa"/>
+    <w:p>
+      <w:pPr>
+        <w:pStyle w:val="Heading3"/>
+      </w:pPr>
+      <w:r>
+        <w:t xml:space="preserve">2.1.5 The specific gap addressed by this project</w:t>
+      </w:r>
+    </w:p>
+    <w:p>
+      <w:pPr>
+        <w:pStyle w:val="FirstParagraph"/>
+      </w:pPr>
+      <w:r>
+        <w:t xml:space="preserve">Ongoing programmes occupy the neighbouring ground: multi-model forecasting hubs run routinely (ECDC RespiCast, US CDC FluSight), Horizon Europe funds epidemic-intelligence infrastructure (including GeoAI4EI, in which I take part), and the Franco-Swiss GESICA programme builds cross-border crisis intelligence. All build surveillance, epidemic-intelligence, forecasting or decision-support capability; none has as a stated objective testing whether automatically synthesised external quantitative evidence should enter a forecast as formal prior information at local cold start.</w:t>
       </w:r>
     </w:p>
     <w:p>
@@ -218,7 +441,20 @@
         <w:pStyle w:val="BodyText"/>
       </w:pPr>
       <w:r>
-        <w:t xml:space="preserve">The project rests on an unusual combination: fifteen years of quantitative-finance work on rare-event risk and regime models, LiteRev-Evidence, and Swiss emergency data. Ambizione turns these into an independent research programme, led by me, at the intersection of evidence synthesis, quantitative modelling and emergency public health.</w:t>
+        <w:t xml:space="preserve">What has not been established is whether these pieces connect around the</w:t>
+      </w:r>
+      <w:r>
+        <w:t xml:space="preserve"> </w:t>
+      </w:r>
+      <w:r>
+        <w:rPr>
+          <w:bCs/>
+          <w:b/>
+        </w:rPr>
+        <w:t xml:space="preserve">cold-start question</w:t>
+      </w:r>
+      <w:r>
+        <w:t xml:space="preserve">, and whether the loop from living evidence synthesis to variable choice, model choice, thresholds and automatically re-validated forecasts can be closed under pre-registered rules.</w:t>
       </w:r>
     </w:p>
     <w:p>
@@ -228,32 +464,50 @@
         </w:pict>
       </w:r>
     </w:p>
-    <w:bookmarkEnd w:id="20"/>
-    <w:bookmarkStart w:id="77" w:name="X8b36afa75a2de508da9560c6460302ca5c61af2"/>
-    <w:p>
-      <w:pPr>
-        <w:pStyle w:val="Heading1"/>
-      </w:pPr>
-      <w:r>
-        <w:t xml:space="preserve">2. Proposed research</w:t>
-      </w:r>
-    </w:p>
-    <w:bookmarkStart w:id="26" w:name="X3824c2b9afdf0750c0641121f961c7d2a2d683f"/>
+    <w:bookmarkEnd w:id="25"/>
+    <w:bookmarkEnd w:id="26"/>
+    <w:bookmarkStart w:id="32" w:name="Xa448212baed32b5829f978c0a6d9bb51a0b0982"/>
     <w:p>
       <w:pPr>
         <w:pStyle w:val="Heading2"/>
       </w:pPr>
       <w:r>
-        <w:t xml:space="preserve">2.1 Current state of research in the field</w:t>
-      </w:r>
-    </w:p>
-    <w:bookmarkStart w:id="21" w:name="X8cc0075286262c1bfebda7a4470ac04cf00f396"/>
+        <w:t xml:space="preserve">2.2 Current state of personal research and competences required for the project</w:t>
+      </w:r>
+    </w:p>
+    <w:p>
+      <w:pPr>
+        <w:pStyle w:val="FirstParagraph"/>
+      </w:pPr>
+      <w:r>
+        <w:t xml:space="preserve">My route is unusual and is why the project is tractable: fifteen years in quantitative</w:t>
+      </w:r>
+      <w:r>
+        <w:t xml:space="preserve"> </w:t>
+      </w:r>
+      <w:r>
+        <w:t xml:space="preserve">finance (risk modelling, extreme-value estimation, regime models, stress testing), then a</w:t>
+      </w:r>
+      <w:r>
+        <w:t xml:space="preserve"> </w:t>
+      </w:r>
+      <w:r>
+        <w:t xml:space="preserve">doctorate in biomedical sciences at Geneva (defended</w:t>
+      </w:r>
+      <w:r>
+        <w:t xml:space="preserve"> </w:t>
+      </w:r>
+      <w:r>
+        <w:t xml:space="preserve">18 December 2023).</w:t>
+      </w:r>
+    </w:p>
+    <w:bookmarkStart w:id="27" w:name="X79f512daa76dde01429b5fcb893d8ff3c91b25a"/>
     <w:p>
       <w:pPr>
         <w:pStyle w:val="Heading3"/>
       </w:pPr>
       <w:r>
-        <w:t xml:space="preserve">2.1.1 Forecasting health-system crises: strong in steady state, weak at onset</w:t>
+        <w:t xml:space="preserve">2.2.1 Prediction under sparse and imperfect information</w:t>
       </w:r>
     </w:p>
     <w:p>
@@ -261,7 +515,360 @@
         <w:pStyle w:val="FirstParagraph"/>
       </w:pPr>
       <w:r>
-        <w:t xml:space="preserve">Syndromic surveillance detects departures from expected baselines [Farrington 1996; Noufaily 2013], and forecast ensembles perform strongly in data-rich settings [Cramer 2022; Sherratt 2023]. Dispatch records lead confirmed surveillance: the 2009 A(H1N1) autumn onset was identified eight days in advance in three European regions [Rosenkötter 2013], long call series track influenza-like illness [Bonora 2025], and our systematic review maps the field [Edjinedja 2026].</w:t>
+        <w:t xml:space="preserve">In [Orel 2022] I predicted individual HIV status from socio-behavioural</w:t>
+      </w:r>
+      <w:r>
+        <w:t xml:space="preserve"> </w:t>
+      </w:r>
+      <w:r>
+        <w:t xml:space="preserve">characteristics across East and Southern Africa, establishing where models transported between</w:t>
+      </w:r>
+      <w:r>
+        <w:t xml:space="preserve"> </w:t>
+      </w:r>
+      <w:r>
+        <w:t xml:space="preserve">countries; [Merzouki 2021] and [Esra 2023] developed the theme. I now</w:t>
+      </w:r>
+      <w:r>
+        <w:t xml:space="preserve"> </w:t>
+      </w:r>
+      <w:r>
+        <w:rPr>
+          <w:bCs/>
+          <w:b/>
+        </w:rPr>
+        <w:t xml:space="preserve">senior-author</w:t>
+      </w:r>
+      <w:r>
+        <w:t xml:space="preserve"> </w:t>
+      </w:r>
+      <w:r>
+        <w:t xml:space="preserve">that line (last author, [Ng'ambi 2026], accepted: machine-learning classification of</w:t>
+      </w:r>
+      <w:r>
+        <w:t xml:space="preserve"> </w:t>
+      </w:r>
+      <w:r>
+        <w:t xml:space="preserve">cardiovascular disease history across harmonised WHO STEPS surveys): this proposal's transportability problem, met</w:t>
+      </w:r>
+      <w:r>
+        <w:t xml:space="preserve"> </w:t>
+      </w:r>
+      <w:r>
+        <w:t xml:space="preserve">first elsewhere, moved from conducting to directing.</w:t>
+      </w:r>
+    </w:p>
+    <w:bookmarkEnd w:id="27"/>
+    <w:bookmarkStart w:id="28" w:name="Xba523bf0c9ce96e07c41e7deb8806875f5dbd29"/>
+    <w:p>
+      <w:pPr>
+        <w:pStyle w:val="Heading3"/>
+      </w:pPr>
+      <w:r>
+        <w:t xml:space="preserve">2.2.2 Automated evidence synthesis</w:t>
+      </w:r>
+    </w:p>
+    <w:p>
+      <w:pPr>
+        <w:pStyle w:val="FirstParagraph"/>
+      </w:pPr>
+      <w:r>
+        <w:t xml:space="preserve">In [Orel 2023] I introduced</w:t>
+      </w:r>
+      <w:r>
+        <w:t xml:space="preserve"> </w:t>
+      </w:r>
+      <w:r>
+        <w:rPr>
+          <w:bCs/>
+          <w:b/>
+        </w:rPr>
+        <w:t xml:space="preserve">LiteRev</w:t>
+      </w:r>
+      <w:r>
+        <w:t xml:space="preserve">, an automated literature-review tool: natural-language or Boolean query across the open-access databases,</w:t>
+      </w:r>
+      <w:r>
+        <w:t xml:space="preserve"> </w:t>
+      </w:r>
+      <w:r>
+        <w:t xml:space="preserve">deduplication, corpus mapping, iterative relevance suggestion. I led its development with</w:t>
+      </w:r>
+      <w:r>
+        <w:t xml:space="preserve"> </w:t>
+      </w:r>
+      <w:r>
+        <w:rPr>
+          <w:bCs/>
+          <w:b/>
+        </w:rPr>
+        <w:t xml:space="preserve">Aziza Merzouki</w:t>
+      </w:r>
+      <w:r>
+        <w:t xml:space="preserve"> </w:t>
+      </w:r>
+      <w:r>
+        <w:t xml:space="preserve">(PhD, computer science) and raised its</w:t>
+      </w:r>
+      <w:r>
+        <w:t xml:space="preserve"> </w:t>
+      </w:r>
+      <w:r>
+        <w:t xml:space="preserve">funding on my own initiative:</w:t>
+      </w:r>
+      <w:r>
+        <w:t xml:space="preserve"> </w:t>
+      </w:r>
+      <w:r>
+        <w:rPr>
+          <w:bCs/>
+          <w:b/>
+        </w:rPr>
+        <w:t xml:space="preserve">CHF 30,000</w:t>
+      </w:r>
+      <w:r>
+        <w:t xml:space="preserve"> </w:t>
+      </w:r>
+      <w:r>
+        <w:t xml:space="preserve">(UNIGE),</w:t>
+      </w:r>
+      <w:r>
+        <w:t xml:space="preserve"> </w:t>
+      </w:r>
+      <w:r>
+        <w:rPr>
+          <w:bCs/>
+          <w:b/>
+        </w:rPr>
+        <w:t xml:space="preserve">CHF 10,000</w:t>
+      </w:r>
+      <w:r>
+        <w:t xml:space="preserve"> </w:t>
+      </w:r>
+      <w:r>
+        <w:t xml:space="preserve">(Venture Kick),</w:t>
+      </w:r>
+      <w:r>
+        <w:t xml:space="preserve"> </w:t>
+      </w:r>
+      <w:r>
+        <w:rPr>
+          <w:bCs/>
+          <w:b/>
+        </w:rPr>
+        <w:t xml:space="preserve">CHF 20,000</w:t>
+      </w:r>
+      <w:r>
+        <w:t xml:space="preserve"> </w:t>
+      </w:r>
+      <w:r>
+        <w:t xml:space="preserve">(Mimosa), outside any group grant. The AI-in-EMS systematic review</w:t>
+      </w:r>
+      <w:r>
+        <w:t xml:space="preserve"> </w:t>
+      </w:r>
+      <w:r>
+        <w:t xml:space="preserve">[Edjinedja 2026], within GESICA, uses it in its methods.</w:t>
+      </w:r>
+    </w:p>
+    <w:bookmarkEnd w:id="28"/>
+    <w:bookmarkStart w:id="29" w:name="X5f9a3db217f7eebde7303f7024eb5a825e7cbc9"/>
+    <w:p>
+      <w:pPr>
+        <w:pStyle w:val="Heading3"/>
+      </w:pPr>
+      <w:r>
+        <w:t xml:space="preserve">2.2.3 Outbreak and health-system modelling in Switzerland</w:t>
+      </w:r>
+    </w:p>
+    <w:p>
+      <w:pPr>
+        <w:pStyle w:val="FirstParagraph"/>
+      </w:pPr>
+      <w:r>
+        <w:t xml:space="preserve">In [Orel 2024] I compared clinical severity between Delta and Omicron</w:t>
+      </w:r>
+      <w:r>
+        <w:t xml:space="preserve"> </w:t>
+      </w:r>
+      <w:r>
+        <w:t xml:space="preserve">sub-lineages in a Swiss tertiary centre. [Estill 2020] built</w:t>
+      </w:r>
+      <w:r>
+        <w:t xml:space="preserve"> </w:t>
+      </w:r>
+      <w:r>
+        <w:t xml:space="preserve">age-structured scenario models for the Swiss SARS-CoV-2 epidemic under planning time pressure:</w:t>
+      </w:r>
+      <w:r>
+        <w:t xml:space="preserve"> </w:t>
+      </w:r>
+      <w:r>
+        <w:t xml:space="preserve">the experience this proposal's question comes from. I contributed to WHO African Region</w:t>
+      </w:r>
+      <w:r>
+        <w:t xml:space="preserve"> </w:t>
+      </w:r>
+      <w:r>
+        <w:t xml:space="preserve">reporting and seroprevalence estimation [Nwosu 2021].</w:t>
+      </w:r>
+    </w:p>
+    <w:bookmarkEnd w:id="29"/>
+    <w:bookmarkStart w:id="30" w:name="X8b9ff2b162af748019f11a6cca45e74903a5d70"/>
+    <w:p>
+      <w:pPr>
+        <w:pStyle w:val="Heading3"/>
+      </w:pPr>
+      <w:r>
+        <w:t xml:space="preserve">2.2.4 The prototype and test bed: LiteRev-Evidence</w:t>
+      </w:r>
+    </w:p>
+    <w:p>
+      <w:pPr>
+        <w:pStyle w:val="FirstParagraph"/>
+      </w:pPr>
+      <w:r>
+        <w:t xml:space="preserve">Since 2024 I have developed</w:t>
+      </w:r>
+      <w:r>
+        <w:t xml:space="preserve"> </w:t>
+      </w:r>
+      <w:r>
+        <w:rPr>
+          <w:bCs/>
+          <w:b/>
+        </w:rPr>
+        <w:t xml:space="preserve">LiteRev-Evidence</w:t>
+      </w:r>
+      <w:r>
+        <w:t xml:space="preserve">, extending LiteRev into structured</w:t>
+      </w:r>
+      <w:r>
+        <w:t xml:space="preserve"> </w:t>
+      </w:r>
+      <w:r>
+        <w:t xml:space="preserve">quantitative extraction and modelling: the full review pipeline in</w:t>
+      </w:r>
+      <w:r>
+        <w:t xml:space="preserve"> </w:t>
+      </w:r>
+      <w:r>
+        <w:t xml:space="preserve">working form, from a query searched live across the open literature, through deduplication,</w:t>
+      </w:r>
+      <w:r>
+        <w:t xml:space="preserve"> </w:t>
+      </w:r>
+      <w:r>
+        <w:t xml:space="preserve">PRISMA-accounted screening and PICO extraction, to</w:t>
+      </w:r>
+      <w:r>
+        <w:t xml:space="preserve"> </w:t>
+      </w:r>
+      <w:r>
+        <w:rPr>
+          <w:bCs/>
+          <w:b/>
+        </w:rPr>
+        <w:t xml:space="preserve">provenance-tracked extraction graded for</w:t>
+      </w:r>
+      <w:r>
+        <w:rPr>
+          <w:bCs/>
+          <w:b/>
+        </w:rPr>
+        <w:t xml:space="preserve"> </w:t>
+      </w:r>
+      <w:r>
+        <w:rPr>
+          <w:bCs/>
+          <w:b/>
+        </w:rPr>
+        <w:t xml:space="preserve">study-design certainty and pooled into parameter distributions</w:t>
+      </w:r>
+      <w:r>
+        <w:t xml:space="preserve">, and onward to the model</w:t>
+      </w:r>
+      <w:r>
+        <w:t xml:space="preserve"> </w:t>
+      </w:r>
+      <w:r>
+        <w:t xml:space="preserve">step: candidate predictor variables with their supporting articles; typed outcome</w:t>
+      </w:r>
+      <w:r>
+        <w:t xml:space="preserve"> </w:t>
+      </w:r>
+      <w:r>
+        <w:t xml:space="preserve">definitions with ready-made emergency-demand targets (ED overload, bed occupancy, call</w:t>
+      </w:r>
+      <w:r>
+        <w:t xml:space="preserve"> </w:t>
+      </w:r>
+      <w:r>
+        <w:t xml:space="preserve">surge);</w:t>
+      </w:r>
+      <w:r>
+        <w:t xml:space="preserve"> </w:t>
+      </w:r>
+      <w:r>
+        <w:rPr>
+          <w:bCs/>
+          <w:b/>
+        </w:rPr>
+        <w:t xml:space="preserve">model fitting across algorithm families with automated hyperparameter search,</w:t>
+      </w:r>
+      <w:r>
+        <w:rPr>
+          <w:bCs/>
+          <w:b/>
+        </w:rPr>
+        <w:t xml:space="preserve"> </w:t>
+      </w:r>
+      <w:r>
+        <w:rPr>
+          <w:bCs/>
+          <w:b/>
+        </w:rPr>
+        <w:t xml:space="preserve">leakage-safe time-series validation and ranking on a stated metric</w:t>
+      </w:r>
+      <w:r>
+        <w:t xml:space="preserve">; and compartmental</w:t>
+      </w:r>
+      <w:r>
+        <w:t xml:space="preserve"> </w:t>
+      </w:r>
+      <w:r>
+        <w:t xml:space="preserve">components, parameterised from extracted ranges, that can re-enter the statistical model as</w:t>
+      </w:r>
+      <w:r>
+        <w:t xml:space="preserve"> </w:t>
+      </w:r>
+      <w:r>
+        <w:t xml:space="preserve">predictors. Per-scenario</w:t>
+      </w:r>
+      <w:r>
+        <w:t xml:space="preserve"> </w:t>
+      </w:r>
+      <w:r>
+        <w:rPr>
+          <w:bCs/>
+          <w:b/>
+        </w:rPr>
+        <w:t xml:space="preserve">living reviews re-run on schedule</w:t>
+      </w:r>
+      <w:r>
+        <w:t xml:space="preserve">, every update previewed</w:t>
+      </w:r>
+      <w:r>
+        <w:t xml:space="preserve"> </w:t>
+      </w:r>
+      <w:r>
+        <w:t xml:space="preserve">before it is applied: the evidence-to-model loop this proposal interrogates, in prototype</w:t>
+      </w:r>
+      <w:r>
+        <w:t xml:space="preserve"> </w:t>
+      </w:r>
+      <w:r>
+        <w:t xml:space="preserve">form.</w:t>
       </w:r>
     </w:p>
     <w:p>
@@ -269,20 +876,89 @@
         <w:pStyle w:val="BodyText"/>
       </w:pPr>
       <w:r>
-        <w:t xml:space="preserve">The decisive limitation is</w:t>
-      </w:r>
-      <w:r>
-        <w:t xml:space="preserve"> </w:t>
-      </w:r>
-      <w:r>
-        <w:rPr>
-          <w:bCs/>
-          <w:b/>
-        </w:rPr>
-        <w:t xml:space="preserve">history dependence</w:t>
-      </w:r>
-      <w:r>
-        <w:t xml:space="preserve">: data-adaptive models need enough local observations to learn seasonality, weather response and crisis dynamics; reviews of emergency-demand forecasting catalogue which model families perform for which outcome and horizon [Wargon 2009], but every recommended model is trained on years of local history.</w:t>
+        <w:t xml:space="preserve">For GESICA I built the Geneva–Vaud–Neuchâtel data foundation:</w:t>
+      </w:r>
+      <w:r>
+        <w:t xml:space="preserve"> </w:t>
+      </w:r>
+      <w:r>
+        <w:rPr>
+          <w:bCs/>
+          <w:b/>
+        </w:rPr>
+        <w:t xml:space="preserve">77 notifiable diseases in</w:t>
+      </w:r>
+      <w:r>
+        <w:rPr>
+          <w:bCs/>
+          <w:b/>
+        </w:rPr>
+        <w:t xml:space="preserve"> </w:t>
+      </w:r>
+      <w:r>
+        <w:rPr>
+          <w:bCs/>
+          <w:b/>
+        </w:rPr>
+        <w:t xml:space="preserve">eight model classes</w:t>
+      </w:r>
+      <w:r>
+        <w:t xml:space="preserve">, and a referenced inventory of</w:t>
+      </w:r>
+      <w:r>
+        <w:t xml:space="preserve"> </w:t>
+      </w:r>
+      <w:r>
+        <w:rPr>
+          <w:bCs/>
+          <w:b/>
+        </w:rPr>
+        <w:t xml:space="preserve">28 surveillance</w:t>
+      </w:r>
+      <w:r>
+        <w:rPr>
+          <w:bCs/>
+          <w:b/>
+        </w:rPr>
+        <w:t xml:space="preserve"> </w:t>
+      </w:r>
+      <w:r>
+        <w:rPr>
+          <w:bCs/>
+          <w:b/>
+        </w:rPr>
+        <w:t xml:space="preserve">sources (23 infectious, 5 environmental/non-infectious)</w:t>
+      </w:r>
+      <w:r>
+        <w:t xml:space="preserve"> </w:t>
+      </w:r>
+      <w:r>
+        <w:t xml:space="preserve">each documented for institution, coverage,</w:t>
+      </w:r>
+      <w:r>
+        <w:t xml:space="preserve"> </w:t>
+      </w:r>
+      <w:r>
+        <w:t xml:space="preserve">resolution, latency, access and quality: a mapped, not assumed, data landscape, and why</w:t>
+      </w:r>
+      <w:r>
+        <w:t xml:space="preserve"> </w:t>
+      </w:r>
+      <w:r>
+        <w:t xml:space="preserve">validation domains are chosen by</w:t>
+      </w:r>
+      <w:r>
+        <w:t xml:space="preserve"> </w:t>
+      </w:r>
+      <w:r>
+        <w:rPr>
+          <w:bCs/>
+          <w:b/>
+        </w:rPr>
+        <w:t xml:space="preserve">model class</w:t>
+      </w:r>
+      <w:r>
+        <w:t xml:space="preserve">.</w:t>
       </w:r>
     </w:p>
     <w:p>
@@ -294,36 +970,38 @@
           <w:bCs/>
           <w:b/>
         </w:rPr>
-        <w:t xml:space="preserve">The cold-start problem is specifically a labelled-outcome problem.</w:t>
-      </w:r>
-      <w:r>
-        <w:t xml:space="preserve"> </w:t>
-      </w:r>
-      <w:r>
-        <w:t xml:space="preserve">At crisis onset, context variables abound but the outcome to be forecast does not, and abundance itself can mislead: Google Flu Trends overestimated influenza activity by more than a factor of two [Lazer 2014]. Early signals do not close the gap: wastewater needs a shedding-to-incidence relationship that itself comes from external evidence; transfer learning needs comparable contemporaneous observations. The common issue is</w:t>
-      </w:r>
-      <w:r>
-        <w:t xml:space="preserve"> </w:t>
-      </w:r>
-      <w:r>
-        <w:rPr>
-          <w:bCs/>
-          <w:b/>
-        </w:rPr>
-        <w:t xml:space="preserve">how to use external quantitative information without pretending it is perfectly transferable</w:t>
-      </w:r>
-      <w:r>
-        <w:t xml:space="preserve">.</w:t>
-      </w:r>
-    </w:p>
-    <w:bookmarkEnd w:id="21"/>
-    <w:bookmarkStart w:id="22" w:name="X4a35fff6309fd190c131b464b796a0b18fda76d"/>
+        <w:t xml:space="preserve">The prototype makes the research feasible rather than aspirational</w:t>
+      </w:r>
+      <w:r>
+        <w:t xml:space="preserve">: the fit-tune-rank</w:t>
+      </w:r>
+      <w:r>
+        <w:t xml:space="preserve"> </w:t>
+      </w:r>
+      <w:r>
+        <w:t xml:space="preserve">mechanics T3.3's selection engine registers already run in embryonic form, so the grant</w:t>
+      </w:r>
+      <w:r>
+        <w:t xml:space="preserve"> </w:t>
+      </w:r>
+      <w:r>
+        <w:t xml:space="preserve">adds the science (the two arms, the registered rules, episode-level inference), not the</w:t>
+      </w:r>
+      <w:r>
+        <w:t xml:space="preserve"> </w:t>
+      </w:r>
+      <w:r>
+        <w:t xml:space="preserve">plumbing; the validated instrument it becomes is itself a deliverable.</w:t>
+      </w:r>
+    </w:p>
+    <w:bookmarkEnd w:id="30"/>
+    <w:bookmarkStart w:id="31" w:name="X9dc884ab9448a2e5da2a31c0e1d3627d79f5948"/>
     <w:p>
       <w:pPr>
         <w:pStyle w:val="Heading3"/>
       </w:pPr>
       <w:r>
-        <w:t xml:space="preserve">2.1.2 The unused resource: published evidence as quantitative prior information</w:t>
+        <w:t xml:space="preserve">2.2.5 Linked data on a contrasting crisis archetype</w:t>
       </w:r>
     </w:p>
     <w:p>
@@ -331,36 +1009,35 @@
         <w:pStyle w:val="FirstParagraph"/>
       </w:pPr>
       <w:r>
-        <w:t xml:space="preserve">Bayesian borrowing is well developed: power priors [Ibrahim 2000], commensurate priors [Hobbs 2011], meta-analytic-predictive priors with robust conflict protection [Schmidli 2014]. Informative priors have been used to forecast disease under sparse local data [Cook 2023]. What has not been established is narrower and harder: whether an</w:t>
-      </w:r>
-      <w:r>
-        <w:t xml:space="preserve"> </w:t>
-      </w:r>
-      <w:r>
-        <w:rPr>
-          <w:bCs/>
-          <w:b/>
-        </w:rPr>
-        <w:t xml:space="preserve">automatically constructed</w:t>
-      </w:r>
-      <w:r>
-        <w:t xml:space="preserve"> </w:t>
-      </w:r>
-      <w:r>
-        <w:t xml:space="preserve">evidence prior, with extraction error and transportability uncertainty propagated into it, improves</w:t>
-      </w:r>
-      <w:r>
-        <w:t xml:space="preserve"> </w:t>
-      </w:r>
-      <w:r>
-        <w:rPr>
-          <w:bCs/>
-          <w:b/>
-        </w:rPr>
-        <w:t xml:space="preserve">operational cold-start forecasts under strict historical information constraints</w:t>
-      </w:r>
-      <w:r>
-        <w:t xml:space="preserve">, and whether harmful borrowing is detected early enough to act.</w:t>
+        <w:t xml:space="preserve">I lead the data work on a cantonal study</w:t>
+      </w:r>
+      <w:r>
+        <w:t xml:space="preserve"> </w:t>
+      </w:r>
+      <w:r>
+        <w:rPr>
+          <w:bCs/>
+          <w:b/>
+        </w:rPr>
+        <w:t xml:space="preserve">already under way</w:t>
+      </w:r>
+      <w:r>
+        <w:t xml:space="preserve"> </w:t>
+      </w:r>
+      <w:r>
+        <w:t xml:space="preserve">(BASEC 2026-00324, ethics</w:t>
+      </w:r>
+      <w:r>
+        <w:t xml:space="preserve"> </w:t>
+      </w:r>
+      <w:r>
+        <w:t xml:space="preserve">granted) linking confirmed legionellosis cases in Geneva to individual domestic hot-water</w:t>
+      </w:r>
+      <w:r>
+        <w:t xml:space="preserve"> </w:t>
+      </w:r>
+      <w:r>
+        <w:t xml:space="preserve">installations: a linkage to my knowledge unique, supplying a contrasting waterborne archetype.</w:t>
       </w:r>
     </w:p>
     <w:p>
@@ -372,192 +1049,31 @@
           <w:bCs/>
           <w:b/>
         </w:rPr>
-        <w:t xml:space="preserve">Parameter values are not the only transferable object.</w:t>
-      </w:r>
-      <w:r>
-        <w:t xml:space="preserve"> </w:t>
-      </w:r>
-      <w:r>
-        <w:t xml:space="preserve">The literature also carries</w:t>
-      </w:r>
-      <w:r>
-        <w:t xml:space="preserve"> </w:t>
-      </w:r>
-      <w:r>
-        <w:rPr>
-          <w:bCs/>
-          <w:b/>
-        </w:rPr>
-        <w:t xml:space="preserve">predictor variables and lag structures</w:t>
-      </w:r>
-      <w:r>
-        <w:t xml:space="preserve">,</w:t>
-      </w:r>
-      <w:r>
-        <w:t xml:space="preserve"> </w:t>
-      </w:r>
-      <w:r>
-        <w:rPr>
-          <w:bCs/>
-          <w:b/>
-        </w:rPr>
-        <w:t xml:space="preserve">model-form evidence</w:t>
-      </w:r>
-      <w:r>
-        <w:t xml:space="preserve"> </w:t>
-      </w:r>
-      <w:r>
-        <w:t xml:space="preserve">(which algorithm families work for which crisis type and horizon) and</w:t>
-      </w:r>
-      <w:r>
-        <w:t xml:space="preserve"> </w:t>
-      </w:r>
-      <w:r>
-        <w:rPr>
-          <w:bCs/>
-          <w:b/>
-        </w:rPr>
-        <w:t xml:space="preserve">outcome and threshold definitions</w:t>
-      </w:r>
-      <w:r>
-        <w:t xml:space="preserve">. Living systematic reviews keep syntheses current [Elliott 2014], yet no operational forecasting framework consumes these objects systematically.</w:t>
-      </w:r>
-    </w:p>
-    <w:p>
-      <w:pPr>
-        <w:pStyle w:val="BodyText"/>
-      </w:pPr>
-      <w:r>
-        <w:rPr>
-          <w:bCs/>
-          <w:b/>
-        </w:rPr>
-        <w:t xml:space="preserve">Extraction.</w:t>
-      </w:r>
-      <w:r>
-        <w:t xml:space="preserve"> </w:t>
-      </w:r>
-      <w:r>
-        <w:t xml:space="preserve">Automated extraction makes large-scale synthesis feasible, but numerical extraction remains less reliable than categorical (reported accuracy roughly 47–88% versus 74–96%), and omissions dominate errors [Shankar 2026]. The question is whether extraction and pooling preserve the dispersion a calibrated prior needs.</w:t>
-      </w:r>
-    </w:p>
-    <w:p>
-      <w:pPr>
-        <w:pStyle w:val="BodyText"/>
-      </w:pPr>
-      <w:r>
-        <w:rPr>
-          <w:bCs/>
-          <w:b/>
-        </w:rPr>
-        <w:t xml:space="preserve">Transportability.</w:t>
-      </w:r>
-      <w:r>
-        <w:t xml:space="preserve"> </w:t>
-      </w:r>
-      <w:r>
-        <w:t xml:space="preserve">Even perfectly extracted estimates may not transfer across populations, case definitions, health systems or policy regimes. Formal transportability tools exist [Bareinboim 2016; Dahabreh 2020; Degtiar 2023] but are not integrated into any operational cold-start framework.</w:t>
-      </w:r>
-    </w:p>
-    <w:bookmarkEnd w:id="22"/>
-    <w:bookmarkStart w:id="23" w:name="X2af178df5bedeb6c65fd1ab0ab5928a3149a525"/>
-    <w:p>
-      <w:pPr>
-        <w:pStyle w:val="Heading3"/>
-      </w:pPr>
-      <w:r>
-        <w:t xml:space="preserve">2.1.3 Representing escalation as a state, not only a point forecast</w:t>
-      </w:r>
-    </w:p>
-    <w:p>
-      <w:pPr>
-        <w:pStyle w:val="FirstParagraph"/>
-      </w:pPr>
-      <w:r>
-        <w:t xml:space="preserve">Emergency operations are interested in state (routine, elevated, strained, critical) rather than only tomorrow's count. Latent-state representations are established in surveillance: Poisson hidden Markov models distinguish epidemic from non-epidemic periods [Le Strat 1999; Watkins 2009]; extreme-value methods have been applied to Swiss hospital visits [Coles 2001; Ranjbar 2022]. Here they serve one purpose: a latent ordinal state as the</w:t>
-      </w:r>
-      <w:r>
-        <w:t xml:space="preserve"> </w:t>
-      </w:r>
-      <w:r>
-        <w:rPr>
-          <w:bCs/>
-          <w:b/>
-        </w:rPr>
-        <w:t xml:space="preserve">common representation for testing evidence borrowing at crisis onset</w:t>
-      </w:r>
-      <w:r>
-        <w:t xml:space="preserve">, with an extreme-value component for rare critical exceedances. Mechanistic transmission models [Keeling 2008] enter as components only where the crisis is epidemiological; environmental crises such as heat are driven by exposure–response, not transmission. Critical-slowing-down theory (rising variance and lag-1 autocorrelation before some transitions [Scheffer 2009]; epidemic applications [O'Regan 2013; Brett 2018; Southall 2021]) uses the shape of a short recent series: a</w:t>
-      </w:r>
-      <w:r>
-        <w:t xml:space="preserve"> </w:t>
-      </w:r>
-      <w:r>
-        <w:rPr>
-          <w:bCs/>
-          <w:b/>
-        </w:rPr>
-        <w:t xml:space="preserve">secondary information channel</w:t>
-      </w:r>
-      <w:r>
-        <w:t xml:space="preserve">, tested empirically.</w:t>
-      </w:r>
-    </w:p>
-    <w:bookmarkEnd w:id="23"/>
-    <w:bookmarkStart w:id="24" w:name="X24e2a8a6a30349fd88a2e2f516ea7e1575370ff"/>
-    <w:p>
-      <w:pPr>
-        <w:pStyle w:val="Heading3"/>
-      </w:pPr>
-      <w:r>
-        <w:t xml:space="preserve">2.1.4 From forecast accuracy to decision value</w:t>
-      </w:r>
-    </w:p>
-    <w:p>
-      <w:pPr>
-        <w:pStyle w:val="FirstParagraph"/>
-      </w:pPr>
-      <w:r>
-        <w:t xml:space="preserve">Proper scoring rules reward calibration [Gneiting 2007], but a calibrated forecast is irrelevant if it changes no decision; decision-analytic methods evaluate predictions under explicit consequences [Vickers 2006]. 72–99% of reported clinical alarms have been false or non-actionable [Winters 2018]; mortality-calibrated heat thresholds need not match demand thresholds [Lung 2021]; pollution–asthma emergency associations lack recent Swiss acute-episode studies [Zheng 2015]. Methods are therefore evaluated first statistically, then under an elicited operational loss structure.</w:t>
-      </w:r>
-    </w:p>
-    <w:bookmarkEnd w:id="24"/>
-    <w:bookmarkStart w:id="25" w:name="Xcda4d5ae9347a8e8995757c21ab5274f16363aa"/>
-    <w:p>
-      <w:pPr>
-        <w:pStyle w:val="Heading3"/>
-      </w:pPr>
-      <w:r>
-        <w:t xml:space="preserve">2.1.5 The specific gap addressed by this project</w:t>
-      </w:r>
-    </w:p>
-    <w:p>
-      <w:pPr>
-        <w:pStyle w:val="FirstParagraph"/>
-      </w:pPr>
-      <w:r>
-        <w:t xml:space="preserve">Ongoing programmes occupy the neighbouring ground: multi-model forecasting hubs run routinely (ECDC RespiCast, US CDC FluSight), Horizon Europe funds epidemic-intelligence infrastructure (including GeoAI4EI, in which I take part), and the Franco-Swiss GESICA programme builds cross-border crisis intelligence. All develop surveillance, forecasting and decision-support capability from local data; none has as a stated objective testing whether automatically synthesised external evidence should enter a forecast as formal prior information at local cold start.</w:t>
-      </w:r>
-    </w:p>
-    <w:p>
-      <w:pPr>
-        <w:pStyle w:val="BodyText"/>
-      </w:pPr>
-      <w:r>
-        <w:t xml:space="preserve">What has not been established is whether these pieces connect around the</w:t>
-      </w:r>
-      <w:r>
-        <w:t xml:space="preserve"> </w:t>
-      </w:r>
-      <w:r>
-        <w:rPr>
-          <w:bCs/>
-          <w:b/>
-        </w:rPr>
-        <w:t xml:space="preserve">cold-start question</w:t>
-      </w:r>
-      <w:r>
-        <w:t xml:space="preserve">, and whether the loop from living evidence synthesis to variable choice, model choice, thresholds and automatically re-validated forecasts can be closed under pre-registered rules.</w:t>
+        <w:t xml:space="preserve">Competences.</w:t>
+      </w:r>
+      <w:r>
+        <w:t xml:space="preserve"> </w:t>
+      </w:r>
+      <w:r>
+        <w:t xml:space="preserve">Bayesian hierarchical and regime-switching estimation, extreme-value modelling, stress</w:t>
+      </w:r>
+      <w:r>
+        <w:t xml:space="preserve"> </w:t>
+      </w:r>
+      <w:r>
+        <w:t xml:space="preserve">testing under misspecification, forecast evaluation and decision analysis come from the risk</w:t>
+      </w:r>
+      <w:r>
+        <w:t xml:space="preserve"> </w:t>
+      </w:r>
+      <w:r>
+        <w:t xml:space="preserve">work and form the core of WP2–WP3; extraction and pooling from LiteRev-Evidence; domain</w:t>
+      </w:r>
+      <w:r>
+        <w:t xml:space="preserve"> </w:t>
+      </w:r>
+      <w:r>
+        <w:t xml:space="preserve">knowledge from the doctorate, the Swiss COVID-19 work and GESICA.</w:t>
       </w:r>
     </w:p>
     <w:p>
@@ -567,625 +1083,6 @@
         </w:pict>
       </w:r>
     </w:p>
-    <w:bookmarkEnd w:id="25"/>
-    <w:bookmarkEnd w:id="26"/>
-    <w:bookmarkStart w:id="32" w:name="Xa448212baed32b5829f978c0a6d9bb51a0b0982"/>
-    <w:p>
-      <w:pPr>
-        <w:pStyle w:val="Heading2"/>
-      </w:pPr>
-      <w:r>
-        <w:t xml:space="preserve">2.2 Current state of personal research and competences required for the project</w:t>
-      </w:r>
-    </w:p>
-    <w:p>
-      <w:pPr>
-        <w:pStyle w:val="FirstParagraph"/>
-      </w:pPr>
-      <w:r>
-        <w:t xml:space="preserve">My route is unusual and is why the project is tractable: fifteen years in quantitative</w:t>
-      </w:r>
-      <w:r>
-        <w:t xml:space="preserve"> </w:t>
-      </w:r>
-      <w:r>
-        <w:t xml:space="preserve">finance (risk modelling, extreme-value estimation, regime models, stress testing), then a</w:t>
-      </w:r>
-      <w:r>
-        <w:t xml:space="preserve"> </w:t>
-      </w:r>
-      <w:r>
-        <w:t xml:space="preserve">doctorate in biomedical sciences at Geneva (defended</w:t>
-      </w:r>
-      <w:r>
-        <w:t xml:space="preserve"> </w:t>
-      </w:r>
-      <w:r>
-        <w:t xml:space="preserve">18 December 2023).</w:t>
-      </w:r>
-    </w:p>
-    <w:bookmarkStart w:id="27" w:name="X79f512daa76dde01429b5fcb893d8ff3c91b25a"/>
-    <w:p>
-      <w:pPr>
-        <w:pStyle w:val="Heading3"/>
-      </w:pPr>
-      <w:r>
-        <w:t xml:space="preserve">2.2.1 Prediction under sparse and imperfect information</w:t>
-      </w:r>
-    </w:p>
-    <w:p>
-      <w:pPr>
-        <w:pStyle w:val="FirstParagraph"/>
-      </w:pPr>
-      <w:r>
-        <w:t xml:space="preserve">In [Orel 2022] I predicted individual HIV status from socio-behavioural</w:t>
-      </w:r>
-      <w:r>
-        <w:t xml:space="preserve"> </w:t>
-      </w:r>
-      <w:r>
-        <w:t xml:space="preserve">characteristics across East and Southern Africa, establishing where models transported between</w:t>
-      </w:r>
-      <w:r>
-        <w:t xml:space="preserve"> </w:t>
-      </w:r>
-      <w:r>
-        <w:t xml:space="preserve">countries. [Merzouki 2021] and [Esra 2023] developed the same theme. I now</w:t>
-      </w:r>
-      <w:r>
-        <w:t xml:space="preserve"> </w:t>
-      </w:r>
-      <w:r>
-        <w:rPr>
-          <w:bCs/>
-          <w:b/>
-        </w:rPr>
-        <w:t xml:space="preserve">senior-author</w:t>
-      </w:r>
-      <w:r>
-        <w:t xml:space="preserve"> </w:t>
-      </w:r>
-      <w:r>
-        <w:t xml:space="preserve">that line (last author, [Ng'ambi 2026], accepted: machine-learning classification of</w:t>
-      </w:r>
-      <w:r>
-        <w:t xml:space="preserve"> </w:t>
-      </w:r>
-      <w:r>
-        <w:t xml:space="preserve">cardiovascular disease history across harmonised WHO STEPS surveys): this proposal's transportability problem, met</w:t>
-      </w:r>
-      <w:r>
-        <w:t xml:space="preserve"> </w:t>
-      </w:r>
-      <w:r>
-        <w:t xml:space="preserve">first elsewhere, moved from conducting to directing.</w:t>
-      </w:r>
-    </w:p>
-    <w:bookmarkEnd w:id="27"/>
-    <w:bookmarkStart w:id="28" w:name="Xba523bf0c9ce96e07c41e7deb8806875f5dbd29"/>
-    <w:p>
-      <w:pPr>
-        <w:pStyle w:val="Heading3"/>
-      </w:pPr>
-      <w:r>
-        <w:t xml:space="preserve">2.2.2 Automated evidence synthesis</w:t>
-      </w:r>
-    </w:p>
-    <w:p>
-      <w:pPr>
-        <w:pStyle w:val="FirstParagraph"/>
-      </w:pPr>
-      <w:r>
-        <w:t xml:space="preserve">In [Orel 2023] I introduced</w:t>
-      </w:r>
-      <w:r>
-        <w:t xml:space="preserve"> </w:t>
-      </w:r>
-      <w:r>
-        <w:rPr>
-          <w:bCs/>
-          <w:b/>
-        </w:rPr>
-        <w:t xml:space="preserve">LiteRev</w:t>
-      </w:r>
-      <w:r>
-        <w:t xml:space="preserve">, an automated literature-review tool: natural-language or Boolean query across the open-access databases,</w:t>
-      </w:r>
-      <w:r>
-        <w:t xml:space="preserve"> </w:t>
-      </w:r>
-      <w:r>
-        <w:t xml:space="preserve">deduplication, corpus mapping, iterative relevance suggestion. I led its development with</w:t>
-      </w:r>
-      <w:r>
-        <w:t xml:space="preserve"> </w:t>
-      </w:r>
-      <w:r>
-        <w:rPr>
-          <w:bCs/>
-          <w:b/>
-        </w:rPr>
-        <w:t xml:space="preserve">Aziza Merzouki</w:t>
-      </w:r>
-      <w:r>
-        <w:t xml:space="preserve"> </w:t>
-      </w:r>
-      <w:r>
-        <w:t xml:space="preserve">(PhD, computer science) and secured</w:t>
-      </w:r>
-      <w:r>
-        <w:t xml:space="preserve"> </w:t>
-      </w:r>
-      <w:r>
-        <w:t xml:space="preserve">development funding on my own initiative:</w:t>
-      </w:r>
-      <w:r>
-        <w:t xml:space="preserve"> </w:t>
-      </w:r>
-      <w:r>
-        <w:rPr>
-          <w:bCs/>
-          <w:b/>
-        </w:rPr>
-        <w:t xml:space="preserve">CHF 30,000</w:t>
-      </w:r>
-      <w:r>
-        <w:t xml:space="preserve"> </w:t>
-      </w:r>
-      <w:r>
-        <w:t xml:space="preserve">(UNIGE),</w:t>
-      </w:r>
-      <w:r>
-        <w:t xml:space="preserve"> </w:t>
-      </w:r>
-      <w:r>
-        <w:rPr>
-          <w:bCs/>
-          <w:b/>
-        </w:rPr>
-        <w:t xml:space="preserve">CHF 10,000</w:t>
-      </w:r>
-      <w:r>
-        <w:t xml:space="preserve"> </w:t>
-      </w:r>
-      <w:r>
-        <w:t xml:space="preserve">(Venture Kick),</w:t>
-      </w:r>
-      <w:r>
-        <w:t xml:space="preserve"> </w:t>
-      </w:r>
-      <w:r>
-        <w:rPr>
-          <w:bCs/>
-          <w:b/>
-        </w:rPr>
-        <w:t xml:space="preserve">CHF 20,000</w:t>
-      </w:r>
-      <w:r>
-        <w:t xml:space="preserve"> </w:t>
-      </w:r>
-      <w:r>
-        <w:t xml:space="preserve">(Mimosa), outside any group grant. The AI-in-EMS systematic review</w:t>
-      </w:r>
-      <w:r>
-        <w:t xml:space="preserve"> </w:t>
-      </w:r>
-      <w:r>
-        <w:t xml:space="preserve">[Edjinedja 2026], within GESICA, used it in its published methods.</w:t>
-      </w:r>
-    </w:p>
-    <w:bookmarkEnd w:id="28"/>
-    <w:bookmarkStart w:id="29" w:name="X5f9a3db217f7eebde7303f7024eb5a825e7cbc9"/>
-    <w:p>
-      <w:pPr>
-        <w:pStyle w:val="Heading3"/>
-      </w:pPr>
-      <w:r>
-        <w:t xml:space="preserve">2.2.3 Outbreak and health-system modelling in Switzerland</w:t>
-      </w:r>
-    </w:p>
-    <w:p>
-      <w:pPr>
-        <w:pStyle w:val="FirstParagraph"/>
-      </w:pPr>
-      <w:r>
-        <w:t xml:space="preserve">In [Orel 2024] I compared clinical severity between Delta and Omicron</w:t>
-      </w:r>
-      <w:r>
-        <w:t xml:space="preserve"> </w:t>
-      </w:r>
-      <w:r>
-        <w:t xml:space="preserve">sub-lineages in a Swiss tertiary centre. [Estill 2020] built</w:t>
-      </w:r>
-      <w:r>
-        <w:t xml:space="preserve"> </w:t>
-      </w:r>
-      <w:r>
-        <w:t xml:space="preserve">age-structured scenario models for the Swiss SARS-CoV-2 epidemic under planning time pressure:</w:t>
-      </w:r>
-      <w:r>
-        <w:t xml:space="preserve"> </w:t>
-      </w:r>
-      <w:r>
-        <w:t xml:space="preserve">the experience this proposal's question comes from. I contributed to WHO African Region</w:t>
-      </w:r>
-      <w:r>
-        <w:t xml:space="preserve"> </w:t>
-      </w:r>
-      <w:r>
-        <w:t xml:space="preserve">reporting and seroprevalence estimation [Nwosu 2021].</w:t>
-      </w:r>
-    </w:p>
-    <w:bookmarkEnd w:id="29"/>
-    <w:bookmarkStart w:id="30" w:name="X8b9ff2b162af748019f11a6cca45e74903a5d70"/>
-    <w:p>
-      <w:pPr>
-        <w:pStyle w:val="Heading3"/>
-      </w:pPr>
-      <w:r>
-        <w:t xml:space="preserve">2.2.4 The prototype and test bed: LiteRev-Evidence</w:t>
-      </w:r>
-    </w:p>
-    <w:p>
-      <w:pPr>
-        <w:pStyle w:val="FirstParagraph"/>
-      </w:pPr>
-      <w:r>
-        <w:t xml:space="preserve">Since 2024 I have developed</w:t>
-      </w:r>
-      <w:r>
-        <w:t xml:space="preserve"> </w:t>
-      </w:r>
-      <w:r>
-        <w:rPr>
-          <w:bCs/>
-          <w:b/>
-        </w:rPr>
-        <w:t xml:space="preserve">LiteRev-Evidence</w:t>
-      </w:r>
-      <w:r>
-        <w:t xml:space="preserve">, extending LiteRev into structured</w:t>
-      </w:r>
-      <w:r>
-        <w:t xml:space="preserve"> </w:t>
-      </w:r>
-      <w:r>
-        <w:t xml:space="preserve">quantitative extraction and modelling: the full review pipeline in</w:t>
-      </w:r>
-      <w:r>
-        <w:t xml:space="preserve"> </w:t>
-      </w:r>
-      <w:r>
-        <w:t xml:space="preserve">working form, from a query searched live across the open literature, through deduplication,</w:t>
-      </w:r>
-      <w:r>
-        <w:t xml:space="preserve"> </w:t>
-      </w:r>
-      <w:r>
-        <w:t xml:space="preserve">PRISMA-accounted screening and PICO extraction, to</w:t>
-      </w:r>
-      <w:r>
-        <w:t xml:space="preserve"> </w:t>
-      </w:r>
-      <w:r>
-        <w:rPr>
-          <w:bCs/>
-          <w:b/>
-        </w:rPr>
-        <w:t xml:space="preserve">provenance-tracked extraction graded for</w:t>
-      </w:r>
-      <w:r>
-        <w:rPr>
-          <w:bCs/>
-          <w:b/>
-        </w:rPr>
-        <w:t xml:space="preserve"> </w:t>
-      </w:r>
-      <w:r>
-        <w:rPr>
-          <w:bCs/>
-          <w:b/>
-        </w:rPr>
-        <w:t xml:space="preserve">study-design certainty and pooled into parameter distributions</w:t>
-      </w:r>
-      <w:r>
-        <w:t xml:space="preserve">, and onward to the model</w:t>
-      </w:r>
-      <w:r>
-        <w:t xml:space="preserve"> </w:t>
-      </w:r>
-      <w:r>
-        <w:t xml:space="preserve">step: candidate predictor variables with their supporting articles; typed outcome</w:t>
-      </w:r>
-      <w:r>
-        <w:t xml:space="preserve"> </w:t>
-      </w:r>
-      <w:r>
-        <w:t xml:space="preserve">definitions with ready-made emergency-demand targets (ED overload, bed occupancy, call</w:t>
-      </w:r>
-      <w:r>
-        <w:t xml:space="preserve"> </w:t>
-      </w:r>
-      <w:r>
-        <w:t xml:space="preserve">surge);</w:t>
-      </w:r>
-      <w:r>
-        <w:t xml:space="preserve"> </w:t>
-      </w:r>
-      <w:r>
-        <w:rPr>
-          <w:bCs/>
-          <w:b/>
-        </w:rPr>
-        <w:t xml:space="preserve">model fitting across algorithm families with automated hyperparameter search,</w:t>
-      </w:r>
-      <w:r>
-        <w:rPr>
-          <w:bCs/>
-          <w:b/>
-        </w:rPr>
-        <w:t xml:space="preserve"> </w:t>
-      </w:r>
-      <w:r>
-        <w:rPr>
-          <w:bCs/>
-          <w:b/>
-        </w:rPr>
-        <w:t xml:space="preserve">leakage-safe time-series validation and ranking on a stated metric</w:t>
-      </w:r>
-      <w:r>
-        <w:t xml:space="preserve">; and compartmental</w:t>
-      </w:r>
-      <w:r>
-        <w:t xml:space="preserve"> </w:t>
-      </w:r>
-      <w:r>
-        <w:t xml:space="preserve">components, parameterised from extracted ranges, that can re-enter the statistical model as</w:t>
-      </w:r>
-      <w:r>
-        <w:t xml:space="preserve"> </w:t>
-      </w:r>
-      <w:r>
-        <w:t xml:space="preserve">predictors. Per-scenario</w:t>
-      </w:r>
-      <w:r>
-        <w:t xml:space="preserve"> </w:t>
-      </w:r>
-      <w:r>
-        <w:rPr>
-          <w:bCs/>
-          <w:b/>
-        </w:rPr>
-        <w:t xml:space="preserve">living reviews re-run on schedule</w:t>
-      </w:r>
-      <w:r>
-        <w:t xml:space="preserve">, every update previewed</w:t>
-      </w:r>
-      <w:r>
-        <w:t xml:space="preserve"> </w:t>
-      </w:r>
-      <w:r>
-        <w:t xml:space="preserve">before it is applied: the evidence-to-model loop this proposal interrogates, in prototype</w:t>
-      </w:r>
-      <w:r>
-        <w:t xml:space="preserve"> </w:t>
-      </w:r>
-      <w:r>
-        <w:t xml:space="preserve">form.</w:t>
-      </w:r>
-    </w:p>
-    <w:p>
-      <w:pPr>
-        <w:pStyle w:val="BodyText"/>
-      </w:pPr>
-      <w:r>
-        <w:t xml:space="preserve">For GESICA I built the Geneva–Vaud–Neuchâtel data foundation:</w:t>
-      </w:r>
-      <w:r>
-        <w:t xml:space="preserve"> </w:t>
-      </w:r>
-      <w:r>
-        <w:rPr>
-          <w:bCs/>
-          <w:b/>
-        </w:rPr>
-        <w:t xml:space="preserve">77 notifiable diseases in</w:t>
-      </w:r>
-      <w:r>
-        <w:rPr>
-          <w:bCs/>
-          <w:b/>
-        </w:rPr>
-        <w:t xml:space="preserve"> </w:t>
-      </w:r>
-      <w:r>
-        <w:rPr>
-          <w:bCs/>
-          <w:b/>
-        </w:rPr>
-        <w:t xml:space="preserve">eight model classes</w:t>
-      </w:r>
-      <w:r>
-        <w:t xml:space="preserve">, and a referenced inventory of</w:t>
-      </w:r>
-      <w:r>
-        <w:t xml:space="preserve"> </w:t>
-      </w:r>
-      <w:r>
-        <w:rPr>
-          <w:bCs/>
-          <w:b/>
-        </w:rPr>
-        <w:t xml:space="preserve">28 surveillance</w:t>
-      </w:r>
-      <w:r>
-        <w:rPr>
-          <w:bCs/>
-          <w:b/>
-        </w:rPr>
-        <w:t xml:space="preserve"> </w:t>
-      </w:r>
-      <w:r>
-        <w:rPr>
-          <w:bCs/>
-          <w:b/>
-        </w:rPr>
-        <w:t xml:space="preserve">sources (23 infectious, 5 environmental/non-infectious)</w:t>
-      </w:r>
-      <w:r>
-        <w:t xml:space="preserve"> </w:t>
-      </w:r>
-      <w:r>
-        <w:t xml:space="preserve">each documented for institution, coverage,</w:t>
-      </w:r>
-      <w:r>
-        <w:t xml:space="preserve"> </w:t>
-      </w:r>
-      <w:r>
-        <w:t xml:space="preserve">resolution, latency, access and quality. It is why validation domains are chosen by</w:t>
-      </w:r>
-      <w:r>
-        <w:t xml:space="preserve"> </w:t>
-      </w:r>
-      <w:r>
-        <w:rPr>
-          <w:bCs/>
-          <w:b/>
-        </w:rPr>
-        <w:t xml:space="preserve">model class</w:t>
-      </w:r>
-      <w:r>
-        <w:t xml:space="preserve">, and why the proposal</w:t>
-      </w:r>
-      <w:r>
-        <w:t xml:space="preserve"> </w:t>
-      </w:r>
-      <w:r>
-        <w:t xml:space="preserve">rests on a mapped, not assumed, data landscape.</w:t>
-      </w:r>
-    </w:p>
-    <w:p>
-      <w:pPr>
-        <w:pStyle w:val="BodyText"/>
-      </w:pPr>
-      <w:r>
-        <w:rPr>
-          <w:bCs/>
-          <w:b/>
-        </w:rPr>
-        <w:t xml:space="preserve">The prototype makes the research feasible rather than aspirational</w:t>
-      </w:r>
-      <w:r>
-        <w:t xml:space="preserve">: the fit-tune-rank</w:t>
-      </w:r>
-      <w:r>
-        <w:t xml:space="preserve"> </w:t>
-      </w:r>
-      <w:r>
-        <w:t xml:space="preserve">mechanics T3.3's selection engine registers already run in embryonic form, so the grant</w:t>
-      </w:r>
-      <w:r>
-        <w:t xml:space="preserve"> </w:t>
-      </w:r>
-      <w:r>
-        <w:t xml:space="preserve">adds the science (the two arms, the registered rules, episode-level inference), not the</w:t>
-      </w:r>
-      <w:r>
-        <w:t xml:space="preserve"> </w:t>
-      </w:r>
-      <w:r>
-        <w:t xml:space="preserve">plumbing; the validated instrument it becomes is itself a deliverable.</w:t>
-      </w:r>
-    </w:p>
-    <w:bookmarkEnd w:id="30"/>
-    <w:bookmarkStart w:id="31" w:name="X9dc884ab9448a2e5da2a31c0e1d3627d79f5948"/>
-    <w:p>
-      <w:pPr>
-        <w:pStyle w:val="Heading3"/>
-      </w:pPr>
-      <w:r>
-        <w:t xml:space="preserve">2.2.5 Linked data on a contrasting crisis archetype</w:t>
-      </w:r>
-    </w:p>
-    <w:p>
-      <w:pPr>
-        <w:pStyle w:val="FirstParagraph"/>
-      </w:pPr>
-      <w:r>
-        <w:t xml:space="preserve">I lead the data work on a cantonal study</w:t>
-      </w:r>
-      <w:r>
-        <w:t xml:space="preserve"> </w:t>
-      </w:r>
-      <w:r>
-        <w:rPr>
-          <w:bCs/>
-          <w:b/>
-        </w:rPr>
-        <w:t xml:space="preserve">already under way</w:t>
-      </w:r>
-      <w:r>
-        <w:t xml:space="preserve"> </w:t>
-      </w:r>
-      <w:r>
-        <w:t xml:space="preserve">(BASEC 2026-00324, ethics</w:t>
-      </w:r>
-      <w:r>
-        <w:t xml:space="preserve"> </w:t>
-      </w:r>
-      <w:r>
-        <w:t xml:space="preserve">granted) linking confirmed legionellosis cases in Geneva to individual domestic hot-water</w:t>
-      </w:r>
-      <w:r>
-        <w:t xml:space="preserve"> </w:t>
-      </w:r>
-      <w:r>
-        <w:t xml:space="preserve">installations: a linkage to my knowledge unique, supplying a contrasting waterborne archetype.</w:t>
-      </w:r>
-    </w:p>
-    <w:p>
-      <w:pPr>
-        <w:pStyle w:val="BodyText"/>
-      </w:pPr>
-      <w:r>
-        <w:rPr>
-          <w:bCs/>
-          <w:b/>
-        </w:rPr>
-        <w:t xml:space="preserve">Competences.</w:t>
-      </w:r>
-      <w:r>
-        <w:t xml:space="preserve"> </w:t>
-      </w:r>
-      <w:r>
-        <w:t xml:space="preserve">Bayesian hierarchical and regime-switching estimation, extreme-value modelling, stress</w:t>
-      </w:r>
-      <w:r>
-        <w:t xml:space="preserve"> </w:t>
-      </w:r>
-      <w:r>
-        <w:t xml:space="preserve">testing under misspecification, forecast evaluation and decision analysis come from the risk</w:t>
-      </w:r>
-      <w:r>
-        <w:t xml:space="preserve"> </w:t>
-      </w:r>
-      <w:r>
-        <w:t xml:space="preserve">work and form the core of WP2–WP3; extraction and pooling from LiteRev-Evidence; domain</w:t>
-      </w:r>
-      <w:r>
-        <w:t xml:space="preserve"> </w:t>
-      </w:r>
-      <w:r>
-        <w:t xml:space="preserve">knowledge from the doctorate, the Swiss COVID-19 work and GESICA.</w:t>
-      </w:r>
-    </w:p>
-    <w:p>
-      <w:r>
-        <w:pict>
-          <v:rect style="width:0;height:1.5pt" o:hralign="center" o:hrstd="t" o:hr="t"/>
-        </w:pict>
-      </w:r>
-    </w:p>
     <w:bookmarkEnd w:id="31"/>
     <w:bookmarkEnd w:id="32"/>
     <w:bookmarkStart w:id="69" w:name="X648e0f2197cacfb2ee21a81ffaf34acd4f314d4"/>
@@ -1213,7 +1110,7 @@
       <w:r>
         <w:drawing>
           <wp:inline>
-            <wp:extent cx="6640000" cy="2727142"/>
+            <wp:extent cx="6640000" cy="2684457"/>
             <wp:effectExtent b="0" l="0" r="0" t="0"/>
             <wp:docPr descr="Framework" title="" id="34" name="Picture"/>
             <a:graphic>
@@ -1243,7 +1140,7 @@
                   <pic:spPr bwMode="auto">
                     <a:xfrm>
                       <a:off x="0" y="0"/>
-                      <a:ext cx="6640000" cy="2727142"/>
+                      <a:ext cx="6640000" cy="2684457"/>
                     </a:xfrm>
                     <a:prstGeom prst="rect">
                       <a:avLst/>
@@ -1845,7 +1742,7 @@
         <w:pStyle w:val="FirstParagraph"/>
       </w:pPr>
       <w:r>
-        <w:t xml:space="preserve">Δ is fixed at the second registration point, justified against the evidence-informed versus local-only effect the study is powered to detect.</w:t>
+        <w:t xml:space="preserve">Δ is fixed at the second registration point as a registered fraction of the minimal relevant H3a improvement: a maximum acceptable loss, not a simulation convenience.</w:t>
       </w:r>
     </w:p>
     <w:p>
@@ -1910,7 +1807,7 @@
         <w:t xml:space="preserve">local-only champion</w:t>
       </w:r>
       <w:r>
-        <w:t xml:space="preserve">, both produced by the identical pre-registered automated procedure (library, validity checks, selection rule: T3.3), by</w:t>
+        <w:t xml:space="preserve">, both produced by the identical pre-registered automated procedure (T3.3), by</w:t>
       </w:r>
       <w:r>
         <w:t xml:space="preserve"> </w:t>
@@ -1965,7 +1862,7 @@
         <w:t xml:space="preserve"> </w:t>
       </w:r>
       <w:r>
-        <w:t xml:space="preserve">is reported: it should decay to nothing.</w:t>
+        <w:t xml:space="preserve">is reported: it should decay to nothing. The primary test values the whole evidence-informed configuration; the prior component's own contribution is isolated by registered secondary contrasts within the same model family.</w:t>
       </w:r>
     </w:p>
     <w:bookmarkEnd w:id="39"/>
@@ -1996,14 +1893,6 @@
         <w:t xml:space="preserve">Decision-analytic evaluation under the losses and escalation thresholds of emergency responders can rank modelling strategies differently from generic accuracy criteria; the evidence-derived strategy is useful only when its gain crosses a decision threshold.</w:t>
       </w:r>
     </w:p>
-    <w:p>
-      <w:pPr>
-        <w:pStyle w:val="FirstParagraph"/>
-      </w:pPr>
-      <w:r>
-        <w:t xml:space="preserve">These are downstream tests of value; observation mode is an extension, not a prerequisite.</w:t>
-      </w:r>
-    </w:p>
     <w:bookmarkEnd w:id="40"/>
     <w:bookmarkStart w:id="41" w:name="validation-domains"/>
     <w:p>
@@ -2060,7 +1949,7 @@
         <w:t xml:space="preserve"> </w:t>
       </w:r>
       <w:r>
-        <w:t xml:space="preserve">series, restricted to the cause classes the archetype's evidence base concerns (T3.0):</w:t>
+        <w:t xml:space="preserve">series, restricted to the archetype's cause classes (T3.0):</w:t>
       </w:r>
       <w:r>
         <w:t xml:space="preserve"> </w:t>
@@ -2082,13 +1971,13 @@
         <w:t xml:space="preserve"> </w:t>
       </w:r>
       <w:r>
-        <w:t xml:space="preserve">for heat, since Swiss</w:t>
-      </w:r>
-      <w:r>
-        <w:t xml:space="preserve"> </w:t>
-      </w:r>
-      <w:r>
-        <w:t xml:space="preserve">evidence places heat effects in dehydration, renal and psychiatric admissions, with a weak</w:t>
+        <w:t xml:space="preserve">for heat, Swiss</w:t>
+      </w:r>
+      <w:r>
+        <w:t xml:space="preserve"> </w:t>
+      </w:r>
+      <w:r>
+        <w:t xml:space="preserve">evidence placing heat effects in dehydration, renal and psychiatric admissions, with a weak</w:t>
       </w:r>
       <w:r>
         <w:t xml:space="preserve"> </w:t>
@@ -2358,7 +2247,7 @@
         <w:t xml:space="preserve"> </w:t>
       </w:r>
       <w:r>
-        <w:t xml:space="preserve">aim to outperform forecast hubs in the data-rich regime, assume literature-derived priors are beneficial, claim critical slowing down as universal, or promise a clinically steering alarm system by month 48: the dashboard runs strictly in observation mode. The contribution is narrower:</w:t>
+        <w:t xml:space="preserve">aim to outperform forecast hubs in the data-rich regime, assume literature-derived priors are beneficial, claim critical slowing down as universal, or promise a clinically steering alarm by month 48: the dashboard runs strictly in observation mode. The contribution is narrower:</w:t>
       </w:r>
       <w:r>
         <w:t xml:space="preserve"> </w:t>
@@ -2564,7 +2453,7 @@
         <w:t xml:space="preserve"> </w:t>
       </w:r>
       <w:r>
-        <w:t xml:space="preserve">which series are used operationally and at what levels warnings fire [Lung 2021], entering T2.1's anchors and T4.1's elicitation as evidence-based starting points adapted to the local setting. Classes 2 to 4 carry provenance and certainty grades; H1's benchmark applies to class 1.</w:t>
+        <w:t xml:space="preserve">which series are used operationally and at what levels warnings fire [Lung 2021], entering T2.1's anchors and T4.1's elicitation as evidence-based starting points adapted to the local setting. Classes 2 to 4 carry provenance and certainty grades and are pursued only as inputs to the registered H3a configuration; H1's benchmark applies to class 1.</w:t>
       </w:r>
     </w:p>
     <w:bookmarkEnd w:id="44"/>
@@ -2668,7 +2557,7 @@
         <w:pStyle w:val="FirstParagraph"/>
       </w:pPr>
       <w:r>
-        <w:t xml:space="preserve">Compare automated extraction with the benchmark on point estimates, uncertainty, omissions and between-study dispersion, with sensitivity to the underlying model version.</w:t>
+        <w:t xml:space="preserve">Compare automated extraction with the benchmark on point estimates, uncertainty, omissions and between-study dispersion; H1's primary metric is the median log-ratio of automated to adjudicated dispersion, with a pre-specified interval (under-dispersion: ratio below one), and sensitivity to the underlying model version.</w:t>
       </w:r>
     </w:p>
     <w:bookmarkEnd w:id="46"/>
@@ -2941,7 +2830,7 @@
         <w:pStyle w:val="FirstParagraph"/>
       </w:pPr>
       <w:r>
-        <w:t xml:space="preserve">Map WP1 distributions to the parameters where published evidence is relevant (weather effects, surge magnitudes, transition characteristics); compare weakly informative, fixed evidence-derived and adaptive robust borrowing. The adaptive specification is a robust mixture of an evidence-derived and a weakly informative component, prior–data conflict recorded explicitly. Power-prior and commensurate-prior approaches are sensitivity comparators.</w:t>
+        <w:t xml:space="preserve">Map WP1 distributions to the parameters where published evidence is relevant (weather effects, surge magnitudes, transition characteristics); compare weakly informative, fixed evidence-derived and adaptive robust borrowing. The adaptive specification is a robust mixture of an evidence-derived and a weakly informative component; the conflict statistic and the discount function are fixed before the confirmatory evaluation, not tuned during it. Power-prior and commensurate-prior approaches are sensitivity comparators.</w:t>
       </w:r>
     </w:p>
     <w:bookmarkEnd w:id="52"/>
@@ -3010,7 +2899,7 @@
         <w:t xml:space="preserve">automation layer</w:t>
       </w:r>
       <w:r>
-        <w:t xml:space="preserve">: public streams (weather, surveillance, wastewater) ingested automatically as they become available; every model re-estimated at its inputs' native cadence (daily demand, weekly surveillance), with versioned automated re-fitting; and</w:t>
+        <w:t xml:space="preserve">: public streams (weather, surveillance, wastewater) ingested automatically as they become available; models re-estimated at their inputs' native cadence, with versioned automated re-fitting; and</w:t>
       </w:r>
       <w:r>
         <w:t xml:space="preserve"> </w:t>
@@ -3201,7 +3090,7 @@
         <w:t xml:space="preserve">additional observation channels on the shared latent state</w:t>
       </w:r>
       <w:r>
-        <w:t xml:space="preserve">; wastewater, sentinel consultations and weather as covariates; the hierarchy governs only which series H3a is scored on.</w:t>
+        <w:t xml:space="preserve">; wastewater, sentinel consultations and weather as covariates; the hierarchy only fixes which series H3a is scored on.</w:t>
       </w:r>
     </w:p>
     <w:p>
@@ -3359,13 +3248,13 @@
           <w:bCs/>
           <w:b/>
         </w:rPr>
-        <w:t xml:space="preserve">Open-data validation track (M12–M24, pre-specified secondary analyses).</w:t>
-      </w:r>
-      <w:r>
-        <w:t xml:space="preserve"> </w:t>
-      </w:r>
-      <w:r>
-        <w:t xml:space="preserve">Before any clinical series connects, the complete rolling-origin machinery runs on open series: Swiss federal respiratory surveillance and wastewater, weekly all-cause deaths for the heat arm, and France's openly published daily emergency-activity indicators (OSCOUR ED attendances, SOS Médecins consultations), matching GESICA's Franco-Swiss frame. Archived multi-model hub forecasts provide contemporaneous external comparators for early, genuinely cold-start rounds [Cramer 2022; Sherratt 2023]. The track ships as a</w:t>
+        <w:t xml:space="preserve">Open-data validation track (M12–M24, pre-specified secondary).</w:t>
+      </w:r>
+      <w:r>
+        <w:t xml:space="preserve"> </w:t>
+      </w:r>
+      <w:r>
+        <w:t xml:space="preserve">Before any clinical series connects, the complete rolling-origin machinery runs on open series: Swiss federal respiratory surveillance and wastewater, weekly all-cause deaths for the heat arm, and France's open daily emergency indicators (OSCOUR ED attendances, SOS Médecins consultations), matching GESICA's Franco-Swiss frame. Archived multi-model hub forecasts give contemporaneous comparators for early, genuinely cold-start rounds [Cramer 2022; Sherratt 2023]. The track ships as a</w:t>
       </w:r>
       <w:r>
         <w:t xml:space="preserve"> </w:t>
@@ -3460,7 +3349,7 @@
         <w:t xml:space="preserve">Admissibility as a prior is defined by referent, not venue</w:t>
       </w:r>
       <w:r>
-        <w:t xml:space="preserve">: prior inputs are statements about</w:t>
+        <w:t xml:space="preserve">: prior inputs describe</w:t>
       </w:r>
       <w:r>
         <w:t xml:space="preserve"> </w:t>
@@ -3595,7 +3484,7 @@
         <w:t xml:space="preserve"> </w:t>
       </w:r>
       <w:r>
-        <w:t xml:space="preserve">seasonal GLM with weekday and holiday terms; persistence; established surveillance exceedance and nowcasting (Farrington/Noufaily, Bayesian nowcasting; operational implementations [Salmon 2016]); penalised, gradient-boosted and upper-tail quantile learners on the pre-specified covariates; the WP2 regime model with weakly informative priors.</w:t>
+        <w:t xml:space="preserve">seasonal GLM with weekday and holiday terms; persistence; established surveillance exceedance and nowcasting (Farrington/Noufaily, Bayesian nowcasting [Salmon 2016]); penalised, gradient-boosted and upper-tail quantile learners on the pre-specified covariates; the WP2 regime model with weakly informative priors.</w:t>
       </w:r>
       <w:r>
         <w:t xml:space="preserve"> </w:t>
@@ -3636,13 +3525,13 @@
           <w:bCs/>
           <w:b/>
         </w:rPr>
-        <w:t xml:space="preserve">Automated champion selection.</w:t>
-      </w:r>
-      <w:r>
-        <w:t xml:space="preserve"> </w:t>
-      </w:r>
-      <w:r>
-        <w:t xml:space="preserve">At each origin every admissible candidate runs automatically, passes the T2.5 assumption and validity checks, and is scored on pre-specified metrics (CRPS, log score, calibration); each arm's</w:t>
+        <w:t xml:space="preserve">Automated champion selection, nested against leakage.</w:t>
+      </w:r>
+      <w:r>
+        <w:t xml:space="preserve"> </w:t>
+      </w:r>
+      <w:r>
+        <w:t xml:space="preserve">At each outer forecast origin, each arm's</w:t>
       </w:r>
       <w:r>
         <w:t xml:space="preserve"> </w:t>
@@ -3658,7 +3547,23 @@
         <w:t xml:space="preserve"> </w:t>
       </w:r>
       <w:r>
-        <w:t xml:space="preserve">is selected by a registered rule, blind to the other arm. Identical machinery in both arms means the contrast isolates the evidence, not the selector; which family wins, where and when, is itself a result.</w:t>
+        <w:t xml:space="preserve">is chosen by a registered rule using only inner rolling validation on outcomes observed</w:t>
+      </w:r>
+      <w:r>
+        <w:t xml:space="preserve"> </w:t>
+      </w:r>
+      <w:r>
+        <w:rPr>
+          <w:bCs/>
+          <w:b/>
+        </w:rPr>
+        <w:t xml:space="preserve">before</w:t>
+      </w:r>
+      <w:r>
+        <w:t xml:space="preserve"> </w:t>
+      </w:r>
+      <w:r>
+        <w:t xml:space="preserve">that origin (pre-specified metrics: CRPS, log score, calibration; after T2.5 validity checks; blind to the other arm); the fixed champion then issues the outer forecast, scored on subsequently observed outcomes. Selection never sees the outcomes it is scored on; identical machinery in both arms isolates the evidence, not the selector; which family wins, where and when, is itself a result.</w:t>
       </w:r>
     </w:p>
     <w:p>
@@ -3815,7 +3720,7 @@
         <w:pStyle w:val="FirstParagraph"/>
       </w:pPr>
       <w:r>
-        <w:t xml:space="preserve">All other contrasts (between library members, between borrowing strategies) are secondary.</w:t>
+        <w:t xml:space="preserve">All other contrasts are secondary.</w:t>
       </w:r>
       <w:r>
         <w:t xml:space="preserve"> </w:t>
@@ -3828,7 +3733,7 @@
         <w:t xml:space="preserve">The local-only arm is pinned in the registration</w:t>
       </w:r>
       <w:r>
-        <w:t xml:space="preserve">, its regime-model priors carrying a pre-declared band of vaguer and tighter alternatives reported as a sensitivity analysis: the comparator cannot be tuned into a straw man after the fact.</w:t>
+        <w:t xml:space="preserve">, its regime-model priors carrying a pre-declared band of vaguer and tighter alternatives reported as a sensitivity analysis: the comparator cannot become a straw man after the fact.</w:t>
       </w:r>
     </w:p>
     <w:p>
@@ -3846,7 +3751,7 @@
         <w:t xml:space="preserve"> </w:t>
       </w:r>
       <w:r>
-        <w:t xml:space="preserve">the CRPS skill score of the evidence-informed champion versus the local-only champion over the cold-start window. The unit of inference is the</w:t>
+        <w:t xml:space="preserve">the CRPS skill score of the evidence-informed champion versus the local-only champion over the cold-start window. Aggregation is registered: per episode and arm, CRPS is averaged over eligible origins in the window at the primary horizon; the episode skill score is one minus the CRPS ratio (evidence-informed over local-only); the confirmatory statistic is its mean, equal weight per episode. The unit of inference is the</w:t>
       </w:r>
       <w:r>
         <w:t xml:space="preserve"> </w:t>
@@ -3859,10 +3764,7 @@
         <w:t xml:space="preserve">episode</w:t>
       </w:r>
       <w:r>
-        <w:t xml:space="preserve"> </w:t>
-      </w:r>
-      <w:r>
-        <w:t xml:space="preserve">(origins are repeated measures within it); eligible episodes are few (13–14 respiratory candidates before screening), so inference is by</w:t>
+        <w:t xml:space="preserve">; eligible episodes are few (13–14 respiratory candidates before screening), so inference is by</w:t>
       </w:r>
       <w:r>
         <w:t xml:space="preserve"> </w:t>
@@ -3891,7 +3793,7 @@
         <w:t xml:space="preserve"> </w:t>
       </w:r>
       <w:r>
-        <w:t xml:space="preserve">(type I error, power, interval width under realistic dependence and heterogeneity), run before the second registration point. The same simulation fixes, in advance, the</w:t>
+        <w:t xml:space="preserve">(type I error, power, interval width under realistic dependence), run before the second registration point. The same simulation fixes, in advance, the</w:t>
       </w:r>
       <w:r>
         <w:t xml:space="preserve"> </w:t>
@@ -3955,7 +3857,7 @@
         <w:t xml:space="preserve"> </w:t>
       </w:r>
       <w:r>
-        <w:t xml:space="preserve">the smallest grid value meeting the operating-characteristic criterion, Δ set by a pre-declared rule on the simulated effect distribution, both chosen by algorithms blind to forecast performance. Secondary endpoints: log score, calibration (PIT, coverage), escalation detection at matched false-alarm rates.</w:t>
+        <w:t xml:space="preserve">the smallest grid value meeting the operating-characteristic criterion, Δ a registered fraction of the minimal relevant improvement, its power then checked by the same simulation; both chosen blind to forecast performance. Secondary endpoints: log score, calibration (PIT, coverage), escalation detection at matched false-alarm rates.</w:t>
       </w:r>
       <w:r>
         <w:t xml:space="preserve"> </w:t>
@@ -3996,7 +3898,7 @@
         <w:pStyle w:val="FirstParagraph"/>
       </w:pPr>
       <w:r>
-        <w:t xml:space="preserve">Identify episodes where borrowing improves or worsens forecasts; characterise failure by population, outcome-definition, system, policy and temporal mismatch, extraction uncertainty and prior–data conflict, with deliberately misspecified priors as a stress test. The safety question: is harmful borrowing detectable early enough for adaptive discounting to limit its impact? The output is a</w:t>
+        <w:t xml:space="preserve">Identify episodes where borrowing improves or worsens forecasts; characterise failure by population, outcome-definition, system, policy and temporal mismatch, extraction uncertainty and prior–data conflict, with deliberately misspecified priors (registered location, scale and transport shifts) as a stress test. The safety question: is harmful borrowing detectable early enough for adaptive discounting to limit its impact? The output is a</w:t>
       </w:r>
       <w:r>
         <w:t xml:space="preserve"> </w:t>
@@ -4160,7 +4062,7 @@
         <w:t xml:space="preserve">The primary decision is fixed in advance</w:t>
       </w:r>
       <w:r>
-        <w:t xml:space="preserve">: trigger surge-capacity escalation when the forecast probability of the strained/critical state crosses the elicited threshold.</w:t>
+        <w:t xml:space="preserve">: trigger surge-capacity escalation when the forecast probability of the strained/critical state crosses the elicited threshold. Non-state candidates map their forecast distributions to escalation-state probabilities via T2.1's registered anchors, so every library member yields the same decision quantity.</w:t>
       </w:r>
     </w:p>
     <w:bookmarkEnd w:id="63"/>
@@ -4216,7 +4118,7 @@
         <w:pStyle w:val="FirstParagraph"/>
       </w:pPr>
       <w:r>
-        <w:t xml:space="preserve">Estimate, for selected episodes, what would have changed had escalation followed the model's signal (a simple capacity model, propagated uncertainty: counterfactuals, not causal estimates). For event types whose models pass T3.3 validation and T4.2's decision-value check, and subject to authorisation, the framework then runs as a</w:t>
+        <w:t xml:space="preserve">Estimate, for selected episodes, what would have changed had escalation followed the model's signal (a simple capacity model, propagated uncertainty: counterfactuals, not causal estimates). For event types whose models pass T3.3 validation and T4.2's decision-value check, and subject to authorisation, the framework runs as a</w:t>
       </w:r>
       <w:r>
         <w:t xml:space="preserve"> </w:t>
@@ -4232,7 +4134,7 @@
         <w:t xml:space="preserve"> </w:t>
       </w:r>
       <w:r>
-        <w:t xml:space="preserve">with the partner services (CASU-144 regulation, HUG emergency department, ICU capacity management): state probabilities, forecasts and validity checks refreshed automatically,</w:t>
+        <w:t xml:space="preserve">with the partner services (144 regulation, ED, ICU capacity management): state probabilities, forecasts and validity checks refreshed automatically,</w:t>
       </w:r>
       <w:r>
         <w:t xml:space="preserve"> </w:t>
@@ -4397,7 +4299,7 @@
         <w:t xml:space="preserve"> </w:t>
       </w:r>
       <w:r>
-        <w:t xml:space="preserve">(Prof. Thibaut Desmettre; Dr Robert Larribau, médecin responsable CASU-144).</w:t>
+        <w:t xml:space="preserve">(Prof. Thibaut Desmettre; Dr Robert Larribau, CASU-144).</w:t>
       </w:r>
     </w:p>
     <w:p>
@@ -5155,7 +5057,7 @@
         <w:t xml:space="preserve">the prototype already exists</w:t>
       </w:r>
       <w:r>
-        <w:t xml:space="preserve">) and on the fallbacks, each leaving the central question answerable with the narrowing stated.</w:t>
+        <w:t xml:space="preserve">) and on the fallbacks, each leaving the central question answerable.</w:t>
       </w:r>
     </w:p>
     <w:p>
@@ -5643,7 +5545,7 @@
         <w:t xml:space="preserve"> </w:t>
       </w:r>
       <w:r>
-        <w:t xml:space="preserve">Modellers routinely seed early-crisis models with parameters lifted from a few studies, and evidence-synthesis platforms (including my own) assume pooled estimates are reusable as priors; a calibrated null tells those groups the practice buys nothing where it is most used.</w:t>
+        <w:t xml:space="preserve">Modellers routinely seed early-crisis models with parameters lifted from a few studies, and evidence-synthesis platforms (including my own) assume pooled estimates are reusable as priors; a calibrated null tells both that the practice buys nothing where it is most used.</w:t>
       </w:r>
     </w:p>
     <w:p>
@@ -5773,7 +5675,7 @@
         <w:t xml:space="preserve"> </w:t>
       </w:r>
       <w:r>
-        <w:t xml:space="preserve">Each validated event type leaves a registered, automatically re-validated forecasting configuration and a daily observation-mode dashboard in the hands of the services that would use it. Extending that nucleus into a multi-crisis surveillance platform for clinicians and regulators, event type by event type as models validate, is the explicit post-grant pathway; this project supplies the validated core and update rules that make it trustworthy.</w:t>
+        <w:t xml:space="preserve">Each validated event type leaves a registered, automatically re-validated configuration and a daily observation-mode dashboard in the hands of the services that would use it. Extending that nucleus into a multi-crisis surveillance platform for clinicians and regulators, event type by event type as models validate, is the explicit post-grant pathway; this project supplies the validated core and update rules that make it trustworthy.</w:t>
       </w:r>
     </w:p>
     <w:bookmarkEnd w:id="75"/>
@@ -5801,7 +5703,7 @@
         <w:t xml:space="preserve"> </w:t>
       </w:r>
       <w:r>
-        <w:t xml:space="preserve">I have the methods, the prototype and the domain access, used so far inside other people's programmes; what I have not had is a research agenda that is mine to set. None of the programmes below has this project's objective.</w:t>
+        <w:t xml:space="preserve">I have the methods, the prototype and the domain access, used so far inside other people's programmes; what I have not had is a research agenda that is mine to set; none of the programmes below has this project's objective.</w:t>
       </w:r>
     </w:p>
     <w:tbl>
@@ -6135,7 +6037,7 @@
         <w:t xml:space="preserve"> </w:t>
       </w:r>
       <w:r>
-        <w:t xml:space="preserve">Prof. Olivia Keiser leads the group in which I developed LiteRev, the MAS on which I teach, the legionellosis study and GeoAI4EI; she co-authors my doctoral and post-doctoral output (the expected profile at this stage) and has</w:t>
+        <w:t xml:space="preserve">Prof. Olivia Keiser leads the group in which I developed LiteRev, the MAS on which I teach, the legionellosis study and GeoAI4EI; she co-authors my doctoral and post-doctoral output (expected at this stage) and has</w:t>
       </w:r>
       <w:r>
         <w:t xml:space="preserve"> </w:t>
@@ -6750,13 +6652,7 @@
         <w:t xml:space="preserve"> </w:t>
       </w:r>
       <w:r>
-        <w:t xml:space="preserve">Cramer EY, Ray EL, Lopez VK, et al. (consortium of more than 50 authors;</w:t>
-      </w:r>
-      <w:r>
-        <w:t xml:space="preserve"> </w:t>
-      </w:r>
-      <w:r>
-        <w:t xml:space="preserve">shortening permitted by the guidelines). Evaluation of individual and ensemble</w:t>
+        <w:t xml:space="preserve">Cramer EY, Ray EL, Lopez VK, et al. (consortium, more than 50 authors). Evaluation of individual and ensemble</w:t>
       </w:r>
       <w:r>
         <w:t xml:space="preserve"> </w:t>
@@ -6814,13 +6710,7 @@
         <w:t xml:space="preserve"> </w:t>
       </w:r>
       <w:r>
-        <w:t xml:space="preserve">Sherratt K, Gruson H, Grah R, et al. (consortium of more than 50 authors;</w:t>
-      </w:r>
-      <w:r>
-        <w:t xml:space="preserve"> </w:t>
-      </w:r>
-      <w:r>
-        <w:t xml:space="preserve">shortening permitted by the guidelines). Predictive performance of multi-model ensemble</w:t>
+        <w:t xml:space="preserve">Sherratt K, Gruson H, Grah R, et al. (consortium, more than 50 authors). Predictive performance of multi-model ensemble</w:t>
       </w:r>
       <w:r>
         <w:t xml:space="preserve"> </w:t>
@@ -8408,19 +8298,19 @@
         <w:t xml:space="preserve"> </w:t>
       </w:r>
       <w:r>
-        <w:t xml:space="preserve">Orel E, Sobel J, Zanella MC, Iten A, Kaiser L, Keiser O, Vetter P. Difference</w:t>
-      </w:r>
-      <w:r>
-        <w:t xml:space="preserve"> </w:t>
-      </w:r>
-      <w:r>
-        <w:t xml:space="preserve">in clinical severity between Delta variant and Omicron sub-lineages in a Swiss tertiary</w:t>
-      </w:r>
-      <w:r>
-        <w:t xml:space="preserve"> </w:t>
-      </w:r>
-      <w:r>
-        <w:t xml:space="preserve">center.</w:t>
+        <w:t xml:space="preserve">Orel E, Sobel J, Zanella MC, Iten A, Kaiser L, Keiser O, Vetter P. Clinical</w:t>
+      </w:r>
+      <w:r>
+        <w:t xml:space="preserve"> </w:t>
+      </w:r>
+      <w:r>
+        <w:t xml:space="preserve">severity of Delta and 3 different Omicron sublineages in patients hospitalized because of</w:t>
+      </w:r>
+      <w:r>
+        <w:t xml:space="preserve"> </w:t>
+      </w:r>
+      <w:r>
+        <w:t xml:space="preserve">COVID-19 in a Swiss tertiary center.</w:t>
       </w:r>
       <w:r>
         <w:t xml:space="preserve"> </w:t>
@@ -8436,7 +8326,13 @@
         <w:t xml:space="preserve"> </w:t>
       </w:r>
       <w:r>
-        <w:t xml:space="preserve">2024.</w:t>
+        <w:t xml:space="preserve">2024;1(2):100005.</w:t>
+      </w:r>
+      <w:r>
+        <w:t xml:space="preserve"> </w:t>
+      </w:r>
+      <w:r>
+        <w:t xml:space="preserve">doi:10.1016/j.cmicom.2024.100005</w:t>
       </w:r>
     </w:p>
     <w:p>
@@ -8671,7 +8567,7 @@
     <w:bookmarkEnd w:id="91"/>
     <w:sectPr>
       <w:pgSz w:w="11906" w:h="16838"/>
-      <w:pgMar w:top="650" w:right="720" w:bottom="650" w:left="720" w:header="567" w:footer="567" w:gutter="0"/>
+      <w:pgMar w:top="620" w:right="720" w:bottom="620" w:left="720" w:header="567" w:footer="567" w:gutter="0"/>
     </w:sectPr>
   </w:body>
 </w:document>

--- a/03-research-plan/FINAL-research-plan.docx
+++ b/03-research-plan/FINAL-research-plan.docx
@@ -486,7 +486,7 @@
         <w:t xml:space="preserve"> </w:t>
       </w:r>
       <w:r>
-        <w:t xml:space="preserve">finance (risk modelling, extreme-value estimation, regime models, stress testing), then a</w:t>
+        <w:t xml:space="preserve">finance (risk, extreme values, regime models, stress testing), then a</w:t>
       </w:r>
       <w:r>
         <w:t xml:space="preserve"> </w:t>
@@ -543,13 +543,13 @@
         <w:t xml:space="preserve"> </w:t>
       </w:r>
       <w:r>
-        <w:t xml:space="preserve">that line (last author, [Ng'ambi 2026], accepted: machine-learning classification of</w:t>
-      </w:r>
-      <w:r>
-        <w:t xml:space="preserve"> </w:t>
-      </w:r>
-      <w:r>
-        <w:t xml:space="preserve">cardiovascular disease history across harmonised WHO STEPS surveys): this proposal's transportability problem, met</w:t>
+        <w:t xml:space="preserve">that line (last author, [Ng'ambi 2026], accepted: cardiovascular-disease</w:t>
+      </w:r>
+      <w:r>
+        <w:t xml:space="preserve"> </w:t>
+      </w:r>
+      <w:r>
+        <w:t xml:space="preserve">classification across harmonised WHO STEPS surveys): this proposal's transportability problem, met</w:t>
       </w:r>
       <w:r>
         <w:t xml:space="preserve"> </w:t>
@@ -1106,6 +1106,350 @@
     <w:p>
       <w:pPr>
         <w:pStyle w:val="FirstParagraph"/>
+      </w:pPr>
+      <w:r>
+        <w:t xml:space="preserve">To determine</w:t>
+      </w:r>
+      <w:r>
+        <w:t xml:space="preserve"> </w:t>
+      </w:r>
+      <w:r>
+        <w:rPr>
+          <w:bCs/>
+          <w:b/>
+        </w:rPr>
+        <w:t xml:space="preserve">whether, and under what conditions, published quantitative evidence provides useful information when local outcome data are insufficient at the onset of a health-system crisis, and whether the resulting forecasts change decisions.</w:t>
+      </w:r>
+    </w:p>
+    <w:p>
+      <w:pPr>
+        <w:pStyle w:val="BodyText"/>
+      </w:pPr>
+      <w:r>
+        <w:rPr>
+          <w:bCs/>
+          <w:b/>
+        </w:rPr>
+        <w:t xml:space="preserve">One central hypothesis, H3a</w:t>
+      </w:r>
+      <w:r>
+        <w:t xml:space="preserve">; everything else is subordinate to it:</w:t>
+      </w:r>
+    </w:p>
+    <w:tbl>
+      <w:tblPr>
+        <w:tblStyle w:val="Table"/>
+        <w:tblW w:w="10466" w:type="dxa"/>
+        <w:tblLook w:firstRow="1" w:lastRow="0" w:firstColumn="0" w:lastColumn="0" w:noHBand="0" w:noVBand="0" w:val="0020"/>
+        <w:jc w:val="start"/>
+        <w:tblLayout w:type="fixed"/>
+      </w:tblPr>
+      <w:tblGrid>
+        <w:gridCol w:w="1560"/>
+        <w:gridCol w:w="2541"/>
+        <w:gridCol w:w="6365"/>
+      </w:tblGrid>
+      <w:tr>
+        <w:trPr>
+          <w:tblHeader w:val="true"/>
+        </w:trPr>
+        <w:tc>
+          <w:tcPr/>
+          <w:p>
+            <w:pPr>
+              <w:pStyle w:val="Compact"/>
+            </w:pPr>
+          </w:p>
+        </w:tc>
+        <w:tc>
+          <w:tcPr/>
+          <w:p>
+            <w:pPr>
+              <w:pStyle w:val="Compact"/>
+              <w:jc w:val="left"/>
+            </w:pPr>
+            <w:r>
+              <w:t xml:space="preserve">Role</w:t>
+            </w:r>
+          </w:p>
+        </w:tc>
+        <w:tc>
+          <w:tcPr/>
+          <w:p>
+            <w:pPr>
+              <w:pStyle w:val="Compact"/>
+              <w:jc w:val="left"/>
+            </w:pPr>
+            <w:r>
+              <w:t xml:space="preserve">Statement</w:t>
+            </w:r>
+          </w:p>
+        </w:tc>
+      </w:tr>
+      <w:tr>
+        <w:tc>
+          <w:tcPr/>
+          <w:p>
+            <w:pPr>
+              <w:pStyle w:val="Compact"/>
+              <w:jc w:val="left"/>
+            </w:pPr>
+            <w:r>
+              <w:rPr>
+                <w:bCs/>
+                <w:b/>
+              </w:rPr>
+              <w:t xml:space="preserve">H1</w:t>
+            </w:r>
+          </w:p>
+        </w:tc>
+        <w:tc>
+          <w:tcPr/>
+          <w:p>
+            <w:pPr>
+              <w:pStyle w:val="Compact"/>
+              <w:jc w:val="left"/>
+            </w:pPr>
+            <w:r>
+              <w:t xml:space="preserve">Validation</w:t>
+            </w:r>
+          </w:p>
+        </w:tc>
+        <w:tc>
+          <w:tcPr/>
+          <w:p>
+            <w:pPr>
+              <w:pStyle w:val="Compact"/>
+              <w:jc w:val="left"/>
+            </w:pPr>
+            <w:r>
+              <w:t xml:space="preserve">Can the evidence be trusted enough to use?</w:t>
+            </w:r>
+          </w:p>
+        </w:tc>
+      </w:tr>
+      <w:tr>
+        <w:tc>
+          <w:tcPr/>
+          <w:p>
+            <w:pPr>
+              <w:pStyle w:val="Compact"/>
+              <w:jc w:val="left"/>
+            </w:pPr>
+            <w:r>
+              <w:rPr>
+                <w:bCs/>
+                <w:b/>
+              </w:rPr>
+              <w:t xml:space="preserve">C2</w:t>
+            </w:r>
+          </w:p>
+        </w:tc>
+        <w:tc>
+          <w:tcPr/>
+          <w:p>
+            <w:pPr>
+              <w:pStyle w:val="Compact"/>
+              <w:jc w:val="left"/>
+            </w:pPr>
+            <w:r>
+              <w:t xml:space="preserve">Adequacy criterion</w:t>
+            </w:r>
+          </w:p>
+        </w:tc>
+        <w:tc>
+          <w:tcPr/>
+          <w:p>
+            <w:pPr>
+              <w:pStyle w:val="Compact"/>
+              <w:jc w:val="left"/>
+            </w:pPr>
+            <w:r>
+              <w:t xml:space="preserve">Is the state representation fit to compare borrowing in?</w:t>
+            </w:r>
+          </w:p>
+        </w:tc>
+      </w:tr>
+      <w:tr>
+        <w:tc>
+          <w:tcPr/>
+          <w:p>
+            <w:pPr>
+              <w:pStyle w:val="Compact"/>
+              <w:jc w:val="left"/>
+            </w:pPr>
+            <w:r>
+              <w:rPr>
+                <w:bCs/>
+                <w:b/>
+              </w:rPr>
+              <w:t xml:space="preserve">H3a</w:t>
+            </w:r>
+          </w:p>
+        </w:tc>
+        <w:tc>
+          <w:tcPr/>
+          <w:p>
+            <w:pPr>
+              <w:pStyle w:val="Compact"/>
+              <w:jc w:val="left"/>
+            </w:pPr>
+            <w:r>
+              <w:rPr>
+                <w:bCs/>
+                <w:b/>
+              </w:rPr>
+              <w:t xml:space="preserve">Central hypothesis</w:t>
+            </w:r>
+          </w:p>
+        </w:tc>
+        <w:tc>
+          <w:tcPr/>
+          <w:p>
+            <w:pPr>
+              <w:pStyle w:val="Compact"/>
+              <w:jc w:val="left"/>
+            </w:pPr>
+            <w:r>
+              <w:rPr>
+                <w:bCs/>
+                <w:b/>
+              </w:rPr>
+              <w:t xml:space="preserve">Does systematically extracted evidence improve cold-start forecast skill?</w:t>
+            </w:r>
+          </w:p>
+        </w:tc>
+      </w:tr>
+      <w:tr>
+        <w:tc>
+          <w:tcPr/>
+          <w:p>
+            <w:pPr>
+              <w:pStyle w:val="Compact"/>
+              <w:jc w:val="left"/>
+            </w:pPr>
+            <w:r>
+              <w:rPr>
+                <w:bCs/>
+                <w:b/>
+              </w:rPr>
+              <w:t xml:space="preserve">H3b</w:t>
+            </w:r>
+          </w:p>
+        </w:tc>
+        <w:tc>
+          <w:tcPr/>
+          <w:p>
+            <w:pPr>
+              <w:pStyle w:val="Compact"/>
+              <w:jc w:val="left"/>
+            </w:pPr>
+            <w:r>
+              <w:t xml:space="preserve">Robustness</w:t>
+            </w:r>
+          </w:p>
+        </w:tc>
+        <w:tc>
+          <w:tcPr/>
+          <w:p>
+            <w:pPr>
+              <w:pStyle w:val="Compact"/>
+              <w:jc w:val="left"/>
+            </w:pPr>
+            <w:r>
+              <w:t xml:space="preserve">Is adaptive borrowing safe when the prior is wrong?</w:t>
+            </w:r>
+          </w:p>
+        </w:tc>
+      </w:tr>
+      <w:tr>
+        <w:tc>
+          <w:tcPr/>
+          <w:p>
+            <w:pPr>
+              <w:pStyle w:val="Compact"/>
+              <w:jc w:val="left"/>
+            </w:pPr>
+            <w:r>
+              <w:rPr>
+                <w:bCs/>
+                <w:b/>
+              </w:rPr>
+              <w:t xml:space="preserve">H3c</w:t>
+            </w:r>
+          </w:p>
+        </w:tc>
+        <w:tc>
+          <w:tcPr/>
+          <w:p>
+            <w:pPr>
+              <w:pStyle w:val="Compact"/>
+              <w:jc w:val="left"/>
+            </w:pPr>
+            <w:r>
+              <w:t xml:space="preserve">Secondary channel</w:t>
+            </w:r>
+          </w:p>
+        </w:tc>
+        <w:tc>
+          <w:tcPr/>
+          <w:p>
+            <w:pPr>
+              <w:pStyle w:val="Compact"/>
+              <w:jc w:val="left"/>
+            </w:pPr>
+            <w:r>
+              <w:t xml:space="preserve">Do resilience indicators add information beyond the evidence?</w:t>
+            </w:r>
+          </w:p>
+        </w:tc>
+      </w:tr>
+      <w:tr>
+        <w:tc>
+          <w:tcPr/>
+          <w:p>
+            <w:pPr>
+              <w:pStyle w:val="Compact"/>
+              <w:jc w:val="left"/>
+            </w:pPr>
+            <w:r>
+              <w:rPr>
+                <w:bCs/>
+                <w:b/>
+              </w:rPr>
+              <w:t xml:space="preserve">H4</w:t>
+            </w:r>
+          </w:p>
+        </w:tc>
+        <w:tc>
+          <w:tcPr/>
+          <w:p>
+            <w:pPr>
+              <w:pStyle w:val="Compact"/>
+              <w:jc w:val="left"/>
+            </w:pPr>
+            <w:r>
+              <w:t xml:space="preserve">Decision value</w:t>
+            </w:r>
+          </w:p>
+        </w:tc>
+        <w:tc>
+          <w:tcPr/>
+          <w:p>
+            <w:pPr>
+              <w:pStyle w:val="Compact"/>
+              <w:jc w:val="left"/>
+            </w:pPr>
+            <w:r>
+              <w:t xml:space="preserve">Is the gain large enough to change an operational choice?</w:t>
+            </w:r>
+          </w:p>
+        </w:tc>
+      </w:tr>
+    </w:tbl>
+    <w:p>
+      <w:pPr>
+        <w:pStyle w:val="BodyText"/>
       </w:pPr>
       <w:r>
         <w:drawing>
@@ -1171,22 +1515,925 @@
         <w:t xml:space="preserve">Figure 1: cold-start problem, evidence pipeline, model library with automated selection, living update loop.</w:t>
       </w:r>
     </w:p>
+    <w:bookmarkStart w:id="37" w:name="X8d63a2de13ad746f93f7c0b83efc022a4926ffe"/>
+    <w:p>
+      <w:pPr>
+        <w:pStyle w:val="Heading4"/>
+      </w:pPr>
+      <w:r>
+        <w:t xml:space="preserve">O1: Make published evidence usable without hiding its uncertainty</w:t>
+      </w:r>
+    </w:p>
+    <w:p>
+      <w:pPr>
+        <w:pStyle w:val="BlockText"/>
+      </w:pPr>
+      <w:r>
+        <w:rPr>
+          <w:bCs/>
+          <w:b/>
+        </w:rPr>
+        <w:t xml:space="preserve">H1.</w:t>
+      </w:r>
+      <w:r>
+        <w:t xml:space="preserve"> </w:t>
+      </w:r>
+      <w:r>
+        <w:t xml:space="preserve">Automated extraction will systematically</w:t>
+      </w:r>
+      <w:r>
+        <w:t xml:space="preserve"> </w:t>
+      </w:r>
+      <w:r>
+        <w:rPr>
+          <w:bCs/>
+          <w:b/>
+        </w:rPr>
+        <w:t xml:space="preserve">understate the dispersion of the evidence-derived distribution</w:t>
+      </w:r>
+      <w:r>
+        <w:t xml:space="preserve"> </w:t>
+      </w:r>
+      <w:r>
+        <w:t xml:space="preserve">(reported within-study uncertainty and between-study heterogeneity), producing priors that are too concentrated; an explicit measurement-error layer will recover enough of the missing dispersion to construct usable priors.</w:t>
+      </w:r>
+    </w:p>
+    <w:p>
+      <w:pPr>
+        <w:pStyle w:val="FirstParagraph"/>
+      </w:pPr>
+      <w:r>
+        <w:t xml:space="preserve">Omissions dominate extraction errors [Shankar 2026] and shrink dispersion systematically; if uncorrectable, the project establishes a boundary condition. The evidence target spans four object classes (parameter values; predictor variables and lags; model forms; outcome and threshold definitions: T1.1); H1 is tested on the quantitative core, and classes 2 to 4 are validated externally against published syntheses (T1.2).</w:t>
+      </w:r>
+    </w:p>
+    <w:bookmarkEnd w:id="37"/>
+    <w:bookmarkStart w:id="38" w:name="X5597e009e1cb8cfa118d5ecb54a782caed33fdf"/>
+    <w:p>
+      <w:pPr>
+        <w:pStyle w:val="Heading4"/>
+      </w:pPr>
+      <w:r>
+        <w:t xml:space="preserve">O2: Represent escalation in a form that separates state from the point forecast</w:t>
+      </w:r>
+    </w:p>
+    <w:p>
+      <w:pPr>
+        <w:pStyle w:val="BlockText"/>
+      </w:pPr>
+      <w:r>
+        <w:rPr>
+          <w:bCs/>
+          <w:b/>
+        </w:rPr>
+        <w:t xml:space="preserve">C2, model adequacy criterion.</w:t>
+      </w:r>
+      <w:r>
+        <w:t xml:space="preserve"> </w:t>
+      </w:r>
+      <w:r>
+        <w:t xml:space="preserve">The latent-state representation must yield</w:t>
+      </w:r>
+      <w:r>
+        <w:t xml:space="preserve"> </w:t>
+      </w:r>
+      <w:r>
+        <w:rPr>
+          <w:bCs/>
+          <w:b/>
+        </w:rPr>
+        <w:t xml:space="preserve">identifiable</w:t>
+      </w:r>
+      <w:r>
+        <w:t xml:space="preserve"> </w:t>
+      </w:r>
+      <w:r>
+        <w:t xml:space="preserve">parameters and</w:t>
+      </w:r>
+      <w:r>
+        <w:t xml:space="preserve"> </w:t>
+      </w:r>
+      <w:r>
+        <w:rPr>
+          <w:bCs/>
+          <w:b/>
+        </w:rPr>
+        <w:t xml:space="preserve">calibrated</w:t>
+      </w:r>
+      <w:r>
+        <w:t xml:space="preserve"> </w:t>
+      </w:r>
+      <w:r>
+        <w:t xml:space="preserve">escalation-state probabilities at matched false-alarm rates. Its role is the common state representation in which borrowing strategies are compared, not a claim that regime switching generally beats thresholding a point forecast.</w:t>
+      </w:r>
+    </w:p>
+    <w:p>
+      <w:pPr>
+        <w:pStyle w:val="FirstParagraph"/>
+      </w:pPr>
+      <w:r>
+        <w:t xml:space="preserve">T2.1's identifiability study and T3.3's calibration checks either establish adequacy or trigger the ordinal fallback; either outcome leaves H3a intact. Extreme-value modelling covers the critical tail; critical-slowing-down indicators are</w:t>
+      </w:r>
+      <w:r>
+        <w:t xml:space="preserve"> </w:t>
+      </w:r>
+      <w:r>
+        <w:rPr>
+          <w:bCs/>
+          <w:b/>
+        </w:rPr>
+        <w:t xml:space="preserve">supporting covariates</w:t>
+      </w:r>
+      <w:r>
+        <w:t xml:space="preserve">.</w:t>
+      </w:r>
+    </w:p>
+    <w:bookmarkEnd w:id="38"/>
+    <w:bookmarkStart w:id="39" w:name="X7a66b094f1c587b9bf5b27a5356646f0e746ada"/>
+    <w:p>
+      <w:pPr>
+        <w:pStyle w:val="Heading4"/>
+      </w:pPr>
+      <w:r>
+        <w:t xml:space="preserve">O3: Test the cold-start hypothesis and map failure</w:t>
+      </w:r>
+    </w:p>
+    <w:p>
+      <w:pPr>
+        <w:pStyle w:val="BlockText"/>
+      </w:pPr>
+      <w:r>
+        <w:rPr>
+          <w:bCs/>
+          <w:b/>
+        </w:rPr>
+        <w:t xml:space="preserve">H3a.</w:t>
+      </w:r>
+      <w:r>
+        <w:t xml:space="preserve"> </w:t>
+      </w:r>
+      <w:r>
+        <w:t xml:space="preserve">An evidence-informed forecasting configuration (evidence-derived priors, variable sets and model forms) improves probabilistic forecast skill during the early phase of a crisis, with the advantage declining as local observations accumulate.</w:t>
+      </w:r>
+    </w:p>
+    <w:p>
+      <w:pPr>
+        <w:pStyle w:val="BlockText"/>
+      </w:pPr>
+      <w:r>
+        <w:rPr>
+          <w:bCs/>
+          <w:b/>
+        </w:rPr>
+        <w:t xml:space="preserve">H3b.</w:t>
+      </w:r>
+      <w:r>
+        <w:t xml:space="preserve"> </w:t>
+      </w:r>
+      <w:r>
+        <w:t xml:space="preserve">Adaptive borrowing that discounts the evidence when prior–data conflict emerges is</w:t>
+      </w:r>
+      <w:r>
+        <w:t xml:space="preserve"> </w:t>
+      </w:r>
+      <w:r>
+        <w:rPr>
+          <w:bCs/>
+          <w:b/>
+        </w:rPr>
+        <w:t xml:space="preserve">non-inferior</w:t>
+      </w:r>
+      <w:r>
+        <w:t xml:space="preserve"> </w:t>
+      </w:r>
+      <w:r>
+        <w:t xml:space="preserve">to fixed borrowing under well-specified priors, within a pre-specified margin</w:t>
+      </w:r>
+      <w:r>
+        <w:t xml:space="preserve"> </w:t>
+      </w:r>
+      <w:r>
+        <w:t xml:space="preserve">Δ on the CRPS skill score, and is</w:t>
+      </w:r>
+      <w:r>
+        <w:t xml:space="preserve"> </w:t>
+      </w:r>
+      <w:r>
+        <w:rPr>
+          <w:bCs/>
+          <w:b/>
+        </w:rPr>
+        <w:t xml:space="preserve">superior</w:t>
+      </w:r>
+      <w:r>
+        <w:t xml:space="preserve"> </w:t>
+      </w:r>
+      <w:r>
+        <w:t xml:space="preserve">to fixed borrowing under deliberately</w:t>
+      </w:r>
+      <w:r>
+        <w:t xml:space="preserve"> </w:t>
+      </w:r>
+      <w:r>
+        <w:t xml:space="preserve">misspecified priors.</w:t>
+      </w:r>
+    </w:p>
+    <w:p>
+      <w:pPr>
+        <w:pStyle w:val="FirstParagraph"/>
+      </w:pPr>
+      <w:r>
+        <w:t xml:space="preserve">Δ is fixed at the second registration point as a registered fraction of the minimal relevant H3a improvement: a maximum acceptable loss, not a simulation convenience.</w:t>
+      </w:r>
+    </w:p>
+    <w:p>
+      <w:pPr>
+        <w:pStyle w:val="BlockText"/>
+      </w:pPr>
+      <w:r>
+        <w:rPr>
+          <w:bCs/>
+          <w:b/>
+        </w:rPr>
+        <w:t xml:space="preserve">H3c.</w:t>
+      </w:r>
+      <w:r>
+        <w:t xml:space="preserve"> </w:t>
+      </w:r>
+      <w:r>
+        <w:t xml:space="preserve">Resilience indicators add predictive information beyond the evidence-derived prior and the local level/trend signal when the outcome history is short.</w:t>
+      </w:r>
+    </w:p>
+    <w:p>
+      <w:pPr>
+        <w:pStyle w:val="FirstParagraph"/>
+      </w:pPr>
+      <w:r>
+        <w:rPr>
+          <w:bCs/>
+          <w:b/>
+        </w:rPr>
+        <w:t xml:space="preserve">Primary confirmatory comparison (one, stated once):</w:t>
+      </w:r>
+      <w:r>
+        <w:t xml:space="preserve"> </w:t>
+      </w:r>
+      <w:r>
+        <w:t xml:space="preserve">the</w:t>
+      </w:r>
+      <w:r>
+        <w:t xml:space="preserve"> </w:t>
+      </w:r>
+      <w:r>
+        <w:rPr>
+          <w:bCs/>
+          <w:b/>
+        </w:rPr>
+        <w:t xml:space="preserve">evidence-informed champion</w:t>
+      </w:r>
+      <w:r>
+        <w:t xml:space="preserve"> </w:t>
+      </w:r>
+      <w:r>
+        <w:t xml:space="preserve">against the</w:t>
+      </w:r>
+      <w:r>
+        <w:t xml:space="preserve"> </w:t>
+      </w:r>
+      <w:r>
+        <w:rPr>
+          <w:bCs/>
+          <w:b/>
+        </w:rPr>
+        <w:t xml:space="preserve">local-only champion</w:t>
+      </w:r>
+      <w:r>
+        <w:t xml:space="preserve">, both produced by the identical pre-registered automated procedure (T3.3), by</w:t>
+      </w:r>
+      <w:r>
+        <w:t xml:space="preserve"> </w:t>
+      </w:r>
+      <w:r>
+        <w:rPr>
+          <w:bCs/>
+          <w:b/>
+        </w:rPr>
+        <w:t xml:space="preserve">CRPS skill score</w:t>
+      </w:r>
+      <w:r>
+        <w:t xml:space="preserve">, over the pre-specified cold-start window,</w:t>
+      </w:r>
+      <w:r>
+        <w:t xml:space="preserve"> </w:t>
+      </w:r>
+      <w:r>
+        <w:rPr>
+          <w:bCs/>
+          <w:b/>
+        </w:rPr>
+        <w:t xml:space="preserve">on respiratory episodes only</w:t>
+      </w:r>
+      <w:r>
+        <w:t xml:space="preserve">. Heat repeats the identical contrast as a</w:t>
+      </w:r>
+      <w:r>
+        <w:t xml:space="preserve"> </w:t>
+      </w:r>
+      <w:r>
+        <w:rPr>
+          <w:bCs/>
+          <w:b/>
+        </w:rPr>
+        <w:t xml:space="preserve">sequential generalisation test</w:t>
+      </w:r>
+      <w:r>
+        <w:t xml:space="preserve">, run only if the respiratory test is met; the fixed order controls the family-wise error rate. The</w:t>
+      </w:r>
+      <w:r>
+        <w:t xml:space="preserve"> </w:t>
+      </w:r>
+      <w:r>
+        <w:rPr>
+          <w:bCs/>
+          <w:b/>
+        </w:rPr>
+        <w:t xml:space="preserve">shape of the advantage over elapsed local data</w:t>
+      </w:r>
+      <w:r>
+        <w:t xml:space="preserve"> </w:t>
+      </w:r>
+      <w:r>
+        <w:t xml:space="preserve">is reported: it should decay to nothing. The primary test values the whole evidence-informed configuration; the prior component's own contribution is isolated by registered secondary contrasts within the same model family.</w:t>
+      </w:r>
+    </w:p>
+    <w:bookmarkEnd w:id="39"/>
+    <w:bookmarkStart w:id="40" w:name="X81c76b523c45e8c2c00609647f392ce6f82304d"/>
+    <w:p>
+      <w:pPr>
+        <w:pStyle w:val="Heading4"/>
+      </w:pPr>
+      <w:r>
+        <w:t xml:space="preserve">O4: Establish whether predictive improvement is decision-relevant</w:t>
+      </w:r>
+    </w:p>
+    <w:p>
+      <w:pPr>
+        <w:pStyle w:val="BlockText"/>
+      </w:pPr>
+      <w:r>
+        <w:rPr>
+          <w:bCs/>
+          <w:b/>
+        </w:rPr>
+        <w:t xml:space="preserve">H4.</w:t>
+      </w:r>
+      <w:r>
+        <w:t xml:space="preserve"> </w:t>
+      </w:r>
+      <w:r>
+        <w:t xml:space="preserve">Decision-analytic evaluation under the losses and escalation thresholds of emergency responders can rank modelling strategies differently from generic accuracy criteria; the evidence-derived strategy is useful only when its gain crosses a decision threshold.</w:t>
+      </w:r>
+    </w:p>
+    <w:bookmarkEnd w:id="40"/>
+    <w:bookmarkStart w:id="41" w:name="validation-domains"/>
+    <w:p>
+      <w:pPr>
+        <w:pStyle w:val="Heading4"/>
+      </w:pPr>
+      <w:r>
+        <w:t xml:space="preserve">Validation domains</w:t>
+      </w:r>
+    </w:p>
+    <w:p>
+      <w:pPr>
+        <w:pStyle w:val="FirstParagraph"/>
+      </w:pPr>
+      <w:r>
+        <w:t xml:space="preserve">The domains span</w:t>
+      </w:r>
+      <w:r>
+        <w:t xml:space="preserve"> </w:t>
+      </w:r>
+      <w:r>
+        <w:rPr>
+          <w:bCs/>
+          <w:b/>
+        </w:rPr>
+        <w:t xml:space="preserve">two contrasting model classes</w:t>
+      </w:r>
+      <w:r>
+        <w:t xml:space="preserve"> </w:t>
+      </w:r>
+      <w:r>
+        <w:t xml:space="preserve">(GESICA classification). Both arms</w:t>
+      </w:r>
+      <w:r>
+        <w:t xml:space="preserve"> </w:t>
+      </w:r>
+      <w:r>
+        <w:t xml:space="preserve">score</w:t>
+      </w:r>
+      <w:r>
+        <w:t xml:space="preserve"> </w:t>
+      </w:r>
+      <w:r>
+        <w:rPr>
+          <w:bCs/>
+          <w:b/>
+        </w:rPr>
+        <w:t xml:space="preserve">the same quantity, built the same way</w:t>
+      </w:r>
+      <w:r>
+        <w:t xml:space="preserve">: daily emergency demand from the CASU-144</w:t>
+      </w:r>
+      <w:r>
+        <w:t xml:space="preserve"> </w:t>
+      </w:r>
+      <w:r>
+        <w:t xml:space="preserve">series, restricted to the archetype's cause classes (T3.0):</w:t>
+      </w:r>
+      <w:r>
+        <w:t xml:space="preserve"> </w:t>
+      </w:r>
+      <w:r>
+        <w:t xml:space="preserve">respiratory-related demand for epidemics;</w:t>
+      </w:r>
+      <w:r>
+        <w:t xml:space="preserve"> </w:t>
+      </w:r>
+      <w:r>
+        <w:rPr>
+          <w:bCs/>
+          <w:b/>
+        </w:rPr>
+        <w:t xml:space="preserve">heat-sensitive demand</w:t>
+      </w:r>
+      <w:r>
+        <w:t xml:space="preserve"> </w:t>
+      </w:r>
+      <w:r>
+        <w:t xml:space="preserve">for heat, Swiss</w:t>
+      </w:r>
+      <w:r>
+        <w:t xml:space="preserve"> </w:t>
+      </w:r>
+      <w:r>
+        <w:t xml:space="preserve">evidence placing heat effects in dehydration, renal and psychiatric admissions, with a weak</w:t>
+      </w:r>
+      <w:r>
+        <w:t xml:space="preserve"> </w:t>
+      </w:r>
+      <w:r>
+        <w:t xml:space="preserve">respiratory effect at older ages [Schulte 2024; Ragettli 2019].</w:t>
+      </w:r>
+    </w:p>
     <w:p>
       <w:pPr>
         <w:pStyle w:val="BodyText"/>
       </w:pPr>
       <w:r>
-        <w:t xml:space="preserve">To determine</w:t>
-      </w:r>
-      <w:r>
-        <w:t xml:space="preserve"> </w:t>
-      </w:r>
-      <w:r>
-        <w:rPr>
-          <w:bCs/>
-          <w:b/>
-        </w:rPr>
-        <w:t xml:space="preserve">whether, and under what conditions, published quantitative evidence provides useful information when local outcome data are insufficient at the onset of a health-system crisis, and whether the resulting forecasts change decisions.</w:t>
+        <w:rPr>
+          <w:bCs/>
+          <w:b/>
+        </w:rPr>
+        <w:t xml:space="preserve">Respiratory epidemics</w:t>
+      </w:r>
+      <w:r>
+        <w:t xml:space="preserve"> </w:t>
+      </w:r>
+      <w:r>
+        <w:t xml:space="preserve">(transmissible, multi-wave; COVID-19, influenza, RSV) carry the confirmatory test;</w:t>
+      </w:r>
+      <w:r>
+        <w:t xml:space="preserve"> </w:t>
+      </w:r>
+      <w:r>
+        <w:rPr>
+          <w:bCs/>
+          <w:b/>
+        </w:rPr>
+        <w:t xml:space="preserve">heatwaves</w:t>
+      </w:r>
+      <w:r>
+        <w:t xml:space="preserve"> </w:t>
+      </w:r>
+      <w:r>
+        <w:t xml:space="preserve">(environmental, sharply peaked; MeteoSwiss exposures) the sequential generalisation;</w:t>
+      </w:r>
+      <w:r>
+        <w:t xml:space="preserve"> </w:t>
+      </w:r>
+      <w:r>
+        <w:rPr>
+          <w:bCs/>
+          <w:b/>
+        </w:rPr>
+        <w:t xml:space="preserve">Geneva legionellosis</w:t>
+      </w:r>
+      <w:r>
+        <w:t xml:space="preserve"> </w:t>
+      </w:r>
+      <w:r>
+        <w:t xml:space="preserve">the year-4 waterborne extension (T3.5).</w:t>
+      </w:r>
+    </w:p>
+    <w:bookmarkEnd w:id="41"/>
+    <w:bookmarkStart w:id="42" w:name="what-the-project-does-not-claim"/>
+    <w:p>
+      <w:pPr>
+        <w:pStyle w:val="Heading4"/>
+      </w:pPr>
+      <w:r>
+        <w:t xml:space="preserve">What the project does not claim</w:t>
+      </w:r>
+    </w:p>
+    <w:p>
+      <w:pPr>
+        <w:pStyle w:val="FirstParagraph"/>
+      </w:pPr>
+      <w:r>
+        <w:t xml:space="preserve">It does</w:t>
+      </w:r>
+      <w:r>
+        <w:t xml:space="preserve"> </w:t>
+      </w:r>
+      <w:r>
+        <w:rPr>
+          <w:bCs/>
+          <w:b/>
+        </w:rPr>
+        <w:t xml:space="preserve">not</w:t>
+      </w:r>
+      <w:r>
+        <w:t xml:space="preserve"> </w:t>
+      </w:r>
+      <w:r>
+        <w:t xml:space="preserve">aim to outperform forecast hubs in the data-rich regime, assume literature-derived priors are beneficial, claim critical slowing down as universal, or promise a clinically steering alarm by month 48: the dashboard runs strictly in observation mode. The contribution is narrower:</w:t>
+      </w:r>
+      <w:r>
+        <w:t xml:space="preserve"> </w:t>
+      </w:r>
+      <w:r>
+        <w:rPr>
+          <w:bCs/>
+          <w:b/>
+        </w:rPr>
+        <w:t xml:space="preserve">whether accumulated quantitative evidence can earn a formal role in forecasting before local outcome data become informative, and a map of when it should not be trusted.</w:t>
+      </w:r>
+    </w:p>
+    <w:p>
+      <w:r>
+        <w:pict>
+          <v:rect style="width:0;height:1.5pt" o:hralign="center" o:hrstd="t" o:hr="t"/>
+        </w:pict>
+      </w:r>
+    </w:p>
+    <w:bookmarkEnd w:id="42"/>
+    <w:bookmarkEnd w:id="43"/>
+    <w:bookmarkStart w:id="67" w:name="X7638ec2bcf1f605f5e9c309229fda3948dd7274"/>
+    <w:p>
+      <w:pPr>
+        <w:pStyle w:val="Heading3"/>
+      </w:pPr>
+      <w:r>
+        <w:t xml:space="preserve">2.3.2 Work packages and methods</w:t>
+      </w:r>
+    </w:p>
+    <w:bookmarkStart w:id="49" w:name="X002b48ad99ef7a015f0c8b3d513a5be8cd69f24"/>
+    <w:p>
+      <w:pPr>
+        <w:pStyle w:val="Heading4"/>
+      </w:pPr>
+      <w:r>
+        <w:t xml:space="preserve">WP1: From published evidence to usable priors</w:t>
+      </w:r>
+      <w:r>
+        <w:t xml:space="preserve"> </w:t>
+      </w:r>
+      <w:r>
+        <w:rPr>
+          <w:iCs/>
+          <w:i/>
+        </w:rPr>
+        <w:t xml:space="preserve">(M1–M20)</w:t>
+      </w:r>
+    </w:p>
+    <w:bookmarkStart w:id="44" w:name="Xedc8eba5007710010c26f0d188cd5b9fd6c14f4"/>
+    <w:p>
+      <w:pPr>
+        <w:pStyle w:val="Heading5"/>
+      </w:pPr>
+      <w:r>
+        <w:t xml:space="preserve">T1.1: Define the evidence target and register the protocol</w:t>
+      </w:r>
+      <w:r>
+        <w:t xml:space="preserve"> </w:t>
+      </w:r>
+      <w:r>
+        <w:rPr>
+          <w:iCs/>
+          <w:i/>
+        </w:rPr>
+        <w:t xml:space="preserve">(M1–M4)</w:t>
+      </w:r>
+    </w:p>
+    <w:p>
+      <w:pPr>
+        <w:pStyle w:val="FirstParagraph"/>
+      </w:pPr>
+      <w:r>
+        <w:rPr>
+          <w:bCs/>
+          <w:b/>
+        </w:rPr>
+        <w:t xml:space="preserve">The evidence target spans four object classes</w:t>
+      </w:r>
+      <w:r>
+        <w:t xml:space="preserve">; inclusion criteria, effect measures, uncertainty representation and transportability variables are fixed before extraction begins.</w:t>
+      </w:r>
+      <w:r>
+        <w:t xml:space="preserve"> </w:t>
+      </w:r>
+      <w:r>
+        <w:rPr>
+          <w:bCs/>
+          <w:b/>
+        </w:rPr>
+        <w:t xml:space="preserve">(1) Parameter values, the quantitative core (benchmarked in full):</w:t>
+      </w:r>
+      <w:r>
+        <w:t xml:space="preserve"> </w:t>
+      </w:r>
+      <w:r>
+        <w:t xml:space="preserve">lag-structured</w:t>
+      </w:r>
+      <w:r>
+        <w:t xml:space="preserve"> </w:t>
+      </w:r>
+      <w:r>
+        <w:rPr>
+          <w:bCs/>
+          <w:b/>
+        </w:rPr>
+        <w:t xml:space="preserve">weather–demand coefficients</w:t>
+      </w:r>
+      <w:r>
+        <w:t xml:space="preserve"> </w:t>
+      </w:r>
+      <w:r>
+        <w:t xml:space="preserve">(daily mean temperature, heat-day exceedance, ozone, PM10);</w:t>
+      </w:r>
+      <w:r>
+        <w:t xml:space="preserve"> </w:t>
+      </w:r>
+      <w:r>
+        <w:rPr>
+          <w:bCs/>
+          <w:b/>
+        </w:rPr>
+        <w:t xml:space="preserve">surge magnitude and timing</w:t>
+      </w:r>
+      <w:r>
+        <w:t xml:space="preserve"> </w:t>
+      </w:r>
+      <w:r>
+        <w:t xml:space="preserve">(peak-to-baseline ratio, time to peak, onset growth rate);</w:t>
+      </w:r>
+      <w:r>
+        <w:t xml:space="preserve"> </w:t>
+      </w:r>
+      <w:r>
+        <w:rPr>
+          <w:bCs/>
+          <w:b/>
+        </w:rPr>
+        <w:t xml:space="preserve">length-of-stay and occupancy distributions</w:t>
+      </w:r>
+      <w:r>
+        <w:t xml:space="preserve"> </w:t>
+      </w:r>
+      <w:r>
+        <w:t xml:space="preserve">(ward and ICU);</w:t>
+      </w:r>
+      <w:r>
+        <w:t xml:space="preserve"> </w:t>
+      </w:r>
+      <w:r>
+        <w:rPr>
+          <w:bCs/>
+          <w:b/>
+        </w:rPr>
+        <w:t xml:space="preserve">admission fractions</w:t>
+      </w:r>
+      <w:r>
+        <w:t xml:space="preserve">; transmission parameters (R0/Rt, serial interval) and shedding-to-incidence conversions secondary, off the critical path.</w:t>
+      </w:r>
+      <w:r>
+        <w:t xml:space="preserve"> </w:t>
+      </w:r>
+      <w:r>
+        <w:rPr>
+          <w:bCs/>
+          <w:b/>
+        </w:rPr>
+        <w:t xml:space="preserve">(2) Predictor variables and lag structures</w:t>
+      </w:r>
+      <w:r>
+        <w:t xml:space="preserve"> </w:t>
+      </w:r>
+      <w:r>
+        <w:t xml:space="preserve">reported as informative per crisis type.</w:t>
+      </w:r>
+      <w:r>
+        <w:t xml:space="preserve"> </w:t>
+      </w:r>
+      <w:r>
+        <w:rPr>
+          <w:bCs/>
+          <w:b/>
+        </w:rPr>
+        <w:t xml:space="preserve">(3) Model-form evidence:</w:t>
+      </w:r>
+      <w:r>
+        <w:t xml:space="preserve"> </w:t>
+      </w:r>
+      <w:r>
+        <w:t xml:space="preserve">which algorithm families the forecasting literature finds effective for which outcome, horizon and crisis type [Wargon 2009], feeding T3.3's library.</w:t>
+      </w:r>
+      <w:r>
+        <w:t xml:space="preserve"> </w:t>
+      </w:r>
+      <w:r>
+        <w:rPr>
+          <w:bCs/>
+          <w:b/>
+        </w:rPr>
+        <w:t xml:space="preserve">(4) Outcome and threshold definitions:</w:t>
+      </w:r>
+      <w:r>
+        <w:t xml:space="preserve"> </w:t>
+      </w:r>
+      <w:r>
+        <w:t xml:space="preserve">which series are used operationally and at what levels warnings fire [Lung 2021], entering T2.1's anchors and T4.1's elicitation as evidence-based starting points adapted to the local setting. Classes 2 to 4 carry provenance and certainty grades and are pursued only as inputs to the registered H3a configuration; H1's benchmark applies to class 1.</w:t>
+      </w:r>
+    </w:p>
+    <w:bookmarkEnd w:id="44"/>
+    <w:bookmarkStart w:id="45" w:name="X6a0faf3a0070b42dad420c82deb40ef5734c23e"/>
+    <w:p>
+      <w:pPr>
+        <w:pStyle w:val="Heading5"/>
+      </w:pPr>
+      <w:r>
+        <w:t xml:space="preserve">T1.2: Build the quantitative extraction benchmark</w:t>
+      </w:r>
+      <w:r>
+        <w:t xml:space="preserve"> </w:t>
+      </w:r>
+      <w:r>
+        <w:rPr>
+          <w:iCs/>
+          <w:i/>
+        </w:rPr>
+        <w:t xml:space="preserve">(M3–M9)</w:t>
+      </w:r>
+    </w:p>
+    <w:p>
+      <w:pPr>
+        <w:pStyle w:val="FirstParagraph"/>
+      </w:pPr>
+      <w:r>
+        <w:t xml:space="preserve">Two independent expert extractors extract target quantities from a stratified random sample of</w:t>
+      </w:r>
+      <w:r>
+        <w:t xml:space="preserve"> </w:t>
+      </w:r>
+      <w:r>
+        <w:rPr>
+          <w:bCs/>
+          <w:b/>
+        </w:rPr>
+        <w:t xml:space="preserve">300</w:t>
+      </w:r>
+      <w:r>
+        <w:t xml:space="preserve"> </w:t>
+      </w:r>
+      <w:r>
+        <w:t xml:space="preserve">publications, with adjudication; stratification covers parameter class, reporting quality, study design and</w:t>
+      </w:r>
+      <w:r>
+        <w:t xml:space="preserve"> </w:t>
+      </w:r>
+      <w:r>
+        <w:rPr>
+          <w:bCs/>
+          <w:b/>
+        </w:rPr>
+        <w:t xml:space="preserve">source type</w:t>
+      </w:r>
+      <w:r>
+        <w:t xml:space="preserve"> </w:t>
+      </w:r>
+      <w:r>
+        <w:t xml:space="preserve">(journal article versus timestamped situational report), so error is characterised separately for T3.2's faster secondary sources. An</w:t>
+      </w:r>
+      <w:r>
+        <w:t xml:space="preserve"> </w:t>
+      </w:r>
+      <w:r>
+        <w:rPr>
+          <w:bCs/>
+          <w:b/>
+        </w:rPr>
+        <w:t xml:space="preserve">open external layer</w:t>
+      </w:r>
+      <w:r>
+        <w:t xml:space="preserve"> </w:t>
+      </w:r>
+      <w:r>
+        <w:t xml:space="preserve">scores retrieval against the reported inclusion sets of published systematic reviews in the target classes, and extraction and pooling against their published summary estimates. The benchmark is an open deliverable.</w:t>
+      </w:r>
+    </w:p>
+    <w:bookmarkEnd w:id="45"/>
+    <w:bookmarkStart w:id="46" w:name="X1f0f12e8d6f84b4ee5e4c739d1c5cd9f8ae9623"/>
+    <w:p>
+      <w:pPr>
+        <w:pStyle w:val="Heading5"/>
+      </w:pPr>
+      <w:r>
+        <w:t xml:space="preserve">T1.3: Characterise automated extraction error</w:t>
+      </w:r>
+      <w:r>
+        <w:t xml:space="preserve"> </w:t>
+      </w:r>
+      <w:r>
+        <w:rPr>
+          <w:iCs/>
+          <w:i/>
+        </w:rPr>
+        <w:t xml:space="preserve">(M7–M14)</w:t>
+      </w:r>
+    </w:p>
+    <w:p>
+      <w:pPr>
+        <w:pStyle w:val="FirstParagraph"/>
+      </w:pPr>
+      <w:r>
+        <w:t xml:space="preserve">Compare automated extraction with the benchmark on point estimates, uncertainty, omissions and between-study dispersion; H1's primary metric is the median log-ratio of automated to adjudicated dispersion, with a pre-specified interval (under-dispersion: ratio below one), and sensitivity to the underlying model version.</w:t>
+      </w:r>
+    </w:p>
+    <w:bookmarkEnd w:id="46"/>
+    <w:bookmarkStart w:id="47" w:name="X9cdeccc86e5c88b64f2110c6ca75497fb99dce6"/>
+    <w:p>
+      <w:pPr>
+        <w:pStyle w:val="Heading5"/>
+      </w:pPr>
+      <w:r>
+        <w:t xml:space="preserve">T1.4: Construct uncertainty-aware evidence distributions</w:t>
+      </w:r>
+      <w:r>
+        <w:t xml:space="preserve"> </w:t>
+      </w:r>
+      <w:r>
+        <w:rPr>
+          <w:iCs/>
+          <w:i/>
+        </w:rPr>
+        <w:t xml:space="preserve">(M12–M18)</w:t>
+      </w:r>
+    </w:p>
+    <w:p>
+      <w:pPr>
+        <w:pStyle w:val="FirstParagraph"/>
+      </w:pPr>
+      <w:r>
+        <w:t xml:space="preserve">Represent extraction error explicitly as measurement error; compare inverse-variance and quality-weighted pooling, meta-analytic-predictive priors and power-prior discounting. Output: a prior with provenance, extraction uncertainty and a documented borrowing weight.</w:t>
+      </w:r>
+    </w:p>
+    <w:bookmarkEnd w:id="47"/>
+    <w:bookmarkStart w:id="48" w:name="t15-transportability-screen-m15m20"/>
+    <w:p>
+      <w:pPr>
+        <w:pStyle w:val="Heading5"/>
+      </w:pPr>
+      <w:r>
+        <w:t xml:space="preserve">T1.5: Transportability screen</w:t>
+      </w:r>
+      <w:r>
+        <w:t xml:space="preserve"> </w:t>
+      </w:r>
+      <w:r>
+        <w:rPr>
+          <w:iCs/>
+          <w:i/>
+        </w:rPr>
+        <w:t xml:space="preserve">(M15–M20)</w:t>
+      </w:r>
+    </w:p>
+    <w:p>
+      <w:pPr>
+        <w:pStyle w:val="FirstParagraph"/>
+      </w:pPr>
+      <w:r>
+        <w:t xml:space="preserve">Characterise effect modifiers and study-setting differences relevant to Geneva; where transport is weak, widen or discount the prior, producing the metadata WP3's conflict analysis needs.</w:t>
       </w:r>
     </w:p>
     <w:p>
@@ -1198,10 +2445,1761 @@
           <w:bCs/>
           <w:b/>
         </w:rPr>
-        <w:t xml:space="preserve">One central hypothesis, H3a</w:t>
-      </w:r>
-      <w:r>
-        <w:t xml:space="preserve">; everything else is subordinate to it:</w:t>
+        <w:t xml:space="preserve">Deliverables.</w:t>
+      </w:r>
+      <w:r>
+        <w:t xml:space="preserve"> </w:t>
+      </w:r>
+      <w:r>
+        <w:t xml:space="preserve">D1.1 open benchmark; D1.2 error analysis; D1.3 evidence-to-prior library.</w:t>
+      </w:r>
+    </w:p>
+    <w:p>
+      <w:pPr>
+        <w:pStyle w:val="BodyText"/>
+      </w:pPr>
+      <w:r>
+        <w:rPr>
+          <w:bCs/>
+          <w:b/>
+        </w:rPr>
+        <w:t xml:space="preserve">Risk.</w:t>
+      </w:r>
+      <w:r>
+        <w:t xml:space="preserve"> </w:t>
+      </w:r>
+      <w:r>
+        <w:t xml:space="preserve">If expert time binds, the benchmark narrows to the core parameter classes.</w:t>
+      </w:r>
+    </w:p>
+    <w:bookmarkEnd w:id="48"/>
+    <w:bookmarkEnd w:id="49"/>
+    <w:bookmarkStart w:id="55" w:name="X96361259bb603d8d0d63166386752c7f2a90aae"/>
+    <w:p>
+      <w:pPr>
+        <w:pStyle w:val="Heading4"/>
+      </w:pPr>
+      <w:r>
+        <w:t xml:space="preserve">WP2: A parsimonious model of health-system escalation</w:t>
+      </w:r>
+      <w:r>
+        <w:t xml:space="preserve"> </w:t>
+      </w:r>
+      <w:r>
+        <w:rPr>
+          <w:iCs/>
+          <w:i/>
+        </w:rPr>
+        <w:t xml:space="preserve">(M1–M28)</w:t>
+      </w:r>
+    </w:p>
+    <w:bookmarkStart w:id="50" w:name="Xcfcc11e2b7bec828711203675136706e3bef48c"/>
+    <w:p>
+      <w:pPr>
+        <w:pStyle w:val="Heading5"/>
+      </w:pPr>
+      <w:r>
+        <w:t xml:space="preserve">T2.1: Specify and identify the state model</w:t>
+      </w:r>
+      <w:r>
+        <w:t xml:space="preserve"> </w:t>
+      </w:r>
+      <w:r>
+        <w:rPr>
+          <w:iCs/>
+          <w:i/>
+        </w:rPr>
+        <w:t xml:space="preserve">(M1–M9)</w:t>
+      </w:r>
+    </w:p>
+    <w:p>
+      <w:pPr>
+        <w:pStyle w:val="FirstParagraph"/>
+      </w:pPr>
+      <w:r>
+        <w:t xml:space="preserve">A Bayesian hierarchical Markov regime-switching model [Hamilton 1989] with an ordinal latent state (routine, elevated, strained, critical) observed through emergency calls, ED presentations and ICU occupancy; pre-specified weather, calendar and epidemic covariates; series-specific observation models sharing the state. Before real-data fitting: simulation-based identifiability and recovery; ordering constraints resolve label switching; if separation is insufficient, the fallback is an ordinal state-space formulation; the criterion is recovery of states and transitions, not visual fit.</w:t>
+      </w:r>
+      <w:r>
+        <w:t xml:space="preserve"> </w:t>
+      </w:r>
+      <w:r>
+        <w:rPr>
+          <w:bCs/>
+          <w:b/>
+        </w:rPr>
+        <w:t xml:space="preserve">Provisional state anchors</w:t>
+      </w:r>
+      <w:r>
+        <w:t xml:space="preserve">, fixed at registration and refined (not replaced) by T4.1's elicitation:</w:t>
+      </w:r>
+      <w:r>
+        <w:t xml:space="preserve"> </w:t>
+      </w:r>
+      <w:r>
+        <w:rPr>
+          <w:bCs/>
+          <w:b/>
+        </w:rPr>
+        <w:t xml:space="preserve">routine</w:t>
+      </w:r>
+      <w:r>
+        <w:t xml:space="preserve"> </w:t>
+      </w:r>
+      <w:r>
+        <w:t xml:space="preserve">below the 75th percentile of the seasonal baseline;</w:t>
+      </w:r>
+      <w:r>
+        <w:t xml:space="preserve"> </w:t>
+      </w:r>
+      <w:r>
+        <w:rPr>
+          <w:bCs/>
+          <w:b/>
+        </w:rPr>
+        <w:t xml:space="preserve">elevated</w:t>
+      </w:r>
+      <w:r>
+        <w:t xml:space="preserve"> </w:t>
+      </w:r>
+      <w:r>
+        <w:t xml:space="preserve">75th to 90th;</w:t>
+      </w:r>
+      <w:r>
+        <w:t xml:space="preserve"> </w:t>
+      </w:r>
+      <w:r>
+        <w:rPr>
+          <w:bCs/>
+          <w:b/>
+        </w:rPr>
+        <w:t xml:space="preserve">strained</w:t>
+      </w:r>
+      <w:r>
+        <w:t xml:space="preserve"> </w:t>
+      </w:r>
+      <w:r>
+        <w:t xml:space="preserve">above the 90th, or sustained capacity pressure (ICU occupancy above 85%, ED boarding above its seasonal 90th percentile);</w:t>
+      </w:r>
+      <w:r>
+        <w:t xml:space="preserve"> </w:t>
+      </w:r>
+      <w:r>
+        <w:rPr>
+          <w:bCs/>
+          <w:b/>
+        </w:rPr>
+        <w:t xml:space="preserve">critical</w:t>
+      </w:r>
+      <w:r>
+        <w:t xml:space="preserve"> </w:t>
+      </w:r>
+      <w:r>
+        <w:t xml:space="preserve">above the 97.5th percentile, or capacity saturation. Anchors are percentile-based per event type; in estimation they enter as priors on state-dependent levels, not hard cutoffs.</w:t>
+      </w:r>
+    </w:p>
+    <w:bookmarkEnd w:id="50"/>
+    <w:bookmarkStart w:id="51" w:name="t22-represent-the-critical-tail-m6m14"/>
+    <w:p>
+      <w:pPr>
+        <w:pStyle w:val="Heading5"/>
+      </w:pPr>
+      <w:r>
+        <w:t xml:space="preserve">T2.2: Represent the critical tail</w:t>
+      </w:r>
+      <w:r>
+        <w:t xml:space="preserve"> </w:t>
+      </w:r>
+      <w:r>
+        <w:rPr>
+          <w:iCs/>
+          <w:i/>
+        </w:rPr>
+        <w:t xml:space="preserve">(M6–M14)</w:t>
+      </w:r>
+    </w:p>
+    <w:p>
+      <w:pPr>
+        <w:pStyle w:val="FirstParagraph"/>
+      </w:pPr>
+      <w:r>
+        <w:t xml:space="preserve">Peaks-over-threshold/generalised Pareto modelling for rare exceedances, coupled to the critical-state probability, threshold sensitivity reported: supporting, not a separate objective.</w:t>
+      </w:r>
+    </w:p>
+    <w:bookmarkEnd w:id="51"/>
+    <w:bookmarkStart w:id="52" w:name="X5910b65a6c96f541f6ee1d1f4e7b629b8905b43"/>
+    <w:p>
+      <w:pPr>
+        <w:pStyle w:val="Heading5"/>
+      </w:pPr>
+      <w:r>
+        <w:t xml:space="preserve">T2.3: Introduce evidence-derived priors</w:t>
+      </w:r>
+      <w:r>
+        <w:t xml:space="preserve"> </w:t>
+      </w:r>
+      <w:r>
+        <w:rPr>
+          <w:iCs/>
+          <w:i/>
+        </w:rPr>
+        <w:t xml:space="preserve">(M10–M20)</w:t>
+      </w:r>
+    </w:p>
+    <w:p>
+      <w:pPr>
+        <w:pStyle w:val="FirstParagraph"/>
+      </w:pPr>
+      <w:r>
+        <w:t xml:space="preserve">Map WP1 distributions to the parameters where published evidence is relevant (weather effects, surge magnitudes, transition characteristics); compare weakly informative, fixed evidence-derived and adaptive robust borrowing. The adaptive specification is a robust mixture of an evidence-derived and a weakly informative component; the conflict statistic and the discount function are fixed before the confirmatory evaluation, not tuned during it. Power-prior and commensurate-prior approaches are sensitivity comparators.</w:t>
+      </w:r>
+    </w:p>
+    <w:bookmarkEnd w:id="52"/>
+    <w:bookmarkStart w:id="53" w:name="Xb9bfd8debfdb203fd11e999ef1fb877424883c9"/>
+    <w:p>
+      <w:pPr>
+        <w:pStyle w:val="Heading5"/>
+      </w:pPr>
+      <w:r>
+        <w:t xml:space="preserve">T2.4: Add resilience indicators as a secondary information channel</w:t>
+      </w:r>
+      <w:r>
+        <w:t xml:space="preserve"> </w:t>
+      </w:r>
+      <w:r>
+        <w:rPr>
+          <w:iCs/>
+          <w:i/>
+        </w:rPr>
+        <w:t xml:space="preserve">(M12–M20)</w:t>
+      </w:r>
+    </w:p>
+    <w:p>
+      <w:pPr>
+        <w:pStyle w:val="FirstParagraph"/>
+      </w:pPr>
+      <w:r>
+        <w:t xml:space="preserve">Rolling variance and lag-1 autocorrelation, entered as optional covariates on transition dynamics: do they add information beyond level/trend and the evidence prior? A null result is interpretable.</w:t>
+      </w:r>
+    </w:p>
+    <w:bookmarkEnd w:id="53"/>
+    <w:bookmarkStart w:id="54" w:name="X319ea3cda6221798b95d6fb40987f10f35f77e1"/>
+    <w:p>
+      <w:pPr>
+        <w:pStyle w:val="Heading5"/>
+      </w:pPr>
+      <w:r>
+        <w:t xml:space="preserve">T2.5: Calibration, automation and validity monitoring</w:t>
+      </w:r>
+      <w:r>
+        <w:t xml:space="preserve"> </w:t>
+      </w:r>
+      <w:r>
+        <w:rPr>
+          <w:iCs/>
+          <w:i/>
+        </w:rPr>
+        <w:t xml:space="preserve">(M20–M28)</w:t>
+      </w:r>
+    </w:p>
+    <w:p>
+      <w:pPr>
+        <w:pStyle w:val="FirstParagraph"/>
+      </w:pPr>
+      <w:r>
+        <w:t xml:space="preserve">Calibration methods suited to temporal dependence; a conformal component [Angelopoulos 2023; Barber 2023] as a robustness layer if simulation confirms its assumptions. This task also builds the</w:t>
+      </w:r>
+      <w:r>
+        <w:t xml:space="preserve"> </w:t>
+      </w:r>
+      <w:r>
+        <w:rPr>
+          <w:bCs/>
+          <w:b/>
+        </w:rPr>
+        <w:t xml:space="preserve">automation layer</w:t>
+      </w:r>
+      <w:r>
+        <w:t xml:space="preserve">: public streams (weather, surveillance, wastewater) ingested automatically as they become available; models re-estimated at their inputs' native cadence, with versioned automated re-fitting; and</w:t>
+      </w:r>
+      <w:r>
+        <w:t xml:space="preserve"> </w:t>
+      </w:r>
+      <w:r>
+        <w:rPr>
+          <w:bCs/>
+          <w:b/>
+        </w:rPr>
+        <w:t xml:space="preserve">assumption and validity diagnostics</w:t>
+      </w:r>
+      <w:r>
+        <w:t xml:space="preserve"> </w:t>
+      </w:r>
+      <w:r>
+        <w:t xml:space="preserve">on every fit (residual structure, dispersion, calibration) aligned with prediction-model standards [Collins 2015]: a model failing its checks is excluded by pre-registered rules, never silently retained. Release a documented reference implementation integrated with LiteRev-Evidence.</w:t>
+      </w:r>
+    </w:p>
+    <w:p>
+      <w:pPr>
+        <w:pStyle w:val="BodyText"/>
+      </w:pPr>
+      <w:r>
+        <w:rPr>
+          <w:bCs/>
+          <w:b/>
+        </w:rPr>
+        <w:t xml:space="preserve">Simulation is prior information, not data.</w:t>
+      </w:r>
+      <w:r>
+        <w:t xml:space="preserve"> </w:t>
+      </w:r>
+      <w:r>
+        <w:t xml:space="preserve">Fitting literature-parameterised trajectories as if data would count the same information twice and disable the conflict diagnostic H3b depends on; simulation serves identifiability, structural constraints and prior predictive checks, and never tightens the evidence prior.</w:t>
+      </w:r>
+    </w:p>
+    <w:p>
+      <w:pPr>
+        <w:pStyle w:val="BodyText"/>
+      </w:pPr>
+      <w:r>
+        <w:rPr>
+          <w:bCs/>
+          <w:b/>
+        </w:rPr>
+        <w:t xml:space="preserve">Deliverables.</w:t>
+      </w:r>
+      <w:r>
+        <w:t xml:space="preserve"> </w:t>
+      </w:r>
+      <w:r>
+        <w:t xml:space="preserve">D2.1 model specification and identifiability study; D2.2 open implementation; D2.3 methodological paper.</w:t>
+      </w:r>
+    </w:p>
+    <w:p>
+      <w:pPr>
+        <w:pStyle w:val="BodyText"/>
+      </w:pPr>
+      <w:r>
+        <w:rPr>
+          <w:bCs/>
+          <w:b/>
+        </w:rPr>
+        <w:t xml:space="preserve">Risk.</w:t>
+      </w:r>
+      <w:r>
+        <w:t xml:space="preserve"> </w:t>
+      </w:r>
+      <w:r>
+        <w:t xml:space="preserve">Weak regime separation.</w:t>
+      </w:r>
+      <w:r>
+        <w:t xml:space="preserve"> </w:t>
+      </w:r>
+      <w:r>
+        <w:rPr>
+          <w:iCs/>
+          <w:i/>
+        </w:rPr>
+        <w:t xml:space="preserve">Mitigation:</w:t>
+      </w:r>
+      <w:r>
+        <w:t xml:space="preserve"> </w:t>
+      </w:r>
+      <w:r>
+        <w:t xml:space="preserve">simulation first; the ordinal fallback; report the identifiability boundary as a result rather than tuning until success.</w:t>
+      </w:r>
+    </w:p>
+    <w:bookmarkEnd w:id="54"/>
+    <w:bookmarkEnd w:id="55"/>
+    <w:bookmarkStart w:id="62" w:name="X3621a3c2966e02ae9abd610739842be4cccf549"/>
+    <w:p>
+      <w:pPr>
+        <w:pStyle w:val="Heading4"/>
+      </w:pPr>
+      <w:r>
+        <w:t xml:space="preserve">WP3: The decisive cold-start experiment</w:t>
+      </w:r>
+      <w:r>
+        <w:t xml:space="preserve"> </w:t>
+      </w:r>
+      <w:r>
+        <w:rPr>
+          <w:iCs/>
+          <w:i/>
+        </w:rPr>
+        <w:t xml:space="preserve">(M12–M42)</w:t>
+      </w:r>
+    </w:p>
+    <w:bookmarkStart w:id="56" w:name="Xa694a77d033b61f3d1e7d09fe04f1af6ed4966d"/>
+    <w:p>
+      <w:pPr>
+        <w:pStyle w:val="Heading5"/>
+      </w:pPr>
+      <w:r>
+        <w:t xml:space="preserve">T3.0: Outcome hierarchy, data-access gate and episode eligibility</w:t>
+      </w:r>
+      <w:r>
+        <w:t xml:space="preserve"> </w:t>
+      </w:r>
+      <w:r>
+        <w:rPr>
+          <w:iCs/>
+          <w:i/>
+        </w:rPr>
+        <w:t xml:space="preserve">(M1–M14)</w:t>
+      </w:r>
+    </w:p>
+    <w:p>
+      <w:pPr>
+        <w:pStyle w:val="FirstParagraph"/>
+      </w:pPr>
+      <w:r>
+        <w:t xml:space="preserve">Fixed before any evaluation is designed, never revisited in response to performance:</w:t>
+      </w:r>
+    </w:p>
+    <w:p>
+      <w:pPr>
+        <w:pStyle w:val="BodyText"/>
+      </w:pPr>
+      <w:r>
+        <w:rPr>
+          <w:bCs/>
+          <w:b/>
+        </w:rPr>
+        <w:t xml:space="preserve">Outcome.</w:t>
+      </w:r>
+      <w:r>
+        <w:t xml:space="preserve"> </w:t>
+      </w:r>
+      <w:r>
+        <w:t xml:space="preserve">The primary outcome is</w:t>
+      </w:r>
+      <w:r>
+        <w:t xml:space="preserve"> </w:t>
+      </w:r>
+      <w:r>
+        <w:rPr>
+          <w:bCs/>
+          <w:b/>
+        </w:rPr>
+        <w:t xml:space="preserve">daily respiratory-related emergency demand derived from CASU-144 records</w:t>
+      </w:r>
+      <w:r>
+        <w:t xml:space="preserve">, not a raw call count: "respiratory-related" is a pre-registered classification of recorded call reasons and urgency levels.</w:t>
+      </w:r>
+      <w:r>
+        <w:t xml:space="preserve"> </w:t>
+      </w:r>
+      <w:r>
+        <w:rPr>
+          <w:bCs/>
+          <w:b/>
+        </w:rPr>
+        <w:t xml:space="preserve">The heat arm scores heat-sensitive demand</w:t>
+      </w:r>
+      <w:r>
+        <w:t xml:space="preserve">: the same series and construction, restricted to cause classes fixed at registration (dehydration, renal, psychiatric), with respiratory-restricted and 75+ sensitivities. ED presentations and ICU occupancy enter as</w:t>
+      </w:r>
+      <w:r>
+        <w:t xml:space="preserve"> </w:t>
+      </w:r>
+      <w:r>
+        <w:rPr>
+          <w:bCs/>
+          <w:b/>
+        </w:rPr>
+        <w:t xml:space="preserve">additional observation channels on the shared latent state</w:t>
+      </w:r>
+      <w:r>
+        <w:t xml:space="preserve">; wastewater, sentinel consultations and weather as covariates; the hierarchy only fixes which series H3a is scored on.</w:t>
+      </w:r>
+    </w:p>
+    <w:p>
+      <w:pPr>
+        <w:pStyle w:val="BodyText"/>
+      </w:pPr>
+      <w:r>
+        <w:rPr>
+          <w:bCs/>
+          <w:b/>
+        </w:rPr>
+        <w:t xml:space="preserve">Candidate outcome set and geography.</w:t>
+      </w:r>
+      <w:r>
+        <w:t xml:space="preserve"> </w:t>
+      </w:r>
+      <w:r>
+        <w:t xml:space="preserve">The pre-registered candidates, in hierarchy order: (1) cause-filtered CASU-144 call volume (primary); (2) ED presentations by category; (3) ICU occupancy; (4) all-cause 144 engagements and hospital admissions as sensitivity series; open surveillance (Sentinella, wastewater) as fallback outcomes only. The unit is the</w:t>
+      </w:r>
+      <w:r>
+        <w:t xml:space="preserve"> </w:t>
+      </w:r>
+      <w:r>
+        <w:rPr>
+          <w:bCs/>
+          <w:b/>
+        </w:rPr>
+        <w:t xml:space="preserve">canton of Geneva at daily resolution</w:t>
+      </w:r>
+      <w:r>
+        <w:t xml:space="preserve"> </w:t>
+      </w:r>
+      <w:r>
+        <w:t xml:space="preserve">(the HUG centrale's coverage area): a deliberate single-canton design in a canton whose data ecosystem I already work in; generalisation is carried by the contrasting archetypes and the open national series.</w:t>
+      </w:r>
+    </w:p>
+    <w:p>
+      <w:pPr>
+        <w:pStyle w:val="BodyText"/>
+      </w:pPr>
+      <w:r>
+        <w:rPr>
+          <w:bCs/>
+          <w:b/>
+        </w:rPr>
+        <w:t xml:space="preserve">Data-access gate.</w:t>
+      </w:r>
+      <w:r>
+        <w:t xml:space="preserve"> </w:t>
+      </w:r>
+      <w:r>
+        <w:t xml:space="preserve">Criteria for</w:t>
+      </w:r>
+      <w:r>
+        <w:t xml:space="preserve"> </w:t>
+      </w:r>
+      <w:r>
+        <w:rPr>
+          <w:bCs/>
+          <w:b/>
+        </w:rPr>
+        <w:t xml:space="preserve">historical depth, resolution, latency and completeness</w:t>
+      </w:r>
+      <w:r>
+        <w:t xml:space="preserve"> </w:t>
+      </w:r>
+      <w:r>
+        <w:t xml:space="preserve">are fixed in advance; the primary outcome is selected at a pre-specified checkpoint (month 12) on those criteria alone.</w:t>
+      </w:r>
+    </w:p>
+    <w:p>
+      <w:pPr>
+        <w:pStyle w:val="BodyText"/>
+      </w:pPr>
+      <w:r>
+        <w:rPr>
+          <w:bCs/>
+          <w:b/>
+        </w:rPr>
+        <w:t xml:space="preserve">Episode eligibility.</w:t>
+      </w:r>
+      <w:r>
+        <w:t xml:space="preserve"> </w:t>
+      </w:r>
+      <w:r>
+        <w:t xml:space="preserve">An episode enters the confirmatory evaluation only if all of these are prospectively reconstructable: (1) a detectable onset under the prospective onset rule; (2) enough pre-onset history for its rolling baseline; (3) enough post-onset observations at the primary horizon; (4) the external evidence</w:t>
+      </w:r>
+      <w:r>
+        <w:t xml:space="preserve"> </w:t>
+      </w:r>
+      <w:r>
+        <w:rPr>
+          <w:bCs/>
+          <w:b/>
+        </w:rPr>
+        <w:t xml:space="preserve">as it stood at the historical origin</w:t>
+      </w:r>
+      <w:r>
+        <w:t xml:space="preserve">; (5) no leakage of future information; (6) separation from adjacent episodes. Failing episodes remain available for sensitivity analysis only.</w:t>
+      </w:r>
+      <w:r>
+        <w:t xml:space="preserve"> </w:t>
+      </w:r>
+      <w:r>
+        <w:rPr>
+          <w:bCs/>
+          <w:b/>
+        </w:rPr>
+        <w:t xml:space="preserve">At demand level, co-circulating pathogens form one episode</w:t>
+      </w:r>
+      <w:r>
+        <w:t xml:space="preserve"> </w:t>
+      </w:r>
+      <w:r>
+        <w:t xml:space="preserve">(concurrent influenza and RSV is one surge).</w:t>
+      </w:r>
+    </w:p>
+    <w:p>
+      <w:pPr>
+        <w:pStyle w:val="BodyText"/>
+      </w:pPr>
+      <w:r>
+        <w:rPr>
+          <w:bCs/>
+          <w:b/>
+        </w:rPr>
+        <w:t xml:space="preserve">Two registration points.</w:t>
+      </w:r>
+      <w:r>
+        <w:t xml:space="preserve"> </w:t>
+      </w:r>
+      <w:r>
+        <w:t xml:space="preserve">The hierarchy, gate criteria and eligibility rule are registered now. The window</w:t>
+      </w:r>
+      <w:r>
+        <w:t xml:space="preserve"> </w:t>
+      </w:r>
+      <w:r>
+        <w:rPr>
+          <w:iCs/>
+          <w:i/>
+        </w:rPr>
+        <w:t xml:space="preserve">N</w:t>
+      </w:r>
+      <w:r>
+        <w:t xml:space="preserve">, the archetype-specific horizons and the margin Δ are registered after the checkpoint and the episode inventory, before any evaluation runs, by T3.3's pre-declared selection rules.</w:t>
+      </w:r>
+    </w:p>
+    <w:p>
+      <w:pPr>
+        <w:pStyle w:val="BodyText"/>
+      </w:pPr>
+      <w:r>
+        <w:rPr>
+          <w:bCs/>
+          <w:b/>
+        </w:rPr>
+        <w:t xml:space="preserve">Open-data validation track (M12–M24, pre-specified secondary).</w:t>
+      </w:r>
+      <w:r>
+        <w:t xml:space="preserve"> </w:t>
+      </w:r>
+      <w:r>
+        <w:t xml:space="preserve">Before any clinical series connects, the complete rolling-origin machinery runs on open Swiss series, freely accessible and requiring no agreement: federal respiratory surveillance, the national wastewater programme, weekly all-cause deaths for the heat arm, MeteoSwiss exposures. Archived multi-model hub forecasts give contemporaneous comparators for early, genuinely cold-start rounds [Cramer 2022; Sherratt 2023]. The track ships as a</w:t>
+      </w:r>
+      <w:r>
+        <w:t xml:space="preserve"> </w:t>
+      </w:r>
+      <w:r>
+        <w:rPr>
+          <w:bCs/>
+          <w:b/>
+        </w:rPr>
+        <w:t xml:space="preserve">public, re-runnable benchmark</w:t>
+      </w:r>
+      <w:r>
+        <w:t xml:space="preserve">, validates every component before operational data arrive, and makes the central test robust to access outcomes; operational series sharpen the claim to emergency-system demand.</w:t>
+      </w:r>
+    </w:p>
+    <w:bookmarkEnd w:id="56"/>
+    <w:bookmarkStart w:id="57" w:name="X70eeaa2d41fea3b2059b80eb07a5f9cd68164b6"/>
+    <w:p>
+      <w:pPr>
+        <w:pStyle w:val="Heading5"/>
+      </w:pPr>
+      <w:r>
+        <w:t xml:space="preserve">T3.1: Assemble the retrospective information set</w:t>
+      </w:r>
+      <w:r>
+        <w:t xml:space="preserve"> </w:t>
+      </w:r>
+      <w:r>
+        <w:rPr>
+          <w:iCs/>
+          <w:i/>
+        </w:rPr>
+        <w:t xml:space="preserve">(M12–M20)</w:t>
+      </w:r>
+    </w:p>
+    <w:p>
+      <w:pPr>
+        <w:pStyle w:val="FirstParagraph"/>
+      </w:pPr>
+      <w:r>
+        <w:t xml:space="preserve">Harmonise the CASU-144 series with the additional channels and covariates; quantify completeness and delay; model right truncation and nowcasting [Höhle 2014; McGough 2020]; degraded reporting under strain could itself mimic an early-warning signal. Two Geneva channels extend the set: the previously analysed HUG COVID-19 hospitalisation series [Orel 2024], re-requested as a respiratory calibration series, and pharmacy sales with wastewater measurements via the pharmacien cantonal as syndromic covariates.</w:t>
+      </w:r>
+    </w:p>
+    <w:bookmarkEnd w:id="57"/>
+    <w:bookmarkStart w:id="58" w:name="X732c8171905058a06d4900e04fc44f0e3e215e1"/>
+    <w:p>
+      <w:pPr>
+        <w:pStyle w:val="Heading5"/>
+      </w:pPr>
+      <w:r>
+        <w:t xml:space="preserve">T3.2: Reconstruct the true information set</w:t>
+      </w:r>
+      <w:r>
+        <w:t xml:space="preserve"> </w:t>
+      </w:r>
+      <w:r>
+        <w:rPr>
+          <w:iCs/>
+          <w:i/>
+        </w:rPr>
+        <w:t xml:space="preserve">(M18–M30)</w:t>
+      </w:r>
+    </w:p>
+    <w:p>
+      <w:pPr>
+        <w:pStyle w:val="FirstParagraph"/>
+      </w:pPr>
+      <w:r>
+        <w:t xml:space="preserve">For each historical onset, create successive forecast origins using</w:t>
+      </w:r>
+      <w:r>
+        <w:t xml:space="preserve"> </w:t>
+      </w:r>
+      <w:r>
+        <w:rPr>
+          <w:bCs/>
+          <w:b/>
+        </w:rPr>
+        <w:t xml:space="preserve">only information available at that date</w:t>
+      </w:r>
+      <w:r>
+        <w:t xml:space="preserve">.</w:t>
+      </w:r>
+      <w:r>
+        <w:t xml:space="preserve"> </w:t>
+      </w:r>
+      <w:r>
+        <w:rPr>
+          <w:bCs/>
+          <w:b/>
+        </w:rPr>
+        <w:t xml:space="preserve">Admissibility as a prior is defined by referent, not venue</w:t>
+      </w:r>
+      <w:r>
+        <w:t xml:space="preserve">: prior inputs describe</w:t>
+      </w:r>
+      <w:r>
+        <w:t xml:space="preserve"> </w:t>
+      </w:r>
+      <w:r>
+        <w:rPr>
+          <w:iCs/>
+          <w:i/>
+        </w:rPr>
+        <w:t xml:space="preserve">other</w:t>
+      </w:r>
+      <w:r>
+        <w:t xml:space="preserve"> </w:t>
+      </w:r>
+      <w:r>
+        <w:t xml:space="preserve">populations, places or past events.</w:t>
+      </w:r>
+      <w:r>
+        <w:t xml:space="preserve"> </w:t>
+      </w:r>
+      <w:r>
+        <w:rPr>
+          <w:bCs/>
+          <w:b/>
+        </w:rPr>
+        <w:t xml:space="preserve">The confirmatory prior uses peer-reviewed literature and preprints only</w:t>
+      </w:r>
+      <w:r>
+        <w:t xml:space="preserve">, under the rolling cut-off. Timestamped situational reporting on the ongoing event</w:t>
+      </w:r>
+      <w:r>
+        <w:t xml:space="preserve"> </w:t>
+      </w:r>
+      <w:r>
+        <w:rPr>
+          <w:iCs/>
+          <w:i/>
+        </w:rPr>
+        <w:t xml:space="preserve">elsewhere</w:t>
+      </w:r>
+      <w:r>
+        <w:t xml:space="preserve"> </w:t>
+      </w:r>
+      <w:r>
+        <w:t xml:space="preserve">(WHO and ECDC situational reports) enters as a</w:t>
+      </w:r>
+      <w:r>
+        <w:t xml:space="preserve"> </w:t>
+      </w:r>
+      <w:r>
+        <w:rPr>
+          <w:bCs/>
+          <w:b/>
+        </w:rPr>
+        <w:t xml:space="preserve">pre-specified secondary prior variant</w:t>
+      </w:r>
+      <w:r>
+        <w:t xml:space="preserve">, through the same extraction and error pipeline, outside the confirmatory contrast: H3a tests literature borrowing, not dynamic evidence fusion.</w:t>
+      </w:r>
+      <w:r>
+        <w:t xml:space="preserve"> </w:t>
+      </w:r>
+      <w:r>
+        <w:rPr>
+          <w:bCs/>
+          <w:b/>
+        </w:rPr>
+        <w:t xml:space="preserve">Text describing the local event is excluded from any prior</w:t>
+      </w:r>
+      <w:r>
+        <w:t xml:space="preserve">: it is a noisy measurement of the outcome itself. Every input carries an index timestamp; origins re-run automatically through the T2.5 layer at each input's native cadence. Forecast horizons 7, 14 and 28 days (primary horizon per archetype fixed at the second registration point); the cold-start window counts local outcome observations</w:t>
+      </w:r>
+      <w:r>
+        <w:t xml:space="preserve"> </w:t>
+      </w:r>
+      <w:r>
+        <w:rPr>
+          <w:bCs/>
+          <w:b/>
+        </w:rPr>
+        <w:t xml:space="preserve">after a pre-defined real-time onset rule</w:t>
+      </w:r>
+      <w:r>
+        <w:t xml:space="preserve"> </w:t>
+      </w:r>
+      <w:r>
+        <w:t xml:space="preserve">that uses only variables available at the origin.</w:t>
+      </w:r>
+    </w:p>
+    <w:bookmarkEnd w:id="58"/>
+    <w:bookmarkStart w:id="59" w:name="X1b4be48293d1c4b7fa098a795079a0b73a54d6d"/>
+    <w:p>
+      <w:pPr>
+        <w:pStyle w:val="Heading5"/>
+      </w:pPr>
+      <w:r>
+        <w:t xml:space="preserve">T3.3: The model library and the automated selection engine</w:t>
+      </w:r>
+      <w:r>
+        <w:t xml:space="preserve"> </w:t>
+      </w:r>
+      <w:r>
+        <w:rPr>
+          <w:iCs/>
+          <w:i/>
+        </w:rPr>
+        <w:t xml:space="preserve">(M20–M34)</w:t>
+      </w:r>
+    </w:p>
+    <w:p>
+      <w:pPr>
+        <w:pStyle w:val="FirstParagraph"/>
+      </w:pPr>
+      <w:r>
+        <w:rPr>
+          <w:bCs/>
+          <w:b/>
+        </w:rPr>
+        <w:t xml:space="preserve">The library, registered before any evaluation, in two arms.</w:t>
+      </w:r>
+      <w:r>
+        <w:t xml:space="preserve"> </w:t>
+      </w:r>
+      <w:r>
+        <w:rPr>
+          <w:bCs/>
+          <w:b/>
+        </w:rPr>
+        <w:t xml:space="preserve">Local-only:</w:t>
+      </w:r>
+      <w:r>
+        <w:t xml:space="preserve"> </w:t>
+      </w:r>
+      <w:r>
+        <w:t xml:space="preserve">seasonal GLM with weekday and holiday terms; persistence; established surveillance exceedance and nowcasting (Farrington/Noufaily, Bayesian nowcasting [Salmon 2016]); penalised, gradient-boosted and upper-tail quantile learners on the pre-specified covariates; the WP2 regime model with weakly informative priors.</w:t>
+      </w:r>
+      <w:r>
+        <w:t xml:space="preserve"> </w:t>
+      </w:r>
+      <w:r>
+        <w:rPr>
+          <w:bCs/>
+          <w:b/>
+        </w:rPr>
+        <w:t xml:space="preserve">Evidence-informed:</w:t>
+      </w:r>
+      <w:r>
+        <w:t xml:space="preserve"> </w:t>
+      </w:r>
+      <w:r>
+        <w:t xml:space="preserve">the same candidates equipped with WP1 priors and design inputs, in three registered variants: fixed evidence-derived priors; adaptive borrowing with conflict monitoring; adaptive borrowing plus resilience indicators (H3c).</w:t>
+      </w:r>
+      <w:r>
+        <w:t xml:space="preserve"> </w:t>
+      </w:r>
+      <w:r>
+        <w:rPr>
+          <w:bCs/>
+          <w:b/>
+        </w:rPr>
+        <w:t xml:space="preserve">Mechanistic transmission components [Keeling 2008] are admissible only for epidemiological archetypes</w:t>
+      </w:r>
+      <w:r>
+        <w:t xml:space="preserve">; environmental archetypes use exposure–response structures; admissibility per archetype is registered.</w:t>
+      </w:r>
+    </w:p>
+    <w:p>
+      <w:pPr>
+        <w:pStyle w:val="BodyText"/>
+      </w:pPr>
+      <w:r>
+        <w:rPr>
+          <w:bCs/>
+          <w:b/>
+        </w:rPr>
+        <w:t xml:space="preserve">Automated champion selection, nested against leakage.</w:t>
+      </w:r>
+      <w:r>
+        <w:t xml:space="preserve"> </w:t>
+      </w:r>
+      <w:r>
+        <w:t xml:space="preserve">At each outer forecast origin, each arm's</w:t>
+      </w:r>
+      <w:r>
+        <w:t xml:space="preserve"> </w:t>
+      </w:r>
+      <w:r>
+        <w:rPr>
+          <w:bCs/>
+          <w:b/>
+        </w:rPr>
+        <w:t xml:space="preserve">champion</w:t>
+      </w:r>
+      <w:r>
+        <w:t xml:space="preserve"> </w:t>
+      </w:r>
+      <w:r>
+        <w:t xml:space="preserve">is chosen by a registered rule using only inner rolling validation on outcomes observed</w:t>
+      </w:r>
+      <w:r>
+        <w:t xml:space="preserve"> </w:t>
+      </w:r>
+      <w:r>
+        <w:rPr>
+          <w:bCs/>
+          <w:b/>
+        </w:rPr>
+        <w:t xml:space="preserve">before</w:t>
+      </w:r>
+      <w:r>
+        <w:t xml:space="preserve"> </w:t>
+      </w:r>
+      <w:r>
+        <w:t xml:space="preserve">that origin (pre-specified metrics: CRPS, log score, calibration; after T2.5 validity checks; blind to the other arm); the fixed champion then issues the outer forecast, scored on subsequently observed outcomes. Selection never sees the outcomes it is scored on; identical machinery in both arms isolates the evidence, not the selector; which family wins, where and when, is itself a result.</w:t>
+      </w:r>
+    </w:p>
+    <w:p>
+      <w:pPr>
+        <w:pStyle w:val="BodyText"/>
+      </w:pPr>
+      <w:r>
+        <w:rPr>
+          <w:bCs/>
+          <w:b/>
+        </w:rPr>
+        <w:t xml:space="preserve">Confirmatory testing procedure (fixed-sequence).</w:t>
+      </w:r>
+    </w:p>
+    <w:p>
+      <w:pPr>
+        <w:numPr>
+          <w:ilvl w:val="0"/>
+          <w:numId w:val="1001"/>
+        </w:numPr>
+        <w:pStyle w:val="Compact"/>
+      </w:pPr>
+      <w:r>
+        <w:rPr>
+          <w:bCs/>
+          <w:b/>
+        </w:rPr>
+        <w:t xml:space="preserve">Test 1 (primary).</w:t>
+      </w:r>
+      <w:r>
+        <w:t xml:space="preserve"> </w:t>
+      </w:r>
+      <w:r>
+        <w:t xml:space="preserve">Evidence-informed champion vs local-only champion, CRPS skill score,</w:t>
+      </w:r>
+      <w:r>
+        <w:t xml:space="preserve"> </w:t>
+      </w:r>
+      <w:r>
+        <w:rPr>
+          <w:bCs/>
+          <w:b/>
+        </w:rPr>
+        <w:t xml:space="preserve">respiratory</w:t>
+      </w:r>
+      <w:r>
+        <w:t xml:space="preserve"> </w:t>
+      </w:r>
+      <w:r>
+        <w:t xml:space="preserve">episodes, cold-start window</w:t>
+      </w:r>
+      <w:r>
+        <w:t xml:space="preserve"> </w:t>
+      </w:r>
+      <w:r>
+        <w:rPr>
+          <w:iCs/>
+          <w:i/>
+        </w:rPr>
+        <w:t xml:space="preserve">N</w:t>
+      </w:r>
+      <w:r>
+        <w:t xml:space="preserve">, at α = 0.05 two-sided. Passing requires paired-permutation p &lt; α</w:t>
+      </w:r>
+      <w:r>
+        <w:t xml:space="preserve"> </w:t>
+      </w:r>
+      <w:r>
+        <w:rPr>
+          <w:iCs/>
+          <w:i/>
+        </w:rPr>
+        <w:t xml:space="preserve">and</w:t>
+      </w:r>
+      <w:r>
+        <w:t xml:space="preserve"> </w:t>
+      </w:r>
+      <w:r>
+        <w:t xml:space="preserve">a lower confidence bound above the pre-registered minimal relevant improvement.</w:t>
+      </w:r>
+    </w:p>
+    <w:p>
+      <w:pPr>
+        <w:numPr>
+          <w:ilvl w:val="0"/>
+          <w:numId w:val="1001"/>
+        </w:numPr>
+        <w:pStyle w:val="Compact"/>
+      </w:pPr>
+      <w:r>
+        <w:rPr>
+          <w:bCs/>
+          <w:b/>
+        </w:rPr>
+        <w:t xml:space="preserve">Test 2 (generalisation).</w:t>
+      </w:r>
+      <w:r>
+        <w:t xml:space="preserve"> </w:t>
+      </w:r>
+      <w:r>
+        <w:t xml:space="preserve">The identical contrast on</w:t>
+      </w:r>
+      <w:r>
+        <w:t xml:space="preserve"> </w:t>
+      </w:r>
+      <w:r>
+        <w:rPr>
+          <w:bCs/>
+          <w:b/>
+        </w:rPr>
+        <w:t xml:space="preserve">heat</w:t>
+      </w:r>
+      <w:r>
+        <w:t xml:space="preserve"> </w:t>
+      </w:r>
+      <w:r>
+        <w:t xml:space="preserve">episodes, scored on heat-sensitive demand (T3.0), at the same α,</w:t>
+      </w:r>
+      <w:r>
+        <w:t xml:space="preserve"> </w:t>
+      </w:r>
+      <w:r>
+        <w:rPr>
+          <w:bCs/>
+          <w:b/>
+        </w:rPr>
+        <w:t xml:space="preserve">conducted only if Test 1 passes</w:t>
+      </w:r>
+      <w:r>
+        <w:t xml:space="preserve">.</w:t>
+      </w:r>
+    </w:p>
+    <w:p>
+      <w:pPr>
+        <w:numPr>
+          <w:ilvl w:val="0"/>
+          <w:numId w:val="1001"/>
+        </w:numPr>
+        <w:pStyle w:val="Compact"/>
+      </w:pPr>
+      <w:r>
+        <w:rPr>
+          <w:bCs/>
+          <w:b/>
+        </w:rPr>
+        <w:t xml:space="preserve">If Test 1 fails</w:t>
+      </w:r>
+      <w:r>
+        <w:t xml:space="preserve">, H3a is not supported, Test 2 is exploratory, and the project's result is the failure map and the boundary condition.</w:t>
+      </w:r>
+    </w:p>
+    <w:p>
+      <w:pPr>
+        <w:pStyle w:val="FirstParagraph"/>
+      </w:pPr>
+      <w:r>
+        <w:t xml:space="preserve">All other contrasts are secondary.</w:t>
+      </w:r>
+      <w:r>
+        <w:t xml:space="preserve"> </w:t>
+      </w:r>
+      <w:r>
+        <w:rPr>
+          <w:bCs/>
+          <w:b/>
+        </w:rPr>
+        <w:t xml:space="preserve">The local-only arm is pinned in the registration</w:t>
+      </w:r>
+      <w:r>
+        <w:t xml:space="preserve">, its regime-model priors carrying a pre-declared band of vaguer and tighter alternatives reported as a sensitivity analysis: the comparator cannot become a straw man after the fact.</w:t>
+      </w:r>
+    </w:p>
+    <w:p>
+      <w:pPr>
+        <w:pStyle w:val="BodyText"/>
+      </w:pPr>
+      <w:r>
+        <w:rPr>
+          <w:bCs/>
+          <w:b/>
+        </w:rPr>
+        <w:t xml:space="preserve">Primary endpoint:</w:t>
+      </w:r>
+      <w:r>
+        <w:t xml:space="preserve"> </w:t>
+      </w:r>
+      <w:r>
+        <w:t xml:space="preserve">the CRPS skill score of the evidence-informed champion versus the local-only champion over the cold-start window. Aggregation is registered: per episode and arm, CRPS is averaged over eligible origins in the window at the primary horizon; the episode skill score is one minus the CRPS ratio (evidence-informed over local-only); the confirmatory statistic is its mean, equal weight per episode. The unit of inference is the</w:t>
+      </w:r>
+      <w:r>
+        <w:t xml:space="preserve"> </w:t>
+      </w:r>
+      <w:r>
+        <w:rPr>
+          <w:bCs/>
+          <w:b/>
+        </w:rPr>
+        <w:t xml:space="preserve">episode</w:t>
+      </w:r>
+      <w:r>
+        <w:t xml:space="preserve">; eligible episodes are few (13–14 respiratory candidates before screening), so inference is by</w:t>
+      </w:r>
+      <w:r>
+        <w:t xml:space="preserve"> </w:t>
+      </w:r>
+      <w:r>
+        <w:rPr>
+          <w:bCs/>
+          <w:b/>
+        </w:rPr>
+        <w:t xml:space="preserve">paired permutation over episodes</w:t>
+      </w:r>
+      <w:r>
+        <w:t xml:space="preserve">, block bootstrap alongside, both pre-specified, disagreement reported.</w:t>
+      </w:r>
+      <w:r>
+        <w:t xml:space="preserve"> </w:t>
+      </w:r>
+      <w:r>
+        <w:rPr>
+          <w:bCs/>
+          <w:b/>
+        </w:rPr>
+        <w:t xml:space="preserve">The design is powered by simulation-based operating characteristics at episode level</w:t>
+      </w:r>
+      <w:r>
+        <w:t xml:space="preserve"> </w:t>
+      </w:r>
+      <w:r>
+        <w:t xml:space="preserve">(type I error, power, interval width under realistic dependence), run before the second registration point. The same simulation fixes, in advance, the</w:t>
+      </w:r>
+      <w:r>
+        <w:t xml:space="preserve"> </w:t>
+      </w:r>
+      <w:r>
+        <w:rPr>
+          <w:bCs/>
+          <w:b/>
+        </w:rPr>
+        <w:t xml:space="preserve">minimum number of eligible episodes</w:t>
+      </w:r>
+      <w:r>
+        <w:t xml:space="preserve"> </w:t>
+      </w:r>
+      <w:r>
+        <w:t xml:space="preserve">below which no confirmatory claim is made and the primary analysis becomes estimation, and the</w:t>
+      </w:r>
+      <w:r>
+        <w:t xml:space="preserve"> </w:t>
+      </w:r>
+      <w:r>
+        <w:rPr>
+          <w:bCs/>
+          <w:b/>
+        </w:rPr>
+        <w:t xml:space="preserve">selection rules</w:t>
+      </w:r>
+      <w:r>
+        <w:t xml:space="preserve"> </w:t>
+      </w:r>
+      <w:r>
+        <w:t xml:space="preserve">for</w:t>
+      </w:r>
+      <w:r>
+        <w:t xml:space="preserve"> </w:t>
+      </w:r>
+      <w:r>
+        <w:rPr>
+          <w:iCs/>
+          <w:i/>
+        </w:rPr>
+        <w:t xml:space="preserve">N</w:t>
+      </w:r>
+      <w:r>
+        <w:t xml:space="preserve"> </w:t>
+      </w:r>
+      <w:r>
+        <w:t xml:space="preserve">and Δ:</w:t>
+      </w:r>
+      <w:r>
+        <w:t xml:space="preserve"> </w:t>
+      </w:r>
+      <w:r>
+        <w:rPr>
+          <w:iCs/>
+          <w:i/>
+        </w:rPr>
+        <w:t xml:space="preserve">N</w:t>
+      </w:r>
+      <w:r>
+        <w:t xml:space="preserve"> </w:t>
+      </w:r>
+      <w:r>
+        <w:t xml:space="preserve">the smallest grid value meeting the operating-characteristic criterion, Δ a registered fraction of the minimal relevant improvement, its power then checked by the same simulation; both chosen blind to forecast performance. Secondary endpoints: log score, calibration (PIT, coverage), escalation detection at matched false-alarm rates.</w:t>
+      </w:r>
+      <w:r>
+        <w:t xml:space="preserve"> </w:t>
+      </w:r>
+      <w:r>
+        <w:rPr>
+          <w:bCs/>
+          <w:b/>
+        </w:rPr>
+        <w:t xml:space="preserve">H3b's Δ is fixed here, before any evaluation</w:t>
+      </w:r>
+      <w:r>
+        <w:t xml:space="preserve">: non-inferiority is a CRPS deficit no greater than Δ; superiority is tested on T3.4's misspecified priors.</w:t>
+      </w:r>
+    </w:p>
+    <w:bookmarkEnd w:id="59"/>
+    <w:bookmarkStart w:id="60" w:name="t34-map-benefit-and-failure-m28m38"/>
+    <w:p>
+      <w:pPr>
+        <w:pStyle w:val="Heading5"/>
+      </w:pPr>
+      <w:r>
+        <w:t xml:space="preserve">T3.4: Map benefit and failure</w:t>
+      </w:r>
+      <w:r>
+        <w:t xml:space="preserve"> </w:t>
+      </w:r>
+      <w:r>
+        <w:rPr>
+          <w:iCs/>
+          <w:i/>
+        </w:rPr>
+        <w:t xml:space="preserve">(M28–M38)</w:t>
+      </w:r>
+    </w:p>
+    <w:p>
+      <w:pPr>
+        <w:pStyle w:val="FirstParagraph"/>
+      </w:pPr>
+      <w:r>
+        <w:t xml:space="preserve">Identify episodes where borrowing improves or worsens forecasts; characterise failure by population, outcome-definition, system, policy and temporal mismatch, extraction uncertainty and prior–data conflict, with deliberately misspecified priors (registered location, scale and transport shifts) as a stress test. The safety question: is harmful borrowing detectable early enough for adaptive discounting to limit its impact? The output is a</w:t>
+      </w:r>
+      <w:r>
+        <w:t xml:space="preserve"> </w:t>
+      </w:r>
+      <w:r>
+        <w:rPr>
+          <w:bCs/>
+          <w:b/>
+        </w:rPr>
+        <w:t xml:space="preserve">failure map</w:t>
+      </w:r>
+      <w:r>
+        <w:t xml:space="preserve">, not an average.</w:t>
+      </w:r>
+    </w:p>
+    <w:bookmarkEnd w:id="60"/>
+    <w:bookmarkStart w:id="61" w:name="t35-test-generalisation-m34m42"/>
+    <w:p>
+      <w:pPr>
+        <w:pStyle w:val="Heading5"/>
+      </w:pPr>
+      <w:r>
+        <w:t xml:space="preserve">T3.5: Test generalisation</w:t>
+      </w:r>
+      <w:r>
+        <w:t xml:space="preserve"> </w:t>
+      </w:r>
+      <w:r>
+        <w:rPr>
+          <w:iCs/>
+          <w:i/>
+        </w:rPr>
+        <w:t xml:space="preserve">(M34–M42)</w:t>
+      </w:r>
+    </w:p>
+    <w:p>
+      <w:pPr>
+        <w:pStyle w:val="FirstParagraph"/>
+      </w:pPr>
+      <w:r>
+        <w:t xml:space="preserve">The sequential heat test and, resources permitting, the legionellosis extension (year 4, not required for the central conclusion).</w:t>
+      </w:r>
+    </w:p>
+    <w:p>
+      <w:pPr>
+        <w:pStyle w:val="BodyText"/>
+      </w:pPr>
+      <w:r>
+        <w:rPr>
+          <w:bCs/>
+          <w:b/>
+        </w:rPr>
+        <w:t xml:space="preserve">Deliverables.</w:t>
+      </w:r>
+      <w:r>
+        <w:t xml:space="preserve"> </w:t>
+      </w:r>
+      <w:r>
+        <w:t xml:space="preserve">D3.1 reproducible cold-start evaluation pipeline; D3.2 primary result; D3.3 failure/stress-test map; D3.4 cross-archetype analysis.</w:t>
+      </w:r>
+    </w:p>
+    <w:p>
+      <w:pPr>
+        <w:pStyle w:val="BodyText"/>
+      </w:pPr>
+      <w:r>
+        <w:rPr>
+          <w:bCs/>
+          <w:b/>
+        </w:rPr>
+        <w:t xml:space="preserve">Risk: operational data access.</w:t>
+      </w:r>
+      <w:r>
+        <w:t xml:space="preserve"> </w:t>
+      </w:r>
+      <w:r>
+        <w:rPr>
+          <w:iCs/>
+          <w:i/>
+        </w:rPr>
+        <w:t xml:space="preserve">Mitigation:</w:t>
+      </w:r>
+      <w:r>
+        <w:t xml:space="preserve"> </w:t>
+      </w:r>
+      <w:r>
+        <w:t xml:space="preserve">agreements initiated pre-award, letters accompany the application; and the open-data track already carries the methodological test under the same rolling-origin restriction, so delayed access narrows the claim (§2.4), it does not stall the project.</w:t>
+      </w:r>
+    </w:p>
+    <w:bookmarkEnd w:id="61"/>
+    <w:bookmarkEnd w:id="62"/>
+    <w:bookmarkStart w:id="66" w:name="X817573a182041657fbc376b8819e3f332001f1c"/>
+    <w:p>
+      <w:pPr>
+        <w:pStyle w:val="Heading4"/>
+      </w:pPr>
+      <w:r>
+        <w:t xml:space="preserve">WP4: From predictive skill to operational value</w:t>
+      </w:r>
+      <w:r>
+        <w:t xml:space="preserve"> </w:t>
+      </w:r>
+      <w:r>
+        <w:rPr>
+          <w:iCs/>
+          <w:i/>
+        </w:rPr>
+        <w:t xml:space="preserve">(M24–M48)</w:t>
+      </w:r>
+    </w:p>
+    <w:bookmarkStart w:id="63" w:name="Xf4a9556a51514f6c6cfe18f6354d6daf4608cf0"/>
+    <w:p>
+      <w:pPr>
+        <w:pStyle w:val="Heading5"/>
+      </w:pPr>
+      <w:r>
+        <w:t xml:space="preserve">T4.1: Elicit operational losses and thresholds</w:t>
+      </w:r>
+      <w:r>
+        <w:t xml:space="preserve"> </w:t>
+      </w:r>
+      <w:r>
+        <w:rPr>
+          <w:iCs/>
+          <w:i/>
+        </w:rPr>
+        <w:t xml:space="preserve">(M24–M32)</w:t>
+      </w:r>
+    </w:p>
+    <w:p>
+      <w:pPr>
+        <w:pStyle w:val="FirstParagraph"/>
+      </w:pPr>
+      <w:r>
+        <w:t xml:space="preserve">Structured</w:t>
+      </w:r>
+      <w:r>
+        <w:t xml:space="preserve"> </w:t>
+      </w:r>
+      <w:r>
+        <w:rPr>
+          <w:bCs/>
+          <w:b/>
+        </w:rPr>
+        <w:t xml:space="preserve">SHELF</w:t>
+      </w:r>
+      <w:r>
+        <w:t xml:space="preserve"> </w:t>
+      </w:r>
+      <w:r>
+        <w:t xml:space="preserve">elicitation (n ≈ 15–20 across HUG emergency medicine, CASU-144 regulation and capacity management): elicit the consequences of early, late and unnecessary escalation, then derive thresholds from the losses.</w:t>
+      </w:r>
+      <w:r>
+        <w:t xml:space="preserve"> </w:t>
+      </w:r>
+      <w:r>
+        <w:rPr>
+          <w:bCs/>
+          <w:b/>
+        </w:rPr>
+        <w:t xml:space="preserve">The primary decision is fixed in advance</w:t>
+      </w:r>
+      <w:r>
+        <w:t xml:space="preserve">: trigger surge-capacity escalation when the forecast probability of the strained/critical state crosses the elicited threshold. Non-state candidates map their forecast distributions to escalation-state probabilities via T2.1's registered anchors, so every library member yields the same decision quantity.</w:t>
+      </w:r>
+    </w:p>
+    <w:bookmarkEnd w:id="63"/>
+    <w:bookmarkStart w:id="64" w:name="X4cfbd1a8ade59679f40817fa3772f5316ec74f9"/>
+    <w:p>
+      <w:pPr>
+        <w:pStyle w:val="Heading5"/>
+      </w:pPr>
+      <w:r>
+        <w:t xml:space="preserve">T4.2: Decision-analytic evaluation and equity audit</w:t>
+      </w:r>
+      <w:r>
+        <w:t xml:space="preserve"> </w:t>
+      </w:r>
+      <w:r>
+        <w:rPr>
+          <w:iCs/>
+          <w:i/>
+        </w:rPr>
+        <w:t xml:space="preserve">(M30–M40)</w:t>
+      </w:r>
+    </w:p>
+    <w:p>
+      <w:pPr>
+        <w:pStyle w:val="FirstParagraph"/>
+      </w:pPr>
+      <w:r>
+        <w:t xml:space="preserve">Re-evaluate the WP3 forecasts with net-benefit/decision-curve analysis and value-of-information: do rankings change once consequences are incorporated? Because operational records may encode structural differences, assess calibration and threshold performance across aggregate strata (age, sex, neighbourhood deprivation where appropriate): calibrated on average but miscalibrated for a relevant group is not operationally ready.</w:t>
+      </w:r>
+    </w:p>
+    <w:bookmarkEnd w:id="64"/>
+    <w:bookmarkStart w:id="65" w:name="X12c081cf56367bd4c71fa0269d3fcc441aaadcf"/>
+    <w:p>
+      <w:pPr>
+        <w:pStyle w:val="Heading5"/>
+      </w:pPr>
+      <w:r>
+        <w:t xml:space="preserve">T4.3: Counterfactuals, observation-mode dashboard and living updating</w:t>
+      </w:r>
+      <w:r>
+        <w:t xml:space="preserve"> </w:t>
+      </w:r>
+      <w:r>
+        <w:rPr>
+          <w:iCs/>
+          <w:i/>
+        </w:rPr>
+        <w:t xml:space="preserve">(M34–M48)</w:t>
+      </w:r>
+    </w:p>
+    <w:p>
+      <w:pPr>
+        <w:pStyle w:val="FirstParagraph"/>
+      </w:pPr>
+      <w:r>
+        <w:t xml:space="preserve">Estimate, for selected episodes, what would have changed had escalation followed the model's signal (a simple capacity model, propagated uncertainty: counterfactuals, not causal estimates). For event types whose models pass T3.3 validation and T4.2's decision-value check, and subject to authorisation, the framework runs as a</w:t>
+      </w:r>
+      <w:r>
+        <w:t xml:space="preserve"> </w:t>
+      </w:r>
+      <w:r>
+        <w:rPr>
+          <w:bCs/>
+          <w:b/>
+        </w:rPr>
+        <w:t xml:space="preserve">daily observation-mode dashboard</w:t>
+      </w:r>
+      <w:r>
+        <w:t xml:space="preserve"> </w:t>
+      </w:r>
+      <w:r>
+        <w:t xml:space="preserve">with the partner services (144 regulation, ED, ICU capacity management): state probabilities, forecasts and validity checks refreshed automatically,</w:t>
+      </w:r>
+      <w:r>
+        <w:t xml:space="preserve"> </w:t>
+      </w:r>
+      <w:r>
+        <w:rPr>
+          <w:bCs/>
+          <w:b/>
+        </w:rPr>
+        <w:t xml:space="preserve">recorded, never used clinically</w:t>
+      </w:r>
+      <w:r>
+        <w:t xml:space="preserve">. A</w:t>
+      </w:r>
+      <w:r>
+        <w:t xml:space="preserve"> </w:t>
+      </w:r>
+      <w:r>
+        <w:rPr>
+          <w:bCs/>
+          <w:b/>
+        </w:rPr>
+        <w:t xml:space="preserve">living-evidence monitor</w:t>
+      </w:r>
+      <w:r>
+        <w:t xml:space="preserve"> </w:t>
+      </w:r>
+      <w:r>
+        <w:t xml:space="preserve">re-runs the per-scenario reviews [Elliott 2014] and flags new publications that would change a parameter value, a variable set, an outcome threshold or the recommended model; proposed changes apply only through version-controlled, pre-registered update rules, never silently. If authorisation is not granted, the project is complete on retrospective evaluation and says so.</w:t>
+      </w:r>
+    </w:p>
+    <w:p>
+      <w:pPr>
+        <w:pStyle w:val="BodyText"/>
+      </w:pPr>
+      <w:r>
+        <w:rPr>
+          <w:bCs/>
+          <w:b/>
+        </w:rPr>
+        <w:t xml:space="preserve">Deliverables.</w:t>
+      </w:r>
+      <w:r>
+        <w:t xml:space="preserve"> </w:t>
+      </w:r>
+      <w:r>
+        <w:t xml:space="preserve">D4.1 elicited loss structure and equity audit; D4.2 decision-analytic evaluation; D4.3 counterfactual analysis, with the observation-mode dashboard and living-update protocol where authorised.</w:t>
+      </w:r>
+    </w:p>
+    <w:p>
+      <w:pPr>
+        <w:pStyle w:val="BodyText"/>
+      </w:pPr>
+      <w:r>
+        <w:rPr>
+          <w:bCs/>
+          <w:b/>
+        </w:rPr>
+        <w:t xml:space="preserve">Methods, data protection and reproducibility.</w:t>
+      </w:r>
+      <w:r>
+        <w:t xml:space="preserve"> </w:t>
+      </w:r>
+      <w:r>
+        <w:t xml:space="preserve">Version-controlled R/Python and a registered analysis plan; clinical data processed in the UNIGE secure environment under the registered regulatory pathway (CCER approval with me as applicant where required); benchmark and software released openly, synthetic equivalents where possible.</w:t>
+      </w:r>
+    </w:p>
+    <w:p>
+      <w:pPr>
+        <w:pStyle w:val="BodyText"/>
+      </w:pPr>
+      <w:r>
+        <w:rPr>
+          <w:bCs/>
+          <w:b/>
+        </w:rPr>
+        <w:t xml:space="preserve">Expected outputs.</w:t>
+      </w:r>
+      <w:r>
+        <w:t xml:space="preserve"> </w:t>
+      </w:r>
+      <w:r>
+        <w:t xml:space="preserve">Four to six papers and the durable open resources of §2.5;</w:t>
+      </w:r>
+      <w:r>
+        <w:t xml:space="preserve"> </w:t>
+      </w:r>
+      <w:r>
+        <w:rPr>
+          <w:bCs/>
+          <w:b/>
+        </w:rPr>
+        <w:t xml:space="preserve">I lead the methodological, benchmark and integrative outputs.</w:t>
+      </w:r>
+      <w:r>
+        <w:t xml:space="preserve"> </w:t>
+      </w:r>
+      <w:r>
+        <w:t xml:space="preserve">None of the explicit fallbacks above converts an inconclusive analysis into a success claim.</w:t>
+      </w:r>
+    </w:p>
+    <w:p>
+      <w:r>
+        <w:pict>
+          <v:rect style="width:0;height:1.5pt" o:hralign="center" o:hrstd="t" o:hr="t"/>
+        </w:pict>
+      </w:r>
+    </w:p>
+    <w:bookmarkEnd w:id="65"/>
+    <w:bookmarkEnd w:id="66"/>
+    <w:bookmarkEnd w:id="67"/>
+    <w:bookmarkStart w:id="68" w:name="X484915d2d085a463d71767c72feb0c9a1ea50fa"/>
+    <w:p>
+      <w:pPr>
+        <w:pStyle w:val="Heading3"/>
+      </w:pPr>
+      <w:r>
+        <w:t xml:space="preserve">2.3.3 Research environment, team and resources</w:t>
+      </w:r>
+    </w:p>
+    <w:p>
+      <w:pPr>
+        <w:pStyle w:val="FirstParagraph"/>
+      </w:pPr>
+      <w:r>
+        <w:rPr>
+          <w:bCs/>
+          <w:b/>
+        </w:rPr>
+        <w:t xml:space="preserve">Host: Institute of Global Health, Faculty of Medicine, University of Geneva</w:t>
+      </w:r>
+      <w:r>
+        <w:t xml:space="preserve">, with a methodological collaboration with</w:t>
+      </w:r>
+      <w:r>
+        <w:t xml:space="preserve"> </w:t>
+      </w:r>
+      <w:r>
+        <w:rPr>
+          <w:bCs/>
+          <w:b/>
+        </w:rPr>
+        <w:t xml:space="preserve">Data Science for Digital Health</w:t>
+      </w:r>
+      <w:r>
+        <w:t xml:space="preserve"> </w:t>
+      </w:r>
+      <w:r>
+        <w:t xml:space="preserve">(Prof. Douglas Teodoro) and a clinical one with</w:t>
+      </w:r>
+      <w:r>
+        <w:t xml:space="preserve"> </w:t>
+      </w:r>
+      <w:r>
+        <w:rPr>
+          <w:bCs/>
+          <w:b/>
+        </w:rPr>
+        <w:t xml:space="preserve">HUG emergency medicine</w:t>
+      </w:r>
+      <w:r>
+        <w:t xml:space="preserve"> </w:t>
+      </w:r>
+      <w:r>
+        <w:t xml:space="preserve">(Prof. Thibaut Desmettre; Dr Robert Larribau, CASU-144).</w:t>
+      </w:r>
+    </w:p>
+    <w:p>
+      <w:pPr>
+        <w:pStyle w:val="BodyText"/>
+      </w:pPr>
+      <w:r>
+        <w:rPr>
+          <w:bCs/>
+          <w:b/>
+        </w:rPr>
+        <w:t xml:space="preserve">Institute of Global Health:</w:t>
+      </w:r>
+      <w:r>
+        <w:t xml:space="preserve"> </w:t>
+      </w:r>
+      <w:r>
+        <w:t xml:space="preserve">epidemiology, infectious-disease modelling and automated evidence extraction in one institute: where the gap became visible. Independence is organisational: an independent programme alongside the Institute's groups (§2.6).</w:t>
+      </w:r>
+      <w:r>
+        <w:t xml:space="preserve"> </w:t>
+      </w:r>
+      <w:r>
+        <w:rPr>
+          <w:bCs/>
+          <w:b/>
+        </w:rPr>
+        <w:t xml:space="preserve">DS4DH</w:t>
+      </w:r>
+      <w:r>
+        <w:t xml:space="preserve"> </w:t>
+      </w:r>
+      <w:r>
+        <w:t xml:space="preserve">contributes the biomedical NLP WP1 needs; through GESICA I already work with the emergency-medicine partners; the AI-in-EMS review [Edjinedja 2026] evidences the collaboration.</w:t>
+      </w:r>
+    </w:p>
+    <w:p>
+      <w:pPr>
+        <w:pStyle w:val="BodyText"/>
+      </w:pPr>
+      <w:r>
+        <w:rPr>
+          <w:bCs/>
+          <w:b/>
+        </w:rPr>
+        <w:t xml:space="preserve">Existing infrastructure.</w:t>
+      </w:r>
+      <w:r>
+        <w:t xml:space="preserve"> </w:t>
+      </w:r>
+      <w:r>
+        <w:t xml:space="preserve">LiteRev-Evidence is a prototype (live federated search of the open literature, screening, living reviews, certainty-graded extraction with provenance, pooling into parameter distributions, candidate variables, typed outcome templates, multi-family model fitting with automated tuning, weather and surveillance connectors); WP1 and WP2 turn it into a validated instrument and test it. The legionellosis study (BASEC 2026-00324, ethics granted) supplies the contrasting archetype.</w:t>
+      </w:r>
+      <w:r>
+        <w:t xml:space="preserve"> </w:t>
+      </w:r>
+      <w:r>
+        <w:rPr>
+          <w:bCs/>
+          <w:b/>
+        </w:rPr>
+        <w:t xml:space="preserve">Computing:</w:t>
+      </w:r>
+      <w:r>
+        <w:t xml:space="preserve"> </w:t>
+      </w:r>
+      <w:r>
+        <w:t xml:space="preserve">UNIGE HPC (Baobab/Yggdrasil) and the University's secure environment for clinical data.</w:t>
+      </w:r>
+    </w:p>
+    <w:p>
+      <w:pPr>
+        <w:pStyle w:val="BodyText"/>
+      </w:pPr>
+      <w:r>
+        <w:rPr>
+          <w:bCs/>
+          <w:b/>
+        </w:rPr>
+        <w:t xml:space="preserve">Commitments, by status.</w:t>
       </w:r>
     </w:p>
     <w:tbl>
@@ -1213,9 +4211,9 @@
         <w:tblLayout w:type="fixed"/>
       </w:tblPr>
       <w:tblGrid>
-        <w:gridCol w:w="1560"/>
-        <w:gridCol w:w="2541"/>
-        <w:gridCol w:w="6365"/>
+        <w:gridCol w:w="4000"/>
+        <w:gridCol w:w="1712"/>
+        <w:gridCol w:w="4754"/>
       </w:tblGrid>
       <w:tr>
         <w:trPr>
@@ -1226,3184 +4224,6 @@
           <w:p>
             <w:pPr>
               <w:pStyle w:val="Compact"/>
-            </w:pPr>
-          </w:p>
-        </w:tc>
-        <w:tc>
-          <w:tcPr/>
-          <w:p>
-            <w:pPr>
-              <w:pStyle w:val="Compact"/>
-              <w:jc w:val="left"/>
-            </w:pPr>
-            <w:r>
-              <w:t xml:space="preserve">Role</w:t>
-            </w:r>
-          </w:p>
-        </w:tc>
-        <w:tc>
-          <w:tcPr/>
-          <w:p>
-            <w:pPr>
-              <w:pStyle w:val="Compact"/>
-              <w:jc w:val="left"/>
-            </w:pPr>
-            <w:r>
-              <w:t xml:space="preserve">Statement</w:t>
-            </w:r>
-          </w:p>
-        </w:tc>
-      </w:tr>
-      <w:tr>
-        <w:tc>
-          <w:tcPr/>
-          <w:p>
-            <w:pPr>
-              <w:pStyle w:val="Compact"/>
-              <w:jc w:val="left"/>
-            </w:pPr>
-            <w:r>
-              <w:rPr>
-                <w:bCs/>
-                <w:b/>
-              </w:rPr>
-              <w:t xml:space="preserve">H1</w:t>
-            </w:r>
-          </w:p>
-        </w:tc>
-        <w:tc>
-          <w:tcPr/>
-          <w:p>
-            <w:pPr>
-              <w:pStyle w:val="Compact"/>
-              <w:jc w:val="left"/>
-            </w:pPr>
-            <w:r>
-              <w:t xml:space="preserve">Validation</w:t>
-            </w:r>
-          </w:p>
-        </w:tc>
-        <w:tc>
-          <w:tcPr/>
-          <w:p>
-            <w:pPr>
-              <w:pStyle w:val="Compact"/>
-              <w:jc w:val="left"/>
-            </w:pPr>
-            <w:r>
-              <w:t xml:space="preserve">Can the evidence be trusted enough to use?</w:t>
-            </w:r>
-          </w:p>
-        </w:tc>
-      </w:tr>
-      <w:tr>
-        <w:tc>
-          <w:tcPr/>
-          <w:p>
-            <w:pPr>
-              <w:pStyle w:val="Compact"/>
-              <w:jc w:val="left"/>
-            </w:pPr>
-            <w:r>
-              <w:rPr>
-                <w:bCs/>
-                <w:b/>
-              </w:rPr>
-              <w:t xml:space="preserve">C2</w:t>
-            </w:r>
-          </w:p>
-        </w:tc>
-        <w:tc>
-          <w:tcPr/>
-          <w:p>
-            <w:pPr>
-              <w:pStyle w:val="Compact"/>
-              <w:jc w:val="left"/>
-            </w:pPr>
-            <w:r>
-              <w:t xml:space="preserve">Adequacy criterion</w:t>
-            </w:r>
-          </w:p>
-        </w:tc>
-        <w:tc>
-          <w:tcPr/>
-          <w:p>
-            <w:pPr>
-              <w:pStyle w:val="Compact"/>
-              <w:jc w:val="left"/>
-            </w:pPr>
-            <w:r>
-              <w:t xml:space="preserve">Is the state representation fit to compare borrowing in?</w:t>
-            </w:r>
-          </w:p>
-        </w:tc>
-      </w:tr>
-      <w:tr>
-        <w:tc>
-          <w:tcPr/>
-          <w:p>
-            <w:pPr>
-              <w:pStyle w:val="Compact"/>
-              <w:jc w:val="left"/>
-            </w:pPr>
-            <w:r>
-              <w:rPr>
-                <w:bCs/>
-                <w:b/>
-              </w:rPr>
-              <w:t xml:space="preserve">H3a</w:t>
-            </w:r>
-          </w:p>
-        </w:tc>
-        <w:tc>
-          <w:tcPr/>
-          <w:p>
-            <w:pPr>
-              <w:pStyle w:val="Compact"/>
-              <w:jc w:val="left"/>
-            </w:pPr>
-            <w:r>
-              <w:rPr>
-                <w:bCs/>
-                <w:b/>
-              </w:rPr>
-              <w:t xml:space="preserve">Central hypothesis</w:t>
-            </w:r>
-          </w:p>
-        </w:tc>
-        <w:tc>
-          <w:tcPr/>
-          <w:p>
-            <w:pPr>
-              <w:pStyle w:val="Compact"/>
-              <w:jc w:val="left"/>
-            </w:pPr>
-            <w:r>
-              <w:rPr>
-                <w:bCs/>
-                <w:b/>
-              </w:rPr>
-              <w:t xml:space="preserve">Does systematically extracted evidence improve cold-start forecast skill?</w:t>
-            </w:r>
-          </w:p>
-        </w:tc>
-      </w:tr>
-      <w:tr>
-        <w:tc>
-          <w:tcPr/>
-          <w:p>
-            <w:pPr>
-              <w:pStyle w:val="Compact"/>
-              <w:jc w:val="left"/>
-            </w:pPr>
-            <w:r>
-              <w:rPr>
-                <w:bCs/>
-                <w:b/>
-              </w:rPr>
-              <w:t xml:space="preserve">H3b</w:t>
-            </w:r>
-          </w:p>
-        </w:tc>
-        <w:tc>
-          <w:tcPr/>
-          <w:p>
-            <w:pPr>
-              <w:pStyle w:val="Compact"/>
-              <w:jc w:val="left"/>
-            </w:pPr>
-            <w:r>
-              <w:t xml:space="preserve">Robustness</w:t>
-            </w:r>
-          </w:p>
-        </w:tc>
-        <w:tc>
-          <w:tcPr/>
-          <w:p>
-            <w:pPr>
-              <w:pStyle w:val="Compact"/>
-              <w:jc w:val="left"/>
-            </w:pPr>
-            <w:r>
-              <w:t xml:space="preserve">Is adaptive borrowing safe when the prior is wrong?</w:t>
-            </w:r>
-          </w:p>
-        </w:tc>
-      </w:tr>
-      <w:tr>
-        <w:tc>
-          <w:tcPr/>
-          <w:p>
-            <w:pPr>
-              <w:pStyle w:val="Compact"/>
-              <w:jc w:val="left"/>
-            </w:pPr>
-            <w:r>
-              <w:rPr>
-                <w:bCs/>
-                <w:b/>
-              </w:rPr>
-              <w:t xml:space="preserve">H3c</w:t>
-            </w:r>
-          </w:p>
-        </w:tc>
-        <w:tc>
-          <w:tcPr/>
-          <w:p>
-            <w:pPr>
-              <w:pStyle w:val="Compact"/>
-              <w:jc w:val="left"/>
-            </w:pPr>
-            <w:r>
-              <w:t xml:space="preserve">Secondary channel</w:t>
-            </w:r>
-          </w:p>
-        </w:tc>
-        <w:tc>
-          <w:tcPr/>
-          <w:p>
-            <w:pPr>
-              <w:pStyle w:val="Compact"/>
-              <w:jc w:val="left"/>
-            </w:pPr>
-            <w:r>
-              <w:t xml:space="preserve">Do resilience indicators add information beyond the evidence?</w:t>
-            </w:r>
-          </w:p>
-        </w:tc>
-      </w:tr>
-      <w:tr>
-        <w:tc>
-          <w:tcPr/>
-          <w:p>
-            <w:pPr>
-              <w:pStyle w:val="Compact"/>
-              <w:jc w:val="left"/>
-            </w:pPr>
-            <w:r>
-              <w:rPr>
-                <w:bCs/>
-                <w:b/>
-              </w:rPr>
-              <w:t xml:space="preserve">H4</w:t>
-            </w:r>
-          </w:p>
-        </w:tc>
-        <w:tc>
-          <w:tcPr/>
-          <w:p>
-            <w:pPr>
-              <w:pStyle w:val="Compact"/>
-              <w:jc w:val="left"/>
-            </w:pPr>
-            <w:r>
-              <w:t xml:space="preserve">Decision value</w:t>
-            </w:r>
-          </w:p>
-        </w:tc>
-        <w:tc>
-          <w:tcPr/>
-          <w:p>
-            <w:pPr>
-              <w:pStyle w:val="Compact"/>
-              <w:jc w:val="left"/>
-            </w:pPr>
-            <w:r>
-              <w:t xml:space="preserve">Is the gain large enough to change an operational choice?</w:t>
-            </w:r>
-          </w:p>
-        </w:tc>
-      </w:tr>
-    </w:tbl>
-    <w:bookmarkStart w:id="37" w:name="X8d63a2de13ad746f93f7c0b83efc022a4926ffe"/>
-    <w:p>
-      <w:pPr>
-        <w:pStyle w:val="Heading4"/>
-      </w:pPr>
-      <w:r>
-        <w:t xml:space="preserve">O1: Make published evidence usable without hiding its uncertainty</w:t>
-      </w:r>
-    </w:p>
-    <w:p>
-      <w:pPr>
-        <w:pStyle w:val="BlockText"/>
-      </w:pPr>
-      <w:r>
-        <w:rPr>
-          <w:bCs/>
-          <w:b/>
-        </w:rPr>
-        <w:t xml:space="preserve">H1.</w:t>
-      </w:r>
-      <w:r>
-        <w:t xml:space="preserve"> </w:t>
-      </w:r>
-      <w:r>
-        <w:t xml:space="preserve">Automated extraction will systematically</w:t>
-      </w:r>
-      <w:r>
-        <w:t xml:space="preserve"> </w:t>
-      </w:r>
-      <w:r>
-        <w:rPr>
-          <w:bCs/>
-          <w:b/>
-        </w:rPr>
-        <w:t xml:space="preserve">understate the dispersion of the evidence-derived distribution</w:t>
-      </w:r>
-      <w:r>
-        <w:t xml:space="preserve"> </w:t>
-      </w:r>
-      <w:r>
-        <w:t xml:space="preserve">(reported within-study uncertainty and between-study heterogeneity), producing priors that are too concentrated; an explicit measurement-error layer will recover enough of the missing dispersion to construct usable priors.</w:t>
-      </w:r>
-    </w:p>
-    <w:p>
-      <w:pPr>
-        <w:pStyle w:val="FirstParagraph"/>
-      </w:pPr>
-      <w:r>
-        <w:t xml:space="preserve">Omissions dominate extraction errors [Shankar 2026] and shrink dispersion systematically; if uncorrectable, the project establishes a boundary condition. The evidence target spans four object classes (parameter values; predictor variables and lags; model forms; outcome and threshold definitions: T1.1); H1 is tested on the quantitative core, and classes 2 to 4 are validated externally against published syntheses (T1.2).</w:t>
-      </w:r>
-    </w:p>
-    <w:bookmarkEnd w:id="37"/>
-    <w:bookmarkStart w:id="38" w:name="X5597e009e1cb8cfa118d5ecb54a782caed33fdf"/>
-    <w:p>
-      <w:pPr>
-        <w:pStyle w:val="Heading4"/>
-      </w:pPr>
-      <w:r>
-        <w:t xml:space="preserve">O2: Represent escalation in a form that separates state from the point forecast</w:t>
-      </w:r>
-    </w:p>
-    <w:p>
-      <w:pPr>
-        <w:pStyle w:val="BlockText"/>
-      </w:pPr>
-      <w:r>
-        <w:rPr>
-          <w:bCs/>
-          <w:b/>
-        </w:rPr>
-        <w:t xml:space="preserve">C2, model adequacy criterion.</w:t>
-      </w:r>
-      <w:r>
-        <w:t xml:space="preserve"> </w:t>
-      </w:r>
-      <w:r>
-        <w:t xml:space="preserve">The latent-state representation must yield</w:t>
-      </w:r>
-      <w:r>
-        <w:t xml:space="preserve"> </w:t>
-      </w:r>
-      <w:r>
-        <w:rPr>
-          <w:bCs/>
-          <w:b/>
-        </w:rPr>
-        <w:t xml:space="preserve">identifiable</w:t>
-      </w:r>
-      <w:r>
-        <w:t xml:space="preserve"> </w:t>
-      </w:r>
-      <w:r>
-        <w:t xml:space="preserve">parameters and</w:t>
-      </w:r>
-      <w:r>
-        <w:t xml:space="preserve"> </w:t>
-      </w:r>
-      <w:r>
-        <w:rPr>
-          <w:bCs/>
-          <w:b/>
-        </w:rPr>
-        <w:t xml:space="preserve">calibrated</w:t>
-      </w:r>
-      <w:r>
-        <w:t xml:space="preserve"> </w:t>
-      </w:r>
-      <w:r>
-        <w:t xml:space="preserve">escalation-state probabilities at matched false-alarm rates. Its role is the common state representation in which borrowing strategies are compared, not a claim that regime switching generally beats thresholding a point forecast.</w:t>
-      </w:r>
-    </w:p>
-    <w:p>
-      <w:pPr>
-        <w:pStyle w:val="FirstParagraph"/>
-      </w:pPr>
-      <w:r>
-        <w:t xml:space="preserve">T2.1's identifiability study and T3.3's calibration checks either establish adequacy or trigger the ordinal fallback; either outcome leaves H3a intact. Extreme-value modelling covers the critical tail; critical-slowing-down indicators are</w:t>
-      </w:r>
-      <w:r>
-        <w:t xml:space="preserve"> </w:t>
-      </w:r>
-      <w:r>
-        <w:rPr>
-          <w:bCs/>
-          <w:b/>
-        </w:rPr>
-        <w:t xml:space="preserve">supporting covariates</w:t>
-      </w:r>
-      <w:r>
-        <w:t xml:space="preserve">.</w:t>
-      </w:r>
-    </w:p>
-    <w:bookmarkEnd w:id="38"/>
-    <w:bookmarkStart w:id="39" w:name="X7a66b094f1c587b9bf5b27a5356646f0e746ada"/>
-    <w:p>
-      <w:pPr>
-        <w:pStyle w:val="Heading4"/>
-      </w:pPr>
-      <w:r>
-        <w:t xml:space="preserve">O3: Test the cold-start hypothesis and map failure</w:t>
-      </w:r>
-    </w:p>
-    <w:p>
-      <w:pPr>
-        <w:pStyle w:val="BlockText"/>
-      </w:pPr>
-      <w:r>
-        <w:rPr>
-          <w:bCs/>
-          <w:b/>
-        </w:rPr>
-        <w:t xml:space="preserve">H3a.</w:t>
-      </w:r>
-      <w:r>
-        <w:t xml:space="preserve"> </w:t>
-      </w:r>
-      <w:r>
-        <w:t xml:space="preserve">An evidence-informed forecasting configuration (evidence-derived priors, variable sets and model forms) improves probabilistic forecast skill during the early phase of a crisis, with the advantage declining as local observations accumulate.</w:t>
-      </w:r>
-    </w:p>
-    <w:p>
-      <w:pPr>
-        <w:pStyle w:val="BlockText"/>
-      </w:pPr>
-      <w:r>
-        <w:rPr>
-          <w:bCs/>
-          <w:b/>
-        </w:rPr>
-        <w:t xml:space="preserve">H3b.</w:t>
-      </w:r>
-      <w:r>
-        <w:t xml:space="preserve"> </w:t>
-      </w:r>
-      <w:r>
-        <w:t xml:space="preserve">Adaptive borrowing that discounts the evidence when prior–data conflict emerges is</w:t>
-      </w:r>
-      <w:r>
-        <w:t xml:space="preserve"> </w:t>
-      </w:r>
-      <w:r>
-        <w:rPr>
-          <w:bCs/>
-          <w:b/>
-        </w:rPr>
-        <w:t xml:space="preserve">non-inferior</w:t>
-      </w:r>
-      <w:r>
-        <w:t xml:space="preserve"> </w:t>
-      </w:r>
-      <w:r>
-        <w:t xml:space="preserve">to fixed borrowing under well-specified priors, within a pre-specified margin</w:t>
-      </w:r>
-      <w:r>
-        <w:t xml:space="preserve"> </w:t>
-      </w:r>
-      <w:r>
-        <w:t xml:space="preserve">Δ on the CRPS skill score, and is</w:t>
-      </w:r>
-      <w:r>
-        <w:t xml:space="preserve"> </w:t>
-      </w:r>
-      <w:r>
-        <w:rPr>
-          <w:bCs/>
-          <w:b/>
-        </w:rPr>
-        <w:t xml:space="preserve">superior</w:t>
-      </w:r>
-      <w:r>
-        <w:t xml:space="preserve"> </w:t>
-      </w:r>
-      <w:r>
-        <w:t xml:space="preserve">to fixed borrowing under deliberately</w:t>
-      </w:r>
-      <w:r>
-        <w:t xml:space="preserve"> </w:t>
-      </w:r>
-      <w:r>
-        <w:t xml:space="preserve">misspecified priors.</w:t>
-      </w:r>
-    </w:p>
-    <w:p>
-      <w:pPr>
-        <w:pStyle w:val="FirstParagraph"/>
-      </w:pPr>
-      <w:r>
-        <w:t xml:space="preserve">Δ is fixed at the second registration point as a registered fraction of the minimal relevant H3a improvement: a maximum acceptable loss, not a simulation convenience.</w:t>
-      </w:r>
-    </w:p>
-    <w:p>
-      <w:pPr>
-        <w:pStyle w:val="BlockText"/>
-      </w:pPr>
-      <w:r>
-        <w:rPr>
-          <w:bCs/>
-          <w:b/>
-        </w:rPr>
-        <w:t xml:space="preserve">H3c.</w:t>
-      </w:r>
-      <w:r>
-        <w:t xml:space="preserve"> </w:t>
-      </w:r>
-      <w:r>
-        <w:t xml:space="preserve">Resilience indicators add predictive information beyond the evidence-derived prior and the local level/trend signal when the outcome history is short.</w:t>
-      </w:r>
-    </w:p>
-    <w:p>
-      <w:pPr>
-        <w:pStyle w:val="FirstParagraph"/>
-      </w:pPr>
-      <w:r>
-        <w:rPr>
-          <w:bCs/>
-          <w:b/>
-        </w:rPr>
-        <w:t xml:space="preserve">Primary confirmatory comparison (one, stated once):</w:t>
-      </w:r>
-      <w:r>
-        <w:t xml:space="preserve"> </w:t>
-      </w:r>
-      <w:r>
-        <w:t xml:space="preserve">the</w:t>
-      </w:r>
-      <w:r>
-        <w:t xml:space="preserve"> </w:t>
-      </w:r>
-      <w:r>
-        <w:rPr>
-          <w:bCs/>
-          <w:b/>
-        </w:rPr>
-        <w:t xml:space="preserve">evidence-informed champion</w:t>
-      </w:r>
-      <w:r>
-        <w:t xml:space="preserve"> </w:t>
-      </w:r>
-      <w:r>
-        <w:t xml:space="preserve">against the</w:t>
-      </w:r>
-      <w:r>
-        <w:t xml:space="preserve"> </w:t>
-      </w:r>
-      <w:r>
-        <w:rPr>
-          <w:bCs/>
-          <w:b/>
-        </w:rPr>
-        <w:t xml:space="preserve">local-only champion</w:t>
-      </w:r>
-      <w:r>
-        <w:t xml:space="preserve">, both produced by the identical pre-registered automated procedure (T3.3), by</w:t>
-      </w:r>
-      <w:r>
-        <w:t xml:space="preserve"> </w:t>
-      </w:r>
-      <w:r>
-        <w:rPr>
-          <w:bCs/>
-          <w:b/>
-        </w:rPr>
-        <w:t xml:space="preserve">CRPS skill score</w:t>
-      </w:r>
-      <w:r>
-        <w:t xml:space="preserve">, over the pre-specified cold-start window,</w:t>
-      </w:r>
-      <w:r>
-        <w:t xml:space="preserve"> </w:t>
-      </w:r>
-      <w:r>
-        <w:rPr>
-          <w:bCs/>
-          <w:b/>
-        </w:rPr>
-        <w:t xml:space="preserve">on respiratory episodes only</w:t>
-      </w:r>
-      <w:r>
-        <w:t xml:space="preserve">. Heat repeats the identical contrast as a</w:t>
-      </w:r>
-      <w:r>
-        <w:t xml:space="preserve"> </w:t>
-      </w:r>
-      <w:r>
-        <w:rPr>
-          <w:bCs/>
-          <w:b/>
-        </w:rPr>
-        <w:t xml:space="preserve">sequential generalisation test</w:t>
-      </w:r>
-      <w:r>
-        <w:t xml:space="preserve">, run only if the respiratory test is met; the fixed order controls the family-wise error rate. The</w:t>
-      </w:r>
-      <w:r>
-        <w:t xml:space="preserve"> </w:t>
-      </w:r>
-      <w:r>
-        <w:rPr>
-          <w:bCs/>
-          <w:b/>
-        </w:rPr>
-        <w:t xml:space="preserve">shape of the advantage over elapsed local data</w:t>
-      </w:r>
-      <w:r>
-        <w:t xml:space="preserve"> </w:t>
-      </w:r>
-      <w:r>
-        <w:t xml:space="preserve">is reported: it should decay to nothing. The primary test values the whole evidence-informed configuration; the prior component's own contribution is isolated by registered secondary contrasts within the same model family.</w:t>
-      </w:r>
-    </w:p>
-    <w:bookmarkEnd w:id="39"/>
-    <w:bookmarkStart w:id="40" w:name="X81c76b523c45e8c2c00609647f392ce6f82304d"/>
-    <w:p>
-      <w:pPr>
-        <w:pStyle w:val="Heading4"/>
-      </w:pPr>
-      <w:r>
-        <w:t xml:space="preserve">O4: Establish whether predictive improvement is decision-relevant</w:t>
-      </w:r>
-    </w:p>
-    <w:p>
-      <w:pPr>
-        <w:pStyle w:val="BlockText"/>
-      </w:pPr>
-      <w:r>
-        <w:rPr>
-          <w:bCs/>
-          <w:b/>
-        </w:rPr>
-        <w:t xml:space="preserve">H4.</w:t>
-      </w:r>
-      <w:r>
-        <w:t xml:space="preserve"> </w:t>
-      </w:r>
-      <w:r>
-        <w:t xml:space="preserve">Decision-analytic evaluation under the losses and escalation thresholds of emergency responders can rank modelling strategies differently from generic accuracy criteria; the evidence-derived strategy is useful only when its gain crosses a decision threshold.</w:t>
-      </w:r>
-    </w:p>
-    <w:bookmarkEnd w:id="40"/>
-    <w:bookmarkStart w:id="41" w:name="validation-domains"/>
-    <w:p>
-      <w:pPr>
-        <w:pStyle w:val="Heading4"/>
-      </w:pPr>
-      <w:r>
-        <w:t xml:space="preserve">Validation domains</w:t>
-      </w:r>
-    </w:p>
-    <w:p>
-      <w:pPr>
-        <w:pStyle w:val="FirstParagraph"/>
-      </w:pPr>
-      <w:r>
-        <w:t xml:space="preserve">The domains span</w:t>
-      </w:r>
-      <w:r>
-        <w:t xml:space="preserve"> </w:t>
-      </w:r>
-      <w:r>
-        <w:rPr>
-          <w:bCs/>
-          <w:b/>
-        </w:rPr>
-        <w:t xml:space="preserve">two contrasting model classes</w:t>
-      </w:r>
-      <w:r>
-        <w:t xml:space="preserve"> </w:t>
-      </w:r>
-      <w:r>
-        <w:t xml:space="preserve">(GESICA classification). Both arms</w:t>
-      </w:r>
-      <w:r>
-        <w:t xml:space="preserve"> </w:t>
-      </w:r>
-      <w:r>
-        <w:t xml:space="preserve">score</w:t>
-      </w:r>
-      <w:r>
-        <w:t xml:space="preserve"> </w:t>
-      </w:r>
-      <w:r>
-        <w:rPr>
-          <w:bCs/>
-          <w:b/>
-        </w:rPr>
-        <w:t xml:space="preserve">the same quantity, built the same way</w:t>
-      </w:r>
-      <w:r>
-        <w:t xml:space="preserve">: daily emergency demand from the CASU-144</w:t>
-      </w:r>
-      <w:r>
-        <w:t xml:space="preserve"> </w:t>
-      </w:r>
-      <w:r>
-        <w:t xml:space="preserve">series, restricted to the archetype's cause classes (T3.0):</w:t>
-      </w:r>
-      <w:r>
-        <w:t xml:space="preserve"> </w:t>
-      </w:r>
-      <w:r>
-        <w:t xml:space="preserve">respiratory-related demand for epidemics;</w:t>
-      </w:r>
-      <w:r>
-        <w:t xml:space="preserve"> </w:t>
-      </w:r>
-      <w:r>
-        <w:rPr>
-          <w:bCs/>
-          <w:b/>
-        </w:rPr>
-        <w:t xml:space="preserve">heat-sensitive demand</w:t>
-      </w:r>
-      <w:r>
-        <w:t xml:space="preserve"> </w:t>
-      </w:r>
-      <w:r>
-        <w:t xml:space="preserve">for heat, Swiss</w:t>
-      </w:r>
-      <w:r>
-        <w:t xml:space="preserve"> </w:t>
-      </w:r>
-      <w:r>
-        <w:t xml:space="preserve">evidence placing heat effects in dehydration, renal and psychiatric admissions, with a weak</w:t>
-      </w:r>
-      <w:r>
-        <w:t xml:space="preserve"> </w:t>
-      </w:r>
-      <w:r>
-        <w:t xml:space="preserve">respiratory effect at older ages [Schulte 2024; Ragettli 2019].</w:t>
-      </w:r>
-    </w:p>
-    <w:tbl>
-      <w:tblPr>
-        <w:tblStyle w:val="Table"/>
-        <w:tblW w:w="10466" w:type="dxa"/>
-        <w:tblLook w:firstRow="1" w:lastRow="0" w:firstColumn="0" w:lastColumn="0" w:noHBand="0" w:noVBand="0" w:val="0020"/>
-        <w:jc w:val="start"/>
-        <w:tblLayout w:type="fixed"/>
-      </w:tblPr>
-      <w:tblGrid>
-        <w:gridCol w:w="1723"/>
-        <w:gridCol w:w="2037"/>
-        <w:gridCol w:w="2678"/>
-        <w:gridCol w:w="4028"/>
-      </w:tblGrid>
-      <w:tr>
-        <w:trPr>
-          <w:tblHeader w:val="true"/>
-        </w:trPr>
-        <w:tc>
-          <w:tcPr/>
-          <w:p>
-            <w:pPr>
-              <w:pStyle w:val="Compact"/>
-              <w:jc w:val="left"/>
-            </w:pPr>
-            <w:r>
-              <w:t xml:space="preserve">Archetype</w:t>
-            </w:r>
-          </w:p>
-        </w:tc>
-        <w:tc>
-          <w:tcPr/>
-          <w:p>
-            <w:pPr>
-              <w:pStyle w:val="Compact"/>
-              <w:jc w:val="left"/>
-            </w:pPr>
-            <w:r>
-              <w:t xml:space="preserve">Role</w:t>
-            </w:r>
-          </w:p>
-        </w:tc>
-        <w:tc>
-          <w:tcPr/>
-          <w:p>
-            <w:pPr>
-              <w:pStyle w:val="Compact"/>
-              <w:jc w:val="left"/>
-            </w:pPr>
-            <w:r>
-              <w:t xml:space="preserve">Dynamics</w:t>
-            </w:r>
-          </w:p>
-        </w:tc>
-        <w:tc>
-          <w:tcPr/>
-          <w:p>
-            <w:pPr>
-              <w:pStyle w:val="Compact"/>
-              <w:jc w:val="left"/>
-            </w:pPr>
-            <w:r>
-              <w:t xml:space="preserve">Outcome and data</w:t>
-            </w:r>
-          </w:p>
-        </w:tc>
-      </w:tr>
-      <w:tr>
-        <w:tc>
-          <w:tcPr/>
-          <w:p>
-            <w:pPr>
-              <w:pStyle w:val="Compact"/>
-              <w:jc w:val="left"/>
-            </w:pPr>
-            <w:r>
-              <w:rPr>
-                <w:bCs/>
-                <w:b/>
-              </w:rPr>
-              <w:t xml:space="preserve">Respiratory epidemic</w:t>
-            </w:r>
-          </w:p>
-        </w:tc>
-        <w:tc>
-          <w:tcPr/>
-          <w:p>
-            <w:pPr>
-              <w:pStyle w:val="Compact"/>
-              <w:jc w:val="left"/>
-            </w:pPr>
-            <w:r>
-              <w:t xml:space="preserve">Primary confirmatory</w:t>
-            </w:r>
-          </w:p>
-        </w:tc>
-        <w:tc>
-          <w:tcPr/>
-          <w:p>
-            <w:pPr>
-              <w:pStyle w:val="Compact"/>
-              <w:jc w:val="left"/>
-            </w:pPr>
-            <w:r>
-              <w:t xml:space="preserve">Transmissible, multi-wave, seasonal</w:t>
-            </w:r>
-          </w:p>
-        </w:tc>
-        <w:tc>
-          <w:tcPr/>
-          <w:p>
-            <w:pPr>
-              <w:pStyle w:val="Compact"/>
-              <w:jc w:val="left"/>
-            </w:pPr>
-            <w:r>
-              <w:t xml:space="preserve">Respiratory-related demand; COVID-19, influenza, RSV</w:t>
-            </w:r>
-          </w:p>
-        </w:tc>
-      </w:tr>
-      <w:tr>
-        <w:tc>
-          <w:tcPr/>
-          <w:p>
-            <w:pPr>
-              <w:pStyle w:val="Compact"/>
-              <w:jc w:val="left"/>
-            </w:pPr>
-            <w:r>
-              <w:rPr>
-                <w:bCs/>
-                <w:b/>
-              </w:rPr>
-              <w:t xml:space="preserve">Heatwave</w:t>
-            </w:r>
-          </w:p>
-        </w:tc>
-        <w:tc>
-          <w:tcPr/>
-          <w:p>
-            <w:pPr>
-              <w:pStyle w:val="Compact"/>
-              <w:jc w:val="left"/>
-            </w:pPr>
-            <w:r>
-              <w:t xml:space="preserve">Sequential generalisation</w:t>
-            </w:r>
-          </w:p>
-        </w:tc>
-        <w:tc>
-          <w:tcPr/>
-          <w:p>
-            <w:pPr>
-              <w:pStyle w:val="Compact"/>
-              <w:jc w:val="left"/>
-            </w:pPr>
-            <w:r>
-              <w:t xml:space="preserve">Environmental, short, sharply peaked</w:t>
-            </w:r>
-          </w:p>
-        </w:tc>
-        <w:tc>
-          <w:tcPr/>
-          <w:p>
-            <w:pPr>
-              <w:pStyle w:val="Compact"/>
-              <w:jc w:val="left"/>
-            </w:pPr>
-            <w:r>
-              <w:t xml:space="preserve">Heat-sensitive demand, same construction; MeteoSwiss exposures</w:t>
-            </w:r>
-          </w:p>
-        </w:tc>
-      </w:tr>
-      <w:tr>
-        <w:tc>
-          <w:tcPr/>
-          <w:p>
-            <w:pPr>
-              <w:pStyle w:val="Compact"/>
-              <w:jc w:val="left"/>
-            </w:pPr>
-            <w:r>
-              <w:rPr>
-                <w:bCs/>
-                <w:b/>
-              </w:rPr>
-              <w:t xml:space="preserve">Waterborne outbreak</w:t>
-            </w:r>
-          </w:p>
-        </w:tc>
-        <w:tc>
-          <w:tcPr/>
-          <w:p>
-            <w:pPr>
-              <w:pStyle w:val="Compact"/>
-              <w:jc w:val="left"/>
-            </w:pPr>
-            <w:r>
-              <w:t xml:space="preserve">Year-4 extension</w:t>
-            </w:r>
-          </w:p>
-        </w:tc>
-        <w:tc>
-          <w:tcPr/>
-          <w:p>
-            <w:pPr>
-              <w:pStyle w:val="Compact"/>
-              <w:jc w:val="left"/>
-            </w:pPr>
-            <w:r>
-              <w:t xml:space="preserve">Common-source, environmental</w:t>
-            </w:r>
-          </w:p>
-        </w:tc>
-        <w:tc>
-          <w:tcPr/>
-          <w:p>
-            <w:pPr>
-              <w:pStyle w:val="Compact"/>
-              <w:jc w:val="left"/>
-            </w:pPr>
-            <w:r>
-              <w:t xml:space="preserve">Geneva legionellosis linked to installations</w:t>
-            </w:r>
-          </w:p>
-        </w:tc>
-      </w:tr>
-    </w:tbl>
-    <w:bookmarkEnd w:id="41"/>
-    <w:bookmarkStart w:id="42" w:name="what-the-project-does-not-claim"/>
-    <w:p>
-      <w:pPr>
-        <w:pStyle w:val="Heading4"/>
-      </w:pPr>
-      <w:r>
-        <w:t xml:space="preserve">What the project does not claim</w:t>
-      </w:r>
-    </w:p>
-    <w:p>
-      <w:pPr>
-        <w:pStyle w:val="FirstParagraph"/>
-      </w:pPr>
-      <w:r>
-        <w:t xml:space="preserve">It does</w:t>
-      </w:r>
-      <w:r>
-        <w:t xml:space="preserve"> </w:t>
-      </w:r>
-      <w:r>
-        <w:rPr>
-          <w:bCs/>
-          <w:b/>
-        </w:rPr>
-        <w:t xml:space="preserve">not</w:t>
-      </w:r>
-      <w:r>
-        <w:t xml:space="preserve"> </w:t>
-      </w:r>
-      <w:r>
-        <w:t xml:space="preserve">aim to outperform forecast hubs in the data-rich regime, assume literature-derived priors are beneficial, claim critical slowing down as universal, or promise a clinically steering alarm by month 48: the dashboard runs strictly in observation mode. The contribution is narrower:</w:t>
-      </w:r>
-      <w:r>
-        <w:t xml:space="preserve"> </w:t>
-      </w:r>
-      <w:r>
-        <w:rPr>
-          <w:bCs/>
-          <w:b/>
-        </w:rPr>
-        <w:t xml:space="preserve">whether accumulated quantitative evidence can earn a formal role in forecasting before local outcome data become informative, and a map of when it should not be trusted.</w:t>
-      </w:r>
-    </w:p>
-    <w:p>
-      <w:r>
-        <w:pict>
-          <v:rect style="width:0;height:1.5pt" o:hralign="center" o:hrstd="t" o:hr="t"/>
-        </w:pict>
-      </w:r>
-    </w:p>
-    <w:bookmarkEnd w:id="42"/>
-    <w:bookmarkEnd w:id="43"/>
-    <w:bookmarkStart w:id="67" w:name="X7638ec2bcf1f605f5e9c309229fda3948dd7274"/>
-    <w:p>
-      <w:pPr>
-        <w:pStyle w:val="Heading3"/>
-      </w:pPr>
-      <w:r>
-        <w:t xml:space="preserve">2.3.2 Work packages and methods</w:t>
-      </w:r>
-    </w:p>
-    <w:bookmarkStart w:id="49" w:name="X002b48ad99ef7a015f0c8b3d513a5be8cd69f24"/>
-    <w:p>
-      <w:pPr>
-        <w:pStyle w:val="Heading4"/>
-      </w:pPr>
-      <w:r>
-        <w:t xml:space="preserve">WP1: From published evidence to usable priors</w:t>
-      </w:r>
-      <w:r>
-        <w:t xml:space="preserve"> </w:t>
-      </w:r>
-      <w:r>
-        <w:rPr>
-          <w:iCs/>
-          <w:i/>
-        </w:rPr>
-        <w:t xml:space="preserve">(M1–M20)</w:t>
-      </w:r>
-    </w:p>
-    <w:bookmarkStart w:id="44" w:name="Xedc8eba5007710010c26f0d188cd5b9fd6c14f4"/>
-    <w:p>
-      <w:pPr>
-        <w:pStyle w:val="Heading5"/>
-      </w:pPr>
-      <w:r>
-        <w:t xml:space="preserve">T1.1: Define the evidence target and register the protocol</w:t>
-      </w:r>
-      <w:r>
-        <w:t xml:space="preserve"> </w:t>
-      </w:r>
-      <w:r>
-        <w:rPr>
-          <w:iCs/>
-          <w:i/>
-        </w:rPr>
-        <w:t xml:space="preserve">(M1–M4)</w:t>
-      </w:r>
-    </w:p>
-    <w:p>
-      <w:pPr>
-        <w:pStyle w:val="FirstParagraph"/>
-      </w:pPr>
-      <w:r>
-        <w:rPr>
-          <w:bCs/>
-          <w:b/>
-        </w:rPr>
-        <w:t xml:space="preserve">The evidence target spans four object classes</w:t>
-      </w:r>
-      <w:r>
-        <w:t xml:space="preserve">; inclusion criteria, effect measures, uncertainty representation and transportability variables are fixed before extraction begins.</w:t>
-      </w:r>
-      <w:r>
-        <w:t xml:space="preserve"> </w:t>
-      </w:r>
-      <w:r>
-        <w:rPr>
-          <w:bCs/>
-          <w:b/>
-        </w:rPr>
-        <w:t xml:space="preserve">(1) Parameter values, the quantitative core (benchmarked in full):</w:t>
-      </w:r>
-      <w:r>
-        <w:t xml:space="preserve"> </w:t>
-      </w:r>
-      <w:r>
-        <w:t xml:space="preserve">lag-structured</w:t>
-      </w:r>
-      <w:r>
-        <w:t xml:space="preserve"> </w:t>
-      </w:r>
-      <w:r>
-        <w:rPr>
-          <w:bCs/>
-          <w:b/>
-        </w:rPr>
-        <w:t xml:space="preserve">weather–demand coefficients</w:t>
-      </w:r>
-      <w:r>
-        <w:t xml:space="preserve"> </w:t>
-      </w:r>
-      <w:r>
-        <w:t xml:space="preserve">(daily mean temperature, heat-day exceedance, ozone, PM10);</w:t>
-      </w:r>
-      <w:r>
-        <w:t xml:space="preserve"> </w:t>
-      </w:r>
-      <w:r>
-        <w:rPr>
-          <w:bCs/>
-          <w:b/>
-        </w:rPr>
-        <w:t xml:space="preserve">surge magnitude and timing</w:t>
-      </w:r>
-      <w:r>
-        <w:t xml:space="preserve"> </w:t>
-      </w:r>
-      <w:r>
-        <w:t xml:space="preserve">(peak-to-baseline ratio, time to peak, onset growth rate);</w:t>
-      </w:r>
-      <w:r>
-        <w:t xml:space="preserve"> </w:t>
-      </w:r>
-      <w:r>
-        <w:rPr>
-          <w:bCs/>
-          <w:b/>
-        </w:rPr>
-        <w:t xml:space="preserve">length-of-stay and occupancy distributions</w:t>
-      </w:r>
-      <w:r>
-        <w:t xml:space="preserve"> </w:t>
-      </w:r>
-      <w:r>
-        <w:t xml:space="preserve">(ward and ICU);</w:t>
-      </w:r>
-      <w:r>
-        <w:t xml:space="preserve"> </w:t>
-      </w:r>
-      <w:r>
-        <w:rPr>
-          <w:bCs/>
-          <w:b/>
-        </w:rPr>
-        <w:t xml:space="preserve">admission fractions</w:t>
-      </w:r>
-      <w:r>
-        <w:t xml:space="preserve">; transmission parameters (R0/Rt, serial interval) and shedding-to-incidence conversions secondary, off the critical path.</w:t>
-      </w:r>
-      <w:r>
-        <w:t xml:space="preserve"> </w:t>
-      </w:r>
-      <w:r>
-        <w:rPr>
-          <w:bCs/>
-          <w:b/>
-        </w:rPr>
-        <w:t xml:space="preserve">(2) Predictor variables and lag structures</w:t>
-      </w:r>
-      <w:r>
-        <w:t xml:space="preserve"> </w:t>
-      </w:r>
-      <w:r>
-        <w:t xml:space="preserve">reported as informative per crisis type.</w:t>
-      </w:r>
-      <w:r>
-        <w:t xml:space="preserve"> </w:t>
-      </w:r>
-      <w:r>
-        <w:rPr>
-          <w:bCs/>
-          <w:b/>
-        </w:rPr>
-        <w:t xml:space="preserve">(3) Model-form evidence:</w:t>
-      </w:r>
-      <w:r>
-        <w:t xml:space="preserve"> </w:t>
-      </w:r>
-      <w:r>
-        <w:t xml:space="preserve">which algorithm families the forecasting literature finds effective for which outcome, horizon and crisis type [Wargon 2009], feeding T3.3's library.</w:t>
-      </w:r>
-      <w:r>
-        <w:t xml:space="preserve"> </w:t>
-      </w:r>
-      <w:r>
-        <w:rPr>
-          <w:bCs/>
-          <w:b/>
-        </w:rPr>
-        <w:t xml:space="preserve">(4) Outcome and threshold definitions:</w:t>
-      </w:r>
-      <w:r>
-        <w:t xml:space="preserve"> </w:t>
-      </w:r>
-      <w:r>
-        <w:t xml:space="preserve">which series are used operationally and at what levels warnings fire [Lung 2021], entering T2.1's anchors and T4.1's elicitation as evidence-based starting points adapted to the local setting. Classes 2 to 4 carry provenance and certainty grades and are pursued only as inputs to the registered H3a configuration; H1's benchmark applies to class 1.</w:t>
-      </w:r>
-    </w:p>
-    <w:bookmarkEnd w:id="44"/>
-    <w:bookmarkStart w:id="45" w:name="X6a0faf3a0070b42dad420c82deb40ef5734c23e"/>
-    <w:p>
-      <w:pPr>
-        <w:pStyle w:val="Heading5"/>
-      </w:pPr>
-      <w:r>
-        <w:t xml:space="preserve">T1.2: Build the quantitative extraction benchmark</w:t>
-      </w:r>
-      <w:r>
-        <w:t xml:space="preserve"> </w:t>
-      </w:r>
-      <w:r>
-        <w:rPr>
-          <w:iCs/>
-          <w:i/>
-        </w:rPr>
-        <w:t xml:space="preserve">(M3–M9)</w:t>
-      </w:r>
-    </w:p>
-    <w:p>
-      <w:pPr>
-        <w:pStyle w:val="FirstParagraph"/>
-      </w:pPr>
-      <w:r>
-        <w:t xml:space="preserve">Two independent expert extractors extract target quantities from a stratified random sample of</w:t>
-      </w:r>
-      <w:r>
-        <w:t xml:space="preserve"> </w:t>
-      </w:r>
-      <w:r>
-        <w:rPr>
-          <w:bCs/>
-          <w:b/>
-        </w:rPr>
-        <w:t xml:space="preserve">300</w:t>
-      </w:r>
-      <w:r>
-        <w:t xml:space="preserve"> </w:t>
-      </w:r>
-      <w:r>
-        <w:t xml:space="preserve">publications, with adjudication; stratification covers parameter class, reporting quality, study design and</w:t>
-      </w:r>
-      <w:r>
-        <w:t xml:space="preserve"> </w:t>
-      </w:r>
-      <w:r>
-        <w:rPr>
-          <w:bCs/>
-          <w:b/>
-        </w:rPr>
-        <w:t xml:space="preserve">source type</w:t>
-      </w:r>
-      <w:r>
-        <w:t xml:space="preserve"> </w:t>
-      </w:r>
-      <w:r>
-        <w:t xml:space="preserve">(journal article versus timestamped situational report), so error is characterised separately for T3.2's faster secondary sources. An</w:t>
-      </w:r>
-      <w:r>
-        <w:t xml:space="preserve"> </w:t>
-      </w:r>
-      <w:r>
-        <w:rPr>
-          <w:bCs/>
-          <w:b/>
-        </w:rPr>
-        <w:t xml:space="preserve">open external layer</w:t>
-      </w:r>
-      <w:r>
-        <w:t xml:space="preserve"> </w:t>
-      </w:r>
-      <w:r>
-        <w:t xml:space="preserve">scores retrieval against the reported inclusion sets of published systematic reviews in the target classes, and extraction and pooling against their published summary estimates. The benchmark is an open deliverable.</w:t>
-      </w:r>
-    </w:p>
-    <w:bookmarkEnd w:id="45"/>
-    <w:bookmarkStart w:id="46" w:name="X1f0f12e8d6f84b4ee5e4c739d1c5cd9f8ae9623"/>
-    <w:p>
-      <w:pPr>
-        <w:pStyle w:val="Heading5"/>
-      </w:pPr>
-      <w:r>
-        <w:t xml:space="preserve">T1.3: Characterise automated extraction error</w:t>
-      </w:r>
-      <w:r>
-        <w:t xml:space="preserve"> </w:t>
-      </w:r>
-      <w:r>
-        <w:rPr>
-          <w:iCs/>
-          <w:i/>
-        </w:rPr>
-        <w:t xml:space="preserve">(M7–M14)</w:t>
-      </w:r>
-    </w:p>
-    <w:p>
-      <w:pPr>
-        <w:pStyle w:val="FirstParagraph"/>
-      </w:pPr>
-      <w:r>
-        <w:t xml:space="preserve">Compare automated extraction with the benchmark on point estimates, uncertainty, omissions and between-study dispersion; H1's primary metric is the median log-ratio of automated to adjudicated dispersion, with a pre-specified interval (under-dispersion: ratio below one), and sensitivity to the underlying model version.</w:t>
-      </w:r>
-    </w:p>
-    <w:bookmarkEnd w:id="46"/>
-    <w:bookmarkStart w:id="47" w:name="X9cdeccc86e5c88b64f2110c6ca75497fb99dce6"/>
-    <w:p>
-      <w:pPr>
-        <w:pStyle w:val="Heading5"/>
-      </w:pPr>
-      <w:r>
-        <w:t xml:space="preserve">T1.4: Construct uncertainty-aware evidence distributions</w:t>
-      </w:r>
-      <w:r>
-        <w:t xml:space="preserve"> </w:t>
-      </w:r>
-      <w:r>
-        <w:rPr>
-          <w:iCs/>
-          <w:i/>
-        </w:rPr>
-        <w:t xml:space="preserve">(M12–M18)</w:t>
-      </w:r>
-    </w:p>
-    <w:p>
-      <w:pPr>
-        <w:pStyle w:val="FirstParagraph"/>
-      </w:pPr>
-      <w:r>
-        <w:t xml:space="preserve">Represent extraction error explicitly as measurement error; compare inverse-variance and quality-weighted pooling, meta-analytic-predictive priors and power-prior discounting. Output: a prior with provenance, extraction uncertainty and a documented borrowing weight.</w:t>
-      </w:r>
-    </w:p>
-    <w:bookmarkEnd w:id="47"/>
-    <w:bookmarkStart w:id="48" w:name="t15-transportability-screen-m15m20"/>
-    <w:p>
-      <w:pPr>
-        <w:pStyle w:val="Heading5"/>
-      </w:pPr>
-      <w:r>
-        <w:t xml:space="preserve">T1.5: Transportability screen</w:t>
-      </w:r>
-      <w:r>
-        <w:t xml:space="preserve"> </w:t>
-      </w:r>
-      <w:r>
-        <w:rPr>
-          <w:iCs/>
-          <w:i/>
-        </w:rPr>
-        <w:t xml:space="preserve">(M15–M20)</w:t>
-      </w:r>
-    </w:p>
-    <w:p>
-      <w:pPr>
-        <w:pStyle w:val="FirstParagraph"/>
-      </w:pPr>
-      <w:r>
-        <w:t xml:space="preserve">Characterise effect modifiers and study-setting differences relevant to Geneva; where transport is weak, widen or discount the prior, producing the metadata WP3's conflict analysis needs.</w:t>
-      </w:r>
-    </w:p>
-    <w:p>
-      <w:pPr>
-        <w:pStyle w:val="BodyText"/>
-      </w:pPr>
-      <w:r>
-        <w:rPr>
-          <w:bCs/>
-          <w:b/>
-        </w:rPr>
-        <w:t xml:space="preserve">Deliverables.</w:t>
-      </w:r>
-      <w:r>
-        <w:t xml:space="preserve"> </w:t>
-      </w:r>
-      <w:r>
-        <w:t xml:space="preserve">D1.1 open benchmark; D1.2 error analysis; D1.3 evidence-to-prior library.</w:t>
-      </w:r>
-    </w:p>
-    <w:p>
-      <w:pPr>
-        <w:pStyle w:val="BodyText"/>
-      </w:pPr>
-      <w:r>
-        <w:rPr>
-          <w:bCs/>
-          <w:b/>
-        </w:rPr>
-        <w:t xml:space="preserve">Risk.</w:t>
-      </w:r>
-      <w:r>
-        <w:t xml:space="preserve"> </w:t>
-      </w:r>
-      <w:r>
-        <w:t xml:space="preserve">If expert time binds, the benchmark narrows to the core parameter classes.</w:t>
-      </w:r>
-    </w:p>
-    <w:bookmarkEnd w:id="48"/>
-    <w:bookmarkEnd w:id="49"/>
-    <w:bookmarkStart w:id="55" w:name="X96361259bb603d8d0d63166386752c7f2a90aae"/>
-    <w:p>
-      <w:pPr>
-        <w:pStyle w:val="Heading4"/>
-      </w:pPr>
-      <w:r>
-        <w:t xml:space="preserve">WP2: A parsimonious model of health-system escalation</w:t>
-      </w:r>
-      <w:r>
-        <w:t xml:space="preserve"> </w:t>
-      </w:r>
-      <w:r>
-        <w:rPr>
-          <w:iCs/>
-          <w:i/>
-        </w:rPr>
-        <w:t xml:space="preserve">(M1–M28)</w:t>
-      </w:r>
-    </w:p>
-    <w:bookmarkStart w:id="50" w:name="Xcfcc11e2b7bec828711203675136706e3bef48c"/>
-    <w:p>
-      <w:pPr>
-        <w:pStyle w:val="Heading5"/>
-      </w:pPr>
-      <w:r>
-        <w:t xml:space="preserve">T2.1: Specify and identify the state model</w:t>
-      </w:r>
-      <w:r>
-        <w:t xml:space="preserve"> </w:t>
-      </w:r>
-      <w:r>
-        <w:rPr>
-          <w:iCs/>
-          <w:i/>
-        </w:rPr>
-        <w:t xml:space="preserve">(M1–M9)</w:t>
-      </w:r>
-    </w:p>
-    <w:p>
-      <w:pPr>
-        <w:pStyle w:val="FirstParagraph"/>
-      </w:pPr>
-      <w:r>
-        <w:t xml:space="preserve">A Bayesian hierarchical Markov regime-switching model [Hamilton 1989] with an ordinal latent state (routine, elevated, strained, critical) observed through emergency calls, ED presentations and ICU occupancy; pre-specified weather, calendar and epidemic covariates; series-specific observation models sharing the state. Before real-data fitting: simulation-based identifiability and recovery; ordering constraints resolve label switching; if separation is insufficient, the fallback is an ordinal state-space formulation; the criterion is recovery of states and transitions, not visual fit.</w:t>
-      </w:r>
-      <w:r>
-        <w:t xml:space="preserve"> </w:t>
-      </w:r>
-      <w:r>
-        <w:rPr>
-          <w:bCs/>
-          <w:b/>
-        </w:rPr>
-        <w:t xml:space="preserve">Provisional state anchors</w:t>
-      </w:r>
-      <w:r>
-        <w:t xml:space="preserve">, fixed at registration and refined (not replaced) by T4.1's elicitation:</w:t>
-      </w:r>
-      <w:r>
-        <w:t xml:space="preserve"> </w:t>
-      </w:r>
-      <w:r>
-        <w:rPr>
-          <w:bCs/>
-          <w:b/>
-        </w:rPr>
-        <w:t xml:space="preserve">routine</w:t>
-      </w:r>
-      <w:r>
-        <w:t xml:space="preserve"> </w:t>
-      </w:r>
-      <w:r>
-        <w:t xml:space="preserve">below the 75th percentile of the seasonal baseline;</w:t>
-      </w:r>
-      <w:r>
-        <w:t xml:space="preserve"> </w:t>
-      </w:r>
-      <w:r>
-        <w:rPr>
-          <w:bCs/>
-          <w:b/>
-        </w:rPr>
-        <w:t xml:space="preserve">elevated</w:t>
-      </w:r>
-      <w:r>
-        <w:t xml:space="preserve"> </w:t>
-      </w:r>
-      <w:r>
-        <w:t xml:space="preserve">75th to 90th;</w:t>
-      </w:r>
-      <w:r>
-        <w:t xml:space="preserve"> </w:t>
-      </w:r>
-      <w:r>
-        <w:rPr>
-          <w:bCs/>
-          <w:b/>
-        </w:rPr>
-        <w:t xml:space="preserve">strained</w:t>
-      </w:r>
-      <w:r>
-        <w:t xml:space="preserve"> </w:t>
-      </w:r>
-      <w:r>
-        <w:t xml:space="preserve">above the 90th, or sustained capacity pressure (ICU occupancy above 85%, ED boarding above its seasonal 90th percentile);</w:t>
-      </w:r>
-      <w:r>
-        <w:t xml:space="preserve"> </w:t>
-      </w:r>
-      <w:r>
-        <w:rPr>
-          <w:bCs/>
-          <w:b/>
-        </w:rPr>
-        <w:t xml:space="preserve">critical</w:t>
-      </w:r>
-      <w:r>
-        <w:t xml:space="preserve"> </w:t>
-      </w:r>
-      <w:r>
-        <w:t xml:space="preserve">above the 97.5th percentile, or capacity saturation. Anchors are percentile-based per event type; in estimation they enter as priors on state-dependent levels, not hard cutoffs.</w:t>
-      </w:r>
-    </w:p>
-    <w:bookmarkEnd w:id="50"/>
-    <w:bookmarkStart w:id="51" w:name="t22-represent-the-critical-tail-m6m14"/>
-    <w:p>
-      <w:pPr>
-        <w:pStyle w:val="Heading5"/>
-      </w:pPr>
-      <w:r>
-        <w:t xml:space="preserve">T2.2: Represent the critical tail</w:t>
-      </w:r>
-      <w:r>
-        <w:t xml:space="preserve"> </w:t>
-      </w:r>
-      <w:r>
-        <w:rPr>
-          <w:iCs/>
-          <w:i/>
-        </w:rPr>
-        <w:t xml:space="preserve">(M6–M14)</w:t>
-      </w:r>
-    </w:p>
-    <w:p>
-      <w:pPr>
-        <w:pStyle w:val="FirstParagraph"/>
-      </w:pPr>
-      <w:r>
-        <w:t xml:space="preserve">Peaks-over-threshold/generalised Pareto modelling for rare exceedances, coupled to the critical-state probability, threshold sensitivity reported: supporting, not a separate objective.</w:t>
-      </w:r>
-    </w:p>
-    <w:bookmarkEnd w:id="51"/>
-    <w:bookmarkStart w:id="52" w:name="X5910b65a6c96f541f6ee1d1f4e7b629b8905b43"/>
-    <w:p>
-      <w:pPr>
-        <w:pStyle w:val="Heading5"/>
-      </w:pPr>
-      <w:r>
-        <w:t xml:space="preserve">T2.3: Introduce evidence-derived priors</w:t>
-      </w:r>
-      <w:r>
-        <w:t xml:space="preserve"> </w:t>
-      </w:r>
-      <w:r>
-        <w:rPr>
-          <w:iCs/>
-          <w:i/>
-        </w:rPr>
-        <w:t xml:space="preserve">(M10–M20)</w:t>
-      </w:r>
-    </w:p>
-    <w:p>
-      <w:pPr>
-        <w:pStyle w:val="FirstParagraph"/>
-      </w:pPr>
-      <w:r>
-        <w:t xml:space="preserve">Map WP1 distributions to the parameters where published evidence is relevant (weather effects, surge magnitudes, transition characteristics); compare weakly informative, fixed evidence-derived and adaptive robust borrowing. The adaptive specification is a robust mixture of an evidence-derived and a weakly informative component; the conflict statistic and the discount function are fixed before the confirmatory evaluation, not tuned during it. Power-prior and commensurate-prior approaches are sensitivity comparators.</w:t>
-      </w:r>
-    </w:p>
-    <w:bookmarkEnd w:id="52"/>
-    <w:bookmarkStart w:id="53" w:name="Xb9bfd8debfdb203fd11e999ef1fb877424883c9"/>
-    <w:p>
-      <w:pPr>
-        <w:pStyle w:val="Heading5"/>
-      </w:pPr>
-      <w:r>
-        <w:t xml:space="preserve">T2.4: Add resilience indicators as a secondary information channel</w:t>
-      </w:r>
-      <w:r>
-        <w:t xml:space="preserve"> </w:t>
-      </w:r>
-      <w:r>
-        <w:rPr>
-          <w:iCs/>
-          <w:i/>
-        </w:rPr>
-        <w:t xml:space="preserve">(M12–M20)</w:t>
-      </w:r>
-    </w:p>
-    <w:p>
-      <w:pPr>
-        <w:pStyle w:val="FirstParagraph"/>
-      </w:pPr>
-      <w:r>
-        <w:t xml:space="preserve">Rolling variance and lag-1 autocorrelation, entered as optional covariates on transition dynamics: do they add information beyond level/trend and the evidence prior? A null result is interpretable.</w:t>
-      </w:r>
-    </w:p>
-    <w:bookmarkEnd w:id="53"/>
-    <w:bookmarkStart w:id="54" w:name="X319ea3cda6221798b95d6fb40987f10f35f77e1"/>
-    <w:p>
-      <w:pPr>
-        <w:pStyle w:val="Heading5"/>
-      </w:pPr>
-      <w:r>
-        <w:t xml:space="preserve">T2.5: Calibration, automation and validity monitoring</w:t>
-      </w:r>
-      <w:r>
-        <w:t xml:space="preserve"> </w:t>
-      </w:r>
-      <w:r>
-        <w:rPr>
-          <w:iCs/>
-          <w:i/>
-        </w:rPr>
-        <w:t xml:space="preserve">(M20–M28)</w:t>
-      </w:r>
-    </w:p>
-    <w:p>
-      <w:pPr>
-        <w:pStyle w:val="FirstParagraph"/>
-      </w:pPr>
-      <w:r>
-        <w:t xml:space="preserve">Calibration methods suited to temporal dependence; a conformal component [Angelopoulos 2023; Barber 2023] as a robustness layer if simulation confirms its assumptions. This task also builds the</w:t>
-      </w:r>
-      <w:r>
-        <w:t xml:space="preserve"> </w:t>
-      </w:r>
-      <w:r>
-        <w:rPr>
-          <w:bCs/>
-          <w:b/>
-        </w:rPr>
-        <w:t xml:space="preserve">automation layer</w:t>
-      </w:r>
-      <w:r>
-        <w:t xml:space="preserve">: public streams (weather, surveillance, wastewater) ingested automatically as they become available; models re-estimated at their inputs' native cadence, with versioned automated re-fitting; and</w:t>
-      </w:r>
-      <w:r>
-        <w:t xml:space="preserve"> </w:t>
-      </w:r>
-      <w:r>
-        <w:rPr>
-          <w:bCs/>
-          <w:b/>
-        </w:rPr>
-        <w:t xml:space="preserve">assumption and validity diagnostics</w:t>
-      </w:r>
-      <w:r>
-        <w:t xml:space="preserve"> </w:t>
-      </w:r>
-      <w:r>
-        <w:t xml:space="preserve">on every fit (residual structure, dispersion, calibration) aligned with prediction-model standards [Collins 2015]: a model failing its checks is excluded by pre-registered rules, never silently retained. Release a documented reference implementation integrated with LiteRev-Evidence.</w:t>
-      </w:r>
-    </w:p>
-    <w:p>
-      <w:pPr>
-        <w:pStyle w:val="BodyText"/>
-      </w:pPr>
-      <w:r>
-        <w:rPr>
-          <w:bCs/>
-          <w:b/>
-        </w:rPr>
-        <w:t xml:space="preserve">Simulation is prior information, not data.</w:t>
-      </w:r>
-      <w:r>
-        <w:t xml:space="preserve"> </w:t>
-      </w:r>
-      <w:r>
-        <w:t xml:space="preserve">Fitting literature-parameterised trajectories as if data would count the same information twice and disable the conflict diagnostic H3b depends on; simulation serves identifiability, structural constraints and prior predictive checks, and never tightens the evidence prior.</w:t>
-      </w:r>
-    </w:p>
-    <w:p>
-      <w:pPr>
-        <w:pStyle w:val="BodyText"/>
-      </w:pPr>
-      <w:r>
-        <w:rPr>
-          <w:bCs/>
-          <w:b/>
-        </w:rPr>
-        <w:t xml:space="preserve">Deliverables.</w:t>
-      </w:r>
-      <w:r>
-        <w:t xml:space="preserve"> </w:t>
-      </w:r>
-      <w:r>
-        <w:t xml:space="preserve">D2.1 model specification and identifiability study; D2.2 open implementation; D2.3 methodological paper.</w:t>
-      </w:r>
-    </w:p>
-    <w:p>
-      <w:pPr>
-        <w:pStyle w:val="BodyText"/>
-      </w:pPr>
-      <w:r>
-        <w:rPr>
-          <w:bCs/>
-          <w:b/>
-        </w:rPr>
-        <w:t xml:space="preserve">Risk.</w:t>
-      </w:r>
-      <w:r>
-        <w:t xml:space="preserve"> </w:t>
-      </w:r>
-      <w:r>
-        <w:t xml:space="preserve">Weak regime separation.</w:t>
-      </w:r>
-      <w:r>
-        <w:t xml:space="preserve"> </w:t>
-      </w:r>
-      <w:r>
-        <w:rPr>
-          <w:iCs/>
-          <w:i/>
-        </w:rPr>
-        <w:t xml:space="preserve">Mitigation:</w:t>
-      </w:r>
-      <w:r>
-        <w:t xml:space="preserve"> </w:t>
-      </w:r>
-      <w:r>
-        <w:t xml:space="preserve">simulation first; the ordinal fallback; report the identifiability boundary as a result rather than tuning until success.</w:t>
-      </w:r>
-    </w:p>
-    <w:bookmarkEnd w:id="54"/>
-    <w:bookmarkEnd w:id="55"/>
-    <w:bookmarkStart w:id="62" w:name="X3621a3c2966e02ae9abd610739842be4cccf549"/>
-    <w:p>
-      <w:pPr>
-        <w:pStyle w:val="Heading4"/>
-      </w:pPr>
-      <w:r>
-        <w:t xml:space="preserve">WP3: The decisive cold-start experiment</w:t>
-      </w:r>
-      <w:r>
-        <w:t xml:space="preserve"> </w:t>
-      </w:r>
-      <w:r>
-        <w:rPr>
-          <w:iCs/>
-          <w:i/>
-        </w:rPr>
-        <w:t xml:space="preserve">(M12–M42)</w:t>
-      </w:r>
-    </w:p>
-    <w:bookmarkStart w:id="56" w:name="Xa694a77d033b61f3d1e7d09fe04f1af6ed4966d"/>
-    <w:p>
-      <w:pPr>
-        <w:pStyle w:val="Heading5"/>
-      </w:pPr>
-      <w:r>
-        <w:t xml:space="preserve">T3.0: Outcome hierarchy, data-access gate and episode eligibility</w:t>
-      </w:r>
-      <w:r>
-        <w:t xml:space="preserve"> </w:t>
-      </w:r>
-      <w:r>
-        <w:rPr>
-          <w:iCs/>
-          <w:i/>
-        </w:rPr>
-        <w:t xml:space="preserve">(M1–M14)</w:t>
-      </w:r>
-    </w:p>
-    <w:p>
-      <w:pPr>
-        <w:pStyle w:val="FirstParagraph"/>
-      </w:pPr>
-      <w:r>
-        <w:t xml:space="preserve">Fixed before any evaluation is designed, never revisited in response to performance:</w:t>
-      </w:r>
-    </w:p>
-    <w:p>
-      <w:pPr>
-        <w:pStyle w:val="BodyText"/>
-      </w:pPr>
-      <w:r>
-        <w:rPr>
-          <w:bCs/>
-          <w:b/>
-        </w:rPr>
-        <w:t xml:space="preserve">Outcome.</w:t>
-      </w:r>
-      <w:r>
-        <w:t xml:space="preserve"> </w:t>
-      </w:r>
-      <w:r>
-        <w:t xml:space="preserve">The primary outcome is</w:t>
-      </w:r>
-      <w:r>
-        <w:t xml:space="preserve"> </w:t>
-      </w:r>
-      <w:r>
-        <w:rPr>
-          <w:bCs/>
-          <w:b/>
-        </w:rPr>
-        <w:t xml:space="preserve">daily respiratory-related emergency demand derived from CASU-144 records</w:t>
-      </w:r>
-      <w:r>
-        <w:t xml:space="preserve">, not a raw call count: "respiratory-related" is a pre-registered classification of recorded call reasons and urgency levels.</w:t>
-      </w:r>
-      <w:r>
-        <w:t xml:space="preserve"> </w:t>
-      </w:r>
-      <w:r>
-        <w:rPr>
-          <w:bCs/>
-          <w:b/>
-        </w:rPr>
-        <w:t xml:space="preserve">The heat arm scores heat-sensitive demand</w:t>
-      </w:r>
-      <w:r>
-        <w:t xml:space="preserve">: the same series and construction, restricted to cause classes fixed at registration (dehydration, renal, psychiatric), with respiratory-restricted and 75+ sensitivities. ED presentations and ICU occupancy enter as</w:t>
-      </w:r>
-      <w:r>
-        <w:t xml:space="preserve"> </w:t>
-      </w:r>
-      <w:r>
-        <w:rPr>
-          <w:bCs/>
-          <w:b/>
-        </w:rPr>
-        <w:t xml:space="preserve">additional observation channels on the shared latent state</w:t>
-      </w:r>
-      <w:r>
-        <w:t xml:space="preserve">; wastewater, sentinel consultations and weather as covariates; the hierarchy only fixes which series H3a is scored on.</w:t>
-      </w:r>
-    </w:p>
-    <w:p>
-      <w:pPr>
-        <w:pStyle w:val="BodyText"/>
-      </w:pPr>
-      <w:r>
-        <w:rPr>
-          <w:bCs/>
-          <w:b/>
-        </w:rPr>
-        <w:t xml:space="preserve">Candidate outcome set and geography.</w:t>
-      </w:r>
-      <w:r>
-        <w:t xml:space="preserve"> </w:t>
-      </w:r>
-      <w:r>
-        <w:t xml:space="preserve">The pre-registered candidates, in hierarchy order: (1) cause-filtered CASU-144 call volume (primary); (2) ED presentations by category; (3) ICU occupancy; (4) all-cause 144 engagements and hospital admissions as sensitivity series; open surveillance (Sentinella, wastewater) as fallback outcomes only. The unit is the</w:t>
-      </w:r>
-      <w:r>
-        <w:t xml:space="preserve"> </w:t>
-      </w:r>
-      <w:r>
-        <w:rPr>
-          <w:bCs/>
-          <w:b/>
-        </w:rPr>
-        <w:t xml:space="preserve">canton of Geneva at daily resolution</w:t>
-      </w:r>
-      <w:r>
-        <w:t xml:space="preserve"> </w:t>
-      </w:r>
-      <w:r>
-        <w:t xml:space="preserve">(the HUG centrale's coverage area); extension to Vaud and Neuchâtel via the CHUV-operated 144 is a pre-specified external validation if access is granted.</w:t>
-      </w:r>
-    </w:p>
-    <w:p>
-      <w:pPr>
-        <w:pStyle w:val="BodyText"/>
-      </w:pPr>
-      <w:r>
-        <w:rPr>
-          <w:bCs/>
-          <w:b/>
-        </w:rPr>
-        <w:t xml:space="preserve">Data-access gate.</w:t>
-      </w:r>
-      <w:r>
-        <w:t xml:space="preserve"> </w:t>
-      </w:r>
-      <w:r>
-        <w:t xml:space="preserve">Criteria for</w:t>
-      </w:r>
-      <w:r>
-        <w:t xml:space="preserve"> </w:t>
-      </w:r>
-      <w:r>
-        <w:rPr>
-          <w:bCs/>
-          <w:b/>
-        </w:rPr>
-        <w:t xml:space="preserve">historical depth, resolution, latency and completeness</w:t>
-      </w:r>
-      <w:r>
-        <w:t xml:space="preserve"> </w:t>
-      </w:r>
-      <w:r>
-        <w:t xml:space="preserve">are fixed in advance; the primary outcome is selected at a pre-specified checkpoint (month 12) on those criteria alone.</w:t>
-      </w:r>
-    </w:p>
-    <w:p>
-      <w:pPr>
-        <w:pStyle w:val="BodyText"/>
-      </w:pPr>
-      <w:r>
-        <w:rPr>
-          <w:bCs/>
-          <w:b/>
-        </w:rPr>
-        <w:t xml:space="preserve">Episode eligibility.</w:t>
-      </w:r>
-      <w:r>
-        <w:t xml:space="preserve"> </w:t>
-      </w:r>
-      <w:r>
-        <w:t xml:space="preserve">An episode enters the confirmatory evaluation only if all of these are prospectively reconstructable: (1) a detectable onset under the prospective onset rule; (2) enough pre-onset history for its rolling baseline; (3) enough post-onset observations at the primary horizon; (4) the external evidence</w:t>
-      </w:r>
-      <w:r>
-        <w:t xml:space="preserve"> </w:t>
-      </w:r>
-      <w:r>
-        <w:rPr>
-          <w:bCs/>
-          <w:b/>
-        </w:rPr>
-        <w:t xml:space="preserve">as it stood at the historical origin</w:t>
-      </w:r>
-      <w:r>
-        <w:t xml:space="preserve">; (5) no leakage of future information; (6) separation from adjacent episodes. Failing episodes remain available for sensitivity analysis only.</w:t>
-      </w:r>
-      <w:r>
-        <w:t xml:space="preserve"> </w:t>
-      </w:r>
-      <w:r>
-        <w:rPr>
-          <w:bCs/>
-          <w:b/>
-        </w:rPr>
-        <w:t xml:space="preserve">At demand level, co-circulating pathogens form one episode</w:t>
-      </w:r>
-      <w:r>
-        <w:t xml:space="preserve"> </w:t>
-      </w:r>
-      <w:r>
-        <w:t xml:space="preserve">(concurrent influenza and RSV is one surge).</w:t>
-      </w:r>
-    </w:p>
-    <w:p>
-      <w:pPr>
-        <w:pStyle w:val="BodyText"/>
-      </w:pPr>
-      <w:r>
-        <w:rPr>
-          <w:bCs/>
-          <w:b/>
-        </w:rPr>
-        <w:t xml:space="preserve">Two registration points.</w:t>
-      </w:r>
-      <w:r>
-        <w:t xml:space="preserve"> </w:t>
-      </w:r>
-      <w:r>
-        <w:t xml:space="preserve">The hierarchy, gate criteria and eligibility rule are registered now. The window</w:t>
-      </w:r>
-      <w:r>
-        <w:t xml:space="preserve"> </w:t>
-      </w:r>
-      <w:r>
-        <w:rPr>
-          <w:iCs/>
-          <w:i/>
-        </w:rPr>
-        <w:t xml:space="preserve">N</w:t>
-      </w:r>
-      <w:r>
-        <w:t xml:space="preserve">, the archetype-specific horizons and the margin Δ are registered after the checkpoint and the episode inventory, before any evaluation runs, by T3.3's pre-declared selection rules.</w:t>
-      </w:r>
-    </w:p>
-    <w:p>
-      <w:pPr>
-        <w:pStyle w:val="BodyText"/>
-      </w:pPr>
-      <w:r>
-        <w:rPr>
-          <w:bCs/>
-          <w:b/>
-        </w:rPr>
-        <w:t xml:space="preserve">Open-data validation track (M12–M24, pre-specified secondary).</w:t>
-      </w:r>
-      <w:r>
-        <w:t xml:space="preserve"> </w:t>
-      </w:r>
-      <w:r>
-        <w:t xml:space="preserve">Before any clinical series connects, the complete rolling-origin machinery runs on open series: Swiss federal respiratory surveillance and wastewater, weekly all-cause deaths for the heat arm, and France's open daily emergency indicators (OSCOUR ED attendances, SOS Médecins consultations), matching GESICA's Franco-Swiss frame. Archived multi-model hub forecasts give contemporaneous comparators for early, genuinely cold-start rounds [Cramer 2022; Sherratt 2023]. The track ships as a</w:t>
-      </w:r>
-      <w:r>
-        <w:t xml:space="preserve"> </w:t>
-      </w:r>
-      <w:r>
-        <w:rPr>
-          <w:bCs/>
-          <w:b/>
-        </w:rPr>
-        <w:t xml:space="preserve">public, re-runnable benchmark</w:t>
-      </w:r>
-      <w:r>
-        <w:t xml:space="preserve">, validates every component before operational data arrive, and makes the central test robust to access outcomes; operational series then sharpen the claim to emergency-system demand.</w:t>
-      </w:r>
-    </w:p>
-    <w:bookmarkEnd w:id="56"/>
-    <w:bookmarkStart w:id="57" w:name="X70eeaa2d41fea3b2059b80eb07a5f9cd68164b6"/>
-    <w:p>
-      <w:pPr>
-        <w:pStyle w:val="Heading5"/>
-      </w:pPr>
-      <w:r>
-        <w:t xml:space="preserve">T3.1: Assemble the retrospective information set</w:t>
-      </w:r>
-      <w:r>
-        <w:t xml:space="preserve"> </w:t>
-      </w:r>
-      <w:r>
-        <w:rPr>
-          <w:iCs/>
-          <w:i/>
-        </w:rPr>
-        <w:t xml:space="preserve">(M12–M20)</w:t>
-      </w:r>
-    </w:p>
-    <w:p>
-      <w:pPr>
-        <w:pStyle w:val="FirstParagraph"/>
-      </w:pPr>
-      <w:r>
-        <w:t xml:space="preserve">Harmonise the CASU-144 series with the additional channels and covariates; quantify completeness and delay; model right truncation and nowcasting [Höhle 2014; McGough 2020]; degraded reporting under strain could itself mimic an early-warning signal.</w:t>
-      </w:r>
-    </w:p>
-    <w:bookmarkEnd w:id="57"/>
-    <w:bookmarkStart w:id="58" w:name="X732c8171905058a06d4900e04fc44f0e3e215e1"/>
-    <w:p>
-      <w:pPr>
-        <w:pStyle w:val="Heading5"/>
-      </w:pPr>
-      <w:r>
-        <w:t xml:space="preserve">T3.2: Reconstruct the true information set</w:t>
-      </w:r>
-      <w:r>
-        <w:t xml:space="preserve"> </w:t>
-      </w:r>
-      <w:r>
-        <w:rPr>
-          <w:iCs/>
-          <w:i/>
-        </w:rPr>
-        <w:t xml:space="preserve">(M18–M30)</w:t>
-      </w:r>
-    </w:p>
-    <w:p>
-      <w:pPr>
-        <w:pStyle w:val="FirstParagraph"/>
-      </w:pPr>
-      <w:r>
-        <w:t xml:space="preserve">For each historical onset, create successive forecast origins using</w:t>
-      </w:r>
-      <w:r>
-        <w:t xml:space="preserve"> </w:t>
-      </w:r>
-      <w:r>
-        <w:rPr>
-          <w:bCs/>
-          <w:b/>
-        </w:rPr>
-        <w:t xml:space="preserve">only information available at that date</w:t>
-      </w:r>
-      <w:r>
-        <w:t xml:space="preserve">.</w:t>
-      </w:r>
-      <w:r>
-        <w:t xml:space="preserve"> </w:t>
-      </w:r>
-      <w:r>
-        <w:rPr>
-          <w:bCs/>
-          <w:b/>
-        </w:rPr>
-        <w:t xml:space="preserve">Admissibility as a prior is defined by referent, not venue</w:t>
-      </w:r>
-      <w:r>
-        <w:t xml:space="preserve">: prior inputs describe</w:t>
-      </w:r>
-      <w:r>
-        <w:t xml:space="preserve"> </w:t>
-      </w:r>
-      <w:r>
-        <w:rPr>
-          <w:iCs/>
-          <w:i/>
-        </w:rPr>
-        <w:t xml:space="preserve">other</w:t>
-      </w:r>
-      <w:r>
-        <w:t xml:space="preserve"> </w:t>
-      </w:r>
-      <w:r>
-        <w:t xml:space="preserve">populations, places or past events.</w:t>
-      </w:r>
-      <w:r>
-        <w:t xml:space="preserve"> </w:t>
-      </w:r>
-      <w:r>
-        <w:rPr>
-          <w:bCs/>
-          <w:b/>
-        </w:rPr>
-        <w:t xml:space="preserve">The confirmatory prior uses peer-reviewed literature and preprints only</w:t>
-      </w:r>
-      <w:r>
-        <w:t xml:space="preserve">, under the rolling cut-off. Timestamped situational reporting on the ongoing event</w:t>
-      </w:r>
-      <w:r>
-        <w:t xml:space="preserve"> </w:t>
-      </w:r>
-      <w:r>
-        <w:rPr>
-          <w:iCs/>
-          <w:i/>
-        </w:rPr>
-        <w:t xml:space="preserve">elsewhere</w:t>
-      </w:r>
-      <w:r>
-        <w:t xml:space="preserve"> </w:t>
-      </w:r>
-      <w:r>
-        <w:t xml:space="preserve">(WHO and ECDC situational reports) enters as a</w:t>
-      </w:r>
-      <w:r>
-        <w:t xml:space="preserve"> </w:t>
-      </w:r>
-      <w:r>
-        <w:rPr>
-          <w:bCs/>
-          <w:b/>
-        </w:rPr>
-        <w:t xml:space="preserve">pre-specified secondary prior variant</w:t>
-      </w:r>
-      <w:r>
-        <w:t xml:space="preserve">, through the same extraction and error pipeline, outside the confirmatory contrast: H3a tests literature borrowing, not dynamic evidence fusion.</w:t>
-      </w:r>
-      <w:r>
-        <w:t xml:space="preserve"> </w:t>
-      </w:r>
-      <w:r>
-        <w:rPr>
-          <w:bCs/>
-          <w:b/>
-        </w:rPr>
-        <w:t xml:space="preserve">Text describing the local event is excluded from any prior</w:t>
-      </w:r>
-      <w:r>
-        <w:t xml:space="preserve">: it is a noisy measurement of the outcome itself. Every input carries an index timestamp; origins re-run automatically through the T2.5 layer at each input's native cadence. Forecast horizons 7, 14 and 28 days (primary horizon per archetype fixed at the second registration point); the cold-start window counts local outcome observations</w:t>
-      </w:r>
-      <w:r>
-        <w:t xml:space="preserve"> </w:t>
-      </w:r>
-      <w:r>
-        <w:rPr>
-          <w:bCs/>
-          <w:b/>
-        </w:rPr>
-        <w:t xml:space="preserve">after a pre-defined real-time onset rule</w:t>
-      </w:r>
-      <w:r>
-        <w:t xml:space="preserve"> </w:t>
-      </w:r>
-      <w:r>
-        <w:t xml:space="preserve">that uses only variables available at the origin.</w:t>
-      </w:r>
-    </w:p>
-    <w:bookmarkEnd w:id="58"/>
-    <w:bookmarkStart w:id="59" w:name="X1b4be48293d1c4b7fa098a795079a0b73a54d6d"/>
-    <w:p>
-      <w:pPr>
-        <w:pStyle w:val="Heading5"/>
-      </w:pPr>
-      <w:r>
-        <w:t xml:space="preserve">T3.3: The model library and the automated selection engine</w:t>
-      </w:r>
-      <w:r>
-        <w:t xml:space="preserve"> </w:t>
-      </w:r>
-      <w:r>
-        <w:rPr>
-          <w:iCs/>
-          <w:i/>
-        </w:rPr>
-        <w:t xml:space="preserve">(M20–M34)</w:t>
-      </w:r>
-    </w:p>
-    <w:p>
-      <w:pPr>
-        <w:pStyle w:val="FirstParagraph"/>
-      </w:pPr>
-      <w:r>
-        <w:rPr>
-          <w:bCs/>
-          <w:b/>
-        </w:rPr>
-        <w:t xml:space="preserve">The library, registered before any evaluation, in two arms.</w:t>
-      </w:r>
-      <w:r>
-        <w:t xml:space="preserve"> </w:t>
-      </w:r>
-      <w:r>
-        <w:rPr>
-          <w:bCs/>
-          <w:b/>
-        </w:rPr>
-        <w:t xml:space="preserve">Local-only:</w:t>
-      </w:r>
-      <w:r>
-        <w:t xml:space="preserve"> </w:t>
-      </w:r>
-      <w:r>
-        <w:t xml:space="preserve">seasonal GLM with weekday and holiday terms; persistence; established surveillance exceedance and nowcasting (Farrington/Noufaily, Bayesian nowcasting [Salmon 2016]); penalised, gradient-boosted and upper-tail quantile learners on the pre-specified covariates; the WP2 regime model with weakly informative priors.</w:t>
-      </w:r>
-      <w:r>
-        <w:t xml:space="preserve"> </w:t>
-      </w:r>
-      <w:r>
-        <w:rPr>
-          <w:bCs/>
-          <w:b/>
-        </w:rPr>
-        <w:t xml:space="preserve">Evidence-informed:</w:t>
-      </w:r>
-      <w:r>
-        <w:t xml:space="preserve"> </w:t>
-      </w:r>
-      <w:r>
-        <w:t xml:space="preserve">the same candidates equipped with WP1 priors and design inputs, in three registered variants: fixed evidence-derived priors; adaptive borrowing with conflict monitoring; adaptive borrowing plus resilience indicators (H3c).</w:t>
-      </w:r>
-      <w:r>
-        <w:t xml:space="preserve"> </w:t>
-      </w:r>
-      <w:r>
-        <w:rPr>
-          <w:bCs/>
-          <w:b/>
-        </w:rPr>
-        <w:t xml:space="preserve">Mechanistic transmission components [Keeling 2008] are admissible only for epidemiological archetypes</w:t>
-      </w:r>
-      <w:r>
-        <w:t xml:space="preserve">; environmental archetypes use exposure–response structures; admissibility per archetype is registered.</w:t>
-      </w:r>
-    </w:p>
-    <w:p>
-      <w:pPr>
-        <w:pStyle w:val="BodyText"/>
-      </w:pPr>
-      <w:r>
-        <w:rPr>
-          <w:bCs/>
-          <w:b/>
-        </w:rPr>
-        <w:t xml:space="preserve">Automated champion selection, nested against leakage.</w:t>
-      </w:r>
-      <w:r>
-        <w:t xml:space="preserve"> </w:t>
-      </w:r>
-      <w:r>
-        <w:t xml:space="preserve">At each outer forecast origin, each arm's</w:t>
-      </w:r>
-      <w:r>
-        <w:t xml:space="preserve"> </w:t>
-      </w:r>
-      <w:r>
-        <w:rPr>
-          <w:bCs/>
-          <w:b/>
-        </w:rPr>
-        <w:t xml:space="preserve">champion</w:t>
-      </w:r>
-      <w:r>
-        <w:t xml:space="preserve"> </w:t>
-      </w:r>
-      <w:r>
-        <w:t xml:space="preserve">is chosen by a registered rule using only inner rolling validation on outcomes observed</w:t>
-      </w:r>
-      <w:r>
-        <w:t xml:space="preserve"> </w:t>
-      </w:r>
-      <w:r>
-        <w:rPr>
-          <w:bCs/>
-          <w:b/>
-        </w:rPr>
-        <w:t xml:space="preserve">before</w:t>
-      </w:r>
-      <w:r>
-        <w:t xml:space="preserve"> </w:t>
-      </w:r>
-      <w:r>
-        <w:t xml:space="preserve">that origin (pre-specified metrics: CRPS, log score, calibration; after T2.5 validity checks; blind to the other arm); the fixed champion then issues the outer forecast, scored on subsequently observed outcomes. Selection never sees the outcomes it is scored on; identical machinery in both arms isolates the evidence, not the selector; which family wins, where and when, is itself a result.</w:t>
-      </w:r>
-    </w:p>
-    <w:p>
-      <w:pPr>
-        <w:pStyle w:val="BodyText"/>
-      </w:pPr>
-      <w:r>
-        <w:rPr>
-          <w:bCs/>
-          <w:b/>
-        </w:rPr>
-        <w:t xml:space="preserve">Confirmatory testing procedure (fixed-sequence).</w:t>
-      </w:r>
-    </w:p>
-    <w:p>
-      <w:pPr>
-        <w:numPr>
-          <w:ilvl w:val="0"/>
-          <w:numId w:val="1001"/>
-        </w:numPr>
-        <w:pStyle w:val="Compact"/>
-      </w:pPr>
-      <w:r>
-        <w:rPr>
-          <w:bCs/>
-          <w:b/>
-        </w:rPr>
-        <w:t xml:space="preserve">Test 1 (primary).</w:t>
-      </w:r>
-      <w:r>
-        <w:t xml:space="preserve"> </w:t>
-      </w:r>
-      <w:r>
-        <w:t xml:space="preserve">Evidence-informed champion vs local-only champion, CRPS skill score,</w:t>
-      </w:r>
-      <w:r>
-        <w:t xml:space="preserve"> </w:t>
-      </w:r>
-      <w:r>
-        <w:rPr>
-          <w:bCs/>
-          <w:b/>
-        </w:rPr>
-        <w:t xml:space="preserve">respiratory</w:t>
-      </w:r>
-      <w:r>
-        <w:t xml:space="preserve"> </w:t>
-      </w:r>
-      <w:r>
-        <w:t xml:space="preserve">episodes, cold-start window</w:t>
-      </w:r>
-      <w:r>
-        <w:t xml:space="preserve"> </w:t>
-      </w:r>
-      <w:r>
-        <w:rPr>
-          <w:iCs/>
-          <w:i/>
-        </w:rPr>
-        <w:t xml:space="preserve">N</w:t>
-      </w:r>
-      <w:r>
-        <w:t xml:space="preserve">, at α = 0.05 two-sided. Passing requires paired-permutation p &lt; α</w:t>
-      </w:r>
-      <w:r>
-        <w:t xml:space="preserve"> </w:t>
-      </w:r>
-      <w:r>
-        <w:rPr>
-          <w:iCs/>
-          <w:i/>
-        </w:rPr>
-        <w:t xml:space="preserve">and</w:t>
-      </w:r>
-      <w:r>
-        <w:t xml:space="preserve"> </w:t>
-      </w:r>
-      <w:r>
-        <w:t xml:space="preserve">a lower confidence bound above the pre-registered minimal relevant improvement.</w:t>
-      </w:r>
-    </w:p>
-    <w:p>
-      <w:pPr>
-        <w:numPr>
-          <w:ilvl w:val="0"/>
-          <w:numId w:val="1001"/>
-        </w:numPr>
-        <w:pStyle w:val="Compact"/>
-      </w:pPr>
-      <w:r>
-        <w:rPr>
-          <w:bCs/>
-          <w:b/>
-        </w:rPr>
-        <w:t xml:space="preserve">Test 2 (generalisation).</w:t>
-      </w:r>
-      <w:r>
-        <w:t xml:space="preserve"> </w:t>
-      </w:r>
-      <w:r>
-        <w:t xml:space="preserve">The identical contrast on</w:t>
-      </w:r>
-      <w:r>
-        <w:t xml:space="preserve"> </w:t>
-      </w:r>
-      <w:r>
-        <w:rPr>
-          <w:bCs/>
-          <w:b/>
-        </w:rPr>
-        <w:t xml:space="preserve">heat</w:t>
-      </w:r>
-      <w:r>
-        <w:t xml:space="preserve"> </w:t>
-      </w:r>
-      <w:r>
-        <w:t xml:space="preserve">episodes, scored on heat-sensitive demand (T3.0), at the same α,</w:t>
-      </w:r>
-      <w:r>
-        <w:t xml:space="preserve"> </w:t>
-      </w:r>
-      <w:r>
-        <w:rPr>
-          <w:bCs/>
-          <w:b/>
-        </w:rPr>
-        <w:t xml:space="preserve">conducted only if Test 1 passes</w:t>
-      </w:r>
-      <w:r>
-        <w:t xml:space="preserve">.</w:t>
-      </w:r>
-    </w:p>
-    <w:p>
-      <w:pPr>
-        <w:numPr>
-          <w:ilvl w:val="0"/>
-          <w:numId w:val="1001"/>
-        </w:numPr>
-        <w:pStyle w:val="Compact"/>
-      </w:pPr>
-      <w:r>
-        <w:rPr>
-          <w:bCs/>
-          <w:b/>
-        </w:rPr>
-        <w:t xml:space="preserve">If Test 1 fails</w:t>
-      </w:r>
-      <w:r>
-        <w:t xml:space="preserve">, H3a is not supported, Test 2 is exploratory, and the project's result is the failure map and the boundary condition.</w:t>
-      </w:r>
-    </w:p>
-    <w:p>
-      <w:pPr>
-        <w:pStyle w:val="FirstParagraph"/>
-      </w:pPr>
-      <w:r>
-        <w:t xml:space="preserve">All other contrasts are secondary.</w:t>
-      </w:r>
-      <w:r>
-        <w:t xml:space="preserve"> </w:t>
-      </w:r>
-      <w:r>
-        <w:rPr>
-          <w:bCs/>
-          <w:b/>
-        </w:rPr>
-        <w:t xml:space="preserve">The local-only arm is pinned in the registration</w:t>
-      </w:r>
-      <w:r>
-        <w:t xml:space="preserve">, its regime-model priors carrying a pre-declared band of vaguer and tighter alternatives reported as a sensitivity analysis: the comparator cannot become a straw man after the fact.</w:t>
-      </w:r>
-    </w:p>
-    <w:p>
-      <w:pPr>
-        <w:pStyle w:val="BodyText"/>
-      </w:pPr>
-      <w:r>
-        <w:rPr>
-          <w:bCs/>
-          <w:b/>
-        </w:rPr>
-        <w:t xml:space="preserve">Primary endpoint:</w:t>
-      </w:r>
-      <w:r>
-        <w:t xml:space="preserve"> </w:t>
-      </w:r>
-      <w:r>
-        <w:t xml:space="preserve">the CRPS skill score of the evidence-informed champion versus the local-only champion over the cold-start window. Aggregation is registered: per episode and arm, CRPS is averaged over eligible origins in the window at the primary horizon; the episode skill score is one minus the CRPS ratio (evidence-informed over local-only); the confirmatory statistic is its mean, equal weight per episode. The unit of inference is the</w:t>
-      </w:r>
-      <w:r>
-        <w:t xml:space="preserve"> </w:t>
-      </w:r>
-      <w:r>
-        <w:rPr>
-          <w:bCs/>
-          <w:b/>
-        </w:rPr>
-        <w:t xml:space="preserve">episode</w:t>
-      </w:r>
-      <w:r>
-        <w:t xml:space="preserve">; eligible episodes are few (13–14 respiratory candidates before screening), so inference is by</w:t>
-      </w:r>
-      <w:r>
-        <w:t xml:space="preserve"> </w:t>
-      </w:r>
-      <w:r>
-        <w:rPr>
-          <w:bCs/>
-          <w:b/>
-        </w:rPr>
-        <w:t xml:space="preserve">paired permutation over episodes</w:t>
-      </w:r>
-      <w:r>
-        <w:t xml:space="preserve">, block bootstrap alongside, both pre-specified, disagreement reported.</w:t>
-      </w:r>
-      <w:r>
-        <w:t xml:space="preserve"> </w:t>
-      </w:r>
-      <w:r>
-        <w:rPr>
-          <w:bCs/>
-          <w:b/>
-        </w:rPr>
-        <w:t xml:space="preserve">The design is powered by simulation-based operating characteristics at episode level</w:t>
-      </w:r>
-      <w:r>
-        <w:t xml:space="preserve"> </w:t>
-      </w:r>
-      <w:r>
-        <w:t xml:space="preserve">(type I error, power, interval width under realistic dependence), run before the second registration point. The same simulation fixes, in advance, the</w:t>
-      </w:r>
-      <w:r>
-        <w:t xml:space="preserve"> </w:t>
-      </w:r>
-      <w:r>
-        <w:rPr>
-          <w:bCs/>
-          <w:b/>
-        </w:rPr>
-        <w:t xml:space="preserve">minimum number of eligible episodes</w:t>
-      </w:r>
-      <w:r>
-        <w:t xml:space="preserve"> </w:t>
-      </w:r>
-      <w:r>
-        <w:t xml:space="preserve">below which no confirmatory claim is made and the primary analysis becomes estimation, and the</w:t>
-      </w:r>
-      <w:r>
-        <w:t xml:space="preserve"> </w:t>
-      </w:r>
-      <w:r>
-        <w:rPr>
-          <w:bCs/>
-          <w:b/>
-        </w:rPr>
-        <w:t xml:space="preserve">selection rules</w:t>
-      </w:r>
-      <w:r>
-        <w:t xml:space="preserve"> </w:t>
-      </w:r>
-      <w:r>
-        <w:t xml:space="preserve">for</w:t>
-      </w:r>
-      <w:r>
-        <w:t xml:space="preserve"> </w:t>
-      </w:r>
-      <w:r>
-        <w:rPr>
-          <w:iCs/>
-          <w:i/>
-        </w:rPr>
-        <w:t xml:space="preserve">N</w:t>
-      </w:r>
-      <w:r>
-        <w:t xml:space="preserve"> </w:t>
-      </w:r>
-      <w:r>
-        <w:t xml:space="preserve">and Δ:</w:t>
-      </w:r>
-      <w:r>
-        <w:t xml:space="preserve"> </w:t>
-      </w:r>
-      <w:r>
-        <w:rPr>
-          <w:iCs/>
-          <w:i/>
-        </w:rPr>
-        <w:t xml:space="preserve">N</w:t>
-      </w:r>
-      <w:r>
-        <w:t xml:space="preserve"> </w:t>
-      </w:r>
-      <w:r>
-        <w:t xml:space="preserve">the smallest grid value meeting the operating-characteristic criterion, Δ a registered fraction of the minimal relevant improvement, its power then checked by the same simulation; both chosen blind to forecast performance. Secondary endpoints: log score, calibration (PIT, coverage), escalation detection at matched false-alarm rates.</w:t>
-      </w:r>
-      <w:r>
-        <w:t xml:space="preserve"> </w:t>
-      </w:r>
-      <w:r>
-        <w:rPr>
-          <w:bCs/>
-          <w:b/>
-        </w:rPr>
-        <w:t xml:space="preserve">H3b's Δ is fixed here, before any evaluation</w:t>
-      </w:r>
-      <w:r>
-        <w:t xml:space="preserve">: non-inferiority is a CRPS deficit no greater than Δ; superiority is tested on T3.4's misspecified priors.</w:t>
-      </w:r>
-    </w:p>
-    <w:bookmarkEnd w:id="59"/>
-    <w:bookmarkStart w:id="60" w:name="t34-map-benefit-and-failure-m28m38"/>
-    <w:p>
-      <w:pPr>
-        <w:pStyle w:val="Heading5"/>
-      </w:pPr>
-      <w:r>
-        <w:t xml:space="preserve">T3.4: Map benefit and failure</w:t>
-      </w:r>
-      <w:r>
-        <w:t xml:space="preserve"> </w:t>
-      </w:r>
-      <w:r>
-        <w:rPr>
-          <w:iCs/>
-          <w:i/>
-        </w:rPr>
-        <w:t xml:space="preserve">(M28–M38)</w:t>
-      </w:r>
-    </w:p>
-    <w:p>
-      <w:pPr>
-        <w:pStyle w:val="FirstParagraph"/>
-      </w:pPr>
-      <w:r>
-        <w:t xml:space="preserve">Identify episodes where borrowing improves or worsens forecasts; characterise failure by population, outcome-definition, system, policy and temporal mismatch, extraction uncertainty and prior–data conflict, with deliberately misspecified priors (registered location, scale and transport shifts) as a stress test. The safety question: is harmful borrowing detectable early enough for adaptive discounting to limit its impact? The output is a</w:t>
-      </w:r>
-      <w:r>
-        <w:t xml:space="preserve"> </w:t>
-      </w:r>
-      <w:r>
-        <w:rPr>
-          <w:bCs/>
-          <w:b/>
-        </w:rPr>
-        <w:t xml:space="preserve">failure map</w:t>
-      </w:r>
-      <w:r>
-        <w:t xml:space="preserve">, not an average.</w:t>
-      </w:r>
-    </w:p>
-    <w:bookmarkEnd w:id="60"/>
-    <w:bookmarkStart w:id="61" w:name="t35-test-generalisation-m34m42"/>
-    <w:p>
-      <w:pPr>
-        <w:pStyle w:val="Heading5"/>
-      </w:pPr>
-      <w:r>
-        <w:t xml:space="preserve">T3.5: Test generalisation</w:t>
-      </w:r>
-      <w:r>
-        <w:t xml:space="preserve"> </w:t>
-      </w:r>
-      <w:r>
-        <w:rPr>
-          <w:iCs/>
-          <w:i/>
-        </w:rPr>
-        <w:t xml:space="preserve">(M34–M42)</w:t>
-      </w:r>
-    </w:p>
-    <w:p>
-      <w:pPr>
-        <w:pStyle w:val="FirstParagraph"/>
-      </w:pPr>
-      <w:r>
-        <w:t xml:space="preserve">The sequential heat test and, resources permitting, the legionellosis extension (year 4, not required for the central conclusion).</w:t>
-      </w:r>
-    </w:p>
-    <w:p>
-      <w:pPr>
-        <w:pStyle w:val="BodyText"/>
-      </w:pPr>
-      <w:r>
-        <w:rPr>
-          <w:bCs/>
-          <w:b/>
-        </w:rPr>
-        <w:t xml:space="preserve">Deliverables.</w:t>
-      </w:r>
-      <w:r>
-        <w:t xml:space="preserve"> </w:t>
-      </w:r>
-      <w:r>
-        <w:t xml:space="preserve">D3.1 reproducible cold-start evaluation pipeline; D3.2 primary result; D3.3 failure/stress-test map; D3.4 cross-archetype analysis.</w:t>
-      </w:r>
-    </w:p>
-    <w:p>
-      <w:pPr>
-        <w:pStyle w:val="BodyText"/>
-      </w:pPr>
-      <w:r>
-        <w:rPr>
-          <w:bCs/>
-          <w:b/>
-        </w:rPr>
-        <w:t xml:space="preserve">Risk: operational data access.</w:t>
-      </w:r>
-      <w:r>
-        <w:t xml:space="preserve"> </w:t>
-      </w:r>
-      <w:r>
-        <w:rPr>
-          <w:iCs/>
-          <w:i/>
-        </w:rPr>
-        <w:t xml:space="preserve">Mitigation:</w:t>
-      </w:r>
-      <w:r>
-        <w:t xml:space="preserve"> </w:t>
-      </w:r>
-      <w:r>
-        <w:t xml:space="preserve">agreements initiated pre-award, letters accompany the application; and the open-data track already carries the methodological test under the same rolling-origin restriction, so delayed access narrows the claim (§2.4), it does not stall the project.</w:t>
-      </w:r>
-    </w:p>
-    <w:bookmarkEnd w:id="61"/>
-    <w:bookmarkEnd w:id="62"/>
-    <w:bookmarkStart w:id="66" w:name="X817573a182041657fbc376b8819e3f332001f1c"/>
-    <w:p>
-      <w:pPr>
-        <w:pStyle w:val="Heading4"/>
-      </w:pPr>
-      <w:r>
-        <w:t xml:space="preserve">WP4: From predictive skill to operational value</w:t>
-      </w:r>
-      <w:r>
-        <w:t xml:space="preserve"> </w:t>
-      </w:r>
-      <w:r>
-        <w:rPr>
-          <w:iCs/>
-          <w:i/>
-        </w:rPr>
-        <w:t xml:space="preserve">(M24–M48)</w:t>
-      </w:r>
-    </w:p>
-    <w:bookmarkStart w:id="63" w:name="Xf4a9556a51514f6c6cfe18f6354d6daf4608cf0"/>
-    <w:p>
-      <w:pPr>
-        <w:pStyle w:val="Heading5"/>
-      </w:pPr>
-      <w:r>
-        <w:t xml:space="preserve">T4.1: Elicit operational losses and thresholds</w:t>
-      </w:r>
-      <w:r>
-        <w:t xml:space="preserve"> </w:t>
-      </w:r>
-      <w:r>
-        <w:rPr>
-          <w:iCs/>
-          <w:i/>
-        </w:rPr>
-        <w:t xml:space="preserve">(M24–M32)</w:t>
-      </w:r>
-    </w:p>
-    <w:p>
-      <w:pPr>
-        <w:pStyle w:val="FirstParagraph"/>
-      </w:pPr>
-      <w:r>
-        <w:t xml:space="preserve">Structured</w:t>
-      </w:r>
-      <w:r>
-        <w:t xml:space="preserve"> </w:t>
-      </w:r>
-      <w:r>
-        <w:rPr>
-          <w:bCs/>
-          <w:b/>
-        </w:rPr>
-        <w:t xml:space="preserve">SHELF</w:t>
-      </w:r>
-      <w:r>
-        <w:t xml:space="preserve"> </w:t>
-      </w:r>
-      <w:r>
-        <w:t xml:space="preserve">elicitation (n ≈ 15–20 across HUG emergency medicine, CASU-144 regulation and capacity management): elicit the consequences of early, late and unnecessary escalation, then derive thresholds from the losses.</w:t>
-      </w:r>
-      <w:r>
-        <w:t xml:space="preserve"> </w:t>
-      </w:r>
-      <w:r>
-        <w:rPr>
-          <w:bCs/>
-          <w:b/>
-        </w:rPr>
-        <w:t xml:space="preserve">The primary decision is fixed in advance</w:t>
-      </w:r>
-      <w:r>
-        <w:t xml:space="preserve">: trigger surge-capacity escalation when the forecast probability of the strained/critical state crosses the elicited threshold. Non-state candidates map their forecast distributions to escalation-state probabilities via T2.1's registered anchors, so every library member yields the same decision quantity.</w:t>
-      </w:r>
-    </w:p>
-    <w:bookmarkEnd w:id="63"/>
-    <w:bookmarkStart w:id="64" w:name="X4cfbd1a8ade59679f40817fa3772f5316ec74f9"/>
-    <w:p>
-      <w:pPr>
-        <w:pStyle w:val="Heading5"/>
-      </w:pPr>
-      <w:r>
-        <w:t xml:space="preserve">T4.2: Decision-analytic evaluation and equity audit</w:t>
-      </w:r>
-      <w:r>
-        <w:t xml:space="preserve"> </w:t>
-      </w:r>
-      <w:r>
-        <w:rPr>
-          <w:iCs/>
-          <w:i/>
-        </w:rPr>
-        <w:t xml:space="preserve">(M30–M40)</w:t>
-      </w:r>
-    </w:p>
-    <w:p>
-      <w:pPr>
-        <w:pStyle w:val="FirstParagraph"/>
-      </w:pPr>
-      <w:r>
-        <w:t xml:space="preserve">Re-evaluate the WP3 forecasts with net-benefit/decision-curve analysis and value-of-information: do rankings change once consequences are incorporated? Because operational records may encode structural differences, assess calibration and threshold performance across aggregate strata (age, sex, neighbourhood deprivation where appropriate): calibrated on average but miscalibrated for a relevant group is not operationally ready.</w:t>
-      </w:r>
-    </w:p>
-    <w:bookmarkEnd w:id="64"/>
-    <w:bookmarkStart w:id="65" w:name="X12c081cf56367bd4c71fa0269d3fcc441aaadcf"/>
-    <w:p>
-      <w:pPr>
-        <w:pStyle w:val="Heading5"/>
-      </w:pPr>
-      <w:r>
-        <w:t xml:space="preserve">T4.3: Counterfactuals, observation-mode dashboard and living updating</w:t>
-      </w:r>
-      <w:r>
-        <w:t xml:space="preserve"> </w:t>
-      </w:r>
-      <w:r>
-        <w:rPr>
-          <w:iCs/>
-          <w:i/>
-        </w:rPr>
-        <w:t xml:space="preserve">(M34–M48)</w:t>
-      </w:r>
-    </w:p>
-    <w:p>
-      <w:pPr>
-        <w:pStyle w:val="FirstParagraph"/>
-      </w:pPr>
-      <w:r>
-        <w:t xml:space="preserve">Estimate, for selected episodes, what would have changed had escalation followed the model's signal (a simple capacity model, propagated uncertainty: counterfactuals, not causal estimates). For event types whose models pass T3.3 validation and T4.2's decision-value check, and subject to authorisation, the framework runs as a</w:t>
-      </w:r>
-      <w:r>
-        <w:t xml:space="preserve"> </w:t>
-      </w:r>
-      <w:r>
-        <w:rPr>
-          <w:bCs/>
-          <w:b/>
-        </w:rPr>
-        <w:t xml:space="preserve">daily observation-mode dashboard</w:t>
-      </w:r>
-      <w:r>
-        <w:t xml:space="preserve"> </w:t>
-      </w:r>
-      <w:r>
-        <w:t xml:space="preserve">with the partner services (144 regulation, ED, ICU capacity management): state probabilities, forecasts and validity checks refreshed automatically,</w:t>
-      </w:r>
-      <w:r>
-        <w:t xml:space="preserve"> </w:t>
-      </w:r>
-      <w:r>
-        <w:rPr>
-          <w:bCs/>
-          <w:b/>
-        </w:rPr>
-        <w:t xml:space="preserve">recorded, never used clinically</w:t>
-      </w:r>
-      <w:r>
-        <w:t xml:space="preserve">. A</w:t>
-      </w:r>
-      <w:r>
-        <w:t xml:space="preserve"> </w:t>
-      </w:r>
-      <w:r>
-        <w:rPr>
-          <w:bCs/>
-          <w:b/>
-        </w:rPr>
-        <w:t xml:space="preserve">living-evidence monitor</w:t>
-      </w:r>
-      <w:r>
-        <w:t xml:space="preserve"> </w:t>
-      </w:r>
-      <w:r>
-        <w:t xml:space="preserve">re-runs the per-scenario reviews [Elliott 2014] and flags new publications that would change a parameter value, a variable set, an outcome threshold or the recommended model; proposed changes apply only through version-controlled, pre-registered update rules, never silently. If authorisation is not granted, the project is complete on retrospective evaluation and says so.</w:t>
-      </w:r>
-    </w:p>
-    <w:p>
-      <w:pPr>
-        <w:pStyle w:val="BodyText"/>
-      </w:pPr>
-      <w:r>
-        <w:rPr>
-          <w:bCs/>
-          <w:b/>
-        </w:rPr>
-        <w:t xml:space="preserve">Deliverables.</w:t>
-      </w:r>
-      <w:r>
-        <w:t xml:space="preserve"> </w:t>
-      </w:r>
-      <w:r>
-        <w:t xml:space="preserve">D4.1 elicited loss structure and equity audit; D4.2 decision-analytic evaluation; D4.3 counterfactual analysis, with the observation-mode dashboard and living-update protocol where authorised.</w:t>
-      </w:r>
-    </w:p>
-    <w:p>
-      <w:pPr>
-        <w:pStyle w:val="BodyText"/>
-      </w:pPr>
-      <w:r>
-        <w:rPr>
-          <w:bCs/>
-          <w:b/>
-        </w:rPr>
-        <w:t xml:space="preserve">Methods, data protection and reproducibility.</w:t>
-      </w:r>
-      <w:r>
-        <w:t xml:space="preserve"> </w:t>
-      </w:r>
-      <w:r>
-        <w:t xml:space="preserve">Version-controlled R/Python and a registered analysis plan; clinical data processed in the UNIGE secure environment under a new CCER approval with me as applicant; benchmark and software released openly, synthetic equivalents where possible.</w:t>
-      </w:r>
-    </w:p>
-    <w:p>
-      <w:pPr>
-        <w:pStyle w:val="BodyText"/>
-      </w:pPr>
-      <w:r>
-        <w:rPr>
-          <w:bCs/>
-          <w:b/>
-        </w:rPr>
-        <w:t xml:space="preserve">Expected outputs.</w:t>
-      </w:r>
-      <w:r>
-        <w:t xml:space="preserve"> </w:t>
-      </w:r>
-      <w:r>
-        <w:t xml:space="preserve">Four to six papers and the durable open resources of §2.5;</w:t>
-      </w:r>
-      <w:r>
-        <w:t xml:space="preserve"> </w:t>
-      </w:r>
-      <w:r>
-        <w:rPr>
-          <w:bCs/>
-          <w:b/>
-        </w:rPr>
-        <w:t xml:space="preserve">I lead the methodological, benchmark and integrative outputs.</w:t>
-      </w:r>
-      <w:r>
-        <w:t xml:space="preserve"> </w:t>
-      </w:r>
-      <w:r>
-        <w:t xml:space="preserve">None of the explicit fallbacks above converts an inconclusive analysis into a success claim.</w:t>
-      </w:r>
-    </w:p>
-    <w:p>
-      <w:r>
-        <w:pict>
-          <v:rect style="width:0;height:1.5pt" o:hralign="center" o:hrstd="t" o:hr="t"/>
-        </w:pict>
-      </w:r>
-    </w:p>
-    <w:bookmarkEnd w:id="65"/>
-    <w:bookmarkEnd w:id="66"/>
-    <w:bookmarkEnd w:id="67"/>
-    <w:bookmarkStart w:id="68" w:name="X484915d2d085a463d71767c72feb0c9a1ea50fa"/>
-    <w:p>
-      <w:pPr>
-        <w:pStyle w:val="Heading3"/>
-      </w:pPr>
-      <w:r>
-        <w:t xml:space="preserve">2.3.3 Research environment, team and resources</w:t>
-      </w:r>
-    </w:p>
-    <w:p>
-      <w:pPr>
-        <w:pStyle w:val="FirstParagraph"/>
-      </w:pPr>
-      <w:r>
-        <w:rPr>
-          <w:bCs/>
-          <w:b/>
-        </w:rPr>
-        <w:t xml:space="preserve">Host: Institute of Global Health, Faculty of Medicine, University of Geneva</w:t>
-      </w:r>
-      <w:r>
-        <w:t xml:space="preserve">, with a methodological collaboration with</w:t>
-      </w:r>
-      <w:r>
-        <w:t xml:space="preserve"> </w:t>
-      </w:r>
-      <w:r>
-        <w:rPr>
-          <w:bCs/>
-          <w:b/>
-        </w:rPr>
-        <w:t xml:space="preserve">Data Science for Digital Health</w:t>
-      </w:r>
-      <w:r>
-        <w:t xml:space="preserve"> </w:t>
-      </w:r>
-      <w:r>
-        <w:t xml:space="preserve">(Prof. Douglas Teodoro) and a clinical collaboration with</w:t>
-      </w:r>
-      <w:r>
-        <w:t xml:space="preserve"> </w:t>
-      </w:r>
-      <w:r>
-        <w:rPr>
-          <w:bCs/>
-          <w:b/>
-        </w:rPr>
-        <w:t xml:space="preserve">HUG emergency medicine</w:t>
-      </w:r>
-      <w:r>
-        <w:t xml:space="preserve"> </w:t>
-      </w:r>
-      <w:r>
-        <w:t xml:space="preserve">(Prof. Thibaut Desmettre; Dr Robert Larribau, CASU-144).</w:t>
-      </w:r>
-    </w:p>
-    <w:p>
-      <w:pPr>
-        <w:pStyle w:val="BodyText"/>
-      </w:pPr>
-      <w:r>
-        <w:rPr>
-          <w:bCs/>
-          <w:b/>
-        </w:rPr>
-        <w:t xml:space="preserve">Institute of Global Health:</w:t>
-      </w:r>
-      <w:r>
-        <w:t xml:space="preserve"> </w:t>
-      </w:r>
-      <w:r>
-        <w:t xml:space="preserve">epidemiology, infectious-disease modelling and automated evidence extraction in one institute: where the gap became visible. Independence is organisational: a programme led by me alongside the Institute's groups, not inside one (§2.6).</w:t>
-      </w:r>
-      <w:r>
-        <w:t xml:space="preserve"> </w:t>
-      </w:r>
-      <w:r>
-        <w:rPr>
-          <w:bCs/>
-          <w:b/>
-        </w:rPr>
-        <w:t xml:space="preserve">DS4DH</w:t>
-      </w:r>
-      <w:r>
-        <w:t xml:space="preserve"> </w:t>
-      </w:r>
-      <w:r>
-        <w:t xml:space="preserve">contributes the biomedical NLP WP1 needs; through GESICA I already work with the emergency-medicine partners; the AI-in-EMS review [Edjinedja 2026] evidences the collaboration.</w:t>
-      </w:r>
-    </w:p>
-    <w:p>
-      <w:pPr>
-        <w:pStyle w:val="BodyText"/>
-      </w:pPr>
-      <w:r>
-        <w:rPr>
-          <w:bCs/>
-          <w:b/>
-        </w:rPr>
-        <w:t xml:space="preserve">Existing infrastructure.</w:t>
-      </w:r>
-      <w:r>
-        <w:t xml:space="preserve"> </w:t>
-      </w:r>
-      <w:r>
-        <w:t xml:space="preserve">LiteRev-Evidence is a prototype (live federated search of the open literature, screening, living reviews, certainty-graded extraction with provenance, pooling into parameter distributions, candidate variables, typed outcome templates, multi-family model fitting with automated tuning, weather and surveillance connectors); WP1 and WP2 turn it into a validated instrument and test it. The legionellosis study (BASEC 2026-00324, ethics granted) supplies the contrasting archetype.</w:t>
-      </w:r>
-      <w:r>
-        <w:t xml:space="preserve"> </w:t>
-      </w:r>
-      <w:r>
-        <w:rPr>
-          <w:bCs/>
-          <w:b/>
-        </w:rPr>
-        <w:t xml:space="preserve">Computing:</w:t>
-      </w:r>
-      <w:r>
-        <w:t xml:space="preserve"> </w:t>
-      </w:r>
-      <w:r>
-        <w:t xml:space="preserve">UNIGE HPC (Baobab/Yggdrasil) and the University's secure environment for clinical data.</w:t>
-      </w:r>
-    </w:p>
-    <w:p>
-      <w:pPr>
-        <w:pStyle w:val="BodyText"/>
-      </w:pPr>
-      <w:r>
-        <w:rPr>
-          <w:bCs/>
-          <w:b/>
-        </w:rPr>
-        <w:t xml:space="preserve">Commitments, by status.</w:t>
-      </w:r>
-    </w:p>
-    <w:tbl>
-      <w:tblPr>
-        <w:tblStyle w:val="Table"/>
-        <w:tblW w:w="10466" w:type="dxa"/>
-        <w:tblLook w:firstRow="1" w:lastRow="0" w:firstColumn="0" w:lastColumn="0" w:noHBand="0" w:noVBand="0" w:val="0020"/>
-        <w:jc w:val="start"/>
-        <w:tblLayout w:type="fixed"/>
-      </w:tblPr>
-      <w:tblGrid>
-        <w:gridCol w:w="3075"/>
-        <w:gridCol w:w="1560"/>
-        <w:gridCol w:w="5831"/>
-      </w:tblGrid>
-      <w:tr>
-        <w:trPr>
-          <w:tblHeader w:val="true"/>
-        </w:trPr>
-        <w:tc>
-          <w:tcPr/>
-          <w:p>
-            <w:pPr>
-              <w:pStyle w:val="Compact"/>
               <w:jc w:val="left"/>
             </w:pPr>
             <w:r>
@@ -4473,7 +4293,7 @@
               <w:jc w:val="left"/>
             </w:pPr>
             <w:r>
-              <w:t xml:space="preserve">Ethics approval BASEC 2026-00324</w:t>
+              <w:t xml:space="preserve">BASEC 2026-00324; data via the médecin cantonal, SIG technical data</w:t>
             </w:r>
           </w:p>
         </w:tc>
@@ -4488,44 +4308,6 @@
             </w:pPr>
             <w:r>
               <w:t xml:space="preserve">Host institute (ISG)</w:t>
-            </w:r>
-          </w:p>
-        </w:tc>
-        <w:tc>
-          <w:tcPr/>
-          <w:p>
-            <w:pPr>
-              <w:pStyle w:val="Compact"/>
-              <w:jc w:val="left"/>
-            </w:pPr>
-            <w:r>
-              <w:t xml:space="preserve">Requested</w:t>
-            </w:r>
-          </w:p>
-        </w:tc>
-        <w:tc>
-          <w:tcPr/>
-          <w:p>
-            <w:pPr>
-              <w:pStyle w:val="Compact"/>
-              <w:jc w:val="left"/>
-            </w:pPr>
-            <w:r>
-              <w:t xml:space="preserve">Host confirmation, SNSF template</w:t>
-            </w:r>
-          </w:p>
-        </w:tc>
-      </w:tr>
-      <w:tr>
-        <w:tc>
-          <w:tcPr/>
-          <w:p>
-            <w:pPr>
-              <w:pStyle w:val="Compact"/>
-              <w:jc w:val="left"/>
-            </w:pPr>
-            <w:r>
-              <w:t xml:space="preserve">DS4DH methodological collaboration</w:t>
             </w:r>
           </w:p>
         </w:tc>
@@ -4553,7 +4335,7 @@
               <w:jc w:val="left"/>
             </w:pPr>
             <w:r>
-              <w:t xml:space="preserve">Letter requested</w:t>
+              <w:t xml:space="preserve">Hosting accepted; SNSF-template signatures in preparation</w:t>
             </w:r>
           </w:p>
         </w:tc>
@@ -4567,36 +4349,10 @@
               <w:jc w:val="left"/>
             </w:pPr>
             <w:r>
-              <w:t xml:space="preserve">Institutional confirmation</w:t>
-            </w:r>
-          </w:p>
-        </w:tc>
-        <w:tc>
-          <w:tcPr/>
-          <w:p>
-            <w:pPr>
-              <w:pStyle w:val="Compact"/>
-              <w:jc w:val="left"/>
-            </w:pPr>
-            <w:r>
-              <w:t xml:space="preserve">Requested</w:t>
-            </w:r>
-          </w:p>
-        </w:tc>
-        <w:tc>
-          <w:tcPr/>
-          <w:p>
-            <w:pPr>
-              <w:pStyle w:val="Compact"/>
-              <w:jc w:val="left"/>
-            </w:pPr>
-            <w:r>
-              <w:t xml:space="preserve">General confirmation, UNIGE Vice-Rectorate</w:t>
-            </w:r>
-          </w:p>
-        </w:tc>
-      </w:tr>
-      <w:tr>
+              <w:t xml:space="preserve">Computing</w:t>
+            </w:r>
+          </w:p>
+        </w:tc>
         <w:tc>
           <w:tcPr/>
           <w:p>
@@ -4609,7 +4365,7 @@
                 <w:bCs/>
                 <w:b/>
               </w:rPr>
-              <w:t xml:space="preserve">CASU-144 records (HUG-operated), primary outcome</w:t>
+              <w:t xml:space="preserve">Secured</w:t>
             </w:r>
           </w:p>
         </w:tc>
@@ -4621,10 +4377,12 @@
               <w:jc w:val="left"/>
             </w:pPr>
             <w:r>
-              <w:t xml:space="preserve">Requested</w:t>
-            </w:r>
-          </w:p>
-        </w:tc>
+              <w:t xml:space="preserve">UNIGE HPC and secure-environment access in place</w:t>
+            </w:r>
+          </w:p>
+        </w:tc>
+      </w:tr>
+      <w:tr>
         <w:tc>
           <w:tcPr/>
           <w:p>
@@ -4633,20 +4391,35 @@
               <w:jc w:val="left"/>
             </w:pPr>
             <w:r>
-              <w:t xml:space="preserve">Letter requested; continuous, daily, near real-time; archive depth to confirm;</w:t>
-            </w:r>
-            <w:r>
-              <w:t xml:space="preserve"> </w:t>
-            </w:r>
+              <w:t xml:space="preserve">DS4DH methodological collaboration</w:t>
+            </w:r>
+          </w:p>
+        </w:tc>
+        <w:tc>
+          <w:tcPr/>
+          <w:p>
+            <w:pPr>
+              <w:pStyle w:val="Compact"/>
+              <w:jc w:val="left"/>
+            </w:pPr>
             <w:r>
               <w:rPr>
                 <w:bCs/>
                 <w:b/>
               </w:rPr>
-              <w:t xml:space="preserve">HUG access established within GESICA</w:t>
-            </w:r>
-            <w:r>
-              <w:t xml:space="preserve">; own agreement + CCER required</w:t>
+              <w:t xml:space="preserve">Agreed</w:t>
+            </w:r>
+          </w:p>
+        </w:tc>
+        <w:tc>
+          <w:tcPr/>
+          <w:p>
+            <w:pPr>
+              <w:pStyle w:val="Compact"/>
+              <w:jc w:val="left"/>
+            </w:pPr>
+            <w:r>
+              <w:t xml:space="preserve">Letter requested</w:t>
             </w:r>
           </w:p>
         </w:tc>
@@ -4660,7 +4433,7 @@
               <w:jc w:val="left"/>
             </w:pPr>
             <w:r>
-              <w:t xml:space="preserve">ED presentations + ICU occupancy, additional channels</w:t>
+              <w:t xml:space="preserve">Institutional confirmation</w:t>
             </w:r>
           </w:p>
         </w:tc>
@@ -4684,7 +4457,7 @@
               <w:jc w:val="left"/>
             </w:pPr>
             <w:r>
-              <w:t xml:space="preserve">Letters requested; daily depth to confirm; ICU fallback in WP3</w:t>
+              <w:t xml:space="preserve">General confirmation, UNIGE Vice-Rectorate</w:t>
             </w:r>
           </w:p>
         </w:tc>
@@ -4698,7 +4471,11 @@
               <w:jc w:val="left"/>
             </w:pPr>
             <w:r>
-              <w:t xml:space="preserve">Operational-data ethics</w:t>
+              <w:rPr>
+                <w:bCs/>
+                <w:b/>
+              </w:rPr>
+              <w:t xml:space="preserve">CASU-144 records, primary outcome</w:t>
             </w:r>
           </w:p>
         </w:tc>
@@ -4710,7 +4487,11 @@
               <w:jc w:val="left"/>
             </w:pPr>
             <w:r>
-              <w:t xml:space="preserve">Requested</w:t>
+              <w:rPr>
+                <w:bCs/>
+                <w:b/>
+              </w:rPr>
+              <w:t xml:space="preserve">Access held (GESICA)</w:t>
             </w:r>
           </w:p>
         </w:tc>
@@ -4722,7 +4503,7 @@
               <w:jc w:val="left"/>
             </w:pPr>
             <w:r>
-              <w:t xml:space="preserve">CCER submission, PI as applicant</w:t>
+              <w:t xml:space="preserve">Continuous, daily, near real-time; project agreement and letter in preparation</w:t>
             </w:r>
           </w:p>
         </w:tc>
@@ -4736,7 +4517,7 @@
               <w:jc w:val="left"/>
             </w:pPr>
             <w:r>
-              <w:t xml:space="preserve">Computing</w:t>
+              <w:t xml:space="preserve">ED presentations + ICU occupancy</w:t>
             </w:r>
           </w:p>
         </w:tc>
@@ -4748,7 +4529,7 @@
               <w:jc w:val="left"/>
             </w:pPr>
             <w:r>
-              <w:t xml:space="preserve">Requested</w:t>
+              <w:t xml:space="preserve">In progress</w:t>
             </w:r>
           </w:p>
         </w:tc>
@@ -4760,7 +4541,125 @@
               <w:jc w:val="left"/>
             </w:pPr>
             <w:r>
-              <w:t xml:space="preserve">UNIGE HPC access</w:t>
+              <w:t xml:space="preserve">Extraction in discussion with HUG; letters requested</w:t>
+            </w:r>
+          </w:p>
+        </w:tc>
+      </w:tr>
+      <w:tr>
+        <w:tc>
+          <w:tcPr/>
+          <w:p>
+            <w:pPr>
+              <w:pStyle w:val="Compact"/>
+              <w:jc w:val="left"/>
+            </w:pPr>
+            <w:r>
+              <w:t xml:space="preserve">COVID-19 hospitalisations (HUG)</w:t>
+            </w:r>
+          </w:p>
+        </w:tc>
+        <w:tc>
+          <w:tcPr/>
+          <w:p>
+            <w:pPr>
+              <w:pStyle w:val="Compact"/>
+              <w:jc w:val="left"/>
+            </w:pPr>
+            <w:r>
+              <w:t xml:space="preserve">Re-request planned</w:t>
+            </w:r>
+          </w:p>
+        </w:tc>
+        <w:tc>
+          <w:tcPr/>
+          <w:p>
+            <w:pPr>
+              <w:pStyle w:val="Compact"/>
+              <w:jc w:val="left"/>
+            </w:pPr>
+            <w:r>
+              <w:t xml:space="preserve">Previously analysed [Orel 2024]; calibration series</w:t>
+            </w:r>
+          </w:p>
+        </w:tc>
+      </w:tr>
+      <w:tr>
+        <w:tc>
+          <w:tcPr/>
+          <w:p>
+            <w:pPr>
+              <w:pStyle w:val="Compact"/>
+              <w:jc w:val="left"/>
+            </w:pPr>
+            <w:r>
+              <w:t xml:space="preserve">Pharmacien cantonal: wastewater, pharmacy sales</w:t>
+            </w:r>
+          </w:p>
+        </w:tc>
+        <w:tc>
+          <w:tcPr/>
+          <w:p>
+            <w:pPr>
+              <w:pStyle w:val="Compact"/>
+              <w:jc w:val="left"/>
+            </w:pPr>
+            <w:r>
+              <w:t xml:space="preserve">Contacts established</w:t>
+            </w:r>
+          </w:p>
+        </w:tc>
+        <w:tc>
+          <w:tcPr/>
+          <w:p>
+            <w:pPr>
+              <w:pStyle w:val="Compact"/>
+              <w:jc w:val="left"/>
+            </w:pPr>
+            <w:r>
+              <w:t xml:space="preserve">Extracts to formalise, partly within GESICA</w:t>
+            </w:r>
+          </w:p>
+        </w:tc>
+      </w:tr>
+      <w:tr>
+        <w:tc>
+          <w:tcPr/>
+          <w:p>
+            <w:pPr>
+              <w:pStyle w:val="Compact"/>
+              <w:jc w:val="left"/>
+            </w:pPr>
+            <w:r>
+              <w:t xml:space="preserve">Open public series (surveillance, wastewater, deaths, weather)</w:t>
+            </w:r>
+          </w:p>
+        </w:tc>
+        <w:tc>
+          <w:tcPr/>
+          <w:p>
+            <w:pPr>
+              <w:pStyle w:val="Compact"/>
+              <w:jc w:val="left"/>
+            </w:pPr>
+            <w:r>
+              <w:rPr>
+                <w:bCs/>
+                <w:b/>
+              </w:rPr>
+              <w:t xml:space="preserve">Public</w:t>
+            </w:r>
+          </w:p>
+        </w:tc>
+        <w:tc>
+          <w:tcPr/>
+          <w:p>
+            <w:pPr>
+              <w:pStyle w:val="Compact"/>
+              <w:jc w:val="left"/>
+            </w:pPr>
+            <w:r>
+              <w:t xml:space="preserve">Freely accessible; no agreement needed</w:t>
             </w:r>
           </w:p>
         </w:tc>
@@ -4771,7 +4670,7 @@
         <w:pStyle w:val="BodyText"/>
       </w:pPr>
       <w:r>
-        <w:t xml:space="preserve">The three operational-data rows are the key remaining feasibility items.</w:t>
+        <w:t xml:space="preserve">Remaining feasibility items: the ED/ICU extraction and the project 144 agreement; every row rests on an existing relationship.</w:t>
       </w:r>
     </w:p>
     <w:p>
@@ -4943,7 +4842,7 @@
               <w:jc w:val="left"/>
             </w:pPr>
             <w:r>
-              <w:t xml:space="preserve">Travel, conferences and incoming visits</w:t>
+              <w:t xml:space="preserve">Travel, conferences, incoming visits</w:t>
             </w:r>
           </w:p>
         </w:tc>
@@ -4955,7 +4854,7 @@
               <w:jc w:val="left"/>
             </w:pPr>
             <w:r>
-              <w:t xml:space="preserve">Results presentation and sustained international collaboration</w:t>
+              <w:t xml:space="preserve">Results presentation; international collaboration</w:t>
             </w:r>
           </w:p>
         </w:tc>
@@ -5012,26 +4911,29 @@
           <w:bCs/>
           <w:b/>
         </w:rPr>
-        <w:t xml:space="preserve">data agreements</w:t>
-      </w:r>
-      <w:r>
-        <w:t xml:space="preserve"> </w:t>
-      </w:r>
-      <w:r>
-        <w:t xml:space="preserve">with HUG and 144/CASU;</w:t>
-      </w:r>
-      <w:r>
-        <w:t xml:space="preserve"> </w:t>
-      </w:r>
-      <w:r>
-        <w:rPr>
-          <w:bCs/>
-          <w:b/>
-        </w:rPr>
-        <w:t xml:space="preserve">CCER preparation with myself as applicant</w:t>
-      </w:r>
-      <w:r>
-        <w:t xml:space="preserve">;</w:t>
+        <w:t xml:space="preserve">project-specific data agreements</w:t>
+      </w:r>
+      <w:r>
+        <w:t xml:space="preserve"> </w:t>
+      </w:r>
+      <w:r>
+        <w:t xml:space="preserve">with HUG and 144/CASU (re-scoping access already held);</w:t>
+      </w:r>
+      <w:r>
+        <w:t xml:space="preserve"> </w:t>
+      </w:r>
+      <w:r>
+        <w:rPr>
+          <w:bCs/>
+          <w:b/>
+        </w:rPr>
+        <w:t xml:space="preserve">the regulatory clarification</w:t>
+      </w:r>
+      <w:r>
+        <w:t xml:space="preserve"> </w:t>
+      </w:r>
+      <w:r>
+        <w:t xml:space="preserve">(BASEC clarification of competence: do aggregated, non-identifying extracts require CCER approval? If so, submission with me as applicant);</w:t>
       </w:r>
       <w:r>
         <w:t xml:space="preserve"> </w:t>
@@ -5047,17 +4949,23 @@
         <w:t xml:space="preserve"> </w:t>
       </w:r>
       <w:r>
-        <w:t xml:space="preserve">of LiteRev-Evidence before clinical data connect. Feasibility rests on one structural property (</w:t>
-      </w:r>
-      <w:r>
-        <w:rPr>
-          <w:bCs/>
-          <w:b/>
-        </w:rPr>
-        <w:t xml:space="preserve">the prototype already exists</w:t>
-      </w:r>
-      <w:r>
-        <w:t xml:space="preserve">) and on the fallbacks, each leaving the central question answerable.</w:t>
+        <w:t xml:space="preserve">of LiteRev-Evidence before clinical data connect. Feasibility rests on</w:t>
+      </w:r>
+      <w:r>
+        <w:t xml:space="preserve"> </w:t>
+      </w:r>
+      <w:r>
+        <w:rPr>
+          <w:bCs/>
+          <w:b/>
+        </w:rPr>
+        <w:t xml:space="preserve">the prototype already existing</w:t>
+      </w:r>
+      <w:r>
+        <w:t xml:space="preserve"> </w:t>
+      </w:r>
+      <w:r>
+        <w:t xml:space="preserve">and on the fallbacks, each leaving the central question answerable.</w:t>
       </w:r>
     </w:p>
     <w:p>
@@ -5145,298 +5053,15 @@
           <w:bCs/>
           <w:b/>
         </w:rPr>
-        <w:t xml:space="preserve">What falling back to open data alone costs:</w:t>
-      </w:r>
-      <w:r>
-        <w:t xml:space="preserve"> </w:t>
-      </w:r>
-      <w:r>
-        <w:t xml:space="preserve">open series are not emergency-system demand, so the outcome claim narrows and most of WP4 turns illustrative; hence the agreements are a pre-award action.</w:t>
-      </w:r>
-    </w:p>
-    <w:tbl>
-      <w:tblPr>
-        <w:tblStyle w:val="Table"/>
-        <w:tblW w:w="10466" w:type="dxa"/>
-        <w:tblLook w:firstRow="1" w:lastRow="0" w:firstColumn="0" w:lastColumn="0" w:noHBand="0" w:noVBand="0" w:val="0020"/>
-        <w:jc w:val="start"/>
-        <w:tblLayout w:type="fixed"/>
-      </w:tblPr>
-      <w:tblGrid>
-        <w:gridCol w:w="1560"/>
-        <w:gridCol w:w="1560"/>
-        <w:gridCol w:w="7346"/>
-      </w:tblGrid>
-      <w:tr>
-        <w:trPr>
-          <w:tblHeader w:val="true"/>
-        </w:trPr>
-        <w:tc>
-          <w:tcPr/>
-          <w:p>
-            <w:pPr>
-              <w:pStyle w:val="Compact"/>
-              <w:jc w:val="left"/>
-            </w:pPr>
-            <w:r>
-              <w:t xml:space="preserve">Milestone</w:t>
-            </w:r>
-          </w:p>
-        </w:tc>
-        <w:tc>
-          <w:tcPr/>
-          <w:p>
-            <w:pPr>
-              <w:pStyle w:val="Compact"/>
-              <w:jc w:val="right"/>
-            </w:pPr>
-            <w:r>
-              <w:t xml:space="preserve">Month</w:t>
-            </w:r>
-          </w:p>
-        </w:tc>
-        <w:tc>
-          <w:tcPr/>
-          <w:p>
-            <w:pPr>
-              <w:pStyle w:val="Compact"/>
-              <w:jc w:val="left"/>
-            </w:pPr>
-            <w:r>
-              <w:t xml:space="preserve">Criterion</w:t>
-            </w:r>
-          </w:p>
-        </w:tc>
-      </w:tr>
-      <w:tr>
-        <w:tc>
-          <w:tcPr/>
-          <w:p>
-            <w:pPr>
-              <w:pStyle w:val="Compact"/>
-              <w:jc w:val="left"/>
-            </w:pPr>
-            <w:r>
-              <w:t xml:space="preserve">M1</w:t>
-            </w:r>
-          </w:p>
-        </w:tc>
-        <w:tc>
-          <w:tcPr/>
-          <w:p>
-            <w:pPr>
-              <w:pStyle w:val="Compact"/>
-              <w:jc w:val="right"/>
-            </w:pPr>
-            <w:r>
-              <w:t xml:space="preserve">9</w:t>
-            </w:r>
-          </w:p>
-        </w:tc>
-        <w:tc>
-          <w:tcPr/>
-          <w:p>
-            <w:pPr>
-              <w:pStyle w:val="Compact"/>
-              <w:jc w:val="left"/>
-            </w:pPr>
-            <w:r>
-              <w:t xml:space="preserve">Extraction benchmark released</w:t>
-            </w:r>
-          </w:p>
-        </w:tc>
-      </w:tr>
-      <w:tr>
-        <w:tc>
-          <w:tcPr/>
-          <w:p>
-            <w:pPr>
-              <w:pStyle w:val="Compact"/>
-              <w:jc w:val="left"/>
-            </w:pPr>
-            <w:r>
-              <w:t xml:space="preserve">M2</w:t>
-            </w:r>
-          </w:p>
-        </w:tc>
-        <w:tc>
-          <w:tcPr/>
-          <w:p>
-            <w:pPr>
-              <w:pStyle w:val="Compact"/>
-              <w:jc w:val="right"/>
-            </w:pPr>
-            <w:r>
-              <w:t xml:space="preserve">12</w:t>
-            </w:r>
-          </w:p>
-        </w:tc>
-        <w:tc>
-          <w:tcPr/>
-          <w:p>
-            <w:pPr>
-              <w:pStyle w:val="Compact"/>
-              <w:jc w:val="left"/>
-            </w:pPr>
-            <w:r>
-              <w:t xml:space="preserve">Regime/state representation passes identifiability criteria, or fallback selected</w:t>
-            </w:r>
-          </w:p>
-        </w:tc>
-      </w:tr>
-      <w:tr>
-        <w:tc>
-          <w:tcPr/>
-          <w:p>
-            <w:pPr>
-              <w:pStyle w:val="Compact"/>
-              <w:jc w:val="left"/>
-            </w:pPr>
-            <w:r>
-              <w:t xml:space="preserve">M3</w:t>
-            </w:r>
-          </w:p>
-        </w:tc>
-        <w:tc>
-          <w:tcPr/>
-          <w:p>
-            <w:pPr>
-              <w:pStyle w:val="Compact"/>
-              <w:jc w:val="right"/>
-            </w:pPr>
-            <w:r>
-              <w:t xml:space="preserve">20</w:t>
-            </w:r>
-          </w:p>
-        </w:tc>
-        <w:tc>
-          <w:tcPr/>
-          <w:p>
-            <w:pPr>
-              <w:pStyle w:val="Compact"/>
-              <w:jc w:val="left"/>
-            </w:pPr>
-            <w:r>
-              <w:t xml:space="preserve">Open-data benchmark running; operational series harmonised, or fallback activated</w:t>
-            </w:r>
-          </w:p>
-        </w:tc>
-      </w:tr>
-      <w:tr>
-        <w:tc>
-          <w:tcPr/>
-          <w:p>
-            <w:pPr>
-              <w:pStyle w:val="Compact"/>
-              <w:jc w:val="left"/>
-            </w:pPr>
-            <w:r>
-              <w:t xml:space="preserve">M4</w:t>
-            </w:r>
-          </w:p>
-        </w:tc>
-        <w:tc>
-          <w:tcPr/>
-          <w:p>
-            <w:pPr>
-              <w:pStyle w:val="Compact"/>
-              <w:jc w:val="right"/>
-            </w:pPr>
-            <w:r>
-              <w:t xml:space="preserve">34</w:t>
-            </w:r>
-          </w:p>
-        </w:tc>
-        <w:tc>
-          <w:tcPr/>
-          <w:p>
-            <w:pPr>
-              <w:pStyle w:val="Compact"/>
-              <w:jc w:val="left"/>
-            </w:pPr>
-            <w:r>
-              <w:t xml:space="preserve">Primary cold-start hypothesis tested by the registered champion contrast</w:t>
-            </w:r>
-          </w:p>
-        </w:tc>
-      </w:tr>
-      <w:tr>
-        <w:tc>
-          <w:tcPr/>
-          <w:p>
-            <w:pPr>
-              <w:pStyle w:val="Compact"/>
-              <w:jc w:val="left"/>
-            </w:pPr>
-            <w:r>
-              <w:t xml:space="preserve">M5</w:t>
-            </w:r>
-          </w:p>
-        </w:tc>
-        <w:tc>
-          <w:tcPr/>
-          <w:p>
-            <w:pPr>
-              <w:pStyle w:val="Compact"/>
-              <w:jc w:val="right"/>
-            </w:pPr>
-            <w:r>
-              <w:t xml:space="preserve">40</w:t>
-            </w:r>
-          </w:p>
-        </w:tc>
-        <w:tc>
-          <w:tcPr/>
-          <w:p>
-            <w:pPr>
-              <w:pStyle w:val="Compact"/>
-              <w:jc w:val="left"/>
-            </w:pPr>
-            <w:r>
-              <w:t xml:space="preserve">Decision relevance established</w:t>
-            </w:r>
-          </w:p>
-        </w:tc>
-      </w:tr>
-      <w:tr>
-        <w:tc>
-          <w:tcPr/>
-          <w:p>
-            <w:pPr>
-              <w:pStyle w:val="Compact"/>
-              <w:jc w:val="left"/>
-            </w:pPr>
-            <w:r>
-              <w:t xml:space="preserve">M6</w:t>
-            </w:r>
-          </w:p>
-        </w:tc>
-        <w:tc>
-          <w:tcPr/>
-          <w:p>
-            <w:pPr>
-              <w:pStyle w:val="Compact"/>
-              <w:jc w:val="right"/>
-            </w:pPr>
-            <w:r>
-              <w:t xml:space="preserve">48</w:t>
-            </w:r>
-          </w:p>
-        </w:tc>
-        <w:tc>
-          <w:tcPr/>
-          <w:p>
-            <w:pPr>
-              <w:pStyle w:val="Compact"/>
-              <w:jc w:val="left"/>
-            </w:pPr>
-            <w:r>
-              <w:t xml:space="preserve">Cross-domain validation; observation-mode dashboard running where authorised</w:t>
-            </w:r>
-          </w:p>
-        </w:tc>
-      </w:tr>
-    </w:tbl>
+        <w:t xml:space="preserve">What open data alone costs:</w:t>
+      </w:r>
+      <w:r>
+        <w:t xml:space="preserve"> </w:t>
+      </w:r>
+      <w:r>
+        <w:t xml:space="preserve">open series are not emergency-system demand, so the claim narrows and most of WP4 turns illustrative; hence the agreements are a pre-award action.</w:t>
+      </w:r>
+    </w:p>
     <w:p>
       <w:pPr>
         <w:pStyle w:val="BodyText"/>
@@ -5444,7 +5069,7 @@
       <w:r>
         <w:drawing>
           <wp:inline>
-            <wp:extent cx="6640000" cy="3141007"/>
+            <wp:extent cx="6640000" cy="3031303"/>
             <wp:effectExtent b="0" l="0" r="0" t="0"/>
             <wp:docPr descr="Work plan" title="" id="71" name="Picture"/>
             <a:graphic>
@@ -5474,7 +5099,7 @@
                   <pic:spPr bwMode="auto">
                     <a:xfrm>
                       <a:off x="0" y="0"/>
-                      <a:ext cx="6640000" cy="3141007"/>
+                      <a:ext cx="6640000" cy="3031303"/>
                     </a:xfrm>
                     <a:prstGeom prst="rect">
                       <a:avLst/>
@@ -5505,207 +5130,6 @@
         <w:t xml:space="preserve">Figure 2: work packages, tasks and milestones over 48 months.</w:t>
       </w:r>
     </w:p>
-    <w:p>
-      <w:r>
-        <w:pict>
-          <v:rect style="width:0;height:1.5pt" o:hralign="center" o:hrstd="t" o:hr="t"/>
-        </w:pict>
-      </w:r>
-    </w:p>
-    <w:bookmarkEnd w:id="74"/>
-    <w:bookmarkStart w:id="75" w:name="Xfa74544992b8a2e9fab533cfaf936bad7ec032c"/>
-    <w:p>
-      <w:pPr>
-        <w:pStyle w:val="Heading2"/>
-      </w:pPr>
-      <w:r>
-        <w:t xml:space="preserve">2.5 Relevance and impact</w:t>
-      </w:r>
-    </w:p>
-    <w:p>
-      <w:pPr>
-        <w:pStyle w:val="FirstParagraph"/>
-      </w:pPr>
-      <w:r>
-        <w:t xml:space="preserve">The result is useful either way: a principled, auditable way to borrow if evidence helps; a stated boundary if not.</w:t>
-      </w:r>
-    </w:p>
-    <w:p>
-      <w:pPr>
-        <w:pStyle w:val="BodyText"/>
-      </w:pPr>
-      <w:r>
-        <w:rPr>
-          <w:bCs/>
-          <w:b/>
-        </w:rPr>
-        <w:t xml:space="preserve">A null result changes identifiable practice.</w:t>
-      </w:r>
-      <w:r>
-        <w:t xml:space="preserve"> </w:t>
-      </w:r>
-      <w:r>
-        <w:t xml:space="preserve">Modellers routinely seed early-crisis models with parameters lifted from a few studies, and evidence-synthesis platforms (including my own) assume pooled estimates are reusable as priors; a calibrated null tells both that the practice buys nothing where it is most used.</w:t>
-      </w:r>
-    </w:p>
-    <w:p>
-      <w:pPr>
-        <w:pStyle w:val="BodyText"/>
-      </w:pPr>
-      <w:r>
-        <w:rPr>
-          <w:bCs/>
-          <w:b/>
-        </w:rPr>
-        <w:t xml:space="preserve">Form of publication.</w:t>
-      </w:r>
-      <w:r>
-        <w:t xml:space="preserve"> </w:t>
-      </w:r>
-      <w:r>
-        <w:t xml:space="preserve">Peer-reviewed articles, preprints on submission, open access throughout; benchmarks, prior library and code as</w:t>
-      </w:r>
-      <w:r>
-        <w:t xml:space="preserve"> </w:t>
-      </w:r>
-      <w:r>
-        <w:rPr>
-          <w:bCs/>
-          <w:b/>
-        </w:rPr>
-        <w:t xml:space="preserve">citable, versioned open resources</w:t>
-      </w:r>
-      <w:r>
-        <w:t xml:space="preserve">; results returned to the partners.</w:t>
-      </w:r>
-    </w:p>
-    <w:p>
-      <w:pPr>
-        <w:pStyle w:val="BodyText"/>
-      </w:pPr>
-      <w:r>
-        <w:t xml:space="preserve">Durable resources remain, subordinate to the central question:</w:t>
-      </w:r>
-      <w:r>
-        <w:t xml:space="preserve"> </w:t>
-      </w:r>
-      <w:r>
-        <w:rPr>
-          <w:bCs/>
-          <w:b/>
-        </w:rPr>
-        <w:t xml:space="preserve">the extraction and replication benchmark</w:t>
-      </w:r>
-      <w:r>
-        <w:t xml:space="preserve">,</w:t>
-      </w:r>
-      <w:r>
-        <w:t xml:space="preserve"> </w:t>
-      </w:r>
-      <w:r>
-        <w:rPr>
-          <w:bCs/>
-          <w:b/>
-        </w:rPr>
-        <w:t xml:space="preserve">the public cold-start benchmark on open series</w:t>
-      </w:r>
-      <w:r>
-        <w:t xml:space="preserve">, an</w:t>
-      </w:r>
-      <w:r>
-        <w:t xml:space="preserve"> </w:t>
-      </w:r>
-      <w:r>
-        <w:rPr>
-          <w:bCs/>
-          <w:b/>
-        </w:rPr>
-        <w:t xml:space="preserve">open reference framework</w:t>
-      </w:r>
-      <w:r>
-        <w:t xml:space="preserve"> </w:t>
-      </w:r>
-      <w:r>
-        <w:t xml:space="preserve">for evidence-informed latent-state forecasting, and a</w:t>
-      </w:r>
-      <w:r>
-        <w:t xml:space="preserve"> </w:t>
-      </w:r>
-      <w:r>
-        <w:rPr>
-          <w:bCs/>
-          <w:b/>
-        </w:rPr>
-        <w:t xml:space="preserve">decision-analytic evaluation framework</w:t>
-      </w:r>
-      <w:r>
-        <w:t xml:space="preserve">.</w:t>
-      </w:r>
-    </w:p>
-    <w:p>
-      <w:pPr>
-        <w:pStyle w:val="BodyText"/>
-      </w:pPr>
-      <w:r>
-        <w:rPr>
-          <w:bCs/>
-          <w:b/>
-        </w:rPr>
-        <w:t xml:space="preserve">Practical and societal impact.</w:t>
-      </w:r>
-      <w:r>
-        <w:t xml:space="preserve"> </w:t>
-      </w:r>
-      <w:r>
-        <w:t xml:space="preserve">In a crisis's first weeks, emergency systems decide whether to open capacity, redistribute resources or escalate before local outcomes provide a reliable base; the project quantifies whether external evidence improves those decisions, and with how much residual uncertainty. Geneva anchors it; the contrasting domains show what transfers.</w:t>
-      </w:r>
-    </w:p>
-    <w:p>
-      <w:pPr>
-        <w:pStyle w:val="BodyText"/>
-      </w:pPr>
-      <w:r>
-        <w:rPr>
-          <w:bCs/>
-          <w:b/>
-        </w:rPr>
-        <w:t xml:space="preserve">Where this points operationally.</w:t>
-      </w:r>
-      <w:r>
-        <w:t xml:space="preserve"> </w:t>
-      </w:r>
-      <w:r>
-        <w:t xml:space="preserve">Each validated event type leaves a registered, automatically re-validated configuration and a daily observation-mode dashboard in the hands of the services that would use it. Extending that nucleus into a multi-crisis surveillance platform for clinicians and regulators, event type by event type as models validate, is the explicit post-grant pathway; this project supplies the validated core and update rules that make it trustworthy.</w:t>
-      </w:r>
-    </w:p>
-    <w:bookmarkEnd w:id="75"/>
-    <w:bookmarkStart w:id="76" w:name="Xcc38eee077486c72e5fe0175206dca2aaaf6450"/>
-    <w:p>
-      <w:pPr>
-        <w:pStyle w:val="Heading2"/>
-      </w:pPr>
-      <w:r>
-        <w:t xml:space="preserve">2.6 Relevance for personal career development</w:t>
-      </w:r>
-    </w:p>
-    <w:p>
-      <w:pPr>
-        <w:pStyle w:val="FirstParagraph"/>
-      </w:pPr>
-      <w:r>
-        <w:rPr>
-          <w:bCs/>
-          <w:b/>
-        </w:rPr>
-        <w:t xml:space="preserve">Why I am ready, and why now.</w:t>
-      </w:r>
-      <w:r>
-        <w:t xml:space="preserve"> </w:t>
-      </w:r>
-      <w:r>
-        <w:t xml:space="preserve">I have the methods, the prototype and the domain access, used so far inside other people's programmes; what I have not had is a research agenda that is mine to set; none of the programmes below has this project's objective.</w:t>
-      </w:r>
-    </w:p>
     <w:tbl>
       <w:tblPr>
         <w:tblStyle w:val="Table"/>
@@ -5715,10 +5139,9 @@
         <w:tblLayout w:type="fixed"/>
       </w:tblPr>
       <w:tblGrid>
-        <w:gridCol w:w="2112"/>
-        <w:gridCol w:w="3589"/>
         <w:gridCol w:w="1560"/>
-        <w:gridCol w:w="3205"/>
+        <w:gridCol w:w="1560"/>
+        <w:gridCol w:w="7346"/>
       </w:tblGrid>
       <w:tr>
         <w:trPr>
@@ -5732,7 +5155,19 @@
               <w:jc w:val="left"/>
             </w:pPr>
             <w:r>
-              <w:t xml:space="preserve">Programme</w:t>
+              <w:t xml:space="preserve">Milestone</w:t>
+            </w:r>
+          </w:p>
+        </w:tc>
+        <w:tc>
+          <w:tcPr/>
+          <w:p>
+            <w:pPr>
+              <w:pStyle w:val="Compact"/>
+              <w:jc w:val="right"/>
+            </w:pPr>
+            <w:r>
+              <w:t xml:space="preserve">Month</w:t>
             </w:r>
           </w:p>
         </w:tc>
@@ -5744,31 +5179,7 @@
               <w:jc w:val="left"/>
             </w:pPr>
             <w:r>
-              <w:t xml:space="preserve">Objective</w:t>
-            </w:r>
-          </w:p>
-        </w:tc>
-        <w:tc>
-          <w:tcPr/>
-          <w:p>
-            <w:pPr>
-              <w:pStyle w:val="Compact"/>
-              <w:jc w:val="left"/>
-            </w:pPr>
-            <w:r>
-              <w:t xml:space="preserve">My role</w:t>
-            </w:r>
-          </w:p>
-        </w:tc>
-        <w:tc>
-          <w:tcPr/>
-          <w:p>
-            <w:pPr>
-              <w:pStyle w:val="Compact"/>
-              <w:jc w:val="left"/>
-            </w:pPr>
-            <w:r>
-              <w:t xml:space="preserve">Distinction from Ambizione</w:t>
+              <w:t xml:space="preserve">Criterion</w:t>
             </w:r>
           </w:p>
         </w:tc>
@@ -5782,7 +5193,19 @@
               <w:jc w:val="left"/>
             </w:pPr>
             <w:r>
-              <w:t xml:space="preserve">GESICA</w:t>
+              <w:t xml:space="preserve">M1</w:t>
+            </w:r>
+          </w:p>
+        </w:tc>
+        <w:tc>
+          <w:tcPr/>
+          <w:p>
+            <w:pPr>
+              <w:pStyle w:val="Compact"/>
+              <w:jc w:val="right"/>
+            </w:pPr>
+            <w:r>
+              <w:t xml:space="preserve">9</w:t>
             </w:r>
           </w:p>
         </w:tc>
@@ -5794,31 +5217,7 @@
               <w:jc w:val="left"/>
             </w:pPr>
             <w:r>
-              <w:t xml:space="preserve">Franco-Swiss crisis intelligence</w:t>
-            </w:r>
-          </w:p>
-        </w:tc>
-        <w:tc>
-          <w:tcPr/>
-          <w:p>
-            <w:pPr>
-              <w:pStyle w:val="Compact"/>
-              <w:jc w:val="left"/>
-            </w:pPr>
-            <w:r>
-              <w:t xml:space="preserve">Contributor</w:t>
-            </w:r>
-          </w:p>
-        </w:tc>
-        <w:tc>
-          <w:tcPr/>
-          <w:p>
-            <w:pPr>
-              <w:pStyle w:val="Compact"/>
-              <w:jc w:val="left"/>
-            </w:pPr>
-            <w:r>
-              <w:t xml:space="preserve">Decision support; no test of evidence-derived priors</w:t>
+              <w:t xml:space="preserve">Extraction benchmark released</w:t>
             </w:r>
           </w:p>
         </w:tc>
@@ -5832,7 +5231,19 @@
               <w:jc w:val="left"/>
             </w:pPr>
             <w:r>
-              <w:t xml:space="preserve">GeoAI4EI (Horizon Europe, 2026–2030)</w:t>
+              <w:t xml:space="preserve">M2</w:t>
+            </w:r>
+          </w:p>
+        </w:tc>
+        <w:tc>
+          <w:tcPr/>
+          <w:p>
+            <w:pPr>
+              <w:pStyle w:val="Compact"/>
+              <w:jc w:val="right"/>
+            </w:pPr>
+            <w:r>
+              <w:t xml:space="preserve">12</w:t>
             </w:r>
           </w:p>
         </w:tc>
@@ -5844,6 +5255,495 @@
               <w:jc w:val="left"/>
             </w:pPr>
             <w:r>
+              <w:t xml:space="preserve">Regime/state representation passes identifiability criteria, or fallback selected</w:t>
+            </w:r>
+          </w:p>
+        </w:tc>
+      </w:tr>
+      <w:tr>
+        <w:tc>
+          <w:tcPr/>
+          <w:p>
+            <w:pPr>
+              <w:pStyle w:val="Compact"/>
+              <w:jc w:val="left"/>
+            </w:pPr>
+            <w:r>
+              <w:t xml:space="preserve">M3</w:t>
+            </w:r>
+          </w:p>
+        </w:tc>
+        <w:tc>
+          <w:tcPr/>
+          <w:p>
+            <w:pPr>
+              <w:pStyle w:val="Compact"/>
+              <w:jc w:val="right"/>
+            </w:pPr>
+            <w:r>
+              <w:t xml:space="preserve">20</w:t>
+            </w:r>
+          </w:p>
+        </w:tc>
+        <w:tc>
+          <w:tcPr/>
+          <w:p>
+            <w:pPr>
+              <w:pStyle w:val="Compact"/>
+              <w:jc w:val="left"/>
+            </w:pPr>
+            <w:r>
+              <w:t xml:space="preserve">Open-data benchmark running; operational series harmonised, or fallback activated</w:t>
+            </w:r>
+          </w:p>
+        </w:tc>
+      </w:tr>
+      <w:tr>
+        <w:tc>
+          <w:tcPr/>
+          <w:p>
+            <w:pPr>
+              <w:pStyle w:val="Compact"/>
+              <w:jc w:val="left"/>
+            </w:pPr>
+            <w:r>
+              <w:t xml:space="preserve">M4</w:t>
+            </w:r>
+          </w:p>
+        </w:tc>
+        <w:tc>
+          <w:tcPr/>
+          <w:p>
+            <w:pPr>
+              <w:pStyle w:val="Compact"/>
+              <w:jc w:val="right"/>
+            </w:pPr>
+            <w:r>
+              <w:t xml:space="preserve">34</w:t>
+            </w:r>
+          </w:p>
+        </w:tc>
+        <w:tc>
+          <w:tcPr/>
+          <w:p>
+            <w:pPr>
+              <w:pStyle w:val="Compact"/>
+              <w:jc w:val="left"/>
+            </w:pPr>
+            <w:r>
+              <w:t xml:space="preserve">Primary cold-start hypothesis tested by the registered champion contrast</w:t>
+            </w:r>
+          </w:p>
+        </w:tc>
+      </w:tr>
+      <w:tr>
+        <w:tc>
+          <w:tcPr/>
+          <w:p>
+            <w:pPr>
+              <w:pStyle w:val="Compact"/>
+              <w:jc w:val="left"/>
+            </w:pPr>
+            <w:r>
+              <w:t xml:space="preserve">M5</w:t>
+            </w:r>
+          </w:p>
+        </w:tc>
+        <w:tc>
+          <w:tcPr/>
+          <w:p>
+            <w:pPr>
+              <w:pStyle w:val="Compact"/>
+              <w:jc w:val="right"/>
+            </w:pPr>
+            <w:r>
+              <w:t xml:space="preserve">40</w:t>
+            </w:r>
+          </w:p>
+        </w:tc>
+        <w:tc>
+          <w:tcPr/>
+          <w:p>
+            <w:pPr>
+              <w:pStyle w:val="Compact"/>
+              <w:jc w:val="left"/>
+            </w:pPr>
+            <w:r>
+              <w:t xml:space="preserve">Decision relevance established</w:t>
+            </w:r>
+          </w:p>
+        </w:tc>
+      </w:tr>
+      <w:tr>
+        <w:tc>
+          <w:tcPr/>
+          <w:p>
+            <w:pPr>
+              <w:pStyle w:val="Compact"/>
+              <w:jc w:val="left"/>
+            </w:pPr>
+            <w:r>
+              <w:t xml:space="preserve">M6</w:t>
+            </w:r>
+          </w:p>
+        </w:tc>
+        <w:tc>
+          <w:tcPr/>
+          <w:p>
+            <w:pPr>
+              <w:pStyle w:val="Compact"/>
+              <w:jc w:val="right"/>
+            </w:pPr>
+            <w:r>
+              <w:t xml:space="preserve">48</w:t>
+            </w:r>
+          </w:p>
+        </w:tc>
+        <w:tc>
+          <w:tcPr/>
+          <w:p>
+            <w:pPr>
+              <w:pStyle w:val="Compact"/>
+              <w:jc w:val="left"/>
+            </w:pPr>
+            <w:r>
+              <w:t xml:space="preserve">Cross-domain validation; observation-mode dashboard running where authorised</w:t>
+            </w:r>
+          </w:p>
+        </w:tc>
+      </w:tr>
+    </w:tbl>
+    <w:p>
+      <w:r>
+        <w:pict>
+          <v:rect style="width:0;height:1.5pt" o:hralign="center" o:hrstd="t" o:hr="t"/>
+        </w:pict>
+      </w:r>
+    </w:p>
+    <w:bookmarkEnd w:id="74"/>
+    <w:bookmarkStart w:id="75" w:name="Xfa74544992b8a2e9fab533cfaf936bad7ec032c"/>
+    <w:p>
+      <w:pPr>
+        <w:pStyle w:val="Heading2"/>
+      </w:pPr>
+      <w:r>
+        <w:t xml:space="preserve">2.5 Relevance and impact</w:t>
+      </w:r>
+    </w:p>
+    <w:p>
+      <w:pPr>
+        <w:pStyle w:val="FirstParagraph"/>
+      </w:pPr>
+      <w:r>
+        <w:rPr>
+          <w:bCs/>
+          <w:b/>
+        </w:rPr>
+        <w:t xml:space="preserve">A null result changes identifiable practice.</w:t>
+      </w:r>
+      <w:r>
+        <w:t xml:space="preserve"> </w:t>
+      </w:r>
+      <w:r>
+        <w:t xml:space="preserve">Modellers routinely seed early-crisis models with parameters lifted from a few studies, and evidence-synthesis platforms (mine included) assume pooled estimates are reusable as priors; a calibrated null tells both that the practice buys nothing where it is most used.</w:t>
+      </w:r>
+    </w:p>
+    <w:p>
+      <w:pPr>
+        <w:pStyle w:val="BodyText"/>
+      </w:pPr>
+      <w:r>
+        <w:rPr>
+          <w:bCs/>
+          <w:b/>
+        </w:rPr>
+        <w:t xml:space="preserve">Form of publication.</w:t>
+      </w:r>
+      <w:r>
+        <w:t xml:space="preserve"> </w:t>
+      </w:r>
+      <w:r>
+        <w:t xml:space="preserve">Peer-reviewed articles, preprints on submission, open access throughout; benchmarks, prior library and code as</w:t>
+      </w:r>
+      <w:r>
+        <w:t xml:space="preserve"> </w:t>
+      </w:r>
+      <w:r>
+        <w:rPr>
+          <w:bCs/>
+          <w:b/>
+        </w:rPr>
+        <w:t xml:space="preserve">citable, versioned open resources</w:t>
+      </w:r>
+      <w:r>
+        <w:t xml:space="preserve">; results returned to the partners.</w:t>
+      </w:r>
+    </w:p>
+    <w:p>
+      <w:pPr>
+        <w:pStyle w:val="BodyText"/>
+      </w:pPr>
+      <w:r>
+        <w:t xml:space="preserve">Durable resources remain, subordinate to the central question:</w:t>
+      </w:r>
+      <w:r>
+        <w:t xml:space="preserve"> </w:t>
+      </w:r>
+      <w:r>
+        <w:rPr>
+          <w:bCs/>
+          <w:b/>
+        </w:rPr>
+        <w:t xml:space="preserve">the extraction and replication benchmark</w:t>
+      </w:r>
+      <w:r>
+        <w:t xml:space="preserve">,</w:t>
+      </w:r>
+      <w:r>
+        <w:t xml:space="preserve"> </w:t>
+      </w:r>
+      <w:r>
+        <w:rPr>
+          <w:bCs/>
+          <w:b/>
+        </w:rPr>
+        <w:t xml:space="preserve">the public cold-start benchmark</w:t>
+      </w:r>
+      <w:r>
+        <w:t xml:space="preserve">, an</w:t>
+      </w:r>
+      <w:r>
+        <w:t xml:space="preserve"> </w:t>
+      </w:r>
+      <w:r>
+        <w:rPr>
+          <w:bCs/>
+          <w:b/>
+        </w:rPr>
+        <w:t xml:space="preserve">open reference framework</w:t>
+      </w:r>
+      <w:r>
+        <w:t xml:space="preserve"> </w:t>
+      </w:r>
+      <w:r>
+        <w:t xml:space="preserve">for evidence-informed latent-state forecasting, and a</w:t>
+      </w:r>
+      <w:r>
+        <w:t xml:space="preserve"> </w:t>
+      </w:r>
+      <w:r>
+        <w:rPr>
+          <w:bCs/>
+          <w:b/>
+        </w:rPr>
+        <w:t xml:space="preserve">decision-analytic evaluation framework</w:t>
+      </w:r>
+      <w:r>
+        <w:t xml:space="preserve">.</w:t>
+      </w:r>
+    </w:p>
+    <w:p>
+      <w:pPr>
+        <w:pStyle w:val="BodyText"/>
+      </w:pPr>
+      <w:r>
+        <w:rPr>
+          <w:bCs/>
+          <w:b/>
+        </w:rPr>
+        <w:t xml:space="preserve">Practical and societal impact.</w:t>
+      </w:r>
+      <w:r>
+        <w:t xml:space="preserve"> </w:t>
+      </w:r>
+      <w:r>
+        <w:t xml:space="preserve">In a crisis's first weeks, emergency systems decide whether to open capacity, redistribute resources or escalate before local outcomes provide a reliable base; the project quantifies whether external evidence improves those decisions, and with how much residual uncertainty. Geneva anchors it; the archetypes show what transfers.</w:t>
+      </w:r>
+    </w:p>
+    <w:p>
+      <w:pPr>
+        <w:pStyle w:val="BodyText"/>
+      </w:pPr>
+      <w:r>
+        <w:rPr>
+          <w:bCs/>
+          <w:b/>
+        </w:rPr>
+        <w:t xml:space="preserve">Where this points operationally.</w:t>
+      </w:r>
+      <w:r>
+        <w:t xml:space="preserve"> </w:t>
+      </w:r>
+      <w:r>
+        <w:t xml:space="preserve">Each validated event type leaves a registered, automatically re-validated configuration and a daily observation-mode dashboard in the hands of the services that would use it. Extending that nucleus into a multi-crisis surveillance platform, event type by event type as models validate, is the explicit post-grant pathway; this project supplies the validated core and update rules that make it trustworthy.</w:t>
+      </w:r>
+    </w:p>
+    <w:bookmarkEnd w:id="75"/>
+    <w:bookmarkStart w:id="76" w:name="Xcc38eee077486c72e5fe0175206dca2aaaf6450"/>
+    <w:p>
+      <w:pPr>
+        <w:pStyle w:val="Heading2"/>
+      </w:pPr>
+      <w:r>
+        <w:t xml:space="preserve">2.6 Relevance for personal career development</w:t>
+      </w:r>
+    </w:p>
+    <w:p>
+      <w:pPr>
+        <w:pStyle w:val="FirstParagraph"/>
+      </w:pPr>
+      <w:r>
+        <w:rPr>
+          <w:bCs/>
+          <w:b/>
+        </w:rPr>
+        <w:t xml:space="preserve">Why I am ready, and why now.</w:t>
+      </w:r>
+      <w:r>
+        <w:t xml:space="preserve"> </w:t>
+      </w:r>
+      <w:r>
+        <w:t xml:space="preserve">I have the methods, the prototype and the domain access, used so far inside other people's programmes; what I have not had is a research agenda that is mine to set; none of the programmes below has this project's objective.</w:t>
+      </w:r>
+    </w:p>
+    <w:tbl>
+      <w:tblPr>
+        <w:tblStyle w:val="Table"/>
+        <w:tblW w:w="10466" w:type="dxa"/>
+        <w:tblLook w:firstRow="1" w:lastRow="0" w:firstColumn="0" w:lastColumn="0" w:noHBand="0" w:noVBand="0" w:val="0020"/>
+        <w:jc w:val="start"/>
+        <w:tblLayout w:type="fixed"/>
+      </w:tblPr>
+      <w:tblGrid>
+        <w:gridCol w:w="1972"/>
+        <w:gridCol w:w="3942"/>
+        <w:gridCol w:w="1560"/>
+        <w:gridCol w:w="2992"/>
+      </w:tblGrid>
+      <w:tr>
+        <w:trPr>
+          <w:tblHeader w:val="true"/>
+        </w:trPr>
+        <w:tc>
+          <w:tcPr/>
+          <w:p>
+            <w:pPr>
+              <w:pStyle w:val="Compact"/>
+              <w:jc w:val="left"/>
+            </w:pPr>
+            <w:r>
+              <w:t xml:space="preserve">Programme</w:t>
+            </w:r>
+          </w:p>
+        </w:tc>
+        <w:tc>
+          <w:tcPr/>
+          <w:p>
+            <w:pPr>
+              <w:pStyle w:val="Compact"/>
+              <w:jc w:val="left"/>
+            </w:pPr>
+            <w:r>
+              <w:t xml:space="preserve">Objective</w:t>
+            </w:r>
+          </w:p>
+        </w:tc>
+        <w:tc>
+          <w:tcPr/>
+          <w:p>
+            <w:pPr>
+              <w:pStyle w:val="Compact"/>
+              <w:jc w:val="left"/>
+            </w:pPr>
+            <w:r>
+              <w:t xml:space="preserve">My role</w:t>
+            </w:r>
+          </w:p>
+        </w:tc>
+        <w:tc>
+          <w:tcPr/>
+          <w:p>
+            <w:pPr>
+              <w:pStyle w:val="Compact"/>
+              <w:jc w:val="left"/>
+            </w:pPr>
+            <w:r>
+              <w:t xml:space="preserve">Distinction from Ambizione</w:t>
+            </w:r>
+          </w:p>
+        </w:tc>
+      </w:tr>
+      <w:tr>
+        <w:tc>
+          <w:tcPr/>
+          <w:p>
+            <w:pPr>
+              <w:pStyle w:val="Compact"/>
+              <w:jc w:val="left"/>
+            </w:pPr>
+            <w:r>
+              <w:t xml:space="preserve">GESICA</w:t>
+            </w:r>
+          </w:p>
+        </w:tc>
+        <w:tc>
+          <w:tcPr/>
+          <w:p>
+            <w:pPr>
+              <w:pStyle w:val="Compact"/>
+              <w:jc w:val="left"/>
+            </w:pPr>
+            <w:r>
+              <w:t xml:space="preserve">Franco-Swiss crisis intelligence</w:t>
+            </w:r>
+          </w:p>
+        </w:tc>
+        <w:tc>
+          <w:tcPr/>
+          <w:p>
+            <w:pPr>
+              <w:pStyle w:val="Compact"/>
+              <w:jc w:val="left"/>
+            </w:pPr>
+            <w:r>
+              <w:t xml:space="preserve">Contributor</w:t>
+            </w:r>
+          </w:p>
+        </w:tc>
+        <w:tc>
+          <w:tcPr/>
+          <w:p>
+            <w:pPr>
+              <w:pStyle w:val="Compact"/>
+              <w:jc w:val="left"/>
+            </w:pPr>
+            <w:r>
+              <w:t xml:space="preserve">Decision support; no test of evidence-derived priors</w:t>
+            </w:r>
+          </w:p>
+        </w:tc>
+      </w:tr>
+      <w:tr>
+        <w:tc>
+          <w:tcPr/>
+          <w:p>
+            <w:pPr>
+              <w:pStyle w:val="Compact"/>
+              <w:jc w:val="left"/>
+            </w:pPr>
+            <w:r>
+              <w:t xml:space="preserve">GeoAI4EI (Horizon Europe)</w:t>
+            </w:r>
+          </w:p>
+        </w:tc>
+        <w:tc>
+          <w:tcPr/>
+          <w:p>
+            <w:pPr>
+              <w:pStyle w:val="Compact"/>
+              <w:jc w:val="left"/>
+            </w:pPr>
+            <w:r>
               <w:t xml:space="preserve">European epidemic-intelligence toolbox</w:t>
             </w:r>
           </w:p>
@@ -5868,7 +5768,7 @@
               <w:jc w:val="left"/>
             </w:pPr>
             <w:r>
-              <w:t xml:space="preserve">Infrastructure; no test of borrowed evidence's inferential value</w:t>
+              <w:t xml:space="preserve">Infrastructure; no test of borrowed evidence</w:t>
             </w:r>
           </w:p>
         </w:tc>
@@ -5995,13 +5895,10 @@
           <w:bCs/>
           <w:b/>
         </w:rPr>
-        <w:t xml:space="preserve">This project does not build another epidemic-intelligence platform.</w:t>
-      </w:r>
-      <w:r>
-        <w:t xml:space="preserve"> </w:t>
-      </w:r>
-      <w:r>
-        <w:t xml:space="preserve">It uses existing infrastructures to test a question that is a work package of none of them.</w:t>
+        <w:t xml:space="preserve">This project does not build another epidemic-intelligence platform</w:t>
+      </w:r>
+      <w:r>
+        <w:t xml:space="preserve">: it uses existing infrastructures to test a question that is a work package of none of them.</w:t>
       </w:r>
     </w:p>
     <w:p>
@@ -6037,7 +5934,7 @@
         <w:t xml:space="preserve"> </w:t>
       </w:r>
       <w:r>
-        <w:t xml:space="preserve">Prof. Olivia Keiser leads the group in which I developed LiteRev, the MAS on which I teach, the legionellosis study and GeoAI4EI; she co-authors my doctoral and post-doctoral output (expected at this stage) and has</w:t>
+        <w:t xml:space="preserve">Prof. Olivia Keiser leads the group in which I developed LiteRev, the MAS on which I teach, the legionellosis study and GeoAI4EI; she co-authors my output (expected at this stage) and has</w:t>
       </w:r>
       <w:r>
         <w:t xml:space="preserve"> </w:t>
@@ -6081,7 +5978,7 @@
         <w:t xml:space="preserve">Institute of Global Health</w:t>
       </w:r>
       <w:r>
-        <w:t xml:space="preserve">, I will lead an independent programme alongside the Institute's groups rather than inside one; the PI's independence guarantees are documented in the confirmation letters. The programme is executable by the PI and one budgeted collaborator:</w:t>
+        <w:t xml:space="preserve">, I will lead an independent programme alongside its groups rather than inside one; the independence guarantees are documented in the confirmation letters. The programme is executable by the PI and one budgeted collaborator:</w:t>
       </w:r>
       <w:r>
         <w:t xml:space="preserve"> </w:t>
@@ -6109,7 +6006,7 @@
         <w:t xml:space="preserve"> </w:t>
       </w:r>
       <w:r>
-        <w:t xml:space="preserve">By month 48 I intend to hold a validated answer, open resources the field can build on, and a first-author methodological record in my own name: the basis for a group-leadership position or professorship. My research time is currently divided across four collaborative programmes; Ambizione consolidates it into one.</w:t>
+        <w:t xml:space="preserve">By month 48 I intend to hold a validated answer, open resources the field can build on, and a first-author methodological record in my own name: the basis for group leadership or a professorship. My research time is currently divided across four collaborative programmes; Ambizione consolidates it into one.</w:t>
       </w:r>
     </w:p>
     <w:p>
@@ -8567,7 +8464,7 @@
     <w:bookmarkEnd w:id="91"/>
     <w:sectPr>
       <w:pgSz w:w="11906" w:h="16838"/>
-      <w:pgMar w:top="620" w:right="720" w:bottom="620" w:left="720" w:header="567" w:footer="567" w:gutter="0"/>
+      <w:pgMar w:top="600" w:right="720" w:bottom="600" w:left="720" w:header="567" w:footer="567" w:gutter="0"/>
     </w:sectPr>
   </w:body>
 </w:document>

--- a/03-research-plan/FINAL-research-plan.docx
+++ b/03-research-plan/FINAL-research-plan.docx
@@ -91,7 +91,7 @@
         <w:pStyle w:val="BodyText"/>
       </w:pPr>
       <w:r>
-        <w:t xml:space="preserve">Every component is validated first on open surveillance and demand series (a public, re-runnable benchmark), then on Geneva's operational series. Respiratory epidemics carry the confirmatory test, heatwaves the sequential generalisation test, Geneva legionellosis a scoped year-4 extension. The outcome is intentionally falsifiable: if literature-derived evidence improves cold-start forecasts, the project establishes when and by how much; if not, or if harm cannot be detected early enough, a boundary condition for automated evidence-informed forecasting. Either way: a validated answer and an open framework. For event types whose models validate, the framework runs by month 48 as a</w:t>
+        <w:t xml:space="preserve">Every component is validated first on open Swiss series (a public benchmark), then on Geneva's operational series. Three Geneva crisis archetypes, and no more, carry the real-world tests: respiratory epidemics the confirmatory test, heatwaves the sequential generalisation, legionellosis a scoped year-4 extension. The outcome is intentionally falsifiable: if literature-derived evidence improves cold-start forecasts, the project establishes when and by how much; if not, or if harm cannot be detected early enough, a boundary condition for automated evidence-informed forecasting. Either way: a validated answer and an open framework. For event types whose models validate, the framework runs by month 48 as a</w:t>
       </w:r>
       <w:r>
         <w:t xml:space="preserve"> </w:t>
@@ -158,7 +158,7 @@
         <w:pStyle w:val="FirstParagraph"/>
       </w:pPr>
       <w:r>
-        <w:t xml:space="preserve">Syndromic surveillance detects departures from expected baselines [Farrington 1996; Noufaily 2013], and forecast ensembles perform strongly in data-rich settings [Cramer 2022; Sherratt 2023]. Dispatch records lead confirmed surveillance: the 2009 A(H1N1) autumn onset was identified eight days in advance in three European regions [Rosenkötter 2013], long call series track influenza-like illness [Bonora 2025], and our systematic review maps the field [Edjinedja 2026].</w:t>
+        <w:t xml:space="preserve">Syndromic surveillance detects departures from expected baselines [Farrington 1996; Noufaily 2013], and forecast ensembles perform strongly in data-rich settings [Cramer 2022; Sherratt 2023]. Dispatch records lead confirmed surveillance: the 2009 A(H1N1) autumn onset was identified eight days early in three European regions [Rosenkötter 2013], long call series track influenza-like illness [Bonora 2025], and our systematic review maps the field [Edjinedja 2026].</w:t>
       </w:r>
     </w:p>
     <w:p>
@@ -862,7 +862,7 @@
         <w:t xml:space="preserve"> </w:t>
       </w:r>
       <w:r>
-        <w:t xml:space="preserve">before it is applied: the evidence-to-model loop this proposal interrogates, in prototype</w:t>
+        <w:t xml:space="preserve">before application: the evidence-to-model loop this proposal interrogates, in prototype</w:t>
       </w:r>
       <w:r>
         <w:t xml:space="preserve"> </w:t>
@@ -1133,21 +1133,21 @@
         <w:t xml:space="preserve">One central hypothesis, H3a</w:t>
       </w:r>
       <w:r>
-        <w:t xml:space="preserve">; everything else is subordinate to it:</w:t>
+        <w:t xml:space="preserve">; all else is subordinate:</w:t>
       </w:r>
     </w:p>
     <w:tbl>
       <w:tblPr>
         <w:tblStyle w:val="Table"/>
-        <w:tblW w:w="10466" w:type="dxa"/>
+        <w:tblW w:w="10506" w:type="dxa"/>
         <w:tblLook w:firstRow="1" w:lastRow="0" w:firstColumn="0" w:lastColumn="0" w:noHBand="0" w:noVBand="0" w:val="0020"/>
         <w:jc w:val="start"/>
         <w:tblLayout w:type="fixed"/>
       </w:tblPr>
       <w:tblGrid>
         <w:gridCol w:w="1560"/>
-        <w:gridCol w:w="2541"/>
-        <w:gridCol w:w="6365"/>
+        <w:gridCol w:w="2550"/>
+        <w:gridCol w:w="6396"/>
       </w:tblGrid>
       <w:tr>
         <w:trPr>
@@ -1894,13 +1894,13 @@
       </w:r>
     </w:p>
     <w:bookmarkEnd w:id="40"/>
-    <w:bookmarkStart w:id="41" w:name="validation-domains"/>
+    <w:bookmarkStart w:id="41" w:name="Xb9e1d30b0b3b85294f8f2f121de9ba04e6f7a39"/>
     <w:p>
       <w:pPr>
         <w:pStyle w:val="Heading4"/>
       </w:pPr>
       <w:r>
-        <w:t xml:space="preserve">Validation domains</w:t>
+        <w:t xml:space="preserve">Scope: three Geneva crisis archetypes, fixed for the grant</w:t>
       </w:r>
     </w:p>
     <w:p>
@@ -1908,29 +1908,122 @@
         <w:pStyle w:val="FirstParagraph"/>
       </w:pPr>
       <w:r>
-        <w:t xml:space="preserve">The domains span</w:t>
-      </w:r>
-      <w:r>
-        <w:t xml:space="preserve"> </w:t>
-      </w:r>
-      <w:r>
-        <w:rPr>
-          <w:bCs/>
-          <w:b/>
-        </w:rPr>
-        <w:t xml:space="preserve">two contrasting model classes</w:t>
-      </w:r>
-      <w:r>
-        <w:t xml:space="preserve"> </w:t>
-      </w:r>
-      <w:r>
-        <w:t xml:space="preserve">(GESICA classification). Both arms</w:t>
-      </w:r>
-      <w:r>
-        <w:t xml:space="preserve"> </w:t>
-      </w:r>
-      <w:r>
-        <w:t xml:space="preserve">score</w:t>
+        <w:rPr>
+          <w:bCs/>
+          <w:b/>
+        </w:rPr>
+        <w:t xml:space="preserve">COLDSTART's real-world scope is three health-system crisis archetypes, and no more.</w:t>
+      </w:r>
+      <w:r>
+        <w:t xml:space="preserve"> </w:t>
+      </w:r>
+      <w:r>
+        <w:t xml:space="preserve">(1)</w:t>
+      </w:r>
+      <w:r>
+        <w:t xml:space="preserve"> </w:t>
+      </w:r>
+      <w:r>
+        <w:rPr>
+          <w:bCs/>
+          <w:b/>
+        </w:rPr>
+        <w:t xml:space="preserve">Respiratory epidemics</w:t>
+      </w:r>
+      <w:r>
+        <w:t xml:space="preserve">: SARS-CoV-2, influenza and RSV, syndromically overlapping and</w:t>
+      </w:r>
+      <w:r>
+        <w:t xml:space="preserve"> </w:t>
+      </w:r>
+      <w:r>
+        <w:t xml:space="preserve">surveilled together in Switzerland, carry the primary confirmatory test.</w:t>
+      </w:r>
+      <w:r>
+        <w:t xml:space="preserve"> </w:t>
+      </w:r>
+      <w:r>
+        <w:t xml:space="preserve">(2)</w:t>
+      </w:r>
+      <w:r>
+        <w:t xml:space="preserve"> </w:t>
+      </w:r>
+      <w:r>
+        <w:rPr>
+          <w:bCs/>
+          <w:b/>
+        </w:rPr>
+        <w:t xml:space="preserve">Environmental heat events</w:t>
+      </w:r>
+      <w:r>
+        <w:t xml:space="preserve"> </w:t>
+      </w:r>
+      <w:r>
+        <w:t xml:space="preserve">carry the sequential generalisation test, with</w:t>
+      </w:r>
+      <w:r>
+        <w:t xml:space="preserve"> </w:t>
+      </w:r>
+      <w:r>
+        <w:rPr>
+          <w:bCs/>
+          <w:b/>
+        </w:rPr>
+        <w:t xml:space="preserve">air</w:t>
+      </w:r>
+      <w:r>
+        <w:rPr>
+          <w:bCs/>
+          <w:b/>
+        </w:rPr>
+        <w:t xml:space="preserve"> </w:t>
+      </w:r>
+      <w:r>
+        <w:rPr>
+          <w:bCs/>
+          <w:b/>
+        </w:rPr>
+        <w:t xml:space="preserve">pollution (ozone, PM10) as co-exposure and effect modifier</w:t>
+      </w:r>
+      <w:r>
+        <w:t xml:space="preserve">, not a separate crisis domain.</w:t>
+      </w:r>
+      <w:r>
+        <w:t xml:space="preserve"> </w:t>
+      </w:r>
+      <w:r>
+        <w:t xml:space="preserve">(3)</w:t>
+      </w:r>
+      <w:r>
+        <w:t xml:space="preserve"> </w:t>
+      </w:r>
+      <w:r>
+        <w:rPr>
+          <w:bCs/>
+          <w:b/>
+        </w:rPr>
+        <w:t xml:space="preserve">Waterborne outbreaks</w:t>
+      </w:r>
+      <w:r>
+        <w:t xml:space="preserve">: Geneva legionellosis, the year-4 contrasting extension (T3.5).</w:t>
+      </w:r>
+      <w:r>
+        <w:t xml:space="preserve"> </w:t>
+      </w:r>
+      <w:r>
+        <w:t xml:space="preserve">The domains are fixed for the project; further data serve benchmarking and sensitivity</w:t>
+      </w:r>
+      <w:r>
+        <w:t xml:space="preserve"> </w:t>
+      </w:r>
+      <w:r>
+        <w:t xml:space="preserve">analyses only, and no fourth operational domain is required for the central conclusion.</w:t>
+      </w:r>
+      <w:r>
+        <w:t xml:space="preserve"> </w:t>
+      </w:r>
+      <w:r>
+        <w:t xml:space="preserve">Both arms score</w:t>
       </w:r>
       <w:r>
         <w:t xml:space="preserve"> </w:t>
@@ -1943,19 +2036,19 @@
         <w:t xml:space="preserve">the same quantity, built the same way</w:t>
       </w:r>
       <w:r>
-        <w:t xml:space="preserve">: daily emergency demand from the CASU-144</w:t>
-      </w:r>
-      <w:r>
-        <w:t xml:space="preserve"> </w:t>
-      </w:r>
-      <w:r>
-        <w:t xml:space="preserve">series, restricted to the archetype's cause classes (T3.0):</w:t>
-      </w:r>
-      <w:r>
-        <w:t xml:space="preserve"> </w:t>
-      </w:r>
-      <w:r>
-        <w:t xml:space="preserve">respiratory-related demand for epidemics;</w:t>
+        <w:t xml:space="preserve">: daily emergency demand from the</w:t>
+      </w:r>
+      <w:r>
+        <w:t xml:space="preserve"> </w:t>
+      </w:r>
+      <w:r>
+        <w:t xml:space="preserve">CASU-144 series, restricted to the archetype's cause classes (T3.0): respiratory-related</w:t>
+      </w:r>
+      <w:r>
+        <w:t xml:space="preserve"> </w:t>
+      </w:r>
+      <w:r>
+        <w:t xml:space="preserve">demand for epidemics;</w:t>
       </w:r>
       <w:r>
         <w:t xml:space="preserve"> </w:t>
@@ -1971,69 +2064,19 @@
         <w:t xml:space="preserve"> </w:t>
       </w:r>
       <w:r>
-        <w:t xml:space="preserve">for heat, Swiss</w:t>
-      </w:r>
-      <w:r>
-        <w:t xml:space="preserve"> </w:t>
-      </w:r>
-      <w:r>
-        <w:t xml:space="preserve">evidence placing heat effects in dehydration, renal and psychiatric admissions, with a weak</w:t>
-      </w:r>
-      <w:r>
-        <w:t xml:space="preserve"> </w:t>
-      </w:r>
-      <w:r>
-        <w:t xml:space="preserve">respiratory effect at older ages [Schulte 2024; Ragettli 2019].</w:t>
-      </w:r>
-    </w:p>
-    <w:p>
-      <w:pPr>
-        <w:pStyle w:val="BodyText"/>
-      </w:pPr>
-      <w:r>
-        <w:rPr>
-          <w:bCs/>
-          <w:b/>
-        </w:rPr>
-        <w:t xml:space="preserve">Respiratory epidemics</w:t>
-      </w:r>
-      <w:r>
-        <w:t xml:space="preserve"> </w:t>
-      </w:r>
-      <w:r>
-        <w:t xml:space="preserve">(transmissible, multi-wave; COVID-19, influenza, RSV) carry the confirmatory test;</w:t>
-      </w:r>
-      <w:r>
-        <w:t xml:space="preserve"> </w:t>
-      </w:r>
-      <w:r>
-        <w:rPr>
-          <w:bCs/>
-          <w:b/>
-        </w:rPr>
-        <w:t xml:space="preserve">heatwaves</w:t>
-      </w:r>
-      <w:r>
-        <w:t xml:space="preserve"> </w:t>
-      </w:r>
-      <w:r>
-        <w:t xml:space="preserve">(environmental, sharply peaked; MeteoSwiss exposures) the sequential generalisation;</w:t>
-      </w:r>
-      <w:r>
-        <w:t xml:space="preserve"> </w:t>
-      </w:r>
-      <w:r>
-        <w:rPr>
-          <w:bCs/>
-          <w:b/>
-        </w:rPr>
-        <w:t xml:space="preserve">Geneva legionellosis</w:t>
-      </w:r>
-      <w:r>
-        <w:t xml:space="preserve"> </w:t>
-      </w:r>
-      <w:r>
-        <w:t xml:space="preserve">the year-4 waterborne extension (T3.5).</w:t>
+        <w:t xml:space="preserve">for heat, Swiss evidence placing heat</w:t>
+      </w:r>
+      <w:r>
+        <w:t xml:space="preserve"> </w:t>
+      </w:r>
+      <w:r>
+        <w:t xml:space="preserve">effects in dehydration, renal and psychiatric admissions, with a weak respiratory effect at</w:t>
+      </w:r>
+      <w:r>
+        <w:t xml:space="preserve"> </w:t>
+      </w:r>
+      <w:r>
+        <w:t xml:space="preserve">older ages [Schulte 2024; Ragettli 2019].</w:t>
       </w:r>
     </w:p>
     <w:bookmarkEnd w:id="41"/>
@@ -2067,7 +2110,7 @@
         <w:t xml:space="preserve"> </w:t>
       </w:r>
       <w:r>
-        <w:t xml:space="preserve">aim to outperform forecast hubs in the data-rich regime, assume literature-derived priors are beneficial, claim critical slowing down as universal, or promise a clinically steering alarm by month 48: the dashboard runs strictly in observation mode. The contribution is narrower:</w:t>
+        <w:t xml:space="preserve">aim to outperform forecast hubs in the data-rich regime, assume literature-derived priors are beneficial, claim critical slowing down as universal, or promise a clinically steering alarm by month 48: the dashboard runs strictly in observation mode. The contribution:</w:t>
       </w:r>
       <w:r>
         <w:t xml:space="preserve"> </w:t>
@@ -2517,7 +2560,7 @@
         <w:pStyle w:val="FirstParagraph"/>
       </w:pPr>
       <w:r>
-        <w:t xml:space="preserve">A Bayesian hierarchical Markov regime-switching model [Hamilton 1989] with an ordinal latent state (routine, elevated, strained, critical) observed through emergency calls, ED presentations and ICU occupancy; pre-specified weather, calendar and epidemic covariates; series-specific observation models sharing the state. Before real-data fitting: simulation-based identifiability and recovery; ordering constraints resolve label switching; if separation is insufficient, the fallback is an ordinal state-space formulation; the criterion is recovery of states and transitions, not visual fit.</w:t>
+        <w:t xml:space="preserve">A Bayesian hierarchical Markov regime-switching model [Hamilton 1989] with an ordinal latent state (routine, elevated, strained, critical) observed through emergency calls, ED presentations and ICU occupancy; pre-specified weather, calendar and epidemic covariates; series-specific observation models sharing the state. Before real-data fitting: simulation-based identifiability and recovery; ordering constraints resolve label switching; if separation is insufficient, the fallback is an ordinal state-space formulation; the criterion is state and transition recovery, not visual fit.</w:t>
       </w:r>
       <w:r>
         <w:t xml:space="preserve"> </w:t>
@@ -2735,7 +2778,7 @@
         <w:t xml:space="preserve"> </w:t>
       </w:r>
       <w:r>
-        <w:t xml:space="preserve">on every fit (residual structure, dispersion, calibration) aligned with prediction-model standards [Collins 2015]: a model failing its checks is excluded by pre-registered rules, never silently retained. Release a documented reference implementation integrated with LiteRev-Evidence.</w:t>
+        <w:t xml:space="preserve">on every fit (residual structure, dispersion, calibration) aligned with prediction-model standards [Collins 2015]: a model failing its checks is excluded by pre-registered rules, never silently retained. Release a documented reference implementation in LiteRev-Evidence.</w:t>
       </w:r>
     </w:p>
     <w:p>
@@ -2853,7 +2896,7 @@
         <w:pStyle w:val="FirstParagraph"/>
       </w:pPr>
       <w:r>
-        <w:t xml:space="preserve">Fixed before any evaluation is designed, never revisited in response to performance:</w:t>
+        <w:t xml:space="preserve">Fixed before any evaluation is designed, never revisited on performance:</w:t>
       </w:r>
     </w:p>
     <w:p>
@@ -3074,7 +3117,7 @@
         <w:t xml:space="preserve"> </w:t>
       </w:r>
       <w:r>
-        <w:t xml:space="preserve">Before any clinical series connects, the complete rolling-origin machinery runs on open Swiss series, freely accessible and requiring no agreement: federal respiratory surveillance, the national wastewater programme, weekly all-cause deaths for the heat arm, MeteoSwiss exposures. Archived multi-model hub forecasts give contemporaneous comparators for early, genuinely cold-start rounds [Cramer 2022; Sherratt 2023]. The track ships as a</w:t>
+        <w:t xml:space="preserve">Before any clinical series connects, the complete rolling-origin machinery runs on open Swiss series, freely accessible and requiring no agreement: federal respiratory surveillance, the national wastewater programme, weekly all-cause deaths, MeteoSwiss exposures. Archived multi-model hub forecasts give contemporaneous comparators for early, genuinely cold-start rounds [Cramer 2022; Sherratt 2023]. The track ships as a</w:t>
       </w:r>
       <w:r>
         <w:t xml:space="preserve"> </w:t>
@@ -3571,7 +3614,7 @@
         <w:t xml:space="preserve"> </w:t>
       </w:r>
       <w:r>
-        <w:t xml:space="preserve">the CRPS skill score of the evidence-informed champion versus the local-only champion over the cold-start window. Aggregation is registered: per episode and arm, CRPS is averaged over eligible origins in the window at the primary horizon; the episode skill score is one minus the CRPS ratio (evidence-informed over local-only); the confirmatory statistic is its mean, equal weight per episode. The unit of inference is the</w:t>
+        <w:t xml:space="preserve">the CRPS skill score of the evidence-informed champion versus the local-only champion over the cold-start window. Aggregation is registered: per episode and arm, CRPS is averaged over eligible origins in the window at the primary horizon; the episode skill score is one minus the CRPS ratio (evidence-informed over local-only); the confirmatory statistic is its mean over episodes, equally weighted. The unit of inference is the</w:t>
       </w:r>
       <w:r>
         <w:t xml:space="preserve"> </w:t>
@@ -3759,7 +3802,7 @@
         <w:pStyle w:val="FirstParagraph"/>
       </w:pPr>
       <w:r>
-        <w:t xml:space="preserve">The sequential heat test and, resources permitting, the legionellosis extension (year 4, not required for the central conclusion).</w:t>
+        <w:t xml:space="preserve">The sequential heat test and, resources permitting, the legionellosis extension (year 4).</w:t>
       </w:r>
     </w:p>
     <w:p>
@@ -3938,7 +3981,7 @@
         <w:pStyle w:val="FirstParagraph"/>
       </w:pPr>
       <w:r>
-        <w:t xml:space="preserve">Estimate, for selected episodes, what would have changed had escalation followed the model's signal (a simple capacity model, propagated uncertainty: counterfactuals, not causal estimates). For event types whose models pass T3.3 validation and T4.2's decision-value check, and subject to authorisation, the framework runs as a</w:t>
+        <w:t xml:space="preserve">Estimate, for selected episodes, what would have changed had escalation followed the model's signal (a simple capacity model, propagated uncertainty: counterfactuals, not causal estimates). For each of the three archetypes whose models pass T3.3 validation and T4.2's decision-value check, and subject to authorisation, the framework runs as a</w:t>
       </w:r>
       <w:r>
         <w:t xml:space="preserve"> </w:t>
@@ -4187,7 +4230,7 @@
         <w:t xml:space="preserve"> </w:t>
       </w:r>
       <w:r>
-        <w:t xml:space="preserve">UNIGE HPC (Baobab/Yggdrasil) and the University's secure environment for clinical data.</w:t>
+        <w:t xml:space="preserve">UNIGE HPC and the University's secure environment for clinical data.</w:t>
       </w:r>
     </w:p>
     <w:p>
@@ -4205,15 +4248,15 @@
     <w:tbl>
       <w:tblPr>
         <w:tblStyle w:val="Table"/>
-        <w:tblW w:w="10466" w:type="dxa"/>
+        <w:tblW w:w="10506" w:type="dxa"/>
         <w:tblLook w:firstRow="1" w:lastRow="0" w:firstColumn="0" w:lastColumn="0" w:noHBand="0" w:noVBand="0" w:val="0020"/>
         <w:jc w:val="start"/>
         <w:tblLayout w:type="fixed"/>
       </w:tblPr>
       <w:tblGrid>
-        <w:gridCol w:w="4000"/>
-        <w:gridCol w:w="1712"/>
-        <w:gridCol w:w="4754"/>
+        <w:gridCol w:w="4016"/>
+        <w:gridCol w:w="1719"/>
+        <w:gridCol w:w="4771"/>
       </w:tblGrid>
       <w:tr>
         <w:trPr>
@@ -4707,14 +4750,14 @@
     <w:tbl>
       <w:tblPr>
         <w:tblStyle w:val="Table"/>
-        <w:tblW w:w="10466" w:type="dxa"/>
+        <w:tblW w:w="10506" w:type="dxa"/>
         <w:tblLook w:firstRow="1" w:lastRow="0" w:firstColumn="0" w:lastColumn="0" w:noHBand="0" w:noVBand="0" w:val="0020"/>
         <w:jc w:val="start"/>
         <w:tblLayout w:type="fixed"/>
       </w:tblPr>
       <w:tblGrid>
-        <w:gridCol w:w="4338"/>
-        <w:gridCol w:w="6128"/>
+        <w:gridCol w:w="4354"/>
+        <w:gridCol w:w="6152"/>
       </w:tblGrid>
       <w:tr>
         <w:trPr>
@@ -4895,13 +4938,7 @@
           <w:bCs/>
           <w:b/>
         </w:rPr>
-        <w:t xml:space="preserve">Preparatory work before the grant starts.</w:t>
-      </w:r>
-      <w:r>
-        <w:t xml:space="preserve"> </w:t>
-      </w:r>
-      <w:r>
-        <w:t xml:space="preserve">Advanced before month 1, outside grant funding:</w:t>
+        <w:t xml:space="preserve">Preparatory work, before month 1 and outside grant funding:</w:t>
       </w:r>
       <w:r>
         <w:t xml:space="preserve"> </w:t>
@@ -5069,7 +5106,7 @@
       <w:r>
         <w:drawing>
           <wp:inline>
-            <wp:extent cx="6640000" cy="3031303"/>
+            <wp:extent cx="6640000" cy="2921600"/>
             <wp:effectExtent b="0" l="0" r="0" t="0"/>
             <wp:docPr descr="Work plan" title="" id="71" name="Picture"/>
             <a:graphic>
@@ -5099,7 +5136,7 @@
                   <pic:spPr bwMode="auto">
                     <a:xfrm>
                       <a:off x="0" y="0"/>
-                      <a:ext cx="6640000" cy="3031303"/>
+                      <a:ext cx="6640000" cy="2921600"/>
                     </a:xfrm>
                     <a:prstGeom prst="rect">
                       <a:avLst/>
@@ -5133,7 +5170,7 @@
     <w:tbl>
       <w:tblPr>
         <w:tblStyle w:val="Table"/>
-        <w:tblW w:w="10466" w:type="dxa"/>
+        <w:tblW w:w="10506" w:type="dxa"/>
         <w:tblLook w:firstRow="1" w:lastRow="0" w:firstColumn="0" w:lastColumn="0" w:noHBand="0" w:noVBand="0" w:val="0020"/>
         <w:jc w:val="start"/>
         <w:tblLayout w:type="fixed"/>
@@ -5141,7 +5178,7 @@
       <w:tblGrid>
         <w:gridCol w:w="1560"/>
         <w:gridCol w:w="1560"/>
-        <w:gridCol w:w="7346"/>
+        <w:gridCol w:w="7386"/>
       </w:tblGrid>
       <w:tr>
         <w:trPr>
@@ -5445,7 +5482,7 @@
         <w:t xml:space="preserve"> </w:t>
       </w:r>
       <w:r>
-        <w:t xml:space="preserve">Modellers routinely seed early-crisis models with parameters lifted from a few studies, and evidence-synthesis platforms (mine included) assume pooled estimates are reusable as priors; a calibrated null tells both that the practice buys nothing where it is most used.</w:t>
+        <w:t xml:space="preserve">Modellers seed early-crisis models with parameters lifted from a few studies, and evidence-synthesis platforms (mine included) assume pooled estimates are reusable as priors; a calibrated null tells both that the practice buys nothing where it is most used.</w:t>
       </w:r>
     </w:p>
     <w:p>
@@ -5575,7 +5612,7 @@
         <w:t xml:space="preserve"> </w:t>
       </w:r>
       <w:r>
-        <w:t xml:space="preserve">Each validated event type leaves a registered, automatically re-validated configuration and a daily observation-mode dashboard in the hands of the services that would use it. Extending that nucleus into a multi-crisis surveillance platform, event type by event type as models validate, is the explicit post-grant pathway; this project supplies the validated core and update rules that make it trustworthy.</w:t>
+        <w:t xml:space="preserve">Each validated archetype leaves a registered, automatically re-validated configuration and a daily observation-mode dashboard in the hands of the services that would use it. Extending that nucleus into a multi-crisis surveillance platform, archetype by archetype as models validate, is the explicit post-grant pathway; this project supplies the validated core and update rules that make it trustworthy.</w:t>
       </w:r>
     </w:p>
     <w:bookmarkEnd w:id="75"/>
@@ -5603,22 +5640,22 @@
         <w:t xml:space="preserve"> </w:t>
       </w:r>
       <w:r>
-        <w:t xml:space="preserve">I have the methods, the prototype and the domain access, used so far inside other people's programmes; what I have not had is a research agenda that is mine to set; none of the programmes below has this project's objective.</w:t>
+        <w:t xml:space="preserve">I have the methods, the prototype and the domain access, used so far inside other people's programmes; what I lacked is a research agenda that is mine to set; none of the programmes below has this project's objective.</w:t>
       </w:r>
     </w:p>
     <w:tbl>
       <w:tblPr>
         <w:tblStyle w:val="Table"/>
-        <w:tblW w:w="10466" w:type="dxa"/>
+        <w:tblW w:w="10506" w:type="dxa"/>
         <w:tblLook w:firstRow="1" w:lastRow="0" w:firstColumn="0" w:lastColumn="0" w:noHBand="0" w:noVBand="0" w:val="0020"/>
         <w:jc w:val="start"/>
         <w:tblLayout w:type="fixed"/>
       </w:tblPr>
       <w:tblGrid>
-        <w:gridCol w:w="1972"/>
-        <w:gridCol w:w="3942"/>
+        <w:gridCol w:w="1980"/>
+        <w:gridCol w:w="3957"/>
         <w:gridCol w:w="1560"/>
-        <w:gridCol w:w="2992"/>
+        <w:gridCol w:w="3009"/>
       </w:tblGrid>
       <w:tr>
         <w:trPr>
@@ -8464,7 +8501,7 @@
     <w:bookmarkEnd w:id="91"/>
     <w:sectPr>
       <w:pgSz w:w="11906" w:h="16838"/>
-      <w:pgMar w:top="600" w:right="720" w:bottom="600" w:left="720" w:header="567" w:footer="567" w:gutter="0"/>
+      <w:pgMar w:top="600" w:right="700" w:bottom="600" w:left="700" w:header="567" w:footer="567" w:gutter="0"/>
     </w:sectPr>
   </w:body>
 </w:document>

--- a/03-research-plan/FINAL-research-plan.docx
+++ b/03-research-plan/FINAL-research-plan.docx
@@ -107,7 +107,7 @@
         <w:t xml:space="preserve"> </w:t>
       </w:r>
       <w:r>
-        <w:t xml:space="preserve">with Geneva's emergency services, forecasts and validity checks refreshed automatically, recorded, never yet steering care: the nucleus of a living surveillance platform.</w:t>
+        <w:t xml:space="preserve">with Geneva's emergency services, forecasts and validity checks refreshed automatically, recorded, never yet steering care: the nucleus of a future living surveillance platform.</w:t>
       </w:r>
     </w:p>
     <w:p>
@@ -191,7 +191,7 @@
           <w:bCs/>
           <w:b/>
         </w:rPr>
-        <w:t xml:space="preserve">The cold-start problem is specifically a labelled-outcome problem.</w:t>
+        <w:t xml:space="preserve">The cold-start problem is a labelled-outcome problem.</w:t>
       </w:r>
       <w:r>
         <w:t xml:space="preserve"> </w:t>
@@ -433,7 +433,7 @@
         <w:pStyle w:val="FirstParagraph"/>
       </w:pPr>
       <w:r>
-        <w:t xml:space="preserve">Ongoing programmes occupy the neighbouring ground: multi-model forecasting hubs run routinely (ECDC RespiCast, US CDC FluSight), Horizon Europe funds epidemic-intelligence infrastructure (including GeoAI4EI, in which I take part), and the Franco-Swiss GESICA programme builds cross-border crisis intelligence. All build surveillance, epidemic-intelligence, forecasting or decision-support capability; none has as a stated objective testing whether automatically synthesised external quantitative evidence should enter a forecast as formal prior information at local cold start.</w:t>
+        <w:t xml:space="preserve">Ongoing programmes occupy the neighbouring ground: multi-model forecasting hubs run routinely (ECDC RespiCast, US CDC FluSight), Horizon Europe funds epidemic-intelligence infrastructure (including GeoAI4EI, in which I take part), and the Franco-Swiss GESICA programme builds cross-border crisis intelligence. All build surveillance, epidemic-intelligence, forecasting or decision-support capability; their stated objectives do not address whether automatically synthesised external quantitative evidence should enter a forecast as formal prior information at local cold start.</w:t>
       </w:r>
     </w:p>
     <w:p>
@@ -876,31 +876,23 @@
         <w:pStyle w:val="BodyText"/>
       </w:pPr>
       <w:r>
-        <w:t xml:space="preserve">For GESICA I built the Geneva–Vaud–Neuchâtel data foundation:</w:t>
-      </w:r>
-      <w:r>
-        <w:t xml:space="preserve"> </w:t>
-      </w:r>
-      <w:r>
-        <w:rPr>
-          <w:bCs/>
-          <w:b/>
-        </w:rPr>
-        <w:t xml:space="preserve">77 notifiable diseases in</w:t>
-      </w:r>
-      <w:r>
-        <w:rPr>
-          <w:bCs/>
-          <w:b/>
-        </w:rPr>
-        <w:t xml:space="preserve"> </w:t>
-      </w:r>
-      <w:r>
-        <w:rPr>
-          <w:bCs/>
-          <w:b/>
-        </w:rPr>
-        <w:t xml:space="preserve">eight model classes</w:t>
+        <w:t xml:space="preserve">For GESICA I built the data foundation of the Geneva–Vaud–Neuchâtel network, whose Geneva</w:t>
+      </w:r>
+      <w:r>
+        <w:t xml:space="preserve"> </w:t>
+      </w:r>
+      <w:r>
+        <w:t xml:space="preserve">core COLDSTART uses:</w:t>
+      </w:r>
+      <w:r>
+        <w:t xml:space="preserve"> </w:t>
+      </w:r>
+      <w:r>
+        <w:rPr>
+          <w:bCs/>
+          <w:b/>
+        </w:rPr>
+        <w:t xml:space="preserve">77 notifiable diseases in eight model classes</w:t>
       </w:r>
       <w:r>
         <w:t xml:space="preserve">, and a referenced inventory of</w:t>
@@ -1563,7 +1555,7 @@
         <w:pStyle w:val="FirstParagraph"/>
       </w:pPr>
       <w:r>
-        <w:t xml:space="preserve">Omissions dominate extraction errors [Shankar 2026] and shrink dispersion systematically; if uncorrectable, the project establishes a boundary condition. The evidence target spans four object classes (parameter values; predictor variables and lags; model forms; outcome and threshold definitions: T1.1); H1 is tested on the quantitative core, and classes 2 to 4 are validated externally against published syntheses (T1.2).</w:t>
+        <w:t xml:space="preserve">Omissions dominate reported extraction errors [Shankar 2026]; whether they systematically shrink dispersion is what H1 tests, and if the loss is uncorrectable, the project establishes a boundary condition. The evidence target spans four object classes (parameter values; predictor variables and lags; model forms; outcome and threshold definitions: T1.1); H1 is tested on the quantitative core, and classes 2 to 4 are validated externally against published syntheses (T1.2).</w:t>
       </w:r>
     </w:p>
     <w:bookmarkEnd w:id="37"/>
@@ -2017,7 +2009,7 @@
         <w:t xml:space="preserve"> </w:t>
       </w:r>
       <w:r>
-        <w:t xml:space="preserve">analyses only, and no fourth operational domain is required for the central conclusion.</w:t>
+        <w:t xml:space="preserve">analyses only; no fourth operational domain is required.</w:t>
       </w:r>
       <w:r>
         <w:t xml:space="preserve"> </w:t>
@@ -2376,7 +2368,7 @@
         <w:t xml:space="preserve"> </w:t>
       </w:r>
       <w:r>
-        <w:t xml:space="preserve">(journal article versus timestamped situational report), so error is characterised separately for T3.2's faster secondary sources. An</w:t>
+        <w:t xml:space="preserve">(journal versus timestamped situational report), so error is characterised separately for T3.2's faster secondary sources. An</w:t>
       </w:r>
       <w:r>
         <w:t xml:space="preserve"> </w:t>
@@ -2420,7 +2412,20 @@
         <w:pStyle w:val="FirstParagraph"/>
       </w:pPr>
       <w:r>
-        <w:t xml:space="preserve">Compare automated extraction with the benchmark on point estimates, uncertainty, omissions and between-study dispersion; H1's primary metric is the median log-ratio of automated to adjudicated dispersion, with a pre-specified interval (under-dispersion: ratio below one), and sensitivity to the underlying model version.</w:t>
+        <w:t xml:space="preserve">Compare automated extraction with the benchmark on point estimates, uncertainty, omissions and between-study dispersion; H1's primary metric is the median log-ratio of automated to adjudicated</w:t>
+      </w:r>
+      <w:r>
+        <w:t xml:space="preserve"> </w:t>
+      </w:r>
+      <w:r>
+        <w:rPr>
+          <w:bCs/>
+          <w:b/>
+        </w:rPr>
+        <w:t xml:space="preserve">standard deviation</w:t>
+      </w:r>
+      <w:r>
+        <w:t xml:space="preserve">, with a pre-specified interval (under-dispersion: ratio below one); between-study heterogeneity is assessed in parallel, with sensitivity to the underlying model version.</w:t>
       </w:r>
     </w:p>
     <w:bookmarkEnd w:id="46"/>
@@ -2953,7 +2958,7 @@
         <w:t xml:space="preserve">additional observation channels on the shared latent state</w:t>
       </w:r>
       <w:r>
-        <w:t xml:space="preserve">; wastewater, sentinel consultations and weather as covariates; the hierarchy only fixes which series H3a is scored on.</w:t>
+        <w:t xml:space="preserve">; wastewater, sentinel consultations and weather as covariates.</w:t>
       </w:r>
     </w:p>
     <w:p>
@@ -3005,7 +3010,7 @@
         <w:t xml:space="preserve"> </w:t>
       </w:r>
       <w:r>
-        <w:t xml:space="preserve">Criteria for</w:t>
+        <w:t xml:space="preserve">CASU-144 is the pre-specified primary outcome. Criteria for</w:t>
       </w:r>
       <w:r>
         <w:t xml:space="preserve"> </w:t>
@@ -3021,7 +3026,7 @@
         <w:t xml:space="preserve"> </w:t>
       </w:r>
       <w:r>
-        <w:t xml:space="preserve">are fixed in advance; the primary outcome is selected at a pre-specified checkpoint (month 12) on those criteria alone.</w:t>
+        <w:t xml:space="preserve">are fixed in advance; a month-12 gate confirms it meets them, and if it fails, the pre-specified fallback in the candidate hierarchy is activated and the operational claim narrows accordingly.</w:t>
       </w:r>
     </w:p>
     <w:p>
@@ -3062,13 +3067,7 @@
           <w:bCs/>
           <w:b/>
         </w:rPr>
-        <w:t xml:space="preserve">At demand level, co-circulating pathogens form one episode</w:t>
-      </w:r>
-      <w:r>
-        <w:t xml:space="preserve"> </w:t>
-      </w:r>
-      <w:r>
-        <w:t xml:space="preserve">(concurrent influenza and RSV is one surge).</w:t>
+        <w:t xml:space="preserve">At demand level, co-circulating pathogens form one episode.</w:t>
       </w:r>
     </w:p>
     <w:p>
@@ -3130,7 +3129,7 @@
         <w:t xml:space="preserve">public, re-runnable benchmark</w:t>
       </w:r>
       <w:r>
-        <w:t xml:space="preserve">, validates every component before operational data arrive, and makes the central test robust to access outcomes; operational series sharpen the claim to emergency-system demand.</w:t>
+        <w:t xml:space="preserve">, validates every component before operational data arrive, and makes the methodological test robust to access outcomes; operational series sharpen the claim to emergency-system demand.</w:t>
       </w:r>
     </w:p>
     <w:bookmarkEnd w:id="56"/>
@@ -3158,7 +3157,7 @@
         <w:pStyle w:val="FirstParagraph"/>
       </w:pPr>
       <w:r>
-        <w:t xml:space="preserve">Harmonise the CASU-144 series with the additional channels and covariates; quantify completeness and delay; model right truncation and nowcasting [Höhle 2014; McGough 2020]; degraded reporting under strain could itself mimic an early-warning signal. Two Geneva channels extend the set: the previously analysed HUG COVID-19 hospitalisation series [Orel 2024], re-requested as a respiratory calibration series, and pharmacy sales with wastewater measurements via the pharmacien cantonal as syndromic covariates.</w:t>
+        <w:t xml:space="preserve">Harmonise the CASU-144 series with the additional channels and covariates; quantify completeness and delay; model right truncation and nowcasting [Höhle 2014; McGough 2020]; degraded reporting under strain could itself mimic an early-warning signal. Two Geneva channels extend the set: previously analysed HUG COVID-19 hospitalisation data [Orel 2024], re-requested as a secondary respiratory validation and calibration dataset, and pharmacy sales with wastewater measurements via the pharmacien cantonal as syndromic covariates.</w:t>
       </w:r>
     </w:p>
     <w:bookmarkEnd w:id="57"/>
@@ -3426,7 +3425,7 @@
         <w:t xml:space="preserve"> </w:t>
       </w:r>
       <w:r>
-        <w:t xml:space="preserve">that origin (pre-specified metrics: CRPS, log score, calibration; after T2.5 validity checks; blind to the other arm); the fixed champion then issues the outer forecast, scored on subsequently observed outcomes. Selection never sees the outcomes it is scored on; identical machinery in both arms isolates the evidence, not the selector; which family wins, where and when, is itself a result.</w:t>
+        <w:t xml:space="preserve">that origin (pre-specified metrics: CRPS, log score, calibration; after T2.5 validity checks; blind to the other arm); the fixed champion then issues the outer forecast, scored on subsequently observed outcomes. Selection never sees the outcomes it is scored on; identical machinery in both arms isolates the evidence, not the selector. The library is deliberately broad for selection, not hypothesis multiplication: the confirmatory claim concerns only the evidence-informed versus local-only contrast; which family wins, where and when, is itself a result.</w:t>
       </w:r>
     </w:p>
     <w:p>
@@ -3682,7 +3681,7 @@
           <w:bCs/>
           <w:b/>
         </w:rPr>
-        <w:t xml:space="preserve">selection rules</w:t>
+        <w:t xml:space="preserve">selection rule</w:t>
       </w:r>
       <w:r>
         <w:t xml:space="preserve"> </w:t>
@@ -3701,26 +3700,36 @@
         <w:t xml:space="preserve">N</w:t>
       </w:r>
       <w:r>
-        <w:t xml:space="preserve"> </w:t>
-      </w:r>
-      <w:r>
-        <w:t xml:space="preserve">and Δ:</w:t>
-      </w:r>
-      <w:r>
-        <w:t xml:space="preserve"> </w:t>
-      </w:r>
-      <w:r>
-        <w:rPr>
-          <w:iCs/>
-          <w:i/>
-        </w:rPr>
-        <w:t xml:space="preserve">N</w:t>
-      </w:r>
-      <w:r>
-        <w:t xml:space="preserve"> </w:t>
-      </w:r>
-      <w:r>
-        <w:t xml:space="preserve">the smallest grid value meeting the operating-characteristic criterion, Δ a registered fraction of the minimal relevant improvement, its power then checked by the same simulation; both chosen blind to forecast performance. Secondary endpoints: log score, calibration (PIT, coverage), escalation detection at matched false-alarm rates.</w:t>
+        <w:t xml:space="preserve">: the smallest grid value meeting the operating-characteristic criterion, chosen blind to forecast performance. The</w:t>
+      </w:r>
+      <w:r>
+        <w:t xml:space="preserve"> </w:t>
+      </w:r>
+      <w:r>
+        <w:rPr>
+          <w:bCs/>
+          <w:b/>
+        </w:rPr>
+        <w:t xml:space="preserve">minimal relevant improvement</w:t>
+      </w:r>
+      <w:r>
+        <w:t xml:space="preserve"> </w:t>
+      </w:r>
+      <w:r>
+        <w:t xml:space="preserve">is fixed from a pre-specified operational-relevance criterion informed by T4.1's elicited losses;</w:t>
+      </w:r>
+      <w:r>
+        <w:t xml:space="preserve"> </w:t>
+      </w:r>
+      <w:r>
+        <w:rPr>
+          <w:bCs/>
+          <w:b/>
+        </w:rPr>
+        <w:t xml:space="preserve">Δ is a registered fraction of it</w:t>
+      </w:r>
+      <w:r>
+        <w:t xml:space="preserve">; the same simulation evaluates power for these fixed targets and the stability of the ratio-based skill score under heterogeneous baseline CRPS. Secondary endpoints: log score, calibration (PIT, coverage), escalation detection at matched false-alarm rates.</w:t>
       </w:r>
       <w:r>
         <w:t xml:space="preserve"> </w:t>
@@ -3981,7 +3990,7 @@
         <w:pStyle w:val="FirstParagraph"/>
       </w:pPr>
       <w:r>
-        <w:t xml:space="preserve">Estimate, for selected episodes, what would have changed had escalation followed the model's signal (a simple capacity model, propagated uncertainty: counterfactuals, not causal estimates). For each of the three archetypes whose models pass T3.3 validation and T4.2's decision-value check, and subject to authorisation, the framework runs as a</w:t>
+        <w:t xml:space="preserve">Estimate, for selected episodes, what would have changed had escalation followed the model's signal (a simple capacity model, propagated uncertainty: counterfactuals, not causal estimates). For each archetype that passes T3.3 validation and T4.2's decision-value check, and subject to authorisation, the framework runs as a</w:t>
       </w:r>
       <w:r>
         <w:t xml:space="preserve"> </w:t>
@@ -4062,7 +4071,7 @@
         <w:t xml:space="preserve"> </w:t>
       </w:r>
       <w:r>
-        <w:t xml:space="preserve">Version-controlled R/Python and a registered analysis plan; clinical data processed in the UNIGE secure environment under the registered regulatory pathway (CCER approval with me as applicant where required); benchmark and software released openly, synthetic equivalents where possible.</w:t>
+        <w:t xml:space="preserve">Version-controlled R/Python and a registered analysis plan; clinical data processed in the UNIGE secure environment under the applicable institutional and regulatory approvals; benchmark and software released openly, synthetic equivalents where possible.</w:t>
       </w:r>
     </w:p>
     <w:p>
@@ -4476,7 +4485,7 @@
               <w:jc w:val="left"/>
             </w:pPr>
             <w:r>
-              <w:t xml:space="preserve">Institutional confirmation</w:t>
+              <w:t xml:space="preserve">SNSF institutional confirmation letter</w:t>
             </w:r>
           </w:p>
         </w:tc>
@@ -4500,7 +4509,7 @@
               <w:jc w:val="left"/>
             </w:pPr>
             <w:r>
-              <w:t xml:space="preserve">General confirmation, UNIGE Vice-Rectorate</w:t>
+              <w:t xml:space="preserve">UNIGE Vice-Rectorate, standard administrative step</w:t>
             </w:r>
           </w:p>
         </w:tc>
@@ -4598,7 +4607,7 @@
               <w:jc w:val="left"/>
             </w:pPr>
             <w:r>
-              <w:t xml:space="preserve">COVID-19 hospitalisations (HUG)</w:t>
+              <w:t xml:space="preserve">COVID-19 hospitalisation data (HUG)</w:t>
             </w:r>
           </w:p>
         </w:tc>
@@ -4622,7 +4631,7 @@
               <w:jc w:val="left"/>
             </w:pPr>
             <w:r>
-              <w:t xml:space="preserve">Previously analysed [Orel 2024]; calibration series</w:t>
+              <w:t xml:space="preserve">Previously analysed [Orel 2024]; validation and calibration dataset</w:t>
             </w:r>
           </w:p>
         </w:tc>
@@ -4859,7 +4868,7 @@
               <w:jc w:val="left"/>
             </w:pPr>
             <w:r>
-              <w:t xml:space="preserve">Computing and data access</w:t>
+              <w:t xml:space="preserve">Data access, secure storage and processing</w:t>
             </w:r>
           </w:p>
         </w:tc>
@@ -4871,7 +4880,7 @@
               <w:jc w:val="left"/>
             </w:pPr>
             <w:r>
-              <w:t xml:space="preserve">Evidence processing, Bayesian estimation, rolling-origin evaluation</w:t>
+              <w:t xml:space="preserve">Project-specific extractions, secure-environment storage, evaluation runs</w:t>
             </w:r>
           </w:p>
         </w:tc>
@@ -4964,13 +4973,10 @@
           <w:bCs/>
           <w:b/>
         </w:rPr>
-        <w:t xml:space="preserve">the regulatory clarification</w:t>
-      </w:r>
-      <w:r>
-        <w:t xml:space="preserve"> </w:t>
-      </w:r>
-      <w:r>
-        <w:t xml:space="preserve">(BASEC clarification of competence: do aggregated, non-identifying extracts require CCER approval? If so, submission with me as applicant);</w:t>
+        <w:t xml:space="preserve">project-specific data governance and reuse</w:t>
+      </w:r>
+      <w:r>
+        <w:t xml:space="preserve">, confirmed under the applicable institutional and regulatory framework before any analysis;</w:t>
       </w:r>
       <w:r>
         <w:t xml:space="preserve"> </w:t>
@@ -5060,19 +5066,41 @@
         <w:t xml:space="preserve"> </w:t>
       </w:r>
       <w:r>
-        <w:t xml:space="preserve">(support personnel, 50% over 48 months) carries three fully specified tasks:</w:t>
-      </w:r>
-      <w:r>
-        <w:t xml:space="preserve"> </w:t>
-      </w:r>
-      <w:r>
-        <w:t xml:space="preserve">T1.2's second independent extractor, the T3.1–T3.2 harmonisation and automated rolling-origin pipeline,</w:t>
-      </w:r>
-      <w:r>
-        <w:t xml:space="preserve"> </w:t>
-      </w:r>
-      <w:r>
-        <w:t xml:space="preserve">and the reproducibility engineering behind D1.1 and D3.1. No other personnel are requested.</w:t>
+        <w:t xml:space="preserve">(support personnel, 50% over 48 months) carries the T3.1–T3.2 harmonisation and automated</w:t>
+      </w:r>
+      <w:r>
+        <w:t xml:space="preserve"> </w:t>
+      </w:r>
+      <w:r>
+        <w:t xml:space="preserve">rolling-origin pipeline and the reproducibility engineering behind D1.1 and D3.1; a</w:t>
+      </w:r>
+      <w:r>
+        <w:t xml:space="preserve"> </w:t>
+      </w:r>
+      <w:r>
+        <w:t xml:space="preserve">separately contracted</w:t>
+      </w:r>
+      <w:r>
+        <w:t xml:space="preserve"> </w:t>
+      </w:r>
+      <w:r>
+        <w:rPr>
+          <w:bCs/>
+          <w:b/>
+        </w:rPr>
+        <w:t xml:space="preserve">independent extractor</w:t>
+      </w:r>
+      <w:r>
+        <w:t xml:space="preserve"> </w:t>
+      </w:r>
+      <w:r>
+        <w:t xml:space="preserve">(M3–M9) provides T1.2's second extraction</w:t>
+      </w:r>
+      <w:r>
+        <w:t xml:space="preserve"> </w:t>
+      </w:r>
+      <w:r>
+        <w:t xml:space="preserve">arm. No other personnel are requested.</w:t>
       </w:r>
     </w:p>
     <w:p>

--- a/03-research-plan/FINAL-research-plan.docx
+++ b/03-research-plan/FINAL-research-plan.docx
@@ -3157,7 +3157,7 @@
         <w:pStyle w:val="FirstParagraph"/>
       </w:pPr>
       <w:r>
-        <w:t xml:space="preserve">Harmonise the CASU-144 series with the additional channels and covariates; quantify completeness and delay; model right truncation and nowcasting [Höhle 2014; McGough 2020]; degraded reporting under strain could itself mimic an early-warning signal. Two Geneva channels extend the set: previously analysed HUG COVID-19 hospitalisation data [Orel 2024], re-requested as a secondary respiratory validation and calibration dataset, and pharmacy sales with wastewater measurements via the pharmacien cantonal as syndromic covariates.</w:t>
+        <w:t xml:space="preserve">Harmonise the CASU-144 series with the additional channels and covariates; quantify completeness and delay; model right truncation and nowcasting [Höhle 2014; McGough 2020]; degraded reporting under strain could itself mimic an early-warning signal. Two Geneva channels extend the set: the previously analysed daily HUG COVID-19 hospitalisation series [Orel 2024], re-requested as a secondary respiratory validation and calibration series, and pharmacy sales with wastewater measurements via the pharmacien cantonal as syndromic covariates.</w:t>
       </w:r>
     </w:p>
     <w:bookmarkEnd w:id="57"/>
@@ -4607,7 +4607,7 @@
               <w:jc w:val="left"/>
             </w:pPr>
             <w:r>
-              <w:t xml:space="preserve">COVID-19 hospitalisation data (HUG)</w:t>
+              <w:t xml:space="preserve">COVID-19 hospitalisation series (HUG, daily)</w:t>
             </w:r>
           </w:p>
         </w:tc>
@@ -4631,7 +4631,7 @@
               <w:jc w:val="left"/>
             </w:pPr>
             <w:r>
-              <w:t xml:space="preserve">Previously analysed [Orel 2024]; validation and calibration dataset</w:t>
+              <w:t xml:space="preserve">Previously analysed [Orel 2024]; validation and calibration series</w:t>
             </w:r>
           </w:p>
         </w:tc>

--- a/03-research-plan/FINAL-research-plan.docx
+++ b/03-research-plan/FINAL-research-plan.docx
@@ -52,7 +52,7 @@
         <w:t xml:space="preserve"> </w:t>
       </w:r>
       <w:r>
-        <w:t xml:space="preserve">A confidently wrong prior is worse than no prior: it is most influential exactly when local data cannot correct it.</w:t>
+        <w:t xml:space="preserve">A confidently wrong prior is worse than none: it is most influential exactly when local data cannot correct it.</w:t>
       </w:r>
     </w:p>
     <w:p>
@@ -83,7 +83,7 @@
         <w:t xml:space="preserve">LiteRev-Evidence</w:t>
       </w:r>
       <w:r>
-        <w:t xml:space="preserve">, the prototype I built, already walks this pipeline from a plain-language question to certainty-graded extraction, pooled parameter distributions and tuned candidate models. The project turns the prototype into a validated instrument and tests it: I will (1) establish the error structure of automated extraction and propagate it into evidence-derived priors, for parameter values and for the rest of what the literature carries (predictor variables and lags, model forms, outcomes and their thresholds), each transported to the local setting; (2) develop an uncertainty-aware latent-regime framework for health-system escalation, with those priors and a short-window resilience signal; (3) test, by strict rolling-origin reconstruction of each historical moment's information, whether the evidence improves cold-start forecast skill, how fast that value decays, and when it causes harm; and (4) determine whether any gain is large enough to change operational decisions. The decisive experiment runs a pre-registered library of candidate models (local baselines, surveillance algorithms, machine-learning and latent-regime models; mechanistic transmission components only where the crisis is epidemiological) through an automated engine that checks each model's assumptions, scores it on established metrics, and selects each arm's champion under rules fixed in advance. Exactly one contrast is confirmatory: the evidence-informed champion against the local-only champion, repeated once, sequentially, as the heat generalisation test.</w:t>
+        <w:t xml:space="preserve">, the prototype I built, already walks this pipeline from a plain-language question to certainty-graded extraction, pooled parameter distributions and tuned candidate models. The project turns the prototype into a validated instrument and tests it: I will (1) establish the error structure of automated extraction and propagate it into evidence-derived priors, for parameter values and for the rest of what the literature carries (predictor variables and lags, model forms, outcomes and their thresholds), each transported to the local setting; (2) develop an uncertainty-aware latent-regime framework for health-system escalation, with those priors and a short-window resilience signal; (3) test, by strict rolling-origin reconstruction of each historical moment's information, whether the evidence improves cold-start forecast skill, how fast that value decays, and when it causes harm; and (4) determine whether any gain is large enough to change operational decisions. The decisive experiment runs a pre-registered library of candidate models (local baselines, surveillance algorithms, machine-learning and latent-regime models; mechanistic transmission components only for epidemiological crises) through an automated engine that checks each model's assumptions, scores it on established metrics, and selects each arm's champion under rules fixed in advance. One contrast defines the confirmatory family: the evidence-informed against the local-only champion, tested on respiratory episodes and, only if that test passes, repeated on heat as the sequential generalisation test.</w:t>
       </w:r>
     </w:p>
     <w:p>
@@ -179,7 +179,7 @@
         <w:t xml:space="preserve">history dependence</w:t>
       </w:r>
       <w:r>
-        <w:t xml:space="preserve">: data-adaptive models need enough local observations to learn seasonality, weather response and crisis dynamics; reviews of emergency-demand forecasting catalogue which model families perform for which outcome and horizon [Wargon 2009], but every recommended model is trained on years of local history.</w:t>
+        <w:t xml:space="preserve">: data-adaptive models need enough local observations to learn seasonality, weather response and crisis dynamics; reviews of emergency-demand forecasting catalogue which model families perform for which outcome and horizon [Wargon 2009]; every recommended model is trained on years of local history.</w:t>
       </w:r>
     </w:p>
     <w:p>
@@ -257,7 +257,7 @@
         <w:t xml:space="preserve">operational cold-start forecasts under strict historical information constraints</w:t>
       </w:r>
       <w:r>
-        <w:t xml:space="preserve">, and whether harmful borrowing is detected early enough to act.</w:t>
+        <w:t xml:space="preserve">, and whether harmful borrowing is detected in time to act.</w:t>
       </w:r>
     </w:p>
     <w:p>
@@ -371,7 +371,7 @@
         <w:pStyle w:val="FirstParagraph"/>
       </w:pPr>
       <w:r>
-        <w:t xml:space="preserve">Emergency operations are interested in state (routine, elevated, strained, critical) rather than only tomorrow's count. Latent-state representations are established in surveillance: Poisson hidden Markov models distinguish epidemic from non-epidemic periods [Le Strat 1999; Watkins 2009]; extreme-value methods have been applied to Swiss hospital visits [Coles 2001; Ranjbar 2022]. Here they serve one purpose: a latent ordinal state as the</w:t>
+        <w:t xml:space="preserve">Emergency operations often need an interpretable escalation state (routine, elevated, strained, critical), not only tomorrow's count. Latent-state representations are established in surveillance: Poisson hidden Markov models distinguish epidemic from non-epidemic periods [Le Strat 1999; Watkins 2009]; extreme-value methods frame rare critical exceedances [Coles 2001], applied to Swiss hospital congestion [Ranjbar 2022]. Here they serve one purpose: a latent ordinal state as the</w:t>
       </w:r>
       <w:r>
         <w:t xml:space="preserve"> </w:t>
@@ -415,7 +415,7 @@
         <w:pStyle w:val="FirstParagraph"/>
       </w:pPr>
       <w:r>
-        <w:t xml:space="preserve">Proper scoring rules reward calibration [Gneiting 2007], but a calibrated forecast is irrelevant if it changes no decision; decision-analytic methods evaluate predictions under explicit consequences [Vickers 2006]. 72–99% of reported clinical alarms have been false or non-actionable [Winters 2018]; mortality-calibrated heat thresholds need not match demand thresholds [Lung 2021]; pollution–asthma emergency associations lack recent Swiss acute-episode studies [Zheng 2015]. Methods are therefore evaluated first statistically, then under an elicited operational loss structure.</w:t>
+        <w:t xml:space="preserve">Proper scoring rules reward calibration [Gneiting 2007], but a calibrated forecast is irrelevant if it changes no decision; decision-analytic methods evaluate predictions under explicit consequences [Vickers 2006]. alert systems fail operationally when alarms are overwhelmingly non-actionable (72–99% in clinical monitoring [Winters 2018]); mortality-calibrated heat thresholds need not match demand thresholds [Lung 2021]; pollution–asthma emergency associations lack recent Swiss acute-episode studies [Zheng 2015]. Methods are therefore evaluated first statistically, then under an elicited operational loss structure.</w:t>
       </w:r>
     </w:p>
     <w:bookmarkEnd w:id="24"/>
@@ -586,13 +586,13 @@
         <w:t xml:space="preserve">LiteRev</w:t>
       </w:r>
       <w:r>
-        <w:t xml:space="preserve">, an automated literature-review tool: natural-language or Boolean query across the open-access databases,</w:t>
-      </w:r>
-      <w:r>
-        <w:t xml:space="preserve"> </w:t>
-      </w:r>
-      <w:r>
-        <w:t xml:space="preserve">deduplication, corpus mapping, iterative relevance suggestion. I led its development with</w:t>
+        <w:t xml:space="preserve">, an automated literature-review tool: natural-language or Boolean query across open databases, deduplication,</w:t>
+      </w:r>
+      <w:r>
+        <w:t xml:space="preserve"> </w:t>
+      </w:r>
+      <w:r>
+        <w:t xml:space="preserve">corpus mapping, iterative relevance suggestion. I led its development with</w:t>
       </w:r>
       <w:r>
         <w:t xml:space="preserve"> </w:t>
@@ -971,19 +971,19 @@
         <w:t xml:space="preserve"> </w:t>
       </w:r>
       <w:r>
-        <w:t xml:space="preserve">mechanics T3.3's selection engine registers already run in embryonic form, so the grant</w:t>
-      </w:r>
-      <w:r>
-        <w:t xml:space="preserve"> </w:t>
-      </w:r>
-      <w:r>
-        <w:t xml:space="preserve">adds the science (the two arms, the registered rules, episode-level inference), not the</w:t>
-      </w:r>
-      <w:r>
-        <w:t xml:space="preserve"> </w:t>
-      </w:r>
-      <w:r>
-        <w:t xml:space="preserve">plumbing; the validated instrument it becomes is itself a deliverable.</w:t>
+        <w:t xml:space="preserve">mechanics T3.3's selection engine registers already run in embryonic form; the grant adds</w:t>
+      </w:r>
+      <w:r>
+        <w:t xml:space="preserve"> </w:t>
+      </w:r>
+      <w:r>
+        <w:t xml:space="preserve">the science (two arms, registered rules, episode-level inference), not the plumbing, and</w:t>
+      </w:r>
+      <w:r>
+        <w:t xml:space="preserve"> </w:t>
+      </w:r>
+      <w:r>
+        <w:t xml:space="preserve">the validated instrument is itself a deliverable.</w:t>
       </w:r>
     </w:p>
     <w:bookmarkEnd w:id="30"/>
@@ -1131,15 +1131,15 @@
     <w:tbl>
       <w:tblPr>
         <w:tblStyle w:val="Table"/>
-        <w:tblW w:w="10506" w:type="dxa"/>
+        <w:tblW w:w="10546" w:type="dxa"/>
         <w:tblLook w:firstRow="1" w:lastRow="0" w:firstColumn="0" w:lastColumn="0" w:noHBand="0" w:noVBand="0" w:val="0020"/>
         <w:jc w:val="start"/>
         <w:tblLayout w:type="fixed"/>
       </w:tblPr>
       <w:tblGrid>
         <w:gridCol w:w="1560"/>
-        <w:gridCol w:w="2550"/>
-        <w:gridCol w:w="6396"/>
+        <w:gridCol w:w="2560"/>
+        <w:gridCol w:w="6426"/>
       </w:tblGrid>
       <w:tr>
         <w:trPr>
@@ -1446,7 +1446,7 @@
       <w:r>
         <w:drawing>
           <wp:inline>
-            <wp:extent cx="6640000" cy="2684457"/>
+            <wp:extent cx="6640000" cy="2637028"/>
             <wp:effectExtent b="0" l="0" r="0" t="0"/>
             <wp:docPr descr="Framework" title="" id="34" name="Picture"/>
             <a:graphic>
@@ -1476,7 +1476,7 @@
                   <pic:spPr bwMode="auto">
                     <a:xfrm>
                       <a:off x="0" y="0"/>
-                      <a:ext cx="6640000" cy="2684457"/>
+                      <a:ext cx="6640000" cy="2637028"/>
                     </a:xfrm>
                     <a:prstGeom prst="rect">
                       <a:avLst/>
@@ -1623,7 +1623,7 @@
         <w:pStyle w:val="FirstParagraph"/>
       </w:pPr>
       <w:r>
-        <w:t xml:space="preserve">T2.1's identifiability study and T3.3's calibration checks either establish adequacy or trigger the ordinal fallback; either outcome leaves H3a intact. Extreme-value modelling covers the critical tail; critical-slowing-down indicators are</w:t>
+        <w:t xml:space="preserve">T2.1's identifiability study and T3.3's calibration checks either establish adequacy or trigger the ordinal fallback; either outcome leaves H3a intact. Extreme-value modelling covers the critical tail; resilience indicators are</w:t>
       </w:r>
       <w:r>
         <w:t xml:space="preserve"> </w:t>
@@ -1854,7 +1854,7 @@
         <w:t xml:space="preserve"> </w:t>
       </w:r>
       <w:r>
-        <w:t xml:space="preserve">is reported: it should decay to nothing. The primary test values the whole evidence-informed configuration; the prior component's own contribution is isolated by registered secondary contrasts within the same model family.</w:t>
+        <w:t xml:space="preserve">is reported: it should decay to nothing.</w:t>
       </w:r>
     </w:p>
     <w:bookmarkEnd w:id="39"/>
@@ -1978,7 +1978,7 @@
         <w:t xml:space="preserve">pollution (ozone, PM10) as co-exposure and effect modifier</w:t>
       </w:r>
       <w:r>
-        <w:t xml:space="preserve">, not a separate crisis domain.</w:t>
+        <w:t xml:space="preserve">, not a separate domain.</w:t>
       </w:r>
       <w:r>
         <w:t xml:space="preserve"> </w:t>
@@ -2102,7 +2102,7 @@
         <w:t xml:space="preserve"> </w:t>
       </w:r>
       <w:r>
-        <w:t xml:space="preserve">aim to outperform forecast hubs in the data-rich regime, assume literature-derived priors are beneficial, claim critical slowing down as universal, or promise a clinically steering alarm by month 48: the dashboard runs strictly in observation mode. The contribution:</w:t>
+        <w:t xml:space="preserve">aim to outperform forecast hubs in the data-rich regime, assume literature-derived priors are beneficial, or promise a clinically steering alarm by month 48: the dashboard runs strictly in observation mode. The contribution:</w:t>
       </w:r>
       <w:r>
         <w:t xml:space="preserve"> </w:t>
@@ -2292,7 +2292,7 @@
         <w:t xml:space="preserve"> </w:t>
       </w:r>
       <w:r>
-        <w:t xml:space="preserve">which algorithm families the forecasting literature finds effective for which outcome, horizon and crisis type [Wargon 2009], feeding T3.3's library.</w:t>
+        <w:t xml:space="preserve">which algorithm families the forecasting literature finds effective for which outcome, horizon and crisis type [Wargon 2009], feeding T3.3.</w:t>
       </w:r>
       <w:r>
         <w:t xml:space="preserve"> </w:t>
@@ -2422,10 +2422,10 @@
           <w:bCs/>
           <w:b/>
         </w:rPr>
-        <w:t xml:space="preserve">standard deviation</w:t>
-      </w:r>
-      <w:r>
-        <w:t xml:space="preserve">, with a pre-specified interval (under-dispersion: ratio below one); between-study heterogeneity is assessed in parallel, with sensitivity to the underlying model version.</w:t>
+        <w:t xml:space="preserve">standard deviation of the evidence-derived distribution</w:t>
+      </w:r>
+      <w:r>
+        <w:t xml:space="preserve">, per parameter class on a common scale under the registered pooling model, with a pre-specified interval (under-dispersion: ratio below one); within-study uncertainty and between-study heterogeneity are propagated separately and jointly, with sensitivity to the underlying model version.</w:t>
       </w:r>
     </w:p>
     <w:bookmarkEnd w:id="46"/>
@@ -2783,7 +2783,7 @@
         <w:t xml:space="preserve"> </w:t>
       </w:r>
       <w:r>
-        <w:t xml:space="preserve">on every fit (residual structure, dispersion, calibration) aligned with prediction-model standards [Collins 2015]: a model failing its checks is excluded by pre-registered rules, never silently retained. Release a documented reference implementation in LiteRev-Evidence.</w:t>
+        <w:t xml:space="preserve">on every fit (residual structure, dispersion, calibration) aligned with prediction-model standards [Collins 2015]: a model failing its checks is excluded by pre-registered rules. Release a documented reference implementation in LiteRev-Evidence.</w:t>
       </w:r>
     </w:p>
     <w:p>
@@ -3026,7 +3026,7 @@
         <w:t xml:space="preserve"> </w:t>
       </w:r>
       <w:r>
-        <w:t xml:space="preserve">are fixed in advance; a month-12 gate confirms it meets them, and if it fails, the pre-specified fallback in the candidate hierarchy is activated and the operational claim narrows accordingly.</w:t>
+        <w:t xml:space="preserve">are fixed in advance; a month-12 gate confirms it meets them; if not, the pre-specified fallback in the candidate hierarchy is activated and the operational claim narrows.</w:t>
       </w:r>
     </w:p>
     <w:p>
@@ -3116,7 +3116,7 @@
         <w:t xml:space="preserve"> </w:t>
       </w:r>
       <w:r>
-        <w:t xml:space="preserve">Before any clinical series connects, the complete rolling-origin machinery runs on open Swiss series, freely accessible and requiring no agreement: federal respiratory surveillance, the national wastewater programme, weekly all-cause deaths, MeteoSwiss exposures. Archived multi-model hub forecasts give contemporaneous comparators for early, genuinely cold-start rounds [Cramer 2022; Sherratt 2023]. The track ships as a</w:t>
+        <w:t xml:space="preserve">Before any clinical series connects, the complete rolling-origin machinery runs on open Swiss series requiring no agreement: federal respiratory surveillance, the national wastewater programme, weekly all-cause deaths, MeteoSwiss exposures. Archived multi-model hub forecasts give contemporaneous comparators for early, genuinely cold-start rounds [Cramer 2022; Sherratt 2023]. The track ships as a</w:t>
       </w:r>
       <w:r>
         <w:t xml:space="preserve"> </w:t>
@@ -3129,7 +3129,10 @@
         <w:t xml:space="preserve">public, re-runnable benchmark</w:t>
       </w:r>
       <w:r>
-        <w:t xml:space="preserve">, validates every component before operational data arrive, and makes the methodological test robust to access outcomes; operational series sharpen the claim to emergency-system demand.</w:t>
+        <w:t xml:space="preserve"> </w:t>
+      </w:r>
+      <w:r>
+        <w:t xml:space="preserve">that validates every component before operational data arrive and makes the methodological test robust to access outcomes; operational series sharpen the claim to emergency-system demand.</w:t>
       </w:r>
     </w:p>
     <w:bookmarkEnd w:id="56"/>
@@ -3157,7 +3160,7 @@
         <w:pStyle w:val="FirstParagraph"/>
       </w:pPr>
       <w:r>
-        <w:t xml:space="preserve">Harmonise the CASU-144 series with the additional channels and covariates; quantify completeness and delay; model right truncation and nowcasting [Höhle 2014; McGough 2020]; degraded reporting under strain could itself mimic an early-warning signal. Two Geneva channels extend the set: the previously analysed daily HUG COVID-19 hospitalisation series [Orel 2024], re-requested as a secondary respiratory validation and calibration series, and pharmacy sales with wastewater measurements via the pharmacien cantonal as syndromic covariates.</w:t>
+        <w:t xml:space="preserve">Harmonise the CASU-144 series with the additional channels and covariates; quantify completeness and delay; model right truncation and nowcasting [Höhle 2014; McGough 2020]; degraded reporting under strain could itself mimic an early-warning signal. Two Geneva channels extend the set: a daily series reconstructed from the HUG COVID-19 hospitalisation data I previously analysed [Orel 2024], re-requested as a secondary respiratory validation and calibration channel, and pharmacy sales with wastewater measurements via the pharmacien cantonal as syndromic covariates.</w:t>
       </w:r>
     </w:p>
     <w:bookmarkEnd w:id="57"/>
@@ -3269,7 +3272,7 @@
         <w:t xml:space="preserve">pre-specified secondary prior variant</w:t>
       </w:r>
       <w:r>
-        <w:t xml:space="preserve">, through the same extraction and error pipeline, outside the confirmatory contrast: H3a tests literature borrowing, not dynamic evidence fusion.</w:t>
+        <w:t xml:space="preserve">, through the same extraction and error pipeline, outside the confirmatory contrast: H3a tests literature borrowing, not evidence fusion.</w:t>
       </w:r>
       <w:r>
         <w:t xml:space="preserve"> </w:t>
@@ -3425,7 +3428,7 @@
         <w:t xml:space="preserve"> </w:t>
       </w:r>
       <w:r>
-        <w:t xml:space="preserve">that origin (pre-specified metrics: CRPS, log score, calibration; after T2.5 validity checks; blind to the other arm); the fixed champion then issues the outer forecast, scored on subsequently observed outcomes. Selection never sees the outcomes it is scored on; identical machinery in both arms isolates the evidence, not the selector. The library is deliberately broad for selection, not hypothesis multiplication: the confirmatory claim concerns only the evidence-informed versus local-only contrast; which family wins, where and when, is itself a result.</w:t>
+        <w:t xml:space="preserve">that origin (pre-specified metrics: CRPS, log score, calibration; after T2.5 validity checks; blind to the other arm); the fixed champion then issues the outer forecast, scored on subsequently observed outcomes. Selection never sees the outcomes it is scored on. Identical selection machinery runs in both arms, so the primary contrast tests the full evidence-informed configuration, not a particular model family; the library is deliberately broad for selection, not hypothesis multiplication, and registered secondary contrasts isolate the prior, variable-set and model-form components.</w:t>
       </w:r>
     </w:p>
     <w:p>
@@ -3488,7 +3491,7 @@
         <w:t xml:space="preserve">N</w:t>
       </w:r>
       <w:r>
-        <w:t xml:space="preserve">, at α = 0.05 two-sided. Passing requires paired-permutation p &lt; α</w:t>
+        <w:t xml:space="preserve">, at α = 0.05 two-sided (harm from borrowing is as decision-relevant as benefit). Passing requires paired-permutation p &lt; α</w:t>
       </w:r>
       <w:r>
         <w:t xml:space="preserve"> </w:t>
@@ -3613,7 +3616,7 @@
         <w:t xml:space="preserve"> </w:t>
       </w:r>
       <w:r>
-        <w:t xml:space="preserve">the CRPS skill score of the evidence-informed champion versus the local-only champion over the cold-start window. Aggregation is registered: per episode and arm, CRPS is averaged over eligible origins in the window at the primary horizon; the episode skill score is one minus the CRPS ratio (evidence-informed over local-only); the confirmatory statistic is its mean over episodes, equally weighted. The unit of inference is the</w:t>
+        <w:t xml:space="preserve">the CRPS skill score of the evidence-informed champion versus the local-only champion over the cold-start window. Aggregation is registered: per episode and arm, CRPS is averaged over eligible origins in the window at the primary horizon; the episode skill score is one minus the CRPS ratio (evidence-informed over local-only); the confirmatory statistic is its equally weighted mean over episodes. The unit of inference is the</w:t>
       </w:r>
       <w:r>
         <w:t xml:space="preserve"> </w:t>
@@ -3716,20 +3719,20 @@
         <w:t xml:space="preserve"> </w:t>
       </w:r>
       <w:r>
-        <w:t xml:space="preserve">is fixed from a pre-specified operational-relevance criterion informed by T4.1's elicited losses;</w:t>
-      </w:r>
-      <w:r>
-        <w:t xml:space="preserve"> </w:t>
-      </w:r>
-      <w:r>
-        <w:rPr>
-          <w:bCs/>
-          <w:b/>
-        </w:rPr>
-        <w:t xml:space="preserve">Δ is a registered fraction of it</w:t>
-      </w:r>
-      <w:r>
-        <w:t xml:space="preserve">; the same simulation evaluates power for these fixed targets and the stability of the ratio-based skill score under heterogeneous baseline CRPS. Secondary endpoints: log score, calibration (PIT, coverage), escalation detection at matched false-alarm rates.</w:t>
+        <w:t xml:space="preserve">is a registered value of the episode-level CRPS skill score, fixed before the second registration point by a pre-specified operational-relevance criterion defined before any outcome evaluation; T4.1's later elicitation translates observed improvements into operational consequences, it does not set the threshold.</w:t>
+      </w:r>
+      <w:r>
+        <w:t xml:space="preserve"> </w:t>
+      </w:r>
+      <w:r>
+        <w:rPr>
+          <w:bCs/>
+          <w:b/>
+        </w:rPr>
+        <w:t xml:space="preserve">Δ is a registered fraction of this fixed value</w:t>
+      </w:r>
+      <w:r>
+        <w:t xml:space="preserve">; the same simulation evaluates power for these targets and the stability of the ratio-based score under heterogeneous baseline CRPS. Secondary endpoints: log score, calibration (PIT, coverage), escalation detection at matched false-alarm rates.</w:t>
       </w:r>
       <w:r>
         <w:t xml:space="preserve"> </w:t>
@@ -3770,7 +3773,7 @@
         <w:pStyle w:val="FirstParagraph"/>
       </w:pPr>
       <w:r>
-        <w:t xml:space="preserve">Identify episodes where borrowing improves or worsens forecasts; characterise failure by population, outcome-definition, system, policy and temporal mismatch, extraction uncertainty and prior–data conflict, with deliberately misspecified priors (registered location, scale and transport shifts) as a stress test. The safety question: is harmful borrowing detectable early enough for adaptive discounting to limit its impact? The output is a</w:t>
+        <w:t xml:space="preserve">Identify episodes where borrowing improves or worsens forecasts; characterise failure by population, outcome-definition, system, policy and temporal mismatch, extraction uncertainty and prior–data conflict, with deliberately misspecified priors (registered location, scale and transport shifts) as a stress test. The safety question: can adaptive discounting catch harmful borrowing in time? The output is a</w:t>
       </w:r>
       <w:r>
         <w:t xml:space="preserve"> </w:t>
@@ -4035,7 +4038,7 @@
         <w:t xml:space="preserve"> </w:t>
       </w:r>
       <w:r>
-        <w:t xml:space="preserve">re-runs the per-scenario reviews [Elliott 2014] and flags new publications that would change a parameter value, a variable set, an outcome threshold or the recommended model; proposed changes apply only through version-controlled, pre-registered update rules, never silently. If authorisation is not granted, the project is complete on retrospective evaluation and says so.</w:t>
+        <w:t xml:space="preserve">re-runs the per-scenario reviews [Elliott 2014] and flags new publications that would change a parameter value, a variable set, an outcome threshold or the recommended model; changes apply only through version-controlled, pre-registered update rules, never silently. If authorisation is not granted, the project is complete on retrospective evaluation and says so.</w:t>
       </w:r>
     </w:p>
     <w:p>
@@ -4257,15 +4260,15 @@
     <w:tbl>
       <w:tblPr>
         <w:tblStyle w:val="Table"/>
-        <w:tblW w:w="10506" w:type="dxa"/>
+        <w:tblW w:w="10546" w:type="dxa"/>
         <w:tblLook w:firstRow="1" w:lastRow="0" w:firstColumn="0" w:lastColumn="0" w:noHBand="0" w:noVBand="0" w:val="0020"/>
         <w:jc w:val="start"/>
         <w:tblLayout w:type="fixed"/>
       </w:tblPr>
       <w:tblGrid>
-        <w:gridCol w:w="4016"/>
-        <w:gridCol w:w="1719"/>
-        <w:gridCol w:w="4771"/>
+        <w:gridCol w:w="4031"/>
+        <w:gridCol w:w="1725"/>
+        <w:gridCol w:w="4790"/>
       </w:tblGrid>
       <w:tr>
         <w:trPr>
@@ -4753,20 +4756,20 @@
         <w:t xml:space="preserve">CHF 250,000 over four years</w:t>
       </w:r>
       <w:r>
-        <w:t xml:space="preserve">; the applicant's salary is covered separately. Doctoral students and postdocs cannot be employed (2026 rules); support personnel can.</w:t>
+        <w:t xml:space="preserve">; the applicant's salary is covered separately. Doctoral students and postdocs cannot be employed under the 2026 rules; support personnel can.</w:t>
       </w:r>
     </w:p>
     <w:tbl>
       <w:tblPr>
         <w:tblStyle w:val="Table"/>
-        <w:tblW w:w="10506" w:type="dxa"/>
+        <w:tblW w:w="10546" w:type="dxa"/>
         <w:tblLook w:firstRow="1" w:lastRow="0" w:firstColumn="0" w:lastColumn="0" w:noHBand="0" w:noVBand="0" w:val="0020"/>
         <w:jc w:val="start"/>
         <w:tblLayout w:type="fixed"/>
       </w:tblPr>
       <w:tblGrid>
-        <w:gridCol w:w="4354"/>
-        <w:gridCol w:w="6152"/>
+        <w:gridCol w:w="4040"/>
+        <w:gridCol w:w="6506"/>
       </w:tblGrid>
       <w:tr>
         <w:trPr>
@@ -4880,7 +4883,7 @@
               <w:jc w:val="left"/>
             </w:pPr>
             <w:r>
-              <w:t xml:space="preserve">Project-specific extractions, secure-environment storage, evaluation runs</w:t>
+              <w:t xml:space="preserve">Project-specific extractions, secure-environment allocations and runs beyond existing infrastructure</w:t>
             </w:r>
           </w:p>
         </w:tc>
@@ -5108,7 +5111,7 @@
         <w:pStyle w:val="BodyText"/>
       </w:pPr>
       <w:r>
-        <w:t xml:space="preserve">The design avoids a serial chain: WP2 falls back to weakly informative priors if WP1 finds extraction inadequate, WP3's open-data track runs regardless of operational access, and WP4's decision analysis is retrospective.</w:t>
+        <w:t xml:space="preserve">No serial chain: WP2 falls back to weakly informative priors if WP1 finds extraction inadequate; WP3's open-data track runs regardless of access; WP4's decision analysis is retrospective.</w:t>
       </w:r>
       <w:r>
         <w:t xml:space="preserve"> </w:t>
@@ -5198,7 +5201,7 @@
     <w:tbl>
       <w:tblPr>
         <w:tblStyle w:val="Table"/>
-        <w:tblW w:w="10506" w:type="dxa"/>
+        <w:tblW w:w="10546" w:type="dxa"/>
         <w:tblLook w:firstRow="1" w:lastRow="0" w:firstColumn="0" w:lastColumn="0" w:noHBand="0" w:noVBand="0" w:val="0020"/>
         <w:jc w:val="start"/>
         <w:tblLayout w:type="fixed"/>
@@ -5206,7 +5209,7 @@
       <w:tblGrid>
         <w:gridCol w:w="1560"/>
         <w:gridCol w:w="1560"/>
-        <w:gridCol w:w="7386"/>
+        <w:gridCol w:w="7426"/>
       </w:tblGrid>
       <w:tr>
         <w:trPr>
@@ -5472,7 +5475,7 @@
               <w:jc w:val="left"/>
             </w:pPr>
             <w:r>
-              <w:t xml:space="preserve">Cross-domain validation; observation-mode dashboard running where authorised</w:t>
+              <w:t xml:space="preserve">Cross-archetype analysis complete; dashboard running for validated archetypes where authorised</w:t>
             </w:r>
           </w:p>
         </w:tc>
@@ -5510,7 +5513,7 @@
         <w:t xml:space="preserve"> </w:t>
       </w:r>
       <w:r>
-        <w:t xml:space="preserve">Modellers seed early-crisis models with parameters lifted from a few studies, and evidence-synthesis platforms (mine included) assume pooled estimates are reusable as priors; a calibrated null tells both that the practice buys nothing where it is most used.</w:t>
+        <w:t xml:space="preserve">Modellers seed early-crisis models with parameters lifted from a few studies, and evidence-synthesis platforms (mine included) assume pooled estimates are reusable as priors; a calibrated null tells both that the practice buys nothing where it matters most.</w:t>
       </w:r>
     </w:p>
     <w:p>
@@ -5640,7 +5643,7 @@
         <w:t xml:space="preserve"> </w:t>
       </w:r>
       <w:r>
-        <w:t xml:space="preserve">Each validated archetype leaves a registered, automatically re-validated configuration and a daily observation-mode dashboard in the hands of the services that would use it. Extending that nucleus into a multi-crisis surveillance platform, archetype by archetype as models validate, is the explicit post-grant pathway; this project supplies the validated core and update rules that make it trustworthy.</w:t>
+        <w:t xml:space="preserve">Each validated archetype leaves a registered, automatically re-validated configuration and a daily observation-mode dashboard in the hands of the services that would use it. Extending that nucleus into a multi-crisis surveillance platform, archetype by archetype, is the explicit post-grant pathway; this project supplies the validated core and the update rules.</w:t>
       </w:r>
     </w:p>
     <w:bookmarkEnd w:id="75"/>
@@ -5668,22 +5671,22 @@
         <w:t xml:space="preserve"> </w:t>
       </w:r>
       <w:r>
-        <w:t xml:space="preserve">I have the methods, the prototype and the domain access, used so far inside other people's programmes; what I lacked is a research agenda that is mine to set; none of the programmes below has this project's objective.</w:t>
+        <w:t xml:space="preserve">I have the methods, the prototype and the domain access, used so far inside other people's programmes; what I lacked is a research agenda of my own; none of the programmes below has this project's objective.</w:t>
       </w:r>
     </w:p>
     <w:tbl>
       <w:tblPr>
         <w:tblStyle w:val="Table"/>
-        <w:tblW w:w="10506" w:type="dxa"/>
+        <w:tblW w:w="10546" w:type="dxa"/>
         <w:tblLook w:firstRow="1" w:lastRow="0" w:firstColumn="0" w:lastColumn="0" w:noHBand="0" w:noVBand="0" w:val="0020"/>
         <w:jc w:val="start"/>
         <w:tblLayout w:type="fixed"/>
       </w:tblPr>
       <w:tblGrid>
-        <w:gridCol w:w="1980"/>
-        <w:gridCol w:w="3957"/>
+        <w:gridCol w:w="1988"/>
+        <w:gridCol w:w="3972"/>
         <w:gridCol w:w="1560"/>
-        <w:gridCol w:w="3009"/>
+        <w:gridCol w:w="3026"/>
       </w:tblGrid>
       <w:tr>
         <w:trPr>
@@ -5981,7 +5984,7 @@
         <w:t xml:space="preserve"> </w:t>
       </w:r>
       <w:r>
-        <w:t xml:space="preserve">It arose building LiteRev-Evidence: the platform could pool published estimates into priors, but nothing established whether those priors improved forecasting in a new setting. The methodological core came from fifteen years of quantitative finance, from no group I have worked in; the platform is UNIGE intellectual property under my scientific direction.</w:t>
+        <w:t xml:space="preserve">It arose building LiteRev-Evidence: the platform could pool published estimates into priors; nothing established whether they improved forecasting in a new setting. The methodological core came from fifteen years of quantitative finance, from no group I have worked in; the platform is UNIGE intellectual property under my scientific direction.</w:t>
       </w:r>
     </w:p>
     <w:p>
@@ -6024,7 +6027,7 @@
           <w:bCs/>
           <w:b/>
         </w:rPr>
-        <w:t xml:space="preserve">The organisational position is the substance of the transition.</w:t>
+        <w:t xml:space="preserve">The organisational position is the transition.</w:t>
       </w:r>
       <w:r>
         <w:t xml:space="preserve"> </w:t>
@@ -6071,7 +6074,7 @@
         <w:t xml:space="preserve"> </w:t>
       </w:r>
       <w:r>
-        <w:t xml:space="preserve">By month 48 I intend to hold a validated answer, open resources the field can build on, and a first-author methodological record in my own name: the basis for group leadership or a professorship. My research time is currently divided across four collaborative programmes; Ambizione consolidates it into one.</w:t>
+        <w:t xml:space="preserve">By month 48: a validated answer, open resources the field can build on, and a first-author methodological record in my own name, the basis for group leadership or a professorship. My research time is currently split across four programmes; Ambizione consolidates it into one.</w:t>
       </w:r>
     </w:p>
     <w:p>
@@ -8529,7 +8532,7 @@
     <w:bookmarkEnd w:id="91"/>
     <w:sectPr>
       <w:pgSz w:w="11906" w:h="16838"/>
-      <w:pgMar w:top="600" w:right="700" w:bottom="600" w:left="700" w:header="567" w:footer="567" w:gutter="0"/>
+      <w:pgMar w:top="570" w:right="680" w:bottom="570" w:left="680" w:header="567" w:footer="567" w:gutter="0"/>
     </w:sectPr>
   </w:body>
 </w:document>

--- a/03-research-plan/FINAL-research-plan.docx
+++ b/03-research-plan/FINAL-research-plan.docx
@@ -415,7 +415,7 @@
         <w:pStyle w:val="FirstParagraph"/>
       </w:pPr>
       <w:r>
-        <w:t xml:space="preserve">Proper scoring rules reward calibration [Gneiting 2007], but a calibrated forecast is irrelevant if it changes no decision; decision-analytic methods evaluate predictions under explicit consequences [Vickers 2006]. alert systems fail operationally when alarms are overwhelmingly non-actionable (72–99% in clinical monitoring [Winters 2018]); mortality-calibrated heat thresholds need not match demand thresholds [Lung 2021]; pollution–asthma emergency associations lack recent Swiss acute-episode studies [Zheng 2015]. Methods are therefore evaluated first statistically, then under an elicited operational loss structure.</w:t>
+        <w:t xml:space="preserve">Proper scoring rules reward calibration [Gneiting 2007], but a calibrated forecast is irrelevant if it changes no decision; decision-analytic methods evaluate predictions under explicit consequences [Vickers 2006]: a forecast is operationally useful only when its probabilistic gain changes a defensible decision. Mortality-calibrated heat thresholds need not match demand thresholds [Lung 2021]; pollution–asthma emergency associations lack recent Swiss acute-episode studies [Zheng 2015]. Methods are therefore evaluated first statistically, then under an elicited operational loss structure.</w:t>
       </w:r>
     </w:p>
     <w:bookmarkEnd w:id="24"/>
@@ -1547,7 +1547,7 @@
         <w:t xml:space="preserve"> </w:t>
       </w:r>
       <w:r>
-        <w:t xml:space="preserve">(reported within-study uncertainty and between-study heterogeneity), producing priors that are too concentrated; an explicit measurement-error layer will recover enough of the missing dispersion to construct usable priors.</w:t>
+        <w:t xml:space="preserve">(reported within-study uncertainty and between-study heterogeneity), producing priors that are too concentrated; an explicit measurement-error layer will correct this under-dispersion, success assessed by a pre-specified criterion: coverage and calibration of the corrected distribution against the adjudicated benchmark.</w:t>
       </w:r>
     </w:p>
     <w:p>
@@ -1734,7 +1734,7 @@
         <w:pStyle w:val="FirstParagraph"/>
       </w:pPr>
       <w:r>
-        <w:t xml:space="preserve">Δ is fixed at the second registration point as a registered fraction of the minimal relevant H3a improvement: a maximum acceptable loss, not a simulation convenience.</w:t>
+        <w:t xml:space="preserve">Δ is fixed at the second registration point as a registered fraction of the minimal relevant H3a improvement, the numerical fraction and its operational rationale part of that registration: a maximum acceptable loss, not a simulation convenience.</w:t>
       </w:r>
     </w:p>
     <w:p>
@@ -2336,7 +2336,7 @@
         <w:pStyle w:val="FirstParagraph"/>
       </w:pPr>
       <w:r>
-        <w:t xml:space="preserve">Two independent expert extractors extract target quantities from a stratified random sample of</w:t>
+        <w:t xml:space="preserve">I and a separately contracted independent extractor (§2.4) independently extract target quantities from a stratified random sample of</w:t>
       </w:r>
       <w:r>
         <w:t xml:space="preserve"> </w:t>
@@ -2578,7 +2578,7 @@
         <w:t xml:space="preserve">Provisional state anchors</w:t>
       </w:r>
       <w:r>
-        <w:t xml:space="preserve">, fixed at registration and refined (not replaced) by T4.1's elicitation:</w:t>
+        <w:t xml:space="preserve">, fixed at registration for WP2–WP3 (T4.1's later elicitation refines their decision interpretation, never the confirmatory state definition):</w:t>
       </w:r>
       <w:r>
         <w:t xml:space="preserve"> </w:t>
@@ -3642,7 +3642,23 @@
         <w:t xml:space="preserve">paired permutation over episodes</w:t>
       </w:r>
       <w:r>
-        <w:t xml:space="preserve">, block bootstrap alongside, both pre-specified, disagreement reported.</w:t>
+        <w:t xml:space="preserve">, an</w:t>
+      </w:r>
+      <w:r>
+        <w:t xml:space="preserve"> </w:t>
+      </w:r>
+      <w:r>
+        <w:rPr>
+          <w:bCs/>
+          <w:b/>
+        </w:rPr>
+        <w:t xml:space="preserve">episode-level block bootstrap</w:t>
+      </w:r>
+      <w:r>
+        <w:t xml:space="preserve"> </w:t>
+      </w:r>
+      <w:r>
+        <w:t xml:space="preserve">alongside (episodes are the resampling unit, each kept intact, so within-episode temporal dependence is preserved), both pre-specified, disagreement reported.</w:t>
       </w:r>
       <w:r>
         <w:t xml:space="preserve"> </w:t>
@@ -8126,62 +8142,6 @@
       </w:r>
       <w:r>
         <w:t xml:space="preserve">2006;26(6):565–574.</w:t>
-      </w:r>
-    </w:p>
-    <w:p>
-      <w:pPr>
-        <w:numPr>
-          <w:ilvl w:val="0"/>
-          <w:numId w:val="1013"/>
-        </w:numPr>
-        <w:pStyle w:val="Compact"/>
-      </w:pPr>
-      <w:r>
-        <w:rPr>
-          <w:bCs/>
-          <w:b/>
-        </w:rPr>
-        <w:t xml:space="preserve">[Winters 2018]</w:t>
-      </w:r>
-      <w:r>
-        <w:t xml:space="preserve"> </w:t>
-      </w:r>
-      <w:r>
-        <w:t xml:space="preserve">Winters BD, Cvach MM, Bonafide CP, Hu X, Konkani A, O'Connor MF,</w:t>
-      </w:r>
-      <w:r>
-        <w:t xml:space="preserve"> </w:t>
-      </w:r>
-      <w:r>
-        <w:t xml:space="preserve">Rothschild JM, Selby NM, Pelter MM, McLean B, Kane-Gill SL. Technological distractions</w:t>
-      </w:r>
-      <w:r>
-        <w:t xml:space="preserve"> </w:t>
-      </w:r>
-      <w:r>
-        <w:t xml:space="preserve">(part 2): a summary of approaches to manage clinical alarms with intent to reduce alarm</w:t>
-      </w:r>
-      <w:r>
-        <w:t xml:space="preserve"> </w:t>
-      </w:r>
-      <w:r>
-        <w:t xml:space="preserve">fatigue.</w:t>
-      </w:r>
-      <w:r>
-        <w:t xml:space="preserve"> </w:t>
-      </w:r>
-      <w:r>
-        <w:rPr>
-          <w:iCs/>
-          <w:i/>
-        </w:rPr>
-        <w:t xml:space="preserve">Critical Care Medicine</w:t>
-      </w:r>
-      <w:r>
-        <w:t xml:space="preserve"> </w:t>
-      </w:r>
-      <w:r>
-        <w:t xml:space="preserve">2018;46(1):130–137.</w:t>
       </w:r>
     </w:p>
     <w:bookmarkEnd w:id="89"/>

--- a/03-research-plan/FINAL-research-plan.docx
+++ b/03-research-plan/FINAL-research-plan.docx
@@ -91,7 +91,7 @@
         <w:pStyle w:val="BodyText"/>
       </w:pPr>
       <w:r>
-        <w:t xml:space="preserve">Every component is validated first on open Swiss series (a public benchmark), then on Geneva's operational series. Three Geneva crisis archetypes, and no more, carry the real-world tests: respiratory epidemics the confirmatory test, heatwaves the sequential generalisation, legionellosis a scoped year-4 extension. The outcome is intentionally falsifiable: if literature-derived evidence improves cold-start forecasts, the project establishes when and by how much; if not, or if harm cannot be detected early enough, a boundary condition for automated evidence-informed forecasting. Either way: a validated answer and an open framework. For event types whose models validate, the framework runs by month 48 as a</w:t>
+        <w:t xml:space="preserve">Every component is validated first on open Swiss series (a public benchmark), then on Geneva's operational series. Three Geneva crisis archetypes, and no more, carry the real-world tests: respiratory epidemics the confirmatory test, heatwaves the sequential generalisation, legionellosis a scoped year-4 extension. The outcome is intentionally falsifiable: if literature-derived evidence improves cold-start forecasts, the project establishes when and by how much; if not, or if harm cannot be detected early enough, a boundary condition for automated evidence-informed forecasting. Either way: a validated answer and an open framework. For event types whose models validate, and where authorised, the framework runs by month 48 as a</w:t>
       </w:r>
       <w:r>
         <w:t xml:space="preserve"> </w:t>
@@ -317,7 +317,7 @@
         <w:t xml:space="preserve">outcome and threshold definitions</w:t>
       </w:r>
       <w:r>
-        <w:t xml:space="preserve">. Living systematic reviews keep syntheses current [Elliott 2014], yet no operational forecasting framework consumes these objects systematically.</w:t>
+        <w:t xml:space="preserve">. Living systematic reviews keep syntheses current [Elliott 2014], yet to my knowledge no operational forecasting framework consumes these objects systematically.</w:t>
       </w:r>
     </w:p>
     <w:p>
@@ -384,7 +384,7 @@
         <w:t xml:space="preserve">common representation for testing evidence borrowing at crisis onset</w:t>
       </w:r>
       <w:r>
-        <w:t xml:space="preserve">, with an extreme-value component for rare critical exceedances. Mechanistic transmission models [Keeling 2008] enter as components only where the crisis is epidemiological; environmental crises such as heat are driven by exposure–response, not transmission. Critical-slowing-down theory (rising variance and lag-1 autocorrelation before some transitions [Scheffer 2009]; epidemic applications [O'Regan 2013; Brett 2018; Southall 2021]) reads the shape of a short recent series: a</w:t>
+        <w:t xml:space="preserve">. Mechanistic transmission models [Keeling 2008] enter as components only where the crisis is epidemiological; environmental crises such as heat are driven by exposure–response, not transmission. Critical-slowing-down theory (rising variance and lag-1 autocorrelation before some transitions [Scheffer 2009]; epidemic applications [O'Regan 2013; Brett 2018; Southall 2021]) reads the shape of a short recent series: a</w:t>
       </w:r>
       <w:r>
         <w:t xml:space="preserve"> </w:t>
@@ -415,7 +415,7 @@
         <w:pStyle w:val="FirstParagraph"/>
       </w:pPr>
       <w:r>
-        <w:t xml:space="preserve">Proper scoring rules reward calibration [Gneiting 2007], but a calibrated forecast is irrelevant if it changes no decision; decision-analytic methods evaluate predictions under explicit consequences [Vickers 2006]: a forecast is operationally useful only when its probabilistic gain changes a defensible decision. Mortality-calibrated heat thresholds need not match demand thresholds [Lung 2021]; pollution–asthma emergency associations lack recent Swiss acute-episode studies [Zheng 2015]. Methods are therefore evaluated first statistically, then under an elicited operational loss structure.</w:t>
+        <w:t xml:space="preserve">Proper scoring rules reward calibration [Gneiting 2007], but decision-analytic methods evaluate predictions under explicit consequences [Vickers 2006]: a forecast is operationally useful only when its probabilistic gain changes a defensible decision. Mortality-calibrated heat thresholds need not match demand thresholds [Lung 2021]; pollution–asthma emergency associations lack recent Swiss acute-episode studies [Zheng 2015]. Methods are therefore evaluated first statistically, then under an elicited operational loss structure.</w:t>
       </w:r>
     </w:p>
     <w:bookmarkEnd w:id="24"/>
@@ -433,7 +433,7 @@
         <w:pStyle w:val="FirstParagraph"/>
       </w:pPr>
       <w:r>
-        <w:t xml:space="preserve">Ongoing programmes occupy the neighbouring ground: multi-model forecasting hubs run routinely (ECDC RespiCast, US CDC FluSight), Horizon Europe funds epidemic-intelligence infrastructure (including GeoAI4EI, in which I take part), and the Franco-Swiss GESICA programme builds cross-border crisis intelligence. All build surveillance, epidemic-intelligence, forecasting or decision-support capability; their stated objectives do not address whether automatically synthesised external quantitative evidence should enter a forecast as formal prior information at local cold start.</w:t>
+        <w:t xml:space="preserve">Ongoing programmes occupy the neighbouring ground: multi-model forecasting hubs run routinely (ECDC RespiCast, US CDC FluSight), Horizon Europe funds epidemic-intelligence infrastructure (including GeoAI4EI, in which I take part), and the Franco-Swiss GESICA programme builds cross-border crisis intelligence. Their stated objectives do not address whether automatically synthesised external quantitative evidence should enter a forecast as formal prior information at local cold start.</w:t>
       </w:r>
     </w:p>
     <w:p>
@@ -931,13 +931,13 @@
         <w:t xml:space="preserve"> </w:t>
       </w:r>
       <w:r>
-        <w:t xml:space="preserve">resolution, latency, access and quality: a mapped, not assumed, data landscape, and why</w:t>
-      </w:r>
-      <w:r>
-        <w:t xml:space="preserve"> </w:t>
-      </w:r>
-      <w:r>
-        <w:t xml:space="preserve">validation domains are chosen by</w:t>
+        <w:t xml:space="preserve">resolution, latency, access and quality: a mapped, not assumed, data landscape; validation</w:t>
+      </w:r>
+      <w:r>
+        <w:t xml:space="preserve"> </w:t>
+      </w:r>
+      <w:r>
+        <w:t xml:space="preserve">domains are chosen by</w:t>
       </w:r>
       <w:r>
         <w:t xml:space="preserve"> </w:t>
@@ -1029,7 +1029,7 @@
         <w:t xml:space="preserve"> </w:t>
       </w:r>
       <w:r>
-        <w:t xml:space="preserve">installations: a linkage to my knowledge unique, supplying a contrasting waterborne archetype.</w:t>
+        <w:t xml:space="preserve">installations: a distinctive linkage, supplying a contrasting waterborne archetype.</w:t>
       </w:r>
     </w:p>
     <w:p>
@@ -1547,7 +1547,7 @@
         <w:t xml:space="preserve"> </w:t>
       </w:r>
       <w:r>
-        <w:t xml:space="preserve">(reported within-study uncertainty and between-study heterogeneity), producing priors that are too concentrated; an explicit measurement-error layer will correct this under-dispersion, success assessed by a pre-specified criterion: coverage and calibration of the corrected distribution against the adjudicated benchmark.</w:t>
+        <w:t xml:space="preserve">(reported within-study uncertainty and between-study heterogeneity), producing priors that are too concentrated; an explicit measurement-error layer will correct this under-dispersion, success assessed by a pre-specified criterion: coverage and calibration of intervals from the corrected distribution against held-out adjudicated values.</w:t>
       </w:r>
     </w:p>
     <w:p>
@@ -1555,7 +1555,7 @@
         <w:pStyle w:val="FirstParagraph"/>
       </w:pPr>
       <w:r>
-        <w:t xml:space="preserve">Omissions dominate reported extraction errors [Shankar 2026]; whether they systematically shrink dispersion is what H1 tests, and if the loss is uncorrectable, the project establishes a boundary condition. The evidence target spans four object classes (parameter values; predictor variables and lags; model forms; outcome and threshold definitions: T1.1); H1 is tested on the quantitative core, and classes 2 to 4 are validated externally against published syntheses (T1.2).</w:t>
+        <w:t xml:space="preserve">Omissions dominate reported extraction errors [Shankar 2026]; whether they systematically shrink dispersion is what H1 tests; if the loss is uncorrectable, the project establishes a boundary condition. The evidence target spans four object classes (T1.1); H1 is tested on the quantitative core, and classes 2 to 4 are validated externally against published syntheses (T1.2).</w:t>
       </w:r>
     </w:p>
     <w:bookmarkEnd w:id="37"/>
@@ -1734,7 +1734,7 @@
         <w:pStyle w:val="FirstParagraph"/>
       </w:pPr>
       <w:r>
-        <w:t xml:space="preserve">Δ is fixed at the second registration point as a registered fraction of the minimal relevant H3a improvement, the numerical fraction and its operational rationale part of that registration: a maximum acceptable loss, not a simulation convenience.</w:t>
+        <w:t xml:space="preserve">Δ is fixed at one half of the minimal relevant H3a improvement, the conventional preserved-fraction margin (adaptive borrowing must retain at least half the gain that justifies borrowing at all): a maximum acceptable loss, not a simulation convenience.</w:t>
       </w:r>
     </w:p>
     <w:p>
@@ -2068,7 +2068,13 @@
         <w:t xml:space="preserve"> </w:t>
       </w:r>
       <w:r>
-        <w:t xml:space="preserve">older ages [Schulte 2024; Ragettli 2019].</w:t>
+        <w:t xml:space="preserve">older ages [Schulte 2024; Ragettli 2019]. If the month-12 gate activates the registered fallback,</w:t>
+      </w:r>
+      <w:r>
+        <w:t xml:space="preserve"> </w:t>
+      </w:r>
+      <w:r>
+        <w:t xml:space="preserve">both arms score it, built the same way, and the claim narrows.</w:t>
       </w:r>
     </w:p>
     <w:bookmarkEnd w:id="41"/>
@@ -2308,7 +2314,7 @@
         <w:t xml:space="preserve"> </w:t>
       </w:r>
       <w:r>
-        <w:t xml:space="preserve">which series are used operationally and at what levels warnings fire [Lung 2021], entering T2.1's anchors and T4.1's elicitation as evidence-based starting points adapted to the local setting. Classes 2 to 4 carry provenance and certainty grades and are pursued only as inputs to the registered H3a configuration; H1's benchmark applies to class 1.</w:t>
+        <w:t xml:space="preserve">which series are used operationally and at what levels warnings fire [Lung 2021], entering T2.1's anchors and T4.1's elicitation as evidence-based starting points. Classes 2 to 4 carry provenance and certainty grades and are pursued only as inputs to the registered H3a configuration; H1's benchmark applies to class 1.</w:t>
       </w:r>
     </w:p>
     <w:bookmarkEnd w:id="44"/>
@@ -2481,7 +2487,7 @@
         <w:pStyle w:val="FirstParagraph"/>
       </w:pPr>
       <w:r>
-        <w:t xml:space="preserve">Characterise effect modifiers and study-setting differences relevant to Geneva; where transport is weak, widen or discount the prior, producing the metadata WP3's conflict analysis needs.</w:t>
+        <w:t xml:space="preserve">Characterise effect modifiers and study-setting differences relevant to Geneva; the transportability criteria, and the mapping from transportability score to prior widening or discounting, are fixed before the confirmatory evaluation, producing the metadata WP3's conflict analysis needs.</w:t>
       </w:r>
     </w:p>
     <w:p>
@@ -2565,7 +2571,7 @@
         <w:pStyle w:val="FirstParagraph"/>
       </w:pPr>
       <w:r>
-        <w:t xml:space="preserve">A Bayesian hierarchical Markov regime-switching model [Hamilton 1989] with an ordinal latent state (routine, elevated, strained, critical) observed through emergency calls, ED presentations and ICU occupancy; pre-specified weather, calendar and epidemic covariates; series-specific observation models sharing the state. Before real-data fitting: simulation-based identifiability and recovery; ordering constraints resolve label switching; if separation is insufficient, the fallback is an ordinal state-space formulation; the criterion is state and transition recovery, not visual fit.</w:t>
+        <w:t xml:space="preserve">A Bayesian hierarchical Markov regime-switching model [Hamilton 1989] with an ordinal latent state (routine, elevated, strained, critical) observed through emergency calls (the primary channel), with ED presentations and ICU occupancy added where available; pre-specified weather, calendar and epidemic covariates; series-specific observation models sharing the state. Before real-data fitting: simulation-based identifiability and recovery, including the reduced-channel case; ordering constraints resolve label switching; if separation is insufficient, the fallback is an ordinal state-space formulation; the criterion is state and transition recovery, not visual fit.</w:t>
       </w:r>
       <w:r>
         <w:t xml:space="preserve"> </w:t>
@@ -2626,7 +2632,7 @@
         <w:t xml:space="preserve"> </w:t>
       </w:r>
       <w:r>
-        <w:t xml:space="preserve">above the 90th, or sustained capacity pressure (ICU occupancy above 85%, ED boarding above its seasonal 90th percentile);</w:t>
+        <w:t xml:space="preserve">90th to 97.5th, or sustained capacity pressure (ICU occupancy above 85%, ED boarding above its seasonal 90th percentile);</w:t>
       </w:r>
       <w:r>
         <w:t xml:space="preserve"> </w:t>
@@ -2642,7 +2648,7 @@
         <w:t xml:space="preserve"> </w:t>
       </w:r>
       <w:r>
-        <w:t xml:space="preserve">above the 97.5th percentile, or capacity saturation. Anchors are percentile-based per event type; in estimation they enter as priors on state-dependent levels, not hard cutoffs.</w:t>
+        <w:t xml:space="preserve">above the 97.5th, or capacity saturation; capacity criteria take precedence. Anchors are percentile-based per event type; in estimation they enter as priors on state-dependent levels, not hard cutoffs.</w:t>
       </w:r>
     </w:p>
     <w:bookmarkEnd w:id="50"/>
@@ -2767,7 +2773,7 @@
         <w:t xml:space="preserve">automation layer</w:t>
       </w:r>
       <w:r>
-        <w:t xml:space="preserve">: public streams (weather, surveillance, wastewater) ingested automatically as they become available; models re-estimated at their inputs' native cadence, with versioned automated re-fitting; and</w:t>
+        <w:t xml:space="preserve">: public streams (weather, surveillance, wastewater) ingested automatically as they become available; models re-estimated at each input's native cadence with versioned re-fitting; and</w:t>
       </w:r>
       <w:r>
         <w:t xml:space="preserve"> </w:t>
@@ -2783,7 +2789,7 @@
         <w:t xml:space="preserve"> </w:t>
       </w:r>
       <w:r>
-        <w:t xml:space="preserve">on every fit (residual structure, dispersion, calibration) aligned with prediction-model standards [Collins 2015]: a model failing its checks is excluded by pre-registered rules. Release a documented reference implementation in LiteRev-Evidence.</w:t>
+        <w:t xml:space="preserve">on every fit (residual structure, dispersion, calibration) documented to prediction-model reporting standards [Collins 2015]: a model failing its checks is excluded by pre-registered rules. Release a documented reference implementation in LiteRev-Evidence.</w:t>
       </w:r>
     </w:p>
     <w:p>
@@ -2853,7 +2859,7 @@
         <w:t xml:space="preserve"> </w:t>
       </w:r>
       <w:r>
-        <w:t xml:space="preserve">simulation first; the ordinal fallback; report the identifiability boundary as a result rather than tuning until success.</w:t>
+        <w:t xml:space="preserve">simulation first; the ordinal fallback; report the identifiability boundary as a result, not tuned until success.</w:t>
       </w:r>
     </w:p>
     <w:bookmarkEnd w:id="54"/>
@@ -2932,7 +2938,7 @@
         <w:t xml:space="preserve">daily respiratory-related emergency demand derived from CASU-144 records</w:t>
       </w:r>
       <w:r>
-        <w:t xml:space="preserve">, not a raw call count: "respiratory-related" is a pre-registered classification of recorded call reasons and urgency levels.</w:t>
+        <w:t xml:space="preserve">, not a raw call count: a pre-registered classification of recorded call reasons and urgency levels.</w:t>
       </w:r>
       <w:r>
         <w:t xml:space="preserve"> </w:t>
@@ -2992,7 +2998,7 @@
         <w:t xml:space="preserve"> </w:t>
       </w:r>
       <w:r>
-        <w:t xml:space="preserve">(the HUG centrale's coverage area): a deliberate single-canton design in a canton whose data ecosystem I already work in; generalisation is carried by the contrasting archetypes and the open national series.</w:t>
+        <w:t xml:space="preserve">(the HUG centrale's coverage area): a deliberate single-canton design in the data ecosystem I already work in; generalisation comes from the contrasting archetypes and the open national series.</w:t>
       </w:r>
     </w:p>
     <w:p>
@@ -3026,7 +3032,7 @@
         <w:t xml:space="preserve"> </w:t>
       </w:r>
       <w:r>
-        <w:t xml:space="preserve">are fixed in advance; a month-12 gate confirms it meets them; if not, the pre-specified fallback in the candidate hierarchy is activated and the operational claim narrows.</w:t>
+        <w:t xml:space="preserve">are fixed in advance; a month-12 gate confirms it meets them; if not, the pre-specified fallback in the hierarchy activates and the operational claim narrows.</w:t>
       </w:r>
     </w:p>
     <w:p>
@@ -3129,10 +3135,7 @@
         <w:t xml:space="preserve">public, re-runnable benchmark</w:t>
       </w:r>
       <w:r>
-        <w:t xml:space="preserve"> </w:t>
-      </w:r>
-      <w:r>
-        <w:t xml:space="preserve">that validates every component before operational data arrive and makes the methodological test robust to access outcomes; operational series sharpen the claim to emergency-system demand.</w:t>
+        <w:t xml:space="preserve">: every component validated before operational data arrive, the methodological test robust to access outcomes; operational series sharpen the claim to emergency-system demand.</w:t>
       </w:r>
     </w:p>
     <w:bookmarkEnd w:id="56"/>
@@ -3259,7 +3262,7 @@
         <w:t xml:space="preserve"> </w:t>
       </w:r>
       <w:r>
-        <w:t xml:space="preserve">(WHO and ECDC situational reports) enters as a</w:t>
+        <w:t xml:space="preserve">(WHO/ECDC situational reports) enters as a</w:t>
       </w:r>
       <w:r>
         <w:t xml:space="preserve"> </w:t>
@@ -3272,7 +3275,7 @@
         <w:t xml:space="preserve">pre-specified secondary prior variant</w:t>
       </w:r>
       <w:r>
-        <w:t xml:space="preserve">, through the same extraction and error pipeline, outside the confirmatory contrast: H3a tests literature borrowing, not evidence fusion.</w:t>
+        <w:t xml:space="preserve">, through the same extraction pipeline, outside the confirmatory contrast: H3a tests literature borrowing, not evidence fusion.</w:t>
       </w:r>
       <w:r>
         <w:t xml:space="preserve"> </w:t>
@@ -3285,7 +3288,20 @@
         <w:t xml:space="preserve">Text describing the local event is excluded from any prior</w:t>
       </w:r>
       <w:r>
-        <w:t xml:space="preserve">: it is a noisy measurement of the outcome itself. Every input carries an index timestamp; origins re-run automatically through the T2.5 layer at each input's native cadence. Forecast horizons 7, 14 and 28 days (primary horizon per archetype fixed at the second registration point); the cold-start window counts local outcome observations</w:t>
+        <w:t xml:space="preserve">: it is a noisy measurement of the outcome itself. Every input carries an index timestamp; revised sources enter as the</w:t>
+      </w:r>
+      <w:r>
+        <w:t xml:space="preserve"> </w:t>
+      </w:r>
+      <w:r>
+        <w:rPr>
+          <w:bCs/>
+          <w:b/>
+        </w:rPr>
+        <w:t xml:space="preserve">release vintage available at the origin</w:t>
+      </w:r>
+      <w:r>
+        <w:t xml:space="preserve">, never the final revised value, observation and release times both retained; origins re-run automatically through the T2.5 layer at each input's native cadence. Forecast horizons 7, 14 and 28 days (primary horizon per archetype fixed at the second registration point); the cold-start window counts local outcome observations</w:t>
       </w:r>
       <w:r>
         <w:t xml:space="preserve"> </w:t>
@@ -3428,7 +3444,7 @@
         <w:t xml:space="preserve"> </w:t>
       </w:r>
       <w:r>
-        <w:t xml:space="preserve">that origin (pre-specified metrics: CRPS, log score, calibration; after T2.5 validity checks; blind to the other arm); the fixed champion then issues the outer forecast, scored on subsequently observed outcomes. Selection never sees the outcomes it is scored on. Identical selection machinery runs in both arms, so the primary contrast tests the full evidence-informed configuration, not a particular model family; the library is deliberately broad for selection, not hypothesis multiplication, and registered secondary contrasts isolate the prior, variable-set and model-form components.</w:t>
+        <w:t xml:space="preserve">that origin (CRPS the primary selection criterion, log score and calibration registered admissibility constraints, not ranking criteria; after T2.5 validity checks; blind to the other arm); the fixed champion then issues the outer forecast. Selection never sees the outcomes it is scored on. Identical selection machinery runs in both arms, so the primary contrast tests the full evidence-informed configuration, not a particular model family; the library is deliberately broad for selection, not hypothesis multiplication; registered secondary contrasts isolate the prior, variable-set and model-form components.</w:t>
       </w:r>
     </w:p>
     <w:p>
@@ -3598,7 +3614,7 @@
         <w:t xml:space="preserve">The local-only arm is pinned in the registration</w:t>
       </w:r>
       <w:r>
-        <w:t xml:space="preserve">, its regime-model priors carrying a pre-declared band of vaguer and tighter alternatives reported as a sensitivity analysis: the comparator cannot become a straw man after the fact.</w:t>
+        <w:t xml:space="preserve">, its regime-model priors carrying a pre-declared band of vaguer and tighter alternatives as a sensitivity analysis: the comparator cannot become a straw man after the fact.</w:t>
       </w:r>
     </w:p>
     <w:p>
@@ -3652,13 +3668,13 @@
           <w:bCs/>
           <w:b/>
         </w:rPr>
-        <w:t xml:space="preserve">episode-level block bootstrap</w:t>
-      </w:r>
-      <w:r>
-        <w:t xml:space="preserve"> </w:t>
-      </w:r>
-      <w:r>
-        <w:t xml:space="preserve">alongside (episodes are the resampling unit, each kept intact, so within-episode temporal dependence is preserved), both pre-specified, disagreement reported.</w:t>
+        <w:t xml:space="preserve">episode-level bootstrap</w:t>
+      </w:r>
+      <w:r>
+        <w:t xml:space="preserve"> </w:t>
+      </w:r>
+      <w:r>
+        <w:t xml:space="preserve">alongside (episodes are the resampling unit, kept intact, so within-episode temporal dependence is preserved), both pre-specified, disagreement reported.</w:t>
       </w:r>
       <w:r>
         <w:t xml:space="preserve"> </w:t>
@@ -3745,10 +3761,13 @@
           <w:bCs/>
           <w:b/>
         </w:rPr>
-        <w:t xml:space="preserve">Δ is a registered fraction of this fixed value</w:t>
-      </w:r>
-      <w:r>
-        <w:t xml:space="preserve">; the same simulation evaluates power for these targets and the stability of the ratio-based score under heterogeneous baseline CRPS. Secondary endpoints: log score, calibration (PIT, coverage), escalation detection at matched false-alarm rates.</w:t>
+        <w:t xml:space="preserve">Δ is registered at one half of this fixed value</w:t>
+      </w:r>
+      <w:r>
+        <w:t xml:space="preserve"> </w:t>
+      </w:r>
+      <w:r>
+        <w:t xml:space="preserve">(§2.3.1); the same simulation evaluates power for these targets and the stability of the ratio-based score under heterogeneous baseline CRPS. Secondary endpoints: log score, calibration (PIT, coverage), escalation detection at matched false-alarm rates.</w:t>
       </w:r>
       <w:r>
         <w:t xml:space="preserve"> </w:t>
@@ -3761,7 +3780,7 @@
         <w:t xml:space="preserve">H3b's Δ is fixed here, before any evaluation</w:t>
       </w:r>
       <w:r>
-        <w:t xml:space="preserve">: non-inferiority is a CRPS deficit no greater than Δ; superiority is tested on T3.4's misspecified priors.</w:t>
+        <w:t xml:space="preserve">: non-inferiority is a CRPS deficit no greater than Δ; superiority is tested on T3.4's misspecified priors. The well-specified case is defined in registered simulations whose evidence- and data-generating distributions match within a set tolerance; real episodes are complementary.</w:t>
       </w:r>
     </w:p>
     <w:bookmarkEnd w:id="59"/>
@@ -3830,7 +3849,7 @@
         <w:pStyle w:val="FirstParagraph"/>
       </w:pPr>
       <w:r>
-        <w:t xml:space="preserve">The sequential heat test and, resources permitting, the legionellosis extension (year 4).</w:t>
+        <w:t xml:space="preserve">The sequential heat test and, resources permitting, the legionellosis extension (year 4): the borrowing framework transferred to forecasting case incidence at outbreak onset (low-count, case-based, on the linked case-environment series), not demand volume.</w:t>
       </w:r>
     </w:p>
     <w:p>
@@ -3876,7 +3895,7 @@
         <w:t xml:space="preserve"> </w:t>
       </w:r>
       <w:r>
-        <w:t xml:space="preserve">agreements initiated pre-award, letters accompany the application; and the open-data track already carries the methodological test under the same rolling-origin restriction, so delayed access narrows the claim (§2.4), it does not stall the project.</w:t>
+        <w:t xml:space="preserve">agreements initiated pre-award, letters accompany the application; and the open-data track already carries the methodological test under the same rolling-origin restriction, so delayed access narrows the claim (§2.4) without stalling the project.</w:t>
       </w:r>
     </w:p>
     <w:bookmarkEnd w:id="61"/>
@@ -4054,7 +4073,7 @@
         <w:t xml:space="preserve"> </w:t>
       </w:r>
       <w:r>
-        <w:t xml:space="preserve">re-runs the per-scenario reviews [Elliott 2014] and flags new publications that would change a parameter value, a variable set, an outcome threshold or the recommended model; changes apply only through version-controlled, pre-registered update rules, never silently. If authorisation is not granted, the project is complete on retrospective evaluation and says so.</w:t>
+        <w:t xml:space="preserve">checks the literature daily and re-runs the per-scenario syntheses on a registered schedule [Elliott 2014], flagging new publications that would change a parameter value, a variable set, an outcome threshold or the recommended model; changes apply only through version-controlled, pre-registered update rules, never silently. If authorisation is not granted, the project is complete on retrospective evaluation and says so.</w:t>
       </w:r>
     </w:p>
     <w:p>
@@ -4242,7 +4261,7 @@
         <w:t xml:space="preserve"> </w:t>
       </w:r>
       <w:r>
-        <w:t xml:space="preserve">LiteRev-Evidence is a prototype (live federated search of the open literature, screening, living reviews, certainty-graded extraction with provenance, pooling into parameter distributions, candidate variables, typed outcome templates, multi-family model fitting with automated tuning, weather and surveillance connectors); WP1 and WP2 turn it into a validated instrument and test it. The legionellosis study (BASEC 2026-00324, ethics granted) supplies the contrasting archetype.</w:t>
+        <w:t xml:space="preserve">LiteRev-Evidence is a working prototype of the full evidence-to-model pipeline (§2.2.4); WP1 and WP2 turn it into a validated instrument and test it. The legionellosis study (BASEC 2026-00324, ethics granted) supplies the contrasting archetype.</w:t>
       </w:r>
       <w:r>
         <w:t xml:space="preserve"> </w:t>
@@ -4784,8 +4803,8 @@
         <w:tblLayout w:type="fixed"/>
       </w:tblPr>
       <w:tblGrid>
-        <w:gridCol w:w="4040"/>
-        <w:gridCol w:w="6506"/>
+        <w:gridCol w:w="3880"/>
+        <w:gridCol w:w="6666"/>
       </w:tblGrid>
       <w:tr>
         <w:trPr>
@@ -4847,7 +4866,7 @@
               <w:jc w:val="left"/>
             </w:pPr>
             <w:r>
-              <w:t xml:space="preserve">WP1 benchmark extraction, WP3 harmonisation and evaluation pipeline, reproducibility</w:t>
+              <w:t xml:space="preserve">T1.2 protocol, logistics and adjudication support; WP3 harmonisation and evaluation pipeline; reproducibility</w:t>
             </w:r>
           </w:p>
         </w:tc>
@@ -5085,7 +5104,7 @@
         <w:t xml:space="preserve"> </w:t>
       </w:r>
       <w:r>
-        <w:t xml:space="preserve">(support personnel, 50% over 48 months) carries the T3.1–T3.2 harmonisation and automated</w:t>
+        <w:t xml:space="preserve">(support personnel, 50% over 48 months) carries the T3.1–T3.2 harmonisation and</w:t>
       </w:r>
       <w:r>
         <w:t xml:space="preserve"> </w:t>
@@ -5153,7 +5172,7 @@
       <w:r>
         <w:drawing>
           <wp:inline>
-            <wp:extent cx="6640000" cy="2921600"/>
+            <wp:extent cx="6640000" cy="2742607"/>
             <wp:effectExtent b="0" l="0" r="0" t="0"/>
             <wp:docPr descr="Work plan" title="" id="71" name="Picture"/>
             <a:graphic>
@@ -5183,7 +5202,7 @@
                   <pic:spPr bwMode="auto">
                     <a:xfrm>
                       <a:off x="0" y="0"/>
-                      <a:ext cx="6640000" cy="2921600"/>
+                      <a:ext cx="6640000" cy="2742607"/>
                     </a:xfrm>
                     <a:prstGeom prst="rect">
                       <a:avLst/>
@@ -5529,7 +5548,7 @@
         <w:t xml:space="preserve"> </w:t>
       </w:r>
       <w:r>
-        <w:t xml:space="preserve">Modellers seed early-crisis models with parameters lifted from a few studies, and evidence-synthesis platforms (mine included) assume pooled estimates are reusable as priors; a calibrated null tells both that the practice buys nothing where it matters most.</w:t>
+        <w:t xml:space="preserve">Modellers seed early-crisis models with parameters lifted from a few studies; evidence-synthesis platforms (mine included) assume pooled estimates are reusable as priors; a calibrated null tells both that the practice buys nothing where it matters most.</w:t>
       </w:r>
     </w:p>
     <w:p>
@@ -5560,7 +5579,62 @@
         <w:t xml:space="preserve">citable, versioned open resources</w:t>
       </w:r>
       <w:r>
-        <w:t xml:space="preserve">; results returned to the partners.</w:t>
+        <w:t xml:space="preserve">; results returned to the partners. Durable resources, subordinate to the central question:</w:t>
+      </w:r>
+      <w:r>
+        <w:t xml:space="preserve"> </w:t>
+      </w:r>
+      <w:r>
+        <w:rPr>
+          <w:bCs/>
+          <w:b/>
+        </w:rPr>
+        <w:t xml:space="preserve">the extraction and replication benchmark</w:t>
+      </w:r>
+      <w:r>
+        <w:t xml:space="preserve">,</w:t>
+      </w:r>
+      <w:r>
+        <w:t xml:space="preserve"> </w:t>
+      </w:r>
+      <w:r>
+        <w:rPr>
+          <w:bCs/>
+          <w:b/>
+        </w:rPr>
+        <w:t xml:space="preserve">the public cold-start benchmark</w:t>
+      </w:r>
+      <w:r>
+        <w:t xml:space="preserve">, an</w:t>
+      </w:r>
+      <w:r>
+        <w:t xml:space="preserve"> </w:t>
+      </w:r>
+      <w:r>
+        <w:rPr>
+          <w:bCs/>
+          <w:b/>
+        </w:rPr>
+        <w:t xml:space="preserve">open reference framework</w:t>
+      </w:r>
+      <w:r>
+        <w:t xml:space="preserve"> </w:t>
+      </w:r>
+      <w:r>
+        <w:t xml:space="preserve">and a</w:t>
+      </w:r>
+      <w:r>
+        <w:t xml:space="preserve"> </w:t>
+      </w:r>
+      <w:r>
+        <w:rPr>
+          <w:bCs/>
+          <w:b/>
+        </w:rPr>
+        <w:t xml:space="preserve">decision-analytic evaluation framework</w:t>
+      </w:r>
+      <w:r>
+        <w:t xml:space="preserve">.</w:t>
       </w:r>
     </w:p>
     <w:p>
@@ -5568,62 +5642,17 @@
         <w:pStyle w:val="BodyText"/>
       </w:pPr>
       <w:r>
-        <w:t xml:space="preserve">Durable resources remain, subordinate to the central question:</w:t>
-      </w:r>
-      <w:r>
-        <w:t xml:space="preserve"> </w:t>
-      </w:r>
-      <w:r>
-        <w:rPr>
-          <w:bCs/>
-          <w:b/>
-        </w:rPr>
-        <w:t xml:space="preserve">the extraction and replication benchmark</w:t>
-      </w:r>
-      <w:r>
-        <w:t xml:space="preserve">,</w:t>
-      </w:r>
-      <w:r>
-        <w:t xml:space="preserve"> </w:t>
-      </w:r>
-      <w:r>
-        <w:rPr>
-          <w:bCs/>
-          <w:b/>
-        </w:rPr>
-        <w:t xml:space="preserve">the public cold-start benchmark</w:t>
-      </w:r>
-      <w:r>
-        <w:t xml:space="preserve">, an</w:t>
-      </w:r>
-      <w:r>
-        <w:t xml:space="preserve"> </w:t>
-      </w:r>
-      <w:r>
-        <w:rPr>
-          <w:bCs/>
-          <w:b/>
-        </w:rPr>
-        <w:t xml:space="preserve">open reference framework</w:t>
-      </w:r>
-      <w:r>
-        <w:t xml:space="preserve"> </w:t>
-      </w:r>
-      <w:r>
-        <w:t xml:space="preserve">for evidence-informed latent-state forecasting, and a</w:t>
-      </w:r>
-      <w:r>
-        <w:t xml:space="preserve"> </w:t>
-      </w:r>
-      <w:r>
-        <w:rPr>
-          <w:bCs/>
-          <w:b/>
-        </w:rPr>
-        <w:t xml:space="preserve">decision-analytic evaluation framework</w:t>
-      </w:r>
-      <w:r>
-        <w:t xml:space="preserve">.</w:t>
+        <w:rPr>
+          <w:bCs/>
+          <w:b/>
+        </w:rPr>
+        <w:t xml:space="preserve">Practical and societal impact.</w:t>
+      </w:r>
+      <w:r>
+        <w:t xml:space="preserve"> </w:t>
+      </w:r>
+      <w:r>
+        <w:t xml:space="preserve">In a crisis's first weeks, emergency systems decide whether to open capacity, redistribute resources or escalate before local outcomes are informative; the project quantifies whether external evidence improves those decisions, and with what residual uncertainty. Geneva anchors it; the archetypes show what transfers.</w:t>
       </w:r>
     </w:p>
     <w:p>
@@ -5635,31 +5664,13 @@
           <w:bCs/>
           <w:b/>
         </w:rPr>
-        <w:t xml:space="preserve">Practical and societal impact.</w:t>
-      </w:r>
-      <w:r>
-        <w:t xml:space="preserve"> </w:t>
-      </w:r>
-      <w:r>
-        <w:t xml:space="preserve">In a crisis's first weeks, emergency systems decide whether to open capacity, redistribute resources or escalate before local outcomes provide a reliable base; the project quantifies whether external evidence improves those decisions, and with how much residual uncertainty. Geneva anchors it; the archetypes show what transfers.</w:t>
-      </w:r>
-    </w:p>
-    <w:p>
-      <w:pPr>
-        <w:pStyle w:val="BodyText"/>
-      </w:pPr>
-      <w:r>
-        <w:rPr>
-          <w:bCs/>
-          <w:b/>
-        </w:rPr>
         <w:t xml:space="preserve">Where this points operationally.</w:t>
       </w:r>
       <w:r>
         <w:t xml:space="preserve"> </w:t>
       </w:r>
       <w:r>
-        <w:t xml:space="preserve">Each validated archetype leaves a registered, automatically re-validated configuration and a daily observation-mode dashboard in the hands of the services that would use it. Extending that nucleus into a multi-crisis surveillance platform, archetype by archetype, is the explicit post-grant pathway; this project supplies the validated core and the update rules.</w:t>
+        <w:t xml:space="preserve">Each validated archetype leaves a registered, automatically re-validated configuration and, where authorised, a daily observation-mode dashboard in the hands of the services that would use it. Extending that nucleus into a multi-crisis surveillance platform is the explicit post-grant pathway; this project supplies the validated core and the update rules.</w:t>
       </w:r>
     </w:p>
     <w:bookmarkEnd w:id="75"/>
@@ -5687,7 +5698,7 @@
         <w:t xml:space="preserve"> </w:t>
       </w:r>
       <w:r>
-        <w:t xml:space="preserve">I have the methods, the prototype and the domain access, used so far inside other people's programmes; what I lacked is a research agenda of my own; none of the programmes below has this project's objective.</w:t>
+        <w:t xml:space="preserve">I have the methods, the prototype and the domain access, used so far inside other people's programmes; what I lacked is a research agenda of my own.</w:t>
       </w:r>
     </w:p>
     <w:tbl>
@@ -5699,10 +5710,10 @@
         <w:tblLayout w:type="fixed"/>
       </w:tblPr>
       <w:tblGrid>
-        <w:gridCol w:w="1988"/>
-        <w:gridCol w:w="3972"/>
+        <w:gridCol w:w="2167"/>
+        <w:gridCol w:w="3832"/>
         <w:gridCol w:w="1560"/>
-        <w:gridCol w:w="3026"/>
+        <w:gridCol w:w="2987"/>
       </w:tblGrid>
       <w:tr>
         <w:trPr>
@@ -5890,7 +5901,7 @@
               <w:jc w:val="left"/>
             </w:pPr>
             <w:r>
-              <w:t xml:space="preserve">Data/scientific lead</w:t>
+              <w:t xml:space="preserve">Data lead</w:t>
             </w:r>
           </w:p>
         </w:tc>
@@ -5936,7 +5947,7 @@
                 <w:bCs/>
                 <w:b/>
               </w:rPr>
-              <w:t xml:space="preserve">When evidence-informed forecasting helps at cold start, and when it harms</w:t>
+              <w:t xml:space="preserve">When evidence borrowing helps at cold start, and when it harms</w:t>
             </w:r>
           </w:p>
         </w:tc>
@@ -6000,7 +6011,7 @@
         <w:t xml:space="preserve"> </w:t>
       </w:r>
       <w:r>
-        <w:t xml:space="preserve">It arose building LiteRev-Evidence: the platform could pool published estimates into priors; nothing established whether they improved forecasting in a new setting. The methodological core came from fifteen years of quantitative finance, from no group I have worked in; the platform is UNIGE intellectual property under my scientific direction.</w:t>
+        <w:t xml:space="preserve">It arose building LiteRev-Evidence: the platform could pool published estimates into priors; nothing established whether they improved forecasting in a new setting. The methodological core came from fifteen years of quantitative finance, from no group I have worked in; the platform was developed at UNIGE under my scientific direction.</w:t>
       </w:r>
     </w:p>
     <w:p>
@@ -6018,7 +6029,7 @@
         <w:t xml:space="preserve"> </w:t>
       </w:r>
       <w:r>
-        <w:t xml:space="preserve">Prof. Olivia Keiser leads the group in which I developed LiteRev, the MAS on which I teach, the legionellosis study and GeoAI4EI; she co-authors my output (expected at this stage) and has</w:t>
+        <w:t xml:space="preserve">Prof. Olivia Keiser leads the group in which I developed LiteRev; she also leads the legionellosis study, GeoAI4EI and the MAS on which I teach; she co-authors my output (expected at this stage) and has</w:t>
       </w:r>
       <w:r>
         <w:t xml:space="preserve"> </w:t>
@@ -6062,7 +6073,7 @@
         <w:t xml:space="preserve">Institute of Global Health</w:t>
       </w:r>
       <w:r>
-        <w:t xml:space="preserve">, I will lead an independent programme alongside its groups rather than inside one; the independence guarantees are documented in the confirmation letters. The programme is executable by the PI and one budgeted collaborator:</w:t>
+        <w:t xml:space="preserve">, I will lead an independent programme alongside its groups rather than inside one; the independence guarantees are documented in the confirmation letters. The programme is executable by the PI and one collaborator:</w:t>
       </w:r>
       <w:r>
         <w:t xml:space="preserve"> </w:t>
@@ -6090,7 +6101,7 @@
         <w:t xml:space="preserve"> </w:t>
       </w:r>
       <w:r>
-        <w:t xml:space="preserve">By month 48: a validated answer, open resources the field can build on, and a first-author methodological record in my own name, the basis for group leadership or a professorship. My research time is currently split across four programmes; Ambizione consolidates it into one.</w:t>
+        <w:t xml:space="preserve">By month 48: a validated answer, open resources the field can build on, and a first-author methodological record: the basis for group leadership or a professorship. Ambizione consolidates my research time into one programme.</w:t>
       </w:r>
     </w:p>
     <w:p>

--- a/03-research-plan/FINAL-research-plan.docx
+++ b/03-research-plan/FINAL-research-plan.docx
@@ -1547,7 +1547,7 @@
         <w:t xml:space="preserve"> </w:t>
       </w:r>
       <w:r>
-        <w:t xml:space="preserve">(reported within-study uncertainty and between-study heterogeneity), producing priors that are too concentrated; an explicit measurement-error layer will correct this under-dispersion, success assessed by a pre-specified criterion: coverage and calibration of intervals from the corrected distribution against held-out adjudicated values.</w:t>
+        <w:t xml:space="preserve">(reported within-study uncertainty and between-study heterogeneity), producing priors that are too concentrated; an explicit measurement-error layer will correct this under-dispersion, success assessed by a pre-specified criterion: coverage and calibration of intervals from the corrected distribution across held-out adjudicated studies.</w:t>
       </w:r>
     </w:p>
     <w:p>
@@ -1734,7 +1734,7 @@
         <w:pStyle w:val="FirstParagraph"/>
       </w:pPr>
       <w:r>
-        <w:t xml:space="preserve">Δ is fixed at one half of the minimal relevant H3a improvement, the conventional preserved-fraction margin (adaptive borrowing must retain at least half the gain that justifies borrowing at all): a maximum acceptable loss, not a simulation convenience.</w:t>
+        <w:t xml:space="preserve">Δ is fixed at one half of the minimal relevant H3a improvement, a pre-specified 50% preservation fraction (adaptive borrowing must retain at least half the gain that justifies borrowing at all): a maximum acceptable loss, not a simulation convenience.</w:t>
       </w:r>
     </w:p>
     <w:p>
@@ -2789,7 +2789,7 @@
         <w:t xml:space="preserve"> </w:t>
       </w:r>
       <w:r>
-        <w:t xml:space="preserve">on every fit (residual structure, dispersion, calibration) documented to prediction-model reporting standards [Collins 2015]: a model failing its checks is excluded by pre-registered rules. Release a documented reference implementation in LiteRev-Evidence.</w:t>
+        <w:t xml:space="preserve">on every fit (residual structure, dispersion, calibration): a model failing its checks is excluded by pre-registered rules. Release a documented reference implementation in LiteRev-Evidence.</w:t>
       </w:r>
     </w:p>
     <w:p>
@@ -3163,7 +3163,7 @@
         <w:pStyle w:val="FirstParagraph"/>
       </w:pPr>
       <w:r>
-        <w:t xml:space="preserve">Harmonise the CASU-144 series with the additional channels and covariates; quantify completeness and delay; model right truncation and nowcasting [Höhle 2014; McGough 2020]; degraded reporting under strain could itself mimic an early-warning signal. Two Geneva channels extend the set: a daily series reconstructed from the HUG COVID-19 hospitalisation data I previously analysed [Orel 2024], re-requested as a secondary respiratory validation and calibration channel, and pharmacy sales with wastewater measurements via the pharmacien cantonal as syndromic covariates.</w:t>
+        <w:t xml:space="preserve">Harmonise the CASU-144 series with the additional channels and covariates; quantify completeness and delay; model right truncation and nowcasting [Höhle 2014; McGough 2020]; degraded reporting under strain could itself mimic an early-warning signal. Two Geneva channels extend the set: the HUG COVID-19 hospitalisation data I previously analysed [Orel 2024], re-requested as a secondary respiratory validation and calibration channel, and pharmacy sales with wastewater measurements via the pharmacien cantonal as syndromic covariates.</w:t>
       </w:r>
     </w:p>
     <w:bookmarkEnd w:id="57"/>
@@ -6073,17 +6073,17 @@
         <w:t xml:space="preserve">Institute of Global Health</w:t>
       </w:r>
       <w:r>
-        <w:t xml:space="preserve">, I will lead an independent programme alongside its groups rather than inside one; the independence guarantees are documented in the confirmation letters. The programme is executable by the PI and one collaborator:</w:t>
-      </w:r>
-      <w:r>
-        <w:t xml:space="preserve"> </w:t>
-      </w:r>
-      <w:r>
-        <w:rPr>
-          <w:bCs/>
-          <w:b/>
-        </w:rPr>
-        <w:t xml:space="preserve">no named individual is load-bearing, by design.</w:t>
+        <w:t xml:space="preserve">, I will lead an independent programme alongside its groups rather than inside one; the guarantees are documented in the confirmation letters. The programme is executable by the PI and budgeted support personnel:</w:t>
+      </w:r>
+      <w:r>
+        <w:t xml:space="preserve"> </w:t>
+      </w:r>
+      <w:r>
+        <w:rPr>
+          <w:bCs/>
+          <w:b/>
+        </w:rPr>
+        <w:t xml:space="preserve">no named individual other than the PI is scientifically load-bearing.</w:t>
       </w:r>
     </w:p>
     <w:p>
@@ -6101,7 +6101,7 @@
         <w:t xml:space="preserve"> </w:t>
       </w:r>
       <w:r>
-        <w:t xml:space="preserve">By month 48: a validated answer, open resources the field can build on, and a first-author methodological record: the basis for group leadership or a professorship. Ambizione consolidates my research time into one programme.</w:t>
+        <w:t xml:space="preserve">By month 48: a validated answer and a first-author methodological record: the basis for group leadership or a professorship. Ambizione consolidates my research time into one programme.</w:t>
       </w:r>
     </w:p>
     <w:p>
@@ -8015,56 +8015,6 @@
       </w:pPr>
       <w:r>
         <w:t xml:space="preserve">Evaluation and decision value</w:t>
-      </w:r>
-    </w:p>
-    <w:p>
-      <w:pPr>
-        <w:numPr>
-          <w:ilvl w:val="0"/>
-          <w:numId w:val="1013"/>
-        </w:numPr>
-        <w:pStyle w:val="Compact"/>
-      </w:pPr>
-      <w:r>
-        <w:rPr>
-          <w:bCs/>
-          <w:b/>
-        </w:rPr>
-        <w:t xml:space="preserve">[Collins 2015]</w:t>
-      </w:r>
-      <w:r>
-        <w:t xml:space="preserve"> </w:t>
-      </w:r>
-      <w:r>
-        <w:t xml:space="preserve">Collins GS, Reitsma JB, Altman DG, Moons KGM. Transparent reporting of a</w:t>
-      </w:r>
-      <w:r>
-        <w:t xml:space="preserve"> </w:t>
-      </w:r>
-      <w:r>
-        <w:t xml:space="preserve">multivariable prediction model for individual prognosis or diagnosis (TRIPOD): the TRIPOD</w:t>
-      </w:r>
-      <w:r>
-        <w:t xml:space="preserve"> </w:t>
-      </w:r>
-      <w:r>
-        <w:t xml:space="preserve">statement.</w:t>
-      </w:r>
-      <w:r>
-        <w:t xml:space="preserve"> </w:t>
-      </w:r>
-      <w:r>
-        <w:rPr>
-          <w:iCs/>
-          <w:i/>
-        </w:rPr>
-        <w:t xml:space="preserve">BMJ</w:t>
-      </w:r>
-      <w:r>
-        <w:t xml:space="preserve"> </w:t>
-      </w:r>
-      <w:r>
-        <w:t xml:space="preserve">2015;350:g7594. doi:10.1136/bmj.g7594</w:t>
       </w:r>
     </w:p>
     <w:p>

--- a/03-research-plan/FINAL-research-plan.docx
+++ b/03-research-plan/FINAL-research-plan.docx
@@ -118,13 +118,6 @@
         <w:t xml:space="preserve">The project rests on an unusual combination: fifteen years of quantitative-finance work on rare-event risk and regime models, LiteRev-Evidence, and Swiss emergency data. Ambizione turns these into an independent research programme, led by me, at the intersection of evidence synthesis, quantitative modelling and emergency public health.</w:t>
       </w:r>
     </w:p>
-    <w:p>
-      <w:r>
-        <w:pict>
-          <v:rect style="width:0;height:1.5pt" o:hralign="center" o:hrstd="t" o:hr="t"/>
-        </w:pict>
-      </w:r>
-    </w:p>
     <w:bookmarkEnd w:id="20"/>
     <w:bookmarkStart w:id="77" w:name="X8b36afa75a2de508da9560c6460302ca5c61af2"/>
     <w:p>
@@ -455,13 +448,6 @@
       </w:r>
       <w:r>
         <w:t xml:space="preserve">, and whether the loop from living evidence synthesis to variable choice, model choice, thresholds and automatically re-validated forecasts can be closed under pre-registered rules.</w:t>
-      </w:r>
-    </w:p>
-    <w:p>
-      <w:r>
-        <w:pict>
-          <v:rect style="width:0;height:1.5pt" o:hralign="center" o:hrstd="t" o:hr="t"/>
-        </w:pict>
       </w:r>
     </w:p>
     <w:bookmarkEnd w:id="25"/>
@@ -1066,13 +1052,6 @@
       </w:r>
       <w:r>
         <w:t xml:space="preserve">knowledge from the doctorate, the Swiss COVID-19 work and GESICA.</w:t>
-      </w:r>
-    </w:p>
-    <w:p>
-      <w:r>
-        <w:pict>
-          <v:rect style="width:0;height:1.5pt" o:hralign="center" o:hrstd="t" o:hr="t"/>
-        </w:pict>
       </w:r>
     </w:p>
     <w:bookmarkEnd w:id="31"/>
@@ -2121,13 +2100,6 @@
         <w:t xml:space="preserve">whether accumulated quantitative evidence can earn a formal role in forecasting before local outcome data become informative, and a map of when it should not be trusted.</w:t>
       </w:r>
     </w:p>
-    <w:p>
-      <w:r>
-        <w:pict>
-          <v:rect style="width:0;height:1.5pt" o:hralign="center" o:hrstd="t" o:hr="t"/>
-        </w:pict>
-      </w:r>
-    </w:p>
     <w:bookmarkEnd w:id="42"/>
     <w:bookmarkEnd w:id="43"/>
     <w:bookmarkStart w:id="67" w:name="X7638ec2bcf1f605f5e9c309229fda3948dd7274"/>
@@ -2648,7 +2620,7 @@
         <w:t xml:space="preserve"> </w:t>
       </w:r>
       <w:r>
-        <w:t xml:space="preserve">above the 97.5th, or capacity saturation; capacity criteria take precedence. Anchors are percentile-based per event type; in estimation they enter as priors on state-dependent levels, not hard cutoffs.</w:t>
+        <w:t xml:space="preserve">above the 97.5th, or capacity saturation; the highest applicable state prevails, capacity saturation alone defining critical. Anchors are percentile-based per event type; in estimation they enter as priors on state-dependent levels, not hard cutoffs.</w:t>
       </w:r>
     </w:p>
     <w:bookmarkEnd w:id="50"/>
@@ -4144,13 +4116,6 @@
       </w:r>
       <w:r>
         <w:t xml:space="preserve">None of the explicit fallbacks above converts an inconclusive analysis into a success claim.</w:t>
-      </w:r>
-    </w:p>
-    <w:p>
-      <w:r>
-        <w:pict>
-          <v:rect style="width:0;height:1.5pt" o:hralign="center" o:hrstd="t" o:hr="t"/>
-        </w:pict>
       </w:r>
     </w:p>
     <w:bookmarkEnd w:id="65"/>
@@ -5047,13 +5012,6 @@
       </w:r>
       <w:r>
         <w:t xml:space="preserve">and on the fallbacks, each leaving the central question answerable.</w:t>
-      </w:r>
-    </w:p>
-    <w:p>
-      <w:r>
-        <w:pict>
-          <v:rect style="width:0;height:1.5pt" o:hralign="center" o:hrstd="t" o:hr="t"/>
-        </w:pict>
       </w:r>
     </w:p>
     <w:bookmarkEnd w:id="68"/>
@@ -5516,13 +5474,6 @@
         </w:tc>
       </w:tr>
     </w:tbl>
-    <w:p>
-      <w:r>
-        <w:pict>
-          <v:rect style="width:0;height:1.5pt" o:hralign="center" o:hrstd="t" o:hr="t"/>
-        </w:pict>
-      </w:r>
-    </w:p>
     <w:bookmarkEnd w:id="74"/>
     <w:bookmarkStart w:id="75" w:name="Xfa74544992b8a2e9fab533cfaf936bad7ec032c"/>
     <w:p>
@@ -6102,13 +6053,6 @@
       </w:r>
       <w:r>
         <w:t xml:space="preserve">By month 48: a validated answer and a first-author methodological record: the basis for group leadership or a professorship. Ambizione consolidates my research time into one programme.</w:t>
-      </w:r>
-    </w:p>
-    <w:p>
-      <w:r>
-        <w:pict>
-          <v:rect style="width:0;height:1.5pt" o:hralign="center" o:hrstd="t" o:hr="t"/>
-        </w:pict>
       </w:r>
     </w:p>
     <w:bookmarkEnd w:id="76"/>

--- a/03-research-plan/FINAL-research-plan.docx
+++ b/03-research-plan/FINAL-research-plan.docx
@@ -1994,7 +1994,7 @@
         <w:t xml:space="preserve"> </w:t>
       </w:r>
       <w:r>
-        <w:t xml:space="preserve">Both arms score</w:t>
+        <w:t xml:space="preserve">For respiratory and heat, both arms score</w:t>
       </w:r>
       <w:r>
         <w:t xml:space="preserve"> </w:t>
@@ -2007,13 +2007,13 @@
         <w:t xml:space="preserve">the same quantity, built the same way</w:t>
       </w:r>
       <w:r>
-        <w:t xml:space="preserve">: daily emergency demand from the</w:t>
-      </w:r>
-      <w:r>
-        <w:t xml:space="preserve"> </w:t>
-      </w:r>
-      <w:r>
-        <w:t xml:space="preserve">CASU-144 series, restricted to the archetype's cause classes (T3.0): respiratory-related</w:t>
+        <w:t xml:space="preserve">: daily</w:t>
+      </w:r>
+      <w:r>
+        <w:t xml:space="preserve"> </w:t>
+      </w:r>
+      <w:r>
+        <w:t xml:space="preserve">emergency demand from the CASU-144 series, restricted to the archetype's cause classes (T3.0): respiratory-related</w:t>
       </w:r>
       <w:r>
         <w:t xml:space="preserve"> </w:t>
@@ -2047,13 +2047,19 @@
         <w:t xml:space="preserve"> </w:t>
       </w:r>
       <w:r>
-        <w:t xml:space="preserve">older ages [Schulte 2024; Ragettli 2019]. If the month-12 gate activates the registered fallback,</w:t>
-      </w:r>
-      <w:r>
-        <w:t xml:space="preserve"> </w:t>
-      </w:r>
-      <w:r>
-        <w:t xml:space="preserve">both arms score it, built the same way, and the claim narrows.</w:t>
+        <w:t xml:space="preserve">older ages [Schulte 2024; Ragettli 2019]. Legionellosis instead forecasts case incidence</w:t>
+      </w:r>
+      <w:r>
+        <w:t xml:space="preserve"> </w:t>
+      </w:r>
+      <w:r>
+        <w:t xml:space="preserve">(T3.5), outside this demand comparison. If the month-12 gate activates the registered</w:t>
+      </w:r>
+      <w:r>
+        <w:t xml:space="preserve"> </w:t>
+      </w:r>
+      <w:r>
+        <w:t xml:space="preserve">fallback, both arms score it, built the same way, and the claim narrows.</w:t>
       </w:r>
     </w:p>
     <w:bookmarkEnd w:id="41"/>
@@ -2761,7 +2767,7 @@
         <w:t xml:space="preserve"> </w:t>
       </w:r>
       <w:r>
-        <w:t xml:space="preserve">on every fit (residual structure, dispersion, calibration): a model failing its checks is excluded by pre-registered rules. Release a documented reference implementation in LiteRev-Evidence.</w:t>
+        <w:t xml:space="preserve">on every fit (residual structure, dispersion, calibration): a model failing its checks is excluded by pre-registered rules. Release a reference implementation in LiteRev-Evidence.</w:t>
       </w:r>
     </w:p>
     <w:p>
@@ -3821,7 +3827,7 @@
         <w:pStyle w:val="FirstParagraph"/>
       </w:pPr>
       <w:r>
-        <w:t xml:space="preserve">The sequential heat test and, resources permitting, the legionellosis extension (year 4): the borrowing framework transferred to forecasting case incidence at outbreak onset (low-count, case-based, on the linked case-environment series), not demand volume.</w:t>
+        <w:t xml:space="preserve">The sequential heat test and, resources permitting, the legionellosis extension (year 4): the borrowing framework transferred to forecasting case incidence at outbreak onset (low-count, case-based, on the linked case-environment series).</w:t>
       </w:r>
     </w:p>
     <w:p>
@@ -3944,7 +3950,7 @@
         <w:t xml:space="preserve">The primary decision is fixed in advance</w:t>
       </w:r>
       <w:r>
-        <w:t xml:space="preserve">: trigger surge-capacity escalation when the forecast probability of the strained/critical state crosses the elicited threshold. Non-state candidates map their forecast distributions to escalation-state probabilities via T2.1's registered anchors, so every library member yields the same decision quantity.</w:t>
+        <w:t xml:space="preserve">: trigger surge-capacity escalation when the forecast probability of the strained/critical state crosses the elicited threshold. Non-state candidates map forecasts to escalation-state probabilities via T2.1's registered anchors, so every library member yields the same decision quantity.</w:t>
       </w:r>
     </w:p>
     <w:bookmarkEnd w:id="63"/>
@@ -3972,7 +3978,7 @@
         <w:pStyle w:val="FirstParagraph"/>
       </w:pPr>
       <w:r>
-        <w:t xml:space="preserve">Re-evaluate the WP3 forecasts with net-benefit/decision-curve analysis and value-of-information: do rankings change once consequences are incorporated? Because operational records may encode structural differences, assess calibration and threshold performance across aggregate strata (age, sex, neighbourhood deprivation where appropriate): calibrated on average but miscalibrated for a relevant group is not operationally ready.</w:t>
+        <w:t xml:space="preserve">Re-evaluate the WP3 forecasts with net-benefit/decision-curve analysis and value-of-information: do rankings change once consequences are incorporated? Because operational records may encode structural differences, assess calibration and threshold performance across aggregate strata (age, sex, neighbourhood deprivation): calibrated on average but miscalibrated for a relevant group is not operationally ready.</w:t>
       </w:r>
     </w:p>
     <w:bookmarkEnd w:id="64"/>
@@ -4016,7 +4022,7 @@
         <w:t xml:space="preserve"> </w:t>
       </w:r>
       <w:r>
-        <w:t xml:space="preserve">with the partner services (144 regulation, ED, ICU capacity management): state probabilities, forecasts and validity checks refreshed automatically,</w:t>
+        <w:t xml:space="preserve">with the partner services (144 regulation, ED, ICU): state probabilities, forecasts and validity checks refreshed automatically,</w:t>
       </w:r>
       <w:r>
         <w:t xml:space="preserve"> </w:t>
@@ -4029,7 +4035,7 @@
         <w:t xml:space="preserve">recorded, never used clinically</w:t>
       </w:r>
       <w:r>
-        <w:t xml:space="preserve">. A</w:t>
+        <w:t xml:space="preserve">. The legionellosis extension is methodological and retrospective: it need not enter the capacity decision or the dashboard. A</w:t>
       </w:r>
       <w:r>
         <w:t xml:space="preserve"> </w:t>
@@ -5316,7 +5322,7 @@
               <w:jc w:val="left"/>
             </w:pPr>
             <w:r>
-              <w:t xml:space="preserve">Regime/state representation passes identifiability criteria, or fallback selected</w:t>
+              <w:t xml:space="preserve">State model passes identifiability criteria, or fallback selected</w:t>
             </w:r>
           </w:p>
         </w:tc>
@@ -5392,7 +5398,7 @@
               <w:jc w:val="left"/>
             </w:pPr>
             <w:r>
-              <w:t xml:space="preserve">Primary cold-start hypothesis tested by the registered champion contrast</w:t>
+              <w:t xml:space="preserve">Primary cold-start hypothesis tested by the champion contrast</w:t>
             </w:r>
           </w:p>
         </w:tc>
@@ -5603,7 +5609,7 @@
         <w:t xml:space="preserve"> </w:t>
       </w:r>
       <w:r>
-        <w:t xml:space="preserve">In a crisis's first weeks, emergency systems decide whether to open capacity, redistribute resources or escalate before local outcomes are informative; the project quantifies whether external evidence improves those decisions, and with what residual uncertainty. Geneva anchors it; the archetypes show what transfers.</w:t>
+        <w:t xml:space="preserve">In a crisis's first weeks, emergency systems decide whether to open capacity, redistribute resources or escalate before local outcomes are informative; the project quantifies whether external evidence improves those decisions, and with what residual uncertainty.</w:t>
       </w:r>
     </w:p>
     <w:p>

--- a/03-research-plan/FINAL-research-plan.docx
+++ b/03-research-plan/FINAL-research-plan.docx
@@ -91,7 +91,7 @@
         <w:pStyle w:val="BodyText"/>
       </w:pPr>
       <w:r>
-        <w:t xml:space="preserve">Every component is validated first on open Swiss series (a public benchmark), then on Geneva's operational series. Three Geneva crisis archetypes, and no more, carry the real-world tests: respiratory epidemics the confirmatory test, heatwaves the sequential generalisation, legionellosis a scoped year-4 extension. The outcome is intentionally falsifiable: if literature-derived evidence improves cold-start forecasts, the project establishes when and by how much; if not, or if harm cannot be detected early enough, a boundary condition for automated evidence-informed forecasting. Either way: a validated answer and an open framework. For event types whose models validate, and where authorised, the framework runs by month 48 as a</w:t>
+        <w:t xml:space="preserve">The forecasting machinery is validated first on open Swiss series (a public benchmark), then on Geneva's operational series. Three Geneva crisis archetypes, and no more, carry the real-world tests: respiratory epidemics the confirmatory test, heatwaves the sequential generalisation, legionellosis a scoped year-4 extension. The outcome is intentionally falsifiable: if literature-derived evidence improves cold-start forecasts, the project establishes when and by how much; if not, or if harm cannot be detected early enough, a boundary condition for automated evidence-informed forecasting. Either way: a validated answer and an open framework. For event types whose models validate, and where authorised, the framework runs by month 48 as a</w:t>
       </w:r>
       <w:r>
         <w:t xml:space="preserve"> </w:t>
@@ -1643,7 +1643,7 @@
         <w:t xml:space="preserve"> </w:t>
       </w:r>
       <w:r>
-        <w:t xml:space="preserve">An evidence-informed forecasting configuration (evidence-derived priors, variable sets and model forms) improves probabilistic forecast skill during the early phase of a crisis, with the advantage declining as local observations accumulate.</w:t>
+        <w:t xml:space="preserve">An evidence-informed forecasting configuration (evidence-derived priors, variable sets and model forms) improves probabilistic forecast skill during the early phase of a crisis; the persistence and decay of the advantage as local observations accumulate are assessed secondarily.</w:t>
       </w:r>
     </w:p>
     <w:p>

--- a/03-research-plan/FINAL-research-plan.docx
+++ b/03-research-plan/FINAL-research-plan.docx
@@ -3279,7 +3279,7 @@
         <w:t xml:space="preserve">release vintage available at the origin</w:t>
       </w:r>
       <w:r>
-        <w:t xml:space="preserve">, never the final revised value, observation and release times both retained; origins re-run automatically through the T2.5 layer at each input's native cadence. Forecast horizons 7, 14 and 28 days (primary horizon per archetype fixed at the second registration point); the cold-start window counts local outcome observations</w:t>
+        <w:t xml:space="preserve">, never the final revised value, observation and release times both retained; origins re-run automatically through the T2.5 layer at each input's native cadence. Forecast horizons 7, 14 and 28 days (primary horizon per archetype fixed at the second registration point by a pre-specified operational criterion, never by forecast performance or episode-specific results); the cold-start window counts local outcome observations</w:t>
       </w:r>
       <w:r>
         <w:t xml:space="preserve"> </w:t>

--- a/03-research-plan/FINAL-research-plan.docx
+++ b/03-research-plan/FINAL-research-plan.docx
@@ -1861,7 +1861,7 @@
         <w:t xml:space="preserve"> </w:t>
       </w:r>
       <w:r>
-        <w:t xml:space="preserve">Decision-analytic evaluation under the losses and escalation thresholds of emergency responders can rank modelling strategies differently from generic accuracy criteria; the evidence-derived strategy is useful only when its gain crosses a decision threshold.</w:t>
+        <w:t xml:space="preserve">For the demand-based archetypes, decision-analytic evaluation under the losses and escalation thresholds of emergency responders can rank modelling strategies differently from generic accuracy criteria; the evidence-derived strategy is useful only when its gain crosses a decision threshold.</w:t>
       </w:r>
     </w:p>
     <w:bookmarkEnd w:id="40"/>
@@ -5474,7 +5474,7 @@
               <w:jc w:val="left"/>
             </w:pPr>
             <w:r>
-              <w:t xml:space="preserve">Cross-archetype analysis complete; dashboard running for validated archetypes where authorised</w:t>
+              <w:t xml:space="preserve">Cross-archetype analysis complete; dashboard running for validated demand-based archetypes where authorised</w:t>
             </w:r>
           </w:p>
         </w:tc>
@@ -5627,7 +5627,7 @@
         <w:t xml:space="preserve"> </w:t>
       </w:r>
       <w:r>
-        <w:t xml:space="preserve">Each validated archetype leaves a registered, automatically re-validated configuration and, where authorised, a daily observation-mode dashboard in the hands of the services that would use it. Extending that nucleus into a multi-crisis surveillance platform is the explicit post-grant pathway; this project supplies the validated core and the update rules.</w:t>
+        <w:t xml:space="preserve">Each validated demand-based archetype leaves a registered, automatically re-validated configuration and, where authorised, a daily observation-mode dashboard in the hands of the services that would use it. Extending that nucleus into a multi-crisis surveillance platform is the explicit post-grant pathway; this project supplies the validated core and the update rules.</w:t>
       </w:r>
     </w:p>
     <w:bookmarkEnd w:id="75"/>

--- a/03-research-plan/FINAL-research-plan.docx
+++ b/03-research-plan/FINAL-research-plan.docx
@@ -91,7 +91,7 @@
         <w:pStyle w:val="BodyText"/>
       </w:pPr>
       <w:r>
-        <w:t xml:space="preserve">The forecasting machinery is validated first on open Swiss series (a public benchmark), then on Geneva's operational series. Three Geneva crisis archetypes, and no more, carry the real-world tests: respiratory epidemics the confirmatory test, heatwaves the sequential generalisation, legionellosis a scoped year-4 extension. The outcome is intentionally falsifiable: if literature-derived evidence improves cold-start forecasts, the project establishes when and by how much; if not, or if harm cannot be detected early enough, a boundary condition for automated evidence-informed forecasting. Either way: a validated answer and an open framework. For event types whose models validate, and where authorised, the framework runs by month 48 as a</w:t>
+        <w:t xml:space="preserve">The forecasting machinery is validated first on open Swiss series (a public benchmark), then on Geneva's operational series. Three Geneva crisis archetypes, and no more, carry the real-world tests: respiratory epidemics the confirmatory test, heatwaves the sequential generalisation, legionellosis a scoped year-4 extension. The outcome is intentionally falsifiable: if literature-derived evidence improves cold-start forecasts, the project establishes when and by how much; if not, or if harm cannot be detected early enough, a boundary condition for automated evidence-informed forecasting. Either way: a validated answer and an open framework. For demand-based event types whose models validate, and where authorised, the framework runs by month 48 as a</w:t>
       </w:r>
       <w:r>
         <w:t xml:space="preserve"> </w:t>
@@ -408,7 +408,7 @@
         <w:pStyle w:val="FirstParagraph"/>
       </w:pPr>
       <w:r>
-        <w:t xml:space="preserve">Proper scoring rules reward calibration [Gneiting 2007], but decision-analytic methods evaluate predictions under explicit consequences [Vickers 2006]: a forecast is operationally useful only when its probabilistic gain changes a defensible decision. Mortality-calibrated heat thresholds need not match demand thresholds [Lung 2021]; pollution–asthma emergency associations lack recent Swiss acute-episode studies [Zheng 2015]. Methods are therefore evaluated first statistically, then under an elicited operational loss structure.</w:t>
+        <w:t xml:space="preserve">Proper scoring rules reward calibration [Gneiting 2007], but decision-analytic methods evaluate predictions under explicit consequences [Vickers 2006]: a forecast is operationally useful only when its probabilistic gain changes a defensible decision. Mortality-calibrated heat thresholds need not match demand thresholds [Lung 2021]; pollution–asthma emergency associations are heterogeneous across settings [Zheng 2015]. Methods are therefore evaluated first statistically, then under an elicited operational loss structure.</w:t>
       </w:r>
     </w:p>
     <w:bookmarkEnd w:id="24"/>

--- a/03-research-plan/FINAL-research-plan.docx
+++ b/03-research-plan/FINAL-research-plan.docx
@@ -2960,7 +2960,7 @@
         <w:t xml:space="preserve"> </w:t>
       </w:r>
       <w:r>
-        <w:t xml:space="preserve">The pre-registered candidates, in hierarchy order: (1) cause-filtered CASU-144 call volume (primary); (2) ED presentations by category; (3) ICU occupancy; (4) all-cause 144 engagements and hospital admissions as sensitivity series; open surveillance (Sentinella, wastewater) as fallback outcomes only. The unit is the</w:t>
+        <w:t xml:space="preserve">The pre-registered candidates, in hierarchy order: (1) cause-filtered CASU-144 emergency demand (primary); (2) ED presentations by category; (3) ICU occupancy; (4) all-cause 144 engagements and hospital admissions as sensitivity series; open surveillance (Sentinella, wastewater) as fallback outcomes only. The unit is the</w:t>
       </w:r>
       <w:r>
         <w:t xml:space="preserve"> </w:t>

--- a/03-research-plan/FINAL-research-plan.docx
+++ b/03-research-plan/FINAL-research-plan.docx
@@ -11,7 +11,7 @@
           <w:bCs/>
           <w:b/>
         </w:rPr>
-        <w:t xml:space="preserve">COLDSTART: Anticipating health-system crises before the outcome is observable</w:t>
+        <w:t xml:space="preserve">COLDSTART: Anticipating and quantifying health-system crises before the outcome is observable</w:t>
       </w:r>
     </w:p>
     <w:bookmarkStart w:id="20" w:name="X54a346158e1c9302d737b408239f1b33007b474"/>
@@ -28,7 +28,7 @@
         <w:pStyle w:val="FirstParagraph"/>
       </w:pPr>
       <w:r>
-        <w:t xml:space="preserve">When a health crisis begins, the quantity decision-makers need to forecast (presentations, demand, occupancy) is precisely the one for which almost no local outcome data yet exist: the outcome series is a handful of noisy observations, so systems that perform well on years of local history are weakest when early decisions matter most.</w:t>
+        <w:t xml:space="preserve">When a health crisis begins, the quantities decision-makers need to forecast (calls, presentations, demand, occupancy, severity) are precisely the ones for which almost no local outcome data yet exist: the outcome series is a handful of noisy observations, and systems that perform well on years of local history are weakest when early decisions matter most.</w:t>
       </w:r>
     </w:p>
     <w:p>
@@ -36,23 +36,7 @@
         <w:pStyle w:val="BodyText"/>
       </w:pPr>
       <w:r>
-        <w:t xml:space="preserve">There is another source of quantitative information: published evidence from analogous events elsewhere. It is rarely tested as formal prior information, because of the two steps that matter most:</w:t>
-      </w:r>
-      <w:r>
-        <w:t xml:space="preserve"> </w:t>
-      </w:r>
-      <w:r>
-        <w:rPr>
-          <w:bCs/>
-          <w:b/>
-        </w:rPr>
-        <w:t xml:space="preserve">reliable extraction, and transport to the new setting.</w:t>
-      </w:r>
-      <w:r>
-        <w:t xml:space="preserve"> </w:t>
-      </w:r>
-      <w:r>
-        <w:t xml:space="preserve">A confidently wrong prior is worse than none: it is most influential exactly when local data cannot correct it.</w:t>
+        <w:t xml:space="preserve">There is another source of quantitative information: published evidence from analogous events elsewhere. It is rarely tested as formal prior information, because of the lack of reliable extraction and the difficulty of transporting it to the new setting. A confidently wrong prior is worse than none: it is most influential exactly when local data cannot correct it.</w:t>
       </w:r>
     </w:p>
     <w:p>
@@ -60,17 +44,17 @@
         <w:pStyle w:val="BodyText"/>
       </w:pPr>
       <w:r>
-        <w:t xml:space="preserve">This project asks the central question directly:</w:t>
-      </w:r>
-      <w:r>
-        <w:t xml:space="preserve"> </w:t>
-      </w:r>
-      <w:r>
-        <w:rPr>
-          <w:bCs/>
-          <w:b/>
-        </w:rPr>
-        <w:t xml:space="preserve">can published quantitative evidence provide useful information when local outcome data are insufficient at crisis onset, and can we detect early when it should not be trusted?</w:t>
+        <w:t xml:space="preserve">This project asks whether</w:t>
+      </w:r>
+      <w:r>
+        <w:t xml:space="preserve"> </w:t>
+      </w:r>
+      <w:r>
+        <w:rPr>
+          <w:bCs/>
+          <w:b/>
+        </w:rPr>
+        <w:t xml:space="preserve">published quantitative evidence can provide useful information when local outcome data are insufficient at crisis onset, and whether we can detect early when it should not be trusted.</w:t>
       </w:r>
       <w:r>
         <w:t xml:space="preserve"> </w:t>
@@ -83,7 +67,7 @@
         <w:t xml:space="preserve">LiteRev-Evidence</w:t>
       </w:r>
       <w:r>
-        <w:t xml:space="preserve">, the prototype I built, already walks this pipeline from a plain-language question to certainty-graded extraction, pooled parameter distributions and tuned candidate models. The project turns the prototype into a validated instrument and tests it: I will (1) establish the error structure of automated extraction and propagate it into evidence-derived priors, for parameter values and for the rest of what the literature carries (predictor variables and lags, model forms, outcomes and their thresholds), each transported to the local setting; (2) develop an uncertainty-aware latent-regime framework for health-system escalation, with those priors and a short-window resilience signal; (3) test, by strict rolling-origin reconstruction of each historical moment's information, whether the evidence improves cold-start forecast skill, how fast that value decays, and when it causes harm; and (4) determine whether any gain is large enough to change operational decisions. The decisive experiment runs a pre-registered library of candidate models (local baselines, surveillance algorithms, machine-learning and latent-regime models; mechanistic transmission components only for epidemiological crises) through an automated engine that checks each model's assumptions, scores it on established metrics, and selects each arm's champion under rules fixed in advance. One contrast defines the confirmatory family: the evidence-informed against the local-only champion, tested on respiratory episodes and, only if that test passes, repeated on heat as the sequential generalisation test.</w:t>
+        <w:t xml:space="preserve">, the prototype I built, already walks this pipeline from a plain-language question to certainty-graded extraction, pooled parameter distributions and tuned candidate models. The project turns the prototype into a validated instrument and tests it. I will (1) establish the error structure of automated extraction and propagate it into evidence-derived priors, for parameter values and the rest of what the literature carries (explanatory variables and lags, model forms, outcomes and thresholds), each transported to the local setting; (2) represent the state of the care system as an unobserved regime process whose escalation probabilities carry every input's uncertainty, fed by those priors and a critical-slowing-down indicator read from the short local history; (3) test, by strict rolling-origin reconstruction of each historical moment's information, whether the evidence improves cold-start forecast skill, how fast that value decays, and when it causes harm; and (4) determine whether any gain is large enough to change operational decisions. The decisive experiment runs a pre-registered library of candidate models (local baselines, surveillance algorithms, machine-learning and regime models; mechanistic transmission components only for epidemiological crises) through an automated engine that checks assumptions, scores on established metrics and selects each arm's champion under rules fixed in advance. One contrast defines the confirmatory family: the evidence-informed against the local-only champion, tested on respiratory episodes and, only if that test passes, repeated on heat as the sequential generalisation test.</w:t>
       </w:r>
     </w:p>
     <w:p>
@@ -172,7 +156,7 @@
         <w:t xml:space="preserve">history dependence</w:t>
       </w:r>
       <w:r>
-        <w:t xml:space="preserve">: data-adaptive models need enough local observations to learn seasonality, weather response and crisis dynamics; reviews of emergency-demand forecasting catalogue which model families perform for which outcome and horizon [Wargon 2009]; every recommended model is trained on years of local history.</w:t>
+        <w:t xml:space="preserve">: data-adaptive models need enough local observations to learn seasonality, weather response and crisis dynamics. Reviews of emergency-demand forecasting catalogue which model families perform for which outcome and horizon [Wargon 2009], and every recommended model is trained on years of local history.</w:t>
       </w:r>
     </w:p>
     <w:p>
@@ -190,7 +174,7 @@
         <w:t xml:space="preserve"> </w:t>
       </w:r>
       <w:r>
-        <w:t xml:space="preserve">At crisis onset, context variables abound but the outcome to be forecast does not, and abundance itself can mislead: Google Flu Trends overestimated influenza by more than a factor of two [Lazer 2014]. Early signals do not close the gap: wastewater needs a shedding-to-incidence relationship that itself comes from external evidence; transfer learning needs comparable contemporaneous observations. The common issue is</w:t>
+        <w:t xml:space="preserve">At crisis onset, context variables abound but the outcome to be forecast does not, and abundance itself can mislead: Google Flu Trends overestimated influenza by more than a factor of two [Lazer 2014]. Early signals do not close the gap: wastewater needs a shedding-to-incidence relationship that itself comes from external evidence, and transfer learning needs comparable contemporaneous observations. The common issue is</w:t>
       </w:r>
       <w:r>
         <w:t xml:space="preserve"> </w:t>
@@ -237,7 +221,7 @@
         <w:t xml:space="preserve"> </w:t>
       </w:r>
       <w:r>
-        <w:t xml:space="preserve">evidence prior, with extraction error and transportability uncertainty propagated into it, improves</w:t>
+        <w:t xml:space="preserve">evidence prior, carrying its extraction error and its transportability uncertainty, improves</w:t>
       </w:r>
       <w:r>
         <w:t xml:space="preserve"> </w:t>
@@ -278,7 +262,7 @@
           <w:bCs/>
           <w:b/>
         </w:rPr>
-        <w:t xml:space="preserve">predictor variables and lag structures</w:t>
+        <w:t xml:space="preserve">explanatory variables and lag structures</w:t>
       </w:r>
       <w:r>
         <w:t xml:space="preserve">,</w:t>
@@ -328,7 +312,7 @@
         <w:t xml:space="preserve"> </w:t>
       </w:r>
       <w:r>
-        <w:t xml:space="preserve">Automated extraction makes large-scale synthesis feasible, but numerical extraction remains less reliable than categorical (reported accuracy roughly 47–88% versus 74–96%), and omissions dominate errors [Shankar 2026]. The question is whether extraction and pooling preserve the dispersion a calibrated prior needs.</w:t>
+        <w:t xml:space="preserve">Automated extraction makes large-scale synthesis feasible, but numerical extraction remains less reliable than categorical (reported accuracy roughly 47–88% versus 74–96%), and omissions dominate the errors [Shankar 2026]. The open question is whether extraction and pooling preserve the dispersion a calibrated prior needs.</w:t>
       </w:r>
     </w:p>
     <w:p>
@@ -364,7 +348,7 @@
         <w:pStyle w:val="FirstParagraph"/>
       </w:pPr>
       <w:r>
-        <w:t xml:space="preserve">Emergency operations often need an interpretable escalation state (routine, elevated, strained, critical), not only tomorrow's count. Latent-state representations are established in surveillance: Poisson hidden Markov models distinguish epidemic from non-epidemic periods [Le Strat 1999; Watkins 2009]; extreme-value methods frame rare critical exceedances [Coles 2001], applied to Swiss hospital congestion [Ranjbar 2022]. Here they serve one purpose: a latent ordinal state as the</w:t>
+        <w:t xml:space="preserve">Emergency operations often need an interpretable escalation state (routine, elevated, strained, critical) more than tomorrow's count. Latent-state representations are established in surveillance: Poisson hidden Markov models distinguish epidemic from non-epidemic periods [Le Strat 1999; Watkins 2009]; extreme-value methods frame rare critical exceedances [Coles 2001], applied to Swiss hospital congestion [Ranjbar 2022]. Here they serve one purpose: a latent ordinal state as the</w:t>
       </w:r>
       <w:r>
         <w:t xml:space="preserve"> </w:t>
@@ -434,7 +418,7 @@
         <w:pStyle w:val="BodyText"/>
       </w:pPr>
       <w:r>
-        <w:t xml:space="preserve">What has not been established is whether these pieces connect around the</w:t>
+        <w:t xml:space="preserve">What nobody has established is whether these pieces connect around the</w:t>
       </w:r>
       <w:r>
         <w:t xml:space="preserve"> </w:t>
@@ -466,7 +450,7 @@
         <w:pStyle w:val="FirstParagraph"/>
       </w:pPr>
       <w:r>
-        <w:t xml:space="preserve">My route is unusual and is why the project is tractable: fifteen years in quantitative</w:t>
+        <w:t xml:space="preserve">My route is unusual, and it is why this project is tractable: fifteen years in quantitative</w:t>
       </w:r>
       <w:r>
         <w:t xml:space="preserve"> </w:t>
@@ -535,13 +519,13 @@
         <w:t xml:space="preserve"> </w:t>
       </w:r>
       <w:r>
-        <w:t xml:space="preserve">classification across harmonised WHO STEPS surveys): this proposal's transportability problem, met</w:t>
-      </w:r>
-      <w:r>
-        <w:t xml:space="preserve"> </w:t>
-      </w:r>
-      <w:r>
-        <w:t xml:space="preserve">first elsewhere, moved from conducting to directing.</w:t>
+        <w:t xml:space="preserve">classification across harmonised WHO STEPS surveys): I met this proposal's transportability</w:t>
+      </w:r>
+      <w:r>
+        <w:t xml:space="preserve"> </w:t>
+      </w:r>
+      <w:r>
+        <w:t xml:space="preserve">problem first elsewhere, and my role on it has moved from conducting to directing.</w:t>
       </w:r>
     </w:p>
     <w:bookmarkEnd w:id="27"/>
@@ -778,7 +762,7 @@
         <w:t xml:space="preserve"> </w:t>
       </w:r>
       <w:r>
-        <w:t xml:space="preserve">step: candidate predictor variables with their supporting articles; typed outcome</w:t>
+        <w:t xml:space="preserve">step: candidate explanatory variables with their supporting articles; typed outcome</w:t>
       </w:r>
       <w:r>
         <w:t xml:space="preserve"> </w:t>
@@ -1534,7 +1518,7 @@
         <w:pStyle w:val="FirstParagraph"/>
       </w:pPr>
       <w:r>
-        <w:t xml:space="preserve">Omissions dominate reported extraction errors [Shankar 2026]; whether they systematically shrink dispersion is what H1 tests; if the loss is uncorrectable, the project establishes a boundary condition. The evidence target spans four object classes (T1.1); H1 is tested on the quantitative core, and classes 2 to 4 are validated externally against published syntheses (T1.2).</w:t>
+        <w:t xml:space="preserve">Omissions dominate reported extraction errors [Shankar 2026], and whether they systematically shrink dispersion is exactly what H1 tests; if the loss cannot be corrected, the project establishes a boundary condition. The evidence target spans four object classes (T1.1); H1 is tested on the quantitative core, and classes 2 to 4 are validated externally against published syntheses (T1.2).</w:t>
       </w:r>
     </w:p>
     <w:bookmarkEnd w:id="37"/>
@@ -1643,7 +1627,7 @@
         <w:t xml:space="preserve"> </w:t>
       </w:r>
       <w:r>
-        <w:t xml:space="preserve">An evidence-informed forecasting configuration (evidence-derived priors, variable sets and model forms) improves probabilistic forecast skill during the early phase of a crisis; the persistence and decay of the advantage as local observations accumulate are assessed secondarily.</w:t>
+        <w:t xml:space="preserve">An evidence-informed forecasting configuration (evidence-derived priors, explanatory-variable sets and model forms) improves probabilistic forecast skill during the early phase of a crisis; the persistence and decay of the advantage as local observations accumulate are assessed secondarily.</w:t>
       </w:r>
     </w:p>
     <w:p>
@@ -2077,7 +2061,7 @@
         <w:pStyle w:val="FirstParagraph"/>
       </w:pPr>
       <w:r>
-        <w:t xml:space="preserve">It does</w:t>
+        <w:t xml:space="preserve">The project does</w:t>
       </w:r>
       <w:r>
         <w:t xml:space="preserve"> </w:t>
@@ -2093,7 +2077,7 @@
         <w:t xml:space="preserve"> </w:t>
       </w:r>
       <w:r>
-        <w:t xml:space="preserve">aim to outperform forecast hubs in the data-rich regime, assume literature-derived priors are beneficial, or promise a clinically steering alarm by month 48: the dashboard runs strictly in observation mode. The contribution:</w:t>
+        <w:t xml:space="preserve">aim to outperform forecast hubs in the data-rich regime, does not assume literature-derived priors are beneficial, and does not promise a clinically steering alarm by month 48: the dashboard runs strictly in observation mode. The contribution:</w:t>
       </w:r>
       <w:r>
         <w:t xml:space="preserve"> </w:t>
@@ -2254,7 +2238,7 @@
           <w:bCs/>
           <w:b/>
         </w:rPr>
-        <w:t xml:space="preserve">(2) Predictor variables and lag structures</w:t>
+        <w:t xml:space="preserve">(2) Explanatory variables and lag structures</w:t>
       </w:r>
       <w:r>
         <w:t xml:space="preserve"> </w:t>
@@ -5655,7 +5639,7 @@
         <w:t xml:space="preserve"> </w:t>
       </w:r>
       <w:r>
-        <w:t xml:space="preserve">I have the methods, the prototype and the domain access, used so far inside other people's programmes; what I lacked is a research agenda of my own.</w:t>
+        <w:t xml:space="preserve">I have the methods, the prototype and the domain access, all used so far inside other people's programmes; what I lacked until now is a research agenda of my own.</w:t>
       </w:r>
     </w:p>
     <w:tbl>
@@ -5968,7 +5952,7 @@
         <w:t xml:space="preserve"> </w:t>
       </w:r>
       <w:r>
-        <w:t xml:space="preserve">It arose building LiteRev-Evidence: the platform could pool published estimates into priors; nothing established whether they improved forecasting in a new setting. The methodological core came from fifteen years of quantitative finance, from no group I have worked in; the platform was developed at UNIGE under my scientific direction.</w:t>
+        <w:t xml:space="preserve">The question arose while I was building LiteRev-Evidence: the platform could pool published estimates into priors, and nothing established whether they improved forecasting in a new setting. The methodological core came from fifteen years of quantitative finance, from no group I have worked in; the platform was developed at UNIGE under my scientific direction.</w:t>
       </w:r>
     </w:p>
     <w:p>

--- a/03-research-plan/FINAL-research-plan.docx
+++ b/03-research-plan/FINAL-research-plan.docx
@@ -75,7 +75,7 @@
         <w:pStyle w:val="BodyText"/>
       </w:pPr>
       <w:r>
-        <w:t xml:space="preserve">The forecasting machinery is validated first on open Swiss series (a public benchmark), then on Geneva's operational series. Three Geneva crisis archetypes, and no more, carry the real-world tests: respiratory epidemics the confirmatory test, heatwaves the sequential generalisation, legionellosis a scoped year-4 extension. The outcome is intentionally falsifiable: if literature-derived evidence improves cold-start forecasts, the project establishes when and by how much; if not, or if harm cannot be detected early enough, a boundary condition for automated evidence-informed forecasting. Either way: a validated answer and an open framework. For demand-based event types whose models validate, and where authorised, the framework runs by month 48 as a</w:t>
+        <w:t xml:space="preserve">The forecasting machinery is validated first on open Swiss series (a public benchmark), then on Geneva's operational series. Three Geneva crisis archetypes, and no more, carry the real-world tests: respiratory epidemics the confirmatory test, heatwaves the sequential generalisation, legionellosis a scoped year-4 extension. The outcome is intentionally falsifiable: if literature-derived evidence improves cold-start forecasts, the project establishes when and by how much; if not, or if harm cannot be detected early enough, a boundary condition for automated evidence-informed forecasting. For demand-based event types whose models validate, and where authorised, the framework runs by month 48 as a</w:t>
       </w:r>
       <w:r>
         <w:t xml:space="preserve"> </w:t>
@@ -91,7 +91,7 @@
         <w:t xml:space="preserve"> </w:t>
       </w:r>
       <w:r>
-        <w:t xml:space="preserve">with Geneva's emergency services, forecasts and validity checks refreshed automatically, recorded, never yet steering care: the nucleus of a future living surveillance platform.</w:t>
+        <w:t xml:space="preserve">with Geneva's emergency services, forecasts and validity checks refreshed automatically, recorded and scored prospectively against observed outcomes, never yet steering care: the nucleus of a future living surveillance platform.</w:t>
       </w:r>
     </w:p>
     <w:p>
@@ -2228,7 +2228,7 @@
         <w:t xml:space="preserve">admission fractions</w:t>
       </w:r>
       <w:r>
-        <w:t xml:space="preserve">; transmission parameters (R0/Rt, serial interval) and shedding-to-incidence conversions secondary, off the critical path.</w:t>
+        <w:t xml:space="preserve">; transmission parameters (R0/Rt, serial interval) and shedding-to-incidence conversions secondary.</w:t>
       </w:r>
       <w:r>
         <w:t xml:space="preserve"> </w:t>
@@ -2769,7 +2769,7 @@
         <w:t xml:space="preserve"> </w:t>
       </w:r>
       <w:r>
-        <w:t xml:space="preserve">Fitting literature-parameterised trajectories as if data would count the same information twice and disable the conflict diagnostic H3b depends on; simulation serves identifiability, structural constraints and prior predictive checks, and never tightens the evidence prior.</w:t>
+        <w:t xml:space="preserve">Fitting literature-parameterised trajectories as if data would count the same information twice and disable the conflict diagnostic H3b depends on; simulation serves identifiability, structural constraints and prior predictive checks, never tightening the evidence prior.</w:t>
       </w:r>
     </w:p>
     <w:p>
@@ -2994,7 +2994,7 @@
         <w:t xml:space="preserve"> </w:t>
       </w:r>
       <w:r>
-        <w:t xml:space="preserve">are fixed in advance; a month-12 gate confirms it meets them; if not, the pre-specified fallback in the hierarchy activates and the operational claim narrows.</w:t>
+        <w:t xml:space="preserve">are fixed in advance; a month-12 gate confirms them; if not, the pre-specified fallback activates and the claim narrows.</w:t>
       </w:r>
     </w:p>
     <w:p>
@@ -3025,7 +3025,7 @@
         <w:t xml:space="preserve">as it stood at the historical origin</w:t>
       </w:r>
       <w:r>
-        <w:t xml:space="preserve">; (5) no leakage of future information; (6) separation from adjacent episodes. Failing episodes remain available for sensitivity analysis only.</w:t>
+        <w:t xml:space="preserve">; (5) no leakage of future information; (6) separation from adjacent episodes. Failing episodes serve sensitivity analysis only.</w:t>
       </w:r>
       <w:r>
         <w:t xml:space="preserve"> </w:t>
@@ -3224,7 +3224,7 @@
         <w:t xml:space="preserve"> </w:t>
       </w:r>
       <w:r>
-        <w:t xml:space="preserve">(WHO/ECDC situational reports) enters as a</w:t>
+        <w:t xml:space="preserve">(WHO/ECDC) enters as a</w:t>
       </w:r>
       <w:r>
         <w:t xml:space="preserve"> </w:t>
@@ -3263,7 +3263,7 @@
         <w:t xml:space="preserve">release vintage available at the origin</w:t>
       </w:r>
       <w:r>
-        <w:t xml:space="preserve">, never the final revised value, observation and release times both retained; origins re-run automatically through the T2.5 layer at each input's native cadence. Forecast horizons 7, 14 and 28 days (primary horizon per archetype fixed at the second registration point by a pre-specified operational criterion, never by forecast performance or episode-specific results); the cold-start window counts local outcome observations</w:t>
+        <w:t xml:space="preserve">, never the final revised value, observation and release times both retained; origins re-run automatically through the T2.5 layer at each input's native cadence. Forecast horizons 7, 14 and 28 days (primary horizon per archetype fixed at the second registration point by a pre-specified operational criterion, never by forecast performance or episode results); the cold-start window counts local outcome observations</w:t>
       </w:r>
       <w:r>
         <w:t xml:space="preserve"> </w:t>
@@ -3921,7 +3921,7 @@
         <w:t xml:space="preserve"> </w:t>
       </w:r>
       <w:r>
-        <w:t xml:space="preserve">elicitation (n ≈ 15–20 across HUG emergency medicine, CASU-144 regulation and capacity management): elicit the consequences of early, late and unnecessary escalation, then derive thresholds from the losses.</w:t>
+        <w:t xml:space="preserve">elicitation (n ≈ 15–20 across HUG emergency medicine, CASU-144 regulation and capacity management) elicits the consequences of early, late and unnecessary escalation and derives thresholds from the losses.</w:t>
       </w:r>
       <w:r>
         <w:t xml:space="preserve"> </w:t>
@@ -4016,10 +4016,10 @@
           <w:bCs/>
           <w:b/>
         </w:rPr>
-        <w:t xml:space="preserve">recorded, never used clinically</w:t>
-      </w:r>
-      <w:r>
-        <w:t xml:space="preserve">. The legionellosis extension is methodological and retrospective: it need not enter the capacity decision or the dashboard. A</w:t>
+        <w:t xml:space="preserve">recorded and scored prospectively against the outcomes as they are observed, never used clinically</w:t>
+      </w:r>
+      <w:r>
+        <w:t xml:space="preserve">: the project ends with the system running and its quantification verified. The legionellosis extension is methodological and retrospective: it need not enter the capacity decision or the dashboard. A</w:t>
       </w:r>
       <w:r>
         <w:t xml:space="preserve"> </w:t>
@@ -4035,7 +4035,7 @@
         <w:t xml:space="preserve"> </w:t>
       </w:r>
       <w:r>
-        <w:t xml:space="preserve">checks the literature daily and re-runs the per-scenario syntheses on a registered schedule [Elliott 2014], flagging new publications that would change a parameter value, a variable set, an outcome threshold or the recommended model; changes apply only through version-controlled, pre-registered update rules, never silently. If authorisation is not granted, the project is complete on retrospective evaluation and says so.</w:t>
+        <w:t xml:space="preserve">checks the literature daily and re-runs the per-scenario syntheses on a registered schedule [Elliott 2014], flagging new publications that would change a parameter value, a variable set, a threshold or the recommended model; changes apply only through version-controlled, pre-registered update rules, never silently. If authorisation is not granted, the project is complete on retrospective evaluation and says so.</w:t>
       </w:r>
     </w:p>
     <w:p>
@@ -4198,7 +4198,7 @@
         <w:t xml:space="preserve"> </w:t>
       </w:r>
       <w:r>
-        <w:t xml:space="preserve">contributes the biomedical NLP WP1 needs; through GESICA I already work with the emergency-medicine partners; the AI-in-EMS review [Edjinedja 2026] evidences the collaboration.</w:t>
+        <w:t xml:space="preserve">contributes the biomedical NLP WP1 needs; through GESICA I already work with the emergency-medicine partners; the AI-in-EMS review [Edjinedja 2026] evidences it.</w:t>
       </w:r>
     </w:p>
     <w:p>
@@ -5120,7 +5120,7 @@
       <w:r>
         <w:drawing>
           <wp:inline>
-            <wp:extent cx="6640000" cy="2742607"/>
+            <wp:extent cx="6640000" cy="2627129"/>
             <wp:effectExtent b="0" l="0" r="0" t="0"/>
             <wp:docPr descr="Work plan" title="" id="71" name="Picture"/>
             <a:graphic>
@@ -5150,7 +5150,7 @@
                   <pic:spPr bwMode="auto">
                     <a:xfrm>
                       <a:off x="0" y="0"/>
-                      <a:ext cx="6640000" cy="2742607"/>
+                      <a:ext cx="6640000" cy="2627129"/>
                     </a:xfrm>
                     <a:prstGeom prst="rect">
                       <a:avLst/>
@@ -5458,7 +5458,7 @@
               <w:jc w:val="left"/>
             </w:pPr>
             <w:r>
-              <w:t xml:space="preserve">Cross-archetype analysis complete; dashboard running for validated demand-based archetypes where authorised</w:t>
+              <w:t xml:space="preserve">Cross-archetype analysis complete; dashboard running and prospectively scored for validated demand-based archetypes where authorised</w:t>
             </w:r>
           </w:p>
         </w:tc>
@@ -5611,7 +5611,7 @@
         <w:t xml:space="preserve"> </w:t>
       </w:r>
       <w:r>
-        <w:t xml:space="preserve">Each validated demand-based archetype leaves a registered, automatically re-validated configuration and, where authorised, a daily observation-mode dashboard in the hands of the services that would use it. Extending that nucleus into a multi-crisis surveillance platform is the explicit post-grant pathway; this project supplies the validated core and the update rules.</w:t>
+        <w:t xml:space="preserve">Each validated demand-based archetype leaves a registered, automatically re-validated configuration and, where authorised, a daily observation-mode dashboard, running and prospectively verified, in the hands of the services that would use it. Extending that nucleus into a multi-crisis surveillance platform is the explicit post-grant pathway; this project supplies the validated core and the update rules.</w:t>
       </w:r>
     </w:p>
     <w:bookmarkEnd w:id="75"/>
@@ -5639,7 +5639,7 @@
         <w:t xml:space="preserve"> </w:t>
       </w:r>
       <w:r>
-        <w:t xml:space="preserve">I have the methods, the prototype and the domain access, all used so far inside other people's programmes; what I lacked until now is a research agenda of my own.</w:t>
+        <w:t xml:space="preserve">I have the methods, the prototype and the domain access, used so far inside other people's programmes; what I lacked is a research agenda of my own.</w:t>
       </w:r>
     </w:p>
     <w:tbl>
@@ -6014,7 +6014,7 @@
         <w:t xml:space="preserve">Institute of Global Health</w:t>
       </w:r>
       <w:r>
-        <w:t xml:space="preserve">, I will lead an independent programme alongside its groups rather than inside one; the guarantees are documented in the confirmation letters. The programme is executable by the PI and budgeted support personnel:</w:t>
+        <w:t xml:space="preserve">, I will lead an independent programme alongside its groups rather than inside one; the guarantees are in the confirmation letters. The programme is executable by the PI and budgeted support personnel:</w:t>
       </w:r>
       <w:r>
         <w:t xml:space="preserve"> </w:t>
@@ -6042,7 +6042,7 @@
         <w:t xml:space="preserve"> </w:t>
       </w:r>
       <w:r>
-        <w:t xml:space="preserve">By month 48: a validated answer and a first-author methodological record: the basis for group leadership or a professorship. Ambizione consolidates my research time into one programme.</w:t>
+        <w:t xml:space="preserve">By month 48: a validated answer and a first-author record: the basis for group leadership or a professorship. Ambizione consolidates my research time into one programme.</w:t>
       </w:r>
     </w:p>
     <w:bookmarkEnd w:id="76"/>

--- a/03-research-plan/FINAL-research-plan.docx
+++ b/03-research-plan/FINAL-research-plan.docx
@@ -28,7 +28,7 @@
         <w:pStyle w:val="FirstParagraph"/>
       </w:pPr>
       <w:r>
-        <w:t xml:space="preserve">When a health crisis begins, the quantities decision-makers need to forecast (calls, presentations, demand, occupancy, severity) are precisely the ones for which almost no local outcome data yet exist: the outcome series is a handful of noisy observations, and systems that perform well on years of local history are weakest when early decisions matter most.</w:t>
+        <w:t xml:space="preserve">When a health crisis begins, the quantities decision-makers need to forecast (calls, presentations, demand, occupancy, severity) are precisely those for which almost no local outcome data yet exist: the outcome series is a handful of noisy observations, and systems that perform well on years of local history are weakest when early decisions matter most.</w:t>
       </w:r>
     </w:p>
     <w:p>
@@ -44,17 +44,17 @@
         <w:pStyle w:val="BodyText"/>
       </w:pPr>
       <w:r>
-        <w:t xml:space="preserve">This project asks whether</w:t>
-      </w:r>
-      <w:r>
-        <w:t xml:space="preserve"> </w:t>
-      </w:r>
-      <w:r>
-        <w:rPr>
-          <w:bCs/>
-          <w:b/>
-        </w:rPr>
-        <w:t xml:space="preserve">published quantitative evidence can provide useful information when local outcome data are insufficient at crisis onset, and whether we can detect early when it should not be trusted.</w:t>
+        <w:t xml:space="preserve">This project asks one end-to-end question:</w:t>
+      </w:r>
+      <w:r>
+        <w:t xml:space="preserve"> </w:t>
+      </w:r>
+      <w:r>
+        <w:rPr>
+          <w:bCs/>
+          <w:b/>
+        </w:rPr>
+        <w:t xml:space="preserve">can published quantitative evidence be reliably extracted, transported and used to forecast health-system escalation when local outcome data are insufficient at crisis onset; can we detect early when it should not be trusted; does any gain change operational decisions; and can the whole loop run automatically, prospectively verified, under pre-registered rules?</w:t>
       </w:r>
       <w:r>
         <w:t xml:space="preserve"> </w:t>
@@ -67,7 +67,7 @@
         <w:t xml:space="preserve">LiteRev-Evidence</w:t>
       </w:r>
       <w:r>
-        <w:t xml:space="preserve">, the prototype I built, already walks this pipeline from a plain-language question to certainty-graded extraction, pooled parameter distributions and tuned candidate models. The project turns the prototype into a validated instrument and tests it. I will (1) establish the error structure of automated extraction and propagate it into evidence-derived priors, for parameter values and the rest of what the literature carries (explanatory variables and lags, model forms, outcomes and thresholds), each transported to the local setting; (2) represent the state of the care system as an unobserved regime process whose escalation probabilities carry every input's uncertainty, fed by those priors and a critical-slowing-down indicator read from the short local history; (3) test, by strict rolling-origin reconstruction of each historical moment's information, whether the evidence improves cold-start forecast skill, how fast that value decays, and when it causes harm; and (4) determine whether any gain is large enough to change operational decisions. The decisive experiment runs a pre-registered library of candidate models (local baselines, surveillance algorithms, machine-learning and regime models; mechanistic transmission components only for epidemiological crises) through an automated engine that checks assumptions, scores on established metrics and selects each arm's champion under rules fixed in advance. One contrast defines the confirmatory family: the evidence-informed against the local-only champion, tested on respiratory episodes and, only if that test passes, repeated on heat as the sequential generalisation test.</w:t>
+        <w:t xml:space="preserve">, the prototype I built, already walks this pipeline from a plain-language question to certainty-graded extraction, pooled parameter distributions and tuned candidate models. The project turns it into a validated instrument and tests it. I will (1) establish the error structure of automated extraction and propagate it into evidence-derived priors, for parameter values and the rest of what the literature carries (explanatory variables and lags, model forms, outcomes and thresholds); (2) represent the state of the care system as an unobserved regime process whose escalation probabilities carry every input's uncertainty, fed by those priors and a critical-slowing-down indicator read from the short local history; (3) test, by strict rolling-origin reconstruction of each historical moment's information, whether the evidence improves cold-start forecast skill and when it causes harm; and (4) whether any gain is large enough to change operational decisions. The decisive experiment runs a pre-registered library of candidate models (local baselines, surveillance algorithms, machine-learning and regime models; mechanistic components only for epidemiological crises) through an automated engine that checks assumptions, scores on established metrics and selects each arm's champion under rules fixed in advance. One contrast defines the confirmatory family: the evidence-informed against the local-only champion, tested on respiratory episodes and, only if that passes, repeated on heat as the sequential generalisation.</w:t>
       </w:r>
     </w:p>
     <w:p>
@@ -75,7 +75,7 @@
         <w:pStyle w:val="BodyText"/>
       </w:pPr>
       <w:r>
-        <w:t xml:space="preserve">The forecasting machinery is validated first on open Swiss series (a public benchmark), then on Geneva's operational series. Three Geneva crisis archetypes, and no more, carry the real-world tests: respiratory epidemics the confirmatory test, heatwaves the sequential generalisation, legionellosis a scoped year-4 extension. The outcome is intentionally falsifiable: if literature-derived evidence improves cold-start forecasts, the project establishes when and by how much; if not, or if harm cannot be detected early enough, a boundary condition for automated evidence-informed forecasting. For demand-based event types whose models validate, and where authorised, the framework runs by month 48 as a</w:t>
+        <w:t xml:space="preserve">The forecasting machinery is validated first on open Swiss series (a public benchmark), then on Geneva's operational series. Three Geneva crisis archetypes, and no more, carry the real-world tests: respiratory epidemics confirmatory, heatwaves the sequential generalisation, legionellosis a scoped year-4 extension. The outcome is intentionally falsifiable: if the evidence improves cold-start forecasts, the project establishes when and by how much; if not, or if harm cannot be detected early enough, a boundary condition for automated evidence-informed forecasting. For demand-based event types whose models validate, and where authorised, the framework runs by month 48 as a</w:t>
       </w:r>
       <w:r>
         <w:t xml:space="preserve"> </w:t>
@@ -99,7 +99,7 @@
         <w:pStyle w:val="BodyText"/>
       </w:pPr>
       <w:r>
-        <w:t xml:space="preserve">The project rests on an unusual combination: fifteen years of quantitative-finance work on rare-event risk and regime models, LiteRev-Evidence, and Swiss emergency data. Ambizione turns these into an independent research programme, led by me, at the intersection of evidence synthesis, quantitative modelling and emergency public health.</w:t>
+        <w:t xml:space="preserve">The project rests on an unusual combination: fifteen years of quantitative finance on rare-event risk and regime models, LiteRev-Evidence, and Swiss emergency data. Ambizione turns these into an independent research programme, led by me.</w:t>
       </w:r>
     </w:p>
     <w:bookmarkEnd w:id="20"/>
@@ -1073,7 +1073,7 @@
           <w:bCs/>
           <w:b/>
         </w:rPr>
-        <w:t xml:space="preserve">whether, and under what conditions, published quantitative evidence provides useful information when local outcome data are insufficient at the onset of a health-system crisis, and whether the resulting forecasts change decisions.</w:t>
+        <w:t xml:space="preserve">whether, and under what conditions, the chain from published quantitative evidence to operational forecasting closes at the onset of a health-system crisis: reliable extraction, transport to the local setting, improved probabilistic forecasts of escalation, early detection of harmful borrowing, decision-relevant gains, and an automated, prospectively verified loop.</w:t>
       </w:r>
     </w:p>
     <w:p>
@@ -1081,14 +1081,20 @@
         <w:pStyle w:val="BodyText"/>
       </w:pPr>
       <w:r>
-        <w:rPr>
-          <w:bCs/>
-          <w:b/>
-        </w:rPr>
-        <w:t xml:space="preserve">One central hypothesis, H3a</w:t>
-      </w:r>
-      <w:r>
-        <w:t xml:space="preserve">; all else is subordinate:</w:t>
+        <w:t xml:space="preserve">This end-to-end question decomposes into</w:t>
+      </w:r>
+      <w:r>
+        <w:t xml:space="preserve"> </w:t>
+      </w:r>
+      <w:r>
+        <w:rPr>
+          <w:bCs/>
+          <w:b/>
+        </w:rPr>
+        <w:t xml:space="preserve">one central hypothesis, H3a</w:t>
+      </w:r>
+      <w:r>
+        <w:t xml:space="preserve">; all else is subordinate, each row validating one link of the chain:</w:t>
       </w:r>
     </w:p>
     <w:tbl>

--- a/03-research-plan/FINAL-research-plan.docx
+++ b/03-research-plan/FINAL-research-plan.docx
@@ -4458,7 +4458,7 @@
                 <w:bCs/>
                 <w:b/>
               </w:rPr>
-              <w:t xml:space="preserve">Agreed</w:t>
+              <w:t xml:space="preserve">Secured</w:t>
             </w:r>
           </w:p>
         </w:tc>
@@ -4470,7 +4470,7 @@
               <w:jc w:val="left"/>
             </w:pPr>
             <w:r>
-              <w:t xml:space="preserve">Letter requested</w:t>
+              <w:t xml:space="preserve">Letter of support signed</w:t>
             </w:r>
           </w:p>
         </w:tc>

--- a/03-research-plan/FINAL-research-plan.docx
+++ b/03-research-plan/FINAL-research-plan.docx
@@ -11,7 +11,7 @@
           <w:bCs/>
           <w:b/>
         </w:rPr>
-        <w:t xml:space="preserve">COLDSTART: Anticipating and quantifying health-system crises before the outcome is observable</w:t>
+        <w:t xml:space="preserve">COLDSTART: Using published evidence to forecast health-system crises before local data exist</w:t>
       </w:r>
     </w:p>
     <w:bookmarkStart w:id="20" w:name="X54a346158e1c9302d737b408239f1b33007b474"/>

--- a/03-research-plan/FINAL-research-plan.docx
+++ b/03-research-plan/FINAL-research-plan.docx
@@ -11,7 +11,7 @@
           <w:bCs/>
           <w:b/>
         </w:rPr>
-        <w:t xml:space="preserve">COLDSTART: Using published evidence to forecast health-system crises before local data exist</w:t>
+        <w:t xml:space="preserve">COLDSTART: Using published evidence to forecast health-system crises when local outcome data are still too scarce</w:t>
       </w:r>
     </w:p>
     <w:bookmarkStart w:id="20" w:name="X54a346158e1c9302d737b408239f1b33007b474"/>
@@ -28,7 +28,7 @@
         <w:pStyle w:val="FirstParagraph"/>
       </w:pPr>
       <w:r>
-        <w:t xml:space="preserve">When a health crisis begins, the quantities decision-makers need to forecast (calls, presentations, demand, occupancy, severity) are precisely those for which almost no local outcome data yet exist: the outcome series is a handful of noisy observations, and systems that perform well on years of local history are weakest when early decisions matter most.</w:t>
+        <w:t xml:space="preserve">When a health crisis begins, the quantities decision-makers need to forecast (calls, presentations, demand, occupancy, severity) are precisely those for which almost no local outcome data yet exist. The outcome series is a handful of noisy observations, and systems that perform well on years of local history are weak when early decisions matter most. Published evidence from analogous events elsewhere is another source of quantitative information. It is rarely tested as formal prior information, because of the lack of reliable extraction and the difficulty of transporting it to the new setting. A confidently wrong prior is worse than none, and it is most influential exactly when local data cannot correct it.</w:t>
       </w:r>
     </w:p>
     <w:p>
@@ -36,7 +36,36 @@
         <w:pStyle w:val="BodyText"/>
       </w:pPr>
       <w:r>
-        <w:t xml:space="preserve">There is another source of quantitative information: published evidence from analogous events elsewhere. It is rarely tested as formal prior information, because of the lack of reliable extraction and the difficulty of transporting it to the new setting. A confidently wrong prior is worse than none: it is most influential exactly when local data cannot correct it.</w:t>
+        <w:t xml:space="preserve">This project asks one question.</w:t>
+      </w:r>
+      <w:r>
+        <w:t xml:space="preserve"> </w:t>
+      </w:r>
+      <w:r>
+        <w:rPr>
+          <w:bCs/>
+          <w:b/>
+        </w:rPr>
+        <w:t xml:space="preserve">At the start of a crisis, when local outcome data are still too scarce, can published quantitative evidence, extracted automatically, adapted to the local setting and fed into predictive models, improve forecasts of health-system escalation?</w:t>
+      </w:r>
+      <w:r>
+        <w:t xml:space="preserve"> </w:t>
+      </w:r>
+      <w:r>
+        <w:t xml:space="preserve">Answering it means showing that the evidence is extracted reliably, that we can tell early when it misleads, and that any gain is large enough to change decisions. Finally, the whole system runs on its own, with models built from the evidence and its forecasts verified prospectively against observed outcomes.</w:t>
+      </w:r>
+      <w:r>
+        <w:t xml:space="preserve"> </w:t>
+      </w:r>
+      <w:r>
+        <w:rPr>
+          <w:bCs/>
+          <w:b/>
+        </w:rPr>
+        <w:t xml:space="preserve">LiteRev-Evidence</w:t>
+      </w:r>
+      <w:r>
+        <w:t xml:space="preserve">, the prototype I built, already covers this whole path. Starting from a question in plain language, it extracts the published numbers and grades how certain they are, combines them into distributions of plausible values, suggests explanatory variables, and then fits and compares candidate models.</w:t>
       </w:r>
     </w:p>
     <w:p>
@@ -44,30 +73,7 @@
         <w:pStyle w:val="BodyText"/>
       </w:pPr>
       <w:r>
-        <w:t xml:space="preserve">This project asks one end-to-end question:</w:t>
-      </w:r>
-      <w:r>
-        <w:t xml:space="preserve"> </w:t>
-      </w:r>
-      <w:r>
-        <w:rPr>
-          <w:bCs/>
-          <w:b/>
-        </w:rPr>
-        <w:t xml:space="preserve">can published quantitative evidence be reliably extracted, transported and used to forecast health-system escalation when local outcome data are insufficient at crisis onset; can we detect early when it should not be trusted; does any gain change operational decisions; and can the whole loop run automatically, prospectively verified, under pre-registered rules?</w:t>
-      </w:r>
-      <w:r>
-        <w:t xml:space="preserve"> </w:t>
-      </w:r>
-      <w:r>
-        <w:rPr>
-          <w:bCs/>
-          <w:b/>
-        </w:rPr>
-        <w:t xml:space="preserve">LiteRev-Evidence</w:t>
-      </w:r>
-      <w:r>
-        <w:t xml:space="preserve">, the prototype I built, already walks this pipeline from a plain-language question to certainty-graded extraction, pooled parameter distributions and tuned candidate models. The project turns it into a validated instrument and tests it. I will (1) establish the error structure of automated extraction and propagate it into evidence-derived priors, for parameter values and the rest of what the literature carries (explanatory variables and lags, model forms, outcomes and thresholds); (2) represent the state of the care system as an unobserved regime process whose escalation probabilities carry every input's uncertainty, fed by those priors and a critical-slowing-down indicator read from the short local history; (3) test, by strict rolling-origin reconstruction of each historical moment's information, whether the evidence improves cold-start forecast skill and when it causes harm; and (4) whether any gain is large enough to change operational decisions. The decisive experiment runs a pre-registered library of candidate models (local baselines, surveillance algorithms, machine-learning and regime models; mechanistic components only for epidemiological crises) through an automated engine that checks assumptions, scores on established metrics and selects each arm's champion under rules fixed in advance. One contrast defines the confirmatory family: the evidence-informed against the local-only champion, tested on respiratory episodes and, only if that passes, repeated on heat as the sequential generalisation.</w:t>
+        <w:t xml:space="preserve">The project turns this prototype into a validated instrument and tests it in four steps. First, I measure the errors of automated extraction and carry them into the priors, for parameter values and everything else the literature reports (explanatory variables and their delays, model types, outcomes and alert thresholds). Second, I describe the care system as a hidden level of strain (routine, elevated, strained or critical) whose probabilities carry the uncertainty of every input. The model behind it is fed by the evidence and by an early-warning signal from the short local history, the critical slowing down that often precedes a tipping point. Third, I replay past crises day by day, using only the information available at each moment, to test whether the evidence improves early forecasts and when it does harm. Fourth, I test whether any gain is large enough to change operational decisions. In the decisive experiment, an automated engine checks and scores a library of candidate models registered in advance (local baselines, surveillance algorithms, machine-learning and regime models, and transmission models for epidemics only). It picks the best model in each of two arms, with and without the evidence, by rules fixed in advance. The confirmatory test compares the two on respiratory epidemics and, only if the evidence wins there, on heatwaves.</w:t>
       </w:r>
     </w:p>
     <w:p>
@@ -75,23 +81,23 @@
         <w:pStyle w:val="BodyText"/>
       </w:pPr>
       <w:r>
-        <w:t xml:space="preserve">The forecasting machinery is validated first on open Swiss series (a public benchmark), then on Geneva's operational series. Three Geneva crisis archetypes, and no more, carry the real-world tests: respiratory epidemics confirmatory, heatwaves the sequential generalisation, legionellosis a scoped year-4 extension. The outcome is intentionally falsifiable: if the evidence improves cold-start forecasts, the project establishes when and by how much; if not, or if harm cannot be detected early enough, a boundary condition for automated evidence-informed forecasting. For demand-based event types whose models validate, and where authorised, the framework runs by month 48 as a</w:t>
-      </w:r>
-      <w:r>
-        <w:t xml:space="preserve"> </w:t>
-      </w:r>
-      <w:r>
-        <w:rPr>
-          <w:bCs/>
-          <w:b/>
-        </w:rPr>
-        <w:t xml:space="preserve">daily observation-mode dashboard</w:t>
-      </w:r>
-      <w:r>
-        <w:t xml:space="preserve"> </w:t>
-      </w:r>
-      <w:r>
-        <w:t xml:space="preserve">with Geneva's emergency services, forecasts and validity checks refreshed automatically, recorded and scored prospectively against observed outcomes, never yet steering care: the nucleus of a future living surveillance platform.</w:t>
+        <w:t xml:space="preserve">The forecasting tools are validated first on open Swiss data, released as a public benchmark, then on Geneva's operational data. Three types of crisis in Geneva, and no more, carry the real-world tests. Respiratory epidemics carry the main test, heatwaves the second, and legionellosis a limited extension in year 4. Both results are useful. If the evidence helps, the project shows when and by how much. If not, or if harm cannot be caught early enough, it sets a clear limit for automated evidence-informed forecasting. Where models pass validation and use is authorised, the system runs by month 48 as a</w:t>
+      </w:r>
+      <w:r>
+        <w:t xml:space="preserve"> </w:t>
+      </w:r>
+      <w:r>
+        <w:rPr>
+          <w:bCs/>
+          <w:b/>
+        </w:rPr>
+        <w:t xml:space="preserve">daily dashboard</w:t>
+      </w:r>
+      <w:r>
+        <w:t xml:space="preserve"> </w:t>
+      </w:r>
+      <w:r>
+        <w:t xml:space="preserve">with Geneva's emergency services for demand-driven crises, observing only and never steering care. It is the core of a future living surveillance platform.</w:t>
       </w:r>
     </w:p>
     <w:p>
@@ -99,11 +105,11 @@
         <w:pStyle w:val="BodyText"/>
       </w:pPr>
       <w:r>
-        <w:t xml:space="preserve">The project rests on an unusual combination: fifteen years of quantitative finance on rare-event risk and regime models, LiteRev-Evidence, and Swiss emergency data. Ambizione turns these into an independent research programme, led by me.</w:t>
+        <w:t xml:space="preserve">The project rests on an unusual combination of fifteen years of quantitative finance on rare-event risk and regime models, LiteRev-Evidence, and Swiss emergency data. Ambizione turns these into an independent research programme that I lead.</w:t>
       </w:r>
     </w:p>
     <w:bookmarkEnd w:id="20"/>
-    <w:bookmarkStart w:id="77" w:name="X8b36afa75a2de508da9560c6460302ca5c61af2"/>
+    <w:bookmarkStart w:id="76" w:name="X8b36afa75a2de508da9560c6460302ca5c61af2"/>
     <w:p>
       <w:pPr>
         <w:pStyle w:val="Heading1"/>
@@ -121,13 +127,13 @@
         <w:t xml:space="preserve">2.1 Current state of research in the field</w:t>
       </w:r>
     </w:p>
-    <w:bookmarkStart w:id="21" w:name="X8cc0075286262c1bfebda7a4470ac04cf00f396"/>
+    <w:bookmarkStart w:id="21" w:name="X913bb491cff1edbd3caeade8dd3d9ea498e3aff"/>
     <w:p>
       <w:pPr>
         <w:pStyle w:val="Heading3"/>
       </w:pPr>
       <w:r>
-        <w:t xml:space="preserve">2.1.1 Forecasting health-system crises: strong in steady state, weak at onset</w:t>
+        <w:t xml:space="preserve">2.1.1 Forecasting health-system crises is strong in steady state and weak at onset</w:t>
       </w:r>
     </w:p>
     <w:p>
@@ -135,7 +141,7 @@
         <w:pStyle w:val="FirstParagraph"/>
       </w:pPr>
       <w:r>
-        <w:t xml:space="preserve">Syndromic surveillance detects departures from expected baselines [Farrington 1996; Noufaily 2013], and forecast ensembles perform strongly in data-rich settings [Cramer 2022; Sherratt 2023]. Dispatch records lead confirmed surveillance: the 2009 A(H1N1) autumn onset was identified eight days early in three European regions [Rosenkötter 2013], long call series track influenza-like illness [Bonora 2025], and our systematic review maps the field [Edjinedja 2026].</w:t>
+        <w:t xml:space="preserve">Syndromic surveillance detects departures from expected baselines [Farrington 1996; Noufaily 2013], and forecast ensembles perform strongly when data are plentiful [Cramer 2022; Sherratt 2023]. Dispatch records move before confirmed surveillance. The 2009 A(H1N1) autumn onset was identified eight days early in three European regions [Rosenkötter 2013], long call series track influenza-like illness [Bonora 2025], and our systematic review maps the field [Edjinedja 2026].</w:t>
       </w:r>
     </w:p>
     <w:p>
@@ -153,10 +159,10 @@
           <w:bCs/>
           <w:b/>
         </w:rPr>
-        <w:t xml:space="preserve">history dependence</w:t>
-      </w:r>
-      <w:r>
-        <w:t xml:space="preserve">: data-adaptive models need enough local observations to learn seasonality, weather response and crisis dynamics. Reviews of emergency-demand forecasting catalogue which model families perform for which outcome and horizon [Wargon 2009], and every recommended model is trained on years of local history.</w:t>
+        <w:t xml:space="preserve">dependence on history</w:t>
+      </w:r>
+      <w:r>
+        <w:t xml:space="preserve">. Data-driven models need enough local observations to learn seasonality, the response to weather and the dynamics of a crisis. Reviews of emergency-demand forecasting list which model families work for which outcome and horizon [Wargon 2009], and every recommended model is trained on years of local history.</w:t>
       </w:r>
     </w:p>
     <w:p>
@@ -168,36 +174,36 @@
           <w:bCs/>
           <w:b/>
         </w:rPr>
-        <w:t xml:space="preserve">The cold-start problem is a labelled-outcome problem.</w:t>
-      </w:r>
-      <w:r>
-        <w:t xml:space="preserve"> </w:t>
-      </w:r>
-      <w:r>
-        <w:t xml:space="preserve">At crisis onset, context variables abound but the outcome to be forecast does not, and abundance itself can mislead: Google Flu Trends overestimated influenza by more than a factor of two [Lazer 2014]. Early signals do not close the gap: wastewater needs a shedding-to-incidence relationship that itself comes from external evidence, and transfer learning needs comparable contemporaneous observations. The common issue is</w:t>
-      </w:r>
-      <w:r>
-        <w:t xml:space="preserve"> </w:t>
-      </w:r>
-      <w:r>
-        <w:rPr>
-          <w:bCs/>
-          <w:b/>
-        </w:rPr>
-        <w:t xml:space="preserve">how to use external quantitative information without pretending it is perfectly transferable</w:t>
+        <w:t xml:space="preserve">The cold-start problem is a missing-outcome problem.</w:t>
+      </w:r>
+      <w:r>
+        <w:t xml:space="preserve"> </w:t>
+      </w:r>
+      <w:r>
+        <w:t xml:space="preserve">At the start of a crisis, context variables abound but the outcome to be forecast does not, and abundance itself can mislead. Google Flu Trends overestimated influenza by more than a factor of two [Lazer 2014]. Early signals do not close the gap. Wastewater needs a conversion from viral shedding to incidence that itself comes from external evidence, and transfer learning needs comparable observations from the same period. The common issue is</w:t>
+      </w:r>
+      <w:r>
+        <w:t xml:space="preserve"> </w:t>
+      </w:r>
+      <w:r>
+        <w:rPr>
+          <w:bCs/>
+          <w:b/>
+        </w:rPr>
+        <w:t xml:space="preserve">how to use external quantitative information without pretending it transfers perfectly</w:t>
       </w:r>
       <w:r>
         <w:t xml:space="preserve">.</w:t>
       </w:r>
     </w:p>
     <w:bookmarkEnd w:id="21"/>
-    <w:bookmarkStart w:id="22" w:name="X4a35fff6309fd190c131b464b796a0b18fda76d"/>
+    <w:bookmarkStart w:id="22" w:name="X4e6e9612d1d687858172b0ebd7ba990459594ba"/>
     <w:p>
       <w:pPr>
         <w:pStyle w:val="Heading3"/>
       </w:pPr>
       <w:r>
-        <w:t xml:space="preserve">2.1.2 The unused resource: published evidence as quantitative prior information</w:t>
+        <w:t xml:space="preserve">2.1.2 Published evidence is an unused source of prior information</w:t>
       </w:r>
     </w:p>
     <w:p>
@@ -205,36 +211,33 @@
         <w:pStyle w:val="FirstParagraph"/>
       </w:pPr>
       <w:r>
-        <w:t xml:space="preserve">Bayesian borrowing is well developed: power priors [Ibrahim 2000], commensurate priors [Hobbs 2011], meta-analytic-predictive priors with robust conflict protection [Schmidli 2014]. Informative priors have been used to forecast disease under sparse local data [Cook 2023]. What has not been established is narrower and harder: whether an</w:t>
-      </w:r>
-      <w:r>
-        <w:t xml:space="preserve"> </w:t>
-      </w:r>
-      <w:r>
-        <w:rPr>
-          <w:bCs/>
-          <w:b/>
-        </w:rPr>
-        <w:t xml:space="preserve">automatically constructed</w:t>
-      </w:r>
-      <w:r>
-        <w:t xml:space="preserve"> </w:t>
-      </w:r>
-      <w:r>
-        <w:t xml:space="preserve">evidence prior, carrying its extraction error and its transportability uncertainty, improves</w:t>
-      </w:r>
-      <w:r>
-        <w:t xml:space="preserve"> </w:t>
-      </w:r>
-      <w:r>
-        <w:rPr>
-          <w:bCs/>
-          <w:b/>
-        </w:rPr>
-        <w:t xml:space="preserve">operational cold-start forecasts under strict historical information constraints</w:t>
-      </w:r>
-      <w:r>
-        <w:t xml:space="preserve">, and whether harmful borrowing is detected in time to act.</w:t>
+        <w:t xml:space="preserve">Bayesian borrowing is well developed, with power priors [Ibrahim 2000], commensurate priors [Hobbs 2011] and meta-analytic-predictive priors that protect against conflict [Schmidli 2014]. Informative priors have been used to forecast disease when local data are sparse [Cook 2023]. What has not been established is narrower and harder. Does an evidence prior that is</w:t>
+      </w:r>
+      <w:r>
+        <w:t xml:space="preserve"> </w:t>
+      </w:r>
+      <w:r>
+        <w:rPr>
+          <w:bCs/>
+          <w:b/>
+        </w:rPr>
+        <w:t xml:space="preserve">built automatically</w:t>
+      </w:r>
+      <w:r>
+        <w:t xml:space="preserve">, and carries both its extraction error and the uncertainty of transferring it, improve</w:t>
+      </w:r>
+      <w:r>
+        <w:t xml:space="preserve"> </w:t>
+      </w:r>
+      <w:r>
+        <w:rPr>
+          <w:bCs/>
+          <w:b/>
+        </w:rPr>
+        <w:t xml:space="preserve">operational forecasts at cold start when only past information is allowed</w:t>
+      </w:r>
+      <w:r>
+        <w:t xml:space="preserve">? And is harmful borrowing detected in time to act?</w:t>
       </w:r>
     </w:p>
     <w:p>
@@ -246,23 +249,23 @@
           <w:bCs/>
           <w:b/>
         </w:rPr>
-        <w:t xml:space="preserve">Parameter values are not the only transferable object.</w:t>
-      </w:r>
-      <w:r>
-        <w:t xml:space="preserve"> </w:t>
-      </w:r>
-      <w:r>
-        <w:t xml:space="preserve">The literature also carries</w:t>
-      </w:r>
-      <w:r>
-        <w:t xml:space="preserve"> </w:t>
-      </w:r>
-      <w:r>
-        <w:rPr>
-          <w:bCs/>
-          <w:b/>
-        </w:rPr>
-        <w:t xml:space="preserve">explanatory variables and lag structures</w:t>
+        <w:t xml:space="preserve">Parameter values are not the only thing that transfers.</w:t>
+      </w:r>
+      <w:r>
+        <w:t xml:space="preserve"> </w:t>
+      </w:r>
+      <w:r>
+        <w:t xml:space="preserve">The literature also reports</w:t>
+      </w:r>
+      <w:r>
+        <w:t xml:space="preserve"> </w:t>
+      </w:r>
+      <w:r>
+        <w:rPr>
+          <w:bCs/>
+          <w:b/>
+        </w:rPr>
+        <w:t xml:space="preserve">explanatory variables and their delays</w:t>
       </w:r>
       <w:r>
         <w:t xml:space="preserve">,</w:t>
@@ -275,7 +278,7 @@
           <w:bCs/>
           <w:b/>
         </w:rPr>
-        <w:t xml:space="preserve">model-form evidence</w:t>
+        <w:t xml:space="preserve">evidence on model forms</w:t>
       </w:r>
       <w:r>
         <w:t xml:space="preserve"> </w:t>
@@ -291,10 +294,10 @@
           <w:bCs/>
           <w:b/>
         </w:rPr>
-        <w:t xml:space="preserve">outcome and threshold definitions</w:t>
-      </w:r>
-      <w:r>
-        <w:t xml:space="preserve">. Living systematic reviews keep syntheses current [Elliott 2014], yet to my knowledge no operational forecasting framework consumes these objects systematically.</w:t>
+        <w:t xml:space="preserve">definitions of outcomes and thresholds</w:t>
+      </w:r>
+      <w:r>
+        <w:t xml:space="preserve">. Living systematic reviews keep syntheses up to date [Elliott 2014], yet to my knowledge no operational forecasting framework uses these elements systematically.</w:t>
       </w:r>
     </w:p>
     <w:p>
@@ -312,7 +315,7 @@
         <w:t xml:space="preserve"> </w:t>
       </w:r>
       <w:r>
-        <w:t xml:space="preserve">Automated extraction makes large-scale synthesis feasible, but numerical extraction remains less reliable than categorical (reported accuracy roughly 47–88% versus 74–96%), and omissions dominate the errors [Shankar 2026]. The open question is whether extraction and pooling preserve the dispersion a calibrated prior needs.</w:t>
+        <w:t xml:space="preserve">Automated extraction makes large-scale synthesis feasible, but extracting numbers remains less reliable than extracting categories (reported accuracy roughly 47–88% versus 74–96%), and omissions are the main source of error [Shankar 2026]. The open question is whether extraction and pooling keep the spread of values that a calibrated prior needs.</w:t>
       </w:r>
     </w:p>
     <w:p>
@@ -330,17 +333,17 @@
         <w:t xml:space="preserve"> </w:t>
       </w:r>
       <w:r>
-        <w:t xml:space="preserve">Even perfectly extracted estimates may not transfer across populations, case definitions, health systems or policy regimes. Formal transportability tools exist [Bareinboim 2016; Dahabreh 2020; Degtiar 2023] but are not integrated into any operational cold-start framework.</w:t>
+        <w:t xml:space="preserve">Even perfectly extracted estimates may not transfer across populations, case definitions, health systems or policies. Formal tools for transportability exist [Bareinboim 2016; Dahabreh 2020; Degtiar 2023], but no operational cold-start framework uses them.</w:t>
       </w:r>
     </w:p>
     <w:bookmarkEnd w:id="22"/>
-    <w:bookmarkStart w:id="23" w:name="X2af178df5bedeb6c65fd1ab0ab5928a3149a525"/>
+    <w:bookmarkStart w:id="23" w:name="Xb2abd553abd1fef18618859337bc64f468c8dc0"/>
     <w:p>
       <w:pPr>
         <w:pStyle w:val="Heading3"/>
       </w:pPr>
       <w:r>
-        <w:t xml:space="preserve">2.1.3 Representing escalation as a state, not only a point forecast</w:t>
+        <w:t xml:space="preserve">2.1.3 Escalation can be represented as a state, not only as a point forecast</w:t>
       </w:r>
     </w:p>
     <w:p>
@@ -348,43 +351,43 @@
         <w:pStyle w:val="FirstParagraph"/>
       </w:pPr>
       <w:r>
-        <w:t xml:space="preserve">Emergency operations often need an interpretable escalation state (routine, elevated, strained, critical) more than tomorrow's count. Latent-state representations are established in surveillance: Poisson hidden Markov models distinguish epidemic from non-epidemic periods [Le Strat 1999; Watkins 2009]; extreme-value methods frame rare critical exceedances [Coles 2001], applied to Swiss hospital congestion [Ranjbar 2022]. Here they serve one purpose: a latent ordinal state as the</w:t>
-      </w:r>
-      <w:r>
-        <w:t xml:space="preserve"> </w:t>
-      </w:r>
-      <w:r>
-        <w:rPr>
-          <w:bCs/>
-          <w:b/>
-        </w:rPr>
-        <w:t xml:space="preserve">common representation for testing evidence borrowing at crisis onset</w:t>
-      </w:r>
-      <w:r>
-        <w:t xml:space="preserve">. Mechanistic transmission models [Keeling 2008] enter as components only where the crisis is epidemiological; environmental crises such as heat are driven by exposure–response, not transmission. Critical-slowing-down theory (rising variance and lag-1 autocorrelation before some transitions [Scheffer 2009]; epidemic applications [O'Regan 2013; Brett 2018; Southall 2021]) reads the shape of a short recent series: a</w:t>
-      </w:r>
-      <w:r>
-        <w:t xml:space="preserve"> </w:t>
-      </w:r>
-      <w:r>
-        <w:rPr>
-          <w:bCs/>
-          <w:b/>
-        </w:rPr>
-        <w:t xml:space="preserve">secondary information channel</w:t>
-      </w:r>
-      <w:r>
-        <w:t xml:space="preserve">, tested empirically.</w:t>
+        <w:t xml:space="preserve">Emergency services often need a clear level of escalation (routine, elevated, strained or critical) more than tomorrow's count. Hidden-state models are established in surveillance. Poisson hidden Markov models separate epidemic from non-epidemic periods [Le Strat 1999; Watkins 2009], and extreme-value methods describe rare critical peaks [Coles 2001], including hospital congestion in Switzerland [Ranjbar 2022]. Here they serve one purpose, a hidden ordered state that gives a</w:t>
+      </w:r>
+      <w:r>
+        <w:t xml:space="preserve"> </w:t>
+      </w:r>
+      <w:r>
+        <w:rPr>
+          <w:bCs/>
+          <w:b/>
+        </w:rPr>
+        <w:t xml:space="preserve">common frame for testing evidence borrowing at the start of a crisis</w:t>
+      </w:r>
+      <w:r>
+        <w:t xml:space="preserve">. Mechanistic transmission models [Keeling 2008] enter only as components when the crisis is an epidemic, because environmental crises such as heat are driven by exposure and response, not by transmission. Critical slowing down describes how variance and lag-1 autocorrelation rise before some transitions [Scheffer 2009], with applications to epidemics [O'Regan 2013; Brett 2018; Southall 2021]. It reads the shape of a short recent series and is tested empirically as a</w:t>
+      </w:r>
+      <w:r>
+        <w:t xml:space="preserve"> </w:t>
+      </w:r>
+      <w:r>
+        <w:rPr>
+          <w:bCs/>
+          <w:b/>
+        </w:rPr>
+        <w:t xml:space="preserve">secondary source of information</w:t>
+      </w:r>
+      <w:r>
+        <w:t xml:space="preserve">.</w:t>
       </w:r>
     </w:p>
     <w:bookmarkEnd w:id="23"/>
-    <w:bookmarkStart w:id="24" w:name="X24e2a8a6a30349fd88a2e2f516ea7e1575370ff"/>
+    <w:bookmarkStart w:id="24" w:name="Xbc7f183217bd33671791a457e2be5788f7c9284"/>
     <w:p>
       <w:pPr>
         <w:pStyle w:val="Heading3"/>
       </w:pPr>
       <w:r>
-        <w:t xml:space="preserve">2.1.4 From forecast accuracy to decision value</w:t>
+        <w:t xml:space="preserve">2.1.4 Forecast accuracy is not yet decision value</w:t>
       </w:r>
     </w:p>
     <w:p>
@@ -392,7 +395,7 @@
         <w:pStyle w:val="FirstParagraph"/>
       </w:pPr>
       <w:r>
-        <w:t xml:space="preserve">Proper scoring rules reward calibration [Gneiting 2007], but decision-analytic methods evaluate predictions under explicit consequences [Vickers 2006]: a forecast is operationally useful only when its probabilistic gain changes a defensible decision. Mortality-calibrated heat thresholds need not match demand thresholds [Lung 2021]; pollution–asthma emergency associations are heterogeneous across settings [Zheng 2015]. Methods are therefore evaluated first statistically, then under an elicited operational loss structure.</w:t>
+        <w:t xml:space="preserve">Proper scoring rules reward calibration [Gneiting 2007], but decision-analytic methods judge predictions by their explicit consequences [Vickers 2006]. A forecast is useful in practice only when its probabilistic gain changes a defensible decision. Heat thresholds calibrated on mortality need not match thresholds for demand [Lung 2021], and links between pollution and asthma emergencies differ across settings [Zheng 2015]. Methods are therefore judged first statistically, then under a loss structure elicited from the services.</w:t>
       </w:r>
     </w:p>
     <w:bookmarkEnd w:id="24"/>
@@ -410,15 +413,7 @@
         <w:pStyle w:val="FirstParagraph"/>
       </w:pPr>
       <w:r>
-        <w:t xml:space="preserve">Ongoing programmes occupy the neighbouring ground: multi-model forecasting hubs run routinely (ECDC RespiCast, US CDC FluSight), Horizon Europe funds epidemic-intelligence infrastructure (including GeoAI4EI, in which I take part), and the Franco-Swiss GESICA programme builds cross-border crisis intelligence. Their stated objectives do not address whether automatically synthesised external quantitative evidence should enter a forecast as formal prior information at local cold start.</w:t>
-      </w:r>
-    </w:p>
-    <w:p>
-      <w:pPr>
-        <w:pStyle w:val="BodyText"/>
-      </w:pPr>
-      <w:r>
-        <w:t xml:space="preserve">What nobody has established is whether these pieces connect around the</w:t>
+        <w:t xml:space="preserve">Ongoing programmes occupy the neighbouring ground. Multi-model forecasting hubs run routinely (ECDC RespiCast, US CDC FluSight), Horizon Europe funds infrastructure for epidemic intelligence (including GeoAI4EI, in which I take part), and the Franco-Swiss GESICA programme builds cross-border crisis intelligence. This project does not compete with them where data are plentiful. None of their stated objectives asks whether automatically synthesised external evidence should enter a forecast as formal prior information at local cold start. Nor has anyone shown that, around this</w:t>
       </w:r>
       <w:r>
         <w:t xml:space="preserve"> </w:t>
@@ -431,7 +426,7 @@
         <w:t xml:space="preserve">cold-start question</w:t>
       </w:r>
       <w:r>
-        <w:t xml:space="preserve">, and whether the loop from living evidence synthesis to variable choice, model choice, thresholds and automatically re-validated forecasts can be closed under pre-registered rules.</w:t>
+        <w:t xml:space="preserve">, the loop from living evidence synthesis to variables, models, thresholds and automatically re-validated forecasts can be closed under rules registered in advance.</w:t>
       </w:r>
     </w:p>
     <w:bookmarkEnd w:id="25"/>
@@ -450,13 +445,13 @@
         <w:pStyle w:val="FirstParagraph"/>
       </w:pPr>
       <w:r>
-        <w:t xml:space="preserve">My route is unusual, and it is why this project is tractable: fifteen years in quantitative</w:t>
-      </w:r>
-      <w:r>
-        <w:t xml:space="preserve"> </w:t>
-      </w:r>
-      <w:r>
-        <w:t xml:space="preserve">finance (risk, extreme values, regime models, stress testing), then a</w:t>
+        <w:t xml:space="preserve">My route is unusual, and it is why this project is feasible. I spent fifteen years in quantitative</w:t>
+      </w:r>
+      <w:r>
+        <w:t xml:space="preserve"> </w:t>
+      </w:r>
+      <w:r>
+        <w:t xml:space="preserve">finance (risk, extreme values, regime models, stress testing), then completed a</w:t>
       </w:r>
       <w:r>
         <w:t xml:space="preserve"> </w:t>
@@ -491,13 +486,13 @@
         <w:t xml:space="preserve"> </w:t>
       </w:r>
       <w:r>
-        <w:t xml:space="preserve">characteristics across East and Southern Africa, establishing where models transported between</w:t>
-      </w:r>
-      <w:r>
-        <w:t xml:space="preserve"> </w:t>
-      </w:r>
-      <w:r>
-        <w:t xml:space="preserve">countries; [Merzouki 2021] and [Esra 2023] developed the theme. I now</w:t>
+        <w:t xml:space="preserve">characteristics across East and Southern Africa and established where models transferred between</w:t>
+      </w:r>
+      <w:r>
+        <w:t xml:space="preserve"> </w:t>
+      </w:r>
+      <w:r>
+        <w:t xml:space="preserve">countries. [Merzouki 2021] and [Esra 2023] developed the theme. I now</w:t>
       </w:r>
       <w:r>
         <w:t xml:space="preserve"> </w:t>
@@ -513,19 +508,19 @@
         <w:t xml:space="preserve"> </w:t>
       </w:r>
       <w:r>
-        <w:t xml:space="preserve">that line (last author, [Ng'ambi 2026], accepted: cardiovascular-disease</w:t>
-      </w:r>
-      <w:r>
-        <w:t xml:space="preserve"> </w:t>
-      </w:r>
-      <w:r>
-        <w:t xml:space="preserve">classification across harmonised WHO STEPS surveys): I met this proposal's transportability</w:t>
-      </w:r>
-      <w:r>
-        <w:t xml:space="preserve"> </w:t>
-      </w:r>
-      <w:r>
-        <w:t xml:space="preserve">problem first elsewhere, and my role on it has moved from conducting to directing.</w:t>
+        <w:t xml:space="preserve">that line, as last author of [Ng'ambi 2026] (accepted) on cardiovascular-disease</w:t>
+      </w:r>
+      <w:r>
+        <w:t xml:space="preserve"> </w:t>
+      </w:r>
+      <w:r>
+        <w:t xml:space="preserve">classification across harmonised WHO STEPS surveys. I first met this proposal's transportability</w:t>
+      </w:r>
+      <w:r>
+        <w:t xml:space="preserve"> </w:t>
+      </w:r>
+      <w:r>
+        <w:t xml:space="preserve">problem elsewhere, and my role on it has moved from conducting to directing.</w:t>
       </w:r>
     </w:p>
     <w:bookmarkEnd w:id="27"/>
@@ -556,13 +551,13 @@
         <w:t xml:space="preserve">LiteRev</w:t>
       </w:r>
       <w:r>
-        <w:t xml:space="preserve">, an automated literature-review tool: natural-language or Boolean query across open databases, deduplication,</w:t>
-      </w:r>
-      <w:r>
-        <w:t xml:space="preserve"> </w:t>
-      </w:r>
-      <w:r>
-        <w:t xml:space="preserve">corpus mapping, iterative relevance suggestion. I led its development with</w:t>
+        <w:t xml:space="preserve">, an automated literature-review tool that searches open databases with a natural-language or Boolean query, removes duplicates,</w:t>
+      </w:r>
+      <w:r>
+        <w:t xml:space="preserve"> </w:t>
+      </w:r>
+      <w:r>
+        <w:t xml:space="preserve">maps the corpus and suggests relevant papers step by step. I led its development with</w:t>
       </w:r>
       <w:r>
         <w:t xml:space="preserve"> </w:t>
@@ -584,7 +579,7 @@
         <w:t xml:space="preserve"> </w:t>
       </w:r>
       <w:r>
-        <w:t xml:space="preserve">funding on my own initiative:</w:t>
+        <w:t xml:space="preserve">funding on my own initiative, with</w:t>
       </w:r>
       <w:r>
         <w:t xml:space="preserve"> </w:t>
@@ -616,7 +611,7 @@
         <w:t xml:space="preserve"> </w:t>
       </w:r>
       <w:r>
-        <w:t xml:space="preserve">(Venture Kick),</w:t>
+        <w:t xml:space="preserve">(Venture Kick) and</w:t>
       </w:r>
       <w:r>
         <w:t xml:space="preserve"> </w:t>
@@ -632,7 +627,7 @@
         <w:t xml:space="preserve"> </w:t>
       </w:r>
       <w:r>
-        <w:t xml:space="preserve">(Mimosa), outside any group grant. The AI-in-EMS systematic review</w:t>
+        <w:t xml:space="preserve">(Mimosa), outside any group grant. The systematic review of AI in emergency medical services</w:t>
       </w:r>
       <w:r>
         <w:t xml:space="preserve"> </w:t>
@@ -668,13 +663,13 @@
         <w:t xml:space="preserve"> </w:t>
       </w:r>
       <w:r>
-        <w:t xml:space="preserve">age-structured scenario models for the Swiss SARS-CoV-2 epidemic under planning time pressure:</w:t>
-      </w:r>
-      <w:r>
-        <w:t xml:space="preserve"> </w:t>
-      </w:r>
-      <w:r>
-        <w:t xml:space="preserve">the experience this proposal's question comes from. I contributed to WHO African Region</w:t>
+        <w:t xml:space="preserve">age-structured scenario models for the Swiss SARS-CoV-2 epidemic under planning time pressure.</w:t>
+      </w:r>
+      <w:r>
+        <w:t xml:space="preserve"> </w:t>
+      </w:r>
+      <w:r>
+        <w:t xml:space="preserve">That experience is where this proposal's question comes from. I contributed to WHO African Region</w:t>
       </w:r>
       <w:r>
         <w:t xml:space="preserve"> </w:t>
@@ -690,7 +685,7 @@
         <w:pStyle w:val="Heading3"/>
       </w:pPr>
       <w:r>
-        <w:t xml:space="preserve">2.2.4 The prototype and test bed: LiteRev-Evidence</w:t>
+        <w:t xml:space="preserve">2.2.4 The prototype and test bed, LiteRev-Evidence</w:t>
       </w:r>
     </w:p>
     <w:p>
@@ -711,58 +706,38 @@
         <w:t xml:space="preserve">LiteRev-Evidence</w:t>
       </w:r>
       <w:r>
-        <w:t xml:space="preserve">, extending LiteRev into structured</w:t>
-      </w:r>
-      <w:r>
-        <w:t xml:space="preserve"> </w:t>
-      </w:r>
-      <w:r>
-        <w:t xml:space="preserve">quantitative extraction and modelling: the full review pipeline in</w:t>
-      </w:r>
-      <w:r>
-        <w:t xml:space="preserve"> </w:t>
-      </w:r>
-      <w:r>
-        <w:t xml:space="preserve">working form, from a query searched live across the open literature, through deduplication,</w:t>
-      </w:r>
-      <w:r>
-        <w:t xml:space="preserve"> </w:t>
-      </w:r>
-      <w:r>
-        <w:t xml:space="preserve">PRISMA-accounted screening and PICO extraction, to</w:t>
-      </w:r>
-      <w:r>
-        <w:t xml:space="preserve"> </w:t>
-      </w:r>
-      <w:r>
-        <w:rPr>
-          <w:bCs/>
-          <w:b/>
-        </w:rPr>
-        <w:t xml:space="preserve">provenance-tracked extraction graded for</w:t>
-      </w:r>
-      <w:r>
-        <w:rPr>
-          <w:bCs/>
-          <w:b/>
-        </w:rPr>
-        <w:t xml:space="preserve"> </w:t>
-      </w:r>
-      <w:r>
-        <w:rPr>
-          <w:bCs/>
-          <w:b/>
-        </w:rPr>
-        <w:t xml:space="preserve">study-design certainty and pooled into parameter distributions</w:t>
-      </w:r>
-      <w:r>
-        <w:t xml:space="preserve">, and onward to the model</w:t>
-      </w:r>
-      <w:r>
-        <w:t xml:space="preserve"> </w:t>
-      </w:r>
-      <w:r>
-        <w:t xml:space="preserve">step: candidate explanatory variables with their supporting articles; typed outcome</w:t>
+        <w:t xml:space="preserve">, which extends LiteRev into structured</w:t>
+      </w:r>
+      <w:r>
+        <w:t xml:space="preserve"> </w:t>
+      </w:r>
+      <w:r>
+        <w:t xml:space="preserve">quantitative extraction and modelling. The full review pipeline works end to end. It searches the open literature live,</w:t>
+      </w:r>
+      <w:r>
+        <w:t xml:space="preserve"> </w:t>
+      </w:r>
+      <w:r>
+        <w:t xml:space="preserve">removes duplicates, screens with PRISMA accounting and extracts PICO elements. It then extracts numbers with their source,</w:t>
+      </w:r>
+      <w:r>
+        <w:t xml:space="preserve"> </w:t>
+      </w:r>
+      <w:r>
+        <w:rPr>
+          <w:bCs/>
+          <w:b/>
+        </w:rPr>
+        <w:t xml:space="preserve">grades them for the certainty of the study design and pools them into parameter distributions</w:t>
+      </w:r>
+      <w:r>
+        <w:t xml:space="preserve">. At the model</w:t>
+      </w:r>
+      <w:r>
+        <w:t xml:space="preserve"> </w:t>
+      </w:r>
+      <w:r>
+        <w:t xml:space="preserve">step it proposes candidate explanatory variables with their supporting articles and typed outcome</w:t>
       </w:r>
       <w:r>
         <w:t xml:space="preserve"> </w:t>
@@ -774,71 +749,62 @@
         <w:t xml:space="preserve"> </w:t>
       </w:r>
       <w:r>
-        <w:t xml:space="preserve">surge);</w:t>
-      </w:r>
-      <w:r>
-        <w:t xml:space="preserve"> </w:t>
-      </w:r>
-      <w:r>
-        <w:rPr>
-          <w:bCs/>
-          <w:b/>
-        </w:rPr>
-        <w:t xml:space="preserve">model fitting across algorithm families with automated hyperparameter search,</w:t>
-      </w:r>
-      <w:r>
-        <w:rPr>
-          <w:bCs/>
-          <w:b/>
-        </w:rPr>
-        <w:t xml:space="preserve"> </w:t>
-      </w:r>
-      <w:r>
-        <w:rPr>
-          <w:bCs/>
-          <w:b/>
-        </w:rPr>
-        <w:t xml:space="preserve">leakage-safe time-series validation and ranking on a stated metric</w:t>
-      </w:r>
-      <w:r>
-        <w:t xml:space="preserve">; and compartmental</w:t>
-      </w:r>
-      <w:r>
-        <w:t xml:space="preserve"> </w:t>
-      </w:r>
-      <w:r>
-        <w:t xml:space="preserve">components, parameterised from extracted ranges, that can re-enter the statistical model as</w:t>
-      </w:r>
-      <w:r>
-        <w:t xml:space="preserve"> </w:t>
-      </w:r>
-      <w:r>
-        <w:t xml:space="preserve">predictors. Per-scenario</w:t>
-      </w:r>
-      <w:r>
-        <w:t xml:space="preserve"> </w:t>
-      </w:r>
-      <w:r>
-        <w:rPr>
-          <w:bCs/>
-          <w:b/>
-        </w:rPr>
-        <w:t xml:space="preserve">living reviews re-run on schedule</w:t>
-      </w:r>
-      <w:r>
-        <w:t xml:space="preserve">, every update previewed</w:t>
-      </w:r>
-      <w:r>
-        <w:t xml:space="preserve"> </w:t>
-      </w:r>
-      <w:r>
-        <w:t xml:space="preserve">before application: the evidence-to-model loop this proposal interrogates, in prototype</w:t>
-      </w:r>
-      <w:r>
-        <w:t xml:space="preserve"> </w:t>
-      </w:r>
-      <w:r>
-        <w:t xml:space="preserve">form.</w:t>
+        <w:t xml:space="preserve">surge). It</w:t>
+      </w:r>
+      <w:r>
+        <w:t xml:space="preserve"> </w:t>
+      </w:r>
+      <w:r>
+        <w:rPr>
+          <w:bCs/>
+          <w:b/>
+        </w:rPr>
+        <w:t xml:space="preserve">fits models across algorithm families with automated hyperparameter search,</w:t>
+      </w:r>
+      <w:r>
+        <w:rPr>
+          <w:bCs/>
+          <w:b/>
+        </w:rPr>
+        <w:t xml:space="preserve"> </w:t>
+      </w:r>
+      <w:r>
+        <w:rPr>
+          <w:bCs/>
+          <w:b/>
+        </w:rPr>
+        <w:t xml:space="preserve">validates them on time series without leakage and ranks them on a stated metric</w:t>
+      </w:r>
+      <w:r>
+        <w:t xml:space="preserve">. It also builds</w:t>
+      </w:r>
+      <w:r>
+        <w:t xml:space="preserve"> </w:t>
+      </w:r>
+      <w:r>
+        <w:t xml:space="preserve">compartmental components from extracted ranges, usable as predictors.</w:t>
+      </w:r>
+      <w:r>
+        <w:t xml:space="preserve"> </w:t>
+      </w:r>
+      <w:r>
+        <w:rPr>
+          <w:bCs/>
+          <w:b/>
+        </w:rPr>
+        <w:t xml:space="preserve">Living reviews re-run on schedule</w:t>
+      </w:r>
+      <w:r>
+        <w:t xml:space="preserve"> </w:t>
+      </w:r>
+      <w:r>
+        <w:t xml:space="preserve">for each scenario, and every update is previewed</w:t>
+      </w:r>
+      <w:r>
+        <w:t xml:space="preserve"> </w:t>
+      </w:r>
+      <w:r>
+        <w:t xml:space="preserve">before it is applied. This is the evidence-to-model loop this proposal examines, in prototype form.</w:t>
       </w:r>
     </w:p>
     <w:p>
@@ -846,13 +812,13 @@
         <w:pStyle w:val="BodyText"/>
       </w:pPr>
       <w:r>
-        <w:t xml:space="preserve">For GESICA I built the data foundation of the Geneva–Vaud–Neuchâtel network, whose Geneva</w:t>
-      </w:r>
-      <w:r>
-        <w:t xml:space="preserve"> </w:t>
-      </w:r>
-      <w:r>
-        <w:t xml:space="preserve">core COLDSTART uses:</w:t>
+        <w:t xml:space="preserve">For GESICA I built the data foundation of the Geneva–Vaud–Neuchâtel network, and COLDSTART uses its Geneva</w:t>
+      </w:r>
+      <w:r>
+        <w:t xml:space="preserve"> </w:t>
+      </w:r>
+      <w:r>
+        <w:t xml:space="preserve">core. It covers</w:t>
       </w:r>
       <w:r>
         <w:t xml:space="preserve"> </w:t>
@@ -865,7 +831,10 @@
         <w:t xml:space="preserve">77 notifiable diseases in eight model classes</w:t>
       </w:r>
       <w:r>
-        <w:t xml:space="preserve">, and a referenced inventory of</w:t>
+        <w:t xml:space="preserve"> </w:t>
+      </w:r>
+      <w:r>
+        <w:t xml:space="preserve">and a referenced inventory of</w:t>
       </w:r>
       <w:r>
         <w:t xml:space="preserve"> </w:t>
@@ -889,19 +858,16 @@
           <w:bCs/>
           <w:b/>
         </w:rPr>
-        <w:t xml:space="preserve">sources (23 infectious, 5 environmental/non-infectious)</w:t>
-      </w:r>
-      <w:r>
-        <w:t xml:space="preserve"> </w:t>
-      </w:r>
-      <w:r>
-        <w:t xml:space="preserve">each documented for institution, coverage,</w:t>
-      </w:r>
-      <w:r>
-        <w:t xml:space="preserve"> </w:t>
-      </w:r>
-      <w:r>
-        <w:t xml:space="preserve">resolution, latency, access and quality: a mapped, not assumed, data landscape; validation</w:t>
+        <w:t xml:space="preserve">sources (23 infectious, 5 environmental or non-infectious)</w:t>
+      </w:r>
+      <w:r>
+        <w:t xml:space="preserve">, each documented for institution, coverage,</w:t>
+      </w:r>
+      <w:r>
+        <w:t xml:space="preserve"> </w:t>
+      </w:r>
+      <w:r>
+        <w:t xml:space="preserve">resolution, delay, access and quality. The data landscape is therefore mapped, not assumed, and validation</w:t>
       </w:r>
       <w:r>
         <w:t xml:space="preserve"> </w:t>
@@ -932,22 +898,25 @@
           <w:bCs/>
           <w:b/>
         </w:rPr>
-        <w:t xml:space="preserve">The prototype makes the research feasible rather than aspirational</w:t>
-      </w:r>
-      <w:r>
-        <w:t xml:space="preserve">: the fit-tune-rank</w:t>
-      </w:r>
-      <w:r>
-        <w:t xml:space="preserve"> </w:t>
-      </w:r>
-      <w:r>
-        <w:t xml:space="preserve">mechanics T3.3's selection engine registers already run in embryonic form; the grant adds</w:t>
-      </w:r>
-      <w:r>
-        <w:t xml:space="preserve"> </w:t>
-      </w:r>
-      <w:r>
-        <w:t xml:space="preserve">the science (two arms, registered rules, episode-level inference), not the plumbing, and</w:t>
+        <w:t xml:space="preserve">The prototype makes the research feasible rather than aspirational.</w:t>
+      </w:r>
+      <w:r>
+        <w:t xml:space="preserve"> </w:t>
+      </w:r>
+      <w:r>
+        <w:t xml:space="preserve">The fitting, tuning and ranking</w:t>
+      </w:r>
+      <w:r>
+        <w:t xml:space="preserve"> </w:t>
+      </w:r>
+      <w:r>
+        <w:t xml:space="preserve">that T3.3's selection engine registers already run in early form. The grant adds</w:t>
+      </w:r>
+      <w:r>
+        <w:t xml:space="preserve"> </w:t>
+      </w:r>
+      <w:r>
+        <w:t xml:space="preserve">the science (two arms, registered rules, inference at the level of episodes), not the plumbing, and</w:t>
       </w:r>
       <w:r>
         <w:t xml:space="preserve"> </w:t>
@@ -957,13 +926,13 @@
       </w:r>
     </w:p>
     <w:bookmarkEnd w:id="30"/>
-    <w:bookmarkStart w:id="31" w:name="X9dc884ab9448a2e5da2a31c0e1d3627d79f5948"/>
+    <w:bookmarkStart w:id="31" w:name="Xbbbc075d11fd46d47038974d4280ab36ba2c29d"/>
     <w:p>
       <w:pPr>
         <w:pStyle w:val="Heading3"/>
       </w:pPr>
       <w:r>
-        <w:t xml:space="preserve">2.2.5 Linked data on a contrasting crisis archetype</w:t>
+        <w:t xml:space="preserve">2.2.5 Linked data on a contrasting type of crisis</w:t>
       </w:r>
     </w:p>
     <w:p>
@@ -993,13 +962,13 @@
         <w:t xml:space="preserve"> </w:t>
       </w:r>
       <w:r>
-        <w:t xml:space="preserve">granted) linking confirmed legionellosis cases in Geneva to individual domestic hot-water</w:t>
-      </w:r>
-      <w:r>
-        <w:t xml:space="preserve"> </w:t>
-      </w:r>
-      <w:r>
-        <w:t xml:space="preserve">installations: a distinctive linkage, supplying a contrasting waterborne archetype.</w:t>
+        <w:t xml:space="preserve">granted) that links confirmed legionellosis cases in Geneva to individual domestic hot-water</w:t>
+      </w:r>
+      <w:r>
+        <w:t xml:space="preserve"> </w:t>
+      </w:r>
+      <w:r>
+        <w:t xml:space="preserve">installations. This distinctive linkage supplies a contrasting waterborne type of crisis.</w:t>
       </w:r>
     </w:p>
     <w:p>
@@ -1023,24 +992,24 @@
         <w:t xml:space="preserve"> </w:t>
       </w:r>
       <w:r>
-        <w:t xml:space="preserve">testing under misspecification, forecast evaluation and decision analysis come from the risk</w:t>
-      </w:r>
-      <w:r>
-        <w:t xml:space="preserve"> </w:t>
-      </w:r>
-      <w:r>
-        <w:t xml:space="preserve">work and form the core of WP2–WP3; extraction and pooling from LiteRev-Evidence; domain</w:t>
-      </w:r>
-      <w:r>
-        <w:t xml:space="preserve"> </w:t>
-      </w:r>
-      <w:r>
-        <w:t xml:space="preserve">knowledge from the doctorate, the Swiss COVID-19 work and GESICA.</w:t>
+        <w:t xml:space="preserve">testing under misspecification, forecast evaluation and decision analysis come from my work in risk</w:t>
+      </w:r>
+      <w:r>
+        <w:t xml:space="preserve"> </w:t>
+      </w:r>
+      <w:r>
+        <w:t xml:space="preserve">and form the core of WP2 and WP3. Extraction and pooling come from LiteRev-Evidence. Domain</w:t>
+      </w:r>
+      <w:r>
+        <w:t xml:space="preserve"> </w:t>
+      </w:r>
+      <w:r>
+        <w:t xml:space="preserve">knowledge comes from the doctorate, the Swiss COVID-19 work and GESICA.</w:t>
       </w:r>
     </w:p>
     <w:bookmarkEnd w:id="31"/>
     <w:bookmarkEnd w:id="32"/>
-    <w:bookmarkStart w:id="69" w:name="X648e0f2197cacfb2ee21a81ffaf34acd4f314d4"/>
+    <w:bookmarkStart w:id="68" w:name="X648e0f2197cacfb2ee21a81ffaf34acd4f314d4"/>
     <w:p>
       <w:pPr>
         <w:pStyle w:val="Heading2"/>
@@ -1049,7 +1018,7 @@
         <w:t xml:space="preserve">2.3 Detailed research plan</w:t>
       </w:r>
     </w:p>
-    <w:bookmarkStart w:id="43" w:name="Xc5b6cd9b30a4be694f7ca250dc7e64474c91e76"/>
+    <w:bookmarkStart w:id="42" w:name="Xc5b6cd9b30a4be694f7ca250dc7e64474c91e76"/>
     <w:p>
       <w:pPr>
         <w:pStyle w:val="Heading3"/>
@@ -1063,38 +1032,33 @@
         <w:pStyle w:val="FirstParagraph"/>
       </w:pPr>
       <w:r>
-        <w:t xml:space="preserve">To determine</w:t>
-      </w:r>
-      <w:r>
-        <w:t xml:space="preserve"> </w:t>
-      </w:r>
-      <w:r>
-        <w:rPr>
-          <w:bCs/>
-          <w:b/>
-        </w:rPr>
-        <w:t xml:space="preserve">whether, and under what conditions, the chain from published quantitative evidence to operational forecasting closes at the onset of a health-system crisis: reliable extraction, transport to the local setting, improved probabilistic forecasts of escalation, early detection of harmful borrowing, decision-relevant gains, and an automated, prospectively verified loop.</w:t>
-      </w:r>
-    </w:p>
-    <w:p>
-      <w:pPr>
-        <w:pStyle w:val="BodyText"/>
-      </w:pPr>
-      <w:r>
-        <w:t xml:space="preserve">This end-to-end question decomposes into</w:t>
-      </w:r>
-      <w:r>
-        <w:t xml:space="preserve"> </w:t>
-      </w:r>
-      <w:r>
-        <w:rPr>
-          <w:bCs/>
-          <w:b/>
-        </w:rPr>
-        <w:t xml:space="preserve">one central hypothesis, H3a</w:t>
-      </w:r>
-      <w:r>
-        <w:t xml:space="preserve">; all else is subordinate, each row validating one link of the chain:</w:t>
+        <w:t xml:space="preserve">The aim is to determine</w:t>
+      </w:r>
+      <w:r>
+        <w:t xml:space="preserve"> </w:t>
+      </w:r>
+      <w:r>
+        <w:rPr>
+          <w:bCs/>
+          <w:b/>
+        </w:rPr>
+        <w:t xml:space="preserve">whether, and under what conditions, published evidence can support forecasting at the start of a health-system crisis</w:t>
+      </w:r>
+      <w:r>
+        <w:t xml:space="preserve">. This question is</w:t>
+      </w:r>
+      <w:r>
+        <w:t xml:space="preserve"> </w:t>
+      </w:r>
+      <w:r>
+        <w:rPr>
+          <w:bCs/>
+          <w:b/>
+        </w:rPr>
+        <w:t xml:space="preserve">H3a, the central hypothesis</w:t>
+      </w:r>
+      <w:r>
+        <w:t xml:space="preserve">, and every other row tests one link it depends on.</w:t>
       </w:r>
     </w:p>
     <w:tbl>
@@ -1226,7 +1190,7 @@
               <w:jc w:val="left"/>
             </w:pPr>
             <w:r>
-              <w:t xml:space="preserve">Is the state representation fit to compare borrowing in?</w:t>
+              <w:t xml:space="preserve">Is the state model fit to compare borrowing in?</w:t>
             </w:r>
           </w:p>
         </w:tc>
@@ -1473,7 +1437,7 @@
           <w:iCs/>
           <w:i/>
         </w:rPr>
-        <w:t xml:space="preserve">Figure 1: cold-start problem, evidence pipeline, model library with automated selection, living update loop.</w:t>
+        <w:t xml:space="preserve">Figure 1. The cold-start problem, the evidence pipeline, the model library with automated selection, and the living update loop.</w:t>
       </w:r>
     </w:p>
     <w:bookmarkStart w:id="37" w:name="X8d63a2de13ad746f93f7c0b83efc022a4926ffe"/>
@@ -1482,7 +1446,7 @@
         <w:pStyle w:val="Heading4"/>
       </w:pPr>
       <w:r>
-        <w:t xml:space="preserve">O1: Make published evidence usable without hiding its uncertainty</w:t>
+        <w:t xml:space="preserve">O1. Make published evidence usable without hiding its uncertainty</w:t>
       </w:r>
     </w:p>
     <w:p>
@@ -1510,13 +1474,13 @@
           <w:bCs/>
           <w:b/>
         </w:rPr>
-        <w:t xml:space="preserve">understate the dispersion of the evidence-derived distribution</w:t>
-      </w:r>
-      <w:r>
-        <w:t xml:space="preserve"> </w:t>
-      </w:r>
-      <w:r>
-        <w:t xml:space="preserve">(reported within-study uncertainty and between-study heterogeneity), producing priors that are too concentrated; an explicit measurement-error layer will correct this under-dispersion, success assessed by a pre-specified criterion: coverage and calibration of intervals from the corrected distribution across held-out adjudicated studies.</w:t>
+        <w:t xml:space="preserve">understate the spread of the evidence-derived distribution</w:t>
+      </w:r>
+      <w:r>
+        <w:t xml:space="preserve"> </w:t>
+      </w:r>
+      <w:r>
+        <w:t xml:space="preserve">(reported within-study uncertainty and between-study heterogeneity) and so produce priors that are too narrow. An explicit measurement-error layer will correct this under-dispersion. Success is judged by a criterion set in advance, the coverage and calibration of intervals from the corrected distribution across held-out adjudicated studies.</w:t>
       </w:r>
     </w:p>
     <w:p>
@@ -1524,17 +1488,17 @@
         <w:pStyle w:val="FirstParagraph"/>
       </w:pPr>
       <w:r>
-        <w:t xml:space="preserve">Omissions dominate reported extraction errors [Shankar 2026], and whether they systematically shrink dispersion is exactly what H1 tests; if the loss cannot be corrected, the project establishes a boundary condition. The evidence target spans four object classes (T1.1); H1 is tested on the quantitative core, and classes 2 to 4 are validated externally against published syntheses (T1.2).</w:t>
+        <w:t xml:space="preserve">Omissions are the main reported extraction error [Shankar 2026], and H1 tests exactly whether they systematically shrink the spread. If the loss cannot be corrected, the project establishes a limit. The evidence covers four classes of objects (T1.1). H1 is tested on the quantitative core, and classes 2 to 4 are validated externally against published syntheses (T1.2).</w:t>
       </w:r>
     </w:p>
     <w:bookmarkEnd w:id="37"/>
-    <w:bookmarkStart w:id="38" w:name="X5597e009e1cb8cfa118d5ecb54a782caed33fdf"/>
+    <w:bookmarkStart w:id="38" w:name="X281980cdab74ca0c76e877ca5a887ee3c160651"/>
     <w:p>
       <w:pPr>
         <w:pStyle w:val="Heading4"/>
       </w:pPr>
       <w:r>
-        <w:t xml:space="preserve">O2: Represent escalation in a form that separates state from the point forecast</w:t>
+        <w:t xml:space="preserve">O2. Represent escalation as a state, separate from the point forecast</w:t>
       </w:r>
     </w:p>
     <w:p>
@@ -1552,7 +1516,7 @@
         <w:t xml:space="preserve"> </w:t>
       </w:r>
       <w:r>
-        <w:t xml:space="preserve">The latent-state representation must yield</w:t>
+        <w:t xml:space="preserve">The hidden-state model must give</w:t>
       </w:r>
       <w:r>
         <w:t xml:space="preserve"> </w:t>
@@ -1584,7 +1548,7 @@
         <w:t xml:space="preserve"> </w:t>
       </w:r>
       <w:r>
-        <w:t xml:space="preserve">escalation-state probabilities at matched false-alarm rates. Its role is the common state representation in which borrowing strategies are compared, not a claim that regime switching generally beats thresholding a point forecast.</w:t>
+        <w:t xml:space="preserve">probabilities of each escalation state at matched false-alarm rates. Its role is to provide the common frame in which borrowing strategies are compared. It does not claim that regime switching generally beats a threshold on a point forecast.</w:t>
       </w:r>
     </w:p>
     <w:p>
@@ -1592,7 +1556,7 @@
         <w:pStyle w:val="FirstParagraph"/>
       </w:pPr>
       <w:r>
-        <w:t xml:space="preserve">T2.1's identifiability study and T3.3's calibration checks either establish adequacy or trigger the ordinal fallback; either outcome leaves H3a intact. Extreme-value modelling covers the critical tail; resilience indicators are</w:t>
+        <w:t xml:space="preserve">T2.1's identifiability study and T3.3's calibration checks either establish adequacy or trigger the ordinal fallback, and either outcome leaves H3a intact. Extreme-value modelling covers the critical tail, and resilience indicators are</w:t>
       </w:r>
       <w:r>
         <w:t xml:space="preserve"> </w:t>
@@ -1615,7 +1579,7 @@
         <w:pStyle w:val="Heading4"/>
       </w:pPr>
       <w:r>
-        <w:t xml:space="preserve">O3: Test the cold-start hypothesis and map failure</w:t>
+        <w:t xml:space="preserve">O3. Test the cold-start hypothesis and map failure</w:t>
       </w:r>
     </w:p>
     <w:p>
@@ -1633,7 +1597,7 @@
         <w:t xml:space="preserve"> </w:t>
       </w:r>
       <w:r>
-        <w:t xml:space="preserve">An evidence-informed forecasting configuration (evidence-derived priors, explanatory-variable sets and model forms) improves probabilistic forecast skill during the early phase of a crisis; the persistence and decay of the advantage as local observations accumulate are assessed secondarily.</w:t>
+        <w:t xml:space="preserve">A forecasting configuration informed by the evidence (evidence-derived priors, sets of explanatory variables and model forms) improves probabilistic forecast skill in the early phase of a crisis. How long the advantage lasts, and how it fades as local observations accumulate, is assessed as a secondary question.</w:t>
       </w:r>
     </w:p>
     <w:p>
@@ -1651,7 +1615,7 @@
         <w:t xml:space="preserve"> </w:t>
       </w:r>
       <w:r>
-        <w:t xml:space="preserve">Adaptive borrowing that discounts the evidence when prior–data conflict emerges is</w:t>
+        <w:t xml:space="preserve">Adaptive borrowing, which discounts the evidence when the prior and the data conflict, is</w:t>
       </w:r>
       <w:r>
         <w:t xml:space="preserve"> </w:t>
@@ -1667,13 +1631,13 @@
         <w:t xml:space="preserve"> </w:t>
       </w:r>
       <w:r>
-        <w:t xml:space="preserve">to fixed borrowing under well-specified priors, within a pre-specified margin</w:t>
-      </w:r>
-      <w:r>
-        <w:t xml:space="preserve"> </w:t>
-      </w:r>
-      <w:r>
-        <w:t xml:space="preserve">Δ on the CRPS skill score, and is</w:t>
+        <w:t xml:space="preserve">to fixed borrowing when the priors are well specified, within a margin Δ set in advance</w:t>
+      </w:r>
+      <w:r>
+        <w:t xml:space="preserve"> </w:t>
+      </w:r>
+      <w:r>
+        <w:t xml:space="preserve">on the CRPS skill score (the CRPS is a standard score for probabilistic forecasts). It is</w:t>
       </w:r>
       <w:r>
         <w:t xml:space="preserve"> </w:t>
@@ -1689,13 +1653,7 @@
         <w:t xml:space="preserve"> </w:t>
       </w:r>
       <w:r>
-        <w:t xml:space="preserve">to fixed borrowing under deliberately</w:t>
-      </w:r>
-      <w:r>
-        <w:t xml:space="preserve"> </w:t>
-      </w:r>
-      <w:r>
-        <w:t xml:space="preserve">misspecified priors.</w:t>
+        <w:t xml:space="preserve">to fixed borrowing when the priors are deliberately misspecified.</w:t>
       </w:r>
     </w:p>
     <w:p>
@@ -1703,7 +1661,7 @@
         <w:pStyle w:val="FirstParagraph"/>
       </w:pPr>
       <w:r>
-        <w:t xml:space="preserve">Δ is fixed at one half of the minimal relevant H3a improvement, a pre-specified 50% preservation fraction (adaptive borrowing must retain at least half the gain that justifies borrowing at all): a maximum acceptable loss, not a simulation convenience.</w:t>
+        <w:t xml:space="preserve">Δ is fixed at half of the minimal relevant H3a improvement, a 50% preservation fraction set in advance. Adaptive borrowing must keep at least half the gain that justifies borrowing at all. Δ is therefore a maximum acceptable loss, not a convenience of the simulation.</w:t>
       </w:r>
     </w:p>
     <w:p>
@@ -1721,7 +1679,7 @@
         <w:t xml:space="preserve"> </w:t>
       </w:r>
       <w:r>
-        <w:t xml:space="preserve">Resilience indicators add predictive information beyond the evidence-derived prior and the local level/trend signal when the outcome history is short.</w:t>
+        <w:t xml:space="preserve">Resilience indicators add predictive information beyond the evidence-derived prior and the local level and trend when the outcome history is short.</w:t>
       </w:r>
     </w:p>
     <w:p>
@@ -1733,42 +1691,42 @@
           <w:bCs/>
           <w:b/>
         </w:rPr>
-        <w:t xml:space="preserve">Primary confirmatory comparison (one, stated once):</w:t>
-      </w:r>
-      <w:r>
-        <w:t xml:space="preserve"> </w:t>
-      </w:r>
-      <w:r>
-        <w:t xml:space="preserve">the</w:t>
-      </w:r>
-      <w:r>
-        <w:t xml:space="preserve"> </w:t>
-      </w:r>
-      <w:r>
-        <w:rPr>
-          <w:bCs/>
-          <w:b/>
-        </w:rPr>
-        <w:t xml:space="preserve">evidence-informed champion</w:t>
-      </w:r>
-      <w:r>
-        <w:t xml:space="preserve"> </w:t>
-      </w:r>
-      <w:r>
-        <w:t xml:space="preserve">against the</w:t>
-      </w:r>
-      <w:r>
-        <w:t xml:space="preserve"> </w:t>
-      </w:r>
-      <w:r>
-        <w:rPr>
-          <w:bCs/>
-          <w:b/>
-        </w:rPr>
-        <w:t xml:space="preserve">local-only champion</w:t>
-      </w:r>
-      <w:r>
-        <w:t xml:space="preserve">, both produced by the identical pre-registered automated procedure (T3.3), by</w:t>
+        <w:t xml:space="preserve">Primary confirmatory comparison, stated once.</w:t>
+      </w:r>
+      <w:r>
+        <w:t xml:space="preserve"> </w:t>
+      </w:r>
+      <w:r>
+        <w:t xml:space="preserve">The</w:t>
+      </w:r>
+      <w:r>
+        <w:t xml:space="preserve"> </w:t>
+      </w:r>
+      <w:r>
+        <w:rPr>
+          <w:bCs/>
+          <w:b/>
+        </w:rPr>
+        <w:t xml:space="preserve">best evidence-informed model (the champion)</w:t>
+      </w:r>
+      <w:r>
+        <w:t xml:space="preserve"> </w:t>
+      </w:r>
+      <w:r>
+        <w:t xml:space="preserve">is compared with the</w:t>
+      </w:r>
+      <w:r>
+        <w:t xml:space="preserve"> </w:t>
+      </w:r>
+      <w:r>
+        <w:rPr>
+          <w:bCs/>
+          <w:b/>
+        </w:rPr>
+        <w:t xml:space="preserve">best local-only model</w:t>
+      </w:r>
+      <w:r>
+        <w:t xml:space="preserve">, both chosen by the same automated procedure registered in advance (T3.3). The measure is the</w:t>
       </w:r>
       <w:r>
         <w:t xml:space="preserve"> </w:t>
@@ -1781,7 +1739,10 @@
         <w:t xml:space="preserve">CRPS skill score</w:t>
       </w:r>
       <w:r>
-        <w:t xml:space="preserve">, over the pre-specified cold-start window,</w:t>
+        <w:t xml:space="preserve"> </w:t>
+      </w:r>
+      <w:r>
+        <w:t xml:space="preserve">over the cold-start window set in advance,</w:t>
       </w:r>
       <w:r>
         <w:t xml:space="preserve"> </w:t>
@@ -1794,7 +1755,7 @@
         <w:t xml:space="preserve">on respiratory episodes only</w:t>
       </w:r>
       <w:r>
-        <w:t xml:space="preserve">. Heat repeats the identical contrast as a</w:t>
+        <w:t xml:space="preserve">. Heat repeats the same comparison as a</w:t>
       </w:r>
       <w:r>
         <w:t xml:space="preserve"> </w:t>
@@ -1807,33 +1768,30 @@
         <w:t xml:space="preserve">sequential generalisation test</w:t>
       </w:r>
       <w:r>
-        <w:t xml:space="preserve">, run only if the respiratory test is met; the fixed order controls the family-wise error rate. The</w:t>
-      </w:r>
-      <w:r>
-        <w:t xml:space="preserve"> </w:t>
-      </w:r>
-      <w:r>
-        <w:rPr>
-          <w:bCs/>
-          <w:b/>
-        </w:rPr>
-        <w:t xml:space="preserve">shape of the advantage over elapsed local data</w:t>
-      </w:r>
-      <w:r>
-        <w:t xml:space="preserve"> </w:t>
-      </w:r>
-      <w:r>
-        <w:t xml:space="preserve">is reported: it should decay to nothing.</w:t>
+        <w:t xml:space="preserve">, run only if the respiratory test is passed. This fixed order controls the family-wise error rate. The report also shows</w:t>
+      </w:r>
+      <w:r>
+        <w:t xml:space="preserve"> </w:t>
+      </w:r>
+      <w:r>
+        <w:rPr>
+          <w:bCs/>
+          <w:b/>
+        </w:rPr>
+        <w:t xml:space="preserve">how the advantage changes as local data accumulate</w:t>
+      </w:r>
+      <w:r>
+        <w:t xml:space="preserve">, and it should fade to nothing.</w:t>
       </w:r>
     </w:p>
     <w:bookmarkEnd w:id="39"/>
-    <w:bookmarkStart w:id="40" w:name="X81c76b523c45e8c2c00609647f392ce6f82304d"/>
+    <w:bookmarkStart w:id="40" w:name="X6617f29d0464ee5e4ffdc33b807a91a783792db"/>
     <w:p>
       <w:pPr>
         <w:pStyle w:val="Heading4"/>
       </w:pPr>
       <w:r>
-        <w:t xml:space="preserve">O4: Establish whether predictive improvement is decision-relevant</w:t>
+        <w:t xml:space="preserve">O4. Establish whether better prediction matters for decisions</w:t>
       </w:r>
     </w:p>
     <w:p>
@@ -1851,17 +1809,17 @@
         <w:t xml:space="preserve"> </w:t>
       </w:r>
       <w:r>
-        <w:t xml:space="preserve">For the demand-based archetypes, decision-analytic evaluation under the losses and escalation thresholds of emergency responders can rank modelling strategies differently from generic accuracy criteria; the evidence-derived strategy is useful only when its gain crosses a decision threshold.</w:t>
+        <w:t xml:space="preserve">For the demand-driven crisis types, a decision-analytic evaluation that uses the losses and escalation thresholds of emergency responders can rank modelling strategies differently from generic accuracy measures. The evidence-derived strategy is useful only when its gain crosses a decision threshold.</w:t>
       </w:r>
     </w:p>
     <w:bookmarkEnd w:id="40"/>
-    <w:bookmarkStart w:id="41" w:name="Xb9e1d30b0b3b85294f8f2f121de9ba04e6f7a39"/>
+    <w:bookmarkStart w:id="41" w:name="Xe82d76e035d7d72599fa70896aa7c3ff6ad3f31"/>
     <w:p>
       <w:pPr>
         <w:pStyle w:val="Heading4"/>
       </w:pPr>
       <w:r>
-        <w:t xml:space="preserve">Scope: three Geneva crisis archetypes, fixed for the grant</w:t>
+        <w:t xml:space="preserve">Scope. Three types of crisis in Geneva, fixed for the grant</w:t>
       </w:r>
     </w:p>
     <w:p>
@@ -1873,7 +1831,7 @@
           <w:bCs/>
           <w:b/>
         </w:rPr>
-        <w:t xml:space="preserve">COLDSTART's real-world scope is three health-system crisis archetypes, and no more.</w:t>
+        <w:t xml:space="preserve">COLDSTART's real-world scope is three types of health-system crisis, and no more.</w:t>
       </w:r>
       <w:r>
         <w:t xml:space="preserve"> </w:t>
@@ -1892,13 +1850,16 @@
         <w:t xml:space="preserve">Respiratory epidemics</w:t>
       </w:r>
       <w:r>
-        <w:t xml:space="preserve">: SARS-CoV-2, influenza and RSV, syndromically overlapping and</w:t>
-      </w:r>
-      <w:r>
-        <w:t xml:space="preserve"> </w:t>
-      </w:r>
-      <w:r>
-        <w:t xml:space="preserve">surveilled together in Switzerland, carry the primary confirmatory test.</w:t>
+        <w:t xml:space="preserve"> </w:t>
+      </w:r>
+      <w:r>
+        <w:t xml:space="preserve">carry the primary confirmatory test. SARS-CoV-2, influenza and RSV</w:t>
+      </w:r>
+      <w:r>
+        <w:t xml:space="preserve"> </w:t>
+      </w:r>
+      <w:r>
+        <w:t xml:space="preserve">overlap in their symptoms and are monitored together in Switzerland.</w:t>
       </w:r>
       <w:r>
         <w:t xml:space="preserve"> </w:t>
@@ -1914,7 +1875,7 @@
           <w:bCs/>
           <w:b/>
         </w:rPr>
-        <w:t xml:space="preserve">Environmental heat events</w:t>
+        <w:t xml:space="preserve">Heat events</w:t>
       </w:r>
       <w:r>
         <w:t xml:space="preserve"> </w:t>
@@ -1944,7 +1905,7 @@
           <w:bCs/>
           <w:b/>
         </w:rPr>
-        <w:t xml:space="preserve">pollution (ozone, PM10) as co-exposure and effect modifier</w:t>
+        <w:t xml:space="preserve">pollution (ozone, PM10) as a co-exposure and effect modifier</w:t>
       </w:r>
       <w:r>
         <w:t xml:space="preserve">, not a separate domain.</w:t>
@@ -1966,25 +1927,19 @@
         <w:t xml:space="preserve">Waterborne outbreaks</w:t>
       </w:r>
       <w:r>
-        <w:t xml:space="preserve">: Geneva legionellosis, the year-4 contrasting extension (T3.5).</w:t>
-      </w:r>
-      <w:r>
-        <w:t xml:space="preserve"> </w:t>
-      </w:r>
-      <w:r>
-        <w:t xml:space="preserve">The domains are fixed for the project; further data serve benchmarking and sensitivity</w:t>
-      </w:r>
-      <w:r>
-        <w:t xml:space="preserve"> </w:t>
-      </w:r>
-      <w:r>
-        <w:t xml:space="preserve">analyses only; no fourth operational domain is required.</w:t>
-      </w:r>
-      <w:r>
-        <w:t xml:space="preserve"> </w:t>
-      </w:r>
-      <w:r>
-        <w:t xml:space="preserve">For respiratory and heat, both arms score</w:t>
+        <w:t xml:space="preserve">, through Geneva legionellosis, form the contrasting extension in year 4 (T3.5).</w:t>
+      </w:r>
+      <w:r>
+        <w:t xml:space="preserve"> </w:t>
+      </w:r>
+      <w:r>
+        <w:t xml:space="preserve">Further data serve only benchmarking and sensitivity analyses.</w:t>
+      </w:r>
+      <w:r>
+        <w:t xml:space="preserve"> </w:t>
+      </w:r>
+      <w:r>
+        <w:t xml:space="preserve">For respiratory epidemics and heat, both arms score</w:t>
       </w:r>
       <w:r>
         <w:t xml:space="preserve"> </w:t>
@@ -1997,19 +1952,19 @@
         <w:t xml:space="preserve">the same quantity, built the same way</w:t>
       </w:r>
       <w:r>
-        <w:t xml:space="preserve">: daily</w:t>
-      </w:r>
-      <w:r>
-        <w:t xml:space="preserve"> </w:t>
-      </w:r>
-      <w:r>
-        <w:t xml:space="preserve">emergency demand from the CASU-144 series, restricted to the archetype's cause classes (T3.0): respiratory-related</w:t>
-      </w:r>
-      <w:r>
-        <w:t xml:space="preserve"> </w:t>
-      </w:r>
-      <w:r>
-        <w:t xml:space="preserve">demand for epidemics;</w:t>
+        <w:t xml:space="preserve">. It is daily</w:t>
+      </w:r>
+      <w:r>
+        <w:t xml:space="preserve"> </w:t>
+      </w:r>
+      <w:r>
+        <w:t xml:space="preserve">emergency demand from the CASU-144 series, restricted to the cause classes of each crisis type (T3.0). For epidemics</w:t>
+      </w:r>
+      <w:r>
+        <w:t xml:space="preserve"> </w:t>
+      </w:r>
+      <w:r>
+        <w:t xml:space="preserve">this is respiratory-related demand. For heat it is</w:t>
       </w:r>
       <w:r>
         <w:t xml:space="preserve"> </w:t>
@@ -2022,10 +1977,7 @@
         <w:t xml:space="preserve">heat-sensitive demand</w:t>
       </w:r>
       <w:r>
-        <w:t xml:space="preserve"> </w:t>
-      </w:r>
-      <w:r>
-        <w:t xml:space="preserve">for heat, Swiss evidence placing heat</w:t>
+        <w:t xml:space="preserve">, since Swiss evidence places heat</w:t>
       </w:r>
       <w:r>
         <w:t xml:space="preserve"> </w:t>
@@ -2043,77 +1995,33 @@
         <w:t xml:space="preserve"> </w:t>
       </w:r>
       <w:r>
-        <w:t xml:space="preserve">(T3.5), outside this demand comparison. If the month-12 gate activates the registered</w:t>
-      </w:r>
-      <w:r>
-        <w:t xml:space="preserve"> </w:t>
-      </w:r>
-      <w:r>
-        <w:t xml:space="preserve">fallback, both arms score it, built the same way, and the claim narrows.</w:t>
+        <w:t xml:space="preserve">(T3.5), outside this comparison of demand. If the month-12 gate activates the registered</w:t>
+      </w:r>
+      <w:r>
+        <w:t xml:space="preserve"> </w:t>
+      </w:r>
+      <w:r>
+        <w:t xml:space="preserve">fallback, both arms score that fallback, built the same way, and the claim narrows.</w:t>
       </w:r>
     </w:p>
     <w:bookmarkEnd w:id="41"/>
-    <w:bookmarkStart w:id="42" w:name="what-the-project-does-not-claim"/>
+    <w:bookmarkEnd w:id="42"/>
+    <w:bookmarkStart w:id="66" w:name="X7638ec2bcf1f605f5e9c309229fda3948dd7274"/>
+    <w:p>
+      <w:pPr>
+        <w:pStyle w:val="Heading3"/>
+      </w:pPr>
+      <w:r>
+        <w:t xml:space="preserve">2.3.2 Work packages and methods</w:t>
+      </w:r>
+    </w:p>
+    <w:bookmarkStart w:id="48" w:name="X002b48ad99ef7a015f0c8b3d513a5be8cd69f24"/>
     <w:p>
       <w:pPr>
         <w:pStyle w:val="Heading4"/>
       </w:pPr>
       <w:r>
-        <w:t xml:space="preserve">What the project does not claim</w:t>
-      </w:r>
-    </w:p>
-    <w:p>
-      <w:pPr>
-        <w:pStyle w:val="FirstParagraph"/>
-      </w:pPr>
-      <w:r>
-        <w:t xml:space="preserve">The project does</w:t>
-      </w:r>
-      <w:r>
-        <w:t xml:space="preserve"> </w:t>
-      </w:r>
-      <w:r>
-        <w:rPr>
-          <w:bCs/>
-          <w:b/>
-        </w:rPr>
-        <w:t xml:space="preserve">not</w:t>
-      </w:r>
-      <w:r>
-        <w:t xml:space="preserve"> </w:t>
-      </w:r>
-      <w:r>
-        <w:t xml:space="preserve">aim to outperform forecast hubs in the data-rich regime, does not assume literature-derived priors are beneficial, and does not promise a clinically steering alarm by month 48: the dashboard runs strictly in observation mode. The contribution:</w:t>
-      </w:r>
-      <w:r>
-        <w:t xml:space="preserve"> </w:t>
-      </w:r>
-      <w:r>
-        <w:rPr>
-          <w:bCs/>
-          <w:b/>
-        </w:rPr>
-        <w:t xml:space="preserve">whether accumulated quantitative evidence can earn a formal role in forecasting before local outcome data become informative, and a map of when it should not be trusted.</w:t>
-      </w:r>
-    </w:p>
-    <w:bookmarkEnd w:id="42"/>
-    <w:bookmarkEnd w:id="43"/>
-    <w:bookmarkStart w:id="67" w:name="X7638ec2bcf1f605f5e9c309229fda3948dd7274"/>
-    <w:p>
-      <w:pPr>
-        <w:pStyle w:val="Heading3"/>
-      </w:pPr>
-      <w:r>
-        <w:t xml:space="preserve">2.3.2 Work packages and methods</w:t>
-      </w:r>
-    </w:p>
-    <w:bookmarkStart w:id="49" w:name="X002b48ad99ef7a015f0c8b3d513a5be8cd69f24"/>
-    <w:p>
-      <w:pPr>
-        <w:pStyle w:val="Heading4"/>
-      </w:pPr>
-      <w:r>
-        <w:t xml:space="preserve">WP1: From published evidence to usable priors</w:t>
+        <w:t xml:space="preserve">WP1. From published evidence to usable priors</w:t>
       </w:r>
       <w:r>
         <w:t xml:space="preserve"> </w:t>
@@ -2126,13 +2034,13 @@
         <w:t xml:space="preserve">(M1–M20)</w:t>
       </w:r>
     </w:p>
-    <w:bookmarkStart w:id="44" w:name="Xedc8eba5007710010c26f0d188cd5b9fd6c14f4"/>
+    <w:bookmarkStart w:id="43" w:name="Xedc8eba5007710010c26f0d188cd5b9fd6c14f4"/>
     <w:p>
       <w:pPr>
         <w:pStyle w:val="Heading5"/>
       </w:pPr>
       <w:r>
-        <w:t xml:space="preserve">T1.1: Define the evidence target and register the protocol</w:t>
+        <w:t xml:space="preserve">T1.1. Define the evidence target and register the protocol</w:t>
       </w:r>
       <w:r>
         <w:t xml:space="preserve"> </w:t>
@@ -2154,74 +2062,77 @@
           <w:bCs/>
           <w:b/>
         </w:rPr>
-        <w:t xml:space="preserve">The evidence target spans four object classes</w:t>
-      </w:r>
-      <w:r>
-        <w:t xml:space="preserve">; inclusion criteria, effect measures, uncertainty representation and transportability variables are fixed before extraction begins.</w:t>
-      </w:r>
-      <w:r>
-        <w:t xml:space="preserve"> </w:t>
-      </w:r>
-      <w:r>
-        <w:rPr>
-          <w:bCs/>
-          <w:b/>
-        </w:rPr>
-        <w:t xml:space="preserve">(1) Parameter values, the quantitative core (benchmarked in full):</w:t>
-      </w:r>
-      <w:r>
-        <w:t xml:space="preserve"> </w:t>
-      </w:r>
-      <w:r>
-        <w:t xml:space="preserve">lag-structured</w:t>
-      </w:r>
-      <w:r>
-        <w:t xml:space="preserve"> </w:t>
-      </w:r>
-      <w:r>
-        <w:rPr>
-          <w:bCs/>
-          <w:b/>
-        </w:rPr>
-        <w:t xml:space="preserve">weather–demand coefficients</w:t>
-      </w:r>
-      <w:r>
-        <w:t xml:space="preserve"> </w:t>
-      </w:r>
-      <w:r>
-        <w:t xml:space="preserve">(daily mean temperature, heat-day exceedance, ozone, PM10);</w:t>
-      </w:r>
-      <w:r>
-        <w:t xml:space="preserve"> </w:t>
-      </w:r>
-      <w:r>
-        <w:rPr>
-          <w:bCs/>
-          <w:b/>
-        </w:rPr>
-        <w:t xml:space="preserve">surge magnitude and timing</w:t>
-      </w:r>
-      <w:r>
-        <w:t xml:space="preserve"> </w:t>
-      </w:r>
-      <w:r>
-        <w:t xml:space="preserve">(peak-to-baseline ratio, time to peak, onset growth rate);</w:t>
-      </w:r>
-      <w:r>
-        <w:t xml:space="preserve"> </w:t>
-      </w:r>
-      <w:r>
-        <w:rPr>
-          <w:bCs/>
-          <w:b/>
-        </w:rPr>
-        <w:t xml:space="preserve">length-of-stay and occupancy distributions</w:t>
-      </w:r>
-      <w:r>
-        <w:t xml:space="preserve"> </w:t>
-      </w:r>
-      <w:r>
-        <w:t xml:space="preserve">(ward and ICU);</w:t>
+        <w:t xml:space="preserve">The evidence covers four classes of objects.</w:t>
+      </w:r>
+      <w:r>
+        <w:t xml:space="preserve"> </w:t>
+      </w:r>
+      <w:r>
+        <w:t xml:space="preserve">Inclusion criteria, effect measures, the representation of uncertainty and the transportability variables are fixed before extraction begins.</w:t>
+      </w:r>
+      <w:r>
+        <w:t xml:space="preserve"> </w:t>
+      </w:r>
+      <w:r>
+        <w:rPr>
+          <w:bCs/>
+          <w:b/>
+        </w:rPr>
+        <w:t xml:space="preserve">(1) Parameter values form the quantitative core and are benchmarked in full.</w:t>
+      </w:r>
+      <w:r>
+        <w:t xml:space="preserve"> </w:t>
+      </w:r>
+      <w:r>
+        <w:t xml:space="preserve">They include</w:t>
+      </w:r>
+      <w:r>
+        <w:t xml:space="preserve"> </w:t>
+      </w:r>
+      <w:r>
+        <w:rPr>
+          <w:bCs/>
+          <w:b/>
+        </w:rPr>
+        <w:t xml:space="preserve">weather–demand coefficients with their delays</w:t>
+      </w:r>
+      <w:r>
+        <w:t xml:space="preserve"> </w:t>
+      </w:r>
+      <w:r>
+        <w:t xml:space="preserve">(daily mean temperature, heat-day exceedance, ozone, PM10),</w:t>
+      </w:r>
+      <w:r>
+        <w:t xml:space="preserve"> </w:t>
+      </w:r>
+      <w:r>
+        <w:rPr>
+          <w:bCs/>
+          <w:b/>
+        </w:rPr>
+        <w:t xml:space="preserve">the size and timing of surges</w:t>
+      </w:r>
+      <w:r>
+        <w:t xml:space="preserve"> </w:t>
+      </w:r>
+      <w:r>
+        <w:t xml:space="preserve">(peak-to-baseline ratio, time to peak, growth rate at onset),</w:t>
+      </w:r>
+      <w:r>
+        <w:t xml:space="preserve"> </w:t>
+      </w:r>
+      <w:r>
+        <w:rPr>
+          <w:bCs/>
+          <w:b/>
+        </w:rPr>
+        <w:t xml:space="preserve">distributions of length of stay and occupancy</w:t>
+      </w:r>
+      <w:r>
+        <w:t xml:space="preserve"> </w:t>
+      </w:r>
+      <w:r>
+        <w:t xml:space="preserve">(ward and ICU) and</w:t>
       </w:r>
       <w:r>
         <w:t xml:space="preserve"> </w:t>
@@ -2234,65 +2145,59 @@
         <w:t xml:space="preserve">admission fractions</w:t>
       </w:r>
       <w:r>
-        <w:t xml:space="preserve">; transmission parameters (R0/Rt, serial interval) and shedding-to-incidence conversions secondary.</w:t>
-      </w:r>
-      <w:r>
-        <w:t xml:space="preserve"> </w:t>
-      </w:r>
-      <w:r>
-        <w:rPr>
-          <w:bCs/>
-          <w:b/>
-        </w:rPr>
-        <w:t xml:space="preserve">(2) Explanatory variables and lag structures</w:t>
-      </w:r>
-      <w:r>
-        <w:t xml:space="preserve"> </w:t>
-      </w:r>
-      <w:r>
-        <w:t xml:space="preserve">reported as informative per crisis type.</w:t>
-      </w:r>
-      <w:r>
-        <w:t xml:space="preserve"> </w:t>
-      </w:r>
-      <w:r>
-        <w:rPr>
-          <w:bCs/>
-          <w:b/>
-        </w:rPr>
-        <w:t xml:space="preserve">(3) Model-form evidence:</w:t>
-      </w:r>
-      <w:r>
-        <w:t xml:space="preserve"> </w:t>
-      </w:r>
-      <w:r>
-        <w:t xml:space="preserve">which algorithm families the forecasting literature finds effective for which outcome, horizon and crisis type [Wargon 2009], feeding T3.3.</w:t>
-      </w:r>
-      <w:r>
-        <w:t xml:space="preserve"> </w:t>
-      </w:r>
-      <w:r>
-        <w:rPr>
-          <w:bCs/>
-          <w:b/>
-        </w:rPr>
-        <w:t xml:space="preserve">(4) Outcome and threshold definitions:</w:t>
-      </w:r>
-      <w:r>
-        <w:t xml:space="preserve"> </w:t>
-      </w:r>
-      <w:r>
-        <w:t xml:space="preserve">which series are used operationally and at what levels warnings fire [Lung 2021], entering T2.1's anchors and T4.1's elicitation as evidence-based starting points. Classes 2 to 4 carry provenance and certainty grades and are pursued only as inputs to the registered H3a configuration; H1's benchmark applies to class 1.</w:t>
-      </w:r>
-    </w:p>
-    <w:bookmarkEnd w:id="44"/>
-    <w:bookmarkStart w:id="45" w:name="X6a0faf3a0070b42dad420c82deb40ef5734c23e"/>
+        <w:t xml:space="preserve">. Transmission parameters (R0/Rt, serial interval) and conversions from viral shedding to incidence are secondary.</w:t>
+      </w:r>
+      <w:r>
+        <w:t xml:space="preserve"> </w:t>
+      </w:r>
+      <w:r>
+        <w:rPr>
+          <w:bCs/>
+          <w:b/>
+        </w:rPr>
+        <w:t xml:space="preserve">(2) Explanatory variables and their delays</w:t>
+      </w:r>
+      <w:r>
+        <w:t xml:space="preserve"> </w:t>
+      </w:r>
+      <w:r>
+        <w:t xml:space="preserve">reported as informative for each crisis type.</w:t>
+      </w:r>
+      <w:r>
+        <w:t xml:space="preserve"> </w:t>
+      </w:r>
+      <w:r>
+        <w:rPr>
+          <w:bCs/>
+          <w:b/>
+        </w:rPr>
+        <w:t xml:space="preserve">(3) Evidence on model forms</w:t>
+      </w:r>
+      <w:r>
+        <w:t xml:space="preserve">, that is, which algorithm families work for which outcome, horizon and crisis type [Wargon 2009], feeding T3.3.</w:t>
+      </w:r>
+      <w:r>
+        <w:t xml:space="preserve"> </w:t>
+      </w:r>
+      <w:r>
+        <w:rPr>
+          <w:bCs/>
+          <w:b/>
+        </w:rPr>
+        <w:t xml:space="preserve">(4) Definitions of outcomes and thresholds</w:t>
+      </w:r>
+      <w:r>
+        <w:t xml:space="preserve">, that is, which series services use and at what levels warnings fire [Lung 2021], as starting points for T2.1's anchors and T4.1's elicitation. Classes 2 to 4 carry their source and certainty grades and are pursued only as inputs to the registered H3a configuration. H1's benchmark applies to class 1.</w:t>
+      </w:r>
+    </w:p>
+    <w:bookmarkEnd w:id="43"/>
+    <w:bookmarkStart w:id="44" w:name="X6a0faf3a0070b42dad420c82deb40ef5734c23e"/>
     <w:p>
       <w:pPr>
         <w:pStyle w:val="Heading5"/>
       </w:pPr>
       <w:r>
-        <w:t xml:space="preserve">T1.2: Build the quantitative extraction benchmark</w:t>
+        <w:t xml:space="preserve">T1.2. Build the quantitative extraction benchmark</w:t>
       </w:r>
       <w:r>
         <w:t xml:space="preserve"> </w:t>
@@ -2310,7 +2215,7 @@
         <w:pStyle w:val="FirstParagraph"/>
       </w:pPr>
       <w:r>
-        <w:t xml:space="preserve">I and a separately contracted independent extractor (§2.4) independently extract target quantities from a stratified random sample of</w:t>
+        <w:t xml:space="preserve">A separately contracted independent extractor (§2.4) and I each extract the target quantities from a stratified random sample of</w:t>
       </w:r>
       <w:r>
         <w:t xml:space="preserve"> </w:t>
@@ -2326,7 +2231,7 @@
         <w:t xml:space="preserve"> </w:t>
       </w:r>
       <w:r>
-        <w:t xml:space="preserve">publications, with adjudication; stratification covers parameter class, reporting quality, study design and</w:t>
+        <w:t xml:space="preserve">publications, and differences are adjudicated. The strata cover parameter class, reporting quality, study design and</w:t>
       </w:r>
       <w:r>
         <w:t xml:space="preserve"> </w:t>
@@ -2342,7 +2247,7 @@
         <w:t xml:space="preserve"> </w:t>
       </w:r>
       <w:r>
-        <w:t xml:space="preserve">(journal versus timestamped situational report), so error is characterised separately for T3.2's faster secondary sources. An</w:t>
+        <w:t xml:space="preserve">(journal versus timestamped situation report), so the error is measured separately for T3.2's faster secondary sources. An</w:t>
       </w:r>
       <w:r>
         <w:t xml:space="preserve"> </w:t>
@@ -2358,17 +2263,17 @@
         <w:t xml:space="preserve"> </w:t>
       </w:r>
       <w:r>
-        <w:t xml:space="preserve">scores retrieval against the reported inclusion sets of published systematic reviews in the target classes, and extraction and pooling against their published summary estimates. The benchmark is an open deliverable.</w:t>
-      </w:r>
-    </w:p>
-    <w:bookmarkEnd w:id="45"/>
-    <w:bookmarkStart w:id="46" w:name="X1f0f12e8d6f84b4ee5e4c739d1c5cd9f8ae9623"/>
+        <w:t xml:space="preserve">scores retrieval against the inclusion lists of published systematic reviews in the target classes, and extraction and pooling against their published summary estimates. The benchmark is an open deliverable.</w:t>
+      </w:r>
+    </w:p>
+    <w:bookmarkEnd w:id="44"/>
+    <w:bookmarkStart w:id="45" w:name="X1f0f12e8d6f84b4ee5e4c739d1c5cd9f8ae9623"/>
     <w:p>
       <w:pPr>
         <w:pStyle w:val="Heading5"/>
       </w:pPr>
       <w:r>
-        <w:t xml:space="preserve">T1.3: Characterise automated extraction error</w:t>
+        <w:t xml:space="preserve">T1.3. Characterise automated extraction error</w:t>
       </w:r>
       <w:r>
         <w:t xml:space="preserve"> </w:t>
@@ -2386,7 +2291,7 @@
         <w:pStyle w:val="FirstParagraph"/>
       </w:pPr>
       <w:r>
-        <w:t xml:space="preserve">Compare automated extraction with the benchmark on point estimates, uncertainty, omissions and between-study dispersion; H1's primary metric is the median log-ratio of automated to adjudicated</w:t>
+        <w:t xml:space="preserve">Automated extraction is compared with the benchmark on point estimates, uncertainty, omissions and between-study spread. H1's primary measure is the median log-ratio of the automated to the adjudicated</w:t>
       </w:r>
       <w:r>
         <w:t xml:space="preserve"> </w:t>
@@ -2399,17 +2304,17 @@
         <w:t xml:space="preserve">standard deviation of the evidence-derived distribution</w:t>
       </w:r>
       <w:r>
-        <w:t xml:space="preserve">, per parameter class on a common scale under the registered pooling model, with a pre-specified interval (under-dispersion: ratio below one); within-study uncertainty and between-study heterogeneity are propagated separately and jointly, with sensitivity to the underlying model version.</w:t>
-      </w:r>
-    </w:p>
-    <w:bookmarkEnd w:id="46"/>
-    <w:bookmarkStart w:id="47" w:name="X9cdeccc86e5c88b64f2110c6ca75497fb99dce6"/>
+        <w:t xml:space="preserve">. It is computed per parameter class on a common scale under the registered pooling model, with an interval set in advance, and a ratio below one means under-dispersion. Within-study uncertainty and between-study heterogeneity are carried through separately and together, with sensitivity to the model version.</w:t>
+      </w:r>
+    </w:p>
+    <w:bookmarkEnd w:id="45"/>
+    <w:bookmarkStart w:id="46" w:name="X9cdeccc86e5c88b64f2110c6ca75497fb99dce6"/>
     <w:p>
       <w:pPr>
         <w:pStyle w:val="Heading5"/>
       </w:pPr>
       <w:r>
-        <w:t xml:space="preserve">T1.4: Construct uncertainty-aware evidence distributions</w:t>
+        <w:t xml:space="preserve">T1.4. Construct uncertainty-aware evidence distributions</w:t>
       </w:r>
       <w:r>
         <w:t xml:space="preserve"> </w:t>
@@ -2427,17 +2332,17 @@
         <w:pStyle w:val="FirstParagraph"/>
       </w:pPr>
       <w:r>
-        <w:t xml:space="preserve">Represent extraction error explicitly as measurement error; compare inverse-variance and quality-weighted pooling, meta-analytic-predictive priors and power-prior discounting. Output: a prior with provenance, extraction uncertainty and a documented borrowing weight.</w:t>
-      </w:r>
-    </w:p>
-    <w:bookmarkEnd w:id="47"/>
-    <w:bookmarkStart w:id="48" w:name="t15-transportability-screen-m15m20"/>
+        <w:t xml:space="preserve">Extraction error is represented explicitly as measurement error. It compares inverse-variance and quality-weighted pooling, meta-analytic-predictive priors and power-prior discounting. The output is a prior with its source, its extraction uncertainty and a documented borrowing weight.</w:t>
+      </w:r>
+    </w:p>
+    <w:bookmarkEnd w:id="46"/>
+    <w:bookmarkStart w:id="47" w:name="t15-screen-for-transportability-m15m20"/>
     <w:p>
       <w:pPr>
         <w:pStyle w:val="Heading5"/>
       </w:pPr>
       <w:r>
-        <w:t xml:space="preserve">T1.5: Transportability screen</w:t>
+        <w:t xml:space="preserve">T1.5. Screen for transportability</w:t>
       </w:r>
       <w:r>
         <w:t xml:space="preserve"> </w:t>
@@ -2455,7 +2360,7 @@
         <w:pStyle w:val="FirstParagraph"/>
       </w:pPr>
       <w:r>
-        <w:t xml:space="preserve">Characterise effect modifiers and study-setting differences relevant to Geneva; the transportability criteria, and the mapping from transportability score to prior widening or discounting, are fixed before the confirmatory evaluation, producing the metadata WP3's conflict analysis needs.</w:t>
+        <w:t xml:space="preserve">It describes the effect modifiers and how study settings differ from Geneva. The transportability criteria, and the rule that turns a transportability score into a wider or discounted prior, are fixed before the confirmatory evaluation. This produces the metadata WP3's conflict analysis needs.</w:t>
       </w:r>
     </w:p>
     <w:p>
@@ -2473,7 +2378,7 @@
         <w:t xml:space="preserve"> </w:t>
       </w:r>
       <w:r>
-        <w:t xml:space="preserve">D1.1 open benchmark; D1.2 error analysis; D1.3 evidence-to-prior library.</w:t>
+        <w:t xml:space="preserve">D1.1 open benchmark, D1.2 error analysis, D1.3 evidence-to-prior library.</w:t>
       </w:r>
     </w:p>
     <w:p>
@@ -2491,18 +2396,18 @@
         <w:t xml:space="preserve"> </w:t>
       </w:r>
       <w:r>
-        <w:t xml:space="preserve">If expert time binds, the benchmark narrows to the core parameter classes.</w:t>
-      </w:r>
-    </w:p>
+        <w:t xml:space="preserve">If expert time runs short, the benchmark narrows to the core parameter classes.</w:t>
+      </w:r>
+    </w:p>
+    <w:bookmarkEnd w:id="47"/>
     <w:bookmarkEnd w:id="48"/>
-    <w:bookmarkEnd w:id="49"/>
-    <w:bookmarkStart w:id="55" w:name="X96361259bb603d8d0d63166386752c7f2a90aae"/>
+    <w:bookmarkStart w:id="54" w:name="X09f42862fb3fa845d6f7c9fccae244d4f1613e8"/>
     <w:p>
       <w:pPr>
         <w:pStyle w:val="Heading4"/>
       </w:pPr>
       <w:r>
-        <w:t xml:space="preserve">WP2: A parsimonious model of health-system escalation</w:t>
+        <w:t xml:space="preserve">WP2. A simple model of health-system escalation</w:t>
       </w:r>
       <w:r>
         <w:t xml:space="preserve"> </w:t>
@@ -2515,13 +2420,13 @@
         <w:t xml:space="preserve">(M1–M28)</w:t>
       </w:r>
     </w:p>
-    <w:bookmarkStart w:id="50" w:name="Xcfcc11e2b7bec828711203675136706e3bef48c"/>
+    <w:bookmarkStart w:id="49" w:name="X613b174c8907e8d3931f3c003761545d33bbddb"/>
     <w:p>
       <w:pPr>
         <w:pStyle w:val="Heading5"/>
       </w:pPr>
       <w:r>
-        <w:t xml:space="preserve">T2.1: Specify and identify the state model</w:t>
+        <w:t xml:space="preserve">T2.1. Specify the state model and check it can be identified</w:t>
       </w:r>
       <w:r>
         <w:t xml:space="preserve"> </w:t>
@@ -2539,7 +2444,7 @@
         <w:pStyle w:val="FirstParagraph"/>
       </w:pPr>
       <w:r>
-        <w:t xml:space="preserve">A Bayesian hierarchical Markov regime-switching model [Hamilton 1989] with an ordinal latent state (routine, elevated, strained, critical) observed through emergency calls (the primary channel), with ED presentations and ICU occupancy added where available; pre-specified weather, calendar and epidemic covariates; series-specific observation models sharing the state. Before real-data fitting: simulation-based identifiability and recovery, including the reduced-channel case; ordering constraints resolve label switching; if separation is insufficient, the fallback is an ordinal state-space formulation; the criterion is state and transition recovery, not visual fit.</w:t>
+        <w:t xml:space="preserve">A Bayesian hierarchical Markov regime-switching model [Hamilton 1989] has a hidden ordered state (routine, elevated, strained, critical) observed through emergency calls, the primary channel, with ED presentations and ICU occupancy added where available. Weather, calendar and epidemic covariates are set in advance, and each series has its own observation model linked to the shared state. Before fitting real data, simulations test whether the parameters and states can be recovered, including when fewer channels are available. Ordering constraints resolve label switching. If the states separate poorly, the fallback is an ordinal state-space model. The criterion is the recovery of states and transitions, not visual fit.</w:t>
       </w:r>
       <w:r>
         <w:t xml:space="preserve"> </w:t>
@@ -2552,7 +2457,10 @@
         <w:t xml:space="preserve">Provisional state anchors</w:t>
       </w:r>
       <w:r>
-        <w:t xml:space="preserve">, fixed at registration for WP2–WP3 (T4.1's later elicitation refines their decision interpretation, never the confirmatory state definition):</w:t>
+        <w:t xml:space="preserve"> </w:t>
+      </w:r>
+      <w:r>
+        <w:t xml:space="preserve">are fixed at registration for WP2 and WP3. T4.1's later elicitation refines what they mean for decisions, never the confirmatory definition of the states. The state is</w:t>
       </w:r>
       <w:r>
         <w:t xml:space="preserve"> </w:t>
@@ -2568,7 +2476,7 @@
         <w:t xml:space="preserve"> </w:t>
       </w:r>
       <w:r>
-        <w:t xml:space="preserve">below the 75th percentile of the seasonal baseline;</w:t>
+        <w:t xml:space="preserve">below the 75th percentile of the seasonal baseline and</w:t>
       </w:r>
       <w:r>
         <w:t xml:space="preserve"> </w:t>
@@ -2584,7 +2492,7 @@
         <w:t xml:space="preserve"> </w:t>
       </w:r>
       <w:r>
-        <w:t xml:space="preserve">75th to 90th;</w:t>
+        <w:t xml:space="preserve">from the 75th to the 90th. It is</w:t>
       </w:r>
       <w:r>
         <w:t xml:space="preserve"> </w:t>
@@ -2600,7 +2508,7 @@
         <w:t xml:space="preserve"> </w:t>
       </w:r>
       <w:r>
-        <w:t xml:space="preserve">90th to 97.5th, or sustained capacity pressure (ICU occupancy above 85%, ED boarding above its seasonal 90th percentile);</w:t>
+        <w:t xml:space="preserve">from the 90th to the 97.5th, or under sustained capacity pressure (ICU occupancy above 85%, or ED boarding above its seasonal 90th percentile). It is</w:t>
       </w:r>
       <w:r>
         <w:t xml:space="preserve"> </w:t>
@@ -2616,17 +2524,17 @@
         <w:t xml:space="preserve"> </w:t>
       </w:r>
       <w:r>
-        <w:t xml:space="preserve">above the 97.5th, or capacity saturation; the highest applicable state prevails, capacity saturation alone defining critical. Anchors are percentile-based per event type; in estimation they enter as priors on state-dependent levels, not hard cutoffs.</w:t>
-      </w:r>
-    </w:p>
-    <w:bookmarkEnd w:id="50"/>
-    <w:bookmarkStart w:id="51" w:name="t22-represent-the-critical-tail-m6m14"/>
+        <w:t xml:space="preserve">above the 97.5th, or at capacity saturation. The highest applicable state prevails, and capacity saturation alone defines critical. Anchors are percentiles for each event type, and in estimation they enter as priors on the level of each state, not as hard cutoffs.</w:t>
+      </w:r>
+    </w:p>
+    <w:bookmarkEnd w:id="49"/>
+    <w:bookmarkStart w:id="50" w:name="t22-represent-the-critical-tail-m6m14"/>
     <w:p>
       <w:pPr>
         <w:pStyle w:val="Heading5"/>
       </w:pPr>
       <w:r>
-        <w:t xml:space="preserve">T2.2: Represent the critical tail</w:t>
+        <w:t xml:space="preserve">T2.2. Represent the critical tail</w:t>
       </w:r>
       <w:r>
         <w:t xml:space="preserve"> </w:t>
@@ -2644,17 +2552,17 @@
         <w:pStyle w:val="FirstParagraph"/>
       </w:pPr>
       <w:r>
-        <w:t xml:space="preserve">Peaks-over-threshold/generalised Pareto modelling for rare exceedances, coupled to the critical-state probability, threshold sensitivity reported: supporting, not a separate objective.</w:t>
-      </w:r>
-    </w:p>
-    <w:bookmarkEnd w:id="51"/>
-    <w:bookmarkStart w:id="52" w:name="X5910b65a6c96f541f6ee1d1f4e7b629b8905b43"/>
+        <w:t xml:space="preserve">Rare exceedances are modelled with peaks over threshold and the generalised Pareto distribution, linked to the probability of the critical state, with threshold sensitivity reported, in support of the other tasks rather than as a separate objective.</w:t>
+      </w:r>
+    </w:p>
+    <w:bookmarkEnd w:id="50"/>
+    <w:bookmarkStart w:id="51" w:name="X5910b65a6c96f541f6ee1d1f4e7b629b8905b43"/>
     <w:p>
       <w:pPr>
         <w:pStyle w:val="Heading5"/>
       </w:pPr>
       <w:r>
-        <w:t xml:space="preserve">T2.3: Introduce evidence-derived priors</w:t>
+        <w:t xml:space="preserve">T2.3. Introduce evidence-derived priors</w:t>
       </w:r>
       <w:r>
         <w:t xml:space="preserve"> </w:t>
@@ -2672,17 +2580,17 @@
         <w:pStyle w:val="FirstParagraph"/>
       </w:pPr>
       <w:r>
-        <w:t xml:space="preserve">Map WP1 distributions to the parameters where published evidence is relevant (weather effects, surge magnitudes, transition characteristics); compare weakly informative, fixed evidence-derived and adaptive robust borrowing. The adaptive specification is a robust mixture of an evidence-derived and a weakly informative component; the conflict statistic and the discount function are fixed before the confirmatory evaluation, not tuned during it. Power-prior and commensurate-prior approaches are sensitivity comparators.</w:t>
-      </w:r>
-    </w:p>
-    <w:bookmarkEnd w:id="52"/>
-    <w:bookmarkStart w:id="53" w:name="Xb9bfd8debfdb203fd11e999ef1fb877424883c9"/>
+        <w:t xml:space="preserve">WP1's distributions are mapped to the parameters where published evidence is relevant (weather effects, surge sizes, features of transitions). It compares weakly informative priors, fixed evidence-derived priors and adaptive robust borrowing. The adaptive version is a robust mixture of an evidence-derived and a weakly informative component. The conflict statistic and the discount function are fixed before the confirmatory evaluation and are not tuned during it. Power priors and commensurate priors serve as comparators in sensitivity analyses.</w:t>
+      </w:r>
+    </w:p>
+    <w:bookmarkEnd w:id="51"/>
+    <w:bookmarkStart w:id="52" w:name="X8a80cb22f8643a70114629654eeb3c80aeaca69"/>
     <w:p>
       <w:pPr>
         <w:pStyle w:val="Heading5"/>
       </w:pPr>
       <w:r>
-        <w:t xml:space="preserve">T2.4: Add resilience indicators as a secondary information channel</w:t>
+        <w:t xml:space="preserve">T2.4. Add resilience indicators as a secondary source of information</w:t>
       </w:r>
       <w:r>
         <w:t xml:space="preserve"> </w:t>
@@ -2700,17 +2608,17 @@
         <w:pStyle w:val="FirstParagraph"/>
       </w:pPr>
       <w:r>
-        <w:t xml:space="preserve">Rolling variance and lag-1 autocorrelation, entered as optional covariates on transition dynamics: do they add information beyond level/trend and the evidence prior? A null result is interpretable.</w:t>
-      </w:r>
-    </w:p>
-    <w:bookmarkEnd w:id="53"/>
-    <w:bookmarkStart w:id="54" w:name="X319ea3cda6221798b95d6fb40987f10f35f77e1"/>
+        <w:t xml:space="preserve">Rolling variance and lag-1 autocorrelation enter as optional covariates on the transitions between states. The question is whether they add information beyond level, trend and the evidence prior. A null result is interpretable.</w:t>
+      </w:r>
+    </w:p>
+    <w:bookmarkEnd w:id="52"/>
+    <w:bookmarkStart w:id="53" w:name="X319ea3cda6221798b95d6fb40987f10f35f77e1"/>
     <w:p>
       <w:pPr>
         <w:pStyle w:val="Heading5"/>
       </w:pPr>
       <w:r>
-        <w:t xml:space="preserve">T2.5: Calibration, automation and validity monitoring</w:t>
+        <w:t xml:space="preserve">T2.5. Calibration, automation and validity monitoring</w:t>
       </w:r>
       <w:r>
         <w:t xml:space="preserve"> </w:t>
@@ -2728,7 +2636,7 @@
         <w:pStyle w:val="FirstParagraph"/>
       </w:pPr>
       <w:r>
-        <w:t xml:space="preserve">Calibration methods suited to temporal dependence; a conformal component [Angelopoulos 2023; Barber 2023] as a robustness layer if simulation confirms its assumptions. This task also builds the</w:t>
+        <w:t xml:space="preserve">It uses calibration methods suited to time-dependent data, with a conformal component [Angelopoulos 2023; Barber 2023] as a robustness layer if simulation confirms its assumptions. It also builds the</w:t>
       </w:r>
       <w:r>
         <w:t xml:space="preserve"> </w:t>
@@ -2741,23 +2649,23 @@
         <w:t xml:space="preserve">automation layer</w:t>
       </w:r>
       <w:r>
-        <w:t xml:space="preserve">: public streams (weather, surveillance, wastewater) ingested automatically as they become available; models re-estimated at each input's native cadence with versioned re-fitting; and</w:t>
-      </w:r>
-      <w:r>
-        <w:t xml:space="preserve"> </w:t>
-      </w:r>
-      <w:r>
-        <w:rPr>
-          <w:bCs/>
-          <w:b/>
-        </w:rPr>
-        <w:t xml:space="preserve">assumption and validity diagnostics</w:t>
-      </w:r>
-      <w:r>
-        <w:t xml:space="preserve"> </w:t>
-      </w:r>
-      <w:r>
-        <w:t xml:space="preserve">on every fit (residual structure, dispersion, calibration): a model failing its checks is excluded by pre-registered rules. Release a reference implementation in LiteRev-Evidence.</w:t>
+        <w:t xml:space="preserve">. Public data streams (weather, surveillance, wastewater) are loaded automatically as they become available, and models are re-estimated at the natural pace of each input, with every re-fit versioned. Every fit runs</w:t>
+      </w:r>
+      <w:r>
+        <w:t xml:space="preserve"> </w:t>
+      </w:r>
+      <w:r>
+        <w:rPr>
+          <w:bCs/>
+          <w:b/>
+        </w:rPr>
+        <w:t xml:space="preserve">checks of its assumptions and validity</w:t>
+      </w:r>
+      <w:r>
+        <w:t xml:space="preserve"> </w:t>
+      </w:r>
+      <w:r>
+        <w:t xml:space="preserve">(residual structure, dispersion, calibration), and registered rules exclude a model that fails them. A reference implementation is released in LiteRev-Evidence.</w:t>
       </w:r>
     </w:p>
     <w:p>
@@ -2775,7 +2683,7 @@
         <w:t xml:space="preserve"> </w:t>
       </w:r>
       <w:r>
-        <w:t xml:space="preserve">Fitting literature-parameterised trajectories as if data would count the same information twice and disable the conflict diagnostic H3b depends on; simulation serves identifiability, structural constraints and prior predictive checks, never tightening the evidence prior.</w:t>
+        <w:t xml:space="preserve">Fitting trajectories built from literature parameters as if they were data would count the same information twice and disable the conflict check that H3b depends on. Simulation therefore serves identifiability, structural constraints and prior predictive checks, and never narrows the evidence prior.</w:t>
       </w:r>
     </w:p>
     <w:p>
@@ -2793,7 +2701,7 @@
         <w:t xml:space="preserve"> </w:t>
       </w:r>
       <w:r>
-        <w:t xml:space="preserve">D2.1 model specification and identifiability study; D2.2 open implementation; D2.3 methodological paper.</w:t>
+        <w:t xml:space="preserve">D2.1 model specification and identifiability study, D2.2 open implementation, D2.3 methodological paper.</w:t>
       </w:r>
     </w:p>
     <w:p>
@@ -2811,7 +2719,7 @@
         <w:t xml:space="preserve"> </w:t>
       </w:r>
       <w:r>
-        <w:t xml:space="preserve">Weak regime separation.</w:t>
+        <w:t xml:space="preserve">The states may separate weakly.</w:t>
       </w:r>
       <w:r>
         <w:t xml:space="preserve"> </w:t>
@@ -2821,24 +2729,24 @@
           <w:iCs/>
           <w:i/>
         </w:rPr>
-        <w:t xml:space="preserve">Mitigation:</w:t>
-      </w:r>
-      <w:r>
-        <w:t xml:space="preserve"> </w:t>
-      </w:r>
-      <w:r>
-        <w:t xml:space="preserve">simulation first; the ordinal fallback; report the identifiability boundary as a result, not tuned until success.</w:t>
-      </w:r>
-    </w:p>
+        <w:t xml:space="preserve">Mitigation.</w:t>
+      </w:r>
+      <w:r>
+        <w:t xml:space="preserve"> </w:t>
+      </w:r>
+      <w:r>
+        <w:t xml:space="preserve">Simulation comes first, the ordinal fallback is ready, and the identifiability limit is reported as a result rather than tuned until it succeeds.</w:t>
+      </w:r>
+    </w:p>
+    <w:bookmarkEnd w:id="53"/>
     <w:bookmarkEnd w:id="54"/>
-    <w:bookmarkEnd w:id="55"/>
-    <w:bookmarkStart w:id="62" w:name="X3621a3c2966e02ae9abd610739842be4cccf549"/>
+    <w:bookmarkStart w:id="61" w:name="X3621a3c2966e02ae9abd610739842be4cccf549"/>
     <w:p>
       <w:pPr>
         <w:pStyle w:val="Heading4"/>
       </w:pPr>
       <w:r>
-        <w:t xml:space="preserve">WP3: The decisive cold-start experiment</w:t>
+        <w:t xml:space="preserve">WP3. The decisive cold-start experiment</w:t>
       </w:r>
       <w:r>
         <w:t xml:space="preserve"> </w:t>
@@ -2851,13 +2759,13 @@
         <w:t xml:space="preserve">(M12–M42)</w:t>
       </w:r>
     </w:p>
-    <w:bookmarkStart w:id="56" w:name="Xa694a77d033b61f3d1e7d09fe04f1af6ed4966d"/>
+    <w:bookmarkStart w:id="55" w:name="Xa694a77d033b61f3d1e7d09fe04f1af6ed4966d"/>
     <w:p>
       <w:pPr>
         <w:pStyle w:val="Heading5"/>
       </w:pPr>
       <w:r>
-        <w:t xml:space="preserve">T3.0: Outcome hierarchy, data-access gate and episode eligibility</w:t>
+        <w:t xml:space="preserve">T3.0. Outcome hierarchy, data-access gate and episode eligibility</w:t>
       </w:r>
       <w:r>
         <w:t xml:space="preserve"> </w:t>
@@ -2875,7 +2783,7 @@
         <w:pStyle w:val="FirstParagraph"/>
       </w:pPr>
       <w:r>
-        <w:t xml:space="preserve">Fixed before any evaluation is designed, never revisited on performance:</w:t>
+        <w:t xml:space="preserve">All of the following is fixed before any evaluation is designed and never revisited because of performance.</w:t>
       </w:r>
     </w:p>
     <w:p>
@@ -2906,7 +2814,7 @@
         <w:t xml:space="preserve">daily respiratory-related emergency demand derived from CASU-144 records</w:t>
       </w:r>
       <w:r>
-        <w:t xml:space="preserve">, not a raw call count: a pre-registered classification of recorded call reasons and urgency levels.</w:t>
+        <w:t xml:space="preserve">, not a raw count of calls. It rests on a registered classification of the recorded call reasons and urgency levels.</w:t>
       </w:r>
       <w:r>
         <w:t xml:space="preserve"> </w:t>
@@ -2919,20 +2827,20 @@
         <w:t xml:space="preserve">The heat arm scores heat-sensitive demand</w:t>
       </w:r>
       <w:r>
-        <w:t xml:space="preserve">: the same series and construction, restricted to cause classes fixed at registration (dehydration, renal, psychiatric), with respiratory-restricted and 75+ sensitivities. ED presentations and ICU occupancy enter as</w:t>
-      </w:r>
-      <w:r>
-        <w:t xml:space="preserve"> </w:t>
-      </w:r>
-      <w:r>
-        <w:rPr>
-          <w:bCs/>
-          <w:b/>
-        </w:rPr>
-        <w:t xml:space="preserve">additional observation channels on the shared latent state</w:t>
-      </w:r>
-      <w:r>
-        <w:t xml:space="preserve">; wastewater, sentinel consultations and weather as covariates.</w:t>
+        <w:t xml:space="preserve">, using the same series and construction restricted to cause classes fixed at registration (dehydration, renal, psychiatric), with sensitivity analyses restricted to respiratory causes and to people aged 75 and over. ED presentations and ICU occupancy enter as</w:t>
+      </w:r>
+      <w:r>
+        <w:t xml:space="preserve"> </w:t>
+      </w:r>
+      <w:r>
+        <w:rPr>
+          <w:bCs/>
+          <w:b/>
+        </w:rPr>
+        <w:t xml:space="preserve">additional observation channels on the shared hidden state</w:t>
+      </w:r>
+      <w:r>
+        <w:t xml:space="preserve">, and wastewater, sentinel consultations and weather enter as covariates.</w:t>
       </w:r>
     </w:p>
     <w:p>
@@ -2944,29 +2852,26 @@
           <w:bCs/>
           <w:b/>
         </w:rPr>
-        <w:t xml:space="preserve">Candidate outcome set and geography.</w:t>
-      </w:r>
-      <w:r>
-        <w:t xml:space="preserve"> </w:t>
-      </w:r>
-      <w:r>
-        <w:t xml:space="preserve">The pre-registered candidates, in hierarchy order: (1) cause-filtered CASU-144 emergency demand (primary); (2) ED presentations by category; (3) ICU occupancy; (4) all-cause 144 engagements and hospital admissions as sensitivity series; open surveillance (Sentinella, wastewater) as fallback outcomes only. The unit is the</w:t>
-      </w:r>
-      <w:r>
-        <w:t xml:space="preserve"> </w:t>
-      </w:r>
-      <w:r>
-        <w:rPr>
-          <w:bCs/>
-          <w:b/>
-        </w:rPr>
-        <w:t xml:space="preserve">canton of Geneva at daily resolution</w:t>
-      </w:r>
-      <w:r>
-        <w:t xml:space="preserve"> </w:t>
-      </w:r>
-      <w:r>
-        <w:t xml:space="preserve">(the HUG centrale's coverage area): a deliberate single-canton design in the data ecosystem I already work in; generalisation comes from the contrasting archetypes and the open national series.</w:t>
+        <w:t xml:space="preserve">Candidate outcomes and geography.</w:t>
+      </w:r>
+      <w:r>
+        <w:t xml:space="preserve"> </w:t>
+      </w:r>
+      <w:r>
+        <w:t xml:space="preserve">After (1) the primary outcome, the registered candidates are, in order, (2) ED presentations by category, (3) ICU occupancy, and (4) all-cause 144 engagements and hospital admissions as sensitivity series. Open surveillance (Sentinella, wastewater) serves only as a fallback outcome. The unit is the</w:t>
+      </w:r>
+      <w:r>
+        <w:t xml:space="preserve"> </w:t>
+      </w:r>
+      <w:r>
+        <w:rPr>
+          <w:bCs/>
+          <w:b/>
+        </w:rPr>
+        <w:t xml:space="preserve">canton of Geneva, day by day</w:t>
+      </w:r>
+      <w:r>
+        <w:t xml:space="preserve">, which is the area the HUG dispatch centre covers. The single canton is deliberate, as I already work in its data ecosystem. Generalisation comes from the contrasting crisis types and the open national series.</w:t>
       </w:r>
     </w:p>
     <w:p>
@@ -2984,23 +2889,23 @@
         <w:t xml:space="preserve"> </w:t>
       </w:r>
       <w:r>
-        <w:t xml:space="preserve">CASU-144 is the pre-specified primary outcome. Criteria for</w:t>
-      </w:r>
-      <w:r>
-        <w:t xml:space="preserve"> </w:t>
-      </w:r>
-      <w:r>
-        <w:rPr>
-          <w:bCs/>
-          <w:b/>
-        </w:rPr>
-        <w:t xml:space="preserve">historical depth, resolution, latency and completeness</w:t>
-      </w:r>
-      <w:r>
-        <w:t xml:space="preserve"> </w:t>
-      </w:r>
-      <w:r>
-        <w:t xml:space="preserve">are fixed in advance; a month-12 gate confirms them; if not, the pre-specified fallback activates and the claim narrows.</w:t>
+        <w:t xml:space="preserve">CASU-144 is the primary outcome set in advance. Criteria for</w:t>
+      </w:r>
+      <w:r>
+        <w:t xml:space="preserve"> </w:t>
+      </w:r>
+      <w:r>
+        <w:rPr>
+          <w:bCs/>
+          <w:b/>
+        </w:rPr>
+        <w:t xml:space="preserve">historical depth, resolution, delay and completeness</w:t>
+      </w:r>
+      <w:r>
+        <w:t xml:space="preserve"> </w:t>
+      </w:r>
+      <w:r>
+        <w:t xml:space="preserve">are also fixed in advance, and a gate at month 12 confirms them. If they are not met, the fallback set in advance activates and the claim narrows.</w:t>
       </w:r>
     </w:p>
     <w:p>
@@ -3018,30 +2923,30 @@
         <w:t xml:space="preserve"> </w:t>
       </w:r>
       <w:r>
-        <w:t xml:space="preserve">An episode enters the confirmatory evaluation only if all of these are prospectively reconstructable: (1) a detectable onset under the prospective onset rule; (2) enough pre-onset history for its rolling baseline; (3) enough post-onset observations at the primary horizon; (4) the external evidence</w:t>
-      </w:r>
-      <w:r>
-        <w:t xml:space="preserve"> </w:t>
-      </w:r>
-      <w:r>
-        <w:rPr>
-          <w:bCs/>
-          <w:b/>
-        </w:rPr>
-        <w:t xml:space="preserve">as it stood at the historical origin</w:t>
-      </w:r>
-      <w:r>
-        <w:t xml:space="preserve">; (5) no leakage of future information; (6) separation from adjacent episodes. Failing episodes serve sensitivity analysis only.</w:t>
-      </w:r>
-      <w:r>
-        <w:t xml:space="preserve"> </w:t>
-      </w:r>
-      <w:r>
-        <w:rPr>
-          <w:bCs/>
-          <w:b/>
-        </w:rPr>
-        <w:t xml:space="preserve">At demand level, co-circulating pathogens form one episode.</w:t>
+        <w:t xml:space="preserve">An episode enters the confirmatory evaluation only if all of the following can be rebuilt as they stood at the time. (1) An onset detectable under the real-time onset rule. (2) Enough history before onset for its rolling baseline. (3) Enough observations after onset at the primary horizon. (4) The external evidence</w:t>
+      </w:r>
+      <w:r>
+        <w:t xml:space="preserve"> </w:t>
+      </w:r>
+      <w:r>
+        <w:rPr>
+          <w:bCs/>
+          <w:b/>
+        </w:rPr>
+        <w:t xml:space="preserve">as it stood on the historical forecast date</w:t>
+      </w:r>
+      <w:r>
+        <w:t xml:space="preserve">. (5) No leakage of future information. (6) Separation from neighbouring episodes. Episodes that fail serve only sensitivity analyses.</w:t>
+      </w:r>
+      <w:r>
+        <w:t xml:space="preserve"> </w:t>
+      </w:r>
+      <w:r>
+        <w:rPr>
+          <w:bCs/>
+          <w:b/>
+        </w:rPr>
+        <w:t xml:space="preserve">At the level of demand, pathogens that circulate together form one episode.</w:t>
       </w:r>
     </w:p>
     <w:p>
@@ -3059,7 +2964,7 @@
         <w:t xml:space="preserve"> </w:t>
       </w:r>
       <w:r>
-        <w:t xml:space="preserve">The hierarchy, gate criteria and eligibility rule are registered now. The window</w:t>
+        <w:t xml:space="preserve">The order of outcomes, the gate criteria and the eligibility rule are registered now. The window</w:t>
       </w:r>
       <w:r>
         <w:t xml:space="preserve"> </w:t>
@@ -3072,7 +2977,7 @@
         <w:t xml:space="preserve">N</w:t>
       </w:r>
       <w:r>
-        <w:t xml:space="preserve">, the archetype-specific horizons and the margin Δ are registered after the checkpoint and the episode inventory, before any evaluation runs, by T3.3's pre-declared selection rules.</w:t>
+        <w:t xml:space="preserve">, the horizon for each crisis type and the margin Δ are registered after the checkpoint and the episode inventory, before any evaluation runs, using T3.3's selection rules declared in advance.</w:t>
       </w:r>
     </w:p>
     <w:p>
@@ -3084,36 +2989,36 @@
           <w:bCs/>
           <w:b/>
         </w:rPr>
-        <w:t xml:space="preserve">Open-data validation track (M12–M24, pre-specified secondary).</w:t>
-      </w:r>
-      <w:r>
-        <w:t xml:space="preserve"> </w:t>
-      </w:r>
-      <w:r>
-        <w:t xml:space="preserve">Before any clinical series connects, the complete rolling-origin machinery runs on open Swiss series requiring no agreement: federal respiratory surveillance, the national wastewater programme, weekly all-cause deaths, MeteoSwiss exposures. Archived multi-model hub forecasts give contemporaneous comparators for early, genuinely cold-start rounds [Cramer 2022; Sherratt 2023]. The track ships as a</w:t>
-      </w:r>
-      <w:r>
-        <w:t xml:space="preserve"> </w:t>
-      </w:r>
-      <w:r>
-        <w:rPr>
-          <w:bCs/>
-          <w:b/>
-        </w:rPr>
-        <w:t xml:space="preserve">public, re-runnable benchmark</w:t>
-      </w:r>
-      <w:r>
-        <w:t xml:space="preserve">: every component validated before operational data arrive, the methodological test robust to access outcomes; operational series sharpen the claim to emergency-system demand.</w:t>
-      </w:r>
-    </w:p>
-    <w:bookmarkEnd w:id="56"/>
-    <w:bookmarkStart w:id="57" w:name="X70eeaa2d41fea3b2059b80eb07a5f9cd68164b6"/>
+        <w:t xml:space="preserve">Open-data validation track (M12–M24, secondary, set in advance).</w:t>
+      </w:r>
+      <w:r>
+        <w:t xml:space="preserve"> </w:t>
+      </w:r>
+      <w:r>
+        <w:t xml:space="preserve">Before any clinical series connects, the complete day-by-day replay runs on open Swiss series that need no agreement (federal respiratory surveillance, the national wastewater programme, weekly all-cause deaths, MeteoSwiss exposures). Archived forecasts from multi-model hubs give comparators from the same time for early rounds that were truly cold-start [Cramer 2022; Sherratt 2023]. The track is released as a</w:t>
+      </w:r>
+      <w:r>
+        <w:t xml:space="preserve"> </w:t>
+      </w:r>
+      <w:r>
+        <w:rPr>
+          <w:bCs/>
+          <w:b/>
+        </w:rPr>
+        <w:t xml:space="preserve">public benchmark that anyone can re-run</w:t>
+      </w:r>
+      <w:r>
+        <w:t xml:space="preserve">. Every component is thus validated before operational data arrive, whatever the access, and operational series then sharpen the claim to emergency demand.</w:t>
+      </w:r>
+    </w:p>
+    <w:bookmarkEnd w:id="55"/>
+    <w:bookmarkStart w:id="56" w:name="X70eeaa2d41fea3b2059b80eb07a5f9cd68164b6"/>
     <w:p>
       <w:pPr>
         <w:pStyle w:val="Heading5"/>
       </w:pPr>
       <w:r>
-        <w:t xml:space="preserve">T3.1: Assemble the retrospective information set</w:t>
+        <w:t xml:space="preserve">T3.1. Assemble the retrospective information set</w:t>
       </w:r>
       <w:r>
         <w:t xml:space="preserve"> </w:t>
@@ -3131,17 +3036,17 @@
         <w:pStyle w:val="FirstParagraph"/>
       </w:pPr>
       <w:r>
-        <w:t xml:space="preserve">Harmonise the CASU-144 series with the additional channels and covariates; quantify completeness and delay; model right truncation and nowcasting [Höhle 2014; McGough 2020]; degraded reporting under strain could itself mimic an early-warning signal. Two Geneva channels extend the set: the HUG COVID-19 hospitalisation data I previously analysed [Orel 2024], re-requested as a secondary respiratory validation and calibration channel, and pharmacy sales with wastewater measurements via the pharmacien cantonal as syndromic covariates.</w:t>
-      </w:r>
-    </w:p>
-    <w:bookmarkEnd w:id="57"/>
-    <w:bookmarkStart w:id="58" w:name="X732c8171905058a06d4900e04fc44f0e3e215e1"/>
+        <w:t xml:space="preserve">The CASU-144 series is harmonised with the additional channels and covariates, and its completeness and delays are measured. Right truncation is modelled with nowcasting [Höhle 2014; McGough 2020], because reporting that degrades under strain could itself look like an early-warning signal. Two Geneva channels extend the set. The HUG COVID-19 hospitalisation data I analysed before [Orel 2024] are requested again as a secondary channel for respiratory validation and calibration. Pharmacy sales and wastewater measurements from the pharmacien cantonal serve as syndromic covariates.</w:t>
+      </w:r>
+    </w:p>
+    <w:bookmarkEnd w:id="56"/>
+    <w:bookmarkStart w:id="57" w:name="Xcd66838bd8a88898d7cdfd90325a84b2d919b02"/>
     <w:p>
       <w:pPr>
         <w:pStyle w:val="Heading5"/>
       </w:pPr>
       <w:r>
-        <w:t xml:space="preserve">T3.2: Reconstruct the true information set</w:t>
+        <w:t xml:space="preserve">T3.2. Rebuild the information available at each moment</w:t>
       </w:r>
       <w:r>
         <w:t xml:space="preserve"> </w:t>
@@ -3159,17 +3064,17 @@
         <w:pStyle w:val="FirstParagraph"/>
       </w:pPr>
       <w:r>
-        <w:t xml:space="preserve">For each historical onset, create successive forecast origins using</w:t>
-      </w:r>
-      <w:r>
-        <w:t xml:space="preserve"> </w:t>
-      </w:r>
-      <w:r>
-        <w:rPr>
-          <w:bCs/>
-          <w:b/>
-        </w:rPr>
-        <w:t xml:space="preserve">only information available at that date</w:t>
+        <w:t xml:space="preserve">For each past onset, successive forecast dates (origins) use</w:t>
+      </w:r>
+      <w:r>
+        <w:t xml:space="preserve"> </w:t>
+      </w:r>
+      <w:r>
+        <w:rPr>
+          <w:bCs/>
+          <w:b/>
+        </w:rPr>
+        <w:t xml:space="preserve">only the information available on that date</w:t>
       </w:r>
       <w:r>
         <w:t xml:space="preserve">.</w:t>
@@ -3182,39 +3087,50 @@
           <w:bCs/>
           <w:b/>
         </w:rPr>
-        <w:t xml:space="preserve">Admissibility as a prior is defined by referent, not venue</w:t>
-      </w:r>
-      <w:r>
-        <w:t xml:space="preserve">: prior inputs describe</w:t>
-      </w:r>
-      <w:r>
+        <w:t xml:space="preserve">A prior may only describe</w:t>
+      </w:r>
+      <w:r>
+        <w:rPr>
+          <w:bCs/>
+          <w:b/>
+        </w:rPr>
         <w:t xml:space="preserve"> </w:t>
       </w:r>
       <w:r>
         <w:rPr>
           <w:iCs/>
           <w:i/>
+          <w:bCs/>
+          <w:b/>
         </w:rPr>
         <w:t xml:space="preserve">other</w:t>
       </w:r>
       <w:r>
-        <w:t xml:space="preserve"> </w:t>
-      </w:r>
-      <w:r>
-        <w:t xml:space="preserve">populations, places or past events.</w:t>
-      </w:r>
-      <w:r>
-        <w:t xml:space="preserve"> </w:t>
-      </w:r>
-      <w:r>
-        <w:rPr>
-          <w:bCs/>
-          <w:b/>
-        </w:rPr>
-        <w:t xml:space="preserve">The confirmatory prior uses peer-reviewed literature and preprints only</w:t>
-      </w:r>
-      <w:r>
-        <w:t xml:space="preserve">, under the rolling cut-off. Timestamped situational reporting on the ongoing event</w:t>
+        <w:rPr>
+          <w:bCs/>
+          <w:b/>
+        </w:rPr>
+        <w:t xml:space="preserve"> </w:t>
+      </w:r>
+      <w:r>
+        <w:rPr>
+          <w:bCs/>
+          <w:b/>
+        </w:rPr>
+        <w:t xml:space="preserve">populations, places or past events, whatever the venue.</w:t>
+      </w:r>
+      <w:r>
+        <w:t xml:space="preserve"> </w:t>
+      </w:r>
+      <w:r>
+        <w:rPr>
+          <w:bCs/>
+          <w:b/>
+        </w:rPr>
+        <w:t xml:space="preserve">The confirmatory prior uses only peer-reviewed literature and preprints</w:t>
+      </w:r>
+      <w:r>
+        <w:t xml:space="preserve">, under a cut-off date that moves with each origin. Timestamped situation reports on the same ongoing event</w:t>
       </w:r>
       <w:r>
         <w:t xml:space="preserve"> </w:t>
@@ -3230,72 +3146,72 @@
         <w:t xml:space="preserve"> </w:t>
       </w:r>
       <w:r>
-        <w:t xml:space="preserve">(WHO/ECDC) enters as a</w:t>
-      </w:r>
-      <w:r>
-        <w:t xml:space="preserve"> </w:t>
-      </w:r>
-      <w:r>
-        <w:rPr>
-          <w:bCs/>
-          <w:b/>
-        </w:rPr>
-        <w:t xml:space="preserve">pre-specified secondary prior variant</w:t>
-      </w:r>
-      <w:r>
-        <w:t xml:space="preserve">, through the same extraction pipeline, outside the confirmatory contrast: H3a tests literature borrowing, not evidence fusion.</w:t>
-      </w:r>
-      <w:r>
-        <w:t xml:space="preserve"> </w:t>
-      </w:r>
-      <w:r>
-        <w:rPr>
-          <w:bCs/>
-          <w:b/>
-        </w:rPr>
-        <w:t xml:space="preserve">Text describing the local event is excluded from any prior</w:t>
-      </w:r>
-      <w:r>
-        <w:t xml:space="preserve">: it is a noisy measurement of the outcome itself. Every input carries an index timestamp; revised sources enter as the</w:t>
-      </w:r>
-      <w:r>
-        <w:t xml:space="preserve"> </w:t>
-      </w:r>
-      <w:r>
-        <w:rPr>
-          <w:bCs/>
-          <w:b/>
-        </w:rPr>
-        <w:t xml:space="preserve">release vintage available at the origin</w:t>
-      </w:r>
-      <w:r>
-        <w:t xml:space="preserve">, never the final revised value, observation and release times both retained; origins re-run automatically through the T2.5 layer at each input's native cadence. Forecast horizons 7, 14 and 28 days (primary horizon per archetype fixed at the second registration point by a pre-specified operational criterion, never by forecast performance or episode results); the cold-start window counts local outcome observations</w:t>
-      </w:r>
-      <w:r>
-        <w:t xml:space="preserve"> </w:t>
-      </w:r>
-      <w:r>
-        <w:rPr>
-          <w:bCs/>
-          <w:b/>
-        </w:rPr>
-        <w:t xml:space="preserve">after a pre-defined real-time onset rule</w:t>
-      </w:r>
-      <w:r>
-        <w:t xml:space="preserve"> </w:t>
-      </w:r>
-      <w:r>
-        <w:t xml:space="preserve">that uses only variables available at the origin.</w:t>
-      </w:r>
-    </w:p>
-    <w:bookmarkEnd w:id="58"/>
-    <w:bookmarkStart w:id="59" w:name="X1b4be48293d1c4b7fa098a795079a0b73a54d6d"/>
+        <w:t xml:space="preserve">(WHO/ECDC) enter as a</w:t>
+      </w:r>
+      <w:r>
+        <w:t xml:space="preserve"> </w:t>
+      </w:r>
+      <w:r>
+        <w:rPr>
+          <w:bCs/>
+          <w:b/>
+        </w:rPr>
+        <w:t xml:space="preserve">secondary prior variant set in advance</w:t>
+      </w:r>
+      <w:r>
+        <w:t xml:space="preserve">. They pass through the same extraction pipeline but stay outside the confirmatory comparison, because H3a tests borrowing from the literature, not the fusion of all evidence.</w:t>
+      </w:r>
+      <w:r>
+        <w:t xml:space="preserve"> </w:t>
+      </w:r>
+      <w:r>
+        <w:rPr>
+          <w:bCs/>
+          <w:b/>
+        </w:rPr>
+        <w:t xml:space="preserve">Text about the local event is excluded from every prior</w:t>
+      </w:r>
+      <w:r>
+        <w:t xml:space="preserve">, because it is a noisy measurement of the outcome itself. Every input carries a timestamp. Revised sources enter as</w:t>
+      </w:r>
+      <w:r>
+        <w:t xml:space="preserve"> </w:t>
+      </w:r>
+      <w:r>
+        <w:rPr>
+          <w:bCs/>
+          <w:b/>
+        </w:rPr>
+        <w:t xml:space="preserve">the version released by the forecast date</w:t>
+      </w:r>
+      <w:r>
+        <w:t xml:space="preserve">, never the final revised value, with both observation and release times kept. The forecasts are re-run automatically through the T2.5 layer at each input's natural pace. Forecast horizons are 7, 14 and 28 days. The primary horizon for each crisis type is fixed at the second registration point by an operational criterion set in advance, never by forecast performance or episode results. The cold-start window counts the local outcome observations</w:t>
+      </w:r>
+      <w:r>
+        <w:t xml:space="preserve"> </w:t>
+      </w:r>
+      <w:r>
+        <w:rPr>
+          <w:bCs/>
+          <w:b/>
+        </w:rPr>
+        <w:t xml:space="preserve">after a real-time onset rule defined in advance</w:t>
+      </w:r>
+      <w:r>
+        <w:t xml:space="preserve"> </w:t>
+      </w:r>
+      <w:r>
+        <w:t xml:space="preserve">that uses only the variables available on the forecast date.</w:t>
+      </w:r>
+    </w:p>
+    <w:bookmarkEnd w:id="57"/>
+    <w:bookmarkStart w:id="58" w:name="X1b4be48293d1c4b7fa098a795079a0b73a54d6d"/>
     <w:p>
       <w:pPr>
         <w:pStyle w:val="Heading5"/>
       </w:pPr>
       <w:r>
-        <w:t xml:space="preserve">T3.3: The model library and the automated selection engine</w:t>
+        <w:t xml:space="preserve">T3.3. The model library and the automated selection engine</w:t>
       </w:r>
       <w:r>
         <w:t xml:space="preserve"> </w:t>
@@ -3317,52 +3233,61 @@
           <w:bCs/>
           <w:b/>
         </w:rPr>
-        <w:t xml:space="preserve">The library, registered before any evaluation, in two arms.</w:t>
-      </w:r>
-      <w:r>
-        <w:t xml:space="preserve"> </w:t>
-      </w:r>
-      <w:r>
-        <w:rPr>
-          <w:bCs/>
-          <w:b/>
-        </w:rPr>
-        <w:t xml:space="preserve">Local-only:</w:t>
-      </w:r>
-      <w:r>
-        <w:t xml:space="preserve"> </w:t>
-      </w:r>
-      <w:r>
-        <w:t xml:space="preserve">seasonal GLM with weekday and holiday terms; persistence; established surveillance exceedance and nowcasting (Farrington/Noufaily, Bayesian nowcasting [Salmon 2016]); penalised, gradient-boosted and upper-tail quantile learners on the pre-specified covariates; the WP2 regime model with weakly informative priors.</w:t>
-      </w:r>
-      <w:r>
-        <w:t xml:space="preserve"> </w:t>
-      </w:r>
-      <w:r>
-        <w:rPr>
-          <w:bCs/>
-          <w:b/>
-        </w:rPr>
-        <w:t xml:space="preserve">Evidence-informed:</w:t>
-      </w:r>
-      <w:r>
-        <w:t xml:space="preserve"> </w:t>
-      </w:r>
-      <w:r>
-        <w:t xml:space="preserve">the same candidates equipped with WP1 priors and design inputs, in three registered variants: fixed evidence-derived priors; adaptive borrowing with conflict monitoring; adaptive borrowing plus resilience indicators (H3c).</w:t>
-      </w:r>
-      <w:r>
-        <w:t xml:space="preserve"> </w:t>
-      </w:r>
-      <w:r>
-        <w:rPr>
-          <w:bCs/>
-          <w:b/>
-        </w:rPr>
-        <w:t xml:space="preserve">Mechanistic transmission components [Keeling 2008] are admissible only for epidemiological archetypes</w:t>
-      </w:r>
-      <w:r>
-        <w:t xml:space="preserve">; environmental archetypes use exposure–response structures; admissibility per archetype is registered.</w:t>
+        <w:t xml:space="preserve">The library is registered before any evaluation and has two arms.</w:t>
+      </w:r>
+      <w:r>
+        <w:t xml:space="preserve"> </w:t>
+      </w:r>
+      <w:r>
+        <w:t xml:space="preserve">The</w:t>
+      </w:r>
+      <w:r>
+        <w:t xml:space="preserve"> </w:t>
+      </w:r>
+      <w:r>
+        <w:rPr>
+          <w:bCs/>
+          <w:b/>
+        </w:rPr>
+        <w:t xml:space="preserve">local-only</w:t>
+      </w:r>
+      <w:r>
+        <w:t xml:space="preserve"> </w:t>
+      </w:r>
+      <w:r>
+        <w:t xml:space="preserve">arm holds a seasonal GLM with weekday and holiday terms, persistence, established surveillance methods for exceedance and nowcasting (Farrington and Noufaily, Bayesian nowcasting [Salmon 2016]), penalised, gradient-boosted and upper-tail quantile learners on the covariates set in advance, and the WP2 regime model with weakly informative priors. The</w:t>
+      </w:r>
+      <w:r>
+        <w:t xml:space="preserve"> </w:t>
+      </w:r>
+      <w:r>
+        <w:rPr>
+          <w:bCs/>
+          <w:b/>
+        </w:rPr>
+        <w:t xml:space="preserve">evidence-informed</w:t>
+      </w:r>
+      <w:r>
+        <w:t xml:space="preserve"> </w:t>
+      </w:r>
+      <w:r>
+        <w:t xml:space="preserve">arm holds the same candidates equipped with WP1's priors and design inputs, in three registered variants. These are fixed evidence-derived priors, adaptive borrowing with conflict monitoring, and adaptive borrowing plus resilience indicators (H3c).</w:t>
+      </w:r>
+      <w:r>
+        <w:t xml:space="preserve"> </w:t>
+      </w:r>
+      <w:r>
+        <w:rPr>
+          <w:bCs/>
+          <w:b/>
+        </w:rPr>
+        <w:t xml:space="preserve">Mechanistic transmission components [Keeling 2008] are allowed only for epidemics.</w:t>
+      </w:r>
+      <w:r>
+        <w:t xml:space="preserve"> </w:t>
+      </w:r>
+      <w:r>
+        <w:t xml:space="preserve">Environmental crises use exposure–response structures, and what is allowed for each crisis type is registered.</w:t>
       </w:r>
     </w:p>
     <w:p>
@@ -3374,13 +3299,13 @@
           <w:bCs/>
           <w:b/>
         </w:rPr>
-        <w:t xml:space="preserve">Automated champion selection, nested against leakage.</w:t>
-      </w:r>
-      <w:r>
-        <w:t xml:space="preserve"> </w:t>
-      </w:r>
-      <w:r>
-        <w:t xml:space="preserve">At each outer forecast origin, each arm's</w:t>
+        <w:t xml:space="preserve">Automated choice of the champion, nested to prevent leakage.</w:t>
+      </w:r>
+      <w:r>
+        <w:t xml:space="preserve"> </w:t>
+      </w:r>
+      <w:r>
+        <w:t xml:space="preserve">At each forecast date, a registered rule chooses each arm's</w:t>
       </w:r>
       <w:r>
         <w:t xml:space="preserve"> </w:t>
@@ -3396,7 +3321,7 @@
         <w:t xml:space="preserve"> </w:t>
       </w:r>
       <w:r>
-        <w:t xml:space="preserve">is chosen by a registered rule using only inner rolling validation on outcomes observed</w:t>
+        <w:t xml:space="preserve">using only an inner rolling validation on outcomes observed</w:t>
       </w:r>
       <w:r>
         <w:t xml:space="preserve"> </w:t>
@@ -3412,7 +3337,7 @@
         <w:t xml:space="preserve"> </w:t>
       </w:r>
       <w:r>
-        <w:t xml:space="preserve">that origin (CRPS the primary selection criterion, log score and calibration registered admissibility constraints, not ranking criteria; after T2.5 validity checks; blind to the other arm); the fixed champion then issues the outer forecast. Selection never sees the outcomes it is scored on. Identical selection machinery runs in both arms, so the primary contrast tests the full evidence-informed configuration, not a particular model family; the library is deliberately broad for selection, not hypothesis multiplication; registered secondary contrasts isolate the prior, variable-set and model-form components.</w:t>
+        <w:t xml:space="preserve">that date. The CRPS is the main selection criterion. Log score and calibration are registered as conditions a model must meet, not as ranking criteria. Selection follows the T2.5 validity checks and is blind to the other arm. The chosen champion then issues the forecast that is scored. Selection never sees the outcomes it is scored on. Both arms use the same selection machinery, so the primary comparison tests the full evidence-informed configuration, not one model family. The library is broad on purpose, to give selection real choices, not to multiply hypotheses. Registered secondary comparisons isolate the contribution of the prior, the variable set and the model form.</w:t>
       </w:r>
     </w:p>
     <w:p>
@@ -3424,7 +3349,7 @@
           <w:bCs/>
           <w:b/>
         </w:rPr>
-        <w:t xml:space="preserve">Confirmatory testing procedure (fixed-sequence).</w:t>
+        <w:t xml:space="preserve">Confirmatory testing procedure, in a fixed sequence.</w:t>
       </w:r>
     </w:p>
     <w:p>
@@ -3446,7 +3371,7 @@
         <w:t xml:space="preserve"> </w:t>
       </w:r>
       <w:r>
-        <w:t xml:space="preserve">Evidence-informed champion vs local-only champion, CRPS skill score,</w:t>
+        <w:t xml:space="preserve">The evidence-informed champion against the local-only champion, on the CRPS skill score, for</w:t>
       </w:r>
       <w:r>
         <w:t xml:space="preserve"> </w:t>
@@ -3462,7 +3387,7 @@
         <w:t xml:space="preserve"> </w:t>
       </w:r>
       <w:r>
-        <w:t xml:space="preserve">episodes, cold-start window</w:t>
+        <w:t xml:space="preserve">episodes over the cold-start window</w:t>
       </w:r>
       <w:r>
         <w:t xml:space="preserve"> </w:t>
@@ -3475,7 +3400,7 @@
         <w:t xml:space="preserve">N</w:t>
       </w:r>
       <w:r>
-        <w:t xml:space="preserve">, at α = 0.05 two-sided (harm from borrowing is as decision-relevant as benefit). Passing requires paired-permutation p &lt; α</w:t>
+        <w:t xml:space="preserve">, at α = 0.05 two-sided, because harm from borrowing matters for decisions as much as benefit. Passing requires a paired-permutation p &lt; α</w:t>
       </w:r>
       <w:r>
         <w:t xml:space="preserve"> </w:t>
@@ -3491,7 +3416,7 @@
         <w:t xml:space="preserve"> </w:t>
       </w:r>
       <w:r>
-        <w:t xml:space="preserve">a lower confidence bound above the pre-registered minimal relevant improvement.</w:t>
+        <w:t xml:space="preserve">a lower confidence bound above the registered minimal relevant improvement.</w:t>
       </w:r>
     </w:p>
     <w:p>
@@ -3513,7 +3438,7 @@
         <w:t xml:space="preserve"> </w:t>
       </w:r>
       <w:r>
-        <w:t xml:space="preserve">The identical contrast on</w:t>
+        <w:t xml:space="preserve">The same comparison on</w:t>
       </w:r>
       <w:r>
         <w:t xml:space="preserve"> </w:t>
@@ -3539,7 +3464,7 @@
           <w:bCs/>
           <w:b/>
         </w:rPr>
-        <w:t xml:space="preserve">conducted only if Test 1 passes</w:t>
+        <w:t xml:space="preserve">run only if Test 1 passes</w:t>
       </w:r>
       <w:r>
         <w:t xml:space="preserve">.</w:t>
@@ -3561,7 +3486,7 @@
         <w:t xml:space="preserve">If Test 1 fails</w:t>
       </w:r>
       <w:r>
-        <w:t xml:space="preserve">, H3a is not supported, Test 2 is exploratory, and the project's result is the failure map and the boundary condition.</w:t>
+        <w:t xml:space="preserve">, H3a is not supported, Test 2 is exploratory, and the project's result is the failure map and the limit it sets.</w:t>
       </w:r>
     </w:p>
     <w:p>
@@ -3569,20 +3494,23 @@
         <w:pStyle w:val="FirstParagraph"/>
       </w:pPr>
       <w:r>
-        <w:t xml:space="preserve">All other contrasts are secondary.</w:t>
-      </w:r>
-      <w:r>
-        <w:t xml:space="preserve"> </w:t>
-      </w:r>
-      <w:r>
-        <w:rPr>
-          <w:bCs/>
-          <w:b/>
-        </w:rPr>
-        <w:t xml:space="preserve">The local-only arm is pinned in the registration</w:t>
-      </w:r>
-      <w:r>
-        <w:t xml:space="preserve">, its regime-model priors carrying a pre-declared band of vaguer and tighter alternatives as a sensitivity analysis: the comparator cannot become a straw man after the fact.</w:t>
+        <w:t xml:space="preserve">All other comparisons are secondary.</w:t>
+      </w:r>
+      <w:r>
+        <w:t xml:space="preserve"> </w:t>
+      </w:r>
+      <w:r>
+        <w:rPr>
+          <w:bCs/>
+          <w:b/>
+        </w:rPr>
+        <w:t xml:space="preserve">The local-only arm is fixed in the registration.</w:t>
+      </w:r>
+      <w:r>
+        <w:t xml:space="preserve"> </w:t>
+      </w:r>
+      <w:r>
+        <w:t xml:space="preserve">Its regime-model priors come with a declared band of vaguer and tighter alternatives as a sensitivity analysis, so the comparator cannot be weakened after the fact.</w:t>
       </w:r>
     </w:p>
     <w:p>
@@ -3594,13 +3522,13 @@
           <w:bCs/>
           <w:b/>
         </w:rPr>
-        <w:t xml:space="preserve">Primary endpoint:</w:t>
-      </w:r>
-      <w:r>
-        <w:t xml:space="preserve"> </w:t>
-      </w:r>
-      <w:r>
-        <w:t xml:space="preserve">the CRPS skill score of the evidence-informed champion versus the local-only champion over the cold-start window. Aggregation is registered: per episode and arm, CRPS is averaged over eligible origins in the window at the primary horizon; the episode skill score is one minus the CRPS ratio (evidence-informed over local-only); the confirmatory statistic is its equally weighted mean over episodes. The unit of inference is the</w:t>
+        <w:t xml:space="preserve">Primary endpoint.</w:t>
+      </w:r>
+      <w:r>
+        <w:t xml:space="preserve"> </w:t>
+      </w:r>
+      <w:r>
+        <w:t xml:space="preserve">Its aggregation is registered. For each episode and arm, the CRPS is averaged over the eligible forecast dates in the window at the primary horizon. The episode skill score is one minus the ratio of the two CRPS values (evidence-informed over local-only), and the confirmatory statistic is its equally weighted mean over episodes. The unit of inference is the</w:t>
       </w:r>
       <w:r>
         <w:t xml:space="preserve"> </w:t>
@@ -3613,7 +3541,7 @@
         <w:t xml:space="preserve">episode</w:t>
       </w:r>
       <w:r>
-        <w:t xml:space="preserve">; eligible episodes are few (13–14 respiratory candidates before screening), so inference is by</w:t>
+        <w:t xml:space="preserve">. Eligible episodes are few (13–14 respiratory candidates before screening), so inference uses a</w:t>
       </w:r>
       <w:r>
         <w:t xml:space="preserve"> </w:t>
@@ -3626,7 +3554,7 @@
         <w:t xml:space="preserve">paired permutation over episodes</w:t>
       </w:r>
       <w:r>
-        <w:t xml:space="preserve">, an</w:t>
+        <w:t xml:space="preserve">, with an</w:t>
       </w:r>
       <w:r>
         <w:t xml:space="preserve"> </w:t>
@@ -3642,23 +3570,20 @@
         <w:t xml:space="preserve"> </w:t>
       </w:r>
       <w:r>
-        <w:t xml:space="preserve">alongside (episodes are the resampling unit, kept intact, so within-episode temporal dependence is preserved), both pre-specified, disagreement reported.</w:t>
-      </w:r>
-      <w:r>
-        <w:t xml:space="preserve"> </w:t>
-      </w:r>
-      <w:r>
-        <w:rPr>
-          <w:bCs/>
-          <w:b/>
-        </w:rPr>
-        <w:t xml:space="preserve">The design is powered by simulation-based operating characteristics at episode level</w:t>
-      </w:r>
-      <w:r>
-        <w:t xml:space="preserve"> </w:t>
-      </w:r>
-      <w:r>
-        <w:t xml:space="preserve">(type I error, power, interval width under realistic dependence), run before the second registration point. The same simulation fixes, in advance, the</w:t>
+        <w:t xml:space="preserve">alongside that resamples whole episodes and so keeps their internal time dependence. Both are set in advance, and any disagreement is reported.</w:t>
+      </w:r>
+      <w:r>
+        <w:t xml:space="preserve"> </w:t>
+      </w:r>
+      <w:r>
+        <w:rPr>
+          <w:bCs/>
+          <w:b/>
+        </w:rPr>
+        <w:t xml:space="preserve">Simulation sizes the design at the level of episodes</w:t>
+      </w:r>
+      <w:r>
+        <w:t xml:space="preserve">, measuring type I error, power and interval width under realistic dependence before the second registration point. The same simulation fixes in advance the</w:t>
       </w:r>
       <w:r>
         <w:t xml:space="preserve"> </w:t>
@@ -3674,36 +3599,36 @@
         <w:t xml:space="preserve"> </w:t>
       </w:r>
       <w:r>
-        <w:t xml:space="preserve">below which no confirmatory claim is made and the primary analysis becomes estimation, and the</w:t>
-      </w:r>
-      <w:r>
-        <w:t xml:space="preserve"> </w:t>
-      </w:r>
-      <w:r>
-        <w:rPr>
-          <w:bCs/>
-          <w:b/>
-        </w:rPr>
-        <w:t xml:space="preserve">selection rule</w:t>
-      </w:r>
-      <w:r>
-        <w:t xml:space="preserve"> </w:t>
-      </w:r>
-      <w:r>
-        <w:t xml:space="preserve">for</w:t>
-      </w:r>
-      <w:r>
+        <w:t xml:space="preserve">below which no confirmatory claim is made and the primary analysis becomes estimation. It also fixes the</w:t>
+      </w:r>
+      <w:r>
+        <w:t xml:space="preserve"> </w:t>
+      </w:r>
+      <w:r>
+        <w:rPr>
+          <w:bCs/>
+          <w:b/>
+        </w:rPr>
+        <w:t xml:space="preserve">rule for choosing</w:t>
+      </w:r>
+      <w:r>
+        <w:rPr>
+          <w:bCs/>
+          <w:b/>
+        </w:rPr>
         <w:t xml:space="preserve"> </w:t>
       </w:r>
       <w:r>
         <w:rPr>
           <w:iCs/>
           <w:i/>
+          <w:bCs/>
+          <w:b/>
         </w:rPr>
         <w:t xml:space="preserve">N</w:t>
       </w:r>
       <w:r>
-        <w:t xml:space="preserve">: the smallest grid value meeting the operating-characteristic criterion, chosen blind to forecast performance. The</w:t>
+        <w:t xml:space="preserve">, the smallest grid value that meets the operating criterion, chosen blind to forecast performance. The</w:t>
       </w:r>
       <w:r>
         <w:t xml:space="preserve"> </w:t>
@@ -3719,46 +3644,49 @@
         <w:t xml:space="preserve"> </w:t>
       </w:r>
       <w:r>
-        <w:t xml:space="preserve">is a registered value of the episode-level CRPS skill score, fixed before the second registration point by a pre-specified operational-relevance criterion defined before any outcome evaluation; T4.1's later elicitation translates observed improvements into operational consequences, it does not set the threshold.</w:t>
-      </w:r>
-      <w:r>
-        <w:t xml:space="preserve"> </w:t>
-      </w:r>
-      <w:r>
-        <w:rPr>
-          <w:bCs/>
-          <w:b/>
-        </w:rPr>
-        <w:t xml:space="preserve">Δ is registered at one half of this fixed value</w:t>
-      </w:r>
-      <w:r>
-        <w:t xml:space="preserve"> </w:t>
-      </w:r>
-      <w:r>
-        <w:t xml:space="preserve">(§2.3.1); the same simulation evaluates power for these targets and the stability of the ratio-based score under heterogeneous baseline CRPS. Secondary endpoints: log score, calibration (PIT, coverage), escalation detection at matched false-alarm rates.</w:t>
-      </w:r>
-      <w:r>
-        <w:t xml:space="preserve"> </w:t>
-      </w:r>
-      <w:r>
-        <w:rPr>
-          <w:bCs/>
-          <w:b/>
-        </w:rPr>
-        <w:t xml:space="preserve">H3b's Δ is fixed here, before any evaluation</w:t>
-      </w:r>
-      <w:r>
-        <w:t xml:space="preserve">: non-inferiority is a CRPS deficit no greater than Δ; superiority is tested on T3.4's misspecified priors. The well-specified case is defined in registered simulations whose evidence- and data-generating distributions match within a set tolerance; real episodes are complementary.</w:t>
-      </w:r>
-    </w:p>
-    <w:bookmarkEnd w:id="59"/>
-    <w:bookmarkStart w:id="60" w:name="t34-map-benefit-and-failure-m28m38"/>
+        <w:t xml:space="preserve">is a registered value of the episode-level CRPS skill score, fixed before the second registration point by an operational-relevance criterion defined before any outcome is evaluated. T4.1's later elicitation translates observed improvements into operational consequences but does not set this threshold.</w:t>
+      </w:r>
+      <w:r>
+        <w:t xml:space="preserve"> </w:t>
+      </w:r>
+      <w:r>
+        <w:rPr>
+          <w:bCs/>
+          <w:b/>
+        </w:rPr>
+        <w:t xml:space="preserve">Δ is registered at half of this fixed value</w:t>
+      </w:r>
+      <w:r>
+        <w:t xml:space="preserve"> </w:t>
+      </w:r>
+      <w:r>
+        <w:t xml:space="preserve">(§2.3.1). The same simulation checks power for these targets and the stability of the ratio-based score when baseline CRPS varies between episodes. Secondary endpoints are the log score, calibration (PIT, coverage) and the detection of escalation at matched false-alarm rates.</w:t>
+      </w:r>
+      <w:r>
+        <w:t xml:space="preserve"> </w:t>
+      </w:r>
+      <w:r>
+        <w:rPr>
+          <w:bCs/>
+          <w:b/>
+        </w:rPr>
+        <w:t xml:space="preserve">H3b's Δ is fixed here, before any evaluation.</w:t>
+      </w:r>
+      <w:r>
+        <w:t xml:space="preserve"> </w:t>
+      </w:r>
+      <w:r>
+        <w:t xml:space="preserve">Non-inferiority means a CRPS deficit no greater than Δ, and superiority is tested on T3.4's misspecified priors. The well-specified case is defined in registered simulations where the distributions that generate the evidence and the data match within a set tolerance, and real episodes complement them.</w:t>
+      </w:r>
+    </w:p>
+    <w:bookmarkEnd w:id="58"/>
+    <w:bookmarkStart w:id="59" w:name="t34-map-benefit-and-failure-m28m38"/>
     <w:p>
       <w:pPr>
         <w:pStyle w:val="Heading5"/>
       </w:pPr>
       <w:r>
-        <w:t xml:space="preserve">T3.4: Map benefit and failure</w:t>
+        <w:t xml:space="preserve">T3.4. Map benefit and failure</w:t>
       </w:r>
       <w:r>
         <w:t xml:space="preserve"> </w:t>
@@ -3776,7 +3704,7 @@
         <w:pStyle w:val="FirstParagraph"/>
       </w:pPr>
       <w:r>
-        <w:t xml:space="preserve">Identify episodes where borrowing improves or worsens forecasts; characterise failure by population, outcome-definition, system, policy and temporal mismatch, extraction uncertainty and prior–data conflict, with deliberately misspecified priors (registered location, scale and transport shifts) as a stress test. The safety question: can adaptive discounting catch harmful borrowing in time? The output is a</w:t>
+        <w:t xml:space="preserve">It identifies the episodes where borrowing improves or worsens forecasts. It describes failure by mismatch of population, outcome definition, health system, policy and time, by extraction uncertainty and by conflict between prior and data. Deliberately misspecified priors (registered shifts in location, scale and transport) serve as a stress test. The safety question is whether adaptive discounting catches harmful borrowing in time. The output is a</w:t>
       </w:r>
       <w:r>
         <w:t xml:space="preserve"> </w:t>
@@ -3792,14 +3720,14 @@
         <w:t xml:space="preserve">, not an average.</w:t>
       </w:r>
     </w:p>
-    <w:bookmarkEnd w:id="60"/>
-    <w:bookmarkStart w:id="61" w:name="t35-test-generalisation-m34m42"/>
+    <w:bookmarkEnd w:id="59"/>
+    <w:bookmarkStart w:id="60" w:name="t35-test-generalisation-m34m42"/>
     <w:p>
       <w:pPr>
         <w:pStyle w:val="Heading5"/>
       </w:pPr>
       <w:r>
-        <w:t xml:space="preserve">T3.5: Test generalisation</w:t>
+        <w:t xml:space="preserve">T3.5. Test generalisation</w:t>
       </w:r>
       <w:r>
         <w:t xml:space="preserve"> </w:t>
@@ -3817,7 +3745,7 @@
         <w:pStyle w:val="FirstParagraph"/>
       </w:pPr>
       <w:r>
-        <w:t xml:space="preserve">The sequential heat test and, resources permitting, the legionellosis extension (year 4): the borrowing framework transferred to forecasting case incidence at outbreak onset (low-count, case-based, on the linked case-environment series).</w:t>
+        <w:t xml:space="preserve">This task runs the sequential heat test and, if resources allow, the legionellosis extension in year 4. The extension transfers the borrowing framework to forecasting case incidence at the start of an outbreak, with low counts and individual cases, on the series that links cases to their environment.</w:t>
       </w:r>
     </w:p>
     <w:p>
@@ -3835,7 +3763,7 @@
         <w:t xml:space="preserve"> </w:t>
       </w:r>
       <w:r>
-        <w:t xml:space="preserve">D3.1 reproducible cold-start evaluation pipeline; D3.2 primary result; D3.3 failure/stress-test map; D3.4 cross-archetype analysis.</w:t>
+        <w:t xml:space="preserve">D3.1 reproducible cold-start evaluation pipeline, D3.2 primary result, D3.3 map of failures and stress tests, D3.4 analysis across crisis types.</w:t>
       </w:r>
     </w:p>
     <w:p>
@@ -3847,7 +3775,7 @@
           <w:bCs/>
           <w:b/>
         </w:rPr>
-        <w:t xml:space="preserve">Risk: operational data access.</w:t>
+        <w:t xml:space="preserve">Risk. Access to operational data.</w:t>
       </w:r>
       <w:r>
         <w:t xml:space="preserve"> </w:t>
@@ -3857,24 +3785,24 @@
           <w:iCs/>
           <w:i/>
         </w:rPr>
-        <w:t xml:space="preserve">Mitigation:</w:t>
-      </w:r>
-      <w:r>
-        <w:t xml:space="preserve"> </w:t>
-      </w:r>
-      <w:r>
-        <w:t xml:space="preserve">agreements initiated pre-award, letters accompany the application; and the open-data track already carries the methodological test under the same rolling-origin restriction, so delayed access narrows the claim (§2.4) without stalling the project.</w:t>
-      </w:r>
-    </w:p>
+        <w:t xml:space="preserve">Mitigation.</w:t>
+      </w:r>
+      <w:r>
+        <w:t xml:space="preserve"> </w:t>
+      </w:r>
+      <w:r>
+        <w:t xml:space="preserve">Agreements start before the award, and letters accompany the application. The open-data track already carries the methodological test under the same day-by-day restriction, so delayed access narrows the claim (§2.4) without stalling the project.</w:t>
+      </w:r>
+    </w:p>
+    <w:bookmarkEnd w:id="60"/>
     <w:bookmarkEnd w:id="61"/>
-    <w:bookmarkEnd w:id="62"/>
-    <w:bookmarkStart w:id="66" w:name="X817573a182041657fbc376b8819e3f332001f1c"/>
+    <w:bookmarkStart w:id="65" w:name="X817573a182041657fbc376b8819e3f332001f1c"/>
     <w:p>
       <w:pPr>
         <w:pStyle w:val="Heading4"/>
       </w:pPr>
       <w:r>
-        <w:t xml:space="preserve">WP4: From predictive skill to operational value</w:t>
+        <w:t xml:space="preserve">WP4. From predictive skill to operational value</w:t>
       </w:r>
       <w:r>
         <w:t xml:space="preserve"> </w:t>
@@ -3887,13 +3815,13 @@
         <w:t xml:space="preserve">(M24–M48)</w:t>
       </w:r>
     </w:p>
-    <w:bookmarkStart w:id="63" w:name="Xf4a9556a51514f6c6cfe18f6354d6daf4608cf0"/>
+    <w:bookmarkStart w:id="62" w:name="Xf4a9556a51514f6c6cfe18f6354d6daf4608cf0"/>
     <w:p>
       <w:pPr>
         <w:pStyle w:val="Heading5"/>
       </w:pPr>
       <w:r>
-        <w:t xml:space="preserve">T4.1: Elicit operational losses and thresholds</w:t>
+        <w:t xml:space="preserve">T4.1. Elicit operational losses and thresholds</w:t>
       </w:r>
       <w:r>
         <w:t xml:space="preserve"> </w:t>
@@ -3911,7 +3839,7 @@
         <w:pStyle w:val="FirstParagraph"/>
       </w:pPr>
       <w:r>
-        <w:t xml:space="preserve">Structured</w:t>
+        <w:t xml:space="preserve">A structured</w:t>
       </w:r>
       <w:r>
         <w:t xml:space="preserve"> </w:t>
@@ -3927,30 +3855,33 @@
         <w:t xml:space="preserve"> </w:t>
       </w:r>
       <w:r>
-        <w:t xml:space="preserve">elicitation (n ≈ 15–20 across HUG emergency medicine, CASU-144 regulation and capacity management) elicits the consequences of early, late and unnecessary escalation and derives thresholds from the losses.</w:t>
-      </w:r>
-      <w:r>
-        <w:t xml:space="preserve"> </w:t>
-      </w:r>
-      <w:r>
-        <w:rPr>
-          <w:bCs/>
-          <w:b/>
-        </w:rPr>
-        <w:t xml:space="preserve">The primary decision is fixed in advance</w:t>
-      </w:r>
-      <w:r>
-        <w:t xml:space="preserve">: trigger surge-capacity escalation when the forecast probability of the strained/critical state crosses the elicited threshold. Non-state candidates map forecasts to escalation-state probabilities via T2.1's registered anchors, so every library member yields the same decision quantity.</w:t>
-      </w:r>
-    </w:p>
-    <w:bookmarkEnd w:id="63"/>
-    <w:bookmarkStart w:id="64" w:name="X4cfbd1a8ade59679f40817fa3772f5316ec74f9"/>
+        <w:t xml:space="preserve">elicitation with about 15–20 experts from HUG emergency medicine, CASU-144 dispatch and capacity management asks what early, late and unnecessary escalation cost, and derives thresholds from these losses.</w:t>
+      </w:r>
+      <w:r>
+        <w:t xml:space="preserve"> </w:t>
+      </w:r>
+      <w:r>
+        <w:rPr>
+          <w:bCs/>
+          <w:b/>
+        </w:rPr>
+        <w:t xml:space="preserve">The primary decision is fixed in advance.</w:t>
+      </w:r>
+      <w:r>
+        <w:t xml:space="preserve"> </w:t>
+      </w:r>
+      <w:r>
+        <w:t xml:space="preserve">Surge capacity is escalated when the forecast probability of the strained or critical state crosses the elicited threshold. Models without a state turn their forecasts into state probabilities through T2.1's anchors, so every model gives the same decision quantity.</w:t>
+      </w:r>
+    </w:p>
+    <w:bookmarkEnd w:id="62"/>
+    <w:bookmarkStart w:id="63" w:name="X4cfbd1a8ade59679f40817fa3772f5316ec74f9"/>
     <w:p>
       <w:pPr>
         <w:pStyle w:val="Heading5"/>
       </w:pPr>
       <w:r>
-        <w:t xml:space="preserve">T4.2: Decision-analytic evaluation and equity audit</w:t>
+        <w:t xml:space="preserve">T4.2. Decision-analytic evaluation and equity audit</w:t>
       </w:r>
       <w:r>
         <w:t xml:space="preserve"> </w:t>
@@ -3968,17 +3899,17 @@
         <w:pStyle w:val="FirstParagraph"/>
       </w:pPr>
       <w:r>
-        <w:t xml:space="preserve">Re-evaluate the WP3 forecasts with net-benefit/decision-curve analysis and value-of-information: do rankings change once consequences are incorporated? Because operational records may encode structural differences, assess calibration and threshold performance across aggregate strata (age, sex, neighbourhood deprivation): calibrated on average but miscalibrated for a relevant group is not operationally ready.</w:t>
-      </w:r>
-    </w:p>
-    <w:bookmarkEnd w:id="64"/>
-    <w:bookmarkStart w:id="65" w:name="X12c081cf56367bd4c71fa0269d3fcc441aaadcf"/>
+        <w:t xml:space="preserve">The WP3 forecasts are re-evaluated with net-benefit and decision-curve analysis and with value of information, to see whether rankings change once consequences count. Operational records may reflect structural differences, so calibration and threshold performance are checked across aggregate groups (age, sex, neighbourhood deprivation). A model that is calibrated on average but miscalibrated for a relevant group is not ready for operations.</w:t>
+      </w:r>
+    </w:p>
+    <w:bookmarkEnd w:id="63"/>
+    <w:bookmarkStart w:id="64" w:name="Xc55c0e6f72dec60ee01f9e7ebe71d6220d7d7e2"/>
     <w:p>
       <w:pPr>
         <w:pStyle w:val="Heading5"/>
       </w:pPr>
       <w:r>
-        <w:t xml:space="preserve">T4.3: Counterfactuals, observation-mode dashboard and living updating</w:t>
+        <w:t xml:space="preserve">T4.3. Counterfactuals, observation-mode dashboard and living updates</w:t>
       </w:r>
       <w:r>
         <w:t xml:space="preserve"> </w:t>
@@ -3996,23 +3927,23 @@
         <w:pStyle w:val="FirstParagraph"/>
       </w:pPr>
       <w:r>
-        <w:t xml:space="preserve">Estimate, for selected episodes, what would have changed had escalation followed the model's signal (a simple capacity model, propagated uncertainty: counterfactuals, not causal estimates). For each archetype that passes T3.3 validation and T4.2's decision-value check, and subject to authorisation, the framework runs as a</w:t>
-      </w:r>
-      <w:r>
-        <w:t xml:space="preserve"> </w:t>
-      </w:r>
-      <w:r>
-        <w:rPr>
-          <w:bCs/>
-          <w:b/>
-        </w:rPr>
-        <w:t xml:space="preserve">daily observation-mode dashboard</w:t>
-      </w:r>
-      <w:r>
-        <w:t xml:space="preserve"> </w:t>
-      </w:r>
-      <w:r>
-        <w:t xml:space="preserve">with the partner services (144 regulation, ED, ICU): state probabilities, forecasts and validity checks refreshed automatically,</w:t>
+        <w:t xml:space="preserve">For selected episodes, it estimates what would have changed if escalation had followed the model's signal. It uses a simple capacity model and carries the uncertainty through, so these are counterfactuals, not causal estimates. For each crisis type that passes T3.3's validation and T4.2's decision-value check, and subject to authorisation, the system runs as a</w:t>
+      </w:r>
+      <w:r>
+        <w:t xml:space="preserve"> </w:t>
+      </w:r>
+      <w:r>
+        <w:rPr>
+          <w:bCs/>
+          <w:b/>
+        </w:rPr>
+        <w:t xml:space="preserve">daily dashboard in observation mode</w:t>
+      </w:r>
+      <w:r>
+        <w:t xml:space="preserve"> </w:t>
+      </w:r>
+      <w:r>
+        <w:t xml:space="preserve">with the partner services (144 dispatch, ED, ICU). State probabilities, forecasts and validity checks refresh automatically and are</w:t>
       </w:r>
       <w:r>
         <w:t xml:space="preserve"> </w:t>
@@ -4025,7 +3956,7 @@
         <w:t xml:space="preserve">recorded and scored prospectively against the outcomes as they are observed, never used clinically</w:t>
       </w:r>
       <w:r>
-        <w:t xml:space="preserve">: the project ends with the system running and its quantification verified. The legionellosis extension is methodological and retrospective: it need not enter the capacity decision or the dashboard. A</w:t>
+        <w:t xml:space="preserve">. The project ends with the system running and its forecasts verified. The legionellosis extension is methodological and retrospective, so it need not enter the capacity decision or the dashboard. A</w:t>
       </w:r>
       <w:r>
         <w:t xml:space="preserve"> </w:t>
@@ -4041,7 +3972,7 @@
         <w:t xml:space="preserve"> </w:t>
       </w:r>
       <w:r>
-        <w:t xml:space="preserve">checks the literature daily and re-runs the per-scenario syntheses on a registered schedule [Elliott 2014], flagging new publications that would change a parameter value, a variable set, a threshold or the recommended model; changes apply only through version-controlled, pre-registered update rules, never silently. If authorisation is not granted, the project is complete on retrospective evaluation and says so.</w:t>
+        <w:t xml:space="preserve">checks the literature daily and re-runs each scenario's syntheses on a registered schedule [Elliott 2014]. It flags new publications that would change a parameter value, a variable set, a threshold or the recommended model. Changes apply only through version-controlled update rules registered in advance, never silently. If authorisation is not granted, the project is complete on the retrospective evaluation and says so.</w:t>
       </w:r>
     </w:p>
     <w:p>
@@ -4059,7 +3990,7 @@
         <w:t xml:space="preserve"> </w:t>
       </w:r>
       <w:r>
-        <w:t xml:space="preserve">D4.1 elicited loss structure and equity audit; D4.2 decision-analytic evaluation; D4.3 counterfactual analysis, with the observation-mode dashboard and living-update protocol where authorised.</w:t>
+        <w:t xml:space="preserve">D4.1 elicited loss structure and equity audit, D4.2 decision-analytic evaluation, D4.3 counterfactual analysis, with the observation-mode dashboard and living-update protocol where authorised.</w:t>
       </w:r>
     </w:p>
     <w:p>
@@ -4077,7 +4008,7 @@
         <w:t xml:space="preserve"> </w:t>
       </w:r>
       <w:r>
-        <w:t xml:space="preserve">Version-controlled R/Python and a registered analysis plan; clinical data processed in the UNIGE secure environment under the applicable institutional and regulatory approvals; benchmark and software released openly, synthetic equivalents where possible.</w:t>
+        <w:t xml:space="preserve">Code is version-controlled R and Python under a registered analysis plan, clinical data stay in the UNIGE secure environment under the required approvals, and the benchmark and software are open, with synthetic data where possible.</w:t>
       </w:r>
     </w:p>
     <w:p>
@@ -4095,7 +4026,7 @@
         <w:t xml:space="preserve"> </w:t>
       </w:r>
       <w:r>
-        <w:t xml:space="preserve">Four to six papers and the durable open resources of §2.5;</w:t>
+        <w:t xml:space="preserve">Four to six papers and the durable open resources of §2.5.</w:t>
       </w:r>
       <w:r>
         <w:t xml:space="preserve"> </w:t>
@@ -4111,13 +4042,13 @@
         <w:t xml:space="preserve"> </w:t>
       </w:r>
       <w:r>
-        <w:t xml:space="preserve">None of the explicit fallbacks above converts an inconclusive analysis into a success claim.</w:t>
-      </w:r>
-    </w:p>
+        <w:t xml:space="preserve">None of the fallbacks above turns an inconclusive analysis into a claim of success.</w:t>
+      </w:r>
+    </w:p>
+    <w:bookmarkEnd w:id="64"/>
     <w:bookmarkEnd w:id="65"/>
     <w:bookmarkEnd w:id="66"/>
-    <w:bookmarkEnd w:id="67"/>
-    <w:bookmarkStart w:id="68" w:name="X484915d2d085a463d71767c72feb0c9a1ea50fa"/>
+    <w:bookmarkStart w:id="67" w:name="X484915d2d085a463d71767c72feb0c9a1ea50fa"/>
     <w:p>
       <w:pPr>
         <w:pStyle w:val="Heading3"/>
@@ -4135,7 +4066,23 @@
           <w:bCs/>
           <w:b/>
         </w:rPr>
-        <w:t xml:space="preserve">Host: Institute of Global Health, Faculty of Medicine, University of Geneva</w:t>
+        <w:t xml:space="preserve">Host.</w:t>
+      </w:r>
+      <w:r>
+        <w:t xml:space="preserve"> </w:t>
+      </w:r>
+      <w:r>
+        <w:t xml:space="preserve">The project is hosted by the</w:t>
+      </w:r>
+      <w:r>
+        <w:t xml:space="preserve"> </w:t>
+      </w:r>
+      <w:r>
+        <w:rPr>
+          <w:bCs/>
+          <w:b/>
+        </w:rPr>
+        <w:t xml:space="preserve">Institute of Global Health, Faculty of Medicine, University of Geneva</w:t>
       </w:r>
       <w:r>
         <w:t xml:space="preserve">, with a methodological collaboration with</w:t>
@@ -4170,7 +4117,7 @@
         <w:t xml:space="preserve"> </w:t>
       </w:r>
       <w:r>
-        <w:t xml:space="preserve">(Prof. Thibaut Desmettre; Dr Robert Larribau, CASU-144).</w:t>
+        <w:t xml:space="preserve">(Prof. Thibaut Desmettre and Dr Robert Larribau, CASU-144).</w:t>
       </w:r>
     </w:p>
     <w:p>
@@ -4182,13 +4129,13 @@
           <w:bCs/>
           <w:b/>
         </w:rPr>
-        <w:t xml:space="preserve">Institute of Global Health:</w:t>
-      </w:r>
-      <w:r>
-        <w:t xml:space="preserve"> </w:t>
-      </w:r>
-      <w:r>
-        <w:t xml:space="preserve">epidemiology, infectious-disease modelling and automated evidence extraction in one institute: where the gap became visible. Independence is organisational: an independent programme alongside the Institute's groups (§2.6).</w:t>
+        <w:t xml:space="preserve">Institute of Global Health.</w:t>
+      </w:r>
+      <w:r>
+        <w:t xml:space="preserve"> </w:t>
+      </w:r>
+      <w:r>
+        <w:t xml:space="preserve">Epidemiology, infectious-disease modelling and automated evidence extraction meet in one institute, which is where the gap became visible. Independence is organisational, as an independent programme alongside the Institute's groups (§2.6).</w:t>
       </w:r>
       <w:r>
         <w:t xml:space="preserve"> </w:t>
@@ -4204,7 +4151,7 @@
         <w:t xml:space="preserve"> </w:t>
       </w:r>
       <w:r>
-        <w:t xml:space="preserve">contributes the biomedical NLP WP1 needs; through GESICA I already work with the emergency-medicine partners; the AI-in-EMS review [Edjinedja 2026] evidences it.</w:t>
+        <w:t xml:space="preserve">contributes the biomedical language processing that WP1 needs. Through GESICA I already work with the emergency-medicine partners, as the review of AI in emergency medical services [Edjinedja 2026] shows.</w:t>
       </w:r>
     </w:p>
     <w:p>
@@ -4222,23 +4169,7 @@
         <w:t xml:space="preserve"> </w:t>
       </w:r>
       <w:r>
-        <w:t xml:space="preserve">LiteRev-Evidence is a working prototype of the full evidence-to-model pipeline (§2.2.4); WP1 and WP2 turn it into a validated instrument and test it. The legionellosis study (BASEC 2026-00324, ethics granted) supplies the contrasting archetype.</w:t>
-      </w:r>
-      <w:r>
-        <w:t xml:space="preserve"> </w:t>
-      </w:r>
-      <w:r>
-        <w:rPr>
-          <w:bCs/>
-          <w:b/>
-        </w:rPr>
-        <w:t xml:space="preserve">Computing:</w:t>
-      </w:r>
-      <w:r>
-        <w:t xml:space="preserve"> </w:t>
-      </w:r>
-      <w:r>
-        <w:t xml:space="preserve">UNIGE HPC and the University's secure environment for clinical data.</w:t>
+        <w:t xml:space="preserve">The project builds on the LiteRev-Evidence prototype (§2.2.4), UNIGE HPC and the University's secure environment for clinical data.</w:t>
       </w:r>
     </w:p>
     <w:p>
@@ -4262,9 +4193,9 @@
         <w:tblLayout w:type="fixed"/>
       </w:tblPr>
       <w:tblGrid>
-        <w:gridCol w:w="4031"/>
-        <w:gridCol w:w="1725"/>
-        <w:gridCol w:w="4790"/>
+        <w:gridCol w:w="4033"/>
+        <w:gridCol w:w="1888"/>
+        <w:gridCol w:w="4625"/>
       </w:tblGrid>
       <w:tr>
         <w:trPr>
@@ -4302,7 +4233,7 @@
               <w:jc w:val="left"/>
             </w:pPr>
             <w:r>
-              <w:t xml:space="preserve">Evidence / action</w:t>
+              <w:t xml:space="preserve">Evidence or action</w:t>
             </w:r>
           </w:p>
         </w:tc>
@@ -4344,7 +4275,7 @@
               <w:jc w:val="left"/>
             </w:pPr>
             <w:r>
-              <w:t xml:space="preserve">BASEC 2026-00324; data via the médecin cantonal, SIG technical data</w:t>
+              <w:t xml:space="preserve">BASEC 2026-00324, médecin cantonal and SIG data</w:t>
             </w:r>
           </w:p>
         </w:tc>
@@ -4386,7 +4317,7 @@
               <w:jc w:val="left"/>
             </w:pPr>
             <w:r>
-              <w:t xml:space="preserve">Hosting accepted; SNSF-template signatures in preparation</w:t>
+              <w:t xml:space="preserve">Hosting accepted, SNSF letter being signed</w:t>
             </w:r>
           </w:p>
         </w:tc>
@@ -4428,7 +4359,7 @@
               <w:jc w:val="left"/>
             </w:pPr>
             <w:r>
-              <w:t xml:space="preserve">UNIGE HPC and secure-environment access in place</w:t>
+              <w:t xml:space="preserve">UNIGE HPC and secure environment in place</w:t>
             </w:r>
           </w:p>
         </w:tc>
@@ -4484,7 +4415,7 @@
               <w:jc w:val="left"/>
             </w:pPr>
             <w:r>
-              <w:t xml:space="preserve">SNSF institutional confirmation letter</w:t>
+              <w:t xml:space="preserve">SNSF institutional confirmation</w:t>
             </w:r>
           </w:p>
         </w:tc>
@@ -4508,7 +4439,7 @@
               <w:jc w:val="left"/>
             </w:pPr>
             <w:r>
-              <w:t xml:space="preserve">UNIGE Vice-Rectorate, standard administrative step</w:t>
+              <w:t xml:space="preserve">UNIGE Vice-Rectorate, standard step</w:t>
             </w:r>
           </w:p>
         </w:tc>
@@ -4554,7 +4485,7 @@
               <w:jc w:val="left"/>
             </w:pPr>
             <w:r>
-              <w:t xml:space="preserve">Continuous, daily, near real-time; project agreement and letter in preparation</w:t>
+              <w:t xml:space="preserve">Daily, near real time, project agreement and letter in preparation</w:t>
             </w:r>
           </w:p>
         </w:tc>
@@ -4568,7 +4499,7 @@
               <w:jc w:val="left"/>
             </w:pPr>
             <w:r>
-              <w:t xml:space="preserve">ED presentations + ICU occupancy</w:t>
+              <w:t xml:space="preserve">ED presentations and ICU occupancy</w:t>
             </w:r>
           </w:p>
         </w:tc>
@@ -4592,7 +4523,7 @@
               <w:jc w:val="left"/>
             </w:pPr>
             <w:r>
-              <w:t xml:space="preserve">Extraction in discussion with HUG; letters requested</w:t>
+              <w:t xml:space="preserve">Extraction discussed with HUG, letters requested</w:t>
             </w:r>
           </w:p>
         </w:tc>
@@ -4606,7 +4537,7 @@
               <w:jc w:val="left"/>
             </w:pPr>
             <w:r>
-              <w:t xml:space="preserve">COVID-19 hospitalisation series (HUG, daily)</w:t>
+              <w:t xml:space="preserve">COVID-19 hospitalisations (HUG, daily)</w:t>
             </w:r>
           </w:p>
         </w:tc>
@@ -4630,7 +4561,7 @@
               <w:jc w:val="left"/>
             </w:pPr>
             <w:r>
-              <w:t xml:space="preserve">Previously analysed [Orel 2024]; validation and calibration series</w:t>
+              <w:t xml:space="preserve">Analysed before [Orel 2024], for validation and calibration</w:t>
             </w:r>
           </w:p>
         </w:tc>
@@ -4644,7 +4575,7 @@
               <w:jc w:val="left"/>
             </w:pPr>
             <w:r>
-              <w:t xml:space="preserve">Pharmacien cantonal: wastewater, pharmacy sales</w:t>
+              <w:t xml:space="preserve">Wastewater and pharmacy sales (pharmacien cantonal)</w:t>
             </w:r>
           </w:p>
         </w:tc>
@@ -4668,7 +4599,7 @@
               <w:jc w:val="left"/>
             </w:pPr>
             <w:r>
-              <w:t xml:space="preserve">Extracts to formalise, partly within GESICA</w:t>
+              <w:t xml:space="preserve">Extracts to formalise, partly in GESICA</w:t>
             </w:r>
           </w:p>
         </w:tc>
@@ -4682,7 +4613,7 @@
               <w:jc w:val="left"/>
             </w:pPr>
             <w:r>
-              <w:t xml:space="preserve">Open public series (surveillance, wastewater, deaths, weather)</w:t>
+              <w:t xml:space="preserve">Open series (surveillance, wastewater, deaths, weather)</w:t>
             </w:r>
           </w:p>
         </w:tc>
@@ -4710,7 +4641,7 @@
               <w:jc w:val="left"/>
             </w:pPr>
             <w:r>
-              <w:t xml:space="preserve">Freely accessible; no agreement needed</w:t>
+              <w:t xml:space="preserve">No agreement needed</w:t>
             </w:r>
           </w:p>
         </w:tc>
@@ -4721,7 +4652,7 @@
         <w:pStyle w:val="BodyText"/>
       </w:pPr>
       <w:r>
-        <w:t xml:space="preserve">Remaining feasibility items: the ED/ICU extraction and the project 144 agreement; every row rests on an existing relationship.</w:t>
+        <w:t xml:space="preserve">The remaining feasibility items are the ED and ICU extraction and the project agreement with 144. Every row rests on an existing relationship.</w:t>
       </w:r>
     </w:p>
     <w:p>
@@ -4752,7 +4683,7 @@
         <w:t xml:space="preserve">CHF 250,000 over four years</w:t>
       </w:r>
       <w:r>
-        <w:t xml:space="preserve">; the applicant's salary is covered separately. Doctoral students and postdocs cannot be employed under the 2026 rules; support personnel can.</w:t>
+        <w:t xml:space="preserve">, and the applicant's salary is covered separately. Doctoral students and postdocs cannot be employed under the 2026 rules, but support personnel can.</w:t>
       </w:r>
     </w:p>
     <w:tbl>
@@ -4764,8 +4695,8 @@
         <w:tblLayout w:type="fixed"/>
       </w:tblPr>
       <w:tblGrid>
-        <w:gridCol w:w="3880"/>
-        <w:gridCol w:w="6666"/>
+        <w:gridCol w:w="4078"/>
+        <w:gridCol w:w="6468"/>
       </w:tblGrid>
       <w:tr>
         <w:trPr>
@@ -4827,7 +4758,7 @@
               <w:jc w:val="left"/>
             </w:pPr>
             <w:r>
-              <w:t xml:space="preserve">T1.2 protocol, logistics and adjudication support; WP3 harmonisation and evaluation pipeline; reproducibility</w:t>
+              <w:t xml:space="preserve">T1.2 protocol and adjudication support, WP3 harmonisation and evaluation pipeline, reproducibility</w:t>
             </w:r>
           </w:p>
         </w:tc>
@@ -4853,7 +4784,7 @@
               <w:jc w:val="left"/>
             </w:pPr>
             <w:r>
-              <w:t xml:space="preserve">Contracted M3–M9; required for T1.2's dual-extraction design</w:t>
+              <w:t xml:space="preserve">Contracted M3–M9, required for T1.2's dual-extraction design</w:t>
             </w:r>
           </w:p>
         </w:tc>
@@ -4879,7 +4810,7 @@
               <w:jc w:val="left"/>
             </w:pPr>
             <w:r>
-              <w:t xml:space="preserve">Project-specific extractions, secure-environment allocations and runs beyond existing infrastructure</w:t>
+              <w:t xml:space="preserve">Project-specific extractions and secure computing beyond existing infrastructure</w:t>
             </w:r>
           </w:p>
         </w:tc>
@@ -4905,7 +4836,7 @@
               <w:jc w:val="left"/>
             </w:pPr>
             <w:r>
-              <w:t xml:space="preserve">Results presentation; international collaboration</w:t>
+              <w:t xml:space="preserve">Presentation of results, international collaboration</w:t>
             </w:r>
           </w:p>
         </w:tc>
@@ -4946,7 +4877,13 @@
           <w:bCs/>
           <w:b/>
         </w:rPr>
-        <w:t xml:space="preserve">Preparatory work, before month 1 and outside grant funding:</w:t>
+        <w:t xml:space="preserve">Preparatory work, before month 1 and outside grant funding.</w:t>
+      </w:r>
+      <w:r>
+        <w:t xml:space="preserve"> </w:t>
+      </w:r>
+      <w:r>
+        <w:t xml:space="preserve">It covers</w:t>
       </w:r>
       <w:r>
         <w:t xml:space="preserve"> </w:t>
@@ -4962,7 +4899,7 @@
         <w:t xml:space="preserve"> </w:t>
       </w:r>
       <w:r>
-        <w:t xml:space="preserve">with HUG and 144/CASU (re-scoping access already held);</w:t>
+        <w:t xml:space="preserve">with HUG and 144/CASU, which re-scope access already held, and</w:t>
       </w:r>
       <w:r>
         <w:t xml:space="preserve"> </w:t>
@@ -4975,44 +4912,44 @@
         <w:t xml:space="preserve">project-specific data governance and reuse</w:t>
       </w:r>
       <w:r>
-        <w:t xml:space="preserve">, confirmed under the applicable institutional and regulatory framework before any analysis;</w:t>
-      </w:r>
-      <w:r>
-        <w:t xml:space="preserve"> </w:t>
-      </w:r>
-      <w:r>
-        <w:rPr>
-          <w:bCs/>
-          <w:b/>
-        </w:rPr>
-        <w:t xml:space="preserve">infrastructure hardening</w:t>
-      </w:r>
-      <w:r>
-        <w:t xml:space="preserve"> </w:t>
-      </w:r>
-      <w:r>
-        <w:t xml:space="preserve">of LiteRev-Evidence before clinical data connect. Feasibility rests on</w:t>
-      </w:r>
-      <w:r>
-        <w:t xml:space="preserve"> </w:t>
-      </w:r>
-      <w:r>
-        <w:rPr>
-          <w:bCs/>
-          <w:b/>
-        </w:rPr>
-        <w:t xml:space="preserve">the prototype already existing</w:t>
-      </w:r>
-      <w:r>
-        <w:t xml:space="preserve"> </w:t>
-      </w:r>
-      <w:r>
-        <w:t xml:space="preserve">and on the fallbacks, each leaving the central question answerable.</w:t>
-      </w:r>
-    </w:p>
+        <w:t xml:space="preserve">, confirmed under the applicable institutional and regulatory framework before any analysis. It also covers the</w:t>
+      </w:r>
+      <w:r>
+        <w:t xml:space="preserve"> </w:t>
+      </w:r>
+      <w:r>
+        <w:rPr>
+          <w:bCs/>
+          <w:b/>
+        </w:rPr>
+        <w:t xml:space="preserve">hardening of LiteRev-Evidence</w:t>
+      </w:r>
+      <w:r>
+        <w:t xml:space="preserve"> </w:t>
+      </w:r>
+      <w:r>
+        <w:t xml:space="preserve">before clinical data connect. Feasibility rests on</w:t>
+      </w:r>
+      <w:r>
+        <w:t xml:space="preserve"> </w:t>
+      </w:r>
+      <w:r>
+        <w:rPr>
+          <w:bCs/>
+          <w:b/>
+        </w:rPr>
+        <w:t xml:space="preserve">the prototype that already exists</w:t>
+      </w:r>
+      <w:r>
+        <w:t xml:space="preserve"> </w:t>
+      </w:r>
+      <w:r>
+        <w:t xml:space="preserve">and on the fallbacks, each of which leaves the central question answerable.</w:t>
+      </w:r>
+    </w:p>
+    <w:bookmarkEnd w:id="67"/>
     <w:bookmarkEnd w:id="68"/>
-    <w:bookmarkEnd w:id="69"/>
-    <w:bookmarkStart w:id="74" w:name="X10aa73bd92b9e3b0d0e8f9aceaa1d28354da000"/>
+    <w:bookmarkStart w:id="73" w:name="X10aa73bd92b9e3b0d0e8f9aceaa1d28354da000"/>
     <w:p>
       <w:pPr>
         <w:pStyle w:val="Heading2"/>
@@ -5036,41 +4973,23 @@
         <w:t xml:space="preserve"> </w:t>
       </w:r>
       <w:r>
-        <w:t xml:space="preserve">I execute WP2 and WP3's confirmatory design personally and lead WP1's</w:t>
-      </w:r>
-      <w:r>
-        <w:t xml:space="preserve"> </w:t>
-      </w:r>
-      <w:r>
-        <w:t xml:space="preserve">protocol and WP4's decision work. One</w:t>
-      </w:r>
-      <w:r>
-        <w:t xml:space="preserve"> </w:t>
-      </w:r>
-      <w:r>
-        <w:rPr>
-          <w:bCs/>
-          <w:b/>
-        </w:rPr>
-        <w:t xml:space="preserve">scientific/technical collaborator</w:t>
-      </w:r>
-      <w:r>
-        <w:t xml:space="preserve"> </w:t>
-      </w:r>
-      <w:r>
-        <w:t xml:space="preserve">(support personnel, 50% over 48 months) carries the T3.1–T3.2 harmonisation and</w:t>
-      </w:r>
-      <w:r>
-        <w:t xml:space="preserve"> </w:t>
-      </w:r>
-      <w:r>
-        <w:t xml:space="preserve">rolling-origin pipeline and the reproducibility engineering behind D1.1 and D3.1; a</w:t>
-      </w:r>
-      <w:r>
-        <w:t xml:space="preserve"> </w:t>
-      </w:r>
-      <w:r>
-        <w:t xml:space="preserve">separately contracted</w:t>
+        <w:t xml:space="preserve">I carry out WP2 and the confirmatory design of WP3 myself, and I lead WP1's protocol and WP4's decision work. The</w:t>
+      </w:r>
+      <w:r>
+        <w:t xml:space="preserve"> </w:t>
+      </w:r>
+      <w:r>
+        <w:rPr>
+          <w:bCs/>
+          <w:b/>
+        </w:rPr>
+        <w:t xml:space="preserve">collaborator</w:t>
+      </w:r>
+      <w:r>
+        <w:t xml:space="preserve"> </w:t>
+      </w:r>
+      <w:r>
+        <w:t xml:space="preserve">(50% over 48 months) carries the T3.1–T3.2 harmonisation, the replay pipeline and the reproducibility engineering behind D1.1 and D3.1, and the</w:t>
       </w:r>
       <w:r>
         <w:t xml:space="preserve"> </w:t>
@@ -5086,13 +5005,7 @@
         <w:t xml:space="preserve"> </w:t>
       </w:r>
       <w:r>
-        <w:t xml:space="preserve">(M3–M9) provides T1.2's second extraction</w:t>
-      </w:r>
-      <w:r>
-        <w:t xml:space="preserve"> </w:t>
-      </w:r>
-      <w:r>
-        <w:t xml:space="preserve">arm. No other personnel are requested.</w:t>
+        <w:t xml:space="preserve">(M3–M9) provides T1.2's second extraction. No other personnel are requested.</w:t>
       </w:r>
     </w:p>
     <w:p>
@@ -5100,23 +5013,23 @@
         <w:pStyle w:val="BodyText"/>
       </w:pPr>
       <w:r>
-        <w:t xml:space="preserve">No serial chain: WP2 falls back to weakly informative priors if WP1 finds extraction inadequate; WP3's open-data track runs regardless of access; WP4's decision analysis is retrospective.</w:t>
-      </w:r>
-      <w:r>
-        <w:t xml:space="preserve"> </w:t>
-      </w:r>
-      <w:r>
-        <w:rPr>
-          <w:bCs/>
-          <w:b/>
-        </w:rPr>
-        <w:t xml:space="preserve">What open data alone costs:</w:t>
-      </w:r>
-      <w:r>
-        <w:t xml:space="preserve"> </w:t>
-      </w:r>
-      <w:r>
-        <w:t xml:space="preserve">open series are not emergency-system demand, so the claim narrows and most of WP4 turns illustrative; hence the agreements are a pre-award action.</w:t>
+        <w:t xml:space="preserve">No task waits on a single chain. WP2 falls back to weakly informative priors if WP1 finds extraction inadequate, WP3's open-data track runs whatever the data access, and WP4's decision analysis is retrospective.</w:t>
+      </w:r>
+      <w:r>
+        <w:t xml:space="preserve"> </w:t>
+      </w:r>
+      <w:r>
+        <w:rPr>
+          <w:bCs/>
+          <w:b/>
+        </w:rPr>
+        <w:t xml:space="preserve">Open data alone has a cost.</w:t>
+      </w:r>
+      <w:r>
+        <w:t xml:space="preserve"> </w:t>
+      </w:r>
+      <w:r>
+        <w:t xml:space="preserve">Open series do not measure demand on emergency services, so the claim narrows and most of WP4 becomes illustrative. This is why the agreements start before the award.</w:t>
       </w:r>
     </w:p>
     <w:p>
@@ -5128,24 +5041,24 @@
           <wp:inline>
             <wp:extent cx="6640000" cy="2627129"/>
             <wp:effectExtent b="0" l="0" r="0" t="0"/>
-            <wp:docPr descr="Work plan" title="" id="71" name="Picture"/>
+            <wp:docPr descr="Work plan" title="" id="70" name="Picture"/>
             <a:graphic>
               <a:graphicData uri="http://schemas.openxmlformats.org/drawingml/2006/picture">
                 <pic:pic>
                   <pic:nvPicPr>
-                    <pic:cNvPr descr="figures/fig2-gantt.svg" id="72" name="Picture"/>
+                    <pic:cNvPr descr="figures/fig2-gantt.svg" id="71" name="Picture"/>
                     <pic:cNvPicPr>
                       <a:picLocks noChangeArrowheads="1" noChangeAspect="1"/>
                     </pic:cNvPicPr>
                   </pic:nvPicPr>
                   <pic:blipFill>
-                    <a:blip r:embed="rId73">
+                    <a:blip r:embed="rId72">
                       <a:extLst>
                         <a:ext uri="{28A0092B-C50C-407E-A947-70E740481C1C}">
                           <a14:useLocalDpi xmlns:a14="http://schemas.microsoft.com/office/drawing/2010/main" val="0"/>
                         </a:ext>
                         <a:ext uri="{96DAC541-7B7A-43D3-8B79-37D633B846F1}">
-                          <asvg:svgBlip xmlns:asvg="http://schemas.microsoft.com/office/drawing/2016/SVG/main" r:embed="rId70"/>
+                          <asvg:svgBlip xmlns:asvg="http://schemas.microsoft.com/office/drawing/2016/SVG/main" r:embed="rId69"/>
                         </a:ext>
                       </a:extLst>
                     </a:blip>
@@ -5184,7 +5097,7 @@
           <w:iCs/>
           <w:i/>
         </w:rPr>
-        <w:t xml:space="preserve">Figure 2: work packages, tasks and milestones over 48 months.</w:t>
+        <w:t xml:space="preserve">Figure 2. Work packages, tasks and milestones over 48 months.</w:t>
       </w:r>
     </w:p>
     <w:tbl>
@@ -5350,7 +5263,7 @@
               <w:jc w:val="left"/>
             </w:pPr>
             <w:r>
-              <w:t xml:space="preserve">Open-data benchmark running; operational series harmonised, or fallback activated</w:t>
+              <w:t xml:space="preserve">Open-data benchmark running, operational series harmonised, or fallback activated</w:t>
             </w:r>
           </w:p>
         </w:tc>
@@ -5388,7 +5301,7 @@
               <w:jc w:val="left"/>
             </w:pPr>
             <w:r>
-              <w:t xml:space="preserve">Primary cold-start hypothesis tested by the champion contrast</w:t>
+              <w:t xml:space="preserve">Primary cold-start hypothesis tested by the champion comparison</w:t>
             </w:r>
           </w:p>
         </w:tc>
@@ -5464,20 +5377,152 @@
               <w:jc w:val="left"/>
             </w:pPr>
             <w:r>
-              <w:t xml:space="preserve">Cross-archetype analysis complete; dashboard running and prospectively scored for validated demand-based archetypes where authorised</w:t>
+              <w:t xml:space="preserve">Analysis across crisis types complete, dashboard running and scored prospectively for validated demand-driven crisis types where authorised</w:t>
             </w:r>
           </w:p>
         </w:tc>
       </w:tr>
     </w:tbl>
+    <w:bookmarkEnd w:id="73"/>
+    <w:bookmarkStart w:id="74" w:name="Xfa74544992b8a2e9fab533cfaf936bad7ec032c"/>
+    <w:p>
+      <w:pPr>
+        <w:pStyle w:val="Heading2"/>
+      </w:pPr>
+      <w:r>
+        <w:t xml:space="preserve">2.5 Relevance and impact</w:t>
+      </w:r>
+    </w:p>
+    <w:p>
+      <w:pPr>
+        <w:pStyle w:val="FirstParagraph"/>
+      </w:pPr>
+      <w:r>
+        <w:rPr>
+          <w:bCs/>
+          <w:b/>
+        </w:rPr>
+        <w:t xml:space="preserve">A null result changes identifiable practice.</w:t>
+      </w:r>
+      <w:r>
+        <w:t xml:space="preserve"> </w:t>
+      </w:r>
+      <w:r>
+        <w:t xml:space="preserve">Modellers seed early-crisis models with parameters taken from a few studies, and evidence-synthesis platforms (mine included) assume that pooled estimates can be reused as priors. A calibrated null tells both that this practice gains nothing where it matters most.</w:t>
+      </w:r>
+    </w:p>
+    <w:p>
+      <w:pPr>
+        <w:pStyle w:val="BodyText"/>
+      </w:pPr>
+      <w:r>
+        <w:rPr>
+          <w:bCs/>
+          <w:b/>
+        </w:rPr>
+        <w:t xml:space="preserve">Form of publication.</w:t>
+      </w:r>
+      <w:r>
+        <w:t xml:space="preserve"> </w:t>
+      </w:r>
+      <w:r>
+        <w:t xml:space="preserve">Peer-reviewed articles, preprints on submission and open access throughout. Benchmarks, the prior library and the code are released as</w:t>
+      </w:r>
+      <w:r>
+        <w:t xml:space="preserve"> </w:t>
+      </w:r>
+      <w:r>
+        <w:rPr>
+          <w:bCs/>
+          <w:b/>
+        </w:rPr>
+        <w:t xml:space="preserve">citable, versioned open resources</w:t>
+      </w:r>
+      <w:r>
+        <w:t xml:space="preserve">, and results are returned to the partners. Durable resources, subordinate to the central question, are</w:t>
+      </w:r>
+      <w:r>
+        <w:t xml:space="preserve"> </w:t>
+      </w:r>
+      <w:r>
+        <w:rPr>
+          <w:bCs/>
+          <w:b/>
+        </w:rPr>
+        <w:t xml:space="preserve">the extraction and replication benchmark</w:t>
+      </w:r>
+      <w:r>
+        <w:t xml:space="preserve">,</w:t>
+      </w:r>
+      <w:r>
+        <w:t xml:space="preserve"> </w:t>
+      </w:r>
+      <w:r>
+        <w:rPr>
+          <w:bCs/>
+          <w:b/>
+        </w:rPr>
+        <w:t xml:space="preserve">the public cold-start benchmark</w:t>
+      </w:r>
+      <w:r>
+        <w:t xml:space="preserve">, an</w:t>
+      </w:r>
+      <w:r>
+        <w:t xml:space="preserve"> </w:t>
+      </w:r>
+      <w:r>
+        <w:rPr>
+          <w:bCs/>
+          <w:b/>
+        </w:rPr>
+        <w:t xml:space="preserve">open reference framework</w:t>
+      </w:r>
+      <w:r>
+        <w:t xml:space="preserve"> </w:t>
+      </w:r>
+      <w:r>
+        <w:t xml:space="preserve">and a</w:t>
+      </w:r>
+      <w:r>
+        <w:t xml:space="preserve"> </w:t>
+      </w:r>
+      <w:r>
+        <w:rPr>
+          <w:bCs/>
+          <w:b/>
+        </w:rPr>
+        <w:t xml:space="preserve">decision-analytic evaluation framework</w:t>
+      </w:r>
+      <w:r>
+        <w:t xml:space="preserve">.</w:t>
+      </w:r>
+    </w:p>
+    <w:p>
+      <w:pPr>
+        <w:pStyle w:val="BodyText"/>
+      </w:pPr>
+      <w:r>
+        <w:rPr>
+          <w:bCs/>
+          <w:b/>
+        </w:rPr>
+        <w:t xml:space="preserve">Practical and societal impact.</w:t>
+      </w:r>
+      <w:r>
+        <w:t xml:space="preserve"> </w:t>
+      </w:r>
+      <w:r>
+        <w:t xml:space="preserve">In the first weeks of a crisis, emergency services decide whether to open capacity, move resources or escalate before local outcomes are informative. The project measures whether external evidence improves those decisions, and with how much remaining uncertainty. Each validated crisis type leaves a configuration that re-validates itself and, where authorised, a running dashboard with the services. Extending this core to several types of crisis is the explicit path after the grant.</w:t>
+      </w:r>
+    </w:p>
     <w:bookmarkEnd w:id="74"/>
-    <w:bookmarkStart w:id="75" w:name="Xfa74544992b8a2e9fab533cfaf936bad7ec032c"/>
+    <w:bookmarkStart w:id="75" w:name="Xcc38eee077486c72e5fe0175206dca2aaaf6450"/>
     <w:p>
       <w:pPr>
         <w:pStyle w:val="Heading2"/>
       </w:pPr>
       <w:r>
-        <w:t xml:space="preserve">2.5 Relevance and impact</w:t>
+        <w:t xml:space="preserve">2.6 Relevance for personal career development</w:t>
       </w:r>
     </w:p>
     <w:p>
@@ -5489,163 +5534,13 @@
           <w:bCs/>
           <w:b/>
         </w:rPr>
-        <w:t xml:space="preserve">A null result changes identifiable practice.</w:t>
-      </w:r>
-      <w:r>
-        <w:t xml:space="preserve"> </w:t>
-      </w:r>
-      <w:r>
-        <w:t xml:space="preserve">Modellers seed early-crisis models with parameters lifted from a few studies; evidence-synthesis platforms (mine included) assume pooled estimates are reusable as priors; a calibrated null tells both that the practice buys nothing where it matters most.</w:t>
-      </w:r>
-    </w:p>
-    <w:p>
-      <w:pPr>
-        <w:pStyle w:val="BodyText"/>
-      </w:pPr>
-      <w:r>
-        <w:rPr>
-          <w:bCs/>
-          <w:b/>
-        </w:rPr>
-        <w:t xml:space="preserve">Form of publication.</w:t>
-      </w:r>
-      <w:r>
-        <w:t xml:space="preserve"> </w:t>
-      </w:r>
-      <w:r>
-        <w:t xml:space="preserve">Peer-reviewed articles, preprints on submission, open access throughout; benchmarks, prior library and code as</w:t>
-      </w:r>
-      <w:r>
-        <w:t xml:space="preserve"> </w:t>
-      </w:r>
-      <w:r>
-        <w:rPr>
-          <w:bCs/>
-          <w:b/>
-        </w:rPr>
-        <w:t xml:space="preserve">citable, versioned open resources</w:t>
-      </w:r>
-      <w:r>
-        <w:t xml:space="preserve">; results returned to the partners. Durable resources, subordinate to the central question:</w:t>
-      </w:r>
-      <w:r>
-        <w:t xml:space="preserve"> </w:t>
-      </w:r>
-      <w:r>
-        <w:rPr>
-          <w:bCs/>
-          <w:b/>
-        </w:rPr>
-        <w:t xml:space="preserve">the extraction and replication benchmark</w:t>
-      </w:r>
-      <w:r>
-        <w:t xml:space="preserve">,</w:t>
-      </w:r>
-      <w:r>
-        <w:t xml:space="preserve"> </w:t>
-      </w:r>
-      <w:r>
-        <w:rPr>
-          <w:bCs/>
-          <w:b/>
-        </w:rPr>
-        <w:t xml:space="preserve">the public cold-start benchmark</w:t>
-      </w:r>
-      <w:r>
-        <w:t xml:space="preserve">, an</w:t>
-      </w:r>
-      <w:r>
-        <w:t xml:space="preserve"> </w:t>
-      </w:r>
-      <w:r>
-        <w:rPr>
-          <w:bCs/>
-          <w:b/>
-        </w:rPr>
-        <w:t xml:space="preserve">open reference framework</w:t>
-      </w:r>
-      <w:r>
-        <w:t xml:space="preserve"> </w:t>
-      </w:r>
-      <w:r>
-        <w:t xml:space="preserve">and a</w:t>
-      </w:r>
-      <w:r>
-        <w:t xml:space="preserve"> </w:t>
-      </w:r>
-      <w:r>
-        <w:rPr>
-          <w:bCs/>
-          <w:b/>
-        </w:rPr>
-        <w:t xml:space="preserve">decision-analytic evaluation framework</w:t>
-      </w:r>
-      <w:r>
-        <w:t xml:space="preserve">.</w:t>
-      </w:r>
-    </w:p>
-    <w:p>
-      <w:pPr>
-        <w:pStyle w:val="BodyText"/>
-      </w:pPr>
-      <w:r>
-        <w:rPr>
-          <w:bCs/>
-          <w:b/>
-        </w:rPr>
-        <w:t xml:space="preserve">Practical and societal impact.</w:t>
-      </w:r>
-      <w:r>
-        <w:t xml:space="preserve"> </w:t>
-      </w:r>
-      <w:r>
-        <w:t xml:space="preserve">In a crisis's first weeks, emergency systems decide whether to open capacity, redistribute resources or escalate before local outcomes are informative; the project quantifies whether external evidence improves those decisions, and with what residual uncertainty.</w:t>
-      </w:r>
-    </w:p>
-    <w:p>
-      <w:pPr>
-        <w:pStyle w:val="BodyText"/>
-      </w:pPr>
-      <w:r>
-        <w:rPr>
-          <w:bCs/>
-          <w:b/>
-        </w:rPr>
-        <w:t xml:space="preserve">Where this points operationally.</w:t>
-      </w:r>
-      <w:r>
-        <w:t xml:space="preserve"> </w:t>
-      </w:r>
-      <w:r>
-        <w:t xml:space="preserve">Each validated demand-based archetype leaves a registered, automatically re-validated configuration and, where authorised, a daily observation-mode dashboard, running and prospectively verified, in the hands of the services that would use it. Extending that nucleus into a multi-crisis surveillance platform is the explicit post-grant pathway; this project supplies the validated core and the update rules.</w:t>
-      </w:r>
-    </w:p>
-    <w:bookmarkEnd w:id="75"/>
-    <w:bookmarkStart w:id="76" w:name="Xcc38eee077486c72e5fe0175206dca2aaaf6450"/>
-    <w:p>
-      <w:pPr>
-        <w:pStyle w:val="Heading2"/>
-      </w:pPr>
-      <w:r>
-        <w:t xml:space="preserve">2.6 Relevance for personal career development</w:t>
-      </w:r>
-    </w:p>
-    <w:p>
-      <w:pPr>
-        <w:pStyle w:val="FirstParagraph"/>
-      </w:pPr>
-      <w:r>
-        <w:rPr>
-          <w:bCs/>
-          <w:b/>
-        </w:rPr>
         <w:t xml:space="preserve">Why I am ready, and why now.</w:t>
       </w:r>
       <w:r>
         <w:t xml:space="preserve"> </w:t>
       </w:r>
       <w:r>
-        <w:t xml:space="preserve">I have the methods, the prototype and the domain access, used so far inside other people's programmes; what I lacked is a research agenda of my own.</w:t>
+        <w:t xml:space="preserve">I have the methods, the prototype and access to the domain, used so far inside other people's programmes. What I lacked is a research agenda of my own.</w:t>
       </w:r>
     </w:p>
     <w:tbl>
@@ -5657,10 +5552,10 @@
         <w:tblLayout w:type="fixed"/>
       </w:tblPr>
       <w:tblGrid>
-        <w:gridCol w:w="2167"/>
-        <w:gridCol w:w="3832"/>
+        <w:gridCol w:w="2262"/>
+        <w:gridCol w:w="3951"/>
         <w:gridCol w:w="1560"/>
-        <w:gridCol w:w="2987"/>
+        <w:gridCol w:w="2773"/>
       </w:tblGrid>
       <w:tr>
         <w:trPr>
@@ -5760,7 +5655,7 @@
               <w:jc w:val="left"/>
             </w:pPr>
             <w:r>
-              <w:t xml:space="preserve">Decision support; no test of evidence-derived priors</w:t>
+              <w:t xml:space="preserve">Decision support, no test of evidence priors</w:t>
             </w:r>
           </w:p>
         </w:tc>
@@ -5786,7 +5681,7 @@
               <w:jc w:val="left"/>
             </w:pPr>
             <w:r>
-              <w:t xml:space="preserve">European epidemic-intelligence toolbox</w:t>
+              <w:t xml:space="preserve">Epidemic-intelligence toolbox</w:t>
             </w:r>
           </w:p>
         </w:tc>
@@ -5810,7 +5705,7 @@
               <w:jc w:val="left"/>
             </w:pPr>
             <w:r>
-              <w:t xml:space="preserve">Infrastructure; no test of borrowed evidence</w:t>
+              <w:t xml:space="preserve">Infrastructure, no test of borrowing</w:t>
             </w:r>
           </w:p>
         </w:tc>
@@ -5836,7 +5731,7 @@
               <w:jc w:val="left"/>
             </w:pPr>
             <w:r>
-              <w:t xml:space="preserve">Geneva waterborne outbreak determinants</w:t>
+              <w:t xml:space="preserve">Waterborne outbreaks in Geneva</w:t>
             </w:r>
           </w:p>
         </w:tc>
@@ -5860,7 +5755,7 @@
               <w:jc w:val="left"/>
             </w:pPr>
             <w:r>
-              <w:t xml:space="preserve">Supplies a contrasting validation extension</w:t>
+              <w:t xml:space="preserve">Supplies a contrasting extension</w:t>
             </w:r>
           </w:p>
         </w:tc>
@@ -5894,7 +5789,7 @@
                 <w:bCs/>
                 <w:b/>
               </w:rPr>
-              <w:t xml:space="preserve">When evidence borrowing helps at cold start, and when it harms</w:t>
+              <w:t xml:space="preserve">When borrowed evidence helps at cold start, and when it harms</w:t>
             </w:r>
           </w:p>
         </w:tc>
@@ -5910,7 +5805,7 @@
                 <w:bCs/>
                 <w:b/>
               </w:rPr>
-              <w:t xml:space="preserve">PI, full-time</w:t>
+              <w:t xml:space="preserve">PI, full time</w:t>
             </w:r>
           </w:p>
         </w:tc>
@@ -5937,10 +5832,13 @@
           <w:bCs/>
           <w:b/>
         </w:rPr>
-        <w:t xml:space="preserve">This project does not build another epidemic-intelligence platform</w:t>
-      </w:r>
-      <w:r>
-        <w:t xml:space="preserve">: it uses existing infrastructures to test a question that is a work package of none of them.</w:t>
+        <w:t xml:space="preserve">This project does not build another epidemic-intelligence platform.</w:t>
+      </w:r>
+      <w:r>
+        <w:t xml:space="preserve"> </w:t>
+      </w:r>
+      <w:r>
+        <w:t xml:space="preserve">It uses existing infrastructures to test a question that is a work package of none of them.</w:t>
       </w:r>
     </w:p>
     <w:p>
@@ -5958,7 +5856,7 @@
         <w:t xml:space="preserve"> </w:t>
       </w:r>
       <w:r>
-        <w:t xml:space="preserve">The question arose while I was building LiteRev-Evidence: the platform could pool published estimates into priors, and nothing established whether they improved forecasting in a new setting. The methodological core came from fifteen years of quantitative finance, from no group I have worked in; the platform was developed at UNIGE under my scientific direction.</w:t>
+        <w:t xml:space="preserve">The question arose while I was building LiteRev-Evidence. The platform could pool published estimates into priors, and nothing showed whether they improved forecasting in a new setting. The methodological core came from fifteen years of quantitative finance, not from any group I have worked in, and the platform was developed at UNIGE under my scientific direction.</w:t>
       </w:r>
     </w:p>
     <w:p>
@@ -5976,7 +5874,7 @@
         <w:t xml:space="preserve"> </w:t>
       </w:r>
       <w:r>
-        <w:t xml:space="preserve">Prof. Olivia Keiser leads the group in which I developed LiteRev; she also leads the legionellosis study, GeoAI4EI and the MAS on which I teach; she co-authors my output (expected at this stage) and has</w:t>
+        <w:t xml:space="preserve">Prof. Olivia Keiser leads the group in which I developed LiteRev. She also leads the legionellosis study, GeoAI4EI and the MAS on which I teach, and she co-authors my output, as expected at this stage, but she has</w:t>
       </w:r>
       <w:r>
         <w:t xml:space="preserve"> </w:t>
@@ -5989,7 +5887,7 @@
         <w:t xml:space="preserve">no scientific role in this project</w:t>
       </w:r>
       <w:r>
-        <w:t xml:space="preserve">. Prof. Douglas Teodoro leads GESICA and provides the WP1 biomedical-NLP collaboration.</w:t>
+        <w:t xml:space="preserve">. Prof. Douglas Teodoro leads GESICA and provides the WP1 collaboration on biomedical language processing.</w:t>
       </w:r>
     </w:p>
     <w:p>
@@ -6020,17 +5918,17 @@
         <w:t xml:space="preserve">Institute of Global Health</w:t>
       </w:r>
       <w:r>
-        <w:t xml:space="preserve">, I will lead an independent programme alongside its groups rather than inside one; the guarantees are in the confirmation letters. The programme is executable by the PI and budgeted support personnel:</w:t>
-      </w:r>
-      <w:r>
-        <w:t xml:space="preserve"> </w:t>
-      </w:r>
-      <w:r>
-        <w:rPr>
-          <w:bCs/>
-          <w:b/>
-        </w:rPr>
-        <w:t xml:space="preserve">no named individual other than the PI is scientifically load-bearing.</w:t>
+        <w:t xml:space="preserve">, I will lead an independent programme alongside its groups rather than inside one, and the confirmation letters set out the guarantees. The programme can be carried out by the PI and the budgeted support personnel.</w:t>
+      </w:r>
+      <w:r>
+        <w:t xml:space="preserve"> </w:t>
+      </w:r>
+      <w:r>
+        <w:rPr>
+          <w:bCs/>
+          <w:b/>
+        </w:rPr>
+        <w:t xml:space="preserve">No named individual other than the PI is scientifically load-bearing.</w:t>
       </w:r>
     </w:p>
     <w:p>
@@ -6048,12 +5946,12 @@
         <w:t xml:space="preserve"> </w:t>
       </w:r>
       <w:r>
-        <w:t xml:space="preserve">By month 48: a validated answer and a first-author record: the basis for group leadership or a professorship. Ambizione consolidates my research time into one programme.</w:t>
-      </w:r>
-    </w:p>
+        <w:t xml:space="preserve">By month 48 I will have a validated answer and a first-author record, the basis for leading a group or holding a professorship.</w:t>
+      </w:r>
+    </w:p>
+    <w:bookmarkEnd w:id="75"/>
     <w:bookmarkEnd w:id="76"/>
-    <w:bookmarkEnd w:id="77"/>
-    <w:bookmarkStart w:id="91" w:name="bibliography"/>
+    <w:bookmarkStart w:id="90" w:name="bibliography"/>
     <w:p>
       <w:pPr>
         <w:pStyle w:val="Heading1"/>
@@ -6062,7 +5960,7 @@
         <w:t xml:space="preserve">Bibliography</w:t>
       </w:r>
     </w:p>
-    <w:bookmarkStart w:id="78" w:name="X250effa5216dfb8ead712cb69fc67ebcb081b82"/>
+    <w:bookmarkStart w:id="77" w:name="X250effa5216dfb8ead712cb69fc67ebcb081b82"/>
     <w:p>
       <w:pPr>
         <w:pStyle w:val="Heading2"/>
@@ -6393,8 +6291,8 @@
         <w:t xml:space="preserve">2014;343(6176):1203–1205. doi:10.1126/science.1248506</w:t>
       </w:r>
     </w:p>
-    <w:bookmarkEnd w:id="78"/>
-    <w:bookmarkStart w:id="79" w:name="prehospital-data-as-a-leading-indicator"/>
+    <w:bookmarkEnd w:id="77"/>
+    <w:bookmarkStart w:id="78" w:name="prehospital-data-as-a-leading-indicator"/>
     <w:p>
       <w:pPr>
         <w:pStyle w:val="Heading2"/>
@@ -6555,8 +6453,8 @@
         <w:t xml:space="preserve">Submitted, 2026.</w:t>
       </w:r>
     </w:p>
-    <w:bookmarkEnd w:id="79"/>
-    <w:bookmarkStart w:id="80" w:name="Xcba917f87eab0aeaba11dadf6a8484db0493216"/>
+    <w:bookmarkEnd w:id="78"/>
+    <w:bookmarkStart w:id="79" w:name="Xcba917f87eab0aeaba11dadf6a8484db0493216"/>
     <w:p>
       <w:pPr>
         <w:pStyle w:val="Heading2"/>
@@ -6673,8 +6571,8 @@
         <w:t xml:space="preserve">doi:10.7554/eLife.81916</w:t>
       </w:r>
     </w:p>
-    <w:bookmarkEnd w:id="80"/>
-    <w:bookmarkStart w:id="81" w:name="X4817d926ad28a39127e5899d59ffd43c7a8ee68"/>
+    <w:bookmarkEnd w:id="79"/>
+    <w:bookmarkStart w:id="80" w:name="X4817d926ad28a39127e5899d59ffd43c7a8ee68"/>
     <w:p>
       <w:pPr>
         <w:pStyle w:val="Heading2"/>
@@ -6771,8 +6669,8 @@
         <w:t xml:space="preserve">2016;70(10):1–35. doi:10.18637/jss.v070.i10</w:t>
       </w:r>
     </w:p>
-    <w:bookmarkEnd w:id="81"/>
-    <w:bookmarkStart w:id="82" w:name="evidence-as-prior-information"/>
+    <w:bookmarkEnd w:id="80"/>
+    <w:bookmarkStart w:id="81" w:name="evidence-as-prior-information"/>
     <w:p>
       <w:pPr>
         <w:pStyle w:val="Heading2"/>
@@ -6963,8 +6861,8 @@
         <w:t xml:space="preserve">2014;70(4):1023–1032. doi:10.1111/biom.12242</w:t>
       </w:r>
     </w:p>
-    <w:bookmarkEnd w:id="82"/>
-    <w:bookmarkStart w:id="83" w:name="automated-extraction-and-living-reviews"/>
+    <w:bookmarkEnd w:id="81"/>
+    <w:bookmarkStart w:id="82" w:name="automated-extraction-and-living-reviews"/>
     <w:p>
       <w:pPr>
         <w:pStyle w:val="Heading2"/>
@@ -7117,8 +7015,8 @@
         <w:t xml:space="preserve">2023;25:e39736. doi:10.2196/39736</w:t>
       </w:r>
     </w:p>
-    <w:bookmarkEnd w:id="83"/>
-    <w:bookmarkStart w:id="84" w:name="transportability"/>
+    <w:bookmarkEnd w:id="82"/>
+    <w:bookmarkStart w:id="83" w:name="transportability"/>
     <w:p>
       <w:pPr>
         <w:pStyle w:val="Heading2"/>
@@ -7265,8 +7163,8 @@
         <w:t xml:space="preserve">2023;10:501–524.</w:t>
       </w:r>
     </w:p>
-    <w:bookmarkEnd w:id="84"/>
-    <w:bookmarkStart w:id="85" w:name="Xe9922e1c5762c88228c0c87eec70e80a7dd8e43"/>
+    <w:bookmarkEnd w:id="83"/>
+    <w:bookmarkStart w:id="84" w:name="Xe9922e1c5762c88228c0c87eec70e80a7dd8e43"/>
     <w:p>
       <w:pPr>
         <w:pStyle w:val="Heading2"/>
@@ -7451,8 +7349,8 @@
         <w:t xml:space="preserve">2021;18(182):20210555. doi:10.1098/rsif.2021.0555</w:t>
       </w:r>
     </w:p>
-    <w:bookmarkEnd w:id="85"/>
-    <w:bookmarkStart w:id="86" w:name="conformal-prediction"/>
+    <w:bookmarkEnd w:id="84"/>
+    <w:bookmarkStart w:id="85" w:name="conformal-prediction"/>
     <w:p>
       <w:pPr>
         <w:pStyle w:val="Heading2"/>
@@ -7543,8 +7441,8 @@
         <w:t xml:space="preserve">2023;51(2):816–845.</w:t>
       </w:r>
     </w:p>
-    <w:bookmarkEnd w:id="86"/>
-    <w:bookmarkStart w:id="87" w:name="X5d64c38a8f3f1d886c30bed55f6f9ab6a8b4433"/>
+    <w:bookmarkEnd w:id="85"/>
+    <w:bookmarkStart w:id="86" w:name="X5d64c38a8f3f1d886c30bed55f6f9ab6a8b4433"/>
     <w:p>
       <w:pPr>
         <w:pStyle w:val="Heading2"/>
@@ -7737,8 +7635,8 @@
         <w:t xml:space="preserve">2022;71(4):884–905. doi:10.1111/rssc.12559</w:t>
       </w:r>
     </w:p>
-    <w:bookmarkEnd w:id="87"/>
-    <w:bookmarkStart w:id="88" w:name="heat-air-quality-and-emergency-demand"/>
+    <w:bookmarkEnd w:id="86"/>
+    <w:bookmarkStart w:id="87" w:name="heat-air-quality-and-emergency-demand"/>
     <w:p>
       <w:pPr>
         <w:pStyle w:val="Heading2"/>
@@ -7947,8 +7845,8 @@
         <w:t xml:space="preserve">2021;18(18):9506. doi:10.3390/ijerph18189506</w:t>
       </w:r>
     </w:p>
-    <w:bookmarkEnd w:id="88"/>
-    <w:bookmarkStart w:id="89" w:name="evaluation-and-decision-value"/>
+    <w:bookmarkEnd w:id="87"/>
+    <w:bookmarkStart w:id="88" w:name="evaluation-and-decision-value"/>
     <w:p>
       <w:pPr>
         <w:pStyle w:val="Heading2"/>
@@ -8045,8 +7943,8 @@
         <w:t xml:space="preserve">2006;26(6):565–574.</w:t>
       </w:r>
     </w:p>
-    <w:bookmarkEnd w:id="89"/>
-    <w:bookmarkStart w:id="90" w:name="own-work-cited-in-the-plan"/>
+    <w:bookmarkEnd w:id="88"/>
+    <w:bookmarkStart w:id="89" w:name="own-work-cited-in-the-plan"/>
     <w:p>
       <w:pPr>
         <w:pStyle w:val="Heading2"/>
@@ -8389,8 +8287,8 @@
         <w:t xml:space="preserve">multi-country WHO STEPS surveys: 2014–2019. Accepted for publication.</w:t>
       </w:r>
     </w:p>
+    <w:bookmarkEnd w:id="89"/>
     <w:bookmarkEnd w:id="90"/>
-    <w:bookmarkEnd w:id="91"/>
     <w:sectPr>
       <w:pgSz w:w="11906" w:h="16838"/>
       <w:pgMar w:top="570" w:right="680" w:bottom="570" w:left="680" w:header="567" w:footer="567" w:gutter="0"/>

--- a/03-research-plan/FINAL-research-plan.docx
+++ b/03-research-plan/FINAL-research-plan.docx
@@ -73,7 +73,7 @@
         <w:pStyle w:val="BodyText"/>
       </w:pPr>
       <w:r>
-        <w:t xml:space="preserve">The project turns this prototype into a validated instrument and tests it in four steps. First, I measure the errors of automated extraction and carry them into the priors, for parameter values and everything else the literature reports (explanatory variables and their delays, model types, outcomes and alert thresholds). Second, I describe the care system as a hidden level of strain (routine, elevated, strained or critical) whose probabilities carry the uncertainty of every input. The model behind it is fed by the evidence and by an early-warning signal from the short local history, the critical slowing down that often precedes a tipping point. Third, I replay past crises day by day, using only the information available at each moment, to test whether the evidence improves early forecasts and when it does harm. Fourth, I test whether any gain is large enough to change operational decisions. In the decisive experiment, an automated engine checks and scores a library of candidate models registered in advance (local baselines, surveillance algorithms, machine-learning and regime models, and transmission models for epidemics only). It picks the best model in each of two arms, with and without the evidence, by rules fixed in advance. The confirmatory test compares the two on respiratory epidemics and, only if the evidence wins there, on heatwaves.</w:t>
+        <w:t xml:space="preserve">The project turns this prototype into a validated instrument and tests it. First, I measure how faithfully automated extraction reproduces the literature and carry its errors into every number the models use. Second, I let the evidence say what should be forecast. Depending on the crisis, the quantity to predict may be a count, whether a threshold is crossed, or a set of levels of pressure on the care system. A continuous quantity is turned into levels whose thresholds start from what the literature reports before they are fixed for the tests. The models also read the short local history for an early-warning signal, the slowing down that often precedes a tipping point. Third, I replay past crises day by day, using only what was known at each moment, to measure whether the evidence improves early forecasts and when it misleads. Fourth, I ask whether any gain is large enough to change what emergency services decide. The decisive test is a contest between two arms, one using the evidence and one using local data only. In both, an automated engine checks and scores a library of candidate models and picks the best under rules fixed in advance.</w:t>
       </w:r>
     </w:p>
     <w:p>
@@ -81,7 +81,7 @@
         <w:pStyle w:val="BodyText"/>
       </w:pPr>
       <w:r>
-        <w:t xml:space="preserve">The forecasting tools are validated first on open Swiss data, released as a public benchmark, then on Geneva's operational data. Three types of crisis in Geneva, and no more, carry the real-world tests. Respiratory epidemics carry the main test, heatwaves the second, and legionellosis a limited extension in year 4. Both results are useful. If the evidence helps, the project shows when and by how much. If not, or if harm cannot be caught early enough, it sets a clear limit for automated evidence-informed forecasting. Where models pass validation and use is authorised, the system runs by month 48 as a</w:t>
+        <w:t xml:space="preserve">The tests take place in Geneva, on three crises the canton actually faces, chosen because what drives them differs. Respiratory epidemics spread from person to person and are the best documented in the literature, so they carry the main test. Heatwaves are driven by exposure, not transmission, and come second, only if the first test is passed, to show whether the approach transfers to a crisis of a different nature. Legionellosis outbreaks arise from the built environment and produce few cases, the hardest ground for borrowed evidence. They come last, as a year-4 extension on a linked dataset I already lead. Before any of this, the whole machinery is validated on open Swiss data and released as a public benchmark. Both results are useful. If the evidence helps, the project shows when and by how much. If it does not, or if its harm cannot be caught early enough, the project sets a limit that modellers and evidence platforms currently assume away. Where the models pass and the services authorise it, the system runs by month 48 as a</w:t>
       </w:r>
       <w:r>
         <w:t xml:space="preserve"> </w:t>
@@ -97,7 +97,7 @@
         <w:t xml:space="preserve"> </w:t>
       </w:r>
       <w:r>
-        <w:t xml:space="preserve">with Geneva's emergency services for demand-driven crises, observing only and never steering care. It is the core of a future living surveillance platform.</w:t>
+        <w:t xml:space="preserve">with Geneva's emergency services, observing and never steering care, its forecasts scored as the outcomes arrive. It is the seed of a living surveillance platform.</w:t>
       </w:r>
     </w:p>
     <w:p>
@@ -105,11 +105,11 @@
         <w:pStyle w:val="BodyText"/>
       </w:pPr>
       <w:r>
-        <w:t xml:space="preserve">The project rests on an unusual combination of fifteen years of quantitative finance on rare-event risk and regime models, LiteRev-Evidence, and Swiss emergency data. Ambizione turns these into an independent research programme that I lead.</w:t>
+        <w:t xml:space="preserve">I come to this question from an unusual place. For fifteen years I modelled rare events and sudden regime changes in quantitative finance, where a model that is confident and wrong in a crisis is the most expensive kind. I then completed a doctorate in biomedical sciences at Geneva, built LiteRev and LiteRev-Evidence, and now work daily with the canton's emergency and surveillance data through the Franco-Swiss GESICA programme. The question arose from that work. Ambizione gives me the independence to answer it as my own programme.</w:t>
       </w:r>
     </w:p>
     <w:bookmarkEnd w:id="20"/>
-    <w:bookmarkStart w:id="76" w:name="X8b36afa75a2de508da9560c6460302ca5c61af2"/>
+    <w:bookmarkStart w:id="77" w:name="X8b36afa75a2de508da9560c6460302ca5c61af2"/>
     <w:p>
       <w:pPr>
         <w:pStyle w:val="Heading1"/>
@@ -127,13 +127,13 @@
         <w:t xml:space="preserve">2.1 Current state of research in the field</w:t>
       </w:r>
     </w:p>
-    <w:bookmarkStart w:id="21" w:name="X913bb491cff1edbd3caeade8dd3d9ea498e3aff"/>
+    <w:bookmarkStart w:id="21" w:name="X8cc0075286262c1bfebda7a4470ac04cf00f396"/>
     <w:p>
       <w:pPr>
         <w:pStyle w:val="Heading3"/>
       </w:pPr>
       <w:r>
-        <w:t xml:space="preserve">2.1.1 Forecasting health-system crises is strong in steady state and weak at onset</w:t>
+        <w:t xml:space="preserve">2.1.1 Forecasting health-system crises: strong in steady state, weak at onset</w:t>
       </w:r>
     </w:p>
     <w:p>
@@ -141,7 +141,7 @@
         <w:pStyle w:val="FirstParagraph"/>
       </w:pPr>
       <w:r>
-        <w:t xml:space="preserve">Syndromic surveillance detects departures from expected baselines [Farrington 1996; Noufaily 2013], and forecast ensembles perform strongly when data are plentiful [Cramer 2022; Sherratt 2023]. Dispatch records move before confirmed surveillance. The 2009 A(H1N1) autumn onset was identified eight days early in three European regions [Rosenkötter 2013], long call series track influenza-like illness [Bonora 2025], and our systematic review maps the field [Edjinedja 2026].</w:t>
+        <w:t xml:space="preserve">Syndromic surveillance detects departures from expected baselines [Farrington 1996; Noufaily 2013], and forecast ensembles perform strongly in data-rich settings [Cramer 2022; Sherratt 2023]. Dispatch records lead confirmed surveillance: the 2009 A(H1N1) autumn onset was identified eight days early in three European regions [Rosenkötter 2013], long call series track influenza-like illness [Bonora 2025], and our systematic review maps the field [Edjinedja 2026].</w:t>
       </w:r>
     </w:p>
     <w:p>
@@ -159,10 +159,10 @@
           <w:bCs/>
           <w:b/>
         </w:rPr>
-        <w:t xml:space="preserve">dependence on history</w:t>
-      </w:r>
-      <w:r>
-        <w:t xml:space="preserve">. Data-driven models need enough local observations to learn seasonality, the response to weather and the dynamics of a crisis. Reviews of emergency-demand forecasting list which model families work for which outcome and horizon [Wargon 2009], and every recommended model is trained on years of local history.</w:t>
+        <w:t xml:space="preserve">history dependence</w:t>
+      </w:r>
+      <w:r>
+        <w:t xml:space="preserve">: data-adaptive models need enough local observations to learn seasonality, weather response and crisis dynamics. Reviews of emergency-demand forecasting catalogue which model families perform for which outcome and horizon [Wargon 2009], and every recommended model is trained on years of local history.</w:t>
       </w:r>
     </w:p>
     <w:p>
@@ -174,36 +174,36 @@
           <w:bCs/>
           <w:b/>
         </w:rPr>
-        <w:t xml:space="preserve">The cold-start problem is a missing-outcome problem.</w:t>
-      </w:r>
-      <w:r>
-        <w:t xml:space="preserve"> </w:t>
-      </w:r>
-      <w:r>
-        <w:t xml:space="preserve">At the start of a crisis, context variables abound but the outcome to be forecast does not, and abundance itself can mislead. Google Flu Trends overestimated influenza by more than a factor of two [Lazer 2014]. Early signals do not close the gap. Wastewater needs a conversion from viral shedding to incidence that itself comes from external evidence, and transfer learning needs comparable observations from the same period. The common issue is</w:t>
-      </w:r>
-      <w:r>
-        <w:t xml:space="preserve"> </w:t>
-      </w:r>
-      <w:r>
-        <w:rPr>
-          <w:bCs/>
-          <w:b/>
-        </w:rPr>
-        <w:t xml:space="preserve">how to use external quantitative information without pretending it transfers perfectly</w:t>
+        <w:t xml:space="preserve">The cold-start problem is a labelled-outcome problem.</w:t>
+      </w:r>
+      <w:r>
+        <w:t xml:space="preserve"> </w:t>
+      </w:r>
+      <w:r>
+        <w:t xml:space="preserve">At crisis onset, context variables abound but the outcome to be forecast does not, and abundance itself can mislead: Google Flu Trends overestimated influenza by more than a factor of two [Lazer 2014]. Early signals do not close the gap: wastewater needs a shedding-to-incidence relationship that itself comes from external evidence, and transfer learning needs comparable contemporaneous observations. The common issue is</w:t>
+      </w:r>
+      <w:r>
+        <w:t xml:space="preserve"> </w:t>
+      </w:r>
+      <w:r>
+        <w:rPr>
+          <w:bCs/>
+          <w:b/>
+        </w:rPr>
+        <w:t xml:space="preserve">how to use external quantitative information without pretending it is perfectly transferable</w:t>
       </w:r>
       <w:r>
         <w:t xml:space="preserve">.</w:t>
       </w:r>
     </w:p>
     <w:bookmarkEnd w:id="21"/>
-    <w:bookmarkStart w:id="22" w:name="X4e6e9612d1d687858172b0ebd7ba990459594ba"/>
+    <w:bookmarkStart w:id="22" w:name="X4a35fff6309fd190c131b464b796a0b18fda76d"/>
     <w:p>
       <w:pPr>
         <w:pStyle w:val="Heading3"/>
       </w:pPr>
       <w:r>
-        <w:t xml:space="preserve">2.1.2 Published evidence is an unused source of prior information</w:t>
+        <w:t xml:space="preserve">2.1.2 The unused resource: published evidence as quantitative prior information</w:t>
       </w:r>
     </w:p>
     <w:p>
@@ -211,33 +211,36 @@
         <w:pStyle w:val="FirstParagraph"/>
       </w:pPr>
       <w:r>
-        <w:t xml:space="preserve">Bayesian borrowing is well developed, with power priors [Ibrahim 2000], commensurate priors [Hobbs 2011] and meta-analytic-predictive priors that protect against conflict [Schmidli 2014]. Informative priors have been used to forecast disease when local data are sparse [Cook 2023]. What has not been established is narrower and harder. Does an evidence prior that is</w:t>
-      </w:r>
-      <w:r>
-        <w:t xml:space="preserve"> </w:t>
-      </w:r>
-      <w:r>
-        <w:rPr>
-          <w:bCs/>
-          <w:b/>
-        </w:rPr>
-        <w:t xml:space="preserve">built automatically</w:t>
-      </w:r>
-      <w:r>
-        <w:t xml:space="preserve">, and carries both its extraction error and the uncertainty of transferring it, improve</w:t>
-      </w:r>
-      <w:r>
-        <w:t xml:space="preserve"> </w:t>
-      </w:r>
-      <w:r>
-        <w:rPr>
-          <w:bCs/>
-          <w:b/>
-        </w:rPr>
-        <w:t xml:space="preserve">operational forecasts at cold start when only past information is allowed</w:t>
-      </w:r>
-      <w:r>
-        <w:t xml:space="preserve">? And is harmful borrowing detected in time to act?</w:t>
+        <w:t xml:space="preserve">Bayesian borrowing is well developed: power priors [Ibrahim 2000], commensurate priors [Hobbs 2011], meta-analytic-predictive priors with robust conflict protection [Schmidli 2014]. Informative priors have been used to forecast disease under sparse local data [Cook 2023]. What has not been established is narrower and harder: whether an</w:t>
+      </w:r>
+      <w:r>
+        <w:t xml:space="preserve"> </w:t>
+      </w:r>
+      <w:r>
+        <w:rPr>
+          <w:bCs/>
+          <w:b/>
+        </w:rPr>
+        <w:t xml:space="preserve">automatically constructed</w:t>
+      </w:r>
+      <w:r>
+        <w:t xml:space="preserve"> </w:t>
+      </w:r>
+      <w:r>
+        <w:t xml:space="preserve">evidence prior, carrying its extraction error and its transportability uncertainty, improves</w:t>
+      </w:r>
+      <w:r>
+        <w:t xml:space="preserve"> </w:t>
+      </w:r>
+      <w:r>
+        <w:rPr>
+          <w:bCs/>
+          <w:b/>
+        </w:rPr>
+        <w:t xml:space="preserve">operational cold-start forecasts under strict historical information constraints</w:t>
+      </w:r>
+      <w:r>
+        <w:t xml:space="preserve">, and whether harmful borrowing is detected in time to act.</w:t>
       </w:r>
     </w:p>
     <w:p>
@@ -249,23 +252,23 @@
           <w:bCs/>
           <w:b/>
         </w:rPr>
-        <w:t xml:space="preserve">Parameter values are not the only thing that transfers.</w:t>
-      </w:r>
-      <w:r>
-        <w:t xml:space="preserve"> </w:t>
-      </w:r>
-      <w:r>
-        <w:t xml:space="preserve">The literature also reports</w:t>
-      </w:r>
-      <w:r>
-        <w:t xml:space="preserve"> </w:t>
-      </w:r>
-      <w:r>
-        <w:rPr>
-          <w:bCs/>
-          <w:b/>
-        </w:rPr>
-        <w:t xml:space="preserve">explanatory variables and their delays</w:t>
+        <w:t xml:space="preserve">Parameter values are not the only transferable object.</w:t>
+      </w:r>
+      <w:r>
+        <w:t xml:space="preserve"> </w:t>
+      </w:r>
+      <w:r>
+        <w:t xml:space="preserve">The literature also carries</w:t>
+      </w:r>
+      <w:r>
+        <w:t xml:space="preserve"> </w:t>
+      </w:r>
+      <w:r>
+        <w:rPr>
+          <w:bCs/>
+          <w:b/>
+        </w:rPr>
+        <w:t xml:space="preserve">explanatory variables and lag structures</w:t>
       </w:r>
       <w:r>
         <w:t xml:space="preserve">,</w:t>
@@ -278,7 +281,7 @@
           <w:bCs/>
           <w:b/>
         </w:rPr>
-        <w:t xml:space="preserve">evidence on model forms</w:t>
+        <w:t xml:space="preserve">model-form evidence</w:t>
       </w:r>
       <w:r>
         <w:t xml:space="preserve"> </w:t>
@@ -294,10 +297,10 @@
           <w:bCs/>
           <w:b/>
         </w:rPr>
-        <w:t xml:space="preserve">definitions of outcomes and thresholds</w:t>
-      </w:r>
-      <w:r>
-        <w:t xml:space="preserve">. Living systematic reviews keep syntheses up to date [Elliott 2014], yet to my knowledge no operational forecasting framework uses these elements systematically.</w:t>
+        <w:t xml:space="preserve">outcome and threshold definitions</w:t>
+      </w:r>
+      <w:r>
+        <w:t xml:space="preserve">. Living systematic reviews keep syntheses current [Elliott 2014], yet to my knowledge no operational forecasting framework consumes these objects systematically.</w:t>
       </w:r>
     </w:p>
     <w:p>
@@ -315,7 +318,7 @@
         <w:t xml:space="preserve"> </w:t>
       </w:r>
       <w:r>
-        <w:t xml:space="preserve">Automated extraction makes large-scale synthesis feasible, but extracting numbers remains less reliable than extracting categories (reported accuracy roughly 47–88% versus 74–96%), and omissions are the main source of error [Shankar 2026]. The open question is whether extraction and pooling keep the spread of values that a calibrated prior needs.</w:t>
+        <w:t xml:space="preserve">Automated extraction makes large-scale synthesis feasible, but numerical extraction remains less reliable than categorical (reported accuracy roughly 47–88% versus 74–96%), and omissions dominate the errors [Shankar 2026]. The open question is whether extraction and pooling preserve the dispersion a calibrated prior needs.</w:t>
       </w:r>
     </w:p>
     <w:p>
@@ -333,17 +336,17 @@
         <w:t xml:space="preserve"> </w:t>
       </w:r>
       <w:r>
-        <w:t xml:space="preserve">Even perfectly extracted estimates may not transfer across populations, case definitions, health systems or policies. Formal tools for transportability exist [Bareinboim 2016; Dahabreh 2020; Degtiar 2023], but no operational cold-start framework uses them.</w:t>
+        <w:t xml:space="preserve">Even perfectly extracted estimates may not transfer across populations, case definitions, health systems or policy regimes. Formal transportability tools exist [Bareinboim 2016; Dahabreh 2020; Degtiar 2023] but are not integrated into any operational cold-start framework.</w:t>
       </w:r>
     </w:p>
     <w:bookmarkEnd w:id="22"/>
-    <w:bookmarkStart w:id="23" w:name="Xb2abd553abd1fef18618859337bc64f468c8dc0"/>
+    <w:bookmarkStart w:id="23" w:name="X2af178df5bedeb6c65fd1ab0ab5928a3149a525"/>
     <w:p>
       <w:pPr>
         <w:pStyle w:val="Heading3"/>
       </w:pPr>
       <w:r>
-        <w:t xml:space="preserve">2.1.3 Escalation can be represented as a state, not only as a point forecast</w:t>
+        <w:t xml:space="preserve">2.1.3 Representing escalation as a state, not only a point forecast</w:t>
       </w:r>
     </w:p>
     <w:p>
@@ -351,43 +354,43 @@
         <w:pStyle w:val="FirstParagraph"/>
       </w:pPr>
       <w:r>
-        <w:t xml:space="preserve">Emergency services often need a clear level of escalation (routine, elevated, strained or critical) more than tomorrow's count. Hidden-state models are established in surveillance. Poisson hidden Markov models separate epidemic from non-epidemic periods [Le Strat 1999; Watkins 2009], and extreme-value methods describe rare critical peaks [Coles 2001], including hospital congestion in Switzerland [Ranjbar 2022]. Here they serve one purpose, a hidden ordered state that gives a</w:t>
-      </w:r>
-      <w:r>
-        <w:t xml:space="preserve"> </w:t>
-      </w:r>
-      <w:r>
-        <w:rPr>
-          <w:bCs/>
-          <w:b/>
-        </w:rPr>
-        <w:t xml:space="preserve">common frame for testing evidence borrowing at the start of a crisis</w:t>
-      </w:r>
-      <w:r>
-        <w:t xml:space="preserve">. Mechanistic transmission models [Keeling 2008] enter only as components when the crisis is an epidemic, because environmental crises such as heat are driven by exposure and response, not by transmission. Critical slowing down describes how variance and lag-1 autocorrelation rise before some transitions [Scheffer 2009], with applications to epidemics [O'Regan 2013; Brett 2018; Southall 2021]. It reads the shape of a short recent series and is tested empirically as a</w:t>
-      </w:r>
-      <w:r>
-        <w:t xml:space="preserve"> </w:t>
-      </w:r>
-      <w:r>
-        <w:rPr>
-          <w:bCs/>
-          <w:b/>
-        </w:rPr>
-        <w:t xml:space="preserve">secondary source of information</w:t>
-      </w:r>
-      <w:r>
-        <w:t xml:space="preserve">.</w:t>
+        <w:t xml:space="preserve">Emergency operations often need an interpretable escalation state (routine, elevated, strained, critical) more than tomorrow's count. Latent-state representations are established in surveillance: Poisson hidden Markov models distinguish epidemic from non-epidemic periods [Le Strat 1999; Watkins 2009]; extreme-value methods frame rare critical exceedances [Coles 2001], applied to Swiss hospital congestion [Ranjbar 2022]. Here they serve one purpose: a latent ordinal state as the</w:t>
+      </w:r>
+      <w:r>
+        <w:t xml:space="preserve"> </w:t>
+      </w:r>
+      <w:r>
+        <w:rPr>
+          <w:bCs/>
+          <w:b/>
+        </w:rPr>
+        <w:t xml:space="preserve">common representation for testing evidence borrowing at crisis onset</w:t>
+      </w:r>
+      <w:r>
+        <w:t xml:space="preserve">. Mechanistic transmission models [Keeling 2008] enter as components only where the crisis is epidemiological; environmental crises such as heat are driven by exposure–response, not transmission. Critical-slowing-down theory (rising variance and lag-1 autocorrelation before some transitions [Scheffer 2009]; epidemic applications [O'Regan 2013; Brett 2018; Southall 2021]) reads the shape of a short recent series: a</w:t>
+      </w:r>
+      <w:r>
+        <w:t xml:space="preserve"> </w:t>
+      </w:r>
+      <w:r>
+        <w:rPr>
+          <w:bCs/>
+          <w:b/>
+        </w:rPr>
+        <w:t xml:space="preserve">secondary information channel</w:t>
+      </w:r>
+      <w:r>
+        <w:t xml:space="preserve">, tested empirically.</w:t>
       </w:r>
     </w:p>
     <w:bookmarkEnd w:id="23"/>
-    <w:bookmarkStart w:id="24" w:name="Xbc7f183217bd33671791a457e2be5788f7c9284"/>
+    <w:bookmarkStart w:id="24" w:name="X24e2a8a6a30349fd88a2e2f516ea7e1575370ff"/>
     <w:p>
       <w:pPr>
         <w:pStyle w:val="Heading3"/>
       </w:pPr>
       <w:r>
-        <w:t xml:space="preserve">2.1.4 Forecast accuracy is not yet decision value</w:t>
+        <w:t xml:space="preserve">2.1.4 From forecast accuracy to decision value</w:t>
       </w:r>
     </w:p>
     <w:p>
@@ -395,7 +398,7 @@
         <w:pStyle w:val="FirstParagraph"/>
       </w:pPr>
       <w:r>
-        <w:t xml:space="preserve">Proper scoring rules reward calibration [Gneiting 2007], but decision-analytic methods judge predictions by their explicit consequences [Vickers 2006]. A forecast is useful in practice only when its probabilistic gain changes a defensible decision. Heat thresholds calibrated on mortality need not match thresholds for demand [Lung 2021], and links between pollution and asthma emergencies differ across settings [Zheng 2015]. Methods are therefore judged first statistically, then under a loss structure elicited from the services.</w:t>
+        <w:t xml:space="preserve">Proper scoring rules reward calibration [Gneiting 2007], but decision-analytic methods evaluate predictions under explicit consequences [Vickers 2006]: a forecast is operationally useful only when its probabilistic gain changes a defensible decision. Mortality-calibrated heat thresholds need not match demand thresholds [Lung 2021]; pollution–asthma emergency associations are heterogeneous across settings [Zheng 2015]. Methods are therefore evaluated first statistically, then under an elicited operational loss structure.</w:t>
       </w:r>
     </w:p>
     <w:bookmarkEnd w:id="24"/>
@@ -413,7 +416,15 @@
         <w:pStyle w:val="FirstParagraph"/>
       </w:pPr>
       <w:r>
-        <w:t xml:space="preserve">Ongoing programmes occupy the neighbouring ground. Multi-model forecasting hubs run routinely (ECDC RespiCast, US CDC FluSight), Horizon Europe funds infrastructure for epidemic intelligence (including GeoAI4EI, in which I take part), and the Franco-Swiss GESICA programme builds cross-border crisis intelligence. This project does not compete with them where data are plentiful. None of their stated objectives asks whether automatically synthesised external evidence should enter a forecast as formal prior information at local cold start. Nor has anyone shown that, around this</w:t>
+        <w:t xml:space="preserve">Ongoing programmes occupy the neighbouring ground: multi-model forecasting hubs run routinely (ECDC RespiCast, US CDC FluSight), Horizon Europe funds epidemic-intelligence infrastructure (including GeoAI4EI, in which I take part), and the Franco-Swiss GESICA programme builds cross-border crisis intelligence. Their stated objectives do not address whether automatically synthesised external quantitative evidence should enter a forecast as formal prior information at local cold start.</w:t>
+      </w:r>
+    </w:p>
+    <w:p>
+      <w:pPr>
+        <w:pStyle w:val="BodyText"/>
+      </w:pPr>
+      <w:r>
+        <w:t xml:space="preserve">Nobody has established whether these pieces connect around the</w:t>
       </w:r>
       <w:r>
         <w:t xml:space="preserve"> </w:t>
@@ -426,7 +437,7 @@
         <w:t xml:space="preserve">cold-start question</w:t>
       </w:r>
       <w:r>
-        <w:t xml:space="preserve">, the loop from living evidence synthesis to variables, models, thresholds and automatically re-validated forecasts can be closed under rules registered in advance.</w:t>
+        <w:t xml:space="preserve">, under pre-registered rules, from living evidence synthesis to automatically re-validated forecasts.</w:t>
       </w:r>
     </w:p>
     <w:bookmarkEnd w:id="25"/>
@@ -445,13 +456,13 @@
         <w:pStyle w:val="FirstParagraph"/>
       </w:pPr>
       <w:r>
-        <w:t xml:space="preserve">My route is unusual, and it is why this project is feasible. I spent fifteen years in quantitative</w:t>
-      </w:r>
-      <w:r>
-        <w:t xml:space="preserve"> </w:t>
-      </w:r>
-      <w:r>
-        <w:t xml:space="preserve">finance (risk, extreme values, regime models, stress testing), then completed a</w:t>
+        <w:t xml:space="preserve">My route is unusual, and it is why this project is tractable: fifteen years in quantitative</w:t>
+      </w:r>
+      <w:r>
+        <w:t xml:space="preserve"> </w:t>
+      </w:r>
+      <w:r>
+        <w:t xml:space="preserve">finance (risk, extreme values, regime models, stress testing), then a</w:t>
       </w:r>
       <w:r>
         <w:t xml:space="preserve"> </w:t>
@@ -486,13 +497,13 @@
         <w:t xml:space="preserve"> </w:t>
       </w:r>
       <w:r>
-        <w:t xml:space="preserve">characteristics across East and Southern Africa and established where models transferred between</w:t>
-      </w:r>
-      <w:r>
-        <w:t xml:space="preserve"> </w:t>
-      </w:r>
-      <w:r>
-        <w:t xml:space="preserve">countries. [Merzouki 2021] and [Esra 2023] developed the theme. I now</w:t>
+        <w:t xml:space="preserve">characteristics across East and Southern Africa, establishing where models transported between</w:t>
+      </w:r>
+      <w:r>
+        <w:t xml:space="preserve"> </w:t>
+      </w:r>
+      <w:r>
+        <w:t xml:space="preserve">countries; [Merzouki 2021] and [Esra 2023] developed the theme. I now</w:t>
       </w:r>
       <w:r>
         <w:t xml:space="preserve"> </w:t>
@@ -508,19 +519,19 @@
         <w:t xml:space="preserve"> </w:t>
       </w:r>
       <w:r>
-        <w:t xml:space="preserve">that line, as last author of [Ng'ambi 2026] (accepted) on cardiovascular-disease</w:t>
-      </w:r>
-      <w:r>
-        <w:t xml:space="preserve"> </w:t>
-      </w:r>
-      <w:r>
-        <w:t xml:space="preserve">classification across harmonised WHO STEPS surveys. I first met this proposal's transportability</w:t>
-      </w:r>
-      <w:r>
-        <w:t xml:space="preserve"> </w:t>
-      </w:r>
-      <w:r>
-        <w:t xml:space="preserve">problem elsewhere, and my role on it has moved from conducting to directing.</w:t>
+        <w:t xml:space="preserve">that line (last author, [Ng'ambi 2026], accepted: cardiovascular-disease</w:t>
+      </w:r>
+      <w:r>
+        <w:t xml:space="preserve"> </w:t>
+      </w:r>
+      <w:r>
+        <w:t xml:space="preserve">classification across harmonised WHO STEPS surveys): I met this proposal's transportability</w:t>
+      </w:r>
+      <w:r>
+        <w:t xml:space="preserve"> </w:t>
+      </w:r>
+      <w:r>
+        <w:t xml:space="preserve">problem first elsewhere, and my role on it has moved from conducting to directing.</w:t>
       </w:r>
     </w:p>
     <w:bookmarkEnd w:id="27"/>
@@ -551,13 +562,13 @@
         <w:t xml:space="preserve">LiteRev</w:t>
       </w:r>
       <w:r>
-        <w:t xml:space="preserve">, an automated literature-review tool that searches open databases with a natural-language or Boolean query, removes duplicates,</w:t>
-      </w:r>
-      <w:r>
-        <w:t xml:space="preserve"> </w:t>
-      </w:r>
-      <w:r>
-        <w:t xml:space="preserve">maps the corpus and suggests relevant papers step by step. I led its development with</w:t>
+        <w:t xml:space="preserve">, an automated literature-review tool: natural-language or Boolean query across open databases, deduplication,</w:t>
+      </w:r>
+      <w:r>
+        <w:t xml:space="preserve"> </w:t>
+      </w:r>
+      <w:r>
+        <w:t xml:space="preserve">corpus mapping, iterative relevance suggestion. I led its development with</w:t>
       </w:r>
       <w:r>
         <w:t xml:space="preserve"> </w:t>
@@ -579,7 +590,7 @@
         <w:t xml:space="preserve"> </w:t>
       </w:r>
       <w:r>
-        <w:t xml:space="preserve">funding on my own initiative, with</w:t>
+        <w:t xml:space="preserve">funding on my own initiative:</w:t>
       </w:r>
       <w:r>
         <w:t xml:space="preserve"> </w:t>
@@ -611,7 +622,7 @@
         <w:t xml:space="preserve"> </w:t>
       </w:r>
       <w:r>
-        <w:t xml:space="preserve">(Venture Kick) and</w:t>
+        <w:t xml:space="preserve">(Venture Kick),</w:t>
       </w:r>
       <w:r>
         <w:t xml:space="preserve"> </w:t>
@@ -627,7 +638,7 @@
         <w:t xml:space="preserve"> </w:t>
       </w:r>
       <w:r>
-        <w:t xml:space="preserve">(Mimosa), outside any group grant. The systematic review of AI in emergency medical services</w:t>
+        <w:t xml:space="preserve">(Mimosa), outside any group grant. The AI-in-EMS systematic review</w:t>
       </w:r>
       <w:r>
         <w:t xml:space="preserve"> </w:t>
@@ -663,13 +674,13 @@
         <w:t xml:space="preserve"> </w:t>
       </w:r>
       <w:r>
-        <w:t xml:space="preserve">age-structured scenario models for the Swiss SARS-CoV-2 epidemic under planning time pressure.</w:t>
-      </w:r>
-      <w:r>
-        <w:t xml:space="preserve"> </w:t>
-      </w:r>
-      <w:r>
-        <w:t xml:space="preserve">That experience is where this proposal's question comes from. I contributed to WHO African Region</w:t>
+        <w:t xml:space="preserve">age-structured scenario models for the Swiss SARS-CoV-2 epidemic under planning time pressure:</w:t>
+      </w:r>
+      <w:r>
+        <w:t xml:space="preserve"> </w:t>
+      </w:r>
+      <w:r>
+        <w:t xml:space="preserve">the experience this proposal's question comes from. I contributed to WHO African Region</w:t>
       </w:r>
       <w:r>
         <w:t xml:space="preserve"> </w:t>
@@ -685,7 +696,7 @@
         <w:pStyle w:val="Heading3"/>
       </w:pPr>
       <w:r>
-        <w:t xml:space="preserve">2.2.4 The prototype and test bed, LiteRev-Evidence</w:t>
+        <w:t xml:space="preserve">2.2.4 The prototype and test bed: LiteRev-Evidence</w:t>
       </w:r>
     </w:p>
     <w:p>
@@ -706,38 +717,58 @@
         <w:t xml:space="preserve">LiteRev-Evidence</w:t>
       </w:r>
       <w:r>
-        <w:t xml:space="preserve">, which extends LiteRev into structured</w:t>
-      </w:r>
-      <w:r>
-        <w:t xml:space="preserve"> </w:t>
-      </w:r>
-      <w:r>
-        <w:t xml:space="preserve">quantitative extraction and modelling. The full review pipeline works end to end. It searches the open literature live,</w:t>
-      </w:r>
-      <w:r>
-        <w:t xml:space="preserve"> </w:t>
-      </w:r>
-      <w:r>
-        <w:t xml:space="preserve">removes duplicates, screens with PRISMA accounting and extracts PICO elements. It then extracts numbers with their source,</w:t>
-      </w:r>
-      <w:r>
-        <w:t xml:space="preserve"> </w:t>
-      </w:r>
-      <w:r>
-        <w:rPr>
-          <w:bCs/>
-          <w:b/>
-        </w:rPr>
-        <w:t xml:space="preserve">grades them for the certainty of the study design and pools them into parameter distributions</w:t>
-      </w:r>
-      <w:r>
-        <w:t xml:space="preserve">. At the model</w:t>
-      </w:r>
-      <w:r>
-        <w:t xml:space="preserve"> </w:t>
-      </w:r>
-      <w:r>
-        <w:t xml:space="preserve">step it proposes candidate explanatory variables with their supporting articles and typed outcome</w:t>
+        <w:t xml:space="preserve">, extending LiteRev into structured</w:t>
+      </w:r>
+      <w:r>
+        <w:t xml:space="preserve"> </w:t>
+      </w:r>
+      <w:r>
+        <w:t xml:space="preserve">quantitative extraction and modelling: the full review pipeline in</w:t>
+      </w:r>
+      <w:r>
+        <w:t xml:space="preserve"> </w:t>
+      </w:r>
+      <w:r>
+        <w:t xml:space="preserve">working form, from a query searched live across the open literature, through deduplication,</w:t>
+      </w:r>
+      <w:r>
+        <w:t xml:space="preserve"> </w:t>
+      </w:r>
+      <w:r>
+        <w:t xml:space="preserve">PRISMA-accounted screening and PICO extraction, to</w:t>
+      </w:r>
+      <w:r>
+        <w:t xml:space="preserve"> </w:t>
+      </w:r>
+      <w:r>
+        <w:rPr>
+          <w:bCs/>
+          <w:b/>
+        </w:rPr>
+        <w:t xml:space="preserve">provenance-tracked extraction graded for</w:t>
+      </w:r>
+      <w:r>
+        <w:rPr>
+          <w:bCs/>
+          <w:b/>
+        </w:rPr>
+        <w:t xml:space="preserve"> </w:t>
+      </w:r>
+      <w:r>
+        <w:rPr>
+          <w:bCs/>
+          <w:b/>
+        </w:rPr>
+        <w:t xml:space="preserve">study-design certainty and pooled into parameter distributions</w:t>
+      </w:r>
+      <w:r>
+        <w:t xml:space="preserve">, and onward to the model</w:t>
+      </w:r>
+      <w:r>
+        <w:t xml:space="preserve"> </w:t>
+      </w:r>
+      <w:r>
+        <w:t xml:space="preserve">step: candidate explanatory variables with their supporting articles; typed outcome</w:t>
       </w:r>
       <w:r>
         <w:t xml:space="preserve"> </w:t>
@@ -749,62 +780,71 @@
         <w:t xml:space="preserve"> </w:t>
       </w:r>
       <w:r>
-        <w:t xml:space="preserve">surge). It</w:t>
-      </w:r>
-      <w:r>
-        <w:t xml:space="preserve"> </w:t>
-      </w:r>
-      <w:r>
-        <w:rPr>
-          <w:bCs/>
-          <w:b/>
-        </w:rPr>
-        <w:t xml:space="preserve">fits models across algorithm families with automated hyperparameter search,</w:t>
-      </w:r>
-      <w:r>
-        <w:rPr>
-          <w:bCs/>
-          <w:b/>
-        </w:rPr>
-        <w:t xml:space="preserve"> </w:t>
-      </w:r>
-      <w:r>
-        <w:rPr>
-          <w:bCs/>
-          <w:b/>
-        </w:rPr>
-        <w:t xml:space="preserve">validates them on time series without leakage and ranks them on a stated metric</w:t>
-      </w:r>
-      <w:r>
-        <w:t xml:space="preserve">. It also builds</w:t>
-      </w:r>
-      <w:r>
-        <w:t xml:space="preserve"> </w:t>
-      </w:r>
-      <w:r>
-        <w:t xml:space="preserve">compartmental components from extracted ranges, usable as predictors.</w:t>
-      </w:r>
-      <w:r>
-        <w:t xml:space="preserve"> </w:t>
-      </w:r>
-      <w:r>
-        <w:rPr>
-          <w:bCs/>
-          <w:b/>
-        </w:rPr>
-        <w:t xml:space="preserve">Living reviews re-run on schedule</w:t>
-      </w:r>
-      <w:r>
-        <w:t xml:space="preserve"> </w:t>
-      </w:r>
-      <w:r>
-        <w:t xml:space="preserve">for each scenario, and every update is previewed</w:t>
-      </w:r>
-      <w:r>
-        <w:t xml:space="preserve"> </w:t>
-      </w:r>
-      <w:r>
-        <w:t xml:space="preserve">before it is applied. This is the evidence-to-model loop this proposal examines, in prototype form.</w:t>
+        <w:t xml:space="preserve">surge);</w:t>
+      </w:r>
+      <w:r>
+        <w:t xml:space="preserve"> </w:t>
+      </w:r>
+      <w:r>
+        <w:rPr>
+          <w:bCs/>
+          <w:b/>
+        </w:rPr>
+        <w:t xml:space="preserve">model fitting across algorithm families with automated hyperparameter search,</w:t>
+      </w:r>
+      <w:r>
+        <w:rPr>
+          <w:bCs/>
+          <w:b/>
+        </w:rPr>
+        <w:t xml:space="preserve"> </w:t>
+      </w:r>
+      <w:r>
+        <w:rPr>
+          <w:bCs/>
+          <w:b/>
+        </w:rPr>
+        <w:t xml:space="preserve">leakage-safe time-series validation and ranking on a stated metric</w:t>
+      </w:r>
+      <w:r>
+        <w:t xml:space="preserve">; and compartmental</w:t>
+      </w:r>
+      <w:r>
+        <w:t xml:space="preserve"> </w:t>
+      </w:r>
+      <w:r>
+        <w:t xml:space="preserve">components, parameterised from extracted ranges, that can re-enter the statistical model as</w:t>
+      </w:r>
+      <w:r>
+        <w:t xml:space="preserve"> </w:t>
+      </w:r>
+      <w:r>
+        <w:t xml:space="preserve">predictors. Per-scenario</w:t>
+      </w:r>
+      <w:r>
+        <w:t xml:space="preserve"> </w:t>
+      </w:r>
+      <w:r>
+        <w:rPr>
+          <w:bCs/>
+          <w:b/>
+        </w:rPr>
+        <w:t xml:space="preserve">living reviews re-run on schedule</w:t>
+      </w:r>
+      <w:r>
+        <w:t xml:space="preserve">, every update previewed</w:t>
+      </w:r>
+      <w:r>
+        <w:t xml:space="preserve"> </w:t>
+      </w:r>
+      <w:r>
+        <w:t xml:space="preserve">before application: the evidence-to-model loop this proposal interrogates, in prototype</w:t>
+      </w:r>
+      <w:r>
+        <w:t xml:space="preserve"> </w:t>
+      </w:r>
+      <w:r>
+        <w:t xml:space="preserve">form.</w:t>
       </w:r>
     </w:p>
     <w:p>
@@ -812,13 +852,13 @@
         <w:pStyle w:val="BodyText"/>
       </w:pPr>
       <w:r>
-        <w:t xml:space="preserve">For GESICA I built the data foundation of the Geneva–Vaud–Neuchâtel network, and COLDSTART uses its Geneva</w:t>
-      </w:r>
-      <w:r>
-        <w:t xml:space="preserve"> </w:t>
-      </w:r>
-      <w:r>
-        <w:t xml:space="preserve">core. It covers</w:t>
+        <w:t xml:space="preserve">For GESICA I built the data foundation of the Geneva–Vaud–Neuchâtel network, whose Geneva</w:t>
+      </w:r>
+      <w:r>
+        <w:t xml:space="preserve"> </w:t>
+      </w:r>
+      <w:r>
+        <w:t xml:space="preserve">core COLDSTART uses:</w:t>
       </w:r>
       <w:r>
         <w:t xml:space="preserve"> </w:t>
@@ -831,10 +871,7 @@
         <w:t xml:space="preserve">77 notifiable diseases in eight model classes</w:t>
       </w:r>
       <w:r>
-        <w:t xml:space="preserve"> </w:t>
-      </w:r>
-      <w:r>
-        <w:t xml:space="preserve">and a referenced inventory of</w:t>
+        <w:t xml:space="preserve">, and a referenced inventory of</w:t>
       </w:r>
       <w:r>
         <w:t xml:space="preserve"> </w:t>
@@ -858,16 +895,19 @@
           <w:bCs/>
           <w:b/>
         </w:rPr>
-        <w:t xml:space="preserve">sources (23 infectious, 5 environmental or non-infectious)</w:t>
-      </w:r>
-      <w:r>
-        <w:t xml:space="preserve">, each documented for institution, coverage,</w:t>
-      </w:r>
-      <w:r>
-        <w:t xml:space="preserve"> </w:t>
-      </w:r>
-      <w:r>
-        <w:t xml:space="preserve">resolution, delay, access and quality. The data landscape is therefore mapped, not assumed, and validation</w:t>
+        <w:t xml:space="preserve">sources (23 infectious, 5 environmental/non-infectious)</w:t>
+      </w:r>
+      <w:r>
+        <w:t xml:space="preserve"> </w:t>
+      </w:r>
+      <w:r>
+        <w:t xml:space="preserve">each documented for institution, coverage,</w:t>
+      </w:r>
+      <w:r>
+        <w:t xml:space="preserve"> </w:t>
+      </w:r>
+      <w:r>
+        <w:t xml:space="preserve">resolution, latency, access and quality: a mapped, not assumed, data landscape; validation</w:t>
       </w:r>
       <w:r>
         <w:t xml:space="preserve"> </w:t>
@@ -898,41 +938,32 @@
           <w:bCs/>
           <w:b/>
         </w:rPr>
-        <w:t xml:space="preserve">The prototype makes the research feasible rather than aspirational.</w:t>
-      </w:r>
-      <w:r>
-        <w:t xml:space="preserve"> </w:t>
-      </w:r>
-      <w:r>
-        <w:t xml:space="preserve">The fitting, tuning and ranking</w:t>
-      </w:r>
-      <w:r>
-        <w:t xml:space="preserve"> </w:t>
-      </w:r>
-      <w:r>
-        <w:t xml:space="preserve">that T3.3's selection engine registers already run in early form. The grant adds</w:t>
-      </w:r>
-      <w:r>
-        <w:t xml:space="preserve"> </w:t>
-      </w:r>
-      <w:r>
-        <w:t xml:space="preserve">the science (two arms, registered rules, inference at the level of episodes), not the plumbing, and</w:t>
-      </w:r>
-      <w:r>
-        <w:t xml:space="preserve"> </w:t>
-      </w:r>
-      <w:r>
-        <w:t xml:space="preserve">the validated instrument is itself a deliverable.</w:t>
+        <w:t xml:space="preserve">The prototype makes the research feasible rather than aspirational</w:t>
+      </w:r>
+      <w:r>
+        <w:t xml:space="preserve">: the fit-tune-rank</w:t>
+      </w:r>
+      <w:r>
+        <w:t xml:space="preserve"> </w:t>
+      </w:r>
+      <w:r>
+        <w:t xml:space="preserve">mechanics T3.3's selection engine registers already run in embryonic form; the grant adds</w:t>
+      </w:r>
+      <w:r>
+        <w:t xml:space="preserve"> </w:t>
+      </w:r>
+      <w:r>
+        <w:t xml:space="preserve">the science (two arms, registered rules, episode-level inference), not the plumbing.</w:t>
       </w:r>
     </w:p>
     <w:bookmarkEnd w:id="30"/>
-    <w:bookmarkStart w:id="31" w:name="Xbbbc075d11fd46d47038974d4280ab36ba2c29d"/>
+    <w:bookmarkStart w:id="31" w:name="X9dc884ab9448a2e5da2a31c0e1d3627d79f5948"/>
     <w:p>
       <w:pPr>
         <w:pStyle w:val="Heading3"/>
       </w:pPr>
       <w:r>
-        <w:t xml:space="preserve">2.2.5 Linked data on a contrasting type of crisis</w:t>
+        <w:t xml:space="preserve">2.2.5 Linked data on a contrasting crisis archetype</w:t>
       </w:r>
     </w:p>
     <w:p>
@@ -962,13 +993,13 @@
         <w:t xml:space="preserve"> </w:t>
       </w:r>
       <w:r>
-        <w:t xml:space="preserve">granted) that links confirmed legionellosis cases in Geneva to individual domestic hot-water</w:t>
-      </w:r>
-      <w:r>
-        <w:t xml:space="preserve"> </w:t>
-      </w:r>
-      <w:r>
-        <w:t xml:space="preserve">installations. This distinctive linkage supplies a contrasting waterborne type of crisis.</w:t>
+        <w:t xml:space="preserve">granted) linking confirmed legionellosis cases in Geneva to individual domestic hot-water</w:t>
+      </w:r>
+      <w:r>
+        <w:t xml:space="preserve"> </w:t>
+      </w:r>
+      <w:r>
+        <w:t xml:space="preserve">installations: a distinctive linkage, supplying a contrasting waterborne archetype.</w:t>
       </w:r>
     </w:p>
     <w:p>
@@ -992,24 +1023,24 @@
         <w:t xml:space="preserve"> </w:t>
       </w:r>
       <w:r>
-        <w:t xml:space="preserve">testing under misspecification, forecast evaluation and decision analysis come from my work in risk</w:t>
-      </w:r>
-      <w:r>
-        <w:t xml:space="preserve"> </w:t>
-      </w:r>
-      <w:r>
-        <w:t xml:space="preserve">and form the core of WP2 and WP3. Extraction and pooling come from LiteRev-Evidence. Domain</w:t>
-      </w:r>
-      <w:r>
-        <w:t xml:space="preserve"> </w:t>
-      </w:r>
-      <w:r>
-        <w:t xml:space="preserve">knowledge comes from the doctorate, the Swiss COVID-19 work and GESICA.</w:t>
+        <w:t xml:space="preserve">testing under misspecification, forecast evaluation and decision analysis come from the risk</w:t>
+      </w:r>
+      <w:r>
+        <w:t xml:space="preserve"> </w:t>
+      </w:r>
+      <w:r>
+        <w:t xml:space="preserve">work and form the core of WP2–WP3; extraction and pooling from LiteRev-Evidence; domain</w:t>
+      </w:r>
+      <w:r>
+        <w:t xml:space="preserve"> </w:t>
+      </w:r>
+      <w:r>
+        <w:t xml:space="preserve">knowledge from the doctorate, the Swiss COVID-19 work and GESICA.</w:t>
       </w:r>
     </w:p>
     <w:bookmarkEnd w:id="31"/>
     <w:bookmarkEnd w:id="32"/>
-    <w:bookmarkStart w:id="68" w:name="X648e0f2197cacfb2ee21a81ffaf34acd4f314d4"/>
+    <w:bookmarkStart w:id="69" w:name="X648e0f2197cacfb2ee21a81ffaf34acd4f314d4"/>
     <w:p>
       <w:pPr>
         <w:pStyle w:val="Heading2"/>
@@ -1018,7 +1049,7 @@
         <w:t xml:space="preserve">2.3 Detailed research plan</w:t>
       </w:r>
     </w:p>
-    <w:bookmarkStart w:id="42" w:name="Xc5b6cd9b30a4be694f7ca250dc7e64474c91e76"/>
+    <w:bookmarkStart w:id="43" w:name="Xc5b6cd9b30a4be694f7ca250dc7e64474c91e76"/>
     <w:p>
       <w:pPr>
         <w:pStyle w:val="Heading3"/>
@@ -1032,20 +1063,23 @@
         <w:pStyle w:val="FirstParagraph"/>
       </w:pPr>
       <w:r>
-        <w:t xml:space="preserve">The aim is to determine</w:t>
-      </w:r>
-      <w:r>
-        <w:t xml:space="preserve"> </w:t>
-      </w:r>
-      <w:r>
-        <w:rPr>
-          <w:bCs/>
-          <w:b/>
-        </w:rPr>
-        <w:t xml:space="preserve">whether, and under what conditions, published evidence can support forecasting at the start of a health-system crisis</w:t>
-      </w:r>
-      <w:r>
-        <w:t xml:space="preserve">. This question is</w:t>
+        <w:t xml:space="preserve">To determine</w:t>
+      </w:r>
+      <w:r>
+        <w:t xml:space="preserve"> </w:t>
+      </w:r>
+      <w:r>
+        <w:rPr>
+          <w:bCs/>
+          <w:b/>
+        </w:rPr>
+        <w:t xml:space="preserve">whether, and under what conditions, published quantitative evidence improves forecasts at the onset of a health-system crisis.</w:t>
+      </w:r>
+      <w:r>
+        <w:t xml:space="preserve"> </w:t>
+      </w:r>
+      <w:r>
+        <w:t xml:space="preserve">The summary's question is</w:t>
       </w:r>
       <w:r>
         <w:t xml:space="preserve"> </w:t>
@@ -1058,7 +1092,7 @@
         <w:t xml:space="preserve">H3a, the central hypothesis</w:t>
       </w:r>
       <w:r>
-        <w:t xml:space="preserve">, and every other row tests one link it depends on.</w:t>
+        <w:t xml:space="preserve">; all else is subordinate, each row validating one link of the chain it depends on:</w:t>
       </w:r>
     </w:p>
     <w:tbl>
@@ -1190,7 +1224,7 @@
               <w:jc w:val="left"/>
             </w:pPr>
             <w:r>
-              <w:t xml:space="preserve">Is the state model fit to compare borrowing in?</w:t>
+              <w:t xml:space="preserve">Is the state representation fit to compare borrowing in?</w:t>
             </w:r>
           </w:p>
         </w:tc>
@@ -1437,7 +1471,7 @@
           <w:iCs/>
           <w:i/>
         </w:rPr>
-        <w:t xml:space="preserve">Figure 1. The cold-start problem, the evidence pipeline, the model library with automated selection, and the living update loop.</w:t>
+        <w:t xml:space="preserve">Figure 1: cold-start problem, evidence pipeline, model library with automated selection, living update loop.</w:t>
       </w:r>
     </w:p>
     <w:bookmarkStart w:id="37" w:name="X8d63a2de13ad746f93f7c0b83efc022a4926ffe"/>
@@ -1446,7 +1480,7 @@
         <w:pStyle w:val="Heading4"/>
       </w:pPr>
       <w:r>
-        <w:t xml:space="preserve">O1. Make published evidence usable without hiding its uncertainty</w:t>
+        <w:t xml:space="preserve">O1: Make published evidence usable without hiding its uncertainty</w:t>
       </w:r>
     </w:p>
     <w:p>
@@ -1474,13 +1508,13 @@
           <w:bCs/>
           <w:b/>
         </w:rPr>
-        <w:t xml:space="preserve">understate the spread of the evidence-derived distribution</w:t>
-      </w:r>
-      <w:r>
-        <w:t xml:space="preserve"> </w:t>
-      </w:r>
-      <w:r>
-        <w:t xml:space="preserve">(reported within-study uncertainty and between-study heterogeneity) and so produce priors that are too narrow. An explicit measurement-error layer will correct this under-dispersion. Success is judged by a criterion set in advance, the coverage and calibration of intervals from the corrected distribution across held-out adjudicated studies.</w:t>
+        <w:t xml:space="preserve">understate the dispersion of the evidence-derived distribution</w:t>
+      </w:r>
+      <w:r>
+        <w:t xml:space="preserve"> </w:t>
+      </w:r>
+      <w:r>
+        <w:t xml:space="preserve">(reported within-study uncertainty and between-study heterogeneity), producing priors that are too concentrated; an explicit measurement-error layer will correct this under-dispersion, success assessed by a pre-specified criterion: coverage and calibration of intervals from the corrected distribution across held-out adjudicated studies.</w:t>
       </w:r>
     </w:p>
     <w:p>
@@ -1488,17 +1522,17 @@
         <w:pStyle w:val="FirstParagraph"/>
       </w:pPr>
       <w:r>
-        <w:t xml:space="preserve">Omissions are the main reported extraction error [Shankar 2026], and H1 tests exactly whether they systematically shrink the spread. If the loss cannot be corrected, the project establishes a limit. The evidence covers four classes of objects (T1.1). H1 is tested on the quantitative core, and classes 2 to 4 are validated externally against published syntheses (T1.2).</w:t>
+        <w:t xml:space="preserve">Omissions dominate reported extraction errors [Shankar 2026], and whether they systematically shrink dispersion is exactly what H1 tests; if the loss cannot be corrected, the project establishes a boundary condition. The evidence target spans four object classes (T1.1); H1 is tested on the quantitative core, and classes 2 to 4 are validated externally against published syntheses (T1.2).</w:t>
       </w:r>
     </w:p>
     <w:bookmarkEnd w:id="37"/>
-    <w:bookmarkStart w:id="38" w:name="X281980cdab74ca0c76e877ca5a887ee3c160651"/>
+    <w:bookmarkStart w:id="38" w:name="X5597e009e1cb8cfa118d5ecb54a782caed33fdf"/>
     <w:p>
       <w:pPr>
         <w:pStyle w:val="Heading4"/>
       </w:pPr>
       <w:r>
-        <w:t xml:space="preserve">O2. Represent escalation as a state, separate from the point forecast</w:t>
+        <w:t xml:space="preserve">O2: Represent escalation in a form that separates state from the point forecast</w:t>
       </w:r>
     </w:p>
     <w:p>
@@ -1516,7 +1550,7 @@
         <w:t xml:space="preserve"> </w:t>
       </w:r>
       <w:r>
-        <w:t xml:space="preserve">The hidden-state model must give</w:t>
+        <w:t xml:space="preserve">The latent-state representation must yield</w:t>
       </w:r>
       <w:r>
         <w:t xml:space="preserve"> </w:t>
@@ -1548,7 +1582,7 @@
         <w:t xml:space="preserve"> </w:t>
       </w:r>
       <w:r>
-        <w:t xml:space="preserve">probabilities of each escalation state at matched false-alarm rates. Its role is to provide the common frame in which borrowing strategies are compared. It does not claim that regime switching generally beats a threshold on a point forecast.</w:t>
+        <w:t xml:space="preserve">escalation-state probabilities at matched false-alarm rates. Its role is the common state representation in which borrowing strategies are compared, not a claim that regime switching generally beats thresholding a point forecast.</w:t>
       </w:r>
     </w:p>
     <w:p>
@@ -1556,7 +1590,7 @@
         <w:pStyle w:val="FirstParagraph"/>
       </w:pPr>
       <w:r>
-        <w:t xml:space="preserve">T2.1's identifiability study and T3.3's calibration checks either establish adequacy or trigger the ordinal fallback, and either outcome leaves H3a intact. Extreme-value modelling covers the critical tail, and resilience indicators are</w:t>
+        <w:t xml:space="preserve">T2.1's identifiability study and T3.3's calibration checks either establish adequacy or trigger the ordinal fallback; either outcome leaves H3a intact. Extreme-value modelling covers the critical tail; resilience indicators are</w:t>
       </w:r>
       <w:r>
         <w:t xml:space="preserve"> </w:t>
@@ -1579,7 +1613,7 @@
         <w:pStyle w:val="Heading4"/>
       </w:pPr>
       <w:r>
-        <w:t xml:space="preserve">O3. Test the cold-start hypothesis and map failure</w:t>
+        <w:t xml:space="preserve">O3: Test the cold-start hypothesis and map failure</w:t>
       </w:r>
     </w:p>
     <w:p>
@@ -1597,7 +1631,7 @@
         <w:t xml:space="preserve"> </w:t>
       </w:r>
       <w:r>
-        <w:t xml:space="preserve">A forecasting configuration informed by the evidence (evidence-derived priors, sets of explanatory variables and model forms) improves probabilistic forecast skill in the early phase of a crisis. How long the advantage lasts, and how it fades as local observations accumulate, is assessed as a secondary question.</w:t>
+        <w:t xml:space="preserve">An evidence-informed forecasting configuration (evidence-derived priors, explanatory-variable sets and model forms) improves probabilistic forecast skill during the early phase of a crisis; the persistence and decay of the advantage as local observations accumulate are assessed secondarily.</w:t>
       </w:r>
     </w:p>
     <w:p>
@@ -1615,7 +1649,7 @@
         <w:t xml:space="preserve"> </w:t>
       </w:r>
       <w:r>
-        <w:t xml:space="preserve">Adaptive borrowing, which discounts the evidence when the prior and the data conflict, is</w:t>
+        <w:t xml:space="preserve">Adaptive borrowing that discounts the evidence when prior–data conflict emerges is</w:t>
       </w:r>
       <w:r>
         <w:t xml:space="preserve"> </w:t>
@@ -1631,13 +1665,13 @@
         <w:t xml:space="preserve"> </w:t>
       </w:r>
       <w:r>
-        <w:t xml:space="preserve">to fixed borrowing when the priors are well specified, within a margin Δ set in advance</w:t>
-      </w:r>
-      <w:r>
-        <w:t xml:space="preserve"> </w:t>
-      </w:r>
-      <w:r>
-        <w:t xml:space="preserve">on the CRPS skill score (the CRPS is a standard score for probabilistic forecasts). It is</w:t>
+        <w:t xml:space="preserve">to fixed borrowing under well-specified priors, within a pre-specified margin</w:t>
+      </w:r>
+      <w:r>
+        <w:t xml:space="preserve"> </w:t>
+      </w:r>
+      <w:r>
+        <w:t xml:space="preserve">Δ on the CRPS skill score, and is</w:t>
       </w:r>
       <w:r>
         <w:t xml:space="preserve"> </w:t>
@@ -1653,7 +1687,13 @@
         <w:t xml:space="preserve"> </w:t>
       </w:r>
       <w:r>
-        <w:t xml:space="preserve">to fixed borrowing when the priors are deliberately misspecified.</w:t>
+        <w:t xml:space="preserve">to fixed borrowing under deliberately</w:t>
+      </w:r>
+      <w:r>
+        <w:t xml:space="preserve"> </w:t>
+      </w:r>
+      <w:r>
+        <w:t xml:space="preserve">misspecified priors.</w:t>
       </w:r>
     </w:p>
     <w:p>
@@ -1661,7 +1701,7 @@
         <w:pStyle w:val="FirstParagraph"/>
       </w:pPr>
       <w:r>
-        <w:t xml:space="preserve">Δ is fixed at half of the minimal relevant H3a improvement, a 50% preservation fraction set in advance. Adaptive borrowing must keep at least half the gain that justifies borrowing at all. Δ is therefore a maximum acceptable loss, not a convenience of the simulation.</w:t>
+        <w:t xml:space="preserve">Δ is fixed at one half of the minimal relevant H3a improvement, a pre-specified 50% preservation fraction (adaptive borrowing must retain at least half the gain that justifies borrowing at all): a maximum acceptable loss, not a simulation convenience.</w:t>
       </w:r>
     </w:p>
     <w:p>
@@ -1679,7 +1719,7 @@
         <w:t xml:space="preserve"> </w:t>
       </w:r>
       <w:r>
-        <w:t xml:space="preserve">Resilience indicators add predictive information beyond the evidence-derived prior and the local level and trend when the outcome history is short.</w:t>
+        <w:t xml:space="preserve">Resilience indicators add predictive information beyond the evidence-derived prior and the local level/trend signal when the outcome history is short.</w:t>
       </w:r>
     </w:p>
     <w:p>
@@ -1691,42 +1731,42 @@
           <w:bCs/>
           <w:b/>
         </w:rPr>
-        <w:t xml:space="preserve">Primary confirmatory comparison, stated once.</w:t>
-      </w:r>
-      <w:r>
-        <w:t xml:space="preserve"> </w:t>
-      </w:r>
-      <w:r>
-        <w:t xml:space="preserve">The</w:t>
-      </w:r>
-      <w:r>
-        <w:t xml:space="preserve"> </w:t>
-      </w:r>
-      <w:r>
-        <w:rPr>
-          <w:bCs/>
-          <w:b/>
-        </w:rPr>
-        <w:t xml:space="preserve">best evidence-informed model (the champion)</w:t>
-      </w:r>
-      <w:r>
-        <w:t xml:space="preserve"> </w:t>
-      </w:r>
-      <w:r>
-        <w:t xml:space="preserve">is compared with the</w:t>
-      </w:r>
-      <w:r>
-        <w:t xml:space="preserve"> </w:t>
-      </w:r>
-      <w:r>
-        <w:rPr>
-          <w:bCs/>
-          <w:b/>
-        </w:rPr>
-        <w:t xml:space="preserve">best local-only model</w:t>
-      </w:r>
-      <w:r>
-        <w:t xml:space="preserve">, both chosen by the same automated procedure registered in advance (T3.3). The measure is the</w:t>
+        <w:t xml:space="preserve">Primary confirmatory comparison (one, stated once):</w:t>
+      </w:r>
+      <w:r>
+        <w:t xml:space="preserve"> </w:t>
+      </w:r>
+      <w:r>
+        <w:t xml:space="preserve">the</w:t>
+      </w:r>
+      <w:r>
+        <w:t xml:space="preserve"> </w:t>
+      </w:r>
+      <w:r>
+        <w:rPr>
+          <w:bCs/>
+          <w:b/>
+        </w:rPr>
+        <w:t xml:space="preserve">evidence-informed champion</w:t>
+      </w:r>
+      <w:r>
+        <w:t xml:space="preserve"> </w:t>
+      </w:r>
+      <w:r>
+        <w:t xml:space="preserve">against the</w:t>
+      </w:r>
+      <w:r>
+        <w:t xml:space="preserve"> </w:t>
+      </w:r>
+      <w:r>
+        <w:rPr>
+          <w:bCs/>
+          <w:b/>
+        </w:rPr>
+        <w:t xml:space="preserve">local-only champion</w:t>
+      </w:r>
+      <w:r>
+        <w:t xml:space="preserve">, both produced by the identical pre-registered automated procedure (T3.3), by</w:t>
       </w:r>
       <w:r>
         <w:t xml:space="preserve"> </w:t>
@@ -1739,10 +1779,7 @@
         <w:t xml:space="preserve">CRPS skill score</w:t>
       </w:r>
       <w:r>
-        <w:t xml:space="preserve"> </w:t>
-      </w:r>
-      <w:r>
-        <w:t xml:space="preserve">over the cold-start window set in advance,</w:t>
+        <w:t xml:space="preserve">, over the pre-specified cold-start window,</w:t>
       </w:r>
       <w:r>
         <w:t xml:space="preserve"> </w:t>
@@ -1755,7 +1792,7 @@
         <w:t xml:space="preserve">on respiratory episodes only</w:t>
       </w:r>
       <w:r>
-        <w:t xml:space="preserve">. Heat repeats the same comparison as a</w:t>
+        <w:t xml:space="preserve">. Heat repeats the identical contrast as a</w:t>
       </w:r>
       <w:r>
         <w:t xml:space="preserve"> </w:t>
@@ -1768,30 +1805,33 @@
         <w:t xml:space="preserve">sequential generalisation test</w:t>
       </w:r>
       <w:r>
-        <w:t xml:space="preserve">, run only if the respiratory test is passed. This fixed order controls the family-wise error rate. The report also shows</w:t>
-      </w:r>
-      <w:r>
-        <w:t xml:space="preserve"> </w:t>
-      </w:r>
-      <w:r>
-        <w:rPr>
-          <w:bCs/>
-          <w:b/>
-        </w:rPr>
-        <w:t xml:space="preserve">how the advantage changes as local data accumulate</w:t>
-      </w:r>
-      <w:r>
-        <w:t xml:space="preserve">, and it should fade to nothing.</w:t>
+        <w:t xml:space="preserve">, run only if the respiratory test is met; the fixed order controls the family-wise error rate. The</w:t>
+      </w:r>
+      <w:r>
+        <w:t xml:space="preserve"> </w:t>
+      </w:r>
+      <w:r>
+        <w:rPr>
+          <w:bCs/>
+          <w:b/>
+        </w:rPr>
+        <w:t xml:space="preserve">shape of the advantage over elapsed local data</w:t>
+      </w:r>
+      <w:r>
+        <w:t xml:space="preserve"> </w:t>
+      </w:r>
+      <w:r>
+        <w:t xml:space="preserve">is reported: it should decay to nothing.</w:t>
       </w:r>
     </w:p>
     <w:bookmarkEnd w:id="39"/>
-    <w:bookmarkStart w:id="40" w:name="X6617f29d0464ee5e4ffdc33b807a91a783792db"/>
+    <w:bookmarkStart w:id="40" w:name="X81c76b523c45e8c2c00609647f392ce6f82304d"/>
     <w:p>
       <w:pPr>
         <w:pStyle w:val="Heading4"/>
       </w:pPr>
       <w:r>
-        <w:t xml:space="preserve">O4. Establish whether better prediction matters for decisions</w:t>
+        <w:t xml:space="preserve">O4: Establish whether predictive improvement is decision-relevant</w:t>
       </w:r>
     </w:p>
     <w:p>
@@ -1809,17 +1849,17 @@
         <w:t xml:space="preserve"> </w:t>
       </w:r>
       <w:r>
-        <w:t xml:space="preserve">For the demand-driven crisis types, a decision-analytic evaluation that uses the losses and escalation thresholds of emergency responders can rank modelling strategies differently from generic accuracy measures. The evidence-derived strategy is useful only when its gain crosses a decision threshold.</w:t>
+        <w:t xml:space="preserve">For the demand-based archetypes, decision-analytic evaluation under the losses and escalation thresholds of emergency responders can rank modelling strategies differently from generic accuracy criteria; the evidence-derived strategy is useful only when its gain crosses a decision threshold.</w:t>
       </w:r>
     </w:p>
     <w:bookmarkEnd w:id="40"/>
-    <w:bookmarkStart w:id="41" w:name="Xe82d76e035d7d72599fa70896aa7c3ff6ad3f31"/>
+    <w:bookmarkStart w:id="41" w:name="Xb9e1d30b0b3b85294f8f2f121de9ba04e6f7a39"/>
     <w:p>
       <w:pPr>
         <w:pStyle w:val="Heading4"/>
       </w:pPr>
       <w:r>
-        <w:t xml:space="preserve">Scope. Three types of crisis in Geneva, fixed for the grant</w:t>
+        <w:t xml:space="preserve">Scope: three Geneva crisis archetypes, fixed for the grant</w:t>
       </w:r>
     </w:p>
     <w:p>
@@ -1831,7 +1871,7 @@
           <w:bCs/>
           <w:b/>
         </w:rPr>
-        <w:t xml:space="preserve">COLDSTART's real-world scope is three types of health-system crisis, and no more.</w:t>
+        <w:t xml:space="preserve">COLDSTART's real-world scope is three health-system crisis archetypes, and no more.</w:t>
       </w:r>
       <w:r>
         <w:t xml:space="preserve"> </w:t>
@@ -1850,16 +1890,13 @@
         <w:t xml:space="preserve">Respiratory epidemics</w:t>
       </w:r>
       <w:r>
-        <w:t xml:space="preserve"> </w:t>
-      </w:r>
-      <w:r>
-        <w:t xml:space="preserve">carry the primary confirmatory test. SARS-CoV-2, influenza and RSV</w:t>
-      </w:r>
-      <w:r>
-        <w:t xml:space="preserve"> </w:t>
-      </w:r>
-      <w:r>
-        <w:t xml:space="preserve">overlap in their symptoms and are monitored together in Switzerland.</w:t>
+        <w:t xml:space="preserve">: SARS-CoV-2, influenza and RSV, syndromically overlapping and</w:t>
+      </w:r>
+      <w:r>
+        <w:t xml:space="preserve"> </w:t>
+      </w:r>
+      <w:r>
+        <w:t xml:space="preserve">surveilled together in Switzerland, carry the primary confirmatory test.</w:t>
       </w:r>
       <w:r>
         <w:t xml:space="preserve"> </w:t>
@@ -1875,7 +1912,7 @@
           <w:bCs/>
           <w:b/>
         </w:rPr>
-        <w:t xml:space="preserve">Heat events</w:t>
+        <w:t xml:space="preserve">Environmental heat events</w:t>
       </w:r>
       <w:r>
         <w:t xml:space="preserve"> </w:t>
@@ -1905,7 +1942,7 @@
           <w:bCs/>
           <w:b/>
         </w:rPr>
-        <w:t xml:space="preserve">pollution (ozone, PM10) as a co-exposure and effect modifier</w:t>
+        <w:t xml:space="preserve">pollution (ozone, PM10) as co-exposure and effect modifier</w:t>
       </w:r>
       <w:r>
         <w:t xml:space="preserve">, not a separate domain.</w:t>
@@ -1927,19 +1964,25 @@
         <w:t xml:space="preserve">Waterborne outbreaks</w:t>
       </w:r>
       <w:r>
-        <w:t xml:space="preserve">, through Geneva legionellosis, form the contrasting extension in year 4 (T3.5).</w:t>
-      </w:r>
-      <w:r>
-        <w:t xml:space="preserve"> </w:t>
-      </w:r>
-      <w:r>
-        <w:t xml:space="preserve">Further data serve only benchmarking and sensitivity analyses.</w:t>
-      </w:r>
-      <w:r>
-        <w:t xml:space="preserve"> </w:t>
-      </w:r>
-      <w:r>
-        <w:t xml:space="preserve">For respiratory epidemics and heat, both arms score</w:t>
+        <w:t xml:space="preserve">: Geneva legionellosis, the year-4 contrasting extension (T3.5).</w:t>
+      </w:r>
+      <w:r>
+        <w:t xml:space="preserve"> </w:t>
+      </w:r>
+      <w:r>
+        <w:t xml:space="preserve">The domains are fixed for the project; further data serve benchmarking and sensitivity</w:t>
+      </w:r>
+      <w:r>
+        <w:t xml:space="preserve"> </w:t>
+      </w:r>
+      <w:r>
+        <w:t xml:space="preserve">analyses only.</w:t>
+      </w:r>
+      <w:r>
+        <w:t xml:space="preserve"> </w:t>
+      </w:r>
+      <w:r>
+        <w:t xml:space="preserve">For respiratory and heat, both arms score</w:t>
       </w:r>
       <w:r>
         <w:t xml:space="preserve"> </w:t>
@@ -1952,19 +1995,19 @@
         <w:t xml:space="preserve">the same quantity, built the same way</w:t>
       </w:r>
       <w:r>
-        <w:t xml:space="preserve">. It is daily</w:t>
-      </w:r>
-      <w:r>
-        <w:t xml:space="preserve"> </w:t>
-      </w:r>
-      <w:r>
-        <w:t xml:space="preserve">emergency demand from the CASU-144 series, restricted to the cause classes of each crisis type (T3.0). For epidemics</w:t>
-      </w:r>
-      <w:r>
-        <w:t xml:space="preserve"> </w:t>
-      </w:r>
-      <w:r>
-        <w:t xml:space="preserve">this is respiratory-related demand. For heat it is</w:t>
+        <w:t xml:space="preserve">: daily</w:t>
+      </w:r>
+      <w:r>
+        <w:t xml:space="preserve"> </w:t>
+      </w:r>
+      <w:r>
+        <w:t xml:space="preserve">emergency demand from the CASU-144 series, restricted to the archetype's cause classes (T3.0): respiratory-related</w:t>
+      </w:r>
+      <w:r>
+        <w:t xml:space="preserve"> </w:t>
+      </w:r>
+      <w:r>
+        <w:t xml:space="preserve">demand for epidemics;</w:t>
       </w:r>
       <w:r>
         <w:t xml:space="preserve"> </w:t>
@@ -1977,7 +2020,10 @@
         <w:t xml:space="preserve">heat-sensitive demand</w:t>
       </w:r>
       <w:r>
-        <w:t xml:space="preserve">, since Swiss evidence places heat</w:t>
+        <w:t xml:space="preserve"> </w:t>
+      </w:r>
+      <w:r>
+        <w:t xml:space="preserve">for heat, Swiss evidence placing heat</w:t>
       </w:r>
       <w:r>
         <w:t xml:space="preserve"> </w:t>
@@ -1995,18 +2041,62 @@
         <w:t xml:space="preserve"> </w:t>
       </w:r>
       <w:r>
-        <w:t xml:space="preserve">(T3.5), outside this comparison of demand. If the month-12 gate activates the registered</w:t>
-      </w:r>
-      <w:r>
-        <w:t xml:space="preserve"> </w:t>
-      </w:r>
-      <w:r>
-        <w:t xml:space="preserve">fallback, both arms score that fallback, built the same way, and the claim narrows.</w:t>
+        <w:t xml:space="preserve">(T3.5), outside this demand comparison. If the month-12 gate activates the registered</w:t>
+      </w:r>
+      <w:r>
+        <w:t xml:space="preserve"> </w:t>
+      </w:r>
+      <w:r>
+        <w:t xml:space="preserve">fallback, both arms score it, built the same way, and the claim narrows.</w:t>
       </w:r>
     </w:p>
     <w:bookmarkEnd w:id="41"/>
+    <w:bookmarkStart w:id="42" w:name="what-the-project-does-not-claim"/>
+    <w:p>
+      <w:pPr>
+        <w:pStyle w:val="Heading4"/>
+      </w:pPr>
+      <w:r>
+        <w:t xml:space="preserve">What the project does not claim</w:t>
+      </w:r>
+    </w:p>
+    <w:p>
+      <w:pPr>
+        <w:pStyle w:val="FirstParagraph"/>
+      </w:pPr>
+      <w:r>
+        <w:t xml:space="preserve">The project does</w:t>
+      </w:r>
+      <w:r>
+        <w:t xml:space="preserve"> </w:t>
+      </w:r>
+      <w:r>
+        <w:rPr>
+          <w:bCs/>
+          <w:b/>
+        </w:rPr>
+        <w:t xml:space="preserve">not</w:t>
+      </w:r>
+      <w:r>
+        <w:t xml:space="preserve"> </w:t>
+      </w:r>
+      <w:r>
+        <w:t xml:space="preserve">aim to outperform forecast hubs in the data-rich regime, and does not assume literature-derived priors are beneficial. The contribution:</w:t>
+      </w:r>
+      <w:r>
+        <w:t xml:space="preserve"> </w:t>
+      </w:r>
+      <w:r>
+        <w:rPr>
+          <w:bCs/>
+          <w:b/>
+        </w:rPr>
+        <w:t xml:space="preserve">whether accumulated quantitative evidence can earn a formal role in forecasting before local outcome data become informative, and a map of when it should not be trusted.</w:t>
+      </w:r>
+    </w:p>
     <w:bookmarkEnd w:id="42"/>
-    <w:bookmarkStart w:id="66" w:name="X7638ec2bcf1f605f5e9c309229fda3948dd7274"/>
+    <w:bookmarkEnd w:id="43"/>
+    <w:bookmarkStart w:id="67" w:name="X7638ec2bcf1f605f5e9c309229fda3948dd7274"/>
     <w:p>
       <w:pPr>
         <w:pStyle w:val="Heading3"/>
@@ -2015,13 +2105,13 @@
         <w:t xml:space="preserve">2.3.2 Work packages and methods</w:t>
       </w:r>
     </w:p>
-    <w:bookmarkStart w:id="48" w:name="X002b48ad99ef7a015f0c8b3d513a5be8cd69f24"/>
+    <w:bookmarkStart w:id="49" w:name="X002b48ad99ef7a015f0c8b3d513a5be8cd69f24"/>
     <w:p>
       <w:pPr>
         <w:pStyle w:val="Heading4"/>
       </w:pPr>
       <w:r>
-        <w:t xml:space="preserve">WP1. From published evidence to usable priors</w:t>
+        <w:t xml:space="preserve">WP1: From published evidence to usable priors</w:t>
       </w:r>
       <w:r>
         <w:t xml:space="preserve"> </w:t>
@@ -2034,13 +2124,13 @@
         <w:t xml:space="preserve">(M1–M20)</w:t>
       </w:r>
     </w:p>
-    <w:bookmarkStart w:id="43" w:name="Xedc8eba5007710010c26f0d188cd5b9fd6c14f4"/>
+    <w:bookmarkStart w:id="44" w:name="Xedc8eba5007710010c26f0d188cd5b9fd6c14f4"/>
     <w:p>
       <w:pPr>
         <w:pStyle w:val="Heading5"/>
       </w:pPr>
       <w:r>
-        <w:t xml:space="preserve">T1.1. Define the evidence target and register the protocol</w:t>
+        <w:t xml:space="preserve">T1.1: Define the evidence target and register the protocol</w:t>
       </w:r>
       <w:r>
         <w:t xml:space="preserve"> </w:t>
@@ -2062,77 +2152,74 @@
           <w:bCs/>
           <w:b/>
         </w:rPr>
-        <w:t xml:space="preserve">The evidence covers four classes of objects.</w:t>
-      </w:r>
-      <w:r>
-        <w:t xml:space="preserve"> </w:t>
-      </w:r>
-      <w:r>
-        <w:t xml:space="preserve">Inclusion criteria, effect measures, the representation of uncertainty and the transportability variables are fixed before extraction begins.</w:t>
-      </w:r>
-      <w:r>
-        <w:t xml:space="preserve"> </w:t>
-      </w:r>
-      <w:r>
-        <w:rPr>
-          <w:bCs/>
-          <w:b/>
-        </w:rPr>
-        <w:t xml:space="preserve">(1) Parameter values form the quantitative core and are benchmarked in full.</w:t>
-      </w:r>
-      <w:r>
-        <w:t xml:space="preserve"> </w:t>
-      </w:r>
-      <w:r>
-        <w:t xml:space="preserve">They include</w:t>
-      </w:r>
-      <w:r>
-        <w:t xml:space="preserve"> </w:t>
-      </w:r>
-      <w:r>
-        <w:rPr>
-          <w:bCs/>
-          <w:b/>
-        </w:rPr>
-        <w:t xml:space="preserve">weather–demand coefficients with their delays</w:t>
-      </w:r>
-      <w:r>
-        <w:t xml:space="preserve"> </w:t>
-      </w:r>
-      <w:r>
-        <w:t xml:space="preserve">(daily mean temperature, heat-day exceedance, ozone, PM10),</w:t>
-      </w:r>
-      <w:r>
-        <w:t xml:space="preserve"> </w:t>
-      </w:r>
-      <w:r>
-        <w:rPr>
-          <w:bCs/>
-          <w:b/>
-        </w:rPr>
-        <w:t xml:space="preserve">the size and timing of surges</w:t>
-      </w:r>
-      <w:r>
-        <w:t xml:space="preserve"> </w:t>
-      </w:r>
-      <w:r>
-        <w:t xml:space="preserve">(peak-to-baseline ratio, time to peak, growth rate at onset),</w:t>
-      </w:r>
-      <w:r>
-        <w:t xml:space="preserve"> </w:t>
-      </w:r>
-      <w:r>
-        <w:rPr>
-          <w:bCs/>
-          <w:b/>
-        </w:rPr>
-        <w:t xml:space="preserve">distributions of length of stay and occupancy</w:t>
-      </w:r>
-      <w:r>
-        <w:t xml:space="preserve"> </w:t>
-      </w:r>
-      <w:r>
-        <w:t xml:space="preserve">(ward and ICU) and</w:t>
+        <w:t xml:space="preserve">The evidence target spans four object classes</w:t>
+      </w:r>
+      <w:r>
+        <w:t xml:space="preserve">; inclusion criteria, effect measures, uncertainty representation and transportability variables are fixed before extraction begins.</w:t>
+      </w:r>
+      <w:r>
+        <w:t xml:space="preserve"> </w:t>
+      </w:r>
+      <w:r>
+        <w:rPr>
+          <w:bCs/>
+          <w:b/>
+        </w:rPr>
+        <w:t xml:space="preserve">(1) Parameter values, the quantitative core (benchmarked in full):</w:t>
+      </w:r>
+      <w:r>
+        <w:t xml:space="preserve"> </w:t>
+      </w:r>
+      <w:r>
+        <w:t xml:space="preserve">lag-structured</w:t>
+      </w:r>
+      <w:r>
+        <w:t xml:space="preserve"> </w:t>
+      </w:r>
+      <w:r>
+        <w:rPr>
+          <w:bCs/>
+          <w:b/>
+        </w:rPr>
+        <w:t xml:space="preserve">weather–demand coefficients</w:t>
+      </w:r>
+      <w:r>
+        <w:t xml:space="preserve"> </w:t>
+      </w:r>
+      <w:r>
+        <w:t xml:space="preserve">(daily mean temperature, heat-day exceedance, ozone, PM10);</w:t>
+      </w:r>
+      <w:r>
+        <w:t xml:space="preserve"> </w:t>
+      </w:r>
+      <w:r>
+        <w:rPr>
+          <w:bCs/>
+          <w:b/>
+        </w:rPr>
+        <w:t xml:space="preserve">surge magnitude and timing</w:t>
+      </w:r>
+      <w:r>
+        <w:t xml:space="preserve"> </w:t>
+      </w:r>
+      <w:r>
+        <w:t xml:space="preserve">(peak-to-baseline ratio, time to peak, onset growth rate);</w:t>
+      </w:r>
+      <w:r>
+        <w:t xml:space="preserve"> </w:t>
+      </w:r>
+      <w:r>
+        <w:rPr>
+          <w:bCs/>
+          <w:b/>
+        </w:rPr>
+        <w:t xml:space="preserve">length-of-stay and occupancy distributions</w:t>
+      </w:r>
+      <w:r>
+        <w:t xml:space="preserve"> </w:t>
+      </w:r>
+      <w:r>
+        <w:t xml:space="preserve">(ward and ICU);</w:t>
       </w:r>
       <w:r>
         <w:t xml:space="preserve"> </w:t>
@@ -2145,59 +2232,65 @@
         <w:t xml:space="preserve">admission fractions</w:t>
       </w:r>
       <w:r>
-        <w:t xml:space="preserve">. Transmission parameters (R0/Rt, serial interval) and conversions from viral shedding to incidence are secondary.</w:t>
-      </w:r>
-      <w:r>
-        <w:t xml:space="preserve"> </w:t>
-      </w:r>
-      <w:r>
-        <w:rPr>
-          <w:bCs/>
-          <w:b/>
-        </w:rPr>
-        <w:t xml:space="preserve">(2) Explanatory variables and their delays</w:t>
-      </w:r>
-      <w:r>
-        <w:t xml:space="preserve"> </w:t>
-      </w:r>
-      <w:r>
-        <w:t xml:space="preserve">reported as informative for each crisis type.</w:t>
-      </w:r>
-      <w:r>
-        <w:t xml:space="preserve"> </w:t>
-      </w:r>
-      <w:r>
-        <w:rPr>
-          <w:bCs/>
-          <w:b/>
-        </w:rPr>
-        <w:t xml:space="preserve">(3) Evidence on model forms</w:t>
-      </w:r>
-      <w:r>
-        <w:t xml:space="preserve">, that is, which algorithm families work for which outcome, horizon and crisis type [Wargon 2009], feeding T3.3.</w:t>
-      </w:r>
-      <w:r>
-        <w:t xml:space="preserve"> </w:t>
-      </w:r>
-      <w:r>
-        <w:rPr>
-          <w:bCs/>
-          <w:b/>
-        </w:rPr>
-        <w:t xml:space="preserve">(4) Definitions of outcomes and thresholds</w:t>
-      </w:r>
-      <w:r>
-        <w:t xml:space="preserve">, that is, which series services use and at what levels warnings fire [Lung 2021], as starting points for T2.1's anchors and T4.1's elicitation. Classes 2 to 4 carry their source and certainty grades and are pursued only as inputs to the registered H3a configuration. H1's benchmark applies to class 1.</w:t>
-      </w:r>
-    </w:p>
-    <w:bookmarkEnd w:id="43"/>
-    <w:bookmarkStart w:id="44" w:name="X6a0faf3a0070b42dad420c82deb40ef5734c23e"/>
+        <w:t xml:space="preserve">; transmission parameters (R0/Rt, serial interval) and shedding-to-incidence conversions secondary.</w:t>
+      </w:r>
+      <w:r>
+        <w:t xml:space="preserve"> </w:t>
+      </w:r>
+      <w:r>
+        <w:rPr>
+          <w:bCs/>
+          <w:b/>
+        </w:rPr>
+        <w:t xml:space="preserve">(2) Explanatory variables and lag structures</w:t>
+      </w:r>
+      <w:r>
+        <w:t xml:space="preserve"> </w:t>
+      </w:r>
+      <w:r>
+        <w:t xml:space="preserve">reported as informative per crisis type.</w:t>
+      </w:r>
+      <w:r>
+        <w:t xml:space="preserve"> </w:t>
+      </w:r>
+      <w:r>
+        <w:rPr>
+          <w:bCs/>
+          <w:b/>
+        </w:rPr>
+        <w:t xml:space="preserve">(3) Model-form evidence:</w:t>
+      </w:r>
+      <w:r>
+        <w:t xml:space="preserve"> </w:t>
+      </w:r>
+      <w:r>
+        <w:t xml:space="preserve">which algorithm families the forecasting literature finds effective for which outcome, horizon and crisis type [Wargon 2009], feeding T3.3.</w:t>
+      </w:r>
+      <w:r>
+        <w:t xml:space="preserve"> </w:t>
+      </w:r>
+      <w:r>
+        <w:rPr>
+          <w:bCs/>
+          <w:b/>
+        </w:rPr>
+        <w:t xml:space="preserve">(4) Outcome and threshold definitions:</w:t>
+      </w:r>
+      <w:r>
+        <w:t xml:space="preserve"> </w:t>
+      </w:r>
+      <w:r>
+        <w:t xml:space="preserve">which series are used operationally and at what levels warnings fire [Lung 2021], entering T2.1's anchors and T4.1's elicitation as evidence-based starting points. Classes 2 to 4 carry provenance and certainty grades and are pursued only as inputs to the registered H3a configuration; H1's benchmark applies to class 1.</w:t>
+      </w:r>
+    </w:p>
+    <w:bookmarkEnd w:id="44"/>
+    <w:bookmarkStart w:id="45" w:name="X6a0faf3a0070b42dad420c82deb40ef5734c23e"/>
     <w:p>
       <w:pPr>
         <w:pStyle w:val="Heading5"/>
       </w:pPr>
       <w:r>
-        <w:t xml:space="preserve">T1.2. Build the quantitative extraction benchmark</w:t>
+        <w:t xml:space="preserve">T1.2: Build the quantitative extraction benchmark</w:t>
       </w:r>
       <w:r>
         <w:t xml:space="preserve"> </w:t>
@@ -2215,7 +2308,7 @@
         <w:pStyle w:val="FirstParagraph"/>
       </w:pPr>
       <w:r>
-        <w:t xml:space="preserve">A separately contracted independent extractor (§2.4) and I each extract the target quantities from a stratified random sample of</w:t>
+        <w:t xml:space="preserve">I and a separately contracted independent extractor (§2.4) independently extract target quantities from a stratified random sample of</w:t>
       </w:r>
       <w:r>
         <w:t xml:space="preserve"> </w:t>
@@ -2231,7 +2324,7 @@
         <w:t xml:space="preserve"> </w:t>
       </w:r>
       <w:r>
-        <w:t xml:space="preserve">publications, and differences are adjudicated. The strata cover parameter class, reporting quality, study design and</w:t>
+        <w:t xml:space="preserve">publications, with adjudication; stratification covers parameter class, reporting quality, study design and</w:t>
       </w:r>
       <w:r>
         <w:t xml:space="preserve"> </w:t>
@@ -2247,7 +2340,7 @@
         <w:t xml:space="preserve"> </w:t>
       </w:r>
       <w:r>
-        <w:t xml:space="preserve">(journal versus timestamped situation report), so the error is measured separately for T3.2's faster secondary sources. An</w:t>
+        <w:t xml:space="preserve">(journal versus timestamped situational report), so error is characterised separately for T3.2's faster secondary sources. An</w:t>
       </w:r>
       <w:r>
         <w:t xml:space="preserve"> </w:t>
@@ -2263,17 +2356,17 @@
         <w:t xml:space="preserve"> </w:t>
       </w:r>
       <w:r>
-        <w:t xml:space="preserve">scores retrieval against the inclusion lists of published systematic reviews in the target classes, and extraction and pooling against their published summary estimates. The benchmark is an open deliverable.</w:t>
-      </w:r>
-    </w:p>
-    <w:bookmarkEnd w:id="44"/>
-    <w:bookmarkStart w:id="45" w:name="X1f0f12e8d6f84b4ee5e4c739d1c5cd9f8ae9623"/>
+        <w:t xml:space="preserve">scores retrieval against the reported inclusion sets of published systematic reviews in the target classes, and extraction and pooling against their published summary estimates. The benchmark is an open deliverable.</w:t>
+      </w:r>
+    </w:p>
+    <w:bookmarkEnd w:id="45"/>
+    <w:bookmarkStart w:id="46" w:name="X1f0f12e8d6f84b4ee5e4c739d1c5cd9f8ae9623"/>
     <w:p>
       <w:pPr>
         <w:pStyle w:val="Heading5"/>
       </w:pPr>
       <w:r>
-        <w:t xml:space="preserve">T1.3. Characterise automated extraction error</w:t>
+        <w:t xml:space="preserve">T1.3: Characterise automated extraction error</w:t>
       </w:r>
       <w:r>
         <w:t xml:space="preserve"> </w:t>
@@ -2291,7 +2384,7 @@
         <w:pStyle w:val="FirstParagraph"/>
       </w:pPr>
       <w:r>
-        <w:t xml:space="preserve">Automated extraction is compared with the benchmark on point estimates, uncertainty, omissions and between-study spread. H1's primary measure is the median log-ratio of the automated to the adjudicated</w:t>
+        <w:t xml:space="preserve">Compare automated extraction with the benchmark on point estimates, uncertainty, omissions and between-study dispersion; H1's primary metric is the median log-ratio of automated to adjudicated</w:t>
       </w:r>
       <w:r>
         <w:t xml:space="preserve"> </w:t>
@@ -2304,17 +2397,17 @@
         <w:t xml:space="preserve">standard deviation of the evidence-derived distribution</w:t>
       </w:r>
       <w:r>
-        <w:t xml:space="preserve">. It is computed per parameter class on a common scale under the registered pooling model, with an interval set in advance, and a ratio below one means under-dispersion. Within-study uncertainty and between-study heterogeneity are carried through separately and together, with sensitivity to the model version.</w:t>
-      </w:r>
-    </w:p>
-    <w:bookmarkEnd w:id="45"/>
-    <w:bookmarkStart w:id="46" w:name="X9cdeccc86e5c88b64f2110c6ca75497fb99dce6"/>
+        <w:t xml:space="preserve">, per parameter class on a common scale under the registered pooling model, with a pre-specified interval (under-dispersion: ratio below one); within-study uncertainty and between-study heterogeneity are propagated separately and jointly, with sensitivity to the underlying model version.</w:t>
+      </w:r>
+    </w:p>
+    <w:bookmarkEnd w:id="46"/>
+    <w:bookmarkStart w:id="47" w:name="X9cdeccc86e5c88b64f2110c6ca75497fb99dce6"/>
     <w:p>
       <w:pPr>
         <w:pStyle w:val="Heading5"/>
       </w:pPr>
       <w:r>
-        <w:t xml:space="preserve">T1.4. Construct uncertainty-aware evidence distributions</w:t>
+        <w:t xml:space="preserve">T1.4: Construct uncertainty-aware evidence distributions</w:t>
       </w:r>
       <w:r>
         <w:t xml:space="preserve"> </w:t>
@@ -2332,17 +2425,17 @@
         <w:pStyle w:val="FirstParagraph"/>
       </w:pPr>
       <w:r>
-        <w:t xml:space="preserve">Extraction error is represented explicitly as measurement error. It compares inverse-variance and quality-weighted pooling, meta-analytic-predictive priors and power-prior discounting. The output is a prior with its source, its extraction uncertainty and a documented borrowing weight.</w:t>
-      </w:r>
-    </w:p>
-    <w:bookmarkEnd w:id="46"/>
-    <w:bookmarkStart w:id="47" w:name="t15-screen-for-transportability-m15m20"/>
+        <w:t xml:space="preserve">Represent extraction error explicitly as measurement error; compare inverse-variance and quality-weighted pooling, meta-analytic-predictive priors and power-prior discounting. Output: a prior with provenance, extraction uncertainty and a documented borrowing weight.</w:t>
+      </w:r>
+    </w:p>
+    <w:bookmarkEnd w:id="47"/>
+    <w:bookmarkStart w:id="48" w:name="t15-transportability-screen-m15m20"/>
     <w:p>
       <w:pPr>
         <w:pStyle w:val="Heading5"/>
       </w:pPr>
       <w:r>
-        <w:t xml:space="preserve">T1.5. Screen for transportability</w:t>
+        <w:t xml:space="preserve">T1.5: Transportability screen</w:t>
       </w:r>
       <w:r>
         <w:t xml:space="preserve"> </w:t>
@@ -2360,7 +2453,7 @@
         <w:pStyle w:val="FirstParagraph"/>
       </w:pPr>
       <w:r>
-        <w:t xml:space="preserve">It describes the effect modifiers and how study settings differ from Geneva. The transportability criteria, and the rule that turns a transportability score into a wider or discounted prior, are fixed before the confirmatory evaluation. This produces the metadata WP3's conflict analysis needs.</w:t>
+        <w:t xml:space="preserve">Characterise effect modifiers and study-setting differences relevant to Geneva; the transportability criteria, and the mapping from transportability score to prior widening or discounting, are fixed before the confirmatory evaluation, producing the metadata WP3's conflict analysis needs.</w:t>
       </w:r>
     </w:p>
     <w:p>
@@ -2378,7 +2471,7 @@
         <w:t xml:space="preserve"> </w:t>
       </w:r>
       <w:r>
-        <w:t xml:space="preserve">D1.1 open benchmark, D1.2 error analysis, D1.3 evidence-to-prior library.</w:t>
+        <w:t xml:space="preserve">D1.1 open benchmark; D1.2 error analysis; D1.3 evidence-to-prior library.</w:t>
       </w:r>
     </w:p>
     <w:p>
@@ -2396,18 +2489,18 @@
         <w:t xml:space="preserve"> </w:t>
       </w:r>
       <w:r>
-        <w:t xml:space="preserve">If expert time runs short, the benchmark narrows to the core parameter classes.</w:t>
-      </w:r>
-    </w:p>
-    <w:bookmarkEnd w:id="47"/>
+        <w:t xml:space="preserve">If expert time binds, the benchmark narrows to the core parameter classes.</w:t>
+      </w:r>
+    </w:p>
     <w:bookmarkEnd w:id="48"/>
-    <w:bookmarkStart w:id="54" w:name="X09f42862fb3fa845d6f7c9fccae244d4f1613e8"/>
+    <w:bookmarkEnd w:id="49"/>
+    <w:bookmarkStart w:id="55" w:name="X96361259bb603d8d0d63166386752c7f2a90aae"/>
     <w:p>
       <w:pPr>
         <w:pStyle w:val="Heading4"/>
       </w:pPr>
       <w:r>
-        <w:t xml:space="preserve">WP2. A simple model of health-system escalation</w:t>
+        <w:t xml:space="preserve">WP2: A parsimonious model of health-system escalation</w:t>
       </w:r>
       <w:r>
         <w:t xml:space="preserve"> </w:t>
@@ -2420,13 +2513,13 @@
         <w:t xml:space="preserve">(M1–M28)</w:t>
       </w:r>
     </w:p>
-    <w:bookmarkStart w:id="49" w:name="X613b174c8907e8d3931f3c003761545d33bbddb"/>
+    <w:bookmarkStart w:id="50" w:name="Xcfcc11e2b7bec828711203675136706e3bef48c"/>
     <w:p>
       <w:pPr>
         <w:pStyle w:val="Heading5"/>
       </w:pPr>
       <w:r>
-        <w:t xml:space="preserve">T2.1. Specify the state model and check it can be identified</w:t>
+        <w:t xml:space="preserve">T2.1: Specify and identify the state model</w:t>
       </w:r>
       <w:r>
         <w:t xml:space="preserve"> </w:t>
@@ -2444,23 +2537,23 @@
         <w:pStyle w:val="FirstParagraph"/>
       </w:pPr>
       <w:r>
-        <w:t xml:space="preserve">A Bayesian hierarchical Markov regime-switching model [Hamilton 1989] has a hidden ordered state (routine, elevated, strained, critical) observed through emergency calls, the primary channel, with ED presentations and ICU occupancy added where available. Weather, calendar and epidemic covariates are set in advance, and each series has its own observation model linked to the shared state. Before fitting real data, simulations test whether the parameters and states can be recovered, including when fewer channels are available. Ordering constraints resolve label switching. If the states separate poorly, the fallback is an ordinal state-space model. The criterion is the recovery of states and transitions, not visual fit.</w:t>
-      </w:r>
-      <w:r>
-        <w:t xml:space="preserve"> </w:t>
-      </w:r>
-      <w:r>
-        <w:rPr>
-          <w:bCs/>
-          <w:b/>
-        </w:rPr>
-        <w:t xml:space="preserve">Provisional state anchors</w:t>
-      </w:r>
-      <w:r>
-        <w:t xml:space="preserve"> </w:t>
-      </w:r>
-      <w:r>
-        <w:t xml:space="preserve">are fixed at registration for WP2 and WP3. T4.1's later elicitation refines what they mean for decisions, never the confirmatory definition of the states. The state is</w:t>
+        <w:t xml:space="preserve">A Bayesian hierarchical Markov regime-switching model [Hamilton 1989] with an ordinal latent state (routine, elevated, strained, critical) observed through emergency calls (the primary channel), with ED presentations and ICU occupancy added where available; pre-specified weather, calendar and epidemic covariates; series-specific observation models sharing the state. Before real-data fitting: simulation-based identifiability and recovery, including the reduced-channel case; ordering constraints resolve label switching; if separation is insufficient, the fallback is an ordinal state-space formulation; the criterion is state and transition recovery, not visual fit.</w:t>
+      </w:r>
+      <w:r>
+        <w:t xml:space="preserve"> </w:t>
+      </w:r>
+      <w:r>
+        <w:rPr>
+          <w:bCs/>
+          <w:b/>
+        </w:rPr>
+        <w:t xml:space="preserve">State anchors.</w:t>
+      </w:r>
+      <w:r>
+        <w:t xml:space="preserve"> </w:t>
+      </w:r>
+      <w:r>
+        <w:t xml:space="preserve">The number of levels and their thresholds start from the outcome and threshold definitions the literature reports (T1.1, class 4) and are fixed at registration for WP2–WP3 (T4.1's later elicitation refines their decision interpretation, never the confirmatory state definition). Where the literature is silent, the default is four levels on the seasonal baseline:</w:t>
       </w:r>
       <w:r>
         <w:t xml:space="preserve"> </w:t>
@@ -2476,7 +2569,7 @@
         <w:t xml:space="preserve"> </w:t>
       </w:r>
       <w:r>
-        <w:t xml:space="preserve">below the 75th percentile of the seasonal baseline and</w:t>
+        <w:t xml:space="preserve">below the 75th percentile;</w:t>
       </w:r>
       <w:r>
         <w:t xml:space="preserve"> </w:t>
@@ -2492,7 +2585,7 @@
         <w:t xml:space="preserve"> </w:t>
       </w:r>
       <w:r>
-        <w:t xml:space="preserve">from the 75th to the 90th. It is</w:t>
+        <w:t xml:space="preserve">75th to 90th;</w:t>
       </w:r>
       <w:r>
         <w:t xml:space="preserve"> </w:t>
@@ -2508,7 +2601,7 @@
         <w:t xml:space="preserve"> </w:t>
       </w:r>
       <w:r>
-        <w:t xml:space="preserve">from the 90th to the 97.5th, or under sustained capacity pressure (ICU occupancy above 85%, or ED boarding above its seasonal 90th percentile). It is</w:t>
+        <w:t xml:space="preserve">90th to 97.5th, or sustained capacity pressure (ICU occupancy above 85%, ED boarding above its seasonal 90th percentile);</w:t>
       </w:r>
       <w:r>
         <w:t xml:space="preserve"> </w:t>
@@ -2524,17 +2617,17 @@
         <w:t xml:space="preserve"> </w:t>
       </w:r>
       <w:r>
-        <w:t xml:space="preserve">above the 97.5th, or at capacity saturation. The highest applicable state prevails, and capacity saturation alone defines critical. Anchors are percentiles for each event type, and in estimation they enter as priors on the level of each state, not as hard cutoffs.</w:t>
-      </w:r>
-    </w:p>
-    <w:bookmarkEnd w:id="49"/>
-    <w:bookmarkStart w:id="50" w:name="t22-represent-the-critical-tail-m6m14"/>
+        <w:t xml:space="preserve">above the 97.5th, or capacity saturation; the highest applicable state prevails, capacity saturation alone defining critical. Anchors are percentile-based per event type; in estimation they enter as priors on state-dependent levels, not hard cutoffs.</w:t>
+      </w:r>
+    </w:p>
+    <w:bookmarkEnd w:id="50"/>
+    <w:bookmarkStart w:id="51" w:name="t22-represent-the-critical-tail-m6m14"/>
     <w:p>
       <w:pPr>
         <w:pStyle w:val="Heading5"/>
       </w:pPr>
       <w:r>
-        <w:t xml:space="preserve">T2.2. Represent the critical tail</w:t>
+        <w:t xml:space="preserve">T2.2: Represent the critical tail</w:t>
       </w:r>
       <w:r>
         <w:t xml:space="preserve"> </w:t>
@@ -2552,17 +2645,17 @@
         <w:pStyle w:val="FirstParagraph"/>
       </w:pPr>
       <w:r>
-        <w:t xml:space="preserve">Rare exceedances are modelled with peaks over threshold and the generalised Pareto distribution, linked to the probability of the critical state, with threshold sensitivity reported, in support of the other tasks rather than as a separate objective.</w:t>
-      </w:r>
-    </w:p>
-    <w:bookmarkEnd w:id="50"/>
-    <w:bookmarkStart w:id="51" w:name="X5910b65a6c96f541f6ee1d1f4e7b629b8905b43"/>
+        <w:t xml:space="preserve">Peaks-over-threshold/generalised Pareto modelling for rare exceedances, coupled to the critical-state probability, threshold sensitivity reported: supporting, not a separate objective.</w:t>
+      </w:r>
+    </w:p>
+    <w:bookmarkEnd w:id="51"/>
+    <w:bookmarkStart w:id="52" w:name="X5910b65a6c96f541f6ee1d1f4e7b629b8905b43"/>
     <w:p>
       <w:pPr>
         <w:pStyle w:val="Heading5"/>
       </w:pPr>
       <w:r>
-        <w:t xml:space="preserve">T2.3. Introduce evidence-derived priors</w:t>
+        <w:t xml:space="preserve">T2.3: Introduce evidence-derived priors</w:t>
       </w:r>
       <w:r>
         <w:t xml:space="preserve"> </w:t>
@@ -2580,17 +2673,17 @@
         <w:pStyle w:val="FirstParagraph"/>
       </w:pPr>
       <w:r>
-        <w:t xml:space="preserve">WP1's distributions are mapped to the parameters where published evidence is relevant (weather effects, surge sizes, features of transitions). It compares weakly informative priors, fixed evidence-derived priors and adaptive robust borrowing. The adaptive version is a robust mixture of an evidence-derived and a weakly informative component. The conflict statistic and the discount function are fixed before the confirmatory evaluation and are not tuned during it. Power priors and commensurate priors serve as comparators in sensitivity analyses.</w:t>
-      </w:r>
-    </w:p>
-    <w:bookmarkEnd w:id="51"/>
-    <w:bookmarkStart w:id="52" w:name="X8a80cb22f8643a70114629654eeb3c80aeaca69"/>
+        <w:t xml:space="preserve">Map WP1 distributions to the parameters where published evidence is relevant (weather effects, surge magnitudes, transition characteristics); compare weakly informative, fixed evidence-derived and adaptive robust borrowing. The adaptive specification is a robust mixture of an evidence-derived and a weakly informative component; the conflict statistic and the discount function are fixed before the confirmatory evaluation, not tuned during it. Power-prior and commensurate-prior approaches are sensitivity comparators.</w:t>
+      </w:r>
+    </w:p>
+    <w:bookmarkEnd w:id="52"/>
+    <w:bookmarkStart w:id="53" w:name="Xb9bfd8debfdb203fd11e999ef1fb877424883c9"/>
     <w:p>
       <w:pPr>
         <w:pStyle w:val="Heading5"/>
       </w:pPr>
       <w:r>
-        <w:t xml:space="preserve">T2.4. Add resilience indicators as a secondary source of information</w:t>
+        <w:t xml:space="preserve">T2.4: Add resilience indicators as a secondary information channel</w:t>
       </w:r>
       <w:r>
         <w:t xml:space="preserve"> </w:t>
@@ -2608,17 +2701,17 @@
         <w:pStyle w:val="FirstParagraph"/>
       </w:pPr>
       <w:r>
-        <w:t xml:space="preserve">Rolling variance and lag-1 autocorrelation enter as optional covariates on the transitions between states. The question is whether they add information beyond level, trend and the evidence prior. A null result is interpretable.</w:t>
-      </w:r>
-    </w:p>
-    <w:bookmarkEnd w:id="52"/>
-    <w:bookmarkStart w:id="53" w:name="X319ea3cda6221798b95d6fb40987f10f35f77e1"/>
+        <w:t xml:space="preserve">Rolling variance and lag-1 autocorrelation, entered as optional covariates on transition dynamics: do they add information beyond level/trend and the evidence prior? A null result is interpretable.</w:t>
+      </w:r>
+    </w:p>
+    <w:bookmarkEnd w:id="53"/>
+    <w:bookmarkStart w:id="54" w:name="X319ea3cda6221798b95d6fb40987f10f35f77e1"/>
     <w:p>
       <w:pPr>
         <w:pStyle w:val="Heading5"/>
       </w:pPr>
       <w:r>
-        <w:t xml:space="preserve">T2.5. Calibration, automation and validity monitoring</w:t>
+        <w:t xml:space="preserve">T2.5: Calibration, automation and validity monitoring</w:t>
       </w:r>
       <w:r>
         <w:t xml:space="preserve"> </w:t>
@@ -2636,7 +2729,7 @@
         <w:pStyle w:val="FirstParagraph"/>
       </w:pPr>
       <w:r>
-        <w:t xml:space="preserve">It uses calibration methods suited to time-dependent data, with a conformal component [Angelopoulos 2023; Barber 2023] as a robustness layer if simulation confirms its assumptions. It also builds the</w:t>
+        <w:t xml:space="preserve">Calibration methods suited to temporal dependence; a conformal component [Angelopoulos 2023; Barber 2023] as a robustness layer if simulation confirms its assumptions. This task also builds the</w:t>
       </w:r>
       <w:r>
         <w:t xml:space="preserve"> </w:t>
@@ -2649,23 +2742,23 @@
         <w:t xml:space="preserve">automation layer</w:t>
       </w:r>
       <w:r>
-        <w:t xml:space="preserve">. Public data streams (weather, surveillance, wastewater) are loaded automatically as they become available, and models are re-estimated at the natural pace of each input, with every re-fit versioned. Every fit runs</w:t>
-      </w:r>
-      <w:r>
-        <w:t xml:space="preserve"> </w:t>
-      </w:r>
-      <w:r>
-        <w:rPr>
-          <w:bCs/>
-          <w:b/>
-        </w:rPr>
-        <w:t xml:space="preserve">checks of its assumptions and validity</w:t>
-      </w:r>
-      <w:r>
-        <w:t xml:space="preserve"> </w:t>
-      </w:r>
-      <w:r>
-        <w:t xml:space="preserve">(residual structure, dispersion, calibration), and registered rules exclude a model that fails them. A reference implementation is released in LiteRev-Evidence.</w:t>
+        <w:t xml:space="preserve">: public streams (weather, surveillance, wastewater) ingested automatically as they become available; models re-estimated at each input's native cadence with versioned re-fitting; and</w:t>
+      </w:r>
+      <w:r>
+        <w:t xml:space="preserve"> </w:t>
+      </w:r>
+      <w:r>
+        <w:rPr>
+          <w:bCs/>
+          <w:b/>
+        </w:rPr>
+        <w:t xml:space="preserve">assumption and validity diagnostics</w:t>
+      </w:r>
+      <w:r>
+        <w:t xml:space="preserve"> </w:t>
+      </w:r>
+      <w:r>
+        <w:t xml:space="preserve">on every fit (residual structure, dispersion, calibration): a model failing its checks is excluded by pre-registered rules. Release a reference implementation in LiteRev-Evidence.</w:t>
       </w:r>
     </w:p>
     <w:p>
@@ -2683,7 +2776,7 @@
         <w:t xml:space="preserve"> </w:t>
       </w:r>
       <w:r>
-        <w:t xml:space="preserve">Fitting trajectories built from literature parameters as if they were data would count the same information twice and disable the conflict check that H3b depends on. Simulation therefore serves identifiability, structural constraints and prior predictive checks, and never narrows the evidence prior.</w:t>
+        <w:t xml:space="preserve">Fitting literature-parameterised trajectories as if data would count the same information twice and disable the conflict diagnostic H3b depends on; simulation serves identifiability, structural constraints and prior predictive checks, never tightening the evidence prior.</w:t>
       </w:r>
     </w:p>
     <w:p>
@@ -2701,7 +2794,7 @@
         <w:t xml:space="preserve"> </w:t>
       </w:r>
       <w:r>
-        <w:t xml:space="preserve">D2.1 model specification and identifiability study, D2.2 open implementation, D2.3 methodological paper.</w:t>
+        <w:t xml:space="preserve">D2.1 model specification and identifiability study; D2.2 open implementation; D2.3 methodological paper.</w:t>
       </w:r>
     </w:p>
     <w:p>
@@ -2719,7 +2812,7 @@
         <w:t xml:space="preserve"> </w:t>
       </w:r>
       <w:r>
-        <w:t xml:space="preserve">The states may separate weakly.</w:t>
+        <w:t xml:space="preserve">Weak regime separation.</w:t>
       </w:r>
       <w:r>
         <w:t xml:space="preserve"> </w:t>
@@ -2729,24 +2822,24 @@
           <w:iCs/>
           <w:i/>
         </w:rPr>
-        <w:t xml:space="preserve">Mitigation.</w:t>
-      </w:r>
-      <w:r>
-        <w:t xml:space="preserve"> </w:t>
-      </w:r>
-      <w:r>
-        <w:t xml:space="preserve">Simulation comes first, the ordinal fallback is ready, and the identifiability limit is reported as a result rather than tuned until it succeeds.</w:t>
-      </w:r>
-    </w:p>
-    <w:bookmarkEnd w:id="53"/>
+        <w:t xml:space="preserve">Mitigation:</w:t>
+      </w:r>
+      <w:r>
+        <w:t xml:space="preserve"> </w:t>
+      </w:r>
+      <w:r>
+        <w:t xml:space="preserve">simulation first; the ordinal fallback; report the identifiability boundary as a result, not tuned until success.</w:t>
+      </w:r>
+    </w:p>
     <w:bookmarkEnd w:id="54"/>
-    <w:bookmarkStart w:id="61" w:name="X3621a3c2966e02ae9abd610739842be4cccf549"/>
+    <w:bookmarkEnd w:id="55"/>
+    <w:bookmarkStart w:id="62" w:name="X3621a3c2966e02ae9abd610739842be4cccf549"/>
     <w:p>
       <w:pPr>
         <w:pStyle w:val="Heading4"/>
       </w:pPr>
       <w:r>
-        <w:t xml:space="preserve">WP3. The decisive cold-start experiment</w:t>
+        <w:t xml:space="preserve">WP3: The decisive cold-start experiment</w:t>
       </w:r>
       <w:r>
         <w:t xml:space="preserve"> </w:t>
@@ -2759,13 +2852,13 @@
         <w:t xml:space="preserve">(M12–M42)</w:t>
       </w:r>
     </w:p>
-    <w:bookmarkStart w:id="55" w:name="Xa694a77d033b61f3d1e7d09fe04f1af6ed4966d"/>
+    <w:bookmarkStart w:id="56" w:name="Xa694a77d033b61f3d1e7d09fe04f1af6ed4966d"/>
     <w:p>
       <w:pPr>
         <w:pStyle w:val="Heading5"/>
       </w:pPr>
       <w:r>
-        <w:t xml:space="preserve">T3.0. Outcome hierarchy, data-access gate and episode eligibility</w:t>
+        <w:t xml:space="preserve">T3.0: Outcome hierarchy, data-access gate and episode eligibility</w:t>
       </w:r>
       <w:r>
         <w:t xml:space="preserve"> </w:t>
@@ -2783,7 +2876,7 @@
         <w:pStyle w:val="FirstParagraph"/>
       </w:pPr>
       <w:r>
-        <w:t xml:space="preserve">All of the following is fixed before any evaluation is designed and never revisited because of performance.</w:t>
+        <w:t xml:space="preserve">Fixed before any evaluation is designed, never revisited on performance:</w:t>
       </w:r>
     </w:p>
     <w:p>
@@ -2814,7 +2907,7 @@
         <w:t xml:space="preserve">daily respiratory-related emergency demand derived from CASU-144 records</w:t>
       </w:r>
       <w:r>
-        <w:t xml:space="preserve">, not a raw count of calls. It rests on a registered classification of the recorded call reasons and urgency levels.</w:t>
+        <w:t xml:space="preserve">, not a raw call count: a pre-registered classification of recorded call reasons and urgency levels.</w:t>
       </w:r>
       <w:r>
         <w:t xml:space="preserve"> </w:t>
@@ -2827,20 +2920,20 @@
         <w:t xml:space="preserve">The heat arm scores heat-sensitive demand</w:t>
       </w:r>
       <w:r>
-        <w:t xml:space="preserve">, using the same series and construction restricted to cause classes fixed at registration (dehydration, renal, psychiatric), with sensitivity analyses restricted to respiratory causes and to people aged 75 and over. ED presentations and ICU occupancy enter as</w:t>
-      </w:r>
-      <w:r>
-        <w:t xml:space="preserve"> </w:t>
-      </w:r>
-      <w:r>
-        <w:rPr>
-          <w:bCs/>
-          <w:b/>
-        </w:rPr>
-        <w:t xml:space="preserve">additional observation channels on the shared hidden state</w:t>
-      </w:r>
-      <w:r>
-        <w:t xml:space="preserve">, and wastewater, sentinel consultations and weather enter as covariates.</w:t>
+        <w:t xml:space="preserve">: the same series and construction, restricted to cause classes fixed at registration (dehydration, renal, psychiatric), with respiratory-restricted and 75+ sensitivities. ED presentations and ICU occupancy enter as</w:t>
+      </w:r>
+      <w:r>
+        <w:t xml:space="preserve"> </w:t>
+      </w:r>
+      <w:r>
+        <w:rPr>
+          <w:bCs/>
+          <w:b/>
+        </w:rPr>
+        <w:t xml:space="preserve">additional observation channels on the shared latent state</w:t>
+      </w:r>
+      <w:r>
+        <w:t xml:space="preserve">; wastewater, sentinel consultations and weather as covariates.</w:t>
       </w:r>
     </w:p>
     <w:p>
@@ -2852,26 +2945,29 @@
           <w:bCs/>
           <w:b/>
         </w:rPr>
-        <w:t xml:space="preserve">Candidate outcomes and geography.</w:t>
-      </w:r>
-      <w:r>
-        <w:t xml:space="preserve"> </w:t>
-      </w:r>
-      <w:r>
-        <w:t xml:space="preserve">After (1) the primary outcome, the registered candidates are, in order, (2) ED presentations by category, (3) ICU occupancy, and (4) all-cause 144 engagements and hospital admissions as sensitivity series. Open surveillance (Sentinella, wastewater) serves only as a fallback outcome. The unit is the</w:t>
-      </w:r>
-      <w:r>
-        <w:t xml:space="preserve"> </w:t>
-      </w:r>
-      <w:r>
-        <w:rPr>
-          <w:bCs/>
-          <w:b/>
-        </w:rPr>
-        <w:t xml:space="preserve">canton of Geneva, day by day</w:t>
-      </w:r>
-      <w:r>
-        <w:t xml:space="preserve">, which is the area the HUG dispatch centre covers. The single canton is deliberate, as I already work in its data ecosystem. Generalisation comes from the contrasting crisis types and the open national series.</w:t>
+        <w:t xml:space="preserve">Candidate outcome set and geography.</w:t>
+      </w:r>
+      <w:r>
+        <w:t xml:space="preserve"> </w:t>
+      </w:r>
+      <w:r>
+        <w:t xml:space="preserve">The pre-registered candidates, in hierarchy order: (1) cause-filtered CASU-144 emergency demand (primary); (2) ED presentations by category; (3) ICU occupancy; (4) all-cause 144 engagements and hospital admissions as sensitivity series; open surveillance (Sentinella, wastewater) as fallback outcomes only. The unit is the</w:t>
+      </w:r>
+      <w:r>
+        <w:t xml:space="preserve"> </w:t>
+      </w:r>
+      <w:r>
+        <w:rPr>
+          <w:bCs/>
+          <w:b/>
+        </w:rPr>
+        <w:t xml:space="preserve">canton of Geneva at daily resolution</w:t>
+      </w:r>
+      <w:r>
+        <w:t xml:space="preserve"> </w:t>
+      </w:r>
+      <w:r>
+        <w:t xml:space="preserve">(the HUG centrale's coverage area); generalisation comes from the contrasting archetypes and the open national series.</w:t>
       </w:r>
     </w:p>
     <w:p>
@@ -2889,23 +2985,23 @@
         <w:t xml:space="preserve"> </w:t>
       </w:r>
       <w:r>
-        <w:t xml:space="preserve">CASU-144 is the primary outcome set in advance. Criteria for</w:t>
-      </w:r>
-      <w:r>
-        <w:t xml:space="preserve"> </w:t>
-      </w:r>
-      <w:r>
-        <w:rPr>
-          <w:bCs/>
-          <w:b/>
-        </w:rPr>
-        <w:t xml:space="preserve">historical depth, resolution, delay and completeness</w:t>
-      </w:r>
-      <w:r>
-        <w:t xml:space="preserve"> </w:t>
-      </w:r>
-      <w:r>
-        <w:t xml:space="preserve">are also fixed in advance, and a gate at month 12 confirms them. If they are not met, the fallback set in advance activates and the claim narrows.</w:t>
+        <w:t xml:space="preserve">CASU-144 is the pre-specified primary outcome. Criteria for</w:t>
+      </w:r>
+      <w:r>
+        <w:t xml:space="preserve"> </w:t>
+      </w:r>
+      <w:r>
+        <w:rPr>
+          <w:bCs/>
+          <w:b/>
+        </w:rPr>
+        <w:t xml:space="preserve">historical depth, resolution, latency and completeness</w:t>
+      </w:r>
+      <w:r>
+        <w:t xml:space="preserve"> </w:t>
+      </w:r>
+      <w:r>
+        <w:t xml:space="preserve">are fixed in advance; a month-12 gate confirms them; if not, the pre-specified fallback activates and the claim narrows.</w:t>
       </w:r>
     </w:p>
     <w:p>
@@ -2923,30 +3019,30 @@
         <w:t xml:space="preserve"> </w:t>
       </w:r>
       <w:r>
-        <w:t xml:space="preserve">An episode enters the confirmatory evaluation only if all of the following can be rebuilt as they stood at the time. (1) An onset detectable under the real-time onset rule. (2) Enough history before onset for its rolling baseline. (3) Enough observations after onset at the primary horizon. (4) The external evidence</w:t>
-      </w:r>
-      <w:r>
-        <w:t xml:space="preserve"> </w:t>
-      </w:r>
-      <w:r>
-        <w:rPr>
-          <w:bCs/>
-          <w:b/>
-        </w:rPr>
-        <w:t xml:space="preserve">as it stood on the historical forecast date</w:t>
-      </w:r>
-      <w:r>
-        <w:t xml:space="preserve">. (5) No leakage of future information. (6) Separation from neighbouring episodes. Episodes that fail serve only sensitivity analyses.</w:t>
-      </w:r>
-      <w:r>
-        <w:t xml:space="preserve"> </w:t>
-      </w:r>
-      <w:r>
-        <w:rPr>
-          <w:bCs/>
-          <w:b/>
-        </w:rPr>
-        <w:t xml:space="preserve">At the level of demand, pathogens that circulate together form one episode.</w:t>
+        <w:t xml:space="preserve">An episode enters the confirmatory evaluation only if all of these are prospectively reconstructable: (1) a detectable onset under the prospective onset rule; (2) enough pre-onset history for its rolling baseline; (3) enough post-onset observations at the primary horizon; (4) the external evidence</w:t>
+      </w:r>
+      <w:r>
+        <w:t xml:space="preserve"> </w:t>
+      </w:r>
+      <w:r>
+        <w:rPr>
+          <w:bCs/>
+          <w:b/>
+        </w:rPr>
+        <w:t xml:space="preserve">as it stood at the historical origin</w:t>
+      </w:r>
+      <w:r>
+        <w:t xml:space="preserve">; (5) no leakage of future information; (6) separation from adjacent episodes. Failing episodes serve sensitivity analysis only.</w:t>
+      </w:r>
+      <w:r>
+        <w:t xml:space="preserve"> </w:t>
+      </w:r>
+      <w:r>
+        <w:rPr>
+          <w:bCs/>
+          <w:b/>
+        </w:rPr>
+        <w:t xml:space="preserve">At demand level, co-circulating pathogens form one episode.</w:t>
       </w:r>
     </w:p>
     <w:p>
@@ -2964,7 +3060,7 @@
         <w:t xml:space="preserve"> </w:t>
       </w:r>
       <w:r>
-        <w:t xml:space="preserve">The order of outcomes, the gate criteria and the eligibility rule are registered now. The window</w:t>
+        <w:t xml:space="preserve">The hierarchy, gate criteria and eligibility rule are registered now. The window</w:t>
       </w:r>
       <w:r>
         <w:t xml:space="preserve"> </w:t>
@@ -2977,7 +3073,7 @@
         <w:t xml:space="preserve">N</w:t>
       </w:r>
       <w:r>
-        <w:t xml:space="preserve">, the horizon for each crisis type and the margin Δ are registered after the checkpoint and the episode inventory, before any evaluation runs, using T3.3's selection rules declared in advance.</w:t>
+        <w:t xml:space="preserve">, the archetype-specific horizons and the margin Δ are registered after the checkpoint and the episode inventory, before any evaluation runs, by T3.3's pre-declared selection rules.</w:t>
       </w:r>
     </w:p>
     <w:p>
@@ -2989,36 +3085,36 @@
           <w:bCs/>
           <w:b/>
         </w:rPr>
-        <w:t xml:space="preserve">Open-data validation track (M12–M24, secondary, set in advance).</w:t>
-      </w:r>
-      <w:r>
-        <w:t xml:space="preserve"> </w:t>
-      </w:r>
-      <w:r>
-        <w:t xml:space="preserve">Before any clinical series connects, the complete day-by-day replay runs on open Swiss series that need no agreement (federal respiratory surveillance, the national wastewater programme, weekly all-cause deaths, MeteoSwiss exposures). Archived forecasts from multi-model hubs give comparators from the same time for early rounds that were truly cold-start [Cramer 2022; Sherratt 2023]. The track is released as a</w:t>
-      </w:r>
-      <w:r>
-        <w:t xml:space="preserve"> </w:t>
-      </w:r>
-      <w:r>
-        <w:rPr>
-          <w:bCs/>
-          <w:b/>
-        </w:rPr>
-        <w:t xml:space="preserve">public benchmark that anyone can re-run</w:t>
-      </w:r>
-      <w:r>
-        <w:t xml:space="preserve">. Every component is thus validated before operational data arrive, whatever the access, and operational series then sharpen the claim to emergency demand.</w:t>
-      </w:r>
-    </w:p>
-    <w:bookmarkEnd w:id="55"/>
-    <w:bookmarkStart w:id="56" w:name="X70eeaa2d41fea3b2059b80eb07a5f9cd68164b6"/>
+        <w:t xml:space="preserve">Open-data validation track (M12–M24, pre-specified secondary).</w:t>
+      </w:r>
+      <w:r>
+        <w:t xml:space="preserve"> </w:t>
+      </w:r>
+      <w:r>
+        <w:t xml:space="preserve">Before any clinical series connects, the complete rolling-origin machinery runs on open Swiss series requiring no agreement: federal respiratory surveillance, the national wastewater programme, weekly all-cause deaths, MeteoSwiss exposures. Archived multi-model hub forecasts give contemporaneous comparators for early, genuinely cold-start rounds [Cramer 2022; Sherratt 2023]. The track ships as a</w:t>
+      </w:r>
+      <w:r>
+        <w:t xml:space="preserve"> </w:t>
+      </w:r>
+      <w:r>
+        <w:rPr>
+          <w:bCs/>
+          <w:b/>
+        </w:rPr>
+        <w:t xml:space="preserve">public, re-runnable benchmark</w:t>
+      </w:r>
+      <w:r>
+        <w:t xml:space="preserve">: every component validated before operational data arrive, the methodological test robust to access outcomes; operational series sharpen the claim to emergency-system demand.</w:t>
+      </w:r>
+    </w:p>
+    <w:bookmarkEnd w:id="56"/>
+    <w:bookmarkStart w:id="57" w:name="X70eeaa2d41fea3b2059b80eb07a5f9cd68164b6"/>
     <w:p>
       <w:pPr>
         <w:pStyle w:val="Heading5"/>
       </w:pPr>
       <w:r>
-        <w:t xml:space="preserve">T3.1. Assemble the retrospective information set</w:t>
+        <w:t xml:space="preserve">T3.1: Assemble the retrospective information set</w:t>
       </w:r>
       <w:r>
         <w:t xml:space="preserve"> </w:t>
@@ -3036,17 +3132,17 @@
         <w:pStyle w:val="FirstParagraph"/>
       </w:pPr>
       <w:r>
-        <w:t xml:space="preserve">The CASU-144 series is harmonised with the additional channels and covariates, and its completeness and delays are measured. Right truncation is modelled with nowcasting [Höhle 2014; McGough 2020], because reporting that degrades under strain could itself look like an early-warning signal. Two Geneva channels extend the set. The HUG COVID-19 hospitalisation data I analysed before [Orel 2024] are requested again as a secondary channel for respiratory validation and calibration. Pharmacy sales and wastewater measurements from the pharmacien cantonal serve as syndromic covariates.</w:t>
-      </w:r>
-    </w:p>
-    <w:bookmarkEnd w:id="56"/>
-    <w:bookmarkStart w:id="57" w:name="Xcd66838bd8a88898d7cdfd90325a84b2d919b02"/>
+        <w:t xml:space="preserve">Harmonise the CASU-144 series with the additional channels and covariates; quantify completeness and delay; model right truncation and nowcasting [Höhle 2014; McGough 2020]; degraded reporting under strain could itself mimic an early-warning signal. Two Geneva channels extend the set: the HUG COVID-19 hospitalisation data I previously analysed [Orel 2024], re-requested as a secondary respiratory validation and calibration channel, and pharmacy sales with wastewater measurements via the pharmacien cantonal as syndromic covariates.</w:t>
+      </w:r>
+    </w:p>
+    <w:bookmarkEnd w:id="57"/>
+    <w:bookmarkStart w:id="58" w:name="X732c8171905058a06d4900e04fc44f0e3e215e1"/>
     <w:p>
       <w:pPr>
         <w:pStyle w:val="Heading5"/>
       </w:pPr>
       <w:r>
-        <w:t xml:space="preserve">T3.2. Rebuild the information available at each moment</w:t>
+        <w:t xml:space="preserve">T3.2: Reconstruct the true information set</w:t>
       </w:r>
       <w:r>
         <w:t xml:space="preserve"> </w:t>
@@ -3064,17 +3160,17 @@
         <w:pStyle w:val="FirstParagraph"/>
       </w:pPr>
       <w:r>
-        <w:t xml:space="preserve">For each past onset, successive forecast dates (origins) use</w:t>
-      </w:r>
-      <w:r>
-        <w:t xml:space="preserve"> </w:t>
-      </w:r>
-      <w:r>
-        <w:rPr>
-          <w:bCs/>
-          <w:b/>
-        </w:rPr>
-        <w:t xml:space="preserve">only the information available on that date</w:t>
+        <w:t xml:space="preserve">For each historical onset, create successive forecast origins using</w:t>
+      </w:r>
+      <w:r>
+        <w:t xml:space="preserve"> </w:t>
+      </w:r>
+      <w:r>
+        <w:rPr>
+          <w:bCs/>
+          <w:b/>
+        </w:rPr>
+        <w:t xml:space="preserve">only information available at that date</w:t>
       </w:r>
       <w:r>
         <w:t xml:space="preserve">.</w:t>
@@ -3087,50 +3183,39 @@
           <w:bCs/>
           <w:b/>
         </w:rPr>
-        <w:t xml:space="preserve">A prior may only describe</w:t>
-      </w:r>
-      <w:r>
-        <w:rPr>
-          <w:bCs/>
-          <w:b/>
-        </w:rPr>
+        <w:t xml:space="preserve">Admissibility as a prior is defined by referent, not venue</w:t>
+      </w:r>
+      <w:r>
+        <w:t xml:space="preserve">: prior inputs describe</w:t>
+      </w:r>
+      <w:r>
         <w:t xml:space="preserve"> </w:t>
       </w:r>
       <w:r>
         <w:rPr>
           <w:iCs/>
           <w:i/>
-          <w:bCs/>
-          <w:b/>
         </w:rPr>
         <w:t xml:space="preserve">other</w:t>
       </w:r>
       <w:r>
-        <w:rPr>
-          <w:bCs/>
-          <w:b/>
-        </w:rPr>
-        <w:t xml:space="preserve"> </w:t>
-      </w:r>
-      <w:r>
-        <w:rPr>
-          <w:bCs/>
-          <w:b/>
-        </w:rPr>
-        <w:t xml:space="preserve">populations, places or past events, whatever the venue.</w:t>
-      </w:r>
-      <w:r>
-        <w:t xml:space="preserve"> </w:t>
-      </w:r>
-      <w:r>
-        <w:rPr>
-          <w:bCs/>
-          <w:b/>
-        </w:rPr>
-        <w:t xml:space="preserve">The confirmatory prior uses only peer-reviewed literature and preprints</w:t>
-      </w:r>
-      <w:r>
-        <w:t xml:space="preserve">, under a cut-off date that moves with each origin. Timestamped situation reports on the same ongoing event</w:t>
+        <w:t xml:space="preserve"> </w:t>
+      </w:r>
+      <w:r>
+        <w:t xml:space="preserve">populations, places or past events.</w:t>
+      </w:r>
+      <w:r>
+        <w:t xml:space="preserve"> </w:t>
+      </w:r>
+      <w:r>
+        <w:rPr>
+          <w:bCs/>
+          <w:b/>
+        </w:rPr>
+        <w:t xml:space="preserve">The confirmatory prior uses peer-reviewed literature and preprints only</w:t>
+      </w:r>
+      <w:r>
+        <w:t xml:space="preserve">, under the rolling cut-off. Timestamped situational reporting on the ongoing event</w:t>
       </w:r>
       <w:r>
         <w:t xml:space="preserve"> </w:t>
@@ -3146,72 +3231,72 @@
         <w:t xml:space="preserve"> </w:t>
       </w:r>
       <w:r>
-        <w:t xml:space="preserve">(WHO/ECDC) enter as a</w:t>
-      </w:r>
-      <w:r>
-        <w:t xml:space="preserve"> </w:t>
-      </w:r>
-      <w:r>
-        <w:rPr>
-          <w:bCs/>
-          <w:b/>
-        </w:rPr>
-        <w:t xml:space="preserve">secondary prior variant set in advance</w:t>
-      </w:r>
-      <w:r>
-        <w:t xml:space="preserve">. They pass through the same extraction pipeline but stay outside the confirmatory comparison, because H3a tests borrowing from the literature, not the fusion of all evidence.</w:t>
-      </w:r>
-      <w:r>
-        <w:t xml:space="preserve"> </w:t>
-      </w:r>
-      <w:r>
-        <w:rPr>
-          <w:bCs/>
-          <w:b/>
-        </w:rPr>
-        <w:t xml:space="preserve">Text about the local event is excluded from every prior</w:t>
-      </w:r>
-      <w:r>
-        <w:t xml:space="preserve">, because it is a noisy measurement of the outcome itself. Every input carries a timestamp. Revised sources enter as</w:t>
-      </w:r>
-      <w:r>
-        <w:t xml:space="preserve"> </w:t>
-      </w:r>
-      <w:r>
-        <w:rPr>
-          <w:bCs/>
-          <w:b/>
-        </w:rPr>
-        <w:t xml:space="preserve">the version released by the forecast date</w:t>
-      </w:r>
-      <w:r>
-        <w:t xml:space="preserve">, never the final revised value, with both observation and release times kept. The forecasts are re-run automatically through the T2.5 layer at each input's natural pace. Forecast horizons are 7, 14 and 28 days. The primary horizon for each crisis type is fixed at the second registration point by an operational criterion set in advance, never by forecast performance or episode results. The cold-start window counts the local outcome observations</w:t>
-      </w:r>
-      <w:r>
-        <w:t xml:space="preserve"> </w:t>
-      </w:r>
-      <w:r>
-        <w:rPr>
-          <w:bCs/>
-          <w:b/>
-        </w:rPr>
-        <w:t xml:space="preserve">after a real-time onset rule defined in advance</w:t>
-      </w:r>
-      <w:r>
-        <w:t xml:space="preserve"> </w:t>
-      </w:r>
-      <w:r>
-        <w:t xml:space="preserve">that uses only the variables available on the forecast date.</w:t>
-      </w:r>
-    </w:p>
-    <w:bookmarkEnd w:id="57"/>
-    <w:bookmarkStart w:id="58" w:name="X1b4be48293d1c4b7fa098a795079a0b73a54d6d"/>
+        <w:t xml:space="preserve">(WHO/ECDC) enters as a</w:t>
+      </w:r>
+      <w:r>
+        <w:t xml:space="preserve"> </w:t>
+      </w:r>
+      <w:r>
+        <w:rPr>
+          <w:bCs/>
+          <w:b/>
+        </w:rPr>
+        <w:t xml:space="preserve">pre-specified secondary prior variant</w:t>
+      </w:r>
+      <w:r>
+        <w:t xml:space="preserve">, through the same extraction pipeline, outside the confirmatory contrast: H3a tests literature borrowing, not evidence fusion.</w:t>
+      </w:r>
+      <w:r>
+        <w:t xml:space="preserve"> </w:t>
+      </w:r>
+      <w:r>
+        <w:rPr>
+          <w:bCs/>
+          <w:b/>
+        </w:rPr>
+        <w:t xml:space="preserve">Text describing the local event is excluded from any prior</w:t>
+      </w:r>
+      <w:r>
+        <w:t xml:space="preserve">: it is a noisy measurement of the outcome itself. Every input carries an index timestamp; revised sources enter as the</w:t>
+      </w:r>
+      <w:r>
+        <w:t xml:space="preserve"> </w:t>
+      </w:r>
+      <w:r>
+        <w:rPr>
+          <w:bCs/>
+          <w:b/>
+        </w:rPr>
+        <w:t xml:space="preserve">release vintage available at the origin</w:t>
+      </w:r>
+      <w:r>
+        <w:t xml:space="preserve">, never the final revised value, observation and release times both retained; origins re-run automatically through the T2.5 layer at each input's native cadence. Forecast horizons 7, 14 and 28 days (primary horizon per archetype fixed at the second registration point by a pre-specified operational criterion, never by forecast performance or episode results); the cold-start window counts local outcome observations</w:t>
+      </w:r>
+      <w:r>
+        <w:t xml:space="preserve"> </w:t>
+      </w:r>
+      <w:r>
+        <w:rPr>
+          <w:bCs/>
+          <w:b/>
+        </w:rPr>
+        <w:t xml:space="preserve">after a pre-defined real-time onset rule</w:t>
+      </w:r>
+      <w:r>
+        <w:t xml:space="preserve"> </w:t>
+      </w:r>
+      <w:r>
+        <w:t xml:space="preserve">that uses only variables available at the origin.</w:t>
+      </w:r>
+    </w:p>
+    <w:bookmarkEnd w:id="58"/>
+    <w:bookmarkStart w:id="59" w:name="X1b4be48293d1c4b7fa098a795079a0b73a54d6d"/>
     <w:p>
       <w:pPr>
         <w:pStyle w:val="Heading5"/>
       </w:pPr>
       <w:r>
-        <w:t xml:space="preserve">T3.3. The model library and the automated selection engine</w:t>
+        <w:t xml:space="preserve">T3.3: The model library and the automated selection engine</w:t>
       </w:r>
       <w:r>
         <w:t xml:space="preserve"> </w:t>
@@ -3233,61 +3318,52 @@
           <w:bCs/>
           <w:b/>
         </w:rPr>
-        <w:t xml:space="preserve">The library is registered before any evaluation and has two arms.</w:t>
-      </w:r>
-      <w:r>
-        <w:t xml:space="preserve"> </w:t>
-      </w:r>
-      <w:r>
-        <w:t xml:space="preserve">The</w:t>
-      </w:r>
-      <w:r>
-        <w:t xml:space="preserve"> </w:t>
-      </w:r>
-      <w:r>
-        <w:rPr>
-          <w:bCs/>
-          <w:b/>
-        </w:rPr>
-        <w:t xml:space="preserve">local-only</w:t>
-      </w:r>
-      <w:r>
-        <w:t xml:space="preserve"> </w:t>
-      </w:r>
-      <w:r>
-        <w:t xml:space="preserve">arm holds a seasonal GLM with weekday and holiday terms, persistence, established surveillance methods for exceedance and nowcasting (Farrington and Noufaily, Bayesian nowcasting [Salmon 2016]), penalised, gradient-boosted and upper-tail quantile learners on the covariates set in advance, and the WP2 regime model with weakly informative priors. The</w:t>
-      </w:r>
-      <w:r>
-        <w:t xml:space="preserve"> </w:t>
-      </w:r>
-      <w:r>
-        <w:rPr>
-          <w:bCs/>
-          <w:b/>
-        </w:rPr>
-        <w:t xml:space="preserve">evidence-informed</w:t>
-      </w:r>
-      <w:r>
-        <w:t xml:space="preserve"> </w:t>
-      </w:r>
-      <w:r>
-        <w:t xml:space="preserve">arm holds the same candidates equipped with WP1's priors and design inputs, in three registered variants. These are fixed evidence-derived priors, adaptive borrowing with conflict monitoring, and adaptive borrowing plus resilience indicators (H3c).</w:t>
-      </w:r>
-      <w:r>
-        <w:t xml:space="preserve"> </w:t>
-      </w:r>
-      <w:r>
-        <w:rPr>
-          <w:bCs/>
-          <w:b/>
-        </w:rPr>
-        <w:t xml:space="preserve">Mechanistic transmission components [Keeling 2008] are allowed only for epidemics.</w:t>
-      </w:r>
-      <w:r>
-        <w:t xml:space="preserve"> </w:t>
-      </w:r>
-      <w:r>
-        <w:t xml:space="preserve">Environmental crises use exposure–response structures, and what is allowed for each crisis type is registered.</w:t>
+        <w:t xml:space="preserve">The library, registered before any evaluation, in two arms.</w:t>
+      </w:r>
+      <w:r>
+        <w:t xml:space="preserve"> </w:t>
+      </w:r>
+      <w:r>
+        <w:rPr>
+          <w:bCs/>
+          <w:b/>
+        </w:rPr>
+        <w:t xml:space="preserve">Local-only:</w:t>
+      </w:r>
+      <w:r>
+        <w:t xml:space="preserve"> </w:t>
+      </w:r>
+      <w:r>
+        <w:t xml:space="preserve">seasonal GLM with weekday and holiday terms; persistence; established surveillance exceedance and nowcasting (Farrington/Noufaily, Bayesian nowcasting [Salmon 2016]); penalised, gradient-boosted and upper-tail quantile learners on the pre-specified covariates; the WP2 regime model with weakly informative priors.</w:t>
+      </w:r>
+      <w:r>
+        <w:t xml:space="preserve"> </w:t>
+      </w:r>
+      <w:r>
+        <w:rPr>
+          <w:bCs/>
+          <w:b/>
+        </w:rPr>
+        <w:t xml:space="preserve">Evidence-informed:</w:t>
+      </w:r>
+      <w:r>
+        <w:t xml:space="preserve"> </w:t>
+      </w:r>
+      <w:r>
+        <w:t xml:space="preserve">the same candidates equipped with WP1 priors and design inputs, in three registered variants: fixed evidence-derived priors; adaptive borrowing with conflict monitoring; adaptive borrowing plus resilience indicators (H3c).</w:t>
+      </w:r>
+      <w:r>
+        <w:t xml:space="preserve"> </w:t>
+      </w:r>
+      <w:r>
+        <w:rPr>
+          <w:bCs/>
+          <w:b/>
+        </w:rPr>
+        <w:t xml:space="preserve">Mechanistic transmission components [Keeling 2008] are admissible only for epidemiological archetypes</w:t>
+      </w:r>
+      <w:r>
+        <w:t xml:space="preserve">; environmental archetypes use exposure–response structures; admissibility per archetype is registered.</w:t>
       </w:r>
     </w:p>
     <w:p>
@@ -3299,13 +3375,13 @@
           <w:bCs/>
           <w:b/>
         </w:rPr>
-        <w:t xml:space="preserve">Automated choice of the champion, nested to prevent leakage.</w:t>
-      </w:r>
-      <w:r>
-        <w:t xml:space="preserve"> </w:t>
-      </w:r>
-      <w:r>
-        <w:t xml:space="preserve">At each forecast date, a registered rule chooses each arm's</w:t>
+        <w:t xml:space="preserve">Automated champion selection, nested against leakage.</w:t>
+      </w:r>
+      <w:r>
+        <w:t xml:space="preserve"> </w:t>
+      </w:r>
+      <w:r>
+        <w:t xml:space="preserve">At each outer forecast origin, each arm's</w:t>
       </w:r>
       <w:r>
         <w:t xml:space="preserve"> </w:t>
@@ -3321,7 +3397,7 @@
         <w:t xml:space="preserve"> </w:t>
       </w:r>
       <w:r>
-        <w:t xml:space="preserve">using only an inner rolling validation on outcomes observed</w:t>
+        <w:t xml:space="preserve">is chosen by a registered rule using only inner rolling validation on outcomes observed</w:t>
       </w:r>
       <w:r>
         <w:t xml:space="preserve"> </w:t>
@@ -3337,7 +3413,7 @@
         <w:t xml:space="preserve"> </w:t>
       </w:r>
       <w:r>
-        <w:t xml:space="preserve">that date. The CRPS is the main selection criterion. Log score and calibration are registered as conditions a model must meet, not as ranking criteria. Selection follows the T2.5 validity checks and is blind to the other arm. The chosen champion then issues the forecast that is scored. Selection never sees the outcomes it is scored on. Both arms use the same selection machinery, so the primary comparison tests the full evidence-informed configuration, not one model family. The library is broad on purpose, to give selection real choices, not to multiply hypotheses. Registered secondary comparisons isolate the contribution of the prior, the variable set and the model form.</w:t>
+        <w:t xml:space="preserve">that origin (CRPS the primary selection criterion, log score and calibration registered admissibility constraints, not ranking criteria; after T2.5 validity checks; blind to the other arm); the fixed champion then issues the outer forecast. Selection never sees the outcomes it is scored on. Identical selection machinery runs in both arms, so the primary contrast tests the full evidence-informed configuration, not a particular model family; the library is deliberately broad for selection, not hypothesis multiplication; registered secondary contrasts isolate the prior, variable-set and model-form components.</w:t>
       </w:r>
     </w:p>
     <w:p>
@@ -3349,7 +3425,7 @@
           <w:bCs/>
           <w:b/>
         </w:rPr>
-        <w:t xml:space="preserve">Confirmatory testing procedure, in a fixed sequence.</w:t>
+        <w:t xml:space="preserve">Confirmatory testing procedure (fixed-sequence).</w:t>
       </w:r>
     </w:p>
     <w:p>
@@ -3371,7 +3447,7 @@
         <w:t xml:space="preserve"> </w:t>
       </w:r>
       <w:r>
-        <w:t xml:space="preserve">The evidence-informed champion against the local-only champion, on the CRPS skill score, for</w:t>
+        <w:t xml:space="preserve">Evidence-informed champion vs local-only champion, CRPS skill score,</w:t>
       </w:r>
       <w:r>
         <w:t xml:space="preserve"> </w:t>
@@ -3387,7 +3463,7 @@
         <w:t xml:space="preserve"> </w:t>
       </w:r>
       <w:r>
-        <w:t xml:space="preserve">episodes over the cold-start window</w:t>
+        <w:t xml:space="preserve">episodes, cold-start window</w:t>
       </w:r>
       <w:r>
         <w:t xml:space="preserve"> </w:t>
@@ -3400,7 +3476,7 @@
         <w:t xml:space="preserve">N</w:t>
       </w:r>
       <w:r>
-        <w:t xml:space="preserve">, at α = 0.05 two-sided, because harm from borrowing matters for decisions as much as benefit. Passing requires a paired-permutation p &lt; α</w:t>
+        <w:t xml:space="preserve">, at α = 0.05 two-sided (harm from borrowing is as decision-relevant as benefit). Passing requires paired-permutation p &lt; α</w:t>
       </w:r>
       <w:r>
         <w:t xml:space="preserve"> </w:t>
@@ -3416,7 +3492,7 @@
         <w:t xml:space="preserve"> </w:t>
       </w:r>
       <w:r>
-        <w:t xml:space="preserve">a lower confidence bound above the registered minimal relevant improvement.</w:t>
+        <w:t xml:space="preserve">a lower confidence bound above the pre-registered minimal relevant improvement.</w:t>
       </w:r>
     </w:p>
     <w:p>
@@ -3438,7 +3514,7 @@
         <w:t xml:space="preserve"> </w:t>
       </w:r>
       <w:r>
-        <w:t xml:space="preserve">The same comparison on</w:t>
+        <w:t xml:space="preserve">The identical contrast on</w:t>
       </w:r>
       <w:r>
         <w:t xml:space="preserve"> </w:t>
@@ -3464,7 +3540,7 @@
           <w:bCs/>
           <w:b/>
         </w:rPr>
-        <w:t xml:space="preserve">run only if Test 1 passes</w:t>
+        <w:t xml:space="preserve">conducted only if Test 1 passes</w:t>
       </w:r>
       <w:r>
         <w:t xml:space="preserve">.</w:t>
@@ -3486,7 +3562,7 @@
         <w:t xml:space="preserve">If Test 1 fails</w:t>
       </w:r>
       <w:r>
-        <w:t xml:space="preserve">, H3a is not supported, Test 2 is exploratory, and the project's result is the failure map and the limit it sets.</w:t>
+        <w:t xml:space="preserve">, H3a is not supported, Test 2 is exploratory, and the project's result is the failure map and the boundary condition.</w:t>
       </w:r>
     </w:p>
     <w:p>
@@ -3494,23 +3570,20 @@
         <w:pStyle w:val="FirstParagraph"/>
       </w:pPr>
       <w:r>
-        <w:t xml:space="preserve">All other comparisons are secondary.</w:t>
-      </w:r>
-      <w:r>
-        <w:t xml:space="preserve"> </w:t>
-      </w:r>
-      <w:r>
-        <w:rPr>
-          <w:bCs/>
-          <w:b/>
-        </w:rPr>
-        <w:t xml:space="preserve">The local-only arm is fixed in the registration.</w:t>
-      </w:r>
-      <w:r>
-        <w:t xml:space="preserve"> </w:t>
-      </w:r>
-      <w:r>
-        <w:t xml:space="preserve">Its regime-model priors come with a declared band of vaguer and tighter alternatives as a sensitivity analysis, so the comparator cannot be weakened after the fact.</w:t>
+        <w:t xml:space="preserve">All other contrasts are secondary.</w:t>
+      </w:r>
+      <w:r>
+        <w:t xml:space="preserve"> </w:t>
+      </w:r>
+      <w:r>
+        <w:rPr>
+          <w:bCs/>
+          <w:b/>
+        </w:rPr>
+        <w:t xml:space="preserve">The local-only arm is pinned in the registration</w:t>
+      </w:r>
+      <w:r>
+        <w:t xml:space="preserve">, its regime-model priors carrying a pre-declared band of vaguer and tighter alternatives as a sensitivity analysis: the comparator cannot become a straw man after the fact.</w:t>
       </w:r>
     </w:p>
     <w:p>
@@ -3528,7 +3601,7 @@
         <w:t xml:space="preserve"> </w:t>
       </w:r>
       <w:r>
-        <w:t xml:space="preserve">Its aggregation is registered. For each episode and arm, the CRPS is averaged over the eligible forecast dates in the window at the primary horizon. The episode skill score is one minus the ratio of the two CRPS values (evidence-informed over local-only), and the confirmatory statistic is its equally weighted mean over episodes. The unit of inference is the</w:t>
+        <w:t xml:space="preserve">Aggregation is registered: per episode and arm, CRPS is averaged over eligible origins in the window at the primary horizon; the episode skill score is one minus the CRPS ratio (evidence-informed over local-only); the confirmatory statistic is its equally weighted mean over episodes. The unit of inference is the</w:t>
       </w:r>
       <w:r>
         <w:t xml:space="preserve"> </w:t>
@@ -3541,7 +3614,7 @@
         <w:t xml:space="preserve">episode</w:t>
       </w:r>
       <w:r>
-        <w:t xml:space="preserve">. Eligible episodes are few (13–14 respiratory candidates before screening), so inference uses a</w:t>
+        <w:t xml:space="preserve">; eligible episodes are few (13–14 respiratory candidates before screening), so inference is by</w:t>
       </w:r>
       <w:r>
         <w:t xml:space="preserve"> </w:t>
@@ -3554,7 +3627,7 @@
         <w:t xml:space="preserve">paired permutation over episodes</w:t>
       </w:r>
       <w:r>
-        <w:t xml:space="preserve">, with an</w:t>
+        <w:t xml:space="preserve">, an</w:t>
       </w:r>
       <w:r>
         <w:t xml:space="preserve"> </w:t>
@@ -3570,20 +3643,23 @@
         <w:t xml:space="preserve"> </w:t>
       </w:r>
       <w:r>
-        <w:t xml:space="preserve">alongside that resamples whole episodes and so keeps their internal time dependence. Both are set in advance, and any disagreement is reported.</w:t>
-      </w:r>
-      <w:r>
-        <w:t xml:space="preserve"> </w:t>
-      </w:r>
-      <w:r>
-        <w:rPr>
-          <w:bCs/>
-          <w:b/>
-        </w:rPr>
-        <w:t xml:space="preserve">Simulation sizes the design at the level of episodes</w:t>
-      </w:r>
-      <w:r>
-        <w:t xml:space="preserve">, measuring type I error, power and interval width under realistic dependence before the second registration point. The same simulation fixes in advance the</w:t>
+        <w:t xml:space="preserve">alongside (episodes are the resampling unit, kept intact, so within-episode temporal dependence is preserved), both pre-specified, disagreement reported.</w:t>
+      </w:r>
+      <w:r>
+        <w:t xml:space="preserve"> </w:t>
+      </w:r>
+      <w:r>
+        <w:rPr>
+          <w:bCs/>
+          <w:b/>
+        </w:rPr>
+        <w:t xml:space="preserve">The design is powered by simulation-based operating characteristics at episode level</w:t>
+      </w:r>
+      <w:r>
+        <w:t xml:space="preserve"> </w:t>
+      </w:r>
+      <w:r>
+        <w:t xml:space="preserve">(type I error, power, interval width under realistic dependence), run before the second registration point. The same simulation fixes, in advance, the</w:t>
       </w:r>
       <w:r>
         <w:t xml:space="preserve"> </w:t>
@@ -3599,36 +3675,36 @@
         <w:t xml:space="preserve"> </w:t>
       </w:r>
       <w:r>
-        <w:t xml:space="preserve">below which no confirmatory claim is made and the primary analysis becomes estimation. It also fixes the</w:t>
-      </w:r>
-      <w:r>
-        <w:t xml:space="preserve"> </w:t>
-      </w:r>
-      <w:r>
-        <w:rPr>
-          <w:bCs/>
-          <w:b/>
-        </w:rPr>
-        <w:t xml:space="preserve">rule for choosing</w:t>
-      </w:r>
-      <w:r>
-        <w:rPr>
-          <w:bCs/>
-          <w:b/>
-        </w:rPr>
+        <w:t xml:space="preserve">below which no confirmatory claim is made and the primary analysis becomes estimation, and the</w:t>
+      </w:r>
+      <w:r>
+        <w:t xml:space="preserve"> </w:t>
+      </w:r>
+      <w:r>
+        <w:rPr>
+          <w:bCs/>
+          <w:b/>
+        </w:rPr>
+        <w:t xml:space="preserve">selection rule</w:t>
+      </w:r>
+      <w:r>
+        <w:t xml:space="preserve"> </w:t>
+      </w:r>
+      <w:r>
+        <w:t xml:space="preserve">for</w:t>
+      </w:r>
+      <w:r>
         <w:t xml:space="preserve"> </w:t>
       </w:r>
       <w:r>
         <w:rPr>
           <w:iCs/>
           <w:i/>
-          <w:bCs/>
-          <w:b/>
         </w:rPr>
         <w:t xml:space="preserve">N</w:t>
       </w:r>
       <w:r>
-        <w:t xml:space="preserve">, the smallest grid value that meets the operating criterion, chosen blind to forecast performance. The</w:t>
+        <w:t xml:space="preserve">: the smallest grid value meeting the operating-characteristic criterion, chosen blind to forecast performance. The</w:t>
       </w:r>
       <w:r>
         <w:t xml:space="preserve"> </w:t>
@@ -3644,49 +3720,46 @@
         <w:t xml:space="preserve"> </w:t>
       </w:r>
       <w:r>
-        <w:t xml:space="preserve">is a registered value of the episode-level CRPS skill score, fixed before the second registration point by an operational-relevance criterion defined before any outcome is evaluated. T4.1's later elicitation translates observed improvements into operational consequences but does not set this threshold.</w:t>
-      </w:r>
-      <w:r>
-        <w:t xml:space="preserve"> </w:t>
-      </w:r>
-      <w:r>
-        <w:rPr>
-          <w:bCs/>
-          <w:b/>
-        </w:rPr>
-        <w:t xml:space="preserve">Δ is registered at half of this fixed value</w:t>
-      </w:r>
-      <w:r>
-        <w:t xml:space="preserve"> </w:t>
-      </w:r>
-      <w:r>
-        <w:t xml:space="preserve">(§2.3.1). The same simulation checks power for these targets and the stability of the ratio-based score when baseline CRPS varies between episodes. Secondary endpoints are the log score, calibration (PIT, coverage) and the detection of escalation at matched false-alarm rates.</w:t>
-      </w:r>
-      <w:r>
-        <w:t xml:space="preserve"> </w:t>
-      </w:r>
-      <w:r>
-        <w:rPr>
-          <w:bCs/>
-          <w:b/>
-        </w:rPr>
-        <w:t xml:space="preserve">H3b's Δ is fixed here, before any evaluation.</w:t>
-      </w:r>
-      <w:r>
-        <w:t xml:space="preserve"> </w:t>
-      </w:r>
-      <w:r>
-        <w:t xml:space="preserve">Non-inferiority means a CRPS deficit no greater than Δ, and superiority is tested on T3.4's misspecified priors. The well-specified case is defined in registered simulations where the distributions that generate the evidence and the data match within a set tolerance, and real episodes complement them.</w:t>
-      </w:r>
-    </w:p>
-    <w:bookmarkEnd w:id="58"/>
-    <w:bookmarkStart w:id="59" w:name="t34-map-benefit-and-failure-m28m38"/>
+        <w:t xml:space="preserve">is a registered value of the episode-level CRPS skill score, fixed before the second registration point by a pre-specified operational-relevance criterion defined before any outcome evaluation; T4.1's later elicitation translates observed improvements into operational consequences, it does not set the threshold.</w:t>
+      </w:r>
+      <w:r>
+        <w:t xml:space="preserve"> </w:t>
+      </w:r>
+      <w:r>
+        <w:rPr>
+          <w:bCs/>
+          <w:b/>
+        </w:rPr>
+        <w:t xml:space="preserve">Δ is registered at one half of this fixed value</w:t>
+      </w:r>
+      <w:r>
+        <w:t xml:space="preserve"> </w:t>
+      </w:r>
+      <w:r>
+        <w:t xml:space="preserve">(§2.3.1); the same simulation evaluates power for these targets and the stability of the ratio-based score under heterogeneous baseline CRPS. Secondary endpoints: log score, calibration (PIT, coverage), escalation detection at matched false-alarm rates.</w:t>
+      </w:r>
+      <w:r>
+        <w:t xml:space="preserve"> </w:t>
+      </w:r>
+      <w:r>
+        <w:rPr>
+          <w:bCs/>
+          <w:b/>
+        </w:rPr>
+        <w:t xml:space="preserve">H3b's Δ is fixed here, before any evaluation</w:t>
+      </w:r>
+      <w:r>
+        <w:t xml:space="preserve">: non-inferiority is a CRPS deficit no greater than Δ; superiority is tested on T3.4's misspecified priors. The well-specified case is defined in registered simulations whose evidence- and data-generating distributions match within a set tolerance; real episodes are complementary.</w:t>
+      </w:r>
+    </w:p>
+    <w:bookmarkEnd w:id="59"/>
+    <w:bookmarkStart w:id="60" w:name="t34-map-benefit-and-failure-m28m38"/>
     <w:p>
       <w:pPr>
         <w:pStyle w:val="Heading5"/>
       </w:pPr>
       <w:r>
-        <w:t xml:space="preserve">T3.4. Map benefit and failure</w:t>
+        <w:t xml:space="preserve">T3.4: Map benefit and failure</w:t>
       </w:r>
       <w:r>
         <w:t xml:space="preserve"> </w:t>
@@ -3704,7 +3777,7 @@
         <w:pStyle w:val="FirstParagraph"/>
       </w:pPr>
       <w:r>
-        <w:t xml:space="preserve">It identifies the episodes where borrowing improves or worsens forecasts. It describes failure by mismatch of population, outcome definition, health system, policy and time, by extraction uncertainty and by conflict between prior and data. Deliberately misspecified priors (registered shifts in location, scale and transport) serve as a stress test. The safety question is whether adaptive discounting catches harmful borrowing in time. The output is a</w:t>
+        <w:t xml:space="preserve">Identify episodes where borrowing improves or worsens forecasts; characterise failure by population, outcome-definition, system, policy and temporal mismatch, extraction uncertainty and prior–data conflict, with deliberately misspecified priors (registered location, scale and transport shifts) as a stress test. The safety question: can adaptive discounting catch harmful borrowing in time? The output is a</w:t>
       </w:r>
       <w:r>
         <w:t xml:space="preserve"> </w:t>
@@ -3720,14 +3793,14 @@
         <w:t xml:space="preserve">, not an average.</w:t>
       </w:r>
     </w:p>
-    <w:bookmarkEnd w:id="59"/>
-    <w:bookmarkStart w:id="60" w:name="t35-test-generalisation-m34m42"/>
+    <w:bookmarkEnd w:id="60"/>
+    <w:bookmarkStart w:id="61" w:name="t35-test-generalisation-m34m42"/>
     <w:p>
       <w:pPr>
         <w:pStyle w:val="Heading5"/>
       </w:pPr>
       <w:r>
-        <w:t xml:space="preserve">T3.5. Test generalisation</w:t>
+        <w:t xml:space="preserve">T3.5: Test generalisation</w:t>
       </w:r>
       <w:r>
         <w:t xml:space="preserve"> </w:t>
@@ -3745,7 +3818,7 @@
         <w:pStyle w:val="FirstParagraph"/>
       </w:pPr>
       <w:r>
-        <w:t xml:space="preserve">This task runs the sequential heat test and, if resources allow, the legionellosis extension in year 4. The extension transfers the borrowing framework to forecasting case incidence at the start of an outbreak, with low counts and individual cases, on the series that links cases to their environment.</w:t>
+        <w:t xml:space="preserve">The sequential heat test and, resources permitting, the legionellosis extension (year 4): the borrowing framework transferred to forecasting case incidence at outbreak onset (low-count, case-based, on the linked case-environment series).</w:t>
       </w:r>
     </w:p>
     <w:p>
@@ -3763,7 +3836,7 @@
         <w:t xml:space="preserve"> </w:t>
       </w:r>
       <w:r>
-        <w:t xml:space="preserve">D3.1 reproducible cold-start evaluation pipeline, D3.2 primary result, D3.3 map of failures and stress tests, D3.4 analysis across crisis types.</w:t>
+        <w:t xml:space="preserve">D3.1 reproducible cold-start evaluation pipeline; D3.2 primary result; D3.3 failure/stress-test map; D3.4 cross-archetype analysis.</w:t>
       </w:r>
     </w:p>
     <w:p>
@@ -3775,7 +3848,7 @@
           <w:bCs/>
           <w:b/>
         </w:rPr>
-        <w:t xml:space="preserve">Risk. Access to operational data.</w:t>
+        <w:t xml:space="preserve">Risk: operational data access.</w:t>
       </w:r>
       <w:r>
         <w:t xml:space="preserve"> </w:t>
@@ -3785,24 +3858,24 @@
           <w:iCs/>
           <w:i/>
         </w:rPr>
-        <w:t xml:space="preserve">Mitigation.</w:t>
-      </w:r>
-      <w:r>
-        <w:t xml:space="preserve"> </w:t>
-      </w:r>
-      <w:r>
-        <w:t xml:space="preserve">Agreements start before the award, and letters accompany the application. The open-data track already carries the methodological test under the same day-by-day restriction, so delayed access narrows the claim (§2.4) without stalling the project.</w:t>
-      </w:r>
-    </w:p>
-    <w:bookmarkEnd w:id="60"/>
+        <w:t xml:space="preserve">Mitigation:</w:t>
+      </w:r>
+      <w:r>
+        <w:t xml:space="preserve"> </w:t>
+      </w:r>
+      <w:r>
+        <w:t xml:space="preserve">agreements initiated pre-award, letters accompany the application; and the open-data track already carries the methodological test under the same rolling-origin restriction, so delayed access narrows the claim (§2.4) without stalling the project.</w:t>
+      </w:r>
+    </w:p>
     <w:bookmarkEnd w:id="61"/>
-    <w:bookmarkStart w:id="65" w:name="X817573a182041657fbc376b8819e3f332001f1c"/>
+    <w:bookmarkEnd w:id="62"/>
+    <w:bookmarkStart w:id="66" w:name="X817573a182041657fbc376b8819e3f332001f1c"/>
     <w:p>
       <w:pPr>
         <w:pStyle w:val="Heading4"/>
       </w:pPr>
       <w:r>
-        <w:t xml:space="preserve">WP4. From predictive skill to operational value</w:t>
+        <w:t xml:space="preserve">WP4: From predictive skill to operational value</w:t>
       </w:r>
       <w:r>
         <w:t xml:space="preserve"> </w:t>
@@ -3815,13 +3888,13 @@
         <w:t xml:space="preserve">(M24–M48)</w:t>
       </w:r>
     </w:p>
-    <w:bookmarkStart w:id="62" w:name="Xf4a9556a51514f6c6cfe18f6354d6daf4608cf0"/>
+    <w:bookmarkStart w:id="63" w:name="Xf4a9556a51514f6c6cfe18f6354d6daf4608cf0"/>
     <w:p>
       <w:pPr>
         <w:pStyle w:val="Heading5"/>
       </w:pPr>
       <w:r>
-        <w:t xml:space="preserve">T4.1. Elicit operational losses and thresholds</w:t>
+        <w:t xml:space="preserve">T4.1: Elicit operational losses and thresholds</w:t>
       </w:r>
       <w:r>
         <w:t xml:space="preserve"> </w:t>
@@ -3839,7 +3912,7 @@
         <w:pStyle w:val="FirstParagraph"/>
       </w:pPr>
       <w:r>
-        <w:t xml:space="preserve">A structured</w:t>
+        <w:t xml:space="preserve">Structured</w:t>
       </w:r>
       <w:r>
         <w:t xml:space="preserve"> </w:t>
@@ -3855,33 +3928,30 @@
         <w:t xml:space="preserve"> </w:t>
       </w:r>
       <w:r>
-        <w:t xml:space="preserve">elicitation with about 15–20 experts from HUG emergency medicine, CASU-144 dispatch and capacity management asks what early, late and unnecessary escalation cost, and derives thresholds from these losses.</w:t>
-      </w:r>
-      <w:r>
-        <w:t xml:space="preserve"> </w:t>
-      </w:r>
-      <w:r>
-        <w:rPr>
-          <w:bCs/>
-          <w:b/>
-        </w:rPr>
-        <w:t xml:space="preserve">The primary decision is fixed in advance.</w:t>
-      </w:r>
-      <w:r>
-        <w:t xml:space="preserve"> </w:t>
-      </w:r>
-      <w:r>
-        <w:t xml:space="preserve">Surge capacity is escalated when the forecast probability of the strained or critical state crosses the elicited threshold. Models without a state turn their forecasts into state probabilities through T2.1's anchors, so every model gives the same decision quantity.</w:t>
-      </w:r>
-    </w:p>
-    <w:bookmarkEnd w:id="62"/>
-    <w:bookmarkStart w:id="63" w:name="X4cfbd1a8ade59679f40817fa3772f5316ec74f9"/>
+        <w:t xml:space="preserve">elicitation (n ≈ 15–20 across HUG emergency medicine, CASU-144 regulation and capacity management) elicits the consequences of early, late and unnecessary escalation and derives thresholds from the losses.</w:t>
+      </w:r>
+      <w:r>
+        <w:t xml:space="preserve"> </w:t>
+      </w:r>
+      <w:r>
+        <w:rPr>
+          <w:bCs/>
+          <w:b/>
+        </w:rPr>
+        <w:t xml:space="preserve">The primary decision is fixed in advance</w:t>
+      </w:r>
+      <w:r>
+        <w:t xml:space="preserve">: trigger surge-capacity escalation when the forecast probability of the strained/critical state crosses the elicited threshold. Non-state candidates map forecasts to escalation-state probabilities via T2.1's registered anchors, so every library member yields the same decision quantity.</w:t>
+      </w:r>
+    </w:p>
+    <w:bookmarkEnd w:id="63"/>
+    <w:bookmarkStart w:id="64" w:name="X4cfbd1a8ade59679f40817fa3772f5316ec74f9"/>
     <w:p>
       <w:pPr>
         <w:pStyle w:val="Heading5"/>
       </w:pPr>
       <w:r>
-        <w:t xml:space="preserve">T4.2. Decision-analytic evaluation and equity audit</w:t>
+        <w:t xml:space="preserve">T4.2: Decision-analytic evaluation and equity audit</w:t>
       </w:r>
       <w:r>
         <w:t xml:space="preserve"> </w:t>
@@ -3899,17 +3969,17 @@
         <w:pStyle w:val="FirstParagraph"/>
       </w:pPr>
       <w:r>
-        <w:t xml:space="preserve">The WP3 forecasts are re-evaluated with net-benefit and decision-curve analysis and with value of information, to see whether rankings change once consequences count. Operational records may reflect structural differences, so calibration and threshold performance are checked across aggregate groups (age, sex, neighbourhood deprivation). A model that is calibrated on average but miscalibrated for a relevant group is not ready for operations.</w:t>
-      </w:r>
-    </w:p>
-    <w:bookmarkEnd w:id="63"/>
-    <w:bookmarkStart w:id="64" w:name="Xc55c0e6f72dec60ee01f9e7ebe71d6220d7d7e2"/>
+        <w:t xml:space="preserve">Re-evaluate the WP3 forecasts with net-benefit/decision-curve analysis and value-of-information: do rankings change once consequences are incorporated? Because operational records may encode structural differences, assess calibration and threshold performance across aggregate strata (age, sex, neighbourhood deprivation): calibrated on average but miscalibrated for a relevant group is not operationally ready.</w:t>
+      </w:r>
+    </w:p>
+    <w:bookmarkEnd w:id="64"/>
+    <w:bookmarkStart w:id="65" w:name="X12c081cf56367bd4c71fa0269d3fcc441aaadcf"/>
     <w:p>
       <w:pPr>
         <w:pStyle w:val="Heading5"/>
       </w:pPr>
       <w:r>
-        <w:t xml:space="preserve">T4.3. Counterfactuals, observation-mode dashboard and living updates</w:t>
+        <w:t xml:space="preserve">T4.3: Counterfactuals, observation-mode dashboard and living updating</w:t>
       </w:r>
       <w:r>
         <w:t xml:space="preserve"> </w:t>
@@ -3927,23 +3997,23 @@
         <w:pStyle w:val="FirstParagraph"/>
       </w:pPr>
       <w:r>
-        <w:t xml:space="preserve">For selected episodes, it estimates what would have changed if escalation had followed the model's signal. It uses a simple capacity model and carries the uncertainty through, so these are counterfactuals, not causal estimates. For each crisis type that passes T3.3's validation and T4.2's decision-value check, and subject to authorisation, the system runs as a</w:t>
-      </w:r>
-      <w:r>
-        <w:t xml:space="preserve"> </w:t>
-      </w:r>
-      <w:r>
-        <w:rPr>
-          <w:bCs/>
-          <w:b/>
-        </w:rPr>
-        <w:t xml:space="preserve">daily dashboard in observation mode</w:t>
-      </w:r>
-      <w:r>
-        <w:t xml:space="preserve"> </w:t>
-      </w:r>
-      <w:r>
-        <w:t xml:space="preserve">with the partner services (144 dispatch, ED, ICU). State probabilities, forecasts and validity checks refresh automatically and are</w:t>
+        <w:t xml:space="preserve">Estimate, for selected episodes, what would have changed had escalation followed the model's signal (a simple capacity model, propagated uncertainty: counterfactuals, not causal estimates). For each archetype that passes T3.3 validation and T4.2's decision-value check, and subject to authorisation, the framework runs as a</w:t>
+      </w:r>
+      <w:r>
+        <w:t xml:space="preserve"> </w:t>
+      </w:r>
+      <w:r>
+        <w:rPr>
+          <w:bCs/>
+          <w:b/>
+        </w:rPr>
+        <w:t xml:space="preserve">daily observation-mode dashboard</w:t>
+      </w:r>
+      <w:r>
+        <w:t xml:space="preserve"> </w:t>
+      </w:r>
+      <w:r>
+        <w:t xml:space="preserve">with the partner services (144 regulation, ED, ICU): state probabilities, forecasts and validity checks refreshed automatically,</w:t>
       </w:r>
       <w:r>
         <w:t xml:space="preserve"> </w:t>
@@ -3956,7 +4026,7 @@
         <w:t xml:space="preserve">recorded and scored prospectively against the outcomes as they are observed, never used clinically</w:t>
       </w:r>
       <w:r>
-        <w:t xml:space="preserve">. The project ends with the system running and its forecasts verified. The legionellosis extension is methodological and retrospective, so it need not enter the capacity decision or the dashboard. A</w:t>
+        <w:t xml:space="preserve">: the project ends with the system running and its quantification verified. The legionellosis extension is methodological and retrospective: it need not enter the capacity decision or the dashboard. A</w:t>
       </w:r>
       <w:r>
         <w:t xml:space="preserve"> </w:t>
@@ -3972,7 +4042,7 @@
         <w:t xml:space="preserve"> </w:t>
       </w:r>
       <w:r>
-        <w:t xml:space="preserve">checks the literature daily and re-runs each scenario's syntheses on a registered schedule [Elliott 2014]. It flags new publications that would change a parameter value, a variable set, a threshold or the recommended model. Changes apply only through version-controlled update rules registered in advance, never silently. If authorisation is not granted, the project is complete on the retrospective evaluation and says so.</w:t>
+        <w:t xml:space="preserve">checks the literature daily and re-runs the per-scenario syntheses on a registered schedule [Elliott 2014], flagging new publications that would change a parameter value, a variable set, a threshold or the recommended model; changes apply only through version-controlled, pre-registered update rules, never silently. If authorisation is not granted, the project is complete on retrospective evaluation and says so.</w:t>
       </w:r>
     </w:p>
     <w:p>
@@ -3990,7 +4060,7 @@
         <w:t xml:space="preserve"> </w:t>
       </w:r>
       <w:r>
-        <w:t xml:space="preserve">D4.1 elicited loss structure and equity audit, D4.2 decision-analytic evaluation, D4.3 counterfactual analysis, with the observation-mode dashboard and living-update protocol where authorised.</w:t>
+        <w:t xml:space="preserve">D4.1 elicited loss structure and equity audit; D4.2 decision-analytic evaluation; D4.3 counterfactual analysis, with the observation-mode dashboard and living-update protocol where authorised.</w:t>
       </w:r>
     </w:p>
     <w:p>
@@ -4008,7 +4078,7 @@
         <w:t xml:space="preserve"> </w:t>
       </w:r>
       <w:r>
-        <w:t xml:space="preserve">Code is version-controlled R and Python under a registered analysis plan, clinical data stay in the UNIGE secure environment under the required approvals, and the benchmark and software are open, with synthetic data where possible.</w:t>
+        <w:t xml:space="preserve">Version-controlled R/Python and a registered analysis plan; clinical data processed in the UNIGE secure environment under the applicable institutional and regulatory approvals; benchmark and software released openly, synthetic equivalents where possible.</w:t>
       </w:r>
     </w:p>
     <w:p>
@@ -4026,7 +4096,7 @@
         <w:t xml:space="preserve"> </w:t>
       </w:r>
       <w:r>
-        <w:t xml:space="preserve">Four to six papers and the durable open resources of §2.5.</w:t>
+        <w:t xml:space="preserve">Four to six papers and the durable open resources of §2.5;</w:t>
       </w:r>
       <w:r>
         <w:t xml:space="preserve"> </w:t>
@@ -4042,13 +4112,13 @@
         <w:t xml:space="preserve"> </w:t>
       </w:r>
       <w:r>
-        <w:t xml:space="preserve">None of the fallbacks above turns an inconclusive analysis into a claim of success.</w:t>
-      </w:r>
-    </w:p>
-    <w:bookmarkEnd w:id="64"/>
+        <w:t xml:space="preserve">None of the explicit fallbacks above converts an inconclusive analysis into a success claim.</w:t>
+      </w:r>
+    </w:p>
     <w:bookmarkEnd w:id="65"/>
     <w:bookmarkEnd w:id="66"/>
-    <w:bookmarkStart w:id="67" w:name="X484915d2d085a463d71767c72feb0c9a1ea50fa"/>
+    <w:bookmarkEnd w:id="67"/>
+    <w:bookmarkStart w:id="68" w:name="X484915d2d085a463d71767c72feb0c9a1ea50fa"/>
     <w:p>
       <w:pPr>
         <w:pStyle w:val="Heading3"/>
@@ -4066,23 +4136,7 @@
           <w:bCs/>
           <w:b/>
         </w:rPr>
-        <w:t xml:space="preserve">Host.</w:t>
-      </w:r>
-      <w:r>
-        <w:t xml:space="preserve"> </w:t>
-      </w:r>
-      <w:r>
-        <w:t xml:space="preserve">The project is hosted by the</w:t>
-      </w:r>
-      <w:r>
-        <w:t xml:space="preserve"> </w:t>
-      </w:r>
-      <w:r>
-        <w:rPr>
-          <w:bCs/>
-          <w:b/>
-        </w:rPr>
-        <w:t xml:space="preserve">Institute of Global Health, Faculty of Medicine, University of Geneva</w:t>
+        <w:t xml:space="preserve">Host: Institute of Global Health, Faculty of Medicine, University of Geneva</w:t>
       </w:r>
       <w:r>
         <w:t xml:space="preserve">, with a methodological collaboration with</w:t>
@@ -4117,7 +4171,7 @@
         <w:t xml:space="preserve"> </w:t>
       </w:r>
       <w:r>
-        <w:t xml:space="preserve">(Prof. Thibaut Desmettre and Dr Robert Larribau, CASU-144).</w:t>
+        <w:t xml:space="preserve">(Prof. Thibaut Desmettre; Dr Robert Larribau, CASU-144).</w:t>
       </w:r>
     </w:p>
     <w:p>
@@ -4129,13 +4183,13 @@
           <w:bCs/>
           <w:b/>
         </w:rPr>
-        <w:t xml:space="preserve">Institute of Global Health.</w:t>
-      </w:r>
-      <w:r>
-        <w:t xml:space="preserve"> </w:t>
-      </w:r>
-      <w:r>
-        <w:t xml:space="preserve">Epidemiology, infectious-disease modelling and automated evidence extraction meet in one institute, which is where the gap became visible. Independence is organisational, as an independent programme alongside the Institute's groups (§2.6).</w:t>
+        <w:t xml:space="preserve">Institute of Global Health:</w:t>
+      </w:r>
+      <w:r>
+        <w:t xml:space="preserve"> </w:t>
+      </w:r>
+      <w:r>
+        <w:t xml:space="preserve">epidemiology, infectious-disease modelling and automated evidence extraction in one institute: where the gap became visible. Independence is organisational: an independent programme alongside the Institute's groups (§2.6).</w:t>
       </w:r>
       <w:r>
         <w:t xml:space="preserve"> </w:t>
@@ -4151,7 +4205,7 @@
         <w:t xml:space="preserve"> </w:t>
       </w:r>
       <w:r>
-        <w:t xml:space="preserve">contributes the biomedical language processing that WP1 needs. Through GESICA I already work with the emergency-medicine partners, as the review of AI in emergency medical services [Edjinedja 2026] shows.</w:t>
+        <w:t xml:space="preserve">contributes the biomedical NLP WP1 needs; through GESICA I already work with the emergency-medicine partners; the AI-in-EMS review [Edjinedja 2026] evidences it.</w:t>
       </w:r>
     </w:p>
     <w:p>
@@ -4169,7 +4223,23 @@
         <w:t xml:space="preserve"> </w:t>
       </w:r>
       <w:r>
-        <w:t xml:space="preserve">The project builds on the LiteRev-Evidence prototype (§2.2.4), UNIGE HPC and the University's secure environment for clinical data.</w:t>
+        <w:t xml:space="preserve">LiteRev-Evidence is a working prototype of the full evidence-to-model pipeline (§2.2.4); WP1 and WP2 turn it into a validated instrument and test it. The legionellosis study (BASEC 2026-00324, ethics granted) supplies the contrasting archetype.</w:t>
+      </w:r>
+      <w:r>
+        <w:t xml:space="preserve"> </w:t>
+      </w:r>
+      <w:r>
+        <w:rPr>
+          <w:bCs/>
+          <w:b/>
+        </w:rPr>
+        <w:t xml:space="preserve">Computing:</w:t>
+      </w:r>
+      <w:r>
+        <w:t xml:space="preserve"> </w:t>
+      </w:r>
+      <w:r>
+        <w:t xml:space="preserve">UNIGE HPC and the University's secure environment for clinical data.</w:t>
       </w:r>
     </w:p>
     <w:p>
@@ -4193,9 +4263,9 @@
         <w:tblLayout w:type="fixed"/>
       </w:tblPr>
       <w:tblGrid>
-        <w:gridCol w:w="4033"/>
-        <w:gridCol w:w="1888"/>
-        <w:gridCol w:w="4625"/>
+        <w:gridCol w:w="4031"/>
+        <w:gridCol w:w="1725"/>
+        <w:gridCol w:w="4790"/>
       </w:tblGrid>
       <w:tr>
         <w:trPr>
@@ -4233,7 +4303,7 @@
               <w:jc w:val="left"/>
             </w:pPr>
             <w:r>
-              <w:t xml:space="preserve">Evidence or action</w:t>
+              <w:t xml:space="preserve">Evidence / action</w:t>
             </w:r>
           </w:p>
         </w:tc>
@@ -4275,7 +4345,7 @@
               <w:jc w:val="left"/>
             </w:pPr>
             <w:r>
-              <w:t xml:space="preserve">BASEC 2026-00324, médecin cantonal and SIG data</w:t>
+              <w:t xml:space="preserve">BASEC 2026-00324; data via the médecin cantonal, SIG technical data</w:t>
             </w:r>
           </w:p>
         </w:tc>
@@ -4317,7 +4387,7 @@
               <w:jc w:val="left"/>
             </w:pPr>
             <w:r>
-              <w:t xml:space="preserve">Hosting accepted, SNSF letter being signed</w:t>
+              <w:t xml:space="preserve">Hosting accepted; SNSF-template signatures in preparation</w:t>
             </w:r>
           </w:p>
         </w:tc>
@@ -4359,7 +4429,7 @@
               <w:jc w:val="left"/>
             </w:pPr>
             <w:r>
-              <w:t xml:space="preserve">UNIGE HPC and secure environment in place</w:t>
+              <w:t xml:space="preserve">UNIGE HPC and secure-environment access in place</w:t>
             </w:r>
           </w:p>
         </w:tc>
@@ -4415,7 +4485,7 @@
               <w:jc w:val="left"/>
             </w:pPr>
             <w:r>
-              <w:t xml:space="preserve">SNSF institutional confirmation</w:t>
+              <w:t xml:space="preserve">SNSF institutional confirmation letter</w:t>
             </w:r>
           </w:p>
         </w:tc>
@@ -4439,7 +4509,7 @@
               <w:jc w:val="left"/>
             </w:pPr>
             <w:r>
-              <w:t xml:space="preserve">UNIGE Vice-Rectorate, standard step</w:t>
+              <w:t xml:space="preserve">UNIGE Vice-Rectorate, standard administrative step</w:t>
             </w:r>
           </w:p>
         </w:tc>
@@ -4485,7 +4555,7 @@
               <w:jc w:val="left"/>
             </w:pPr>
             <w:r>
-              <w:t xml:space="preserve">Daily, near real time, project agreement and letter in preparation</w:t>
+              <w:t xml:space="preserve">Continuous, daily, near real-time; project agreement and letter in preparation</w:t>
             </w:r>
           </w:p>
         </w:tc>
@@ -4499,7 +4569,7 @@
               <w:jc w:val="left"/>
             </w:pPr>
             <w:r>
-              <w:t xml:space="preserve">ED presentations and ICU occupancy</w:t>
+              <w:t xml:space="preserve">ED presentations + ICU occupancy</w:t>
             </w:r>
           </w:p>
         </w:tc>
@@ -4523,7 +4593,7 @@
               <w:jc w:val="left"/>
             </w:pPr>
             <w:r>
-              <w:t xml:space="preserve">Extraction discussed with HUG, letters requested</w:t>
+              <w:t xml:space="preserve">Extraction in discussion with HUG; letters requested</w:t>
             </w:r>
           </w:p>
         </w:tc>
@@ -4537,7 +4607,7 @@
               <w:jc w:val="left"/>
             </w:pPr>
             <w:r>
-              <w:t xml:space="preserve">COVID-19 hospitalisations (HUG, daily)</w:t>
+              <w:t xml:space="preserve">COVID-19 hospitalisation series (HUG, daily)</w:t>
             </w:r>
           </w:p>
         </w:tc>
@@ -4561,7 +4631,7 @@
               <w:jc w:val="left"/>
             </w:pPr>
             <w:r>
-              <w:t xml:space="preserve">Analysed before [Orel 2024], for validation and calibration</w:t>
+              <w:t xml:space="preserve">Previously analysed [Orel 2024]; validation and calibration series</w:t>
             </w:r>
           </w:p>
         </w:tc>
@@ -4575,7 +4645,7 @@
               <w:jc w:val="left"/>
             </w:pPr>
             <w:r>
-              <w:t xml:space="preserve">Wastewater and pharmacy sales (pharmacien cantonal)</w:t>
+              <w:t xml:space="preserve">Pharmacien cantonal: wastewater, pharmacy sales</w:t>
             </w:r>
           </w:p>
         </w:tc>
@@ -4599,7 +4669,7 @@
               <w:jc w:val="left"/>
             </w:pPr>
             <w:r>
-              <w:t xml:space="preserve">Extracts to formalise, partly in GESICA</w:t>
+              <w:t xml:space="preserve">Extracts to formalise, partly within GESICA</w:t>
             </w:r>
           </w:p>
         </w:tc>
@@ -4613,7 +4683,7 @@
               <w:jc w:val="left"/>
             </w:pPr>
             <w:r>
-              <w:t xml:space="preserve">Open series (surveillance, wastewater, deaths, weather)</w:t>
+              <w:t xml:space="preserve">Open public series (surveillance, wastewater, deaths, weather)</w:t>
             </w:r>
           </w:p>
         </w:tc>
@@ -4641,7 +4711,7 @@
               <w:jc w:val="left"/>
             </w:pPr>
             <w:r>
-              <w:t xml:space="preserve">No agreement needed</w:t>
+              <w:t xml:space="preserve">Freely accessible; no agreement needed</w:t>
             </w:r>
           </w:p>
         </w:tc>
@@ -4652,7 +4722,7 @@
         <w:pStyle w:val="BodyText"/>
       </w:pPr>
       <w:r>
-        <w:t xml:space="preserve">The remaining feasibility items are the ED and ICU extraction and the project agreement with 144. Every row rests on an existing relationship.</w:t>
+        <w:t xml:space="preserve">Remaining feasibility items: the ED/ICU extraction and the project 144 agreement; every row rests on an existing relationship.</w:t>
       </w:r>
     </w:p>
     <w:p>
@@ -4683,7 +4753,7 @@
         <w:t xml:space="preserve">CHF 250,000 over four years</w:t>
       </w:r>
       <w:r>
-        <w:t xml:space="preserve">, and the applicant's salary is covered separately. Doctoral students and postdocs cannot be employed under the 2026 rules, but support personnel can.</w:t>
+        <w:t xml:space="preserve">; the applicant's salary is covered separately. Doctoral students and postdocs cannot be employed under the 2026 rules; support personnel can.</w:t>
       </w:r>
     </w:p>
     <w:tbl>
@@ -4695,8 +4765,8 @@
         <w:tblLayout w:type="fixed"/>
       </w:tblPr>
       <w:tblGrid>
-        <w:gridCol w:w="4078"/>
-        <w:gridCol w:w="6468"/>
+        <w:gridCol w:w="3880"/>
+        <w:gridCol w:w="6666"/>
       </w:tblGrid>
       <w:tr>
         <w:trPr>
@@ -4758,7 +4828,7 @@
               <w:jc w:val="left"/>
             </w:pPr>
             <w:r>
-              <w:t xml:space="preserve">T1.2 protocol and adjudication support, WP3 harmonisation and evaluation pipeline, reproducibility</w:t>
+              <w:t xml:space="preserve">T1.2 protocol, logistics and adjudication support; WP3 harmonisation and evaluation pipeline; reproducibility</w:t>
             </w:r>
           </w:p>
         </w:tc>
@@ -4784,7 +4854,7 @@
               <w:jc w:val="left"/>
             </w:pPr>
             <w:r>
-              <w:t xml:space="preserve">Contracted M3–M9, required for T1.2's dual-extraction design</w:t>
+              <w:t xml:space="preserve">Contracted M3–M9; required for T1.2's dual-extraction design</w:t>
             </w:r>
           </w:p>
         </w:tc>
@@ -4810,7 +4880,7 @@
               <w:jc w:val="left"/>
             </w:pPr>
             <w:r>
-              <w:t xml:space="preserve">Project-specific extractions and secure computing beyond existing infrastructure</w:t>
+              <w:t xml:space="preserve">Project-specific extractions, secure-environment allocations and runs beyond existing infrastructure</w:t>
             </w:r>
           </w:p>
         </w:tc>
@@ -4836,7 +4906,7 @@
               <w:jc w:val="left"/>
             </w:pPr>
             <w:r>
-              <w:t xml:space="preserve">Presentation of results, international collaboration</w:t>
+              <w:t xml:space="preserve">Results presentation; international collaboration</w:t>
             </w:r>
           </w:p>
         </w:tc>
@@ -4877,79 +4947,18 @@
           <w:bCs/>
           <w:b/>
         </w:rPr>
-        <w:t xml:space="preserve">Preparatory work, before month 1 and outside grant funding.</w:t>
-      </w:r>
-      <w:r>
-        <w:t xml:space="preserve"> </w:t>
-      </w:r>
-      <w:r>
-        <w:t xml:space="preserve">It covers</w:t>
-      </w:r>
-      <w:r>
-        <w:t xml:space="preserve"> </w:t>
-      </w:r>
-      <w:r>
-        <w:rPr>
-          <w:bCs/>
-          <w:b/>
-        </w:rPr>
-        <w:t xml:space="preserve">project-specific data agreements</w:t>
-      </w:r>
-      <w:r>
-        <w:t xml:space="preserve"> </w:t>
-      </w:r>
-      <w:r>
-        <w:t xml:space="preserve">with HUG and 144/CASU, which re-scope access already held, and</w:t>
-      </w:r>
-      <w:r>
-        <w:t xml:space="preserve"> </w:t>
-      </w:r>
-      <w:r>
-        <w:rPr>
-          <w:bCs/>
-          <w:b/>
-        </w:rPr>
-        <w:t xml:space="preserve">project-specific data governance and reuse</w:t>
-      </w:r>
-      <w:r>
-        <w:t xml:space="preserve">, confirmed under the applicable institutional and regulatory framework before any analysis. It also covers the</w:t>
-      </w:r>
-      <w:r>
-        <w:t xml:space="preserve"> </w:t>
-      </w:r>
-      <w:r>
-        <w:rPr>
-          <w:bCs/>
-          <w:b/>
-        </w:rPr>
-        <w:t xml:space="preserve">hardening of LiteRev-Evidence</w:t>
-      </w:r>
-      <w:r>
-        <w:t xml:space="preserve"> </w:t>
-      </w:r>
-      <w:r>
-        <w:t xml:space="preserve">before clinical data connect. Feasibility rests on</w:t>
-      </w:r>
-      <w:r>
-        <w:t xml:space="preserve"> </w:t>
-      </w:r>
-      <w:r>
-        <w:rPr>
-          <w:bCs/>
-          <w:b/>
-        </w:rPr>
-        <w:t xml:space="preserve">the prototype that already exists</w:t>
-      </w:r>
-      <w:r>
-        <w:t xml:space="preserve"> </w:t>
-      </w:r>
-      <w:r>
-        <w:t xml:space="preserve">and on the fallbacks, each of which leaves the central question answerable.</w:t>
-      </w:r>
-    </w:p>
-    <w:bookmarkEnd w:id="67"/>
+        <w:t xml:space="preserve">Preparatory work, before month 1 and outside grant funding:</w:t>
+      </w:r>
+      <w:r>
+        <w:t xml:space="preserve"> </w:t>
+      </w:r>
+      <w:r>
+        <w:t xml:space="preserve">project-specific data agreements with HUG and 144/CASU; data governance confirmed under the applicable institutional and regulatory framework before any analysis; hardening of LiteRev-Evidence before clinical data connect.</w:t>
+      </w:r>
+    </w:p>
     <w:bookmarkEnd w:id="68"/>
-    <w:bookmarkStart w:id="73" w:name="X10aa73bd92b9e3b0d0e8f9aceaa1d28354da000"/>
+    <w:bookmarkEnd w:id="69"/>
+    <w:bookmarkStart w:id="74" w:name="X10aa73bd92b9e3b0d0e8f9aceaa1d28354da000"/>
     <w:p>
       <w:pPr>
         <w:pStyle w:val="Heading2"/>
@@ -4973,23 +4982,41 @@
         <w:t xml:space="preserve"> </w:t>
       </w:r>
       <w:r>
-        <w:t xml:space="preserve">I carry out WP2 and the confirmatory design of WP3 myself, and I lead WP1's protocol and WP4's decision work. The</w:t>
-      </w:r>
-      <w:r>
-        <w:t xml:space="preserve"> </w:t>
-      </w:r>
-      <w:r>
-        <w:rPr>
-          <w:bCs/>
-          <w:b/>
-        </w:rPr>
-        <w:t xml:space="preserve">collaborator</w:t>
-      </w:r>
-      <w:r>
-        <w:t xml:space="preserve"> </w:t>
-      </w:r>
-      <w:r>
-        <w:t xml:space="preserve">(50% over 48 months) carries the T3.1–T3.2 harmonisation, the replay pipeline and the reproducibility engineering behind D1.1 and D3.1, and the</w:t>
+        <w:t xml:space="preserve">I execute WP2 and WP3's confirmatory design personally and lead WP1's</w:t>
+      </w:r>
+      <w:r>
+        <w:t xml:space="preserve"> </w:t>
+      </w:r>
+      <w:r>
+        <w:t xml:space="preserve">protocol and WP4's decision work. One</w:t>
+      </w:r>
+      <w:r>
+        <w:t xml:space="preserve"> </w:t>
+      </w:r>
+      <w:r>
+        <w:rPr>
+          <w:bCs/>
+          <w:b/>
+        </w:rPr>
+        <w:t xml:space="preserve">scientific/technical collaborator</w:t>
+      </w:r>
+      <w:r>
+        <w:t xml:space="preserve"> </w:t>
+      </w:r>
+      <w:r>
+        <w:t xml:space="preserve">(support personnel, 50% over 48 months) carries the T3.1–T3.2 harmonisation and</w:t>
+      </w:r>
+      <w:r>
+        <w:t xml:space="preserve"> </w:t>
+      </w:r>
+      <w:r>
+        <w:t xml:space="preserve">rolling-origin pipeline and the reproducibility engineering behind D1.1 and D3.1; a</w:t>
+      </w:r>
+      <w:r>
+        <w:t xml:space="preserve"> </w:t>
+      </w:r>
+      <w:r>
+        <w:t xml:space="preserve">separately contracted</w:t>
       </w:r>
       <w:r>
         <w:t xml:space="preserve"> </w:t>
@@ -5005,7 +5032,13 @@
         <w:t xml:space="preserve"> </w:t>
       </w:r>
       <w:r>
-        <w:t xml:space="preserve">(M3–M9) provides T1.2's second extraction. No other personnel are requested.</w:t>
+        <w:t xml:space="preserve">(M3–M9) provides T1.2's second extraction</w:t>
+      </w:r>
+      <w:r>
+        <w:t xml:space="preserve"> </w:t>
+      </w:r>
+      <w:r>
+        <w:t xml:space="preserve">arm. No other personnel are requested.</w:t>
       </w:r>
     </w:p>
     <w:p>
@@ -5013,23 +5046,23 @@
         <w:pStyle w:val="BodyText"/>
       </w:pPr>
       <w:r>
-        <w:t xml:space="preserve">No task waits on a single chain. WP2 falls back to weakly informative priors if WP1 finds extraction inadequate, WP3's open-data track runs whatever the data access, and WP4's decision analysis is retrospective.</w:t>
-      </w:r>
-      <w:r>
-        <w:t xml:space="preserve"> </w:t>
-      </w:r>
-      <w:r>
-        <w:rPr>
-          <w:bCs/>
-          <w:b/>
-        </w:rPr>
-        <w:t xml:space="preserve">Open data alone has a cost.</w:t>
-      </w:r>
-      <w:r>
-        <w:t xml:space="preserve"> </w:t>
-      </w:r>
-      <w:r>
-        <w:t xml:space="preserve">Open series do not measure demand on emergency services, so the claim narrows and most of WP4 becomes illustrative. This is why the agreements start before the award.</w:t>
+        <w:t xml:space="preserve">No serial chain: WP2 falls back to weakly informative priors if WP1 finds extraction inadequate; WP3's open-data track runs regardless of access; WP4's decision analysis is retrospective.</w:t>
+      </w:r>
+      <w:r>
+        <w:t xml:space="preserve"> </w:t>
+      </w:r>
+      <w:r>
+        <w:rPr>
+          <w:bCs/>
+          <w:b/>
+        </w:rPr>
+        <w:t xml:space="preserve">What open data alone costs:</w:t>
+      </w:r>
+      <w:r>
+        <w:t xml:space="preserve"> </w:t>
+      </w:r>
+      <w:r>
+        <w:t xml:space="preserve">open series are not emergency-system demand, so the claim narrows and most of WP4 turns illustrative; hence the agreements are a pre-award action.</w:t>
       </w:r>
     </w:p>
     <w:p>
@@ -5041,24 +5074,24 @@
           <wp:inline>
             <wp:extent cx="6640000" cy="2627129"/>
             <wp:effectExtent b="0" l="0" r="0" t="0"/>
-            <wp:docPr descr="Work plan" title="" id="70" name="Picture"/>
+            <wp:docPr descr="Work plan" title="" id="71" name="Picture"/>
             <a:graphic>
               <a:graphicData uri="http://schemas.openxmlformats.org/drawingml/2006/picture">
                 <pic:pic>
                   <pic:nvPicPr>
-                    <pic:cNvPr descr="figures/fig2-gantt.svg" id="71" name="Picture"/>
+                    <pic:cNvPr descr="figures/fig2-gantt.svg" id="72" name="Picture"/>
                     <pic:cNvPicPr>
                       <a:picLocks noChangeArrowheads="1" noChangeAspect="1"/>
                     </pic:cNvPicPr>
                   </pic:nvPicPr>
                   <pic:blipFill>
-                    <a:blip r:embed="rId72">
+                    <a:blip r:embed="rId73">
                       <a:extLst>
                         <a:ext uri="{28A0092B-C50C-407E-A947-70E740481C1C}">
                           <a14:useLocalDpi xmlns:a14="http://schemas.microsoft.com/office/drawing/2010/main" val="0"/>
                         </a:ext>
                         <a:ext uri="{96DAC541-7B7A-43D3-8B79-37D633B846F1}">
-                          <asvg:svgBlip xmlns:asvg="http://schemas.microsoft.com/office/drawing/2016/SVG/main" r:embed="rId69"/>
+                          <asvg:svgBlip xmlns:asvg="http://schemas.microsoft.com/office/drawing/2016/SVG/main" r:embed="rId70"/>
                         </a:ext>
                       </a:extLst>
                     </a:blip>
@@ -5097,7 +5130,7 @@
           <w:iCs/>
           <w:i/>
         </w:rPr>
-        <w:t xml:space="preserve">Figure 2. Work packages, tasks and milestones over 48 months.</w:t>
+        <w:t xml:space="preserve">Figure 2: work packages, tasks and milestones over 48 months.</w:t>
       </w:r>
     </w:p>
     <w:tbl>
@@ -5263,7 +5296,7 @@
               <w:jc w:val="left"/>
             </w:pPr>
             <w:r>
-              <w:t xml:space="preserve">Open-data benchmark running, operational series harmonised, or fallback activated</w:t>
+              <w:t xml:space="preserve">Open-data benchmark running; operational series harmonised, or fallback activated</w:t>
             </w:r>
           </w:p>
         </w:tc>
@@ -5301,7 +5334,7 @@
               <w:jc w:val="left"/>
             </w:pPr>
             <w:r>
-              <w:t xml:space="preserve">Primary cold-start hypothesis tested by the champion comparison</w:t>
+              <w:t xml:space="preserve">Primary cold-start hypothesis tested by the champion contrast</w:t>
             </w:r>
           </w:p>
         </w:tc>
@@ -5377,14 +5410,14 @@
               <w:jc w:val="left"/>
             </w:pPr>
             <w:r>
-              <w:t xml:space="preserve">Analysis across crisis types complete, dashboard running and scored prospectively for validated demand-driven crisis types where authorised</w:t>
+              <w:t xml:space="preserve">Cross-archetype analysis complete; dashboard running and prospectively scored for validated demand-based archetypes where authorised</w:t>
             </w:r>
           </w:p>
         </w:tc>
       </w:tr>
     </w:tbl>
-    <w:bookmarkEnd w:id="73"/>
-    <w:bookmarkStart w:id="74" w:name="Xfa74544992b8a2e9fab533cfaf936bad7ec032c"/>
+    <w:bookmarkEnd w:id="74"/>
+    <w:bookmarkStart w:id="75" w:name="Xfa74544992b8a2e9fab533cfaf936bad7ec032c"/>
     <w:p>
       <w:pPr>
         <w:pStyle w:val="Heading2"/>
@@ -5408,7 +5441,7 @@
         <w:t xml:space="preserve"> </w:t>
       </w:r>
       <w:r>
-        <w:t xml:space="preserve">Modellers seed early-crisis models with parameters taken from a few studies, and evidence-synthesis platforms (mine included) assume that pooled estimates can be reused as priors. A calibrated null tells both that this practice gains nothing where it matters most.</w:t>
+        <w:t xml:space="preserve">Modellers seed early-crisis models with parameters lifted from a few studies; evidence-synthesis platforms (mine included) assume pooled estimates are reusable as priors; a calibrated null tells both that the practice buys nothing where it matters most.</w:t>
       </w:r>
     </w:p>
     <w:p>
@@ -5426,7 +5459,7 @@
         <w:t xml:space="preserve"> </w:t>
       </w:r>
       <w:r>
-        <w:t xml:space="preserve">Peer-reviewed articles, preprints on submission and open access throughout. Benchmarks, the prior library and the code are released as</w:t>
+        <w:t xml:space="preserve">Peer-reviewed articles, preprints on submission, open access throughout; benchmarks, prior library and code as</w:t>
       </w:r>
       <w:r>
         <w:t xml:space="preserve"> </w:t>
@@ -5439,7 +5472,7 @@
         <w:t xml:space="preserve">citable, versioned open resources</w:t>
       </w:r>
       <w:r>
-        <w:t xml:space="preserve">, and results are returned to the partners. Durable resources, subordinate to the central question, are</w:t>
+        <w:t xml:space="preserve">; results returned to the partners. Durable resources, subordinate to the central question:</w:t>
       </w:r>
       <w:r>
         <w:t xml:space="preserve"> </w:t>
@@ -5512,11 +5545,29 @@
         <w:t xml:space="preserve"> </w:t>
       </w:r>
       <w:r>
-        <w:t xml:space="preserve">In the first weeks of a crisis, emergency services decide whether to open capacity, move resources or escalate before local outcomes are informative. The project measures whether external evidence improves those decisions, and with how much remaining uncertainty. Each validated crisis type leaves a configuration that re-validates itself and, where authorised, a running dashboard with the services. Extending this core to several types of crisis is the explicit path after the grant.</w:t>
-      </w:r>
-    </w:p>
-    <w:bookmarkEnd w:id="74"/>
-    <w:bookmarkStart w:id="75" w:name="Xcc38eee077486c72e5fe0175206dca2aaaf6450"/>
+        <w:t xml:space="preserve">In a crisis's first weeks, emergency systems decide whether to open capacity, redistribute resources or escalate before local outcomes are informative; the project quantifies whether external evidence improves those decisions, and with what residual uncertainty.</w:t>
+      </w:r>
+    </w:p>
+    <w:p>
+      <w:pPr>
+        <w:pStyle w:val="BodyText"/>
+      </w:pPr>
+      <w:r>
+        <w:rPr>
+          <w:bCs/>
+          <w:b/>
+        </w:rPr>
+        <w:t xml:space="preserve">Where this points operationally.</w:t>
+      </w:r>
+      <w:r>
+        <w:t xml:space="preserve"> </w:t>
+      </w:r>
+      <w:r>
+        <w:t xml:space="preserve">Each validated archetype leaves a registered, automatically re-validated configuration in the hands of the services that would use it; extending that nucleus into a multi-crisis surveillance platform is the explicit post-grant pathway.</w:t>
+      </w:r>
+    </w:p>
+    <w:bookmarkEnd w:id="75"/>
+    <w:bookmarkStart w:id="76" w:name="Xcc38eee077486c72e5fe0175206dca2aaaf6450"/>
     <w:p>
       <w:pPr>
         <w:pStyle w:val="Heading2"/>
@@ -5540,7 +5591,7 @@
         <w:t xml:space="preserve"> </w:t>
       </w:r>
       <w:r>
-        <w:t xml:space="preserve">I have the methods, the prototype and access to the domain, used so far inside other people's programmes. What I lacked is a research agenda of my own.</w:t>
+        <w:t xml:space="preserve">I have the methods, the prototype and the domain access, used so far inside other people's programmes; what I lacked is a research agenda of my own.</w:t>
       </w:r>
     </w:p>
     <w:tbl>
@@ -5552,10 +5603,10 @@
         <w:tblLayout w:type="fixed"/>
       </w:tblPr>
       <w:tblGrid>
-        <w:gridCol w:w="2262"/>
-        <w:gridCol w:w="3951"/>
+        <w:gridCol w:w="2167"/>
+        <w:gridCol w:w="3832"/>
         <w:gridCol w:w="1560"/>
-        <w:gridCol w:w="2773"/>
+        <w:gridCol w:w="2987"/>
       </w:tblGrid>
       <w:tr>
         <w:trPr>
@@ -5655,7 +5706,7 @@
               <w:jc w:val="left"/>
             </w:pPr>
             <w:r>
-              <w:t xml:space="preserve">Decision support, no test of evidence priors</w:t>
+              <w:t xml:space="preserve">Decision support; no test of evidence-derived priors</w:t>
             </w:r>
           </w:p>
         </w:tc>
@@ -5681,7 +5732,7 @@
               <w:jc w:val="left"/>
             </w:pPr>
             <w:r>
-              <w:t xml:space="preserve">Epidemic-intelligence toolbox</w:t>
+              <w:t xml:space="preserve">European epidemic-intelligence toolbox</w:t>
             </w:r>
           </w:p>
         </w:tc>
@@ -5705,7 +5756,7 @@
               <w:jc w:val="left"/>
             </w:pPr>
             <w:r>
-              <w:t xml:space="preserve">Infrastructure, no test of borrowing</w:t>
+              <w:t xml:space="preserve">Infrastructure; no test of borrowed evidence</w:t>
             </w:r>
           </w:p>
         </w:tc>
@@ -5731,7 +5782,7 @@
               <w:jc w:val="left"/>
             </w:pPr>
             <w:r>
-              <w:t xml:space="preserve">Waterborne outbreaks in Geneva</w:t>
+              <w:t xml:space="preserve">Geneva waterborne outbreak determinants</w:t>
             </w:r>
           </w:p>
         </w:tc>
@@ -5755,7 +5806,7 @@
               <w:jc w:val="left"/>
             </w:pPr>
             <w:r>
-              <w:t xml:space="preserve">Supplies a contrasting extension</w:t>
+              <w:t xml:space="preserve">Supplies a contrasting validation extension</w:t>
             </w:r>
           </w:p>
         </w:tc>
@@ -5789,7 +5840,7 @@
                 <w:bCs/>
                 <w:b/>
               </w:rPr>
-              <w:t xml:space="preserve">When borrowed evidence helps at cold start, and when it harms</w:t>
+              <w:t xml:space="preserve">When evidence borrowing helps at cold start, and when it harms</w:t>
             </w:r>
           </w:p>
         </w:tc>
@@ -5805,7 +5856,7 @@
                 <w:bCs/>
                 <w:b/>
               </w:rPr>
-              <w:t xml:space="preserve">PI, full time</w:t>
+              <w:t xml:space="preserve">PI, full-time</w:t>
             </w:r>
           </w:p>
         </w:tc>
@@ -5832,13 +5883,10 @@
           <w:bCs/>
           <w:b/>
         </w:rPr>
-        <w:t xml:space="preserve">This project does not build another epidemic-intelligence platform.</w:t>
-      </w:r>
-      <w:r>
-        <w:t xml:space="preserve"> </w:t>
-      </w:r>
-      <w:r>
-        <w:t xml:space="preserve">It uses existing infrastructures to test a question that is a work package of none of them.</w:t>
+        <w:t xml:space="preserve">This project does not build another epidemic-intelligence platform</w:t>
+      </w:r>
+      <w:r>
+        <w:t xml:space="preserve">: it uses existing infrastructures to test a question that is a work package of none of them.</w:t>
       </w:r>
     </w:p>
     <w:p>
@@ -5856,7 +5904,7 @@
         <w:t xml:space="preserve"> </w:t>
       </w:r>
       <w:r>
-        <w:t xml:space="preserve">The question arose while I was building LiteRev-Evidence. The platform could pool published estimates into priors, and nothing showed whether they improved forecasting in a new setting. The methodological core came from fifteen years of quantitative finance, not from any group I have worked in, and the platform was developed at UNIGE under my scientific direction.</w:t>
+        <w:t xml:space="preserve">The question arose while I was building LiteRev-Evidence: the platform could pool published estimates into priors, and nothing established whether they improved forecasting in a new setting. The methodological core came from fifteen years of quantitative finance, from no group I have worked in; the platform was developed at UNIGE under my scientific direction.</w:t>
       </w:r>
     </w:p>
     <w:p>
@@ -5874,7 +5922,7 @@
         <w:t xml:space="preserve"> </w:t>
       </w:r>
       <w:r>
-        <w:t xml:space="preserve">Prof. Olivia Keiser leads the group in which I developed LiteRev. She also leads the legionellosis study, GeoAI4EI and the MAS on which I teach, and she co-authors my output, as expected at this stage, but she has</w:t>
+        <w:t xml:space="preserve">Prof. Olivia Keiser leads the group in which I developed LiteRev; she also leads the legionellosis study, GeoAI4EI and the MAS on which I teach; she co-authors my output (expected at this stage) and has</w:t>
       </w:r>
       <w:r>
         <w:t xml:space="preserve"> </w:t>
@@ -5887,7 +5935,7 @@
         <w:t xml:space="preserve">no scientific role in this project</w:t>
       </w:r>
       <w:r>
-        <w:t xml:space="preserve">. Prof. Douglas Teodoro leads GESICA and provides the WP1 collaboration on biomedical language processing.</w:t>
+        <w:t xml:space="preserve">. Prof. Douglas Teodoro leads GESICA and provides the WP1 biomedical-NLP collaboration.</w:t>
       </w:r>
     </w:p>
     <w:p>
@@ -5918,17 +5966,17 @@
         <w:t xml:space="preserve">Institute of Global Health</w:t>
       </w:r>
       <w:r>
-        <w:t xml:space="preserve">, I will lead an independent programme alongside its groups rather than inside one, and the confirmation letters set out the guarantees. The programme can be carried out by the PI and the budgeted support personnel.</w:t>
-      </w:r>
-      <w:r>
-        <w:t xml:space="preserve"> </w:t>
-      </w:r>
-      <w:r>
-        <w:rPr>
-          <w:bCs/>
-          <w:b/>
-        </w:rPr>
-        <w:t xml:space="preserve">No named individual other than the PI is scientifically load-bearing.</w:t>
+        <w:t xml:space="preserve">, I will lead an independent programme alongside its groups rather than inside one; the guarantees are in the confirmation letters. The programme is executable by the PI and budgeted support personnel:</w:t>
+      </w:r>
+      <w:r>
+        <w:t xml:space="preserve"> </w:t>
+      </w:r>
+      <w:r>
+        <w:rPr>
+          <w:bCs/>
+          <w:b/>
+        </w:rPr>
+        <w:t xml:space="preserve">no named individual other than the PI is scientifically load-bearing.</w:t>
       </w:r>
     </w:p>
     <w:p>
@@ -5946,12 +5994,12 @@
         <w:t xml:space="preserve"> </w:t>
       </w:r>
       <w:r>
-        <w:t xml:space="preserve">By month 48 I will have a validated answer and a first-author record, the basis for leading a group or holding a professorship.</w:t>
-      </w:r>
-    </w:p>
-    <w:bookmarkEnd w:id="75"/>
+        <w:t xml:space="preserve">By month 48: a validated answer and a first-author record, the basis for group leadership or a professorship.</w:t>
+      </w:r>
+    </w:p>
     <w:bookmarkEnd w:id="76"/>
-    <w:bookmarkStart w:id="90" w:name="bibliography"/>
+    <w:bookmarkEnd w:id="77"/>
+    <w:bookmarkStart w:id="91" w:name="bibliography"/>
     <w:p>
       <w:pPr>
         <w:pStyle w:val="Heading1"/>
@@ -5960,7 +6008,7 @@
         <w:t xml:space="preserve">Bibliography</w:t>
       </w:r>
     </w:p>
-    <w:bookmarkStart w:id="77" w:name="X250effa5216dfb8ead712cb69fc67ebcb081b82"/>
+    <w:bookmarkStart w:id="78" w:name="X250effa5216dfb8ead712cb69fc67ebcb081b82"/>
     <w:p>
       <w:pPr>
         <w:pStyle w:val="Heading2"/>
@@ -6291,8 +6339,8 @@
         <w:t xml:space="preserve">2014;343(6176):1203–1205. doi:10.1126/science.1248506</w:t>
       </w:r>
     </w:p>
-    <w:bookmarkEnd w:id="77"/>
-    <w:bookmarkStart w:id="78" w:name="prehospital-data-as-a-leading-indicator"/>
+    <w:bookmarkEnd w:id="78"/>
+    <w:bookmarkStart w:id="79" w:name="prehospital-data-as-a-leading-indicator"/>
     <w:p>
       <w:pPr>
         <w:pStyle w:val="Heading2"/>
@@ -6453,8 +6501,8 @@
         <w:t xml:space="preserve">Submitted, 2026.</w:t>
       </w:r>
     </w:p>
-    <w:bookmarkEnd w:id="78"/>
-    <w:bookmarkStart w:id="79" w:name="Xcba917f87eab0aeaba11dadf6a8484db0493216"/>
+    <w:bookmarkEnd w:id="79"/>
+    <w:bookmarkStart w:id="80" w:name="Xcba917f87eab0aeaba11dadf6a8484db0493216"/>
     <w:p>
       <w:pPr>
         <w:pStyle w:val="Heading2"/>
@@ -6571,8 +6619,8 @@
         <w:t xml:space="preserve">doi:10.7554/eLife.81916</w:t>
       </w:r>
     </w:p>
-    <w:bookmarkEnd w:id="79"/>
-    <w:bookmarkStart w:id="80" w:name="X4817d926ad28a39127e5899d59ffd43c7a8ee68"/>
+    <w:bookmarkEnd w:id="80"/>
+    <w:bookmarkStart w:id="81" w:name="X4817d926ad28a39127e5899d59ffd43c7a8ee68"/>
     <w:p>
       <w:pPr>
         <w:pStyle w:val="Heading2"/>
@@ -6669,8 +6717,8 @@
         <w:t xml:space="preserve">2016;70(10):1–35. doi:10.18637/jss.v070.i10</w:t>
       </w:r>
     </w:p>
-    <w:bookmarkEnd w:id="80"/>
-    <w:bookmarkStart w:id="81" w:name="evidence-as-prior-information"/>
+    <w:bookmarkEnd w:id="81"/>
+    <w:bookmarkStart w:id="82" w:name="evidence-as-prior-information"/>
     <w:p>
       <w:pPr>
         <w:pStyle w:val="Heading2"/>
@@ -6861,8 +6909,8 @@
         <w:t xml:space="preserve">2014;70(4):1023–1032. doi:10.1111/biom.12242</w:t>
       </w:r>
     </w:p>
-    <w:bookmarkEnd w:id="81"/>
-    <w:bookmarkStart w:id="82" w:name="automated-extraction-and-living-reviews"/>
+    <w:bookmarkEnd w:id="82"/>
+    <w:bookmarkStart w:id="83" w:name="automated-extraction-and-living-reviews"/>
     <w:p>
       <w:pPr>
         <w:pStyle w:val="Heading2"/>
@@ -7015,8 +7063,8 @@
         <w:t xml:space="preserve">2023;25:e39736. doi:10.2196/39736</w:t>
       </w:r>
     </w:p>
-    <w:bookmarkEnd w:id="82"/>
-    <w:bookmarkStart w:id="83" w:name="transportability"/>
+    <w:bookmarkEnd w:id="83"/>
+    <w:bookmarkStart w:id="84" w:name="transportability"/>
     <w:p>
       <w:pPr>
         <w:pStyle w:val="Heading2"/>
@@ -7163,8 +7211,8 @@
         <w:t xml:space="preserve">2023;10:501–524.</w:t>
       </w:r>
     </w:p>
-    <w:bookmarkEnd w:id="83"/>
-    <w:bookmarkStart w:id="84" w:name="Xe9922e1c5762c88228c0c87eec70e80a7dd8e43"/>
+    <w:bookmarkEnd w:id="84"/>
+    <w:bookmarkStart w:id="85" w:name="Xe9922e1c5762c88228c0c87eec70e80a7dd8e43"/>
     <w:p>
       <w:pPr>
         <w:pStyle w:val="Heading2"/>
@@ -7349,8 +7397,8 @@
         <w:t xml:space="preserve">2021;18(182):20210555. doi:10.1098/rsif.2021.0555</w:t>
       </w:r>
     </w:p>
-    <w:bookmarkEnd w:id="84"/>
-    <w:bookmarkStart w:id="85" w:name="conformal-prediction"/>
+    <w:bookmarkEnd w:id="85"/>
+    <w:bookmarkStart w:id="86" w:name="conformal-prediction"/>
     <w:p>
       <w:pPr>
         <w:pStyle w:val="Heading2"/>
@@ -7441,8 +7489,8 @@
         <w:t xml:space="preserve">2023;51(2):816–845.</w:t>
       </w:r>
     </w:p>
-    <w:bookmarkEnd w:id="85"/>
-    <w:bookmarkStart w:id="86" w:name="X5d64c38a8f3f1d886c30bed55f6f9ab6a8b4433"/>
+    <w:bookmarkEnd w:id="86"/>
+    <w:bookmarkStart w:id="87" w:name="X5d64c38a8f3f1d886c30bed55f6f9ab6a8b4433"/>
     <w:p>
       <w:pPr>
         <w:pStyle w:val="Heading2"/>
@@ -7635,8 +7683,8 @@
         <w:t xml:space="preserve">2022;71(4):884–905. doi:10.1111/rssc.12559</w:t>
       </w:r>
     </w:p>
-    <w:bookmarkEnd w:id="86"/>
-    <w:bookmarkStart w:id="87" w:name="heat-air-quality-and-emergency-demand"/>
+    <w:bookmarkEnd w:id="87"/>
+    <w:bookmarkStart w:id="88" w:name="heat-air-quality-and-emergency-demand"/>
     <w:p>
       <w:pPr>
         <w:pStyle w:val="Heading2"/>
@@ -7845,8 +7893,8 @@
         <w:t xml:space="preserve">2021;18(18):9506. doi:10.3390/ijerph18189506</w:t>
       </w:r>
     </w:p>
-    <w:bookmarkEnd w:id="87"/>
-    <w:bookmarkStart w:id="88" w:name="evaluation-and-decision-value"/>
+    <w:bookmarkEnd w:id="88"/>
+    <w:bookmarkStart w:id="89" w:name="evaluation-and-decision-value"/>
     <w:p>
       <w:pPr>
         <w:pStyle w:val="Heading2"/>
@@ -7943,8 +7991,8 @@
         <w:t xml:space="preserve">2006;26(6):565–574.</w:t>
       </w:r>
     </w:p>
-    <w:bookmarkEnd w:id="88"/>
-    <w:bookmarkStart w:id="89" w:name="own-work-cited-in-the-plan"/>
+    <w:bookmarkEnd w:id="89"/>
+    <w:bookmarkStart w:id="90" w:name="own-work-cited-in-the-plan"/>
     <w:p>
       <w:pPr>
         <w:pStyle w:val="Heading2"/>
@@ -8287,8 +8335,8 @@
         <w:t xml:space="preserve">multi-country WHO STEPS surveys: 2014–2019. Accepted for publication.</w:t>
       </w:r>
     </w:p>
-    <w:bookmarkEnd w:id="89"/>
     <w:bookmarkEnd w:id="90"/>
+    <w:bookmarkEnd w:id="91"/>
     <w:sectPr>
       <w:pgSz w:w="11906" w:h="16838"/>
       <w:pgMar w:top="570" w:right="680" w:bottom="570" w:left="680" w:header="567" w:footer="567" w:gutter="0"/>

--- a/03-research-plan/FINAL-research-plan.docx
+++ b/03-research-plan/FINAL-research-plan.docx
@@ -73,7 +73,7 @@
         <w:pStyle w:val="BodyText"/>
       </w:pPr>
       <w:r>
-        <w:t xml:space="preserve">The project turns this prototype into a validated instrument and tests it. First, I measure how faithfully automated extraction reproduces the literature and carry its errors into every number the models use. Second, I let the evidence say what should be forecast. Depending on the crisis, the quantity to predict may be a count, whether a threshold is crossed, or a set of levels of pressure on the care system. A continuous quantity is turned into levels whose thresholds start from what the literature reports before they are fixed for the tests. The models also read the short local history for an early-warning signal, the slowing down that often precedes a tipping point. Third, I replay past crises day by day, using only what was known at each moment, to measure whether the evidence improves early forecasts and when it misleads. Fourth, I ask whether any gain is large enough to change what emergency services decide. The decisive test is a contest between two arms, one using the evidence and one using local data only. In both, an automated engine checks and scores a library of candidate models and picks the best under rules fixed in advance.</w:t>
+        <w:t xml:space="preserve">The project turns this prototype into a validated instrument and tests it. First, I measure how faithfully automated extraction reproduces the literature and carry its errors into every number the models use. Second, I let the evidence say what should be forecast. Depending on the crisis, the quantity to predict may be a count, whether a threshold is crossed, or a set of levels of pressure on the care system. A continuous quantity is turned into levels whose number and thresholds start from what the literature reports before they are fixed for the tests. The models also read the short local history for an early-warning signal, the slowing down that often precedes a tipping point. Third, I replay past crises day by day, using only what was known at each moment, to measure whether the evidence improves early forecasts and when it misleads. Fourth, I ask whether any gain is large enough to change what emergency services decide. The decisive test is a contest between two arms, one using the evidence and one using local data only. In both, an automated engine checks and scores a library of candidate models and picks the best under rules fixed in advance.</w:t>
       </w:r>
     </w:p>
     <w:p>
@@ -354,7 +354,7 @@
         <w:pStyle w:val="FirstParagraph"/>
       </w:pPr>
       <w:r>
-        <w:t xml:space="preserve">Emergency operations often need an interpretable escalation state (routine, elevated, strained, critical) more than tomorrow's count. Latent-state representations are established in surveillance: Poisson hidden Markov models distinguish epidemic from non-epidemic periods [Le Strat 1999; Watkins 2009]; extreme-value methods frame rare critical exceedances [Coles 2001], applied to Swiss hospital congestion [Ranjbar 2022]. Here they serve one purpose: a latent ordinal state as the</w:t>
+        <w:t xml:space="preserve">Emergency operations often need an interpretable escalation state (for instance routine, elevated, strained, critical) more than tomorrow's count. Latent-state representations are established in surveillance: Poisson hidden Markov models distinguish epidemic from non-epidemic periods [Le Strat 1999; Watkins 2009]; extreme-value methods frame rare critical exceedances [Coles 2001], applied to Swiss hospital congestion [Ranjbar 2022]. Here they serve one purpose: a latent ordinal state as the</w:t>
       </w:r>
       <w:r>
         <w:t xml:space="preserve"> </w:t>
@@ -2537,7 +2537,7 @@
         <w:pStyle w:val="FirstParagraph"/>
       </w:pPr>
       <w:r>
-        <w:t xml:space="preserve">A Bayesian hierarchical Markov regime-switching model [Hamilton 1989] with an ordinal latent state (routine, elevated, strained, critical) observed through emergency calls (the primary channel), with ED presentations and ICU occupancy added where available; pre-specified weather, calendar and epidemic covariates; series-specific observation models sharing the state. Before real-data fitting: simulation-based identifiability and recovery, including the reduced-channel case; ordering constraints resolve label switching; if separation is insufficient, the fallback is an ordinal state-space formulation; the criterion is state and transition recovery, not visual fit.</w:t>
+        <w:t xml:space="preserve">A Bayesian hierarchical Markov regime-switching model [Hamilton 1989] with an ordinal latent state (by default routine, elevated, strained, critical) observed through emergency calls (the primary channel), with ED presentations and ICU occupancy added where available; pre-specified weather, calendar and epidemic covariates; series-specific observation models sharing the state. Before real-data fitting: simulation-based identifiability and recovery, including the reduced-channel case; ordering constraints resolve label switching; if separation is insufficient, the fallback is an ordinal state-space formulation; the criterion is state and transition recovery, not visual fit.</w:t>
       </w:r>
       <w:r>
         <w:t xml:space="preserve"> </w:t>
@@ -3941,7 +3941,7 @@
         <w:t xml:space="preserve">The primary decision is fixed in advance</w:t>
       </w:r>
       <w:r>
-        <w:t xml:space="preserve">: trigger surge-capacity escalation when the forecast probability of the strained/critical state crosses the elicited threshold. Non-state candidates map forecasts to escalation-state probabilities via T2.1's registered anchors, so every library member yields the same decision quantity.</w:t>
+        <w:t xml:space="preserve">: trigger surge-capacity escalation when the forecast probability of the upper states (strained or critical in the default scheme) crosses the elicited threshold. Non-state candidates map forecasts to escalation-state probabilities via T2.1's registered anchors, so every library member yields the same decision quantity.</w:t>
       </w:r>
     </w:p>
     <w:bookmarkEnd w:id="63"/>

--- a/03-research-plan/FINAL-research-plan.docx
+++ b/03-research-plan/FINAL-research-plan.docx
@@ -127,13 +127,13 @@
         <w:t xml:space="preserve">2.1 Current state of research in the field</w:t>
       </w:r>
     </w:p>
-    <w:bookmarkStart w:id="21" w:name="X8cc0075286262c1bfebda7a4470ac04cf00f396"/>
+    <w:bookmarkStart w:id="21" w:name="X43445948763c0459dd15c2d92000ee48deb1003"/>
     <w:p>
       <w:pPr>
         <w:pStyle w:val="Heading3"/>
       </w:pPr>
       <w:r>
-        <w:t xml:space="preserve">2.1.1 Forecasting health-system crises: strong in steady state, weak at onset</w:t>
+        <w:t xml:space="preserve">2.1.1 Forecasting health-system crises works in steady state and fails at onset</w:t>
       </w:r>
     </w:p>
     <w:p>
@@ -141,7 +141,7 @@
         <w:pStyle w:val="FirstParagraph"/>
       </w:pPr>
       <w:r>
-        <w:t xml:space="preserve">Syndromic surveillance detects departures from expected baselines [Farrington 1996; Noufaily 2013], and forecast ensembles perform strongly in data-rich settings [Cramer 2022; Sherratt 2023]. Dispatch records lead confirmed surveillance: the 2009 A(H1N1) autumn onset was identified eight days early in three European regions [Rosenkötter 2013], long call series track influenza-like illness [Bonora 2025], and our systematic review maps the field [Edjinedja 2026].</w:t>
+        <w:t xml:space="preserve">Syndromic surveillance detects departures from expected baselines [Farrington 1996; Noufaily 2013], and ensembles of forecasting models perform strongly in data-rich settings [Cramer 2022; Sherratt 2023]. Emergency dispatch records move ahead of confirmed surveillance. The autumn onset of the 2009 A(H1N1) pandemic was identified eight days early in three European regions [Rosenkötter 2013], long series of emergency calls track influenza-like illness [Bonora 2025], and our systematic review maps the field [Edjinedja 2026].</w:t>
       </w:r>
     </w:p>
     <w:p>
@@ -149,20 +149,20 @@
         <w:pStyle w:val="BodyText"/>
       </w:pPr>
       <w:r>
-        <w:t xml:space="preserve">The decisive limitation is</w:t>
-      </w:r>
-      <w:r>
-        <w:t xml:space="preserve"> </w:t>
-      </w:r>
-      <w:r>
-        <w:rPr>
-          <w:bCs/>
-          <w:b/>
-        </w:rPr>
-        <w:t xml:space="preserve">history dependence</w:t>
-      </w:r>
-      <w:r>
-        <w:t xml:space="preserve">: data-adaptive models need enough local observations to learn seasonality, weather response and crisis dynamics. Reviews of emergency-demand forecasting catalogue which model families perform for which outcome and horizon [Wargon 2009], and every recommended model is trained on years of local history.</w:t>
+        <w:t xml:space="preserve">The decisive limitation of these methods is their</w:t>
+      </w:r>
+      <w:r>
+        <w:t xml:space="preserve"> </w:t>
+      </w:r>
+      <w:r>
+        <w:rPr>
+          <w:bCs/>
+          <w:b/>
+        </w:rPr>
+        <w:t xml:space="preserve">dependence on history</w:t>
+      </w:r>
+      <w:r>
+        <w:t xml:space="preserve">. Models that learn from data need enough local observations to capture seasonality, the response to weather and the dynamics of a crisis. Reviews of emergency-demand forecasting list which model families perform for which outcome and horizon [Wargon 2009], and every recommended model is trained on years of local history.</w:t>
       </w:r>
     </w:p>
     <w:p>
@@ -174,36 +174,36 @@
           <w:bCs/>
           <w:b/>
         </w:rPr>
-        <w:t xml:space="preserve">The cold-start problem is a labelled-outcome problem.</w:t>
-      </w:r>
-      <w:r>
-        <w:t xml:space="preserve"> </w:t>
-      </w:r>
-      <w:r>
-        <w:t xml:space="preserve">At crisis onset, context variables abound but the outcome to be forecast does not, and abundance itself can mislead: Google Flu Trends overestimated influenza by more than a factor of two [Lazer 2014]. Early signals do not close the gap: wastewater needs a shedding-to-incidence relationship that itself comes from external evidence, and transfer learning needs comparable contemporaneous observations. The common issue is</w:t>
-      </w:r>
-      <w:r>
-        <w:t xml:space="preserve"> </w:t>
-      </w:r>
-      <w:r>
-        <w:rPr>
-          <w:bCs/>
-          <w:b/>
-        </w:rPr>
-        <w:t xml:space="preserve">how to use external quantitative information without pretending it is perfectly transferable</w:t>
+        <w:t xml:space="preserve">The cold-start problem is a problem of missing outcomes.</w:t>
+      </w:r>
+      <w:r>
+        <w:t xml:space="preserve"> </w:t>
+      </w:r>
+      <w:r>
+        <w:t xml:space="preserve">At crisis onset, context variables abound but the outcome to be forecast does not, and abundance itself can mislead. Google Flu Trends overestimated influenza by more than a factor of two [Lazer 2014]. Early signals do not close the gap. Wastewater needs a shedding-to-incidence relationship that itself comes from external evidence, and transfer learning needs comparable observations from the same period. The common difficulty is</w:t>
+      </w:r>
+      <w:r>
+        <w:t xml:space="preserve"> </w:t>
+      </w:r>
+      <w:r>
+        <w:rPr>
+          <w:bCs/>
+          <w:b/>
+        </w:rPr>
+        <w:t xml:space="preserve">using external quantitative information without pretending it transfers perfectly</w:t>
       </w:r>
       <w:r>
         <w:t xml:space="preserve">.</w:t>
       </w:r>
     </w:p>
     <w:bookmarkEnd w:id="21"/>
-    <w:bookmarkStart w:id="22" w:name="X4a35fff6309fd190c131b464b796a0b18fda76d"/>
+    <w:bookmarkStart w:id="22" w:name="Xe3b566f1a22695a2f05ca180201ffea70994003"/>
     <w:p>
       <w:pPr>
         <w:pStyle w:val="Heading3"/>
       </w:pPr>
       <w:r>
-        <w:t xml:space="preserve">2.1.2 The unused resource: published evidence as quantitative prior information</w:t>
+        <w:t xml:space="preserve">2.1.2 Published evidence is an unused source of quantitative prior information</w:t>
       </w:r>
     </w:p>
     <w:p>
@@ -211,33 +211,33 @@
         <w:pStyle w:val="FirstParagraph"/>
       </w:pPr>
       <w:r>
-        <w:t xml:space="preserve">Bayesian borrowing is well developed: power priors [Ibrahim 2000], commensurate priors [Hobbs 2011], meta-analytic-predictive priors with robust conflict protection [Schmidli 2014]. Informative priors have been used to forecast disease under sparse local data [Cook 2023]. What has not been established is narrower and harder: whether an</w:t>
-      </w:r>
-      <w:r>
-        <w:t xml:space="preserve"> </w:t>
-      </w:r>
-      <w:r>
-        <w:rPr>
-          <w:bCs/>
-          <w:b/>
-        </w:rPr>
-        <w:t xml:space="preserve">automatically constructed</w:t>
-      </w:r>
-      <w:r>
-        <w:t xml:space="preserve"> </w:t>
-      </w:r>
-      <w:r>
-        <w:t xml:space="preserve">evidence prior, carrying its extraction error and its transportability uncertainty, improves</w:t>
-      </w:r>
-      <w:r>
-        <w:t xml:space="preserve"> </w:t>
-      </w:r>
-      <w:r>
-        <w:rPr>
-          <w:bCs/>
-          <w:b/>
-        </w:rPr>
-        <w:t xml:space="preserve">operational cold-start forecasts under strict historical information constraints</w:t>
+        <w:t xml:space="preserve">Methods for borrowing information from other sources are well developed. Power priors [Ibrahim 2000], commensurate priors [Hobbs 2011] and meta-analytic-predictive priors with robust protection against conflict [Schmidli 2014] all exist, and informative priors have been used to forecast disease when local data are sparse [Cook 2023]. What has not been established is narrower and harder, namely whether a prior</w:t>
+      </w:r>
+      <w:r>
+        <w:t xml:space="preserve"> </w:t>
+      </w:r>
+      <w:r>
+        <w:rPr>
+          <w:bCs/>
+          <w:b/>
+        </w:rPr>
+        <w:t xml:space="preserve">built automatically</w:t>
+      </w:r>
+      <w:r>
+        <w:t xml:space="preserve"> </w:t>
+      </w:r>
+      <w:r>
+        <w:t xml:space="preserve">from the literature, carrying its extraction error and its uncertainty about transfer, improves</w:t>
+      </w:r>
+      <w:r>
+        <w:t xml:space="preserve"> </w:t>
+      </w:r>
+      <w:r>
+        <w:rPr>
+          <w:bCs/>
+          <w:b/>
+        </w:rPr>
+        <w:t xml:space="preserve">operational forecasts at cold start under strict historical information constraints</w:t>
       </w:r>
       <w:r>
         <w:t xml:space="preserve">, and whether harmful borrowing is detected in time to act.</w:t>
@@ -252,23 +252,23 @@
           <w:bCs/>
           <w:b/>
         </w:rPr>
-        <w:t xml:space="preserve">Parameter values are not the only transferable object.</w:t>
-      </w:r>
-      <w:r>
-        <w:t xml:space="preserve"> </w:t>
-      </w:r>
-      <w:r>
-        <w:t xml:space="preserve">The literature also carries</w:t>
-      </w:r>
-      <w:r>
-        <w:t xml:space="preserve"> </w:t>
-      </w:r>
-      <w:r>
-        <w:rPr>
-          <w:bCs/>
-          <w:b/>
-        </w:rPr>
-        <w:t xml:space="preserve">explanatory variables and lag structures</w:t>
+        <w:t xml:space="preserve">Parameter values are not the only thing the literature transfers.</w:t>
+      </w:r>
+      <w:r>
+        <w:t xml:space="preserve"> </w:t>
+      </w:r>
+      <w:r>
+        <w:t xml:space="preserve">It also carries</w:t>
+      </w:r>
+      <w:r>
+        <w:t xml:space="preserve"> </w:t>
+      </w:r>
+      <w:r>
+        <w:rPr>
+          <w:bCs/>
+          <w:b/>
+        </w:rPr>
+        <w:t xml:space="preserve">explanatory variables and their lag structures</w:t>
       </w:r>
       <w:r>
         <w:t xml:space="preserve">,</w:t>
@@ -281,7 +281,7 @@
           <w:bCs/>
           <w:b/>
         </w:rPr>
-        <w:t xml:space="preserve">model-form evidence</w:t>
+        <w:t xml:space="preserve">evidence on model forms</w:t>
       </w:r>
       <w:r>
         <w:t xml:space="preserve"> </w:t>
@@ -297,10 +297,10 @@
           <w:bCs/>
           <w:b/>
         </w:rPr>
-        <w:t xml:space="preserve">outcome and threshold definitions</w:t>
-      </w:r>
-      <w:r>
-        <w:t xml:space="preserve">. Living systematic reviews keep syntheses current [Elliott 2014], yet to my knowledge no operational forecasting framework consumes these objects systematically.</w:t>
+        <w:t xml:space="preserve">definitions of outcomes and thresholds</w:t>
+      </w:r>
+      <w:r>
+        <w:t xml:space="preserve">. Living systematic reviews keep such syntheses current [Elliott 2014], yet to my knowledge no operational forecasting framework draws on these objects systematically.</w:t>
       </w:r>
     </w:p>
     <w:p>
@@ -318,7 +318,7 @@
         <w:t xml:space="preserve"> </w:t>
       </w:r>
       <w:r>
-        <w:t xml:space="preserve">Automated extraction makes large-scale synthesis feasible, but numerical extraction remains less reliable than categorical (reported accuracy roughly 47–88% versus 74–96%), and omissions dominate the errors [Shankar 2026]. The open question is whether extraction and pooling preserve the dispersion a calibrated prior needs.</w:t>
+        <w:t xml:space="preserve">Automated extraction makes synthesis at scale feasible, but extracting numbers remains less reliable than extracting categories (reported accuracy roughly 47–88% versus 74–96%), and omissions dominate the errors [Shankar 2026]. The open question is whether extraction and pooling preserve the spread of values that a calibrated prior needs.</w:t>
       </w:r>
     </w:p>
     <w:p>
@@ -336,17 +336,17 @@
         <w:t xml:space="preserve"> </w:t>
       </w:r>
       <w:r>
-        <w:t xml:space="preserve">Even perfectly extracted estimates may not transfer across populations, case definitions, health systems or policy regimes. Formal transportability tools exist [Bareinboim 2016; Dahabreh 2020; Degtiar 2023] but are not integrated into any operational cold-start framework.</w:t>
+        <w:t xml:space="preserve">Even perfectly extracted estimates may not transfer across populations, case definitions, health systems or policies. Formal transportability tools exist [Bareinboim 2016; Dahabreh 2020; Degtiar 2023], but none is integrated into an operational cold-start framework.</w:t>
       </w:r>
     </w:p>
     <w:bookmarkEnd w:id="22"/>
-    <w:bookmarkStart w:id="23" w:name="X2af178df5bedeb6c65fd1ab0ab5928a3149a525"/>
+    <w:bookmarkStart w:id="23" w:name="Xb2abd553abd1fef18618859337bc64f468c8dc0"/>
     <w:p>
       <w:pPr>
         <w:pStyle w:val="Heading3"/>
       </w:pPr>
       <w:r>
-        <w:t xml:space="preserve">2.1.3 Representing escalation as a state, not only a point forecast</w:t>
+        <w:t xml:space="preserve">2.1.3 Escalation can be represented as a state, not only as a point forecast</w:t>
       </w:r>
     </w:p>
     <w:p>
@@ -354,20 +354,20 @@
         <w:pStyle w:val="FirstParagraph"/>
       </w:pPr>
       <w:r>
-        <w:t xml:space="preserve">Emergency operations often need an interpretable escalation state (for instance routine, elevated, strained, critical) more than tomorrow's count. Latent-state representations are established in surveillance: Poisson hidden Markov models distinguish epidemic from non-epidemic periods [Le Strat 1999; Watkins 2009]; extreme-value methods frame rare critical exceedances [Coles 2001], applied to Swiss hospital congestion [Ranjbar 2022]. Here they serve one purpose: a latent ordinal state as the</w:t>
-      </w:r>
-      <w:r>
-        <w:t xml:space="preserve"> </w:t>
-      </w:r>
-      <w:r>
-        <w:rPr>
-          <w:bCs/>
-          <w:b/>
-        </w:rPr>
-        <w:t xml:space="preserve">common representation for testing evidence borrowing at crisis onset</w:t>
-      </w:r>
-      <w:r>
-        <w:t xml:space="preserve">. Mechanistic transmission models [Keeling 2008] enter as components only where the crisis is epidemiological; environmental crises such as heat are driven by exposure–response, not transmission. Critical-slowing-down theory (rising variance and lag-1 autocorrelation before some transitions [Scheffer 2009]; epidemic applications [O'Regan 2013; Brett 2018; Southall 2021]) reads the shape of a short recent series: a</w:t>
+        <w:t xml:space="preserve">Emergency operations often need an interpretable state of escalation (for instance routine, elevated, strained, critical) more than tomorrow's count. Latent-state representations are established in surveillance. Poisson hidden Markov models distinguish epidemic from non-epidemic periods [Le Strat 1999; Watkins 2009], and extreme-value methods describe rare critical exceedances [Coles 2001], including congestion in Swiss hospitals [Ranjbar 2022]. In this project they serve one purpose, a latent ordered state as the</w:t>
+      </w:r>
+      <w:r>
+        <w:t xml:space="preserve"> </w:t>
+      </w:r>
+      <w:r>
+        <w:rPr>
+          <w:bCs/>
+          <w:b/>
+        </w:rPr>
+        <w:t xml:space="preserve">common representation in which evidence borrowing is tested at crisis onset</w:t>
+      </w:r>
+      <w:r>
+        <w:t xml:space="preserve">. Mechanistic transmission models [Keeling 2008] enter as components only where the crisis is epidemiological, because environmental crises such as heat are driven by exposure and response, not by transmission. Critical-slowing-down theory (rising variance and lag-1 autocorrelation before some transitions [Scheffer 2009], applied to epidemics [O'Regan 2013; Brett 2018; Southall 2021]) reads the shape of a short recent series and is a</w:t>
       </w:r>
       <w:r>
         <w:t xml:space="preserve"> </w:t>
@@ -398,7 +398,7 @@
         <w:pStyle w:val="FirstParagraph"/>
       </w:pPr>
       <w:r>
-        <w:t xml:space="preserve">Proper scoring rules reward calibration [Gneiting 2007], but decision-analytic methods evaluate predictions under explicit consequences [Vickers 2006]: a forecast is operationally useful only when its probabilistic gain changes a defensible decision. Mortality-calibrated heat thresholds need not match demand thresholds [Lung 2021]; pollution–asthma emergency associations are heterogeneous across settings [Zheng 2015]. Methods are therefore evaluated first statistically, then under an elicited operational loss structure.</w:t>
+        <w:t xml:space="preserve">A forecast is useful only when its probabilistic gain changes a defensible decision. Proper scoring rules reward calibration [Gneiting 2007], but decision-analytic methods evaluate predictions under explicit consequences [Vickers 2006]. Heat thresholds calibrated on mortality need not match thresholds for demand [Lung 2021], and pollution–asthma emergency associations vary across settings [Zheng 2015]. Methods are therefore evaluated first statistically, then under an elicited operational loss structure.</w:t>
       </w:r>
     </w:p>
     <w:bookmarkEnd w:id="24"/>
@@ -416,15 +416,7 @@
         <w:pStyle w:val="FirstParagraph"/>
       </w:pPr>
       <w:r>
-        <w:t xml:space="preserve">Ongoing programmes occupy the neighbouring ground: multi-model forecasting hubs run routinely (ECDC RespiCast, US CDC FluSight), Horizon Europe funds epidemic-intelligence infrastructure (including GeoAI4EI, in which I take part), and the Franco-Swiss GESICA programme builds cross-border crisis intelligence. Their stated objectives do not address whether automatically synthesised external quantitative evidence should enter a forecast as formal prior information at local cold start.</w:t>
-      </w:r>
-    </w:p>
-    <w:p>
-      <w:pPr>
-        <w:pStyle w:val="BodyText"/>
-      </w:pPr>
-      <w:r>
-        <w:t xml:space="preserve">Nobody has established whether these pieces connect around the</w:t>
+        <w:t xml:space="preserve">Ongoing programmes occupy the neighbouring ground. Multi-model forecasting hubs run routinely (ECDC RespiCast, US CDC FluSight), Horizon Europe funds infrastructure for epidemic intelligence (including GeoAI4EI, in which I take part), and the Franco-Swiss GESICA programme builds cross-border crisis intelligence. None of their stated objectives asks whether automatically synthesised external evidence should enter a forecast as formal prior information at local cold start. Nobody has established whether these pieces connect around the</w:t>
       </w:r>
       <w:r>
         <w:t xml:space="preserve"> </w:t>
@@ -437,7 +429,7 @@
         <w:t xml:space="preserve">cold-start question</w:t>
       </w:r>
       <w:r>
-        <w:t xml:space="preserve">, under pre-registered rules, from living evidence synthesis to automatically re-validated forecasts.</w:t>
+        <w:t xml:space="preserve">, under pre-registered rules, from living evidence synthesis to forecasts that re-validate themselves automatically.</w:t>
       </w:r>
     </w:p>
     <w:bookmarkEnd w:id="25"/>
@@ -456,25 +448,7 @@
         <w:pStyle w:val="FirstParagraph"/>
       </w:pPr>
       <w:r>
-        <w:t xml:space="preserve">My route is unusual, and it is why this project is tractable: fifteen years in quantitative</w:t>
-      </w:r>
-      <w:r>
-        <w:t xml:space="preserve"> </w:t>
-      </w:r>
-      <w:r>
-        <w:t xml:space="preserve">finance (risk, extreme values, regime models, stress testing), then a</w:t>
-      </w:r>
-      <w:r>
-        <w:t xml:space="preserve"> </w:t>
-      </w:r>
-      <w:r>
-        <w:t xml:space="preserve">doctorate in biomedical sciences at Geneva (defended</w:t>
-      </w:r>
-      <w:r>
-        <w:t xml:space="preserve"> </w:t>
-      </w:r>
-      <w:r>
-        <w:t xml:space="preserve">18 December 2023).</w:t>
+        <w:t xml:space="preserve">My route is unusual, and it is what makes this project tractable. I spent fifteen years in quantitative finance, working on risk, extreme values, regime models and stress testing, and then completed a doctorate in biomedical sciences at Geneva (defended 18 December 2023).</w:t>
       </w:r>
     </w:p>
     <w:bookmarkStart w:id="27" w:name="X79f512daa76dde01429b5fcb893d8ff3c91b25a"/>
@@ -491,19 +465,7 @@
         <w:pStyle w:val="FirstParagraph"/>
       </w:pPr>
       <w:r>
-        <w:t xml:space="preserve">In [Orel 2022] I predicted individual HIV status from socio-behavioural</w:t>
-      </w:r>
-      <w:r>
-        <w:t xml:space="preserve"> </w:t>
-      </w:r>
-      <w:r>
-        <w:t xml:space="preserve">characteristics across East and Southern Africa, establishing where models transported between</w:t>
-      </w:r>
-      <w:r>
-        <w:t xml:space="preserve"> </w:t>
-      </w:r>
-      <w:r>
-        <w:t xml:space="preserve">countries; [Merzouki 2021] and [Esra 2023] developed the theme. I now</w:t>
+        <w:t xml:space="preserve">In [Orel 2022] I predicted individual HIV status from socio-behavioural characteristics across East and Southern Africa and established where models transported between countries. [Merzouki 2021] and [Esra 2023] developed the theme. I now</w:t>
       </w:r>
       <w:r>
         <w:t xml:space="preserve"> </w:t>
@@ -519,19 +481,7 @@
         <w:t xml:space="preserve"> </w:t>
       </w:r>
       <w:r>
-        <w:t xml:space="preserve">that line (last author, [Ng'ambi 2026], accepted: cardiovascular-disease</w:t>
-      </w:r>
-      <w:r>
-        <w:t xml:space="preserve"> </w:t>
-      </w:r>
-      <w:r>
-        <w:t xml:space="preserve">classification across harmonised WHO STEPS surveys): I met this proposal's transportability</w:t>
-      </w:r>
-      <w:r>
-        <w:t xml:space="preserve"> </w:t>
-      </w:r>
-      <w:r>
-        <w:t xml:space="preserve">problem first elsewhere, and my role on it has moved from conducting to directing.</w:t>
+        <w:t xml:space="preserve">that line, as last author of [Ng'ambi 2026] (accepted) on cardiovascular-disease classification across harmonised WHO STEPS surveys, and my role has moved from conducting to directing. I met this proposal's transportability problem first there.</w:t>
       </w:r>
     </w:p>
     <w:bookmarkEnd w:id="27"/>
@@ -562,13 +512,7 @@
         <w:t xml:space="preserve">LiteRev</w:t>
       </w:r>
       <w:r>
-        <w:t xml:space="preserve">, an automated literature-review tool: natural-language or Boolean query across open databases, deduplication,</w:t>
-      </w:r>
-      <w:r>
-        <w:t xml:space="preserve"> </w:t>
-      </w:r>
-      <w:r>
-        <w:t xml:space="preserve">corpus mapping, iterative relevance suggestion. I led its development with</w:t>
+        <w:t xml:space="preserve">, an automated literature-review tool that runs a natural-language or Boolean query across open databases, removes duplicates, maps the corpus and suggests relevant papers iteratively. I led its development with</w:t>
       </w:r>
       <w:r>
         <w:t xml:space="preserve"> </w:t>
@@ -584,13 +528,7 @@
         <w:t xml:space="preserve"> </w:t>
       </w:r>
       <w:r>
-        <w:t xml:space="preserve">(PhD, computer science) and raised its</w:t>
-      </w:r>
-      <w:r>
-        <w:t xml:space="preserve"> </w:t>
-      </w:r>
-      <w:r>
-        <w:t xml:space="preserve">funding on my own initiative:</w:t>
+        <w:t xml:space="preserve">(PhD, computer science) and raised its funding on my own initiative, with</w:t>
       </w:r>
       <w:r>
         <w:t xml:space="preserve"> </w:t>
@@ -606,7 +544,7 @@
         <w:t xml:space="preserve"> </w:t>
       </w:r>
       <w:r>
-        <w:t xml:space="preserve">(UNIGE),</w:t>
+        <w:t xml:space="preserve">from UNIGE,</w:t>
       </w:r>
       <w:r>
         <w:t xml:space="preserve"> </w:t>
@@ -622,7 +560,7 @@
         <w:t xml:space="preserve"> </w:t>
       </w:r>
       <w:r>
-        <w:t xml:space="preserve">(Venture Kick),</w:t>
+        <w:t xml:space="preserve">from Venture Kick and</w:t>
       </w:r>
       <w:r>
         <w:t xml:space="preserve"> </w:t>
@@ -638,13 +576,7 @@
         <w:t xml:space="preserve"> </w:t>
       </w:r>
       <w:r>
-        <w:t xml:space="preserve">(Mimosa), outside any group grant. The AI-in-EMS systematic review</w:t>
-      </w:r>
-      <w:r>
-        <w:t xml:space="preserve"> </w:t>
-      </w:r>
-      <w:r>
-        <w:t xml:space="preserve">[Edjinedja 2026], within GESICA, uses it in its methods.</w:t>
+        <w:t xml:space="preserve">from Mimosa, outside any group grant. The systematic review of AI in emergency medical services [Edjinedja 2026], within GESICA, uses it in its methods.</w:t>
       </w:r>
     </w:p>
     <w:bookmarkEnd w:id="28"/>
@@ -662,31 +594,7 @@
         <w:pStyle w:val="FirstParagraph"/>
       </w:pPr>
       <w:r>
-        <w:t xml:space="preserve">In [Orel 2024] I compared clinical severity between Delta and Omicron</w:t>
-      </w:r>
-      <w:r>
-        <w:t xml:space="preserve"> </w:t>
-      </w:r>
-      <w:r>
-        <w:t xml:space="preserve">sub-lineages in a Swiss tertiary centre. [Estill 2020] built</w:t>
-      </w:r>
-      <w:r>
-        <w:t xml:space="preserve"> </w:t>
-      </w:r>
-      <w:r>
-        <w:t xml:space="preserve">age-structured scenario models for the Swiss SARS-CoV-2 epidemic under planning time pressure:</w:t>
-      </w:r>
-      <w:r>
-        <w:t xml:space="preserve"> </w:t>
-      </w:r>
-      <w:r>
-        <w:t xml:space="preserve">the experience this proposal's question comes from. I contributed to WHO African Region</w:t>
-      </w:r>
-      <w:r>
-        <w:t xml:space="preserve"> </w:t>
-      </w:r>
-      <w:r>
-        <w:t xml:space="preserve">reporting and seroprevalence estimation [Nwosu 2021].</w:t>
+        <w:t xml:space="preserve">In [Orel 2024] I compared clinical severity between Delta and Omicron sub-lineages in a Swiss tertiary centre. [Estill 2020] built age-structured scenario models for the Swiss SARS-CoV-2 epidemic under the time pressure of planning, and this proposal's question comes from that experience. I also contributed to WHO African Region reporting and seroprevalence estimation [Nwosu 2021].</w:t>
       </w:r>
     </w:p>
     <w:bookmarkEnd w:id="29"/>
@@ -696,7 +604,7 @@
         <w:pStyle w:val="Heading3"/>
       </w:pPr>
       <w:r>
-        <w:t xml:space="preserve">2.2.4 The prototype and test bed: LiteRev-Evidence</w:t>
+        <w:t xml:space="preserve">2.2.4 The prototype and test bed, LiteRev-Evidence</w:t>
       </w:r>
     </w:p>
     <w:p>
@@ -717,134 +625,49 @@
         <w:t xml:space="preserve">LiteRev-Evidence</w:t>
       </w:r>
       <w:r>
-        <w:t xml:space="preserve">, extending LiteRev into structured</w:t>
-      </w:r>
-      <w:r>
-        <w:t xml:space="preserve"> </w:t>
-      </w:r>
-      <w:r>
-        <w:t xml:space="preserve">quantitative extraction and modelling: the full review pipeline in</w:t>
-      </w:r>
-      <w:r>
-        <w:t xml:space="preserve"> </w:t>
-      </w:r>
-      <w:r>
-        <w:t xml:space="preserve">working form, from a query searched live across the open literature, through deduplication,</w:t>
-      </w:r>
-      <w:r>
-        <w:t xml:space="preserve"> </w:t>
-      </w:r>
-      <w:r>
-        <w:t xml:space="preserve">PRISMA-accounted screening and PICO extraction, to</w:t>
-      </w:r>
-      <w:r>
-        <w:t xml:space="preserve"> </w:t>
-      </w:r>
-      <w:r>
-        <w:rPr>
-          <w:bCs/>
-          <w:b/>
-        </w:rPr>
-        <w:t xml:space="preserve">provenance-tracked extraction graded for</w:t>
-      </w:r>
-      <w:r>
-        <w:rPr>
-          <w:bCs/>
-          <w:b/>
-        </w:rPr>
-        <w:t xml:space="preserve"> </w:t>
-      </w:r>
-      <w:r>
-        <w:rPr>
-          <w:bCs/>
-          <w:b/>
-        </w:rPr>
-        <w:t xml:space="preserve">study-design certainty and pooled into parameter distributions</w:t>
-      </w:r>
-      <w:r>
-        <w:t xml:space="preserve">, and onward to the model</w:t>
-      </w:r>
-      <w:r>
-        <w:t xml:space="preserve"> </w:t>
-      </w:r>
-      <w:r>
-        <w:t xml:space="preserve">step: candidate explanatory variables with their supporting articles; typed outcome</w:t>
-      </w:r>
-      <w:r>
-        <w:t xml:space="preserve"> </w:t>
-      </w:r>
-      <w:r>
-        <w:t xml:space="preserve">definitions with ready-made emergency-demand targets (ED overload, bed occupancy, call</w:t>
-      </w:r>
-      <w:r>
-        <w:t xml:space="preserve"> </w:t>
-      </w:r>
-      <w:r>
-        <w:t xml:space="preserve">surge);</w:t>
-      </w:r>
-      <w:r>
-        <w:t xml:space="preserve"> </w:t>
-      </w:r>
-      <w:r>
-        <w:rPr>
-          <w:bCs/>
-          <w:b/>
-        </w:rPr>
-        <w:t xml:space="preserve">model fitting across algorithm families with automated hyperparameter search,</w:t>
-      </w:r>
-      <w:r>
-        <w:rPr>
-          <w:bCs/>
-          <w:b/>
-        </w:rPr>
-        <w:t xml:space="preserve"> </w:t>
-      </w:r>
-      <w:r>
-        <w:rPr>
-          <w:bCs/>
-          <w:b/>
-        </w:rPr>
-        <w:t xml:space="preserve">leakage-safe time-series validation and ranking on a stated metric</w:t>
-      </w:r>
-      <w:r>
-        <w:t xml:space="preserve">; and compartmental</w:t>
-      </w:r>
-      <w:r>
-        <w:t xml:space="preserve"> </w:t>
-      </w:r>
-      <w:r>
-        <w:t xml:space="preserve">components, parameterised from extracted ranges, that can re-enter the statistical model as</w:t>
-      </w:r>
-      <w:r>
-        <w:t xml:space="preserve"> </w:t>
-      </w:r>
-      <w:r>
-        <w:t xml:space="preserve">predictors. Per-scenario</w:t>
-      </w:r>
-      <w:r>
-        <w:t xml:space="preserve"> </w:t>
-      </w:r>
-      <w:r>
-        <w:rPr>
-          <w:bCs/>
-          <w:b/>
-        </w:rPr>
-        <w:t xml:space="preserve">living reviews re-run on schedule</w:t>
-      </w:r>
-      <w:r>
-        <w:t xml:space="preserve">, every update previewed</w:t>
-      </w:r>
-      <w:r>
-        <w:t xml:space="preserve"> </w:t>
-      </w:r>
-      <w:r>
-        <w:t xml:space="preserve">before application: the evidence-to-model loop this proposal interrogates, in prototype</w:t>
-      </w:r>
-      <w:r>
-        <w:t xml:space="preserve"> </w:t>
-      </w:r>
-      <w:r>
-        <w:t xml:space="preserve">form.</w:t>
+        <w:t xml:space="preserve">, which extends LiteRev into structured quantitative extraction and modelling. The full review pipeline runs in working form. A query is searched live across the open literature, the results are deduplicated, screened with PRISMA accounting and extracted for PICO elements, and the numbers are then</w:t>
+      </w:r>
+      <w:r>
+        <w:t xml:space="preserve"> </w:t>
+      </w:r>
+      <w:r>
+        <w:rPr>
+          <w:bCs/>
+          <w:b/>
+        </w:rPr>
+        <w:t xml:space="preserve">extracted with their provenance, graded for the certainty of the study design and pooled into parameter distributions</w:t>
+      </w:r>
+      <w:r>
+        <w:t xml:space="preserve">. At the model step the tool proposes candidate explanatory variables with their supporting articles and typed outcome definitions with ready-made emergency-demand targets (ED overload, bed occupancy, call surge). It</w:t>
+      </w:r>
+      <w:r>
+        <w:t xml:space="preserve"> </w:t>
+      </w:r>
+      <w:r>
+        <w:rPr>
+          <w:bCs/>
+          <w:b/>
+        </w:rPr>
+        <w:t xml:space="preserve">fits models across algorithm families with automated hyperparameter search, validates them on time series without leakage and ranks them on a stated metric</w:t>
+      </w:r>
+      <w:r>
+        <w:t xml:space="preserve">, and it builds compartmental components, parameterised from extracted ranges, that can re-enter the statistical model as predictors.</w:t>
+      </w:r>
+      <w:r>
+        <w:t xml:space="preserve"> </w:t>
+      </w:r>
+      <w:r>
+        <w:rPr>
+          <w:bCs/>
+          <w:b/>
+        </w:rPr>
+        <w:t xml:space="preserve">Living reviews re-run on schedule</w:t>
+      </w:r>
+      <w:r>
+        <w:t xml:space="preserve"> </w:t>
+      </w:r>
+      <w:r>
+        <w:t xml:space="preserve">for each scenario, and every update is previewed before it is applied. This is the evidence-to-model loop the proposal interrogates, in prototype form.</w:t>
       </w:r>
     </w:p>
     <w:p>
@@ -852,13 +675,7 @@
         <w:pStyle w:val="BodyText"/>
       </w:pPr>
       <w:r>
-        <w:t xml:space="preserve">For GESICA I built the data foundation of the Geneva–Vaud–Neuchâtel network, whose Geneva</w:t>
-      </w:r>
-      <w:r>
-        <w:t xml:space="preserve"> </w:t>
-      </w:r>
-      <w:r>
-        <w:t xml:space="preserve">core COLDSTART uses:</w:t>
+        <w:t xml:space="preserve">For GESICA I built the data foundation of the Geneva–Vaud–Neuchâtel network, whose Geneva core COLDSTART uses. It covers</w:t>
       </w:r>
       <w:r>
         <w:t xml:space="preserve"> </w:t>
@@ -871,62 +688,26 @@
         <w:t xml:space="preserve">77 notifiable diseases in eight model classes</w:t>
       </w:r>
       <w:r>
-        <w:t xml:space="preserve">, and a referenced inventory of</w:t>
-      </w:r>
-      <w:r>
-        <w:t xml:space="preserve"> </w:t>
-      </w:r>
-      <w:r>
-        <w:rPr>
-          <w:bCs/>
-          <w:b/>
-        </w:rPr>
-        <w:t xml:space="preserve">28 surveillance</w:t>
-      </w:r>
-      <w:r>
-        <w:rPr>
-          <w:bCs/>
-          <w:b/>
-        </w:rPr>
-        <w:t xml:space="preserve"> </w:t>
-      </w:r>
-      <w:r>
-        <w:rPr>
-          <w:bCs/>
-          <w:b/>
-        </w:rPr>
-        <w:t xml:space="preserve">sources (23 infectious, 5 environmental/non-infectious)</w:t>
-      </w:r>
-      <w:r>
-        <w:t xml:space="preserve"> </w:t>
-      </w:r>
-      <w:r>
-        <w:t xml:space="preserve">each documented for institution, coverage,</w:t>
-      </w:r>
-      <w:r>
-        <w:t xml:space="preserve"> </w:t>
-      </w:r>
-      <w:r>
-        <w:t xml:space="preserve">resolution, latency, access and quality: a mapped, not assumed, data landscape; validation</w:t>
-      </w:r>
-      <w:r>
-        <w:t xml:space="preserve"> </w:t>
-      </w:r>
-      <w:r>
-        <w:t xml:space="preserve">domains are chosen by</w:t>
-      </w:r>
-      <w:r>
-        <w:t xml:space="preserve"> </w:t>
-      </w:r>
-      <w:r>
-        <w:rPr>
-          <w:bCs/>
-          <w:b/>
-        </w:rPr>
-        <w:t xml:space="preserve">model class</w:t>
-      </w:r>
-      <w:r>
-        <w:t xml:space="preserve">.</w:t>
+        <w:t xml:space="preserve"> </w:t>
+      </w:r>
+      <w:r>
+        <w:t xml:space="preserve">and a referenced inventory of</w:t>
+      </w:r>
+      <w:r>
+        <w:t xml:space="preserve"> </w:t>
+      </w:r>
+      <w:r>
+        <w:rPr>
+          <w:bCs/>
+          <w:b/>
+        </w:rPr>
+        <w:t xml:space="preserve">28 surveillance sources</w:t>
+      </w:r>
+      <w:r>
+        <w:t xml:space="preserve"> </w:t>
+      </w:r>
+      <w:r>
+        <w:t xml:space="preserve">(23 infectious, 5 environmental), each documented for coverage, resolution, latency, access and quality. The data landscape is mapped, not assumed.</w:t>
       </w:r>
     </w:p>
     <w:p>
@@ -938,22 +719,13 @@
           <w:bCs/>
           <w:b/>
         </w:rPr>
-        <w:t xml:space="preserve">The prototype makes the research feasible rather than aspirational</w:t>
-      </w:r>
-      <w:r>
-        <w:t xml:space="preserve">: the fit-tune-rank</w:t>
-      </w:r>
-      <w:r>
-        <w:t xml:space="preserve"> </w:t>
-      </w:r>
-      <w:r>
-        <w:t xml:space="preserve">mechanics T3.3's selection engine registers already run in embryonic form; the grant adds</w:t>
-      </w:r>
-      <w:r>
-        <w:t xml:space="preserve"> </w:t>
-      </w:r>
-      <w:r>
-        <w:t xml:space="preserve">the science (two arms, registered rules, episode-level inference), not the plumbing.</w:t>
+        <w:t xml:space="preserve">The prototype makes the research feasible rather than aspirational.</w:t>
+      </w:r>
+      <w:r>
+        <w:t xml:space="preserve"> </w:t>
+      </w:r>
+      <w:r>
+        <w:t xml:space="preserve">The fit, tune and rank mechanics that T3.3's selection engine registers already run in embryonic form. The grant adds the science (two arms, registered rules, episode-level inference), not the plumbing.</w:t>
       </w:r>
     </w:p>
     <w:bookmarkEnd w:id="30"/>
@@ -987,19 +759,7 @@
         <w:t xml:space="preserve"> </w:t>
       </w:r>
       <w:r>
-        <w:t xml:space="preserve">(BASEC 2026-00324, ethics</w:t>
-      </w:r>
-      <w:r>
-        <w:t xml:space="preserve"> </w:t>
-      </w:r>
-      <w:r>
-        <w:t xml:space="preserve">granted) linking confirmed legionellosis cases in Geneva to individual domestic hot-water</w:t>
-      </w:r>
-      <w:r>
-        <w:t xml:space="preserve"> </w:t>
-      </w:r>
-      <w:r>
-        <w:t xml:space="preserve">installations: a distinctive linkage, supplying a contrasting waterborne archetype.</w:t>
+        <w:t xml:space="preserve">(BASEC 2026-00324, ethics granted) that links confirmed legionellosis cases in Geneva to individual domestic hot-water installations. This distinctive linkage supplies a contrasting waterborne archetype.</w:t>
       </w:r>
     </w:p>
     <w:p>
@@ -1017,25 +777,7 @@
         <w:t xml:space="preserve"> </w:t>
       </w:r>
       <w:r>
-        <w:t xml:space="preserve">Bayesian hierarchical and regime-switching estimation, extreme-value modelling, stress</w:t>
-      </w:r>
-      <w:r>
-        <w:t xml:space="preserve"> </w:t>
-      </w:r>
-      <w:r>
-        <w:t xml:space="preserve">testing under misspecification, forecast evaluation and decision analysis come from the risk</w:t>
-      </w:r>
-      <w:r>
-        <w:t xml:space="preserve"> </w:t>
-      </w:r>
-      <w:r>
-        <w:t xml:space="preserve">work and form the core of WP2–WP3; extraction and pooling from LiteRev-Evidence; domain</w:t>
-      </w:r>
-      <w:r>
-        <w:t xml:space="preserve"> </w:t>
-      </w:r>
-      <w:r>
-        <w:t xml:space="preserve">knowledge from the doctorate, the Swiss COVID-19 work and GESICA.</w:t>
+        <w:t xml:space="preserve">Bayesian hierarchical and regime-switching estimation, extreme-value modelling, stress testing under misspecification, forecast evaluation and decision analysis come from the risk work and form the core of WP2 and WP3. Extraction and pooling come from LiteRev-Evidence. Domain knowledge comes from the doctorate, the Swiss COVID-19 work and GESICA.</w:t>
       </w:r>
     </w:p>
     <w:bookmarkEnd w:id="31"/>
@@ -1063,7 +805,7 @@
         <w:pStyle w:val="FirstParagraph"/>
       </w:pPr>
       <w:r>
-        <w:t xml:space="preserve">To determine</w:t>
+        <w:t xml:space="preserve">The objective is to determine</w:t>
       </w:r>
       <w:r>
         <w:t xml:space="preserve"> </w:t>
@@ -1092,7 +834,7 @@
         <w:t xml:space="preserve">H3a, the central hypothesis</w:t>
       </w:r>
       <w:r>
-        <w:t xml:space="preserve">; all else is subordinate, each row validating one link of the chain it depends on:</w:t>
+        <w:t xml:space="preserve">. Each other row validates one link of the chain it depends on.</w:t>
       </w:r>
     </w:p>
     <w:tbl>
@@ -1471,7 +1213,7 @@
           <w:iCs/>
           <w:i/>
         </w:rPr>
-        <w:t xml:space="preserve">Figure 1: cold-start problem, evidence pipeline, model library with automated selection, living update loop.</w:t>
+        <w:t xml:space="preserve">Figure 1. The cold-start problem, the evidence pipeline, the model library with automated selection, and the living update loop.</w:t>
       </w:r>
     </w:p>
     <w:bookmarkStart w:id="37" w:name="X8d63a2de13ad746f93f7c0b83efc022a4926ffe"/>
@@ -1480,7 +1222,7 @@
         <w:pStyle w:val="Heading4"/>
       </w:pPr>
       <w:r>
-        <w:t xml:space="preserve">O1: Make published evidence usable without hiding its uncertainty</w:t>
+        <w:t xml:space="preserve">O1. Make published evidence usable without hiding its uncertainty</w:t>
       </w:r>
     </w:p>
     <w:p>
@@ -1514,7 +1256,7 @@
         <w:t xml:space="preserve"> </w:t>
       </w:r>
       <w:r>
-        <w:t xml:space="preserve">(reported within-study uncertainty and between-study heterogeneity), producing priors that are too concentrated; an explicit measurement-error layer will correct this under-dispersion, success assessed by a pre-specified criterion: coverage and calibration of intervals from the corrected distribution across held-out adjudicated studies.</w:t>
+        <w:t xml:space="preserve">(reported within-study uncertainty and between-study heterogeneity) producing priors that are too concentrated. An explicit measurement-error layer will correct this under-dispersion. Success is assessed by a pre-specified criterion, coverage and calibration of intervals from the corrected distribution across held-out adjudicated studies.</w:t>
       </w:r>
     </w:p>
     <w:p>
@@ -1522,17 +1264,17 @@
         <w:pStyle w:val="FirstParagraph"/>
       </w:pPr>
       <w:r>
-        <w:t xml:space="preserve">Omissions dominate reported extraction errors [Shankar 2026], and whether they systematically shrink dispersion is exactly what H1 tests; if the loss cannot be corrected, the project establishes a boundary condition. The evidence target spans four object classes (T1.1); H1 is tested on the quantitative core, and classes 2 to 4 are validated externally against published syntheses (T1.2).</w:t>
+        <w:t xml:space="preserve">Omissions dominate reported extraction errors [Shankar 2026], and whether they systematically shrink dispersion is exactly what H1 tests. If the loss cannot be corrected, that is a boundary condition. The evidence target spans four object classes (T1.1). H1 is tested on the quantitative core, and classes 2 to 4 are validated externally against published syntheses (T1.2).</w:t>
       </w:r>
     </w:p>
     <w:bookmarkEnd w:id="37"/>
-    <w:bookmarkStart w:id="38" w:name="X5597e009e1cb8cfa118d5ecb54a782caed33fdf"/>
+    <w:bookmarkStart w:id="38" w:name="X3f8b03481950be8de70fbd2f22fbc2a1bf13e35"/>
     <w:p>
       <w:pPr>
         <w:pStyle w:val="Heading4"/>
       </w:pPr>
       <w:r>
-        <w:t xml:space="preserve">O2: Represent escalation in a form that separates state from the point forecast</w:t>
+        <w:t xml:space="preserve">O2. Represent escalation in a form that separates the state from the point forecast</w:t>
       </w:r>
     </w:p>
     <w:p>
@@ -1582,7 +1324,7 @@
         <w:t xml:space="preserve"> </w:t>
       </w:r>
       <w:r>
-        <w:t xml:space="preserve">escalation-state probabilities at matched false-alarm rates. Its role is the common state representation in which borrowing strategies are compared, not a claim that regime switching generally beats thresholding a point forecast.</w:t>
+        <w:t xml:space="preserve">escalation-state probabilities at matched false-alarm rates. Its role is to be the common state representation in which borrowing strategies are compared. It is not a claim that regime switching generally beats thresholding a point forecast.</w:t>
       </w:r>
     </w:p>
     <w:p>
@@ -1590,7 +1332,7 @@
         <w:pStyle w:val="FirstParagraph"/>
       </w:pPr>
       <w:r>
-        <w:t xml:space="preserve">T2.1's identifiability study and T3.3's calibration checks either establish adequacy or trigger the ordinal fallback; either outcome leaves H3a intact. Extreme-value modelling covers the critical tail; resilience indicators are</w:t>
+        <w:t xml:space="preserve">T2.1's identifiability study and T3.3's calibration checks either establish adequacy or trigger the ordinal fallback, and either outcome leaves H3a intact. Extreme-value modelling covers the critical tail, and resilience indicators are</w:t>
       </w:r>
       <w:r>
         <w:t xml:space="preserve"> </w:t>
@@ -1613,7 +1355,7 @@
         <w:pStyle w:val="Heading4"/>
       </w:pPr>
       <w:r>
-        <w:t xml:space="preserve">O3: Test the cold-start hypothesis and map failure</w:t>
+        <w:t xml:space="preserve">O3. Test the cold-start hypothesis and map failure</w:t>
       </w:r>
     </w:p>
     <w:p>
@@ -1631,7 +1373,7 @@
         <w:t xml:space="preserve"> </w:t>
       </w:r>
       <w:r>
-        <w:t xml:space="preserve">An evidence-informed forecasting configuration (evidence-derived priors, explanatory-variable sets and model forms) improves probabilistic forecast skill during the early phase of a crisis; the persistence and decay of the advantage as local observations accumulate are assessed secondarily.</w:t>
+        <w:t xml:space="preserve">An evidence-informed forecasting configuration (evidence-derived priors, explanatory-variable sets and model forms) improves probabilistic forecast skill during the early phase of a crisis. How long the advantage persists, and how it decays as local observations accumulate, is assessed secondarily.</w:t>
       </w:r>
     </w:p>
     <w:p>
@@ -1649,7 +1391,7 @@
         <w:t xml:space="preserve"> </w:t>
       </w:r>
       <w:r>
-        <w:t xml:space="preserve">Adaptive borrowing that discounts the evidence when prior–data conflict emerges is</w:t>
+        <w:t xml:space="preserve">Adaptive borrowing, which discounts the evidence when conflict between prior and data emerges, is</w:t>
       </w:r>
       <w:r>
         <w:t xml:space="preserve"> </w:t>
@@ -1665,13 +1407,7 @@
         <w:t xml:space="preserve"> </w:t>
       </w:r>
       <w:r>
-        <w:t xml:space="preserve">to fixed borrowing under well-specified priors, within a pre-specified margin</w:t>
-      </w:r>
-      <w:r>
-        <w:t xml:space="preserve"> </w:t>
-      </w:r>
-      <w:r>
-        <w:t xml:space="preserve">Δ on the CRPS skill score, and is</w:t>
+        <w:t xml:space="preserve">to fixed borrowing under well-specified priors, within a pre-specified margin Δ on the CRPS skill score (the CRPS is a standard score for probabilistic forecasts), and is</w:t>
       </w:r>
       <w:r>
         <w:t xml:space="preserve"> </w:t>
@@ -1687,13 +1423,7 @@
         <w:t xml:space="preserve"> </w:t>
       </w:r>
       <w:r>
-        <w:t xml:space="preserve">to fixed borrowing under deliberately</w:t>
-      </w:r>
-      <w:r>
-        <w:t xml:space="preserve"> </w:t>
-      </w:r>
-      <w:r>
-        <w:t xml:space="preserve">misspecified priors.</w:t>
+        <w:t xml:space="preserve">to fixed borrowing under deliberately misspecified priors.</w:t>
       </w:r>
     </w:p>
     <w:p>
@@ -1701,7 +1431,7 @@
         <w:pStyle w:val="FirstParagraph"/>
       </w:pPr>
       <w:r>
-        <w:t xml:space="preserve">Δ is fixed at one half of the minimal relevant H3a improvement, a pre-specified 50% preservation fraction (adaptive borrowing must retain at least half the gain that justifies borrowing at all): a maximum acceptable loss, not a simulation convenience.</w:t>
+        <w:t xml:space="preserve">Δ is fixed at one half of the minimal relevant H3a improvement, a pre-specified 50% preservation fraction. Adaptive borrowing must retain at least half the gain that justifies borrowing at all, so Δ is a maximum acceptable loss, not a simulation convenience.</w:t>
       </w:r>
     </w:p>
     <w:p>
@@ -1719,7 +1449,7 @@
         <w:t xml:space="preserve"> </w:t>
       </w:r>
       <w:r>
-        <w:t xml:space="preserve">Resilience indicators add predictive information beyond the evidence-derived prior and the local level/trend signal when the outcome history is short.</w:t>
+        <w:t xml:space="preserve">Resilience indicators add predictive information beyond the evidence-derived prior and the local level and trend when the outcome history is short.</w:t>
       </w:r>
     </w:p>
     <w:p>
@@ -1731,13 +1461,13 @@
           <w:bCs/>
           <w:b/>
         </w:rPr>
-        <w:t xml:space="preserve">Primary confirmatory comparison (one, stated once):</w:t>
-      </w:r>
-      <w:r>
-        <w:t xml:space="preserve"> </w:t>
-      </w:r>
-      <w:r>
-        <w:t xml:space="preserve">the</w:t>
+        <w:t xml:space="preserve">Primary confirmatory comparison, stated once.</w:t>
+      </w:r>
+      <w:r>
+        <w:t xml:space="preserve"> </w:t>
+      </w:r>
+      <w:r>
+        <w:t xml:space="preserve">The</w:t>
       </w:r>
       <w:r>
         <w:t xml:space="preserve"> </w:t>
@@ -1753,7 +1483,7 @@
         <w:t xml:space="preserve"> </w:t>
       </w:r>
       <w:r>
-        <w:t xml:space="preserve">against the</w:t>
+        <w:t xml:space="preserve">is compared with the</w:t>
       </w:r>
       <w:r>
         <w:t xml:space="preserve"> </w:t>
@@ -1766,7 +1496,7 @@
         <w:t xml:space="preserve">local-only champion</w:t>
       </w:r>
       <w:r>
-        <w:t xml:space="preserve">, both produced by the identical pre-registered automated procedure (T3.3), by</w:t>
+        <w:t xml:space="preserve">, both produced by the identical pre-registered automated procedure (T3.3), on the</w:t>
       </w:r>
       <w:r>
         <w:t xml:space="preserve"> </w:t>
@@ -1805,33 +1535,33 @@
         <w:t xml:space="preserve">sequential generalisation test</w:t>
       </w:r>
       <w:r>
-        <w:t xml:space="preserve">, run only if the respiratory test is met; the fixed order controls the family-wise error rate. The</w:t>
-      </w:r>
-      <w:r>
-        <w:t xml:space="preserve"> </w:t>
-      </w:r>
-      <w:r>
-        <w:rPr>
-          <w:bCs/>
-          <w:b/>
-        </w:rPr>
-        <w:t xml:space="preserve">shape of the advantage over elapsed local data</w:t>
-      </w:r>
-      <w:r>
-        <w:t xml:space="preserve"> </w:t>
-      </w:r>
-      <w:r>
-        <w:t xml:space="preserve">is reported: it should decay to nothing.</w:t>
+        <w:t xml:space="preserve">, run only if the respiratory test is met, and this fixed order controls the family-wise error rate. The</w:t>
+      </w:r>
+      <w:r>
+        <w:t xml:space="preserve"> </w:t>
+      </w:r>
+      <w:r>
+        <w:rPr>
+          <w:bCs/>
+          <w:b/>
+        </w:rPr>
+        <w:t xml:space="preserve">shape of the advantage as local data accumulate</w:t>
+      </w:r>
+      <w:r>
+        <w:t xml:space="preserve"> </w:t>
+      </w:r>
+      <w:r>
+        <w:t xml:space="preserve">is reported, and it should decay to nothing.</w:t>
       </w:r>
     </w:p>
     <w:bookmarkEnd w:id="39"/>
-    <w:bookmarkStart w:id="40" w:name="X81c76b523c45e8c2c00609647f392ce6f82304d"/>
+    <w:bookmarkStart w:id="40" w:name="Xbbd82cf2a88d039e0723082c8af86f135f38055"/>
     <w:p>
       <w:pPr>
         <w:pStyle w:val="Heading4"/>
       </w:pPr>
       <w:r>
-        <w:t xml:space="preserve">O4: Establish whether predictive improvement is decision-relevant</w:t>
+        <w:t xml:space="preserve">O4. Establish whether predictive improvement matters for decisions</w:t>
       </w:r>
     </w:p>
     <w:p>
@@ -1849,7 +1579,7 @@
         <w:t xml:space="preserve"> </w:t>
       </w:r>
       <w:r>
-        <w:t xml:space="preserve">For the demand-based archetypes, decision-analytic evaluation under the losses and escalation thresholds of emergency responders can rank modelling strategies differently from generic accuracy criteria; the evidence-derived strategy is useful only when its gain crosses a decision threshold.</w:t>
+        <w:t xml:space="preserve">For the demand-based archetypes, decision-analytic evaluation under emergency responders' losses and escalation thresholds can rank modelling strategies differently from generic accuracy criteria. The evidence-derived strategy is useful only when its gain crosses a decision threshold.</w:t>
       </w:r>
     </w:p>
     <w:bookmarkEnd w:id="40"/>
@@ -1859,7 +1589,7 @@
         <w:pStyle w:val="Heading4"/>
       </w:pPr>
       <w:r>
-        <w:t xml:space="preserve">Scope: three Geneva crisis archetypes, fixed for the grant</w:t>
+        <w:t xml:space="preserve">Scope. Three Geneva crisis archetypes, fixed for the grant</w:t>
       </w:r>
     </w:p>
     <w:p>
@@ -1890,19 +1620,10 @@
         <w:t xml:space="preserve">Respiratory epidemics</w:t>
       </w:r>
       <w:r>
-        <w:t xml:space="preserve">: SARS-CoV-2, influenza and RSV, syndromically overlapping and</w:t>
-      </w:r>
-      <w:r>
-        <w:t xml:space="preserve"> </w:t>
-      </w:r>
-      <w:r>
-        <w:t xml:space="preserve">surveilled together in Switzerland, carry the primary confirmatory test.</w:t>
-      </w:r>
-      <w:r>
-        <w:t xml:space="preserve"> </w:t>
-      </w:r>
-      <w:r>
-        <w:t xml:space="preserve">(2)</w:t>
+        <w:t xml:space="preserve"> </w:t>
+      </w:r>
+      <w:r>
+        <w:t xml:space="preserve">carry the primary confirmatory test. SARS-CoV-2, influenza and RSV overlap syndromically and are surveilled together in Switzerland. (2)</w:t>
       </w:r>
       <w:r>
         <w:t xml:space="preserve"> </w:t>
@@ -1928,30 +1649,10 @@
           <w:bCs/>
           <w:b/>
         </w:rPr>
-        <w:t xml:space="preserve">air</w:t>
-      </w:r>
-      <w:r>
-        <w:rPr>
-          <w:bCs/>
-          <w:b/>
-        </w:rPr>
-        <w:t xml:space="preserve"> </w:t>
-      </w:r>
-      <w:r>
-        <w:rPr>
-          <w:bCs/>
-          <w:b/>
-        </w:rPr>
-        <w:t xml:space="preserve">pollution (ozone, PM10) as co-exposure and effect modifier</w:t>
-      </w:r>
-      <w:r>
-        <w:t xml:space="preserve">, not a separate domain.</w:t>
-      </w:r>
-      <w:r>
-        <w:t xml:space="preserve"> </w:t>
-      </w:r>
-      <w:r>
-        <w:t xml:space="preserve">(3)</w:t>
+        <w:t xml:space="preserve">air pollution (ozone, PM10) as co-exposure and effect modifier</w:t>
+      </w:r>
+      <w:r>
+        <w:t xml:space="preserve">, not as a separate domain. (3)</w:t>
       </w:r>
       <w:r>
         <w:t xml:space="preserve"> </w:t>
@@ -1964,25 +1665,7 @@
         <w:t xml:space="preserve">Waterborne outbreaks</w:t>
       </w:r>
       <w:r>
-        <w:t xml:space="preserve">: Geneva legionellosis, the year-4 contrasting extension (T3.5).</w:t>
-      </w:r>
-      <w:r>
-        <w:t xml:space="preserve"> </w:t>
-      </w:r>
-      <w:r>
-        <w:t xml:space="preserve">The domains are fixed for the project; further data serve benchmarking and sensitivity</w:t>
-      </w:r>
-      <w:r>
-        <w:t xml:space="preserve"> </w:t>
-      </w:r>
-      <w:r>
-        <w:t xml:space="preserve">analyses only.</w:t>
-      </w:r>
-      <w:r>
-        <w:t xml:space="preserve"> </w:t>
-      </w:r>
-      <w:r>
-        <w:t xml:space="preserve">For respiratory and heat, both arms score</w:t>
+        <w:t xml:space="preserve">, through Geneva legionellosis, form the contrasting extension in year 4 (T3.5). Further data serve benchmarking and sensitivity analyses only. For respiratory and heat, both arms score</w:t>
       </w:r>
       <w:r>
         <w:t xml:space="preserve"> </w:t>
@@ -1995,19 +1678,7 @@
         <w:t xml:space="preserve">the same quantity, built the same way</w:t>
       </w:r>
       <w:r>
-        <w:t xml:space="preserve">: daily</w:t>
-      </w:r>
-      <w:r>
-        <w:t xml:space="preserve"> </w:t>
-      </w:r>
-      <w:r>
-        <w:t xml:space="preserve">emergency demand from the CASU-144 series, restricted to the archetype's cause classes (T3.0): respiratory-related</w:t>
-      </w:r>
-      <w:r>
-        <w:t xml:space="preserve"> </w:t>
-      </w:r>
-      <w:r>
-        <w:t xml:space="preserve">demand for epidemics;</w:t>
+        <w:t xml:space="preserve">, namely daily emergency demand from the CASU-144 series restricted to the archetype's cause classes (T3.0). For epidemics this is respiratory-related demand. For heat it is</w:t>
       </w:r>
       <w:r>
         <w:t xml:space="preserve"> </w:t>
@@ -2020,34 +1691,7 @@
         <w:t xml:space="preserve">heat-sensitive demand</w:t>
       </w:r>
       <w:r>
-        <w:t xml:space="preserve"> </w:t>
-      </w:r>
-      <w:r>
-        <w:t xml:space="preserve">for heat, Swiss evidence placing heat</w:t>
-      </w:r>
-      <w:r>
-        <w:t xml:space="preserve"> </w:t>
-      </w:r>
-      <w:r>
-        <w:t xml:space="preserve">effects in dehydration, renal and psychiatric admissions, with a weak respiratory effect at</w:t>
-      </w:r>
-      <w:r>
-        <w:t xml:space="preserve"> </w:t>
-      </w:r>
-      <w:r>
-        <w:t xml:space="preserve">older ages [Schulte 2024; Ragettli 2019]. Legionellosis instead forecasts case incidence</w:t>
-      </w:r>
-      <w:r>
-        <w:t xml:space="preserve"> </w:t>
-      </w:r>
-      <w:r>
-        <w:t xml:space="preserve">(T3.5), outside this demand comparison. If the month-12 gate activates the registered</w:t>
-      </w:r>
-      <w:r>
-        <w:t xml:space="preserve"> </w:t>
-      </w:r>
-      <w:r>
-        <w:t xml:space="preserve">fallback, both arms score it, built the same way, and the claim narrows.</w:t>
+        <w:t xml:space="preserve">, because Swiss evidence places heat effects in dehydration, renal and psychiatric admissions, with a weak respiratory effect at older ages [Schulte 2024; Ragettli 2019]. Legionellosis instead forecasts case incidence (T3.5), outside this demand comparison. If the month-12 gate activates the registered fallback, both arms score it, built the same way, and the claim narrows.</w:t>
       </w:r>
     </w:p>
     <w:bookmarkEnd w:id="41"/>
@@ -2081,17 +1725,17 @@
         <w:t xml:space="preserve"> </w:t>
       </w:r>
       <w:r>
-        <w:t xml:space="preserve">aim to outperform forecast hubs in the data-rich regime, and does not assume literature-derived priors are beneficial. The contribution:</w:t>
-      </w:r>
-      <w:r>
-        <w:t xml:space="preserve"> </w:t>
-      </w:r>
-      <w:r>
-        <w:rPr>
-          <w:bCs/>
-          <w:b/>
-        </w:rPr>
-        <w:t xml:space="preserve">whether accumulated quantitative evidence can earn a formal role in forecasting before local outcome data become informative, and a map of when it should not be trusted.</w:t>
+        <w:t xml:space="preserve">aim to outperform forecast hubs in the data-rich regime, and it does not assume that literature-derived priors are beneficial. Its contribution is to establish</w:t>
+      </w:r>
+      <w:r>
+        <w:t xml:space="preserve"> </w:t>
+      </w:r>
+      <w:r>
+        <w:rPr>
+          <w:bCs/>
+          <w:b/>
+        </w:rPr>
+        <w:t xml:space="preserve">whether accumulated quantitative evidence can earn a formal role in forecasting before local outcome data become informative, together with a map of when it should not be trusted.</w:t>
       </w:r>
     </w:p>
     <w:bookmarkEnd w:id="42"/>
@@ -2111,7 +1755,7 @@
         <w:pStyle w:val="Heading4"/>
       </w:pPr>
       <w:r>
-        <w:t xml:space="preserve">WP1: From published evidence to usable priors</w:t>
+        <w:t xml:space="preserve">WP1. From published evidence to usable priors</w:t>
       </w:r>
       <w:r>
         <w:t xml:space="preserve"> </w:t>
@@ -2130,7 +1774,7 @@
         <w:pStyle w:val="Heading5"/>
       </w:pPr>
       <w:r>
-        <w:t xml:space="preserve">T1.1: Define the evidence target and register the protocol</w:t>
+        <w:t xml:space="preserve">T1.1. Define the evidence target and register the protocol</w:t>
       </w:r>
       <w:r>
         <w:t xml:space="preserve"> </w:t>
@@ -2152,26 +1796,26 @@
           <w:bCs/>
           <w:b/>
         </w:rPr>
-        <w:t xml:space="preserve">The evidence target spans four object classes</w:t>
-      </w:r>
-      <w:r>
-        <w:t xml:space="preserve">; inclusion criteria, effect measures, uncertainty representation and transportability variables are fixed before extraction begins.</w:t>
-      </w:r>
-      <w:r>
-        <w:t xml:space="preserve"> </w:t>
-      </w:r>
-      <w:r>
-        <w:rPr>
-          <w:bCs/>
-          <w:b/>
-        </w:rPr>
-        <w:t xml:space="preserve">(1) Parameter values, the quantitative core (benchmarked in full):</w:t>
-      </w:r>
-      <w:r>
-        <w:t xml:space="preserve"> </w:t>
-      </w:r>
-      <w:r>
-        <w:t xml:space="preserve">lag-structured</w:t>
+        <w:t xml:space="preserve">The evidence target spans four classes of objects</w:t>
+      </w:r>
+      <w:r>
+        <w:t xml:space="preserve">, and the inclusion criteria, effect measures, representation of uncertainty and transportability variables are fixed before extraction begins.</w:t>
+      </w:r>
+      <w:r>
+        <w:t xml:space="preserve"> </w:t>
+      </w:r>
+      <w:r>
+        <w:rPr>
+          <w:bCs/>
+          <w:b/>
+        </w:rPr>
+        <w:t xml:space="preserve">(1) Parameter values, the quantitative core, benchmarked in full.</w:t>
+      </w:r>
+      <w:r>
+        <w:t xml:space="preserve"> </w:t>
+      </w:r>
+      <w:r>
+        <w:t xml:space="preserve">They comprise lag-structured</w:t>
       </w:r>
       <w:r>
         <w:t xml:space="preserve"> </w:t>
@@ -2187,7 +1831,7 @@
         <w:t xml:space="preserve"> </w:t>
       </w:r>
       <w:r>
-        <w:t xml:space="preserve">(daily mean temperature, heat-day exceedance, ozone, PM10);</w:t>
+        <w:t xml:space="preserve">(daily mean temperature, heat-day exceedance, ozone, PM10),</w:t>
       </w:r>
       <w:r>
         <w:t xml:space="preserve"> </w:t>
@@ -2203,7 +1847,7 @@
         <w:t xml:space="preserve"> </w:t>
       </w:r>
       <w:r>
-        <w:t xml:space="preserve">(peak-to-baseline ratio, time to peak, onset growth rate);</w:t>
+        <w:t xml:space="preserve">(peak-to-baseline ratio, time to peak, onset growth rate),</w:t>
       </w:r>
       <w:r>
         <w:t xml:space="preserve"> </w:t>
@@ -2219,7 +1863,7 @@
         <w:t xml:space="preserve"> </w:t>
       </w:r>
       <w:r>
-        <w:t xml:space="preserve">(ward and ICU);</w:t>
+        <w:t xml:space="preserve">(ward and ICU) and</w:t>
       </w:r>
       <w:r>
         <w:t xml:space="preserve"> </w:t>
@@ -2232,7 +1876,7 @@
         <w:t xml:space="preserve">admission fractions</w:t>
       </w:r>
       <w:r>
-        <w:t xml:space="preserve">; transmission parameters (R0/Rt, serial interval) and shedding-to-incidence conversions secondary.</w:t>
+        <w:t xml:space="preserve">. Transmission parameters (R0/Rt, serial interval) and shedding-to-incidence conversions are secondary.</w:t>
       </w:r>
       <w:r>
         <w:t xml:space="preserve"> </w:t>
@@ -2248,39 +1892,39 @@
         <w:t xml:space="preserve"> </w:t>
       </w:r>
       <w:r>
-        <w:t xml:space="preserve">reported as informative per crisis type.</w:t>
-      </w:r>
-      <w:r>
-        <w:t xml:space="preserve"> </w:t>
-      </w:r>
-      <w:r>
-        <w:rPr>
-          <w:bCs/>
-          <w:b/>
-        </w:rPr>
-        <w:t xml:space="preserve">(3) Model-form evidence:</w:t>
-      </w:r>
-      <w:r>
-        <w:t xml:space="preserve"> </w:t>
-      </w:r>
-      <w:r>
-        <w:t xml:space="preserve">which algorithm families the forecasting literature finds effective for which outcome, horizon and crisis type [Wargon 2009], feeding T3.3.</w:t>
-      </w:r>
-      <w:r>
-        <w:t xml:space="preserve"> </w:t>
-      </w:r>
-      <w:r>
-        <w:rPr>
-          <w:bCs/>
-          <w:b/>
-        </w:rPr>
-        <w:t xml:space="preserve">(4) Outcome and threshold definitions:</w:t>
-      </w:r>
-      <w:r>
-        <w:t xml:space="preserve"> </w:t>
-      </w:r>
-      <w:r>
-        <w:t xml:space="preserve">which series are used operationally and at what levels warnings fire [Lung 2021], entering T2.1's anchors and T4.1's elicitation as evidence-based starting points. Classes 2 to 4 carry provenance and certainty grades and are pursued only as inputs to the registered H3a configuration; H1's benchmark applies to class 1.</w:t>
+        <w:t xml:space="preserve">reported as informative for each crisis type.</w:t>
+      </w:r>
+      <w:r>
+        <w:t xml:space="preserve"> </w:t>
+      </w:r>
+      <w:r>
+        <w:rPr>
+          <w:bCs/>
+          <w:b/>
+        </w:rPr>
+        <w:t xml:space="preserve">(3) Model-form evidence</w:t>
+      </w:r>
+      <w:r>
+        <w:t xml:space="preserve"> </w:t>
+      </w:r>
+      <w:r>
+        <w:t xml:space="preserve">(which algorithm families the forecasting literature finds effective for which outcome, horizon and crisis type [Wargon 2009]), feeding T3.3.</w:t>
+      </w:r>
+      <w:r>
+        <w:t xml:space="preserve"> </w:t>
+      </w:r>
+      <w:r>
+        <w:rPr>
+          <w:bCs/>
+          <w:b/>
+        </w:rPr>
+        <w:t xml:space="preserve">(4) Outcome and threshold definitions</w:t>
+      </w:r>
+      <w:r>
+        <w:t xml:space="preserve"> </w:t>
+      </w:r>
+      <w:r>
+        <w:t xml:space="preserve">(which series are used operationally and at what levels warnings fire [Lung 2021]), entering T2.1's anchors and T4.1's elicitation as evidence-based starting points. Classes 2 to 4 carry provenance and certainty grades and are pursued only as inputs to the registered H3a configuration, and H1's benchmark applies to class 1.</w:t>
       </w:r>
     </w:p>
     <w:bookmarkEnd w:id="44"/>
@@ -2290,7 +1934,7 @@
         <w:pStyle w:val="Heading5"/>
       </w:pPr>
       <w:r>
-        <w:t xml:space="preserve">T1.2: Build the quantitative extraction benchmark</w:t>
+        <w:t xml:space="preserve">T1.2. Build the quantitative extraction benchmark</w:t>
       </w:r>
       <w:r>
         <w:t xml:space="preserve"> </w:t>
@@ -2308,7 +1952,7 @@
         <w:pStyle w:val="FirstParagraph"/>
       </w:pPr>
       <w:r>
-        <w:t xml:space="preserve">I and a separately contracted independent extractor (§2.4) independently extract target quantities from a stratified random sample of</w:t>
+        <w:t xml:space="preserve">An independent, separately contracted extractor (§2.4) and I each extract the target quantities from a stratified random sample of</w:t>
       </w:r>
       <w:r>
         <w:t xml:space="preserve"> </w:t>
@@ -2324,7 +1968,7 @@
         <w:t xml:space="preserve"> </w:t>
       </w:r>
       <w:r>
-        <w:t xml:space="preserve">publications, with adjudication; stratification covers parameter class, reporting quality, study design and</w:t>
+        <w:t xml:space="preserve">publications, with adjudication. Stratification covers parameter class, reporting quality, study design and</w:t>
       </w:r>
       <w:r>
         <w:t xml:space="preserve"> </w:t>
@@ -2356,7 +2000,7 @@
         <w:t xml:space="preserve"> </w:t>
       </w:r>
       <w:r>
-        <w:t xml:space="preserve">scores retrieval against the reported inclusion sets of published systematic reviews in the target classes, and extraction and pooling against their published summary estimates. The benchmark is an open deliverable.</w:t>
+        <w:t xml:space="preserve">scores retrieval against the inclusion sets of published systematic reviews in the target classes, and extraction and pooling against their published summary estimates. The benchmark is an open deliverable.</w:t>
       </w:r>
     </w:p>
     <w:bookmarkEnd w:id="45"/>
@@ -2366,7 +2010,7 @@
         <w:pStyle w:val="Heading5"/>
       </w:pPr>
       <w:r>
-        <w:t xml:space="preserve">T1.3: Characterise automated extraction error</w:t>
+        <w:t xml:space="preserve">T1.3. Characterise automated extraction error</w:t>
       </w:r>
       <w:r>
         <w:t xml:space="preserve"> </w:t>
@@ -2384,7 +2028,7 @@
         <w:pStyle w:val="FirstParagraph"/>
       </w:pPr>
       <w:r>
-        <w:t xml:space="preserve">Compare automated extraction with the benchmark on point estimates, uncertainty, omissions and between-study dispersion; H1's primary metric is the median log-ratio of automated to adjudicated</w:t>
+        <w:t xml:space="preserve">Automated extraction is compared with the benchmark on point estimates, uncertainty, omissions and between-study dispersion. H1's primary metric is the median log-ratio of the automated to the adjudicated</w:t>
       </w:r>
       <w:r>
         <w:t xml:space="preserve"> </w:t>
@@ -2397,7 +2041,7 @@
         <w:t xml:space="preserve">standard deviation of the evidence-derived distribution</w:t>
       </w:r>
       <w:r>
-        <w:t xml:space="preserve">, per parameter class on a common scale under the registered pooling model, with a pre-specified interval (under-dispersion: ratio below one); within-study uncertainty and between-study heterogeneity are propagated separately and jointly, with sensitivity to the underlying model version.</w:t>
+        <w:t xml:space="preserve">, per parameter class on a common scale under the registered pooling model, with a pre-specified interval (a ratio below one means under-dispersion). Within-study uncertainty and between-study heterogeneity are propagated separately and jointly, with sensitivity to the model version.</w:t>
       </w:r>
     </w:p>
     <w:bookmarkEnd w:id="46"/>
@@ -2407,7 +2051,7 @@
         <w:pStyle w:val="Heading5"/>
       </w:pPr>
       <w:r>
-        <w:t xml:space="preserve">T1.4: Construct uncertainty-aware evidence distributions</w:t>
+        <w:t xml:space="preserve">T1.4. Construct uncertainty-aware evidence distributions</w:t>
       </w:r>
       <w:r>
         <w:t xml:space="preserve"> </w:t>
@@ -2425,7 +2069,7 @@
         <w:pStyle w:val="FirstParagraph"/>
       </w:pPr>
       <w:r>
-        <w:t xml:space="preserve">Represent extraction error explicitly as measurement error; compare inverse-variance and quality-weighted pooling, meta-analytic-predictive priors and power-prior discounting. Output: a prior with provenance, extraction uncertainty and a documented borrowing weight.</w:t>
+        <w:t xml:space="preserve">Extraction error is represented explicitly as measurement error. The task compares inverse-variance and quality-weighted pooling, meta-analytic-predictive priors and power-prior discounting. The output is a prior with its provenance, its extraction uncertainty and a documented borrowing weight.</w:t>
       </w:r>
     </w:p>
     <w:bookmarkEnd w:id="47"/>
@@ -2435,7 +2079,7 @@
         <w:pStyle w:val="Heading5"/>
       </w:pPr>
       <w:r>
-        <w:t xml:space="preserve">T1.5: Transportability screen</w:t>
+        <w:t xml:space="preserve">T1.5. Transportability screen</w:t>
       </w:r>
       <w:r>
         <w:t xml:space="preserve"> </w:t>
@@ -2453,7 +2097,7 @@
         <w:pStyle w:val="FirstParagraph"/>
       </w:pPr>
       <w:r>
-        <w:t xml:space="preserve">Characterise effect modifiers and study-setting differences relevant to Geneva; the transportability criteria, and the mapping from transportability score to prior widening or discounting, are fixed before the confirmatory evaluation, producing the metadata WP3's conflict analysis needs.</w:t>
+        <w:t xml:space="preserve">The task characterises effect modifiers and study-setting differences relevant to Geneva. The transportability criteria, and the mapping from a transportability score to a wider or discounted prior, are fixed before the confirmatory evaluation and produce the metadata WP3's conflict analysis needs.</w:t>
       </w:r>
     </w:p>
     <w:p>
@@ -2471,7 +2115,7 @@
         <w:t xml:space="preserve"> </w:t>
       </w:r>
       <w:r>
-        <w:t xml:space="preserve">D1.1 open benchmark; D1.2 error analysis; D1.3 evidence-to-prior library.</w:t>
+        <w:t xml:space="preserve">D1.1 open benchmark, D1.2 error analysis, D1.3 evidence-to-prior library.</w:t>
       </w:r>
     </w:p>
     <w:p>
@@ -2500,7 +2144,7 @@
         <w:pStyle w:val="Heading4"/>
       </w:pPr>
       <w:r>
-        <w:t xml:space="preserve">WP2: A parsimonious model of health-system escalation</w:t>
+        <w:t xml:space="preserve">WP2. A parsimonious model of health-system escalation</w:t>
       </w:r>
       <w:r>
         <w:t xml:space="preserve"> </w:t>
@@ -2519,7 +2163,7 @@
         <w:pStyle w:val="Heading5"/>
       </w:pPr>
       <w:r>
-        <w:t xml:space="preserve">T2.1: Specify and identify the state model</w:t>
+        <w:t xml:space="preserve">T2.1. Specify and identify the state model</w:t>
       </w:r>
       <w:r>
         <w:t xml:space="preserve"> </w:t>
@@ -2537,7 +2181,7 @@
         <w:pStyle w:val="FirstParagraph"/>
       </w:pPr>
       <w:r>
-        <w:t xml:space="preserve">A Bayesian hierarchical Markov regime-switching model [Hamilton 1989] with an ordinal latent state (by default routine, elevated, strained, critical) observed through emergency calls (the primary channel), with ED presentations and ICU occupancy added where available; pre-specified weather, calendar and epidemic covariates; series-specific observation models sharing the state. Before real-data fitting: simulation-based identifiability and recovery, including the reduced-channel case; ordering constraints resolve label switching; if separation is insufficient, the fallback is an ordinal state-space formulation; the criterion is state and transition recovery, not visual fit.</w:t>
+        <w:t xml:space="preserve">The state model is a Bayesian hierarchical Markov regime-switching model [Hamilton 1989] with an ordinal latent state (by default routine, elevated, strained, critical), observed through emergency calls (the primary channel) with ED presentations and ICU occupancy added where available, with pre-specified weather, calendar and epidemic covariates and series-specific observation models sharing the state. Before any real data are fitted, simulation establishes identifiability and recovery, including the case with fewer channels, and ordering constraints resolve label switching. If separation is insufficient, the fallback is an ordinal state-space formulation. The criterion is the recovery of states and transitions, not visual fit.</w:t>
       </w:r>
       <w:r>
         <w:t xml:space="preserve"> </w:t>
@@ -2553,23 +2197,23 @@
         <w:t xml:space="preserve"> </w:t>
       </w:r>
       <w:r>
-        <w:t xml:space="preserve">The number of levels and their thresholds start from the outcome and threshold definitions the literature reports (T1.1, class 4) and are fixed at registration for WP2–WP3 (T4.1's later elicitation refines their decision interpretation, never the confirmatory state definition). Where the literature is silent, the default is four levels on the seasonal baseline:</w:t>
-      </w:r>
-      <w:r>
-        <w:t xml:space="preserve"> </w:t>
-      </w:r>
-      <w:r>
-        <w:rPr>
-          <w:bCs/>
-          <w:b/>
-        </w:rPr>
-        <w:t xml:space="preserve">routine</w:t>
-      </w:r>
-      <w:r>
-        <w:t xml:space="preserve"> </w:t>
-      </w:r>
-      <w:r>
-        <w:t xml:space="preserve">below the 75th percentile;</w:t>
+        <w:t xml:space="preserve">The number of levels and their thresholds start from the outcome and threshold definitions the literature reports (T1.1, class 4) and are fixed at registration for WP2–WP3 (T4.1's later elicitation refines their decision interpretation, never the confirmatory state definition). Where the literature is silent, the default is four levels on the seasonal baseline.</w:t>
+      </w:r>
+      <w:r>
+        <w:t xml:space="preserve"> </w:t>
+      </w:r>
+      <w:r>
+        <w:rPr>
+          <w:bCs/>
+          <w:b/>
+        </w:rPr>
+        <w:t xml:space="preserve">Routine</w:t>
+      </w:r>
+      <w:r>
+        <w:t xml:space="preserve"> </w:t>
+      </w:r>
+      <w:r>
+        <w:t xml:space="preserve">lies below the 75th percentile,</w:t>
       </w:r>
       <w:r>
         <w:t xml:space="preserve"> </w:t>
@@ -2585,7 +2229,7 @@
         <w:t xml:space="preserve"> </w:t>
       </w:r>
       <w:r>
-        <w:t xml:space="preserve">75th to 90th;</w:t>
+        <w:t xml:space="preserve">between the 75th and the 90th,</w:t>
       </w:r>
       <w:r>
         <w:t xml:space="preserve"> </w:t>
@@ -2601,7 +2245,7 @@
         <w:t xml:space="preserve"> </w:t>
       </w:r>
       <w:r>
-        <w:t xml:space="preserve">90th to 97.5th, or sustained capacity pressure (ICU occupancy above 85%, ED boarding above its seasonal 90th percentile);</w:t>
+        <w:t xml:space="preserve">between the 90th and the 97.5th or under sustained capacity pressure (ICU occupancy above 85%, ED boarding above its seasonal 90th percentile), and</w:t>
       </w:r>
       <w:r>
         <w:t xml:space="preserve"> </w:t>
@@ -2617,7 +2261,7 @@
         <w:t xml:space="preserve"> </w:t>
       </w:r>
       <w:r>
-        <w:t xml:space="preserve">above the 97.5th, or capacity saturation; the highest applicable state prevails, capacity saturation alone defining critical. Anchors are percentile-based per event type; in estimation they enter as priors on state-dependent levels, not hard cutoffs.</w:t>
+        <w:t xml:space="preserve">above the 97.5th or at capacity saturation. The highest applicable state prevails, and capacity saturation alone defines critical. Anchors are percentile-based per event type and enter estimation as priors on state-dependent levels, not hard cutoffs.</w:t>
       </w:r>
     </w:p>
     <w:bookmarkEnd w:id="50"/>
@@ -2627,7 +2271,7 @@
         <w:pStyle w:val="Heading5"/>
       </w:pPr>
       <w:r>
-        <w:t xml:space="preserve">T2.2: Represent the critical tail</w:t>
+        <w:t xml:space="preserve">T2.2. Represent the critical tail</w:t>
       </w:r>
       <w:r>
         <w:t xml:space="preserve"> </w:t>
@@ -2645,7 +2289,7 @@
         <w:pStyle w:val="FirstParagraph"/>
       </w:pPr>
       <w:r>
-        <w:t xml:space="preserve">Peaks-over-threshold/generalised Pareto modelling for rare exceedances, coupled to the critical-state probability, threshold sensitivity reported: supporting, not a separate objective.</w:t>
+        <w:t xml:space="preserve">Rare exceedances are modelled with peaks over threshold and the generalised Pareto distribution, coupled to the probability of the critical state, with threshold sensitivity reported. This is supporting work, not a separate objective.</w:t>
       </w:r>
     </w:p>
     <w:bookmarkEnd w:id="51"/>
@@ -2655,7 +2299,7 @@
         <w:pStyle w:val="Heading5"/>
       </w:pPr>
       <w:r>
-        <w:t xml:space="preserve">T2.3: Introduce evidence-derived priors</w:t>
+        <w:t xml:space="preserve">T2.3. Introduce evidence-derived priors</w:t>
       </w:r>
       <w:r>
         <w:t xml:space="preserve"> </w:t>
@@ -2673,7 +2317,7 @@
         <w:pStyle w:val="FirstParagraph"/>
       </w:pPr>
       <w:r>
-        <w:t xml:space="preserve">Map WP1 distributions to the parameters where published evidence is relevant (weather effects, surge magnitudes, transition characteristics); compare weakly informative, fixed evidence-derived and adaptive robust borrowing. The adaptive specification is a robust mixture of an evidence-derived and a weakly informative component; the conflict statistic and the discount function are fixed before the confirmatory evaluation, not tuned during it. Power-prior and commensurate-prior approaches are sensitivity comparators.</w:t>
+        <w:t xml:space="preserve">WP1's distributions are mapped to the parameters where published evidence is relevant (weather effects, surge magnitudes, transition characteristics), and weakly informative, fixed evidence-derived and adaptive robust borrowing are compared. The adaptive specification is a robust mixture of an evidence-derived and a weakly informative component. The conflict statistic and the discount function are fixed before the confirmatory evaluation and are not tuned during it. Power-prior and commensurate-prior approaches serve as sensitivity comparators.</w:t>
       </w:r>
     </w:p>
     <w:bookmarkEnd w:id="52"/>
@@ -2683,7 +2327,7 @@
         <w:pStyle w:val="Heading5"/>
       </w:pPr>
       <w:r>
-        <w:t xml:space="preserve">T2.4: Add resilience indicators as a secondary information channel</w:t>
+        <w:t xml:space="preserve">T2.4. Add resilience indicators as a secondary information channel</w:t>
       </w:r>
       <w:r>
         <w:t xml:space="preserve"> </w:t>
@@ -2701,7 +2345,7 @@
         <w:pStyle w:val="FirstParagraph"/>
       </w:pPr>
       <w:r>
-        <w:t xml:space="preserve">Rolling variance and lag-1 autocorrelation, entered as optional covariates on transition dynamics: do they add information beyond level/trend and the evidence prior? A null result is interpretable.</w:t>
+        <w:t xml:space="preserve">Rolling variance and lag-1 autocorrelation enter as optional covariates on the transition dynamics. Do they add information beyond level, trend and the evidence prior? A null result is interpretable.</w:t>
       </w:r>
     </w:p>
     <w:bookmarkEnd w:id="53"/>
@@ -2711,7 +2355,7 @@
         <w:pStyle w:val="Heading5"/>
       </w:pPr>
       <w:r>
-        <w:t xml:space="preserve">T2.5: Calibration, automation and validity monitoring</w:t>
+        <w:t xml:space="preserve">T2.5. Calibration, automation and validity monitoring</w:t>
       </w:r>
       <w:r>
         <w:t xml:space="preserve"> </w:t>
@@ -2729,7 +2373,7 @@
         <w:pStyle w:val="FirstParagraph"/>
       </w:pPr>
       <w:r>
-        <w:t xml:space="preserve">Calibration methods suited to temporal dependence; a conformal component [Angelopoulos 2023; Barber 2023] as a robustness layer if simulation confirms its assumptions. This task also builds the</w:t>
+        <w:t xml:space="preserve">Calibration uses methods suited to temporal dependence, with a conformal component [Angelopoulos 2023; Barber 2023] as a robustness layer if simulation confirms its assumptions. The task also builds the</w:t>
       </w:r>
       <w:r>
         <w:t xml:space="preserve"> </w:t>
@@ -2742,7 +2386,7 @@
         <w:t xml:space="preserve">automation layer</w:t>
       </w:r>
       <w:r>
-        <w:t xml:space="preserve">: public streams (weather, surveillance, wastewater) ingested automatically as they become available; models re-estimated at each input's native cadence with versioned re-fitting; and</w:t>
+        <w:t xml:space="preserve">. Public streams (weather, surveillance, wastewater) are ingested automatically as they become available, models are re-estimated at each input's native cadence with versioned re-fitting, and</w:t>
       </w:r>
       <w:r>
         <w:t xml:space="preserve"> </w:t>
@@ -2758,7 +2402,7 @@
         <w:t xml:space="preserve"> </w:t>
       </w:r>
       <w:r>
-        <w:t xml:space="preserve">on every fit (residual structure, dispersion, calibration): a model failing its checks is excluded by pre-registered rules. Release a reference implementation in LiteRev-Evidence.</w:t>
+        <w:t xml:space="preserve">run on every fit (residual structure, dispersion, calibration), so that a model failing its checks is excluded by pre-registered rules. A reference implementation is released in LiteRev-Evidence.</w:t>
       </w:r>
     </w:p>
     <w:p>
@@ -2776,7 +2420,7 @@
         <w:t xml:space="preserve"> </w:t>
       </w:r>
       <w:r>
-        <w:t xml:space="preserve">Fitting literature-parameterised trajectories as if data would count the same information twice and disable the conflict diagnostic H3b depends on; simulation serves identifiability, structural constraints and prior predictive checks, never tightening the evidence prior.</w:t>
+        <w:t xml:space="preserve">Fitting trajectories parameterised from the literature as if they were data would count the same information twice and disable the conflict diagnostic H3b depends on. Simulation therefore serves identifiability, structural constraints and prior predictive checks, and it never tightens the evidence prior.</w:t>
       </w:r>
     </w:p>
     <w:p>
@@ -2794,7 +2438,7 @@
         <w:t xml:space="preserve"> </w:t>
       </w:r>
       <w:r>
-        <w:t xml:space="preserve">D2.1 model specification and identifiability study; D2.2 open implementation; D2.3 methodological paper.</w:t>
+        <w:t xml:space="preserve">D2.1 specification and identifiability study, D2.2 open implementation, D2.3 methods paper.</w:t>
       </w:r>
     </w:p>
     <w:p>
@@ -2822,13 +2466,13 @@
           <w:iCs/>
           <w:i/>
         </w:rPr>
-        <w:t xml:space="preserve">Mitigation:</w:t>
-      </w:r>
-      <w:r>
-        <w:t xml:space="preserve"> </w:t>
-      </w:r>
-      <w:r>
-        <w:t xml:space="preserve">simulation first; the ordinal fallback; report the identifiability boundary as a result, not tuned until success.</w:t>
+        <w:t xml:space="preserve">Mitigation.</w:t>
+      </w:r>
+      <w:r>
+        <w:t xml:space="preserve"> </w:t>
+      </w:r>
+      <w:r>
+        <w:t xml:space="preserve">Simulation comes first, the ordinal fallback is ready, and the identifiability boundary is reported as a result rather than tuned until success.</w:t>
       </w:r>
     </w:p>
     <w:bookmarkEnd w:id="54"/>
@@ -2839,7 +2483,7 @@
         <w:pStyle w:val="Heading4"/>
       </w:pPr>
       <w:r>
-        <w:t xml:space="preserve">WP3: The decisive cold-start experiment</w:t>
+        <w:t xml:space="preserve">WP3. The decisive cold-start experiment</w:t>
       </w:r>
       <w:r>
         <w:t xml:space="preserve"> </w:t>
@@ -2858,7 +2502,7 @@
         <w:pStyle w:val="Heading5"/>
       </w:pPr>
       <w:r>
-        <w:t xml:space="preserve">T3.0: Outcome hierarchy, data-access gate and episode eligibility</w:t>
+        <w:t xml:space="preserve">T3.0. Outcome hierarchy, data-access gate and episode eligibility</w:t>
       </w:r>
       <w:r>
         <w:t xml:space="preserve"> </w:t>
@@ -2876,7 +2520,7 @@
         <w:pStyle w:val="FirstParagraph"/>
       </w:pPr>
       <w:r>
-        <w:t xml:space="preserve">Fixed before any evaluation is designed, never revisited on performance:</w:t>
+        <w:t xml:space="preserve">All of this is fixed before any evaluation is designed and never revisited on performance.</w:t>
       </w:r>
     </w:p>
     <w:p>
@@ -2907,7 +2551,7 @@
         <w:t xml:space="preserve">daily respiratory-related emergency demand derived from CASU-144 records</w:t>
       </w:r>
       <w:r>
-        <w:t xml:space="preserve">, not a raw call count: a pre-registered classification of recorded call reasons and urgency levels.</w:t>
+        <w:t xml:space="preserve">, not a raw call count. It rests on a pre-registered classification of recorded call reasons and urgency levels.</w:t>
       </w:r>
       <w:r>
         <w:t xml:space="preserve"> </w:t>
@@ -2920,7 +2564,7 @@
         <w:t xml:space="preserve">The heat arm scores heat-sensitive demand</w:t>
       </w:r>
       <w:r>
-        <w:t xml:space="preserve">: the same series and construction, restricted to cause classes fixed at registration (dehydration, renal, psychiatric), with respiratory-restricted and 75+ sensitivities. ED presentations and ICU occupancy enter as</w:t>
+        <w:t xml:space="preserve">, built from the same series in the same way and restricted to cause classes fixed at registration (dehydration, renal, psychiatric), with respiratory-restricted and 75+ sensitivities. ED presentations and ICU occupancy enter as</w:t>
       </w:r>
       <w:r>
         <w:t xml:space="preserve"> </w:t>
@@ -2933,7 +2577,7 @@
         <w:t xml:space="preserve">additional observation channels on the shared latent state</w:t>
       </w:r>
       <w:r>
-        <w:t xml:space="preserve">; wastewater, sentinel consultations and weather as covariates.</w:t>
+        <w:t xml:space="preserve">, and wastewater, sentinel consultations and weather enter as covariates.</w:t>
       </w:r>
     </w:p>
     <w:p>
@@ -2951,7 +2595,7 @@
         <w:t xml:space="preserve"> </w:t>
       </w:r>
       <w:r>
-        <w:t xml:space="preserve">The pre-registered candidates, in hierarchy order: (1) cause-filtered CASU-144 emergency demand (primary); (2) ED presentations by category; (3) ICU occupancy; (4) all-cause 144 engagements and hospital admissions as sensitivity series; open surveillance (Sentinella, wastewater) as fallback outcomes only. The unit is the</w:t>
+        <w:t xml:space="preserve">The pre-registered candidates, in hierarchy order, are (1) cause-filtered CASU-144 emergency demand, the primary outcome, (2) ED presentations by category, (3) ICU occupancy and (4) all-cause 144 engagements and hospital admissions as sensitivity series. Open surveillance (Sentinella, wastewater) serves as a fallback outcome only. The unit is the</w:t>
       </w:r>
       <w:r>
         <w:t xml:space="preserve"> </w:t>
@@ -2967,7 +2611,7 @@
         <w:t xml:space="preserve"> </w:t>
       </w:r>
       <w:r>
-        <w:t xml:space="preserve">(the HUG centrale's coverage area); generalisation comes from the contrasting archetypes and the open national series.</w:t>
+        <w:t xml:space="preserve">(the HUG centrale's coverage area), and generalisation comes from the contrasting archetypes and the open national series.</w:t>
       </w:r>
     </w:p>
     <w:p>
@@ -3001,7 +2645,7 @@
         <w:t xml:space="preserve"> </w:t>
       </w:r>
       <w:r>
-        <w:t xml:space="preserve">are fixed in advance; a month-12 gate confirms them; if not, the pre-specified fallback activates and the claim narrows.</w:t>
+        <w:t xml:space="preserve">are fixed in advance, and a gate at month 12 confirms them. If they are not met, the pre-specified fallback activates and the claim narrows.</w:t>
       </w:r>
     </w:p>
     <w:p>
@@ -3019,7 +2663,7 @@
         <w:t xml:space="preserve"> </w:t>
       </w:r>
       <w:r>
-        <w:t xml:space="preserve">An episode enters the confirmatory evaluation only if all of these are prospectively reconstructable: (1) a detectable onset under the prospective onset rule; (2) enough pre-onset history for its rolling baseline; (3) enough post-onset observations at the primary horizon; (4) the external evidence</w:t>
+        <w:t xml:space="preserve">An episode enters the confirmatory evaluation only if all of the following can be reconstructed prospectively. (1) An onset detectable under the prospective onset rule. (2) Enough pre-onset history for its rolling baseline. (3) Enough post-onset observations at the primary horizon. (4) The external evidence</w:t>
       </w:r>
       <w:r>
         <w:t xml:space="preserve"> </w:t>
@@ -3032,17 +2676,17 @@
         <w:t xml:space="preserve">as it stood at the historical origin</w:t>
       </w:r>
       <w:r>
-        <w:t xml:space="preserve">; (5) no leakage of future information; (6) separation from adjacent episodes. Failing episodes serve sensitivity analysis only.</w:t>
-      </w:r>
-      <w:r>
-        <w:t xml:space="preserve"> </w:t>
-      </w:r>
-      <w:r>
-        <w:rPr>
-          <w:bCs/>
-          <w:b/>
-        </w:rPr>
-        <w:t xml:space="preserve">At demand level, co-circulating pathogens form one episode.</w:t>
+        <w:t xml:space="preserve">. (5) No leakage of future information. (6) Separation from adjacent episodes. Episodes that fail serve sensitivity analysis only.</w:t>
+      </w:r>
+      <w:r>
+        <w:t xml:space="preserve"> </w:t>
+      </w:r>
+      <w:r>
+        <w:rPr>
+          <w:bCs/>
+          <w:b/>
+        </w:rPr>
+        <w:t xml:space="preserve">At the level of demand, co-circulating pathogens form one episode.</w:t>
       </w:r>
     </w:p>
     <w:p>
@@ -3060,7 +2704,7 @@
         <w:t xml:space="preserve"> </w:t>
       </w:r>
       <w:r>
-        <w:t xml:space="preserve">The hierarchy, gate criteria and eligibility rule are registered now. The window</w:t>
+        <w:t xml:space="preserve">The hierarchy, the gate criteria and the eligibility rule are registered now. The window</w:t>
       </w:r>
       <w:r>
         <w:t xml:space="preserve"> </w:t>
@@ -3091,7 +2735,7 @@
         <w:t xml:space="preserve"> </w:t>
       </w:r>
       <w:r>
-        <w:t xml:space="preserve">Before any clinical series connects, the complete rolling-origin machinery runs on open Swiss series requiring no agreement: federal respiratory surveillance, the national wastewater programme, weekly all-cause deaths, MeteoSwiss exposures. Archived multi-model hub forecasts give contemporaneous comparators for early, genuinely cold-start rounds [Cramer 2022; Sherratt 2023]. The track ships as a</w:t>
+        <w:t xml:space="preserve">Before any clinical series connects, the complete rolling-origin machinery runs on open Swiss series that require no agreement (federal respiratory surveillance, the national wastewater programme, weekly all-cause deaths, MeteoSwiss exposures). Archived forecasts from multi-model hubs provide contemporaneous comparators for early rounds that were genuinely cold-start [Cramer 2022; Sherratt 2023]. The track ships as a</w:t>
       </w:r>
       <w:r>
         <w:t xml:space="preserve"> </w:t>
@@ -3104,7 +2748,7 @@
         <w:t xml:space="preserve">public, re-runnable benchmark</w:t>
       </w:r>
       <w:r>
-        <w:t xml:space="preserve">: every component validated before operational data arrive, the methodological test robust to access outcomes; operational series sharpen the claim to emergency-system demand.</w:t>
+        <w:t xml:space="preserve">. Every component is thus validated before operational data arrive, the methodological test does not depend on data access, and operational series then sharpen the claim to emergency-system demand.</w:t>
       </w:r>
     </w:p>
     <w:bookmarkEnd w:id="56"/>
@@ -3114,7 +2758,7 @@
         <w:pStyle w:val="Heading5"/>
       </w:pPr>
       <w:r>
-        <w:t xml:space="preserve">T3.1: Assemble the retrospective information set</w:t>
+        <w:t xml:space="preserve">T3.1. Assemble the retrospective information set</w:t>
       </w:r>
       <w:r>
         <w:t xml:space="preserve"> </w:t>
@@ -3132,7 +2776,7 @@
         <w:pStyle w:val="FirstParagraph"/>
       </w:pPr>
       <w:r>
-        <w:t xml:space="preserve">Harmonise the CASU-144 series with the additional channels and covariates; quantify completeness and delay; model right truncation and nowcasting [Höhle 2014; McGough 2020]; degraded reporting under strain could itself mimic an early-warning signal. Two Geneva channels extend the set: the HUG COVID-19 hospitalisation data I previously analysed [Orel 2024], re-requested as a secondary respiratory validation and calibration channel, and pharmacy sales with wastewater measurements via the pharmacien cantonal as syndromic covariates.</w:t>
+        <w:t xml:space="preserve">The CASU-144 series is harmonised with the additional channels and covariates, and completeness and delay are quantified. Right truncation is modelled with nowcasting [Höhle 2014; McGough 2020], because reporting that degrades under strain could itself mimic an early-warning signal. Two Geneva channels extend the set. The HUG COVID-19 hospitalisation data I previously analysed [Orel 2024] are re-requested as a secondary channel for respiratory validation and calibration, and pharmacy sales with wastewater measurements, via the pharmacien cantonal, serve as syndromic covariates.</w:t>
       </w:r>
     </w:p>
     <w:bookmarkEnd w:id="57"/>
@@ -3142,7 +2786,7 @@
         <w:pStyle w:val="Heading5"/>
       </w:pPr>
       <w:r>
-        <w:t xml:space="preserve">T3.2: Reconstruct the true information set</w:t>
+        <w:t xml:space="preserve">T3.2. Reconstruct the true information set</w:t>
       </w:r>
       <w:r>
         <w:t xml:space="preserve"> </w:t>
@@ -3160,17 +2804,17 @@
         <w:pStyle w:val="FirstParagraph"/>
       </w:pPr>
       <w:r>
-        <w:t xml:space="preserve">For each historical onset, create successive forecast origins using</w:t>
-      </w:r>
-      <w:r>
-        <w:t xml:space="preserve"> </w:t>
-      </w:r>
-      <w:r>
-        <w:rPr>
-          <w:bCs/>
-          <w:b/>
-        </w:rPr>
-        <w:t xml:space="preserve">only information available at that date</w:t>
+        <w:t xml:space="preserve">For each historical onset, successive forecast origins are created that use</w:t>
+      </w:r>
+      <w:r>
+        <w:t xml:space="preserve"> </w:t>
+      </w:r>
+      <w:r>
+        <w:rPr>
+          <w:bCs/>
+          <w:b/>
+        </w:rPr>
+        <w:t xml:space="preserve">only the information available at that date</w:t>
       </w:r>
       <w:r>
         <w:t xml:space="preserve">.</w:t>
@@ -3183,10 +2827,13 @@
           <w:bCs/>
           <w:b/>
         </w:rPr>
-        <w:t xml:space="preserve">Admissibility as a prior is defined by referent, not venue</w:t>
-      </w:r>
-      <w:r>
-        <w:t xml:space="preserve">: prior inputs describe</w:t>
+        <w:t xml:space="preserve">Admissibility as a prior is defined by what a source describes, not by where it was published.</w:t>
+      </w:r>
+      <w:r>
+        <w:t xml:space="preserve"> </w:t>
+      </w:r>
+      <w:r>
+        <w:t xml:space="preserve">Prior inputs describe</w:t>
       </w:r>
       <w:r>
         <w:t xml:space="preserve"> </w:t>
@@ -3215,7 +2862,7 @@
         <w:t xml:space="preserve">The confirmatory prior uses peer-reviewed literature and preprints only</w:t>
       </w:r>
       <w:r>
-        <w:t xml:space="preserve">, under the rolling cut-off. Timestamped situational reporting on the ongoing event</w:t>
+        <w:t xml:space="preserve">, under a cut-off that moves with the origin. Timestamped situational reporting on the ongoing event</w:t>
       </w:r>
       <w:r>
         <w:t xml:space="preserve"> </w:t>
@@ -3244,7 +2891,7 @@
         <w:t xml:space="preserve">pre-specified secondary prior variant</w:t>
       </w:r>
       <w:r>
-        <w:t xml:space="preserve">, through the same extraction pipeline, outside the confirmatory contrast: H3a tests literature borrowing, not evidence fusion.</w:t>
+        <w:t xml:space="preserve">, through the same extraction pipeline and outside the confirmatory contrast, because H3a tests literature borrowing, not evidence fusion.</w:t>
       </w:r>
       <w:r>
         <w:t xml:space="preserve"> </w:t>
@@ -3257,7 +2904,7 @@
         <w:t xml:space="preserve">Text describing the local event is excluded from any prior</w:t>
       </w:r>
       <w:r>
-        <w:t xml:space="preserve">: it is a noisy measurement of the outcome itself. Every input carries an index timestamp; revised sources enter as the</w:t>
+        <w:t xml:space="preserve">, since it is a noisy measurement of the outcome itself. Every input carries an index timestamp. Revised sources enter as the</w:t>
       </w:r>
       <w:r>
         <w:t xml:space="preserve"> </w:t>
@@ -3270,7 +2917,7 @@
         <w:t xml:space="preserve">release vintage available at the origin</w:t>
       </w:r>
       <w:r>
-        <w:t xml:space="preserve">, never the final revised value, observation and release times both retained; origins re-run automatically through the T2.5 layer at each input's native cadence. Forecast horizons 7, 14 and 28 days (primary horizon per archetype fixed at the second registration point by a pre-specified operational criterion, never by forecast performance or episode results); the cold-start window counts local outcome observations</w:t>
+        <w:t xml:space="preserve">, never as the final revised value, with observation and release times both retained, and origins re-run automatically through the T2.5 layer at each input's native cadence. Forecast horizons are 7, 14 and 28 days. The primary horizon for each archetype is fixed at the second registration point by a pre-specified operational criterion, never by forecast performance or episode results. The cold-start window counts local outcome observations</w:t>
       </w:r>
       <w:r>
         <w:t xml:space="preserve"> </w:t>
@@ -3296,7 +2943,7 @@
         <w:pStyle w:val="Heading5"/>
       </w:pPr>
       <w:r>
-        <w:t xml:space="preserve">T3.3: The model library and the automated selection engine</w:t>
+        <w:t xml:space="preserve">T3.3. The model library and the automated selection engine</w:t>
       </w:r>
       <w:r>
         <w:t xml:space="preserve"> </w:t>
@@ -3318,52 +2965,61 @@
           <w:bCs/>
           <w:b/>
         </w:rPr>
-        <w:t xml:space="preserve">The library, registered before any evaluation, in two arms.</w:t>
-      </w:r>
-      <w:r>
-        <w:t xml:space="preserve"> </w:t>
-      </w:r>
-      <w:r>
-        <w:rPr>
-          <w:bCs/>
-          <w:b/>
-        </w:rPr>
-        <w:t xml:space="preserve">Local-only:</w:t>
-      </w:r>
-      <w:r>
-        <w:t xml:space="preserve"> </w:t>
-      </w:r>
-      <w:r>
-        <w:t xml:space="preserve">seasonal GLM with weekday and holiday terms; persistence; established surveillance exceedance and nowcasting (Farrington/Noufaily, Bayesian nowcasting [Salmon 2016]); penalised, gradient-boosted and upper-tail quantile learners on the pre-specified covariates; the WP2 regime model with weakly informative priors.</w:t>
-      </w:r>
-      <w:r>
-        <w:t xml:space="preserve"> </w:t>
-      </w:r>
-      <w:r>
-        <w:rPr>
-          <w:bCs/>
-          <w:b/>
-        </w:rPr>
-        <w:t xml:space="preserve">Evidence-informed:</w:t>
-      </w:r>
-      <w:r>
-        <w:t xml:space="preserve"> </w:t>
-      </w:r>
-      <w:r>
-        <w:t xml:space="preserve">the same candidates equipped with WP1 priors and design inputs, in three registered variants: fixed evidence-derived priors; adaptive borrowing with conflict monitoring; adaptive borrowing plus resilience indicators (H3c).</w:t>
-      </w:r>
-      <w:r>
-        <w:t xml:space="preserve"> </w:t>
-      </w:r>
-      <w:r>
-        <w:rPr>
-          <w:bCs/>
-          <w:b/>
-        </w:rPr>
-        <w:t xml:space="preserve">Mechanistic transmission components [Keeling 2008] are admissible only for epidemiological archetypes</w:t>
-      </w:r>
-      <w:r>
-        <w:t xml:space="preserve">; environmental archetypes use exposure–response structures; admissibility per archetype is registered.</w:t>
+        <w:t xml:space="preserve">The library is registered before any evaluation and has two arms.</w:t>
+      </w:r>
+      <w:r>
+        <w:t xml:space="preserve"> </w:t>
+      </w:r>
+      <w:r>
+        <w:t xml:space="preserve">The</w:t>
+      </w:r>
+      <w:r>
+        <w:t xml:space="preserve"> </w:t>
+      </w:r>
+      <w:r>
+        <w:rPr>
+          <w:bCs/>
+          <w:b/>
+        </w:rPr>
+        <w:t xml:space="preserve">local-only</w:t>
+      </w:r>
+      <w:r>
+        <w:t xml:space="preserve"> </w:t>
+      </w:r>
+      <w:r>
+        <w:t xml:space="preserve">arm holds a seasonal GLM with weekday and holiday terms, persistence, established exceedance and nowcasting methods (Farrington and Noufaily, Bayesian nowcasting [Salmon 2016]), penalised, gradient-boosted and upper-tail quantile learners on the pre-specified covariates, and the WP2 regime model with weakly informative priors. The</w:t>
+      </w:r>
+      <w:r>
+        <w:t xml:space="preserve"> </w:t>
+      </w:r>
+      <w:r>
+        <w:rPr>
+          <w:bCs/>
+          <w:b/>
+        </w:rPr>
+        <w:t xml:space="preserve">evidence-informed</w:t>
+      </w:r>
+      <w:r>
+        <w:t xml:space="preserve"> </w:t>
+      </w:r>
+      <w:r>
+        <w:t xml:space="preserve">arm holds the same candidates equipped with WP1 priors and design inputs, in three registered variants (fixed evidence-derived priors, adaptive borrowing with conflict monitoring, and adaptive borrowing plus resilience indicators, H3c).</w:t>
+      </w:r>
+      <w:r>
+        <w:t xml:space="preserve"> </w:t>
+      </w:r>
+      <w:r>
+        <w:rPr>
+          <w:bCs/>
+          <w:b/>
+        </w:rPr>
+        <w:t xml:space="preserve">Mechanistic transmission components [Keeling 2008] are admissible only for epidemiological archetypes.</w:t>
+      </w:r>
+      <w:r>
+        <w:t xml:space="preserve"> </w:t>
+      </w:r>
+      <w:r>
+        <w:t xml:space="preserve">Environmental archetypes use exposure–response structures, and admissibility per archetype is registered.</w:t>
       </w:r>
     </w:p>
     <w:p>
@@ -3375,7 +3031,7 @@
           <w:bCs/>
           <w:b/>
         </w:rPr>
-        <w:t xml:space="preserve">Automated champion selection, nested against leakage.</w:t>
+        <w:t xml:space="preserve">Champion selection is automated and nested against leakage.</w:t>
       </w:r>
       <w:r>
         <w:t xml:space="preserve"> </w:t>
@@ -3397,7 +3053,7 @@
         <w:t xml:space="preserve"> </w:t>
       </w:r>
       <w:r>
-        <w:t xml:space="preserve">is chosen by a registered rule using only inner rolling validation on outcomes observed</w:t>
+        <w:t xml:space="preserve">is chosen by a registered rule that uses only inner rolling validation on outcomes observed</w:t>
       </w:r>
       <w:r>
         <w:t xml:space="preserve"> </w:t>
@@ -3413,7 +3069,7 @@
         <w:t xml:space="preserve"> </w:t>
       </w:r>
       <w:r>
-        <w:t xml:space="preserve">that origin (CRPS the primary selection criterion, log score and calibration registered admissibility constraints, not ranking criteria; after T2.5 validity checks; blind to the other arm); the fixed champion then issues the outer forecast. Selection never sees the outcomes it is scored on. Identical selection machinery runs in both arms, so the primary contrast tests the full evidence-informed configuration, not a particular model family; the library is deliberately broad for selection, not hypothesis multiplication; registered secondary contrasts isolate the prior, variable-set and model-form components.</w:t>
+        <w:t xml:space="preserve">that origin. The CRPS is the primary selection criterion, log score and calibration are registered admissibility constraints rather than ranking criteria, and selection follows T2.5's validity checks, blind to the other arm. The fixed champion then issues the outer forecast. Selection never sees the outcomes it is scored on. Identical selection machinery runs in both arms, so the primary contrast tests the full evidence-informed configuration rather than a particular model family. The library is deliberately broad for selection, not for hypothesis multiplication, and registered secondary contrasts isolate the prior, variable-set and model-form components.</w:t>
       </w:r>
     </w:p>
     <w:p>
@@ -3425,7 +3081,7 @@
           <w:bCs/>
           <w:b/>
         </w:rPr>
-        <w:t xml:space="preserve">Confirmatory testing procedure (fixed-sequence).</w:t>
+        <w:t xml:space="preserve">Confirmatory testing procedure, in a fixed sequence.</w:t>
       </w:r>
     </w:p>
     <w:p>
@@ -3447,7 +3103,7 @@
         <w:t xml:space="preserve"> </w:t>
       </w:r>
       <w:r>
-        <w:t xml:space="preserve">Evidence-informed champion vs local-only champion, CRPS skill score,</w:t>
+        <w:t xml:space="preserve">Evidence-informed champion against local-only champion, on the CRPS skill score, over</w:t>
       </w:r>
       <w:r>
         <w:t xml:space="preserve"> </w:t>
@@ -3463,7 +3119,7 @@
         <w:t xml:space="preserve"> </w:t>
       </w:r>
       <w:r>
-        <w:t xml:space="preserve">episodes, cold-start window</w:t>
+        <w:t xml:space="preserve">episodes and the cold-start window</w:t>
       </w:r>
       <w:r>
         <w:t xml:space="preserve"> </w:t>
@@ -3476,7 +3132,7 @@
         <w:t xml:space="preserve">N</w:t>
       </w:r>
       <w:r>
-        <w:t xml:space="preserve">, at α = 0.05 two-sided (harm from borrowing is as decision-relevant as benefit). Passing requires paired-permutation p &lt; α</w:t>
+        <w:t xml:space="preserve">, at α = 0.05 two-sided, because harm from borrowing is as decision-relevant as benefit. Passing requires a paired-permutation p &lt; α</w:t>
       </w:r>
       <w:r>
         <w:t xml:space="preserve"> </w:t>
@@ -3580,10 +3236,13 @@
           <w:bCs/>
           <w:b/>
         </w:rPr>
-        <w:t xml:space="preserve">The local-only arm is pinned in the registration</w:t>
-      </w:r>
-      <w:r>
-        <w:t xml:space="preserve">, its regime-model priors carrying a pre-declared band of vaguer and tighter alternatives as a sensitivity analysis: the comparator cannot become a straw man after the fact.</w:t>
+        <w:t xml:space="preserve">The local-only arm is pinned in the registration.</w:t>
+      </w:r>
+      <w:r>
+        <w:t xml:space="preserve"> </w:t>
+      </w:r>
+      <w:r>
+        <w:t xml:space="preserve">Its regime-model priors carry a pre-declared band of vaguer and tighter alternatives as a sensitivity analysis, so the comparator cannot become a straw man after the fact.</w:t>
       </w:r>
     </w:p>
     <w:p>
@@ -3601,7 +3260,7 @@
         <w:t xml:space="preserve"> </w:t>
       </w:r>
       <w:r>
-        <w:t xml:space="preserve">Aggregation is registered: per episode and arm, CRPS is averaged over eligible origins in the window at the primary horizon; the episode skill score is one minus the CRPS ratio (evidence-informed over local-only); the confirmatory statistic is its equally weighted mean over episodes. The unit of inference is the</w:t>
+        <w:t xml:space="preserve">The aggregation is registered. For each episode and arm, the CRPS is averaged over the eligible origins in the window at the primary horizon. The episode skill score is one minus the CRPS ratio (evidence-informed over local-only), and the confirmatory statistic is its equally weighted mean over episodes. The unit of inference is the</w:t>
       </w:r>
       <w:r>
         <w:t xml:space="preserve"> </w:t>
@@ -3614,7 +3273,7 @@
         <w:t xml:space="preserve">episode</w:t>
       </w:r>
       <w:r>
-        <w:t xml:space="preserve">; eligible episodes are few (13–14 respiratory candidates before screening), so inference is by</w:t>
+        <w:t xml:space="preserve">. Eligible episodes are few (13–14 respiratory candidates before screening), so inference is by</w:t>
       </w:r>
       <w:r>
         <w:t xml:space="preserve"> </w:t>
@@ -3627,7 +3286,7 @@
         <w:t xml:space="preserve">paired permutation over episodes</w:t>
       </w:r>
       <w:r>
-        <w:t xml:space="preserve">, an</w:t>
+        <w:t xml:space="preserve">, with an</w:t>
       </w:r>
       <w:r>
         <w:t xml:space="preserve"> </w:t>
@@ -3643,23 +3302,23 @@
         <w:t xml:space="preserve"> </w:t>
       </w:r>
       <w:r>
-        <w:t xml:space="preserve">alongside (episodes are the resampling unit, kept intact, so within-episode temporal dependence is preserved), both pre-specified, disagreement reported.</w:t>
-      </w:r>
-      <w:r>
-        <w:t xml:space="preserve"> </w:t>
-      </w:r>
-      <w:r>
-        <w:rPr>
-          <w:bCs/>
-          <w:b/>
-        </w:rPr>
-        <w:t xml:space="preserve">The design is powered by simulation-based operating characteristics at episode level</w:t>
-      </w:r>
-      <w:r>
-        <w:t xml:space="preserve"> </w:t>
-      </w:r>
-      <w:r>
-        <w:t xml:space="preserve">(type I error, power, interval width under realistic dependence), run before the second registration point. The same simulation fixes, in advance, the</w:t>
+        <w:t xml:space="preserve">alongside that resamples whole episodes, preserving their internal temporal dependence. Both are pre-specified, and any disagreement is reported.</w:t>
+      </w:r>
+      <w:r>
+        <w:t xml:space="preserve"> </w:t>
+      </w:r>
+      <w:r>
+        <w:rPr>
+          <w:bCs/>
+          <w:b/>
+        </w:rPr>
+        <w:t xml:space="preserve">The design is powered by simulation of its operating characteristics at episode level</w:t>
+      </w:r>
+      <w:r>
+        <w:t xml:space="preserve"> </w:t>
+      </w:r>
+      <w:r>
+        <w:t xml:space="preserve">(type I error, power, interval width under realistic dependence), run before the second registration point. The same simulation fixes in advance the</w:t>
       </w:r>
       <w:r>
         <w:t xml:space="preserve"> </w:t>
@@ -3704,7 +3363,7 @@
         <w:t xml:space="preserve">N</w:t>
       </w:r>
       <w:r>
-        <w:t xml:space="preserve">: the smallest grid value meeting the operating-characteristic criterion, chosen blind to forecast performance. The</w:t>
+        <w:t xml:space="preserve">, the smallest grid value meeting the operating-characteristic criterion, chosen blind to forecast performance. The</w:t>
       </w:r>
       <w:r>
         <w:t xml:space="preserve"> </w:t>
@@ -3720,7 +3379,7 @@
         <w:t xml:space="preserve"> </w:t>
       </w:r>
       <w:r>
-        <w:t xml:space="preserve">is a registered value of the episode-level CRPS skill score, fixed before the second registration point by a pre-specified operational-relevance criterion defined before any outcome evaluation; T4.1's later elicitation translates observed improvements into operational consequences, it does not set the threshold.</w:t>
+        <w:t xml:space="preserve">is a registered value of the episode-level CRPS skill score, fixed before the second registration point by a pre-specified operational-relevance criterion defined before any outcome evaluation. T4.1's later elicitation translates observed improvements into operational consequences but does not set the threshold.</w:t>
       </w:r>
       <w:r>
         <w:t xml:space="preserve"> </w:t>
@@ -3736,20 +3395,23 @@
         <w:t xml:space="preserve"> </w:t>
       </w:r>
       <w:r>
-        <w:t xml:space="preserve">(§2.3.1); the same simulation evaluates power for these targets and the stability of the ratio-based score under heterogeneous baseline CRPS. Secondary endpoints: log score, calibration (PIT, coverage), escalation detection at matched false-alarm rates.</w:t>
-      </w:r>
-      <w:r>
-        <w:t xml:space="preserve"> </w:t>
-      </w:r>
-      <w:r>
-        <w:rPr>
-          <w:bCs/>
-          <w:b/>
-        </w:rPr>
-        <w:t xml:space="preserve">H3b's Δ is fixed here, before any evaluation</w:t>
-      </w:r>
-      <w:r>
-        <w:t xml:space="preserve">: non-inferiority is a CRPS deficit no greater than Δ; superiority is tested on T3.4's misspecified priors. The well-specified case is defined in registered simulations whose evidence- and data-generating distributions match within a set tolerance; real episodes are complementary.</w:t>
+        <w:t xml:space="preserve">(§2.3.1), and the same simulation evaluates power for these targets and the stability of the ratio-based score when baseline CRPS differs between episodes. Secondary endpoints are the log score, calibration (PIT, coverage) and escalation detection at matched false-alarm rates.</w:t>
+      </w:r>
+      <w:r>
+        <w:t xml:space="preserve"> </w:t>
+      </w:r>
+      <w:r>
+        <w:rPr>
+          <w:bCs/>
+          <w:b/>
+        </w:rPr>
+        <w:t xml:space="preserve">H3b's Δ is fixed here, before any evaluation.</w:t>
+      </w:r>
+      <w:r>
+        <w:t xml:space="preserve"> </w:t>
+      </w:r>
+      <w:r>
+        <w:t xml:space="preserve">Non-inferiority is a CRPS deficit no greater than Δ, and superiority is tested on T3.4's misspecified priors. The well-specified case is defined in registered simulations whose evidence-generating and data-generating distributions match within a set tolerance, and real episodes are complementary.</w:t>
       </w:r>
     </w:p>
     <w:bookmarkEnd w:id="59"/>
@@ -3759,7 +3421,7 @@
         <w:pStyle w:val="Heading5"/>
       </w:pPr>
       <w:r>
-        <w:t xml:space="preserve">T3.4: Map benefit and failure</w:t>
+        <w:t xml:space="preserve">T3.4. Map benefit and failure</w:t>
       </w:r>
       <w:r>
         <w:t xml:space="preserve"> </w:t>
@@ -3777,7 +3439,7 @@
         <w:pStyle w:val="FirstParagraph"/>
       </w:pPr>
       <w:r>
-        <w:t xml:space="preserve">Identify episodes where borrowing improves or worsens forecasts; characterise failure by population, outcome-definition, system, policy and temporal mismatch, extraction uncertainty and prior–data conflict, with deliberately misspecified priors (registered location, scale and transport shifts) as a stress test. The safety question: can adaptive discounting catch harmful borrowing in time? The output is a</w:t>
+        <w:t xml:space="preserve">The task identifies the episodes where borrowing improves or worsens forecasts and characterises failure by mismatch of population, outcome definition, system, policy and time, by extraction uncertainty and by conflict between prior and data. Deliberately misspecified priors (registered shifts in location, scale and transport) serve as a stress test. The safety question is whether adaptive discounting can catch harmful borrowing in time. The output is a</w:t>
       </w:r>
       <w:r>
         <w:t xml:space="preserve"> </w:t>
@@ -3800,7 +3462,7 @@
         <w:pStyle w:val="Heading5"/>
       </w:pPr>
       <w:r>
-        <w:t xml:space="preserve">T3.5: Test generalisation</w:t>
+        <w:t xml:space="preserve">T3.5. Test generalisation</w:t>
       </w:r>
       <w:r>
         <w:t xml:space="preserve"> </w:t>
@@ -3818,7 +3480,7 @@
         <w:pStyle w:val="FirstParagraph"/>
       </w:pPr>
       <w:r>
-        <w:t xml:space="preserve">The sequential heat test and, resources permitting, the legionellosis extension (year 4): the borrowing framework transferred to forecasting case incidence at outbreak onset (low-count, case-based, on the linked case-environment series).</w:t>
+        <w:t xml:space="preserve">The sequential heat test and, resources permitting, the year-4 legionellosis extension, which transfers the borrowing framework to forecasting case incidence at outbreak onset (low counts, case-based, on the linked case-environment series).</w:t>
       </w:r>
     </w:p>
     <w:p>
@@ -3836,7 +3498,7 @@
         <w:t xml:space="preserve"> </w:t>
       </w:r>
       <w:r>
-        <w:t xml:space="preserve">D3.1 reproducible cold-start evaluation pipeline; D3.2 primary result; D3.3 failure/stress-test map; D3.4 cross-archetype analysis.</w:t>
+        <w:t xml:space="preserve">D3.1 reproducible cold-start evaluation pipeline, D3.2 primary result, D3.3 failure and stress-test map, D3.4 cross-archetype analysis.</w:t>
       </w:r>
     </w:p>
     <w:p>
@@ -3848,7 +3510,7 @@
           <w:bCs/>
           <w:b/>
         </w:rPr>
-        <w:t xml:space="preserve">Risk: operational data access.</w:t>
+        <w:t xml:space="preserve">Risk. Operational data access.</w:t>
       </w:r>
       <w:r>
         <w:t xml:space="preserve"> </w:t>
@@ -3858,13 +3520,13 @@
           <w:iCs/>
           <w:i/>
         </w:rPr>
-        <w:t xml:space="preserve">Mitigation:</w:t>
-      </w:r>
-      <w:r>
-        <w:t xml:space="preserve"> </w:t>
-      </w:r>
-      <w:r>
-        <w:t xml:space="preserve">agreements initiated pre-award, letters accompany the application; and the open-data track already carries the methodological test under the same rolling-origin restriction, so delayed access narrows the claim (§2.4) without stalling the project.</w:t>
+        <w:t xml:space="preserve">Mitigation.</w:t>
+      </w:r>
+      <w:r>
+        <w:t xml:space="preserve"> </w:t>
+      </w:r>
+      <w:r>
+        <w:t xml:space="preserve">Agreements are initiated before the award and letters accompany the application. The open-data track already carries the methodological test under the same rolling-origin restriction, so delayed access narrows the claim (§2.4) without stalling the project.</w:t>
       </w:r>
     </w:p>
     <w:bookmarkEnd w:id="61"/>
@@ -3875,7 +3537,7 @@
         <w:pStyle w:val="Heading4"/>
       </w:pPr>
       <w:r>
-        <w:t xml:space="preserve">WP4: From predictive skill to operational value</w:t>
+        <w:t xml:space="preserve">WP4. From predictive skill to operational value</w:t>
       </w:r>
       <w:r>
         <w:t xml:space="preserve"> </w:t>
@@ -3894,7 +3556,7 @@
         <w:pStyle w:val="Heading5"/>
       </w:pPr>
       <w:r>
-        <w:t xml:space="preserve">T4.1: Elicit operational losses and thresholds</w:t>
+        <w:t xml:space="preserve">T4.1. Elicit operational losses and thresholds</w:t>
       </w:r>
       <w:r>
         <w:t xml:space="preserve"> </w:t>
@@ -3912,7 +3574,7 @@
         <w:pStyle w:val="FirstParagraph"/>
       </w:pPr>
       <w:r>
-        <w:t xml:space="preserve">Structured</w:t>
+        <w:t xml:space="preserve">A structured</w:t>
       </w:r>
       <w:r>
         <w:t xml:space="preserve"> </w:t>
@@ -3938,10 +3600,13 @@
           <w:bCs/>
           <w:b/>
         </w:rPr>
-        <w:t xml:space="preserve">The primary decision is fixed in advance</w:t>
-      </w:r>
-      <w:r>
-        <w:t xml:space="preserve">: trigger surge-capacity escalation when the forecast probability of the upper states (strained or critical in the default scheme) crosses the elicited threshold. Non-state candidates map forecasts to escalation-state probabilities via T2.1's registered anchors, so every library member yields the same decision quantity.</w:t>
+        <w:t xml:space="preserve">The primary decision is fixed in advance.</w:t>
+      </w:r>
+      <w:r>
+        <w:t xml:space="preserve"> </w:t>
+      </w:r>
+      <w:r>
+        <w:t xml:space="preserve">Surge-capacity escalation is triggered when the forecast probability of the upper states (strained or critical in the default scheme) crosses the elicited threshold. Candidates without a state map forecasts to escalation-state probabilities through T2.1's anchors, so every library member yields the same decision quantity.</w:t>
       </w:r>
     </w:p>
     <w:bookmarkEnd w:id="63"/>
@@ -3951,7 +3616,7 @@
         <w:pStyle w:val="Heading5"/>
       </w:pPr>
       <w:r>
-        <w:t xml:space="preserve">T4.2: Decision-analytic evaluation and equity audit</w:t>
+        <w:t xml:space="preserve">T4.2. Decision-analytic evaluation and equity audit</w:t>
       </w:r>
       <w:r>
         <w:t xml:space="preserve"> </w:t>
@@ -3969,7 +3634,7 @@
         <w:pStyle w:val="FirstParagraph"/>
       </w:pPr>
       <w:r>
-        <w:t xml:space="preserve">Re-evaluate the WP3 forecasts with net-benefit/decision-curve analysis and value-of-information: do rankings change once consequences are incorporated? Because operational records may encode structural differences, assess calibration and threshold performance across aggregate strata (age, sex, neighbourhood deprivation): calibrated on average but miscalibrated for a relevant group is not operationally ready.</w:t>
+        <w:t xml:space="preserve">The WP3 forecasts are re-evaluated with net-benefit and decision-curve analysis and with value of information, to establish whether rankings change once consequences are incorporated. Because operational records may encode structural differences, calibration and threshold performance are assessed across aggregate strata (age, sex, neighbourhood deprivation). A model that is calibrated on average but miscalibrated for a relevant group is not operationally ready.</w:t>
       </w:r>
     </w:p>
     <w:bookmarkEnd w:id="64"/>
@@ -3979,7 +3644,7 @@
         <w:pStyle w:val="Heading5"/>
       </w:pPr>
       <w:r>
-        <w:t xml:space="preserve">T4.3: Counterfactuals, observation-mode dashboard and living updating</w:t>
+        <w:t xml:space="preserve">T4.3. Counterfactuals, observation-mode dashboard and living updating</w:t>
       </w:r>
       <w:r>
         <w:t xml:space="preserve"> </w:t>
@@ -3997,7 +3662,7 @@
         <w:pStyle w:val="FirstParagraph"/>
       </w:pPr>
       <w:r>
-        <w:t xml:space="preserve">Estimate, for selected episodes, what would have changed had escalation followed the model's signal (a simple capacity model, propagated uncertainty: counterfactuals, not causal estimates). For each archetype that passes T3.3 validation and T4.2's decision-value check, and subject to authorisation, the framework runs as a</w:t>
+        <w:t xml:space="preserve">For selected episodes, I estimate what would have changed had escalation followed the model's signal, with a simple capacity model and propagated uncertainty (counterfactuals, not causal estimates). For each archetype that passes T3.3 validation and T4.2's decision-value check, and subject to authorisation, the framework runs as a</w:t>
       </w:r>
       <w:r>
         <w:t xml:space="preserve"> </w:t>
@@ -4013,7 +3678,7 @@
         <w:t xml:space="preserve"> </w:t>
       </w:r>
       <w:r>
-        <w:t xml:space="preserve">with the partner services (144 regulation, ED, ICU): state probabilities, forecasts and validity checks refreshed automatically,</w:t>
+        <w:t xml:space="preserve">with the partner services (144 regulation, ED, ICU). State probabilities, forecasts and validity checks are refreshed automatically and</w:t>
       </w:r>
       <w:r>
         <w:t xml:space="preserve"> </w:t>
@@ -4026,7 +3691,7 @@
         <w:t xml:space="preserve">recorded and scored prospectively against the outcomes as they are observed, never used clinically</w:t>
       </w:r>
       <w:r>
-        <w:t xml:space="preserve">: the project ends with the system running and its quantification verified. The legionellosis extension is methodological and retrospective: it need not enter the capacity decision or the dashboard. A</w:t>
+        <w:t xml:space="preserve">. The project ends with the system running and its quantification verified. The legionellosis extension is methodological and retrospective and need not enter the capacity decision or the dashboard. A</w:t>
       </w:r>
       <w:r>
         <w:t xml:space="preserve"> </w:t>
@@ -4042,7 +3707,7 @@
         <w:t xml:space="preserve"> </w:t>
       </w:r>
       <w:r>
-        <w:t xml:space="preserve">checks the literature daily and re-runs the per-scenario syntheses on a registered schedule [Elliott 2014], flagging new publications that would change a parameter value, a variable set, a threshold or the recommended model; changes apply only through version-controlled, pre-registered update rules, never silently. If authorisation is not granted, the project is complete on retrospective evaluation and says so.</w:t>
+        <w:t xml:space="preserve">checks the literature daily and re-runs the per-scenario syntheses on a registered schedule [Elliott 2014], flagging new publications that would change a parameter value, a variable set, a threshold or the recommended model. Changes apply only through version-controlled, pre-registered update rules, never silently. If authorisation is not granted, the project is complete on retrospective evaluation and says so.</w:t>
       </w:r>
     </w:p>
     <w:p>
@@ -4060,7 +3725,7 @@
         <w:t xml:space="preserve"> </w:t>
       </w:r>
       <w:r>
-        <w:t xml:space="preserve">D4.1 elicited loss structure and equity audit; D4.2 decision-analytic evaluation; D4.3 counterfactual analysis, with the observation-mode dashboard and living-update protocol where authorised.</w:t>
+        <w:t xml:space="preserve">D4.1 elicited loss structure and equity audit, D4.2 decision-analytic evaluation, D4.3 counterfactual analysis, plus dashboard and living-update protocol where authorised.</w:t>
       </w:r>
     </w:p>
     <w:p>
@@ -4078,7 +3743,7 @@
         <w:t xml:space="preserve"> </w:t>
       </w:r>
       <w:r>
-        <w:t xml:space="preserve">Version-controlled R/Python and a registered analysis plan; clinical data processed in the UNIGE secure environment under the applicable institutional and regulatory approvals; benchmark and software released openly, synthetic equivalents where possible.</w:t>
+        <w:t xml:space="preserve">Version-controlled R and Python code under a registered analysis plan. Clinical data are processed in the UNIGE secure environment under the applicable institutional and regulatory approvals. The benchmark and software are released openly, with synthetic equivalents where possible.</w:t>
       </w:r>
     </w:p>
     <w:p>
@@ -4096,7 +3761,7 @@
         <w:t xml:space="preserve"> </w:t>
       </w:r>
       <w:r>
-        <w:t xml:space="preserve">Four to six papers and the durable open resources of §2.5;</w:t>
+        <w:t xml:space="preserve">Four to six papers and the durable open resources of §2.5.</w:t>
       </w:r>
       <w:r>
         <w:t xml:space="preserve"> </w:t>
@@ -4136,7 +3801,23 @@
           <w:bCs/>
           <w:b/>
         </w:rPr>
-        <w:t xml:space="preserve">Host: Institute of Global Health, Faculty of Medicine, University of Geneva</w:t>
+        <w:t xml:space="preserve">Host.</w:t>
+      </w:r>
+      <w:r>
+        <w:t xml:space="preserve"> </w:t>
+      </w:r>
+      <w:r>
+        <w:t xml:space="preserve">The project is hosted by the</w:t>
+      </w:r>
+      <w:r>
+        <w:t xml:space="preserve"> </w:t>
+      </w:r>
+      <w:r>
+        <w:rPr>
+          <w:bCs/>
+          <w:b/>
+        </w:rPr>
+        <w:t xml:space="preserve">Institute of Global Health, Faculty of Medicine, University of Geneva</w:t>
       </w:r>
       <w:r>
         <w:t xml:space="preserve">, with a methodological collaboration with</w:t>
@@ -4171,7 +3852,7 @@
         <w:t xml:space="preserve"> </w:t>
       </w:r>
       <w:r>
-        <w:t xml:space="preserve">(Prof. Thibaut Desmettre; Dr Robert Larribau, CASU-144).</w:t>
+        <w:t xml:space="preserve">(Prof. Thibaut Desmettre and Dr Robert Larribau, CASU-144).</w:t>
       </w:r>
     </w:p>
     <w:p>
@@ -4183,13 +3864,13 @@
           <w:bCs/>
           <w:b/>
         </w:rPr>
-        <w:t xml:space="preserve">Institute of Global Health:</w:t>
-      </w:r>
-      <w:r>
-        <w:t xml:space="preserve"> </w:t>
-      </w:r>
-      <w:r>
-        <w:t xml:space="preserve">epidemiology, infectious-disease modelling and automated evidence extraction in one institute: where the gap became visible. Independence is organisational: an independent programme alongside the Institute's groups (§2.6).</w:t>
+        <w:t xml:space="preserve">Institute of Global Health.</w:t>
+      </w:r>
+      <w:r>
+        <w:t xml:space="preserve"> </w:t>
+      </w:r>
+      <w:r>
+        <w:t xml:space="preserve">Epidemiology, infectious-disease modelling and automated evidence extraction coexist in one institute, which is where the gap became visible, and the programme runs independently alongside its groups (§2.6).</w:t>
       </w:r>
       <w:r>
         <w:t xml:space="preserve"> </w:t>
@@ -4205,41 +3886,23 @@
         <w:t xml:space="preserve"> </w:t>
       </w:r>
       <w:r>
-        <w:t xml:space="preserve">contributes the biomedical NLP WP1 needs; through GESICA I already work with the emergency-medicine partners; the AI-in-EMS review [Edjinedja 2026] evidences it.</w:t>
-      </w:r>
-    </w:p>
-    <w:p>
-      <w:pPr>
-        <w:pStyle w:val="BodyText"/>
-      </w:pPr>
-      <w:r>
-        <w:rPr>
-          <w:bCs/>
-          <w:b/>
-        </w:rPr>
-        <w:t xml:space="preserve">Existing infrastructure.</w:t>
-      </w:r>
-      <w:r>
-        <w:t xml:space="preserve"> </w:t>
-      </w:r>
-      <w:r>
-        <w:t xml:space="preserve">LiteRev-Evidence is a working prototype of the full evidence-to-model pipeline (§2.2.4); WP1 and WP2 turn it into a validated instrument and test it. The legionellosis study (BASEC 2026-00324, ethics granted) supplies the contrasting archetype.</w:t>
-      </w:r>
-      <w:r>
-        <w:t xml:space="preserve"> </w:t>
-      </w:r>
-      <w:r>
-        <w:rPr>
-          <w:bCs/>
-          <w:b/>
-        </w:rPr>
-        <w:t xml:space="preserve">Computing:</w:t>
-      </w:r>
-      <w:r>
-        <w:t xml:space="preserve"> </w:t>
-      </w:r>
-      <w:r>
-        <w:t xml:space="preserve">UNIGE HPC and the University's secure environment for clinical data.</w:t>
+        <w:t xml:space="preserve">contributes the biomedical NLP that WP1 needs, and through GESICA I already work with the emergency-medicine partners [Edjinedja 2026].</w:t>
+      </w:r>
+      <w:r>
+        <w:t xml:space="preserve"> </w:t>
+      </w:r>
+      <w:r>
+        <w:rPr>
+          <w:bCs/>
+          <w:b/>
+        </w:rPr>
+        <w:t xml:space="preserve">Existing infrastructure</w:t>
+      </w:r>
+      <w:r>
+        <w:t xml:space="preserve"> </w:t>
+      </w:r>
+      <w:r>
+        <w:t xml:space="preserve">comprises the LiteRev-Evidence prototype (§2.2.4), the legionellosis study (§2.2.5), UNIGE HPC and the University's secure environment for clinical data.</w:t>
       </w:r>
     </w:p>
     <w:p>
@@ -4263,9 +3926,9 @@
         <w:tblLayout w:type="fixed"/>
       </w:tblPr>
       <w:tblGrid>
-        <w:gridCol w:w="4031"/>
-        <w:gridCol w:w="1725"/>
-        <w:gridCol w:w="4790"/>
+        <w:gridCol w:w="4238"/>
+        <w:gridCol w:w="1814"/>
+        <w:gridCol w:w="4494"/>
       </w:tblGrid>
       <w:tr>
         <w:trPr>
@@ -4303,7 +3966,7 @@
               <w:jc w:val="left"/>
             </w:pPr>
             <w:r>
-              <w:t xml:space="preserve">Evidence / action</w:t>
+              <w:t xml:space="preserve">Evidence or action</w:t>
             </w:r>
           </w:p>
         </w:tc>
@@ -4345,7 +4008,7 @@
               <w:jc w:val="left"/>
             </w:pPr>
             <w:r>
-              <w:t xml:space="preserve">BASEC 2026-00324; data via the médecin cantonal, SIG technical data</w:t>
+              <w:t xml:space="preserve">BASEC 2026-00324, data via the médecin cantonal, SIG technical data</w:t>
             </w:r>
           </w:p>
         </w:tc>
@@ -4387,7 +4050,7 @@
               <w:jc w:val="left"/>
             </w:pPr>
             <w:r>
-              <w:t xml:space="preserve">Hosting accepted; SNSF-template signatures in preparation</w:t>
+              <w:t xml:space="preserve">Hosting accepted, SNSF-template signatures in preparation</w:t>
             </w:r>
           </w:p>
         </w:tc>
@@ -4555,7 +4218,7 @@
               <w:jc w:val="left"/>
             </w:pPr>
             <w:r>
-              <w:t xml:space="preserve">Continuous, daily, near real-time; project agreement and letter in preparation</w:t>
+              <w:t xml:space="preserve">Daily, near real time, project agreement and letter in preparation</w:t>
             </w:r>
           </w:p>
         </w:tc>
@@ -4569,7 +4232,7 @@
               <w:jc w:val="left"/>
             </w:pPr>
             <w:r>
-              <w:t xml:space="preserve">ED presentations + ICU occupancy</w:t>
+              <w:t xml:space="preserve">ED presentations and ICU occupancy</w:t>
             </w:r>
           </w:p>
         </w:tc>
@@ -4593,7 +4256,7 @@
               <w:jc w:val="left"/>
             </w:pPr>
             <w:r>
-              <w:t xml:space="preserve">Extraction in discussion with HUG; letters requested</w:t>
+              <w:t xml:space="preserve">Extraction in discussion with HUG, letters requested</w:t>
             </w:r>
           </w:p>
         </w:tc>
@@ -4631,7 +4294,7 @@
               <w:jc w:val="left"/>
             </w:pPr>
             <w:r>
-              <w:t xml:space="preserve">Previously analysed [Orel 2024]; validation and calibration series</w:t>
+              <w:t xml:space="preserve">Previously analysed [Orel 2024], validation and calibration series</w:t>
             </w:r>
           </w:p>
         </w:tc>
@@ -4645,7 +4308,7 @@
               <w:jc w:val="left"/>
             </w:pPr>
             <w:r>
-              <w:t xml:space="preserve">Pharmacien cantonal: wastewater, pharmacy sales</w:t>
+              <w:t xml:space="preserve">Pharmacien cantonal, wastewater and pharmacy sales</w:t>
             </w:r>
           </w:p>
         </w:tc>
@@ -4711,7 +4374,7 @@
               <w:jc w:val="left"/>
             </w:pPr>
             <w:r>
-              <w:t xml:space="preserve">Freely accessible; no agreement needed</w:t>
+              <w:t xml:space="preserve">Freely accessible, no agreement needed</w:t>
             </w:r>
           </w:p>
         </w:tc>
@@ -4722,7 +4385,7 @@
         <w:pStyle w:val="BodyText"/>
       </w:pPr>
       <w:r>
-        <w:t xml:space="preserve">Remaining feasibility items: the ED/ICU extraction and the project 144 agreement; every row rests on an existing relationship.</w:t>
+        <w:t xml:space="preserve">Remaining feasibility items are the ED and ICU extraction and the 144 project agreement, and every row rests on an existing relationship.</w:t>
       </w:r>
     </w:p>
     <w:p>
@@ -4753,7 +4416,7 @@
         <w:t xml:space="preserve">CHF 250,000 over four years</w:t>
       </w:r>
       <w:r>
-        <w:t xml:space="preserve">; the applicant's salary is covered separately. Doctoral students and postdocs cannot be employed under the 2026 rules; support personnel can.</w:t>
+        <w:t xml:space="preserve">, and the applicant's salary is covered separately. Doctoral students and postdocs cannot be employed under the 2026 rules, but support personnel can.</w:t>
       </w:r>
     </w:p>
     <w:tbl>
@@ -4765,8 +4428,8 @@
         <w:tblLayout w:type="fixed"/>
       </w:tblPr>
       <w:tblGrid>
-        <w:gridCol w:w="3880"/>
-        <w:gridCol w:w="6666"/>
+        <w:gridCol w:w="4040"/>
+        <w:gridCol w:w="6506"/>
       </w:tblGrid>
       <w:tr>
         <w:trPr>
@@ -4828,7 +4491,7 @@
               <w:jc w:val="left"/>
             </w:pPr>
             <w:r>
-              <w:t xml:space="preserve">T1.2 protocol, logistics and adjudication support; WP3 harmonisation and evaluation pipeline; reproducibility</w:t>
+              <w:t xml:space="preserve">T1.2 protocol and adjudication support, WP3 harmonisation and evaluation pipeline, reproducibility</w:t>
             </w:r>
           </w:p>
         </w:tc>
@@ -4854,7 +4517,7 @@
               <w:jc w:val="left"/>
             </w:pPr>
             <w:r>
-              <w:t xml:space="preserve">Contracted M3–M9; required for T1.2's dual-extraction design</w:t>
+              <w:t xml:space="preserve">Contracted M3–M9, required for T1.2's dual-extraction design</w:t>
             </w:r>
           </w:p>
         </w:tc>
@@ -4906,7 +4569,7 @@
               <w:jc w:val="left"/>
             </w:pPr>
             <w:r>
-              <w:t xml:space="preserve">Results presentation; international collaboration</w:t>
+              <w:t xml:space="preserve">Presentation of results, international collaboration</w:t>
             </w:r>
           </w:p>
         </w:tc>
@@ -4947,13 +4610,13 @@
           <w:bCs/>
           <w:b/>
         </w:rPr>
-        <w:t xml:space="preserve">Preparatory work, before month 1 and outside grant funding:</w:t>
-      </w:r>
-      <w:r>
-        <w:t xml:space="preserve"> </w:t>
-      </w:r>
-      <w:r>
-        <w:t xml:space="preserve">project-specific data agreements with HUG and 144/CASU; data governance confirmed under the applicable institutional and regulatory framework before any analysis; hardening of LiteRev-Evidence before clinical data connect.</w:t>
+        <w:t xml:space="preserve">Preparatory work, before month 1 and outside grant funding.</w:t>
+      </w:r>
+      <w:r>
+        <w:t xml:space="preserve"> </w:t>
+      </w:r>
+      <w:r>
+        <w:t xml:space="preserve">Project-specific data agreements with HUG and 144/CASU, data governance confirmed under the applicable institutional and regulatory framework before any analysis, and hardening of LiteRev-Evidence before clinical data connect.</w:t>
       </w:r>
     </w:p>
     <w:bookmarkEnd w:id="68"/>
@@ -4982,13 +4645,7 @@
         <w:t xml:space="preserve"> </w:t>
       </w:r>
       <w:r>
-        <w:t xml:space="preserve">I execute WP2 and WP3's confirmatory design personally and lead WP1's</w:t>
-      </w:r>
-      <w:r>
-        <w:t xml:space="preserve"> </w:t>
-      </w:r>
-      <w:r>
-        <w:t xml:space="preserve">protocol and WP4's decision work. One</w:t>
+        <w:t xml:space="preserve">I execute WP2 and WP3's confirmatory design personally and lead WP1's protocol and WP4's decision work. One</w:t>
       </w:r>
       <w:r>
         <w:t xml:space="preserve"> </w:t>
@@ -5004,19 +4661,7 @@
         <w:t xml:space="preserve"> </w:t>
       </w:r>
       <w:r>
-        <w:t xml:space="preserve">(support personnel, 50% over 48 months) carries the T3.1–T3.2 harmonisation and</w:t>
-      </w:r>
-      <w:r>
-        <w:t xml:space="preserve"> </w:t>
-      </w:r>
-      <w:r>
-        <w:t xml:space="preserve">rolling-origin pipeline and the reproducibility engineering behind D1.1 and D3.1; a</w:t>
-      </w:r>
-      <w:r>
-        <w:t xml:space="preserve"> </w:t>
-      </w:r>
-      <w:r>
-        <w:t xml:space="preserve">separately contracted</w:t>
+        <w:t xml:space="preserve">(support personnel, 50% over 48 months) carries the T3.1–T3.2 harmonisation and rolling-origin pipeline and the reproducibility engineering behind D1.1 and D3.1. A separately contracted</w:t>
       </w:r>
       <w:r>
         <w:t xml:space="preserve"> </w:t>
@@ -5032,13 +4677,7 @@
         <w:t xml:space="preserve"> </w:t>
       </w:r>
       <w:r>
-        <w:t xml:space="preserve">(M3–M9) provides T1.2's second extraction</w:t>
-      </w:r>
-      <w:r>
-        <w:t xml:space="preserve"> </w:t>
-      </w:r>
-      <w:r>
-        <w:t xml:space="preserve">arm. No other personnel are requested.</w:t>
+        <w:t xml:space="preserve">(M3–M9) provides T1.2's second extraction arm. No other personnel are requested.</w:t>
       </w:r>
     </w:p>
     <w:p>
@@ -5046,23 +4685,23 @@
         <w:pStyle w:val="BodyText"/>
       </w:pPr>
       <w:r>
-        <w:t xml:space="preserve">No serial chain: WP2 falls back to weakly informative priors if WP1 finds extraction inadequate; WP3's open-data track runs regardless of access; WP4's decision analysis is retrospective.</w:t>
-      </w:r>
-      <w:r>
-        <w:t xml:space="preserve"> </w:t>
-      </w:r>
-      <w:r>
-        <w:rPr>
-          <w:bCs/>
-          <w:b/>
-        </w:rPr>
-        <w:t xml:space="preserve">What open data alone costs:</w:t>
-      </w:r>
-      <w:r>
-        <w:t xml:space="preserve"> </w:t>
-      </w:r>
-      <w:r>
-        <w:t xml:space="preserve">open series are not emergency-system demand, so the claim narrows and most of WP4 turns illustrative; hence the agreements are a pre-award action.</w:t>
+        <w:t xml:space="preserve">There is no serial chain. WP2 falls back to weakly informative priors if WP1 finds extraction inadequate, WP3's open-data track runs regardless of access, and WP4's decision analysis is retrospective.</w:t>
+      </w:r>
+      <w:r>
+        <w:t xml:space="preserve"> </w:t>
+      </w:r>
+      <w:r>
+        <w:rPr>
+          <w:bCs/>
+          <w:b/>
+        </w:rPr>
+        <w:t xml:space="preserve">Open data alone has a cost.</w:t>
+      </w:r>
+      <w:r>
+        <w:t xml:space="preserve"> </w:t>
+      </w:r>
+      <w:r>
+        <w:t xml:space="preserve">Open series are not emergency-system demand, so the claim would narrow and most of WP4 would turn illustrative, hence the pre-award agreements.</w:t>
       </w:r>
     </w:p>
     <w:p>
@@ -5130,7 +4769,7 @@
           <w:iCs/>
           <w:i/>
         </w:rPr>
-        <w:t xml:space="preserve">Figure 2: work packages, tasks and milestones over 48 months.</w:t>
+        <w:t xml:space="preserve">Figure 2. Work packages, tasks and milestones over 48 months.</w:t>
       </w:r>
     </w:p>
     <w:tbl>
@@ -5142,9 +4781,9 @@
         <w:tblLayout w:type="fixed"/>
       </w:tblPr>
       <w:tblGrid>
+        <w:gridCol w:w="1647"/>
         <w:gridCol w:w="1560"/>
-        <w:gridCol w:w="1560"/>
-        <w:gridCol w:w="7426"/>
+        <w:gridCol w:w="7339"/>
       </w:tblGrid>
       <w:tr>
         <w:trPr>
@@ -5296,7 +4935,7 @@
               <w:jc w:val="left"/>
             </w:pPr>
             <w:r>
-              <w:t xml:space="preserve">Open-data benchmark running; operational series harmonised, or fallback activated</w:t>
+              <w:t xml:space="preserve">Open-data benchmark running, operational series harmonised (or fallback)</w:t>
             </w:r>
           </w:p>
         </w:tc>
@@ -5410,7 +5049,7 @@
               <w:jc w:val="left"/>
             </w:pPr>
             <w:r>
-              <w:t xml:space="preserve">Cross-archetype analysis complete; dashboard running and prospectively scored for validated demand-based archetypes where authorised</w:t>
+              <w:t xml:space="preserve">Cross-archetype analysis complete, dashboard running where authorised</w:t>
             </w:r>
           </w:p>
         </w:tc>
@@ -5441,7 +5080,7 @@
         <w:t xml:space="preserve"> </w:t>
       </w:r>
       <w:r>
-        <w:t xml:space="preserve">Modellers seed early-crisis models with parameters lifted from a few studies; evidence-synthesis platforms (mine included) assume pooled estimates are reusable as priors; a calibrated null tells both that the practice buys nothing where it matters most.</w:t>
+        <w:t xml:space="preserve">Modellers seed early-crisis models with parameters from a few studies, and evidence-synthesis platforms (mine included) assume pooled estimates are reusable as priors. A calibrated null tells both that the practice buys nothing where it matters most.</w:t>
       </w:r>
     </w:p>
     <w:p>
@@ -5459,7 +5098,7 @@
         <w:t xml:space="preserve"> </w:t>
       </w:r>
       <w:r>
-        <w:t xml:space="preserve">Peer-reviewed articles, preprints on submission, open access throughout; benchmarks, prior library and code as</w:t>
+        <w:t xml:space="preserve">Peer-reviewed articles, preprints on submission and open access throughout. Benchmarks, the prior library and the code are released as</w:t>
       </w:r>
       <w:r>
         <w:t xml:space="preserve"> </w:t>
@@ -5472,7 +5111,7 @@
         <w:t xml:space="preserve">citable, versioned open resources</w:t>
       </w:r>
       <w:r>
-        <w:t xml:space="preserve">; results returned to the partners. Durable resources, subordinate to the central question:</w:t>
+        <w:t xml:space="preserve">, and results are returned to the partners. The durable resources, subordinate to the central question, are</w:t>
       </w:r>
       <w:r>
         <w:t xml:space="preserve"> </w:t>
@@ -5545,25 +5184,7 @@
         <w:t xml:space="preserve"> </w:t>
       </w:r>
       <w:r>
-        <w:t xml:space="preserve">In a crisis's first weeks, emergency systems decide whether to open capacity, redistribute resources or escalate before local outcomes are informative; the project quantifies whether external evidence improves those decisions, and with what residual uncertainty.</w:t>
-      </w:r>
-    </w:p>
-    <w:p>
-      <w:pPr>
-        <w:pStyle w:val="BodyText"/>
-      </w:pPr>
-      <w:r>
-        <w:rPr>
-          <w:bCs/>
-          <w:b/>
-        </w:rPr>
-        <w:t xml:space="preserve">Where this points operationally.</w:t>
-      </w:r>
-      <w:r>
-        <w:t xml:space="preserve"> </w:t>
-      </w:r>
-      <w:r>
-        <w:t xml:space="preserve">Each validated archetype leaves a registered, automatically re-validated configuration in the hands of the services that would use it; extending that nucleus into a multi-crisis surveillance platform is the explicit post-grant pathway.</w:t>
+        <w:t xml:space="preserve">In a crisis's first weeks, emergency systems decide whether to open capacity, redistribute resources or escalate before local outcomes are informative. The project quantifies whether external evidence improves those decisions, and with what residual uncertainty. Each validated archetype leaves a registered, automatically re-validated configuration with the services, and extending that nucleus into a multi-crisis surveillance platform is the post-grant pathway.</w:t>
       </w:r>
     </w:p>
     <w:bookmarkEnd w:id="75"/>
@@ -5591,7 +5212,7 @@
         <w:t xml:space="preserve"> </w:t>
       </w:r>
       <w:r>
-        <w:t xml:space="preserve">I have the methods, the prototype and the domain access, used so far inside other people's programmes; what I lacked is a research agenda of my own.</w:t>
+        <w:t xml:space="preserve">I have the methods, the prototype and the domain access, used so far inside other people's programmes. What I lacked is a research agenda of my own.</w:t>
       </w:r>
     </w:p>
     <w:tbl>
@@ -5603,10 +5224,10 @@
         <w:tblLayout w:type="fixed"/>
       </w:tblPr>
       <w:tblGrid>
-        <w:gridCol w:w="2167"/>
-        <w:gridCol w:w="3832"/>
+        <w:gridCol w:w="2668"/>
+        <w:gridCol w:w="3418"/>
         <w:gridCol w:w="1560"/>
-        <w:gridCol w:w="2987"/>
+        <w:gridCol w:w="2900"/>
       </w:tblGrid>
       <w:tr>
         <w:trPr>
@@ -5706,7 +5327,7 @@
               <w:jc w:val="left"/>
             </w:pPr>
             <w:r>
-              <w:t xml:space="preserve">Decision support; no test of evidence-derived priors</w:t>
+              <w:t xml:space="preserve">No test of evidence priors</w:t>
             </w:r>
           </w:p>
         </w:tc>
@@ -5720,19 +5341,19 @@
               <w:jc w:val="left"/>
             </w:pPr>
             <w:r>
-              <w:t xml:space="preserve">GeoAI4EI (Horizon Europe)</w:t>
-            </w:r>
-          </w:p>
-        </w:tc>
-        <w:tc>
-          <w:tcPr/>
-          <w:p>
-            <w:pPr>
-              <w:pStyle w:val="Compact"/>
-              <w:jc w:val="left"/>
-            </w:pPr>
-            <w:r>
-              <w:t xml:space="preserve">European epidemic-intelligence toolbox</w:t>
+              <w:t xml:space="preserve">GeoAI4EI (EU)</w:t>
+            </w:r>
+          </w:p>
+        </w:tc>
+        <w:tc>
+          <w:tcPr/>
+          <w:p>
+            <w:pPr>
+              <w:pStyle w:val="Compact"/>
+              <w:jc w:val="left"/>
+            </w:pPr>
+            <w:r>
+              <w:t xml:space="preserve">Epidemic-intelligence toolbox</w:t>
             </w:r>
           </w:p>
         </w:tc>
@@ -5756,7 +5377,7 @@
               <w:jc w:val="left"/>
             </w:pPr>
             <w:r>
-              <w:t xml:space="preserve">Infrastructure; no test of borrowed evidence</w:t>
+              <w:t xml:space="preserve">Infrastructure only</w:t>
             </w:r>
           </w:p>
         </w:tc>
@@ -5770,19 +5391,19 @@
               <w:jc w:val="left"/>
             </w:pPr>
             <w:r>
-              <w:t xml:space="preserve">Legionellosis study (ongoing)</w:t>
-            </w:r>
-          </w:p>
-        </w:tc>
-        <w:tc>
-          <w:tcPr/>
-          <w:p>
-            <w:pPr>
-              <w:pStyle w:val="Compact"/>
-              <w:jc w:val="left"/>
-            </w:pPr>
-            <w:r>
-              <w:t xml:space="preserve">Geneva waterborne outbreak determinants</w:t>
+              <w:t xml:space="preserve">Legionellosis (ongoing)</w:t>
+            </w:r>
+          </w:p>
+        </w:tc>
+        <w:tc>
+          <w:tcPr/>
+          <w:p>
+            <w:pPr>
+              <w:pStyle w:val="Compact"/>
+              <w:jc w:val="left"/>
+            </w:pPr>
+            <w:r>
+              <w:t xml:space="preserve">Waterborne outbreaks, Geneva</w:t>
             </w:r>
           </w:p>
         </w:tc>
@@ -5806,7 +5427,7 @@
               <w:jc w:val="left"/>
             </w:pPr>
             <w:r>
-              <w:t xml:space="preserve">Supplies a contrasting validation extension</w:t>
+              <w:t xml:space="preserve">Contrasting extension</w:t>
             </w:r>
           </w:p>
         </w:tc>
@@ -5840,7 +5461,7 @@
                 <w:bCs/>
                 <w:b/>
               </w:rPr>
-              <w:t xml:space="preserve">When evidence borrowing helps at cold start, and when it harms</w:t>
+              <w:t xml:space="preserve">Cold-start evidence borrowing</w:t>
             </w:r>
           </w:p>
         </w:tc>
@@ -5856,7 +5477,7 @@
                 <w:bCs/>
                 <w:b/>
               </w:rPr>
-              <w:t xml:space="preserve">PI, full-time</w:t>
+              <w:t xml:space="preserve">PI, 100%</w:t>
             </w:r>
           </w:p>
         </w:tc>
@@ -5883,10 +5504,13 @@
           <w:bCs/>
           <w:b/>
         </w:rPr>
-        <w:t xml:space="preserve">This project does not build another epidemic-intelligence platform</w:t>
-      </w:r>
-      <w:r>
-        <w:t xml:space="preserve">: it uses existing infrastructures to test a question that is a work package of none of them.</w:t>
+        <w:t xml:space="preserve">This project does not build another epidemic-intelligence platform.</w:t>
+      </w:r>
+      <w:r>
+        <w:t xml:space="preserve"> </w:t>
+      </w:r>
+      <w:r>
+        <w:t xml:space="preserve">It uses existing infrastructures to test a question that is a work package of none of them.</w:t>
       </w:r>
     </w:p>
     <w:p>
@@ -5904,7 +5528,7 @@
         <w:t xml:space="preserve"> </w:t>
       </w:r>
       <w:r>
-        <w:t xml:space="preserve">The question arose while I was building LiteRev-Evidence: the platform could pool published estimates into priors, and nothing established whether they improved forecasting in a new setting. The methodological core came from fifteen years of quantitative finance, from no group I have worked in; the platform was developed at UNIGE under my scientific direction.</w:t>
+        <w:t xml:space="preserve">The question arose while I was building LiteRev-Evidence. It could pool published estimates into priors, and nothing showed whether they improved forecasting in a new setting. The methodological core came from fifteen years of quantitative finance, from no group I have worked in, and the platform was developed at UNIGE under my scientific direction.</w:t>
       </w:r>
     </w:p>
     <w:p>
@@ -5922,7 +5546,7 @@
         <w:t xml:space="preserve"> </w:t>
       </w:r>
       <w:r>
-        <w:t xml:space="preserve">Prof. Olivia Keiser leads the group in which I developed LiteRev; she also leads the legionellosis study, GeoAI4EI and the MAS on which I teach; she co-authors my output (expected at this stage) and has</w:t>
+        <w:t xml:space="preserve">Prof. Olivia Keiser leads the group in which I developed LiteRev. She also leads the legionellosis study, GeoAI4EI and the MAS on which I teach, and she co-authors my output, as expected at this stage, but she has</w:t>
       </w:r>
       <w:r>
         <w:t xml:space="preserve"> </w:t>
@@ -5966,17 +5590,17 @@
         <w:t xml:space="preserve">Institute of Global Health</w:t>
       </w:r>
       <w:r>
-        <w:t xml:space="preserve">, I will lead an independent programme alongside its groups rather than inside one; the guarantees are in the confirmation letters. The programme is executable by the PI and budgeted support personnel:</w:t>
-      </w:r>
-      <w:r>
-        <w:t xml:space="preserve"> </w:t>
-      </w:r>
-      <w:r>
-        <w:rPr>
-          <w:bCs/>
-          <w:b/>
-        </w:rPr>
-        <w:t xml:space="preserve">no named individual other than the PI is scientifically load-bearing.</w:t>
+        <w:t xml:space="preserve">, I will lead an independent programme alongside its groups rather than inside one, and the guarantees are in the confirmation letters. The programme is executable by the PI and budgeted support personnel.</w:t>
+      </w:r>
+      <w:r>
+        <w:t xml:space="preserve"> </w:t>
+      </w:r>
+      <w:r>
+        <w:rPr>
+          <w:bCs/>
+          <w:b/>
+        </w:rPr>
+        <w:t xml:space="preserve">No named individual other than the PI is scientifically load-bearing.</w:t>
       </w:r>
     </w:p>
     <w:p>
@@ -5994,7 +5618,7 @@
         <w:t xml:space="preserve"> </w:t>
       </w:r>
       <w:r>
-        <w:t xml:space="preserve">By month 48: a validated answer and a first-author record, the basis for group leadership or a professorship.</w:t>
+        <w:t xml:space="preserve">By month 48, a validated answer and a first-author record, the basis for group leadership or a professorship.</w:t>
       </w:r>
     </w:p>
     <w:bookmarkEnd w:id="76"/>

--- a/03-research-plan/FINAL-research-plan.docx
+++ b/03-research-plan/FINAL-research-plan.docx
@@ -1579,7 +1579,7 @@
         <w:t xml:space="preserve"> </w:t>
       </w:r>
       <w:r>
-        <w:t xml:space="preserve">For the demand-based archetypes, decision-analytic evaluation under emergency responders' losses and escalation thresholds can rank modelling strategies differently from generic accuracy criteria. The evidence-derived strategy is useful only when its gain crosses a decision threshold.</w:t>
+        <w:t xml:space="preserve">For the demand-based archetypes, decision-analytic evaluation under responders' losses and escalation thresholds can rank modelling strategies differently from generic accuracy criteria. The evidence-derived strategy is useful only when its gain crosses a decision threshold.</w:t>
       </w:r>
     </w:p>
     <w:bookmarkEnd w:id="40"/>
@@ -2289,7 +2289,7 @@
         <w:pStyle w:val="FirstParagraph"/>
       </w:pPr>
       <w:r>
-        <w:t xml:space="preserve">Rare exceedances are modelled with peaks over threshold and the generalised Pareto distribution, coupled to the probability of the critical state, with threshold sensitivity reported. This is supporting work, not a separate objective.</w:t>
+        <w:t xml:space="preserve">Rare exceedances are modelled with peaks over threshold and the generalised Pareto distribution, coupled to the critical-state probability, with threshold sensitivity reported, as supporting work rather than a separate objective.</w:t>
       </w:r>
     </w:p>
     <w:bookmarkEnd w:id="51"/>
@@ -2438,7 +2438,7 @@
         <w:t xml:space="preserve"> </w:t>
       </w:r>
       <w:r>
-        <w:t xml:space="preserve">D2.1 specification and identifiability study, D2.2 open implementation, D2.3 methods paper.</w:t>
+        <w:t xml:space="preserve">D2.1 specification and identifiability study, D2.2 open code, D2.3 methods paper.</w:t>
       </w:r>
     </w:p>
     <w:p>
@@ -5224,10 +5224,10 @@
         <w:tblLayout w:type="fixed"/>
       </w:tblPr>
       <w:tblGrid>
-        <w:gridCol w:w="2668"/>
-        <w:gridCol w:w="3418"/>
+        <w:gridCol w:w="2167"/>
+        <w:gridCol w:w="3832"/>
         <w:gridCol w:w="1560"/>
-        <w:gridCol w:w="2900"/>
+        <w:gridCol w:w="2987"/>
       </w:tblGrid>
       <w:tr>
         <w:trPr>
@@ -5327,7 +5327,7 @@
               <w:jc w:val="left"/>
             </w:pPr>
             <w:r>
-              <w:t xml:space="preserve">No test of evidence priors</w:t>
+              <w:t xml:space="preserve">Decision support, no test of evidence-derived priors</w:t>
             </w:r>
           </w:p>
         </w:tc>
@@ -5341,19 +5341,19 @@
               <w:jc w:val="left"/>
             </w:pPr>
             <w:r>
-              <w:t xml:space="preserve">GeoAI4EI (EU)</w:t>
-            </w:r>
-          </w:p>
-        </w:tc>
-        <w:tc>
-          <w:tcPr/>
-          <w:p>
-            <w:pPr>
-              <w:pStyle w:val="Compact"/>
-              <w:jc w:val="left"/>
-            </w:pPr>
-            <w:r>
-              <w:t xml:space="preserve">Epidemic-intelligence toolbox</w:t>
+              <w:t xml:space="preserve">GeoAI4EI (Horizon Europe)</w:t>
+            </w:r>
+          </w:p>
+        </w:tc>
+        <w:tc>
+          <w:tcPr/>
+          <w:p>
+            <w:pPr>
+              <w:pStyle w:val="Compact"/>
+              <w:jc w:val="left"/>
+            </w:pPr>
+            <w:r>
+              <w:t xml:space="preserve">European epidemic-intelligence toolbox</w:t>
             </w:r>
           </w:p>
         </w:tc>
@@ -5377,7 +5377,7 @@
               <w:jc w:val="left"/>
             </w:pPr>
             <w:r>
-              <w:t xml:space="preserve">Infrastructure only</w:t>
+              <w:t xml:space="preserve">Infrastructure, no test of borrowed evidence</w:t>
             </w:r>
           </w:p>
         </w:tc>
@@ -5391,19 +5391,19 @@
               <w:jc w:val="left"/>
             </w:pPr>
             <w:r>
-              <w:t xml:space="preserve">Legionellosis (ongoing)</w:t>
-            </w:r>
-          </w:p>
-        </w:tc>
-        <w:tc>
-          <w:tcPr/>
-          <w:p>
-            <w:pPr>
-              <w:pStyle w:val="Compact"/>
-              <w:jc w:val="left"/>
-            </w:pPr>
-            <w:r>
-              <w:t xml:space="preserve">Waterborne outbreaks, Geneva</w:t>
+              <w:t xml:space="preserve">Legionellosis study (ongoing)</w:t>
+            </w:r>
+          </w:p>
+        </w:tc>
+        <w:tc>
+          <w:tcPr/>
+          <w:p>
+            <w:pPr>
+              <w:pStyle w:val="Compact"/>
+              <w:jc w:val="left"/>
+            </w:pPr>
+            <w:r>
+              <w:t xml:space="preserve">Geneva waterborne outbreak determinants</w:t>
             </w:r>
           </w:p>
         </w:tc>
@@ -5427,7 +5427,7 @@
               <w:jc w:val="left"/>
             </w:pPr>
             <w:r>
-              <w:t xml:space="preserve">Contrasting extension</w:t>
+              <w:t xml:space="preserve">Supplies a contrasting validation extension</w:t>
             </w:r>
           </w:p>
         </w:tc>
@@ -5461,7 +5461,7 @@
                 <w:bCs/>
                 <w:b/>
               </w:rPr>
-              <w:t xml:space="preserve">Cold-start evidence borrowing</w:t>
+              <w:t xml:space="preserve">When evidence borrowing helps at cold start, and when it harms</w:t>
             </w:r>
           </w:p>
         </w:tc>
@@ -5477,7 +5477,7 @@
                 <w:bCs/>
                 <w:b/>
               </w:rPr>
-              <w:t xml:space="preserve">PI, 100%</w:t>
+              <w:t xml:space="preserve">PI, full-time</w:t>
             </w:r>
           </w:p>
         </w:tc>
@@ -5528,7 +5528,7 @@
         <w:t xml:space="preserve"> </w:t>
       </w:r>
       <w:r>
-        <w:t xml:space="preserve">The question arose while I was building LiteRev-Evidence. It could pool published estimates into priors, and nothing showed whether they improved forecasting in a new setting. The methodological core came from fifteen years of quantitative finance, from no group I have worked in, and the platform was developed at UNIGE under my scientific direction.</w:t>
+        <w:t xml:space="preserve">The question arose while building LiteRev-Evidence. It could pool published estimates into priors, and nothing showed whether they improved forecasting in a new setting. The methodological core came from fifteen years of quantitative finance, from no group I have worked in, and the platform was built at UNIGE under my scientific direction.</w:t>
       </w:r>
     </w:p>
     <w:p>

--- a/03-research-plan/FINAL-research-plan.docx
+++ b/03-research-plan/FINAL-research-plan.docx
@@ -28,7 +28,7 @@
         <w:pStyle w:val="FirstParagraph"/>
       </w:pPr>
       <w:r>
-        <w:t xml:space="preserve">When a health crisis begins, the quantities decision-makers need to forecast (calls, presentations, demand, occupancy, severity) are precisely those for which almost no local outcome data yet exist. The outcome series is a handful of noisy observations, and systems that perform well on years of local history are weak when early decisions matter most. Published evidence from analogous events elsewhere is another source of quantitative information. It is rarely tested as formal prior information, because of the lack of reliable extraction and the difficulty of transporting it to the new setting. A confidently wrong prior is worse than none, and it is most influential exactly when local data cannot correct it.</w:t>
+        <w:t xml:space="preserve">When a health crisis begins, the quantities decision-makers need to forecast (calls, presentations, demand, occupancy, severity) are precisely those for which almost no local outcome data yet exist. The outcome series is a handful of noisy observations, and systems that perform well on years of local history are weak when early decisions matter most. Published evidence from analogous events, elsewhere or in the past, is another source of quantitative information. It is rarely tested as formal prior information, because of the lack of reliable extraction and the difficulty of transporting it to the situation at hand. A confidently wrong prior is worse than none, and it is most influential exactly when local data cannot correct it.</w:t>
       </w:r>
     </w:p>
     <w:p>

--- a/03-research-plan/FINAL-research-plan.docx
+++ b/03-research-plan/FINAL-research-plan.docx
@@ -11,7 +11,7 @@
           <w:bCs/>
           <w:b/>
         </w:rPr>
-        <w:t xml:space="preserve">COLDSTART: Using published evidence to forecast health-system crises when local outcome data are still too scarce</w:t>
+        <w:t xml:space="preserve">HEADSTART: Forecasting health-system crises from published evidence when local outcome data are scarce</w:t>
       </w:r>
     </w:p>
     <w:bookmarkStart w:id="20" w:name="X54a346158e1c9302d737b408239f1b33007b474"/>
@@ -675,7 +675,7 @@
         <w:pStyle w:val="BodyText"/>
       </w:pPr>
       <w:r>
-        <w:t xml:space="preserve">For GESICA I built the data foundation of the Geneva–Vaud–Neuchâtel network, whose Geneva core COLDSTART uses. It covers</w:t>
+        <w:t xml:space="preserve">For GESICA I built the data foundation of the Geneva–Vaud–Neuchâtel network, whose Geneva core HEADSTART uses. It covers</w:t>
       </w:r>
       <w:r>
         <w:t xml:space="preserve"> </w:t>
@@ -1601,7 +1601,7 @@
           <w:bCs/>
           <w:b/>
         </w:rPr>
-        <w:t xml:space="preserve">COLDSTART's real-world scope is three health-system crisis archetypes, and no more.</w:t>
+        <w:t xml:space="preserve">HEADSTART's real-world scope is three health-system crisis archetypes, and no more.</w:t>
       </w:r>
       <w:r>
         <w:t xml:space="preserve"> </w:t>

--- a/03-research-plan/FINAL-research-plan.docx
+++ b/03-research-plan/FINAL-research-plan.docx
@@ -11,7 +11,7 @@
           <w:bCs/>
           <w:b/>
         </w:rPr>
-        <w:t xml:space="preserve">HEADSTART: Forecasting health-system crises from published evidence when local outcome data are scarce</w:t>
+        <w:t xml:space="preserve">HEADSTART: Forecasting health-system demand with published evidence</w:t>
       </w:r>
     </w:p>
     <w:bookmarkStart w:id="20" w:name="X54a346158e1c9302d737b408239f1b33007b474"/>
@@ -28,7 +28,7 @@
         <w:pStyle w:val="FirstParagraph"/>
       </w:pPr>
       <w:r>
-        <w:t xml:space="preserve">When a health crisis begins, the quantities decision-makers need to forecast (calls, presentations, demand, occupancy, severity) are precisely those for which almost no local outcome data yet exist. The outcome series is a handful of noisy observations, and systems that perform well on years of local history are weak when early decisions matter most. Published evidence from analogous events, elsewhere or in the past, is another source of quantitative information. It is rarely tested as formal prior information, because of the lack of reliable extraction and the difficulty of transporting it to the situation at hand. A confidently wrong prior is worse than none, and it is most influential exactly when local data cannot correct it.</w:t>
+        <w:t xml:space="preserve">At the start of a health crisis, many useful inputs are already available. Weather and air-quality measurements, calendar effects, wastewater and public surveillance data can often be obtained from public feeds or linked through established partners. The main gap is not usually a lack of these contextual data. It is the small number of reliable outcomes from the specific episode and local service that need to be forecast. Historical local records may be extensive, but they cannot immediately show how a new episode is affecting cause-specific emergency demand. The model must estimate and update that relationship as episode outcomes arrive.</w:t>
       </w:r>
     </w:p>
     <w:p>
@@ -36,36 +36,7 @@
         <w:pStyle w:val="BodyText"/>
       </w:pPr>
       <w:r>
-        <w:t xml:space="preserve">This project asks one question.</w:t>
-      </w:r>
-      <w:r>
-        <w:t xml:space="preserve"> </w:t>
-      </w:r>
-      <w:r>
-        <w:rPr>
-          <w:bCs/>
-          <w:b/>
-        </w:rPr>
-        <w:t xml:space="preserve">At the start of a crisis, when local outcome data are still too scarce, can published quantitative evidence, extracted automatically, adapted to the local setting and fed into predictive models, improve forecasts of health-system escalation?</w:t>
-      </w:r>
-      <w:r>
-        <w:t xml:space="preserve"> </w:t>
-      </w:r>
-      <w:r>
-        <w:t xml:space="preserve">Answering it means showing that the evidence is extracted reliably, that we can tell early when it misleads, and that any gain is large enough to change decisions. Finally, the whole system runs on its own, with models built from the evidence and its forecasts verified prospectively against observed outcomes.</w:t>
-      </w:r>
-      <w:r>
-        <w:t xml:space="preserve"> </w:t>
-      </w:r>
-      <w:r>
-        <w:rPr>
-          <w:bCs/>
-          <w:b/>
-        </w:rPr>
-        <w:t xml:space="preserve">LiteRev-Evidence</w:t>
-      </w:r>
-      <w:r>
-        <w:t xml:space="preserve">, the prototype I built, already covers this whole path. Starting from a question in plain language, it extracts the published numbers and grades how certain they are, combines them into distributions of plausible values, suggests explanatory variables, and then fits and compares candidate models.</w:t>
+        <w:t xml:space="preserve">HEADSTART asks whether published evidence from other settings and past events can improve forecasts before enough outcomes from the current episode are available, and whether the method can detect when that evidence is misleading. Published studies may inform plausible parameter values, useful explanatory variables and lags, candidate model forms, and outcome or warning thresholds. A prior is a probability distribution for model parameters before it is updated with outcomes from the current episode. It represents uncertainty rather than treating a published estimate as exact. HEADSTART will extract this information, measure extraction error and assess how relevant each finding is to Geneva. The main comparison is between a reference strategy and an evidence-informed strategy. Both use the same available context feeds, historical local outcome data and outcomes observed so far in the current episode. Only the evidence-informed strategy uses information extracted from published studies to shape its parameter distributions and model choices.</w:t>
       </w:r>
     </w:p>
     <w:p>
@@ -73,7 +44,7 @@
         <w:pStyle w:val="BodyText"/>
       </w:pPr>
       <w:r>
-        <w:t xml:space="preserve">The project turns this prototype into a validated instrument and tests it. First, I measure how faithfully automated extraction reproduces the literature and carry its errors into every number the models use. Second, I let the evidence say what should be forecast. Depending on the crisis, the quantity to predict may be a count, whether a threshold is crossed, or a set of levels of pressure on the care system. A continuous quantity is turned into levels whose number and thresholds start from what the literature reports before they are fixed for the tests. The models also read the short local history for an early-warning signal, the slowing down that often precedes a tipping point. Third, I replay past crises day by day, using only what was known at each moment, to measure whether the evidence improves early forecasts and when it misleads. Fourth, I ask whether any gain is large enough to change what emergency services decide. The decisive test is a contest between two arms, one using the evidence and one using local data only. In both, an automated engine checks and scores a library of candidate models and picks the best under rules fixed in advance.</w:t>
+        <w:t xml:space="preserve">The work has four linked parts. I will benchmark automated extraction against an independently adjudicated sample and measure how extraction errors affect the uncertainty carried into models. I will build a model that represents pressure on the health system in ordered levels, from routine to critical, while forecasting demand. I will then replay past episodes using only the information available at each forecast date and compare the two strategies. Finally, I will assess whether differences in forecast quality would change operational decisions. Both strategies receive the same weather, air-quality, calendar and surveillance feeds, and both use the same local outcome history. Candidate models are selected under the same rules, set before forecast performance is examined.</w:t>
       </w:r>
     </w:p>
     <w:p>
@@ -81,23 +52,7 @@
         <w:pStyle w:val="BodyText"/>
       </w:pPr>
       <w:r>
-        <w:t xml:space="preserve">The tests take place in Geneva, on three crises the canton actually faces, chosen because what drives them differs. Respiratory epidemics spread from person to person and are the best documented in the literature, so they carry the main test. Heatwaves are driven by exposure, not transmission, and come second, only if the first test is passed, to show whether the approach transfers to a crisis of a different nature. Legionellosis outbreaks arise from the built environment and produce few cases, the hardest ground for borrowed evidence. They come last, as a year-4 extension on a linked dataset I already lead. Before any of this, the whole machinery is validated on open Swiss data and released as a public benchmark. Both results are useful. If the evidence helps, the project shows when and by how much. If it does not, or if its harm cannot be caught early enough, the project sets a limit that modellers and evidence platforms currently assume away. Where the models pass and the services authorise it, the system runs by month 48 as a</w:t>
-      </w:r>
-      <w:r>
-        <w:t xml:space="preserve"> </w:t>
-      </w:r>
-      <w:r>
-        <w:rPr>
-          <w:bCs/>
-          <w:b/>
-        </w:rPr>
-        <w:t xml:space="preserve">daily dashboard</w:t>
-      </w:r>
-      <w:r>
-        <w:t xml:space="preserve"> </w:t>
-      </w:r>
-      <w:r>
-        <w:t xml:space="preserve">with Geneva's emergency services, observing and never steering care, its forecasts scored as the outcomes arrive. It is the seed of a living surveillance platform.</w:t>
+        <w:t xml:space="preserve">The real-world tests are in Geneva and cover three settings with different drivers. Respiratory epidemics provide the primary test because published evidence is comparatively rich. Heat-related demand is tested second, and only if the respiratory test succeeds. Legionellosis is a year-four extension using a linked case-environment dataset on which I already lead the data work. It tests case-incidence forecasting and sits outside the emergency-demand comparison. Before clinical data are analysed, the methods will be tested on open Swiss series and released as a public benchmark. If published evidence improves forecasts, the project will show when and by how much. If it has no benefit or causes harm, the result will define where it should not be used. For validated demand-based applications that services authorise, forecasts will run in a daily observation-mode dashboard and be scored against outcomes as they arrive. The dashboard will not direct clinical care.</w:t>
       </w:r>
     </w:p>
     <w:p>
@@ -105,7 +60,7 @@
         <w:pStyle w:val="BodyText"/>
       </w:pPr>
       <w:r>
-        <w:t xml:space="preserve">I come to this question from an unusual place. For fifteen years I modelled rare events and sudden regime changes in quantitative finance, where a model that is confident and wrong in a crisis is the most expensive kind. I then completed a doctorate in biomedical sciences at Geneva, built LiteRev and LiteRev-Evidence, and now work daily with the canton's emergency and surveillance data through the Franco-Swiss GESICA programme. The question arose from that work. Ambizione gives me the independence to answer it as my own programme.</w:t>
+        <w:t xml:space="preserve">My background combines fifteen years in quantitative finance, where I worked on rare-event risk, regime changes and stress testing, with a doctorate in biomedical sciences at Geneva. I conceived and built LiteRev with Aziza Merzouki in Olivia Keiser's group, then extended that work into LiteRev-Evidence, the prototype for structured evidence extraction and model comparison. Through GESICA, I also work with Geneva emergency and surveillance data. HEADSTART builds on these methods and data but tests a distinct question through a programme I will lead.</w:t>
       </w:r>
     </w:p>
     <w:bookmarkEnd w:id="20"/>
@@ -127,13 +82,13 @@
         <w:t xml:space="preserve">2.1 Current state of research in the field</w:t>
       </w:r>
     </w:p>
-    <w:bookmarkStart w:id="21" w:name="X43445948763c0459dd15c2d92000ee48deb1003"/>
+    <w:bookmarkStart w:id="21" w:name="X3facd72f82c1d025019232a58be8c0fa969951b"/>
     <w:p>
       <w:pPr>
         <w:pStyle w:val="Heading3"/>
       </w:pPr>
       <w:r>
-        <w:t xml:space="preserve">2.1.1 Forecasting health-system crises works in steady state and fails at onset</w:t>
+        <w:t xml:space="preserve">2.1.1 Forecasts need outcome history as well as context data</w:t>
       </w:r>
     </w:p>
     <w:p>
@@ -149,20 +104,7 @@
         <w:pStyle w:val="BodyText"/>
       </w:pPr>
       <w:r>
-        <w:t xml:space="preserve">The decisive limitation of these methods is their</w:t>
-      </w:r>
-      <w:r>
-        <w:t xml:space="preserve"> </w:t>
-      </w:r>
-      <w:r>
-        <w:rPr>
-          <w:bCs/>
-          <w:b/>
-        </w:rPr>
-        <w:t xml:space="preserve">dependence on history</w:t>
-      </w:r>
-      <w:r>
-        <w:t xml:space="preserve">. Models that learn from data need enough local observations to capture seasonality, the response to weather and the dynamics of a crisis. Reviews of emergency-demand forecasting list which model families perform for which outcome and horizon [Wargon 2009], and every recommended model is trained on years of local history.</w:t>
+        <w:t xml:space="preserve">The limitation is not usually a lack of contextual inputs. Weather and air-quality measurements, calendar effects, wastewater and some surveillance indicators may be available in near real time through public feeds or partners, and they can be linked automatically to a forecasting model. What is missing at onset is enough reliable outcome data from the particular episode to estimate how those conditions are affecting this service now. Historical records help establish baseline patterns, but the new episode may differ in its drivers, affected population, severity or service response. The relationship between the available inputs and the local outcome must therefore be checked as new outcomes arrive.</w:t>
       </w:r>
     </w:p>
     <w:p>
@@ -170,40 +112,17 @@
         <w:pStyle w:val="BodyText"/>
       </w:pPr>
       <w:r>
-        <w:rPr>
-          <w:bCs/>
-          <w:b/>
-        </w:rPr>
-        <w:t xml:space="preserve">The cold-start problem is a problem of missing outcomes.</w:t>
-      </w:r>
-      <w:r>
-        <w:t xml:space="preserve"> </w:t>
-      </w:r>
-      <w:r>
-        <w:t xml:space="preserve">At crisis onset, context variables abound but the outcome to be forecast does not, and abundance itself can mislead. Google Flu Trends overestimated influenza by more than a factor of two [Lazer 2014]. Early signals do not close the gap. Wastewater needs a shedding-to-incidence relationship that itself comes from external evidence, and transfer learning needs comparable observations from the same period. The common difficulty is</w:t>
-      </w:r>
-      <w:r>
-        <w:t xml:space="preserve"> </w:t>
-      </w:r>
-      <w:r>
-        <w:rPr>
-          <w:bCs/>
-          <w:b/>
-        </w:rPr>
-        <w:t xml:space="preserve">using external quantitative information without pretending it transfers perfectly</w:t>
-      </w:r>
-      <w:r>
-        <w:t xml:space="preserve">.</w:t>
+        <w:t xml:space="preserve">Google Flu Trends illustrates why indirect indicators cannot replace outcome validation. It overestimated influenza by more than a factor of two [Lazer 2014]. Published findings may help, provided their uncertainty and relevance to the local setting are assessed.</w:t>
       </w:r>
     </w:p>
     <w:bookmarkEnd w:id="21"/>
-    <w:bookmarkStart w:id="22" w:name="Xe3b566f1a22695a2f05ca180201ffea70994003"/>
+    <w:bookmarkStart w:id="22" w:name="X9a84fd0f03829a88a730b080303a70e641bdfe4"/>
     <w:p>
       <w:pPr>
         <w:pStyle w:val="Heading3"/>
       </w:pPr>
       <w:r>
-        <w:t xml:space="preserve">2.1.2 Published evidence is an unused source of quantitative prior information</w:t>
+        <w:t xml:space="preserve">2.1.2 Published studies can inform forecasts if uncertainty and relevance are assessed</w:t>
       </w:r>
     </w:p>
     <w:p>
@@ -211,36 +130,7 @@
         <w:pStyle w:val="FirstParagraph"/>
       </w:pPr>
       <w:r>
-        <w:t xml:space="preserve">Methods for borrowing information from other sources are well developed. Power priors [Ibrahim 2000], commensurate priors [Hobbs 2011] and meta-analytic-predictive priors with robust protection against conflict [Schmidli 2014] all exist, and informative priors have been used to forecast disease when local data are sparse [Cook 2023]. What has not been established is narrower and harder, namely whether a prior</w:t>
-      </w:r>
-      <w:r>
-        <w:t xml:space="preserve"> </w:t>
-      </w:r>
-      <w:r>
-        <w:rPr>
-          <w:bCs/>
-          <w:b/>
-        </w:rPr>
-        <w:t xml:space="preserve">built automatically</w:t>
-      </w:r>
-      <w:r>
-        <w:t xml:space="preserve"> </w:t>
-      </w:r>
-      <w:r>
-        <w:t xml:space="preserve">from the literature, carrying its extraction error and its uncertainty about transfer, improves</w:t>
-      </w:r>
-      <w:r>
-        <w:t xml:space="preserve"> </w:t>
-      </w:r>
-      <w:r>
-        <w:rPr>
-          <w:bCs/>
-          <w:b/>
-        </w:rPr>
-        <w:t xml:space="preserve">operational forecasts at cold start under strict historical information constraints</w:t>
-      </w:r>
-      <w:r>
-        <w:t xml:space="preserve">, and whether harmful borrowing is detected in time to act.</w:t>
+        <w:t xml:space="preserve">Statistical models can use earlier studies to inform estimates for a new setting through priors. Methods include power priors [Ibrahim 2000], commensurate priors [Hobbs 2011] and robust meta-analytic-predictive priors [Schmidli 2014]. Informative priors have also been used to forecast disease with little local data [Cook 2023]. The unresolved question is whether an automated pipeline can extract published evidence, preserve its uncertainty, assess its relevance to the new setting and improve forecasts of local health-system demand at crisis onset.</w:t>
       </w:r>
     </w:p>
     <w:p>
@@ -248,59 +138,7 @@
         <w:pStyle w:val="BodyText"/>
       </w:pPr>
       <w:r>
-        <w:rPr>
-          <w:bCs/>
-          <w:b/>
-        </w:rPr>
-        <w:t xml:space="preserve">Parameter values are not the only thing the literature transfers.</w:t>
-      </w:r>
-      <w:r>
-        <w:t xml:space="preserve"> </w:t>
-      </w:r>
-      <w:r>
-        <w:t xml:space="preserve">It also carries</w:t>
-      </w:r>
-      <w:r>
-        <w:t xml:space="preserve"> </w:t>
-      </w:r>
-      <w:r>
-        <w:rPr>
-          <w:bCs/>
-          <w:b/>
-        </w:rPr>
-        <w:t xml:space="preserve">explanatory variables and their lag structures</w:t>
-      </w:r>
-      <w:r>
-        <w:t xml:space="preserve">,</w:t>
-      </w:r>
-      <w:r>
-        <w:t xml:space="preserve"> </w:t>
-      </w:r>
-      <w:r>
-        <w:rPr>
-          <w:bCs/>
-          <w:b/>
-        </w:rPr>
-        <w:t xml:space="preserve">evidence on model forms</w:t>
-      </w:r>
-      <w:r>
-        <w:t xml:space="preserve"> </w:t>
-      </w:r>
-      <w:r>
-        <w:t xml:space="preserve">(which algorithm families work for which crisis type and horizon) and</w:t>
-      </w:r>
-      <w:r>
-        <w:t xml:space="preserve"> </w:t>
-      </w:r>
-      <w:r>
-        <w:rPr>
-          <w:bCs/>
-          <w:b/>
-        </w:rPr>
-        <w:t xml:space="preserve">definitions of outcomes and thresholds</w:t>
-      </w:r>
-      <w:r>
-        <w:t xml:space="preserve">. Living systematic reviews keep such syntheses current [Elliott 2014], yet to my knowledge no operational forecasting framework draws on these objects systematically.</w:t>
+        <w:t xml:space="preserve">Published studies can inform more than parameter values. They can suggest which variables and time lags to consider, which model forms are suitable for a given crisis and forecast horizon, and how outcomes or warning thresholds have been defined. Living systematic reviews keep evidence current [Elliott 2014]. To my knowledge, however, these different forms of evidence have not been tested together in an operational forecasting workflow under strict historical information constraints.</w:t>
       </w:r>
     </w:p>
     <w:p>
@@ -308,17 +146,7 @@
         <w:pStyle w:val="BodyText"/>
       </w:pPr>
       <w:r>
-        <w:rPr>
-          <w:bCs/>
-          <w:b/>
-        </w:rPr>
-        <w:t xml:space="preserve">Extraction.</w:t>
-      </w:r>
-      <w:r>
-        <w:t xml:space="preserve"> </w:t>
-      </w:r>
-      <w:r>
-        <w:t xml:space="preserve">Automated extraction makes synthesis at scale feasible, but extracting numbers remains less reliable than extracting categories (reported accuracy roughly 47–88% versus 74–96%), and omissions dominate the errors [Shankar 2026]. The open question is whether extraction and pooling preserve the spread of values that a calibrated prior needs.</w:t>
+        <w:t xml:space="preserve">Automated extraction makes large-scale evidence synthesis possible, but extraction of numerical results is less reliable than extraction of categories (reported accuracy roughly 47–88% versus 74–96%), and omissions account for a large share of errors [Shankar 2026]. HEADSTART will test whether these errors systematically understate uncertainty and whether an explicit measurement-error model can correct the resulting distributions.</w:t>
       </w:r>
     </w:p>
     <w:p>
@@ -326,27 +154,17 @@
         <w:pStyle w:val="BodyText"/>
       </w:pPr>
       <w:r>
-        <w:rPr>
-          <w:bCs/>
-          <w:b/>
-        </w:rPr>
-        <w:t xml:space="preserve">Transportability.</w:t>
-      </w:r>
-      <w:r>
-        <w:t xml:space="preserve"> </w:t>
-      </w:r>
-      <w:r>
-        <w:t xml:space="preserve">Even perfectly extracted estimates may not transfer across populations, case definitions, health systems or policies. Formal transportability tools exist [Bareinboim 2016; Dahabreh 2020; Degtiar 2023], but none is integrated into an operational cold-start framework.</w:t>
+        <w:t xml:space="preserve">Even when a published estimate is extracted correctly, it may not transfer to Geneva because of differences in population, case definitions, service organisation or policy. Formal methods for assessing transportability exist [Bareinboim 2016; Dahabreh 2020; Degtiar 2023], but they have not been integrated with automated evidence extraction and tested for their effect on forecasts of health-system demand at crisis onset.</w:t>
       </w:r>
     </w:p>
     <w:bookmarkEnd w:id="22"/>
-    <w:bookmarkStart w:id="23" w:name="Xb2abd553abd1fef18618859337bc64f468c8dc0"/>
+    <w:bookmarkStart w:id="23" w:name="X06001e5c17fc299ce8c700b81ab9cc74fbd8072"/>
     <w:p>
       <w:pPr>
         <w:pStyle w:val="Heading3"/>
       </w:pPr>
       <w:r>
-        <w:t xml:space="preserve">2.1.3 Escalation can be represented as a state, not only as a point forecast</w:t>
+        <w:t xml:space="preserve">2.1.3 Escalation should be assessed as well as the demand count</w:t>
       </w:r>
     </w:p>
     <w:p>
@@ -354,43 +172,17 @@
         <w:pStyle w:val="FirstParagraph"/>
       </w:pPr>
       <w:r>
-        <w:t xml:space="preserve">Emergency operations often need an interpretable state of escalation (for instance routine, elevated, strained, critical) more than tomorrow's count. Latent-state representations are established in surveillance. Poisson hidden Markov models distinguish epidemic from non-epidemic periods [Le Strat 1999; Watkins 2009], and extreme-value methods describe rare critical exceedances [Coles 2001], including congestion in Swiss hospitals [Ranjbar 2022]. In this project they serve one purpose, a latent ordered state as the</w:t>
-      </w:r>
-      <w:r>
-        <w:t xml:space="preserve"> </w:t>
-      </w:r>
-      <w:r>
-        <w:rPr>
-          <w:bCs/>
-          <w:b/>
-        </w:rPr>
-        <w:t xml:space="preserve">common representation in which evidence borrowing is tested at crisis onset</w:t>
-      </w:r>
-      <w:r>
-        <w:t xml:space="preserve">. Mechanistic transmission models [Keeling 2008] enter as components only where the crisis is epidemiological, because environmental crises such as heat are driven by exposure and response, not by transmission. Critical-slowing-down theory (rising variance and lag-1 autocorrelation before some transitions [Scheffer 2009], applied to epidemics [O'Regan 2013; Brett 2018; Southall 2021]) reads the shape of a short recent series and is a</w:t>
-      </w:r>
-      <w:r>
-        <w:t xml:space="preserve"> </w:t>
-      </w:r>
-      <w:r>
-        <w:rPr>
-          <w:bCs/>
-          <w:b/>
-        </w:rPr>
-        <w:t xml:space="preserve">secondary information channel</w:t>
-      </w:r>
-      <w:r>
-        <w:t xml:space="preserve">, tested empirically.</w:t>
+        <w:t xml:space="preserve">Emergency services need to know not only how many calls or presentations to expect, but also whether demand is approaching a level that requires action. Surveillance research has used hidden Markov models to distinguish epidemic from non-epidemic periods [Le Strat 1999; Watkins 2009], while extreme-value methods describe rare high-demand events [Coles 2001], including hospital congestion in Switzerland [Ranjbar 2022]. HEADSTART uses an ordered latent state (routine, elevated, strained, critical) as a common way to translate forecasts into levels of system pressure. Mechanistic transmission models [Keeling 2008] are considered only for infectious crises, and heat-related demand is modelled through exposure and response. Recent changes in variance and lag-one autocorrelation, which rise before some transitions [Scheffer 2009] and have been studied in epidemics [O'Regan 2013; Brett 2018; Southall 2021], are also tested as possible additional indicators of an approaching transition, not assumed to be reliable early-warning signals.</w:t>
       </w:r>
     </w:p>
     <w:bookmarkEnd w:id="23"/>
-    <w:bookmarkStart w:id="24" w:name="X24e2a8a6a30349fd88a2e2f516ea7e1575370ff"/>
+    <w:bookmarkStart w:id="24" w:name="X7e1f039a173145f197e3bf03a07387d0fb82365"/>
     <w:p>
       <w:pPr>
         <w:pStyle w:val="Heading3"/>
       </w:pPr>
       <w:r>
-        <w:t xml:space="preserve">2.1.4 From forecast accuracy to decision value</w:t>
+        <w:t xml:space="preserve">2.1.4 Forecast quality matters when it can change a decision</w:t>
       </w:r>
     </w:p>
     <w:p>
@@ -398,17 +190,17 @@
         <w:pStyle w:val="FirstParagraph"/>
       </w:pPr>
       <w:r>
-        <w:t xml:space="preserve">A forecast is useful only when its probabilistic gain changes a defensible decision. Proper scoring rules reward calibration [Gneiting 2007], but decision-analytic methods evaluate predictions under explicit consequences [Vickers 2006]. Heat thresholds calibrated on mortality need not match thresholds for demand [Lung 2021], and pollution–asthma emergency associations vary across settings [Zheng 2015]. Methods are therefore evaluated first statistically, then under an elicited operational loss structure.</w:t>
+        <w:t xml:space="preserve">A forecast is useful when it changes a decision in a defensible way. Proper scoring rules evaluate probabilistic forecasts, including their calibration [Gneiting 2007], while decision-analytic methods assess predictions in light of consequences [Vickers 2006]. Heat thresholds based on mortality need not match thresholds for service demand [Lung 2021], and reported pollution–asthma emergency associations vary across settings [Zheng 2015]. HEADSTART will therefore evaluate forecasts first statistically, then under an operational loss structure elicited from emergency-service experts.</w:t>
       </w:r>
     </w:p>
     <w:bookmarkEnd w:id="24"/>
-    <w:bookmarkStart w:id="25" w:name="Xcda4d5ae9347a8e8995757c21ab5274f16363aa"/>
+    <w:bookmarkStart w:id="25" w:name="X869ace57cbcc8d31563ca664cf9dedd5e37a682"/>
     <w:p>
       <w:pPr>
         <w:pStyle w:val="Heading3"/>
       </w:pPr>
       <w:r>
-        <w:t xml:space="preserve">2.1.5 The specific gap addressed by this project</w:t>
+        <w:t xml:space="preserve">2.1.5 The gap: testing published evidence in a new setting</w:t>
       </w:r>
     </w:p>
     <w:p>
@@ -416,20 +208,7 @@
         <w:pStyle w:val="FirstParagraph"/>
       </w:pPr>
       <w:r>
-        <w:t xml:space="preserve">Ongoing programmes occupy the neighbouring ground. Multi-model forecasting hubs run routinely (ECDC RespiCast, US CDC FluSight), Horizon Europe funds infrastructure for epidemic intelligence (including GeoAI4EI, in which I take part), and the Franco-Swiss GESICA programme builds cross-border crisis intelligence. None of their stated objectives asks whether automatically synthesised external evidence should enter a forecast as formal prior information at local cold start. Nobody has established whether these pieces connect around the</w:t>
-      </w:r>
-      <w:r>
-        <w:t xml:space="preserve"> </w:t>
-      </w:r>
-      <w:r>
-        <w:rPr>
-          <w:bCs/>
-          <w:b/>
-        </w:rPr>
-        <w:t xml:space="preserve">cold-start question</w:t>
-      </w:r>
-      <w:r>
-        <w:t xml:space="preserve">, under pre-registered rules, from living evidence synthesis to forecasts that re-validate themselves automatically.</w:t>
+        <w:t xml:space="preserve">Current programmes include multi-model forecasting hubs such as ECDC RespiCast and US CDC FluSight, the Horizon Europe epidemic-intelligence project GeoAI4EI, and the Franco-Swiss GESICA programme. The question here is narrower. Does automatically extracted evidence from earlier studies improve forecasts of a local service's demand when observations from the current episode are still few? HEADSTART tests this under registered rules, with the same data streams for both strategies and a historical reconstruction that excludes later information.</w:t>
       </w:r>
     </w:p>
     <w:bookmarkEnd w:id="25"/>
@@ -448,7 +227,7 @@
         <w:pStyle w:val="FirstParagraph"/>
       </w:pPr>
       <w:r>
-        <w:t xml:space="preserve">My route is unusual, and it is what makes this project tractable. I spent fifteen years in quantitative finance, working on risk, extreme values, regime models and stress testing, and then completed a doctorate in biomedical sciences at Geneva (defended 18 December 2023).</w:t>
+        <w:t xml:space="preserve">My background combines fifteen years in quantitative finance, where I worked on risk, extreme values, regime models and stress testing, with a doctorate in biomedical sciences at Geneva (defended 18 December 2023). This combination provides the methods for modelling rare events and the public-health training needed to apply them to emergency services.</w:t>
       </w:r>
     </w:p>
     <w:bookmarkStart w:id="27" w:name="X79f512daa76dde01429b5fcb893d8ff3c91b25a"/>
@@ -465,23 +244,7 @@
         <w:pStyle w:val="FirstParagraph"/>
       </w:pPr>
       <w:r>
-        <w:t xml:space="preserve">In [Orel 2022] I predicted individual HIV status from socio-behavioural characteristics across East and Southern Africa and established where models transported between countries. [Merzouki 2021] and [Esra 2023] developed the theme. I now</w:t>
-      </w:r>
-      <w:r>
-        <w:t xml:space="preserve"> </w:t>
-      </w:r>
-      <w:r>
-        <w:rPr>
-          <w:bCs/>
-          <w:b/>
-        </w:rPr>
-        <w:t xml:space="preserve">senior-author</w:t>
-      </w:r>
-      <w:r>
-        <w:t xml:space="preserve"> </w:t>
-      </w:r>
-      <w:r>
-        <w:t xml:space="preserve">that line, as last author of [Ng'ambi 2026] (accepted) on cardiovascular-disease classification across harmonised WHO STEPS surveys, and my role has moved from conducting to directing. I met this proposal's transportability problem first there.</w:t>
+        <w:t xml:space="preserve">In [Orel 2022] I predicted individual HIV status from socio-behavioural characteristics across East and Southern Africa and examined where models transferred between countries. [Merzouki 2021] and [Esra 2023] developed related work. As last author of [Ng'ambi 2026] (accepted), on cardiovascular-disease classification across harmonised WHO STEPS surveys, I have taken a more senior role in this line of research. It provides direct experience with the question of when model relationships transfer between settings.</w:t>
       </w:r>
     </w:p>
     <w:bookmarkEnd w:id="27"/>
@@ -499,84 +262,7 @@
         <w:pStyle w:val="FirstParagraph"/>
       </w:pPr>
       <w:r>
-        <w:t xml:space="preserve">In [Orel 2023] I introduced</w:t>
-      </w:r>
-      <w:r>
-        <w:t xml:space="preserve"> </w:t>
-      </w:r>
-      <w:r>
-        <w:rPr>
-          <w:bCs/>
-          <w:b/>
-        </w:rPr>
-        <w:t xml:space="preserve">LiteRev</w:t>
-      </w:r>
-      <w:r>
-        <w:t xml:space="preserve">, an automated literature-review tool that runs a natural-language or Boolean query across open databases, removes duplicates, maps the corpus and suggests relevant papers iteratively. I led its development with</w:t>
-      </w:r>
-      <w:r>
-        <w:t xml:space="preserve"> </w:t>
-      </w:r>
-      <w:r>
-        <w:rPr>
-          <w:bCs/>
-          <w:b/>
-        </w:rPr>
-        <w:t xml:space="preserve">Aziza Merzouki</w:t>
-      </w:r>
-      <w:r>
-        <w:t xml:space="preserve"> </w:t>
-      </w:r>
-      <w:r>
-        <w:t xml:space="preserve">(PhD, computer science) and raised its funding on my own initiative, with</w:t>
-      </w:r>
-      <w:r>
-        <w:t xml:space="preserve"> </w:t>
-      </w:r>
-      <w:r>
-        <w:rPr>
-          <w:bCs/>
-          <w:b/>
-        </w:rPr>
-        <w:t xml:space="preserve">CHF 30,000</w:t>
-      </w:r>
-      <w:r>
-        <w:t xml:space="preserve"> </w:t>
-      </w:r>
-      <w:r>
-        <w:t xml:space="preserve">from UNIGE,</w:t>
-      </w:r>
-      <w:r>
-        <w:t xml:space="preserve"> </w:t>
-      </w:r>
-      <w:r>
-        <w:rPr>
-          <w:bCs/>
-          <w:b/>
-        </w:rPr>
-        <w:t xml:space="preserve">CHF 10,000</w:t>
-      </w:r>
-      <w:r>
-        <w:t xml:space="preserve"> </w:t>
-      </w:r>
-      <w:r>
-        <w:t xml:space="preserve">from Venture Kick and</w:t>
-      </w:r>
-      <w:r>
-        <w:t xml:space="preserve"> </w:t>
-      </w:r>
-      <w:r>
-        <w:rPr>
-          <w:bCs/>
-          <w:b/>
-        </w:rPr>
-        <w:t xml:space="preserve">CHF 20,000</w:t>
-      </w:r>
-      <w:r>
-        <w:t xml:space="preserve"> </w:t>
-      </w:r>
-      <w:r>
-        <w:t xml:space="preserve">from Mimosa, outside any group grant. The systematic review of AI in emergency medical services [Edjinedja 2026], within GESICA, uses it in its methods.</w:t>
+        <w:t xml:space="preserve">I conceived and built LiteRev [Orel 2023] with Aziza Merzouki (PhD, computer science), in Prof. Olivia Keiser's group. The tool searches open databases using natural-language or Boolean queries, removes duplicates, maps the available literature and suggests relevant papers in repeated rounds. I took the initiative to secure CHF 30,000 from UNIGE, CHF 10,000 from Venture Kick and CHF 20,000 from Mimosa, outside a group grant. The systematic review of AI in emergency medical services [Edjinedja 2026], within GESICA, uses LiteRev in its methods.</w:t>
       </w:r>
     </w:p>
     <w:bookmarkEnd w:id="28"/>
@@ -594,7 +280,7 @@
         <w:pStyle w:val="FirstParagraph"/>
       </w:pPr>
       <w:r>
-        <w:t xml:space="preserve">In [Orel 2024] I compared clinical severity between Delta and Omicron sub-lineages in a Swiss tertiary centre. [Estill 2020] built age-structured scenario models for the Swiss SARS-CoV-2 epidemic under the time pressure of planning, and this proposal's question comes from that experience. I also contributed to WHO African Region reporting and seroprevalence estimation [Nwosu 2021].</w:t>
+        <w:t xml:space="preserve">In [Orel 2024] I compared clinical severity between Delta and Omicron sub-lineages in a Swiss tertiary centre. [Estill 2020] developed age-structured scenarios for the Swiss SARS-CoV-2 epidemic to support decisions under time pressure. That work helped motivate the present question. I also contributed to WHO African Region reporting and seroprevalence estimation [Nwosu 2021].</w:t>
       </w:r>
     </w:p>
     <w:bookmarkEnd w:id="29"/>
@@ -612,62 +298,7 @@
         <w:pStyle w:val="FirstParagraph"/>
       </w:pPr>
       <w:r>
-        <w:t xml:space="preserve">Since 2024 I have developed</w:t>
-      </w:r>
-      <w:r>
-        <w:t xml:space="preserve"> </w:t>
-      </w:r>
-      <w:r>
-        <w:rPr>
-          <w:bCs/>
-          <w:b/>
-        </w:rPr>
-        <w:t xml:space="preserve">LiteRev-Evidence</w:t>
-      </w:r>
-      <w:r>
-        <w:t xml:space="preserve">, which extends LiteRev into structured quantitative extraction and modelling. The full review pipeline runs in working form. A query is searched live across the open literature, the results are deduplicated, screened with PRISMA accounting and extracted for PICO elements, and the numbers are then</w:t>
-      </w:r>
-      <w:r>
-        <w:t xml:space="preserve"> </w:t>
-      </w:r>
-      <w:r>
-        <w:rPr>
-          <w:bCs/>
-          <w:b/>
-        </w:rPr>
-        <w:t xml:space="preserve">extracted with their provenance, graded for the certainty of the study design and pooled into parameter distributions</w:t>
-      </w:r>
-      <w:r>
-        <w:t xml:space="preserve">. At the model step the tool proposes candidate explanatory variables with their supporting articles and typed outcome definitions with ready-made emergency-demand targets (ED overload, bed occupancy, call surge). It</w:t>
-      </w:r>
-      <w:r>
-        <w:t xml:space="preserve"> </w:t>
-      </w:r>
-      <w:r>
-        <w:rPr>
-          <w:bCs/>
-          <w:b/>
-        </w:rPr>
-        <w:t xml:space="preserve">fits models across algorithm families with automated hyperparameter search, validates them on time series without leakage and ranks them on a stated metric</w:t>
-      </w:r>
-      <w:r>
-        <w:t xml:space="preserve">, and it builds compartmental components, parameterised from extracted ranges, that can re-enter the statistical model as predictors.</w:t>
-      </w:r>
-      <w:r>
-        <w:t xml:space="preserve"> </w:t>
-      </w:r>
-      <w:r>
-        <w:rPr>
-          <w:bCs/>
-          <w:b/>
-        </w:rPr>
-        <w:t xml:space="preserve">Living reviews re-run on schedule</w:t>
-      </w:r>
-      <w:r>
-        <w:t xml:space="preserve"> </w:t>
-      </w:r>
-      <w:r>
-        <w:t xml:space="preserve">for each scenario, and every update is previewed before it is applied. This is the evidence-to-model loop the proposal interrogates, in prototype form.</w:t>
+        <w:t xml:space="preserve">Since 2024, I have extended LiteRev into LiteRev-Evidence, a working prototype for structured numerical extraction and modelling. It searches and deduplicates the literature, records screening decisions with PRISMA accounting, extracts study details and PICO elements (population, intervention, comparator and outcome), tracks the source and certainty of each extracted number, and pools results into distributions of plausible parameter values. It then suggests explanatory variables and their supporting studies, identifies candidate outcomes, fits models across algorithm families and evaluates them with time-series validation that prevents future observations from entering model selection. It also builds compartmental model components from published parameter ranges. Evidence updates are reviewed before they are applied. The prototype already contains the main steps to validate.</w:t>
       </w:r>
     </w:p>
     <w:p>
@@ -675,39 +306,7 @@
         <w:pStyle w:val="BodyText"/>
       </w:pPr>
       <w:r>
-        <w:t xml:space="preserve">For GESICA I built the data foundation of the Geneva–Vaud–Neuchâtel network, whose Geneva core HEADSTART uses. It covers</w:t>
-      </w:r>
-      <w:r>
-        <w:t xml:space="preserve"> </w:t>
-      </w:r>
-      <w:r>
-        <w:rPr>
-          <w:bCs/>
-          <w:b/>
-        </w:rPr>
-        <w:t xml:space="preserve">77 notifiable diseases in eight model classes</w:t>
-      </w:r>
-      <w:r>
-        <w:t xml:space="preserve"> </w:t>
-      </w:r>
-      <w:r>
-        <w:t xml:space="preserve">and a referenced inventory of</w:t>
-      </w:r>
-      <w:r>
-        <w:t xml:space="preserve"> </w:t>
-      </w:r>
-      <w:r>
-        <w:rPr>
-          <w:bCs/>
-          <w:b/>
-        </w:rPr>
-        <w:t xml:space="preserve">28 surveillance sources</w:t>
-      </w:r>
-      <w:r>
-        <w:t xml:space="preserve"> </w:t>
-      </w:r>
-      <w:r>
-        <w:t xml:space="preserve">(23 infectious, 5 environmental), each documented for coverage, resolution, latency, access and quality. The data landscape is mapped, not assumed.</w:t>
+        <w:t xml:space="preserve">For GESICA I built the data foundation for the Geneva–Vaud–Neuchâtel network, whose Geneva component HEADSTART uses. It covers 77 notifiable diseases in eight model classes and an inventory of 28 surveillance sources (23 infectious and 5 environmental). Each source is documented for coverage, resolution, latency, access and quality.</w:t>
       </w:r>
     </w:p>
     <w:p>
@@ -715,17 +314,7 @@
         <w:pStyle w:val="BodyText"/>
       </w:pPr>
       <w:r>
-        <w:rPr>
-          <w:bCs/>
-          <w:b/>
-        </w:rPr>
-        <w:t xml:space="preserve">The prototype makes the research feasible rather than aspirational.</w:t>
-      </w:r>
-      <w:r>
-        <w:t xml:space="preserve"> </w:t>
-      </w:r>
-      <w:r>
-        <w:t xml:space="preserve">The fit, tune and rank mechanics that T3.3's selection engine registers already run in embryonic form. The grant adds the science (two arms, registered rules, episode-level inference), not the plumbing.</w:t>
+        <w:t xml:space="preserve">The prototype reduces development risk, since its literature-search, extraction and model-selection components already run in preliminary form. The grant focuses on the scientific questions that remain open, namely whether the extracted evidence is sufficiently reliable, whether it transfers to Geneva and whether it improves forecasts under the registered comparison.</w:t>
       </w:r>
     </w:p>
     <w:bookmarkEnd w:id="30"/>
@@ -743,23 +332,7 @@
         <w:pStyle w:val="FirstParagraph"/>
       </w:pPr>
       <w:r>
-        <w:t xml:space="preserve">I lead the data work on a cantonal study</w:t>
-      </w:r>
-      <w:r>
-        <w:t xml:space="preserve"> </w:t>
-      </w:r>
-      <w:r>
-        <w:rPr>
-          <w:bCs/>
-          <w:b/>
-        </w:rPr>
-        <w:t xml:space="preserve">already under way</w:t>
-      </w:r>
-      <w:r>
-        <w:t xml:space="preserve"> </w:t>
-      </w:r>
-      <w:r>
-        <w:t xml:space="preserve">(BASEC 2026-00324, ethics granted) that links confirmed legionellosis cases in Geneva to individual domestic hot-water installations. This distinctive linkage supplies a contrasting waterborne archetype.</w:t>
+        <w:t xml:space="preserve">I lead the data work for a cantonal study already under way (BASEC 2026-00324, ethics granted) that links confirmed legionellosis cases in Geneva to individual domestic hot-water installations. These linked data provide a contrasting setting for the year-four case-incidence extension.</w:t>
       </w:r>
     </w:p>
     <w:p>
@@ -767,17 +340,7 @@
         <w:pStyle w:val="BodyText"/>
       </w:pPr>
       <w:r>
-        <w:rPr>
-          <w:bCs/>
-          <w:b/>
-        </w:rPr>
-        <w:t xml:space="preserve">Competences.</w:t>
-      </w:r>
-      <w:r>
-        <w:t xml:space="preserve"> </w:t>
-      </w:r>
-      <w:r>
-        <w:t xml:space="preserve">Bayesian hierarchical and regime-switching estimation, extreme-value modelling, stress testing under misspecification, forecast evaluation and decision analysis come from the risk work and form the core of WP2 and WP3. Extraction and pooling come from LiteRev-Evidence. Domain knowledge comes from the doctorate, the Swiss COVID-19 work and GESICA.</w:t>
+        <w:t xml:space="preserve">My quantitative-finance work provides experience in Bayesian hierarchical modelling, regime changes, extreme values and stress testing under misspecification. LiteRev-Evidence provides the extraction and pooling methods. My doctorate, Swiss COVID-19 work and GESICA provide the public-health and Geneva context.</w:t>
       </w:r>
     </w:p>
     <w:bookmarkEnd w:id="31"/>
@@ -805,36 +368,7 @@
         <w:pStyle w:val="FirstParagraph"/>
       </w:pPr>
       <w:r>
-        <w:t xml:space="preserve">The objective is to determine</w:t>
-      </w:r>
-      <w:r>
-        <w:t xml:space="preserve"> </w:t>
-      </w:r>
-      <w:r>
-        <w:rPr>
-          <w:bCs/>
-          <w:b/>
-        </w:rPr>
-        <w:t xml:space="preserve">whether, and under what conditions, published quantitative evidence improves forecasts at the onset of a health-system crisis.</w:t>
-      </w:r>
-      <w:r>
-        <w:t xml:space="preserve"> </w:t>
-      </w:r>
-      <w:r>
-        <w:t xml:space="preserve">The summary's question is</w:t>
-      </w:r>
-      <w:r>
-        <w:t xml:space="preserve"> </w:t>
-      </w:r>
-      <w:r>
-        <w:rPr>
-          <w:bCs/>
-          <w:b/>
-        </w:rPr>
-        <w:t xml:space="preserve">H3a, the central hypothesis</w:t>
-      </w:r>
-      <w:r>
-        <w:t xml:space="preserve">. Each other row validates one link of the chain it depends on.</w:t>
+        <w:t xml:space="preserve">The central hypothesis is that published evidence can help estimate the relationship between these inputs and the target outcome, provided its uncertainty and relevance to Geneva are represented.</w:t>
       </w:r>
     </w:p>
     <w:tbl>
@@ -847,8 +381,8 @@
       </w:tblPr>
       <w:tblGrid>
         <w:gridCol w:w="1560"/>
-        <w:gridCol w:w="2560"/>
-        <w:gridCol w:w="6426"/>
+        <w:gridCol w:w="2137"/>
+        <w:gridCol w:w="6849"/>
       </w:tblGrid>
       <w:tr>
         <w:trPr>
@@ -896,10 +430,6 @@
               <w:jc w:val="left"/>
             </w:pPr>
             <w:r>
-              <w:rPr>
-                <w:bCs/>
-                <w:b/>
-              </w:rPr>
               <w:t xml:space="preserve">H1</w:t>
             </w:r>
           </w:p>
@@ -912,19 +442,19 @@
               <w:jc w:val="left"/>
             </w:pPr>
             <w:r>
-              <w:t xml:space="preserve">Validation</w:t>
-            </w:r>
-          </w:p>
-        </w:tc>
-        <w:tc>
-          <w:tcPr/>
-          <w:p>
-            <w:pPr>
-              <w:pStyle w:val="Compact"/>
-              <w:jc w:val="left"/>
-            </w:pPr>
-            <w:r>
-              <w:t xml:space="preserve">Can the evidence be trusted enough to use?</w:t>
+              <w:t xml:space="preserve">Evidence quality</w:t>
+            </w:r>
+          </w:p>
+        </w:tc>
+        <w:tc>
+          <w:tcPr/>
+          <w:p>
+            <w:pPr>
+              <w:pStyle w:val="Compact"/>
+              <w:jc w:val="left"/>
+            </w:pPr>
+            <w:r>
+              <w:t xml:space="preserve">Does automated extraction preserve the uncertainty reported in studies?</w:t>
             </w:r>
           </w:p>
         </w:tc>
@@ -938,10 +468,6 @@
               <w:jc w:val="left"/>
             </w:pPr>
             <w:r>
-              <w:rPr>
-                <w:bCs/>
-                <w:b/>
-              </w:rPr>
               <w:t xml:space="preserve">C2</w:t>
             </w:r>
           </w:p>
@@ -954,19 +480,19 @@
               <w:jc w:val="left"/>
             </w:pPr>
             <w:r>
-              <w:t xml:space="preserve">Adequacy criterion</w:t>
-            </w:r>
-          </w:p>
-        </w:tc>
-        <w:tc>
-          <w:tcPr/>
-          <w:p>
-            <w:pPr>
-              <w:pStyle w:val="Compact"/>
-              <w:jc w:val="left"/>
-            </w:pPr>
-            <w:r>
-              <w:t xml:space="preserve">Is the state representation fit to compare borrowing in?</w:t>
+              <w:t xml:space="preserve">Model adequacy</w:t>
+            </w:r>
+          </w:p>
+        </w:tc>
+        <w:tc>
+          <w:tcPr/>
+          <w:p>
+            <w:pPr>
+              <w:pStyle w:val="Compact"/>
+              <w:jc w:val="left"/>
+            </w:pPr>
+            <w:r>
+              <w:t xml:space="preserve">Can the model identify levels of pressure and estimate their probabilities reliably?</w:t>
             </w:r>
           </w:p>
         </w:tc>
@@ -980,10 +506,6 @@
               <w:jc w:val="left"/>
             </w:pPr>
             <w:r>
-              <w:rPr>
-                <w:bCs/>
-                <w:b/>
-              </w:rPr>
               <w:t xml:space="preserve">H3a</w:t>
             </w:r>
           </w:p>
@@ -996,27 +518,19 @@
               <w:jc w:val="left"/>
             </w:pPr>
             <w:r>
-              <w:rPr>
-                <w:bCs/>
-                <w:b/>
-              </w:rPr>
-              <w:t xml:space="preserve">Central hypothesis</w:t>
-            </w:r>
-          </w:p>
-        </w:tc>
-        <w:tc>
-          <w:tcPr/>
-          <w:p>
-            <w:pPr>
-              <w:pStyle w:val="Compact"/>
-              <w:jc w:val="left"/>
-            </w:pPr>
-            <w:r>
-              <w:rPr>
-                <w:bCs/>
-                <w:b/>
-              </w:rPr>
-              <w:t xml:space="preserve">Does systematically extracted evidence improve cold-start forecast skill?</w:t>
+              <w:t xml:space="preserve">Main hypothesis</w:t>
+            </w:r>
+          </w:p>
+        </w:tc>
+        <w:tc>
+          <w:tcPr/>
+          <w:p>
+            <w:pPr>
+              <w:pStyle w:val="Compact"/>
+              <w:jc w:val="left"/>
+            </w:pPr>
+            <w:r>
+              <w:t xml:space="preserve">Does adding published evidence improve early forecasts when outcomes from the current episode are few?</w:t>
             </w:r>
           </w:p>
         </w:tc>
@@ -1030,10 +544,6 @@
               <w:jc w:val="left"/>
             </w:pPr>
             <w:r>
-              <w:rPr>
-                <w:bCs/>
-                <w:b/>
-              </w:rPr>
               <w:t xml:space="preserve">H3b</w:t>
             </w:r>
           </w:p>
@@ -1046,19 +556,19 @@
               <w:jc w:val="left"/>
             </w:pPr>
             <w:r>
-              <w:t xml:space="preserve">Robustness</w:t>
-            </w:r>
-          </w:p>
-        </w:tc>
-        <w:tc>
-          <w:tcPr/>
-          <w:p>
-            <w:pPr>
-              <w:pStyle w:val="Compact"/>
-              <w:jc w:val="left"/>
-            </w:pPr>
-            <w:r>
-              <w:t xml:space="preserve">Is adaptive borrowing safe when the prior is wrong?</w:t>
+              <w:t xml:space="preserve">Safety check</w:t>
+            </w:r>
+          </w:p>
+        </w:tc>
+        <w:tc>
+          <w:tcPr/>
+          <w:p>
+            <w:pPr>
+              <w:pStyle w:val="Compact"/>
+              <w:jc w:val="left"/>
+            </w:pPr>
+            <w:r>
+              <w:t xml:space="preserve">Can the model reduce reliance on published evidence when it conflicts with local outcomes?</w:t>
             </w:r>
           </w:p>
         </w:tc>
@@ -1072,10 +582,6 @@
               <w:jc w:val="left"/>
             </w:pPr>
             <w:r>
-              <w:rPr>
-                <w:bCs/>
-                <w:b/>
-              </w:rPr>
               <w:t xml:space="preserve">H3c</w:t>
             </w:r>
           </w:p>
@@ -1088,19 +594,19 @@
               <w:jc w:val="left"/>
             </w:pPr>
             <w:r>
-              <w:t xml:space="preserve">Secondary channel</w:t>
-            </w:r>
-          </w:p>
-        </w:tc>
-        <w:tc>
-          <w:tcPr/>
-          <w:p>
-            <w:pPr>
-              <w:pStyle w:val="Compact"/>
-              <w:jc w:val="left"/>
-            </w:pPr>
-            <w:r>
-              <w:t xml:space="preserve">Do resilience indicators add information beyond the evidence?</w:t>
+              <w:t xml:space="preserve">Secondary question</w:t>
+            </w:r>
+          </w:p>
+        </w:tc>
+        <w:tc>
+          <w:tcPr/>
+          <w:p>
+            <w:pPr>
+              <w:pStyle w:val="Compact"/>
+              <w:jc w:val="left"/>
+            </w:pPr>
+            <w:r>
+              <w:t xml:space="preserve">Do short-term changes in variability add useful predictive information?</w:t>
             </w:r>
           </w:p>
         </w:tc>
@@ -1114,10 +620,6 @@
               <w:jc w:val="left"/>
             </w:pPr>
             <w:r>
-              <w:rPr>
-                <w:bCs/>
-                <w:b/>
-              </w:rPr>
               <w:t xml:space="preserve">H4</w:t>
             </w:r>
           </w:p>
@@ -1142,7 +644,7 @@
               <w:jc w:val="left"/>
             </w:pPr>
             <w:r>
-              <w:t xml:space="preserve">Is the gain large enough to change an operational choice?</w:t>
+              <w:t xml:space="preserve">Does any gain change an operational decision for the better?</w:t>
             </w:r>
           </w:p>
         </w:tc>
@@ -1155,7 +657,7 @@
       <w:r>
         <w:drawing>
           <wp:inline>
-            <wp:extent cx="6640000" cy="2637028"/>
+            <wp:extent cx="6640000" cy="2229142"/>
             <wp:effectExtent b="0" l="0" r="0" t="0"/>
             <wp:docPr descr="Framework" title="" id="34" name="Picture"/>
             <a:graphic>
@@ -1185,7 +687,7 @@
                   <pic:spPr bwMode="auto">
                     <a:xfrm>
                       <a:off x="0" y="0"/>
-                      <a:ext cx="6640000" cy="2637028"/>
+                      <a:ext cx="6640000" cy="2229142"/>
                     </a:xfrm>
                     <a:prstGeom prst="rect">
                       <a:avLst/>
@@ -1213,7 +715,7 @@
           <w:iCs/>
           <w:i/>
         </w:rPr>
-        <w:t xml:space="preserve">Figure 1. The cold-start problem, the evidence pipeline, the model library with automated selection, and the living update loop.</w:t>
+        <w:t xml:space="preserve">Figure 1. The context data shared by both strategies, evidence from published studies, and evaluation against later outcomes.</w:t>
       </w:r>
     </w:p>
     <w:bookmarkStart w:id="37" w:name="X8d63a2de13ad746f93f7c0b83efc022a4926ffe"/>
@@ -1230,33 +732,7 @@
         <w:pStyle w:val="BlockText"/>
       </w:pPr>
       <w:r>
-        <w:rPr>
-          <w:bCs/>
-          <w:b/>
-        </w:rPr>
-        <w:t xml:space="preserve">H1.</w:t>
-      </w:r>
-      <w:r>
-        <w:t xml:space="preserve"> </w:t>
-      </w:r>
-      <w:r>
-        <w:t xml:space="preserve">Automated extraction will systematically</w:t>
-      </w:r>
-      <w:r>
-        <w:t xml:space="preserve"> </w:t>
-      </w:r>
-      <w:r>
-        <w:rPr>
-          <w:bCs/>
-          <w:b/>
-        </w:rPr>
-        <w:t xml:space="preserve">understate the dispersion of the evidence-derived distribution</w:t>
-      </w:r>
-      <w:r>
-        <w:t xml:space="preserve"> </w:t>
-      </w:r>
-      <w:r>
-        <w:t xml:space="preserve">(reported within-study uncertainty and between-study heterogeneity) producing priors that are too concentrated. An explicit measurement-error layer will correct this under-dispersion. Success is assessed by a pre-specified criterion, coverage and calibration of intervals from the corrected distribution across held-out adjudicated studies.</w:t>
+        <w:t xml:space="preserve">H1. Automated extraction will understate the uncertainty in quantitative evidence, including reported within-study uncertainty and variation between studies, making the resulting parameter distributions too narrow. A measurement-error layer should reduce this under-dispersion. Success will be assessed using pre-specified coverage and calibration measures on held-out studies adjudicated by independent human extractors.</w:t>
       </w:r>
     </w:p>
     <w:p>
@@ -1264,7 +740,7 @@
         <w:pStyle w:val="FirstParagraph"/>
       </w:pPr>
       <w:r>
-        <w:t xml:space="preserve">Omissions dominate reported extraction errors [Shankar 2026], and whether they systematically shrink dispersion is exactly what H1 tests. If the loss cannot be corrected, that is a boundary condition. The evidence target spans four object classes (T1.1). H1 is tested on the quantitative core, and classes 2 to 4 are validated externally against published syntheses (T1.2).</w:t>
+        <w:t xml:space="preserve">Omissions are a common extraction error [Shankar 2026]. H1 tests whether they also reduce the estimated spread of the evidence and whether the correction restores useful uncertainty. The primary benchmark concerns parameter values, and the other classes are checked against published syntheses.</w:t>
       </w:r>
     </w:p>
     <w:bookmarkEnd w:id="37"/>
@@ -1282,49 +758,7 @@
         <w:pStyle w:val="BlockText"/>
       </w:pPr>
       <w:r>
-        <w:rPr>
-          <w:bCs/>
-          <w:b/>
-        </w:rPr>
-        <w:t xml:space="preserve">C2, model adequacy criterion.</w:t>
-      </w:r>
-      <w:r>
-        <w:t xml:space="preserve"> </w:t>
-      </w:r>
-      <w:r>
-        <w:t xml:space="preserve">The latent-state representation must yield</w:t>
-      </w:r>
-      <w:r>
-        <w:t xml:space="preserve"> </w:t>
-      </w:r>
-      <w:r>
-        <w:rPr>
-          <w:bCs/>
-          <w:b/>
-        </w:rPr>
-        <w:t xml:space="preserve">identifiable</w:t>
-      </w:r>
-      <w:r>
-        <w:t xml:space="preserve"> </w:t>
-      </w:r>
-      <w:r>
-        <w:t xml:space="preserve">parameters and</w:t>
-      </w:r>
-      <w:r>
-        <w:t xml:space="preserve"> </w:t>
-      </w:r>
-      <w:r>
-        <w:rPr>
-          <w:bCs/>
-          <w:b/>
-        </w:rPr>
-        <w:t xml:space="preserve">calibrated</w:t>
-      </w:r>
-      <w:r>
-        <w:t xml:space="preserve"> </w:t>
-      </w:r>
-      <w:r>
-        <w:t xml:space="preserve">escalation-state probabilities at matched false-alarm rates. Its role is to be the common state representation in which borrowing strategies are compared. It is not a claim that regime switching generally beats thresholding a point forecast.</w:t>
+        <w:t xml:space="preserve">C2, model adequacy criterion. The state model must recover interpretable levels of pressure and produce calibrated probabilities at a comparable false-alarm rate. This shared state scale allows forecasts from different candidate models to be compared in operational terms. It does not assume that a regime-switching model will outperform simpler threshold-based methods.</w:t>
       </w:r>
     </w:p>
     <w:p>
@@ -1332,30 +766,17 @@
         <w:pStyle w:val="FirstParagraph"/>
       </w:pPr>
       <w:r>
-        <w:t xml:space="preserve">T2.1's identifiability study and T3.3's calibration checks either establish adequacy or trigger the ordinal fallback, and either outcome leaves H3a intact. Extreme-value modelling covers the critical tail, and resilience indicators are</w:t>
-      </w:r>
-      <w:r>
-        <w:t xml:space="preserve"> </w:t>
-      </w:r>
-      <w:r>
-        <w:rPr>
-          <w:bCs/>
-          <w:b/>
-        </w:rPr>
-        <w:t xml:space="preserve">supporting covariates</w:t>
-      </w:r>
-      <w:r>
-        <w:t xml:space="preserve">.</w:t>
+        <w:t xml:space="preserve">Simulation tests whether the states and their transitions can be identified from the available data channels. Forecast calibration provides a second check. If the state model fails either criterion, the project uses the registered ordinal state-space fallback, and the main comparison of the two strategies still proceeds.</w:t>
       </w:r>
     </w:p>
     <w:bookmarkEnd w:id="38"/>
-    <w:bookmarkStart w:id="39" w:name="X7a66b094f1c587b9bf5b27a5356646f0e746ada"/>
+    <w:bookmarkStart w:id="39" w:name="Xe04ccf43b3ed002a71852c7ea694bf6fb752df2"/>
     <w:p>
       <w:pPr>
         <w:pStyle w:val="Heading4"/>
       </w:pPr>
       <w:r>
-        <w:t xml:space="preserve">O3. Test the cold-start hypothesis and map failure</w:t>
+        <w:t xml:space="preserve">O3. Test whether published evidence improves forecasts and identify when it harms</w:t>
       </w:r>
     </w:p>
     <w:p>
@@ -1363,17 +784,7 @@
         <w:pStyle w:val="BlockText"/>
       </w:pPr>
       <w:r>
-        <w:rPr>
-          <w:bCs/>
-          <w:b/>
-        </w:rPr>
-        <w:t xml:space="preserve">H3a.</w:t>
-      </w:r>
-      <w:r>
-        <w:t xml:space="preserve"> </w:t>
-      </w:r>
-      <w:r>
-        <w:t xml:space="preserve">An evidence-informed forecasting configuration (evidence-derived priors, explanatory-variable sets and model forms) improves probabilistic forecast skill during the early phase of a crisis. How long the advantage persists, and how it decays as local observations accumulate, is assessed secondarily.</w:t>
+        <w:t xml:space="preserve">H3a. During the early days of an episode, a strategy informed by published studies (parameter distributions, explanatory variables and lags, and candidate model forms) will produce better probabilistic forecasts than a reference strategy that uses the same context inputs, local records and outcomes observed so far, but not the literature-derived model inputs. How long any advantage persists as outcomes accumulate will be assessed secondarily.</w:t>
       </w:r>
     </w:p>
     <w:p>
@@ -1381,49 +792,7 @@
         <w:pStyle w:val="BlockText"/>
       </w:pPr>
       <w:r>
-        <w:rPr>
-          <w:bCs/>
-          <w:b/>
-        </w:rPr>
-        <w:t xml:space="preserve">H3b.</w:t>
-      </w:r>
-      <w:r>
-        <w:t xml:space="preserve"> </w:t>
-      </w:r>
-      <w:r>
-        <w:t xml:space="preserve">Adaptive borrowing, which discounts the evidence when conflict between prior and data emerges, is</w:t>
-      </w:r>
-      <w:r>
-        <w:t xml:space="preserve"> </w:t>
-      </w:r>
-      <w:r>
-        <w:rPr>
-          <w:bCs/>
-          <w:b/>
-        </w:rPr>
-        <w:t xml:space="preserve">non-inferior</w:t>
-      </w:r>
-      <w:r>
-        <w:t xml:space="preserve"> </w:t>
-      </w:r>
-      <w:r>
-        <w:t xml:space="preserve">to fixed borrowing under well-specified priors, within a pre-specified margin Δ on the CRPS skill score (the CRPS is a standard score for probabilistic forecasts), and is</w:t>
-      </w:r>
-      <w:r>
-        <w:t xml:space="preserve"> </w:t>
-      </w:r>
-      <w:r>
-        <w:rPr>
-          <w:bCs/>
-          <w:b/>
-        </w:rPr>
-        <w:t xml:space="preserve">superior</w:t>
-      </w:r>
-      <w:r>
-        <w:t xml:space="preserve"> </w:t>
-      </w:r>
-      <w:r>
-        <w:t xml:space="preserve">to fixed borrowing under deliberately misspecified priors.</w:t>
+        <w:t xml:space="preserve">H3b. When the published evidence is consistent with the process generating local outcomes, adaptive weighting, which reduces the weight given to that evidence when local results conflict with it, should perform no worse than fixed weighting, within the pre-specified margin Δ. When evidence is deliberately made inaccurate, adaptive weighting should outperform fixed weighting. This tests whether the model can limit harm rather than assume published evidence is always helpful.</w:t>
       </w:r>
     </w:p>
     <w:p>
@@ -1431,7 +800,7 @@
         <w:pStyle w:val="FirstParagraph"/>
       </w:pPr>
       <w:r>
-        <w:t xml:space="preserve">Δ is fixed at one half of the minimal relevant H3a improvement, a pre-specified 50% preservation fraction. Adaptive borrowing must retain at least half the gain that justifies borrowing at all, so Δ is a maximum acceptable loss, not a simulation convenience.</w:t>
+        <w:t xml:space="preserve">Δ is set to half the minimum improvement defined as meaningful under H3a. Under the registered simulations where published and outcome-generating distributions match, this 50% preservation rule allows adaptive weighting to give up no more than half of that pre-specified benefit.</w:t>
       </w:r>
     </w:p>
     <w:p>
@@ -1439,17 +808,7 @@
         <w:pStyle w:val="BlockText"/>
       </w:pPr>
       <w:r>
-        <w:rPr>
-          <w:bCs/>
-          <w:b/>
-        </w:rPr>
-        <w:t xml:space="preserve">H3c.</w:t>
-      </w:r>
-      <w:r>
-        <w:t xml:space="preserve"> </w:t>
-      </w:r>
-      <w:r>
-        <w:t xml:space="preserve">Resilience indicators add predictive information beyond the evidence-derived prior and the local level and trend when the outcome history is short.</w:t>
+        <w:t xml:space="preserve">H3c. Short-window changes in outcome variability and lag-one autocorrelation will be tested for whether they improve forecasts beyond the context inputs, the local outcome level and trend, and the published evidence.</w:t>
       </w:r>
     </w:p>
     <w:p>
@@ -1457,101 +816,7 @@
         <w:pStyle w:val="FirstParagraph"/>
       </w:pPr>
       <w:r>
-        <w:rPr>
-          <w:bCs/>
-          <w:b/>
-        </w:rPr>
-        <w:t xml:space="preserve">Primary confirmatory comparison, stated once.</w:t>
-      </w:r>
-      <w:r>
-        <w:t xml:space="preserve"> </w:t>
-      </w:r>
-      <w:r>
-        <w:t xml:space="preserve">The</w:t>
-      </w:r>
-      <w:r>
-        <w:t xml:space="preserve"> </w:t>
-      </w:r>
-      <w:r>
-        <w:rPr>
-          <w:bCs/>
-          <w:b/>
-        </w:rPr>
-        <w:t xml:space="preserve">evidence-informed champion</w:t>
-      </w:r>
-      <w:r>
-        <w:t xml:space="preserve"> </w:t>
-      </w:r>
-      <w:r>
-        <w:t xml:space="preserve">is compared with the</w:t>
-      </w:r>
-      <w:r>
-        <w:t xml:space="preserve"> </w:t>
-      </w:r>
-      <w:r>
-        <w:rPr>
-          <w:bCs/>
-          <w:b/>
-        </w:rPr>
-        <w:t xml:space="preserve">local-only champion</w:t>
-      </w:r>
-      <w:r>
-        <w:t xml:space="preserve">, both produced by the identical pre-registered automated procedure (T3.3), on the</w:t>
-      </w:r>
-      <w:r>
-        <w:t xml:space="preserve"> </w:t>
-      </w:r>
-      <w:r>
-        <w:rPr>
-          <w:bCs/>
-          <w:b/>
-        </w:rPr>
-        <w:t xml:space="preserve">CRPS skill score</w:t>
-      </w:r>
-      <w:r>
-        <w:t xml:space="preserve">, over the pre-specified cold-start window,</w:t>
-      </w:r>
-      <w:r>
-        <w:t xml:space="preserve"> </w:t>
-      </w:r>
-      <w:r>
-        <w:rPr>
-          <w:bCs/>
-          <w:b/>
-        </w:rPr>
-        <w:t xml:space="preserve">on respiratory episodes only</w:t>
-      </w:r>
-      <w:r>
-        <w:t xml:space="preserve">. Heat repeats the identical contrast as a</w:t>
-      </w:r>
-      <w:r>
-        <w:t xml:space="preserve"> </w:t>
-      </w:r>
-      <w:r>
-        <w:rPr>
-          <w:bCs/>
-          <w:b/>
-        </w:rPr>
-        <w:t xml:space="preserve">sequential generalisation test</w:t>
-      </w:r>
-      <w:r>
-        <w:t xml:space="preserve">, run only if the respiratory test is met, and this fixed order controls the family-wise error rate. The</w:t>
-      </w:r>
-      <w:r>
-        <w:t xml:space="preserve"> </w:t>
-      </w:r>
-      <w:r>
-        <w:rPr>
-          <w:bCs/>
-          <w:b/>
-        </w:rPr>
-        <w:t xml:space="preserve">shape of the advantage as local data accumulate</w:t>
-      </w:r>
-      <w:r>
-        <w:t xml:space="preserve"> </w:t>
-      </w:r>
-      <w:r>
-        <w:t xml:space="preserve">is reported, and it should decay to nothing.</w:t>
+        <w:t xml:space="preserve">Primary confirmatory comparison. The evidence-informed and reference strategies use the same pre-registered selection procedure and are compared with the continuous ranked probability score (CRPS), which evaluates full probability forecasts. The primary test uses respiratory episodes and the pre-specified early-episode window. Heat is tested with the same comparison only if the respiratory test passes, and this fixed order controls the family-wise error rate. How the difference changes as more local outcomes arrive is a secondary analysis.</w:t>
       </w:r>
     </w:p>
     <w:bookmarkEnd w:id="39"/>
@@ -1569,17 +834,7 @@
         <w:pStyle w:val="BlockText"/>
       </w:pPr>
       <w:r>
-        <w:rPr>
-          <w:bCs/>
-          <w:b/>
-        </w:rPr>
-        <w:t xml:space="preserve">H4.</w:t>
-      </w:r>
-      <w:r>
-        <w:t xml:space="preserve"> </w:t>
-      </w:r>
-      <w:r>
-        <w:t xml:space="preserve">For the demand-based archetypes, decision-analytic evaluation under responders' losses and escalation thresholds can rank modelling strategies differently from generic accuracy criteria. The evidence-derived strategy is useful only when its gain crosses a decision threshold.</w:t>
+        <w:t xml:space="preserve">H4. For the demand-based settings, the forecast with the best statistical score will not always be the best operational choice. Decision analysis will assess the models under losses and escalation thresholds elicited from emergency-service experts. An evidence-informed forecast is useful only if its gain changes a decision in a way that matters operationally.</w:t>
       </w:r>
     </w:p>
     <w:bookmarkEnd w:id="40"/>
@@ -1597,101 +852,7 @@
         <w:pStyle w:val="FirstParagraph"/>
       </w:pPr>
       <w:r>
-        <w:rPr>
-          <w:bCs/>
-          <w:b/>
-        </w:rPr>
-        <w:t xml:space="preserve">HEADSTART's real-world scope is three health-system crisis archetypes, and no more.</w:t>
-      </w:r>
-      <w:r>
-        <w:t xml:space="preserve"> </w:t>
-      </w:r>
-      <w:r>
-        <w:t xml:space="preserve">(1)</w:t>
-      </w:r>
-      <w:r>
-        <w:t xml:space="preserve"> </w:t>
-      </w:r>
-      <w:r>
-        <w:rPr>
-          <w:bCs/>
-          <w:b/>
-        </w:rPr>
-        <w:t xml:space="preserve">Respiratory epidemics</w:t>
-      </w:r>
-      <w:r>
-        <w:t xml:space="preserve"> </w:t>
-      </w:r>
-      <w:r>
-        <w:t xml:space="preserve">carry the primary confirmatory test. SARS-CoV-2, influenza and RSV overlap syndromically and are surveilled together in Switzerland. (2)</w:t>
-      </w:r>
-      <w:r>
-        <w:t xml:space="preserve"> </w:t>
-      </w:r>
-      <w:r>
-        <w:rPr>
-          <w:bCs/>
-          <w:b/>
-        </w:rPr>
-        <w:t xml:space="preserve">Environmental heat events</w:t>
-      </w:r>
-      <w:r>
-        <w:t xml:space="preserve"> </w:t>
-      </w:r>
-      <w:r>
-        <w:t xml:space="preserve">carry the sequential generalisation test, with</w:t>
-      </w:r>
-      <w:r>
-        <w:t xml:space="preserve"> </w:t>
-      </w:r>
-      <w:r>
-        <w:rPr>
-          <w:bCs/>
-          <w:b/>
-        </w:rPr>
-        <w:t xml:space="preserve">air pollution (ozone, PM10) as co-exposure and effect modifier</w:t>
-      </w:r>
-      <w:r>
-        <w:t xml:space="preserve">, not as a separate domain. (3)</w:t>
-      </w:r>
-      <w:r>
-        <w:t xml:space="preserve"> </w:t>
-      </w:r>
-      <w:r>
-        <w:rPr>
-          <w:bCs/>
-          <w:b/>
-        </w:rPr>
-        <w:t xml:space="preserve">Waterborne outbreaks</w:t>
-      </w:r>
-      <w:r>
-        <w:t xml:space="preserve">, through Geneva legionellosis, form the contrasting extension in year 4 (T3.5). Further data serve benchmarking and sensitivity analyses only. For respiratory and heat, both arms score</w:t>
-      </w:r>
-      <w:r>
-        <w:t xml:space="preserve"> </w:t>
-      </w:r>
-      <w:r>
-        <w:rPr>
-          <w:bCs/>
-          <w:b/>
-        </w:rPr>
-        <w:t xml:space="preserve">the same quantity, built the same way</w:t>
-      </w:r>
-      <w:r>
-        <w:t xml:space="preserve">, namely daily emergency demand from the CASU-144 series restricted to the archetype's cause classes (T3.0). For epidemics this is respiratory-related demand. For heat it is</w:t>
-      </w:r>
-      <w:r>
-        <w:t xml:space="preserve"> </w:t>
-      </w:r>
-      <w:r>
-        <w:rPr>
-          <w:bCs/>
-          <w:b/>
-        </w:rPr>
-        <w:t xml:space="preserve">heat-sensitive demand</w:t>
-      </w:r>
-      <w:r>
-        <w:t xml:space="preserve">, because Swiss evidence places heat effects in dehydration, renal and psychiatric admissions, with a weak respiratory effect at older ages [Schulte 2024; Ragettli 2019]. Legionellosis instead forecasts case incidence (T3.5), outside this demand comparison. If the month-12 gate activates the registered fallback, both arms score it, built the same way, and the claim narrows.</w:t>
+        <w:t xml:space="preserve">HEADSTART has three Geneva applications. (1) Respiratory epidemics, including SARS-CoV-2, influenza and RSV, provide the primary confirmatory test because the published evidence base is comparatively rich. (2) Heat events provide the sequential generalisation test, with ozone and PM10 treated as co-exposures or effect modifiers rather than separate domains. (3) Legionellosis provides a year-four case-incidence extension based on linked case-environment data. No fourth operational domain is planned. For respiratory and heat, both strategies forecast the same target, daily emergency demand from CASU-144, restricted to cause groups specified in advance. For respiratory epidemics, the target covers respiratory-related demand. For heat, it covers heat-sensitive demand, with dehydration, renal and psychiatric causes specified in advance, while respiratory-related demand and demand among people aged 75 or older are sensitivity analyses [Schulte 2024; Ragettli 2019]. Legionellosis forecasts case incidence and is outside the emergency-demand comparison. If CASU-144 fails the month-12 access and quality gate, the registered fallback is activated and the claim narrows.</w:t>
       </w:r>
     </w:p>
     <w:bookmarkEnd w:id="41"/>
@@ -1709,33 +870,7 @@
         <w:pStyle w:val="FirstParagraph"/>
       </w:pPr>
       <w:r>
-        <w:t xml:space="preserve">The project does</w:t>
-      </w:r>
-      <w:r>
-        <w:t xml:space="preserve"> </w:t>
-      </w:r>
-      <w:r>
-        <w:rPr>
-          <w:bCs/>
-          <w:b/>
-        </w:rPr>
-        <w:t xml:space="preserve">not</w:t>
-      </w:r>
-      <w:r>
-        <w:t xml:space="preserve"> </w:t>
-      </w:r>
-      <w:r>
-        <w:t xml:space="preserve">aim to outperform forecast hubs in the data-rich regime, and it does not assume that literature-derived priors are beneficial. Its contribution is to establish</w:t>
-      </w:r>
-      <w:r>
-        <w:t xml:space="preserve"> </w:t>
-      </w:r>
-      <w:r>
-        <w:rPr>
-          <w:bCs/>
-          <w:b/>
-        </w:rPr>
-        <w:t xml:space="preserve">whether accumulated quantitative evidence can earn a formal role in forecasting before local outcome data become informative, together with a map of when it should not be trusted.</w:t>
+        <w:t xml:space="preserve">The project is not intended to outperform established forecasting hubs when long outcome histories are available. It does not assume that published evidence will improve forecasts in every setting, and it does not promise clinical decision-making by an automated system. The dashboard, where authorised, will operate in observation mode only.</w:t>
       </w:r>
     </w:p>
     <w:bookmarkEnd w:id="42"/>
@@ -1749,23 +884,13 @@
         <w:t xml:space="preserve">2.3.2 Work packages and methods</w:t>
       </w:r>
     </w:p>
-    <w:bookmarkStart w:id="49" w:name="X002b48ad99ef7a015f0c8b3d513a5be8cd69f24"/>
+    <w:bookmarkStart w:id="49" w:name="Xa9383eb20e00be88305c00bdcee8e809a0a6109"/>
     <w:p>
       <w:pPr>
         <w:pStyle w:val="Heading4"/>
       </w:pPr>
       <w:r>
-        <w:t xml:space="preserve">WP1. From published evidence to usable priors</w:t>
-      </w:r>
-      <w:r>
-        <w:t xml:space="preserve"> </w:t>
-      </w:r>
-      <w:r>
-        <w:rPr>
-          <w:iCs/>
-          <w:i/>
-        </w:rPr>
-        <w:t xml:space="preserve">(M1–M20)</w:t>
+        <w:t xml:space="preserve">WP1. Turn published evidence into model inputs (M1–M20)</w:t>
       </w:r>
     </w:p>
     <w:bookmarkStart w:id="44" w:name="Xedc8eba5007710010c26f0d188cd5b9fd6c14f4"/>
@@ -1774,17 +899,7 @@
         <w:pStyle w:val="Heading5"/>
       </w:pPr>
       <w:r>
-        <w:t xml:space="preserve">T1.1. Define the evidence target and register the protocol</w:t>
-      </w:r>
-      <w:r>
-        <w:t xml:space="preserve"> </w:t>
-      </w:r>
-      <w:r>
-        <w:rPr>
-          <w:iCs/>
-          <w:i/>
-        </w:rPr>
-        <w:t xml:space="preserve">(M1–M4)</w:t>
+        <w:t xml:space="preserve">T1.1. Define the evidence target and register the protocol (M1–M4)</w:t>
       </w:r>
     </w:p>
     <w:p>
@@ -1792,139 +907,7 @@
         <w:pStyle w:val="FirstParagraph"/>
       </w:pPr>
       <w:r>
-        <w:rPr>
-          <w:bCs/>
-          <w:b/>
-        </w:rPr>
-        <w:t xml:space="preserve">The evidence target spans four classes of objects</w:t>
-      </w:r>
-      <w:r>
-        <w:t xml:space="preserve">, and the inclusion criteria, effect measures, representation of uncertainty and transportability variables are fixed before extraction begins.</w:t>
-      </w:r>
-      <w:r>
-        <w:t xml:space="preserve"> </w:t>
-      </w:r>
-      <w:r>
-        <w:rPr>
-          <w:bCs/>
-          <w:b/>
-        </w:rPr>
-        <w:t xml:space="preserve">(1) Parameter values, the quantitative core, benchmarked in full.</w:t>
-      </w:r>
-      <w:r>
-        <w:t xml:space="preserve"> </w:t>
-      </w:r>
-      <w:r>
-        <w:t xml:space="preserve">They comprise lag-structured</w:t>
-      </w:r>
-      <w:r>
-        <w:t xml:space="preserve"> </w:t>
-      </w:r>
-      <w:r>
-        <w:rPr>
-          <w:bCs/>
-          <w:b/>
-        </w:rPr>
-        <w:t xml:space="preserve">weather–demand coefficients</w:t>
-      </w:r>
-      <w:r>
-        <w:t xml:space="preserve"> </w:t>
-      </w:r>
-      <w:r>
-        <w:t xml:space="preserve">(daily mean temperature, heat-day exceedance, ozone, PM10),</w:t>
-      </w:r>
-      <w:r>
-        <w:t xml:space="preserve"> </w:t>
-      </w:r>
-      <w:r>
-        <w:rPr>
-          <w:bCs/>
-          <w:b/>
-        </w:rPr>
-        <w:t xml:space="preserve">surge magnitude and timing</w:t>
-      </w:r>
-      <w:r>
-        <w:t xml:space="preserve"> </w:t>
-      </w:r>
-      <w:r>
-        <w:t xml:space="preserve">(peak-to-baseline ratio, time to peak, onset growth rate),</w:t>
-      </w:r>
-      <w:r>
-        <w:t xml:space="preserve"> </w:t>
-      </w:r>
-      <w:r>
-        <w:rPr>
-          <w:bCs/>
-          <w:b/>
-        </w:rPr>
-        <w:t xml:space="preserve">length-of-stay and occupancy distributions</w:t>
-      </w:r>
-      <w:r>
-        <w:t xml:space="preserve"> </w:t>
-      </w:r>
-      <w:r>
-        <w:t xml:space="preserve">(ward and ICU) and</w:t>
-      </w:r>
-      <w:r>
-        <w:t xml:space="preserve"> </w:t>
-      </w:r>
-      <w:r>
-        <w:rPr>
-          <w:bCs/>
-          <w:b/>
-        </w:rPr>
-        <w:t xml:space="preserve">admission fractions</w:t>
-      </w:r>
-      <w:r>
-        <w:t xml:space="preserve">. Transmission parameters (R0/Rt, serial interval) and shedding-to-incidence conversions are secondary.</w:t>
-      </w:r>
-      <w:r>
-        <w:t xml:space="preserve"> </w:t>
-      </w:r>
-      <w:r>
-        <w:rPr>
-          <w:bCs/>
-          <w:b/>
-        </w:rPr>
-        <w:t xml:space="preserve">(2) Explanatory variables and lag structures</w:t>
-      </w:r>
-      <w:r>
-        <w:t xml:space="preserve"> </w:t>
-      </w:r>
-      <w:r>
-        <w:t xml:space="preserve">reported as informative for each crisis type.</w:t>
-      </w:r>
-      <w:r>
-        <w:t xml:space="preserve"> </w:t>
-      </w:r>
-      <w:r>
-        <w:rPr>
-          <w:bCs/>
-          <w:b/>
-        </w:rPr>
-        <w:t xml:space="preserve">(3) Model-form evidence</w:t>
-      </w:r>
-      <w:r>
-        <w:t xml:space="preserve"> </w:t>
-      </w:r>
-      <w:r>
-        <w:t xml:space="preserve">(which algorithm families the forecasting literature finds effective for which outcome, horizon and crisis type [Wargon 2009]), feeding T3.3.</w:t>
-      </w:r>
-      <w:r>
-        <w:t xml:space="preserve"> </w:t>
-      </w:r>
-      <w:r>
-        <w:rPr>
-          <w:bCs/>
-          <w:b/>
-        </w:rPr>
-        <w:t xml:space="preserve">(4) Outcome and threshold definitions</w:t>
-      </w:r>
-      <w:r>
-        <w:t xml:space="preserve"> </w:t>
-      </w:r>
-      <w:r>
-        <w:t xml:space="preserve">(which series are used operationally and at what levels warnings fire [Lung 2021]), entering T2.1's anchors and T4.1's elicitation as evidence-based starting points. Classes 2 to 4 carry provenance and certainty grades and are pursued only as inputs to the registered H3a configuration, and H1's benchmark applies to class 1.</w:t>
+        <w:t xml:space="preserve">The protocol covers four classes of evidence and is fixed before extraction. (1) Parameter values, the quantitative core, include weather-demand effects (temperature, heat-day exceedance, ozone and PM10), surge magnitude and timing, length-of-stay and occupancy distributions, and admission fractions. Transmission parameters and shedding-to-incidence conversions are secondary. (2) Explanatory variables and their lags reported as informative for each crisis type. (3) Model-form evidence on which algorithm families perform for which outcome and horizon [Wargon 2009]. (4) Outcome definitions and warning thresholds [Lung 2021]. These evidence classes inform candidate model inputs and the later interpretation of forecasts. The full extraction benchmark focuses on class 1, while classes 2–4 carry provenance and certainty grades and are validated against published syntheses.</w:t>
       </w:r>
     </w:p>
     <w:bookmarkEnd w:id="44"/>
@@ -1934,17 +917,7 @@
         <w:pStyle w:val="Heading5"/>
       </w:pPr>
       <w:r>
-        <w:t xml:space="preserve">T1.2. Build the quantitative extraction benchmark</w:t>
-      </w:r>
-      <w:r>
-        <w:t xml:space="preserve"> </w:t>
-      </w:r>
-      <w:r>
-        <w:rPr>
-          <w:iCs/>
-          <w:i/>
-        </w:rPr>
-        <w:t xml:space="preserve">(M3–M9)</w:t>
+        <w:t xml:space="preserve">T1.2. Build the quantitative extraction benchmark (M3–M9)</w:t>
       </w:r>
     </w:p>
     <w:p>
@@ -1952,55 +925,7 @@
         <w:pStyle w:val="FirstParagraph"/>
       </w:pPr>
       <w:r>
-        <w:t xml:space="preserve">An independent, separately contracted extractor (§2.4) and I each extract the target quantities from a stratified random sample of</w:t>
-      </w:r>
-      <w:r>
-        <w:t xml:space="preserve"> </w:t>
-      </w:r>
-      <w:r>
-        <w:rPr>
-          <w:bCs/>
-          <w:b/>
-        </w:rPr>
-        <w:t xml:space="preserve">300</w:t>
-      </w:r>
-      <w:r>
-        <w:t xml:space="preserve"> </w:t>
-      </w:r>
-      <w:r>
-        <w:t xml:space="preserve">publications, with adjudication. Stratification covers parameter class, reporting quality, study design and</w:t>
-      </w:r>
-      <w:r>
-        <w:t xml:space="preserve"> </w:t>
-      </w:r>
-      <w:r>
-        <w:rPr>
-          <w:bCs/>
-          <w:b/>
-        </w:rPr>
-        <w:t xml:space="preserve">source type</w:t>
-      </w:r>
-      <w:r>
-        <w:t xml:space="preserve"> </w:t>
-      </w:r>
-      <w:r>
-        <w:t xml:space="preserve">(journal versus timestamped situational report), so error is characterised separately for T3.2's faster secondary sources. An</w:t>
-      </w:r>
-      <w:r>
-        <w:t xml:space="preserve"> </w:t>
-      </w:r>
-      <w:r>
-        <w:rPr>
-          <w:bCs/>
-          <w:b/>
-        </w:rPr>
-        <w:t xml:space="preserve">open external layer</w:t>
-      </w:r>
-      <w:r>
-        <w:t xml:space="preserve"> </w:t>
-      </w:r>
-      <w:r>
-        <w:t xml:space="preserve">scores retrieval against the inclusion sets of published systematic reviews in the target classes, and extraction and pooling against their published summary estimates. The benchmark is an open deliverable.</w:t>
+        <w:t xml:space="preserve">A separately contracted independent extractor and I will each extract target quantities from a stratified random sample of 300 publications, followed by adjudication. The sample will cover parameter classes, reporting quality, study design and source type, including journal articles and timestamped situational reports. This allows error to be assessed separately for sources used in secondary analyses. An external benchmark will compare retrieval with inclusion sets from published systematic reviews and extracted and pooled values with their published summary estimates. The benchmark will be released openly.</w:t>
       </w:r>
     </w:p>
     <w:bookmarkEnd w:id="45"/>
@@ -2010,17 +935,7 @@
         <w:pStyle w:val="Heading5"/>
       </w:pPr>
       <w:r>
-        <w:t xml:space="preserve">T1.3. Characterise automated extraction error</w:t>
-      </w:r>
-      <w:r>
-        <w:t xml:space="preserve"> </w:t>
-      </w:r>
-      <w:r>
-        <w:rPr>
-          <w:iCs/>
-          <w:i/>
-        </w:rPr>
-        <w:t xml:space="preserve">(M7–M14)</w:t>
+        <w:t xml:space="preserve">T1.3. Characterise automated extraction error (M7–M14)</w:t>
       </w:r>
     </w:p>
     <w:p>
@@ -2028,20 +943,7 @@
         <w:pStyle w:val="FirstParagraph"/>
       </w:pPr>
       <w:r>
-        <w:t xml:space="preserve">Automated extraction is compared with the benchmark on point estimates, uncertainty, omissions and between-study dispersion. H1's primary metric is the median log-ratio of the automated to the adjudicated</w:t>
-      </w:r>
-      <w:r>
-        <w:t xml:space="preserve"> </w:t>
-      </w:r>
-      <w:r>
-        <w:rPr>
-          <w:bCs/>
-          <w:b/>
-        </w:rPr>
-        <w:t xml:space="preserve">standard deviation of the evidence-derived distribution</w:t>
-      </w:r>
-      <w:r>
-        <w:t xml:space="preserve">, per parameter class on a common scale under the registered pooling model, with a pre-specified interval (a ratio below one means under-dispersion). Within-study uncertainty and between-study heterogeneity are propagated separately and jointly, with sensitivity to the model version.</w:t>
+        <w:t xml:space="preserve">Automated extraction will be compared with the adjudicated benchmark on point estimates, uncertainty, omissions and variation between studies. H1's primary metric is the median log-ratio of the standard deviation from automated extraction to that from the adjudicated evidence distribution, by parameter class on a common scale and under the registered pooling model. A ratio below one indicates under-dispersion. Within-study uncertainty and between-study heterogeneity are propagated separately and jointly, with sensitivity analyses for the extraction model version.</w:t>
       </w:r>
     </w:p>
     <w:bookmarkEnd w:id="46"/>
@@ -2051,17 +953,7 @@
         <w:pStyle w:val="Heading5"/>
       </w:pPr>
       <w:r>
-        <w:t xml:space="preserve">T1.4. Construct uncertainty-aware evidence distributions</w:t>
-      </w:r>
-      <w:r>
-        <w:t xml:space="preserve"> </w:t>
-      </w:r>
-      <w:r>
-        <w:rPr>
-          <w:iCs/>
-          <w:i/>
-        </w:rPr>
-        <w:t xml:space="preserve">(M12–M18)</w:t>
+        <w:t xml:space="preserve">T1.4. Construct uncertainty-aware evidence distributions (M12–M18)</w:t>
       </w:r>
     </w:p>
     <w:p>
@@ -2069,7 +961,7 @@
         <w:pStyle w:val="FirstParagraph"/>
       </w:pPr>
       <w:r>
-        <w:t xml:space="preserve">Extraction error is represented explicitly as measurement error. The task compares inverse-variance and quality-weighted pooling, meta-analytic-predictive priors and power-prior discounting. The output is a prior with its provenance, its extraction uncertainty and a documented borrowing weight.</w:t>
+        <w:t xml:space="preserve">Extraction errors are represented as measurement error. The task compares inverse-variance and quality-weighted pooling, meta-analytic-predictive priors and power-prior methods. Each resulting parameter distribution records its sources, extraction uncertainty and the weight assigned to external evidence.</w:t>
       </w:r>
     </w:p>
     <w:bookmarkEnd w:id="47"/>
@@ -2079,17 +971,7 @@
         <w:pStyle w:val="Heading5"/>
       </w:pPr>
       <w:r>
-        <w:t xml:space="preserve">T1.5. Transportability screen</w:t>
-      </w:r>
-      <w:r>
-        <w:t xml:space="preserve"> </w:t>
-      </w:r>
-      <w:r>
-        <w:rPr>
-          <w:iCs/>
-          <w:i/>
-        </w:rPr>
-        <w:t xml:space="preserve">(M15–M20)</w:t>
+        <w:t xml:space="preserve">T1.5. Transportability screen (M15–M20)</w:t>
       </w:r>
     </w:p>
     <w:p>
@@ -2097,7 +979,7 @@
         <w:pStyle w:val="FirstParagraph"/>
       </w:pPr>
       <w:r>
-        <w:t xml:space="preserve">The task characterises effect modifiers and study-setting differences relevant to Geneva. The transportability criteria, and the mapping from a transportability score to a wider or discounted prior, are fixed before the confirmatory evaluation and produce the metadata WP3's conflict analysis needs.</w:t>
+        <w:t xml:space="preserve">This task assesses effect modifiers and differences between study settings that may affect relevance to Geneva. Criteria for transportability, and the mapping from the resulting score to prior widening or reduced evidence weight, are fixed before the confirmatory forecast evaluation.</w:t>
       </w:r>
     </w:p>
     <w:p>
@@ -2105,17 +987,7 @@
         <w:pStyle w:val="BodyText"/>
       </w:pPr>
       <w:r>
-        <w:rPr>
-          <w:bCs/>
-          <w:b/>
-        </w:rPr>
-        <w:t xml:space="preserve">Deliverables.</w:t>
-      </w:r>
-      <w:r>
-        <w:t xml:space="preserve"> </w:t>
-      </w:r>
-      <w:r>
-        <w:t xml:space="preserve">D1.1 open benchmark, D1.2 error analysis, D1.3 evidence-to-prior library.</w:t>
+        <w:t xml:space="preserve">Deliverables are D1.1 (open extraction benchmark), D1.2 (extraction-error analysis) and D1.3 (evidence-derived model-input library).</w:t>
       </w:r>
     </w:p>
     <w:p>
@@ -2123,38 +995,18 @@
         <w:pStyle w:val="BodyText"/>
       </w:pPr>
       <w:r>
-        <w:rPr>
-          <w:bCs/>
-          <w:b/>
-        </w:rPr>
-        <w:t xml:space="preserve">Risk.</w:t>
-      </w:r>
-      <w:r>
-        <w:t xml:space="preserve"> </w:t>
-      </w:r>
-      <w:r>
-        <w:t xml:space="preserve">If expert time binds, the benchmark narrows to the core parameter classes.</w:t>
+        <w:t xml:space="preserve">Risk and mitigation. If expert time is limited, the benchmark narrows to the core parameter classes.</w:t>
       </w:r>
     </w:p>
     <w:bookmarkEnd w:id="48"/>
     <w:bookmarkEnd w:id="49"/>
-    <w:bookmarkStart w:id="55" w:name="X96361259bb603d8d0d63166386752c7f2a90aae"/>
+    <w:bookmarkStart w:id="55" w:name="Xc0434c24ca00f6b112465fd7b991c18f654948c"/>
     <w:p>
       <w:pPr>
         <w:pStyle w:val="Heading4"/>
       </w:pPr>
       <w:r>
-        <w:t xml:space="preserve">WP2. A parsimonious model of health-system escalation</w:t>
-      </w:r>
-      <w:r>
-        <w:t xml:space="preserve"> </w:t>
-      </w:r>
-      <w:r>
-        <w:rPr>
-          <w:iCs/>
-          <w:i/>
-        </w:rPr>
-        <w:t xml:space="preserve">(M1–M28)</w:t>
+        <w:t xml:space="preserve">WP2. Model levels of health-system pressure (M1–M28)</w:t>
       </w:r>
     </w:p>
     <w:bookmarkStart w:id="50" w:name="Xcfcc11e2b7bec828711203675136706e3bef48c"/>
@@ -2163,17 +1015,7 @@
         <w:pStyle w:val="Heading5"/>
       </w:pPr>
       <w:r>
-        <w:t xml:space="preserve">T2.1. Specify and identify the state model</w:t>
-      </w:r>
-      <w:r>
-        <w:t xml:space="preserve"> </w:t>
-      </w:r>
-      <w:r>
-        <w:rPr>
-          <w:iCs/>
-          <w:i/>
-        </w:rPr>
-        <w:t xml:space="preserve">(M1–M9)</w:t>
+        <w:t xml:space="preserve">T2.1. Specify and identify the state model (M1–M9)</w:t>
       </w:r>
     </w:p>
     <w:p>
@@ -2181,87 +1023,7 @@
         <w:pStyle w:val="FirstParagraph"/>
       </w:pPr>
       <w:r>
-        <w:t xml:space="preserve">The state model is a Bayesian hierarchical Markov regime-switching model [Hamilton 1989] with an ordinal latent state (by default routine, elevated, strained, critical), observed through emergency calls (the primary channel) with ED presentations and ICU occupancy added where available, with pre-specified weather, calendar and epidemic covariates and series-specific observation models sharing the state. Before any real data are fitted, simulation establishes identifiability and recovery, including the case with fewer channels, and ordering constraints resolve label switching. If separation is insufficient, the fallback is an ordinal state-space formulation. The criterion is the recovery of states and transitions, not visual fit.</w:t>
-      </w:r>
-      <w:r>
-        <w:t xml:space="preserve"> </w:t>
-      </w:r>
-      <w:r>
-        <w:rPr>
-          <w:bCs/>
-          <w:b/>
-        </w:rPr>
-        <w:t xml:space="preserve">State anchors.</w:t>
-      </w:r>
-      <w:r>
-        <w:t xml:space="preserve"> </w:t>
-      </w:r>
-      <w:r>
-        <w:t xml:space="preserve">The number of levels and their thresholds start from the outcome and threshold definitions the literature reports (T1.1, class 4) and are fixed at registration for WP2–WP3 (T4.1's later elicitation refines their decision interpretation, never the confirmatory state definition). Where the literature is silent, the default is four levels on the seasonal baseline.</w:t>
-      </w:r>
-      <w:r>
-        <w:t xml:space="preserve"> </w:t>
-      </w:r>
-      <w:r>
-        <w:rPr>
-          <w:bCs/>
-          <w:b/>
-        </w:rPr>
-        <w:t xml:space="preserve">Routine</w:t>
-      </w:r>
-      <w:r>
-        <w:t xml:space="preserve"> </w:t>
-      </w:r>
-      <w:r>
-        <w:t xml:space="preserve">lies below the 75th percentile,</w:t>
-      </w:r>
-      <w:r>
-        <w:t xml:space="preserve"> </w:t>
-      </w:r>
-      <w:r>
-        <w:rPr>
-          <w:bCs/>
-          <w:b/>
-        </w:rPr>
-        <w:t xml:space="preserve">elevated</w:t>
-      </w:r>
-      <w:r>
-        <w:t xml:space="preserve"> </w:t>
-      </w:r>
-      <w:r>
-        <w:t xml:space="preserve">between the 75th and the 90th,</w:t>
-      </w:r>
-      <w:r>
-        <w:t xml:space="preserve"> </w:t>
-      </w:r>
-      <w:r>
-        <w:rPr>
-          <w:bCs/>
-          <w:b/>
-        </w:rPr>
-        <w:t xml:space="preserve">strained</w:t>
-      </w:r>
-      <w:r>
-        <w:t xml:space="preserve"> </w:t>
-      </w:r>
-      <w:r>
-        <w:t xml:space="preserve">between the 90th and the 97.5th or under sustained capacity pressure (ICU occupancy above 85%, ED boarding above its seasonal 90th percentile), and</w:t>
-      </w:r>
-      <w:r>
-        <w:t xml:space="preserve"> </w:t>
-      </w:r>
-      <w:r>
-        <w:rPr>
-          <w:bCs/>
-          <w:b/>
-        </w:rPr>
-        <w:t xml:space="preserve">critical</w:t>
-      </w:r>
-      <w:r>
-        <w:t xml:space="preserve"> </w:t>
-      </w:r>
-      <w:r>
-        <w:t xml:space="preserve">above the 97.5th or at capacity saturation. The highest applicable state prevails, and capacity saturation alone defines critical. Anchors are percentile-based per event type and enter estimation as priors on state-dependent levels, not hard cutoffs.</w:t>
+        <w:t xml:space="preserve">The model is a Bayesian hierarchical Markov regime-switching model [Hamilton 1989], meaning that it estimates how a system moves between ordered levels of pressure. The default levels are routine, elevated, strained and critical. Cause-filtered emergency calls are the primary observation channel, and ED presentations and ICU occupancy are added where access permits. Weather, air quality, calendar effects and epidemic indicators enter as explanatory variables. Before real data are fitted, simulation tests whether the states and their transitions can be recovered, including a version with emergency calls alone. If recovery is poor, the fallback is a simpler ordinal state-space model. The number of levels and their anchors are fixed at registration. Where the literature provides suitable definitions, these guide the number of levels and the thresholds. Otherwise the default anchors are seasonal percentiles, routine below P75, elevated P75 to P90, strained P90 to P97.5 or under sustained capacity pressure (ICU occupancy above 85% or ED boarding above its seasonal P90), and critical above P97.5 or at capacity saturation. The highest applicable state prevails, and capacity saturation alone defines critical. These anchors inform the model but are not hard cut-offs. Later expert elicitation can refine their decision interpretation, not change the confirmatory state definitions.</w:t>
       </w:r>
     </w:p>
     <w:bookmarkEnd w:id="50"/>
@@ -2271,17 +1033,7 @@
         <w:pStyle w:val="Heading5"/>
       </w:pPr>
       <w:r>
-        <w:t xml:space="preserve">T2.2. Represent the critical tail</w:t>
-      </w:r>
-      <w:r>
-        <w:t xml:space="preserve"> </w:t>
-      </w:r>
-      <w:r>
-        <w:rPr>
-          <w:iCs/>
-          <w:i/>
-        </w:rPr>
-        <w:t xml:space="preserve">(M6–M14)</w:t>
+        <w:t xml:space="preserve">T2.2. Represent the critical tail (M6–M14)</w:t>
       </w:r>
     </w:p>
     <w:p>
@@ -2289,27 +1041,17 @@
         <w:pStyle w:val="FirstParagraph"/>
       </w:pPr>
       <w:r>
-        <w:t xml:space="preserve">Rare exceedances are modelled with peaks over threshold and the generalised Pareto distribution, coupled to the critical-state probability, with threshold sensitivity reported, as supporting work rather than a separate objective.</w:t>
+        <w:t xml:space="preserve">Rare high-demand events are modelled with peaks-over-threshold methods and a generalised Pareto distribution, linked to the probability of the critical state. Threshold sensitivity is reported, and this work supports the main comparison rather than defining a separate hypothesis.</w:t>
       </w:r>
     </w:p>
     <w:bookmarkEnd w:id="51"/>
-    <w:bookmarkStart w:id="52" w:name="X5910b65a6c96f541f6ee1d1f4e7b629b8905b43"/>
+    <w:bookmarkStart w:id="52" w:name="Xe333bd844ed9d0b4a6f19dd7593b876e27462b4"/>
     <w:p>
       <w:pPr>
         <w:pStyle w:val="Heading5"/>
       </w:pPr>
       <w:r>
-        <w:t xml:space="preserve">T2.3. Introduce evidence-derived priors</w:t>
-      </w:r>
-      <w:r>
-        <w:t xml:space="preserve"> </w:t>
-      </w:r>
-      <w:r>
-        <w:rPr>
-          <w:iCs/>
-          <w:i/>
-        </w:rPr>
-        <w:t xml:space="preserve">(M10–M20)</w:t>
+        <w:t xml:space="preserve">T2.3. Include published evidence in the model parameters (M10–M20)</w:t>
       </w:r>
     </w:p>
     <w:p>
@@ -2317,7 +1059,7 @@
         <w:pStyle w:val="FirstParagraph"/>
       </w:pPr>
       <w:r>
-        <w:t xml:space="preserve">WP1's distributions are mapped to the parameters where published evidence is relevant (weather effects, surge magnitudes, transition characteristics), and weakly informative, fixed evidence-derived and adaptive robust borrowing are compared. The adaptive specification is a robust mixture of an evidence-derived and a weakly informative component. The conflict statistic and the discount function are fixed before the confirmatory evaluation and are not tuned during it. Power-prior and commensurate-prior approaches serve as sensitivity comparators.</w:t>
+        <w:t xml:space="preserve">WP1's distributions are mapped to parameters for which published evidence is relevant, including weather effects, surge magnitude and transitions between pressure levels. Three approaches are compared, weakly informative reference distributions, fixed use of evidence-derived distributions, and adaptive weighting that reduces the evidence weight when the registered prior-data conflict measure signals disagreement. The conflict measure and weight-reduction rule are fixed before evaluation. Power-prior and commensurate-prior methods are used as sensitivity comparators.</w:t>
       </w:r>
     </w:p>
     <w:bookmarkEnd w:id="52"/>
@@ -2327,17 +1069,7 @@
         <w:pStyle w:val="Heading5"/>
       </w:pPr>
       <w:r>
-        <w:t xml:space="preserve">T2.4. Add resilience indicators as a secondary information channel</w:t>
-      </w:r>
-      <w:r>
-        <w:t xml:space="preserve"> </w:t>
-      </w:r>
-      <w:r>
-        <w:rPr>
-          <w:iCs/>
-          <w:i/>
-        </w:rPr>
-        <w:t xml:space="preserve">(M12–M20)</w:t>
+        <w:t xml:space="preserve">T2.4. Add resilience indicators as a secondary information channel (M12–M20)</w:t>
       </w:r>
     </w:p>
     <w:p>
@@ -2345,7 +1077,7 @@
         <w:pStyle w:val="FirstParagraph"/>
       </w:pPr>
       <w:r>
-        <w:t xml:space="preserve">Rolling variance and lag-1 autocorrelation enter as optional covariates on the transition dynamics. Do they add information beyond level, trend and the evidence prior? A null result is interpretable.</w:t>
+        <w:t xml:space="preserve">Rolling variance and lag-one autocorrelation, possible indicators of changing dynamics, are tested as optional predictors of state transitions. The question is whether they add information beyond context inputs, recent outcome level and trend, and published evidence. A null result remains informative.</w:t>
       </w:r>
     </w:p>
     <w:bookmarkEnd w:id="53"/>
@@ -2355,17 +1087,7 @@
         <w:pStyle w:val="Heading5"/>
       </w:pPr>
       <w:r>
-        <w:t xml:space="preserve">T2.5. Calibration, automation and validity monitoring</w:t>
-      </w:r>
-      <w:r>
-        <w:t xml:space="preserve"> </w:t>
-      </w:r>
-      <w:r>
-        <w:rPr>
-          <w:iCs/>
-          <w:i/>
-        </w:rPr>
-        <w:t xml:space="preserve">(M20–M28)</w:t>
+        <w:t xml:space="preserve">T2.5. Calibration, automation and validity monitoring (M20–M28)</w:t>
       </w:r>
     </w:p>
     <w:p>
@@ -2373,36 +1095,7 @@
         <w:pStyle w:val="FirstParagraph"/>
       </w:pPr>
       <w:r>
-        <w:t xml:space="preserve">Calibration uses methods suited to temporal dependence, with a conformal component [Angelopoulos 2023; Barber 2023] as a robustness layer if simulation confirms its assumptions. The task also builds the</w:t>
-      </w:r>
-      <w:r>
-        <w:t xml:space="preserve"> </w:t>
-      </w:r>
-      <w:r>
-        <w:rPr>
-          <w:bCs/>
-          <w:b/>
-        </w:rPr>
-        <w:t xml:space="preserve">automation layer</w:t>
-      </w:r>
-      <w:r>
-        <w:t xml:space="preserve">. Public streams (weather, surveillance, wastewater) are ingested automatically as they become available, models are re-estimated at each input's native cadence with versioned re-fitting, and</w:t>
-      </w:r>
-      <w:r>
-        <w:t xml:space="preserve"> </w:t>
-      </w:r>
-      <w:r>
-        <w:rPr>
-          <w:bCs/>
-          <w:b/>
-        </w:rPr>
-        <w:t xml:space="preserve">assumption and validity diagnostics</w:t>
-      </w:r>
-      <w:r>
-        <w:t xml:space="preserve"> </w:t>
-      </w:r>
-      <w:r>
-        <w:t xml:space="preserve">run on every fit (residual structure, dispersion, calibration), so that a model failing its checks is excluded by pre-registered rules. A reference implementation is released in LiteRev-Evidence.</w:t>
+        <w:t xml:space="preserve">The task uses calibration methods suited to time-dependent data and tests conformal prediction [Angelopoulos 2023; Barber 2023] as a robustness check if simulation supports its assumptions. Public context feeds, including weather, air quality, wastewater and surveillance indicators, are ingested automatically at their native update frequency. Partner data are linked only under access agreements. The pipeline records timestamps, data revisions and model versions, refits at the registered cadence, and checks residual structure, dispersion and calibration after each fit. Models failing pre-specified validity checks are excluded. A reference implementation is released in LiteRev-Evidence.</w:t>
       </w:r>
     </w:p>
     <w:p>
@@ -2410,17 +1103,7 @@
         <w:pStyle w:val="BodyText"/>
       </w:pPr>
       <w:r>
-        <w:rPr>
-          <w:bCs/>
-          <w:b/>
-        </w:rPr>
-        <w:t xml:space="preserve">Simulation is prior information, not data.</w:t>
-      </w:r>
-      <w:r>
-        <w:t xml:space="preserve"> </w:t>
-      </w:r>
-      <w:r>
-        <w:t xml:space="preserve">Fitting trajectories parameterised from the literature as if they were data would count the same information twice and disable the conflict diagnostic H3b depends on. Simulation therefore serves identifiability, structural constraints and prior predictive checks, and it never tightens the evidence prior.</w:t>
+        <w:t xml:space="preserve">Simulated trajectories are used to test identifiability and model behaviour, not as extra observations. Treating literature-based simulations as real outcomes would count the same information twice and undermine the test for conflict between the prior and local data. Simulations therefore do not tighten the evidence-derived distributions.</w:t>
       </w:r>
     </w:p>
     <w:p>
@@ -2428,17 +1111,7 @@
         <w:pStyle w:val="BodyText"/>
       </w:pPr>
       <w:r>
-        <w:rPr>
-          <w:bCs/>
-          <w:b/>
-        </w:rPr>
-        <w:t xml:space="preserve">Deliverables.</w:t>
-      </w:r>
-      <w:r>
-        <w:t xml:space="preserve"> </w:t>
-      </w:r>
-      <w:r>
-        <w:t xml:space="preserve">D2.1 specification and identifiability study, D2.2 open code, D2.3 methods paper.</w:t>
+        <w:t xml:space="preserve">Deliverables are D2.1 (model specification and identifiability study), D2.2 (open implementation) and D2.3 (methods paper).</w:t>
       </w:r>
     </w:p>
     <w:p>
@@ -2446,54 +1119,18 @@
         <w:pStyle w:val="BodyText"/>
       </w:pPr>
       <w:r>
-        <w:rPr>
-          <w:bCs/>
-          <w:b/>
-        </w:rPr>
-        <w:t xml:space="preserve">Risk.</w:t>
-      </w:r>
-      <w:r>
-        <w:t xml:space="preserve"> </w:t>
-      </w:r>
-      <w:r>
-        <w:t xml:space="preserve">Weak regime separation.</w:t>
-      </w:r>
-      <w:r>
-        <w:t xml:space="preserve"> </w:t>
-      </w:r>
-      <w:r>
-        <w:rPr>
-          <w:iCs/>
-          <w:i/>
-        </w:rPr>
-        <w:t xml:space="preserve">Mitigation.</w:t>
-      </w:r>
-      <w:r>
-        <w:t xml:space="preserve"> </w:t>
-      </w:r>
-      <w:r>
-        <w:t xml:space="preserve">Simulation comes first, the ordinal fallback is ready, and the identifiability boundary is reported as a result rather than tuned until success.</w:t>
+        <w:t xml:space="preserve">Risk and mitigation. If the four states cannot be separated reliably, the registered ordinal model is used and the identifiability limit is reported.</w:t>
       </w:r>
     </w:p>
     <w:bookmarkEnd w:id="54"/>
     <w:bookmarkEnd w:id="55"/>
-    <w:bookmarkStart w:id="62" w:name="X3621a3c2966e02ae9abd610739842be4cccf549"/>
+    <w:bookmarkStart w:id="62" w:name="X11394d15ad926b825360dd8c79c1031038fa8f4"/>
     <w:p>
       <w:pPr>
         <w:pStyle w:val="Heading4"/>
       </w:pPr>
       <w:r>
-        <w:t xml:space="preserve">WP3. The decisive cold-start experiment</w:t>
-      </w:r>
-      <w:r>
-        <w:t xml:space="preserve"> </w:t>
-      </w:r>
-      <w:r>
-        <w:rPr>
-          <w:iCs/>
-          <w:i/>
-        </w:rPr>
-        <w:t xml:space="preserve">(M12–M42)</w:t>
+        <w:t xml:space="preserve">WP3. Test forecasts using historically available information (M12–M42)</w:t>
       </w:r>
     </w:p>
     <w:bookmarkStart w:id="56" w:name="Xa694a77d033b61f3d1e7d09fe04f1af6ed4966d"/>
@@ -2502,17 +1139,7 @@
         <w:pStyle w:val="Heading5"/>
       </w:pPr>
       <w:r>
-        <w:t xml:space="preserve">T3.0. Outcome hierarchy, data-access gate and episode eligibility</w:t>
-      </w:r>
-      <w:r>
-        <w:t xml:space="preserve"> </w:t>
-      </w:r>
-      <w:r>
-        <w:rPr>
-          <w:iCs/>
-          <w:i/>
-        </w:rPr>
-        <w:t xml:space="preserve">(M1–M14)</w:t>
+        <w:t xml:space="preserve">T3.0. Outcome hierarchy, data-access gate and episode eligibility (M1–M14)</w:t>
       </w:r>
     </w:p>
     <w:p>
@@ -2520,7 +1147,7 @@
         <w:pStyle w:val="FirstParagraph"/>
       </w:pPr>
       <w:r>
-        <w:t xml:space="preserve">All of this is fixed before any evaluation is designed and never revisited on performance.</w:t>
+        <w:t xml:space="preserve">The outcome hierarchy, access criteria and episode-eligibility rules are registered before forecast performance is examined.</w:t>
       </w:r>
     </w:p>
     <w:p>
@@ -2528,56 +1155,7 @@
         <w:pStyle w:val="BodyText"/>
       </w:pPr>
       <w:r>
-        <w:rPr>
-          <w:bCs/>
-          <w:b/>
-        </w:rPr>
-        <w:t xml:space="preserve">Outcome.</w:t>
-      </w:r>
-      <w:r>
-        <w:t xml:space="preserve"> </w:t>
-      </w:r>
-      <w:r>
-        <w:t xml:space="preserve">The primary outcome is</w:t>
-      </w:r>
-      <w:r>
-        <w:t xml:space="preserve"> </w:t>
-      </w:r>
-      <w:r>
-        <w:rPr>
-          <w:bCs/>
-          <w:b/>
-        </w:rPr>
-        <w:t xml:space="preserve">daily respiratory-related emergency demand derived from CASU-144 records</w:t>
-      </w:r>
-      <w:r>
-        <w:t xml:space="preserve">, not a raw call count. It rests on a pre-registered classification of recorded call reasons and urgency levels.</w:t>
-      </w:r>
-      <w:r>
-        <w:t xml:space="preserve"> </w:t>
-      </w:r>
-      <w:r>
-        <w:rPr>
-          <w:bCs/>
-          <w:b/>
-        </w:rPr>
-        <w:t xml:space="preserve">The heat arm scores heat-sensitive demand</w:t>
-      </w:r>
-      <w:r>
-        <w:t xml:space="preserve">, built from the same series in the same way and restricted to cause classes fixed at registration (dehydration, renal, psychiatric), with respiratory-restricted and 75+ sensitivities. ED presentations and ICU occupancy enter as</w:t>
-      </w:r>
-      <w:r>
-        <w:t xml:space="preserve"> </w:t>
-      </w:r>
-      <w:r>
-        <w:rPr>
-          <w:bCs/>
-          <w:b/>
-        </w:rPr>
-        <w:t xml:space="preserve">additional observation channels on the shared latent state</w:t>
-      </w:r>
-      <w:r>
-        <w:t xml:space="preserve">, and wastewater, sentinel consultations and weather enter as covariates.</w:t>
+        <w:t xml:space="preserve">Primary outcome. Daily respiratory-related emergency demand is derived from Geneva CASU-144 records using a pre-registered classification of call reasons and urgency levels, and it is not the raw total number of calls. The heat comparison uses the same series and construction, restricted to cause groups specified in advance (dehydration, renal and psychiatric causes). Respiratory-restricted and age-75-or-older analyses are sensitivity checks. ED presentations and ICU occupancy are additional observations for the shared pressure-state model. Weather, air quality, wastewater, sentinel consultations and calendar effects are context inputs.</w:t>
       </w:r>
     </w:p>
     <w:p>
@@ -2585,33 +1163,7 @@
         <w:pStyle w:val="BodyText"/>
       </w:pPr>
       <w:r>
-        <w:rPr>
-          <w:bCs/>
-          <w:b/>
-        </w:rPr>
-        <w:t xml:space="preserve">Candidate outcome set and geography.</w:t>
-      </w:r>
-      <w:r>
-        <w:t xml:space="preserve"> </w:t>
-      </w:r>
-      <w:r>
-        <w:t xml:space="preserve">The pre-registered candidates, in hierarchy order, are (1) cause-filtered CASU-144 emergency demand, the primary outcome, (2) ED presentations by category, (3) ICU occupancy and (4) all-cause 144 engagements and hospital admissions as sensitivity series. Open surveillance (Sentinella, wastewater) serves as a fallback outcome only. The unit is the</w:t>
-      </w:r>
-      <w:r>
-        <w:t xml:space="preserve"> </w:t>
-      </w:r>
-      <w:r>
-        <w:rPr>
-          <w:bCs/>
-          <w:b/>
-        </w:rPr>
-        <w:t xml:space="preserve">canton of Geneva at daily resolution</w:t>
-      </w:r>
-      <w:r>
-        <w:t xml:space="preserve"> </w:t>
-      </w:r>
-      <w:r>
-        <w:t xml:space="preserve">(the HUG centrale's coverage area), and generalisation comes from the contrasting archetypes and the open national series.</w:t>
+        <w:t xml:space="preserve">Outcome hierarchy and geography. The primary target is cause-filtered CASU-144 emergency demand in the canton of Geneva, at daily resolution. If it fails the month-12 access and quality gate, the registered hierarchy is activated, ED presentations by category, then ICU occupancy, then all-cause 144 engagements or hospital admissions for sensitivity analyses. Open series such as Sentinella and wastewater can support methodological validation but do not by themselves substitute for a successful emergency-demand test. This is a deliberate single-canton design, and transfer is tested across the three crisis types and on the open national benchmark.</w:t>
       </w:r>
     </w:p>
     <w:p>
@@ -2619,33 +1171,7 @@
         <w:pStyle w:val="BodyText"/>
       </w:pPr>
       <w:r>
-        <w:rPr>
-          <w:bCs/>
-          <w:b/>
-        </w:rPr>
-        <w:t xml:space="preserve">Data-access gate.</w:t>
-      </w:r>
-      <w:r>
-        <w:t xml:space="preserve"> </w:t>
-      </w:r>
-      <w:r>
-        <w:t xml:space="preserve">CASU-144 is the pre-specified primary outcome. Criteria for</w:t>
-      </w:r>
-      <w:r>
-        <w:t xml:space="preserve"> </w:t>
-      </w:r>
-      <w:r>
-        <w:rPr>
-          <w:bCs/>
-          <w:b/>
-        </w:rPr>
-        <w:t xml:space="preserve">historical depth, resolution, latency and completeness</w:t>
-      </w:r>
-      <w:r>
-        <w:t xml:space="preserve"> </w:t>
-      </w:r>
-      <w:r>
-        <w:t xml:space="preserve">are fixed in advance, and a gate at month 12 confirms them. If they are not met, the pre-specified fallback activates and the claim narrows.</w:t>
+        <w:t xml:space="preserve">Data-access gate. CASU-144 remains the pre-specified primary outcome. Criteria for historical depth, resolution, reporting delay and completeness are fixed in advance. At month 12, the gate determines whether the series meets them. If not, the registered fallback is activated and the claim is narrowed, and the fallback is not selected based on model performance.</w:t>
       </w:r>
     </w:p>
     <w:p>
@@ -2653,40 +1179,7 @@
         <w:pStyle w:val="BodyText"/>
       </w:pPr>
       <w:r>
-        <w:rPr>
-          <w:bCs/>
-          <w:b/>
-        </w:rPr>
-        <w:t xml:space="preserve">Episode eligibility.</w:t>
-      </w:r>
-      <w:r>
-        <w:t xml:space="preserve"> </w:t>
-      </w:r>
-      <w:r>
-        <w:t xml:space="preserve">An episode enters the confirmatory evaluation only if all of the following can be reconstructed prospectively. (1) An onset detectable under the prospective onset rule. (2) Enough pre-onset history for its rolling baseline. (3) Enough post-onset observations at the primary horizon. (4) The external evidence</w:t>
-      </w:r>
-      <w:r>
-        <w:t xml:space="preserve"> </w:t>
-      </w:r>
-      <w:r>
-        <w:rPr>
-          <w:bCs/>
-          <w:b/>
-        </w:rPr>
-        <w:t xml:space="preserve">as it stood at the historical origin</w:t>
-      </w:r>
-      <w:r>
-        <w:t xml:space="preserve">. (5) No leakage of future information. (6) Separation from adjacent episodes. Episodes that fail serve sensitivity analysis only.</w:t>
-      </w:r>
-      <w:r>
-        <w:t xml:space="preserve"> </w:t>
-      </w:r>
-      <w:r>
-        <w:rPr>
-          <w:bCs/>
-          <w:b/>
-        </w:rPr>
-        <w:t xml:space="preserve">At the level of demand, co-circulating pathogens form one episode.</w:t>
+        <w:t xml:space="preserve">Episode eligibility. An episode enters the confirmatory comparison only if the onset can be identified using the prospective onset rule, enough pre-onset history is available for the baseline, enough post-onset outcomes exist at the primary forecast horizon, the literature available at each historical origin can be reconstructed, future information can be excluded, and the episode can be separated from adjacent episodes. Ineligible episodes remain for sensitivity analyses. Co-circulating respiratory pathogens count as one demand episode.</w:t>
       </w:r>
     </w:p>
     <w:p>
@@ -2694,30 +1187,7 @@
         <w:pStyle w:val="BodyText"/>
       </w:pPr>
       <w:r>
-        <w:rPr>
-          <w:bCs/>
-          <w:b/>
-        </w:rPr>
-        <w:t xml:space="preserve">Two registration points.</w:t>
-      </w:r>
-      <w:r>
-        <w:t xml:space="preserve"> </w:t>
-      </w:r>
-      <w:r>
-        <w:t xml:space="preserve">The hierarchy, the gate criteria and the eligibility rule are registered now. The window</w:t>
-      </w:r>
-      <w:r>
-        <w:t xml:space="preserve"> </w:t>
-      </w:r>
-      <w:r>
-        <w:rPr>
-          <w:iCs/>
-          <w:i/>
-        </w:rPr>
-        <w:t xml:space="preserve">N</w:t>
-      </w:r>
-      <w:r>
-        <w:t xml:space="preserve">, the archetype-specific horizons and the margin Δ are registered after the checkpoint and the episode inventory, before any evaluation runs, by T3.3's pre-declared selection rules.</w:t>
+        <w:t xml:space="preserve">Registration. The outcome hierarchy, access gate and eligibility rules are registered first. After the month-12 checkpoint and inventory of eligible episodes, but before forecast performance is examined, a second registration fixes the early-episode window N, the primary horizon for each archetype and the non-inferiority margin Δ. Horizon choice follows a pre-specified operational criterion, not observed performance or episode-specific results.</w:t>
       </w:r>
     </w:p>
     <w:p>
@@ -2725,30 +1195,7 @@
         <w:pStyle w:val="BodyText"/>
       </w:pPr>
       <w:r>
-        <w:rPr>
-          <w:bCs/>
-          <w:b/>
-        </w:rPr>
-        <w:t xml:space="preserve">Open-data validation track (M12–M24, pre-specified secondary).</w:t>
-      </w:r>
-      <w:r>
-        <w:t xml:space="preserve"> </w:t>
-      </w:r>
-      <w:r>
-        <w:t xml:space="preserve">Before any clinical series connects, the complete rolling-origin machinery runs on open Swiss series that require no agreement (federal respiratory surveillance, the national wastewater programme, weekly all-cause deaths, MeteoSwiss exposures). Archived forecasts from multi-model hubs provide contemporaneous comparators for early rounds that were genuinely cold-start [Cramer 2022; Sherratt 2023]. The track ships as a</w:t>
-      </w:r>
-      <w:r>
-        <w:t xml:space="preserve"> </w:t>
-      </w:r>
-      <w:r>
-        <w:rPr>
-          <w:bCs/>
-          <w:b/>
-        </w:rPr>
-        <w:t xml:space="preserve">public, re-runnable benchmark</w:t>
-      </w:r>
-      <w:r>
-        <w:t xml:space="preserve">. Every component is thus validated before operational data arrive, the methodological test does not depend on data access, and operational series then sharpen the claim to emergency-system demand.</w:t>
+        <w:t xml:space="preserve">Open-data validation track (M12–M24, secondary and pre-specified). Before clinical records are connected, the full evaluation pipeline runs on open Swiss series (federal respiratory surveillance, national wastewater data, weekly all-cause deaths and MeteoSwiss weather data). Archived multi-model forecasts provide contemporary comparators [Cramer 2022; Sherratt 2023]. The benchmark checks whether the historical-reconstruction and model-selection machinery works as intended. It also shows which context feeds can be linked from public sources, while the Geneva clinical data are needed to test the primary emergency-demand question.</w:t>
       </w:r>
     </w:p>
     <w:bookmarkEnd w:id="56"/>
@@ -2758,17 +1205,7 @@
         <w:pStyle w:val="Heading5"/>
       </w:pPr>
       <w:r>
-        <w:t xml:space="preserve">T3.1. Assemble the retrospective information set</w:t>
-      </w:r>
-      <w:r>
-        <w:t xml:space="preserve"> </w:t>
-      </w:r>
-      <w:r>
-        <w:rPr>
-          <w:iCs/>
-          <w:i/>
-        </w:rPr>
-        <w:t xml:space="preserve">(M12–M20)</w:t>
+        <w:t xml:space="preserve">T3.1. Assemble the retrospective information set (M12–M20)</w:t>
       </w:r>
     </w:p>
     <w:p>
@@ -2776,7 +1213,7 @@
         <w:pStyle w:val="FirstParagraph"/>
       </w:pPr>
       <w:r>
-        <w:t xml:space="preserve">The CASU-144 series is harmonised with the additional channels and covariates, and completeness and delay are quantified. Right truncation is modelled with nowcasting [Höhle 2014; McGough 2020], because reporting that degrades under strain could itself mimic an early-warning signal. Two Geneva channels extend the set. The HUG COVID-19 hospitalisation data I previously analysed [Orel 2024] are re-requested as a secondary channel for respiratory validation and calibration, and pharmacy sales with wastewater measurements, via the pharmacien cantonal, serve as syndromic covariates.</w:t>
+        <w:t xml:space="preserve">The CASU-144 series is harmonised with available context feeds and other outcome channels. Completeness and reporting delay are quantified, and right-truncation is addressed with nowcasting [Höhle 2014; McGough 2020], because reporting may worsen under pressure and mimic an early-warning signal. HUG COVID-19 hospitalisation data that I previously analysed [Orel 2024] are re-requested as a secondary respiratory validation and calibration channel. Pharmacy sales and wastewater measurements are requested through the cantonal pharmacist and used as syndromic inputs where access and coverage permit.</w:t>
       </w:r>
     </w:p>
     <w:bookmarkEnd w:id="57"/>
@@ -2786,17 +1223,7 @@
         <w:pStyle w:val="Heading5"/>
       </w:pPr>
       <w:r>
-        <w:t xml:space="preserve">T3.2. Reconstruct the true information set</w:t>
-      </w:r>
-      <w:r>
-        <w:t xml:space="preserve"> </w:t>
-      </w:r>
-      <w:r>
-        <w:rPr>
-          <w:iCs/>
-          <w:i/>
-        </w:rPr>
-        <w:t xml:space="preserve">(M18–M30)</w:t>
+        <w:t xml:space="preserve">T3.2. Reconstruct the true information set (M18–M30)</w:t>
       </w:r>
     </w:p>
     <w:p>
@@ -2804,136 +1231,7 @@
         <w:pStyle w:val="FirstParagraph"/>
       </w:pPr>
       <w:r>
-        <w:t xml:space="preserve">For each historical onset, successive forecast origins are created that use</w:t>
-      </w:r>
-      <w:r>
-        <w:t xml:space="preserve"> </w:t>
-      </w:r>
-      <w:r>
-        <w:rPr>
-          <w:bCs/>
-          <w:b/>
-        </w:rPr>
-        <w:t xml:space="preserve">only the information available at that date</w:t>
-      </w:r>
-      <w:r>
-        <w:t xml:space="preserve">.</w:t>
-      </w:r>
-      <w:r>
-        <w:t xml:space="preserve"> </w:t>
-      </w:r>
-      <w:r>
-        <w:rPr>
-          <w:bCs/>
-          <w:b/>
-        </w:rPr>
-        <w:t xml:space="preserve">Admissibility as a prior is defined by what a source describes, not by where it was published.</w:t>
-      </w:r>
-      <w:r>
-        <w:t xml:space="preserve"> </w:t>
-      </w:r>
-      <w:r>
-        <w:t xml:space="preserve">Prior inputs describe</w:t>
-      </w:r>
-      <w:r>
-        <w:t xml:space="preserve"> </w:t>
-      </w:r>
-      <w:r>
-        <w:rPr>
-          <w:iCs/>
-          <w:i/>
-        </w:rPr>
-        <w:t xml:space="preserve">other</w:t>
-      </w:r>
-      <w:r>
-        <w:t xml:space="preserve"> </w:t>
-      </w:r>
-      <w:r>
-        <w:t xml:space="preserve">populations, places or past events.</w:t>
-      </w:r>
-      <w:r>
-        <w:t xml:space="preserve"> </w:t>
-      </w:r>
-      <w:r>
-        <w:rPr>
-          <w:bCs/>
-          <w:b/>
-        </w:rPr>
-        <w:t xml:space="preserve">The confirmatory prior uses peer-reviewed literature and preprints only</w:t>
-      </w:r>
-      <w:r>
-        <w:t xml:space="preserve">, under a cut-off that moves with the origin. Timestamped situational reporting on the ongoing event</w:t>
-      </w:r>
-      <w:r>
-        <w:t xml:space="preserve"> </w:t>
-      </w:r>
-      <w:r>
-        <w:rPr>
-          <w:iCs/>
-          <w:i/>
-        </w:rPr>
-        <w:t xml:space="preserve">elsewhere</w:t>
-      </w:r>
-      <w:r>
-        <w:t xml:space="preserve"> </w:t>
-      </w:r>
-      <w:r>
-        <w:t xml:space="preserve">(WHO/ECDC) enters as a</w:t>
-      </w:r>
-      <w:r>
-        <w:t xml:space="preserve"> </w:t>
-      </w:r>
-      <w:r>
-        <w:rPr>
-          <w:bCs/>
-          <w:b/>
-        </w:rPr>
-        <w:t xml:space="preserve">pre-specified secondary prior variant</w:t>
-      </w:r>
-      <w:r>
-        <w:t xml:space="preserve">, through the same extraction pipeline and outside the confirmatory contrast, because H3a tests literature borrowing, not evidence fusion.</w:t>
-      </w:r>
-      <w:r>
-        <w:t xml:space="preserve"> </w:t>
-      </w:r>
-      <w:r>
-        <w:rPr>
-          <w:bCs/>
-          <w:b/>
-        </w:rPr>
-        <w:t xml:space="preserve">Text describing the local event is excluded from any prior</w:t>
-      </w:r>
-      <w:r>
-        <w:t xml:space="preserve">, since it is a noisy measurement of the outcome itself. Every input carries an index timestamp. Revised sources enter as the</w:t>
-      </w:r>
-      <w:r>
-        <w:t xml:space="preserve"> </w:t>
-      </w:r>
-      <w:r>
-        <w:rPr>
-          <w:bCs/>
-          <w:b/>
-        </w:rPr>
-        <w:t xml:space="preserve">release vintage available at the origin</w:t>
-      </w:r>
-      <w:r>
-        <w:t xml:space="preserve">, never as the final revised value, with observation and release times both retained, and origins re-run automatically through the T2.5 layer at each input's native cadence. Forecast horizons are 7, 14 and 28 days. The primary horizon for each archetype is fixed at the second registration point by a pre-specified operational criterion, never by forecast performance or episode results. The cold-start window counts local outcome observations</w:t>
-      </w:r>
-      <w:r>
-        <w:t xml:space="preserve"> </w:t>
-      </w:r>
-      <w:r>
-        <w:rPr>
-          <w:bCs/>
-          <w:b/>
-        </w:rPr>
-        <w:t xml:space="preserve">after a pre-defined real-time onset rule</w:t>
-      </w:r>
-      <w:r>
-        <w:t xml:space="preserve"> </w:t>
-      </w:r>
-      <w:r>
-        <w:t xml:space="preserve">that uses only variables available at the origin.</w:t>
+        <w:t xml:space="preserve">For each historical episode, successive forecast origins use only information available at that date. The confirmatory evidence comes from peer-reviewed papers and preprints published before each origin. Timestamped WHO/ECDC reports on events elsewhere are included only in a registered secondary analysis, which tests a broader evidence feed, not the primary literature-based strategy. Text describing the local episode is excluded from its evidence inputs because it may reveal the outcome being forecast. Each input has an observation timestamp and a release timestamp. When a source is revised, the reconstruction uses the version that was available at the historical origin, not the final corrected value. Automated feeds are replayed at their native update cadence. Candidate horizons are 7, 14 and 28 days, and the primary horizon is fixed at the second registration using the operational rule. The early-episode window is counted from an onset rule that uses only information available at the time.</w:t>
       </w:r>
     </w:p>
     <w:bookmarkEnd w:id="58"/>
@@ -2943,17 +1241,7 @@
         <w:pStyle w:val="Heading5"/>
       </w:pPr>
       <w:r>
-        <w:t xml:space="preserve">T3.3. The model library and the automated selection engine</w:t>
-      </w:r>
-      <w:r>
-        <w:t xml:space="preserve"> </w:t>
-      </w:r>
-      <w:r>
-        <w:rPr>
-          <w:iCs/>
-          <w:i/>
-        </w:rPr>
-        <w:t xml:space="preserve">(M20–M34)</w:t>
+        <w:t xml:space="preserve">T3.3. The model library and the automated selection engine (M20–M34)</w:t>
       </w:r>
     </w:p>
     <w:p>
@@ -2961,65 +1249,7 @@
         <w:pStyle w:val="FirstParagraph"/>
       </w:pPr>
       <w:r>
-        <w:rPr>
-          <w:bCs/>
-          <w:b/>
-        </w:rPr>
-        <w:t xml:space="preserve">The library is registered before any evaluation and has two arms.</w:t>
-      </w:r>
-      <w:r>
-        <w:t xml:space="preserve"> </w:t>
-      </w:r>
-      <w:r>
-        <w:t xml:space="preserve">The</w:t>
-      </w:r>
-      <w:r>
-        <w:t xml:space="preserve"> </w:t>
-      </w:r>
-      <w:r>
-        <w:rPr>
-          <w:bCs/>
-          <w:b/>
-        </w:rPr>
-        <w:t xml:space="preserve">local-only</w:t>
-      </w:r>
-      <w:r>
-        <w:t xml:space="preserve"> </w:t>
-      </w:r>
-      <w:r>
-        <w:t xml:space="preserve">arm holds a seasonal GLM with weekday and holiday terms, persistence, established exceedance and nowcasting methods (Farrington and Noufaily, Bayesian nowcasting [Salmon 2016]), penalised, gradient-boosted and upper-tail quantile learners on the pre-specified covariates, and the WP2 regime model with weakly informative priors. The</w:t>
-      </w:r>
-      <w:r>
-        <w:t xml:space="preserve"> </w:t>
-      </w:r>
-      <w:r>
-        <w:rPr>
-          <w:bCs/>
-          <w:b/>
-        </w:rPr>
-        <w:t xml:space="preserve">evidence-informed</w:t>
-      </w:r>
-      <w:r>
-        <w:t xml:space="preserve"> </w:t>
-      </w:r>
-      <w:r>
-        <w:t xml:space="preserve">arm holds the same candidates equipped with WP1 priors and design inputs, in three registered variants (fixed evidence-derived priors, adaptive borrowing with conflict monitoring, and adaptive borrowing plus resilience indicators, H3c).</w:t>
-      </w:r>
-      <w:r>
-        <w:t xml:space="preserve"> </w:t>
-      </w:r>
-      <w:r>
-        <w:rPr>
-          <w:bCs/>
-          <w:b/>
-        </w:rPr>
-        <w:t xml:space="preserve">Mechanistic transmission components [Keeling 2008] are admissible only for epidemiological archetypes.</w:t>
-      </w:r>
-      <w:r>
-        <w:t xml:space="preserve"> </w:t>
-      </w:r>
-      <w:r>
-        <w:t xml:space="preserve">Environmental archetypes use exposure–response structures, and admissibility per archetype is registered.</w:t>
+        <w:t xml:space="preserve">The model candidates are registered before evaluation and organised into two strategies. The reference strategy uses statistical, surveillance and machine-learning candidates (a seasonal GLM with weekday and holiday terms, persistence, Farrington and Noufaily exceedance methods, Bayesian nowcasting [Salmon 2016], penalised, gradient-boosted and upper-tail quantile learners, and the WP2 state model with weakly informative distributions) fitted to historical local outcomes, outcomes already observed in the current episode, and available context feeds. It does not use the project's extracted evidence to set parameter distributions or guide scenario-specific variable, lag or model-form choices. The evidence-informed strategy uses the same raw input streams and outcome history, adding WP1's evidence-derived parameter distributions and registered recommendations about explanatory variables, lags and model forms. Its three versions use fixed evidence weights, adaptive weighting based on prior-data conflict, or adaptive weighting plus the secondary resilience indicators. Mechanistic transmission components are allowed only for infectious crises, and environmental crises use exposure-response relationships. Permitted candidates are fixed by archetype at registration.</w:t>
       </w:r>
     </w:p>
     <w:p>
@@ -3027,49 +1257,7 @@
         <w:pStyle w:val="BodyText"/>
       </w:pPr>
       <w:r>
-        <w:rPr>
-          <w:bCs/>
-          <w:b/>
-        </w:rPr>
-        <w:t xml:space="preserve">Champion selection is automated and nested against leakage.</w:t>
-      </w:r>
-      <w:r>
-        <w:t xml:space="preserve"> </w:t>
-      </w:r>
-      <w:r>
-        <w:t xml:space="preserve">At each outer forecast origin, each arm's</w:t>
-      </w:r>
-      <w:r>
-        <w:t xml:space="preserve"> </w:t>
-      </w:r>
-      <w:r>
-        <w:rPr>
-          <w:bCs/>
-          <w:b/>
-        </w:rPr>
-        <w:t xml:space="preserve">champion</w:t>
-      </w:r>
-      <w:r>
-        <w:t xml:space="preserve"> </w:t>
-      </w:r>
-      <w:r>
-        <w:t xml:space="preserve">is chosen by a registered rule that uses only inner rolling validation on outcomes observed</w:t>
-      </w:r>
-      <w:r>
-        <w:t xml:space="preserve"> </w:t>
-      </w:r>
-      <w:r>
-        <w:rPr>
-          <w:bCs/>
-          <w:b/>
-        </w:rPr>
-        <w:t xml:space="preserve">before</w:t>
-      </w:r>
-      <w:r>
-        <w:t xml:space="preserve"> </w:t>
-      </w:r>
-      <w:r>
-        <w:t xml:space="preserve">that origin. The CRPS is the primary selection criterion, log score and calibration are registered admissibility constraints rather than ranking criteria, and selection follows T2.5's validity checks, blind to the other arm. The fixed champion then issues the outer forecast. Selection never sees the outcomes it is scored on. Identical selection machinery runs in both arms, so the primary contrast tests the full evidence-informed configuration rather than a particular model family. The library is deliberately broad for selection, not for hypothesis multiplication, and registered secondary contrasts isolate the prior, variable-set and model-form components.</w:t>
+        <w:t xml:space="preserve">Model selection is nested to prevent leakage. At each historical forecast origin, each strategy selects its best eligible candidate using only inner rolling validation on outcomes observed before that date. The CRPS is the primary ranking criterion, while log score and calibration are pre-registered eligibility checks, not additional ranking criteria. The validity checks in T2.5 also apply. The selected model then produces the forecast for the later outer period, whose outcomes were not used in selection. Both strategies use the same selection rules. The main comparison tests the full evidence-informed strategy rather than one isolated algorithm, and secondary contrasts examine the contributions of parameter priors, variable/lag choices and model forms.</w:t>
       </w:r>
     </w:p>
     <w:p>
@@ -3077,11 +1265,7 @@
         <w:pStyle w:val="BodyText"/>
       </w:pPr>
       <w:r>
-        <w:rPr>
-          <w:bCs/>
-          <w:b/>
-        </w:rPr>
-        <w:t xml:space="preserve">Confirmatory testing procedure, in a fixed sequence.</w:t>
+        <w:t xml:space="preserve">Confirmatory testing uses a fixed sequence.</w:t>
       </w:r>
     </w:p>
     <w:p>
@@ -3093,62 +1277,7 @@
         <w:pStyle w:val="Compact"/>
       </w:pPr>
       <w:r>
-        <w:rPr>
-          <w:bCs/>
-          <w:b/>
-        </w:rPr>
-        <w:t xml:space="preserve">Test 1 (primary).</w:t>
-      </w:r>
-      <w:r>
-        <w:t xml:space="preserve"> </w:t>
-      </w:r>
-      <w:r>
-        <w:t xml:space="preserve">Evidence-informed champion against local-only champion, on the CRPS skill score, over</w:t>
-      </w:r>
-      <w:r>
-        <w:t xml:space="preserve"> </w:t>
-      </w:r>
-      <w:r>
-        <w:rPr>
-          <w:bCs/>
-          <w:b/>
-        </w:rPr>
-        <w:t xml:space="preserve">respiratory</w:t>
-      </w:r>
-      <w:r>
-        <w:t xml:space="preserve"> </w:t>
-      </w:r>
-      <w:r>
-        <w:t xml:space="preserve">episodes and the cold-start window</w:t>
-      </w:r>
-      <w:r>
-        <w:t xml:space="preserve"> </w:t>
-      </w:r>
-      <w:r>
-        <w:rPr>
-          <w:iCs/>
-          <w:i/>
-        </w:rPr>
-        <w:t xml:space="preserve">N</w:t>
-      </w:r>
-      <w:r>
-        <w:t xml:space="preserve">, at α = 0.05 two-sided, because harm from borrowing is as decision-relevant as benefit. Passing requires a paired-permutation p &lt; α</w:t>
-      </w:r>
-      <w:r>
-        <w:t xml:space="preserve"> </w:t>
-      </w:r>
-      <w:r>
-        <w:rPr>
-          <w:iCs/>
-          <w:i/>
-        </w:rPr>
-        <w:t xml:space="preserve">and</w:t>
-      </w:r>
-      <w:r>
-        <w:t xml:space="preserve"> </w:t>
-      </w:r>
-      <w:r>
-        <w:t xml:space="preserve">a lower confidence bound above the pre-registered minimal relevant improvement.</w:t>
+        <w:t xml:space="preserve">Test 1, primary. Compare the evidence-informed strategy with the reference strategy on the episode-level CRPS skill score for respiratory episodes, over the registered early-episode window N. The test uses α = 0.05, two-sided, because harmful effects are as important as benefits. Success requires a paired-permutation p-value below α and a lower confidence bound above the pre-registered minimum relevant improvement.</w:t>
       </w:r>
     </w:p>
     <w:p>
@@ -3160,46 +1289,7 @@
         <w:pStyle w:val="Compact"/>
       </w:pPr>
       <w:r>
-        <w:rPr>
-          <w:bCs/>
-          <w:b/>
-        </w:rPr>
-        <w:t xml:space="preserve">Test 2 (generalisation).</w:t>
-      </w:r>
-      <w:r>
-        <w:t xml:space="preserve"> </w:t>
-      </w:r>
-      <w:r>
-        <w:t xml:space="preserve">The identical contrast on</w:t>
-      </w:r>
-      <w:r>
-        <w:t xml:space="preserve"> </w:t>
-      </w:r>
-      <w:r>
-        <w:rPr>
-          <w:bCs/>
-          <w:b/>
-        </w:rPr>
-        <w:t xml:space="preserve">heat</w:t>
-      </w:r>
-      <w:r>
-        <w:t xml:space="preserve"> </w:t>
-      </w:r>
-      <w:r>
-        <w:t xml:space="preserve">episodes, scored on heat-sensitive demand (T3.0), at the same α,</w:t>
-      </w:r>
-      <w:r>
-        <w:t xml:space="preserve"> </w:t>
-      </w:r>
-      <w:r>
-        <w:rPr>
-          <w:bCs/>
-          <w:b/>
-        </w:rPr>
-        <w:t xml:space="preserve">conducted only if Test 1 passes</w:t>
-      </w:r>
-      <w:r>
-        <w:t xml:space="preserve">.</w:t>
+        <w:t xml:space="preserve">Test 2, generalisation. If and only if Test 1 passes, repeat the same comparison for heat-sensitive emergency demand. The fixed order controls the family-wise error rate.</w:t>
       </w:r>
     </w:p>
     <w:p>
@@ -3211,14 +1301,7 @@
         <w:pStyle w:val="Compact"/>
       </w:pPr>
       <w:r>
-        <w:rPr>
-          <w:bCs/>
-          <w:b/>
-        </w:rPr>
-        <w:t xml:space="preserve">If Test 1 fails</w:t>
-      </w:r>
-      <w:r>
-        <w:t xml:space="preserve">, H3a is not supported, Test 2 is exploratory, and the project's result is the failure map and the boundary condition.</w:t>
+        <w:t xml:space="preserve">If Test 1 fails, H3a is not supported and the heat comparison is exploratory.</w:t>
       </w:r>
     </w:p>
     <w:p>
@@ -3226,23 +1309,7 @@
         <w:pStyle w:val="FirstParagraph"/>
       </w:pPr>
       <w:r>
-        <w:t xml:space="preserve">All other contrasts are secondary.</w:t>
-      </w:r>
-      <w:r>
-        <w:t xml:space="preserve"> </w:t>
-      </w:r>
-      <w:r>
-        <w:rPr>
-          <w:bCs/>
-          <w:b/>
-        </w:rPr>
-        <w:t xml:space="preserve">The local-only arm is pinned in the registration.</w:t>
-      </w:r>
-      <w:r>
-        <w:t xml:space="preserve"> </w:t>
-      </w:r>
-      <w:r>
-        <w:t xml:space="preserve">Its regime-model priors carry a pre-declared band of vaguer and tighter alternatives as a sensitivity analysis, so the comparator cannot become a straw man after the fact.</w:t>
+        <w:t xml:space="preserve">All other comparisons are secondary. The reference strategy's candidate list and a pre-declared range of weakly informative parameter settings are fixed at registration. This prevents the comparator from being weakened after results are known.</w:t>
       </w:r>
     </w:p>
     <w:p>
@@ -3250,168 +1317,7 @@
         <w:pStyle w:val="BodyText"/>
       </w:pPr>
       <w:r>
-        <w:rPr>
-          <w:bCs/>
-          <w:b/>
-        </w:rPr>
-        <w:t xml:space="preserve">Primary endpoint.</w:t>
-      </w:r>
-      <w:r>
-        <w:t xml:space="preserve"> </w:t>
-      </w:r>
-      <w:r>
-        <w:t xml:space="preserve">The aggregation is registered. For each episode and arm, the CRPS is averaged over the eligible origins in the window at the primary horizon. The episode skill score is one minus the CRPS ratio (evidence-informed over local-only), and the confirmatory statistic is its equally weighted mean over episodes. The unit of inference is the</w:t>
-      </w:r>
-      <w:r>
-        <w:t xml:space="preserve"> </w:t>
-      </w:r>
-      <w:r>
-        <w:rPr>
-          <w:bCs/>
-          <w:b/>
-        </w:rPr>
-        <w:t xml:space="preserve">episode</w:t>
-      </w:r>
-      <w:r>
-        <w:t xml:space="preserve">. Eligible episodes are few (13–14 respiratory candidates before screening), so inference is by</w:t>
-      </w:r>
-      <w:r>
-        <w:t xml:space="preserve"> </w:t>
-      </w:r>
-      <w:r>
-        <w:rPr>
-          <w:bCs/>
-          <w:b/>
-        </w:rPr>
-        <w:t xml:space="preserve">paired permutation over episodes</w:t>
-      </w:r>
-      <w:r>
-        <w:t xml:space="preserve">, with an</w:t>
-      </w:r>
-      <w:r>
-        <w:t xml:space="preserve"> </w:t>
-      </w:r>
-      <w:r>
-        <w:rPr>
-          <w:bCs/>
-          <w:b/>
-        </w:rPr>
-        <w:t xml:space="preserve">episode-level bootstrap</w:t>
-      </w:r>
-      <w:r>
-        <w:t xml:space="preserve"> </w:t>
-      </w:r>
-      <w:r>
-        <w:t xml:space="preserve">alongside that resamples whole episodes, preserving their internal temporal dependence. Both are pre-specified, and any disagreement is reported.</w:t>
-      </w:r>
-      <w:r>
-        <w:t xml:space="preserve"> </w:t>
-      </w:r>
-      <w:r>
-        <w:rPr>
-          <w:bCs/>
-          <w:b/>
-        </w:rPr>
-        <w:t xml:space="preserve">The design is powered by simulation of its operating characteristics at episode level</w:t>
-      </w:r>
-      <w:r>
-        <w:t xml:space="preserve"> </w:t>
-      </w:r>
-      <w:r>
-        <w:t xml:space="preserve">(type I error, power, interval width under realistic dependence), run before the second registration point. The same simulation fixes in advance the</w:t>
-      </w:r>
-      <w:r>
-        <w:t xml:space="preserve"> </w:t>
-      </w:r>
-      <w:r>
-        <w:rPr>
-          <w:bCs/>
-          <w:b/>
-        </w:rPr>
-        <w:t xml:space="preserve">minimum number of eligible episodes</w:t>
-      </w:r>
-      <w:r>
-        <w:t xml:space="preserve"> </w:t>
-      </w:r>
-      <w:r>
-        <w:t xml:space="preserve">below which no confirmatory claim is made and the primary analysis becomes estimation, and the</w:t>
-      </w:r>
-      <w:r>
-        <w:t xml:space="preserve"> </w:t>
-      </w:r>
-      <w:r>
-        <w:rPr>
-          <w:bCs/>
-          <w:b/>
-        </w:rPr>
-        <w:t xml:space="preserve">selection rule</w:t>
-      </w:r>
-      <w:r>
-        <w:t xml:space="preserve"> </w:t>
-      </w:r>
-      <w:r>
-        <w:t xml:space="preserve">for</w:t>
-      </w:r>
-      <w:r>
-        <w:t xml:space="preserve"> </w:t>
-      </w:r>
-      <w:r>
-        <w:rPr>
-          <w:iCs/>
-          <w:i/>
-        </w:rPr>
-        <w:t xml:space="preserve">N</w:t>
-      </w:r>
-      <w:r>
-        <w:t xml:space="preserve">, the smallest grid value meeting the operating-characteristic criterion, chosen blind to forecast performance. The</w:t>
-      </w:r>
-      <w:r>
-        <w:t xml:space="preserve"> </w:t>
-      </w:r>
-      <w:r>
-        <w:rPr>
-          <w:bCs/>
-          <w:b/>
-        </w:rPr>
-        <w:t xml:space="preserve">minimal relevant improvement</w:t>
-      </w:r>
-      <w:r>
-        <w:t xml:space="preserve"> </w:t>
-      </w:r>
-      <w:r>
-        <w:t xml:space="preserve">is a registered value of the episode-level CRPS skill score, fixed before the second registration point by a pre-specified operational-relevance criterion defined before any outcome evaluation. T4.1's later elicitation translates observed improvements into operational consequences but does not set the threshold.</w:t>
-      </w:r>
-      <w:r>
-        <w:t xml:space="preserve"> </w:t>
-      </w:r>
-      <w:r>
-        <w:rPr>
-          <w:bCs/>
-          <w:b/>
-        </w:rPr>
-        <w:t xml:space="preserve">Δ is registered at one half of this fixed value</w:t>
-      </w:r>
-      <w:r>
-        <w:t xml:space="preserve"> </w:t>
-      </w:r>
-      <w:r>
-        <w:t xml:space="preserve">(§2.3.1), and the same simulation evaluates power for these targets and the stability of the ratio-based score when baseline CRPS differs between episodes. Secondary endpoints are the log score, calibration (PIT, coverage) and escalation detection at matched false-alarm rates.</w:t>
-      </w:r>
-      <w:r>
-        <w:t xml:space="preserve"> </w:t>
-      </w:r>
-      <w:r>
-        <w:rPr>
-          <w:bCs/>
-          <w:b/>
-        </w:rPr>
-        <w:t xml:space="preserve">H3b's Δ is fixed here, before any evaluation.</w:t>
-      </w:r>
-      <w:r>
-        <w:t xml:space="preserve"> </w:t>
-      </w:r>
-      <w:r>
-        <w:t xml:space="preserve">Non-inferiority is a CRPS deficit no greater than Δ, and superiority is tested on T3.4's misspecified priors. The well-specified case is defined in registered simulations whose evidence-generating and data-generating distributions match within a set tolerance, and real episodes are complementary.</w:t>
+        <w:t xml:space="preserve">Primary endpoint. For each episode and strategy, CRPS is averaged across eligible forecast origins in the registered window at the primary horizon. The episode-level skill score is 1 − CRPS_evidence / CRPS_reference, so positive values favour the evidence-informed strategy. The primary statistic is the equally weighted mean across episodes. The episode is the unit of inference, since there are only 13–14 candidate respiratory episodes before eligibility screening. A paired permutation test and an episode-level bootstrap are both pre-registered. The bootstrap resamples whole episodes and therefore preserves temporal dependence within each episode, and any disagreement between methods is reported. Simulations conducted before the second registration assess type-I error, power and interval width under realistic dependence. They also set the minimum number of eligible episodes below which no confirmatory claim is made, and choose N as the smallest candidate window meeting the pre-specified operating-characteristic criterion, without using forecast performance. The minimum relevant improvement is fixed at the second registration using an operational-relevance rule defined before outcome evaluation. The later T4.1 elicitation translates the effect into consequences but does not determine that threshold. Δ is half this minimum relevant improvement. The same simulations test the stability of the ratio-based skill score when baseline CRPS varies between episodes. Secondary measures are log score, calibration (PIT and interval coverage), and detection of escalation at matched false-alarm rates. For H3b, adaptive weighting is non-inferior when its CRPS skill score is no more than Δ below fixed weighting in simulations where the evidence and outcome-generating distributions match within the registered tolerance. Under deliberate shifts in location, scale and transfer, adaptive weighting must outperform fixed weighting. Real episodes provide complementary evidence.</w:t>
       </w:r>
     </w:p>
     <w:bookmarkEnd w:id="59"/>
@@ -3421,17 +1327,7 @@
         <w:pStyle w:val="Heading5"/>
       </w:pPr>
       <w:r>
-        <w:t xml:space="preserve">T3.4. Map benefit and failure</w:t>
-      </w:r>
-      <w:r>
-        <w:t xml:space="preserve"> </w:t>
-      </w:r>
-      <w:r>
-        <w:rPr>
-          <w:iCs/>
-          <w:i/>
-        </w:rPr>
-        <w:t xml:space="preserve">(M28–M38)</w:t>
+        <w:t xml:space="preserve">T3.4. Map benefit and failure (M28–M38)</w:t>
       </w:r>
     </w:p>
     <w:p>
@@ -3439,20 +1335,7 @@
         <w:pStyle w:val="FirstParagraph"/>
       </w:pPr>
       <w:r>
-        <w:t xml:space="preserve">The task identifies the episodes where borrowing improves or worsens forecasts and characterises failure by mismatch of population, outcome definition, system, policy and time, by extraction uncertainty and by conflict between prior and data. Deliberately misspecified priors (registered shifts in location, scale and transport) serve as a stress test. The safety question is whether adaptive discounting can catch harmful borrowing in time. The output is a</w:t>
-      </w:r>
-      <w:r>
-        <w:t xml:space="preserve"> </w:t>
-      </w:r>
-      <w:r>
-        <w:rPr>
-          <w:bCs/>
-          <w:b/>
-        </w:rPr>
-        <w:t xml:space="preserve">failure map</w:t>
-      </w:r>
-      <w:r>
-        <w:t xml:space="preserve">, not an average.</w:t>
+        <w:t xml:space="preserve">The analysis identifies episodes where published evidence improves or worsens forecasts and examines likely reasons, such as differences in population, outcome definition, service organisation, policy or time period, as well as extraction uncertainty and conflict with the local outcomes. Deliberately shifted priors provide stress tests. A key question is whether adaptive weighting reduces harm early enough to matter. Results will show when the approach helps, when it does not, and why, rather than a single average effect.</w:t>
       </w:r>
     </w:p>
     <w:bookmarkEnd w:id="60"/>
@@ -3462,17 +1345,7 @@
         <w:pStyle w:val="Heading5"/>
       </w:pPr>
       <w:r>
-        <w:t xml:space="preserve">T3.5. Test generalisation</w:t>
-      </w:r>
-      <w:r>
-        <w:t xml:space="preserve"> </w:t>
-      </w:r>
-      <w:r>
-        <w:rPr>
-          <w:iCs/>
-          <w:i/>
-        </w:rPr>
-        <w:t xml:space="preserve">(M34–M42)</w:t>
+        <w:t xml:space="preserve">T3.5. Test generalisation (M34–M42)</w:t>
       </w:r>
     </w:p>
     <w:p>
@@ -3480,7 +1353,7 @@
         <w:pStyle w:val="FirstParagraph"/>
       </w:pPr>
       <w:r>
-        <w:t xml:space="preserve">The sequential heat test and, resources permitting, the year-4 legionellosis extension, which transfers the borrowing framework to forecasting case incidence at outbreak onset (low counts, case-based, on the linked case-environment series).</w:t>
+        <w:t xml:space="preserve">The heat test is the sequential generalisation. If time and data permit, the year-four legionellosis extension applies the same evidence-processing principles to case-incidence forecasts at outbreak onset.</w:t>
       </w:r>
     </w:p>
     <w:p>
@@ -3488,17 +1361,7 @@
         <w:pStyle w:val="BodyText"/>
       </w:pPr>
       <w:r>
-        <w:rPr>
-          <w:bCs/>
-          <w:b/>
-        </w:rPr>
-        <w:t xml:space="preserve">Deliverables.</w:t>
-      </w:r>
-      <w:r>
-        <w:t xml:space="preserve"> </w:t>
-      </w:r>
-      <w:r>
-        <w:t xml:space="preserve">D3.1 reproducible cold-start evaluation pipeline, D3.2 primary result, D3.3 failure and stress-test map, D3.4 cross-archetype analysis.</w:t>
+        <w:t xml:space="preserve">Deliverables are D3.1 (reproducible historical forecast-evaluation pipeline), D3.2 (primary result), D3.3 (benefit and failure analysis) and D3.4 (cross-archetype analysis).</w:t>
       </w:r>
     </w:p>
     <w:p>
@@ -3506,27 +1369,7 @@
         <w:pStyle w:val="BodyText"/>
       </w:pPr>
       <w:r>
-        <w:rPr>
-          <w:bCs/>
-          <w:b/>
-        </w:rPr>
-        <w:t xml:space="preserve">Risk. Operational data access.</w:t>
-      </w:r>
-      <w:r>
-        <w:t xml:space="preserve"> </w:t>
-      </w:r>
-      <w:r>
-        <w:rPr>
-          <w:iCs/>
-          <w:i/>
-        </w:rPr>
-        <w:t xml:space="preserve">Mitigation.</w:t>
-      </w:r>
-      <w:r>
-        <w:t xml:space="preserve"> </w:t>
-      </w:r>
-      <w:r>
-        <w:t xml:space="preserve">Agreements are initiated before the award and letters accompany the application. The open-data track already carries the methodological test under the same rolling-origin restriction, so delayed access narrows the claim (§2.4) without stalling the project.</w:t>
+        <w:t xml:space="preserve">Risk and mitigation. Access to operational records may be delayed. Agreements are being pursued before the award. The open-data track can validate the reconstruction and evaluation methods without clinical data, but it cannot replace the main test of local emergency demand. If access fails, the scientific claim narrows and the decision analysis is limited accordingly.</w:t>
       </w:r>
     </w:p>
     <w:bookmarkEnd w:id="61"/>
@@ -3537,17 +1380,7 @@
         <w:pStyle w:val="Heading4"/>
       </w:pPr>
       <w:r>
-        <w:t xml:space="preserve">WP4. From predictive skill to operational value</w:t>
-      </w:r>
-      <w:r>
-        <w:t xml:space="preserve"> </w:t>
-      </w:r>
-      <w:r>
-        <w:rPr>
-          <w:iCs/>
-          <w:i/>
-        </w:rPr>
-        <w:t xml:space="preserve">(M24–M48)</w:t>
+        <w:t xml:space="preserve">WP4. From predictive skill to operational value (M24–M48)</w:t>
       </w:r>
     </w:p>
     <w:bookmarkStart w:id="63" w:name="Xf4a9556a51514f6c6cfe18f6354d6daf4608cf0"/>
@@ -3556,17 +1389,7 @@
         <w:pStyle w:val="Heading5"/>
       </w:pPr>
       <w:r>
-        <w:t xml:space="preserve">T4.1. Elicit operational losses and thresholds</w:t>
-      </w:r>
-      <w:r>
-        <w:t xml:space="preserve"> </w:t>
-      </w:r>
-      <w:r>
-        <w:rPr>
-          <w:iCs/>
-          <w:i/>
-        </w:rPr>
-        <w:t xml:space="preserve">(M24–M32)</w:t>
+        <w:t xml:space="preserve">T4.1. Elicit operational losses and thresholds (M24–M32)</w:t>
       </w:r>
     </w:p>
     <w:p>
@@ -3574,39 +1397,7 @@
         <w:pStyle w:val="FirstParagraph"/>
       </w:pPr>
       <w:r>
-        <w:t xml:space="preserve">A structured</w:t>
-      </w:r>
-      <w:r>
-        <w:t xml:space="preserve"> </w:t>
-      </w:r>
-      <w:r>
-        <w:rPr>
-          <w:bCs/>
-          <w:b/>
-        </w:rPr>
-        <w:t xml:space="preserve">SHELF</w:t>
-      </w:r>
-      <w:r>
-        <w:t xml:space="preserve"> </w:t>
-      </w:r>
-      <w:r>
-        <w:t xml:space="preserve">elicitation (n ≈ 15–20 across HUG emergency medicine, CASU-144 regulation and capacity management) elicits the consequences of early, late and unnecessary escalation and derives thresholds from the losses.</w:t>
-      </w:r>
-      <w:r>
-        <w:t xml:space="preserve"> </w:t>
-      </w:r>
-      <w:r>
-        <w:rPr>
-          <w:bCs/>
-          <w:b/>
-        </w:rPr>
-        <w:t xml:space="preserve">The primary decision is fixed in advance.</w:t>
-      </w:r>
-      <w:r>
-        <w:t xml:space="preserve"> </w:t>
-      </w:r>
-      <w:r>
-        <w:t xml:space="preserve">Surge-capacity escalation is triggered when the forecast probability of the upper states (strained or critical in the default scheme) crosses the elicited threshold. Candidates without a state map forecasts to escalation-state probabilities through T2.1's anchors, so every library member yields the same decision quantity.</w:t>
+        <w:t xml:space="preserve">A structured SHELF elicitation (n ≈ 15–20 experts from HUG emergency medicine, CASU-144 regulation and capacity management) will assess the consequences of early, late and unnecessary escalation. Thresholds are derived from these elicited losses. The primary decision is defined in advance. Surge-capacity escalation is triggered when the forecast probability of the strained or critical state exceeds the elicited threshold. For candidates that forecast counts rather than a state, a registered mapping converts the predictive distribution to the same escalation-state probabilities.</w:t>
       </w:r>
     </w:p>
     <w:bookmarkEnd w:id="63"/>
@@ -3616,17 +1407,7 @@
         <w:pStyle w:val="Heading5"/>
       </w:pPr>
       <w:r>
-        <w:t xml:space="preserve">T4.2. Decision-analytic evaluation and equity audit</w:t>
-      </w:r>
-      <w:r>
-        <w:t xml:space="preserve"> </w:t>
-      </w:r>
-      <w:r>
-        <w:rPr>
-          <w:iCs/>
-          <w:i/>
-        </w:rPr>
-        <w:t xml:space="preserve">(M30–M40)</w:t>
+        <w:t xml:space="preserve">T4.2. Decision-analytic evaluation and equity audit (M30–M40)</w:t>
       </w:r>
     </w:p>
     <w:p>
@@ -3634,7 +1415,7 @@
         <w:pStyle w:val="FirstParagraph"/>
       </w:pPr>
       <w:r>
-        <w:t xml:space="preserve">The WP3 forecasts are re-evaluated with net-benefit and decision-curve analysis and with value of information, to establish whether rankings change once consequences are incorporated. Because operational records may encode structural differences, calibration and threshold performance are assessed across aggregate strata (age, sex, neighbourhood deprivation). A model that is calibrated on average but miscalibrated for a relevant group is not operationally ready.</w:t>
+        <w:t xml:space="preserve">The WP3 forecasts are assessed with net-benefit and decision-curve analysis and value-of-information methods to determine whether model rankings change when operational consequences are included. Calibration and threshold performance are also checked across aggregate groups defined by age, sex and neighbourhood deprivation. Overall calibration is not enough if the model performs poorly for a decision-relevant group.</w:t>
       </w:r>
     </w:p>
     <w:bookmarkEnd w:id="64"/>
@@ -3644,17 +1425,7 @@
         <w:pStyle w:val="Heading5"/>
       </w:pPr>
       <w:r>
-        <w:t xml:space="preserve">T4.3. Counterfactuals, observation-mode dashboard and living updating</w:t>
-      </w:r>
-      <w:r>
-        <w:t xml:space="preserve"> </w:t>
-      </w:r>
-      <w:r>
-        <w:rPr>
-          <w:iCs/>
-          <w:i/>
-        </w:rPr>
-        <w:t xml:space="preserve">(M34–M48)</w:t>
+        <w:t xml:space="preserve">T4.3. Counterfactuals, observation-mode dashboard and living updating (M34–M48)</w:t>
       </w:r>
     </w:p>
     <w:p>
@@ -3662,52 +1433,7 @@
         <w:pStyle w:val="FirstParagraph"/>
       </w:pPr>
       <w:r>
-        <w:t xml:space="preserve">For selected episodes, I estimate what would have changed had escalation followed the model's signal, with a simple capacity model and propagated uncertainty (counterfactuals, not causal estimates). For each archetype that passes T3.3 validation and T4.2's decision-value check, and subject to authorisation, the framework runs as a</w:t>
-      </w:r>
-      <w:r>
-        <w:t xml:space="preserve"> </w:t>
-      </w:r>
-      <w:r>
-        <w:rPr>
-          <w:bCs/>
-          <w:b/>
-        </w:rPr>
-        <w:t xml:space="preserve">daily observation-mode dashboard</w:t>
-      </w:r>
-      <w:r>
-        <w:t xml:space="preserve"> </w:t>
-      </w:r>
-      <w:r>
-        <w:t xml:space="preserve">with the partner services (144 regulation, ED, ICU). State probabilities, forecasts and validity checks are refreshed automatically and</w:t>
-      </w:r>
-      <w:r>
-        <w:t xml:space="preserve"> </w:t>
-      </w:r>
-      <w:r>
-        <w:rPr>
-          <w:bCs/>
-          <w:b/>
-        </w:rPr>
-        <w:t xml:space="preserve">recorded and scored prospectively against the outcomes as they are observed, never used clinically</w:t>
-      </w:r>
-      <w:r>
-        <w:t xml:space="preserve">. The project ends with the system running and its quantification verified. The legionellosis extension is methodological and retrospective and need not enter the capacity decision or the dashboard. A</w:t>
-      </w:r>
-      <w:r>
-        <w:t xml:space="preserve"> </w:t>
-      </w:r>
-      <w:r>
-        <w:rPr>
-          <w:bCs/>
-          <w:b/>
-        </w:rPr>
-        <w:t xml:space="preserve">living-evidence monitor</w:t>
-      </w:r>
-      <w:r>
-        <w:t xml:space="preserve"> </w:t>
-      </w:r>
-      <w:r>
-        <w:t xml:space="preserve">checks the literature daily and re-runs the per-scenario syntheses on a registered schedule [Elliott 2014], flagging new publications that would change a parameter value, a variable set, a threshold or the recommended model. Changes apply only through version-controlled, pre-registered update rules, never silently. If authorisation is not granted, the project is complete on retrospective evaluation and says so.</w:t>
+        <w:t xml:space="preserve">For selected historical episodes, a simple capacity model estimates what might have changed if escalation had followed the forecast signal. Uncertainty is propagated, and the results are not presented as causal estimates. Where a demand-based strategy passes forecast and decision-value checks and the services authorise it, the project will run a daily dashboard in observation mode. It will publish forecasts, pressure-state probabilities and validity checks, record outputs and score them against outcomes as those outcomes arrive, and it will not direct clinical care. Legionellosis remains a retrospective case-incidence extension and does not need to enter the capacity decision or dashboard. The literature monitor checks for new studies daily, while full scenario syntheses are refreshed on a registered schedule [Elliott 2014]. Updates to priors, variables, thresholds or model choice are version-controlled and applied only under pre-registered rules. If authorisation is not granted, the retrospective evaluation and documented update protocol remain deliverables.</w:t>
       </w:r>
     </w:p>
     <w:p>
@@ -3715,17 +1441,7 @@
         <w:pStyle w:val="BodyText"/>
       </w:pPr>
       <w:r>
-        <w:rPr>
-          <w:bCs/>
-          <w:b/>
-        </w:rPr>
-        <w:t xml:space="preserve">Deliverables.</w:t>
-      </w:r>
-      <w:r>
-        <w:t xml:space="preserve"> </w:t>
-      </w:r>
-      <w:r>
-        <w:t xml:space="preserve">D4.1 elicited loss structure and equity audit, D4.2 decision-analytic evaluation, D4.3 counterfactual analysis, plus dashboard and living-update protocol where authorised.</w:t>
+        <w:t xml:space="preserve">Deliverables are D4.1 (loss structure and equity audit), D4.2 (decision-analytic evaluation) and D4.3 (counterfactual analysis and, where authorised, the observation-mode dashboard and update protocol).</w:t>
       </w:r>
     </w:p>
     <w:p>
@@ -3733,17 +1449,7 @@
         <w:pStyle w:val="BodyText"/>
       </w:pPr>
       <w:r>
-        <w:rPr>
-          <w:bCs/>
-          <w:b/>
-        </w:rPr>
-        <w:t xml:space="preserve">Methods, data protection and reproducibility.</w:t>
-      </w:r>
-      <w:r>
-        <w:t xml:space="preserve"> </w:t>
-      </w:r>
-      <w:r>
-        <w:t xml:space="preserve">Version-controlled R and Python code under a registered analysis plan. Clinical data are processed in the UNIGE secure environment under the applicable institutional and regulatory approvals. The benchmark and software are released openly, with synthetic equivalents where possible.</w:t>
+        <w:t xml:space="preserve">Reproducibility and data protection. Code is version-controlled in R and Python under a registered analysis plan. Clinical data are processed in the UNIGE secure environment under applicable institutional and regulatory approvals. The extraction benchmark and software will be released openly, with synthetic equivalents where data cannot be shared.</w:t>
       </w:r>
     </w:p>
     <w:p>
@@ -3751,33 +1457,7 @@
         <w:pStyle w:val="BodyText"/>
       </w:pPr>
       <w:r>
-        <w:rPr>
-          <w:bCs/>
-          <w:b/>
-        </w:rPr>
-        <w:t xml:space="preserve">Expected outputs.</w:t>
-      </w:r>
-      <w:r>
-        <w:t xml:space="preserve"> </w:t>
-      </w:r>
-      <w:r>
-        <w:t xml:space="preserve">Four to six papers and the durable open resources of §2.5.</w:t>
-      </w:r>
-      <w:r>
-        <w:t xml:space="preserve"> </w:t>
-      </w:r>
-      <w:r>
-        <w:rPr>
-          <w:bCs/>
-          <w:b/>
-        </w:rPr>
-        <w:t xml:space="preserve">I lead the methodological, benchmark and integrative outputs.</w:t>
-      </w:r>
-      <w:r>
-        <w:t xml:space="preserve"> </w:t>
-      </w:r>
-      <w:r>
-        <w:t xml:space="preserve">None of the explicit fallbacks above converts an inconclusive analysis into a success claim.</w:t>
+        <w:t xml:space="preserve">Expected outputs are four to six papers and reusable resources, including the extraction benchmark, public forecasting benchmark, evidence-derived input library and decision-analysis framework. I will lead the methodological, benchmark and integrative outputs. The results will be reported whether the evidence-informed strategy helps, has no effect or causes harm.</w:t>
       </w:r>
     </w:p>
     <w:bookmarkEnd w:id="65"/>
@@ -3797,62 +1477,7 @@
         <w:pStyle w:val="FirstParagraph"/>
       </w:pPr>
       <w:r>
-        <w:rPr>
-          <w:bCs/>
-          <w:b/>
-        </w:rPr>
-        <w:t xml:space="preserve">Host.</w:t>
-      </w:r>
-      <w:r>
-        <w:t xml:space="preserve"> </w:t>
-      </w:r>
-      <w:r>
-        <w:t xml:space="preserve">The project is hosted by the</w:t>
-      </w:r>
-      <w:r>
-        <w:t xml:space="preserve"> </w:t>
-      </w:r>
-      <w:r>
-        <w:rPr>
-          <w:bCs/>
-          <w:b/>
-        </w:rPr>
-        <w:t xml:space="preserve">Institute of Global Health, Faculty of Medicine, University of Geneva</w:t>
-      </w:r>
-      <w:r>
-        <w:t xml:space="preserve">, with a methodological collaboration with</w:t>
-      </w:r>
-      <w:r>
-        <w:t xml:space="preserve"> </w:t>
-      </w:r>
-      <w:r>
-        <w:rPr>
-          <w:bCs/>
-          <w:b/>
-        </w:rPr>
-        <w:t xml:space="preserve">Data Science for Digital Health</w:t>
-      </w:r>
-      <w:r>
-        <w:t xml:space="preserve"> </w:t>
-      </w:r>
-      <w:r>
-        <w:t xml:space="preserve">(Prof. Douglas Teodoro) and a clinical one with</w:t>
-      </w:r>
-      <w:r>
-        <w:t xml:space="preserve"> </w:t>
-      </w:r>
-      <w:r>
-        <w:rPr>
-          <w:bCs/>
-          <w:b/>
-        </w:rPr>
-        <w:t xml:space="preserve">HUG emergency medicine</w:t>
-      </w:r>
-      <w:r>
-        <w:t xml:space="preserve"> </w:t>
-      </w:r>
-      <w:r>
-        <w:t xml:space="preserve">(Prof. Thibaut Desmettre and Dr Robert Larribau, CASU-144).</w:t>
+        <w:t xml:space="preserve">Host. The project will be based at the Institute of Global Health, Faculty of Medicine, University of Geneva, with methodological collaboration from Data Science for Digital Health (Prof. Douglas Teodoro) and clinical collaboration from HUG emergency medicine (Prof. Thibaut Desmettre and Dr Robert Larribau, CASU-144).</w:t>
       </w:r>
     </w:p>
     <w:p>
@@ -3860,49 +1485,7 @@
         <w:pStyle w:val="BodyText"/>
       </w:pPr>
       <w:r>
-        <w:rPr>
-          <w:bCs/>
-          <w:b/>
-        </w:rPr>
-        <w:t xml:space="preserve">Institute of Global Health.</w:t>
-      </w:r>
-      <w:r>
-        <w:t xml:space="preserve"> </w:t>
-      </w:r>
-      <w:r>
-        <w:t xml:space="preserve">Epidemiology, infectious-disease modelling and automated evidence extraction coexist in one institute, which is where the gap became visible, and the programme runs independently alongside its groups (§2.6).</w:t>
-      </w:r>
-      <w:r>
-        <w:t xml:space="preserve"> </w:t>
-      </w:r>
-      <w:r>
-        <w:rPr>
-          <w:bCs/>
-          <w:b/>
-        </w:rPr>
-        <w:t xml:space="preserve">DS4DH</w:t>
-      </w:r>
-      <w:r>
-        <w:t xml:space="preserve"> </w:t>
-      </w:r>
-      <w:r>
-        <w:t xml:space="preserve">contributes the biomedical NLP that WP1 needs, and through GESICA I already work with the emergency-medicine partners [Edjinedja 2026].</w:t>
-      </w:r>
-      <w:r>
-        <w:t xml:space="preserve"> </w:t>
-      </w:r>
-      <w:r>
-        <w:rPr>
-          <w:bCs/>
-          <w:b/>
-        </w:rPr>
-        <w:t xml:space="preserve">Existing infrastructure</w:t>
-      </w:r>
-      <w:r>
-        <w:t xml:space="preserve"> </w:t>
-      </w:r>
-      <w:r>
-        <w:t xml:space="preserve">comprises the LiteRev-Evidence prototype (§2.2.4), the legionellosis study (§2.2.5), UNIGE HPC and the University's secure environment for clinical data.</w:t>
+        <w:t xml:space="preserve">The Institute brings together epidemiology, infectious-disease modelling and evidence synthesis, and the programme will be hosted alongside its groups and led independently. DS4DH provides the biomedical natural-language-processing expertise needed for WP1, and GESICA has already established working links with emergency-medicine partners [Edjinedja 2026]. Existing infrastructure includes LiteRev-Evidence, the linked legionellosis study, UNIGE HPC and the University's secure clinical-data environment.</w:t>
       </w:r>
     </w:p>
     <w:p>
@@ -3910,10 +1493,6 @@
         <w:pStyle w:val="BodyText"/>
       </w:pPr>
       <w:r>
-        <w:rPr>
-          <w:bCs/>
-          <w:b/>
-        </w:rPr>
         <w:t xml:space="preserve">Commitments, by status.</w:t>
       </w:r>
     </w:p>
@@ -4385,7 +1964,7 @@
         <w:pStyle w:val="BodyText"/>
       </w:pPr>
       <w:r>
-        <w:t xml:space="preserve">Remaining feasibility items are the ED and ICU extraction and the 144 project agreement, and every row rests on an existing relationship.</w:t>
+        <w:t xml:space="preserve">The main unresolved feasibility items are the ED/ICU extraction and the project-specific CASU-144 agreement. Each rests on an existing relationship, and neither is claimed as secured before its agreement exists.</w:t>
       </w:r>
     </w:p>
     <w:p>
@@ -4393,30 +1972,7 @@
         <w:pStyle w:val="BodyText"/>
       </w:pPr>
       <w:r>
-        <w:rPr>
-          <w:bCs/>
-          <w:b/>
-        </w:rPr>
-        <w:t xml:space="preserve">Resources requested.</w:t>
-      </w:r>
-      <w:r>
-        <w:t xml:space="preserve"> </w:t>
-      </w:r>
-      <w:r>
-        <w:t xml:space="preserve">Project funds are capped at</w:t>
-      </w:r>
-      <w:r>
-        <w:t xml:space="preserve"> </w:t>
-      </w:r>
-      <w:r>
-        <w:rPr>
-          <w:bCs/>
-          <w:b/>
-        </w:rPr>
-        <w:t xml:space="preserve">CHF 250,000 over four years</w:t>
-      </w:r>
-      <w:r>
-        <w:t xml:space="preserve">, and the applicant's salary is covered separately. Doctoral students and postdocs cannot be employed under the 2026 rules, but support personnel can.</w:t>
+        <w:t xml:space="preserve">Requested project funds are capped at CHF 250,000 over four years, and my salary is covered separately. Under the 2026 rules, doctoral students and postdocs cannot be employed through Ambizione, but support personnel can.</w:t>
       </w:r>
     </w:p>
     <w:tbl>
@@ -4606,17 +2162,7 @@
         <w:pStyle w:val="BodyText"/>
       </w:pPr>
       <w:r>
-        <w:rPr>
-          <w:bCs/>
-          <w:b/>
-        </w:rPr>
-        <w:t xml:space="preserve">Preparatory work, before month 1 and outside grant funding.</w:t>
-      </w:r>
-      <w:r>
-        <w:t xml:space="preserve"> </w:t>
-      </w:r>
-      <w:r>
-        <w:t xml:space="preserve">Project-specific data agreements with HUG and 144/CASU, data governance confirmed under the applicable institutional and regulatory framework before any analysis, and hardening of LiteRev-Evidence before clinical data connect.</w:t>
+        <w:t xml:space="preserve">Before month 1 and outside the grant, I will finalise project-specific data agreements with HUG and CASU-144, confirm data reuse under the applicable governance and regulatory framework, and harden LiteRev-Evidence before clinical data are connected.</w:t>
       </w:r>
     </w:p>
     <w:bookmarkEnd w:id="68"/>
@@ -4635,49 +2181,7 @@
         <w:pStyle w:val="FirstParagraph"/>
       </w:pPr>
       <w:r>
-        <w:rPr>
-          <w:bCs/>
-          <w:b/>
-        </w:rPr>
-        <w:t xml:space="preserve">Who does what.</w:t>
-      </w:r>
-      <w:r>
-        <w:t xml:space="preserve"> </w:t>
-      </w:r>
-      <w:r>
-        <w:t xml:space="preserve">I execute WP2 and WP3's confirmatory design personally and lead WP1's protocol and WP4's decision work. One</w:t>
-      </w:r>
-      <w:r>
-        <w:t xml:space="preserve"> </w:t>
-      </w:r>
-      <w:r>
-        <w:rPr>
-          <w:bCs/>
-          <w:b/>
-        </w:rPr>
-        <w:t xml:space="preserve">scientific/technical collaborator</w:t>
-      </w:r>
-      <w:r>
-        <w:t xml:space="preserve"> </w:t>
-      </w:r>
-      <w:r>
-        <w:t xml:space="preserve">(support personnel, 50% over 48 months) carries the T3.1–T3.2 harmonisation and rolling-origin pipeline and the reproducibility engineering behind D1.1 and D3.1. A separately contracted</w:t>
-      </w:r>
-      <w:r>
-        <w:t xml:space="preserve"> </w:t>
-      </w:r>
-      <w:r>
-        <w:rPr>
-          <w:bCs/>
-          <w:b/>
-        </w:rPr>
-        <w:t xml:space="preserve">independent extractor</w:t>
-      </w:r>
-      <w:r>
-        <w:t xml:space="preserve"> </w:t>
-      </w:r>
-      <w:r>
-        <w:t xml:space="preserve">(M3–M9) provides T1.2's second extraction arm. No other personnel are requested.</w:t>
+        <w:t xml:space="preserve">I will lead WP2 and the confirmatory work in WP3, and lead WP1's protocol and WP4's decision analysis. A 50% scientific/technical collaborator for 48 months will support the extraction benchmark, data harmonisation, forecast-evaluation pipeline and reproducibility. A separately contracted independent extractor will provide the second extraction arm for T1.2 from months 3 to 9.</w:t>
       </w:r>
     </w:p>
     <w:p>
@@ -4685,23 +2189,7 @@
         <w:pStyle w:val="BodyText"/>
       </w:pPr>
       <w:r>
-        <w:t xml:space="preserve">There is no serial chain. WP2 falls back to weakly informative priors if WP1 finds extraction inadequate, WP3's open-data track runs regardless of access, and WP4's decision analysis is retrospective.</w:t>
-      </w:r>
-      <w:r>
-        <w:t xml:space="preserve"> </w:t>
-      </w:r>
-      <w:r>
-        <w:rPr>
-          <w:bCs/>
-          <w:b/>
-        </w:rPr>
-        <w:t xml:space="preserve">Open data alone has a cost.</w:t>
-      </w:r>
-      <w:r>
-        <w:t xml:space="preserve"> </w:t>
-      </w:r>
-      <w:r>
-        <w:t xml:space="preserve">Open series are not emergency-system demand, so the claim would narrow and most of WP4 would turn illustrative, hence the pre-award agreements.</w:t>
+        <w:t xml:space="preserve">The work packages can proceed in parallel. WP2 can use weakly informative distributions if the extraction benchmark reveals unacceptable error, the open-data evaluation can proceed without clinical records, and WP4's retrospective decision analysis does not depend on live deployment. The open-data track cannot replace the operational demand test, so access agreements remain a pre-award priority.</w:t>
       </w:r>
     </w:p>
     <w:p>
@@ -4769,7 +2257,7 @@
           <w:iCs/>
           <w:i/>
         </w:rPr>
-        <w:t xml:space="preserve">Figure 2. Work packages, tasks and milestones over 48 months.</w:t>
+        <w:t xml:space="preserve">Figure 2. Work packages, task durations and milestones across the 48-month project.</w:t>
       </w:r>
     </w:p>
     <w:tbl>
@@ -4781,9 +2269,9 @@
         <w:tblLayout w:type="fixed"/>
       </w:tblPr>
       <w:tblGrid>
-        <w:gridCol w:w="1647"/>
         <w:gridCol w:w="1560"/>
-        <w:gridCol w:w="7339"/>
+        <w:gridCol w:w="1560"/>
+        <w:gridCol w:w="7426"/>
       </w:tblGrid>
       <w:tr>
         <w:trPr>
@@ -4806,7 +2294,7 @@
           <w:p>
             <w:pPr>
               <w:pStyle w:val="Compact"/>
-              <w:jc w:val="right"/>
+              <w:jc w:val="left"/>
             </w:pPr>
             <w:r>
               <w:t xml:space="preserve">Month</w:t>
@@ -4844,7 +2332,7 @@
           <w:p>
             <w:pPr>
               <w:pStyle w:val="Compact"/>
-              <w:jc w:val="right"/>
+              <w:jc w:val="left"/>
             </w:pPr>
             <w:r>
               <w:t xml:space="preserve">9</w:t>
@@ -4882,7 +2370,7 @@
           <w:p>
             <w:pPr>
               <w:pStyle w:val="Compact"/>
-              <w:jc w:val="right"/>
+              <w:jc w:val="left"/>
             </w:pPr>
             <w:r>
               <w:t xml:space="preserve">12</w:t>
@@ -4920,7 +2408,7 @@
           <w:p>
             <w:pPr>
               <w:pStyle w:val="Compact"/>
-              <w:jc w:val="right"/>
+              <w:jc w:val="left"/>
             </w:pPr>
             <w:r>
               <w:t xml:space="preserve">20</w:t>
@@ -4958,7 +2446,7 @@
           <w:p>
             <w:pPr>
               <w:pStyle w:val="Compact"/>
-              <w:jc w:val="right"/>
+              <w:jc w:val="left"/>
             </w:pPr>
             <w:r>
               <w:t xml:space="preserve">34</w:t>
@@ -4973,7 +2461,7 @@
               <w:jc w:val="left"/>
             </w:pPr>
             <w:r>
-              <w:t xml:space="preserve">Primary cold-start hypothesis tested by the champion contrast</w:t>
+              <w:t xml:space="preserve">Primary early-episode hypothesis tested by the forecast comparison</w:t>
             </w:r>
           </w:p>
         </w:tc>
@@ -4996,7 +2484,7 @@
           <w:p>
             <w:pPr>
               <w:pStyle w:val="Compact"/>
-              <w:jc w:val="right"/>
+              <w:jc w:val="left"/>
             </w:pPr>
             <w:r>
               <w:t xml:space="preserve">40</w:t>
@@ -5034,7 +2522,7 @@
           <w:p>
             <w:pPr>
               <w:pStyle w:val="Compact"/>
-              <w:jc w:val="right"/>
+              <w:jc w:val="left"/>
             </w:pPr>
             <w:r>
               <w:t xml:space="preserve">48</w:t>
@@ -5049,7 +2537,7 @@
               <w:jc w:val="left"/>
             </w:pPr>
             <w:r>
-              <w:t xml:space="preserve">Cross-archetype analysis complete, dashboard running where authorised</w:t>
+              <w:t xml:space="preserve">Cross-archetype analysis complete; dashboard for validated demand-based settings where authorised</w:t>
             </w:r>
           </w:p>
         </w:tc>
@@ -5070,17 +2558,7 @@
         <w:pStyle w:val="FirstParagraph"/>
       </w:pPr>
       <w:r>
-        <w:rPr>
-          <w:bCs/>
-          <w:b/>
-        </w:rPr>
-        <w:t xml:space="preserve">A null result changes identifiable practice.</w:t>
-      </w:r>
-      <w:r>
-        <w:t xml:space="preserve"> </w:t>
-      </w:r>
-      <w:r>
-        <w:t xml:space="preserve">Modellers seed early-crisis models with parameters from a few studies, and evidence-synthesis platforms (mine included) assume pooled estimates are reusable as priors. A calibrated null tells both that the practice buys nothing where it matters most.</w:t>
+        <w:t xml:space="preserve">If the method does not improve forecasts, that is still a useful result. It would show where using published estimates as model inputs adds little value or introduces too much risk, helping modellers and evidence platforms avoid assumptions that have not been tested.</w:t>
       </w:r>
     </w:p>
     <w:p>
@@ -5088,85 +2566,7 @@
         <w:pStyle w:val="BodyText"/>
       </w:pPr>
       <w:r>
-        <w:rPr>
-          <w:bCs/>
-          <w:b/>
-        </w:rPr>
-        <w:t xml:space="preserve">Form of publication.</w:t>
-      </w:r>
-      <w:r>
-        <w:t xml:space="preserve"> </w:t>
-      </w:r>
-      <w:r>
-        <w:t xml:space="preserve">Peer-reviewed articles, preprints on submission and open access throughout. Benchmarks, the prior library and the code are released as</w:t>
-      </w:r>
-      <w:r>
-        <w:t xml:space="preserve"> </w:t>
-      </w:r>
-      <w:r>
-        <w:rPr>
-          <w:bCs/>
-          <w:b/>
-        </w:rPr>
-        <w:t xml:space="preserve">citable, versioned open resources</w:t>
-      </w:r>
-      <w:r>
-        <w:t xml:space="preserve">, and results are returned to the partners. The durable resources, subordinate to the central question, are</w:t>
-      </w:r>
-      <w:r>
-        <w:t xml:space="preserve"> </w:t>
-      </w:r>
-      <w:r>
-        <w:rPr>
-          <w:bCs/>
-          <w:b/>
-        </w:rPr>
-        <w:t xml:space="preserve">the extraction and replication benchmark</w:t>
-      </w:r>
-      <w:r>
-        <w:t xml:space="preserve">,</w:t>
-      </w:r>
-      <w:r>
-        <w:t xml:space="preserve"> </w:t>
-      </w:r>
-      <w:r>
-        <w:rPr>
-          <w:bCs/>
-          <w:b/>
-        </w:rPr>
-        <w:t xml:space="preserve">the public cold-start benchmark</w:t>
-      </w:r>
-      <w:r>
-        <w:t xml:space="preserve">, an</w:t>
-      </w:r>
-      <w:r>
-        <w:t xml:space="preserve"> </w:t>
-      </w:r>
-      <w:r>
-        <w:rPr>
-          <w:bCs/>
-          <w:b/>
-        </w:rPr>
-        <w:t xml:space="preserve">open reference framework</w:t>
-      </w:r>
-      <w:r>
-        <w:t xml:space="preserve"> </w:t>
-      </w:r>
-      <w:r>
-        <w:t xml:space="preserve">and a</w:t>
-      </w:r>
-      <w:r>
-        <w:t xml:space="preserve"> </w:t>
-      </w:r>
-      <w:r>
-        <w:rPr>
-          <w:bCs/>
-          <w:b/>
-        </w:rPr>
-        <w:t xml:space="preserve">decision-analytic evaluation framework</w:t>
-      </w:r>
-      <w:r>
-        <w:t xml:space="preserve">.</w:t>
+        <w:t xml:space="preserve">Results will be published in peer-reviewed open-access articles, with preprints where appropriate. The extraction benchmark, forecasting benchmark, evidence-derived input library and code will be released as versioned, citable resources, and findings will be returned to the participating services.</w:t>
       </w:r>
     </w:p>
     <w:p>
@@ -5174,17 +2574,7 @@
         <w:pStyle w:val="BodyText"/>
       </w:pPr>
       <w:r>
-        <w:rPr>
-          <w:bCs/>
-          <w:b/>
-        </w:rPr>
-        <w:t xml:space="preserve">Practical and societal impact.</w:t>
-      </w:r>
-      <w:r>
-        <w:t xml:space="preserve"> </w:t>
-      </w:r>
-      <w:r>
-        <w:t xml:space="preserve">In a crisis's first weeks, emergency systems decide whether to open capacity, redistribute resources or escalate before local outcomes are informative. The project quantifies whether external evidence improves those decisions, and with what residual uncertainty. Each validated archetype leaves a registered, automatically re-validated configuration with the services, and extending that nucleus into a multi-crisis surveillance platform is the post-grant pathway.</w:t>
+        <w:t xml:space="preserve">The project will quantify whether external evidence improves forecasts during the first weeks of a crisis, under what conditions it helps, and how uncertain the result remains. For demand-based applications that pass validation and receive authorisation, the project will provide a registered forecasting configuration and an observation-mode dashboard. Broader deployment across additional crises is a possible post-grant development, not a required project outcome.</w:t>
       </w:r>
     </w:p>
     <w:bookmarkEnd w:id="75"/>
@@ -5202,17 +2592,7 @@
         <w:pStyle w:val="FirstParagraph"/>
       </w:pPr>
       <w:r>
-        <w:rPr>
-          <w:bCs/>
-          <w:b/>
-        </w:rPr>
-        <w:t xml:space="preserve">Why I am ready, and why now.</w:t>
-      </w:r>
-      <w:r>
-        <w:t xml:space="preserve"> </w:t>
-      </w:r>
-      <w:r>
-        <w:t xml:space="preserve">I have the methods, the prototype and the domain access, used so far inside other people's programmes. What I lacked is a research agenda of my own.</w:t>
+        <w:t xml:space="preserve">I have developed the methods, prototype and data relationships that make this project feasible, but much of that work has been carried out within existing programmes. HEADSTART gives me a separate scientific question and a programme that I will lead.</w:t>
       </w:r>
     </w:p>
     <w:tbl>
@@ -5224,10 +2604,10 @@
         <w:tblLayout w:type="fixed"/>
       </w:tblPr>
       <w:tblGrid>
-        <w:gridCol w:w="2167"/>
-        <w:gridCol w:w="3832"/>
+        <w:gridCol w:w="2148"/>
+        <w:gridCol w:w="3890"/>
         <w:gridCol w:w="1560"/>
-        <w:gridCol w:w="2987"/>
+        <w:gridCol w:w="2948"/>
       </w:tblGrid>
       <w:tr>
         <w:trPr>
@@ -5457,11 +2837,7 @@
               <w:jc w:val="left"/>
             </w:pPr>
             <w:r>
-              <w:rPr>
-                <w:bCs/>
-                <w:b/>
-              </w:rPr>
-              <w:t xml:space="preserve">When evidence borrowing helps at cold start, and when it harms</w:t>
+              <w:t xml:space="preserve">When published evidence improves forecasts, and when it misleads</w:t>
             </w:r>
           </w:p>
         </w:tc>
@@ -5500,17 +2876,7 @@
         <w:pStyle w:val="BodyText"/>
       </w:pPr>
       <w:r>
-        <w:rPr>
-          <w:bCs/>
-          <w:b/>
-        </w:rPr>
-        <w:t xml:space="preserve">This project does not build another epidemic-intelligence platform.</w:t>
-      </w:r>
-      <w:r>
-        <w:t xml:space="preserve"> </w:t>
-      </w:r>
-      <w:r>
-        <w:t xml:space="preserve">It uses existing infrastructures to test a question that is a work package of none of them.</w:t>
+        <w:t xml:space="preserve">HEADSTART is distinct from GESICA and GeoAI4EI, which develop epidemic-intelligence and decision-support capabilities rather than testing published evidence as a forecasting input.</w:t>
       </w:r>
     </w:p>
     <w:p>
@@ -5518,17 +2884,7 @@
         <w:pStyle w:val="BodyText"/>
       </w:pPr>
       <w:r>
-        <w:rPr>
-          <w:bCs/>
-          <w:b/>
-        </w:rPr>
-        <w:t xml:space="preserve">The question and the methods are mine.</w:t>
-      </w:r>
-      <w:r>
-        <w:t xml:space="preserve"> </w:t>
-      </w:r>
-      <w:r>
-        <w:t xml:space="preserve">The question arose while building LiteRev-Evidence. It could pool published estimates into priors, and nothing showed whether they improved forecasting in a new setting. The methodological core came from fifteen years of quantitative finance, from no group I have worked in, and the platform was built at UNIGE under my scientific direction.</w:t>
+        <w:t xml:space="preserve">I conceived and built LiteRev with Aziza Merzouki in Prof. Olivia Keiser's group. My current extension, LiteRev-Evidence, adds structured numerical extraction and modelling. It can turn published estimates into parameter distributions, but it has not yet been established whether using those distributions improves forecasts in a new setting. My quantitative-finance work provides methods for rare events, regime changes and stress testing, and my work on LiteRev-Evidence provides the structured evidence pipeline. The research question and the confirmatory analyses for HEADSTART are mine.</w:t>
       </w:r>
     </w:p>
     <w:p>
@@ -5536,30 +2892,7 @@
         <w:pStyle w:val="BodyText"/>
       </w:pPr>
       <w:r>
-        <w:rPr>
-          <w:bCs/>
-          <w:b/>
-        </w:rPr>
-        <w:t xml:space="preserve">Collaborators and their roles.</w:t>
-      </w:r>
-      <w:r>
-        <w:t xml:space="preserve"> </w:t>
-      </w:r>
-      <w:r>
-        <w:t xml:space="preserve">Prof. Olivia Keiser leads the group in which I developed LiteRev. She also leads the legionellosis study, GeoAI4EI and the MAS on which I teach, and she co-authors my output, as expected at this stage, but she has</w:t>
-      </w:r>
-      <w:r>
-        <w:t xml:space="preserve"> </w:t>
-      </w:r>
-      <w:r>
-        <w:rPr>
-          <w:bCs/>
-          <w:b/>
-        </w:rPr>
-        <w:t xml:space="preserve">no scientific role in this project</w:t>
-      </w:r>
-      <w:r>
-        <w:t xml:space="preserve">. Prof. Douglas Teodoro leads GESICA and provides the WP1 biomedical-NLP collaboration.</w:t>
+        <w:t xml:space="preserve">Prof. Olivia Keiser led the group in which LiteRev was built and is also involved in the ongoing legionellosis study and GeoAI4EI. She has no scientific role in HEADSTART. Prof. Douglas Teodoro leads GESICA and supports the biomedical-NLP collaboration needed for WP1.</w:t>
       </w:r>
     </w:p>
     <w:p>
@@ -5567,40 +2900,7 @@
         <w:pStyle w:val="BodyText"/>
       </w:pPr>
       <w:r>
-        <w:rPr>
-          <w:bCs/>
-          <w:b/>
-        </w:rPr>
-        <w:t xml:space="preserve">The organisational position is the transition.</w:t>
-      </w:r>
-      <w:r>
-        <w:t xml:space="preserve"> </w:t>
-      </w:r>
-      <w:r>
-        <w:t xml:space="preserve">Hosted by the</w:t>
-      </w:r>
-      <w:r>
-        <w:t xml:space="preserve"> </w:t>
-      </w:r>
-      <w:r>
-        <w:rPr>
-          <w:bCs/>
-          <w:b/>
-        </w:rPr>
-        <w:t xml:space="preserve">Institute of Global Health</w:t>
-      </w:r>
-      <w:r>
-        <w:t xml:space="preserve">, I will lead an independent programme alongside its groups rather than inside one, and the guarantees are in the confirmation letters. The programme is executable by the PI and budgeted support personnel.</w:t>
-      </w:r>
-      <w:r>
-        <w:t xml:space="preserve"> </w:t>
-      </w:r>
-      <w:r>
-        <w:rPr>
-          <w:bCs/>
-          <w:b/>
-        </w:rPr>
-        <w:t xml:space="preserve">No named individual other than the PI is scientifically load-bearing.</w:t>
+        <w:t xml:space="preserve">The Institute of Global Health will host the project, but the research programme, hypotheses and analyses will be led by me rather than embedded in an existing group. The institutional and collaboration arrangements will be documented in the required letters. The collaborator and independent extractor support defined technical tasks, and scientific direction remains with the PI.</w:t>
       </w:r>
     </w:p>
     <w:p>
@@ -5608,37 +2908,18 @@
         <w:pStyle w:val="BodyText"/>
       </w:pPr>
       <w:r>
-        <w:rPr>
-          <w:bCs/>
-          <w:b/>
-        </w:rPr>
-        <w:t xml:space="preserve">Where this leads.</w:t>
-      </w:r>
-      <w:r>
-        <w:t xml:space="preserve"> </w:t>
-      </w:r>
-      <w:r>
-        <w:t xml:space="preserve">By month 48, a validated answer and a first-author record, the basis for group leadership or a professorship.</w:t>
+        <w:t xml:space="preserve">Where this leads. By month 48, a validated answer and a first-author record, the basis for group leadership or a professorship.</w:t>
       </w:r>
     </w:p>
     <w:bookmarkEnd w:id="76"/>
     <w:bookmarkEnd w:id="77"/>
-    <w:bookmarkStart w:id="91" w:name="bibliography"/>
+    <w:bookmarkStart w:id="78" w:name="bibliography"/>
     <w:p>
       <w:pPr>
         <w:pStyle w:val="Heading1"/>
       </w:pPr>
       <w:r>
         <w:t xml:space="preserve">Bibliography</w:t>
-      </w:r>
-    </w:p>
-    <w:bookmarkStart w:id="78" w:name="X250effa5216dfb8ead712cb69fc67ebcb081b82"/>
-    <w:p>
-      <w:pPr>
-        <w:pStyle w:val="Heading2"/>
-      </w:pPr>
-      <w:r>
-        <w:t xml:space="preserve">Surveillance, nowcasting and outbreak detection</w:t>
       </w:r>
     </w:p>
     <w:p>
@@ -5654,19 +2935,13 @@
           <w:bCs/>
           <w:b/>
         </w:rPr>
-        <w:t xml:space="preserve">[Farrington 1996]</w:t>
-      </w:r>
-      <w:r>
-        <w:t xml:space="preserve"> </w:t>
-      </w:r>
-      <w:r>
-        <w:t xml:space="preserve">Farrington CP, Andrews NJ, Beale AD, Catchpole MA. A statistical algorithm</w:t>
-      </w:r>
-      <w:r>
-        <w:t xml:space="preserve"> </w:t>
-      </w:r>
-      <w:r>
-        <w:t xml:space="preserve">for the early detection of outbreaks of infectious disease.</w:t>
+        <w:t xml:space="preserve">[Angelopoulos 2023]</w:t>
+      </w:r>
+      <w:r>
+        <w:t xml:space="preserve"> </w:t>
+      </w:r>
+      <w:r>
+        <w:t xml:space="preserve">Angelopoulos AN, Bates S. Conformal prediction: a gentle introduction.</w:t>
       </w:r>
       <w:r>
         <w:t xml:space="preserve"> </w:t>
@@ -5676,27 +2951,13 @@
           <w:iCs/>
           <w:i/>
         </w:rPr>
-        <w:t xml:space="preserve">Journal of the Royal Statistical</w:t>
-      </w:r>
-      <w:r>
-        <w:rPr>
-          <w:iCs/>
-          <w:i/>
-        </w:rPr>
-        <w:t xml:space="preserve"> </w:t>
-      </w:r>
-      <w:r>
-        <w:rPr>
-          <w:iCs/>
-          <w:i/>
-        </w:rPr>
-        <w:t xml:space="preserve">Society Series A</w:t>
-      </w:r>
-      <w:r>
-        <w:t xml:space="preserve"> </w:t>
-      </w:r>
-      <w:r>
-        <w:t xml:space="preserve">1996;159(3):547–563.</w:t>
+        <w:t xml:space="preserve">Foundations and Trends in Machine Learning</w:t>
+      </w:r>
+      <w:r>
+        <w:t xml:space="preserve"> </w:t>
+      </w:r>
+      <w:r>
+        <w:t xml:space="preserve">2023;16(4):494–591.</w:t>
       </w:r>
     </w:p>
     <w:p>
@@ -5712,19 +2973,19 @@
           <w:bCs/>
           <w:b/>
         </w:rPr>
-        <w:t xml:space="preserve">[Noufaily 2013]</w:t>
-      </w:r>
-      <w:r>
-        <w:t xml:space="preserve"> </w:t>
-      </w:r>
-      <w:r>
-        <w:t xml:space="preserve">Noufaily A, Enki DG, Farrington P, Garthwaite P, Andrews N, Charlett A. An</w:t>
-      </w:r>
-      <w:r>
-        <w:t xml:space="preserve"> </w:t>
-      </w:r>
-      <w:r>
-        <w:t xml:space="preserve">improved algorithm for outbreak detection in multiple surveillance systems.</w:t>
+        <w:t xml:space="preserve">[Barber 2023]</w:t>
+      </w:r>
+      <w:r>
+        <w:t xml:space="preserve"> </w:t>
+      </w:r>
+      <w:r>
+        <w:t xml:space="preserve">Barber RF, Candès EJ, Ramdas A, Tibshirani RJ. Conformal prediction beyond</w:t>
+      </w:r>
+      <w:r>
+        <w:t xml:space="preserve"> </w:t>
+      </w:r>
+      <w:r>
+        <w:t xml:space="preserve">exchangeability.</w:t>
       </w:r>
       <w:r>
         <w:t xml:space="preserve"> </w:t>
@@ -5734,13 +2995,13 @@
           <w:iCs/>
           <w:i/>
         </w:rPr>
-        <w:t xml:space="preserve">Statistics in Medicine</w:t>
-      </w:r>
-      <w:r>
-        <w:t xml:space="preserve"> </w:t>
-      </w:r>
-      <w:r>
-        <w:t xml:space="preserve">2013;32(7):1206–1222. doi:10.1002/sim.5595</w:t>
+        <w:t xml:space="preserve">Annals of Statistics</w:t>
+      </w:r>
+      <w:r>
+        <w:t xml:space="preserve"> </w:t>
+      </w:r>
+      <w:r>
+        <w:t xml:space="preserve">2023;51(2):816–845.</w:t>
       </w:r>
     </w:p>
     <w:p>
@@ -5756,19 +3017,13 @@
           <w:bCs/>
           <w:b/>
         </w:rPr>
-        <w:t xml:space="preserve">[Le Strat 1999]</w:t>
-      </w:r>
-      <w:r>
-        <w:t xml:space="preserve"> </w:t>
-      </w:r>
-      <w:r>
-        <w:t xml:space="preserve">Le Strat Y, Carrat F. Monitoring epidemiologic surveillance data using</w:t>
-      </w:r>
-      <w:r>
-        <w:t xml:space="preserve"> </w:t>
-      </w:r>
-      <w:r>
-        <w:t xml:space="preserve">hidden Markov models.</w:t>
+        <w:t xml:space="preserve">[Bareinboim 2016]</w:t>
+      </w:r>
+      <w:r>
+        <w:t xml:space="preserve"> </w:t>
+      </w:r>
+      <w:r>
+        <w:t xml:space="preserve">Bareinboim E, Pearl J. Causal inference and the data-fusion problem.</w:t>
       </w:r>
       <w:r>
         <w:t xml:space="preserve"> </w:t>
@@ -5778,13 +3033,19 @@
           <w:iCs/>
           <w:i/>
         </w:rPr>
-        <w:t xml:space="preserve">Statistics in Medicine</w:t>
-      </w:r>
-      <w:r>
-        <w:t xml:space="preserve"> </w:t>
-      </w:r>
-      <w:r>
-        <w:t xml:space="preserve">1999;18(24):3463–3478.</w:t>
+        <w:t xml:space="preserve">Proceedings of the National Academy of Sciences</w:t>
+      </w:r>
+      <w:r>
+        <w:t xml:space="preserve"> </w:t>
+      </w:r>
+      <w:r>
+        <w:t xml:space="preserve">2016;113(27):7345–7352.</w:t>
+      </w:r>
+      <w:r>
+        <w:t xml:space="preserve"> </w:t>
+      </w:r>
+      <w:r>
+        <w:t xml:space="preserve">doi:10.1073/pnas.1510507113</w:t>
       </w:r>
     </w:p>
     <w:p>
@@ -5800,19 +3061,25 @@
           <w:bCs/>
           <w:b/>
         </w:rPr>
-        <w:t xml:space="preserve">[Watkins 2009]</w:t>
-      </w:r>
-      <w:r>
-        <w:t xml:space="preserve"> </w:t>
-      </w:r>
-      <w:r>
-        <w:t xml:space="preserve">Watkins RE, Eagleson S, Veenendaal B, Wright G, Plant AJ. Disease</w:t>
-      </w:r>
-      <w:r>
-        <w:t xml:space="preserve"> </w:t>
-      </w:r>
-      <w:r>
-        <w:t xml:space="preserve">surveillance using a hidden Markov model.</w:t>
+        <w:t xml:space="preserve">[Bonora 2025]</w:t>
+      </w:r>
+      <w:r>
+        <w:t xml:space="preserve"> </w:t>
+      </w:r>
+      <w:r>
+        <w:t xml:space="preserve">Bonora R, Ticozzi EM, Pregliasco FE, Pagliosa A, Bodina A, Cereda D,</w:t>
+      </w:r>
+      <w:r>
+        <w:t xml:space="preserve"> </w:t>
+      </w:r>
+      <w:r>
+        <w:t xml:space="preserve">Perotti G, Lombardo M, Stirparo G. Telephone calls to emergency medical service as a tool to</w:t>
+      </w:r>
+      <w:r>
+        <w:t xml:space="preserve"> </w:t>
+      </w:r>
+      <w:r>
+        <w:t xml:space="preserve">predict influenza-like illness: a 10-year study.</w:t>
       </w:r>
       <w:r>
         <w:t xml:space="preserve"> </w:t>
@@ -5822,13 +3089,19 @@
           <w:iCs/>
           <w:i/>
         </w:rPr>
-        <w:t xml:space="preserve">BMC Medical Informatics and Decision Making</w:t>
-      </w:r>
-      <w:r>
-        <w:t xml:space="preserve"> </w:t>
-      </w:r>
-      <w:r>
-        <w:t xml:space="preserve">2009;9:39. doi:10.1186/1472-6947-9-39</w:t>
+        <w:t xml:space="preserve">Public Health</w:t>
+      </w:r>
+      <w:r>
+        <w:t xml:space="preserve"> </w:t>
+      </w:r>
+      <w:r>
+        <w:t xml:space="preserve">2025;238:239–244.</w:t>
+      </w:r>
+      <w:r>
+        <w:t xml:space="preserve"> </w:t>
+      </w:r>
+      <w:r>
+        <w:t xml:space="preserve">doi:10.1016/j.puhe.2024.12.021</w:t>
       </w:r>
     </w:p>
     <w:p>
@@ -5844,19 +3117,19 @@
           <w:bCs/>
           <w:b/>
         </w:rPr>
-        <w:t xml:space="preserve">[Höhle 2014]</w:t>
-      </w:r>
-      <w:r>
-        <w:t xml:space="preserve"> </w:t>
-      </w:r>
-      <w:r>
-        <w:t xml:space="preserve">Höhle M, an der Heiden M. Bayesian nowcasting during the STEC O104:H4 outbreak</w:t>
-      </w:r>
-      <w:r>
-        <w:t xml:space="preserve"> </w:t>
-      </w:r>
-      <w:r>
-        <w:t xml:space="preserve">in Germany, 2011.</w:t>
+        <w:t xml:space="preserve">[Brett 2018]</w:t>
+      </w:r>
+      <w:r>
+        <w:t xml:space="preserve"> </w:t>
+      </w:r>
+      <w:r>
+        <w:t xml:space="preserve">Brett TS, O'Dea EB, Marty É, Miller PB, Park AW, Drake JM, Rohani P.</w:t>
+      </w:r>
+      <w:r>
+        <w:t xml:space="preserve"> </w:t>
+      </w:r>
+      <w:r>
+        <w:t xml:space="preserve">Anticipating epidemic transitions with imperfect data.</w:t>
       </w:r>
       <w:r>
         <w:t xml:space="preserve"> </w:t>
@@ -5866,13 +3139,13 @@
           <w:iCs/>
           <w:i/>
         </w:rPr>
-        <w:t xml:space="preserve">Biometrics</w:t>
-      </w:r>
-      <w:r>
-        <w:t xml:space="preserve"> </w:t>
-      </w:r>
-      <w:r>
-        <w:t xml:space="preserve">2014;70(4):993–1002. doi:10.1111/biom.12194</w:t>
+        <w:t xml:space="preserve">PLoS Computational Biology</w:t>
+      </w:r>
+      <w:r>
+        <w:t xml:space="preserve"> </w:t>
+      </w:r>
+      <w:r>
+        <w:t xml:space="preserve">2018;14(6):e1006204. doi:10.1371/journal.pcbi.1006204</w:t>
       </w:r>
     </w:p>
     <w:p>
@@ -5888,19 +3161,13 @@
           <w:bCs/>
           <w:b/>
         </w:rPr>
-        <w:t xml:space="preserve">[McGough 2020]</w:t>
-      </w:r>
-      <w:r>
-        <w:t xml:space="preserve"> </w:t>
-      </w:r>
-      <w:r>
-        <w:t xml:space="preserve">McGough SF, Johansson MA, Lipsitch M, Menzies NA. Nowcasting by Bayesian</w:t>
-      </w:r>
-      <w:r>
-        <w:t xml:space="preserve"> </w:t>
-      </w:r>
-      <w:r>
-        <w:t xml:space="preserve">smoothing: a flexible, generalizable model for real-time epidemic tracking.</w:t>
+        <w:t xml:space="preserve">[Coles 2001]</w:t>
+      </w:r>
+      <w:r>
+        <w:t xml:space="preserve"> </w:t>
+      </w:r>
+      <w:r>
+        <w:t xml:space="preserve">Coles S.</w:t>
       </w:r>
       <w:r>
         <w:t xml:space="preserve"> </w:t>
@@ -5910,13 +3177,13 @@
           <w:iCs/>
           <w:i/>
         </w:rPr>
-        <w:t xml:space="preserve">PLoS Computational Biology</w:t>
-      </w:r>
-      <w:r>
-        <w:t xml:space="preserve"> </w:t>
-      </w:r>
-      <w:r>
-        <w:t xml:space="preserve">2020;16(4):e1007735. doi:10.1371/journal.pcbi.1007735</w:t>
+        <w:t xml:space="preserve">An Introduction to Statistical Modeling of Extreme Values.</w:t>
+      </w:r>
+      <w:r>
+        <w:t xml:space="preserve"> </w:t>
+      </w:r>
+      <w:r>
+        <w:t xml:space="preserve">Springer, 2001. doi:10.1007/978-1-4471-3675-0</w:t>
       </w:r>
     </w:p>
     <w:p>
@@ -5932,19 +3199,19 @@
           <w:bCs/>
           <w:b/>
         </w:rPr>
-        <w:t xml:space="preserve">[Lazer 2014]</w:t>
-      </w:r>
-      <w:r>
-        <w:t xml:space="preserve"> </w:t>
-      </w:r>
-      <w:r>
-        <w:t xml:space="preserve">Lazer D, Kennedy R, King G, Vespignani A. The parable of Google Flu: traps in</w:t>
-      </w:r>
-      <w:r>
-        <w:t xml:space="preserve"> </w:t>
-      </w:r>
-      <w:r>
-        <w:t xml:space="preserve">big data analysis.</w:t>
+        <w:t xml:space="preserve">[Cook 2023]</w:t>
+      </w:r>
+      <w:r>
+        <w:t xml:space="preserve"> </w:t>
+      </w:r>
+      <w:r>
+        <w:t xml:space="preserve">Cook JD, Williams DM, Walsh DP, Hefley TJ. Bayesian forecasting of disease</w:t>
+      </w:r>
+      <w:r>
+        <w:t xml:space="preserve"> </w:t>
+      </w:r>
+      <w:r>
+        <w:t xml:space="preserve">spread with little or no local data.</w:t>
       </w:r>
       <w:r>
         <w:t xml:space="preserve"> </w:t>
@@ -5954,30 +3221,26 @@
           <w:iCs/>
           <w:i/>
         </w:rPr>
-        <w:t xml:space="preserve">Science</w:t>
-      </w:r>
-      <w:r>
-        <w:t xml:space="preserve"> </w:t>
-      </w:r>
-      <w:r>
-        <w:t xml:space="preserve">2014;343(6176):1203–1205. doi:10.1126/science.1248506</w:t>
-      </w:r>
-    </w:p>
-    <w:bookmarkEnd w:id="78"/>
-    <w:bookmarkStart w:id="79" w:name="prehospital-data-as-a-leading-indicator"/>
-    <w:p>
-      <w:pPr>
-        <w:pStyle w:val="Heading2"/>
-      </w:pPr>
-      <w:r>
-        <w:t xml:space="preserve">Prehospital data as a leading indicator</w:t>
+        <w:t xml:space="preserve">Scientific Reports</w:t>
+      </w:r>
+      <w:r>
+        <w:t xml:space="preserve"> </w:t>
+      </w:r>
+      <w:r>
+        <w:t xml:space="preserve">2023;13:8137.</w:t>
+      </w:r>
+      <w:r>
+        <w:t xml:space="preserve"> </w:t>
+      </w:r>
+      <w:r>
+        <w:t xml:space="preserve">doi:10.1038/s41598-023-35177-6</w:t>
       </w:r>
     </w:p>
     <w:p>
       <w:pPr>
         <w:numPr>
           <w:ilvl w:val="0"/>
-          <w:numId w:val="1003"/>
+          <w:numId w:val="1002"/>
         </w:numPr>
         <w:pStyle w:val="Compact"/>
       </w:pPr>
@@ -5986,31 +3249,19 @@
           <w:bCs/>
           <w:b/>
         </w:rPr>
-        <w:t xml:space="preserve">[Rosenkötter 2013]</w:t>
-      </w:r>
-      <w:r>
-        <w:t xml:space="preserve"> </w:t>
-      </w:r>
-      <w:r>
-        <w:t xml:space="preserve">Rosenkötter N, Ziemann A, Garcia-Castrillo Riesgo L, Gillet JB,</w:t>
-      </w:r>
-      <w:r>
-        <w:t xml:space="preserve"> </w:t>
-      </w:r>
-      <w:r>
-        <w:t xml:space="preserve">Vergeiner G, Krafft T, Brand H. Validity and timeliness of syndromic influenza surveillance</w:t>
-      </w:r>
-      <w:r>
-        <w:t xml:space="preserve"> </w:t>
-      </w:r>
-      <w:r>
-        <w:t xml:space="preserve">during the autumn/winter wave of A(H1N1) influenza 2009: results of emergency medical</w:t>
-      </w:r>
-      <w:r>
-        <w:t xml:space="preserve"> </w:t>
-      </w:r>
-      <w:r>
-        <w:t xml:space="preserve">dispatch, ambulance and emergency department data from three European regions.</w:t>
+        <w:t xml:space="preserve">[Cramer 2022]</w:t>
+      </w:r>
+      <w:r>
+        <w:t xml:space="preserve"> </w:t>
+      </w:r>
+      <w:r>
+        <w:t xml:space="preserve">Cramer EY, Ray EL, Lopez VK, et al. (consortium, more than 50 authors). Evaluation of individual and ensemble</w:t>
+      </w:r>
+      <w:r>
+        <w:t xml:space="preserve"> </w:t>
+      </w:r>
+      <w:r>
+        <w:t xml:space="preserve">probabilistic forecasts of COVID-19 mortality in the United States.</w:t>
       </w:r>
       <w:r>
         <w:t xml:space="preserve"> </w:t>
@@ -6020,20 +3271,34 @@
           <w:iCs/>
           <w:i/>
         </w:rPr>
-        <w:t xml:space="preserve">BMC Public Health</w:t>
-      </w:r>
-      <w:r>
-        <w:t xml:space="preserve"> </w:t>
-      </w:r>
-      <w:r>
-        <w:t xml:space="preserve">2013;13:905. doi:10.1186/1471-2458-13-905</w:t>
+        <w:t xml:space="preserve">Proceedings of the</w:t>
+      </w:r>
+      <w:r>
+        <w:rPr>
+          <w:iCs/>
+          <w:i/>
+        </w:rPr>
+        <w:t xml:space="preserve"> </w:t>
+      </w:r>
+      <w:r>
+        <w:rPr>
+          <w:iCs/>
+          <w:i/>
+        </w:rPr>
+        <w:t xml:space="preserve">National Academy of Sciences</w:t>
+      </w:r>
+      <w:r>
+        <w:t xml:space="preserve"> </w:t>
+      </w:r>
+      <w:r>
+        <w:t xml:space="preserve">2022;119(15):e2113561119. doi:10.1073/pnas.2113561119</w:t>
       </w:r>
     </w:p>
     <w:p>
       <w:pPr>
         <w:numPr>
           <w:ilvl w:val="0"/>
-          <w:numId w:val="1003"/>
+          <w:numId w:val="1002"/>
         </w:numPr>
         <w:pStyle w:val="Compact"/>
       </w:pPr>
@@ -6042,25 +3307,25 @@
           <w:bCs/>
           <w:b/>
         </w:rPr>
-        <w:t xml:space="preserve">[Bonora 2025]</w:t>
-      </w:r>
-      <w:r>
-        <w:t xml:space="preserve"> </w:t>
-      </w:r>
-      <w:r>
-        <w:t xml:space="preserve">Bonora R, Ticozzi EM, Pregliasco FE, Pagliosa A, Bodina A, Cereda D,</w:t>
-      </w:r>
-      <w:r>
-        <w:t xml:space="preserve"> </w:t>
-      </w:r>
-      <w:r>
-        <w:t xml:space="preserve">Perotti G, Lombardo M, Stirparo G. Telephone calls to emergency medical service as a tool to</w:t>
-      </w:r>
-      <w:r>
-        <w:t xml:space="preserve"> </w:t>
-      </w:r>
-      <w:r>
-        <w:t xml:space="preserve">predict influenza-like illness: a 10-year study.</w:t>
+        <w:t xml:space="preserve">[Dahabreh 2020]</w:t>
+      </w:r>
+      <w:r>
+        <w:t xml:space="preserve"> </w:t>
+      </w:r>
+      <w:r>
+        <w:t xml:space="preserve">Dahabreh IJ, Petito LC, Robertson SE, Hernán MA, Steingrimsson JA. Toward</w:t>
+      </w:r>
+      <w:r>
+        <w:t xml:space="preserve"> </w:t>
+      </w:r>
+      <w:r>
+        <w:t xml:space="preserve">causally interpretable meta-analysis: transporting inferences from multiple randomized trials</w:t>
+      </w:r>
+      <w:r>
+        <w:t xml:space="preserve"> </w:t>
+      </w:r>
+      <w:r>
+        <w:t xml:space="preserve">to a new target population.</w:t>
       </w:r>
       <w:r>
         <w:t xml:space="preserve"> </w:t>
@@ -6070,26 +3335,26 @@
           <w:iCs/>
           <w:i/>
         </w:rPr>
-        <w:t xml:space="preserve">Public Health</w:t>
-      </w:r>
-      <w:r>
-        <w:t xml:space="preserve"> </w:t>
-      </w:r>
-      <w:r>
-        <w:t xml:space="preserve">2025;238:239–244.</w:t>
-      </w:r>
-      <w:r>
-        <w:t xml:space="preserve"> </w:t>
-      </w:r>
-      <w:r>
-        <w:t xml:space="preserve">doi:10.1016/j.puhe.2024.12.021</w:t>
+        <w:t xml:space="preserve">Epidemiology</w:t>
+      </w:r>
+      <w:r>
+        <w:t xml:space="preserve"> </w:t>
+      </w:r>
+      <w:r>
+        <w:t xml:space="preserve">2020;31(3):334–344.</w:t>
+      </w:r>
+      <w:r>
+        <w:t xml:space="preserve"> </w:t>
+      </w:r>
+      <w:r>
+        <w:t xml:space="preserve">doi:10.1097/EDE.0000000000001177</w:t>
       </w:r>
     </w:p>
     <w:p>
       <w:pPr>
         <w:numPr>
           <w:ilvl w:val="0"/>
-          <w:numId w:val="1003"/>
+          <w:numId w:val="1002"/>
         </w:numPr>
         <w:pStyle w:val="Compact"/>
       </w:pPr>
@@ -6098,48 +3363,36 @@
           <w:bCs/>
           <w:b/>
         </w:rPr>
-        <w:t xml:space="preserve">[Edjinedja 2026]</w:t>
-      </w:r>
-      <w:r>
-        <w:t xml:space="preserve"> </w:t>
-      </w:r>
-      <w:r>
-        <w:t xml:space="preserve">Edjinedja KL, Larribau R, Orel E, Cossus J, Elfahim O, Yendouname K,</w:t>
-      </w:r>
-      <w:r>
-        <w:t xml:space="preserve"> </w:t>
-      </w:r>
-      <w:r>
-        <w:t xml:space="preserve">Vaussenat F, Teodoro D, Robert-Nicoud S, Barakat O, Desmettre T. Artificial intelligence in</w:t>
-      </w:r>
-      <w:r>
-        <w:t xml:space="preserve"> </w:t>
-      </w:r>
-      <w:r>
-        <w:t xml:space="preserve">emergency medical services for disasters and health emergencies: a systematic review.</w:t>
-      </w:r>
-      <w:r>
-        <w:t xml:space="preserve"> </w:t>
-      </w:r>
-      <w:r>
-        <w:t xml:space="preserve">Submitted, 2026.</w:t>
-      </w:r>
-    </w:p>
-    <w:bookmarkEnd w:id="79"/>
-    <w:bookmarkStart w:id="80" w:name="Xcba917f87eab0aeaba11dadf6a8484db0493216"/>
-    <w:p>
-      <w:pPr>
-        <w:pStyle w:val="Heading2"/>
-      </w:pPr>
-      <w:r>
-        <w:t xml:space="preserve">Collaborative forecasting and its evaluation</w:t>
+        <w:t xml:space="preserve">[Degtiar 2023]</w:t>
+      </w:r>
+      <w:r>
+        <w:t xml:space="preserve"> </w:t>
+      </w:r>
+      <w:r>
+        <w:t xml:space="preserve">Degtiar I, Rose S. A review of generalizability and transportability.</w:t>
+      </w:r>
+      <w:r>
+        <w:t xml:space="preserve"> </w:t>
+      </w:r>
+      <w:r>
+        <w:rPr>
+          <w:iCs/>
+          <w:i/>
+        </w:rPr>
+        <w:t xml:space="preserve">Annual Review of Statistics and Its Application</w:t>
+      </w:r>
+      <w:r>
+        <w:t xml:space="preserve"> </w:t>
+      </w:r>
+      <w:r>
+        <w:t xml:space="preserve">2023;10:501–524.</w:t>
       </w:r>
     </w:p>
     <w:p>
       <w:pPr>
         <w:numPr>
           <w:ilvl w:val="0"/>
-          <w:numId w:val="1004"/>
+          <w:numId w:val="1002"/>
         </w:numPr>
         <w:pStyle w:val="Compact"/>
       </w:pPr>
@@ -6148,19 +3401,65 @@
           <w:bCs/>
           <w:b/>
         </w:rPr>
-        <w:t xml:space="preserve">[Cramer 2022]</w:t>
-      </w:r>
-      <w:r>
-        <w:t xml:space="preserve"> </w:t>
-      </w:r>
-      <w:r>
-        <w:t xml:space="preserve">Cramer EY, Ray EL, Lopez VK, et al. (consortium, more than 50 authors). Evaluation of individual and ensemble</w:t>
-      </w:r>
-      <w:r>
-        <w:t xml:space="preserve"> </w:t>
-      </w:r>
-      <w:r>
-        <w:t xml:space="preserve">probabilistic forecasts of COVID-19 mortality in the United States.</w:t>
+        <w:t xml:space="preserve">[Edjinedja 2026]</w:t>
+      </w:r>
+      <w:r>
+        <w:t xml:space="preserve"> </w:t>
+      </w:r>
+      <w:r>
+        <w:t xml:space="preserve">Edjinedja KL, Larribau R, Orel E, Cossus J, Elfahim O, Yendouname K,</w:t>
+      </w:r>
+      <w:r>
+        <w:t xml:space="preserve"> </w:t>
+      </w:r>
+      <w:r>
+        <w:t xml:space="preserve">Vaussenat F, Teodoro D, Robert-Nicoud S, Barakat O, Desmettre T. Artificial intelligence in</w:t>
+      </w:r>
+      <w:r>
+        <w:t xml:space="preserve"> </w:t>
+      </w:r>
+      <w:r>
+        <w:t xml:space="preserve">emergency medical services for disasters and health emergencies: a systematic review.</w:t>
+      </w:r>
+      <w:r>
+        <w:t xml:space="preserve"> </w:t>
+      </w:r>
+      <w:r>
+        <w:t xml:space="preserve">Submitted, 2026.</w:t>
+      </w:r>
+    </w:p>
+    <w:p>
+      <w:pPr>
+        <w:numPr>
+          <w:ilvl w:val="0"/>
+          <w:numId w:val="1002"/>
+        </w:numPr>
+        <w:pStyle w:val="Compact"/>
+      </w:pPr>
+      <w:r>
+        <w:rPr>
+          <w:bCs/>
+          <w:b/>
+        </w:rPr>
+        <w:t xml:space="preserve">[Elliott 2014]</w:t>
+      </w:r>
+      <w:r>
+        <w:t xml:space="preserve"> </w:t>
+      </w:r>
+      <w:r>
+        <w:t xml:space="preserve">Elliott JH, Turner T, Clavisi O, Thomas J, Higgins JPT, Mavergames C,</w:t>
+      </w:r>
+      <w:r>
+        <w:t xml:space="preserve"> </w:t>
+      </w:r>
+      <w:r>
+        <w:t xml:space="preserve">Gruen RL. Living systematic reviews: an emerging opportunity to narrow the</w:t>
+      </w:r>
+      <w:r>
+        <w:t xml:space="preserve"> </w:t>
+      </w:r>
+      <w:r>
+        <w:t xml:space="preserve">evidence-practice gap.</w:t>
       </w:r>
       <w:r>
         <w:t xml:space="preserve"> </w:t>
@@ -6170,13 +3469,99 @@
           <w:iCs/>
           <w:i/>
         </w:rPr>
-        <w:t xml:space="preserve">Proceedings of the</w:t>
+        <w:t xml:space="preserve">PLoS Medicine</w:t>
+      </w:r>
+      <w:r>
+        <w:t xml:space="preserve"> </w:t>
+      </w:r>
+      <w:r>
+        <w:t xml:space="preserve">2014;11(2):e1001603. doi:10.1371/journal.pmed.1001603</w:t>
+      </w:r>
+    </w:p>
+    <w:p>
+      <w:pPr>
+        <w:numPr>
+          <w:ilvl w:val="0"/>
+          <w:numId w:val="1002"/>
+        </w:numPr>
+        <w:pStyle w:val="Compact"/>
+      </w:pPr>
+      <w:r>
+        <w:rPr>
+          <w:bCs/>
+          <w:b/>
+        </w:rPr>
+        <w:t xml:space="preserve">[Esra 2023]</w:t>
+      </w:r>
+      <w:r>
+        <w:t xml:space="preserve"> </w:t>
+      </w:r>
+      <w:r>
+        <w:t xml:space="preserve">Esra R, Carstens J, Le Roux S, Mabuto T, Eisenstein M, Keiser O, Orel E,</w:t>
+      </w:r>
+      <w:r>
+        <w:t xml:space="preserve"> </w:t>
+      </w:r>
+      <w:r>
+        <w:t xml:space="preserve">Merzouki A, De Voux L, Maskew M, Sharpey-Schafer K. Validation and improvement of a machine</w:t>
+      </w:r>
+      <w:r>
+        <w:t xml:space="preserve"> </w:t>
+      </w:r>
+      <w:r>
+        <w:t xml:space="preserve">learning model to predict interruptions in antiretroviral treatment in South Africa.</w:t>
+      </w:r>
+      <w:r>
+        <w:t xml:space="preserve"> </w:t>
       </w:r>
       <w:r>
         <w:rPr>
           <w:iCs/>
           <w:i/>
         </w:rPr>
+        <w:t xml:space="preserve">Journal of Acquired Immune Deficiency Syndromes</w:t>
+      </w:r>
+      <w:r>
+        <w:t xml:space="preserve"> </w:t>
+      </w:r>
+      <w:r>
+        <w:t xml:space="preserve">2023;92(1):42–49.</w:t>
+      </w:r>
+    </w:p>
+    <w:p>
+      <w:pPr>
+        <w:numPr>
+          <w:ilvl w:val="0"/>
+          <w:numId w:val="1002"/>
+        </w:numPr>
+        <w:pStyle w:val="Compact"/>
+      </w:pPr>
+      <w:r>
+        <w:rPr>
+          <w:bCs/>
+          <w:b/>
+        </w:rPr>
+        <w:t xml:space="preserve">[Estill 2020]</w:t>
+      </w:r>
+      <w:r>
+        <w:t xml:space="preserve"> </w:t>
+      </w:r>
+      <w:r>
+        <w:t xml:space="preserve">Estill J, Venkova-Marchevska P, Roelens M, Orel E, Temerev A, Flahault A,</w:t>
+      </w:r>
+      <w:r>
+        <w:t xml:space="preserve"> </w:t>
+      </w:r>
+      <w:r>
+        <w:t xml:space="preserve">Keiser O. Future scenarios for the SARS-CoV-2 epidemic in Switzerland: an age-structured</w:t>
+      </w:r>
+      <w:r>
+        <w:t xml:space="preserve"> </w:t>
+      </w:r>
+      <w:r>
+        <w:t xml:space="preserve">model.</w:t>
+      </w:r>
+      <w:r>
         <w:t xml:space="preserve"> </w:t>
       </w:r>
       <w:r>
@@ -6184,20 +3569,20 @@
           <w:iCs/>
           <w:i/>
         </w:rPr>
-        <w:t xml:space="preserve">National Academy of Sciences</w:t>
-      </w:r>
-      <w:r>
-        <w:t xml:space="preserve"> </w:t>
-      </w:r>
-      <w:r>
-        <w:t xml:space="preserve">2022;119(15):e2113561119. doi:10.1073/pnas.2113561119</w:t>
+        <w:t xml:space="preserve">F1000Research</w:t>
+      </w:r>
+      <w:r>
+        <w:t xml:space="preserve"> </w:t>
+      </w:r>
+      <w:r>
+        <w:t xml:space="preserve">2020;9.</w:t>
       </w:r>
     </w:p>
     <w:p>
       <w:pPr>
         <w:numPr>
           <w:ilvl w:val="0"/>
-          <w:numId w:val="1004"/>
+          <w:numId w:val="1002"/>
         </w:numPr>
         <w:pStyle w:val="Compact"/>
       </w:pPr>
@@ -6206,19 +3591,19 @@
           <w:bCs/>
           <w:b/>
         </w:rPr>
-        <w:t xml:space="preserve">[Sherratt 2023]</w:t>
-      </w:r>
-      <w:r>
-        <w:t xml:space="preserve"> </w:t>
-      </w:r>
-      <w:r>
-        <w:t xml:space="preserve">Sherratt K, Gruson H, Grah R, et al. (consortium, more than 50 authors). Predictive performance of multi-model ensemble</w:t>
-      </w:r>
-      <w:r>
-        <w:t xml:space="preserve"> </w:t>
-      </w:r>
-      <w:r>
-        <w:t xml:space="preserve">forecasts of COVID-19 across European nations.</w:t>
+        <w:t xml:space="preserve">[Farrington 1996]</w:t>
+      </w:r>
+      <w:r>
+        <w:t xml:space="preserve"> </w:t>
+      </w:r>
+      <w:r>
+        <w:t xml:space="preserve">Farrington CP, Andrews NJ, Beale AD, Catchpole MA. A statistical algorithm</w:t>
+      </w:r>
+      <w:r>
+        <w:t xml:space="preserve"> </w:t>
+      </w:r>
+      <w:r>
+        <w:t xml:space="preserve">for the early detection of outbreaks of infectious disease.</w:t>
       </w:r>
       <w:r>
         <w:t xml:space="preserve"> </w:t>
@@ -6228,36 +3613,34 @@
           <w:iCs/>
           <w:i/>
         </w:rPr>
-        <w:t xml:space="preserve">eLife</w:t>
-      </w:r>
-      <w:r>
-        <w:t xml:space="preserve"> </w:t>
-      </w:r>
-      <w:r>
-        <w:t xml:space="preserve">2023;12:e81916.</w:t>
-      </w:r>
-      <w:r>
-        <w:t xml:space="preserve"> </w:t>
-      </w:r>
-      <w:r>
-        <w:t xml:space="preserve">doi:10.7554/eLife.81916</w:t>
-      </w:r>
-    </w:p>
-    <w:bookmarkEnd w:id="80"/>
-    <w:bookmarkStart w:id="81" w:name="X4817d926ad28a39127e5899d59ffd43c7a8ee68"/>
-    <w:p>
-      <w:pPr>
-        <w:pStyle w:val="Heading2"/>
-      </w:pPr>
-      <w:r>
-        <w:t xml:space="preserve">Demand forecasting and operational surveillance tooling</w:t>
+        <w:t xml:space="preserve">Journal of the Royal Statistical</w:t>
+      </w:r>
+      <w:r>
+        <w:rPr>
+          <w:iCs/>
+          <w:i/>
+        </w:rPr>
+        <w:t xml:space="preserve"> </w:t>
+      </w:r>
+      <w:r>
+        <w:rPr>
+          <w:iCs/>
+          <w:i/>
+        </w:rPr>
+        <w:t xml:space="preserve">Society Series A</w:t>
+      </w:r>
+      <w:r>
+        <w:t xml:space="preserve"> </w:t>
+      </w:r>
+      <w:r>
+        <w:t xml:space="preserve">1996;159(3):547–563.</w:t>
       </w:r>
     </w:p>
     <w:p>
       <w:pPr>
         <w:numPr>
           <w:ilvl w:val="0"/>
-          <w:numId w:val="1005"/>
+          <w:numId w:val="1002"/>
         </w:numPr>
         <w:pStyle w:val="Compact"/>
       </w:pPr>
@@ -6266,19 +3649,19 @@
           <w:bCs/>
           <w:b/>
         </w:rPr>
-        <w:t xml:space="preserve">[Wargon 2009]</w:t>
-      </w:r>
-      <w:r>
-        <w:t xml:space="preserve"> </w:t>
-      </w:r>
-      <w:r>
-        <w:t xml:space="preserve">Wargon M, Guidet B, Hoang TD, Hejblum G. A systematic review of models for</w:t>
-      </w:r>
-      <w:r>
-        <w:t xml:space="preserve"> </w:t>
-      </w:r>
-      <w:r>
-        <w:t xml:space="preserve">forecasting the number of emergency department visits.</w:t>
+        <w:t xml:space="preserve">[Gneiting 2007]</w:t>
+      </w:r>
+      <w:r>
+        <w:t xml:space="preserve"> </w:t>
+      </w:r>
+      <w:r>
+        <w:t xml:space="preserve">Gneiting T, Raftery AE. Strictly proper scoring rules, prediction, and</w:t>
+      </w:r>
+      <w:r>
+        <w:t xml:space="preserve"> </w:t>
+      </w:r>
+      <w:r>
+        <w:t xml:space="preserve">estimation.</w:t>
       </w:r>
       <w:r>
         <w:t xml:space="preserve"> </w:t>
@@ -6288,20 +3671,20 @@
           <w:iCs/>
           <w:i/>
         </w:rPr>
-        <w:t xml:space="preserve">Emergency Medicine Journal</w:t>
-      </w:r>
-      <w:r>
-        <w:t xml:space="preserve"> </w:t>
-      </w:r>
-      <w:r>
-        <w:t xml:space="preserve">2009;26(6):395–399. doi:10.1136/emj.2008.062380</w:t>
+        <w:t xml:space="preserve">Journal of the American Statistical Association</w:t>
+      </w:r>
+      <w:r>
+        <w:t xml:space="preserve"> </w:t>
+      </w:r>
+      <w:r>
+        <w:t xml:space="preserve">2007;102(477):359–378.</w:t>
       </w:r>
     </w:p>
     <w:p>
       <w:pPr>
         <w:numPr>
           <w:ilvl w:val="0"/>
-          <w:numId w:val="1005"/>
+          <w:numId w:val="1002"/>
         </w:numPr>
         <w:pStyle w:val="Compact"/>
       </w:pPr>
@@ -6310,19 +3693,19 @@
           <w:bCs/>
           <w:b/>
         </w:rPr>
-        <w:t xml:space="preserve">[Salmon 2016]</w:t>
-      </w:r>
-      <w:r>
-        <w:t xml:space="preserve"> </w:t>
-      </w:r>
-      <w:r>
-        <w:t xml:space="preserve">Salmon M, Schumacher D, Höhle M. Monitoring count time series in R:</w:t>
-      </w:r>
-      <w:r>
-        <w:t xml:space="preserve"> </w:t>
-      </w:r>
-      <w:r>
-        <w:t xml:space="preserve">aberration detection in public health surveillance.</w:t>
+        <w:t xml:space="preserve">[Hamilton 1989]</w:t>
+      </w:r>
+      <w:r>
+        <w:t xml:space="preserve"> </w:t>
+      </w:r>
+      <w:r>
+        <w:t xml:space="preserve">Hamilton JD. A new approach to the economic analysis of nonstationary time</w:t>
+      </w:r>
+      <w:r>
+        <w:t xml:space="preserve"> </w:t>
+      </w:r>
+      <w:r>
+        <w:t xml:space="preserve">series and the business cycle.</w:t>
       </w:r>
       <w:r>
         <w:t xml:space="preserve"> </w:t>
@@ -6332,30 +3715,20 @@
           <w:iCs/>
           <w:i/>
         </w:rPr>
-        <w:t xml:space="preserve">Journal of Statistical Software</w:t>
-      </w:r>
-      <w:r>
-        <w:t xml:space="preserve"> </w:t>
-      </w:r>
-      <w:r>
-        <w:t xml:space="preserve">2016;70(10):1–35. doi:10.18637/jss.v070.i10</w:t>
-      </w:r>
-    </w:p>
-    <w:bookmarkEnd w:id="81"/>
-    <w:bookmarkStart w:id="82" w:name="evidence-as-prior-information"/>
-    <w:p>
-      <w:pPr>
-        <w:pStyle w:val="Heading2"/>
-      </w:pPr>
-      <w:r>
-        <w:t xml:space="preserve">Evidence as prior information</w:t>
+        <w:t xml:space="preserve">Econometrica</w:t>
+      </w:r>
+      <w:r>
+        <w:t xml:space="preserve"> </w:t>
+      </w:r>
+      <w:r>
+        <w:t xml:space="preserve">1989;57(2):357–384.</w:t>
       </w:r>
     </w:p>
     <w:p>
       <w:pPr>
         <w:numPr>
           <w:ilvl w:val="0"/>
-          <w:numId w:val="1006"/>
+          <w:numId w:val="1002"/>
         </w:numPr>
         <w:pStyle w:val="Compact"/>
       </w:pPr>
@@ -6364,19 +3737,19 @@
           <w:bCs/>
           <w:b/>
         </w:rPr>
-        <w:t xml:space="preserve">[Cook 2023]</w:t>
-      </w:r>
-      <w:r>
-        <w:t xml:space="preserve"> </w:t>
-      </w:r>
-      <w:r>
-        <w:t xml:space="preserve">Cook JD, Williams DM, Walsh DP, Hefley TJ. Bayesian forecasting of disease</w:t>
-      </w:r>
-      <w:r>
-        <w:t xml:space="preserve"> </w:t>
-      </w:r>
-      <w:r>
-        <w:t xml:space="preserve">spread with little or no local data.</w:t>
+        <w:t xml:space="preserve">[Hobbs 2011]</w:t>
+      </w:r>
+      <w:r>
+        <w:t xml:space="preserve"> </w:t>
+      </w:r>
+      <w:r>
+        <w:t xml:space="preserve">Hobbs BP, Carlin BP, Mandrekar SJ, Sargent DJ. Hierarchical commensurate and</w:t>
+      </w:r>
+      <w:r>
+        <w:t xml:space="preserve"> </w:t>
+      </w:r>
+      <w:r>
+        <w:t xml:space="preserve">power prior models for adaptive incorporation of historical information in clinical trials.</w:t>
       </w:r>
       <w:r>
         <w:t xml:space="preserve"> </w:t>
@@ -6386,26 +3759,20 @@
           <w:iCs/>
           <w:i/>
         </w:rPr>
-        <w:t xml:space="preserve">Scientific Reports</w:t>
-      </w:r>
-      <w:r>
-        <w:t xml:space="preserve"> </w:t>
-      </w:r>
-      <w:r>
-        <w:t xml:space="preserve">2023;13:8137.</w:t>
-      </w:r>
-      <w:r>
-        <w:t xml:space="preserve"> </w:t>
-      </w:r>
-      <w:r>
-        <w:t xml:space="preserve">doi:10.1038/s41598-023-35177-6</w:t>
+        <w:t xml:space="preserve">Biometrics</w:t>
+      </w:r>
+      <w:r>
+        <w:t xml:space="preserve"> </w:t>
+      </w:r>
+      <w:r>
+        <w:t xml:space="preserve">2011;67(3):1047–1056.</w:t>
       </w:r>
     </w:p>
     <w:p>
       <w:pPr>
         <w:numPr>
           <w:ilvl w:val="0"/>
-          <w:numId w:val="1006"/>
+          <w:numId w:val="1002"/>
         </w:numPr>
         <w:pStyle w:val="Compact"/>
       </w:pPr>
@@ -6414,13 +3781,19 @@
           <w:bCs/>
           <w:b/>
         </w:rPr>
-        <w:t xml:space="preserve">[Ibrahim 2000]</w:t>
-      </w:r>
-      <w:r>
-        <w:t xml:space="preserve"> </w:t>
-      </w:r>
-      <w:r>
-        <w:t xml:space="preserve">Ibrahim JG, Chen M-H. Power prior distributions for regression models.</w:t>
+        <w:t xml:space="preserve">[Höhle 2014]</w:t>
+      </w:r>
+      <w:r>
+        <w:t xml:space="preserve"> </w:t>
+      </w:r>
+      <w:r>
+        <w:t xml:space="preserve">Höhle M, an der Heiden M. Bayesian nowcasting during the STEC O104:H4 outbreak</w:t>
+      </w:r>
+      <w:r>
+        <w:t xml:space="preserve"> </w:t>
+      </w:r>
+      <w:r>
+        <w:t xml:space="preserve">in Germany, 2011.</w:t>
       </w:r>
       <w:r>
         <w:t xml:space="preserve"> </w:t>
@@ -6430,20 +3803,20 @@
           <w:iCs/>
           <w:i/>
         </w:rPr>
-        <w:t xml:space="preserve">Statistical Science</w:t>
-      </w:r>
-      <w:r>
-        <w:t xml:space="preserve"> </w:t>
-      </w:r>
-      <w:r>
-        <w:t xml:space="preserve">2000;15(1):46–60.</w:t>
+        <w:t xml:space="preserve">Biometrics</w:t>
+      </w:r>
+      <w:r>
+        <w:t xml:space="preserve"> </w:t>
+      </w:r>
+      <w:r>
+        <w:t xml:space="preserve">2014;70(4):993–1002. doi:10.1111/biom.12194</w:t>
       </w:r>
     </w:p>
     <w:p>
       <w:pPr>
         <w:numPr>
           <w:ilvl w:val="0"/>
-          <w:numId w:val="1006"/>
+          <w:numId w:val="1002"/>
         </w:numPr>
         <w:pStyle w:val="Compact"/>
       </w:pPr>
@@ -6452,19 +3825,13 @@
           <w:bCs/>
           <w:b/>
         </w:rPr>
-        <w:t xml:space="preserve">[Hobbs 2011]</w:t>
-      </w:r>
-      <w:r>
-        <w:t xml:space="preserve"> </w:t>
-      </w:r>
-      <w:r>
-        <w:t xml:space="preserve">Hobbs BP, Carlin BP, Mandrekar SJ, Sargent DJ. Hierarchical commensurate and</w:t>
-      </w:r>
-      <w:r>
-        <w:t xml:space="preserve"> </w:t>
-      </w:r>
-      <w:r>
-        <w:t xml:space="preserve">power prior models for adaptive incorporation of historical information in clinical trials.</w:t>
+        <w:t xml:space="preserve">[Ibrahim 2000]</w:t>
+      </w:r>
+      <w:r>
+        <w:t xml:space="preserve"> </w:t>
+      </w:r>
+      <w:r>
+        <w:t xml:space="preserve">Ibrahim JG, Chen M-H. Power prior distributions for regression models.</w:t>
       </w:r>
       <w:r>
         <w:t xml:space="preserve"> </w:t>
@@ -6474,20 +3841,20 @@
           <w:iCs/>
           <w:i/>
         </w:rPr>
-        <w:t xml:space="preserve">Biometrics</w:t>
-      </w:r>
-      <w:r>
-        <w:t xml:space="preserve"> </w:t>
-      </w:r>
-      <w:r>
-        <w:t xml:space="preserve">2011;67(3):1047–1056.</w:t>
+        <w:t xml:space="preserve">Statistical Science</w:t>
+      </w:r>
+      <w:r>
+        <w:t xml:space="preserve"> </w:t>
+      </w:r>
+      <w:r>
+        <w:t xml:space="preserve">2000;15(1):46–60.</w:t>
       </w:r>
     </w:p>
     <w:p>
       <w:pPr>
         <w:numPr>
           <w:ilvl w:val="0"/>
-          <w:numId w:val="1006"/>
+          <w:numId w:val="1002"/>
         </w:numPr>
         <w:pStyle w:val="Compact"/>
       </w:pPr>
@@ -6496,25 +3863,13 @@
           <w:bCs/>
           <w:b/>
         </w:rPr>
-        <w:t xml:space="preserve">[Schmidli 2014]</w:t>
-      </w:r>
-      <w:r>
-        <w:t xml:space="preserve"> </w:t>
-      </w:r>
-      <w:r>
-        <w:t xml:space="preserve">Schmidli H, Gsteiger S, Roychoudhury S, O'Hagan A, Spiegelhalter D,</w:t>
-      </w:r>
-      <w:r>
-        <w:t xml:space="preserve"> </w:t>
-      </w:r>
-      <w:r>
-        <w:t xml:space="preserve">Neuenschwander B. Robust meta-analytic-predictive priors in clinical trials with historical</w:t>
-      </w:r>
-      <w:r>
-        <w:t xml:space="preserve"> </w:t>
-      </w:r>
-      <w:r>
-        <w:t xml:space="preserve">control information.</w:t>
+        <w:t xml:space="preserve">[Keeling 2008]</w:t>
+      </w:r>
+      <w:r>
+        <w:t xml:space="preserve"> </w:t>
+      </w:r>
+      <w:r>
+        <w:t xml:space="preserve">Keeling MJ, Rohani P.</w:t>
       </w:r>
       <w:r>
         <w:t xml:space="preserve"> </w:t>
@@ -6524,30 +3879,34 @@
           <w:iCs/>
           <w:i/>
         </w:rPr>
-        <w:t xml:space="preserve">Biometrics</w:t>
-      </w:r>
-      <w:r>
-        <w:t xml:space="preserve"> </w:t>
-      </w:r>
-      <w:r>
-        <w:t xml:space="preserve">2014;70(4):1023–1032. doi:10.1111/biom.12242</w:t>
-      </w:r>
-    </w:p>
-    <w:bookmarkEnd w:id="82"/>
-    <w:bookmarkStart w:id="83" w:name="automated-extraction-and-living-reviews"/>
-    <w:p>
-      <w:pPr>
-        <w:pStyle w:val="Heading2"/>
-      </w:pPr>
-      <w:r>
-        <w:t xml:space="preserve">Automated extraction and living reviews</w:t>
+        <w:t xml:space="preserve">Modeling Infectious Diseases in Humans and</w:t>
+      </w:r>
+      <w:r>
+        <w:rPr>
+          <w:iCs/>
+          <w:i/>
+        </w:rPr>
+        <w:t xml:space="preserve"> </w:t>
+      </w:r>
+      <w:r>
+        <w:rPr>
+          <w:iCs/>
+          <w:i/>
+        </w:rPr>
+        <w:t xml:space="preserve">Animals.</w:t>
+      </w:r>
+      <w:r>
+        <w:t xml:space="preserve"> </w:t>
+      </w:r>
+      <w:r>
+        <w:t xml:space="preserve">Princeton University Press, 2008.</w:t>
       </w:r>
     </w:p>
     <w:p>
       <w:pPr>
         <w:numPr>
           <w:ilvl w:val="0"/>
-          <w:numId w:val="1007"/>
+          <w:numId w:val="1002"/>
         </w:numPr>
         <w:pStyle w:val="Compact"/>
       </w:pPr>
@@ -6556,25 +3915,19 @@
           <w:bCs/>
           <w:b/>
         </w:rPr>
-        <w:t xml:space="preserve">[Elliott 2014]</w:t>
-      </w:r>
-      <w:r>
-        <w:t xml:space="preserve"> </w:t>
-      </w:r>
-      <w:r>
-        <w:t xml:space="preserve">Elliott JH, Turner T, Clavisi O, Thomas J, Higgins JPT, Mavergames C,</w:t>
-      </w:r>
-      <w:r>
-        <w:t xml:space="preserve"> </w:t>
-      </w:r>
-      <w:r>
-        <w:t xml:space="preserve">Gruen RL. Living systematic reviews: an emerging opportunity to narrow the</w:t>
-      </w:r>
-      <w:r>
-        <w:t xml:space="preserve"> </w:t>
-      </w:r>
-      <w:r>
-        <w:t xml:space="preserve">evidence-practice gap.</w:t>
+        <w:t xml:space="preserve">[Lazer 2014]</w:t>
+      </w:r>
+      <w:r>
+        <w:t xml:space="preserve"> </w:t>
+      </w:r>
+      <w:r>
+        <w:t xml:space="preserve">Lazer D, Kennedy R, King G, Vespignani A. The parable of Google Flu: traps in</w:t>
+      </w:r>
+      <w:r>
+        <w:t xml:space="preserve"> </w:t>
+      </w:r>
+      <w:r>
+        <w:t xml:space="preserve">big data analysis.</w:t>
       </w:r>
       <w:r>
         <w:t xml:space="preserve"> </w:t>
@@ -6584,20 +3937,20 @@
           <w:iCs/>
           <w:i/>
         </w:rPr>
-        <w:t xml:space="preserve">PLoS Medicine</w:t>
-      </w:r>
-      <w:r>
-        <w:t xml:space="preserve"> </w:t>
-      </w:r>
-      <w:r>
-        <w:t xml:space="preserve">2014;11(2):e1001603. doi:10.1371/journal.pmed.1001603</w:t>
+        <w:t xml:space="preserve">Science</w:t>
+      </w:r>
+      <w:r>
+        <w:t xml:space="preserve"> </w:t>
+      </w:r>
+      <w:r>
+        <w:t xml:space="preserve">2014;343(6176):1203–1205. doi:10.1126/science.1248506</w:t>
       </w:r>
     </w:p>
     <w:p>
       <w:pPr>
         <w:numPr>
           <w:ilvl w:val="0"/>
-          <w:numId w:val="1007"/>
+          <w:numId w:val="1002"/>
         </w:numPr>
         <w:pStyle w:val="Compact"/>
       </w:pPr>
@@ -6606,19 +3959,19 @@
           <w:bCs/>
           <w:b/>
         </w:rPr>
-        <w:t xml:space="preserve">[Shankar 2026]</w:t>
-      </w:r>
-      <w:r>
-        <w:t xml:space="preserve"> </w:t>
-      </w:r>
-      <w:r>
-        <w:t xml:space="preserve">Shankar R, Lim A, Qian X. Performance of large language models in data</w:t>
-      </w:r>
-      <w:r>
-        <w:t xml:space="preserve"> </w:t>
-      </w:r>
-      <w:r>
-        <w:t xml:space="preserve">extraction for evidence synthesis: a systematic review.</w:t>
+        <w:t xml:space="preserve">[Le Strat 1999]</w:t>
+      </w:r>
+      <w:r>
+        <w:t xml:space="preserve"> </w:t>
+      </w:r>
+      <w:r>
+        <w:t xml:space="preserve">Le Strat Y, Carrat F. Monitoring epidemiologic surveillance data using</w:t>
+      </w:r>
+      <w:r>
+        <w:t xml:space="preserve"> </w:t>
+      </w:r>
+      <w:r>
+        <w:t xml:space="preserve">hidden Markov models.</w:t>
       </w:r>
       <w:r>
         <w:t xml:space="preserve"> </w:t>
@@ -6628,20 +3981,20 @@
           <w:iCs/>
           <w:i/>
         </w:rPr>
-        <w:t xml:space="preserve">Journal of Biomedical Informatics</w:t>
-      </w:r>
-      <w:r>
-        <w:t xml:space="preserve"> </w:t>
-      </w:r>
-      <w:r>
-        <w:t xml:space="preserve">2026;181:105086. doi:10.1016/j.jbi.2026.105086</w:t>
+        <w:t xml:space="preserve">Statistics in Medicine</w:t>
+      </w:r>
+      <w:r>
+        <w:t xml:space="preserve"> </w:t>
+      </w:r>
+      <w:r>
+        <w:t xml:space="preserve">1999;18(24):3463–3478.</w:t>
       </w:r>
     </w:p>
     <w:p>
       <w:pPr>
         <w:numPr>
           <w:ilvl w:val="0"/>
-          <w:numId w:val="1007"/>
+          <w:numId w:val="1002"/>
         </w:numPr>
         <w:pStyle w:val="Compact"/>
       </w:pPr>
@@ -6650,25 +4003,25 @@
           <w:bCs/>
           <w:b/>
         </w:rPr>
-        <w:t xml:space="preserve">[Orel 2023]</w:t>
-      </w:r>
-      <w:r>
-        <w:t xml:space="preserve"> </w:t>
-      </w:r>
-      <w:r>
-        <w:t xml:space="preserve">Orel E, Ciglenecki I, Thiabaud A, Temerev A, Calmy A, Keiser O, Merzouki A.</w:t>
-      </w:r>
-      <w:r>
-        <w:t xml:space="preserve"> </w:t>
-      </w:r>
-      <w:r>
-        <w:t xml:space="preserve">An automated literature review tool (LiteRev) for streamlining and accelerating research using</w:t>
-      </w:r>
-      <w:r>
-        <w:t xml:space="preserve"> </w:t>
-      </w:r>
-      <w:r>
-        <w:t xml:space="preserve">natural language processing and machine learning.</w:t>
+        <w:t xml:space="preserve">[Lung 2021]</w:t>
+      </w:r>
+      <w:r>
+        <w:t xml:space="preserve"> </w:t>
+      </w:r>
+      <w:r>
+        <w:t xml:space="preserve">Lung S-CC, Yeh J-CJ, Hwang J-S. Selecting thresholds of heat-warning systems</w:t>
+      </w:r>
+      <w:r>
+        <w:t xml:space="preserve"> </w:t>
+      </w:r>
+      <w:r>
+        <w:t xml:space="preserve">with substantial enhancement of essential population health outcomes for facilitating</w:t>
+      </w:r>
+      <w:r>
+        <w:t xml:space="preserve"> </w:t>
+      </w:r>
+      <w:r>
+        <w:t xml:space="preserve">implementation.</w:t>
       </w:r>
       <w:r>
         <w:t xml:space="preserve"> </w:t>
@@ -6678,30 +4031,20 @@
           <w:iCs/>
           <w:i/>
         </w:rPr>
-        <w:t xml:space="preserve">Journal of Medical Internet Research</w:t>
-      </w:r>
-      <w:r>
-        <w:t xml:space="preserve"> </w:t>
-      </w:r>
-      <w:r>
-        <w:t xml:space="preserve">2023;25:e39736. doi:10.2196/39736</w:t>
-      </w:r>
-    </w:p>
-    <w:bookmarkEnd w:id="83"/>
-    <w:bookmarkStart w:id="84" w:name="transportability"/>
-    <w:p>
-      <w:pPr>
-        <w:pStyle w:val="Heading2"/>
-      </w:pPr>
-      <w:r>
-        <w:t xml:space="preserve">Transportability</w:t>
+        <w:t xml:space="preserve">International Journal of Environmental Research and Public Health</w:t>
+      </w:r>
+      <w:r>
+        <w:t xml:space="preserve"> </w:t>
+      </w:r>
+      <w:r>
+        <w:t xml:space="preserve">2021;18(18):9506. doi:10.3390/ijerph18189506</w:t>
       </w:r>
     </w:p>
     <w:p>
       <w:pPr>
         <w:numPr>
           <w:ilvl w:val="0"/>
-          <w:numId w:val="1008"/>
+          <w:numId w:val="1002"/>
         </w:numPr>
         <w:pStyle w:val="Compact"/>
       </w:pPr>
@@ -6710,13 +4053,19 @@
           <w:bCs/>
           <w:b/>
         </w:rPr>
-        <w:t xml:space="preserve">[Bareinboim 2016]</w:t>
-      </w:r>
-      <w:r>
-        <w:t xml:space="preserve"> </w:t>
-      </w:r>
-      <w:r>
-        <w:t xml:space="preserve">Bareinboim E, Pearl J. Causal inference and the data-fusion problem.</w:t>
+        <w:t xml:space="preserve">[McGough 2020]</w:t>
+      </w:r>
+      <w:r>
+        <w:t xml:space="preserve"> </w:t>
+      </w:r>
+      <w:r>
+        <w:t xml:space="preserve">McGough SF, Johansson MA, Lipsitch M, Menzies NA. Nowcasting by Bayesian</w:t>
+      </w:r>
+      <w:r>
+        <w:t xml:space="preserve"> </w:t>
+      </w:r>
+      <w:r>
+        <w:t xml:space="preserve">smoothing: a flexible, generalizable model for real-time epidemic tracking.</w:t>
       </w:r>
       <w:r>
         <w:t xml:space="preserve"> </w:t>
@@ -6726,26 +4075,20 @@
           <w:iCs/>
           <w:i/>
         </w:rPr>
-        <w:t xml:space="preserve">Proceedings of the National Academy of Sciences</w:t>
-      </w:r>
-      <w:r>
-        <w:t xml:space="preserve"> </w:t>
-      </w:r>
-      <w:r>
-        <w:t xml:space="preserve">2016;113(27):7345–7352.</w:t>
-      </w:r>
-      <w:r>
-        <w:t xml:space="preserve"> </w:t>
-      </w:r>
-      <w:r>
-        <w:t xml:space="preserve">doi:10.1073/pnas.1510507113</w:t>
+        <w:t xml:space="preserve">PLoS Computational Biology</w:t>
+      </w:r>
+      <w:r>
+        <w:t xml:space="preserve"> </w:t>
+      </w:r>
+      <w:r>
+        <w:t xml:space="preserve">2020;16(4):e1007735. doi:10.1371/journal.pcbi.1007735</w:t>
       </w:r>
     </w:p>
     <w:p>
       <w:pPr>
         <w:numPr>
           <w:ilvl w:val="0"/>
-          <w:numId w:val="1008"/>
+          <w:numId w:val="1002"/>
         </w:numPr>
         <w:pStyle w:val="Compact"/>
       </w:pPr>
@@ -6754,25 +4097,19 @@
           <w:bCs/>
           <w:b/>
         </w:rPr>
-        <w:t xml:space="preserve">[Dahabreh 2020]</w:t>
-      </w:r>
-      <w:r>
-        <w:t xml:space="preserve"> </w:t>
-      </w:r>
-      <w:r>
-        <w:t xml:space="preserve">Dahabreh IJ, Petito LC, Robertson SE, Hernán MA, Steingrimsson JA. Toward</w:t>
-      </w:r>
-      <w:r>
-        <w:t xml:space="preserve"> </w:t>
-      </w:r>
-      <w:r>
-        <w:t xml:space="preserve">causally interpretable meta-analysis: transporting inferences from multiple randomized trials</w:t>
-      </w:r>
-      <w:r>
-        <w:t xml:space="preserve"> </w:t>
-      </w:r>
-      <w:r>
-        <w:t xml:space="preserve">to a new target population.</w:t>
+        <w:t xml:space="preserve">[Merzouki 2021]</w:t>
+      </w:r>
+      <w:r>
+        <w:t xml:space="preserve"> </w:t>
+      </w:r>
+      <w:r>
+        <w:t xml:space="preserve">Merzouki A, Estill J, Orel E, Tal K, Keiser O. Clusters of sub-Saharan</w:t>
+      </w:r>
+      <w:r>
+        <w:t xml:space="preserve"> </w:t>
+      </w:r>
+      <w:r>
+        <w:t xml:space="preserve">African countries based on sociobehavioural characteristics and associated HIV incidence.</w:t>
       </w:r>
       <w:r>
         <w:t xml:space="preserve"> </w:t>
@@ -6782,26 +4119,20 @@
           <w:iCs/>
           <w:i/>
         </w:rPr>
-        <w:t xml:space="preserve">Epidemiology</w:t>
-      </w:r>
-      <w:r>
-        <w:t xml:space="preserve"> </w:t>
-      </w:r>
-      <w:r>
-        <w:t xml:space="preserve">2020;31(3):334–344.</w:t>
-      </w:r>
-      <w:r>
-        <w:t xml:space="preserve"> </w:t>
-      </w:r>
-      <w:r>
-        <w:t xml:space="preserve">doi:10.1097/EDE.0000000000001177</w:t>
+        <w:t xml:space="preserve">PeerJ</w:t>
+      </w:r>
+      <w:r>
+        <w:t xml:space="preserve"> </w:t>
+      </w:r>
+      <w:r>
+        <w:t xml:space="preserve">2021;9:e10660. doi:10.7717/peerj.10660</w:t>
       </w:r>
     </w:p>
     <w:p>
       <w:pPr>
         <w:numPr>
           <w:ilvl w:val="0"/>
-          <w:numId w:val="1008"/>
+          <w:numId w:val="1002"/>
         </w:numPr>
         <w:pStyle w:val="Compact"/>
       </w:pPr>
@@ -6810,13 +4141,53 @@
           <w:bCs/>
           <w:b/>
         </w:rPr>
-        <w:t xml:space="preserve">[Degtiar 2023]</w:t>
-      </w:r>
-      <w:r>
-        <w:t xml:space="preserve"> </w:t>
-      </w:r>
-      <w:r>
-        <w:t xml:space="preserve">Degtiar I, Rose S. A review of generalizability and transportability.</w:t>
+        <w:t xml:space="preserve">[Ng'ambi 2026]</w:t>
+      </w:r>
+      <w:r>
+        <w:t xml:space="preserve"> </w:t>
+      </w:r>
+      <w:r>
+        <w:t xml:space="preserve">Ng'ambi W, Estill J, Keiser O, Merzouki FA, Orel E. Machine learning-based</w:t>
+      </w:r>
+      <w:r>
+        <w:t xml:space="preserve"> </w:t>
+      </w:r>
+      <w:r>
+        <w:t xml:space="preserve">classification of self-reported cardiovascular disease history in Africa using harmonised</w:t>
+      </w:r>
+      <w:r>
+        <w:t xml:space="preserve"> </w:t>
+      </w:r>
+      <w:r>
+        <w:t xml:space="preserve">multi-country WHO STEPS surveys: 2014–2019. Accepted for publication.</w:t>
+      </w:r>
+    </w:p>
+    <w:p>
+      <w:pPr>
+        <w:numPr>
+          <w:ilvl w:val="0"/>
+          <w:numId w:val="1002"/>
+        </w:numPr>
+        <w:pStyle w:val="Compact"/>
+      </w:pPr>
+      <w:r>
+        <w:rPr>
+          <w:bCs/>
+          <w:b/>
+        </w:rPr>
+        <w:t xml:space="preserve">[Noufaily 2013]</w:t>
+      </w:r>
+      <w:r>
+        <w:t xml:space="preserve"> </w:t>
+      </w:r>
+      <w:r>
+        <w:t xml:space="preserve">Noufaily A, Enki DG, Farrington P, Garthwaite P, Andrews N, Charlett A. An</w:t>
+      </w:r>
+      <w:r>
+        <w:t xml:space="preserve"> </w:t>
+      </w:r>
+      <w:r>
+        <w:t xml:space="preserve">improved algorithm for outbreak detection in multiple surveillance systems.</w:t>
       </w:r>
       <w:r>
         <w:t xml:space="preserve"> </w:t>
@@ -6826,30 +4197,20 @@
           <w:iCs/>
           <w:i/>
         </w:rPr>
-        <w:t xml:space="preserve">Annual Review of Statistics and Its Application</w:t>
-      </w:r>
-      <w:r>
-        <w:t xml:space="preserve"> </w:t>
-      </w:r>
-      <w:r>
-        <w:t xml:space="preserve">2023;10:501–524.</w:t>
-      </w:r>
-    </w:p>
-    <w:bookmarkEnd w:id="84"/>
-    <w:bookmarkStart w:id="85" w:name="Xe9922e1c5762c88228c0c87eec70e80a7dd8e43"/>
-    <w:p>
-      <w:pPr>
-        <w:pStyle w:val="Heading2"/>
-      </w:pPr>
-      <w:r>
-        <w:t xml:space="preserve">Critical slowing down and resilience indicators</w:t>
+        <w:t xml:space="preserve">Statistics in Medicine</w:t>
+      </w:r>
+      <w:r>
+        <w:t xml:space="preserve"> </w:t>
+      </w:r>
+      <w:r>
+        <w:t xml:space="preserve">2013;32(7):1206–1222. doi:10.1002/sim.5595</w:t>
       </w:r>
     </w:p>
     <w:p>
       <w:pPr>
         <w:numPr>
           <w:ilvl w:val="0"/>
-          <w:numId w:val="1009"/>
+          <w:numId w:val="1002"/>
         </w:numPr>
         <w:pStyle w:val="Compact"/>
       </w:pPr>
@@ -6858,19 +4219,25 @@
           <w:bCs/>
           <w:b/>
         </w:rPr>
-        <w:t xml:space="preserve">[Scheffer 2009]</w:t>
-      </w:r>
-      <w:r>
-        <w:t xml:space="preserve"> </w:t>
-      </w:r>
-      <w:r>
-        <w:t xml:space="preserve">Scheffer M, Bascompte J, Brock WA, Brovkin V, Carpenter SR, Dakos V, Held H,</w:t>
-      </w:r>
-      <w:r>
-        <w:t xml:space="preserve"> </w:t>
-      </w:r>
-      <w:r>
-        <w:t xml:space="preserve">van Nes EH, Rietkerk M, Sugihara G. Early-warning signals for critical transitions.</w:t>
+        <w:t xml:space="preserve">[Nwosu 2021]</w:t>
+      </w:r>
+      <w:r>
+        <w:t xml:space="preserve"> </w:t>
+      </w:r>
+      <w:r>
+        <w:t xml:space="preserve">Nwosu KD, Fokam J, Wanda F, Mama L, Orel E, Ray N, Meke J, Tassegning A,</w:t>
+      </w:r>
+      <w:r>
+        <w:t xml:space="preserve"> </w:t>
+      </w:r>
+      <w:r>
+        <w:t xml:space="preserve">Takou D, Mimbe E, Stoll B, Guillebert J, Comte E, Keiser O, Ciaffi L. SARS-CoV-2 antibody</w:t>
+      </w:r>
+      <w:r>
+        <w:t xml:space="preserve"> </w:t>
+      </w:r>
+      <w:r>
+        <w:t xml:space="preserve">seroprevalence and associated risk factors in an urban district in Cameroon.</w:t>
       </w:r>
       <w:r>
         <w:t xml:space="preserve"> </w:t>
@@ -6880,20 +4247,20 @@
           <w:iCs/>
           <w:i/>
         </w:rPr>
-        <w:t xml:space="preserve">Nature</w:t>
-      </w:r>
-      <w:r>
-        <w:t xml:space="preserve"> </w:t>
-      </w:r>
-      <w:r>
-        <w:t xml:space="preserve">2009;461:53–59. doi:10.1038/nature08227</w:t>
+        <w:t xml:space="preserve">Nature Communications</w:t>
+      </w:r>
+      <w:r>
+        <w:t xml:space="preserve"> </w:t>
+      </w:r>
+      <w:r>
+        <w:t xml:space="preserve">2021;12:5851. doi:10.1038/s41467-021-25946-0</w:t>
       </w:r>
     </w:p>
     <w:p>
       <w:pPr>
         <w:numPr>
           <w:ilvl w:val="0"/>
-          <w:numId w:val="1009"/>
+          <w:numId w:val="1002"/>
         </w:numPr>
         <w:pStyle w:val="Compact"/>
       </w:pPr>
@@ -6937,7 +4304,7 @@
       <w:pPr>
         <w:numPr>
           <w:ilvl w:val="0"/>
-          <w:numId w:val="1009"/>
+          <w:numId w:val="1002"/>
         </w:numPr>
         <w:pStyle w:val="Compact"/>
       </w:pPr>
@@ -6946,19 +4313,25 @@
           <w:bCs/>
           <w:b/>
         </w:rPr>
-        <w:t xml:space="preserve">[Brett 2018]</w:t>
-      </w:r>
-      <w:r>
-        <w:t xml:space="preserve"> </w:t>
-      </w:r>
-      <w:r>
-        <w:t xml:space="preserve">Brett TS, O'Dea EB, Marty É, Miller PB, Park AW, Drake JM, Rohani P.</w:t>
-      </w:r>
-      <w:r>
-        <w:t xml:space="preserve"> </w:t>
-      </w:r>
-      <w:r>
-        <w:t xml:space="preserve">Anticipating epidemic transitions with imperfect data.</w:t>
+        <w:t xml:space="preserve">[Orel 2022]</w:t>
+      </w:r>
+      <w:r>
+        <w:t xml:space="preserve"> </w:t>
+      </w:r>
+      <w:r>
+        <w:t xml:space="preserve">Orel E, Esra R, Estill J, Thiabaud A, Marchand-Maillet S, Merzouki A,</w:t>
+      </w:r>
+      <w:r>
+        <w:t xml:space="preserve"> </w:t>
+      </w:r>
+      <w:r>
+        <w:t xml:space="preserve">Keiser O. Prediction of HIV status based on socio-behavioural characteristics in East and</w:t>
+      </w:r>
+      <w:r>
+        <w:t xml:space="preserve"> </w:t>
+      </w:r>
+      <w:r>
+        <w:t xml:space="preserve">Southern Africa.</w:t>
       </w:r>
       <w:r>
         <w:t xml:space="preserve"> </w:t>
@@ -6968,20 +4341,20 @@
           <w:iCs/>
           <w:i/>
         </w:rPr>
-        <w:t xml:space="preserve">PLoS Computational Biology</w:t>
-      </w:r>
-      <w:r>
-        <w:t xml:space="preserve"> </w:t>
-      </w:r>
-      <w:r>
-        <w:t xml:space="preserve">2018;14(6):e1006204. doi:10.1371/journal.pcbi.1006204</w:t>
+        <w:t xml:space="preserve">PLoS ONE</w:t>
+      </w:r>
+      <w:r>
+        <w:t xml:space="preserve"> </w:t>
+      </w:r>
+      <w:r>
+        <w:t xml:space="preserve">2022;17(3):e0264429. doi:10.1371/journal.pone.0264429</w:t>
       </w:r>
     </w:p>
     <w:p>
       <w:pPr>
         <w:numPr>
           <w:ilvl w:val="0"/>
-          <w:numId w:val="1009"/>
+          <w:numId w:val="1002"/>
         </w:numPr>
         <w:pStyle w:val="Compact"/>
       </w:pPr>
@@ -6990,19 +4363,25 @@
           <w:bCs/>
           <w:b/>
         </w:rPr>
-        <w:t xml:space="preserve">[Southall 2021]</w:t>
-      </w:r>
-      <w:r>
-        <w:t xml:space="preserve"> </w:t>
-      </w:r>
-      <w:r>
-        <w:t xml:space="preserve">Southall E, Brett TS, Tildesley MJ, Dyson L. Early warning signals of</w:t>
-      </w:r>
-      <w:r>
-        <w:t xml:space="preserve"> </w:t>
-      </w:r>
-      <w:r>
-        <w:t xml:space="preserve">infectious disease transitions: a review.</w:t>
+        <w:t xml:space="preserve">[Orel 2023]</w:t>
+      </w:r>
+      <w:r>
+        <w:t xml:space="preserve"> </w:t>
+      </w:r>
+      <w:r>
+        <w:t xml:space="preserve">Orel E, Ciglenecki I, Thiabaud A, Temerev A, Calmy A, Keiser O, Merzouki A.</w:t>
+      </w:r>
+      <w:r>
+        <w:t xml:space="preserve"> </w:t>
+      </w:r>
+      <w:r>
+        <w:t xml:space="preserve">An automated literature review tool (LiteRev) for streamlining and accelerating research using</w:t>
+      </w:r>
+      <w:r>
+        <w:t xml:space="preserve"> </w:t>
+      </w:r>
+      <w:r>
+        <w:t xml:space="preserve">natural language processing and machine learning.</w:t>
       </w:r>
       <w:r>
         <w:t xml:space="preserve"> </w:t>
@@ -7012,30 +4391,20 @@
           <w:iCs/>
           <w:i/>
         </w:rPr>
-        <w:t xml:space="preserve">Journal of the Royal Society Interface</w:t>
-      </w:r>
-      <w:r>
-        <w:t xml:space="preserve"> </w:t>
-      </w:r>
-      <w:r>
-        <w:t xml:space="preserve">2021;18(182):20210555. doi:10.1098/rsif.2021.0555</w:t>
-      </w:r>
-    </w:p>
-    <w:bookmarkEnd w:id="85"/>
-    <w:bookmarkStart w:id="86" w:name="conformal-prediction"/>
-    <w:p>
-      <w:pPr>
-        <w:pStyle w:val="Heading2"/>
-      </w:pPr>
-      <w:r>
-        <w:t xml:space="preserve">Conformal prediction</w:t>
+        <w:t xml:space="preserve">Journal of Medical Internet Research</w:t>
+      </w:r>
+      <w:r>
+        <w:t xml:space="preserve"> </w:t>
+      </w:r>
+      <w:r>
+        <w:t xml:space="preserve">2023;25:e39736. doi:10.2196/39736</w:t>
       </w:r>
     </w:p>
     <w:p>
       <w:pPr>
         <w:numPr>
           <w:ilvl w:val="0"/>
-          <w:numId w:val="1010"/>
+          <w:numId w:val="1002"/>
         </w:numPr>
         <w:pStyle w:val="Compact"/>
       </w:pPr>
@@ -7044,13 +4413,25 @@
           <w:bCs/>
           <w:b/>
         </w:rPr>
-        <w:t xml:space="preserve">[Angelopoulos 2023]</w:t>
-      </w:r>
-      <w:r>
-        <w:t xml:space="preserve"> </w:t>
-      </w:r>
-      <w:r>
-        <w:t xml:space="preserve">Angelopoulos AN, Bates S. Conformal prediction: a gentle introduction.</w:t>
+        <w:t xml:space="preserve">[Orel 2024]</w:t>
+      </w:r>
+      <w:r>
+        <w:t xml:space="preserve"> </w:t>
+      </w:r>
+      <w:r>
+        <w:t xml:space="preserve">Orel E, Sobel J, Zanella MC, Iten A, Kaiser L, Keiser O, Vetter P. Clinical</w:t>
+      </w:r>
+      <w:r>
+        <w:t xml:space="preserve"> </w:t>
+      </w:r>
+      <w:r>
+        <w:t xml:space="preserve">severity of Delta and 3 different Omicron sublineages in patients hospitalized because of</w:t>
+      </w:r>
+      <w:r>
+        <w:t xml:space="preserve"> </w:t>
+      </w:r>
+      <w:r>
+        <w:t xml:space="preserve">COVID-19 in a Swiss tertiary center.</w:t>
       </w:r>
       <w:r>
         <w:t xml:space="preserve"> </w:t>
@@ -7060,20 +4441,26 @@
           <w:iCs/>
           <w:i/>
         </w:rPr>
-        <w:t xml:space="preserve">Foundations and Trends in Machine Learning</w:t>
-      </w:r>
-      <w:r>
-        <w:t xml:space="preserve"> </w:t>
-      </w:r>
-      <w:r>
-        <w:t xml:space="preserve">2023;16(4):494–591.</w:t>
+        <w:t xml:space="preserve">CMI Communications</w:t>
+      </w:r>
+      <w:r>
+        <w:t xml:space="preserve"> </w:t>
+      </w:r>
+      <w:r>
+        <w:t xml:space="preserve">2024;1(2):100005.</w:t>
+      </w:r>
+      <w:r>
+        <w:t xml:space="preserve"> </w:t>
+      </w:r>
+      <w:r>
+        <w:t xml:space="preserve">doi:10.1016/j.cmicom.2024.100005</w:t>
       </w:r>
     </w:p>
     <w:p>
       <w:pPr>
         <w:numPr>
           <w:ilvl w:val="0"/>
-          <w:numId w:val="1010"/>
+          <w:numId w:val="1002"/>
         </w:numPr>
         <w:pStyle w:val="Compact"/>
       </w:pPr>
@@ -7082,19 +4469,19 @@
           <w:bCs/>
           <w:b/>
         </w:rPr>
-        <w:t xml:space="preserve">[Barber 2023]</w:t>
-      </w:r>
-      <w:r>
-        <w:t xml:space="preserve"> </w:t>
-      </w:r>
-      <w:r>
-        <w:t xml:space="preserve">Barber RF, Candès EJ, Ramdas A, Tibshirani RJ. Conformal prediction beyond</w:t>
-      </w:r>
-      <w:r>
-        <w:t xml:space="preserve"> </w:t>
-      </w:r>
-      <w:r>
-        <w:t xml:space="preserve">exchangeability.</w:t>
+        <w:t xml:space="preserve">[Ragettli 2019]</w:t>
+      </w:r>
+      <w:r>
+        <w:t xml:space="preserve"> </w:t>
+      </w:r>
+      <w:r>
+        <w:t xml:space="preserve">Ragettli MS, Vicedo-Cabrera AM, Schindler C, Röösli M. Impact of the warm</w:t>
+      </w:r>
+      <w:r>
+        <w:t xml:space="preserve"> </w:t>
+      </w:r>
+      <w:r>
+        <w:t xml:space="preserve">summer 2015 on emergency hospital admissions in Switzerland.</w:t>
       </w:r>
       <w:r>
         <w:t xml:space="preserve"> </w:t>
@@ -7104,30 +4491,20 @@
           <w:iCs/>
           <w:i/>
         </w:rPr>
-        <w:t xml:space="preserve">Annals of Statistics</w:t>
-      </w:r>
-      <w:r>
-        <w:t xml:space="preserve"> </w:t>
-      </w:r>
-      <w:r>
-        <w:t xml:space="preserve">2023;51(2):816–845.</w:t>
-      </w:r>
-    </w:p>
-    <w:bookmarkEnd w:id="86"/>
-    <w:bookmarkStart w:id="87" w:name="X5d64c38a8f3f1d886c30bed55f6f9ab6a8b4433"/>
-    <w:p>
-      <w:pPr>
-        <w:pStyle w:val="Heading2"/>
-      </w:pPr>
-      <w:r>
-        <w:t xml:space="preserve">Model components: regimes, extremes and transmission</w:t>
+        <w:t xml:space="preserve">Environmental Health</w:t>
+      </w:r>
+      <w:r>
+        <w:t xml:space="preserve"> </w:t>
+      </w:r>
+      <w:r>
+        <w:t xml:space="preserve">2019;18:66. doi:10.1186/s12940-019-0507-1</w:t>
       </w:r>
     </w:p>
     <w:p>
       <w:pPr>
         <w:numPr>
           <w:ilvl w:val="0"/>
-          <w:numId w:val="1011"/>
+          <w:numId w:val="1002"/>
         </w:numPr>
         <w:pStyle w:val="Compact"/>
       </w:pPr>
@@ -7136,13 +4513,25 @@
           <w:bCs/>
           <w:b/>
         </w:rPr>
-        <w:t xml:space="preserve">[Keeling 2008]</w:t>
-      </w:r>
-      <w:r>
-        <w:t xml:space="preserve"> </w:t>
-      </w:r>
-      <w:r>
-        <w:t xml:space="preserve">Keeling MJ, Rohani P.</w:t>
+        <w:t xml:space="preserve">[Ranjbar 2022]</w:t>
+      </w:r>
+      <w:r>
+        <w:t xml:space="preserve"> </w:t>
+      </w:r>
+      <w:r>
+        <w:t xml:space="preserve">Ranjbar S, Cantoni E, Chavez-Demoulin V, Marra G, Radice R, Jaton-Ogay K.</w:t>
+      </w:r>
+      <w:r>
+        <w:t xml:space="preserve"> </w:t>
+      </w:r>
+      <w:r>
+        <w:t xml:space="preserve">Modelling the extremes of seasonal viruses and hospital congestion: the example of flu in a</w:t>
+      </w:r>
+      <w:r>
+        <w:t xml:space="preserve"> </w:t>
+      </w:r>
+      <w:r>
+        <w:t xml:space="preserve">Swiss hospital.</w:t>
       </w:r>
       <w:r>
         <w:t xml:space="preserve"> </w:t>
@@ -7152,13 +4541,99 @@
           <w:iCs/>
           <w:i/>
         </w:rPr>
-        <w:t xml:space="preserve">Modeling Infectious Diseases in Humans and</w:t>
+        <w:t xml:space="preserve">Journal of the Royal Statistical Society Series C (Applied Statistics)</w:t>
+      </w:r>
+      <w:r>
+        <w:t xml:space="preserve"> </w:t>
+      </w:r>
+      <w:r>
+        <w:t xml:space="preserve">2022;71(4):884–905. doi:10.1111/rssc.12559</w:t>
+      </w:r>
+    </w:p>
+    <w:p>
+      <w:pPr>
+        <w:numPr>
+          <w:ilvl w:val="0"/>
+          <w:numId w:val="1002"/>
+        </w:numPr>
+        <w:pStyle w:val="Compact"/>
+      </w:pPr>
+      <w:r>
+        <w:rPr>
+          <w:bCs/>
+          <w:b/>
+        </w:rPr>
+        <w:t xml:space="preserve">[Rosenkötter 2013]</w:t>
+      </w:r>
+      <w:r>
+        <w:t xml:space="preserve"> </w:t>
+      </w:r>
+      <w:r>
+        <w:t xml:space="preserve">Rosenkötter N, Ziemann A, Garcia-Castrillo Riesgo L, Gillet JB,</w:t>
+      </w:r>
+      <w:r>
+        <w:t xml:space="preserve"> </w:t>
+      </w:r>
+      <w:r>
+        <w:t xml:space="preserve">Vergeiner G, Krafft T, Brand H. Validity and timeliness of syndromic influenza surveillance</w:t>
+      </w:r>
+      <w:r>
+        <w:t xml:space="preserve"> </w:t>
+      </w:r>
+      <w:r>
+        <w:t xml:space="preserve">during the autumn/winter wave of A(H1N1) influenza 2009: results of emergency medical</w:t>
+      </w:r>
+      <w:r>
+        <w:t xml:space="preserve"> </w:t>
+      </w:r>
+      <w:r>
+        <w:t xml:space="preserve">dispatch, ambulance and emergency department data from three European regions.</w:t>
+      </w:r>
+      <w:r>
+        <w:t xml:space="preserve"> </w:t>
       </w:r>
       <w:r>
         <w:rPr>
           <w:iCs/>
           <w:i/>
         </w:rPr>
+        <w:t xml:space="preserve">BMC Public Health</w:t>
+      </w:r>
+      <w:r>
+        <w:t xml:space="preserve"> </w:t>
+      </w:r>
+      <w:r>
+        <w:t xml:space="preserve">2013;13:905. doi:10.1186/1471-2458-13-905</w:t>
+      </w:r>
+    </w:p>
+    <w:p>
+      <w:pPr>
+        <w:numPr>
+          <w:ilvl w:val="0"/>
+          <w:numId w:val="1002"/>
+        </w:numPr>
+        <w:pStyle w:val="Compact"/>
+      </w:pPr>
+      <w:r>
+        <w:rPr>
+          <w:bCs/>
+          <w:b/>
+        </w:rPr>
+        <w:t xml:space="preserve">[Salmon 2016]</w:t>
+      </w:r>
+      <w:r>
+        <w:t xml:space="preserve"> </w:t>
+      </w:r>
+      <w:r>
+        <w:t xml:space="preserve">Salmon M, Schumacher D, Höhle M. Monitoring count time series in R:</w:t>
+      </w:r>
+      <w:r>
+        <w:t xml:space="preserve"> </w:t>
+      </w:r>
+      <w:r>
+        <w:t xml:space="preserve">aberration detection in public health surveillance.</w:t>
+      </w:r>
+      <w:r>
         <w:t xml:space="preserve"> </w:t>
       </w:r>
       <w:r>
@@ -7166,20 +4641,20 @@
           <w:iCs/>
           <w:i/>
         </w:rPr>
-        <w:t xml:space="preserve">Animals.</w:t>
-      </w:r>
-      <w:r>
-        <w:t xml:space="preserve"> </w:t>
-      </w:r>
-      <w:r>
-        <w:t xml:space="preserve">Princeton University Press, 2008.</w:t>
+        <w:t xml:space="preserve">Journal of Statistical Software</w:t>
+      </w:r>
+      <w:r>
+        <w:t xml:space="preserve"> </w:t>
+      </w:r>
+      <w:r>
+        <w:t xml:space="preserve">2016;70(10):1–35. doi:10.18637/jss.v070.i10</w:t>
       </w:r>
     </w:p>
     <w:p>
       <w:pPr>
         <w:numPr>
           <w:ilvl w:val="0"/>
-          <w:numId w:val="1011"/>
+          <w:numId w:val="1002"/>
         </w:numPr>
         <w:pStyle w:val="Compact"/>
       </w:pPr>
@@ -7188,19 +4663,19 @@
           <w:bCs/>
           <w:b/>
         </w:rPr>
-        <w:t xml:space="preserve">[Hamilton 1989]</w:t>
-      </w:r>
-      <w:r>
-        <w:t xml:space="preserve"> </w:t>
-      </w:r>
-      <w:r>
-        <w:t xml:space="preserve">Hamilton JD. A new approach to the economic analysis of nonstationary time</w:t>
-      </w:r>
-      <w:r>
-        <w:t xml:space="preserve"> </w:t>
-      </w:r>
-      <w:r>
-        <w:t xml:space="preserve">series and the business cycle.</w:t>
+        <w:t xml:space="preserve">[Scheffer 2009]</w:t>
+      </w:r>
+      <w:r>
+        <w:t xml:space="preserve"> </w:t>
+      </w:r>
+      <w:r>
+        <w:t xml:space="preserve">Scheffer M, Bascompte J, Brock WA, Brovkin V, Carpenter SR, Dakos V, Held H,</w:t>
+      </w:r>
+      <w:r>
+        <w:t xml:space="preserve"> </w:t>
+      </w:r>
+      <w:r>
+        <w:t xml:space="preserve">van Nes EH, Rietkerk M, Sugihara G. Early-warning signals for critical transitions.</w:t>
       </w:r>
       <w:r>
         <w:t xml:space="preserve"> </w:t>
@@ -7210,20 +4685,20 @@
           <w:iCs/>
           <w:i/>
         </w:rPr>
-        <w:t xml:space="preserve">Econometrica</w:t>
-      </w:r>
-      <w:r>
-        <w:t xml:space="preserve"> </w:t>
-      </w:r>
-      <w:r>
-        <w:t xml:space="preserve">1989;57(2):357–384.</w:t>
+        <w:t xml:space="preserve">Nature</w:t>
+      </w:r>
+      <w:r>
+        <w:t xml:space="preserve"> </w:t>
+      </w:r>
+      <w:r>
+        <w:t xml:space="preserve">2009;461:53–59. doi:10.1038/nature08227</w:t>
       </w:r>
     </w:p>
     <w:p>
       <w:pPr>
         <w:numPr>
           <w:ilvl w:val="0"/>
-          <w:numId w:val="1011"/>
+          <w:numId w:val="1002"/>
         </w:numPr>
         <w:pStyle w:val="Compact"/>
       </w:pPr>
@@ -7232,13 +4707,25 @@
           <w:bCs/>
           <w:b/>
         </w:rPr>
-        <w:t xml:space="preserve">[Coles 2001]</w:t>
-      </w:r>
-      <w:r>
-        <w:t xml:space="preserve"> </w:t>
-      </w:r>
-      <w:r>
-        <w:t xml:space="preserve">Coles S.</w:t>
+        <w:t xml:space="preserve">[Schmidli 2014]</w:t>
+      </w:r>
+      <w:r>
+        <w:t xml:space="preserve"> </w:t>
+      </w:r>
+      <w:r>
+        <w:t xml:space="preserve">Schmidli H, Gsteiger S, Roychoudhury S, O'Hagan A, Spiegelhalter D,</w:t>
+      </w:r>
+      <w:r>
+        <w:t xml:space="preserve"> </w:t>
+      </w:r>
+      <w:r>
+        <w:t xml:space="preserve">Neuenschwander B. Robust meta-analytic-predictive priors in clinical trials with historical</w:t>
+      </w:r>
+      <w:r>
+        <w:t xml:space="preserve"> </w:t>
+      </w:r>
+      <w:r>
+        <w:t xml:space="preserve">control information.</w:t>
       </w:r>
       <w:r>
         <w:t xml:space="preserve"> </w:t>
@@ -7248,20 +4735,20 @@
           <w:iCs/>
           <w:i/>
         </w:rPr>
-        <w:t xml:space="preserve">An Introduction to Statistical Modeling of Extreme Values.</w:t>
-      </w:r>
-      <w:r>
-        <w:t xml:space="preserve"> </w:t>
-      </w:r>
-      <w:r>
-        <w:t xml:space="preserve">Springer, 2001. doi:10.1007/978-1-4471-3675-0</w:t>
+        <w:t xml:space="preserve">Biometrics</w:t>
+      </w:r>
+      <w:r>
+        <w:t xml:space="preserve"> </w:t>
+      </w:r>
+      <w:r>
+        <w:t xml:space="preserve">2014;70(4):1023–1032. doi:10.1111/biom.12242</w:t>
       </w:r>
     </w:p>
     <w:p>
       <w:pPr>
         <w:numPr>
           <w:ilvl w:val="0"/>
-          <w:numId w:val="1011"/>
+          <w:numId w:val="1002"/>
         </w:numPr>
         <w:pStyle w:val="Compact"/>
       </w:pPr>
@@ -7270,25 +4757,25 @@
           <w:bCs/>
           <w:b/>
         </w:rPr>
-        <w:t xml:space="preserve">[Ranjbar 2022]</w:t>
-      </w:r>
-      <w:r>
-        <w:t xml:space="preserve"> </w:t>
-      </w:r>
-      <w:r>
-        <w:t xml:space="preserve">Ranjbar S, Cantoni E, Chavez-Demoulin V, Marra G, Radice R, Jaton-Ogay K.</w:t>
-      </w:r>
-      <w:r>
-        <w:t xml:space="preserve"> </w:t>
-      </w:r>
-      <w:r>
-        <w:t xml:space="preserve">Modelling the extremes of seasonal viruses and hospital congestion: the example of flu in a</w:t>
-      </w:r>
-      <w:r>
-        <w:t xml:space="preserve"> </w:t>
-      </w:r>
-      <w:r>
-        <w:t xml:space="preserve">Swiss hospital.</w:t>
+        <w:t xml:space="preserve">[Schulte 2024]</w:t>
+      </w:r>
+      <w:r>
+        <w:t xml:space="preserve"> </w:t>
+      </w:r>
+      <w:r>
+        <w:t xml:space="preserve">Schulte F, Röösli M, Ragettli MS. Risk, attributable fraction and</w:t>
+      </w:r>
+      <w:r>
+        <w:t xml:space="preserve"> </w:t>
+      </w:r>
+      <w:r>
+        <w:t xml:space="preserve">attributable number of cause-specific heat-related emergency hospital admissions in</w:t>
+      </w:r>
+      <w:r>
+        <w:t xml:space="preserve"> </w:t>
+      </w:r>
+      <w:r>
+        <w:t xml:space="preserve">Switzerland.</w:t>
       </w:r>
       <w:r>
         <w:t xml:space="preserve"> </w:t>
@@ -7298,30 +4785,26 @@
           <w:iCs/>
           <w:i/>
         </w:rPr>
-        <w:t xml:space="preserve">Journal of the Royal Statistical Society Series C (Applied Statistics)</w:t>
-      </w:r>
-      <w:r>
-        <w:t xml:space="preserve"> </w:t>
-      </w:r>
-      <w:r>
-        <w:t xml:space="preserve">2022;71(4):884–905. doi:10.1111/rssc.12559</w:t>
-      </w:r>
-    </w:p>
-    <w:bookmarkEnd w:id="87"/>
-    <w:bookmarkStart w:id="88" w:name="heat-air-quality-and-emergency-demand"/>
-    <w:p>
-      <w:pPr>
-        <w:pStyle w:val="Heading2"/>
-      </w:pPr>
-      <w:r>
-        <w:t xml:space="preserve">Heat, air quality and emergency demand</w:t>
+        <w:t xml:space="preserve">International Journal of Public Health</w:t>
+      </w:r>
+      <w:r>
+        <w:t xml:space="preserve"> </w:t>
+      </w:r>
+      <w:r>
+        <w:t xml:space="preserve">2024;69:1607349.</w:t>
+      </w:r>
+      <w:r>
+        <w:t xml:space="preserve"> </w:t>
+      </w:r>
+      <w:r>
+        <w:t xml:space="preserve">doi:10.3389/ijph.2024.1607349</w:t>
       </w:r>
     </w:p>
     <w:p>
       <w:pPr>
         <w:numPr>
           <w:ilvl w:val="0"/>
-          <w:numId w:val="1012"/>
+          <w:numId w:val="1002"/>
         </w:numPr>
         <w:pStyle w:val="Compact"/>
       </w:pPr>
@@ -7330,25 +4813,19 @@
           <w:bCs/>
           <w:b/>
         </w:rPr>
-        <w:t xml:space="preserve">[Schulte 2024]</w:t>
-      </w:r>
-      <w:r>
-        <w:t xml:space="preserve"> </w:t>
-      </w:r>
-      <w:r>
-        <w:t xml:space="preserve">Schulte F, Röösli M, Ragettli MS. Risk, attributable fraction and</w:t>
-      </w:r>
-      <w:r>
-        <w:t xml:space="preserve"> </w:t>
-      </w:r>
-      <w:r>
-        <w:t xml:space="preserve">attributable number of cause-specific heat-related emergency hospital admissions in</w:t>
-      </w:r>
-      <w:r>
-        <w:t xml:space="preserve"> </w:t>
-      </w:r>
-      <w:r>
-        <w:t xml:space="preserve">Switzerland.</w:t>
+        <w:t xml:space="preserve">[Shankar 2026]</w:t>
+      </w:r>
+      <w:r>
+        <w:t xml:space="preserve"> </w:t>
+      </w:r>
+      <w:r>
+        <w:t xml:space="preserve">Shankar R, Lim A, Qian X. Performance of large language models in data</w:t>
+      </w:r>
+      <w:r>
+        <w:t xml:space="preserve"> </w:t>
+      </w:r>
+      <w:r>
+        <w:t xml:space="preserve">extraction for evidence synthesis: a systematic review.</w:t>
       </w:r>
       <w:r>
         <w:t xml:space="preserve"> </w:t>
@@ -7358,26 +4835,20 @@
           <w:iCs/>
           <w:i/>
         </w:rPr>
-        <w:t xml:space="preserve">International Journal of Public Health</w:t>
-      </w:r>
-      <w:r>
-        <w:t xml:space="preserve"> </w:t>
-      </w:r>
-      <w:r>
-        <w:t xml:space="preserve">2024;69:1607349.</w:t>
-      </w:r>
-      <w:r>
-        <w:t xml:space="preserve"> </w:t>
-      </w:r>
-      <w:r>
-        <w:t xml:space="preserve">doi:10.3389/ijph.2024.1607349</w:t>
+        <w:t xml:space="preserve">Journal of Biomedical Informatics</w:t>
+      </w:r>
+      <w:r>
+        <w:t xml:space="preserve"> </w:t>
+      </w:r>
+      <w:r>
+        <w:t xml:space="preserve">2026;181:105086. doi:10.1016/j.jbi.2026.105086</w:t>
       </w:r>
     </w:p>
     <w:p>
       <w:pPr>
         <w:numPr>
           <w:ilvl w:val="0"/>
-          <w:numId w:val="1012"/>
+          <w:numId w:val="1002"/>
         </w:numPr>
         <w:pStyle w:val="Compact"/>
       </w:pPr>
@@ -7386,19 +4857,19 @@
           <w:bCs/>
           <w:b/>
         </w:rPr>
-        <w:t xml:space="preserve">[Ragettli 2019]</w:t>
-      </w:r>
-      <w:r>
-        <w:t xml:space="preserve"> </w:t>
-      </w:r>
-      <w:r>
-        <w:t xml:space="preserve">Ragettli MS, Vicedo-Cabrera AM, Schindler C, Röösli M. Impact of the warm</w:t>
-      </w:r>
-      <w:r>
-        <w:t xml:space="preserve"> </w:t>
-      </w:r>
-      <w:r>
-        <w:t xml:space="preserve">summer 2015 on emergency hospital admissions in Switzerland.</w:t>
+        <w:t xml:space="preserve">[Sherratt 2023]</w:t>
+      </w:r>
+      <w:r>
+        <w:t xml:space="preserve"> </w:t>
+      </w:r>
+      <w:r>
+        <w:t xml:space="preserve">Sherratt K, Gruson H, Grah R, et al. (consortium, more than 50 authors). Predictive performance of multi-model ensemble</w:t>
+      </w:r>
+      <w:r>
+        <w:t xml:space="preserve"> </w:t>
+      </w:r>
+      <w:r>
+        <w:t xml:space="preserve">forecasts of COVID-19 across European nations.</w:t>
       </w:r>
       <w:r>
         <w:t xml:space="preserve"> </w:t>
@@ -7408,20 +4879,26 @@
           <w:iCs/>
           <w:i/>
         </w:rPr>
-        <w:t xml:space="preserve">Environmental Health</w:t>
-      </w:r>
-      <w:r>
-        <w:t xml:space="preserve"> </w:t>
-      </w:r>
-      <w:r>
-        <w:t xml:space="preserve">2019;18:66. doi:10.1186/s12940-019-0507-1</w:t>
+        <w:t xml:space="preserve">eLife</w:t>
+      </w:r>
+      <w:r>
+        <w:t xml:space="preserve"> </w:t>
+      </w:r>
+      <w:r>
+        <w:t xml:space="preserve">2023;12:e81916.</w:t>
+      </w:r>
+      <w:r>
+        <w:t xml:space="preserve"> </w:t>
+      </w:r>
+      <w:r>
+        <w:t xml:space="preserve">doi:10.7554/eLife.81916</w:t>
       </w:r>
     </w:p>
     <w:p>
       <w:pPr>
         <w:numPr>
           <w:ilvl w:val="0"/>
-          <w:numId w:val="1012"/>
+          <w:numId w:val="1002"/>
         </w:numPr>
         <w:pStyle w:val="Compact"/>
       </w:pPr>
@@ -7430,25 +4907,19 @@
           <w:bCs/>
           <w:b/>
         </w:rPr>
-        <w:t xml:space="preserve">[Zheng 2015]</w:t>
-      </w:r>
-      <w:r>
-        <w:t xml:space="preserve"> </w:t>
-      </w:r>
-      <w:r>
-        <w:t xml:space="preserve">Zheng XY, Ding H, Jiang LN, Chen SW, Zheng JP, Qiu M, Zhou YX, Chen Q,</w:t>
-      </w:r>
-      <w:r>
-        <w:t xml:space="preserve"> </w:t>
-      </w:r>
-      <w:r>
-        <w:t xml:space="preserve">Guan WJ. Association between air pollutants and asthma emergency room visits and hospital</w:t>
-      </w:r>
-      <w:r>
-        <w:t xml:space="preserve"> </w:t>
-      </w:r>
-      <w:r>
-        <w:t xml:space="preserve">admissions in time series studies: a systematic review and meta-analysis.</w:t>
+        <w:t xml:space="preserve">[Southall 2021]</w:t>
+      </w:r>
+      <w:r>
+        <w:t xml:space="preserve"> </w:t>
+      </w:r>
+      <w:r>
+        <w:t xml:space="preserve">Southall E, Brett TS, Tildesley MJ, Dyson L. Early warning signals of</w:t>
+      </w:r>
+      <w:r>
+        <w:t xml:space="preserve"> </w:t>
+      </w:r>
+      <w:r>
+        <w:t xml:space="preserve">infectious disease transitions: a review.</w:t>
       </w:r>
       <w:r>
         <w:t xml:space="preserve"> </w:t>
@@ -7458,20 +4929,20 @@
           <w:iCs/>
           <w:i/>
         </w:rPr>
-        <w:t xml:space="preserve">PLoS ONE</w:t>
-      </w:r>
-      <w:r>
-        <w:t xml:space="preserve"> </w:t>
-      </w:r>
-      <w:r>
-        <w:t xml:space="preserve">2015;10(9):e0138146. doi:10.1371/journal.pone.0138146</w:t>
+        <w:t xml:space="preserve">Journal of the Royal Society Interface</w:t>
+      </w:r>
+      <w:r>
+        <w:t xml:space="preserve"> </w:t>
+      </w:r>
+      <w:r>
+        <w:t xml:space="preserve">2021;18(182):20210555. doi:10.1098/rsif.2021.0555</w:t>
       </w:r>
     </w:p>
     <w:p>
       <w:pPr>
         <w:numPr>
           <w:ilvl w:val="0"/>
-          <w:numId w:val="1012"/>
+          <w:numId w:val="1002"/>
         </w:numPr>
         <w:pStyle w:val="Compact"/>
       </w:pPr>
@@ -7480,25 +4951,19 @@
           <w:bCs/>
           <w:b/>
         </w:rPr>
-        <w:t xml:space="preserve">[Lung 2021]</w:t>
-      </w:r>
-      <w:r>
-        <w:t xml:space="preserve"> </w:t>
-      </w:r>
-      <w:r>
-        <w:t xml:space="preserve">Lung S-CC, Yeh J-CJ, Hwang J-S. Selecting thresholds of heat-warning systems</w:t>
-      </w:r>
-      <w:r>
-        <w:t xml:space="preserve"> </w:t>
-      </w:r>
-      <w:r>
-        <w:t xml:space="preserve">with substantial enhancement of essential population health outcomes for facilitating</w:t>
-      </w:r>
-      <w:r>
-        <w:t xml:space="preserve"> </w:t>
-      </w:r>
-      <w:r>
-        <w:t xml:space="preserve">implementation.</w:t>
+        <w:t xml:space="preserve">[Vickers 2006]</w:t>
+      </w:r>
+      <w:r>
+        <w:t xml:space="preserve"> </w:t>
+      </w:r>
+      <w:r>
+        <w:t xml:space="preserve">Vickers AJ, Elkin EB. Decision curve analysis: a novel method for evaluating</w:t>
+      </w:r>
+      <w:r>
+        <w:t xml:space="preserve"> </w:t>
+      </w:r>
+      <w:r>
+        <w:t xml:space="preserve">prediction models.</w:t>
       </w:r>
       <w:r>
         <w:t xml:space="preserve"> </w:t>
@@ -7508,30 +4973,20 @@
           <w:iCs/>
           <w:i/>
         </w:rPr>
-        <w:t xml:space="preserve">International Journal of Environmental Research and Public Health</w:t>
-      </w:r>
-      <w:r>
-        <w:t xml:space="preserve"> </w:t>
-      </w:r>
-      <w:r>
-        <w:t xml:space="preserve">2021;18(18):9506. doi:10.3390/ijerph18189506</w:t>
-      </w:r>
-    </w:p>
-    <w:bookmarkEnd w:id="88"/>
-    <w:bookmarkStart w:id="89" w:name="evaluation-and-decision-value"/>
-    <w:p>
-      <w:pPr>
-        <w:pStyle w:val="Heading2"/>
-      </w:pPr>
-      <w:r>
-        <w:t xml:space="preserve">Evaluation and decision value</w:t>
+        <w:t xml:space="preserve">Medical Decision Making</w:t>
+      </w:r>
+      <w:r>
+        <w:t xml:space="preserve"> </w:t>
+      </w:r>
+      <w:r>
+        <w:t xml:space="preserve">2006;26(6):565–574.</w:t>
       </w:r>
     </w:p>
     <w:p>
       <w:pPr>
         <w:numPr>
           <w:ilvl w:val="0"/>
-          <w:numId w:val="1013"/>
+          <w:numId w:val="1002"/>
         </w:numPr>
         <w:pStyle w:val="Compact"/>
       </w:pPr>
@@ -7540,19 +4995,19 @@
           <w:bCs/>
           <w:b/>
         </w:rPr>
-        <w:t xml:space="preserve">[Gneiting 2007]</w:t>
-      </w:r>
-      <w:r>
-        <w:t xml:space="preserve"> </w:t>
-      </w:r>
-      <w:r>
-        <w:t xml:space="preserve">Gneiting T, Raftery AE. Strictly proper scoring rules, prediction, and</w:t>
-      </w:r>
-      <w:r>
-        <w:t xml:space="preserve"> </w:t>
-      </w:r>
-      <w:r>
-        <w:t xml:space="preserve">estimation.</w:t>
+        <w:t xml:space="preserve">[Wargon 2009]</w:t>
+      </w:r>
+      <w:r>
+        <w:t xml:space="preserve"> </w:t>
+      </w:r>
+      <w:r>
+        <w:t xml:space="preserve">Wargon M, Guidet B, Hoang TD, Hejblum G. A systematic review of models for</w:t>
+      </w:r>
+      <w:r>
+        <w:t xml:space="preserve"> </w:t>
+      </w:r>
+      <w:r>
+        <w:t xml:space="preserve">forecasting the number of emergency department visits.</w:t>
       </w:r>
       <w:r>
         <w:t xml:space="preserve"> </w:t>
@@ -7562,20 +5017,20 @@
           <w:iCs/>
           <w:i/>
         </w:rPr>
-        <w:t xml:space="preserve">Journal of the American Statistical Association</w:t>
-      </w:r>
-      <w:r>
-        <w:t xml:space="preserve"> </w:t>
-      </w:r>
-      <w:r>
-        <w:t xml:space="preserve">2007;102(477):359–378.</w:t>
+        <w:t xml:space="preserve">Emergency Medicine Journal</w:t>
+      </w:r>
+      <w:r>
+        <w:t xml:space="preserve"> </w:t>
+      </w:r>
+      <w:r>
+        <w:t xml:space="preserve">2009;26(6):395–399. doi:10.1136/emj.2008.062380</w:t>
       </w:r>
     </w:p>
     <w:p>
       <w:pPr>
         <w:numPr>
           <w:ilvl w:val="0"/>
-          <w:numId w:val="1013"/>
+          <w:numId w:val="1002"/>
         </w:numPr>
         <w:pStyle w:val="Compact"/>
       </w:pPr>
@@ -7584,19 +5039,19 @@
           <w:bCs/>
           <w:b/>
         </w:rPr>
-        <w:t xml:space="preserve">[Vickers 2006]</w:t>
-      </w:r>
-      <w:r>
-        <w:t xml:space="preserve"> </w:t>
-      </w:r>
-      <w:r>
-        <w:t xml:space="preserve">Vickers AJ, Elkin EB. Decision curve analysis: a novel method for evaluating</w:t>
-      </w:r>
-      <w:r>
-        <w:t xml:space="preserve"> </w:t>
-      </w:r>
-      <w:r>
-        <w:t xml:space="preserve">prediction models.</w:t>
+        <w:t xml:space="preserve">[Watkins 2009]</w:t>
+      </w:r>
+      <w:r>
+        <w:t xml:space="preserve"> </w:t>
+      </w:r>
+      <w:r>
+        <w:t xml:space="preserve">Watkins RE, Eagleson S, Veenendaal B, Wright G, Plant AJ. Disease</w:t>
+      </w:r>
+      <w:r>
+        <w:t xml:space="preserve"> </w:t>
+      </w:r>
+      <w:r>
+        <w:t xml:space="preserve">surveillance using a hidden Markov model.</w:t>
       </w:r>
       <w:r>
         <w:t xml:space="preserve"> </w:t>
@@ -7606,30 +5061,20 @@
           <w:iCs/>
           <w:i/>
         </w:rPr>
-        <w:t xml:space="preserve">Medical Decision Making</w:t>
-      </w:r>
-      <w:r>
-        <w:t xml:space="preserve"> </w:t>
-      </w:r>
-      <w:r>
-        <w:t xml:space="preserve">2006;26(6):565–574.</w:t>
-      </w:r>
-    </w:p>
-    <w:bookmarkEnd w:id="89"/>
-    <w:bookmarkStart w:id="90" w:name="own-work-cited-in-the-plan"/>
-    <w:p>
-      <w:pPr>
-        <w:pStyle w:val="Heading2"/>
-      </w:pPr>
-      <w:r>
-        <w:t xml:space="preserve">Own work cited in the plan</w:t>
+        <w:t xml:space="preserve">BMC Medical Informatics and Decision Making</w:t>
+      </w:r>
+      <w:r>
+        <w:t xml:space="preserve"> </w:t>
+      </w:r>
+      <w:r>
+        <w:t xml:space="preserve">2009;9:39. doi:10.1186/1472-6947-9-39</w:t>
       </w:r>
     </w:p>
     <w:p>
       <w:pPr>
         <w:numPr>
           <w:ilvl w:val="0"/>
-          <w:numId w:val="1014"/>
+          <w:numId w:val="1002"/>
         </w:numPr>
         <w:pStyle w:val="Compact"/>
       </w:pPr>
@@ -7638,25 +5083,25 @@
           <w:bCs/>
           <w:b/>
         </w:rPr>
-        <w:t xml:space="preserve">[Orel 2022]</w:t>
-      </w:r>
-      <w:r>
-        <w:t xml:space="preserve"> </w:t>
-      </w:r>
-      <w:r>
-        <w:t xml:space="preserve">Orel E, Esra R, Estill J, Thiabaud A, Marchand-Maillet S, Merzouki A,</w:t>
-      </w:r>
-      <w:r>
-        <w:t xml:space="preserve"> </w:t>
-      </w:r>
-      <w:r>
-        <w:t xml:space="preserve">Keiser O. Prediction of HIV status based on socio-behavioural characteristics in East and</w:t>
-      </w:r>
-      <w:r>
-        <w:t xml:space="preserve"> </w:t>
-      </w:r>
-      <w:r>
-        <w:t xml:space="preserve">Southern Africa.</w:t>
+        <w:t xml:space="preserve">[Zheng 2015]</w:t>
+      </w:r>
+      <w:r>
+        <w:t xml:space="preserve"> </w:t>
+      </w:r>
+      <w:r>
+        <w:t xml:space="preserve">Zheng XY, Ding H, Jiang LN, Chen SW, Zheng JP, Qiu M, Zhou YX, Chen Q,</w:t>
+      </w:r>
+      <w:r>
+        <w:t xml:space="preserve"> </w:t>
+      </w:r>
+      <w:r>
+        <w:t xml:space="preserve">Guan WJ. Association between air pollutants and asthma emergency room visits and hospital</w:t>
+      </w:r>
+      <w:r>
+        <w:t xml:space="preserve"> </w:t>
+      </w:r>
+      <w:r>
+        <w:t xml:space="preserve">admissions in time series studies: a systematic review and meta-analysis.</w:t>
       </w:r>
       <w:r>
         <w:t xml:space="preserve"> </w:t>
@@ -7672,295 +5117,10 @@
         <w:t xml:space="preserve"> </w:t>
       </w:r>
       <w:r>
-        <w:t xml:space="preserve">2022;17(3):e0264429. doi:10.1371/journal.pone.0264429</w:t>
-      </w:r>
-    </w:p>
-    <w:p>
-      <w:pPr>
-        <w:numPr>
-          <w:ilvl w:val="0"/>
-          <w:numId w:val="1014"/>
-        </w:numPr>
-        <w:pStyle w:val="Compact"/>
-      </w:pPr>
-      <w:r>
-        <w:rPr>
-          <w:bCs/>
-          <w:b/>
-        </w:rPr>
-        <w:t xml:space="preserve">[Orel 2024]</w:t>
-      </w:r>
-      <w:r>
-        <w:t xml:space="preserve"> </w:t>
-      </w:r>
-      <w:r>
-        <w:t xml:space="preserve">Orel E, Sobel J, Zanella MC, Iten A, Kaiser L, Keiser O, Vetter P. Clinical</w:t>
-      </w:r>
-      <w:r>
-        <w:t xml:space="preserve"> </w:t>
-      </w:r>
-      <w:r>
-        <w:t xml:space="preserve">severity of Delta and 3 different Omicron sublineages in patients hospitalized because of</w:t>
-      </w:r>
-      <w:r>
-        <w:t xml:space="preserve"> </w:t>
-      </w:r>
-      <w:r>
-        <w:t xml:space="preserve">COVID-19 in a Swiss tertiary center.</w:t>
-      </w:r>
-      <w:r>
-        <w:t xml:space="preserve"> </w:t>
-      </w:r>
-      <w:r>
-        <w:rPr>
-          <w:iCs/>
-          <w:i/>
-        </w:rPr>
-        <w:t xml:space="preserve">CMI Communications</w:t>
-      </w:r>
-      <w:r>
-        <w:t xml:space="preserve"> </w:t>
-      </w:r>
-      <w:r>
-        <w:t xml:space="preserve">2024;1(2):100005.</w:t>
-      </w:r>
-      <w:r>
-        <w:t xml:space="preserve"> </w:t>
-      </w:r>
-      <w:r>
-        <w:t xml:space="preserve">doi:10.1016/j.cmicom.2024.100005</w:t>
-      </w:r>
-    </w:p>
-    <w:p>
-      <w:pPr>
-        <w:numPr>
-          <w:ilvl w:val="0"/>
-          <w:numId w:val="1014"/>
-        </w:numPr>
-        <w:pStyle w:val="Compact"/>
-      </w:pPr>
-      <w:r>
-        <w:rPr>
-          <w:bCs/>
-          <w:b/>
-        </w:rPr>
-        <w:t xml:space="preserve">[Estill 2020]</w:t>
-      </w:r>
-      <w:r>
-        <w:t xml:space="preserve"> </w:t>
-      </w:r>
-      <w:r>
-        <w:t xml:space="preserve">Estill J, Venkova-Marchevska P, Roelens M, Orel E, Temerev A, Flahault A,</w:t>
-      </w:r>
-      <w:r>
-        <w:t xml:space="preserve"> </w:t>
-      </w:r>
-      <w:r>
-        <w:t xml:space="preserve">Keiser O. Future scenarios for the SARS-CoV-2 epidemic in Switzerland: an age-structured</w:t>
-      </w:r>
-      <w:r>
-        <w:t xml:space="preserve"> </w:t>
-      </w:r>
-      <w:r>
-        <w:t xml:space="preserve">model.</w:t>
-      </w:r>
-      <w:r>
-        <w:t xml:space="preserve"> </w:t>
-      </w:r>
-      <w:r>
-        <w:rPr>
-          <w:iCs/>
-          <w:i/>
-        </w:rPr>
-        <w:t xml:space="preserve">F1000Research</w:t>
-      </w:r>
-      <w:r>
-        <w:t xml:space="preserve"> </w:t>
-      </w:r>
-      <w:r>
-        <w:t xml:space="preserve">2020;9.</w:t>
-      </w:r>
-    </w:p>
-    <w:p>
-      <w:pPr>
-        <w:numPr>
-          <w:ilvl w:val="0"/>
-          <w:numId w:val="1014"/>
-        </w:numPr>
-        <w:pStyle w:val="Compact"/>
-      </w:pPr>
-      <w:r>
-        <w:rPr>
-          <w:bCs/>
-          <w:b/>
-        </w:rPr>
-        <w:t xml:space="preserve">[Merzouki 2021]</w:t>
-      </w:r>
-      <w:r>
-        <w:t xml:space="preserve"> </w:t>
-      </w:r>
-      <w:r>
-        <w:t xml:space="preserve">Merzouki A, Estill J, Orel E, Tal K, Keiser O. Clusters of sub-Saharan</w:t>
-      </w:r>
-      <w:r>
-        <w:t xml:space="preserve"> </w:t>
-      </w:r>
-      <w:r>
-        <w:t xml:space="preserve">African countries based on sociobehavioural characteristics and associated HIV incidence.</w:t>
-      </w:r>
-      <w:r>
-        <w:t xml:space="preserve"> </w:t>
-      </w:r>
-      <w:r>
-        <w:rPr>
-          <w:iCs/>
-          <w:i/>
-        </w:rPr>
-        <w:t xml:space="preserve">PeerJ</w:t>
-      </w:r>
-      <w:r>
-        <w:t xml:space="preserve"> </w:t>
-      </w:r>
-      <w:r>
-        <w:t xml:space="preserve">2021;9:e10660. doi:10.7717/peerj.10660</w:t>
-      </w:r>
-    </w:p>
-    <w:p>
-      <w:pPr>
-        <w:numPr>
-          <w:ilvl w:val="0"/>
-          <w:numId w:val="1014"/>
-        </w:numPr>
-        <w:pStyle w:val="Compact"/>
-      </w:pPr>
-      <w:r>
-        <w:rPr>
-          <w:bCs/>
-          <w:b/>
-        </w:rPr>
-        <w:t xml:space="preserve">[Esra 2023]</w:t>
-      </w:r>
-      <w:r>
-        <w:t xml:space="preserve"> </w:t>
-      </w:r>
-      <w:r>
-        <w:t xml:space="preserve">Esra R, Carstens J, Le Roux S, Mabuto T, Eisenstein M, Keiser O, Orel E,</w:t>
-      </w:r>
-      <w:r>
-        <w:t xml:space="preserve"> </w:t>
-      </w:r>
-      <w:r>
-        <w:t xml:space="preserve">Merzouki A, De Voux L, Maskew M, Sharpey-Schafer K. Validation and improvement of a machine</w:t>
-      </w:r>
-      <w:r>
-        <w:t xml:space="preserve"> </w:t>
-      </w:r>
-      <w:r>
-        <w:t xml:space="preserve">learning model to predict interruptions in antiretroviral treatment in South Africa.</w:t>
-      </w:r>
-      <w:r>
-        <w:t xml:space="preserve"> </w:t>
-      </w:r>
-      <w:r>
-        <w:rPr>
-          <w:iCs/>
-          <w:i/>
-        </w:rPr>
-        <w:t xml:space="preserve">Journal of Acquired Immune Deficiency Syndromes</w:t>
-      </w:r>
-      <w:r>
-        <w:t xml:space="preserve"> </w:t>
-      </w:r>
-      <w:r>
-        <w:t xml:space="preserve">2023;92(1):42–49.</w:t>
-      </w:r>
-    </w:p>
-    <w:p>
-      <w:pPr>
-        <w:numPr>
-          <w:ilvl w:val="0"/>
-          <w:numId w:val="1014"/>
-        </w:numPr>
-        <w:pStyle w:val="Compact"/>
-      </w:pPr>
-      <w:r>
-        <w:rPr>
-          <w:bCs/>
-          <w:b/>
-        </w:rPr>
-        <w:t xml:space="preserve">[Nwosu 2021]</w:t>
-      </w:r>
-      <w:r>
-        <w:t xml:space="preserve"> </w:t>
-      </w:r>
-      <w:r>
-        <w:t xml:space="preserve">Nwosu KD, Fokam J, Wanda F, Mama L, Orel E, Ray N, Meke J, Tassegning A,</w:t>
-      </w:r>
-      <w:r>
-        <w:t xml:space="preserve"> </w:t>
-      </w:r>
-      <w:r>
-        <w:t xml:space="preserve">Takou D, Mimbe E, Stoll B, Guillebert J, Comte E, Keiser O, Ciaffi L. SARS-CoV-2 antibody</w:t>
-      </w:r>
-      <w:r>
-        <w:t xml:space="preserve"> </w:t>
-      </w:r>
-      <w:r>
-        <w:t xml:space="preserve">seroprevalence and associated risk factors in an urban district in Cameroon.</w:t>
-      </w:r>
-      <w:r>
-        <w:t xml:space="preserve"> </w:t>
-      </w:r>
-      <w:r>
-        <w:rPr>
-          <w:iCs/>
-          <w:i/>
-        </w:rPr>
-        <w:t xml:space="preserve">Nature Communications</w:t>
-      </w:r>
-      <w:r>
-        <w:t xml:space="preserve"> </w:t>
-      </w:r>
-      <w:r>
-        <w:t xml:space="preserve">2021;12:5851. doi:10.1038/s41467-021-25946-0</w:t>
-      </w:r>
-    </w:p>
-    <w:p>
-      <w:pPr>
-        <w:numPr>
-          <w:ilvl w:val="0"/>
-          <w:numId w:val="1014"/>
-        </w:numPr>
-        <w:pStyle w:val="Compact"/>
-      </w:pPr>
-      <w:r>
-        <w:rPr>
-          <w:bCs/>
-          <w:b/>
-        </w:rPr>
-        <w:t xml:space="preserve">[Ng'ambi 2026]</w:t>
-      </w:r>
-      <w:r>
-        <w:t xml:space="preserve"> </w:t>
-      </w:r>
-      <w:r>
-        <w:t xml:space="preserve">Ng'ambi W, Estill J, Keiser O, Merzouki FA, Orel E. Machine learning-based</w:t>
-      </w:r>
-      <w:r>
-        <w:t xml:space="preserve"> </w:t>
-      </w:r>
-      <w:r>
-        <w:t xml:space="preserve">classification of self-reported cardiovascular disease history in Africa using harmonised</w:t>
-      </w:r>
-      <w:r>
-        <w:t xml:space="preserve"> </w:t>
-      </w:r>
-      <w:r>
-        <w:t xml:space="preserve">multi-country WHO STEPS surveys: 2014–2019. Accepted for publication.</w:t>
-      </w:r>
-    </w:p>
-    <w:bookmarkEnd w:id="90"/>
-    <w:bookmarkEnd w:id="91"/>
+        <w:t xml:space="preserve">2015;10(9):e0138146. doi:10.1371/journal.pone.0138146</w:t>
+      </w:r>
+    </w:p>
+    <w:bookmarkEnd w:id="78"/>
     <w:sectPr>
       <w:pgSz w:w="11906" w:h="16838"/>
       <w:pgMar w:top="570" w:right="680" w:bottom="570" w:left="680" w:header="567" w:footer="567" w:gutter="0"/>
@@ -8265,42 +5425,6 @@
     </w:lvlOverride>
   </w:num>
   <w:num w:numId="1002">
-    <w:abstractNumId w:val="991"/>
-  </w:num>
-  <w:num w:numId="1003">
-    <w:abstractNumId w:val="991"/>
-  </w:num>
-  <w:num w:numId="1004">
-    <w:abstractNumId w:val="991"/>
-  </w:num>
-  <w:num w:numId="1005">
-    <w:abstractNumId w:val="991"/>
-  </w:num>
-  <w:num w:numId="1006">
-    <w:abstractNumId w:val="991"/>
-  </w:num>
-  <w:num w:numId="1007">
-    <w:abstractNumId w:val="991"/>
-  </w:num>
-  <w:num w:numId="1008">
-    <w:abstractNumId w:val="991"/>
-  </w:num>
-  <w:num w:numId="1009">
-    <w:abstractNumId w:val="991"/>
-  </w:num>
-  <w:num w:numId="1010">
-    <w:abstractNumId w:val="991"/>
-  </w:num>
-  <w:num w:numId="1011">
-    <w:abstractNumId w:val="991"/>
-  </w:num>
-  <w:num w:numId="1012">
-    <w:abstractNumId w:val="991"/>
-  </w:num>
-  <w:num w:numId="1013">
-    <w:abstractNumId w:val="991"/>
-  </w:num>
-  <w:num w:numId="1014">
     <w:abstractNumId w:val="991"/>
   </w:num>
 </w:numbering>

--- a/03-research-plan/FINAL-research-plan.docx
+++ b/03-research-plan/FINAL-research-plan.docx
@@ -11,7 +11,7 @@
           <w:bCs/>
           <w:b/>
         </w:rPr>
-        <w:t xml:space="preserve">HEADSTART: Forecasting health-system demand with published evidence</w:t>
+        <w:t xml:space="preserve">HEADSTART: Forecasting health-system crises from published evidence when local outcome data are scarce</w:t>
       </w:r>
     </w:p>
     <w:bookmarkStart w:id="20" w:name="X54a346158e1c9302d737b408239f1b33007b474"/>
@@ -28,7 +28,7 @@
         <w:pStyle w:val="FirstParagraph"/>
       </w:pPr>
       <w:r>
-        <w:t xml:space="preserve">At the start of a health crisis, many useful inputs are already available. Weather and air-quality measurements, calendar effects, wastewater and public surveillance data can often be obtained from public feeds or linked through established partners. The main gap is not usually a lack of these contextual data. It is the small number of reliable outcomes from the specific episode and local service that need to be forecast. Historical local records may be extensive, but they cannot immediately show how a new episode is affecting cause-specific emergency demand. The model must estimate and update that relationship as episode outcomes arrive.</w:t>
+        <w:t xml:space="preserve">At the start of a health crisis, many useful inputs are already available. Weather and air-quality measurements, calendar effects, wastewater and public surveillance data can often be obtained from public feeds or linked through established partners. The main gap is not usually a lack of these contextual data. It is the small number of reliable outcomes from the specific episode and local service that need to be forecast. Historical local records may be extensive, but they cannot immediately show how a new episode is affecting cause-specific emergency demand. The model must estimate and update that relationship as outcomes from the episode arrive.</w:t>
       </w:r>
     </w:p>
     <w:p>
@@ -52,7 +52,7 @@
         <w:pStyle w:val="BodyText"/>
       </w:pPr>
       <w:r>
-        <w:t xml:space="preserve">The real-world tests are in Geneva and cover three settings with different drivers. Respiratory epidemics provide the primary test because published evidence is comparatively rich. Heat-related demand is tested second, and only if the respiratory test succeeds. Legionellosis is a year-four extension using a linked case-environment dataset on which I already lead the data work. It tests case-incidence forecasting and sits outside the emergency-demand comparison. Before clinical data are analysed, the methods will be tested on open Swiss series and released as a public benchmark. If published evidence improves forecasts, the project will show when and by how much. If it has no benefit or causes harm, the result will define where it should not be used. For validated demand-based applications that services authorise, forecasts will run in a daily observation-mode dashboard and be scored against outcomes as they arrive. The dashboard will not direct clinical care.</w:t>
+        <w:t xml:space="preserve">The real-world tests are in Geneva and cover three crisis types with different drivers. Respiratory epidemics provide the primary test because published evidence is comparatively rich. Heat-related demand is tested second, and only if the respiratory test succeeds. Legionellosis is a year-four extension using a linked case-environment dataset on which I already lead the data work. It tests case-incidence forecasting and sits outside the emergency-demand comparison. Before clinical data are analysed, the methods will be tested on open Swiss series and released as a public benchmark. If published evidence improves forecasts, the project will show when and by how much. If it has no benefit or causes harm, the result will define where it should not be used. For validated demand-based applications that services authorise, forecasts will run in a daily observation-mode dashboard and be scored against outcomes as they arrive. The dashboard will not direct clinical care.</w:t>
       </w:r>
     </w:p>
     <w:p>
@@ -64,7 +64,7 @@
       </w:r>
     </w:p>
     <w:bookmarkEnd w:id="20"/>
-    <w:bookmarkStart w:id="77" w:name="X8b36afa75a2de508da9560c6460302ca5c61af2"/>
+    <w:bookmarkStart w:id="75" w:name="X8b36afa75a2de508da9560c6460302ca5c61af2"/>
     <w:p>
       <w:pPr>
         <w:pStyle w:val="Heading1"/>
@@ -112,7 +112,7 @@
         <w:pStyle w:val="BodyText"/>
       </w:pPr>
       <w:r>
-        <w:t xml:space="preserve">Google Flu Trends illustrates why indirect indicators cannot replace outcome validation. It overestimated influenza by more than a factor of two [Lazer 2014]. Published findings may help, provided their uncertainty and relevance to the local setting are assessed.</w:t>
+        <w:t xml:space="preserve">At the beginning of an outbreak or heat event, a model may know tomorrow's temperature, today's wastewater signal and the calendar, while only a few cause-specific outcomes from that episode have been recorded. The issue is not a lack of contextual measurements. It is insufficient outcome information to estimate the current relationship with local demand. Google Flu Trends illustrates why indirect indicators cannot replace outcome validation. It overestimated influenza by more than a factor of two [Lazer 2014]. Published findings may help, provided their uncertainty and relevance to the local setting are assessed.</w:t>
       </w:r>
     </w:p>
     <w:bookmarkEnd w:id="21"/>
@@ -130,7 +130,7 @@
         <w:pStyle w:val="FirstParagraph"/>
       </w:pPr>
       <w:r>
-        <w:t xml:space="preserve">Statistical models can use earlier studies to inform estimates for a new setting through priors. Methods include power priors [Ibrahim 2000], commensurate priors [Hobbs 2011] and robust meta-analytic-predictive priors [Schmidli 2014]. Informative priors have also been used to forecast disease with little local data [Cook 2023]. The unresolved question is whether an automated pipeline can extract published evidence, preserve its uncertainty, assess its relevance to the new setting and improve forecasts of local health-system demand at crisis onset.</w:t>
+        <w:t xml:space="preserve">Statistical models can use earlier studies to inform estimates for a new setting. A prior is a probability distribution for a model parameter before outcomes from the current episode are observed. It represents what previous evidence suggests without treating those estimates as exact. Methods include power priors [Ibrahim 2000], commensurate priors [Hobbs 2011] and robust meta-analytic-predictive priors [Schmidli 2014]. Informative priors have also been used to forecast disease with little local data [Cook 2023]. The unresolved question is whether an automated pipeline can extract published evidence, preserve its uncertainty, assess its relevance to the new setting and improve forecasts of local health-system demand at crisis onset.</w:t>
       </w:r>
     </w:p>
     <w:p>
@@ -208,7 +208,7 @@
         <w:pStyle w:val="FirstParagraph"/>
       </w:pPr>
       <w:r>
-        <w:t xml:space="preserve">Current programmes include multi-model forecasting hubs such as ECDC RespiCast and US CDC FluSight, the Horizon Europe epidemic-intelligence project GeoAI4EI, and the Franco-Swiss GESICA programme. The question here is narrower. Does automatically extracted evidence from earlier studies improve forecasts of a local service's demand when observations from the current episode are still few? HEADSTART tests this under registered rules, with the same data streams for both strategies and a historical reconstruction that excludes later information.</w:t>
+        <w:t xml:space="preserve">Current programmes include multi-model forecasting hubs such as ECDC RespiCast and US CDC FluSight, the Horizon Europe epidemic-intelligence project GeoAI4EI, and the Franco-Swiss GESICA programme. These efforts provide important forecasting, surveillance and decision-support capabilities. The specific question here is narrower. Does automatically extracted evidence from earlier studies improve forecasts of a local service's demand when observations from the current episode are still few? HEADSTART tests this under registered rules, with the same raw data streams available to both forecast strategies and historical reconstruction that excludes information not available at the time.</w:t>
       </w:r>
     </w:p>
     <w:bookmarkEnd w:id="25"/>
@@ -298,7 +298,7 @@
         <w:pStyle w:val="FirstParagraph"/>
       </w:pPr>
       <w:r>
-        <w:t xml:space="preserve">Since 2024, I have extended LiteRev into LiteRev-Evidence, a working prototype for structured numerical extraction and modelling. It searches and deduplicates the literature, records screening decisions with PRISMA accounting, extracts study details and PICO elements (population, intervention, comparator and outcome), tracks the source and certainty of each extracted number, and pools results into distributions of plausible parameter values. It then suggests explanatory variables and their supporting studies, identifies candidate outcomes, fits models across algorithm families and evaluates them with time-series validation that prevents future observations from entering model selection. It also builds compartmental model components from published parameter ranges. Evidence updates are reviewed before they are applied. The prototype already contains the main steps to validate.</w:t>
+        <w:t xml:space="preserve">Since 2024, I have extended LiteRev into LiteRev-Evidence, a working prototype for structured numerical extraction and modelling. It searches and deduplicates the literature, records screening decisions with PRISMA accounting, extracts study details and PICO elements (population, intervention, comparator and outcome), tracks the source and certainty of each extracted number, and pools results into distributions of plausible parameter values. It then suggests explanatory variables and their supporting studies, identifies candidate outcomes, fits models across algorithm families and evaluates them with time-series validation that prevents future observations from entering model selection. It also builds compartmental model components from published parameter ranges. Evidence updates are reviewed before they are applied. The prototype already contains the main steps HEADSTART will validate.</w:t>
       </w:r>
     </w:p>
     <w:p>
@@ -306,7 +306,7 @@
         <w:pStyle w:val="BodyText"/>
       </w:pPr>
       <w:r>
-        <w:t xml:space="preserve">For GESICA I built the data foundation for the Geneva–Vaud–Neuchâtel network, whose Geneva component HEADSTART uses. It covers 77 notifiable diseases in eight model classes and an inventory of 28 surveillance sources (23 infectious and 5 environmental). Each source is documented for coverage, resolution, latency, access and quality.</w:t>
+        <w:t xml:space="preserve">For GESICA I built the data foundation for the Geneva–Vaud–Neuchâtel network, whose Geneva component HEADSTART uses. It covers 77 notifiable diseases in eight model classes and an inventory of 28 surveillance sources (23 infectious and 5 environmental). Each source is documented for coverage, resolution, latency, access and quality. This inventory provides a practical starting point for linking available inputs to the forecasting workflow.</w:t>
       </w:r>
     </w:p>
     <w:p>
@@ -318,13 +318,13 @@
       </w:r>
     </w:p>
     <w:bookmarkEnd w:id="30"/>
-    <w:bookmarkStart w:id="31" w:name="X9dc884ab9448a2e5da2a31c0e1d3627d79f5948"/>
+    <w:bookmarkStart w:id="31" w:name="X1fa1d02bb9f188520110e9eb1f6566fa8b79aa3"/>
     <w:p>
       <w:pPr>
         <w:pStyle w:val="Heading3"/>
       </w:pPr>
       <w:r>
-        <w:t xml:space="preserve">2.2.5 Linked data on a contrasting crisis archetype</w:t>
+        <w:t xml:space="preserve">2.2.5 Linked data on a contrasting crisis type</w:t>
       </w:r>
     </w:p>
     <w:p>
@@ -345,7 +345,7 @@
     </w:p>
     <w:bookmarkEnd w:id="31"/>
     <w:bookmarkEnd w:id="32"/>
-    <w:bookmarkStart w:id="69" w:name="X648e0f2197cacfb2ee21a81ffaf34acd4f314d4"/>
+    <w:bookmarkStart w:id="68" w:name="X648e0f2197cacfb2ee21a81ffaf34acd4f314d4"/>
     <w:p>
       <w:pPr>
         <w:pStyle w:val="Heading2"/>
@@ -354,7 +354,7 @@
         <w:t xml:space="preserve">2.3 Detailed research plan</w:t>
       </w:r>
     </w:p>
-    <w:bookmarkStart w:id="43" w:name="Xc5b6cd9b30a4be694f7ca250dc7e64474c91e76"/>
+    <w:bookmarkStart w:id="42" w:name="Xc5b6cd9b30a4be694f7ca250dc7e64474c91e76"/>
     <w:p>
       <w:pPr>
         <w:pStyle w:val="Heading3"/>
@@ -368,7 +368,7 @@
         <w:pStyle w:val="FirstParagraph"/>
       </w:pPr>
       <w:r>
-        <w:t xml:space="preserve">The central hypothesis is that published evidence can help estimate the relationship between these inputs and the target outcome, provided its uncertainty and relevance to Geneva are represented.</w:t>
+        <w:t xml:space="preserve">HEADSTART separates data that describe conditions from outcomes that show how those conditions affect a local service. Weather, air quality, calendar effects, wastewater and surveillance indicators may be abundant and linked automatically. The scarce information at the start of an episode is the number and quality of relevant local outcomes observed so far, such as cause-specific emergency demand. The central hypothesis is that published evidence can help estimate the relationship between these inputs and the target outcome, provided its uncertainty and relevance to Geneva are represented.</w:t>
       </w:r>
     </w:p>
     <w:tbl>
@@ -657,29 +657,20 @@
       <w:r>
         <w:drawing>
           <wp:inline>
-            <wp:extent cx="6640000" cy="2229142"/>
+            <wp:extent cx="6640000" cy="2625817"/>
             <wp:effectExtent b="0" l="0" r="0" t="0"/>
             <wp:docPr descr="Framework" title="" id="34" name="Picture"/>
             <a:graphic>
               <a:graphicData uri="http://schemas.openxmlformats.org/drawingml/2006/picture">
                 <pic:pic>
                   <pic:nvPicPr>
-                    <pic:cNvPr descr="figures/fig1-framework.svg" id="35" name="Picture"/>
+                    <pic:cNvPr descr="figures/fig1-framework.png" id="35" name="Picture"/>
                     <pic:cNvPicPr>
                       <a:picLocks noChangeArrowheads="1" noChangeAspect="1"/>
                     </pic:cNvPicPr>
                   </pic:nvPicPr>
                   <pic:blipFill>
-                    <a:blip r:embed="rId36">
-                      <a:extLst>
-                        <a:ext uri="{28A0092B-C50C-407E-A947-70E740481C1C}">
-                          <a14:useLocalDpi xmlns:a14="http://schemas.microsoft.com/office/drawing/2010/main" val="0"/>
-                        </a:ext>
-                        <a:ext uri="{96DAC541-7B7A-43D3-8B79-37D633B846F1}">
-                          <asvg:svgBlip xmlns:asvg="http://schemas.microsoft.com/office/drawing/2016/SVG/main" r:embed="rId33"/>
-                        </a:ext>
-                      </a:extLst>
-                    </a:blip>
+                    <a:blip r:embed="rId33"/>
                     <a:stretch>
                       <a:fillRect/>
                     </a:stretch>
@@ -687,7 +678,7 @@
                   <pic:spPr bwMode="auto">
                     <a:xfrm>
                       <a:off x="0" y="0"/>
-                      <a:ext cx="6640000" cy="2229142"/>
+                      <a:ext cx="6640000" cy="2625817"/>
                     </a:xfrm>
                     <a:prstGeom prst="rect">
                       <a:avLst/>
@@ -718,7 +709,7 @@
         <w:t xml:space="preserve">Figure 1. The context data shared by both strategies, evidence from published studies, and evaluation against later outcomes.</w:t>
       </w:r>
     </w:p>
-    <w:bookmarkStart w:id="37" w:name="X8d63a2de13ad746f93f7c0b83efc022a4926ffe"/>
+    <w:bookmarkStart w:id="36" w:name="X8d63a2de13ad746f93f7c0b83efc022a4926ffe"/>
     <w:p>
       <w:pPr>
         <w:pStyle w:val="Heading4"/>
@@ -740,17 +731,43 @@
         <w:pStyle w:val="FirstParagraph"/>
       </w:pPr>
       <w:r>
-        <w:t xml:space="preserve">Omissions are a common extraction error [Shankar 2026]. H1 tests whether they also reduce the estimated spread of the evidence and whether the correction restores useful uncertainty. The primary benchmark concerns parameter values, and the other classes are checked against published syntheses.</w:t>
+        <w:t xml:space="preserve">Omissions are a common extraction error [Shankar 2026]. H1 tests whether they also reduce the estimated spread of the evidence and whether the correction restores useful uncertainty. If the error cannot be corrected, that defines a condition under which automated evidence should not be used as a model input. The primary benchmark concerns parameter values, and the other three evidence classes are checked against published syntheses.</w:t>
+      </w:r>
+    </w:p>
+    <w:bookmarkEnd w:id="36"/>
+    <w:bookmarkStart w:id="37" w:name="X3f8b03481950be8de70fbd2f22fbc2a1bf13e35"/>
+    <w:p>
+      <w:pPr>
+        <w:pStyle w:val="Heading4"/>
+      </w:pPr>
+      <w:r>
+        <w:t xml:space="preserve">O2. Represent escalation in a form that separates the state from the point forecast</w:t>
+      </w:r>
+    </w:p>
+    <w:p>
+      <w:pPr>
+        <w:pStyle w:val="BlockText"/>
+      </w:pPr>
+      <w:r>
+        <w:t xml:space="preserve">C2, model adequacy criterion. The state model must recover interpretable levels of pressure and produce calibrated probabilities at a comparable false-alarm rate. This shared state scale allows forecasts from different candidate models to be compared in operational terms. It does not assume that a regime-switching model will outperform simpler threshold-based methods.</w:t>
+      </w:r>
+    </w:p>
+    <w:p>
+      <w:pPr>
+        <w:pStyle w:val="FirstParagraph"/>
+      </w:pPr>
+      <w:r>
+        <w:t xml:space="preserve">Simulation tests whether the states and their transitions can be identified from the available data channels. Forecast calibration provides a second check. If the state model fails either criterion, the project uses the registered ordinal state-space fallback, and the main comparison of the two forecast strategies can still proceed.</w:t>
       </w:r>
     </w:p>
     <w:bookmarkEnd w:id="37"/>
-    <w:bookmarkStart w:id="38" w:name="X3f8b03481950be8de70fbd2f22fbc2a1bf13e35"/>
+    <w:bookmarkStart w:id="38" w:name="Xe04ccf43b3ed002a71852c7ea694bf6fb752df2"/>
     <w:p>
       <w:pPr>
         <w:pStyle w:val="Heading4"/>
       </w:pPr>
       <w:r>
-        <w:t xml:space="preserve">O2. Represent escalation in a form that separates the state from the point forecast</w:t>
+        <w:t xml:space="preserve">O3. Test whether published evidence improves forecasts and identify when it harms</w:t>
       </w:r>
     </w:p>
     <w:p>
@@ -758,7 +775,15 @@
         <w:pStyle w:val="BlockText"/>
       </w:pPr>
       <w:r>
-        <w:t xml:space="preserve">C2, model adequacy criterion. The state model must recover interpretable levels of pressure and produce calibrated probabilities at a comparable false-alarm rate. This shared state scale allows forecasts from different candidate models to be compared in operational terms. It does not assume that a regime-switching model will outperform simpler threshold-based methods.</w:t>
+        <w:t xml:space="preserve">H3a. During the early days of an episode, a strategy informed by published studies (parameter distributions, explanatory variables and lags, and candidate model forms) will produce better probabilistic forecasts than a reference strategy that uses the same contextual inputs, historical local records and outcomes observed so far, but not the project's literature-derived model inputs. How long any advantage persists as outcomes accumulate will be assessed secondarily.</w:t>
+      </w:r>
+    </w:p>
+    <w:p>
+      <w:pPr>
+        <w:pStyle w:val="BlockText"/>
+      </w:pPr>
+      <w:r>
+        <w:t xml:space="preserve">H3b. When the published evidence is consistent with the process generating local outcomes, adaptive weighting, which reduces the weight given to that evidence when local results conflict with it, should perform no worse than fixed weighting, within the pre-specified margin Δ. When evidence is deliberately made inaccurate, adaptive weighting should outperform fixed weighting. This tests whether the model can limit harm rather than assume published evidence is always helpful.</w:t>
       </w:r>
     </w:p>
     <w:p>
@@ -766,17 +791,33 @@
         <w:pStyle w:val="FirstParagraph"/>
       </w:pPr>
       <w:r>
-        <w:t xml:space="preserve">Simulation tests whether the states and their transitions can be identified from the available data channels. Forecast calibration provides a second check. If the state model fails either criterion, the project uses the registered ordinal state-space fallback, and the main comparison of the two strategies still proceeds.</w:t>
+        <w:t xml:space="preserve">Δ is set to half the minimum improvement defined as meaningful under H3a. Under the registered simulations where published and outcome-generating distributions match, this 50% preservation rule allows adaptive weighting to give up no more than half of that pre-specified benefit.</w:t>
+      </w:r>
+    </w:p>
+    <w:p>
+      <w:pPr>
+        <w:pStyle w:val="BlockText"/>
+      </w:pPr>
+      <w:r>
+        <w:t xml:space="preserve">H3c. Short-window changes in outcome variability and lag-one autocorrelation will be tested to see whether they improve forecasts beyond the available context inputs, the local outcome level and trend, and the published evidence.</w:t>
+      </w:r>
+    </w:p>
+    <w:p>
+      <w:pPr>
+        <w:pStyle w:val="FirstParagraph"/>
+      </w:pPr>
+      <w:r>
+        <w:t xml:space="preserve">Primary confirmatory comparison. The evidence-informed and reference strategies use the same pre-registered selection procedure and are compared with the continuous ranked probability score (CRPS), which evaluates full probability forecasts. The primary test uses respiratory episodes and the pre-specified early-episode window. Heat is tested with the same comparison only if the respiratory test passes, and this fixed order controls the family-wise error rate. How the difference changes as more local outcomes arrive is a secondary analysis.</w:t>
       </w:r>
     </w:p>
     <w:bookmarkEnd w:id="38"/>
-    <w:bookmarkStart w:id="39" w:name="Xe04ccf43b3ed002a71852c7ea694bf6fb752df2"/>
+    <w:bookmarkStart w:id="39" w:name="Xbbd82cf2a88d039e0723082c8af86f135f38055"/>
     <w:p>
       <w:pPr>
         <w:pStyle w:val="Heading4"/>
       </w:pPr>
       <w:r>
-        <w:t xml:space="preserve">O3. Test whether published evidence improves forecasts and identify when it harms</w:t>
+        <w:t xml:space="preserve">O4. Establish whether predictive improvement matters for decisions</w:t>
       </w:r>
     </w:p>
     <w:p>
@@ -784,15 +825,17 @@
         <w:pStyle w:val="BlockText"/>
       </w:pPr>
       <w:r>
-        <w:t xml:space="preserve">H3a. During the early days of an episode, a strategy informed by published studies (parameter distributions, explanatory variables and lags, and candidate model forms) will produce better probabilistic forecasts than a reference strategy that uses the same context inputs, local records and outcomes observed so far, but not the literature-derived model inputs. How long any advantage persists as outcomes accumulate will be assessed secondarily.</w:t>
-      </w:r>
-    </w:p>
-    <w:p>
-      <w:pPr>
-        <w:pStyle w:val="BlockText"/>
-      </w:pPr>
-      <w:r>
-        <w:t xml:space="preserve">H3b. When the published evidence is consistent with the process generating local outcomes, adaptive weighting, which reduces the weight given to that evidence when local results conflict with it, should perform no worse than fixed weighting, within the pre-specified margin Δ. When evidence is deliberately made inaccurate, adaptive weighting should outperform fixed weighting. This tests whether the model can limit harm rather than assume published evidence is always helpful.</w:t>
+        <w:t xml:space="preserve">H4. For the demand-based settings, the forecast with the best statistical score will not always be the best operational choice. Decision analysis will assess the models under losses and escalation thresholds elicited from emergency-service experts. An evidence-informed forecast is useful only if its gain changes a decision in a way that matters operationally.</w:t>
+      </w:r>
+    </w:p>
+    <w:bookmarkEnd w:id="39"/>
+    <w:bookmarkStart w:id="40" w:name="Xa2a67185e2895386d1efe8cb3a38689a1b76578"/>
+    <w:p>
+      <w:pPr>
+        <w:pStyle w:val="Heading4"/>
+      </w:pPr>
+      <w:r>
+        <w:t xml:space="preserve">Scope. Three Geneva crisis types, fixed for the grant</w:t>
       </w:r>
     </w:p>
     <w:p>
@@ -800,15 +843,17 @@
         <w:pStyle w:val="FirstParagraph"/>
       </w:pPr>
       <w:r>
-        <w:t xml:space="preserve">Δ is set to half the minimum improvement defined as meaningful under H3a. Under the registered simulations where published and outcome-generating distributions match, this 50% preservation rule allows adaptive weighting to give up no more than half of that pre-specified benefit.</w:t>
-      </w:r>
-    </w:p>
-    <w:p>
-      <w:pPr>
-        <w:pStyle w:val="BlockText"/>
-      </w:pPr>
-      <w:r>
-        <w:t xml:space="preserve">H3c. Short-window changes in outcome variability and lag-one autocorrelation will be tested for whether they improve forecasts beyond the context inputs, the local outcome level and trend, and the published evidence.</w:t>
+        <w:t xml:space="preserve">HEADSTART covers three Geneva crisis types. (1) Respiratory epidemics, including SARS-CoV-2, influenza and RSV, provide the primary confirmatory test because the published evidence base is comparatively rich. (2) Heat events provide the sequential generalisation test, with ozone and PM10 treated as co-exposures or effect modifiers rather than separate domains. (3) Legionellosis provides a year-four case-incidence extension based on linked case-environment data. No fourth operational domain is planned. For respiratory and heat, both strategies forecast the same target, daily emergency demand from CASU-144, restricted to cause groups specified in advance. For respiratory epidemics, the target covers respiratory-related demand. For heat, it covers heat-sensitive demand, with dehydration, renal and psychiatric causes specified in advance, while respiratory-related demand and demand among people aged 75 or older are sensitivity analyses [Schulte 2024; Ragettli 2019]. Legionellosis forecasts case incidence and is outside the emergency-demand comparison. If CASU-144 fails the month-12 access and quality gate, the registered fallback is activated and the claim narrows.</w:t>
+      </w:r>
+    </w:p>
+    <w:bookmarkEnd w:id="40"/>
+    <w:bookmarkStart w:id="41" w:name="what-the-project-does-not-claim"/>
+    <w:p>
+      <w:pPr>
+        <w:pStyle w:val="Heading4"/>
+      </w:pPr>
+      <w:r>
+        <w:t xml:space="preserve">What the project does not claim</w:t>
       </w:r>
     </w:p>
     <w:p>
@@ -816,35 +861,152 @@
         <w:pStyle w:val="FirstParagraph"/>
       </w:pPr>
       <w:r>
-        <w:t xml:space="preserve">Primary confirmatory comparison. The evidence-informed and reference strategies use the same pre-registered selection procedure and are compared with the continuous ranked probability score (CRPS), which evaluates full probability forecasts. The primary test uses respiratory episodes and the pre-specified early-episode window. Heat is tested with the same comparison only if the respiratory test passes, and this fixed order controls the family-wise error rate. How the difference changes as more local outcomes arrive is a secondary analysis.</w:t>
-      </w:r>
-    </w:p>
-    <w:bookmarkEnd w:id="39"/>
-    <w:bookmarkStart w:id="40" w:name="Xbbd82cf2a88d039e0723082c8af86f135f38055"/>
+        <w:t xml:space="preserve">The project is not intended to outperform established forecasting hubs when long outcome histories are available. It does not assume that published evidence will improve forecasts in every setting, and it does not promise clinical decision-making by an automated system. The dashboard, where authorised, will operate in observation mode only.</w:t>
+      </w:r>
+    </w:p>
+    <w:bookmarkEnd w:id="41"/>
+    <w:bookmarkEnd w:id="42"/>
+    <w:bookmarkStart w:id="66" w:name="X7638ec2bcf1f605f5e9c309229fda3948dd7274"/>
+    <w:p>
+      <w:pPr>
+        <w:pStyle w:val="Heading3"/>
+      </w:pPr>
+      <w:r>
+        <w:t xml:space="preserve">2.3.2 Work packages and methods</w:t>
+      </w:r>
+    </w:p>
+    <w:bookmarkStart w:id="48" w:name="Xa9383eb20e00be88305c00bdcee8e809a0a6109"/>
     <w:p>
       <w:pPr>
         <w:pStyle w:val="Heading4"/>
       </w:pPr>
       <w:r>
-        <w:t xml:space="preserve">O4. Establish whether predictive improvement matters for decisions</w:t>
-      </w:r>
-    </w:p>
-    <w:p>
-      <w:pPr>
-        <w:pStyle w:val="BlockText"/>
-      </w:pPr>
-      <w:r>
-        <w:t xml:space="preserve">H4. For the demand-based settings, the forecast with the best statistical score will not always be the best operational choice. Decision analysis will assess the models under losses and escalation thresholds elicited from emergency-service experts. An evidence-informed forecast is useful only if its gain changes a decision in a way that matters operationally.</w:t>
-      </w:r>
-    </w:p>
-    <w:bookmarkEnd w:id="40"/>
-    <w:bookmarkStart w:id="41" w:name="Xb9e1d30b0b3b85294f8f2f121de9ba04e6f7a39"/>
+        <w:t xml:space="preserve">WP1. Turn published evidence into model inputs (M1–M20)</w:t>
+      </w:r>
+    </w:p>
+    <w:bookmarkStart w:id="43" w:name="Xedc8eba5007710010c26f0d188cd5b9fd6c14f4"/>
+    <w:p>
+      <w:pPr>
+        <w:pStyle w:val="Heading5"/>
+      </w:pPr>
+      <w:r>
+        <w:t xml:space="preserve">T1.1. Define the evidence target and register the protocol (M1–M4)</w:t>
+      </w:r>
+    </w:p>
+    <w:p>
+      <w:pPr>
+        <w:pStyle w:val="FirstParagraph"/>
+      </w:pPr>
+      <w:r>
+        <w:t xml:space="preserve">The protocol covers four classes of evidence and is fixed before extraction. (1) Parameter values, the quantitative core, include weather-demand effects (temperature, heat-day exceedance, ozone and PM10), surge magnitude and timing, length-of-stay and occupancy distributions, and admission fractions. Transmission parameters and shedding-to-incidence conversions are secondary. (2) Explanatory variables and their lags reported as informative for each crisis type. (3) Model-form evidence on which algorithm families perform for which outcome and horizon [Wargon 2009]. (4) Outcome definitions and warning thresholds [Lung 2021]. These evidence classes inform candidate model inputs and the later interpretation of forecasts. Context streams such as observed weather or air quality are collected separately and made available to both forecast strategies, and the literature helps estimate their relationship with the target and select useful representations. The full extraction benchmark focuses on class 1, while classes 2–4 carry provenance and certainty grades and are validated against published syntheses.</w:t>
+      </w:r>
+    </w:p>
+    <w:bookmarkEnd w:id="43"/>
+    <w:bookmarkStart w:id="44" w:name="X6a0faf3a0070b42dad420c82deb40ef5734c23e"/>
+    <w:p>
+      <w:pPr>
+        <w:pStyle w:val="Heading5"/>
+      </w:pPr>
+      <w:r>
+        <w:t xml:space="preserve">T1.2. Build the quantitative extraction benchmark (M3–M9)</w:t>
+      </w:r>
+    </w:p>
+    <w:p>
+      <w:pPr>
+        <w:pStyle w:val="FirstParagraph"/>
+      </w:pPr>
+      <w:r>
+        <w:t xml:space="preserve">A separately contracted independent extractor and I will each extract target quantities from a stratified random sample of 300 publications, followed by adjudication. The sample will cover parameter classes, reporting quality, study design and source type, including journal articles and timestamped situational reports. This allows error to be assessed separately for sources used in secondary analyses. An external benchmark will compare retrieval with inclusion sets from published systematic reviews and extracted and pooled values with their published summary estimates. The benchmark will be released openly.</w:t>
+      </w:r>
+    </w:p>
+    <w:bookmarkEnd w:id="44"/>
+    <w:bookmarkStart w:id="45" w:name="X1f0f12e8d6f84b4ee5e4c739d1c5cd9f8ae9623"/>
+    <w:p>
+      <w:pPr>
+        <w:pStyle w:val="Heading5"/>
+      </w:pPr>
+      <w:r>
+        <w:t xml:space="preserve">T1.3. Characterise automated extraction error (M7–M14)</w:t>
+      </w:r>
+    </w:p>
+    <w:p>
+      <w:pPr>
+        <w:pStyle w:val="FirstParagraph"/>
+      </w:pPr>
+      <w:r>
+        <w:t xml:space="preserve">Automated extraction will be compared with the adjudicated benchmark on point estimates, uncertainty, omissions and variation between studies. H1's primary metric is the median log-ratio of the standard deviation from automated extraction to that from the adjudicated evidence distribution, by parameter class on a common scale and under the registered pooling model. A ratio below one indicates under-dispersion. Within-study uncertainty and between-study heterogeneity are propagated separately and jointly, with sensitivity analyses for the extraction model version.</w:t>
+      </w:r>
+    </w:p>
+    <w:bookmarkEnd w:id="45"/>
+    <w:bookmarkStart w:id="46" w:name="X9cdeccc86e5c88b64f2110c6ca75497fb99dce6"/>
+    <w:p>
+      <w:pPr>
+        <w:pStyle w:val="Heading5"/>
+      </w:pPr>
+      <w:r>
+        <w:t xml:space="preserve">T1.4. Construct uncertainty-aware evidence distributions (M12–M18)</w:t>
+      </w:r>
+    </w:p>
+    <w:p>
+      <w:pPr>
+        <w:pStyle w:val="FirstParagraph"/>
+      </w:pPr>
+      <w:r>
+        <w:t xml:space="preserve">Extraction errors are represented as measurement error. The task compares inverse-variance and quality-weighted pooling, meta-analytic-predictive priors and power-prior methods. Each resulting parameter distribution records its sources, extraction uncertainty and the weight assigned to external evidence.</w:t>
+      </w:r>
+    </w:p>
+    <w:bookmarkEnd w:id="46"/>
+    <w:bookmarkStart w:id="47" w:name="t15-transportability-screen-m15m20"/>
+    <w:p>
+      <w:pPr>
+        <w:pStyle w:val="Heading5"/>
+      </w:pPr>
+      <w:r>
+        <w:t xml:space="preserve">T1.5. Transportability screen (M15–M20)</w:t>
+      </w:r>
+    </w:p>
+    <w:p>
+      <w:pPr>
+        <w:pStyle w:val="FirstParagraph"/>
+      </w:pPr>
+      <w:r>
+        <w:t xml:space="preserve">This task assesses effect modifiers and differences between study settings that may affect relevance to Geneva. Criteria for transportability, and the mapping from the resulting score to prior widening or reduced evidence weight, are fixed before the confirmatory forecast evaluation.</w:t>
+      </w:r>
+    </w:p>
+    <w:p>
+      <w:pPr>
+        <w:pStyle w:val="BodyText"/>
+      </w:pPr>
+      <w:r>
+        <w:t xml:space="preserve">Deliverables are D1.1 (open extraction benchmark), D1.2 (extraction-error analysis) and D1.3 (evidence-derived model-input library).</w:t>
+      </w:r>
+    </w:p>
+    <w:p>
+      <w:pPr>
+        <w:pStyle w:val="BodyText"/>
+      </w:pPr>
+      <w:r>
+        <w:t xml:space="preserve">Risk and mitigation. If expert time is limited, the benchmark will be narrowed to the core parameter classes.</w:t>
+      </w:r>
+    </w:p>
+    <w:bookmarkEnd w:id="47"/>
+    <w:bookmarkEnd w:id="48"/>
+    <w:bookmarkStart w:id="54" w:name="Xc0434c24ca00f6b112465fd7b991c18f654948c"/>
     <w:p>
       <w:pPr>
         <w:pStyle w:val="Heading4"/>
       </w:pPr>
       <w:r>
-        <w:t xml:space="preserve">Scope. Three Geneva crisis archetypes, fixed for the grant</w:t>
+        <w:t xml:space="preserve">WP2. Model levels of health-system pressure (M1–M28)</w:t>
+      </w:r>
+    </w:p>
+    <w:bookmarkStart w:id="49" w:name="Xcfcc11e2b7bec828711203675136706e3bef48c"/>
+    <w:p>
+      <w:pPr>
+        <w:pStyle w:val="Heading5"/>
+      </w:pPr>
+      <w:r>
+        <w:t xml:space="preserve">T2.1. Specify and identify the state model (M1–M9)</w:t>
       </w:r>
     </w:p>
     <w:p>
@@ -852,17 +1014,123 @@
         <w:pStyle w:val="FirstParagraph"/>
       </w:pPr>
       <w:r>
-        <w:t xml:space="preserve">HEADSTART has three Geneva applications. (1) Respiratory epidemics, including SARS-CoV-2, influenza and RSV, provide the primary confirmatory test because the published evidence base is comparatively rich. (2) Heat events provide the sequential generalisation test, with ozone and PM10 treated as co-exposures or effect modifiers rather than separate domains. (3) Legionellosis provides a year-four case-incidence extension based on linked case-environment data. No fourth operational domain is planned. For respiratory and heat, both strategies forecast the same target, daily emergency demand from CASU-144, restricted to cause groups specified in advance. For respiratory epidemics, the target covers respiratory-related demand. For heat, it covers heat-sensitive demand, with dehydration, renal and psychiatric causes specified in advance, while respiratory-related demand and demand among people aged 75 or older are sensitivity analyses [Schulte 2024; Ragettli 2019]. Legionellosis forecasts case incidence and is outside the emergency-demand comparison. If CASU-144 fails the month-12 access and quality gate, the registered fallback is activated and the claim narrows.</w:t>
-      </w:r>
-    </w:p>
-    <w:bookmarkEnd w:id="41"/>
-    <w:bookmarkStart w:id="42" w:name="what-the-project-does-not-claim"/>
+        <w:t xml:space="preserve">The model is a Bayesian hierarchical Markov regime-switching model [Hamilton 1989], meaning that it estimates how a system moves between ordered levels of pressure. The default levels are routine, elevated, strained and critical. Cause-filtered emergency calls are the primary observation channel, and ED presentations and ICU occupancy are added where access permits. Weather, air quality, calendar effects and epidemic indicators enter as explanatory variables. Before real data are fitted, simulation tests whether the states and their transitions can be recovered, including a version with emergency calls alone. If recovery is poor, the fallback is a simpler ordinal state-space model. The number of levels and their anchors are fixed at registration. Where the literature provides suitable definitions, these guide the number of levels and the thresholds. Otherwise the default anchors are seasonal percentiles, routine below P75, elevated P75 to P90, strained P90 to P97.5 or under sustained capacity pressure (ICU occupancy above 85% or ED boarding above its seasonal P90), and critical above P97.5 or at capacity saturation. The highest applicable state prevails, and capacity saturation alone defines critical. These anchors inform the model but are not hard cut-offs. Later expert elicitation can refine their decision interpretation, not change the confirmatory state definitions.</w:t>
+      </w:r>
+    </w:p>
+    <w:bookmarkEnd w:id="49"/>
+    <w:bookmarkStart w:id="50" w:name="t22-represent-the-critical-tail-m6m14"/>
+    <w:p>
+      <w:pPr>
+        <w:pStyle w:val="Heading5"/>
+      </w:pPr>
+      <w:r>
+        <w:t xml:space="preserve">T2.2. Represent the critical tail (M6–M14)</w:t>
+      </w:r>
+    </w:p>
+    <w:p>
+      <w:pPr>
+        <w:pStyle w:val="FirstParagraph"/>
+      </w:pPr>
+      <w:r>
+        <w:t xml:space="preserve">Rare high-demand events are modelled with peaks-over-threshold methods and a generalised Pareto distribution, linked to the probability of the critical state. Threshold sensitivity is reported, and this work supports the main comparison rather than defining a separate hypothesis.</w:t>
+      </w:r>
+    </w:p>
+    <w:bookmarkEnd w:id="50"/>
+    <w:bookmarkStart w:id="51" w:name="Xe333bd844ed9d0b4a6f19dd7593b876e27462b4"/>
+    <w:p>
+      <w:pPr>
+        <w:pStyle w:val="Heading5"/>
+      </w:pPr>
+      <w:r>
+        <w:t xml:space="preserve">T2.3. Include published evidence in the model parameters (M10–M20)</w:t>
+      </w:r>
+    </w:p>
+    <w:p>
+      <w:pPr>
+        <w:pStyle w:val="FirstParagraph"/>
+      </w:pPr>
+      <w:r>
+        <w:t xml:space="preserve">WP1's distributions are mapped to parameters for which published evidence is relevant, including weather effects, surge magnitude and transitions between pressure levels. Three approaches are compared, weakly informative reference distributions, fixed use of evidence-derived distributions, and adaptive weighting that reduces the evidence weight when the registered prior-data conflict measure signals disagreement. The conflict measure and weight-reduction rule are fixed before evaluation. Power-prior and commensurate-prior methods are used as sensitivity comparators.</w:t>
+      </w:r>
+    </w:p>
+    <w:bookmarkEnd w:id="51"/>
+    <w:bookmarkStart w:id="52" w:name="Xb9bfd8debfdb203fd11e999ef1fb877424883c9"/>
+    <w:p>
+      <w:pPr>
+        <w:pStyle w:val="Heading5"/>
+      </w:pPr>
+      <w:r>
+        <w:t xml:space="preserve">T2.4. Add resilience indicators as a secondary information channel (M12–M20)</w:t>
+      </w:r>
+    </w:p>
+    <w:p>
+      <w:pPr>
+        <w:pStyle w:val="FirstParagraph"/>
+      </w:pPr>
+      <w:r>
+        <w:t xml:space="preserve">Rolling variance and lag-one autocorrelation, two possible indicators of changes in system dynamics, are tested as optional predictors of state transitions. The question is whether they add information beyond context inputs, recent outcome level and trend, and published evidence. A null result remains informative.</w:t>
+      </w:r>
+    </w:p>
+    <w:bookmarkEnd w:id="52"/>
+    <w:bookmarkStart w:id="53" w:name="X319ea3cda6221798b95d6fb40987f10f35f77e1"/>
+    <w:p>
+      <w:pPr>
+        <w:pStyle w:val="Heading5"/>
+      </w:pPr>
+      <w:r>
+        <w:t xml:space="preserve">T2.5. Calibration, automation and validity monitoring (M20–M28)</w:t>
+      </w:r>
+    </w:p>
+    <w:p>
+      <w:pPr>
+        <w:pStyle w:val="FirstParagraph"/>
+      </w:pPr>
+      <w:r>
+        <w:t xml:space="preserve">The task uses calibration methods suited to time-dependent data and tests conformal prediction [Angelopoulos 2023; Barber 2023] as a robustness check if simulation supports its assumptions. Public context feeds, including weather, air quality, wastewater and surveillance indicators, are ingested automatically at their native update frequency. Partner data are linked only under the relevant access agreements. The pipeline records timestamps, data revisions and model versions, refits at the registered cadence, and checks residual structure, dispersion and calibration after each fit. Models that fail pre-specified validity checks are excluded. A reference implementation is released in LiteRev-Evidence.</w:t>
+      </w:r>
+    </w:p>
+    <w:p>
+      <w:pPr>
+        <w:pStyle w:val="BodyText"/>
+      </w:pPr>
+      <w:r>
+        <w:t xml:space="preserve">Simulated trajectories are used to test identifiability and model behaviour, not as extra observations. Treating literature-based simulations as real outcomes would count the same information twice and undermine the test for conflict between the prior and local data. Simulations therefore do not tighten the evidence-derived distributions.</w:t>
+      </w:r>
+    </w:p>
+    <w:p>
+      <w:pPr>
+        <w:pStyle w:val="BodyText"/>
+      </w:pPr>
+      <w:r>
+        <w:t xml:space="preserve">Deliverables are D2.1 (model specification and identifiability study), D2.2 (open implementation) and D2.3 (methods paper).</w:t>
+      </w:r>
+    </w:p>
+    <w:p>
+      <w:pPr>
+        <w:pStyle w:val="BodyText"/>
+      </w:pPr>
+      <w:r>
+        <w:t xml:space="preserve">Risk and mitigation. If the states cannot be separated reliably, the registered ordinal model is used and the identifiability limit is reported.</w:t>
+      </w:r>
+    </w:p>
+    <w:bookmarkEnd w:id="53"/>
+    <w:bookmarkEnd w:id="54"/>
+    <w:bookmarkStart w:id="61" w:name="X11394d15ad926b825360dd8c79c1031038fa8f4"/>
     <w:p>
       <w:pPr>
         <w:pStyle w:val="Heading4"/>
       </w:pPr>
       <w:r>
-        <w:t xml:space="preserve">What the project does not claim</w:t>
+        <w:t xml:space="preserve">WP3. Test forecasts using historically available information (M12–M42)</w:t>
+      </w:r>
+    </w:p>
+    <w:bookmarkStart w:id="55" w:name="Xa694a77d033b61f3d1e7d09fe04f1af6ed4966d"/>
+    <w:p>
+      <w:pPr>
+        <w:pStyle w:val="Heading5"/>
+      </w:pPr>
+      <w:r>
+        <w:t xml:space="preserve">T3.0. Outcome hierarchy, data-access gate and episode eligibility (M1–M14)</w:t>
       </w:r>
     </w:p>
     <w:p>
@@ -870,36 +1138,65 @@
         <w:pStyle w:val="FirstParagraph"/>
       </w:pPr>
       <w:r>
-        <w:t xml:space="preserve">The project is not intended to outperform established forecasting hubs when long outcome histories are available. It does not assume that published evidence will improve forecasts in every setting, and it does not promise clinical decision-making by an automated system. The dashboard, where authorised, will operate in observation mode only.</w:t>
-      </w:r>
-    </w:p>
-    <w:bookmarkEnd w:id="42"/>
-    <w:bookmarkEnd w:id="43"/>
-    <w:bookmarkStart w:id="67" w:name="X7638ec2bcf1f605f5e9c309229fda3948dd7274"/>
-    <w:p>
-      <w:pPr>
-        <w:pStyle w:val="Heading3"/>
-      </w:pPr>
-      <w:r>
-        <w:t xml:space="preserve">2.3.2 Work packages and methods</w:t>
-      </w:r>
-    </w:p>
-    <w:bookmarkStart w:id="49" w:name="Xa9383eb20e00be88305c00bdcee8e809a0a6109"/>
-    <w:p>
-      <w:pPr>
-        <w:pStyle w:val="Heading4"/>
-      </w:pPr>
-      <w:r>
-        <w:t xml:space="preserve">WP1. Turn published evidence into model inputs (M1–M20)</w:t>
-      </w:r>
-    </w:p>
-    <w:bookmarkStart w:id="44" w:name="Xedc8eba5007710010c26f0d188cd5b9fd6c14f4"/>
+        <w:t xml:space="preserve">The outcome hierarchy, access criteria and episode-eligibility rules are registered before forecast performance is examined.</w:t>
+      </w:r>
+    </w:p>
+    <w:p>
+      <w:pPr>
+        <w:pStyle w:val="BodyText"/>
+      </w:pPr>
+      <w:r>
+        <w:t xml:space="preserve">Primary outcome. Daily respiratory-related emergency demand is derived from Geneva CASU-144 records using a pre-registered classification of call reasons and urgency levels, and it is not the raw total number of calls. The heat comparison uses the same series and construction, restricted to cause groups specified in advance (dehydration, renal and psychiatric causes). Respiratory-restricted and age-75-or-older analyses are sensitivity checks. ED presentations and ICU occupancy are additional observations for the shared pressure-state model. Weather, air quality, wastewater, sentinel consultations and calendar effects are context inputs. Both strategies receive the same available inputs, and the reference strategy does not use literature-derived information from HEADSTART.</w:t>
+      </w:r>
+    </w:p>
+    <w:p>
+      <w:pPr>
+        <w:pStyle w:val="BodyText"/>
+      </w:pPr>
+      <w:r>
+        <w:t xml:space="preserve">Outcome hierarchy and geography. The primary target is cause-filtered CASU-144 emergency demand in the canton of Geneva, at daily resolution. If it fails the month-12 access and quality gate, the registered hierarchy is activated, ED presentations by category, then ICU occupancy, then all-cause 144 engagements or hospital admissions for sensitivity analyses. Open series such as Sentinella and wastewater can support methodological validation but do not by themselves substitute for a successful emergency-demand test. This is a deliberate single-canton design, and transfer is tested across the three crisis types and on the open national benchmark.</w:t>
+      </w:r>
+    </w:p>
+    <w:p>
+      <w:pPr>
+        <w:pStyle w:val="BodyText"/>
+      </w:pPr>
+      <w:r>
+        <w:t xml:space="preserve">Data-access gate. CASU-144 remains the pre-specified primary outcome. Criteria for historical depth, resolution, reporting delay and completeness are fixed in advance. At month 12, the gate determines whether the series meets them. If not, the registered fallback is activated and the claim is narrowed, and the fallback is not selected based on model performance.</w:t>
+      </w:r>
+    </w:p>
+    <w:p>
+      <w:pPr>
+        <w:pStyle w:val="BodyText"/>
+      </w:pPr>
+      <w:r>
+        <w:t xml:space="preserve">Episode eligibility. An episode enters the confirmatory comparison only if the onset can be identified using the prospective onset rule, enough pre-onset history is available for the baseline, enough post-onset outcomes exist at the primary forecast horizon, the literature available at each historical origin can be reconstructed, future information can be excluded, and the episode can be separated from adjacent episodes. Ineligible episodes remain for sensitivity analyses. Co-circulating respiratory pathogens count as one demand episode.</w:t>
+      </w:r>
+    </w:p>
+    <w:p>
+      <w:pPr>
+        <w:pStyle w:val="BodyText"/>
+      </w:pPr>
+      <w:r>
+        <w:t xml:space="preserve">Registration. The outcome hierarchy, access gate and eligibility rules are registered first. After the month-12 checkpoint and inventory of eligible episodes, but before forecast performance is examined, a second registration fixes the early-episode window N, the primary horizon for each crisis type and the non-inferiority margin Δ. Horizon choice follows a pre-specified operational criterion, not observed performance or episode-specific results.</w:t>
+      </w:r>
+    </w:p>
+    <w:p>
+      <w:pPr>
+        <w:pStyle w:val="BodyText"/>
+      </w:pPr>
+      <w:r>
+        <w:t xml:space="preserve">Open-data validation track (M12–M24, secondary and pre-specified). Before clinical records are connected, the full evaluation pipeline runs on open Swiss series (federal respiratory surveillance, national wastewater data, weekly all-cause deaths and MeteoSwiss weather data). Archived multi-model forecasts provide contemporary comparators [Cramer 2022; Sherratt 2023]. The benchmark checks whether the historical-reconstruction and model-selection machinery works as intended. It also shows which context feeds can be linked from public sources, while the Geneva clinical data are needed to test the primary emergency-demand question.</w:t>
+      </w:r>
+    </w:p>
+    <w:bookmarkEnd w:id="55"/>
+    <w:bookmarkStart w:id="56" w:name="X70eeaa2d41fea3b2059b80eb07a5f9cd68164b6"/>
     <w:p>
       <w:pPr>
         <w:pStyle w:val="Heading5"/>
       </w:pPr>
       <w:r>
-        <w:t xml:space="preserve">T1.1. Define the evidence target and register the protocol (M1–M4)</w:t>
+        <w:t xml:space="preserve">T3.1. Assemble the retrospective information set (M12–M20)</w:t>
       </w:r>
     </w:p>
     <w:p>
@@ -907,17 +1204,17 @@
         <w:pStyle w:val="FirstParagraph"/>
       </w:pPr>
       <w:r>
-        <w:t xml:space="preserve">The protocol covers four classes of evidence and is fixed before extraction. (1) Parameter values, the quantitative core, include weather-demand effects (temperature, heat-day exceedance, ozone and PM10), surge magnitude and timing, length-of-stay and occupancy distributions, and admission fractions. Transmission parameters and shedding-to-incidence conversions are secondary. (2) Explanatory variables and their lags reported as informative for each crisis type. (3) Model-form evidence on which algorithm families perform for which outcome and horizon [Wargon 2009]. (4) Outcome definitions and warning thresholds [Lung 2021]. These evidence classes inform candidate model inputs and the later interpretation of forecasts. The full extraction benchmark focuses on class 1, while classes 2–4 carry provenance and certainty grades and are validated against published syntheses.</w:t>
-      </w:r>
-    </w:p>
-    <w:bookmarkEnd w:id="44"/>
-    <w:bookmarkStart w:id="45" w:name="X6a0faf3a0070b42dad420c82deb40ef5734c23e"/>
+        <w:t xml:space="preserve">The CASU-144 series is harmonised with available context feeds and other outcome channels. Completeness and reporting delay are quantified, and right-truncation is addressed with nowcasting [Höhle 2014; McGough 2020], because reporting may worsen under pressure and mimic an early-warning signal. HUG COVID-19 hospitalisation data that I previously analysed [Orel 2024] are re-requested as a secondary respiratory validation and calibration channel. Pharmacy sales and wastewater measurements are requested through the cantonal pharmacist and used as syndromic inputs where access and coverage permit.</w:t>
+      </w:r>
+    </w:p>
+    <w:bookmarkEnd w:id="56"/>
+    <w:bookmarkStart w:id="57" w:name="X732c8171905058a06d4900e04fc44f0e3e215e1"/>
     <w:p>
       <w:pPr>
         <w:pStyle w:val="Heading5"/>
       </w:pPr>
       <w:r>
-        <w:t xml:space="preserve">T1.2. Build the quantitative extraction benchmark (M3–M9)</w:t>
+        <w:t xml:space="preserve">T3.2. Reconstruct the true information set (M18–M30)</w:t>
       </w:r>
     </w:p>
     <w:p>
@@ -925,17 +1222,17 @@
         <w:pStyle w:val="FirstParagraph"/>
       </w:pPr>
       <w:r>
-        <w:t xml:space="preserve">A separately contracted independent extractor and I will each extract target quantities from a stratified random sample of 300 publications, followed by adjudication. The sample will cover parameter classes, reporting quality, study design and source type, including journal articles and timestamped situational reports. This allows error to be assessed separately for sources used in secondary analyses. An external benchmark will compare retrieval with inclusion sets from published systematic reviews and extracted and pooled values with their published summary estimates. The benchmark will be released openly.</w:t>
-      </w:r>
-    </w:p>
-    <w:bookmarkEnd w:id="45"/>
-    <w:bookmarkStart w:id="46" w:name="X1f0f12e8d6f84b4ee5e4c739d1c5cd9f8ae9623"/>
+        <w:t xml:space="preserve">For each historical episode, successive forecast origins use only information available at that date. The confirmatory evidence comes from peer-reviewed papers and preprints published before each origin. Timestamped WHO/ECDC reports on events elsewhere are included only in a registered secondary analysis, which tests a broader evidence feed, not the primary literature-based strategy. Text describing the local episode is excluded from its evidence inputs because it may reveal the outcome being forecast. Each input has an observation timestamp and a release timestamp. When a source is revised, the reconstruction uses the version that was available at the historical origin, not the final corrected value. Automated feeds are replayed at their native update cadence. Candidate horizons are 7, 14 and 28 days, and the primary horizon is fixed at the second registration using the operational rule. The early-episode window is counted from an onset rule that uses only information available at each forecast date.</w:t>
+      </w:r>
+    </w:p>
+    <w:bookmarkEnd w:id="57"/>
+    <w:bookmarkStart w:id="58" w:name="X1b4be48293d1c4b7fa098a795079a0b73a54d6d"/>
     <w:p>
       <w:pPr>
         <w:pStyle w:val="Heading5"/>
       </w:pPr>
       <w:r>
-        <w:t xml:space="preserve">T1.3. Characterise automated extraction error (M7–M14)</w:t>
+        <w:t xml:space="preserve">T3.3. The model library and the automated selection engine (M20–M34)</w:t>
       </w:r>
     </w:p>
     <w:p>
@@ -943,313 +1240,7 @@
         <w:pStyle w:val="FirstParagraph"/>
       </w:pPr>
       <w:r>
-        <w:t xml:space="preserve">Automated extraction will be compared with the adjudicated benchmark on point estimates, uncertainty, omissions and variation between studies. H1's primary metric is the median log-ratio of the standard deviation from automated extraction to that from the adjudicated evidence distribution, by parameter class on a common scale and under the registered pooling model. A ratio below one indicates under-dispersion. Within-study uncertainty and between-study heterogeneity are propagated separately and jointly, with sensitivity analyses for the extraction model version.</w:t>
-      </w:r>
-    </w:p>
-    <w:bookmarkEnd w:id="46"/>
-    <w:bookmarkStart w:id="47" w:name="X9cdeccc86e5c88b64f2110c6ca75497fb99dce6"/>
-    <w:p>
-      <w:pPr>
-        <w:pStyle w:val="Heading5"/>
-      </w:pPr>
-      <w:r>
-        <w:t xml:space="preserve">T1.4. Construct uncertainty-aware evidence distributions (M12–M18)</w:t>
-      </w:r>
-    </w:p>
-    <w:p>
-      <w:pPr>
-        <w:pStyle w:val="FirstParagraph"/>
-      </w:pPr>
-      <w:r>
-        <w:t xml:space="preserve">Extraction errors are represented as measurement error. The task compares inverse-variance and quality-weighted pooling, meta-analytic-predictive priors and power-prior methods. Each resulting parameter distribution records its sources, extraction uncertainty and the weight assigned to external evidence.</w:t>
-      </w:r>
-    </w:p>
-    <w:bookmarkEnd w:id="47"/>
-    <w:bookmarkStart w:id="48" w:name="t15-transportability-screen-m15m20"/>
-    <w:p>
-      <w:pPr>
-        <w:pStyle w:val="Heading5"/>
-      </w:pPr>
-      <w:r>
-        <w:t xml:space="preserve">T1.5. Transportability screen (M15–M20)</w:t>
-      </w:r>
-    </w:p>
-    <w:p>
-      <w:pPr>
-        <w:pStyle w:val="FirstParagraph"/>
-      </w:pPr>
-      <w:r>
-        <w:t xml:space="preserve">This task assesses effect modifiers and differences between study settings that may affect relevance to Geneva. Criteria for transportability, and the mapping from the resulting score to prior widening or reduced evidence weight, are fixed before the confirmatory forecast evaluation.</w:t>
-      </w:r>
-    </w:p>
-    <w:p>
-      <w:pPr>
-        <w:pStyle w:val="BodyText"/>
-      </w:pPr>
-      <w:r>
-        <w:t xml:space="preserve">Deliverables are D1.1 (open extraction benchmark), D1.2 (extraction-error analysis) and D1.3 (evidence-derived model-input library).</w:t>
-      </w:r>
-    </w:p>
-    <w:p>
-      <w:pPr>
-        <w:pStyle w:val="BodyText"/>
-      </w:pPr>
-      <w:r>
-        <w:t xml:space="preserve">Risk and mitigation. If expert time is limited, the benchmark narrows to the core parameter classes.</w:t>
-      </w:r>
-    </w:p>
-    <w:bookmarkEnd w:id="48"/>
-    <w:bookmarkEnd w:id="49"/>
-    <w:bookmarkStart w:id="55" w:name="Xc0434c24ca00f6b112465fd7b991c18f654948c"/>
-    <w:p>
-      <w:pPr>
-        <w:pStyle w:val="Heading4"/>
-      </w:pPr>
-      <w:r>
-        <w:t xml:space="preserve">WP2. Model levels of health-system pressure (M1–M28)</w:t>
-      </w:r>
-    </w:p>
-    <w:bookmarkStart w:id="50" w:name="Xcfcc11e2b7bec828711203675136706e3bef48c"/>
-    <w:p>
-      <w:pPr>
-        <w:pStyle w:val="Heading5"/>
-      </w:pPr>
-      <w:r>
-        <w:t xml:space="preserve">T2.1. Specify and identify the state model (M1–M9)</w:t>
-      </w:r>
-    </w:p>
-    <w:p>
-      <w:pPr>
-        <w:pStyle w:val="FirstParagraph"/>
-      </w:pPr>
-      <w:r>
-        <w:t xml:space="preserve">The model is a Bayesian hierarchical Markov regime-switching model [Hamilton 1989], meaning that it estimates how a system moves between ordered levels of pressure. The default levels are routine, elevated, strained and critical. Cause-filtered emergency calls are the primary observation channel, and ED presentations and ICU occupancy are added where access permits. Weather, air quality, calendar effects and epidemic indicators enter as explanatory variables. Before real data are fitted, simulation tests whether the states and their transitions can be recovered, including a version with emergency calls alone. If recovery is poor, the fallback is a simpler ordinal state-space model. The number of levels and their anchors are fixed at registration. Where the literature provides suitable definitions, these guide the number of levels and the thresholds. Otherwise the default anchors are seasonal percentiles, routine below P75, elevated P75 to P90, strained P90 to P97.5 or under sustained capacity pressure (ICU occupancy above 85% or ED boarding above its seasonal P90), and critical above P97.5 or at capacity saturation. The highest applicable state prevails, and capacity saturation alone defines critical. These anchors inform the model but are not hard cut-offs. Later expert elicitation can refine their decision interpretation, not change the confirmatory state definitions.</w:t>
-      </w:r>
-    </w:p>
-    <w:bookmarkEnd w:id="50"/>
-    <w:bookmarkStart w:id="51" w:name="t22-represent-the-critical-tail-m6m14"/>
-    <w:p>
-      <w:pPr>
-        <w:pStyle w:val="Heading5"/>
-      </w:pPr>
-      <w:r>
-        <w:t xml:space="preserve">T2.2. Represent the critical tail (M6–M14)</w:t>
-      </w:r>
-    </w:p>
-    <w:p>
-      <w:pPr>
-        <w:pStyle w:val="FirstParagraph"/>
-      </w:pPr>
-      <w:r>
-        <w:t xml:space="preserve">Rare high-demand events are modelled with peaks-over-threshold methods and a generalised Pareto distribution, linked to the probability of the critical state. Threshold sensitivity is reported, and this work supports the main comparison rather than defining a separate hypothesis.</w:t>
-      </w:r>
-    </w:p>
-    <w:bookmarkEnd w:id="51"/>
-    <w:bookmarkStart w:id="52" w:name="Xe333bd844ed9d0b4a6f19dd7593b876e27462b4"/>
-    <w:p>
-      <w:pPr>
-        <w:pStyle w:val="Heading5"/>
-      </w:pPr>
-      <w:r>
-        <w:t xml:space="preserve">T2.3. Include published evidence in the model parameters (M10–M20)</w:t>
-      </w:r>
-    </w:p>
-    <w:p>
-      <w:pPr>
-        <w:pStyle w:val="FirstParagraph"/>
-      </w:pPr>
-      <w:r>
-        <w:t xml:space="preserve">WP1's distributions are mapped to parameters for which published evidence is relevant, including weather effects, surge magnitude and transitions between pressure levels. Three approaches are compared, weakly informative reference distributions, fixed use of evidence-derived distributions, and adaptive weighting that reduces the evidence weight when the registered prior-data conflict measure signals disagreement. The conflict measure and weight-reduction rule are fixed before evaluation. Power-prior and commensurate-prior methods are used as sensitivity comparators.</w:t>
-      </w:r>
-    </w:p>
-    <w:bookmarkEnd w:id="52"/>
-    <w:bookmarkStart w:id="53" w:name="Xb9bfd8debfdb203fd11e999ef1fb877424883c9"/>
-    <w:p>
-      <w:pPr>
-        <w:pStyle w:val="Heading5"/>
-      </w:pPr>
-      <w:r>
-        <w:t xml:space="preserve">T2.4. Add resilience indicators as a secondary information channel (M12–M20)</w:t>
-      </w:r>
-    </w:p>
-    <w:p>
-      <w:pPr>
-        <w:pStyle w:val="FirstParagraph"/>
-      </w:pPr>
-      <w:r>
-        <w:t xml:space="preserve">Rolling variance and lag-one autocorrelation, possible indicators of changing dynamics, are tested as optional predictors of state transitions. The question is whether they add information beyond context inputs, recent outcome level and trend, and published evidence. A null result remains informative.</w:t>
-      </w:r>
-    </w:p>
-    <w:bookmarkEnd w:id="53"/>
-    <w:bookmarkStart w:id="54" w:name="X319ea3cda6221798b95d6fb40987f10f35f77e1"/>
-    <w:p>
-      <w:pPr>
-        <w:pStyle w:val="Heading5"/>
-      </w:pPr>
-      <w:r>
-        <w:t xml:space="preserve">T2.5. Calibration, automation and validity monitoring (M20–M28)</w:t>
-      </w:r>
-    </w:p>
-    <w:p>
-      <w:pPr>
-        <w:pStyle w:val="FirstParagraph"/>
-      </w:pPr>
-      <w:r>
-        <w:t xml:space="preserve">The task uses calibration methods suited to time-dependent data and tests conformal prediction [Angelopoulos 2023; Barber 2023] as a robustness check if simulation supports its assumptions. Public context feeds, including weather, air quality, wastewater and surveillance indicators, are ingested automatically at their native update frequency. Partner data are linked only under access agreements. The pipeline records timestamps, data revisions and model versions, refits at the registered cadence, and checks residual structure, dispersion and calibration after each fit. Models failing pre-specified validity checks are excluded. A reference implementation is released in LiteRev-Evidence.</w:t>
-      </w:r>
-    </w:p>
-    <w:p>
-      <w:pPr>
-        <w:pStyle w:val="BodyText"/>
-      </w:pPr>
-      <w:r>
-        <w:t xml:space="preserve">Simulated trajectories are used to test identifiability and model behaviour, not as extra observations. Treating literature-based simulations as real outcomes would count the same information twice and undermine the test for conflict between the prior and local data. Simulations therefore do not tighten the evidence-derived distributions.</w:t>
-      </w:r>
-    </w:p>
-    <w:p>
-      <w:pPr>
-        <w:pStyle w:val="BodyText"/>
-      </w:pPr>
-      <w:r>
-        <w:t xml:space="preserve">Deliverables are D2.1 (model specification and identifiability study), D2.2 (open implementation) and D2.3 (methods paper).</w:t>
-      </w:r>
-    </w:p>
-    <w:p>
-      <w:pPr>
-        <w:pStyle w:val="BodyText"/>
-      </w:pPr>
-      <w:r>
-        <w:t xml:space="preserve">Risk and mitigation. If the four states cannot be separated reliably, the registered ordinal model is used and the identifiability limit is reported.</w:t>
-      </w:r>
-    </w:p>
-    <w:bookmarkEnd w:id="54"/>
-    <w:bookmarkEnd w:id="55"/>
-    <w:bookmarkStart w:id="62" w:name="X11394d15ad926b825360dd8c79c1031038fa8f4"/>
-    <w:p>
-      <w:pPr>
-        <w:pStyle w:val="Heading4"/>
-      </w:pPr>
-      <w:r>
-        <w:t xml:space="preserve">WP3. Test forecasts using historically available information (M12–M42)</w:t>
-      </w:r>
-    </w:p>
-    <w:bookmarkStart w:id="56" w:name="Xa694a77d033b61f3d1e7d09fe04f1af6ed4966d"/>
-    <w:p>
-      <w:pPr>
-        <w:pStyle w:val="Heading5"/>
-      </w:pPr>
-      <w:r>
-        <w:t xml:space="preserve">T3.0. Outcome hierarchy, data-access gate and episode eligibility (M1–M14)</w:t>
-      </w:r>
-    </w:p>
-    <w:p>
-      <w:pPr>
-        <w:pStyle w:val="FirstParagraph"/>
-      </w:pPr>
-      <w:r>
-        <w:t xml:space="preserve">The outcome hierarchy, access criteria and episode-eligibility rules are registered before forecast performance is examined.</w:t>
-      </w:r>
-    </w:p>
-    <w:p>
-      <w:pPr>
-        <w:pStyle w:val="BodyText"/>
-      </w:pPr>
-      <w:r>
-        <w:t xml:space="preserve">Primary outcome. Daily respiratory-related emergency demand is derived from Geneva CASU-144 records using a pre-registered classification of call reasons and urgency levels, and it is not the raw total number of calls. The heat comparison uses the same series and construction, restricted to cause groups specified in advance (dehydration, renal and psychiatric causes). Respiratory-restricted and age-75-or-older analyses are sensitivity checks. ED presentations and ICU occupancy are additional observations for the shared pressure-state model. Weather, air quality, wastewater, sentinel consultations and calendar effects are context inputs.</w:t>
-      </w:r>
-    </w:p>
-    <w:p>
-      <w:pPr>
-        <w:pStyle w:val="BodyText"/>
-      </w:pPr>
-      <w:r>
-        <w:t xml:space="preserve">Outcome hierarchy and geography. The primary target is cause-filtered CASU-144 emergency demand in the canton of Geneva, at daily resolution. If it fails the month-12 access and quality gate, the registered hierarchy is activated, ED presentations by category, then ICU occupancy, then all-cause 144 engagements or hospital admissions for sensitivity analyses. Open series such as Sentinella and wastewater can support methodological validation but do not by themselves substitute for a successful emergency-demand test. This is a deliberate single-canton design, and transfer is tested across the three crisis types and on the open national benchmark.</w:t>
-      </w:r>
-    </w:p>
-    <w:p>
-      <w:pPr>
-        <w:pStyle w:val="BodyText"/>
-      </w:pPr>
-      <w:r>
-        <w:t xml:space="preserve">Data-access gate. CASU-144 remains the pre-specified primary outcome. Criteria for historical depth, resolution, reporting delay and completeness are fixed in advance. At month 12, the gate determines whether the series meets them. If not, the registered fallback is activated and the claim is narrowed, and the fallback is not selected based on model performance.</w:t>
-      </w:r>
-    </w:p>
-    <w:p>
-      <w:pPr>
-        <w:pStyle w:val="BodyText"/>
-      </w:pPr>
-      <w:r>
-        <w:t xml:space="preserve">Episode eligibility. An episode enters the confirmatory comparison only if the onset can be identified using the prospective onset rule, enough pre-onset history is available for the baseline, enough post-onset outcomes exist at the primary forecast horizon, the literature available at each historical origin can be reconstructed, future information can be excluded, and the episode can be separated from adjacent episodes. Ineligible episodes remain for sensitivity analyses. Co-circulating respiratory pathogens count as one demand episode.</w:t>
-      </w:r>
-    </w:p>
-    <w:p>
-      <w:pPr>
-        <w:pStyle w:val="BodyText"/>
-      </w:pPr>
-      <w:r>
-        <w:t xml:space="preserve">Registration. The outcome hierarchy, access gate and eligibility rules are registered first. After the month-12 checkpoint and inventory of eligible episodes, but before forecast performance is examined, a second registration fixes the early-episode window N, the primary horizon for each archetype and the non-inferiority margin Δ. Horizon choice follows a pre-specified operational criterion, not observed performance or episode-specific results.</w:t>
-      </w:r>
-    </w:p>
-    <w:p>
-      <w:pPr>
-        <w:pStyle w:val="BodyText"/>
-      </w:pPr>
-      <w:r>
-        <w:t xml:space="preserve">Open-data validation track (M12–M24, secondary and pre-specified). Before clinical records are connected, the full evaluation pipeline runs on open Swiss series (federal respiratory surveillance, national wastewater data, weekly all-cause deaths and MeteoSwiss weather data). Archived multi-model forecasts provide contemporary comparators [Cramer 2022; Sherratt 2023]. The benchmark checks whether the historical-reconstruction and model-selection machinery works as intended. It also shows which context feeds can be linked from public sources, while the Geneva clinical data are needed to test the primary emergency-demand question.</w:t>
-      </w:r>
-    </w:p>
-    <w:bookmarkEnd w:id="56"/>
-    <w:bookmarkStart w:id="57" w:name="X70eeaa2d41fea3b2059b80eb07a5f9cd68164b6"/>
-    <w:p>
-      <w:pPr>
-        <w:pStyle w:val="Heading5"/>
-      </w:pPr>
-      <w:r>
-        <w:t xml:space="preserve">T3.1. Assemble the retrospective information set (M12–M20)</w:t>
-      </w:r>
-    </w:p>
-    <w:p>
-      <w:pPr>
-        <w:pStyle w:val="FirstParagraph"/>
-      </w:pPr>
-      <w:r>
-        <w:t xml:space="preserve">The CASU-144 series is harmonised with available context feeds and other outcome channels. Completeness and reporting delay are quantified, and right-truncation is addressed with nowcasting [Höhle 2014; McGough 2020], because reporting may worsen under pressure and mimic an early-warning signal. HUG COVID-19 hospitalisation data that I previously analysed [Orel 2024] are re-requested as a secondary respiratory validation and calibration channel. Pharmacy sales and wastewater measurements are requested through the cantonal pharmacist and used as syndromic inputs where access and coverage permit.</w:t>
-      </w:r>
-    </w:p>
-    <w:bookmarkEnd w:id="57"/>
-    <w:bookmarkStart w:id="58" w:name="X732c8171905058a06d4900e04fc44f0e3e215e1"/>
-    <w:p>
-      <w:pPr>
-        <w:pStyle w:val="Heading5"/>
-      </w:pPr>
-      <w:r>
-        <w:t xml:space="preserve">T3.2. Reconstruct the true information set (M18–M30)</w:t>
-      </w:r>
-    </w:p>
-    <w:p>
-      <w:pPr>
-        <w:pStyle w:val="FirstParagraph"/>
-      </w:pPr>
-      <w:r>
-        <w:t xml:space="preserve">For each historical episode, successive forecast origins use only information available at that date. The confirmatory evidence comes from peer-reviewed papers and preprints published before each origin. Timestamped WHO/ECDC reports on events elsewhere are included only in a registered secondary analysis, which tests a broader evidence feed, not the primary literature-based strategy. Text describing the local episode is excluded from its evidence inputs because it may reveal the outcome being forecast. Each input has an observation timestamp and a release timestamp. When a source is revised, the reconstruction uses the version that was available at the historical origin, not the final corrected value. Automated feeds are replayed at their native update cadence. Candidate horizons are 7, 14 and 28 days, and the primary horizon is fixed at the second registration using the operational rule. The early-episode window is counted from an onset rule that uses only information available at the time.</w:t>
-      </w:r>
-    </w:p>
-    <w:bookmarkEnd w:id="58"/>
-    <w:bookmarkStart w:id="59" w:name="X1b4be48293d1c4b7fa098a795079a0b73a54d6d"/>
-    <w:p>
-      <w:pPr>
-        <w:pStyle w:val="Heading5"/>
-      </w:pPr>
-      <w:r>
-        <w:t xml:space="preserve">T3.3. The model library and the automated selection engine (M20–M34)</w:t>
-      </w:r>
-    </w:p>
-    <w:p>
-      <w:pPr>
-        <w:pStyle w:val="FirstParagraph"/>
-      </w:pPr>
-      <w:r>
-        <w:t xml:space="preserve">The model candidates are registered before evaluation and organised into two strategies. The reference strategy uses statistical, surveillance and machine-learning candidates (a seasonal GLM with weekday and holiday terms, persistence, Farrington and Noufaily exceedance methods, Bayesian nowcasting [Salmon 2016], penalised, gradient-boosted and upper-tail quantile learners, and the WP2 state model with weakly informative distributions) fitted to historical local outcomes, outcomes already observed in the current episode, and available context feeds. It does not use the project's extracted evidence to set parameter distributions or guide scenario-specific variable, lag or model-form choices. The evidence-informed strategy uses the same raw input streams and outcome history, adding WP1's evidence-derived parameter distributions and registered recommendations about explanatory variables, lags and model forms. Its three versions use fixed evidence weights, adaptive weighting based on prior-data conflict, or adaptive weighting plus the secondary resilience indicators. Mechanistic transmission components are allowed only for infectious crises, and environmental crises use exposure-response relationships. Permitted candidates are fixed by archetype at registration.</w:t>
+        <w:t xml:space="preserve">The model candidates are registered before evaluation and organised into two strategies. The reference strategy uses statistical, surveillance and machine-learning candidates (a seasonal GLM with weekday and holiday terms, persistence, Farrington and Noufaily exceedance methods, Bayesian nowcasting [Salmon 2016], penalised, gradient-boosted and upper-tail quantile learners, and the WP2 state model with weakly informative distributions) fitted to historical local outcomes, outcomes already observed in the current episode, and available context feeds. It does not use the project's extracted evidence to set parameter distributions or guide scenario-specific variable, lag or model-form choices. The evidence-informed strategy uses the same raw input streams and outcome history, adding WP1's evidence-derived parameter distributions and registered recommendations about explanatory variables, lags and model forms. Its three versions use fixed evidence weights, adaptive weighting based on prior-data conflict, or adaptive weighting plus the secondary resilience indicators. Mechanistic transmission components are allowed only for infectious crises, and environmental crises use exposure-response relationships. Permitted candidates are fixed by crisis type at registration.</w:t>
       </w:r>
     </w:p>
     <w:p>
@@ -1301,7 +1292,7 @@
         <w:pStyle w:val="Compact"/>
       </w:pPr>
       <w:r>
-        <w:t xml:space="preserve">If Test 1 fails, H3a is not supported and the heat comparison is exploratory.</w:t>
+        <w:t xml:space="preserve">If Test 1 fails, H3a is not supported and the heat comparison is exploratory. The primary output is then the estimated benefit and harm across episodes and the conditions under which the method fails.</w:t>
       </w:r>
     </w:p>
     <w:p>
@@ -1320,14 +1311,32 @@
         <w:t xml:space="preserve">Primary endpoint. For each episode and strategy, CRPS is averaged across eligible forecast origins in the registered window at the primary horizon. The episode-level skill score is 1 − CRPS_evidence / CRPS_reference, so positive values favour the evidence-informed strategy. The primary statistic is the equally weighted mean across episodes. The episode is the unit of inference, since there are only 13–14 candidate respiratory episodes before eligibility screening. A paired permutation test and an episode-level bootstrap are both pre-registered. The bootstrap resamples whole episodes and therefore preserves temporal dependence within each episode, and any disagreement between methods is reported. Simulations conducted before the second registration assess type-I error, power and interval width under realistic dependence. They also set the minimum number of eligible episodes below which no confirmatory claim is made, and choose N as the smallest candidate window meeting the pre-specified operating-characteristic criterion, without using forecast performance. The minimum relevant improvement is fixed at the second registration using an operational-relevance rule defined before outcome evaluation. The later T4.1 elicitation translates the effect into consequences but does not determine that threshold. Δ is half this minimum relevant improvement. The same simulations test the stability of the ratio-based skill score when baseline CRPS varies between episodes. Secondary measures are log score, calibration (PIT and interval coverage), and detection of escalation at matched false-alarm rates. For H3b, adaptive weighting is non-inferior when its CRPS skill score is no more than Δ below fixed weighting in simulations where the evidence and outcome-generating distributions match within the registered tolerance. Under deliberate shifts in location, scale and transfer, adaptive weighting must outperform fixed weighting. Real episodes provide complementary evidence.</w:t>
       </w:r>
     </w:p>
+    <w:bookmarkEnd w:id="58"/>
+    <w:bookmarkStart w:id="59" w:name="t34-map-benefit-and-failure-m28m38"/>
+    <w:p>
+      <w:pPr>
+        <w:pStyle w:val="Heading5"/>
+      </w:pPr>
+      <w:r>
+        <w:t xml:space="preserve">T3.4. Map benefit and failure (M28–M38)</w:t>
+      </w:r>
+    </w:p>
+    <w:p>
+      <w:pPr>
+        <w:pStyle w:val="FirstParagraph"/>
+      </w:pPr>
+      <w:r>
+        <w:t xml:space="preserve">The analysis identifies episodes where published evidence improves or worsens forecasts and examines likely reasons, such as differences in population, outcome definition, service organisation, policy or time period, as well as extraction uncertainty and conflict with the local outcomes. Deliberately shifted priors provide stress tests. A key question is whether adaptive weighting reduces harm early enough to matter. Results will show when the approach helps, when it does not, and why, rather than relying on a single average effect.</w:t>
+      </w:r>
+    </w:p>
     <w:bookmarkEnd w:id="59"/>
-    <w:bookmarkStart w:id="60" w:name="t34-map-benefit-and-failure-m28m38"/>
+    <w:bookmarkStart w:id="60" w:name="t35-test-generalisation-m34m42"/>
     <w:p>
       <w:pPr>
         <w:pStyle w:val="Heading5"/>
       </w:pPr>
       <w:r>
-        <w:t xml:space="preserve">T3.4. Map benefit and failure (M28–M38)</w:t>
+        <w:t xml:space="preserve">T3.5. Test generalisation (M34–M42)</w:t>
       </w:r>
     </w:p>
     <w:p>
@@ -1335,17 +1344,43 @@
         <w:pStyle w:val="FirstParagraph"/>
       </w:pPr>
       <w:r>
-        <w:t xml:space="preserve">The analysis identifies episodes where published evidence improves or worsens forecasts and examines likely reasons, such as differences in population, outcome definition, service organisation, policy or time period, as well as extraction uncertainty and conflict with the local outcomes. Deliberately shifted priors provide stress tests. A key question is whether adaptive weighting reduces harm early enough to matter. Results will show when the approach helps, when it does not, and why, rather than a single average effect.</w:t>
+        <w:t xml:space="preserve">The heat test is the sequential generalisation. If time and the linked data permit, the year-four legionellosis extension applies the same evidence-processing principles to forecasts of case incidence at outbreak onset. It is a contrasting case study, not part of the emergency-demand confirmatory comparison.</w:t>
+      </w:r>
+    </w:p>
+    <w:p>
+      <w:pPr>
+        <w:pStyle w:val="BodyText"/>
+      </w:pPr>
+      <w:r>
+        <w:t xml:space="preserve">Deliverables are D3.1 (reproducible historical forecast-evaluation pipeline), D3.2 (primary result), D3.3 (benefit and failure analysis) and D3.4 (analysis across crisis types).</w:t>
+      </w:r>
+    </w:p>
+    <w:p>
+      <w:pPr>
+        <w:pStyle w:val="BodyText"/>
+      </w:pPr>
+      <w:r>
+        <w:t xml:space="preserve">Risk and mitigation. Access to operational records may be delayed. Agreements are being pursued before the award. The open-data track can validate the reconstruction and evaluation methods without clinical data, but it cannot replace the main test of local emergency demand. If access fails, the scientific claim narrows and the decision analysis is limited accordingly.</w:t>
       </w:r>
     </w:p>
     <w:bookmarkEnd w:id="60"/>
-    <w:bookmarkStart w:id="61" w:name="t35-test-generalisation-m34m42"/>
+    <w:bookmarkEnd w:id="61"/>
+    <w:bookmarkStart w:id="65" w:name="X817573a182041657fbc376b8819e3f332001f1c"/>
+    <w:p>
+      <w:pPr>
+        <w:pStyle w:val="Heading4"/>
+      </w:pPr>
+      <w:r>
+        <w:t xml:space="preserve">WP4. From predictive skill to operational value (M24–M48)</w:t>
+      </w:r>
+    </w:p>
+    <w:bookmarkStart w:id="62" w:name="Xf4a9556a51514f6c6cfe18f6354